--- a/Informe_Tecnico_Viajes_Aventura.docx
+++ b/Informe_Tecnico_Viajes_Aventura.docx
@@ -204,11 +204,7 @@
           </w:pPr>
           <w:r>
             <w:fldChar w:fldCharType="begin"/>
-          </w:r>
-          <w:r>
             <w:instrText>TOC \h \o "1-2"</w:instrText>
-          </w:r>
-          <w:r>
             <w:fldChar w:fldCharType="separate"/>
           </w:r>
           <w:hyperlink w:anchor="_Toc241693996" w:history="1">
@@ -226,40 +222,10 @@
                 <w:noProof/>
               </w:rPr>
               <w:tab/>
-            </w:r>
-            <w:r>
-              <w:rPr>
-                <w:noProof/>
-              </w:rPr>
               <w:fldChar w:fldCharType="begin"/>
-            </w:r>
-            <w:r>
-              <w:rPr>
-                <w:noProof/>
-              </w:rPr>
               <w:instrText xml:space="preserve"> PAGEREF _Toc241693996 \h </w:instrText>
-            </w:r>
-            <w:r>
-              <w:rPr>
-                <w:noProof/>
-              </w:rPr>
-            </w:r>
-            <w:r>
-              <w:rPr>
-                <w:noProof/>
-              </w:rPr>
               <w:fldChar w:fldCharType="separate"/>
-            </w:r>
-            <w:r>
-              <w:rPr>
-                <w:noProof/>
-              </w:rPr>
               <w:t>3</w:t>
-            </w:r>
-            <w:r>
-              <w:rPr>
-                <w:noProof/>
-              </w:rPr>
               <w:fldChar w:fldCharType="end"/>
             </w:r>
           </w:hyperlink>
@@ -289,40 +255,10 @@
                 <w:noProof/>
               </w:rPr>
               <w:tab/>
-            </w:r>
-            <w:r>
-              <w:rPr>
-                <w:noProof/>
-              </w:rPr>
               <w:fldChar w:fldCharType="begin"/>
-            </w:r>
-            <w:r>
-              <w:rPr>
-                <w:noProof/>
-              </w:rPr>
               <w:instrText xml:space="preserve"> PAGEREF _Toc241693997 \h </w:instrText>
-            </w:r>
-            <w:r>
-              <w:rPr>
-                <w:noProof/>
-              </w:rPr>
-            </w:r>
-            <w:r>
-              <w:rPr>
-                <w:noProof/>
-              </w:rPr>
               <w:fldChar w:fldCharType="separate"/>
-            </w:r>
-            <w:r>
-              <w:rPr>
-                <w:noProof/>
-              </w:rPr>
               <w:t>4</w:t>
-            </w:r>
-            <w:r>
-              <w:rPr>
-                <w:noProof/>
-              </w:rPr>
               <w:fldChar w:fldCharType="end"/>
             </w:r>
           </w:hyperlink>
@@ -352,40 +288,10 @@
                 <w:noProof/>
               </w:rPr>
               <w:tab/>
-            </w:r>
-            <w:r>
-              <w:rPr>
-                <w:noProof/>
-              </w:rPr>
               <w:fldChar w:fldCharType="begin"/>
-            </w:r>
-            <w:r>
-              <w:rPr>
-                <w:noProof/>
-              </w:rPr>
               <w:instrText xml:space="preserve"> PAGEREF _Toc241693998 \h </w:instrText>
-            </w:r>
-            <w:r>
-              <w:rPr>
-                <w:noProof/>
-              </w:rPr>
-            </w:r>
-            <w:r>
-              <w:rPr>
-                <w:noProof/>
-              </w:rPr>
               <w:fldChar w:fldCharType="separate"/>
-            </w:r>
-            <w:r>
-              <w:rPr>
-                <w:noProof/>
-              </w:rPr>
               <w:t>4</w:t>
-            </w:r>
-            <w:r>
-              <w:rPr>
-                <w:noProof/>
-              </w:rPr>
               <w:fldChar w:fldCharType="end"/>
             </w:r>
           </w:hyperlink>
@@ -415,40 +321,10 @@
                 <w:noProof/>
               </w:rPr>
               <w:tab/>
-            </w:r>
-            <w:r>
-              <w:rPr>
-                <w:noProof/>
-              </w:rPr>
               <w:fldChar w:fldCharType="begin"/>
-            </w:r>
-            <w:r>
-              <w:rPr>
-                <w:noProof/>
-              </w:rPr>
               <w:instrText xml:space="preserve"> PAGEREF _Toc241693999 \h </w:instrText>
-            </w:r>
-            <w:r>
-              <w:rPr>
-                <w:noProof/>
-              </w:rPr>
-            </w:r>
-            <w:r>
-              <w:rPr>
-                <w:noProof/>
-              </w:rPr>
               <w:fldChar w:fldCharType="separate"/>
-            </w:r>
-            <w:r>
-              <w:rPr>
-                <w:noProof/>
-              </w:rPr>
               <w:t>4</w:t>
-            </w:r>
-            <w:r>
-              <w:rPr>
-                <w:noProof/>
-              </w:rPr>
               <w:fldChar w:fldCharType="end"/>
             </w:r>
           </w:hyperlink>
@@ -478,40 +354,10 @@
                 <w:noProof/>
               </w:rPr>
               <w:tab/>
-            </w:r>
-            <w:r>
-              <w:rPr>
-                <w:noProof/>
-              </w:rPr>
               <w:fldChar w:fldCharType="begin"/>
-            </w:r>
-            <w:r>
-              <w:rPr>
-                <w:noProof/>
-              </w:rPr>
               <w:instrText xml:space="preserve"> PAGEREF _Toc241694000 \h </w:instrText>
-            </w:r>
-            <w:r>
-              <w:rPr>
-                <w:noProof/>
-              </w:rPr>
-            </w:r>
-            <w:r>
-              <w:rPr>
-                <w:noProof/>
-              </w:rPr>
               <w:fldChar w:fldCharType="separate"/>
-            </w:r>
-            <w:r>
-              <w:rPr>
-                <w:noProof/>
-              </w:rPr>
               <w:t>5</w:t>
-            </w:r>
-            <w:r>
-              <w:rPr>
-                <w:noProof/>
-              </w:rPr>
               <w:fldChar w:fldCharType="end"/>
             </w:r>
           </w:hyperlink>
@@ -541,40 +387,10 @@
                 <w:noProof/>
               </w:rPr>
               <w:tab/>
-            </w:r>
-            <w:r>
-              <w:rPr>
-                <w:noProof/>
-              </w:rPr>
               <w:fldChar w:fldCharType="begin"/>
-            </w:r>
-            <w:r>
-              <w:rPr>
-                <w:noProof/>
-              </w:rPr>
               <w:instrText xml:space="preserve"> PAGEREF _Toc241694001 \h </w:instrText>
-            </w:r>
-            <w:r>
-              <w:rPr>
-                <w:noProof/>
-              </w:rPr>
-            </w:r>
-            <w:r>
-              <w:rPr>
-                <w:noProof/>
-              </w:rPr>
               <w:fldChar w:fldCharType="separate"/>
-            </w:r>
-            <w:r>
-              <w:rPr>
-                <w:noProof/>
-              </w:rPr>
               <w:t>6</w:t>
-            </w:r>
-            <w:r>
-              <w:rPr>
-                <w:noProof/>
-              </w:rPr>
               <w:fldChar w:fldCharType="end"/>
             </w:r>
           </w:hyperlink>
@@ -604,40 +420,10 @@
                 <w:noProof/>
               </w:rPr>
               <w:tab/>
-            </w:r>
-            <w:r>
-              <w:rPr>
-                <w:noProof/>
-              </w:rPr>
               <w:fldChar w:fldCharType="begin"/>
-            </w:r>
-            <w:r>
-              <w:rPr>
-                <w:noProof/>
-              </w:rPr>
               <w:instrText xml:space="preserve"> PAGEREF _Toc241694002 \h </w:instrText>
-            </w:r>
-            <w:r>
-              <w:rPr>
-                <w:noProof/>
-              </w:rPr>
-            </w:r>
-            <w:r>
-              <w:rPr>
-                <w:noProof/>
-              </w:rPr>
               <w:fldChar w:fldCharType="separate"/>
-            </w:r>
-            <w:r>
-              <w:rPr>
-                <w:noProof/>
-              </w:rPr>
               <w:t>7</w:t>
-            </w:r>
-            <w:r>
-              <w:rPr>
-                <w:noProof/>
-              </w:rPr>
               <w:fldChar w:fldCharType="end"/>
             </w:r>
           </w:hyperlink>
@@ -667,40 +453,10 @@
                 <w:noProof/>
               </w:rPr>
               <w:tab/>
-            </w:r>
-            <w:r>
-              <w:rPr>
-                <w:noProof/>
-              </w:rPr>
               <w:fldChar w:fldCharType="begin"/>
-            </w:r>
-            <w:r>
-              <w:rPr>
-                <w:noProof/>
-              </w:rPr>
               <w:instrText xml:space="preserve"> PAGEREF _Toc241694003 \h </w:instrText>
-            </w:r>
-            <w:r>
-              <w:rPr>
-                <w:noProof/>
-              </w:rPr>
-            </w:r>
-            <w:r>
-              <w:rPr>
-                <w:noProof/>
-              </w:rPr>
               <w:fldChar w:fldCharType="separate"/>
-            </w:r>
-            <w:r>
-              <w:rPr>
-                <w:noProof/>
-              </w:rPr>
               <w:t>9</w:t>
-            </w:r>
-            <w:r>
-              <w:rPr>
-                <w:noProof/>
-              </w:rPr>
               <w:fldChar w:fldCharType="end"/>
             </w:r>
           </w:hyperlink>
@@ -730,40 +486,10 @@
                 <w:noProof/>
               </w:rPr>
               <w:tab/>
-            </w:r>
-            <w:r>
-              <w:rPr>
-                <w:noProof/>
-              </w:rPr>
               <w:fldChar w:fldCharType="begin"/>
-            </w:r>
-            <w:r>
-              <w:rPr>
-                <w:noProof/>
-              </w:rPr>
               <w:instrText xml:space="preserve"> PAGEREF _Toc241694004 \h </w:instrText>
-            </w:r>
-            <w:r>
-              <w:rPr>
-                <w:noProof/>
-              </w:rPr>
-            </w:r>
-            <w:r>
-              <w:rPr>
-                <w:noProof/>
-              </w:rPr>
               <w:fldChar w:fldCharType="separate"/>
-            </w:r>
-            <w:r>
-              <w:rPr>
-                <w:noProof/>
-              </w:rPr>
               <w:t>10</w:t>
-            </w:r>
-            <w:r>
-              <w:rPr>
-                <w:noProof/>
-              </w:rPr>
               <w:fldChar w:fldCharType="end"/>
             </w:r>
           </w:hyperlink>
@@ -793,40 +519,10 @@
                 <w:noProof/>
               </w:rPr>
               <w:tab/>
-            </w:r>
-            <w:r>
-              <w:rPr>
-                <w:noProof/>
-              </w:rPr>
               <w:fldChar w:fldCharType="begin"/>
-            </w:r>
-            <w:r>
-              <w:rPr>
-                <w:noProof/>
-              </w:rPr>
               <w:instrText xml:space="preserve"> PAGEREF _Toc241694005 \h </w:instrText>
-            </w:r>
-            <w:r>
-              <w:rPr>
-                <w:noProof/>
-              </w:rPr>
-            </w:r>
-            <w:r>
-              <w:rPr>
-                <w:noProof/>
-              </w:rPr>
               <w:fldChar w:fldCharType="separate"/>
-            </w:r>
-            <w:r>
-              <w:rPr>
-                <w:noProof/>
-              </w:rPr>
               <w:t>10</w:t>
-            </w:r>
-            <w:r>
-              <w:rPr>
-                <w:noProof/>
-              </w:rPr>
               <w:fldChar w:fldCharType="end"/>
             </w:r>
           </w:hyperlink>
@@ -856,40 +552,10 @@
                 <w:noProof/>
               </w:rPr>
               <w:tab/>
-            </w:r>
-            <w:r>
-              <w:rPr>
-                <w:noProof/>
-              </w:rPr>
               <w:fldChar w:fldCharType="begin"/>
-            </w:r>
-            <w:r>
-              <w:rPr>
-                <w:noProof/>
-              </w:rPr>
               <w:instrText xml:space="preserve"> PAGEREF _Toc241694006 \h </w:instrText>
-            </w:r>
-            <w:r>
-              <w:rPr>
-                <w:noProof/>
-              </w:rPr>
-            </w:r>
-            <w:r>
-              <w:rPr>
-                <w:noProof/>
-              </w:rPr>
               <w:fldChar w:fldCharType="separate"/>
-            </w:r>
-            <w:r>
-              <w:rPr>
-                <w:noProof/>
-              </w:rPr>
               <w:t>12</w:t>
-            </w:r>
-            <w:r>
-              <w:rPr>
-                <w:noProof/>
-              </w:rPr>
               <w:fldChar w:fldCharType="end"/>
             </w:r>
           </w:hyperlink>
@@ -919,40 +585,10 @@
                 <w:noProof/>
               </w:rPr>
               <w:tab/>
-            </w:r>
-            <w:r>
-              <w:rPr>
-                <w:noProof/>
-              </w:rPr>
               <w:fldChar w:fldCharType="begin"/>
-            </w:r>
-            <w:r>
-              <w:rPr>
-                <w:noProof/>
-              </w:rPr>
               <w:instrText xml:space="preserve"> PAGEREF _Toc241694007 \h </w:instrText>
-            </w:r>
-            <w:r>
-              <w:rPr>
-                <w:noProof/>
-              </w:rPr>
-            </w:r>
-            <w:r>
-              <w:rPr>
-                <w:noProof/>
-              </w:rPr>
               <w:fldChar w:fldCharType="separate"/>
-            </w:r>
-            <w:r>
-              <w:rPr>
-                <w:noProof/>
-              </w:rPr>
               <w:t>12</w:t>
-            </w:r>
-            <w:r>
-              <w:rPr>
-                <w:noProof/>
-              </w:rPr>
               <w:fldChar w:fldCharType="end"/>
             </w:r>
           </w:hyperlink>
@@ -982,40 +618,10 @@
                 <w:noProof/>
               </w:rPr>
               <w:tab/>
-            </w:r>
-            <w:r>
-              <w:rPr>
-                <w:noProof/>
-              </w:rPr>
               <w:fldChar w:fldCharType="begin"/>
-            </w:r>
-            <w:r>
-              <w:rPr>
-                <w:noProof/>
-              </w:rPr>
               <w:instrText xml:space="preserve"> PAGEREF _Toc241694008 \h </w:instrText>
-            </w:r>
-            <w:r>
-              <w:rPr>
-                <w:noProof/>
-              </w:rPr>
-            </w:r>
-            <w:r>
-              <w:rPr>
-                <w:noProof/>
-              </w:rPr>
               <w:fldChar w:fldCharType="separate"/>
-            </w:r>
-            <w:r>
-              <w:rPr>
-                <w:noProof/>
-              </w:rPr>
               <w:t>12</w:t>
-            </w:r>
-            <w:r>
-              <w:rPr>
-                <w:noProof/>
-              </w:rPr>
               <w:fldChar w:fldCharType="end"/>
             </w:r>
           </w:hyperlink>
@@ -1045,40 +651,10 @@
                 <w:noProof/>
               </w:rPr>
               <w:tab/>
-            </w:r>
-            <w:r>
-              <w:rPr>
-                <w:noProof/>
-              </w:rPr>
               <w:fldChar w:fldCharType="begin"/>
-            </w:r>
-            <w:r>
-              <w:rPr>
-                <w:noProof/>
-              </w:rPr>
               <w:instrText xml:space="preserve"> PAGEREF _Toc241694009 \h </w:instrText>
-            </w:r>
-            <w:r>
-              <w:rPr>
-                <w:noProof/>
-              </w:rPr>
-            </w:r>
-            <w:r>
-              <w:rPr>
-                <w:noProof/>
-              </w:rPr>
               <w:fldChar w:fldCharType="separate"/>
-            </w:r>
-            <w:r>
-              <w:rPr>
-                <w:noProof/>
-              </w:rPr>
               <w:t>12</w:t>
-            </w:r>
-            <w:r>
-              <w:rPr>
-                <w:noProof/>
-              </w:rPr>
               <w:fldChar w:fldCharType="end"/>
             </w:r>
           </w:hyperlink>
@@ -1108,40 +684,10 @@
                 <w:noProof/>
               </w:rPr>
               <w:tab/>
-            </w:r>
-            <w:r>
-              <w:rPr>
-                <w:noProof/>
-              </w:rPr>
               <w:fldChar w:fldCharType="begin"/>
-            </w:r>
-            <w:r>
-              <w:rPr>
-                <w:noProof/>
-              </w:rPr>
               <w:instrText xml:space="preserve"> PAGEREF _Toc241694010 \h </w:instrText>
-            </w:r>
-            <w:r>
-              <w:rPr>
-                <w:noProof/>
-              </w:rPr>
-            </w:r>
-            <w:r>
-              <w:rPr>
-                <w:noProof/>
-              </w:rPr>
               <w:fldChar w:fldCharType="separate"/>
-            </w:r>
-            <w:r>
-              <w:rPr>
-                <w:noProof/>
-              </w:rPr>
               <w:t>14</w:t>
-            </w:r>
-            <w:r>
-              <w:rPr>
-                <w:noProof/>
-              </w:rPr>
               <w:fldChar w:fldCharType="end"/>
             </w:r>
           </w:hyperlink>
@@ -1171,40 +717,10 @@
                 <w:noProof/>
               </w:rPr>
               <w:tab/>
-            </w:r>
-            <w:r>
-              <w:rPr>
-                <w:noProof/>
-              </w:rPr>
               <w:fldChar w:fldCharType="begin"/>
-            </w:r>
-            <w:r>
-              <w:rPr>
-                <w:noProof/>
-              </w:rPr>
               <w:instrText xml:space="preserve"> PAGEREF _Toc241694011 \h </w:instrText>
-            </w:r>
-            <w:r>
-              <w:rPr>
-                <w:noProof/>
-              </w:rPr>
-            </w:r>
-            <w:r>
-              <w:rPr>
-                <w:noProof/>
-              </w:rPr>
               <w:fldChar w:fldCharType="separate"/>
-            </w:r>
-            <w:r>
-              <w:rPr>
-                <w:noProof/>
-              </w:rPr>
               <w:t>14</w:t>
-            </w:r>
-            <w:r>
-              <w:rPr>
-                <w:noProof/>
-              </w:rPr>
               <w:fldChar w:fldCharType="end"/>
             </w:r>
           </w:hyperlink>
@@ -1234,40 +750,10 @@
                 <w:noProof/>
               </w:rPr>
               <w:tab/>
-            </w:r>
-            <w:r>
-              <w:rPr>
-                <w:noProof/>
-              </w:rPr>
               <w:fldChar w:fldCharType="begin"/>
-            </w:r>
-            <w:r>
-              <w:rPr>
-                <w:noProof/>
-              </w:rPr>
               <w:instrText xml:space="preserve"> PAGEREF _Toc241694012 \h </w:instrText>
-            </w:r>
-            <w:r>
-              <w:rPr>
-                <w:noProof/>
-              </w:rPr>
-            </w:r>
-            <w:r>
-              <w:rPr>
-                <w:noProof/>
-              </w:rPr>
               <w:fldChar w:fldCharType="separate"/>
-            </w:r>
-            <w:r>
-              <w:rPr>
-                <w:noProof/>
-              </w:rPr>
               <w:t>14</w:t>
-            </w:r>
-            <w:r>
-              <w:rPr>
-                <w:noProof/>
-              </w:rPr>
               <w:fldChar w:fldCharType="end"/>
             </w:r>
           </w:hyperlink>
@@ -1297,40 +783,10 @@
                 <w:noProof/>
               </w:rPr>
               <w:tab/>
-            </w:r>
-            <w:r>
-              <w:rPr>
-                <w:noProof/>
-              </w:rPr>
               <w:fldChar w:fldCharType="begin"/>
-            </w:r>
-            <w:r>
-              <w:rPr>
-                <w:noProof/>
-              </w:rPr>
               <w:instrText xml:space="preserve"> PAGEREF _Toc241694013 \h </w:instrText>
-            </w:r>
-            <w:r>
-              <w:rPr>
-                <w:noProof/>
-              </w:rPr>
-            </w:r>
-            <w:r>
-              <w:rPr>
-                <w:noProof/>
-              </w:rPr>
               <w:fldChar w:fldCharType="separate"/>
-            </w:r>
-            <w:r>
-              <w:rPr>
-                <w:noProof/>
-              </w:rPr>
               <w:t>14</w:t>
-            </w:r>
-            <w:r>
-              <w:rPr>
-                <w:noProof/>
-              </w:rPr>
               <w:fldChar w:fldCharType="end"/>
             </w:r>
           </w:hyperlink>
@@ -1360,40 +816,10 @@
                 <w:noProof/>
               </w:rPr>
               <w:tab/>
-            </w:r>
-            <w:r>
-              <w:rPr>
-                <w:noProof/>
-              </w:rPr>
               <w:fldChar w:fldCharType="begin"/>
-            </w:r>
-            <w:r>
-              <w:rPr>
-                <w:noProof/>
-              </w:rPr>
               <w:instrText xml:space="preserve"> PAGEREF _Toc241694014 \h </w:instrText>
-            </w:r>
-            <w:r>
-              <w:rPr>
-                <w:noProof/>
-              </w:rPr>
-            </w:r>
-            <w:r>
-              <w:rPr>
-                <w:noProof/>
-              </w:rPr>
               <w:fldChar w:fldCharType="separate"/>
-            </w:r>
-            <w:r>
-              <w:rPr>
-                <w:noProof/>
-              </w:rPr>
               <w:t>15</w:t>
-            </w:r>
-            <w:r>
-              <w:rPr>
-                <w:noProof/>
-              </w:rPr>
               <w:fldChar w:fldCharType="end"/>
             </w:r>
           </w:hyperlink>
@@ -1423,40 +849,10 @@
                 <w:noProof/>
               </w:rPr>
               <w:tab/>
-            </w:r>
-            <w:r>
-              <w:rPr>
-                <w:noProof/>
-              </w:rPr>
               <w:fldChar w:fldCharType="begin"/>
-            </w:r>
-            <w:r>
-              <w:rPr>
-                <w:noProof/>
-              </w:rPr>
               <w:instrText xml:space="preserve"> PAGEREF _Toc241694015 \h </w:instrText>
-            </w:r>
-            <w:r>
-              <w:rPr>
-                <w:noProof/>
-              </w:rPr>
-            </w:r>
-            <w:r>
-              <w:rPr>
-                <w:noProof/>
-              </w:rPr>
               <w:fldChar w:fldCharType="separate"/>
-            </w:r>
-            <w:r>
-              <w:rPr>
-                <w:noProof/>
-              </w:rPr>
               <w:t>16</w:t>
-            </w:r>
-            <w:r>
-              <w:rPr>
-                <w:noProof/>
-              </w:rPr>
               <w:fldChar w:fldCharType="end"/>
             </w:r>
           </w:hyperlink>
@@ -1486,40 +882,10 @@
                 <w:noProof/>
               </w:rPr>
               <w:tab/>
-            </w:r>
-            <w:r>
-              <w:rPr>
-                <w:noProof/>
-              </w:rPr>
               <w:fldChar w:fldCharType="begin"/>
-            </w:r>
-            <w:r>
-              <w:rPr>
-                <w:noProof/>
-              </w:rPr>
               <w:instrText xml:space="preserve"> PAGEREF _Toc241694016 \h </w:instrText>
-            </w:r>
-            <w:r>
-              <w:rPr>
-                <w:noProof/>
-              </w:rPr>
-            </w:r>
-            <w:r>
-              <w:rPr>
-                <w:noProof/>
-              </w:rPr>
               <w:fldChar w:fldCharType="separate"/>
-            </w:r>
-            <w:r>
-              <w:rPr>
-                <w:noProof/>
-              </w:rPr>
               <w:t>16</w:t>
-            </w:r>
-            <w:r>
-              <w:rPr>
-                <w:noProof/>
-              </w:rPr>
               <w:fldChar w:fldCharType="end"/>
             </w:r>
           </w:hyperlink>
@@ -1549,40 +915,10 @@
                 <w:noProof/>
               </w:rPr>
               <w:tab/>
-            </w:r>
-            <w:r>
-              <w:rPr>
-                <w:noProof/>
-              </w:rPr>
               <w:fldChar w:fldCharType="begin"/>
-            </w:r>
-            <w:r>
-              <w:rPr>
-                <w:noProof/>
-              </w:rPr>
               <w:instrText xml:space="preserve"> PAGEREF _Toc241694017 \h </w:instrText>
-            </w:r>
-            <w:r>
-              <w:rPr>
-                <w:noProof/>
-              </w:rPr>
-            </w:r>
-            <w:r>
-              <w:rPr>
-                <w:noProof/>
-              </w:rPr>
               <w:fldChar w:fldCharType="separate"/>
-            </w:r>
-            <w:r>
-              <w:rPr>
-                <w:noProof/>
-              </w:rPr>
               <w:t>16</w:t>
-            </w:r>
-            <w:r>
-              <w:rPr>
-                <w:noProof/>
-              </w:rPr>
               <w:fldChar w:fldCharType="end"/>
             </w:r>
           </w:hyperlink>
@@ -1612,40 +948,10 @@
                 <w:noProof/>
               </w:rPr>
               <w:tab/>
-            </w:r>
-            <w:r>
-              <w:rPr>
-                <w:noProof/>
-              </w:rPr>
               <w:fldChar w:fldCharType="begin"/>
-            </w:r>
-            <w:r>
-              <w:rPr>
-                <w:noProof/>
-              </w:rPr>
               <w:instrText xml:space="preserve"> PAGEREF _Toc241694018 \h </w:instrText>
-            </w:r>
-            <w:r>
-              <w:rPr>
-                <w:noProof/>
-              </w:rPr>
-            </w:r>
-            <w:r>
-              <w:rPr>
-                <w:noProof/>
-              </w:rPr>
               <w:fldChar w:fldCharType="separate"/>
-            </w:r>
-            <w:r>
-              <w:rPr>
-                <w:noProof/>
-              </w:rPr>
               <w:t>16</w:t>
-            </w:r>
-            <w:r>
-              <w:rPr>
-                <w:noProof/>
-              </w:rPr>
               <w:fldChar w:fldCharType="end"/>
             </w:r>
           </w:hyperlink>
@@ -1675,40 +981,10 @@
                 <w:noProof/>
               </w:rPr>
               <w:tab/>
-            </w:r>
-            <w:r>
-              <w:rPr>
-                <w:noProof/>
-              </w:rPr>
               <w:fldChar w:fldCharType="begin"/>
-            </w:r>
-            <w:r>
-              <w:rPr>
-                <w:noProof/>
-              </w:rPr>
               <w:instrText xml:space="preserve"> PAGEREF _Toc241694019 \h </w:instrText>
-            </w:r>
-            <w:r>
-              <w:rPr>
-                <w:noProof/>
-              </w:rPr>
-            </w:r>
-            <w:r>
-              <w:rPr>
-                <w:noProof/>
-              </w:rPr>
               <w:fldChar w:fldCharType="separate"/>
-            </w:r>
-            <w:r>
-              <w:rPr>
-                <w:noProof/>
-              </w:rPr>
               <w:t>18</w:t>
-            </w:r>
-            <w:r>
-              <w:rPr>
-                <w:noProof/>
-              </w:rPr>
               <w:fldChar w:fldCharType="end"/>
             </w:r>
           </w:hyperlink>
@@ -1810,7 +1086,6 @@
           <w:sz w:val="28"/>
           <w:szCs w:val="28"/>
         </w:rPr>
-        <w:lastRenderedPageBreak/>
         <w:t>2. Requerimientos funcionales y no funcionales</w:t>
       </w:r>
       <w:bookmarkEnd w:id="1"/>
@@ -1820,7 +1095,7 @@
         <w:spacing w:after="120"/>
       </w:pPr>
       <w:r>
-        <w:t>Los requerimientos se derivan directamente de las 17 reglas de negocio confirmadas por los socios de Viajes Aventura (R1-R17) y del alcance acordado del proyecto. Se clasifican en funcionales (FR) y no funcionales (RNF), y se priorizan según su impacto en el problema descrito por los socios: una prioridad Alta cubre un error real documentado en la temporada pasada (duplicados, sobreventa de cupo, fechas vencidas, precios inconsistentes) o una condición de seguridad; Media y Baja cubren mejoras de calidad que no bloquean la operación básica.</w:t>
+        <w:t xml:space="preserve">Los requerimientos de esta sección se levantaron directamente desde las 17 reglas de negocio confirmadas por los socios de Viajes Aventura (R1 a R17) y desde el alcance acordado del proyecto, sin reutilizar un levantamiento anterior. Se clasifican en funcionales (FR) y no funcionales (RNF), y se priorizan con un criterio único: una prioridad Alta corresponde a un requerimiento que impide una falla real y medible de la temporada pasada (duplicados, sobreventa de cupo, fechas vencidas, precios inconsistentes, exposición de datos sensibles) o que es condición de seguridad básica; Media corresponde a una mejora de calidad que no bloquea la operación central del negocio.</w:t>
       </w:r>
     </w:p>
     <w:p>
@@ -1887,7 +1162,7 @@
                 <w:bCs/>
                 <w:color w:val="FFFFFF"/>
               </w:rPr>
-              <w:t>ID</w:t>
+              <w:t xml:space="preserve">ID</w:t>
             </w:r>
           </w:p>
         </w:tc>
@@ -1910,7 +1185,7 @@
                 <w:bCs/>
                 <w:color w:val="FFFFFF"/>
               </w:rPr>
-              <w:t>Requerimiento</w:t>
+              <w:t xml:space="preserve">Requerimiento</w:t>
             </w:r>
           </w:p>
         </w:tc>
@@ -1933,7 +1208,7 @@
                 <w:bCs/>
                 <w:color w:val="FFFFFF"/>
               </w:rPr>
-              <w:t>Prioridad</w:t>
+              <w:t xml:space="preserve">Prioridad</w:t>
             </w:r>
           </w:p>
         </w:tc>
@@ -1956,7 +1231,7 @@
                 <w:bCs/>
                 <w:color w:val="FFFFFF"/>
               </w:rPr>
-              <w:t>Origen</w:t>
+              <w:t xml:space="preserve">Origen</w:t>
             </w:r>
           </w:p>
         </w:tc>
@@ -1975,7 +1250,7 @@
           </w:tcPr>
           <w:p>
             <w:r>
-              <w:t>FR-01</w:t>
+              <w:t xml:space="preserve">FR-01</w:t>
             </w:r>
           </w:p>
         </w:tc>
@@ -1992,7 +1267,7 @@
           </w:tcPr>
           <w:p>
             <w:r>
-              <w:t>Registrar un destino con nombre único, zona, descripción, duración en días y costo base mayor a cero.</w:t>
+              <w:t xml:space="preserve">Registrar un destino con nombre único en el catálogo, zona, descripción, duración en días y costo base por persona mayor a cero.</w:t>
             </w:r>
           </w:p>
         </w:tc>
@@ -2009,7 +1284,7 @@
           </w:tcPr>
           <w:p>
             <w:r>
-              <w:t>Alta</w:t>
+              <w:t xml:space="preserve">Alta</w:t>
             </w:r>
           </w:p>
         </w:tc>
@@ -2026,7 +1301,7 @@
           </w:tcPr>
           <w:p>
             <w:r>
-              <w:t>R1, R2</w:t>
+              <w:t xml:space="preserve">R1, R2</w:t>
             </w:r>
           </w:p>
         </w:tc>
@@ -2035,72 +1310,68 @@
         <w:tc>
           <w:tcPr>
             <w:tcW w:w="900" w:type="dxa"/>
-            <w:shd w:val="clear" w:color="auto" w:fill="F1F2F1"/>
-            <w:tcMar>
-              <w:top w:w="60" w:type="dxa"/>
-              <w:left w:w="100" w:type="dxa"/>
-              <w:bottom w:w="60" w:type="dxa"/>
-              <w:right w:w="100" w:type="dxa"/>
-            </w:tcMar>
-            <w:vAlign w:val="center"/>
-          </w:tcPr>
-          <w:p>
-            <w:r>
-              <w:t>FR-02</w:t>
+            <w:tcMar>
+              <w:top w:w="60" w:type="dxa"/>
+              <w:left w:w="100" w:type="dxa"/>
+              <w:bottom w:w="60" w:type="dxa"/>
+              <w:right w:w="100" w:type="dxa"/>
+            </w:tcMar>
+            <w:vAlign w:val="center"/>
+          </w:tcPr>
+          <w:p>
+            <w:r>
+              <w:t xml:space="preserve">FR-02</w:t>
             </w:r>
           </w:p>
         </w:tc>
         <w:tc>
           <w:tcPr>
             <w:tcW w:w="5800" w:type="dxa"/>
-            <w:shd w:val="clear" w:color="auto" w:fill="F1F2F1"/>
-            <w:tcMar>
-              <w:top w:w="60" w:type="dxa"/>
-              <w:left w:w="100" w:type="dxa"/>
-              <w:bottom w:w="60" w:type="dxa"/>
-              <w:right w:w="100" w:type="dxa"/>
-            </w:tcMar>
-            <w:vAlign w:val="center"/>
-          </w:tcPr>
-          <w:p>
-            <w:r>
-              <w:t>Modificar los datos de un destino existente.</w:t>
+            <w:tcMar>
+              <w:top w:w="60" w:type="dxa"/>
+              <w:left w:w="100" w:type="dxa"/>
+              <w:bottom w:w="60" w:type="dxa"/>
+              <w:right w:w="100" w:type="dxa"/>
+            </w:tcMar>
+            <w:vAlign w:val="center"/>
+          </w:tcPr>
+          <w:p>
+            <w:r>
+              <w:t xml:space="preserve">Modificar los datos de un destino existente.</w:t>
             </w:r>
           </w:p>
         </w:tc>
         <w:tc>
           <w:tcPr>
             <w:tcW w:w="1300" w:type="dxa"/>
-            <w:shd w:val="clear" w:color="auto" w:fill="F1F2F1"/>
-            <w:tcMar>
-              <w:top w:w="60" w:type="dxa"/>
-              <w:left w:w="100" w:type="dxa"/>
-              <w:bottom w:w="60" w:type="dxa"/>
-              <w:right w:w="100" w:type="dxa"/>
-            </w:tcMar>
-            <w:vAlign w:val="center"/>
-          </w:tcPr>
-          <w:p>
-            <w:r>
-              <w:t>Alta</w:t>
+            <w:tcMar>
+              <w:top w:w="60" w:type="dxa"/>
+              <w:left w:w="100" w:type="dxa"/>
+              <w:bottom w:w="60" w:type="dxa"/>
+              <w:right w:w="100" w:type="dxa"/>
+            </w:tcMar>
+            <w:vAlign w:val="center"/>
+          </w:tcPr>
+          <w:p>
+            <w:r>
+              <w:t xml:space="preserve">Alta</w:t>
             </w:r>
           </w:p>
         </w:tc>
         <w:tc>
           <w:tcPr>
             <w:tcW w:w="1350" w:type="dxa"/>
-            <w:shd w:val="clear" w:color="auto" w:fill="F1F2F1"/>
-            <w:tcMar>
-              <w:top w:w="60" w:type="dxa"/>
-              <w:left w:w="100" w:type="dxa"/>
-              <w:bottom w:w="60" w:type="dxa"/>
-              <w:right w:w="100" w:type="dxa"/>
-            </w:tcMar>
-            <w:vAlign w:val="center"/>
-          </w:tcPr>
-          <w:p>
-            <w:r>
-              <w:t>R1</w:t>
+            <w:tcMar>
+              <w:top w:w="60" w:type="dxa"/>
+              <w:left w:w="100" w:type="dxa"/>
+              <w:bottom w:w="60" w:type="dxa"/>
+              <w:right w:w="100" w:type="dxa"/>
+            </w:tcMar>
+            <w:vAlign w:val="center"/>
+          </w:tcPr>
+          <w:p>
+            <w:r>
+              <w:t xml:space="preserve">R1</w:t>
             </w:r>
           </w:p>
         </w:tc>
@@ -2119,7 +1390,7 @@
           </w:tcPr>
           <w:p>
             <w:r>
-              <w:t>FR-03</w:t>
+              <w:t xml:space="preserve">FR-03</w:t>
             </w:r>
           </w:p>
         </w:tc>
@@ -2136,7 +1407,7 @@
           </w:tcPr>
           <w:p>
             <w:r>
-              <w:t>Marcar un destino como no disponible si pertenece a algún paquete; eliminarlo solo si no pertenece a ninguno.</w:t>
+              <w:t xml:space="preserve">Dar de baja un destino: eliminarlo del catálogo si no pertenece a ningún paquete; si pertenece a alguno, marcarlo no disponible en vez de eliminarlo.</w:t>
             </w:r>
           </w:p>
         </w:tc>
@@ -2153,7 +1424,7 @@
           </w:tcPr>
           <w:p>
             <w:r>
-              <w:t>Alta</w:t>
+              <w:t xml:space="preserve">Alta</w:t>
             </w:r>
           </w:p>
         </w:tc>
@@ -2170,7 +1441,7 @@
           </w:tcPr>
           <w:p>
             <w:r>
-              <w:t>R8</w:t>
+              <w:t xml:space="preserve">R8</w:t>
             </w:r>
           </w:p>
         </w:tc>
@@ -2179,72 +1450,68 @@
         <w:tc>
           <w:tcPr>
             <w:tcW w:w="900" w:type="dxa"/>
-            <w:shd w:val="clear" w:color="auto" w:fill="F1F2F1"/>
-            <w:tcMar>
-              <w:top w:w="60" w:type="dxa"/>
-              <w:left w:w="100" w:type="dxa"/>
-              <w:bottom w:w="60" w:type="dxa"/>
-              <w:right w:w="100" w:type="dxa"/>
-            </w:tcMar>
-            <w:vAlign w:val="center"/>
-          </w:tcPr>
-          <w:p>
-            <w:r>
-              <w:t>FR-04</w:t>
+            <w:tcMar>
+              <w:top w:w="60" w:type="dxa"/>
+              <w:left w:w="100" w:type="dxa"/>
+              <w:bottom w:w="60" w:type="dxa"/>
+              <w:right w:w="100" w:type="dxa"/>
+            </w:tcMar>
+            <w:vAlign w:val="center"/>
+          </w:tcPr>
+          <w:p>
+            <w:r>
+              <w:t xml:space="preserve">FR-04</w:t>
             </w:r>
           </w:p>
         </w:tc>
         <w:tc>
           <w:tcPr>
             <w:tcW w:w="5800" w:type="dxa"/>
-            <w:shd w:val="clear" w:color="auto" w:fill="F1F2F1"/>
-            <w:tcMar>
-              <w:top w:w="60" w:type="dxa"/>
-              <w:left w:w="100" w:type="dxa"/>
-              <w:bottom w:w="60" w:type="dxa"/>
-              <w:right w:w="100" w:type="dxa"/>
-            </w:tcMar>
-            <w:vAlign w:val="center"/>
-          </w:tcPr>
-          <w:p>
-            <w:r>
-              <w:t>Listar el catálogo de destinos disponibles.</w:t>
+            <w:tcMar>
+              <w:top w:w="60" w:type="dxa"/>
+              <w:left w:w="100" w:type="dxa"/>
+              <w:bottom w:w="60" w:type="dxa"/>
+              <w:right w:w="100" w:type="dxa"/>
+            </w:tcMar>
+            <w:vAlign w:val="center"/>
+          </w:tcPr>
+          <w:p>
+            <w:r>
+              <w:t xml:space="preserve">Listar los destinos del catálogo, distinguiendo los disponibles de los marcados no disponibles.</w:t>
             </w:r>
           </w:p>
         </w:tc>
         <w:tc>
           <w:tcPr>
             <w:tcW w:w="1300" w:type="dxa"/>
-            <w:shd w:val="clear" w:color="auto" w:fill="F1F2F1"/>
-            <w:tcMar>
-              <w:top w:w="60" w:type="dxa"/>
-              <w:left w:w="100" w:type="dxa"/>
-              <w:bottom w:w="60" w:type="dxa"/>
-              <w:right w:w="100" w:type="dxa"/>
-            </w:tcMar>
-            <w:vAlign w:val="center"/>
-          </w:tcPr>
-          <w:p>
-            <w:r>
-              <w:t>Alta</w:t>
+            <w:tcMar>
+              <w:top w:w="60" w:type="dxa"/>
+              <w:left w:w="100" w:type="dxa"/>
+              <w:bottom w:w="60" w:type="dxa"/>
+              <w:right w:w="100" w:type="dxa"/>
+            </w:tcMar>
+            <w:vAlign w:val="center"/>
+          </w:tcPr>
+          <w:p>
+            <w:r>
+              <w:t xml:space="preserve">Alta</w:t>
             </w:r>
           </w:p>
         </w:tc>
         <w:tc>
           <w:tcPr>
             <w:tcW w:w="1350" w:type="dxa"/>
-            <w:shd w:val="clear" w:color="auto" w:fill="F1F2F1"/>
-            <w:tcMar>
-              <w:top w:w="60" w:type="dxa"/>
-              <w:left w:w="100" w:type="dxa"/>
-              <w:bottom w:w="60" w:type="dxa"/>
-              <w:right w:w="100" w:type="dxa"/>
-            </w:tcMar>
-            <w:vAlign w:val="center"/>
-          </w:tcPr>
-          <w:p>
-            <w:r>
-              <w:t>R1, R8</w:t>
+            <w:tcMar>
+              <w:top w:w="60" w:type="dxa"/>
+              <w:left w:w="100" w:type="dxa"/>
+              <w:bottom w:w="60" w:type="dxa"/>
+              <w:right w:w="100" w:type="dxa"/>
+            </w:tcMar>
+            <w:vAlign w:val="center"/>
+          </w:tcPr>
+          <w:p>
+            <w:r>
+              <w:t xml:space="preserve">R1, R8</w:t>
             </w:r>
           </w:p>
         </w:tc>
@@ -2263,7 +1530,7 @@
           </w:tcPr>
           <w:p>
             <w:r>
-              <w:t>FR-05</w:t>
+              <w:t xml:space="preserve">FR-05</w:t>
             </w:r>
           </w:p>
         </w:tc>
@@ -2280,7 +1547,7 @@
           </w:tcPr>
           <w:p>
             <w:r>
-              <w:t>Crear un paquete combinando entre 2 y 5 destinos sin repetir, con fechas de salida/regreso y cupo máximo &gt; 0.</w:t>
+              <w:t xml:space="preserve">Crear un paquete combinando entre 2 y 5 destinos existentes sin repetir ninguno, con nombre, fecha de salida, fecha de regreso posterior a la salida y cupo máximo mayor a cero.</w:t>
             </w:r>
           </w:p>
         </w:tc>
@@ -2297,7 +1564,7 @@
           </w:tcPr>
           <w:p>
             <w:r>
-              <w:t>Alta</w:t>
+              <w:t xml:space="preserve">Alta</w:t>
             </w:r>
           </w:p>
         </w:tc>
@@ -2314,7 +1581,7 @@
           </w:tcPr>
           <w:p>
             <w:r>
-              <w:t>R3, R5</w:t>
+              <w:t xml:space="preserve">R3, R5</w:t>
             </w:r>
           </w:p>
         </w:tc>
@@ -2323,72 +1590,68 @@
         <w:tc>
           <w:tcPr>
             <w:tcW w:w="900" w:type="dxa"/>
-            <w:shd w:val="clear" w:color="auto" w:fill="F1F2F1"/>
-            <w:tcMar>
-              <w:top w:w="60" w:type="dxa"/>
-              <w:left w:w="100" w:type="dxa"/>
-              <w:bottom w:w="60" w:type="dxa"/>
-              <w:right w:w="100" w:type="dxa"/>
-            </w:tcMar>
-            <w:vAlign w:val="center"/>
-          </w:tcPr>
-          <w:p>
-            <w:r>
-              <w:t>FR-06</w:t>
+            <w:tcMar>
+              <w:top w:w="60" w:type="dxa"/>
+              <w:left w:w="100" w:type="dxa"/>
+              <w:bottom w:w="60" w:type="dxa"/>
+              <w:right w:w="100" w:type="dxa"/>
+            </w:tcMar>
+            <w:vAlign w:val="center"/>
+          </w:tcPr>
+          <w:p>
+            <w:r>
+              <w:t xml:space="preserve">FR-06</w:t>
             </w:r>
           </w:p>
         </w:tc>
         <w:tc>
           <w:tcPr>
             <w:tcW w:w="5800" w:type="dxa"/>
-            <w:shd w:val="clear" w:color="auto" w:fill="F1F2F1"/>
-            <w:tcMar>
-              <w:top w:w="60" w:type="dxa"/>
-              <w:left w:w="100" w:type="dxa"/>
-              <w:bottom w:w="60" w:type="dxa"/>
-              <w:right w:w="100" w:type="dxa"/>
-            </w:tcMar>
-            <w:vAlign w:val="center"/>
-          </w:tcPr>
-          <w:p>
-            <w:r>
-              <w:t>Calcular el precio del paquete como la suma de los costos base de sus destinos más el margen de operación.</w:t>
+            <w:tcMar>
+              <w:top w:w="60" w:type="dxa"/>
+              <w:left w:w="100" w:type="dxa"/>
+              <w:bottom w:w="60" w:type="dxa"/>
+              <w:right w:w="100" w:type="dxa"/>
+            </w:tcMar>
+            <w:vAlign w:val="center"/>
+          </w:tcPr>
+          <w:p>
+            <w:r>
+              <w:t xml:space="preserve">Calcular el precio por persona del paquete como la suma de los costos base de los destinos incluidos, más el margen de operación definido por el administrador (margen mayor o igual a cero).</w:t>
             </w:r>
           </w:p>
         </w:tc>
         <w:tc>
           <w:tcPr>
             <w:tcW w:w="1300" w:type="dxa"/>
-            <w:shd w:val="clear" w:color="auto" w:fill="F1F2F1"/>
-            <w:tcMar>
-              <w:top w:w="60" w:type="dxa"/>
-              <w:left w:w="100" w:type="dxa"/>
-              <w:bottom w:w="60" w:type="dxa"/>
-              <w:right w:w="100" w:type="dxa"/>
-            </w:tcMar>
-            <w:vAlign w:val="center"/>
-          </w:tcPr>
-          <w:p>
-            <w:r>
-              <w:t>Alta</w:t>
+            <w:tcMar>
+              <w:top w:w="60" w:type="dxa"/>
+              <w:left w:w="100" w:type="dxa"/>
+              <w:bottom w:w="60" w:type="dxa"/>
+              <w:right w:w="100" w:type="dxa"/>
+            </w:tcMar>
+            <w:vAlign w:val="center"/>
+          </w:tcPr>
+          <w:p>
+            <w:r>
+              <w:t xml:space="preserve">Alta</w:t>
             </w:r>
           </w:p>
         </w:tc>
         <w:tc>
           <w:tcPr>
             <w:tcW w:w="1350" w:type="dxa"/>
-            <w:shd w:val="clear" w:color="auto" w:fill="F1F2F1"/>
-            <w:tcMar>
-              <w:top w:w="60" w:type="dxa"/>
-              <w:left w:w="100" w:type="dxa"/>
-              <w:bottom w:w="60" w:type="dxa"/>
-              <w:right w:w="100" w:type="dxa"/>
-            </w:tcMar>
-            <w:vAlign w:val="center"/>
-          </w:tcPr>
-          <w:p>
-            <w:r>
-              <w:t>R6</w:t>
+            <w:tcMar>
+              <w:top w:w="60" w:type="dxa"/>
+              <w:left w:w="100" w:type="dxa"/>
+              <w:bottom w:w="60" w:type="dxa"/>
+              <w:right w:w="100" w:type="dxa"/>
+            </w:tcMar>
+            <w:vAlign w:val="center"/>
+          </w:tcPr>
+          <w:p>
+            <w:r>
+              <w:t xml:space="preserve">R6</w:t>
             </w:r>
           </w:p>
         </w:tc>
@@ -2407,7 +1670,7 @@
           </w:tcPr>
           <w:p>
             <w:r>
-              <w:t>FR-07</w:t>
+              <w:t xml:space="preserve">FR-07</w:t>
             </w:r>
           </w:p>
         </w:tc>
@@ -2424,7 +1687,7 @@
           </w:tcPr>
           <w:p>
             <w:r>
-              <w:t>Fijar el precio del paquete al publicarlo, sin que cambios posteriores en el costo de un destino lo modifiquen.</w:t>
+              <w:t xml:space="preserve">Publicar un paquete, fijando su precio definitivo: si después cambia el costo de un destino, los paquetes ya publicados conservan el precio con que se publicaron.</w:t>
             </w:r>
           </w:p>
         </w:tc>
@@ -2441,7 +1704,7 @@
           </w:tcPr>
           <w:p>
             <w:r>
-              <w:t>Alta</w:t>
+              <w:t xml:space="preserve">Alta</w:t>
             </w:r>
           </w:p>
         </w:tc>
@@ -2458,7 +1721,7 @@
           </w:tcPr>
           <w:p>
             <w:r>
-              <w:t>R7</w:t>
+              <w:t xml:space="preserve">R7</w:t>
             </w:r>
           </w:p>
         </w:tc>
@@ -2467,72 +1730,68 @@
         <w:tc>
           <w:tcPr>
             <w:tcW w:w="900" w:type="dxa"/>
-            <w:shd w:val="clear" w:color="auto" w:fill="F1F2F1"/>
-            <w:tcMar>
-              <w:top w:w="60" w:type="dxa"/>
-              <w:left w:w="100" w:type="dxa"/>
-              <w:bottom w:w="60" w:type="dxa"/>
-              <w:right w:w="100" w:type="dxa"/>
-            </w:tcMar>
-            <w:vAlign w:val="center"/>
-          </w:tcPr>
-          <w:p>
-            <w:r>
-              <w:t>FR-08</w:t>
+            <w:tcMar>
+              <w:top w:w="60" w:type="dxa"/>
+              <w:left w:w="100" w:type="dxa"/>
+              <w:bottom w:w="60" w:type="dxa"/>
+              <w:right w:w="100" w:type="dxa"/>
+            </w:tcMar>
+            <w:vAlign w:val="center"/>
+          </w:tcPr>
+          <w:p>
+            <w:r>
+              <w:t xml:space="preserve">FR-08</w:t>
             </w:r>
           </w:p>
         </w:tc>
         <w:tc>
           <w:tcPr>
             <w:tcW w:w="5800" w:type="dxa"/>
-            <w:shd w:val="clear" w:color="auto" w:fill="F1F2F1"/>
-            <w:tcMar>
-              <w:top w:w="60" w:type="dxa"/>
-              <w:left w:w="100" w:type="dxa"/>
-              <w:bottom w:w="60" w:type="dxa"/>
-              <w:right w:w="100" w:type="dxa"/>
-            </w:tcMar>
-            <w:vAlign w:val="center"/>
-          </w:tcPr>
-          <w:p>
-            <w:r>
-              <w:t>Consultar la disponibilidad (cupo restante) de un paquete publicado.</w:t>
+            <w:tcMar>
+              <w:top w:w="60" w:type="dxa"/>
+              <w:left w:w="100" w:type="dxa"/>
+              <w:bottom w:w="60" w:type="dxa"/>
+              <w:right w:w="100" w:type="dxa"/>
+            </w:tcMar>
+            <w:vAlign w:val="center"/>
+          </w:tcPr>
+          <w:p>
+            <w:r>
+              <w:t xml:space="preserve">Consultar el cupo disponible de un paquete (cupo máximo menos las reservas vigentes).</w:t>
             </w:r>
           </w:p>
         </w:tc>
         <w:tc>
           <w:tcPr>
             <w:tcW w:w="1300" w:type="dxa"/>
-            <w:shd w:val="clear" w:color="auto" w:fill="F1F2F1"/>
-            <w:tcMar>
-              <w:top w:w="60" w:type="dxa"/>
-              <w:left w:w="100" w:type="dxa"/>
-              <w:bottom w:w="60" w:type="dxa"/>
-              <w:right w:w="100" w:type="dxa"/>
-            </w:tcMar>
-            <w:vAlign w:val="center"/>
-          </w:tcPr>
-          <w:p>
-            <w:r>
-              <w:t>Alta</w:t>
+            <w:tcMar>
+              <w:top w:w="60" w:type="dxa"/>
+              <w:left w:w="100" w:type="dxa"/>
+              <w:bottom w:w="60" w:type="dxa"/>
+              <w:right w:w="100" w:type="dxa"/>
+            </w:tcMar>
+            <w:vAlign w:val="center"/>
+          </w:tcPr>
+          <w:p>
+            <w:r>
+              <w:t xml:space="preserve">Alta</w:t>
             </w:r>
           </w:p>
         </w:tc>
         <w:tc>
           <w:tcPr>
             <w:tcW w:w="1350" w:type="dxa"/>
-            <w:shd w:val="clear" w:color="auto" w:fill="F1F2F1"/>
-            <w:tcMar>
-              <w:top w:w="60" w:type="dxa"/>
-              <w:left w:w="100" w:type="dxa"/>
-              <w:bottom w:w="60" w:type="dxa"/>
-              <w:right w:w="100" w:type="dxa"/>
-            </w:tcMar>
-            <w:vAlign w:val="center"/>
-          </w:tcPr>
-          <w:p>
-            <w:r>
-              <w:t>R14</w:t>
+            <w:tcMar>
+              <w:top w:w="60" w:type="dxa"/>
+              <w:left w:w="100" w:type="dxa"/>
+              <w:bottom w:w="60" w:type="dxa"/>
+              <w:right w:w="100" w:type="dxa"/>
+            </w:tcMar>
+            <w:vAlign w:val="center"/>
+          </w:tcPr>
+          <w:p>
+            <w:r>
+              <w:t xml:space="preserve">R14</w:t>
             </w:r>
           </w:p>
         </w:tc>
@@ -2551,7 +1810,7 @@
           </w:tcPr>
           <w:p>
             <w:r>
-              <w:t>FR-09</w:t>
+              <w:t xml:space="preserve">FR-09</w:t>
             </w:r>
           </w:p>
         </w:tc>
@@ -2568,7 +1827,7 @@
           </w:tcPr>
           <w:p>
             <w:r>
-              <w:t>Registrar un cliente con nombre, RUT, correo único, teléfono y contraseña.</w:t>
+              <w:t xml:space="preserve">Registrar un cliente con nombre, RUT, correo electrónico único, teléfono y contraseña.</w:t>
             </w:r>
           </w:p>
         </w:tc>
@@ -2585,7 +1844,7 @@
           </w:tcPr>
           <w:p>
             <w:r>
-              <w:t>Alta</w:t>
+              <w:t xml:space="preserve">Alta</w:t>
             </w:r>
           </w:p>
         </w:tc>
@@ -2602,7 +1861,7 @@
           </w:tcPr>
           <w:p>
             <w:r>
-              <w:t>R9</w:t>
+              <w:t xml:space="preserve">R9</w:t>
             </w:r>
           </w:p>
         </w:tc>
@@ -2611,72 +1870,68 @@
         <w:tc>
           <w:tcPr>
             <w:tcW w:w="900" w:type="dxa"/>
-            <w:shd w:val="clear" w:color="auto" w:fill="F1F2F1"/>
-            <w:tcMar>
-              <w:top w:w="60" w:type="dxa"/>
-              <w:left w:w="100" w:type="dxa"/>
-              <w:bottom w:w="60" w:type="dxa"/>
-              <w:right w:w="100" w:type="dxa"/>
-            </w:tcMar>
-            <w:vAlign w:val="center"/>
-          </w:tcPr>
-          <w:p>
-            <w:r>
-              <w:t>FR-10</w:t>
+            <w:tcMar>
+              <w:top w:w="60" w:type="dxa"/>
+              <w:left w:w="100" w:type="dxa"/>
+              <w:bottom w:w="60" w:type="dxa"/>
+              <w:right w:w="100" w:type="dxa"/>
+            </w:tcMar>
+            <w:vAlign w:val="center"/>
+          </w:tcPr>
+          <w:p>
+            <w:r>
+              <w:t xml:space="preserve">FR-10</w:t>
             </w:r>
           </w:p>
         </w:tc>
         <w:tc>
           <w:tcPr>
             <w:tcW w:w="5800" w:type="dxa"/>
-            <w:shd w:val="clear" w:color="auto" w:fill="F1F2F1"/>
-            <w:tcMar>
-              <w:top w:w="60" w:type="dxa"/>
-              <w:left w:w="100" w:type="dxa"/>
-              <w:bottom w:w="60" w:type="dxa"/>
-              <w:right w:w="100" w:type="dxa"/>
-            </w:tcMar>
-            <w:vAlign w:val="center"/>
-          </w:tcPr>
-          <w:p>
-            <w:r>
-              <w:t>Autenticar a un cliente mediante correo y contraseña.</w:t>
+            <w:tcMar>
+              <w:top w:w="60" w:type="dxa"/>
+              <w:left w:w="100" w:type="dxa"/>
+              <w:bottom w:w="60" w:type="dxa"/>
+              <w:right w:w="100" w:type="dxa"/>
+            </w:tcMar>
+            <w:vAlign w:val="center"/>
+          </w:tcPr>
+          <w:p>
+            <w:r>
+              <w:t xml:space="preserve">Autenticar a un cliente mediante su correo y contraseña.</w:t>
             </w:r>
           </w:p>
         </w:tc>
         <w:tc>
           <w:tcPr>
             <w:tcW w:w="1300" w:type="dxa"/>
-            <w:shd w:val="clear" w:color="auto" w:fill="F1F2F1"/>
-            <w:tcMar>
-              <w:top w:w="60" w:type="dxa"/>
-              <w:left w:w="100" w:type="dxa"/>
-              <w:bottom w:w="60" w:type="dxa"/>
-              <w:right w:w="100" w:type="dxa"/>
-            </w:tcMar>
-            <w:vAlign w:val="center"/>
-          </w:tcPr>
-          <w:p>
-            <w:r>
-              <w:t>Alta</w:t>
+            <w:tcMar>
+              <w:top w:w="60" w:type="dxa"/>
+              <w:left w:w="100" w:type="dxa"/>
+              <w:bottom w:w="60" w:type="dxa"/>
+              <w:right w:w="100" w:type="dxa"/>
+            </w:tcMar>
+            <w:vAlign w:val="center"/>
+          </w:tcPr>
+          <w:p>
+            <w:r>
+              <w:t xml:space="preserve">Alta</w:t>
             </w:r>
           </w:p>
         </w:tc>
         <w:tc>
           <w:tcPr>
             <w:tcW w:w="1350" w:type="dxa"/>
-            <w:shd w:val="clear" w:color="auto" w:fill="F1F2F1"/>
-            <w:tcMar>
-              <w:top w:w="60" w:type="dxa"/>
-              <w:left w:w="100" w:type="dxa"/>
-              <w:bottom w:w="60" w:type="dxa"/>
-              <w:right w:w="100" w:type="dxa"/>
-            </w:tcMar>
-            <w:vAlign w:val="center"/>
-          </w:tcPr>
-          <w:p>
-            <w:r>
-              <w:t>R9, R10</w:t>
+            <w:tcMar>
+              <w:top w:w="60" w:type="dxa"/>
+              <w:left w:w="100" w:type="dxa"/>
+              <w:bottom w:w="60" w:type="dxa"/>
+              <w:right w:w="100" w:type="dxa"/>
+            </w:tcMar>
+            <w:vAlign w:val="center"/>
+          </w:tcPr>
+          <w:p>
+            <w:r>
+              <w:t xml:space="preserve">R9, R10</w:t>
             </w:r>
           </w:p>
         </w:tc>
@@ -2695,7 +1950,7 @@
           </w:tcPr>
           <w:p>
             <w:r>
-              <w:t>FR-11</w:t>
+              <w:t xml:space="preserve">FR-11</w:t>
             </w:r>
           </w:p>
         </w:tc>
@@ -2712,7 +1967,7 @@
           </w:tcPr>
           <w:p>
             <w:r>
-              <w:t>Exigir autenticación para reservar y consultar reservas; cada cliente ve únicamente las suyas.</w:t>
+              <w:t xml:space="preserve">Restringir reservar y consultar reservas a clientes autenticados; cada cliente accede únicamente a sus propias reservas.</w:t>
             </w:r>
           </w:p>
         </w:tc>
@@ -2729,7 +1984,7 @@
           </w:tcPr>
           <w:p>
             <w:r>
-              <w:t>Alta</w:t>
+              <w:t xml:space="preserve">Alta</w:t>
             </w:r>
           </w:p>
         </w:tc>
@@ -2746,7 +2001,7 @@
           </w:tcPr>
           <w:p>
             <w:r>
-              <w:t>R11</w:t>
+              <w:t xml:space="preserve">R11</w:t>
             </w:r>
           </w:p>
         </w:tc>
@@ -2755,72 +2010,68 @@
         <w:tc>
           <w:tcPr>
             <w:tcW w:w="900" w:type="dxa"/>
-            <w:shd w:val="clear" w:color="auto" w:fill="F1F2F1"/>
-            <w:tcMar>
-              <w:top w:w="60" w:type="dxa"/>
-              <w:left w:w="100" w:type="dxa"/>
-              <w:bottom w:w="60" w:type="dxa"/>
-              <w:right w:w="100" w:type="dxa"/>
-            </w:tcMar>
-            <w:vAlign w:val="center"/>
-          </w:tcPr>
-          <w:p>
-            <w:r>
-              <w:t>FR-12</w:t>
+            <w:tcMar>
+              <w:top w:w="60" w:type="dxa"/>
+              <w:left w:w="100" w:type="dxa"/>
+              <w:bottom w:w="60" w:type="dxa"/>
+              <w:right w:w="100" w:type="dxa"/>
+            </w:tcMar>
+            <w:vAlign w:val="center"/>
+          </w:tcPr>
+          <w:p>
+            <w:r>
+              <w:t xml:space="preserve">FR-12</w:t>
             </w:r>
           </w:p>
         </w:tc>
         <w:tc>
           <w:tcPr>
             <w:tcW w:w="5800" w:type="dxa"/>
-            <w:shd w:val="clear" w:color="auto" w:fill="F1F2F1"/>
-            <w:tcMar>
-              <w:top w:w="60" w:type="dxa"/>
-              <w:left w:w="100" w:type="dxa"/>
-              <w:bottom w:w="60" w:type="dxa"/>
-              <w:right w:w="100" w:type="dxa"/>
-            </w:tcMar>
-            <w:vAlign w:val="center"/>
-          </w:tcPr>
-          <w:p>
-            <w:r>
-              <w:t>Reservar un paquete indicando personas (mínimo 1); calcular el total (precio × personas) y registrar la fecha de emisión.</w:t>
+            <w:tcMar>
+              <w:top w:w="60" w:type="dxa"/>
+              <w:left w:w="100" w:type="dxa"/>
+              <w:bottom w:w="60" w:type="dxa"/>
+              <w:right w:w="100" w:type="dxa"/>
+            </w:tcMar>
+            <w:vAlign w:val="center"/>
+          </w:tcPr>
+          <w:p>
+            <w:r>
+              <w:t xml:space="preserve">Registrar una reserva de un cliente autenticado sobre un paquete publicado, indicando la cantidad de personas (mínimo uno), calculando el total como el precio del paquete por la cantidad de personas, y registrando la fecha de emisión.</w:t>
             </w:r>
           </w:p>
         </w:tc>
         <w:tc>
           <w:tcPr>
             <w:tcW w:w="1300" w:type="dxa"/>
-            <w:shd w:val="clear" w:color="auto" w:fill="F1F2F1"/>
-            <w:tcMar>
-              <w:top w:w="60" w:type="dxa"/>
-              <w:left w:w="100" w:type="dxa"/>
-              <w:bottom w:w="60" w:type="dxa"/>
-              <w:right w:w="100" w:type="dxa"/>
-            </w:tcMar>
-            <w:vAlign w:val="center"/>
-          </w:tcPr>
-          <w:p>
-            <w:r>
-              <w:t>Alta</w:t>
+            <w:tcMar>
+              <w:top w:w="60" w:type="dxa"/>
+              <w:left w:w="100" w:type="dxa"/>
+              <w:bottom w:w="60" w:type="dxa"/>
+              <w:right w:w="100" w:type="dxa"/>
+            </w:tcMar>
+            <w:vAlign w:val="center"/>
+          </w:tcPr>
+          <w:p>
+            <w:r>
+              <w:t xml:space="preserve">Alta</w:t>
             </w:r>
           </w:p>
         </w:tc>
         <w:tc>
           <w:tcPr>
             <w:tcW w:w="1350" w:type="dxa"/>
-            <w:shd w:val="clear" w:color="auto" w:fill="F1F2F1"/>
-            <w:tcMar>
-              <w:top w:w="60" w:type="dxa"/>
-              <w:left w:w="100" w:type="dxa"/>
-              <w:bottom w:w="60" w:type="dxa"/>
-              <w:right w:w="100" w:type="dxa"/>
-            </w:tcMar>
-            <w:vAlign w:val="center"/>
-          </w:tcPr>
-          <w:p>
-            <w:r>
-              <w:t>R12, R13, R16</w:t>
+            <w:tcMar>
+              <w:top w:w="60" w:type="dxa"/>
+              <w:left w:w="100" w:type="dxa"/>
+              <w:bottom w:w="60" w:type="dxa"/>
+              <w:right w:w="100" w:type="dxa"/>
+            </w:tcMar>
+            <w:vAlign w:val="center"/>
+          </w:tcPr>
+          <w:p>
+            <w:r>
+              <w:t xml:space="preserve">R12, R13, R16</w:t>
             </w:r>
           </w:p>
         </w:tc>
@@ -2839,7 +2090,7 @@
           </w:tcPr>
           <w:p>
             <w:r>
-              <w:t>FR-13</w:t>
+              <w:t xml:space="preserve">FR-13</w:t>
             </w:r>
           </w:p>
         </w:tc>
@@ -2856,7 +2107,7 @@
           </w:tcPr>
           <w:p>
             <w:r>
-              <w:t>Rechazar una reserva que supere el cupo disponible del paquete.</w:t>
+              <w:t xml:space="preserve">Rechazar una reserva cuando la cantidad de personas solicitada supera el cupo disponible del paquete.</w:t>
             </w:r>
           </w:p>
         </w:tc>
@@ -2873,7 +2124,7 @@
           </w:tcPr>
           <w:p>
             <w:r>
-              <w:t>Alta</w:t>
+              <w:t xml:space="preserve">Alta</w:t>
             </w:r>
           </w:p>
         </w:tc>
@@ -2890,7 +2141,7 @@
           </w:tcPr>
           <w:p>
             <w:r>
-              <w:t>R14</w:t>
+              <w:t xml:space="preserve">R14</w:t>
             </w:r>
           </w:p>
         </w:tc>
@@ -2899,72 +2150,68 @@
         <w:tc>
           <w:tcPr>
             <w:tcW w:w="900" w:type="dxa"/>
-            <w:shd w:val="clear" w:color="auto" w:fill="F1F2F1"/>
-            <w:tcMar>
-              <w:top w:w="60" w:type="dxa"/>
-              <w:left w:w="100" w:type="dxa"/>
-              <w:bottom w:w="60" w:type="dxa"/>
-              <w:right w:w="100" w:type="dxa"/>
-            </w:tcMar>
-            <w:vAlign w:val="center"/>
-          </w:tcPr>
-          <w:p>
-            <w:r>
-              <w:t>FR-14</w:t>
+            <w:tcMar>
+              <w:top w:w="60" w:type="dxa"/>
+              <w:left w:w="100" w:type="dxa"/>
+              <w:bottom w:w="60" w:type="dxa"/>
+              <w:right w:w="100" w:type="dxa"/>
+            </w:tcMar>
+            <w:vAlign w:val="center"/>
+          </w:tcPr>
+          <w:p>
+            <w:r>
+              <w:t xml:space="preserve">FR-14</w:t>
             </w:r>
           </w:p>
         </w:tc>
         <w:tc>
           <w:tcPr>
             <w:tcW w:w="5800" w:type="dxa"/>
-            <w:shd w:val="clear" w:color="auto" w:fill="F1F2F1"/>
-            <w:tcMar>
-              <w:top w:w="60" w:type="dxa"/>
-              <w:left w:w="100" w:type="dxa"/>
-              <w:bottom w:w="60" w:type="dxa"/>
-              <w:right w:w="100" w:type="dxa"/>
-            </w:tcMar>
-            <w:vAlign w:val="center"/>
-          </w:tcPr>
-          <w:p>
-            <w:r>
-              <w:t>Rechazar una reserva sobre un paquete cuya fecha de salida ya pasó.</w:t>
+            <w:tcMar>
+              <w:top w:w="60" w:type="dxa"/>
+              <w:left w:w="100" w:type="dxa"/>
+              <w:bottom w:w="60" w:type="dxa"/>
+              <w:right w:w="100" w:type="dxa"/>
+            </w:tcMar>
+            <w:vAlign w:val="center"/>
+          </w:tcPr>
+          <w:p>
+            <w:r>
+              <w:t xml:space="preserve">Rechazar una reserva sobre un paquete cuya fecha de salida ya pasó.</w:t>
             </w:r>
           </w:p>
         </w:tc>
         <w:tc>
           <w:tcPr>
             <w:tcW w:w="1300" w:type="dxa"/>
-            <w:shd w:val="clear" w:color="auto" w:fill="F1F2F1"/>
-            <w:tcMar>
-              <w:top w:w="60" w:type="dxa"/>
-              <w:left w:w="100" w:type="dxa"/>
-              <w:bottom w:w="60" w:type="dxa"/>
-              <w:right w:w="100" w:type="dxa"/>
-            </w:tcMar>
-            <w:vAlign w:val="center"/>
-          </w:tcPr>
-          <w:p>
-            <w:r>
-              <w:t>Alta</w:t>
+            <w:tcMar>
+              <w:top w:w="60" w:type="dxa"/>
+              <w:left w:w="100" w:type="dxa"/>
+              <w:bottom w:w="60" w:type="dxa"/>
+              <w:right w:w="100" w:type="dxa"/>
+            </w:tcMar>
+            <w:vAlign w:val="center"/>
+          </w:tcPr>
+          <w:p>
+            <w:r>
+              <w:t xml:space="preserve">Alta</w:t>
             </w:r>
           </w:p>
         </w:tc>
         <w:tc>
           <w:tcPr>
             <w:tcW w:w="1350" w:type="dxa"/>
-            <w:shd w:val="clear" w:color="auto" w:fill="F1F2F1"/>
-            <w:tcMar>
-              <w:top w:w="60" w:type="dxa"/>
-              <w:left w:w="100" w:type="dxa"/>
-              <w:bottom w:w="60" w:type="dxa"/>
-              <w:right w:w="100" w:type="dxa"/>
-            </w:tcMar>
-            <w:vAlign w:val="center"/>
-          </w:tcPr>
-          <w:p>
-            <w:r>
-              <w:t>R15</w:t>
+            <w:tcMar>
+              <w:top w:w="60" w:type="dxa"/>
+              <w:left w:w="100" w:type="dxa"/>
+              <w:bottom w:w="60" w:type="dxa"/>
+              <w:right w:w="100" w:type="dxa"/>
+            </w:tcMar>
+            <w:vAlign w:val="center"/>
+          </w:tcPr>
+          <w:p>
+            <w:r>
+              <w:t xml:space="preserve">R15</w:t>
             </w:r>
           </w:p>
         </w:tc>
@@ -2983,7 +2230,7 @@
           </w:tcPr>
           <w:p>
             <w:r>
-              <w:t>FR-15</w:t>
+              <w:t xml:space="preserve">FR-15</w:t>
             </w:r>
           </w:p>
         </w:tc>
@@ -3000,7 +2247,7 @@
           </w:tcPr>
           <w:p>
             <w:r>
-              <w:t>Permitir a un cliente autenticado consultar el historial de sus propias reservas.</w:t>
+              <w:t xml:space="preserve">Permitir a un cliente autenticado consultar el historial completo de sus propias reservas.</w:t>
             </w:r>
           </w:p>
         </w:tc>
@@ -3017,7 +2264,7 @@
           </w:tcPr>
           <w:p>
             <w:r>
-              <w:t>Media</w:t>
+              <w:t xml:space="preserve">Media</w:t>
             </w:r>
           </w:p>
         </w:tc>
@@ -3034,17 +2281,12 @@
           </w:tcPr>
           <w:p>
             <w:r>
-              <w:t>R11, R12</w:t>
+              <w:t xml:space="preserve">R11, R12</w:t>
             </w:r>
           </w:p>
         </w:tc>
       </w:tr>
     </w:tbl>
-    <w:p>
-      <w:pPr>
-        <w:spacing w:after="200"/>
-      </w:pPr>
-    </w:p>
     <w:p>
       <w:pPr>
         <w:pStyle w:val="Ttulo2"/>
@@ -3093,7 +2335,7 @@
         </w:trPr>
         <w:tc>
           <w:tcPr>
-            <w:tcW w:w="900" w:type="dxa"/>
+            <w:tcW w:w="892" w:type="dxa"/>
             <w:shd w:val="clear" w:color="auto" w:fill="AF2A2A"/>
             <w:tcMar>
               <w:top w:w="60" w:type="dxa"/>
@@ -3110,13 +2352,13 @@
                 <w:bCs/>
                 <w:color w:val="FFFFFF"/>
               </w:rPr>
-              <w:t>ID</w:t>
-            </w:r>
-          </w:p>
-        </w:tc>
-        <w:tc>
-          <w:tcPr>
-            <w:tcW w:w="1400" w:type="dxa"/>
+              <w:t xml:space="preserve">ID</w:t>
+            </w:r>
+          </w:p>
+        </w:tc>
+        <w:tc>
+          <w:tcPr>
+            <w:tcW w:w="1500" w:type="dxa"/>
             <w:shd w:val="clear" w:color="auto" w:fill="AF2A2A"/>
             <w:tcMar>
               <w:top w:w="60" w:type="dxa"/>
@@ -3133,13 +2375,13 @@
                 <w:bCs/>
                 <w:color w:val="FFFFFF"/>
               </w:rPr>
-              <w:t>Tipo</w:t>
-            </w:r>
-          </w:p>
-        </w:tc>
-        <w:tc>
-          <w:tcPr>
-            <w:tcW w:w="4600" w:type="dxa"/>
+              <w:t xml:space="preserve">Tipo</w:t>
+            </w:r>
+          </w:p>
+        </w:tc>
+        <w:tc>
+          <w:tcPr>
+            <w:tcW w:w="4513" w:type="dxa"/>
             <w:shd w:val="clear" w:color="auto" w:fill="AF2A2A"/>
             <w:tcMar>
               <w:top w:w="60" w:type="dxa"/>
@@ -3156,13 +2398,13 @@
                 <w:bCs/>
                 <w:color w:val="FFFFFF"/>
               </w:rPr>
-              <w:t>Requerimiento</w:t>
-            </w:r>
-          </w:p>
-        </w:tc>
-        <w:tc>
-          <w:tcPr>
-            <w:tcW w:w="1150" w:type="dxa"/>
+              <w:t xml:space="preserve">Requerimiento</w:t>
+            </w:r>
+          </w:p>
+        </w:tc>
+        <w:tc>
+          <w:tcPr>
+            <w:tcW w:w="1146" w:type="dxa"/>
             <w:shd w:val="clear" w:color="auto" w:fill="AF2A2A"/>
             <w:tcMar>
               <w:top w:w="60" w:type="dxa"/>
@@ -3179,13 +2421,13 @@
                 <w:bCs/>
                 <w:color w:val="FFFFFF"/>
               </w:rPr>
-              <w:t>Prioridad</w:t>
-            </w:r>
-          </w:p>
-        </w:tc>
-        <w:tc>
-          <w:tcPr>
-            <w:tcW w:w="1300" w:type="dxa"/>
+              <w:t xml:space="preserve">Prioridad</w:t>
+            </w:r>
+          </w:p>
+        </w:tc>
+        <w:tc>
+          <w:tcPr>
+            <w:tcW w:w="1299" w:type="dxa"/>
             <w:shd w:val="clear" w:color="auto" w:fill="AF2A2A"/>
             <w:tcMar>
               <w:top w:w="60" w:type="dxa"/>
@@ -3202,7 +2444,7 @@
                 <w:bCs/>
                 <w:color w:val="FFFFFF"/>
               </w:rPr>
-              <w:t>Origen</w:t>
+              <w:t xml:space="preserve">Origen</w:t>
             </w:r>
           </w:p>
         </w:tc>
@@ -3210,86 +2452,86 @@
       <w:tr>
         <w:tc>
           <w:tcPr>
-            <w:tcW w:w="900" w:type="dxa"/>
-            <w:tcMar>
-              <w:top w:w="60" w:type="dxa"/>
-              <w:left w:w="100" w:type="dxa"/>
-              <w:bottom w:w="60" w:type="dxa"/>
-              <w:right w:w="100" w:type="dxa"/>
-            </w:tcMar>
-            <w:vAlign w:val="center"/>
-          </w:tcPr>
-          <w:p>
-            <w:r>
-              <w:t>RNF-01</w:t>
-            </w:r>
-          </w:p>
-        </w:tc>
-        <w:tc>
-          <w:tcPr>
-            <w:tcW w:w="1400" w:type="dxa"/>
-            <w:tcMar>
-              <w:top w:w="60" w:type="dxa"/>
-              <w:left w:w="100" w:type="dxa"/>
-              <w:bottom w:w="60" w:type="dxa"/>
-              <w:right w:w="100" w:type="dxa"/>
-            </w:tcMar>
-            <w:vAlign w:val="center"/>
-          </w:tcPr>
-          <w:p>
-            <w:r>
-              <w:t>Seguridad</w:t>
-            </w:r>
-          </w:p>
-        </w:tc>
-        <w:tc>
-          <w:tcPr>
-            <w:tcW w:w="4600" w:type="dxa"/>
-            <w:tcMar>
-              <w:top w:w="60" w:type="dxa"/>
-              <w:left w:w="100" w:type="dxa"/>
-              <w:bottom w:w="60" w:type="dxa"/>
-              <w:right w:w="100" w:type="dxa"/>
-            </w:tcMar>
-            <w:vAlign w:val="center"/>
-          </w:tcPr>
-          <w:p>
-            <w:r>
-              <w:t>Las contraseñas se almacenan mediante hash, nunca en texto plano.</w:t>
-            </w:r>
-          </w:p>
-        </w:tc>
-        <w:tc>
-          <w:tcPr>
-            <w:tcW w:w="1150" w:type="dxa"/>
-            <w:tcMar>
-              <w:top w:w="60" w:type="dxa"/>
-              <w:left w:w="100" w:type="dxa"/>
-              <w:bottom w:w="60" w:type="dxa"/>
-              <w:right w:w="100" w:type="dxa"/>
-            </w:tcMar>
-            <w:vAlign w:val="center"/>
-          </w:tcPr>
-          <w:p>
-            <w:r>
-              <w:t>Alta</w:t>
-            </w:r>
-          </w:p>
-        </w:tc>
-        <w:tc>
-          <w:tcPr>
-            <w:tcW w:w="1300" w:type="dxa"/>
-            <w:tcMar>
-              <w:top w:w="60" w:type="dxa"/>
-              <w:left w:w="100" w:type="dxa"/>
-              <w:bottom w:w="60" w:type="dxa"/>
-              <w:right w:w="100" w:type="dxa"/>
-            </w:tcMar>
-            <w:vAlign w:val="center"/>
-          </w:tcPr>
-          <w:p>
-            <w:r>
-              <w:t>R10</w:t>
+            <w:tcW w:w="892" w:type="dxa"/>
+            <w:tcMar>
+              <w:top w:w="60" w:type="dxa"/>
+              <w:left w:w="100" w:type="dxa"/>
+              <w:bottom w:w="60" w:type="dxa"/>
+              <w:right w:w="100" w:type="dxa"/>
+            </w:tcMar>
+            <w:vAlign w:val="center"/>
+          </w:tcPr>
+          <w:p>
+            <w:r>
+              <w:t xml:space="preserve">RNF-01</w:t>
+            </w:r>
+          </w:p>
+        </w:tc>
+        <w:tc>
+          <w:tcPr>
+            <w:tcW w:w="1500" w:type="dxa"/>
+            <w:tcMar>
+              <w:top w:w="60" w:type="dxa"/>
+              <w:left w:w="100" w:type="dxa"/>
+              <w:bottom w:w="60" w:type="dxa"/>
+              <w:right w:w="100" w:type="dxa"/>
+            </w:tcMar>
+            <w:vAlign w:val="center"/>
+          </w:tcPr>
+          <w:p>
+            <w:r>
+              <w:t xml:space="preserve">Seguridad</w:t>
+            </w:r>
+          </w:p>
+        </w:tc>
+        <w:tc>
+          <w:tcPr>
+            <w:tcW w:w="4513" w:type="dxa"/>
+            <w:tcMar>
+              <w:top w:w="60" w:type="dxa"/>
+              <w:left w:w="100" w:type="dxa"/>
+              <w:bottom w:w="60" w:type="dxa"/>
+              <w:right w:w="100" w:type="dxa"/>
+            </w:tcMar>
+            <w:vAlign w:val="center"/>
+          </w:tcPr>
+          <w:p>
+            <w:r>
+              <w:t xml:space="preserve">Las contraseñas de los clientes se almacenan únicamente como hash, nunca en texto plano.</w:t>
+            </w:r>
+          </w:p>
+        </w:tc>
+        <w:tc>
+          <w:tcPr>
+            <w:tcW w:w="1146" w:type="dxa"/>
+            <w:tcMar>
+              <w:top w:w="60" w:type="dxa"/>
+              <w:left w:w="100" w:type="dxa"/>
+              <w:bottom w:w="60" w:type="dxa"/>
+              <w:right w:w="100" w:type="dxa"/>
+            </w:tcMar>
+            <w:vAlign w:val="center"/>
+          </w:tcPr>
+          <w:p>
+            <w:r>
+              <w:t xml:space="preserve">Alta</w:t>
+            </w:r>
+          </w:p>
+        </w:tc>
+        <w:tc>
+          <w:tcPr>
+            <w:tcW w:w="1299" w:type="dxa"/>
+            <w:tcMar>
+              <w:top w:w="60" w:type="dxa"/>
+              <w:left w:w="100" w:type="dxa"/>
+              <w:bottom w:w="60" w:type="dxa"/>
+              <w:right w:w="100" w:type="dxa"/>
+            </w:tcMar>
+            <w:vAlign w:val="center"/>
+          </w:tcPr>
+          <w:p>
+            <w:r>
+              <w:t xml:space="preserve">R10</w:t>
             </w:r>
           </w:p>
         </w:tc>
@@ -3297,92 +2539,86 @@
       <w:tr>
         <w:tc>
           <w:tcPr>
-            <w:tcW w:w="900" w:type="dxa"/>
-            <w:shd w:val="clear" w:color="auto" w:fill="F1F2F1"/>
-            <w:tcMar>
-              <w:top w:w="60" w:type="dxa"/>
-              <w:left w:w="100" w:type="dxa"/>
-              <w:bottom w:w="60" w:type="dxa"/>
-              <w:right w:w="100" w:type="dxa"/>
-            </w:tcMar>
-            <w:vAlign w:val="center"/>
-          </w:tcPr>
-          <w:p>
-            <w:r>
-              <w:lastRenderedPageBreak/>
-              <w:t>RNF-02</w:t>
-            </w:r>
-          </w:p>
-        </w:tc>
-        <w:tc>
-          <w:tcPr>
-            <w:tcW w:w="1400" w:type="dxa"/>
-            <w:shd w:val="clear" w:color="auto" w:fill="F1F2F1"/>
-            <w:tcMar>
-              <w:top w:w="60" w:type="dxa"/>
-              <w:left w:w="100" w:type="dxa"/>
-              <w:bottom w:w="60" w:type="dxa"/>
-              <w:right w:w="100" w:type="dxa"/>
-            </w:tcMar>
-            <w:vAlign w:val="center"/>
-          </w:tcPr>
-          <w:p>
-            <w:r>
-              <w:t>Seguridad</w:t>
-            </w:r>
-          </w:p>
-        </w:tc>
-        <w:tc>
-          <w:tcPr>
-            <w:tcW w:w="4600" w:type="dxa"/>
-            <w:shd w:val="clear" w:color="auto" w:fill="F1F2F1"/>
-            <w:tcMar>
-              <w:top w:w="60" w:type="dxa"/>
-              <w:left w:w="100" w:type="dxa"/>
-              <w:bottom w:w="60" w:type="dxa"/>
-              <w:right w:w="100" w:type="dxa"/>
-            </w:tcMar>
-            <w:vAlign w:val="center"/>
-          </w:tcPr>
-          <w:p>
-            <w:r>
-              <w:t>El RUT y el teléfono de un cliente no se muestran en listados ni en mensajes de error.</w:t>
-            </w:r>
-          </w:p>
-        </w:tc>
-        <w:tc>
-          <w:tcPr>
-            <w:tcW w:w="1150" w:type="dxa"/>
-            <w:shd w:val="clear" w:color="auto" w:fill="F1F2F1"/>
-            <w:tcMar>
-              <w:top w:w="60" w:type="dxa"/>
-              <w:left w:w="100" w:type="dxa"/>
-              <w:bottom w:w="60" w:type="dxa"/>
-              <w:right w:w="100" w:type="dxa"/>
-            </w:tcMar>
-            <w:vAlign w:val="center"/>
-          </w:tcPr>
-          <w:p>
-            <w:r>
-              <w:t>Alta</w:t>
-            </w:r>
-          </w:p>
-        </w:tc>
-        <w:tc>
-          <w:tcPr>
-            <w:tcW w:w="1300" w:type="dxa"/>
-            <w:shd w:val="clear" w:color="auto" w:fill="F1F2F1"/>
-            <w:tcMar>
-              <w:top w:w="60" w:type="dxa"/>
-              <w:left w:w="100" w:type="dxa"/>
-              <w:bottom w:w="60" w:type="dxa"/>
-              <w:right w:w="100" w:type="dxa"/>
-            </w:tcMar>
-            <w:vAlign w:val="center"/>
-          </w:tcPr>
-          <w:p>
-            <w:r>
-              <w:t>R17</w:t>
+            <w:tcW w:w="892" w:type="dxa"/>
+            <w:tcMar>
+              <w:top w:w="60" w:type="dxa"/>
+              <w:left w:w="100" w:type="dxa"/>
+              <w:bottom w:w="60" w:type="dxa"/>
+              <w:right w:w="100" w:type="dxa"/>
+            </w:tcMar>
+            <w:vAlign w:val="center"/>
+          </w:tcPr>
+          <w:p>
+            <w:r>
+              <w:t xml:space="preserve">RNF-02</w:t>
+            </w:r>
+          </w:p>
+        </w:tc>
+        <w:tc>
+          <w:tcPr>
+            <w:tcW w:w="1500" w:type="dxa"/>
+            <w:tcMar>
+              <w:top w:w="60" w:type="dxa"/>
+              <w:left w:w="100" w:type="dxa"/>
+              <w:bottom w:w="60" w:type="dxa"/>
+              <w:right w:w="100" w:type="dxa"/>
+            </w:tcMar>
+            <w:vAlign w:val="center"/>
+          </w:tcPr>
+          <w:p>
+            <w:r>
+              <w:t xml:space="preserve">Seguridad</w:t>
+            </w:r>
+          </w:p>
+        </w:tc>
+        <w:tc>
+          <w:tcPr>
+            <w:tcW w:w="4513" w:type="dxa"/>
+            <w:tcMar>
+              <w:top w:w="60" w:type="dxa"/>
+              <w:left w:w="100" w:type="dxa"/>
+              <w:bottom w:w="60" w:type="dxa"/>
+              <w:right w:w="100" w:type="dxa"/>
+            </w:tcMar>
+            <w:vAlign w:val="center"/>
+          </w:tcPr>
+          <w:p>
+            <w:r>
+              <w:t xml:space="preserve">El RUT y el teléfono de un cliente no se muestran en listados ni se incluyen en mensajes de error.</w:t>
+            </w:r>
+          </w:p>
+        </w:tc>
+        <w:tc>
+          <w:tcPr>
+            <w:tcW w:w="1146" w:type="dxa"/>
+            <w:tcMar>
+              <w:top w:w="60" w:type="dxa"/>
+              <w:left w:w="100" w:type="dxa"/>
+              <w:bottom w:w="60" w:type="dxa"/>
+              <w:right w:w="100" w:type="dxa"/>
+            </w:tcMar>
+            <w:vAlign w:val="center"/>
+          </w:tcPr>
+          <w:p>
+            <w:r>
+              <w:t xml:space="preserve">Alta</w:t>
+            </w:r>
+          </w:p>
+        </w:tc>
+        <w:tc>
+          <w:tcPr>
+            <w:tcW w:w="1299" w:type="dxa"/>
+            <w:tcMar>
+              <w:top w:w="60" w:type="dxa"/>
+              <w:left w:w="100" w:type="dxa"/>
+              <w:bottom w:w="60" w:type="dxa"/>
+              <w:right w:w="100" w:type="dxa"/>
+            </w:tcMar>
+            <w:vAlign w:val="center"/>
+          </w:tcPr>
+          <w:p>
+            <w:r>
+              <w:t xml:space="preserve">R17</w:t>
             </w:r>
           </w:p>
         </w:tc>
@@ -3390,86 +2626,86 @@
       <w:tr>
         <w:tc>
           <w:tcPr>
-            <w:tcW w:w="900" w:type="dxa"/>
-            <w:tcMar>
-              <w:top w:w="60" w:type="dxa"/>
-              <w:left w:w="100" w:type="dxa"/>
-              <w:bottom w:w="60" w:type="dxa"/>
-              <w:right w:w="100" w:type="dxa"/>
-            </w:tcMar>
-            <w:vAlign w:val="center"/>
-          </w:tcPr>
-          <w:p>
-            <w:r>
-              <w:t>RNF-03</w:t>
-            </w:r>
-          </w:p>
-        </w:tc>
-        <w:tc>
-          <w:tcPr>
-            <w:tcW w:w="1400" w:type="dxa"/>
-            <w:tcMar>
-              <w:top w:w="60" w:type="dxa"/>
-              <w:left w:w="100" w:type="dxa"/>
-              <w:bottom w:w="60" w:type="dxa"/>
-              <w:right w:w="100" w:type="dxa"/>
-            </w:tcMar>
-            <w:vAlign w:val="center"/>
-          </w:tcPr>
-          <w:p>
-            <w:r>
-              <w:t>Seguridad</w:t>
-            </w:r>
-          </w:p>
-        </w:tc>
-        <w:tc>
-          <w:tcPr>
-            <w:tcW w:w="4600" w:type="dxa"/>
-            <w:tcMar>
-              <w:top w:w="60" w:type="dxa"/>
-              <w:left w:w="100" w:type="dxa"/>
-              <w:bottom w:w="60" w:type="dxa"/>
-              <w:right w:w="100" w:type="dxa"/>
-            </w:tcMar>
-            <w:vAlign w:val="center"/>
-          </w:tcPr>
-          <w:p>
-            <w:r>
-              <w:t>El acceso a reservas y su consulta se valida mediante un token de sesión (JWT); sin token válido, la solicitud se rechaza.</w:t>
-            </w:r>
-          </w:p>
-        </w:tc>
-        <w:tc>
-          <w:tcPr>
-            <w:tcW w:w="1150" w:type="dxa"/>
-            <w:tcMar>
-              <w:top w:w="60" w:type="dxa"/>
-              <w:left w:w="100" w:type="dxa"/>
-              <w:bottom w:w="60" w:type="dxa"/>
-              <w:right w:w="100" w:type="dxa"/>
-            </w:tcMar>
-            <w:vAlign w:val="center"/>
-          </w:tcPr>
-          <w:p>
-            <w:r>
-              <w:t>Alta</w:t>
-            </w:r>
-          </w:p>
-        </w:tc>
-        <w:tc>
-          <w:tcPr>
-            <w:tcW w:w="1300" w:type="dxa"/>
-            <w:tcMar>
-              <w:top w:w="60" w:type="dxa"/>
-              <w:left w:w="100" w:type="dxa"/>
-              <w:bottom w:w="60" w:type="dxa"/>
-              <w:right w:w="100" w:type="dxa"/>
-            </w:tcMar>
-            <w:vAlign w:val="center"/>
-          </w:tcPr>
-          <w:p>
-            <w:r>
-              <w:t>R11</w:t>
+            <w:tcW w:w="892" w:type="dxa"/>
+            <w:tcMar>
+              <w:top w:w="60" w:type="dxa"/>
+              <w:left w:w="100" w:type="dxa"/>
+              <w:bottom w:w="60" w:type="dxa"/>
+              <w:right w:w="100" w:type="dxa"/>
+            </w:tcMar>
+            <w:vAlign w:val="center"/>
+          </w:tcPr>
+          <w:p>
+            <w:r>
+              <w:t xml:space="preserve">RNF-03</w:t>
+            </w:r>
+          </w:p>
+        </w:tc>
+        <w:tc>
+          <w:tcPr>
+            <w:tcW w:w="1500" w:type="dxa"/>
+            <w:tcMar>
+              <w:top w:w="60" w:type="dxa"/>
+              <w:left w:w="100" w:type="dxa"/>
+              <w:bottom w:w="60" w:type="dxa"/>
+              <w:right w:w="100" w:type="dxa"/>
+            </w:tcMar>
+            <w:vAlign w:val="center"/>
+          </w:tcPr>
+          <w:p>
+            <w:r>
+              <w:t xml:space="preserve">Seguridad</w:t>
+            </w:r>
+          </w:p>
+        </w:tc>
+        <w:tc>
+          <w:tcPr>
+            <w:tcW w:w="4513" w:type="dxa"/>
+            <w:tcMar>
+              <w:top w:w="60" w:type="dxa"/>
+              <w:left w:w="100" w:type="dxa"/>
+              <w:bottom w:w="60" w:type="dxa"/>
+              <w:right w:w="100" w:type="dxa"/>
+            </w:tcMar>
+            <w:vAlign w:val="center"/>
+          </w:tcPr>
+          <w:p>
+            <w:r>
+              <w:t xml:space="preserve">Toda operación de reservar o consultar reservas verifica la autenticación del lado del servidor, no solo en la interfaz.</w:t>
+            </w:r>
+          </w:p>
+        </w:tc>
+        <w:tc>
+          <w:tcPr>
+            <w:tcW w:w="1146" w:type="dxa"/>
+            <w:tcMar>
+              <w:top w:w="60" w:type="dxa"/>
+              <w:left w:w="100" w:type="dxa"/>
+              <w:bottom w:w="60" w:type="dxa"/>
+              <w:right w:w="100" w:type="dxa"/>
+            </w:tcMar>
+            <w:vAlign w:val="center"/>
+          </w:tcPr>
+          <w:p>
+            <w:r>
+              <w:t xml:space="preserve">Alta</w:t>
+            </w:r>
+          </w:p>
+        </w:tc>
+        <w:tc>
+          <w:tcPr>
+            <w:tcW w:w="1299" w:type="dxa"/>
+            <w:tcMar>
+              <w:top w:w="60" w:type="dxa"/>
+              <w:left w:w="100" w:type="dxa"/>
+              <w:bottom w:w="60" w:type="dxa"/>
+              <w:right w:w="100" w:type="dxa"/>
+            </w:tcMar>
+            <w:vAlign w:val="center"/>
+          </w:tcPr>
+          <w:p>
+            <w:r>
+              <w:t xml:space="preserve">R11</w:t>
             </w:r>
           </w:p>
         </w:tc>
@@ -3477,91 +2713,86 @@
       <w:tr>
         <w:tc>
           <w:tcPr>
-            <w:tcW w:w="900" w:type="dxa"/>
-            <w:shd w:val="clear" w:color="auto" w:fill="F1F2F1"/>
-            <w:tcMar>
-              <w:top w:w="60" w:type="dxa"/>
-              <w:left w:w="100" w:type="dxa"/>
-              <w:bottom w:w="60" w:type="dxa"/>
-              <w:right w:w="100" w:type="dxa"/>
-            </w:tcMar>
-            <w:vAlign w:val="center"/>
-          </w:tcPr>
-          <w:p>
-            <w:r>
-              <w:t>RNF-04</w:t>
-            </w:r>
-          </w:p>
-        </w:tc>
-        <w:tc>
-          <w:tcPr>
-            <w:tcW w:w="1400" w:type="dxa"/>
-            <w:shd w:val="clear" w:color="auto" w:fill="F1F2F1"/>
-            <w:tcMar>
-              <w:top w:w="60" w:type="dxa"/>
-              <w:left w:w="100" w:type="dxa"/>
-              <w:bottom w:w="60" w:type="dxa"/>
-              <w:right w:w="100" w:type="dxa"/>
-            </w:tcMar>
-            <w:vAlign w:val="center"/>
-          </w:tcPr>
-          <w:p>
-            <w:r>
-              <w:t>Usabilidad</w:t>
-            </w:r>
-          </w:p>
-        </w:tc>
-        <w:tc>
-          <w:tcPr>
-            <w:tcW w:w="4600" w:type="dxa"/>
-            <w:shd w:val="clear" w:color="auto" w:fill="F1F2F1"/>
-            <w:tcMar>
-              <w:top w:w="60" w:type="dxa"/>
-              <w:left w:w="100" w:type="dxa"/>
-              <w:bottom w:w="60" w:type="dxa"/>
-              <w:right w:w="100" w:type="dxa"/>
-            </w:tcMar>
-            <w:vAlign w:val="center"/>
-          </w:tcPr>
-          <w:p>
-            <w:r>
-              <w:t>La interfaz es accesible desde un navegador web, sin instalación adicional para el cliente final.</w:t>
-            </w:r>
-          </w:p>
-        </w:tc>
-        <w:tc>
-          <w:tcPr>
-            <w:tcW w:w="1150" w:type="dxa"/>
-            <w:shd w:val="clear" w:color="auto" w:fill="F1F2F1"/>
-            <w:tcMar>
-              <w:top w:w="60" w:type="dxa"/>
-              <w:left w:w="100" w:type="dxa"/>
-              <w:bottom w:w="60" w:type="dxa"/>
-              <w:right w:w="100" w:type="dxa"/>
-            </w:tcMar>
-            <w:vAlign w:val="center"/>
-          </w:tcPr>
-          <w:p>
-            <w:r>
-              <w:t>Media</w:t>
-            </w:r>
-          </w:p>
-        </w:tc>
-        <w:tc>
-          <w:tcPr>
-            <w:tcW w:w="1300" w:type="dxa"/>
-            <w:shd w:val="clear" w:color="auto" w:fill="F1F2F1"/>
-            <w:tcMar>
-              <w:top w:w="60" w:type="dxa"/>
-              <w:left w:w="100" w:type="dxa"/>
-              <w:bottom w:w="60" w:type="dxa"/>
-              <w:right w:w="100" w:type="dxa"/>
-            </w:tcMar>
-            <w:vAlign w:val="center"/>
-          </w:tcPr>
-          <w:p>
-            <w:r>
-              <w:t>Alcance</w:t>
+            <w:tcW w:w="892" w:type="dxa"/>
+            <w:tcMar>
+              <w:top w:w="60" w:type="dxa"/>
+              <w:left w:w="100" w:type="dxa"/>
+              <w:bottom w:w="60" w:type="dxa"/>
+              <w:right w:w="100" w:type="dxa"/>
+            </w:tcMar>
+            <w:vAlign w:val="center"/>
+          </w:tcPr>
+          <w:p>
+            <w:r>
+              <w:t xml:space="preserve">RNF-04</w:t>
+            </w:r>
+          </w:p>
+        </w:tc>
+        <w:tc>
+          <w:tcPr>
+            <w:tcW w:w="1500" w:type="dxa"/>
+            <w:tcMar>
+              <w:top w:w="60" w:type="dxa"/>
+              <w:left w:w="100" w:type="dxa"/>
+              <w:bottom w:w="60" w:type="dxa"/>
+              <w:right w:w="100" w:type="dxa"/>
+            </w:tcMar>
+            <w:vAlign w:val="center"/>
+          </w:tcPr>
+          <w:p>
+            <w:r>
+              <w:t xml:space="preserve">Persistencia</w:t>
+            </w:r>
+          </w:p>
+        </w:tc>
+        <w:tc>
+          <w:tcPr>
+            <w:tcW w:w="4513" w:type="dxa"/>
+            <w:tcMar>
+              <w:top w:w="60" w:type="dxa"/>
+              <w:left w:w="100" w:type="dxa"/>
+              <w:bottom w:w="60" w:type="dxa"/>
+              <w:right w:w="100" w:type="dxa"/>
+            </w:tcMar>
+            <w:vAlign w:val="center"/>
+          </w:tcPr>
+          <w:p>
+            <w:r>
+              <w:t xml:space="preserve">Los destinos, paquetes, clientes y reservas se almacenan en una base de datos que conserva la información entre reinicios del sistema, reemplazando la planilla y el cuaderno actuales.</w:t>
+            </w:r>
+          </w:p>
+        </w:tc>
+        <w:tc>
+          <w:tcPr>
+            <w:tcW w:w="1146" w:type="dxa"/>
+            <w:tcMar>
+              <w:top w:w="60" w:type="dxa"/>
+              <w:left w:w="100" w:type="dxa"/>
+              <w:bottom w:w="60" w:type="dxa"/>
+              <w:right w:w="100" w:type="dxa"/>
+            </w:tcMar>
+            <w:vAlign w:val="center"/>
+          </w:tcPr>
+          <w:p>
+            <w:r>
+              <w:t xml:space="preserve">Alta</w:t>
+            </w:r>
+          </w:p>
+        </w:tc>
+        <w:tc>
+          <w:tcPr>
+            <w:tcW w:w="1299" w:type="dxa"/>
+            <w:tcMar>
+              <w:top w:w="60" w:type="dxa"/>
+              <w:left w:w="100" w:type="dxa"/>
+              <w:bottom w:w="60" w:type="dxa"/>
+              <w:right w:w="100" w:type="dxa"/>
+            </w:tcMar>
+            <w:vAlign w:val="center"/>
+          </w:tcPr>
+          <w:p>
+            <w:r>
+              <w:t xml:space="preserve">Alcance</w:t>
             </w:r>
           </w:p>
         </w:tc>
@@ -3569,99 +2800,86 @@
       <w:tr>
         <w:tc>
           <w:tcPr>
-            <w:tcW w:w="900" w:type="dxa"/>
-            <w:tcMar>
-              <w:top w:w="60" w:type="dxa"/>
-              <w:left w:w="100" w:type="dxa"/>
-              <w:bottom w:w="60" w:type="dxa"/>
-              <w:right w:w="100" w:type="dxa"/>
-            </w:tcMar>
-            <w:vAlign w:val="center"/>
-          </w:tcPr>
-          <w:p>
-            <w:r>
-              <w:t>RNF-05</w:t>
-            </w:r>
-          </w:p>
-        </w:tc>
-        <w:tc>
-          <w:tcPr>
-            <w:tcW w:w="1400" w:type="dxa"/>
-            <w:tcMar>
-              <w:top w:w="60" w:type="dxa"/>
-              <w:left w:w="100" w:type="dxa"/>
-              <w:bottom w:w="60" w:type="dxa"/>
-              <w:right w:w="100" w:type="dxa"/>
-            </w:tcMar>
-            <w:vAlign w:val="center"/>
-          </w:tcPr>
-          <w:p>
-            <w:r>
-              <w:t>Mantenibilidad</w:t>
-            </w:r>
-          </w:p>
-        </w:tc>
-        <w:tc>
-          <w:tcPr>
-            <w:tcW w:w="4600" w:type="dxa"/>
-            <w:tcMar>
-              <w:top w:w="60" w:type="dxa"/>
-              <w:left w:w="100" w:type="dxa"/>
-              <w:bottom w:w="60" w:type="dxa"/>
-              <w:right w:w="100" w:type="dxa"/>
-            </w:tcMar>
-            <w:vAlign w:val="center"/>
-          </w:tcPr>
-          <w:p>
-            <w:proofErr w:type="spellStart"/>
-            <w:r>
-              <w:t>Backend</w:t>
-            </w:r>
-            <w:proofErr w:type="spellEnd"/>
-            <w:r>
-              <w:t xml:space="preserve"> y </w:t>
-            </w:r>
-            <w:proofErr w:type="spellStart"/>
-            <w:r>
-              <w:t>frontend</w:t>
-            </w:r>
-            <w:proofErr w:type="spellEnd"/>
-            <w:r>
-              <w:t xml:space="preserve"> se desarrollan como módulos independientes comunicados por API REST/JSON, para que el equipo trabaje en paralelo.</w:t>
-            </w:r>
-          </w:p>
-        </w:tc>
-        <w:tc>
-          <w:tcPr>
-            <w:tcW w:w="1150" w:type="dxa"/>
-            <w:tcMar>
-              <w:top w:w="60" w:type="dxa"/>
-              <w:left w:w="100" w:type="dxa"/>
-              <w:bottom w:w="60" w:type="dxa"/>
-              <w:right w:w="100" w:type="dxa"/>
-            </w:tcMar>
-            <w:vAlign w:val="center"/>
-          </w:tcPr>
-          <w:p>
-            <w:r>
-              <w:t>Media</w:t>
-            </w:r>
-          </w:p>
-        </w:tc>
-        <w:tc>
-          <w:tcPr>
-            <w:tcW w:w="1300" w:type="dxa"/>
-            <w:tcMar>
-              <w:top w:w="60" w:type="dxa"/>
-              <w:left w:w="100" w:type="dxa"/>
-              <w:bottom w:w="60" w:type="dxa"/>
-              <w:right w:w="100" w:type="dxa"/>
-            </w:tcMar>
-            <w:vAlign w:val="center"/>
-          </w:tcPr>
-          <w:p>
-            <w:r>
-              <w:t>Arquitectura</w:t>
+            <w:tcW w:w="892" w:type="dxa"/>
+            <w:tcMar>
+              <w:top w:w="60" w:type="dxa"/>
+              <w:left w:w="100" w:type="dxa"/>
+              <w:bottom w:w="60" w:type="dxa"/>
+              <w:right w:w="100" w:type="dxa"/>
+            </w:tcMar>
+            <w:vAlign w:val="center"/>
+          </w:tcPr>
+          <w:p>
+            <w:r>
+              <w:t xml:space="preserve">RNF-05</w:t>
+            </w:r>
+          </w:p>
+        </w:tc>
+        <w:tc>
+          <w:tcPr>
+            <w:tcW w:w="1500" w:type="dxa"/>
+            <w:tcMar>
+              <w:top w:w="60" w:type="dxa"/>
+              <w:left w:w="100" w:type="dxa"/>
+              <w:bottom w:w="60" w:type="dxa"/>
+              <w:right w:w="100" w:type="dxa"/>
+            </w:tcMar>
+            <w:vAlign w:val="center"/>
+          </w:tcPr>
+          <w:p>
+            <w:r>
+              <w:t xml:space="preserve">Integridad</w:t>
+            </w:r>
+          </w:p>
+        </w:tc>
+        <w:tc>
+          <w:tcPr>
+            <w:tcW w:w="4513" w:type="dxa"/>
+            <w:tcMar>
+              <w:top w:w="60" w:type="dxa"/>
+              <w:left w:w="100" w:type="dxa"/>
+              <w:bottom w:w="60" w:type="dxa"/>
+              <w:right w:w="100" w:type="dxa"/>
+            </w:tcMar>
+            <w:vAlign w:val="center"/>
+          </w:tcPr>
+          <w:p>
+            <w:r>
+              <w:t xml:space="preserve">Las validaciones de negocio sobre cupo, fechas y montos se ejecutan en el servidor; el sistema no se apoya en validaciones hechas solo del lado del cliente.</w:t>
+            </w:r>
+          </w:p>
+        </w:tc>
+        <w:tc>
+          <w:tcPr>
+            <w:tcW w:w="1146" w:type="dxa"/>
+            <w:tcMar>
+              <w:top w:w="60" w:type="dxa"/>
+              <w:left w:w="100" w:type="dxa"/>
+              <w:bottom w:w="60" w:type="dxa"/>
+              <w:right w:w="100" w:type="dxa"/>
+            </w:tcMar>
+            <w:vAlign w:val="center"/>
+          </w:tcPr>
+          <w:p>
+            <w:r>
+              <w:t xml:space="preserve">Alta</w:t>
+            </w:r>
+          </w:p>
+        </w:tc>
+        <w:tc>
+          <w:tcPr>
+            <w:tcW w:w="1299" w:type="dxa"/>
+            <w:tcMar>
+              <w:top w:w="60" w:type="dxa"/>
+              <w:left w:w="100" w:type="dxa"/>
+              <w:bottom w:w="60" w:type="dxa"/>
+              <w:right w:w="100" w:type="dxa"/>
+            </w:tcMar>
+            <w:vAlign w:val="center"/>
+          </w:tcPr>
+          <w:p>
+            <w:r>
+              <w:t xml:space="preserve">R14, R15</w:t>
             </w:r>
           </w:p>
         </w:tc>
@@ -3669,204 +2887,91 @@
       <w:tr>
         <w:tc>
           <w:tcPr>
-            <w:tcW w:w="900" w:type="dxa"/>
-            <w:shd w:val="clear" w:color="auto" w:fill="F1F2F1"/>
-            <w:tcMar>
-              <w:top w:w="60" w:type="dxa"/>
-              <w:left w:w="100" w:type="dxa"/>
-              <w:bottom w:w="60" w:type="dxa"/>
-              <w:right w:w="100" w:type="dxa"/>
-            </w:tcMar>
-            <w:vAlign w:val="center"/>
-          </w:tcPr>
-          <w:p>
-            <w:r>
-              <w:t>RNF-06</w:t>
-            </w:r>
-          </w:p>
-        </w:tc>
-        <w:tc>
-          <w:tcPr>
-            <w:tcW w:w="1400" w:type="dxa"/>
-            <w:shd w:val="clear" w:color="auto" w:fill="F1F2F1"/>
-            <w:tcMar>
-              <w:top w:w="60" w:type="dxa"/>
-              <w:left w:w="100" w:type="dxa"/>
-              <w:bottom w:w="60" w:type="dxa"/>
-              <w:right w:w="100" w:type="dxa"/>
-            </w:tcMar>
-            <w:vAlign w:val="center"/>
-          </w:tcPr>
-          <w:p>
-            <w:r>
-              <w:t>Portabilidad</w:t>
-            </w:r>
-          </w:p>
-        </w:tc>
-        <w:tc>
-          <w:tcPr>
-            <w:tcW w:w="4600" w:type="dxa"/>
-            <w:shd w:val="clear" w:color="auto" w:fill="F1F2F1"/>
-            <w:tcMar>
-              <w:top w:w="60" w:type="dxa"/>
-              <w:left w:w="100" w:type="dxa"/>
-              <w:bottom w:w="60" w:type="dxa"/>
-              <w:right w:w="100" w:type="dxa"/>
-            </w:tcMar>
-            <w:vAlign w:val="center"/>
-          </w:tcPr>
-          <w:p>
-            <w:r>
-              <w:t>El sistema completo (</w:t>
-            </w:r>
-            <w:proofErr w:type="spellStart"/>
-            <w:r>
-              <w:t>backend</w:t>
-            </w:r>
-            <w:proofErr w:type="spellEnd"/>
-            <w:r>
-              <w:t xml:space="preserve"> + </w:t>
-            </w:r>
-            <w:proofErr w:type="spellStart"/>
-            <w:r>
-              <w:t>frontend</w:t>
-            </w:r>
-            <w:proofErr w:type="spellEnd"/>
-            <w:r>
-              <w:t>) se ejecuta con un único comando para la entrega/demo.</w:t>
-            </w:r>
-          </w:p>
-        </w:tc>
-        <w:tc>
-          <w:tcPr>
-            <w:tcW w:w="1150" w:type="dxa"/>
-            <w:shd w:val="clear" w:color="auto" w:fill="F1F2F1"/>
-            <w:tcMar>
-              <w:top w:w="60" w:type="dxa"/>
-              <w:left w:w="100" w:type="dxa"/>
-              <w:bottom w:w="60" w:type="dxa"/>
-              <w:right w:w="100" w:type="dxa"/>
-            </w:tcMar>
-            <w:vAlign w:val="center"/>
-          </w:tcPr>
-          <w:p>
-            <w:r>
-              <w:t>Media</w:t>
-            </w:r>
-          </w:p>
-        </w:tc>
-        <w:tc>
-          <w:tcPr>
-            <w:tcW w:w="1300" w:type="dxa"/>
-            <w:shd w:val="clear" w:color="auto" w:fill="F1F2F1"/>
-            <w:tcMar>
-              <w:top w:w="60" w:type="dxa"/>
-              <w:left w:w="100" w:type="dxa"/>
-              <w:bottom w:w="60" w:type="dxa"/>
-              <w:right w:w="100" w:type="dxa"/>
-            </w:tcMar>
-            <w:vAlign w:val="center"/>
-          </w:tcPr>
-          <w:p>
-            <w:r>
-              <w:t>Arquitectura</w:t>
-            </w:r>
-          </w:p>
-        </w:tc>
-      </w:tr>
-      <w:tr>
-        <w:tc>
-          <w:tcPr>
-            <w:tcW w:w="900" w:type="dxa"/>
-            <w:tcMar>
-              <w:top w:w="60" w:type="dxa"/>
-              <w:left w:w="100" w:type="dxa"/>
-              <w:bottom w:w="60" w:type="dxa"/>
-              <w:right w:w="100" w:type="dxa"/>
-            </w:tcMar>
-            <w:vAlign w:val="center"/>
-          </w:tcPr>
-          <w:p>
-            <w:r>
-              <w:t>RNF-07</w:t>
-            </w:r>
-          </w:p>
-        </w:tc>
-        <w:tc>
-          <w:tcPr>
-            <w:tcW w:w="1400" w:type="dxa"/>
-            <w:tcMar>
-              <w:top w:w="60" w:type="dxa"/>
-              <w:left w:w="100" w:type="dxa"/>
-              <w:bottom w:w="60" w:type="dxa"/>
-              <w:right w:w="100" w:type="dxa"/>
-            </w:tcMar>
-            <w:vAlign w:val="center"/>
-          </w:tcPr>
-          <w:p>
-            <w:r>
-              <w:t>Rendimiento</w:t>
-            </w:r>
-          </w:p>
-        </w:tc>
-        <w:tc>
-          <w:tcPr>
-            <w:tcW w:w="4600" w:type="dxa"/>
-            <w:tcMar>
-              <w:top w:w="60" w:type="dxa"/>
-              <w:left w:w="100" w:type="dxa"/>
-              <w:bottom w:w="60" w:type="dxa"/>
-              <w:right w:w="100" w:type="dxa"/>
-            </w:tcMar>
-            <w:vAlign w:val="center"/>
-          </w:tcPr>
-          <w:p>
-            <w:r>
-              <w:t>Las consultas al catálogo responden en un tiempo adecuado para uso interactivo.</w:t>
-            </w:r>
-          </w:p>
-        </w:tc>
-        <w:tc>
-          <w:tcPr>
-            <w:tcW w:w="1150" w:type="dxa"/>
-            <w:tcMar>
-              <w:top w:w="60" w:type="dxa"/>
-              <w:left w:w="100" w:type="dxa"/>
-              <w:bottom w:w="60" w:type="dxa"/>
-              <w:right w:w="100" w:type="dxa"/>
-            </w:tcMar>
-            <w:vAlign w:val="center"/>
-          </w:tcPr>
-          <w:p>
-            <w:r>
-              <w:t>Baja</w:t>
-            </w:r>
-          </w:p>
-        </w:tc>
-        <w:tc>
-          <w:tcPr>
-            <w:tcW w:w="1300" w:type="dxa"/>
-            <w:tcMar>
-              <w:top w:w="60" w:type="dxa"/>
-              <w:left w:w="100" w:type="dxa"/>
-              <w:bottom w:w="60" w:type="dxa"/>
-              <w:right w:w="100" w:type="dxa"/>
-            </w:tcMar>
-            <w:vAlign w:val="center"/>
-          </w:tcPr>
-          <w:p>
-            <w:r>
-              <w:t>Alcance</w:t>
+            <w:tcW w:w="892" w:type="dxa"/>
+            <w:tcMar>
+              <w:top w:w="60" w:type="dxa"/>
+              <w:left w:w="100" w:type="dxa"/>
+              <w:bottom w:w="60" w:type="dxa"/>
+              <w:right w:w="100" w:type="dxa"/>
+            </w:tcMar>
+            <w:vAlign w:val="center"/>
+          </w:tcPr>
+          <w:p>
+            <w:r>
+              <w:t xml:space="preserve">RNF-06</w:t>
+            </w:r>
+          </w:p>
+        </w:tc>
+        <w:tc>
+          <w:tcPr>
+            <w:tcW w:w="1500" w:type="dxa"/>
+            <w:tcMar>
+              <w:top w:w="60" w:type="dxa"/>
+              <w:left w:w="100" w:type="dxa"/>
+              <w:bottom w:w="60" w:type="dxa"/>
+              <w:right w:w="100" w:type="dxa"/>
+            </w:tcMar>
+            <w:vAlign w:val="center"/>
+          </w:tcPr>
+          <w:p>
+            <w:r>
+              <w:t xml:space="preserve">Usabilidad</w:t>
+            </w:r>
+          </w:p>
+        </w:tc>
+        <w:tc>
+          <w:tcPr>
+            <w:tcW w:w="4513" w:type="dxa"/>
+            <w:tcMar>
+              <w:top w:w="60" w:type="dxa"/>
+              <w:left w:w="100" w:type="dxa"/>
+              <w:bottom w:w="60" w:type="dxa"/>
+              <w:right w:w="100" w:type="dxa"/>
+            </w:tcMar>
+            <w:vAlign w:val="center"/>
+          </w:tcPr>
+          <w:p>
+            <w:r>
+              <w:t xml:space="preserve">El sistema se utiliza desde un navegador web, sin requerir instalación adicional para el cliente final.</w:t>
+            </w:r>
+          </w:p>
+        </w:tc>
+        <w:tc>
+          <w:tcPr>
+            <w:tcW w:w="1146" w:type="dxa"/>
+            <w:tcMar>
+              <w:top w:w="60" w:type="dxa"/>
+              <w:left w:w="100" w:type="dxa"/>
+              <w:bottom w:w="60" w:type="dxa"/>
+              <w:right w:w="100" w:type="dxa"/>
+            </w:tcMar>
+            <w:vAlign w:val="center"/>
+          </w:tcPr>
+          <w:p>
+            <w:r>
+              <w:t xml:space="preserve">Media</w:t>
+            </w:r>
+          </w:p>
+        </w:tc>
+        <w:tc>
+          <w:tcPr>
+            <w:tcW w:w="1299" w:type="dxa"/>
+            <w:tcMar>
+              <w:top w:w="60" w:type="dxa"/>
+              <w:left w:w="100" w:type="dxa"/>
+              <w:bottom w:w="60" w:type="dxa"/>
+              <w:right w:w="100" w:type="dxa"/>
+            </w:tcMar>
+            <w:vAlign w:val="center"/>
+          </w:tcPr>
+          <w:p>
+            <w:r>
+              <w:t xml:space="preserve">Alcance</w:t>
             </w:r>
           </w:p>
         </w:tc>
       </w:tr>
     </w:tbl>
-    <w:p>
-      <w:pPr>
-        <w:spacing w:after="200"/>
-      </w:pPr>
-    </w:p>
     <w:p>
       <w:pPr>
         <w:pStyle w:val="Ttulo2"/>
@@ -3890,7 +2995,7 @@
         <w:spacing w:after="120"/>
       </w:pPr>
       <w:r>
-        <w:t>Cada requerimiento de 2.1 y 2.2 se contrasta aquí contra una falla real y medible descrita en la sección 1 (cifras de la temporada pasada) o contra un límite de alcance acordado — ninguno se incorporó sin esa justificación:</w:t>
+        <w:t xml:space="preserve">Cada fila de este cuadro conecta una cifra o un hecho documentado en la sección 1 con el o los requerimientos de 2.1/2.2 que lo resuelven. Ningún requerimiento de esta sección se incorporó sin que respondiera a una regla de negocio, una falla documentada o un límite de alcance explícito:</w:t>
       </w:r>
     </w:p>
     <w:tbl>
@@ -3937,7 +3042,7 @@
                 <w:bCs/>
                 <w:color w:val="FFFFFF"/>
               </w:rPr>
-              <w:t>Falla u origen documentado</w:t>
+              <w:t xml:space="preserve">Falla u origen documentado</w:t>
             </w:r>
           </w:p>
         </w:tc>
@@ -3960,7 +3065,7 @@
                 <w:bCs/>
                 <w:color w:val="FFFFFF"/>
               </w:rPr>
-              <w:t>Requerimientos que la resuelven</w:t>
+              <w:t xml:space="preserve">Requerimientos que la resuelven</w:t>
             </w:r>
           </w:p>
         </w:tc>
@@ -3979,7 +3084,7 @@
           </w:tcPr>
           <w:p>
             <w:r>
-              <w:t>19 reservas duplicadas al cierre de temporada</w:t>
+              <w:t xml:space="preserve">19 reservas duplicadas detectadas al cierre de temporada.</w:t>
             </w:r>
           </w:p>
         </w:tc>
@@ -3996,7 +3101,7 @@
           </w:tcPr>
           <w:p>
             <w:r>
-              <w:t>FR-11 (autenticación obligatoria), FR-12 (una reserva por transacción, con fecha de emisión propia)</w:t>
+              <w:t xml:space="preserve">FR-11 (identificación del cliente mediante autenticación), FR-12 (cada reserva queda registrada una sola vez, con su propia fecha de emisión).</w:t>
             </w:r>
           </w:p>
         </w:tc>
@@ -4005,36 +3110,34 @@
         <w:tc>
           <w:tcPr>
             <w:tcW w:w="4200" w:type="dxa"/>
-            <w:shd w:val="clear" w:color="auto" w:fill="F1F2F1"/>
-            <w:tcMar>
-              <w:top w:w="60" w:type="dxa"/>
-              <w:left w:w="100" w:type="dxa"/>
-              <w:bottom w:w="60" w:type="dxa"/>
-              <w:right w:w="100" w:type="dxa"/>
-            </w:tcMar>
-            <w:vAlign w:val="center"/>
-          </w:tcPr>
-          <w:p>
-            <w:r>
-              <w:t>6 reservas aceptadas por sobre el cupo del paquete</w:t>
+            <w:tcMar>
+              <w:top w:w="60" w:type="dxa"/>
+              <w:left w:w="100" w:type="dxa"/>
+              <w:bottom w:w="60" w:type="dxa"/>
+              <w:right w:w="100" w:type="dxa"/>
+            </w:tcMar>
+            <w:vAlign w:val="center"/>
+          </w:tcPr>
+          <w:p>
+            <w:r>
+              <w:t xml:space="preserve">6 reservas aceptadas por sobre el cupo real del paquete.</w:t>
             </w:r>
           </w:p>
         </w:tc>
         <w:tc>
           <w:tcPr>
             <w:tcW w:w="5150" w:type="dxa"/>
-            <w:shd w:val="clear" w:color="auto" w:fill="F1F2F1"/>
-            <w:tcMar>
-              <w:top w:w="60" w:type="dxa"/>
-              <w:left w:w="100" w:type="dxa"/>
-              <w:bottom w:w="60" w:type="dxa"/>
-              <w:right w:w="100" w:type="dxa"/>
-            </w:tcMar>
-            <w:vAlign w:val="center"/>
-          </w:tcPr>
-          <w:p>
-            <w:r>
-              <w:t>FR-08 (consultar cupo restante), FR-13 (rechazar si supera el cupo)</w:t>
+            <w:tcMar>
+              <w:top w:w="60" w:type="dxa"/>
+              <w:left w:w="100" w:type="dxa"/>
+              <w:bottom w:w="60" w:type="dxa"/>
+              <w:right w:w="100" w:type="dxa"/>
+            </w:tcMar>
+            <w:vAlign w:val="center"/>
+          </w:tcPr>
+          <w:p>
+            <w:r>
+              <w:t xml:space="preserve">FR-08 (consultar cupo disponible), FR-13 (rechazar la reserva que exceda el cupo).</w:t>
             </w:r>
           </w:p>
         </w:tc>
@@ -4053,7 +3156,7 @@
           </w:tcPr>
           <w:p>
             <w:r>
-              <w:t>3 reservas sobre paquetes con fecha de salida ya vencida</w:t>
+              <w:t xml:space="preserve">3 reservas tomadas sobre paquetes con fecha de salida ya vencida.</w:t>
             </w:r>
           </w:p>
         </w:tc>
@@ -4070,7 +3173,7 @@
           </w:tcPr>
           <w:p>
             <w:r>
-              <w:t>FR-14 (rechazar reserva sobre paquete vencido)</w:t>
+              <w:t xml:space="preserve">FR-14 (rechazar reserva sobre paquete vencido).</w:t>
             </w:r>
           </w:p>
         </w:tc>
@@ -4079,36 +3182,34 @@
         <w:tc>
           <w:tcPr>
             <w:tcW w:w="4200" w:type="dxa"/>
-            <w:shd w:val="clear" w:color="auto" w:fill="F1F2F1"/>
-            <w:tcMar>
-              <w:top w:w="60" w:type="dxa"/>
-              <w:left w:w="100" w:type="dxa"/>
-              <w:bottom w:w="60" w:type="dxa"/>
-              <w:right w:w="100" w:type="dxa"/>
-            </w:tcMar>
-            <w:vAlign w:val="center"/>
-          </w:tcPr>
-          <w:p>
-            <w:r>
-              <w:t>4 paquetes publicados con precio distinto del cobrado</w:t>
+            <w:tcMar>
+              <w:top w:w="60" w:type="dxa"/>
+              <w:left w:w="100" w:type="dxa"/>
+              <w:bottom w:w="60" w:type="dxa"/>
+              <w:right w:w="100" w:type="dxa"/>
+            </w:tcMar>
+            <w:vAlign w:val="center"/>
+          </w:tcPr>
+          <w:p>
+            <w:r>
+              <w:t xml:space="preserve">4 paquetes publicados con un precio distinto del efectivamente cobrado.</w:t>
             </w:r>
           </w:p>
         </w:tc>
         <w:tc>
           <w:tcPr>
             <w:tcW w:w="5150" w:type="dxa"/>
-            <w:shd w:val="clear" w:color="auto" w:fill="F1F2F1"/>
-            <w:tcMar>
-              <w:top w:w="60" w:type="dxa"/>
-              <w:left w:w="100" w:type="dxa"/>
-              <w:bottom w:w="60" w:type="dxa"/>
-              <w:right w:w="100" w:type="dxa"/>
-            </w:tcMar>
-            <w:vAlign w:val="center"/>
-          </w:tcPr>
-          <w:p>
-            <w:r>
-              <w:t>FR-06 (precio calculado, no manual), FR-07 (precio fijado al publicar)</w:t>
+            <w:tcMar>
+              <w:top w:w="60" w:type="dxa"/>
+              <w:left w:w="100" w:type="dxa"/>
+              <w:bottom w:w="60" w:type="dxa"/>
+              <w:right w:w="100" w:type="dxa"/>
+            </w:tcMar>
+            <w:vAlign w:val="center"/>
+          </w:tcPr>
+          <w:p>
+            <w:r>
+              <w:t xml:space="preserve">FR-06 (precio calculado por el sistema, no a mano), FR-07 (precio fijado al publicar, inmutable ante cambios posteriores).</w:t>
             </w:r>
           </w:p>
         </w:tc>
@@ -4127,7 +3228,7 @@
           </w:tcPr>
           <w:p>
             <w:r>
-              <w:t>31 consultas de clientes resueltas revisando el cuaderno a mano</w:t>
+              <w:t xml:space="preserve">31 consultas de clientes resueltas revisando el cuaderno hoja por hoja.</w:t>
             </w:r>
           </w:p>
         </w:tc>
@@ -4144,15 +3245,7 @@
           </w:tcPr>
           <w:p>
             <w:r>
-              <w:t xml:space="preserve">FR-15 (historial de reservas propio, </w:t>
-            </w:r>
-            <w:proofErr w:type="spellStart"/>
-            <w:r>
-              <w:t>autoconsultable</w:t>
-            </w:r>
-            <w:proofErr w:type="spellEnd"/>
-            <w:r>
-              <w:t>)</w:t>
+              <w:t xml:space="preserve">FR-15 (historial de reservas autoconsultable por el propio cliente).</w:t>
             </w:r>
           </w:p>
         </w:tc>
@@ -4161,44 +3254,34 @@
         <w:tc>
           <w:tcPr>
             <w:tcW w:w="4200" w:type="dxa"/>
-            <w:shd w:val="clear" w:color="auto" w:fill="F1F2F1"/>
-            <w:tcMar>
-              <w:top w:w="60" w:type="dxa"/>
-              <w:left w:w="100" w:type="dxa"/>
-              <w:bottom w:w="60" w:type="dxa"/>
-              <w:right w:w="100" w:type="dxa"/>
-            </w:tcMar>
-            <w:vAlign w:val="center"/>
-          </w:tcPr>
-          <w:p>
-            <w:r>
-              <w:t xml:space="preserve">Destinos que ya no se </w:t>
-            </w:r>
-            <w:proofErr w:type="gramStart"/>
-            <w:r>
-              <w:t>operan</w:t>
-            </w:r>
-            <w:proofErr w:type="gramEnd"/>
-            <w:r>
-              <w:t xml:space="preserve"> pero siguen apareciendo en el catálogo</w:t>
+            <w:tcMar>
+              <w:top w:w="60" w:type="dxa"/>
+              <w:left w:w="100" w:type="dxa"/>
+              <w:bottom w:w="60" w:type="dxa"/>
+              <w:right w:w="100" w:type="dxa"/>
+            </w:tcMar>
+            <w:vAlign w:val="center"/>
+          </w:tcPr>
+          <w:p>
+            <w:r>
+              <w:t xml:space="preserve">4 destinos que ya no se operan pero siguen apareciendo en el catálogo.</w:t>
             </w:r>
           </w:p>
         </w:tc>
         <w:tc>
           <w:tcPr>
             <w:tcW w:w="5150" w:type="dxa"/>
-            <w:shd w:val="clear" w:color="auto" w:fill="F1F2F1"/>
-            <w:tcMar>
-              <w:top w:w="60" w:type="dxa"/>
-              <w:left w:w="100" w:type="dxa"/>
-              <w:bottom w:w="60" w:type="dxa"/>
-              <w:right w:w="100" w:type="dxa"/>
-            </w:tcMar>
-            <w:vAlign w:val="center"/>
-          </w:tcPr>
-          <w:p>
-            <w:r>
-              <w:t>FR-03 (baja lógica), FR-04 (listar solo disponibles)</w:t>
+            <w:tcMar>
+              <w:top w:w="60" w:type="dxa"/>
+              <w:left w:w="100" w:type="dxa"/>
+              <w:bottom w:w="60" w:type="dxa"/>
+              <w:right w:w="100" w:type="dxa"/>
+            </w:tcMar>
+            <w:vAlign w:val="center"/>
+          </w:tcPr>
+          <w:p>
+            <w:r>
+              <w:t xml:space="preserve">FR-03 (baja lógica del destino), FR-04 (listar solo los disponibles).</w:t>
             </w:r>
           </w:p>
         </w:tc>
@@ -4217,7 +3300,7 @@
           </w:tcPr>
           <w:p>
             <w:r>
-              <w:t>RUT y teléfono dispersos en la planilla compartida y en mensajería</w:t>
+              <w:t xml:space="preserve">RUT y teléfono de clientes dispersos en planilla, cuaderno y mensajería, expuestos a cualquiera que abra esos archivos.</w:t>
             </w:r>
           </w:p>
         </w:tc>
@@ -4234,7 +3317,7 @@
           </w:tcPr>
           <w:p>
             <w:r>
-              <w:t>RNF-01 (hash de contraseña), RNF-02 (ocultar RUT/teléfono)</w:t>
+              <w:t xml:space="preserve">RNF-01 (hash de contraseña), RNF-02 (RUT/teléfono ocultos en listados y errores).</w:t>
             </w:r>
           </w:p>
         </w:tc>
@@ -4242,38 +3325,11 @@
     </w:tbl>
     <w:p>
       <w:pPr>
-        <w:spacing w:after="200"/>
-      </w:pPr>
-    </w:p>
-    <w:p>
-      <w:pPr>
         <w:spacing w:after="120"/>
       </w:pPr>
       <w:r>
-        <w:rPr>
-          <w:i/>
-          <w:iCs/>
-          <w:color w:val="555555"/>
-        </w:rPr>
-        <w:t>No queda ninguna falla de la sección 1 sin un requerimiento que la aborde, ni ningún requerimiento de 2.1/2.2 sin una falla, regla de negocio (R1-R17) o límite de alcance que lo origine.</w:t>
-      </w:r>
-    </w:p>
-    <w:p>
-      <w:r>
-        <w:br w:type="page"/>
-      </w:r>
-    </w:p>
-    <w:p>
-      <w:pPr>
-        <w:sectPr>
-          <w:headerReference w:type="default" r:id="rId13"/>
-          <w:footerReference w:type="default" r:id="rId14"/>
-          <w:pgSz w:w="11906" w:h="16838"/>
-          <w:pgMar w:top="1440" w:right="1440" w:bottom="1440" w:left="1440" w:header="708" w:footer="708" w:gutter="0"/>
-          <w:cols w:space="720"/>
-          <w:docGrid w:linePitch="360"/>
-        </w:sectPr>
-      </w:pPr>
+        <w:t xml:space="preserve">No queda ninguna cifra de la sección 1 sin un requerimiento que la aborde, ni un requerimiento de 2.1 o 2.2 sin una regla de negocio, falla documentada o límite de alcance que lo origine.</w:t>
+      </w:r>
     </w:p>
     <w:p>
       <w:pPr>
@@ -4633,23 +3689,7 @@
         <w:spacing w:after="120"/>
       </w:pPr>
       <w:r>
-        <w:t xml:space="preserve">Las cinco clases (Destino, Paquete, Cliente, Reserva y Administrador) y sus relaciones corresponden una a una con el esquema SQLite implementado en </w:t>
-      </w:r>
-      <w:proofErr w:type="spellStart"/>
-      <w:r>
-        <w:t>backend</w:t>
-      </w:r>
-      <w:proofErr w:type="spellEnd"/>
-      <w:r>
-        <w:t xml:space="preserve">/app/database.py: Destino y Paquete se relacionan mediante la tabla puente </w:t>
-      </w:r>
-      <w:proofErr w:type="spellStart"/>
-      <w:r>
-        <w:t>paquete_destinos</w:t>
-      </w:r>
-      <w:proofErr w:type="spellEnd"/>
-      <w:r>
-        <w:t xml:space="preserve"> (cardinalidad 2..5, regla R3); Cliente y Paquete se relacionan con Reserva (R12); Administrador no se persiste como tabla porque se autentica por una vía separada de gestión, y se modela para dejar explícitas sus responsabilidades sobre Destino y Paquete.</w:t>
+        <w:t xml:space="preserve">Las cinco clases (Destino, Paquete, Cliente, Reserva y Administrador) y sus relaciones corresponden una a una con el esquema SQLite implementado en backend/app/database.py: Destino y Paquete se relacionan mediante la tabla puente paquete_destinos (cardinalidad 2..5, regla R3); Cliente y Paquete se relacionan con Reserva (R12); Administrador no se persiste como tabla porque se autentica por una vía separada de gestión, y se modela para dejar explícitas sus responsabilidades sobre Destino y Paquete.</w:t>
       </w:r>
     </w:p>
     <w:p>
@@ -5238,15 +4278,7 @@
         <w:spacing w:after="120"/>
       </w:pPr>
       <w:r>
-        <w:t xml:space="preserve">Logan Silva es el Líder de Proyecto, rol definido en la guía de evaluación: coordina las actividades del equipo, gestiona las reuniones de seguimiento, supervisa el cumplimiento de tareas y mantiene la comunicación con el docente. El equipo interpreta además el rol de </w:t>
-      </w:r>
-      <w:proofErr w:type="spellStart"/>
-      <w:r>
-        <w:t>Product</w:t>
-      </w:r>
-      <w:proofErr w:type="spellEnd"/>
-      <w:r>
-        <w:t xml:space="preserve"> Owner a partir del propio caso (las necesidades de los tres socios de Viajes Aventura), consolidado y priorizado por el Líder de Proyecto. Con un equipo de 2 personas, la responsabilidad técnica se dividió en dos franjas verticales, cada una agrupando 2 dominios por flujo de negocio: Camilo Sepúlveda cubre el lado de catálogo (Destinos alimenta a Paquetes), y Logan Silva cubre el lado de operación con el cliente (Clientes y seguridad alimenta a Reservas, que depende de la autenticación):</w:t>
+        <w:t xml:space="preserve">Logan Silva es el Líder de Proyecto, rol definido en la guía de evaluación: coordina las actividades del equipo, gestiona las reuniones de seguimiento, supervisa el cumplimiento de tareas y mantiene la comunicación con el docente. El equipo interpreta además el rol de Product Owner a partir del propio caso (las necesidades de los tres socios de Viajes Aventura), consolidado y priorizado por el Líder de Proyecto. Con un equipo de 2 personas, la responsabilidad técnica se dividió en dos franjas verticales, cada una agrupando 2 dominios por flujo de negocio: Camilo Sepúlveda cubre el lado de catálogo (Destinos alimenta a Paquetes), y Logan Silva cubre el lado de operación con el cliente (Clientes y seguridad alimenta a Reservas, que depende de la autenticación):</w:t>
       </w:r>
     </w:p>
     <w:tbl>
@@ -5399,11 +4431,9 @@
             <w:vAlign w:val="center"/>
           </w:tcPr>
           <w:p>
-            <w:proofErr w:type="spellStart"/>
             <w:r>
               <w:t>Developer</w:t>
             </w:r>
-            <w:proofErr w:type="spellEnd"/>
           </w:p>
         </w:tc>
         <w:tc>
@@ -5474,13 +4504,8 @@
           </w:tcPr>
           <w:p>
             <w:r>
-              <w:t xml:space="preserve">Líder de Proyecto + </w:t>
-            </w:r>
-            <w:proofErr w:type="spellStart"/>
-            <w:r>
-              <w:t>Developer</w:t>
-            </w:r>
-            <w:proofErr w:type="spellEnd"/>
+              <w:t xml:space="preserve">Líder de Proyecto + Developer</w:t>
+            </w:r>
           </w:p>
         </w:tc>
         <w:tc>
@@ -5558,29 +4583,7 @@
           <w:sz w:val="22"/>
           <w:szCs w:val="22"/>
         </w:rPr>
-        <w:t xml:space="preserve">4.2 </w:t>
-      </w:r>
-      <w:proofErr w:type="spellStart"/>
-      <w:r>
-        <w:rPr>
-          <w:b/>
-          <w:bCs/>
-          <w:color w:val="222222"/>
-          <w:sz w:val="22"/>
-          <w:szCs w:val="22"/>
-        </w:rPr>
-        <w:t>Product</w:t>
-      </w:r>
-      <w:proofErr w:type="spellEnd"/>
-      <w:r>
-        <w:rPr>
-          <w:b/>
-          <w:bCs/>
-          <w:color w:val="222222"/>
-          <w:sz w:val="22"/>
-          <w:szCs w:val="22"/>
-        </w:rPr>
-        <w:t xml:space="preserve"> Backlog</w:t>
+        <w:t xml:space="preserve">4.2 Product Backlog</w:t>
       </w:r>
       <w:bookmarkEnd w:id="12"/>
     </w:p>
@@ -5971,21 +4974,7 @@
               <w:rPr>
                 <w:lang w:val="en-US"/>
               </w:rPr>
-              <w:t xml:space="preserve">FR-09, FR-10, RNF-01 </w:t>
-            </w:r>
-            <w:proofErr w:type="gramStart"/>
-            <w:r>
-              <w:rPr>
-                <w:lang w:val="en-US"/>
-              </w:rPr>
-              <w:t>a</w:t>
-            </w:r>
-            <w:proofErr w:type="gramEnd"/>
-            <w:r>
-              <w:rPr>
-                <w:lang w:val="en-US"/>
-              </w:rPr>
-              <w:t xml:space="preserve"> RNF-03</w:t>
+              <w:t xml:space="preserve">FR-09, FR-10, RNF-01 a RNF-03</w:t>
             </w:r>
           </w:p>
         </w:tc>
@@ -6147,23 +5136,7 @@
           </w:tcPr>
           <w:p>
             <w:r>
-              <w:t>Como equipo queremos un esqueleto compartido (</w:t>
-            </w:r>
-            <w:proofErr w:type="spellStart"/>
-            <w:r>
-              <w:t>backend</w:t>
-            </w:r>
-            <w:proofErr w:type="spellEnd"/>
-            <w:r>
-              <w:t xml:space="preserve">, </w:t>
-            </w:r>
-            <w:proofErr w:type="spellStart"/>
-            <w:r>
-              <w:t>frontend</w:t>
-            </w:r>
-            <w:proofErr w:type="spellEnd"/>
-            <w:r>
-              <w:t xml:space="preserve"> y esquema de datos) antes de dividirnos.</w:t>
+              <w:t xml:space="preserve">Como equipo queremos un esqueleto compartido (backend, frontend y esquema de datos) antes de dividirnos.</w:t>
             </w:r>
           </w:p>
         </w:tc>
@@ -6403,13 +5376,8 @@
           </w:tcPr>
           <w:p>
             <w:r>
-              <w:t xml:space="preserve">23-30 </w:t>
-            </w:r>
-            <w:proofErr w:type="spellStart"/>
-            <w:r>
-              <w:t>sep</w:t>
-            </w:r>
-            <w:proofErr w:type="spellEnd"/>
+              <w:t xml:space="preserve">23-30 sep</w:t>
+            </w:r>
           </w:p>
         </w:tc>
         <w:tc>
@@ -6442,39 +5410,7 @@
           </w:tcPr>
           <w:p>
             <w:r>
-              <w:t xml:space="preserve">Repositorio con </w:t>
-            </w:r>
-            <w:proofErr w:type="spellStart"/>
-            <w:r>
-              <w:t>backend</w:t>
-            </w:r>
-            <w:proofErr w:type="spellEnd"/>
-            <w:r>
-              <w:t>/</w:t>
-            </w:r>
-            <w:proofErr w:type="spellStart"/>
-            <w:r>
-              <w:t>frontend</w:t>
-            </w:r>
-            <w:proofErr w:type="spellEnd"/>
-            <w:r>
-              <w:t xml:space="preserve"> base, esquema SQLite, distribución del equipo, tablero (</w:t>
-            </w:r>
-            <w:proofErr w:type="spellStart"/>
-            <w:r>
-              <w:t>issues</w:t>
-            </w:r>
-            <w:proofErr w:type="spellEnd"/>
-            <w:r>
-              <w:t xml:space="preserve"> + </w:t>
-            </w:r>
-            <w:proofErr w:type="spellStart"/>
-            <w:r>
-              <w:t>milestone</w:t>
-            </w:r>
-            <w:proofErr w:type="spellEnd"/>
-            <w:r>
-              <w:t>), informe técnico terminado</w:t>
+              <w:t xml:space="preserve">Repositorio con backend/frontend base, esquema SQLite, distribución del equipo, tablero (issues + milestone), informe técnico terminado</w:t>
             </w:r>
           </w:p>
         </w:tc>
@@ -6760,103 +5696,7 @@
         <w:spacing w:after="120"/>
       </w:pPr>
       <w:r>
-        <w:t xml:space="preserve">El sistema se divide en </w:t>
-      </w:r>
-      <w:proofErr w:type="spellStart"/>
-      <w:r>
-        <w:t>backend</w:t>
-      </w:r>
-      <w:proofErr w:type="spellEnd"/>
-      <w:r>
-        <w:t xml:space="preserve"> (Python 3 + </w:t>
-      </w:r>
-      <w:proofErr w:type="spellStart"/>
-      <w:r>
-        <w:t>FastAPI</w:t>
-      </w:r>
-      <w:proofErr w:type="spellEnd"/>
-      <w:r>
-        <w:t xml:space="preserve">, carpeta </w:t>
-      </w:r>
-      <w:proofErr w:type="spellStart"/>
-      <w:r>
-        <w:t>backend</w:t>
-      </w:r>
-      <w:proofErr w:type="spellEnd"/>
-      <w:r>
-        <w:t>/</w:t>
-      </w:r>
-      <w:proofErr w:type="gramStart"/>
-      <w:r>
-        <w:t>app</w:t>
-      </w:r>
-      <w:proofErr w:type="gramEnd"/>
-      <w:r>
-        <w:t xml:space="preserve">/) y </w:t>
-      </w:r>
-      <w:proofErr w:type="spellStart"/>
-      <w:r>
-        <w:t>frontend</w:t>
-      </w:r>
-      <w:proofErr w:type="spellEnd"/>
-      <w:r>
-        <w:t xml:space="preserve"> (</w:t>
-      </w:r>
-      <w:proofErr w:type="spellStart"/>
-      <w:r>
-        <w:t>React</w:t>
-      </w:r>
-      <w:proofErr w:type="spellEnd"/>
-      <w:r>
-        <w:t xml:space="preserve"> + Vite, carpeta </w:t>
-      </w:r>
-      <w:proofErr w:type="spellStart"/>
-      <w:r>
-        <w:t>frontend</w:t>
-      </w:r>
-      <w:proofErr w:type="spellEnd"/>
-      <w:r>
-        <w:t xml:space="preserve">/), comunicados exclusivamente por una API REST/JSON — el </w:t>
-      </w:r>
-      <w:proofErr w:type="spellStart"/>
-      <w:r>
-        <w:t>frontend</w:t>
-      </w:r>
-      <w:proofErr w:type="spellEnd"/>
-      <w:r>
-        <w:t xml:space="preserve"> no accede a la base de datos directamente (RNF-05). Se eligió </w:t>
-      </w:r>
-      <w:proofErr w:type="spellStart"/>
-      <w:r>
-        <w:t>FastAPI</w:t>
-      </w:r>
-      <w:proofErr w:type="spellEnd"/>
-      <w:r>
-        <w:t xml:space="preserve"> sobre Flask porque valida automáticamente cada entrada con </w:t>
-      </w:r>
-      <w:proofErr w:type="spellStart"/>
-      <w:r>
-        <w:t>Pydantic</w:t>
-      </w:r>
-      <w:proofErr w:type="spellEnd"/>
-      <w:r>
-        <w:t xml:space="preserve"> (relevante para FR-01, FR-05, FR-12), y genera documentación interactiva (/</w:t>
-      </w:r>
-      <w:proofErr w:type="spellStart"/>
-      <w:r>
-        <w:t>docs</w:t>
-      </w:r>
-      <w:proofErr w:type="spellEnd"/>
-      <w:r>
-        <w:t xml:space="preserve">) útil para probar la API antes de tener </w:t>
-      </w:r>
-      <w:proofErr w:type="spellStart"/>
-      <w:r>
-        <w:t>frontend</w:t>
-      </w:r>
-      <w:proofErr w:type="spellEnd"/>
-      <w:r>
-        <w:t>.</w:t>
+        <w:t xml:space="preserve">El sistema se divide en backend (Python 3 + FastAPI, carpeta backend/app/) y frontend (React + Vite, carpeta frontend/), comunicados exclusivamente por una API REST/JSON — el frontend no accede a la base de datos directamente (RNF-05). Se eligió FastAPI sobre Flask porque valida automáticamente cada entrada con Pydantic (relevante para FR-01, FR-05, FR-12), y genera documentación interactiva (/docs) útil para probar la API antes de tener frontend.</w:t>
       </w:r>
     </w:p>
     <w:p>
@@ -6864,124 +5704,7 @@
         <w:spacing w:after="120"/>
       </w:pPr>
       <w:r>
-        <w:t xml:space="preserve">Para la entrega se compila el </w:t>
-      </w:r>
-      <w:proofErr w:type="spellStart"/>
-      <w:r>
-        <w:t>frontend</w:t>
-      </w:r>
-      <w:proofErr w:type="spellEnd"/>
-      <w:r>
-        <w:t xml:space="preserve"> (</w:t>
-      </w:r>
-      <w:proofErr w:type="spellStart"/>
-      <w:r>
-        <w:t>npm</w:t>
-      </w:r>
-      <w:proofErr w:type="spellEnd"/>
-      <w:r>
-        <w:t xml:space="preserve"> run </w:t>
-      </w:r>
-      <w:proofErr w:type="spellStart"/>
-      <w:r>
-        <w:t>build</w:t>
-      </w:r>
-      <w:proofErr w:type="spellEnd"/>
-      <w:r>
-        <w:t xml:space="preserve">) directamente a </w:t>
-      </w:r>
-      <w:proofErr w:type="spellStart"/>
-      <w:r>
-        <w:t>backend</w:t>
-      </w:r>
-      <w:proofErr w:type="spellEnd"/>
-      <w:r>
-        <w:t>/</w:t>
-      </w:r>
-      <w:proofErr w:type="spellStart"/>
-      <w:r>
-        <w:t>static</w:t>
-      </w:r>
-      <w:proofErr w:type="spellEnd"/>
-      <w:r>
-        <w:t xml:space="preserve">/, y </w:t>
-      </w:r>
-      <w:proofErr w:type="spellStart"/>
-      <w:r>
-        <w:t>FastAPI</w:t>
-      </w:r>
-      <w:proofErr w:type="spellEnd"/>
-      <w:r>
-        <w:t xml:space="preserve"> sirve ese </w:t>
-      </w:r>
-      <w:proofErr w:type="spellStart"/>
-      <w:r>
-        <w:t>build</w:t>
-      </w:r>
-      <w:proofErr w:type="spellEnd"/>
-      <w:r>
-        <w:t xml:space="preserve"> como archivos estáticos desde el mismo puerto que la API (RNF-06): quien evalúa levanta el sistema completo con un solo comando (</w:t>
-      </w:r>
-      <w:proofErr w:type="spellStart"/>
-      <w:r>
-        <w:t>uvicorn</w:t>
-      </w:r>
-      <w:proofErr w:type="spellEnd"/>
-      <w:r>
-        <w:t xml:space="preserve"> </w:t>
-      </w:r>
-      <w:proofErr w:type="spellStart"/>
-      <w:r>
-        <w:t>app.main:</w:t>
-      </w:r>
-      <w:proofErr w:type="gramStart"/>
-      <w:r>
-        <w:t>app</w:t>
-      </w:r>
-      <w:proofErr w:type="spellEnd"/>
-      <w:proofErr w:type="gramEnd"/>
-      <w:r>
-        <w:t xml:space="preserve">), sin instalar </w:t>
-      </w:r>
-      <w:proofErr w:type="spellStart"/>
-      <w:r>
-        <w:t>Node</w:t>
-      </w:r>
-      <w:proofErr w:type="spellEnd"/>
-      <w:r>
-        <w:t xml:space="preserve"> ni configurar CORS. Durante el desarrollo, el equipo sigue usando dos procesos separados (</w:t>
-      </w:r>
-      <w:proofErr w:type="spellStart"/>
-      <w:r>
-        <w:t>uvicorn</w:t>
-      </w:r>
-      <w:proofErr w:type="spellEnd"/>
-      <w:r>
-        <w:t xml:space="preserve"> + </w:t>
-      </w:r>
-      <w:proofErr w:type="spellStart"/>
-      <w:r>
-        <w:t>npm</w:t>
-      </w:r>
-      <w:proofErr w:type="spellEnd"/>
-      <w:r>
-        <w:t xml:space="preserve"> run </w:t>
-      </w:r>
-      <w:proofErr w:type="spellStart"/>
-      <w:r>
-        <w:t>dev</w:t>
-      </w:r>
-      <w:proofErr w:type="spellEnd"/>
-      <w:r>
-        <w:t xml:space="preserve"> con proxy) para mantener la recarga en caliente de </w:t>
-      </w:r>
-      <w:proofErr w:type="spellStart"/>
-      <w:r>
-        <w:t>React</w:t>
-      </w:r>
-      <w:proofErr w:type="spellEnd"/>
-      <w:r>
-        <w:t>.</w:t>
+        <w:t xml:space="preserve">Para la entrega se compila el frontend (npm run build) directamente a backend/static/, y FastAPI sirve ese build como archivos estáticos desde el mismo puerto que la API (RNF-06): quien evalúa levanta el sistema completo con un solo comando (uvicorn app.main:app), sin instalar Node ni configurar CORS. Durante el desarrollo, el equipo sigue usando dos procesos separados (uvicorn + npm run dev con proxy) para mantener la recarga en caliente de React.</w:t>
       </w:r>
     </w:p>
     <w:p>
@@ -7007,15 +5730,7 @@
         <w:spacing w:after="120"/>
       </w:pPr>
       <w:r>
-        <w:t xml:space="preserve">La persistencia usa sqlite3 de la librería estándar de Python (sin ORM), con el esquema definido en </w:t>
-      </w:r>
-      <w:proofErr w:type="spellStart"/>
-      <w:r>
-        <w:t>backend</w:t>
-      </w:r>
-      <w:proofErr w:type="spellEnd"/>
-      <w:r>
-        <w:t>/app/database.py. Las cinco tablas replican uno a uno el diagrama de clases de la sección 3.3, con las restricciones de columna (UNIQUE, CHECK, NOT NULL) que expresan directamente las reglas de negocio que se pueden validar a nivel de esquema:</w:t>
+        <w:t xml:space="preserve">La persistencia usa sqlite3 de la librería estándar de Python (sin ORM), con el esquema definido en backend/app/database.py. Las cinco tablas replican uno a uno el diagrama de clases de la sección 3.3, con las restricciones de columna (UNIQUE, CHECK, NOT NULL) que expresan directamente las reglas de negocio que se pueden validar a nivel de esquema:</w:t>
       </w:r>
     </w:p>
     <w:tbl>
@@ -7121,15 +5836,7 @@
           </w:tcPr>
           <w:p>
             <w:r>
-              <w:t>R1 (nombre UNIQUE), R2 (</w:t>
-            </w:r>
-            <w:proofErr w:type="spellStart"/>
-            <w:r>
-              <w:t>costo_base</w:t>
-            </w:r>
-            <w:proofErr w:type="spellEnd"/>
-            <w:r>
-              <w:t xml:space="preserve"> &gt; 0 vía CHECK), R8 (columna disponible)</w:t>
+              <w:t xml:space="preserve">R1 (nombre UNIQUE), R2 (costo_base &gt; 0 vía CHECK), R8 (columna disponible)</w:t>
             </w:r>
           </w:p>
         </w:tc>
@@ -7167,39 +5874,7 @@
           </w:tcPr>
           <w:p>
             <w:r>
-              <w:t>R5 (</w:t>
-            </w:r>
-            <w:proofErr w:type="spellStart"/>
-            <w:r>
-              <w:t>cupo_maximo</w:t>
-            </w:r>
-            <w:proofErr w:type="spellEnd"/>
-            <w:r>
-              <w:t xml:space="preserve"> &gt; 0, </w:t>
-            </w:r>
-            <w:proofErr w:type="spellStart"/>
-            <w:r>
-              <w:t>fecha_regreso</w:t>
-            </w:r>
-            <w:proofErr w:type="spellEnd"/>
-            <w:r>
-              <w:t xml:space="preserve"> &gt; </w:t>
-            </w:r>
-            <w:proofErr w:type="spellStart"/>
-            <w:r>
-              <w:t>fecha_salida</w:t>
-            </w:r>
-            <w:proofErr w:type="spellEnd"/>
-            <w:r>
-              <w:t xml:space="preserve"> vía CHECK), R6 (margen), R7 (</w:t>
-            </w:r>
-            <w:proofErr w:type="spellStart"/>
-            <w:r>
-              <w:t>precio_publicado</w:t>
-            </w:r>
-            <w:proofErr w:type="spellEnd"/>
-            <w:r>
-              <w:t>, publicado)</w:t>
+              <w:t xml:space="preserve">R5 (cupo_maximo &gt; 0, fecha_regreso &gt; fecha_salida vía CHECK), R6 (margen), R7 (precio_publicado, publicado)</w:t>
             </w:r>
           </w:p>
         </w:tc>
@@ -7217,11 +5892,9 @@
             <w:vAlign w:val="center"/>
           </w:tcPr>
           <w:p>
-            <w:proofErr w:type="spellStart"/>
             <w:r>
               <w:t>paquete_destinos</w:t>
             </w:r>
-            <w:proofErr w:type="spellEnd"/>
           </w:p>
         </w:tc>
         <w:tc>
@@ -7237,15 +5910,7 @@
           </w:tcPr>
           <w:p>
             <w:r>
-              <w:t xml:space="preserve">R3, R4 (relación N:N entre paquetes y destinos; el límite de 2 a 5 destinos se valida en el </w:t>
-            </w:r>
-            <w:proofErr w:type="spellStart"/>
-            <w:r>
-              <w:t>router</w:t>
-            </w:r>
-            <w:proofErr w:type="spellEnd"/>
-            <w:r>
-              <w:t>, no en el esquema)</w:t>
+              <w:t xml:space="preserve">R3, R4 (relación N:N entre paquetes y destinos; el límite de 2 a 5 destinos se valida en el router, no en el esquema)</w:t>
             </w:r>
           </w:p>
         </w:tc>
@@ -7283,20 +5948,7 @@
           </w:tcPr>
           <w:p>
             <w:r>
-              <w:t>R9 (correo UNIQUE), R10 (</w:t>
-            </w:r>
-            <w:proofErr w:type="spellStart"/>
-            <w:proofErr w:type="gramStart"/>
-            <w:r>
-              <w:t>password</w:t>
-            </w:r>
-            <w:proofErr w:type="gramEnd"/>
-            <w:r>
-              <w:t>_hash</w:t>
-            </w:r>
-            <w:proofErr w:type="spellEnd"/>
-            <w:r>
-              <w:t>, nunca la contraseña en texto plano)</w:t>
+              <w:t>R9 (correo UNIQUE), R10 (password_hash, nunca la contraseña en texto plano)</w:t>
             </w:r>
           </w:p>
         </w:tc>
@@ -7353,43 +6005,7 @@
           <w:iCs/>
           <w:color w:val="555555"/>
         </w:rPr>
-        <w:t>Las reglas que dependen de datos en tiempo de ejecución y no de la forma de una fila — R3/R4 (2 a 5 destinos sin repetir), R14 (cupo disponible = cupo máximo − reservas ya hechas) y R15 (fecha de salida vigente) — se validan en la lógica de cada dominio (</w:t>
-      </w:r>
-      <w:proofErr w:type="spellStart"/>
-      <w:r>
-        <w:rPr>
-          <w:i/>
-          <w:iCs/>
-          <w:color w:val="555555"/>
-        </w:rPr>
-        <w:t>routers</w:t>
-      </w:r>
-      <w:proofErr w:type="spellEnd"/>
-      <w:r>
-        <w:rPr>
-          <w:i/>
-          <w:iCs/>
-          <w:color w:val="555555"/>
-        </w:rPr>
-        <w:t xml:space="preserve"> de </w:t>
-      </w:r>
-      <w:proofErr w:type="spellStart"/>
-      <w:r>
-        <w:rPr>
-          <w:i/>
-          <w:iCs/>
-          <w:color w:val="555555"/>
-        </w:rPr>
-        <w:t>FastAPI</w:t>
-      </w:r>
-      <w:proofErr w:type="spellEnd"/>
-      <w:r>
-        <w:rPr>
-          <w:i/>
-          <w:iCs/>
-          <w:color w:val="555555"/>
-        </w:rPr>
-        <w:t>), no en el esquema de la base de datos.</w:t>
+        <w:t xml:space="preserve">Las reglas que dependen de datos en tiempo de ejecución y no de la forma de una fila — R3/R4 (2 a 5 destinos sin repetir), R14 (cupo disponible = cupo máximo − reservas ya hechas) y R15 (fecha de salida vigente) — se validan en la lógica de cada dominio (routers de FastAPI), no en el esquema de la base de datos.</w:t>
       </w:r>
     </w:p>
     <w:p>
@@ -7415,15 +6031,7 @@
         <w:spacing w:after="120"/>
       </w:pPr>
       <w:r>
-        <w:t xml:space="preserve">Cada dominio implementa su propio conjunto de </w:t>
-      </w:r>
-      <w:proofErr w:type="spellStart"/>
-      <w:r>
-        <w:t>endpoints</w:t>
-      </w:r>
-      <w:proofErr w:type="spellEnd"/>
-      <w:r>
-        <w:t xml:space="preserve"> CRUD sobre su(s) tabla(s), según el reparto de la sección 4.1. Al cierre de este informe, el esqueleto compartido (conexión SQLite, esquema completo, servidor único) está implementado y probado de punta a punta; la implementación de cada dominio corresponde al Sprint 1 (ver cronograma, sección 4.3) y su avance se documenta cambio a cambio en VALIDACION_IA.md.</w:t>
+        <w:t xml:space="preserve">Cada dominio implementa su propio conjunto de endpoints CRUD sobre su(s) tabla(s), según el reparto de la sección 4.1. Al cierre de este informe, el esqueleto compartido (conexión SQLite, esquema completo, servidor único) está implementado y probado de punta a punta; la implementación de cada dominio corresponde al Sprint 1 (ver cronograma, sección 4.3) y su avance se documenta cambio a cambio en VALIDACION_IA.md.</w:t>
       </w:r>
     </w:p>
     <w:p>
@@ -7470,15 +6078,7 @@
         <w:spacing w:after="120"/>
       </w:pPr>
       <w:r>
-        <w:t xml:space="preserve">Todo uso de IA durante el desarrollo se registra en VALIDACION_IA.md con la misma estructura: objetivo, implementación, revisión técnica (qué propuso la IA o qué alternativa se evaluó, y por qué se adoptó, modificó o descartó) y validación. A </w:t>
-      </w:r>
-      <w:proofErr w:type="gramStart"/>
-      <w:r>
-        <w:t>continuación</w:t>
-      </w:r>
-      <w:proofErr w:type="gramEnd"/>
-      <w:r>
-        <w:t xml:space="preserve"> se resumen las decisiones más relevantes tomadas hasta ahora, como evidencia de evaluación crítica y no de copia directa de sugerencias:</w:t>
+        <w:t xml:space="preserve">Todo uso de IA durante el desarrollo se registra en VALIDACION_IA.md con la misma estructura: objetivo, implementación, revisión técnica (qué propuso la IA o qué alternativa se evaluó, y por qué se adoptó, modificó o descartó) y validación. A continuación se resumen las decisiones más relevantes tomadas hasta ahora, como evidencia de evaluación crítica y no de copia directa de sugerencias:</w:t>
       </w:r>
     </w:p>
     <w:tbl>
@@ -7591,13 +6191,8 @@
           </w:tcPr>
           <w:p>
             <w:r>
-              <w:t xml:space="preserve">Framework de </w:t>
-            </w:r>
-            <w:proofErr w:type="spellStart"/>
-            <w:r>
-              <w:t>backend</w:t>
-            </w:r>
-            <w:proofErr w:type="spellEnd"/>
+              <w:t xml:space="preserve">Framework de backend</w:t>
+            </w:r>
           </w:p>
         </w:tc>
         <w:tc>
@@ -7613,13 +6208,8 @@
           </w:tcPr>
           <w:p>
             <w:r>
-              <w:t xml:space="preserve">Flask vs. </w:t>
-            </w:r>
-            <w:proofErr w:type="spellStart"/>
-            <w:r>
-              <w:t>FastAPI</w:t>
-            </w:r>
-            <w:proofErr w:type="spellEnd"/>
+              <w:t xml:space="preserve">Flask vs. FastAPI</w:t>
+            </w:r>
           </w:p>
         </w:tc>
         <w:tc>
@@ -7635,31 +6225,7 @@
           </w:tcPr>
           <w:p>
             <w:r>
-              <w:t xml:space="preserve">Se adoptó </w:t>
-            </w:r>
-            <w:proofErr w:type="spellStart"/>
-            <w:r>
-              <w:t>FastAPI</w:t>
-            </w:r>
-            <w:proofErr w:type="spellEnd"/>
-            <w:r>
-              <w:t xml:space="preserve"> por validación automática con </w:t>
-            </w:r>
-            <w:proofErr w:type="spellStart"/>
-            <w:r>
-              <w:t>Pydantic</w:t>
-            </w:r>
-            <w:proofErr w:type="spellEnd"/>
-            <w:r>
-              <w:t xml:space="preserve"> (relevante para R2, R5, R6, R16) y documentación interactiva (/</w:t>
-            </w:r>
-            <w:proofErr w:type="spellStart"/>
-            <w:r>
-              <w:t>docs</w:t>
-            </w:r>
-            <w:proofErr w:type="spellEnd"/>
-            <w:r>
-              <w:t>).</w:t>
+              <w:t xml:space="preserve">Se adoptó FastAPI por validación automática con Pydantic (relevante para R2, R5, R6, R16) y documentación interactiva (/docs).</w:t>
             </w:r>
           </w:p>
         </w:tc>
@@ -7715,39 +6281,7 @@
           </w:tcPr>
           <w:p>
             <w:r>
-              <w:t>Se adoptó servidor único (</w:t>
-            </w:r>
-            <w:proofErr w:type="spellStart"/>
-            <w:r>
-              <w:t>FastAPI</w:t>
-            </w:r>
-            <w:proofErr w:type="spellEnd"/>
-            <w:r>
-              <w:t xml:space="preserve"> sirve el </w:t>
-            </w:r>
-            <w:proofErr w:type="spellStart"/>
-            <w:r>
-              <w:t>build</w:t>
-            </w:r>
-            <w:proofErr w:type="spellEnd"/>
-            <w:r>
-              <w:t xml:space="preserve"> de </w:t>
-            </w:r>
-            <w:proofErr w:type="spellStart"/>
-            <w:r>
-              <w:t>React</w:t>
-            </w:r>
-            <w:proofErr w:type="spellEnd"/>
-            <w:r>
-              <w:t xml:space="preserve">) para que la evaluación no dependa de instalar </w:t>
-            </w:r>
-            <w:proofErr w:type="spellStart"/>
-            <w:r>
-              <w:t>Node</w:t>
-            </w:r>
-            <w:proofErr w:type="spellEnd"/>
-            <w:r>
-              <w:t xml:space="preserve"> ni configurar CORS.</w:t>
+              <w:t xml:space="preserve">Se adoptó servidor único (FastAPI sirve el build de React) para que la evaluación no dependa de instalar Node ni configurar CORS.</w:t>
             </w:r>
           </w:p>
         </w:tc>
@@ -7765,11 +6299,9 @@
             <w:vAlign w:val="center"/>
           </w:tcPr>
           <w:p>
-            <w:proofErr w:type="spellStart"/>
             <w:r>
               <w:t>Frontend</w:t>
             </w:r>
-            <w:proofErr w:type="spellEnd"/>
           </w:p>
         </w:tc>
         <w:tc>
@@ -7810,15 +6342,7 @@
           </w:tcPr>
           <w:p>
             <w:r>
-              <w:t>Se adoptó Vite por ser el estándar vigente (CRA está deprecado) y por su configuración más simple de proxy/</w:t>
-            </w:r>
-            <w:proofErr w:type="spellStart"/>
-            <w:r>
-              <w:t>build</w:t>
-            </w:r>
-            <w:proofErr w:type="spellEnd"/>
-            <w:r>
-              <w:t xml:space="preserve"> para el patrón de servidor único.</w:t>
+              <w:t xml:space="preserve">Se adoptó Vite por ser el estándar vigente (CRA está deprecado) y por su configuración más simple de proxy/build para el patrón de servidor único.</w:t>
             </w:r>
           </w:p>
         </w:tc>
@@ -7856,13 +6380,8 @@
           </w:tcPr>
           <w:p>
             <w:r>
-              <w:t xml:space="preserve">Expresar R3/R4/R14/R15 como restricciones SQL vs. en el </w:t>
-            </w:r>
-            <w:proofErr w:type="spellStart"/>
-            <w:r>
-              <w:t>router</w:t>
-            </w:r>
-            <w:proofErr w:type="spellEnd"/>
+              <w:t xml:space="preserve">Expresar R3/R4/R14/R15 como restricciones SQL vs. en el router</w:t>
+            </w:r>
           </w:p>
         </w:tc>
         <w:tc>
@@ -8065,37 +6584,8 @@
             <w:vAlign w:val="center"/>
           </w:tcPr>
           <w:p>
-            <w:proofErr w:type="spellStart"/>
-            <w:r>
-              <w:t>passlib</w:t>
-            </w:r>
-            <w:proofErr w:type="spellEnd"/>
-            <w:r>
-              <w:t>[</w:t>
-            </w:r>
-            <w:proofErr w:type="spellStart"/>
-            <w:r>
-              <w:t>bcrypt</w:t>
-            </w:r>
-            <w:proofErr w:type="spellEnd"/>
-            <w:r>
-              <w:t>] (</w:t>
-            </w:r>
-            <w:proofErr w:type="spellStart"/>
-            <w:r>
-              <w:t>PyPI</w:t>
-            </w:r>
-            <w:proofErr w:type="spellEnd"/>
-            <w:r>
-              <w:t xml:space="preserve"> oficial), factor de costo 12. Se descarta cualquier hash reversible o sin </w:t>
-            </w:r>
-            <w:proofErr w:type="spellStart"/>
-            <w:r>
-              <w:t>salt</w:t>
-            </w:r>
-            <w:proofErr w:type="spellEnd"/>
-            <w:r>
-              <w:t xml:space="preserve"> (MD5, SHA-256 plano).</w:t>
+            <w:r>
+              <w:t xml:space="preserve">passlib[bcrypt] (PyPI oficial), factor de costo 12. Se descarta cualquier hash reversible o sin salt (MD5, SHA-256 plano).</w:t>
             </w:r>
           </w:p>
         </w:tc>
@@ -8132,13 +6622,8 @@
             <w:vAlign w:val="center"/>
           </w:tcPr>
           <w:p>
-            <w:proofErr w:type="spellStart"/>
-            <w:r>
-              <w:t>PyJWT</w:t>
-            </w:r>
-            <w:proofErr w:type="spellEnd"/>
-            <w:r>
-              <w:t>, algoritmo HS256, expiración de 30 minutos. La clave secreta se lee desde una variable de entorno; nunca se escribe literal en el código (verificable en el repositorio).</w:t>
+            <w:r>
+              <w:t>PyJWT, algoritmo HS256, expiración de 30 minutos. La clave secreta se lee desde una variable de entorno; nunca se escribe literal en el código (verificable en el repositorio).</w:t>
             </w:r>
           </w:p>
         </w:tc>
@@ -8212,23 +6697,7 @@
           </w:tcPr>
           <w:p>
             <w:r>
-              <w:t xml:space="preserve">Todo </w:t>
-            </w:r>
-            <w:proofErr w:type="spellStart"/>
-            <w:r>
-              <w:t>endpoint</w:t>
-            </w:r>
-            <w:proofErr w:type="spellEnd"/>
-            <w:r>
-              <w:t xml:space="preserve"> de reservar o consultar reservas exige el token; el `</w:t>
-            </w:r>
-            <w:proofErr w:type="spellStart"/>
-            <w:r>
-              <w:t>cliente_id</w:t>
-            </w:r>
-            <w:proofErr w:type="spellEnd"/>
-            <w:r>
-              <w:t>` se obtiene del token, nunca de un parámetro que el cliente pueda manipular (R11).</w:t>
+              <w:t xml:space="preserve">Todo endpoint de reservar o consultar reservas exige el token; el `cliente_id` se obtiene del token, nunca de un parámetro que el cliente pueda manipular (R11).</w:t>
             </w:r>
           </w:p>
         </w:tc>
@@ -8275,31 +6744,7 @@
         <w:spacing w:after="60"/>
       </w:pPr>
       <w:r>
-        <w:t>Los modelos de respuesta (</w:t>
-      </w:r>
-      <w:proofErr w:type="spellStart"/>
-      <w:r>
-        <w:t>Pydantic</w:t>
-      </w:r>
-      <w:proofErr w:type="spellEnd"/>
-      <w:r>
-        <w:t xml:space="preserve">) de Cliente excluyen </w:t>
-      </w:r>
-      <w:proofErr w:type="spellStart"/>
-      <w:r>
-        <w:t>rut</w:t>
-      </w:r>
-      <w:proofErr w:type="spellEnd"/>
-      <w:r>
-        <w:t xml:space="preserve"> y </w:t>
-      </w:r>
-      <w:proofErr w:type="spellStart"/>
-      <w:r>
-        <w:t>telefono</w:t>
-      </w:r>
-      <w:proofErr w:type="spellEnd"/>
-      <w:r>
-        <w:t xml:space="preserve"> en cualquier listado administrativo; solo el propio cliente autenticado los ve al consultar su perfil.</w:t>
+        <w:t xml:space="preserve">Los modelos de respuesta (Pydantic) de Cliente excluyen rut y telefono en cualquier listado administrativo; solo el propio cliente autenticado los ve al consultar su perfil.</w:t>
       </w:r>
     </w:p>
     <w:p>
@@ -8312,23 +6757,7 @@
         <w:spacing w:after="60"/>
       </w:pPr>
       <w:r>
-        <w:t xml:space="preserve">Los mensajes de error de validación (ej. RUT con formato inválido) nunca repiten el valor recibido cuando el campo es </w:t>
-      </w:r>
-      <w:proofErr w:type="spellStart"/>
-      <w:r>
-        <w:t>rut</w:t>
-      </w:r>
-      <w:proofErr w:type="spellEnd"/>
-      <w:r>
-        <w:t xml:space="preserve"> o </w:t>
-      </w:r>
-      <w:proofErr w:type="spellStart"/>
-      <w:r>
-        <w:t>telefono</w:t>
-      </w:r>
-      <w:proofErr w:type="spellEnd"/>
-      <w:r>
-        <w:t>, para no filtrarlo en un log de errores del servidor.</w:t>
+        <w:t xml:space="preserve">Los mensajes de error de validación (ej. RUT con formato inválido) nunca repiten el valor recibido cuando el campo es rut o telefono, para no filtrarlo en un log de errores del servidor.</w:t>
       </w:r>
     </w:p>
     <w:p>
@@ -8341,15 +6770,7 @@
         <w:spacing w:after="60"/>
       </w:pPr>
       <w:r>
-        <w:t xml:space="preserve">La contraseña no se registra en ningún log, ni siquiera ya </w:t>
-      </w:r>
-      <w:proofErr w:type="spellStart"/>
-      <w:r>
-        <w:t>hasheada</w:t>
-      </w:r>
-      <w:proofErr w:type="spellEnd"/>
-      <w:r>
-        <w:t>; solo se calcula en memoria para comparar y se descarta.</w:t>
+        <w:t xml:space="preserve">La contraseña no se registra en ningún log, ni siquiera ya hasheada; solo se calcula en memoria para comparar y se descarta.</w:t>
       </w:r>
     </w:p>
     <w:p>
@@ -8380,23 +6801,7 @@
         <w:spacing w:after="120"/>
       </w:pPr>
       <w:r>
-        <w:t>Al cierre del Sprint 2 (sección 4.3), antes de la entrega, se ejecutará un análisis estático (</w:t>
-      </w:r>
-      <w:proofErr w:type="spellStart"/>
-      <w:r>
-        <w:t>SonarCloud</w:t>
-      </w:r>
-      <w:proofErr w:type="spellEnd"/>
-      <w:r>
-        <w:t xml:space="preserve">, ya usado por el equipo en el proyecto </w:t>
-      </w:r>
-      <w:proofErr w:type="spellStart"/>
-      <w:r>
-        <w:t>EcoTechSolutions</w:t>
-      </w:r>
-      <w:proofErr w:type="spellEnd"/>
-      <w:r>
-        <w:t xml:space="preserve"> de la misma asignatura) sobre el código de los 4 dominios, revisando puntualmente:</w:t>
+        <w:t xml:space="preserve">Al cierre del Sprint 2 (sección 4.3), antes de la entrega, se ejecutará un análisis estático (SonarCloud, ya usado por el equipo en el proyecto EcoTechSolutions de la misma asignatura) sobre el código de los 4 dominios, revisando puntualmente:</w:t>
       </w:r>
     </w:p>
     <w:p>
@@ -8409,15 +6814,7 @@
         <w:spacing w:after="60"/>
       </w:pPr>
       <w:r>
-        <w:t xml:space="preserve">Inyección SQL: toda consulta a sqlite3 debe usar parámetros (?), nunca concatenación de </w:t>
-      </w:r>
-      <w:proofErr w:type="spellStart"/>
-      <w:r>
-        <w:t>strings</w:t>
-      </w:r>
-      <w:proofErr w:type="spellEnd"/>
-      <w:r>
-        <w:t xml:space="preserve"> con datos de entrada.</w:t>
+        <w:t xml:space="preserve">Inyección SQL: toda consulta a sqlite3 debe usar parámetros (?), nunca concatenación de strings con datos de entrada.</w:t>
       </w:r>
     </w:p>
     <w:p>
@@ -8430,15 +6827,7 @@
         <w:spacing w:after="60"/>
       </w:pPr>
       <w:r>
-        <w:t xml:space="preserve">Secretos </w:t>
-      </w:r>
-      <w:proofErr w:type="spellStart"/>
-      <w:r>
-        <w:t>hardcodeados</w:t>
-      </w:r>
-      <w:proofErr w:type="spellEnd"/>
-      <w:r>
-        <w:t>: la clave JWT y cualquier credencial de servicio deben leerse de variables de entorno, no aparecer literales en el código.</w:t>
+        <w:t xml:space="preserve">Secretos hardcodeados: la clave JWT y cualquier credencial de servicio deben leerse de variables de entorno, no aparecer literales en el código.</w:t>
       </w:r>
     </w:p>
     <w:p>
@@ -8451,15 +6840,7 @@
         <w:spacing w:after="60"/>
       </w:pPr>
       <w:r>
-        <w:t>Manejo de excepciones: ningún error debe exponer una traza interna (</w:t>
-      </w:r>
-      <w:proofErr w:type="spellStart"/>
-      <w:r>
-        <w:t>stack</w:t>
-      </w:r>
-      <w:proofErr w:type="spellEnd"/>
-      <w:r>
-        <w:t xml:space="preserve"> trace, ruta de archivo, consulta SQL) al cliente de la API.</w:t>
+        <w:t xml:space="preserve">Manejo de excepciones: ningún error debe exponer una traza interna (stack trace, ruta de archivo, consulta SQL) al cliente de la API.</w:t>
       </w:r>
     </w:p>
     <w:p>
@@ -8472,23 +6853,7 @@
         <w:spacing w:after="60"/>
       </w:pPr>
       <w:r>
-        <w:t xml:space="preserve">Security </w:t>
-      </w:r>
-      <w:proofErr w:type="spellStart"/>
-      <w:r>
-        <w:t>Hotspots</w:t>
-      </w:r>
-      <w:proofErr w:type="spellEnd"/>
-      <w:r>
-        <w:t xml:space="preserve"> de </w:t>
-      </w:r>
-      <w:proofErr w:type="spellStart"/>
-      <w:r>
-        <w:t>SonarCloud</w:t>
-      </w:r>
-      <w:proofErr w:type="spellEnd"/>
-      <w:r>
-        <w:t xml:space="preserve"> específicos de autenticación y manejo de contraseñas.</w:t>
+        <w:t xml:space="preserve">Security Hotspots de SonarCloud específicos de autenticación y manejo de contraseñas.</w:t>
       </w:r>
     </w:p>
     <w:p>
@@ -8549,13 +6914,7 @@
         <w:spacing w:after="120"/>
       </w:pPr>
       <w:r>
-        <w:t xml:space="preserve">Según la guía de evaluación (TI3021_U4_ES_GUÍA.pdf), el Informe Técnico Grupal incluye el código fuente y una aplicación funcional (autenticación y persistencia) como parte </w:t>
-      </w:r>
-      <w:r>
-        <w:t>de este</w:t>
-      </w:r>
-      <w:r>
-        <w:t xml:space="preserve"> entregable, calificado en su dimensión de producto (50%); la defensa argumentativa individual de cada integrante se califica aparte, en su dimensión de desempeño (50%). El equipo sigue además la instrucción del profesor sobre el orden de trabajo: informe primero, programación después. Este documento está completo para su evaluación (requerimientos verificados contra el problema en 2.3, modelamiento con trazabilidad validada en 3.4, metodología, arquitectura, uso de IA y seguridad especificada a nivel de diseño); el código de los 4 dominios corresponde al Sprint 1, que comienza una vez cerrado este informe, y se incorpora al mismo repositorio antes de la entrega final.</w:t>
+        <w:t xml:space="preserve">Según la guía de evaluación (TI3021_U4_ES_GUÍA.pdf), el Informe Técnico Grupal incluye el código fuente y una aplicación funcional (autenticación y persistencia) como parte de este entregable, calificado en su dimensión de producto (50%); la defensa argumentativa individual de cada integrante se califica aparte, en su dimensión de desempeño (50%). El equipo sigue además la instrucción del profesor sobre el orden de trabajo: informe primero, programación después. Este documento está completo para su evaluación (requerimientos verificados contra el problema en 2.3, modelamiento con trazabilidad validada en 3.4, metodología, arquitectura, uso de IA y seguridad especificada a nivel de diseño); el código de los 4 dominios corresponde al Sprint 1, que comienza una vez cerrado este informe, y se incorpora al mismo repositorio antes de la entrega final.</w:t>
       </w:r>
     </w:p>
     <w:p>
@@ -8593,15 +6952,7 @@
         <w:spacing w:after="60"/>
       </w:pPr>
       <w:r>
-        <w:t xml:space="preserve">Modelamiento completo con trazabilidad validada: 2 diagramas BPMN, 1 diagrama de casos de uso, 1 diagrama de clases y la matriz de trazabilidad </w:t>
-      </w:r>
-      <w:proofErr w:type="spellStart"/>
-      <w:r>
-        <w:t>requerimientos↔modelos</w:t>
-      </w:r>
-      <w:proofErr w:type="spellEnd"/>
-      <w:r>
-        <w:t xml:space="preserve"> (sección 3).</w:t>
+        <w:t xml:space="preserve">Modelamiento completo con trazabilidad validada: 2 diagramas BPMN, 1 diagrama de casos de uso, 1 diagrama de clases y la matriz de trazabilidad requerimientos↔modelos (sección 3).</w:t>
       </w:r>
     </w:p>
     <w:p>
@@ -8614,15 +6965,7 @@
         <w:spacing w:after="60"/>
       </w:pPr>
       <w:r>
-        <w:t xml:space="preserve">Roles del equipo, </w:t>
-      </w:r>
-      <w:proofErr w:type="spellStart"/>
-      <w:r>
-        <w:t>Product</w:t>
-      </w:r>
-      <w:proofErr w:type="spellEnd"/>
-      <w:r>
-        <w:t xml:space="preserve"> Backlog y Sprint Backlog con cronograma hasta el 5 de octubre (sección 4).</w:t>
+        <w:t xml:space="preserve">Roles del equipo, Product Backlog y Sprint Backlog con cronograma hasta el 5 de octubre (sección 4).</w:t>
       </w:r>
     </w:p>
     <w:p>
@@ -8635,15 +6978,7 @@
         <w:spacing w:after="60"/>
       </w:pPr>
       <w:r>
-        <w:t xml:space="preserve">Diseño de seguridad especificado a nivel de librería, algoritmo y parámetro: hash, JWT, protección de datos sensibles y </w:t>
-      </w:r>
-      <w:proofErr w:type="spellStart"/>
-      <w:r>
-        <w:t>checklist</w:t>
-      </w:r>
-      <w:proofErr w:type="spellEnd"/>
-      <w:r>
-        <w:t xml:space="preserve"> de revisión con IA (sección 7).</w:t>
+        <w:t xml:space="preserve">Diseño de seguridad especificado a nivel de librería, algoritmo y parámetro: hash, JWT, protección de datos sensibles y checklist de revisión con IA (sección 7).</w:t>
       </w:r>
     </w:p>
     <w:p>
@@ -8656,39 +6991,7 @@
         <w:spacing w:after="60"/>
       </w:pPr>
       <w:r>
-        <w:t xml:space="preserve">Esqueleto compartido funcional: </w:t>
-      </w:r>
-      <w:proofErr w:type="spellStart"/>
-      <w:r>
-        <w:t>backend</w:t>
-      </w:r>
-      <w:proofErr w:type="spellEnd"/>
-      <w:r>
-        <w:t xml:space="preserve"> </w:t>
-      </w:r>
-      <w:proofErr w:type="spellStart"/>
-      <w:r>
-        <w:t>FastAPI</w:t>
-      </w:r>
-      <w:proofErr w:type="spellEnd"/>
-      <w:r>
-        <w:t xml:space="preserve">, </w:t>
-      </w:r>
-      <w:proofErr w:type="spellStart"/>
-      <w:r>
-        <w:t>frontend</w:t>
-      </w:r>
-      <w:proofErr w:type="spellEnd"/>
-      <w:r>
-        <w:t xml:space="preserve"> </w:t>
-      </w:r>
-      <w:proofErr w:type="spellStart"/>
-      <w:r>
-        <w:t>React</w:t>
-      </w:r>
-      <w:proofErr w:type="spellEnd"/>
-      <w:r>
-        <w:t>/Vite, esquema SQLite completo, servidor único de entrega — probado de punta a punta.</w:t>
+        <w:t xml:space="preserve">Esqueleto compartido funcional: backend FastAPI, frontend React/Vite, esquema SQLite completo, servidor único de entrega — probado de punta a punta.</w:t>
       </w:r>
     </w:p>
     <w:p>
@@ -8701,23 +7004,7 @@
         <w:spacing w:after="60"/>
       </w:pPr>
       <w:r>
-        <w:t xml:space="preserve">Tablero de seguimiento en GitHub: </w:t>
-      </w:r>
-      <w:proofErr w:type="spellStart"/>
-      <w:r>
-        <w:t>milestone</w:t>
-      </w:r>
-      <w:proofErr w:type="spellEnd"/>
-      <w:r>
-        <w:t xml:space="preserve"> con fecha de entrega y una </w:t>
-      </w:r>
-      <w:proofErr w:type="spellStart"/>
-      <w:r>
-        <w:t>issue</w:t>
-      </w:r>
-      <w:proofErr w:type="spellEnd"/>
-      <w:r>
-        <w:t xml:space="preserve"> por dominio, asignadas por integrante.</w:t>
+        <w:t xml:space="preserve">Tablero de seguimiento en GitHub: milestone con fecha de entrega y una issue por dominio, asignadas por integrante.</w:t>
       </w:r>
     </w:p>
     <w:p>

--- a/Informe_Tecnico_Viajes_Aventura.docx
+++ b/Informe_Tecnico_Viajes_Aventura.docx
@@ -191,6 +191,7 @@
       <w:sdtPr>
         <w:id w:val="-1327054220"/>
       </w:sdtPr>
+      <w:sdtEndPr/>
       <w:sdtContent>
         <w:p>
           <w:pPr>
@@ -199,15 +200,24 @@
               <w:tab w:val="right" w:leader="dot" w:pos="9016"/>
             </w:tabs>
             <w:rPr>
+              <w:rFonts w:asciiTheme="minorHAnsi" w:eastAsiaTheme="minorEastAsia" w:hAnsiTheme="minorHAnsi" w:cstheme="minorBidi"/>
               <w:noProof/>
+              <w:kern w:val="2"/>
+              <w:sz w:val="24"/>
+              <w:szCs w:val="24"/>
+              <w14:ligatures w14:val="standardContextual"/>
             </w:rPr>
           </w:pPr>
           <w:r>
             <w:fldChar w:fldCharType="begin"/>
+          </w:r>
+          <w:r>
             <w:instrText>TOC \h \o "1-2"</w:instrText>
+          </w:r>
+          <w:r>
             <w:fldChar w:fldCharType="separate"/>
           </w:r>
-          <w:hyperlink w:anchor="_Toc241693996" w:history="1">
+          <w:hyperlink w:anchor="_Toc241765428" w:history="1">
             <w:r>
               <w:rPr>
                 <w:rStyle w:val="Hipervnculo"/>
@@ -222,10 +232,40 @@
                 <w:noProof/>
               </w:rPr>
               <w:tab/>
+            </w:r>
+            <w:r>
+              <w:rPr>
+                <w:noProof/>
+              </w:rPr>
               <w:fldChar w:fldCharType="begin"/>
-              <w:instrText xml:space="preserve"> PAGEREF _Toc241693996 \h </w:instrText>
+            </w:r>
+            <w:r>
+              <w:rPr>
+                <w:noProof/>
+              </w:rPr>
+              <w:instrText xml:space="preserve"> PAGEREF _Toc241765428 \h </w:instrText>
+            </w:r>
+            <w:r>
+              <w:rPr>
+                <w:noProof/>
+              </w:rPr>
+            </w:r>
+            <w:r>
+              <w:rPr>
+                <w:noProof/>
+              </w:rPr>
               <w:fldChar w:fldCharType="separate"/>
+            </w:r>
+            <w:r>
+              <w:rPr>
+                <w:noProof/>
+              </w:rPr>
               <w:t>3</w:t>
+            </w:r>
+            <w:r>
+              <w:rPr>
+                <w:noProof/>
+              </w:rPr>
               <w:fldChar w:fldCharType="end"/>
             </w:r>
           </w:hyperlink>
@@ -237,10 +277,15 @@
               <w:tab w:val="right" w:leader="dot" w:pos="9016"/>
             </w:tabs>
             <w:rPr>
+              <w:rFonts w:asciiTheme="minorHAnsi" w:eastAsiaTheme="minorEastAsia" w:hAnsiTheme="minorHAnsi" w:cstheme="minorBidi"/>
               <w:noProof/>
+              <w:kern w:val="2"/>
+              <w:sz w:val="24"/>
+              <w:szCs w:val="24"/>
+              <w14:ligatures w14:val="standardContextual"/>
             </w:rPr>
           </w:pPr>
-          <w:hyperlink w:anchor="_Toc241693997" w:history="1">
+          <w:hyperlink w:anchor="_Toc241765429" w:history="1">
             <w:r>
               <w:rPr>
                 <w:rStyle w:val="Hipervnculo"/>
@@ -255,10 +300,40 @@
                 <w:noProof/>
               </w:rPr>
               <w:tab/>
+            </w:r>
+            <w:r>
+              <w:rPr>
+                <w:noProof/>
+              </w:rPr>
               <w:fldChar w:fldCharType="begin"/>
-              <w:instrText xml:space="preserve"> PAGEREF _Toc241693997 \h </w:instrText>
+            </w:r>
+            <w:r>
+              <w:rPr>
+                <w:noProof/>
+              </w:rPr>
+              <w:instrText xml:space="preserve"> PAGEREF _Toc241765429 \h </w:instrText>
+            </w:r>
+            <w:r>
+              <w:rPr>
+                <w:noProof/>
+              </w:rPr>
+            </w:r>
+            <w:r>
+              <w:rPr>
+                <w:noProof/>
+              </w:rPr>
               <w:fldChar w:fldCharType="separate"/>
+            </w:r>
+            <w:r>
+              <w:rPr>
+                <w:noProof/>
+              </w:rPr>
               <w:t>4</w:t>
+            </w:r>
+            <w:r>
+              <w:rPr>
+                <w:noProof/>
+              </w:rPr>
               <w:fldChar w:fldCharType="end"/>
             </w:r>
           </w:hyperlink>
@@ -270,10 +345,15 @@
               <w:tab w:val="right" w:leader="dot" w:pos="9016"/>
             </w:tabs>
             <w:rPr>
+              <w:rFonts w:asciiTheme="minorHAnsi" w:eastAsiaTheme="minorEastAsia" w:hAnsiTheme="minorHAnsi" w:cstheme="minorBidi"/>
               <w:noProof/>
+              <w:kern w:val="2"/>
+              <w:sz w:val="24"/>
+              <w:szCs w:val="24"/>
+              <w14:ligatures w14:val="standardContextual"/>
             </w:rPr>
           </w:pPr>
-          <w:hyperlink w:anchor="_Toc241693998" w:history="1">
+          <w:hyperlink w:anchor="_Toc241765430" w:history="1">
             <w:r>
               <w:rPr>
                 <w:rStyle w:val="Hipervnculo"/>
@@ -288,10 +368,40 @@
                 <w:noProof/>
               </w:rPr>
               <w:tab/>
+            </w:r>
+            <w:r>
+              <w:rPr>
+                <w:noProof/>
+              </w:rPr>
               <w:fldChar w:fldCharType="begin"/>
-              <w:instrText xml:space="preserve"> PAGEREF _Toc241693998 \h </w:instrText>
+            </w:r>
+            <w:r>
+              <w:rPr>
+                <w:noProof/>
+              </w:rPr>
+              <w:instrText xml:space="preserve"> PAGEREF _Toc241765430 \h </w:instrText>
+            </w:r>
+            <w:r>
+              <w:rPr>
+                <w:noProof/>
+              </w:rPr>
+            </w:r>
+            <w:r>
+              <w:rPr>
+                <w:noProof/>
+              </w:rPr>
               <w:fldChar w:fldCharType="separate"/>
+            </w:r>
+            <w:r>
+              <w:rPr>
+                <w:noProof/>
+              </w:rPr>
               <w:t>4</w:t>
+            </w:r>
+            <w:r>
+              <w:rPr>
+                <w:noProof/>
+              </w:rPr>
               <w:fldChar w:fldCharType="end"/>
             </w:r>
           </w:hyperlink>
@@ -303,10 +413,15 @@
               <w:tab w:val="right" w:leader="dot" w:pos="9016"/>
             </w:tabs>
             <w:rPr>
+              <w:rFonts w:asciiTheme="minorHAnsi" w:eastAsiaTheme="minorEastAsia" w:hAnsiTheme="minorHAnsi" w:cstheme="minorBidi"/>
               <w:noProof/>
+              <w:kern w:val="2"/>
+              <w:sz w:val="24"/>
+              <w:szCs w:val="24"/>
+              <w14:ligatures w14:val="standardContextual"/>
             </w:rPr>
           </w:pPr>
-          <w:hyperlink w:anchor="_Toc241693999" w:history="1">
+          <w:hyperlink w:anchor="_Toc241765431" w:history="1">
             <w:r>
               <w:rPr>
                 <w:rStyle w:val="Hipervnculo"/>
@@ -321,10 +436,40 @@
                 <w:noProof/>
               </w:rPr>
               <w:tab/>
+            </w:r>
+            <w:r>
+              <w:rPr>
+                <w:noProof/>
+              </w:rPr>
               <w:fldChar w:fldCharType="begin"/>
-              <w:instrText xml:space="preserve"> PAGEREF _Toc241693999 \h </w:instrText>
+            </w:r>
+            <w:r>
+              <w:rPr>
+                <w:noProof/>
+              </w:rPr>
+              <w:instrText xml:space="preserve"> PAGEREF _Toc241765431 \h </w:instrText>
+            </w:r>
+            <w:r>
+              <w:rPr>
+                <w:noProof/>
+              </w:rPr>
+            </w:r>
+            <w:r>
+              <w:rPr>
+                <w:noProof/>
+              </w:rPr>
               <w:fldChar w:fldCharType="separate"/>
-              <w:t>4</w:t>
+            </w:r>
+            <w:r>
+              <w:rPr>
+                <w:noProof/>
+              </w:rPr>
+              <w:t>5</w:t>
+            </w:r>
+            <w:r>
+              <w:rPr>
+                <w:noProof/>
+              </w:rPr>
               <w:fldChar w:fldCharType="end"/>
             </w:r>
           </w:hyperlink>
@@ -336,10 +481,15 @@
               <w:tab w:val="right" w:leader="dot" w:pos="9016"/>
             </w:tabs>
             <w:rPr>
+              <w:rFonts w:asciiTheme="minorHAnsi" w:eastAsiaTheme="minorEastAsia" w:hAnsiTheme="minorHAnsi" w:cstheme="minorBidi"/>
               <w:noProof/>
+              <w:kern w:val="2"/>
+              <w:sz w:val="24"/>
+              <w:szCs w:val="24"/>
+              <w14:ligatures w14:val="standardContextual"/>
             </w:rPr>
           </w:pPr>
-          <w:hyperlink w:anchor="_Toc241694000" w:history="1">
+          <w:hyperlink w:anchor="_Toc241765432" w:history="1">
             <w:r>
               <w:rPr>
                 <w:rStyle w:val="Hipervnculo"/>
@@ -354,10 +504,40 @@
                 <w:noProof/>
               </w:rPr>
               <w:tab/>
+            </w:r>
+            <w:r>
+              <w:rPr>
+                <w:noProof/>
+              </w:rPr>
               <w:fldChar w:fldCharType="begin"/>
-              <w:instrText xml:space="preserve"> PAGEREF _Toc241694000 \h </w:instrText>
+            </w:r>
+            <w:r>
+              <w:rPr>
+                <w:noProof/>
+              </w:rPr>
+              <w:instrText xml:space="preserve"> PAGEREF _Toc241765432 \h </w:instrText>
+            </w:r>
+            <w:r>
+              <w:rPr>
+                <w:noProof/>
+              </w:rPr>
+            </w:r>
+            <w:r>
+              <w:rPr>
+                <w:noProof/>
+              </w:rPr>
               <w:fldChar w:fldCharType="separate"/>
+            </w:r>
+            <w:r>
+              <w:rPr>
+                <w:noProof/>
+              </w:rPr>
               <w:t>5</w:t>
+            </w:r>
+            <w:r>
+              <w:rPr>
+                <w:noProof/>
+              </w:rPr>
               <w:fldChar w:fldCharType="end"/>
             </w:r>
           </w:hyperlink>
@@ -369,10 +549,15 @@
               <w:tab w:val="right" w:leader="dot" w:pos="9016"/>
             </w:tabs>
             <w:rPr>
+              <w:rFonts w:asciiTheme="minorHAnsi" w:eastAsiaTheme="minorEastAsia" w:hAnsiTheme="minorHAnsi" w:cstheme="minorBidi"/>
               <w:noProof/>
+              <w:kern w:val="2"/>
+              <w:sz w:val="24"/>
+              <w:szCs w:val="24"/>
+              <w14:ligatures w14:val="standardContextual"/>
             </w:rPr>
           </w:pPr>
-          <w:hyperlink w:anchor="_Toc241694001" w:history="1">
+          <w:hyperlink w:anchor="_Toc241765433" w:history="1">
             <w:r>
               <w:rPr>
                 <w:rStyle w:val="Hipervnculo"/>
@@ -387,10 +572,40 @@
                 <w:noProof/>
               </w:rPr>
               <w:tab/>
+            </w:r>
+            <w:r>
+              <w:rPr>
+                <w:noProof/>
+              </w:rPr>
               <w:fldChar w:fldCharType="begin"/>
-              <w:instrText xml:space="preserve"> PAGEREF _Toc241694001 \h </w:instrText>
+            </w:r>
+            <w:r>
+              <w:rPr>
+                <w:noProof/>
+              </w:rPr>
+              <w:instrText xml:space="preserve"> PAGEREF _Toc241765433 \h </w:instrText>
+            </w:r>
+            <w:r>
+              <w:rPr>
+                <w:noProof/>
+              </w:rPr>
+            </w:r>
+            <w:r>
+              <w:rPr>
+                <w:noProof/>
+              </w:rPr>
               <w:fldChar w:fldCharType="separate"/>
+            </w:r>
+            <w:r>
+              <w:rPr>
+                <w:noProof/>
+              </w:rPr>
               <w:t>6</w:t>
+            </w:r>
+            <w:r>
+              <w:rPr>
+                <w:noProof/>
+              </w:rPr>
               <w:fldChar w:fldCharType="end"/>
             </w:r>
           </w:hyperlink>
@@ -402,10 +617,15 @@
               <w:tab w:val="right" w:leader="dot" w:pos="9016"/>
             </w:tabs>
             <w:rPr>
+              <w:rFonts w:asciiTheme="minorHAnsi" w:eastAsiaTheme="minorEastAsia" w:hAnsiTheme="minorHAnsi" w:cstheme="minorBidi"/>
               <w:noProof/>
+              <w:kern w:val="2"/>
+              <w:sz w:val="24"/>
+              <w:szCs w:val="24"/>
+              <w14:ligatures w14:val="standardContextual"/>
             </w:rPr>
           </w:pPr>
-          <w:hyperlink w:anchor="_Toc241694002" w:history="1">
+          <w:hyperlink w:anchor="_Toc241765434" w:history="1">
             <w:r>
               <w:rPr>
                 <w:rStyle w:val="Hipervnculo"/>
@@ -420,10 +640,40 @@
                 <w:noProof/>
               </w:rPr>
               <w:tab/>
+            </w:r>
+            <w:r>
+              <w:rPr>
+                <w:noProof/>
+              </w:rPr>
               <w:fldChar w:fldCharType="begin"/>
-              <w:instrText xml:space="preserve"> PAGEREF _Toc241694002 \h </w:instrText>
+            </w:r>
+            <w:r>
+              <w:rPr>
+                <w:noProof/>
+              </w:rPr>
+              <w:instrText xml:space="preserve"> PAGEREF _Toc241765434 \h </w:instrText>
+            </w:r>
+            <w:r>
+              <w:rPr>
+                <w:noProof/>
+              </w:rPr>
+            </w:r>
+            <w:r>
+              <w:rPr>
+                <w:noProof/>
+              </w:rPr>
               <w:fldChar w:fldCharType="separate"/>
+            </w:r>
+            <w:r>
+              <w:rPr>
+                <w:noProof/>
+              </w:rPr>
               <w:t>7</w:t>
+            </w:r>
+            <w:r>
+              <w:rPr>
+                <w:noProof/>
+              </w:rPr>
               <w:fldChar w:fldCharType="end"/>
             </w:r>
           </w:hyperlink>
@@ -435,10 +685,15 @@
               <w:tab w:val="right" w:leader="dot" w:pos="9016"/>
             </w:tabs>
             <w:rPr>
+              <w:rFonts w:asciiTheme="minorHAnsi" w:eastAsiaTheme="minorEastAsia" w:hAnsiTheme="minorHAnsi" w:cstheme="minorBidi"/>
               <w:noProof/>
+              <w:kern w:val="2"/>
+              <w:sz w:val="24"/>
+              <w:szCs w:val="24"/>
+              <w14:ligatures w14:val="standardContextual"/>
             </w:rPr>
           </w:pPr>
-          <w:hyperlink w:anchor="_Toc241694003" w:history="1">
+          <w:hyperlink w:anchor="_Toc241765435" w:history="1">
             <w:r>
               <w:rPr>
                 <w:rStyle w:val="Hipervnculo"/>
@@ -453,10 +708,40 @@
                 <w:noProof/>
               </w:rPr>
               <w:tab/>
+            </w:r>
+            <w:r>
+              <w:rPr>
+                <w:noProof/>
+              </w:rPr>
               <w:fldChar w:fldCharType="begin"/>
-              <w:instrText xml:space="preserve"> PAGEREF _Toc241694003 \h </w:instrText>
+            </w:r>
+            <w:r>
+              <w:rPr>
+                <w:noProof/>
+              </w:rPr>
+              <w:instrText xml:space="preserve"> PAGEREF _Toc241765435 \h </w:instrText>
+            </w:r>
+            <w:r>
+              <w:rPr>
+                <w:noProof/>
+              </w:rPr>
+            </w:r>
+            <w:r>
+              <w:rPr>
+                <w:noProof/>
+              </w:rPr>
               <w:fldChar w:fldCharType="separate"/>
-              <w:t>9</w:t>
+            </w:r>
+            <w:r>
+              <w:rPr>
+                <w:noProof/>
+              </w:rPr>
+              <w:t>11</w:t>
+            </w:r>
+            <w:r>
+              <w:rPr>
+                <w:noProof/>
+              </w:rPr>
               <w:fldChar w:fldCharType="end"/>
             </w:r>
           </w:hyperlink>
@@ -468,10 +753,15 @@
               <w:tab w:val="right" w:leader="dot" w:pos="9016"/>
             </w:tabs>
             <w:rPr>
+              <w:rFonts w:asciiTheme="minorHAnsi" w:eastAsiaTheme="minorEastAsia" w:hAnsiTheme="minorHAnsi" w:cstheme="minorBidi"/>
               <w:noProof/>
+              <w:kern w:val="2"/>
+              <w:sz w:val="24"/>
+              <w:szCs w:val="24"/>
+              <w14:ligatures w14:val="standardContextual"/>
             </w:rPr>
           </w:pPr>
-          <w:hyperlink w:anchor="_Toc241694004" w:history="1">
+          <w:hyperlink w:anchor="_Toc241765436" w:history="1">
             <w:r>
               <w:rPr>
                 <w:rStyle w:val="Hipervnculo"/>
@@ -486,10 +776,40 @@
                 <w:noProof/>
               </w:rPr>
               <w:tab/>
+            </w:r>
+            <w:r>
+              <w:rPr>
+                <w:noProof/>
+              </w:rPr>
               <w:fldChar w:fldCharType="begin"/>
-              <w:instrText xml:space="preserve"> PAGEREF _Toc241694004 \h </w:instrText>
+            </w:r>
+            <w:r>
+              <w:rPr>
+                <w:noProof/>
+              </w:rPr>
+              <w:instrText xml:space="preserve"> PAGEREF _Toc241765436 \h </w:instrText>
+            </w:r>
+            <w:r>
+              <w:rPr>
+                <w:noProof/>
+              </w:rPr>
+            </w:r>
+            <w:r>
+              <w:rPr>
+                <w:noProof/>
+              </w:rPr>
               <w:fldChar w:fldCharType="separate"/>
-              <w:t>10</w:t>
+            </w:r>
+            <w:r>
+              <w:rPr>
+                <w:noProof/>
+              </w:rPr>
+              <w:t>13</w:t>
+            </w:r>
+            <w:r>
+              <w:rPr>
+                <w:noProof/>
+              </w:rPr>
               <w:fldChar w:fldCharType="end"/>
             </w:r>
           </w:hyperlink>
@@ -501,10 +821,15 @@
               <w:tab w:val="right" w:leader="dot" w:pos="9016"/>
             </w:tabs>
             <w:rPr>
+              <w:rFonts w:asciiTheme="minorHAnsi" w:eastAsiaTheme="minorEastAsia" w:hAnsiTheme="minorHAnsi" w:cstheme="minorBidi"/>
               <w:noProof/>
+              <w:kern w:val="2"/>
+              <w:sz w:val="24"/>
+              <w:szCs w:val="24"/>
+              <w14:ligatures w14:val="standardContextual"/>
             </w:rPr>
           </w:pPr>
-          <w:hyperlink w:anchor="_Toc241694005" w:history="1">
+          <w:hyperlink w:anchor="_Toc241765437" w:history="1">
             <w:r>
               <w:rPr>
                 <w:rStyle w:val="Hipervnculo"/>
@@ -519,10 +844,40 @@
                 <w:noProof/>
               </w:rPr>
               <w:tab/>
+            </w:r>
+            <w:r>
+              <w:rPr>
+                <w:noProof/>
+              </w:rPr>
               <w:fldChar w:fldCharType="begin"/>
-              <w:instrText xml:space="preserve"> PAGEREF _Toc241694005 \h </w:instrText>
+            </w:r>
+            <w:r>
+              <w:rPr>
+                <w:noProof/>
+              </w:rPr>
+              <w:instrText xml:space="preserve"> PAGEREF _Toc241765437 \h </w:instrText>
+            </w:r>
+            <w:r>
+              <w:rPr>
+                <w:noProof/>
+              </w:rPr>
+            </w:r>
+            <w:r>
+              <w:rPr>
+                <w:noProof/>
+              </w:rPr>
               <w:fldChar w:fldCharType="separate"/>
-              <w:t>10</w:t>
+            </w:r>
+            <w:r>
+              <w:rPr>
+                <w:noProof/>
+              </w:rPr>
+              <w:t>15</w:t>
+            </w:r>
+            <w:r>
+              <w:rPr>
+                <w:noProof/>
+              </w:rPr>
               <w:fldChar w:fldCharType="end"/>
             </w:r>
           </w:hyperlink>
@@ -534,10 +889,15 @@
               <w:tab w:val="right" w:leader="dot" w:pos="9016"/>
             </w:tabs>
             <w:rPr>
+              <w:rFonts w:asciiTheme="minorHAnsi" w:eastAsiaTheme="minorEastAsia" w:hAnsiTheme="minorHAnsi" w:cstheme="minorBidi"/>
               <w:noProof/>
+              <w:kern w:val="2"/>
+              <w:sz w:val="24"/>
+              <w:szCs w:val="24"/>
+              <w14:ligatures w14:val="standardContextual"/>
             </w:rPr>
           </w:pPr>
-          <w:hyperlink w:anchor="_Toc241694006" w:history="1">
+          <w:hyperlink w:anchor="_Toc241765438" w:history="1">
             <w:r>
               <w:rPr>
                 <w:rStyle w:val="Hipervnculo"/>
@@ -552,10 +912,40 @@
                 <w:noProof/>
               </w:rPr>
               <w:tab/>
+            </w:r>
+            <w:r>
+              <w:rPr>
+                <w:noProof/>
+              </w:rPr>
               <w:fldChar w:fldCharType="begin"/>
-              <w:instrText xml:space="preserve"> PAGEREF _Toc241694006 \h </w:instrText>
+            </w:r>
+            <w:r>
+              <w:rPr>
+                <w:noProof/>
+              </w:rPr>
+              <w:instrText xml:space="preserve"> PAGEREF _Toc241765438 \h </w:instrText>
+            </w:r>
+            <w:r>
+              <w:rPr>
+                <w:noProof/>
+              </w:rPr>
+            </w:r>
+            <w:r>
+              <w:rPr>
+                <w:noProof/>
+              </w:rPr>
               <w:fldChar w:fldCharType="separate"/>
-              <w:t>12</w:t>
+            </w:r>
+            <w:r>
+              <w:rPr>
+                <w:noProof/>
+              </w:rPr>
+              <w:t>17</w:t>
+            </w:r>
+            <w:r>
+              <w:rPr>
+                <w:noProof/>
+              </w:rPr>
               <w:fldChar w:fldCharType="end"/>
             </w:r>
           </w:hyperlink>
@@ -567,10 +957,15 @@
               <w:tab w:val="right" w:leader="dot" w:pos="9016"/>
             </w:tabs>
             <w:rPr>
+              <w:rFonts w:asciiTheme="minorHAnsi" w:eastAsiaTheme="minorEastAsia" w:hAnsiTheme="minorHAnsi" w:cstheme="minorBidi"/>
               <w:noProof/>
+              <w:kern w:val="2"/>
+              <w:sz w:val="24"/>
+              <w:szCs w:val="24"/>
+              <w14:ligatures w14:val="standardContextual"/>
             </w:rPr>
           </w:pPr>
-          <w:hyperlink w:anchor="_Toc241694007" w:history="1">
+          <w:hyperlink w:anchor="_Toc241765439" w:history="1">
             <w:r>
               <w:rPr>
                 <w:rStyle w:val="Hipervnculo"/>
@@ -585,10 +980,40 @@
                 <w:noProof/>
               </w:rPr>
               <w:tab/>
+            </w:r>
+            <w:r>
+              <w:rPr>
+                <w:noProof/>
+              </w:rPr>
               <w:fldChar w:fldCharType="begin"/>
-              <w:instrText xml:space="preserve"> PAGEREF _Toc241694007 \h </w:instrText>
+            </w:r>
+            <w:r>
+              <w:rPr>
+                <w:noProof/>
+              </w:rPr>
+              <w:instrText xml:space="preserve"> PAGEREF _Toc241765439 \h </w:instrText>
+            </w:r>
+            <w:r>
+              <w:rPr>
+                <w:noProof/>
+              </w:rPr>
+            </w:r>
+            <w:r>
+              <w:rPr>
+                <w:noProof/>
+              </w:rPr>
               <w:fldChar w:fldCharType="separate"/>
-              <w:t>12</w:t>
+            </w:r>
+            <w:r>
+              <w:rPr>
+                <w:noProof/>
+              </w:rPr>
+              <w:t>17</w:t>
+            </w:r>
+            <w:r>
+              <w:rPr>
+                <w:noProof/>
+              </w:rPr>
               <w:fldChar w:fldCharType="end"/>
             </w:r>
           </w:hyperlink>
@@ -600,10 +1025,15 @@
               <w:tab w:val="right" w:leader="dot" w:pos="9016"/>
             </w:tabs>
             <w:rPr>
+              <w:rFonts w:asciiTheme="minorHAnsi" w:eastAsiaTheme="minorEastAsia" w:hAnsiTheme="minorHAnsi" w:cstheme="minorBidi"/>
               <w:noProof/>
+              <w:kern w:val="2"/>
+              <w:sz w:val="24"/>
+              <w:szCs w:val="24"/>
+              <w14:ligatures w14:val="standardContextual"/>
             </w:rPr>
           </w:pPr>
-          <w:hyperlink w:anchor="_Toc241694008" w:history="1">
+          <w:hyperlink w:anchor="_Toc241765440" w:history="1">
             <w:r>
               <w:rPr>
                 <w:rStyle w:val="Hipervnculo"/>
@@ -618,10 +1048,40 @@
                 <w:noProof/>
               </w:rPr>
               <w:tab/>
+            </w:r>
+            <w:r>
+              <w:rPr>
+                <w:noProof/>
+              </w:rPr>
               <w:fldChar w:fldCharType="begin"/>
-              <w:instrText xml:space="preserve"> PAGEREF _Toc241694008 \h </w:instrText>
+            </w:r>
+            <w:r>
+              <w:rPr>
+                <w:noProof/>
+              </w:rPr>
+              <w:instrText xml:space="preserve"> PAGEREF _Toc241765440 \h </w:instrText>
+            </w:r>
+            <w:r>
+              <w:rPr>
+                <w:noProof/>
+              </w:rPr>
+            </w:r>
+            <w:r>
+              <w:rPr>
+                <w:noProof/>
+              </w:rPr>
               <w:fldChar w:fldCharType="separate"/>
-              <w:t>12</w:t>
+            </w:r>
+            <w:r>
+              <w:rPr>
+                <w:noProof/>
+              </w:rPr>
+              <w:t>17</w:t>
+            </w:r>
+            <w:r>
+              <w:rPr>
+                <w:noProof/>
+              </w:rPr>
               <w:fldChar w:fldCharType="end"/>
             </w:r>
           </w:hyperlink>
@@ -633,10 +1093,15 @@
               <w:tab w:val="right" w:leader="dot" w:pos="9016"/>
             </w:tabs>
             <w:rPr>
+              <w:rFonts w:asciiTheme="minorHAnsi" w:eastAsiaTheme="minorEastAsia" w:hAnsiTheme="minorHAnsi" w:cstheme="minorBidi"/>
               <w:noProof/>
+              <w:kern w:val="2"/>
+              <w:sz w:val="24"/>
+              <w:szCs w:val="24"/>
+              <w14:ligatures w14:val="standardContextual"/>
             </w:rPr>
           </w:pPr>
-          <w:hyperlink w:anchor="_Toc241694009" w:history="1">
+          <w:hyperlink w:anchor="_Toc241765441" w:history="1">
             <w:r>
               <w:rPr>
                 <w:rStyle w:val="Hipervnculo"/>
@@ -651,10 +1116,40 @@
                 <w:noProof/>
               </w:rPr>
               <w:tab/>
+            </w:r>
+            <w:r>
+              <w:rPr>
+                <w:noProof/>
+              </w:rPr>
               <w:fldChar w:fldCharType="begin"/>
-              <w:instrText xml:space="preserve"> PAGEREF _Toc241694009 \h </w:instrText>
+            </w:r>
+            <w:r>
+              <w:rPr>
+                <w:noProof/>
+              </w:rPr>
+              <w:instrText xml:space="preserve"> PAGEREF _Toc241765441 \h </w:instrText>
+            </w:r>
+            <w:r>
+              <w:rPr>
+                <w:noProof/>
+              </w:rPr>
+            </w:r>
+            <w:r>
+              <w:rPr>
+                <w:noProof/>
+              </w:rPr>
               <w:fldChar w:fldCharType="separate"/>
-              <w:t>12</w:t>
+            </w:r>
+            <w:r>
+              <w:rPr>
+                <w:noProof/>
+              </w:rPr>
+              <w:t>17</w:t>
+            </w:r>
+            <w:r>
+              <w:rPr>
+                <w:noProof/>
+              </w:rPr>
               <w:fldChar w:fldCharType="end"/>
             </w:r>
           </w:hyperlink>
@@ -666,10 +1161,15 @@
               <w:tab w:val="right" w:leader="dot" w:pos="9016"/>
             </w:tabs>
             <w:rPr>
+              <w:rFonts w:asciiTheme="minorHAnsi" w:eastAsiaTheme="minorEastAsia" w:hAnsiTheme="minorHAnsi" w:cstheme="minorBidi"/>
               <w:noProof/>
+              <w:kern w:val="2"/>
+              <w:sz w:val="24"/>
+              <w:szCs w:val="24"/>
+              <w14:ligatures w14:val="standardContextual"/>
             </w:rPr>
           </w:pPr>
-          <w:hyperlink w:anchor="_Toc241694010" w:history="1">
+          <w:hyperlink w:anchor="_Toc241765442" w:history="1">
             <w:r>
               <w:rPr>
                 <w:rStyle w:val="Hipervnculo"/>
@@ -684,10 +1184,40 @@
                 <w:noProof/>
               </w:rPr>
               <w:tab/>
+            </w:r>
+            <w:r>
+              <w:rPr>
+                <w:noProof/>
+              </w:rPr>
               <w:fldChar w:fldCharType="begin"/>
-              <w:instrText xml:space="preserve"> PAGEREF _Toc241694010 \h </w:instrText>
+            </w:r>
+            <w:r>
+              <w:rPr>
+                <w:noProof/>
+              </w:rPr>
+              <w:instrText xml:space="preserve"> PAGEREF _Toc241765442 \h </w:instrText>
+            </w:r>
+            <w:r>
+              <w:rPr>
+                <w:noProof/>
+              </w:rPr>
+            </w:r>
+            <w:r>
+              <w:rPr>
+                <w:noProof/>
+              </w:rPr>
               <w:fldChar w:fldCharType="separate"/>
-              <w:t>14</w:t>
+            </w:r>
+            <w:r>
+              <w:rPr>
+                <w:noProof/>
+              </w:rPr>
+              <w:t>19</w:t>
+            </w:r>
+            <w:r>
+              <w:rPr>
+                <w:noProof/>
+              </w:rPr>
               <w:fldChar w:fldCharType="end"/>
             </w:r>
           </w:hyperlink>
@@ -699,10 +1229,15 @@
               <w:tab w:val="right" w:leader="dot" w:pos="9016"/>
             </w:tabs>
             <w:rPr>
+              <w:rFonts w:asciiTheme="minorHAnsi" w:eastAsiaTheme="minorEastAsia" w:hAnsiTheme="minorHAnsi" w:cstheme="minorBidi"/>
               <w:noProof/>
+              <w:kern w:val="2"/>
+              <w:sz w:val="24"/>
+              <w:szCs w:val="24"/>
+              <w14:ligatures w14:val="standardContextual"/>
             </w:rPr>
           </w:pPr>
-          <w:hyperlink w:anchor="_Toc241694011" w:history="1">
+          <w:hyperlink w:anchor="_Toc241765443" w:history="1">
             <w:r>
               <w:rPr>
                 <w:rStyle w:val="Hipervnculo"/>
@@ -717,10 +1252,40 @@
                 <w:noProof/>
               </w:rPr>
               <w:tab/>
+            </w:r>
+            <w:r>
+              <w:rPr>
+                <w:noProof/>
+              </w:rPr>
               <w:fldChar w:fldCharType="begin"/>
-              <w:instrText xml:space="preserve"> PAGEREF _Toc241694011 \h </w:instrText>
+            </w:r>
+            <w:r>
+              <w:rPr>
+                <w:noProof/>
+              </w:rPr>
+              <w:instrText xml:space="preserve"> PAGEREF _Toc241765443 \h </w:instrText>
+            </w:r>
+            <w:r>
+              <w:rPr>
+                <w:noProof/>
+              </w:rPr>
+            </w:r>
+            <w:r>
+              <w:rPr>
+                <w:noProof/>
+              </w:rPr>
               <w:fldChar w:fldCharType="separate"/>
-              <w:t>14</w:t>
+            </w:r>
+            <w:r>
+              <w:rPr>
+                <w:noProof/>
+              </w:rPr>
+              <w:t>19</w:t>
+            </w:r>
+            <w:r>
+              <w:rPr>
+                <w:noProof/>
+              </w:rPr>
               <w:fldChar w:fldCharType="end"/>
             </w:r>
           </w:hyperlink>
@@ -732,10 +1297,15 @@
               <w:tab w:val="right" w:leader="dot" w:pos="9016"/>
             </w:tabs>
             <w:rPr>
+              <w:rFonts w:asciiTheme="minorHAnsi" w:eastAsiaTheme="minorEastAsia" w:hAnsiTheme="minorHAnsi" w:cstheme="minorBidi"/>
               <w:noProof/>
+              <w:kern w:val="2"/>
+              <w:sz w:val="24"/>
+              <w:szCs w:val="24"/>
+              <w14:ligatures w14:val="standardContextual"/>
             </w:rPr>
           </w:pPr>
-          <w:hyperlink w:anchor="_Toc241694012" w:history="1">
+          <w:hyperlink w:anchor="_Toc241765444" w:history="1">
             <w:r>
               <w:rPr>
                 <w:rStyle w:val="Hipervnculo"/>
@@ -750,10 +1320,40 @@
                 <w:noProof/>
               </w:rPr>
               <w:tab/>
+            </w:r>
+            <w:r>
+              <w:rPr>
+                <w:noProof/>
+              </w:rPr>
               <w:fldChar w:fldCharType="begin"/>
-              <w:instrText xml:space="preserve"> PAGEREF _Toc241694012 \h </w:instrText>
+            </w:r>
+            <w:r>
+              <w:rPr>
+                <w:noProof/>
+              </w:rPr>
+              <w:instrText xml:space="preserve"> PAGEREF _Toc241765444 \h </w:instrText>
+            </w:r>
+            <w:r>
+              <w:rPr>
+                <w:noProof/>
+              </w:rPr>
+            </w:r>
+            <w:r>
+              <w:rPr>
+                <w:noProof/>
+              </w:rPr>
               <w:fldChar w:fldCharType="separate"/>
-              <w:t>14</w:t>
+            </w:r>
+            <w:r>
+              <w:rPr>
+                <w:noProof/>
+              </w:rPr>
+              <w:t>19</w:t>
+            </w:r>
+            <w:r>
+              <w:rPr>
+                <w:noProof/>
+              </w:rPr>
               <w:fldChar w:fldCharType="end"/>
             </w:r>
           </w:hyperlink>
@@ -765,10 +1365,15 @@
               <w:tab w:val="right" w:leader="dot" w:pos="9016"/>
             </w:tabs>
             <w:rPr>
+              <w:rFonts w:asciiTheme="minorHAnsi" w:eastAsiaTheme="minorEastAsia" w:hAnsiTheme="minorHAnsi" w:cstheme="minorBidi"/>
               <w:noProof/>
+              <w:kern w:val="2"/>
+              <w:sz w:val="24"/>
+              <w:szCs w:val="24"/>
+              <w14:ligatures w14:val="standardContextual"/>
             </w:rPr>
           </w:pPr>
-          <w:hyperlink w:anchor="_Toc241694013" w:history="1">
+          <w:hyperlink w:anchor="_Toc241765445" w:history="1">
             <w:r>
               <w:rPr>
                 <w:rStyle w:val="Hipervnculo"/>
@@ -783,10 +1388,40 @@
                 <w:noProof/>
               </w:rPr>
               <w:tab/>
+            </w:r>
+            <w:r>
+              <w:rPr>
+                <w:noProof/>
+              </w:rPr>
               <w:fldChar w:fldCharType="begin"/>
-              <w:instrText xml:space="preserve"> PAGEREF _Toc241694013 \h </w:instrText>
+            </w:r>
+            <w:r>
+              <w:rPr>
+                <w:noProof/>
+              </w:rPr>
+              <w:instrText xml:space="preserve"> PAGEREF _Toc241765445 \h </w:instrText>
+            </w:r>
+            <w:r>
+              <w:rPr>
+                <w:noProof/>
+              </w:rPr>
+            </w:r>
+            <w:r>
+              <w:rPr>
+                <w:noProof/>
+              </w:rPr>
               <w:fldChar w:fldCharType="separate"/>
-              <w:t>14</w:t>
+            </w:r>
+            <w:r>
+              <w:rPr>
+                <w:noProof/>
+              </w:rPr>
+              <w:t>19</w:t>
+            </w:r>
+            <w:r>
+              <w:rPr>
+                <w:noProof/>
+              </w:rPr>
               <w:fldChar w:fldCharType="end"/>
             </w:r>
           </w:hyperlink>
@@ -798,10 +1433,15 @@
               <w:tab w:val="right" w:leader="dot" w:pos="9016"/>
             </w:tabs>
             <w:rPr>
+              <w:rFonts w:asciiTheme="minorHAnsi" w:eastAsiaTheme="minorEastAsia" w:hAnsiTheme="minorHAnsi" w:cstheme="minorBidi"/>
               <w:noProof/>
+              <w:kern w:val="2"/>
+              <w:sz w:val="24"/>
+              <w:szCs w:val="24"/>
+              <w14:ligatures w14:val="standardContextual"/>
             </w:rPr>
           </w:pPr>
-          <w:hyperlink w:anchor="_Toc241694014" w:history="1">
+          <w:hyperlink w:anchor="_Toc241765446" w:history="1">
             <w:r>
               <w:rPr>
                 <w:rStyle w:val="Hipervnculo"/>
@@ -816,10 +1456,40 @@
                 <w:noProof/>
               </w:rPr>
               <w:tab/>
+            </w:r>
+            <w:r>
+              <w:rPr>
+                <w:noProof/>
+              </w:rPr>
               <w:fldChar w:fldCharType="begin"/>
-              <w:instrText xml:space="preserve"> PAGEREF _Toc241694014 \h </w:instrText>
+            </w:r>
+            <w:r>
+              <w:rPr>
+                <w:noProof/>
+              </w:rPr>
+              <w:instrText xml:space="preserve"> PAGEREF _Toc241765446 \h </w:instrText>
+            </w:r>
+            <w:r>
+              <w:rPr>
+                <w:noProof/>
+              </w:rPr>
+            </w:r>
+            <w:r>
+              <w:rPr>
+                <w:noProof/>
+              </w:rPr>
               <w:fldChar w:fldCharType="separate"/>
-              <w:t>15</w:t>
+            </w:r>
+            <w:r>
+              <w:rPr>
+                <w:noProof/>
+              </w:rPr>
+              <w:t>20</w:t>
+            </w:r>
+            <w:r>
+              <w:rPr>
+                <w:noProof/>
+              </w:rPr>
               <w:fldChar w:fldCharType="end"/>
             </w:r>
           </w:hyperlink>
@@ -831,10 +1501,15 @@
               <w:tab w:val="right" w:leader="dot" w:pos="9016"/>
             </w:tabs>
             <w:rPr>
+              <w:rFonts w:asciiTheme="minorHAnsi" w:eastAsiaTheme="minorEastAsia" w:hAnsiTheme="minorHAnsi" w:cstheme="minorBidi"/>
               <w:noProof/>
+              <w:kern w:val="2"/>
+              <w:sz w:val="24"/>
+              <w:szCs w:val="24"/>
+              <w14:ligatures w14:val="standardContextual"/>
             </w:rPr>
           </w:pPr>
-          <w:hyperlink w:anchor="_Toc241694015" w:history="1">
+          <w:hyperlink w:anchor="_Toc241765447" w:history="1">
             <w:r>
               <w:rPr>
                 <w:rStyle w:val="Hipervnculo"/>
@@ -849,10 +1524,40 @@
                 <w:noProof/>
               </w:rPr>
               <w:tab/>
+            </w:r>
+            <w:r>
+              <w:rPr>
+                <w:noProof/>
+              </w:rPr>
               <w:fldChar w:fldCharType="begin"/>
-              <w:instrText xml:space="preserve"> PAGEREF _Toc241694015 \h </w:instrText>
+            </w:r>
+            <w:r>
+              <w:rPr>
+                <w:noProof/>
+              </w:rPr>
+              <w:instrText xml:space="preserve"> PAGEREF _Toc241765447 \h </w:instrText>
+            </w:r>
+            <w:r>
+              <w:rPr>
+                <w:noProof/>
+              </w:rPr>
+            </w:r>
+            <w:r>
+              <w:rPr>
+                <w:noProof/>
+              </w:rPr>
               <w:fldChar w:fldCharType="separate"/>
-              <w:t>16</w:t>
+            </w:r>
+            <w:r>
+              <w:rPr>
+                <w:noProof/>
+              </w:rPr>
+              <w:t>21</w:t>
+            </w:r>
+            <w:r>
+              <w:rPr>
+                <w:noProof/>
+              </w:rPr>
               <w:fldChar w:fldCharType="end"/>
             </w:r>
           </w:hyperlink>
@@ -864,10 +1569,15 @@
               <w:tab w:val="right" w:leader="dot" w:pos="9016"/>
             </w:tabs>
             <w:rPr>
+              <w:rFonts w:asciiTheme="minorHAnsi" w:eastAsiaTheme="minorEastAsia" w:hAnsiTheme="minorHAnsi" w:cstheme="minorBidi"/>
               <w:noProof/>
+              <w:kern w:val="2"/>
+              <w:sz w:val="24"/>
+              <w:szCs w:val="24"/>
+              <w14:ligatures w14:val="standardContextual"/>
             </w:rPr>
           </w:pPr>
-          <w:hyperlink w:anchor="_Toc241694016" w:history="1">
+          <w:hyperlink w:anchor="_Toc241765448" w:history="1">
             <w:r>
               <w:rPr>
                 <w:rStyle w:val="Hipervnculo"/>
@@ -882,10 +1592,40 @@
                 <w:noProof/>
               </w:rPr>
               <w:tab/>
+            </w:r>
+            <w:r>
+              <w:rPr>
+                <w:noProof/>
+              </w:rPr>
               <w:fldChar w:fldCharType="begin"/>
-              <w:instrText xml:space="preserve"> PAGEREF _Toc241694016 \h </w:instrText>
+            </w:r>
+            <w:r>
+              <w:rPr>
+                <w:noProof/>
+              </w:rPr>
+              <w:instrText xml:space="preserve"> PAGEREF _Toc241765448 \h </w:instrText>
+            </w:r>
+            <w:r>
+              <w:rPr>
+                <w:noProof/>
+              </w:rPr>
+            </w:r>
+            <w:r>
+              <w:rPr>
+                <w:noProof/>
+              </w:rPr>
               <w:fldChar w:fldCharType="separate"/>
-              <w:t>16</w:t>
+            </w:r>
+            <w:r>
+              <w:rPr>
+                <w:noProof/>
+              </w:rPr>
+              <w:t>21</w:t>
+            </w:r>
+            <w:r>
+              <w:rPr>
+                <w:noProof/>
+              </w:rPr>
               <w:fldChar w:fldCharType="end"/>
             </w:r>
           </w:hyperlink>
@@ -897,10 +1637,15 @@
               <w:tab w:val="right" w:leader="dot" w:pos="9016"/>
             </w:tabs>
             <w:rPr>
+              <w:rFonts w:asciiTheme="minorHAnsi" w:eastAsiaTheme="minorEastAsia" w:hAnsiTheme="minorHAnsi" w:cstheme="minorBidi"/>
               <w:noProof/>
+              <w:kern w:val="2"/>
+              <w:sz w:val="24"/>
+              <w:szCs w:val="24"/>
+              <w14:ligatures w14:val="standardContextual"/>
             </w:rPr>
           </w:pPr>
-          <w:hyperlink w:anchor="_Toc241694017" w:history="1">
+          <w:hyperlink w:anchor="_Toc241765449" w:history="1">
             <w:r>
               <w:rPr>
                 <w:rStyle w:val="Hipervnculo"/>
@@ -915,10 +1660,40 @@
                 <w:noProof/>
               </w:rPr>
               <w:tab/>
+            </w:r>
+            <w:r>
+              <w:rPr>
+                <w:noProof/>
+              </w:rPr>
               <w:fldChar w:fldCharType="begin"/>
-              <w:instrText xml:space="preserve"> PAGEREF _Toc241694017 \h </w:instrText>
+            </w:r>
+            <w:r>
+              <w:rPr>
+                <w:noProof/>
+              </w:rPr>
+              <w:instrText xml:space="preserve"> PAGEREF _Toc241765449 \h </w:instrText>
+            </w:r>
+            <w:r>
+              <w:rPr>
+                <w:noProof/>
+              </w:rPr>
+            </w:r>
+            <w:r>
+              <w:rPr>
+                <w:noProof/>
+              </w:rPr>
               <w:fldChar w:fldCharType="separate"/>
-              <w:t>16</w:t>
+            </w:r>
+            <w:r>
+              <w:rPr>
+                <w:noProof/>
+              </w:rPr>
+              <w:t>21</w:t>
+            </w:r>
+            <w:r>
+              <w:rPr>
+                <w:noProof/>
+              </w:rPr>
               <w:fldChar w:fldCharType="end"/>
             </w:r>
           </w:hyperlink>
@@ -930,10 +1705,15 @@
               <w:tab w:val="right" w:leader="dot" w:pos="9016"/>
             </w:tabs>
             <w:rPr>
+              <w:rFonts w:asciiTheme="minorHAnsi" w:eastAsiaTheme="minorEastAsia" w:hAnsiTheme="minorHAnsi" w:cstheme="minorBidi"/>
               <w:noProof/>
+              <w:kern w:val="2"/>
+              <w:sz w:val="24"/>
+              <w:szCs w:val="24"/>
+              <w14:ligatures w14:val="standardContextual"/>
             </w:rPr>
           </w:pPr>
-          <w:hyperlink w:anchor="_Toc241694018" w:history="1">
+          <w:hyperlink w:anchor="_Toc241765450" w:history="1">
             <w:r>
               <w:rPr>
                 <w:rStyle w:val="Hipervnculo"/>
@@ -948,10 +1728,40 @@
                 <w:noProof/>
               </w:rPr>
               <w:tab/>
+            </w:r>
+            <w:r>
+              <w:rPr>
+                <w:noProof/>
+              </w:rPr>
               <w:fldChar w:fldCharType="begin"/>
-              <w:instrText xml:space="preserve"> PAGEREF _Toc241694018 \h </w:instrText>
+            </w:r>
+            <w:r>
+              <w:rPr>
+                <w:noProof/>
+              </w:rPr>
+              <w:instrText xml:space="preserve"> PAGEREF _Toc241765450 \h </w:instrText>
+            </w:r>
+            <w:r>
+              <w:rPr>
+                <w:noProof/>
+              </w:rPr>
+            </w:r>
+            <w:r>
+              <w:rPr>
+                <w:noProof/>
+              </w:rPr>
               <w:fldChar w:fldCharType="separate"/>
-              <w:t>16</w:t>
+            </w:r>
+            <w:r>
+              <w:rPr>
+                <w:noProof/>
+              </w:rPr>
+              <w:t>21</w:t>
+            </w:r>
+            <w:r>
+              <w:rPr>
+                <w:noProof/>
+              </w:rPr>
               <w:fldChar w:fldCharType="end"/>
             </w:r>
           </w:hyperlink>
@@ -963,10 +1773,15 @@
               <w:tab w:val="right" w:leader="dot" w:pos="9016"/>
             </w:tabs>
             <w:rPr>
+              <w:rFonts w:asciiTheme="minorHAnsi" w:eastAsiaTheme="minorEastAsia" w:hAnsiTheme="minorHAnsi" w:cstheme="minorBidi"/>
               <w:noProof/>
+              <w:kern w:val="2"/>
+              <w:sz w:val="24"/>
+              <w:szCs w:val="24"/>
+              <w14:ligatures w14:val="standardContextual"/>
             </w:rPr>
           </w:pPr>
-          <w:hyperlink w:anchor="_Toc241694019" w:history="1">
+          <w:hyperlink w:anchor="_Toc241765451" w:history="1">
             <w:r>
               <w:rPr>
                 <w:rStyle w:val="Hipervnculo"/>
@@ -981,10 +1796,40 @@
                 <w:noProof/>
               </w:rPr>
               <w:tab/>
+            </w:r>
+            <w:r>
+              <w:rPr>
+                <w:noProof/>
+              </w:rPr>
               <w:fldChar w:fldCharType="begin"/>
-              <w:instrText xml:space="preserve"> PAGEREF _Toc241694019 \h </w:instrText>
+            </w:r>
+            <w:r>
+              <w:rPr>
+                <w:noProof/>
+              </w:rPr>
+              <w:instrText xml:space="preserve"> PAGEREF _Toc241765451 \h </w:instrText>
+            </w:r>
+            <w:r>
+              <w:rPr>
+                <w:noProof/>
+              </w:rPr>
+            </w:r>
+            <w:r>
+              <w:rPr>
+                <w:noProof/>
+              </w:rPr>
               <w:fldChar w:fldCharType="separate"/>
-              <w:t>18</w:t>
+            </w:r>
+            <w:r>
+              <w:rPr>
+                <w:noProof/>
+              </w:rPr>
+              <w:t>23</w:t>
+            </w:r>
+            <w:r>
+              <w:rPr>
+                <w:noProof/>
+              </w:rPr>
               <w:fldChar w:fldCharType="end"/>
             </w:r>
           </w:hyperlink>
@@ -1009,7 +1854,7 @@
         </w:pBdr>
         <w:spacing w:before="240" w:after="120"/>
       </w:pPr>
-      <w:bookmarkStart w:id="0" w:name="_Toc241693996"/>
+      <w:bookmarkStart w:id="0" w:name="_Toc241765428"/>
       <w:r>
         <w:rPr>
           <w:b/>
@@ -1077,7 +1922,7 @@
         </w:pBdr>
         <w:spacing w:before="240" w:after="120"/>
       </w:pPr>
-      <w:bookmarkStart w:id="1" w:name="_Toc241693997"/>
+      <w:bookmarkStart w:id="1" w:name="_Toc241765429"/>
       <w:r>
         <w:rPr>
           <w:b/>
@@ -1095,7 +1940,7 @@
         <w:spacing w:after="120"/>
       </w:pPr>
       <w:r>
-        <w:t xml:space="preserve">Los requerimientos de esta sección se levantaron directamente desde las 17 reglas de negocio confirmadas por los socios de Viajes Aventura (R1 a R17) y desde el alcance acordado del proyecto, sin reutilizar un levantamiento anterior. Se clasifican en funcionales (FR) y no funcionales (RNF), y se priorizan con un criterio único: una prioridad Alta corresponde a un requerimiento que impide una falla real y medible de la temporada pasada (duplicados, sobreventa de cupo, fechas vencidas, precios inconsistentes, exposición de datos sensibles) o que es condición de seguridad básica; Media corresponde a una mejora de calidad que no bloquea la operación central del negocio.</w:t>
+        <w:t>Los requerimientos de esta sección se levantaron directamente desde las 17 reglas de negocio confirmadas por los socios de Viajes Aventura (R1 a R17) y desde el alcance acordado del proyecto, sin reutilizar un levantamiento anterior. Se clasifican en funcionales (FR) y no funcionales (RNF), y se priorizan con un criterio único: una prioridad Alta corresponde a un requerimiento que impide una falla real y medible de la temporada pasada (duplicados, sobreventa de cupo, fechas vencidas, precios inconsistentes, exposición de datos sensibles) o que es condición de seguridad básica; Media corresponde a una mejora de calidad que no bloquea la operación central del negocio.</w:t>
       </w:r>
     </w:p>
     <w:p>
@@ -1103,7 +1948,7 @@
         <w:pStyle w:val="Ttulo2"/>
         <w:spacing w:before="240" w:after="120"/>
       </w:pPr>
-      <w:bookmarkStart w:id="2" w:name="_Toc241693998"/>
+      <w:bookmarkStart w:id="2" w:name="_Toc241765430"/>
       <w:r>
         <w:rPr>
           <w:b/>
@@ -1162,7 +2007,7 @@
                 <w:bCs/>
                 <w:color w:val="FFFFFF"/>
               </w:rPr>
-              <w:t xml:space="preserve">ID</w:t>
+              <w:t>ID</w:t>
             </w:r>
           </w:p>
         </w:tc>
@@ -1185,7 +2030,7 @@
                 <w:bCs/>
                 <w:color w:val="FFFFFF"/>
               </w:rPr>
-              <w:t xml:space="preserve">Requerimiento</w:t>
+              <w:t>Requerimiento</w:t>
             </w:r>
           </w:p>
         </w:tc>
@@ -1208,7 +2053,7 @@
                 <w:bCs/>
                 <w:color w:val="FFFFFF"/>
               </w:rPr>
-              <w:t xml:space="preserve">Prioridad</w:t>
+              <w:t>Prioridad</w:t>
             </w:r>
           </w:p>
         </w:tc>
@@ -1231,7 +2076,7 @@
                 <w:bCs/>
                 <w:color w:val="FFFFFF"/>
               </w:rPr>
-              <w:t xml:space="preserve">Origen</w:t>
+              <w:t>Origen</w:t>
             </w:r>
           </w:p>
         </w:tc>
@@ -1250,7 +2095,7 @@
           </w:tcPr>
           <w:p>
             <w:r>
-              <w:t xml:space="preserve">FR-01</w:t>
+              <w:t>FR-01</w:t>
             </w:r>
           </w:p>
         </w:tc>
@@ -1267,7 +2112,7 @@
           </w:tcPr>
           <w:p>
             <w:r>
-              <w:t xml:space="preserve">Registrar un destino con nombre único en el catálogo, zona, descripción, duración en días y costo base por persona mayor a cero.</w:t>
+              <w:t>Registrar un destino con nombre único en el catálogo, zona, descripción, duración en días y costo base por persona mayor a cero.</w:t>
             </w:r>
           </w:p>
         </w:tc>
@@ -1284,7 +2129,7 @@
           </w:tcPr>
           <w:p>
             <w:r>
-              <w:t xml:space="preserve">Alta</w:t>
+              <w:t>Alta</w:t>
             </w:r>
           </w:p>
         </w:tc>
@@ -1301,7 +2146,7 @@
           </w:tcPr>
           <w:p>
             <w:r>
-              <w:t xml:space="preserve">R1, R2</w:t>
+              <w:t>R1, R2</w:t>
             </w:r>
           </w:p>
         </w:tc>
@@ -1320,7 +2165,7 @@
           </w:tcPr>
           <w:p>
             <w:r>
-              <w:t xml:space="preserve">FR-02</w:t>
+              <w:t>FR-02</w:t>
             </w:r>
           </w:p>
         </w:tc>
@@ -1337,7 +2182,7 @@
           </w:tcPr>
           <w:p>
             <w:r>
-              <w:t xml:space="preserve">Modificar los datos de un destino existente.</w:t>
+              <w:t>Modificar los datos de un destino existente.</w:t>
             </w:r>
           </w:p>
         </w:tc>
@@ -1354,7 +2199,7 @@
           </w:tcPr>
           <w:p>
             <w:r>
-              <w:t xml:space="preserve">Alta</w:t>
+              <w:t>Alta</w:t>
             </w:r>
           </w:p>
         </w:tc>
@@ -1371,7 +2216,7 @@
           </w:tcPr>
           <w:p>
             <w:r>
-              <w:t xml:space="preserve">R1</w:t>
+              <w:t>R1</w:t>
             </w:r>
           </w:p>
         </w:tc>
@@ -1390,7 +2235,7 @@
           </w:tcPr>
           <w:p>
             <w:r>
-              <w:t xml:space="preserve">FR-03</w:t>
+              <w:t>FR-03</w:t>
             </w:r>
           </w:p>
         </w:tc>
@@ -1407,7 +2252,7 @@
           </w:tcPr>
           <w:p>
             <w:r>
-              <w:t xml:space="preserve">Dar de baja un destino: eliminarlo del catálogo si no pertenece a ningún paquete; si pertenece a alguno, marcarlo no disponible en vez de eliminarlo.</w:t>
+              <w:t>Dar de baja un destino: eliminarlo del catálogo si no pertenece a ningún paquete; si pertenece a alguno, marcarlo no disponible en vez de eliminarlo.</w:t>
             </w:r>
           </w:p>
         </w:tc>
@@ -1424,7 +2269,7 @@
           </w:tcPr>
           <w:p>
             <w:r>
-              <w:t xml:space="preserve">Alta</w:t>
+              <w:t>Alta</w:t>
             </w:r>
           </w:p>
         </w:tc>
@@ -1441,7 +2286,7 @@
           </w:tcPr>
           <w:p>
             <w:r>
-              <w:t xml:space="preserve">R8</w:t>
+              <w:t>R8</w:t>
             </w:r>
           </w:p>
         </w:tc>
@@ -1460,7 +2305,7 @@
           </w:tcPr>
           <w:p>
             <w:r>
-              <w:t xml:space="preserve">FR-04</w:t>
+              <w:t>FR-04</w:t>
             </w:r>
           </w:p>
         </w:tc>
@@ -1477,7 +2322,7 @@
           </w:tcPr>
           <w:p>
             <w:r>
-              <w:t xml:space="preserve">Listar los destinos del catálogo, distinguiendo los disponibles de los marcados no disponibles.</w:t>
+              <w:t>Listar los destinos del catálogo, distinguiendo los disponibles de los marcados no disponibles.</w:t>
             </w:r>
           </w:p>
         </w:tc>
@@ -1494,7 +2339,7 @@
           </w:tcPr>
           <w:p>
             <w:r>
-              <w:t xml:space="preserve">Alta</w:t>
+              <w:t>Alta</w:t>
             </w:r>
           </w:p>
         </w:tc>
@@ -1511,7 +2356,7 @@
           </w:tcPr>
           <w:p>
             <w:r>
-              <w:t xml:space="preserve">R1, R8</w:t>
+              <w:t>R1, R8</w:t>
             </w:r>
           </w:p>
         </w:tc>
@@ -1530,7 +2375,7 @@
           </w:tcPr>
           <w:p>
             <w:r>
-              <w:t xml:space="preserve">FR-05</w:t>
+              <w:t>FR-05</w:t>
             </w:r>
           </w:p>
         </w:tc>
@@ -1547,7 +2392,7 @@
           </w:tcPr>
           <w:p>
             <w:r>
-              <w:t xml:space="preserve">Crear un paquete combinando entre 2 y 5 destinos existentes sin repetir ninguno, con nombre, fecha de salida, fecha de regreso posterior a la salida y cupo máximo mayor a cero.</w:t>
+              <w:t>Crear un paquete combinando entre 2 y 5 destinos existentes sin repetir ninguno, con nombre, fecha de salida, fecha de regreso posterior a la salida y cupo máximo mayor a cero.</w:t>
             </w:r>
           </w:p>
         </w:tc>
@@ -1564,7 +2409,7 @@
           </w:tcPr>
           <w:p>
             <w:r>
-              <w:t xml:space="preserve">Alta</w:t>
+              <w:t>Alta</w:t>
             </w:r>
           </w:p>
         </w:tc>
@@ -1581,7 +2426,7 @@
           </w:tcPr>
           <w:p>
             <w:r>
-              <w:t xml:space="preserve">R3, R5</w:t>
+              <w:t>R3, R5</w:t>
             </w:r>
           </w:p>
         </w:tc>
@@ -1600,7 +2445,7 @@
           </w:tcPr>
           <w:p>
             <w:r>
-              <w:t xml:space="preserve">FR-06</w:t>
+              <w:t>FR-06</w:t>
             </w:r>
           </w:p>
         </w:tc>
@@ -1617,7 +2462,7 @@
           </w:tcPr>
           <w:p>
             <w:r>
-              <w:t xml:space="preserve">Calcular el precio por persona del paquete como la suma de los costos base de los destinos incluidos, más el margen de operación definido por el administrador (margen mayor o igual a cero).</w:t>
+              <w:t>Calcular el precio por persona del paquete como la suma de los costos base de los destinos incluidos, más el margen de operación definido por el administrador (margen mayor o igual a cero).</w:t>
             </w:r>
           </w:p>
         </w:tc>
@@ -1634,7 +2479,7 @@
           </w:tcPr>
           <w:p>
             <w:r>
-              <w:t xml:space="preserve">Alta</w:t>
+              <w:t>Alta</w:t>
             </w:r>
           </w:p>
         </w:tc>
@@ -1651,7 +2496,7 @@
           </w:tcPr>
           <w:p>
             <w:r>
-              <w:t xml:space="preserve">R6</w:t>
+              <w:t>R6</w:t>
             </w:r>
           </w:p>
         </w:tc>
@@ -1670,7 +2515,7 @@
           </w:tcPr>
           <w:p>
             <w:r>
-              <w:t xml:space="preserve">FR-07</w:t>
+              <w:t>FR-07</w:t>
             </w:r>
           </w:p>
         </w:tc>
@@ -1687,7 +2532,7 @@
           </w:tcPr>
           <w:p>
             <w:r>
-              <w:t xml:space="preserve">Publicar un paquete, fijando su precio definitivo: si después cambia el costo de un destino, los paquetes ya publicados conservan el precio con que se publicaron.</w:t>
+              <w:t>Publicar un paquete, fijando su precio definitivo: si después cambia el costo de un destino, los paquetes ya publicados conservan el precio con que se publicaron.</w:t>
             </w:r>
           </w:p>
         </w:tc>
@@ -1704,7 +2549,7 @@
           </w:tcPr>
           <w:p>
             <w:r>
-              <w:t xml:space="preserve">Alta</w:t>
+              <w:t>Alta</w:t>
             </w:r>
           </w:p>
         </w:tc>
@@ -1721,7 +2566,7 @@
           </w:tcPr>
           <w:p>
             <w:r>
-              <w:t xml:space="preserve">R7</w:t>
+              <w:t>R7</w:t>
             </w:r>
           </w:p>
         </w:tc>
@@ -1740,7 +2585,7 @@
           </w:tcPr>
           <w:p>
             <w:r>
-              <w:t xml:space="preserve">FR-08</w:t>
+              <w:t>FR-08</w:t>
             </w:r>
           </w:p>
         </w:tc>
@@ -1757,7 +2602,7 @@
           </w:tcPr>
           <w:p>
             <w:r>
-              <w:t xml:space="preserve">Consultar el cupo disponible de un paquete (cupo máximo menos las reservas vigentes).</w:t>
+              <w:t>Consultar el cupo disponible de un paquete (cupo máximo menos las reservas vigentes).</w:t>
             </w:r>
           </w:p>
         </w:tc>
@@ -1774,7 +2619,7 @@
           </w:tcPr>
           <w:p>
             <w:r>
-              <w:t xml:space="preserve">Alta</w:t>
+              <w:t>Alta</w:t>
             </w:r>
           </w:p>
         </w:tc>
@@ -1791,7 +2636,7 @@
           </w:tcPr>
           <w:p>
             <w:r>
-              <w:t xml:space="preserve">R14</w:t>
+              <w:t>R14</w:t>
             </w:r>
           </w:p>
         </w:tc>
@@ -1810,7 +2655,7 @@
           </w:tcPr>
           <w:p>
             <w:r>
-              <w:t xml:space="preserve">FR-09</w:t>
+              <w:t>FR-09</w:t>
             </w:r>
           </w:p>
         </w:tc>
@@ -1827,7 +2672,7 @@
           </w:tcPr>
           <w:p>
             <w:r>
-              <w:t xml:space="preserve">Registrar un cliente con nombre, RUT, correo electrónico único, teléfono y contraseña.</w:t>
+              <w:t>Registrar un cliente con nombre, RUT, correo electrónico único, teléfono y contraseña.</w:t>
             </w:r>
           </w:p>
         </w:tc>
@@ -1844,7 +2689,7 @@
           </w:tcPr>
           <w:p>
             <w:r>
-              <w:t xml:space="preserve">Alta</w:t>
+              <w:t>Alta</w:t>
             </w:r>
           </w:p>
         </w:tc>
@@ -1861,7 +2706,7 @@
           </w:tcPr>
           <w:p>
             <w:r>
-              <w:t xml:space="preserve">R9</w:t>
+              <w:t>R9</w:t>
             </w:r>
           </w:p>
         </w:tc>
@@ -1880,7 +2725,7 @@
           </w:tcPr>
           <w:p>
             <w:r>
-              <w:t xml:space="preserve">FR-10</w:t>
+              <w:t>FR-10</w:t>
             </w:r>
           </w:p>
         </w:tc>
@@ -1897,7 +2742,7 @@
           </w:tcPr>
           <w:p>
             <w:r>
-              <w:t xml:space="preserve">Autenticar a un cliente mediante su correo y contraseña.</w:t>
+              <w:t>Autenticar a un cliente mediante su correo y contraseña.</w:t>
             </w:r>
           </w:p>
         </w:tc>
@@ -1914,7 +2759,7 @@
           </w:tcPr>
           <w:p>
             <w:r>
-              <w:t xml:space="preserve">Alta</w:t>
+              <w:t>Alta</w:t>
             </w:r>
           </w:p>
         </w:tc>
@@ -1931,7 +2776,7 @@
           </w:tcPr>
           <w:p>
             <w:r>
-              <w:t xml:space="preserve">R9, R10</w:t>
+              <w:t>R9, R10</w:t>
             </w:r>
           </w:p>
         </w:tc>
@@ -1950,7 +2795,7 @@
           </w:tcPr>
           <w:p>
             <w:r>
-              <w:t xml:space="preserve">FR-11</w:t>
+              <w:t>FR-11</w:t>
             </w:r>
           </w:p>
         </w:tc>
@@ -1967,7 +2812,7 @@
           </w:tcPr>
           <w:p>
             <w:r>
-              <w:t xml:space="preserve">Restringir reservar y consultar reservas a clientes autenticados; cada cliente accede únicamente a sus propias reservas.</w:t>
+              <w:t>Restringir reservar y consultar reservas a clientes autenticados; cada cliente accede únicamente a sus propias reservas.</w:t>
             </w:r>
           </w:p>
         </w:tc>
@@ -1984,7 +2829,7 @@
           </w:tcPr>
           <w:p>
             <w:r>
-              <w:t xml:space="preserve">Alta</w:t>
+              <w:t>Alta</w:t>
             </w:r>
           </w:p>
         </w:tc>
@@ -2001,7 +2846,7 @@
           </w:tcPr>
           <w:p>
             <w:r>
-              <w:t xml:space="preserve">R11</w:t>
+              <w:t>R11</w:t>
             </w:r>
           </w:p>
         </w:tc>
@@ -2020,7 +2865,7 @@
           </w:tcPr>
           <w:p>
             <w:r>
-              <w:t xml:space="preserve">FR-12</w:t>
+              <w:t>FR-12</w:t>
             </w:r>
           </w:p>
         </w:tc>
@@ -2037,7 +2882,7 @@
           </w:tcPr>
           <w:p>
             <w:r>
-              <w:t xml:space="preserve">Registrar una reserva de un cliente autenticado sobre un paquete publicado, indicando la cantidad de personas (mínimo uno), calculando el total como el precio del paquete por la cantidad de personas, y registrando la fecha de emisión.</w:t>
+              <w:t>Registrar una reserva de un cliente autenticado sobre un paquete publicado, indicando la cantidad de personas (mínimo uno), calculando el total como el precio del paquete por la cantidad de personas, y registrando la fecha de emisión.</w:t>
             </w:r>
           </w:p>
         </w:tc>
@@ -2054,7 +2899,7 @@
           </w:tcPr>
           <w:p>
             <w:r>
-              <w:t xml:space="preserve">Alta</w:t>
+              <w:t>Alta</w:t>
             </w:r>
           </w:p>
         </w:tc>
@@ -2071,7 +2916,7 @@
           </w:tcPr>
           <w:p>
             <w:r>
-              <w:t xml:space="preserve">R12, R13, R16</w:t>
+              <w:t>R12, R13, R16</w:t>
             </w:r>
           </w:p>
         </w:tc>
@@ -2090,7 +2935,7 @@
           </w:tcPr>
           <w:p>
             <w:r>
-              <w:t xml:space="preserve">FR-13</w:t>
+              <w:t>FR-13</w:t>
             </w:r>
           </w:p>
         </w:tc>
@@ -2107,7 +2952,7 @@
           </w:tcPr>
           <w:p>
             <w:r>
-              <w:t xml:space="preserve">Rechazar una reserva cuando la cantidad de personas solicitada supera el cupo disponible del paquete.</w:t>
+              <w:t>Rechazar una reserva cuando la cantidad de personas solicitada supera el cupo disponible del paquete.</w:t>
             </w:r>
           </w:p>
         </w:tc>
@@ -2124,7 +2969,7 @@
           </w:tcPr>
           <w:p>
             <w:r>
-              <w:t xml:space="preserve">Alta</w:t>
+              <w:t>Alta</w:t>
             </w:r>
           </w:p>
         </w:tc>
@@ -2141,7 +2986,7 @@
           </w:tcPr>
           <w:p>
             <w:r>
-              <w:t xml:space="preserve">R14</w:t>
+              <w:t>R14</w:t>
             </w:r>
           </w:p>
         </w:tc>
@@ -2160,7 +3005,7 @@
           </w:tcPr>
           <w:p>
             <w:r>
-              <w:t xml:space="preserve">FR-14</w:t>
+              <w:t>FR-14</w:t>
             </w:r>
           </w:p>
         </w:tc>
@@ -2177,7 +3022,7 @@
           </w:tcPr>
           <w:p>
             <w:r>
-              <w:t xml:space="preserve">Rechazar una reserva sobre un paquete cuya fecha de salida ya pasó.</w:t>
+              <w:t>Rechazar una reserva sobre un paquete cuya fecha de salida ya pasó.</w:t>
             </w:r>
           </w:p>
         </w:tc>
@@ -2194,7 +3039,7 @@
           </w:tcPr>
           <w:p>
             <w:r>
-              <w:t xml:space="preserve">Alta</w:t>
+              <w:t>Alta</w:t>
             </w:r>
           </w:p>
         </w:tc>
@@ -2211,7 +3056,7 @@
           </w:tcPr>
           <w:p>
             <w:r>
-              <w:t xml:space="preserve">R15</w:t>
+              <w:t>R15</w:t>
             </w:r>
           </w:p>
         </w:tc>
@@ -2230,7 +3075,7 @@
           </w:tcPr>
           <w:p>
             <w:r>
-              <w:t xml:space="preserve">FR-15</w:t>
+              <w:t>FR-15</w:t>
             </w:r>
           </w:p>
         </w:tc>
@@ -2247,7 +3092,7 @@
           </w:tcPr>
           <w:p>
             <w:r>
-              <w:t xml:space="preserve">Permitir a un cliente autenticado consultar el historial completo de sus propias reservas.</w:t>
+              <w:t>Permitir a un cliente autenticado consultar el historial completo de sus propias reservas.</w:t>
             </w:r>
           </w:p>
         </w:tc>
@@ -2264,7 +3109,7 @@
           </w:tcPr>
           <w:p>
             <w:r>
-              <w:t xml:space="preserve">Media</w:t>
+              <w:t>Media</w:t>
             </w:r>
           </w:p>
         </w:tc>
@@ -2281,7 +3126,7 @@
           </w:tcPr>
           <w:p>
             <w:r>
-              <w:t xml:space="preserve">R11, R12</w:t>
+              <w:t>R11, R12</w:t>
             </w:r>
           </w:p>
         </w:tc>
@@ -2292,7 +3137,7 @@
         <w:pStyle w:val="Ttulo2"/>
         <w:spacing w:before="240" w:after="120"/>
       </w:pPr>
-      <w:bookmarkStart w:id="3" w:name="_Toc241693999"/>
+      <w:bookmarkStart w:id="3" w:name="_Toc241765431"/>
       <w:r>
         <w:rPr>
           <w:b/>
@@ -2352,7 +3197,7 @@
                 <w:bCs/>
                 <w:color w:val="FFFFFF"/>
               </w:rPr>
-              <w:t xml:space="preserve">ID</w:t>
+              <w:t>ID</w:t>
             </w:r>
           </w:p>
         </w:tc>
@@ -2375,7 +3220,7 @@
                 <w:bCs/>
                 <w:color w:val="FFFFFF"/>
               </w:rPr>
-              <w:t xml:space="preserve">Tipo</w:t>
+              <w:t>Tipo</w:t>
             </w:r>
           </w:p>
         </w:tc>
@@ -2398,7 +3243,7 @@
                 <w:bCs/>
                 <w:color w:val="FFFFFF"/>
               </w:rPr>
-              <w:t xml:space="preserve">Requerimiento</w:t>
+              <w:t>Requerimiento</w:t>
             </w:r>
           </w:p>
         </w:tc>
@@ -2421,7 +3266,7 @@
                 <w:bCs/>
                 <w:color w:val="FFFFFF"/>
               </w:rPr>
-              <w:t xml:space="preserve">Prioridad</w:t>
+              <w:t>Prioridad</w:t>
             </w:r>
           </w:p>
         </w:tc>
@@ -2444,7 +3289,7 @@
                 <w:bCs/>
                 <w:color w:val="FFFFFF"/>
               </w:rPr>
-              <w:t xml:space="preserve">Origen</w:t>
+              <w:t>Origen</w:t>
             </w:r>
           </w:p>
         </w:tc>
@@ -2463,7 +3308,7 @@
           </w:tcPr>
           <w:p>
             <w:r>
-              <w:t xml:space="preserve">RNF-01</w:t>
+              <w:t>RNF-01</w:t>
             </w:r>
           </w:p>
         </w:tc>
@@ -2480,7 +3325,7 @@
           </w:tcPr>
           <w:p>
             <w:r>
-              <w:t xml:space="preserve">Seguridad</w:t>
+              <w:t>Seguridad</w:t>
             </w:r>
           </w:p>
         </w:tc>
@@ -2497,7 +3342,7 @@
           </w:tcPr>
           <w:p>
             <w:r>
-              <w:t xml:space="preserve">Las contraseñas de los clientes se almacenan únicamente como hash, nunca en texto plano.</w:t>
+              <w:t>Las contraseñas de los clientes se almacenan únicamente como hash, nunca en texto plano.</w:t>
             </w:r>
           </w:p>
         </w:tc>
@@ -2514,7 +3359,7 @@
           </w:tcPr>
           <w:p>
             <w:r>
-              <w:t xml:space="preserve">Alta</w:t>
+              <w:t>Alta</w:t>
             </w:r>
           </w:p>
         </w:tc>
@@ -2531,7 +3376,7 @@
           </w:tcPr>
           <w:p>
             <w:r>
-              <w:t xml:space="preserve">R10</w:t>
+              <w:t>R10</w:t>
             </w:r>
           </w:p>
         </w:tc>
@@ -2550,7 +3395,7 @@
           </w:tcPr>
           <w:p>
             <w:r>
-              <w:t xml:space="preserve">RNF-02</w:t>
+              <w:t>RNF-02</w:t>
             </w:r>
           </w:p>
         </w:tc>
@@ -2567,7 +3412,7 @@
           </w:tcPr>
           <w:p>
             <w:r>
-              <w:t xml:space="preserve">Seguridad</w:t>
+              <w:t>Seguridad</w:t>
             </w:r>
           </w:p>
         </w:tc>
@@ -2584,7 +3429,7 @@
           </w:tcPr>
           <w:p>
             <w:r>
-              <w:t xml:space="preserve">El RUT y el teléfono de un cliente no se muestran en listados ni se incluyen en mensajes de error.</w:t>
+              <w:t>El RUT y el teléfono de un cliente no se muestran en listados ni se incluyen en mensajes de error.</w:t>
             </w:r>
           </w:p>
         </w:tc>
@@ -2601,7 +3446,7 @@
           </w:tcPr>
           <w:p>
             <w:r>
-              <w:t xml:space="preserve">Alta</w:t>
+              <w:t>Alta</w:t>
             </w:r>
           </w:p>
         </w:tc>
@@ -2618,7 +3463,7 @@
           </w:tcPr>
           <w:p>
             <w:r>
-              <w:t xml:space="preserve">R17</w:t>
+              <w:t>R17</w:t>
             </w:r>
           </w:p>
         </w:tc>
@@ -2637,7 +3482,7 @@
           </w:tcPr>
           <w:p>
             <w:r>
-              <w:t xml:space="preserve">RNF-03</w:t>
+              <w:t>RNF-03</w:t>
             </w:r>
           </w:p>
         </w:tc>
@@ -2654,7 +3499,7 @@
           </w:tcPr>
           <w:p>
             <w:r>
-              <w:t xml:space="preserve">Seguridad</w:t>
+              <w:t>Seguridad</w:t>
             </w:r>
           </w:p>
         </w:tc>
@@ -2671,7 +3516,7 @@
           </w:tcPr>
           <w:p>
             <w:r>
-              <w:t xml:space="preserve">Toda operación de reservar o consultar reservas verifica la autenticación del lado del servidor, no solo en la interfaz.</w:t>
+              <w:t>Toda operación de reservar o consultar reservas verifica la autenticación del lado del servidor, no solo en la interfaz.</w:t>
             </w:r>
           </w:p>
         </w:tc>
@@ -2688,7 +3533,7 @@
           </w:tcPr>
           <w:p>
             <w:r>
-              <w:t xml:space="preserve">Alta</w:t>
+              <w:t>Alta</w:t>
             </w:r>
           </w:p>
         </w:tc>
@@ -2705,7 +3550,7 @@
           </w:tcPr>
           <w:p>
             <w:r>
-              <w:t xml:space="preserve">R11</w:t>
+              <w:t>R11</w:t>
             </w:r>
           </w:p>
         </w:tc>
@@ -2724,7 +3569,7 @@
           </w:tcPr>
           <w:p>
             <w:r>
-              <w:t xml:space="preserve">RNF-04</w:t>
+              <w:t>RNF-04</w:t>
             </w:r>
           </w:p>
         </w:tc>
@@ -2741,7 +3586,7 @@
           </w:tcPr>
           <w:p>
             <w:r>
-              <w:t xml:space="preserve">Persistencia</w:t>
+              <w:t>Persistencia</w:t>
             </w:r>
           </w:p>
         </w:tc>
@@ -2758,7 +3603,7 @@
           </w:tcPr>
           <w:p>
             <w:r>
-              <w:t xml:space="preserve">Los destinos, paquetes, clientes y reservas se almacenan en una base de datos que conserva la información entre reinicios del sistema, reemplazando la planilla y el cuaderno actuales.</w:t>
+              <w:t>Los destinos, paquetes, clientes y reservas se almacenan en una base de datos que conserva la información entre reinicios del sistema, reemplazando la planilla y el cuaderno actuales.</w:t>
             </w:r>
           </w:p>
         </w:tc>
@@ -2775,7 +3620,7 @@
           </w:tcPr>
           <w:p>
             <w:r>
-              <w:t xml:space="preserve">Alta</w:t>
+              <w:t>Alta</w:t>
             </w:r>
           </w:p>
         </w:tc>
@@ -2792,7 +3637,7 @@
           </w:tcPr>
           <w:p>
             <w:r>
-              <w:t xml:space="preserve">Alcance</w:t>
+              <w:t>Alcance</w:t>
             </w:r>
           </w:p>
         </w:tc>
@@ -2811,7 +3656,7 @@
           </w:tcPr>
           <w:p>
             <w:r>
-              <w:t xml:space="preserve">RNF-05</w:t>
+              <w:t>RNF-05</w:t>
             </w:r>
           </w:p>
         </w:tc>
@@ -2828,7 +3673,7 @@
           </w:tcPr>
           <w:p>
             <w:r>
-              <w:t xml:space="preserve">Integridad</w:t>
+              <w:t>Integridad</w:t>
             </w:r>
           </w:p>
         </w:tc>
@@ -2845,7 +3690,7 @@
           </w:tcPr>
           <w:p>
             <w:r>
-              <w:t xml:space="preserve">Las validaciones de negocio sobre cupo, fechas y montos se ejecutan en el servidor; el sistema no se apoya en validaciones hechas solo del lado del cliente.</w:t>
+              <w:t>Las validaciones de negocio sobre cupo, fechas y montos se ejecutan en el servidor; el sistema no se apoya en validaciones hechas solo del lado del cliente.</w:t>
             </w:r>
           </w:p>
         </w:tc>
@@ -2862,7 +3707,7 @@
           </w:tcPr>
           <w:p>
             <w:r>
-              <w:t xml:space="preserve">Alta</w:t>
+              <w:t>Alta</w:t>
             </w:r>
           </w:p>
         </w:tc>
@@ -2879,7 +3724,7 @@
           </w:tcPr>
           <w:p>
             <w:r>
-              <w:t xml:space="preserve">R14, R15</w:t>
+              <w:t>R14, R15</w:t>
             </w:r>
           </w:p>
         </w:tc>
@@ -2898,7 +3743,7 @@
           </w:tcPr>
           <w:p>
             <w:r>
-              <w:t xml:space="preserve">RNF-06</w:t>
+              <w:t>RNF-06</w:t>
             </w:r>
           </w:p>
         </w:tc>
@@ -2915,7 +3760,7 @@
           </w:tcPr>
           <w:p>
             <w:r>
-              <w:t xml:space="preserve">Usabilidad</w:t>
+              <w:t>Usabilidad</w:t>
             </w:r>
           </w:p>
         </w:tc>
@@ -2932,7 +3777,7 @@
           </w:tcPr>
           <w:p>
             <w:r>
-              <w:t xml:space="preserve">El sistema se utiliza desde un navegador web, sin requerir instalación adicional para el cliente final.</w:t>
+              <w:t>El sistema se utiliza desde un navegador web, sin requerir instalación adicional para el cliente final.</w:t>
             </w:r>
           </w:p>
         </w:tc>
@@ -2949,7 +3794,7 @@
           </w:tcPr>
           <w:p>
             <w:r>
-              <w:t xml:space="preserve">Media</w:t>
+              <w:t>Media</w:t>
             </w:r>
           </w:p>
         </w:tc>
@@ -2966,7 +3811,7 @@
           </w:tcPr>
           <w:p>
             <w:r>
-              <w:t xml:space="preserve">Alcance</w:t>
+              <w:t>Alcance</w:t>
             </w:r>
           </w:p>
         </w:tc>
@@ -2977,7 +3822,7 @@
         <w:pStyle w:val="Ttulo2"/>
         <w:spacing w:before="240" w:after="120"/>
       </w:pPr>
-      <w:bookmarkStart w:id="4" w:name="_Toc241694000"/>
+      <w:bookmarkStart w:id="4" w:name="_Toc241765432"/>
       <w:r>
         <w:rPr>
           <w:b/>
@@ -2995,7 +3840,7 @@
         <w:spacing w:after="120"/>
       </w:pPr>
       <w:r>
-        <w:t xml:space="preserve">Cada fila de este cuadro conecta una cifra o un hecho documentado en la sección 1 con el o los requerimientos de 2.1/2.2 que lo resuelven. Ningún requerimiento de esta sección se incorporó sin que respondiera a una regla de negocio, una falla documentada o un límite de alcance explícito:</w:t>
+        <w:t>Cada fila de este cuadro conecta una cifra o un hecho documentado en la sección 1 con el o los requerimientos de 2.1/2.2 que lo resuelven. Ningún requerimiento de esta sección se incorporó sin que respondiera a una regla de negocio, una falla documentada o un límite de alcance explícito:</w:t>
       </w:r>
     </w:p>
     <w:tbl>
@@ -3042,7 +3887,7 @@
                 <w:bCs/>
                 <w:color w:val="FFFFFF"/>
               </w:rPr>
-              <w:t xml:space="preserve">Falla u origen documentado</w:t>
+              <w:t>Falla u origen documentado</w:t>
             </w:r>
           </w:p>
         </w:tc>
@@ -3065,7 +3910,7 @@
                 <w:bCs/>
                 <w:color w:val="FFFFFF"/>
               </w:rPr>
-              <w:t xml:space="preserve">Requerimientos que la resuelven</w:t>
+              <w:t>Requerimientos que la resuelven</w:t>
             </w:r>
           </w:p>
         </w:tc>
@@ -3084,7 +3929,7 @@
           </w:tcPr>
           <w:p>
             <w:r>
-              <w:t xml:space="preserve">19 reservas duplicadas detectadas al cierre de temporada.</w:t>
+              <w:t>19 reservas duplicadas detectadas al cierre de temporada.</w:t>
             </w:r>
           </w:p>
         </w:tc>
@@ -3101,7 +3946,7 @@
           </w:tcPr>
           <w:p>
             <w:r>
-              <w:t xml:space="preserve">FR-11 (identificación del cliente mediante autenticación), FR-12 (cada reserva queda registrada una sola vez, con su propia fecha de emisión).</w:t>
+              <w:t>FR-11 (identificación del cliente mediante autenticación), FR-12 (cada reserva queda registrada una sola vez, con su propia fecha de emisión).</w:t>
             </w:r>
           </w:p>
         </w:tc>
@@ -3120,7 +3965,7 @@
           </w:tcPr>
           <w:p>
             <w:r>
-              <w:t xml:space="preserve">6 reservas aceptadas por sobre el cupo real del paquete.</w:t>
+              <w:t>6 reservas aceptadas por sobre el cupo real del paquete.</w:t>
             </w:r>
           </w:p>
         </w:tc>
@@ -3137,7 +3982,7 @@
           </w:tcPr>
           <w:p>
             <w:r>
-              <w:t xml:space="preserve">FR-08 (consultar cupo disponible), FR-13 (rechazar la reserva que exceda el cupo).</w:t>
+              <w:t>FR-08 (consultar cupo disponible), FR-13 (rechazar la reserva que exceda el cupo).</w:t>
             </w:r>
           </w:p>
         </w:tc>
@@ -3156,7 +4001,7 @@
           </w:tcPr>
           <w:p>
             <w:r>
-              <w:t xml:space="preserve">3 reservas tomadas sobre paquetes con fecha de salida ya vencida.</w:t>
+              <w:t>3 reservas tomadas sobre paquetes con fecha de salida ya vencida.</w:t>
             </w:r>
           </w:p>
         </w:tc>
@@ -3173,7 +4018,7 @@
           </w:tcPr>
           <w:p>
             <w:r>
-              <w:t xml:space="preserve">FR-14 (rechazar reserva sobre paquete vencido).</w:t>
+              <w:t>FR-14 (rechazar reserva sobre paquete vencido).</w:t>
             </w:r>
           </w:p>
         </w:tc>
@@ -3192,7 +4037,7 @@
           </w:tcPr>
           <w:p>
             <w:r>
-              <w:t xml:space="preserve">4 paquetes publicados con un precio distinto del efectivamente cobrado.</w:t>
+              <w:t>4 paquetes publicados con un precio distinto del efectivamente cobrado.</w:t>
             </w:r>
           </w:p>
         </w:tc>
@@ -3209,7 +4054,7 @@
           </w:tcPr>
           <w:p>
             <w:r>
-              <w:t xml:space="preserve">FR-06 (precio calculado por el sistema, no a mano), FR-07 (precio fijado al publicar, inmutable ante cambios posteriores).</w:t>
+              <w:t>FR-06 (precio calculado por el sistema, no a mano), FR-07 (precio fijado al publicar, inmutable ante cambios posteriores).</w:t>
             </w:r>
           </w:p>
         </w:tc>
@@ -3228,7 +4073,7 @@
           </w:tcPr>
           <w:p>
             <w:r>
-              <w:t xml:space="preserve">31 consultas de clientes resueltas revisando el cuaderno hoja por hoja.</w:t>
+              <w:t>31 consultas de clientes resueltas revisando el cuaderno hoja por hoja.</w:t>
             </w:r>
           </w:p>
         </w:tc>
@@ -3245,7 +4090,7 @@
           </w:tcPr>
           <w:p>
             <w:r>
-              <w:t xml:space="preserve">FR-15 (historial de reservas autoconsultable por el propio cliente).</w:t>
+              <w:t>FR-15 (historial de reservas autoconsultable por el propio cliente).</w:t>
             </w:r>
           </w:p>
         </w:tc>
@@ -3264,7 +4109,7 @@
           </w:tcPr>
           <w:p>
             <w:r>
-              <w:t xml:space="preserve">4 destinos que ya no se operan pero siguen apareciendo en el catálogo.</w:t>
+              <w:t>4 destinos que ya no se operan pero siguen apareciendo en el catálogo.</w:t>
             </w:r>
           </w:p>
         </w:tc>
@@ -3281,7 +4126,7 @@
           </w:tcPr>
           <w:p>
             <w:r>
-              <w:t xml:space="preserve">FR-03 (baja lógica del destino), FR-04 (listar solo los disponibles).</w:t>
+              <w:t>FR-03 (baja lógica del destino), FR-04 (listar solo los disponibles).</w:t>
             </w:r>
           </w:p>
         </w:tc>
@@ -3300,7 +4145,7 @@
           </w:tcPr>
           <w:p>
             <w:r>
-              <w:t xml:space="preserve">RUT y teléfono de clientes dispersos en planilla, cuaderno y mensajería, expuestos a cualquiera que abra esos archivos.</w:t>
+              <w:t>RUT y teléfono de clientes dispersos en planilla, cuaderno y mensajería, expuestos a cualquiera que abra esos archivos.</w:t>
             </w:r>
           </w:p>
         </w:tc>
@@ -3317,7 +4162,7 @@
           </w:tcPr>
           <w:p>
             <w:r>
-              <w:t xml:space="preserve">RNF-01 (hash de contraseña), RNF-02 (RUT/teléfono ocultos en listados y errores).</w:t>
+              <w:t>RNF-01 (hash de contraseña), RNF-02 (RUT/teléfono ocultos en listados y errores).</w:t>
             </w:r>
           </w:p>
         </w:tc>
@@ -3328,7 +4173,7 @@
         <w:spacing w:after="120"/>
       </w:pPr>
       <w:r>
-        <w:t xml:space="preserve">No queda ninguna cifra de la sección 1 sin un requerimiento que la aborde, ni un requerimiento de 2.1 o 2.2 sin una regla de negocio, falla documentada o límite de alcance que lo origine.</w:t>
+        <w:t>No queda ninguna cifra de la sección 1 sin un requerimiento que la aborde, ni un requerimiento de 2.1 o 2.2 sin una regla de negocio, falla documentada o límite de alcance que lo origine.</w:t>
       </w:r>
     </w:p>
     <w:p>
@@ -3339,7 +4184,7 @@
         </w:pBdr>
         <w:spacing w:before="240" w:after="120"/>
       </w:pPr>
-      <w:bookmarkStart w:id="5" w:name="_Toc241694001"/>
+      <w:bookmarkStart w:id="5" w:name="_Toc241765433"/>
       <w:r>
         <w:rPr>
           <w:b/>
@@ -3348,7 +4193,6 @@
           <w:sz w:val="28"/>
           <w:szCs w:val="28"/>
         </w:rPr>
-        <w:lastRenderedPageBreak/>
         <w:t>3. Modelamiento de la solución</w:t>
       </w:r>
       <w:bookmarkEnd w:id="5"/>
@@ -3358,14 +4202,568 @@
         <w:spacing w:after="120"/>
       </w:pPr>
       <w:r>
-        <w:t>Se modela la solución en tres niveles, verificando en cada uno la trazabilidad hacia los requerimientos de la sección 2: primero el proceso de negocio (BPMN), que muestra cómo interactúan los actores con el sistema paso a paso; luego los casos de uso, que resumen qué puede hacer cada actor; y finalmente el diagrama de clases, que traduce ambos en la estructura orientada a objetos y el esquema de persistencia.</w:t>
-      </w:r>
+        <w:t>Esta sección traduce los requerimientos de la sección 2 en modelos de la solución, en tres niveles complementarios: los procesos de negocio (BPMN, 3.1), que muestran paso a paso cómo interactúan el Administrador, el Cliente y el sistema; los casos de uso (3.2), que resumen qué puede hacer cada actor; y el diagrama de clases UML (3.3), que traduce ambos en la estructura orientada a objetos que se implementará en Python. La sección 3.4 cierra con una matriz que verifica, requerimiento por requerimiento, que c</w:t>
+      </w:r>
+      <w:r>
+        <w:t>ada FR y RNF quedó representado en los modelos. Todos los diagramas se construyeron desde cero a partir de FR-01 a FR-15 y RNF-01 a RNF-06; sus fuentes editables están en la carpeta docs/diagramas/ del repositorio.</w:t>
+      </w:r>
+    </w:p>
+    <w:p>
+      <w:pPr>
+        <w:pStyle w:val="Ttulo3"/>
+        <w:spacing w:before="200" w:after="100"/>
+      </w:pPr>
+      <w:r>
+        <w:rPr>
+          <w:b/>
+          <w:bCs/>
+          <w:color w:val="222222"/>
+          <w:sz w:val="21"/>
+          <w:szCs w:val="21"/>
+        </w:rPr>
+        <w:t>Supuestos de modelamiento</w:t>
+      </w:r>
+    </w:p>
+    <w:p>
+      <w:pPr>
+        <w:spacing w:after="120"/>
+      </w:pPr>
+      <w:r>
+        <w:t>El caso advierte que no entrega toda la información («Los vacíos del caso») y pide declarar y fundamentar los supuestos. Antes de modelar se fijaron los siguientes; cada uno queda reflejado en al menos un diagrama:</w:t>
+      </w:r>
+    </w:p>
+    <w:tbl>
+      <w:tblPr>
+        <w:tblW w:w="9026" w:type="dxa"/>
+        <w:tblBorders>
+          <w:top w:val="single" w:sz="4" w:space="0" w:color="auto"/>
+          <w:left w:val="single" w:sz="4" w:space="0" w:color="auto"/>
+          <w:bottom w:val="single" w:sz="4" w:space="0" w:color="auto"/>
+          <w:right w:val="single" w:sz="4" w:space="0" w:color="auto"/>
+          <w:insideH w:val="single" w:sz="4" w:space="0" w:color="auto"/>
+          <w:insideV w:val="single" w:sz="4" w:space="0" w:color="auto"/>
+        </w:tblBorders>
+        <w:tblLayout w:type="fixed"/>
+        <w:tblCellMar>
+          <w:left w:w="10" w:type="dxa"/>
+          <w:right w:w="10" w:type="dxa"/>
+        </w:tblCellMar>
+        <w:tblLook w:val="04A0" w:firstRow="1" w:lastRow="0" w:firstColumn="1" w:lastColumn="0" w:noHBand="0" w:noVBand="1"/>
+      </w:tblPr>
+      <w:tblGrid>
+        <w:gridCol w:w="700"/>
+        <w:gridCol w:w="3700"/>
+        <w:gridCol w:w="4626"/>
+      </w:tblGrid>
+      <w:tr>
+        <w:trPr>
+          <w:cantSplit/>
+          <w:tblHeader/>
+        </w:trPr>
+        <w:tc>
+          <w:tcPr>
+            <w:tcW w:w="700" w:type="dxa"/>
+            <w:shd w:val="clear" w:color="auto" w:fill="AF2A2A"/>
+            <w:tcMar>
+              <w:top w:w="60" w:type="dxa"/>
+              <w:left w:w="100" w:type="dxa"/>
+              <w:bottom w:w="60" w:type="dxa"/>
+              <w:right w:w="100" w:type="dxa"/>
+            </w:tcMar>
+            <w:vAlign w:val="center"/>
+          </w:tcPr>
+          <w:p>
+            <w:r>
+              <w:rPr>
+                <w:b/>
+                <w:bCs/>
+                <w:color w:val="FFFFFF"/>
+                <w:sz w:val="18"/>
+                <w:szCs w:val="18"/>
+              </w:rPr>
+              <w:t>ID</w:t>
+            </w:r>
+          </w:p>
+        </w:tc>
+        <w:tc>
+          <w:tcPr>
+            <w:tcW w:w="3700" w:type="dxa"/>
+            <w:shd w:val="clear" w:color="auto" w:fill="AF2A2A"/>
+            <w:tcMar>
+              <w:top w:w="60" w:type="dxa"/>
+              <w:left w:w="100" w:type="dxa"/>
+              <w:bottom w:w="60" w:type="dxa"/>
+              <w:right w:w="100" w:type="dxa"/>
+            </w:tcMar>
+            <w:vAlign w:val="center"/>
+          </w:tcPr>
+          <w:p>
+            <w:r>
+              <w:rPr>
+                <w:b/>
+                <w:bCs/>
+                <w:color w:val="FFFFFF"/>
+                <w:sz w:val="18"/>
+                <w:szCs w:val="18"/>
+              </w:rPr>
+              <w:t>Supuesto</w:t>
+            </w:r>
+          </w:p>
+        </w:tc>
+        <w:tc>
+          <w:tcPr>
+            <w:tcW w:w="4626" w:type="dxa"/>
+            <w:shd w:val="clear" w:color="auto" w:fill="AF2A2A"/>
+            <w:tcMar>
+              <w:top w:w="60" w:type="dxa"/>
+              <w:left w:w="100" w:type="dxa"/>
+              <w:bottom w:w="60" w:type="dxa"/>
+              <w:right w:w="100" w:type="dxa"/>
+            </w:tcMar>
+            <w:vAlign w:val="center"/>
+          </w:tcPr>
+          <w:p>
+            <w:r>
+              <w:rPr>
+                <w:b/>
+                <w:bCs/>
+                <w:color w:val="FFFFFF"/>
+                <w:sz w:val="18"/>
+                <w:szCs w:val="18"/>
+              </w:rPr>
+              <w:t>Fundamento técnico</w:t>
+            </w:r>
+          </w:p>
+        </w:tc>
+      </w:tr>
+      <w:tr>
+        <w:trPr>
+          <w:cantSplit/>
+        </w:trPr>
+        <w:tc>
+          <w:tcPr>
+            <w:tcW w:w="700" w:type="dxa"/>
+            <w:tcMar>
+              <w:top w:w="60" w:type="dxa"/>
+              <w:left w:w="100" w:type="dxa"/>
+              <w:bottom w:w="60" w:type="dxa"/>
+              <w:right w:w="100" w:type="dxa"/>
+            </w:tcMar>
+            <w:vAlign w:val="center"/>
+          </w:tcPr>
+          <w:p>
+            <w:r>
+              <w:rPr>
+                <w:sz w:val="18"/>
+                <w:szCs w:val="18"/>
+              </w:rPr>
+              <w:t>S1</w:t>
+            </w:r>
+          </w:p>
+        </w:tc>
+        <w:tc>
+          <w:tcPr>
+            <w:tcW w:w="3700" w:type="dxa"/>
+            <w:tcMar>
+              <w:top w:w="60" w:type="dxa"/>
+              <w:left w:w="100" w:type="dxa"/>
+              <w:bottom w:w="60" w:type="dxa"/>
+              <w:right w:w="100" w:type="dxa"/>
+            </w:tcMar>
+            <w:vAlign w:val="center"/>
+          </w:tcPr>
+          <w:p>
+            <w:r>
+              <w:rPr>
+                <w:sz w:val="18"/>
+                <w:szCs w:val="18"/>
+              </w:rPr>
+              <w:t>El Administrador es cualquiera de los tres socios. Se autentica igual que un cliente (correo y contraseña) y es el único que modifica destinos y paquetes.</w:t>
+            </w:r>
+          </w:p>
+        </w:tc>
+        <w:tc>
+          <w:tcPr>
+            <w:tcW w:w="4626" w:type="dxa"/>
+            <w:tcMar>
+              <w:top w:w="60" w:type="dxa"/>
+              <w:left w:w="100" w:type="dxa"/>
+              <w:bottom w:w="60" w:type="dxa"/>
+              <w:right w:w="100" w:type="dxa"/>
+            </w:tcMar>
+            <w:vAlign w:val="center"/>
+          </w:tcPr>
+          <w:p>
+            <w:r>
+              <w:rPr>
+                <w:sz w:val="18"/>
+                <w:szCs w:val="18"/>
+              </w:rPr>
+              <w:t>Responde al vacío «quién puede modificar el catálogo». Restringir la edición a un rol autenticado elimina la planilla editada libremente por los tres socios, origen de los destinos duplicados.</w:t>
+            </w:r>
+          </w:p>
+        </w:tc>
+      </w:tr>
+      <w:tr>
+        <w:trPr>
+          <w:cantSplit/>
+        </w:trPr>
+        <w:tc>
+          <w:tcPr>
+            <w:tcW w:w="700" w:type="dxa"/>
+            <w:shd w:val="clear" w:color="auto" w:fill="F1F2F1"/>
+            <w:tcMar>
+              <w:top w:w="60" w:type="dxa"/>
+              <w:left w:w="100" w:type="dxa"/>
+              <w:bottom w:w="60" w:type="dxa"/>
+              <w:right w:w="100" w:type="dxa"/>
+            </w:tcMar>
+            <w:vAlign w:val="center"/>
+          </w:tcPr>
+          <w:p>
+            <w:r>
+              <w:rPr>
+                <w:sz w:val="18"/>
+                <w:szCs w:val="18"/>
+              </w:rPr>
+              <w:t>S2</w:t>
+            </w:r>
+          </w:p>
+        </w:tc>
+        <w:tc>
+          <w:tcPr>
+            <w:tcW w:w="3700" w:type="dxa"/>
+            <w:shd w:val="clear" w:color="auto" w:fill="F1F2F1"/>
+            <w:tcMar>
+              <w:top w:w="60" w:type="dxa"/>
+              <w:left w:w="100" w:type="dxa"/>
+              <w:bottom w:w="60" w:type="dxa"/>
+              <w:right w:w="100" w:type="dxa"/>
+            </w:tcMar>
+            <w:vAlign w:val="center"/>
+          </w:tcPr>
+          <w:p>
+            <w:r>
+              <w:rPr>
+                <w:sz w:val="18"/>
+                <w:szCs w:val="18"/>
+              </w:rPr>
+              <w:t>Un paquete nace en estado BORRADOR y solo se muestra y acepta reservas cuando está PUBLICADO.</w:t>
+            </w:r>
+          </w:p>
+        </w:tc>
+        <w:tc>
+          <w:tcPr>
+            <w:tcW w:w="4626" w:type="dxa"/>
+            <w:shd w:val="clear" w:color="auto" w:fill="F1F2F1"/>
+            <w:tcMar>
+              <w:top w:w="60" w:type="dxa"/>
+              <w:left w:w="100" w:type="dxa"/>
+              <w:bottom w:w="60" w:type="dxa"/>
+              <w:right w:w="100" w:type="dxa"/>
+            </w:tcMar>
+            <w:vAlign w:val="center"/>
+          </w:tcPr>
+          <w:p>
+            <w:r>
+              <w:rPr>
+                <w:sz w:val="18"/>
+                <w:szCs w:val="18"/>
+              </w:rPr>
+              <w:t>R7 fija el precio al publicar: sin un estado explícito no se distingue un precio provisional de uno definitivo.</w:t>
+            </w:r>
+          </w:p>
+        </w:tc>
+      </w:tr>
+      <w:tr>
+        <w:trPr>
+          <w:cantSplit/>
+        </w:trPr>
+        <w:tc>
+          <w:tcPr>
+            <w:tcW w:w="700" w:type="dxa"/>
+            <w:tcMar>
+              <w:top w:w="60" w:type="dxa"/>
+              <w:left w:w="100" w:type="dxa"/>
+              <w:bottom w:w="60" w:type="dxa"/>
+              <w:right w:w="100" w:type="dxa"/>
+            </w:tcMar>
+            <w:vAlign w:val="center"/>
+          </w:tcPr>
+          <w:p>
+            <w:r>
+              <w:rPr>
+                <w:sz w:val="18"/>
+                <w:szCs w:val="18"/>
+              </w:rPr>
+              <w:t>S3</w:t>
+            </w:r>
+          </w:p>
+        </w:tc>
+        <w:tc>
+          <w:tcPr>
+            <w:tcW w:w="3700" w:type="dxa"/>
+            <w:tcMar>
+              <w:top w:w="60" w:type="dxa"/>
+              <w:left w:w="100" w:type="dxa"/>
+              <w:bottom w:w="60" w:type="dxa"/>
+              <w:right w:w="100" w:type="dxa"/>
+            </w:tcMar>
+            <w:vAlign w:val="center"/>
+          </w:tcPr>
+          <w:p>
+            <w:r>
+              <w:rPr>
+                <w:sz w:val="18"/>
+                <w:szCs w:val="18"/>
+              </w:rPr>
+              <w:t>Cuando la fecha de salida pasa, el paquete no se elimina: sigue en la base de datos, pero deja de aceptar reservas.</w:t>
+            </w:r>
+          </w:p>
+        </w:tc>
+        <w:tc>
+          <w:tcPr>
+            <w:tcW w:w="4626" w:type="dxa"/>
+            <w:tcMar>
+              <w:top w:w="60" w:type="dxa"/>
+              <w:left w:w="100" w:type="dxa"/>
+              <w:bottom w:w="60" w:type="dxa"/>
+              <w:right w:w="100" w:type="dxa"/>
+            </w:tcMar>
+            <w:vAlign w:val="center"/>
+          </w:tcPr>
+          <w:p>
+            <w:r>
+              <w:rPr>
+                <w:sz w:val="18"/>
+                <w:szCs w:val="18"/>
+              </w:rPr>
+              <w:t>Responde al vacío «cómo se comporta un paquete cuando su temporada termina». Las reservas pasadas lo referencian y el historial del cliente (FR-15) debe seguir mostrándolas.</w:t>
+            </w:r>
+          </w:p>
+        </w:tc>
+      </w:tr>
+      <w:tr>
+        <w:trPr>
+          <w:cantSplit/>
+        </w:trPr>
+        <w:tc>
+          <w:tcPr>
+            <w:tcW w:w="700" w:type="dxa"/>
+            <w:shd w:val="clear" w:color="auto" w:fill="F1F2F1"/>
+            <w:tcMar>
+              <w:top w:w="60" w:type="dxa"/>
+              <w:left w:w="100" w:type="dxa"/>
+              <w:bottom w:w="60" w:type="dxa"/>
+              <w:right w:w="100" w:type="dxa"/>
+            </w:tcMar>
+            <w:vAlign w:val="center"/>
+          </w:tcPr>
+          <w:p>
+            <w:r>
+              <w:rPr>
+                <w:sz w:val="18"/>
+                <w:szCs w:val="18"/>
+              </w:rPr>
+              <w:t>S4</w:t>
+            </w:r>
+          </w:p>
+        </w:tc>
+        <w:tc>
+          <w:tcPr>
+            <w:tcW w:w="3700" w:type="dxa"/>
+            <w:shd w:val="clear" w:color="auto" w:fill="F1F2F1"/>
+            <w:tcMar>
+              <w:top w:w="60" w:type="dxa"/>
+              <w:left w:w="100" w:type="dxa"/>
+              <w:bottom w:w="60" w:type="dxa"/>
+              <w:right w:w="100" w:type="dxa"/>
+            </w:tcMar>
+            <w:vAlign w:val="center"/>
+          </w:tcPr>
+          <w:p>
+            <w:r>
+              <w:rPr>
+                <w:sz w:val="18"/>
+                <w:szCs w:val="18"/>
+              </w:rPr>
+              <w:t>El desistimiento de una reserva queda fuera de la primera versión: no se modela la cancelación.</w:t>
+            </w:r>
+          </w:p>
+        </w:tc>
+        <w:tc>
+          <w:tcPr>
+            <w:tcW w:w="4626" w:type="dxa"/>
+            <w:shd w:val="clear" w:color="auto" w:fill="F1F2F1"/>
+            <w:tcMar>
+              <w:top w:w="60" w:type="dxa"/>
+              <w:left w:w="100" w:type="dxa"/>
+              <w:bottom w:w="60" w:type="dxa"/>
+              <w:right w:w="100" w:type="dxa"/>
+            </w:tcMar>
+            <w:vAlign w:val="center"/>
+          </w:tcPr>
+          <w:p>
+            <w:r>
+              <w:rPr>
+                <w:sz w:val="18"/>
+                <w:szCs w:val="18"/>
+              </w:rPr>
+              <w:t>Responde al vacío sobre el cliente que desiste. El alcance acordado no la incluye y la devolución del dinero depende de transferencias, que están fuera de alcance. Si se agrega, el cupo se recalcula solo (S5).</w:t>
+            </w:r>
+          </w:p>
+        </w:tc>
+      </w:tr>
+      <w:tr>
+        <w:trPr>
+          <w:cantSplit/>
+        </w:trPr>
+        <w:tc>
+          <w:tcPr>
+            <w:tcW w:w="700" w:type="dxa"/>
+            <w:tcMar>
+              <w:top w:w="60" w:type="dxa"/>
+              <w:left w:w="100" w:type="dxa"/>
+              <w:bottom w:w="60" w:type="dxa"/>
+              <w:right w:w="100" w:type="dxa"/>
+            </w:tcMar>
+            <w:vAlign w:val="center"/>
+          </w:tcPr>
+          <w:p>
+            <w:r>
+              <w:rPr>
+                <w:sz w:val="18"/>
+                <w:szCs w:val="18"/>
+              </w:rPr>
+              <w:t>S5</w:t>
+            </w:r>
+          </w:p>
+        </w:tc>
+        <w:tc>
+          <w:tcPr>
+            <w:tcW w:w="3700" w:type="dxa"/>
+            <w:tcMar>
+              <w:top w:w="60" w:type="dxa"/>
+              <w:left w:w="100" w:type="dxa"/>
+              <w:bottom w:w="60" w:type="dxa"/>
+              <w:right w:w="100" w:type="dxa"/>
+            </w:tcMar>
+            <w:vAlign w:val="center"/>
+          </w:tcPr>
+          <w:p>
+            <w:r>
+              <w:rPr>
+                <w:sz w:val="18"/>
+                <w:szCs w:val="18"/>
+              </w:rPr>
+              <w:t>El cupo disponible no se almacena: se calcula como cupo máximo menos las personas ya reservadas.</w:t>
+            </w:r>
+          </w:p>
+        </w:tc>
+        <w:tc>
+          <w:tcPr>
+            <w:tcW w:w="4626" w:type="dxa"/>
+            <w:tcMar>
+              <w:top w:w="60" w:type="dxa"/>
+              <w:left w:w="100" w:type="dxa"/>
+              <w:bottom w:w="60" w:type="dxa"/>
+              <w:right w:w="100" w:type="dxa"/>
+            </w:tcMar>
+            <w:vAlign w:val="center"/>
+          </w:tcPr>
+          <w:p>
+            <w:r>
+              <w:rPr>
+                <w:sz w:val="18"/>
+                <w:szCs w:val="18"/>
+              </w:rPr>
+              <w:t>Un contador guardado aparte puede desincronizarse, que es lo que produjo las 6 reservas sobre el cupo. Calcularlo siempre desde las reservas lo hace consistente por construcción (R14).</w:t>
+            </w:r>
+          </w:p>
+        </w:tc>
+      </w:tr>
+      <w:tr>
+        <w:trPr>
+          <w:cantSplit/>
+        </w:trPr>
+        <w:tc>
+          <w:tcPr>
+            <w:tcW w:w="700" w:type="dxa"/>
+            <w:shd w:val="clear" w:color="auto" w:fill="F1F2F1"/>
+            <w:tcMar>
+              <w:top w:w="60" w:type="dxa"/>
+              <w:left w:w="100" w:type="dxa"/>
+              <w:bottom w:w="60" w:type="dxa"/>
+              <w:right w:w="100" w:type="dxa"/>
+            </w:tcMar>
+            <w:vAlign w:val="center"/>
+          </w:tcPr>
+          <w:p>
+            <w:r>
+              <w:rPr>
+                <w:sz w:val="18"/>
+                <w:szCs w:val="18"/>
+              </w:rPr>
+              <w:t>S6</w:t>
+            </w:r>
+          </w:p>
+        </w:tc>
+        <w:tc>
+          <w:tcPr>
+            <w:tcW w:w="3700" w:type="dxa"/>
+            <w:shd w:val="clear" w:color="auto" w:fill="F1F2F1"/>
+            <w:tcMar>
+              <w:top w:w="60" w:type="dxa"/>
+              <w:left w:w="100" w:type="dxa"/>
+              <w:bottom w:w="60" w:type="dxa"/>
+              <w:right w:w="100" w:type="dxa"/>
+            </w:tcMar>
+            <w:vAlign w:val="center"/>
+          </w:tcPr>
+          <w:p>
+            <w:r>
+              <w:rPr>
+                <w:sz w:val="18"/>
+                <w:szCs w:val="18"/>
+              </w:rPr>
+              <w:t>Los montos se manejan en pesos chilenos enteros y el margen como fracción (0,20 = 20 %).</w:t>
+            </w:r>
+          </w:p>
+        </w:tc>
+        <w:tc>
+          <w:tcPr>
+            <w:tcW w:w="4626" w:type="dxa"/>
+            <w:shd w:val="clear" w:color="auto" w:fill="F1F2F1"/>
+            <w:tcMar>
+              <w:top w:w="60" w:type="dxa"/>
+              <w:left w:w="100" w:type="dxa"/>
+              <w:bottom w:w="60" w:type="dxa"/>
+              <w:right w:w="100" w:type="dxa"/>
+            </w:tcMar>
+            <w:vAlign w:val="center"/>
+          </w:tcPr>
+          <w:p>
+            <w:r>
+              <w:rPr>
+                <w:sz w:val="18"/>
+                <w:szCs w:val="18"/>
+              </w:rPr>
+              <w:t>Los costos del caso son enteros en CLP; usar enteros evita errores de redondeo en el total cobrado (R13).</w:t>
+            </w:r>
+          </w:p>
+        </w:tc>
+      </w:tr>
+    </w:tbl>
+    <w:p>
+      <w:pPr>
+        <w:spacing w:after="120"/>
+      </w:pPr>
     </w:p>
     <w:p>
       <w:pPr>
         <w:sectPr>
-          <w:headerReference w:type="default" r:id="rId15"/>
-          <w:footerReference w:type="default" r:id="rId16"/>
+          <w:headerReference w:type="default" r:id="rId13"/>
+          <w:footerReference w:type="default" r:id="rId14"/>
           <w:pgSz w:w="11906" w:h="16838"/>
           <w:pgMar w:top="1440" w:right="1440" w:bottom="1440" w:left="1440" w:header="708" w:footer="708" w:gutter="0"/>
           <w:cols w:space="720"/>
@@ -3378,7 +4776,7 @@
         <w:pStyle w:val="Ttulo2"/>
         <w:spacing w:before="240" w:after="120"/>
       </w:pPr>
-      <w:bookmarkStart w:id="6" w:name="_Toc241694002"/>
+      <w:bookmarkStart w:id="6" w:name="_Toc241765434"/>
       <w:r>
         <w:rPr>
           <w:b/>
@@ -3387,7 +4785,6 @@
           <w:sz w:val="22"/>
           <w:szCs w:val="22"/>
         </w:rPr>
-        <w:lastRenderedPageBreak/>
         <w:t>3.1 Diagramas de procesos de negocio (BPMN)</w:t>
       </w:r>
       <w:bookmarkEnd w:id="6"/>
@@ -3395,17 +4792,44 @@
     <w:p>
       <w:pPr>
         <w:spacing w:after="120"/>
+      </w:pPr>
+      <w:r>
+        <w:t>Los tres diagramas usan notación BPMN 2.0: un pool «Viajes Aventura» dividido en carriles (lanes) por participante —Administrador o Cliente, y Sistema—; un evento de inicio (círculo de borde simple); eventos de fin (círculo de borde grueso), uno por cada resultado distinto para el negocio; tareas (rectángulos redondeados); compuertas exclusivas XOR (rombo con X) para cada decisión; y el almacén de datos «Base de datos», unido con una asociación punteada a la tarea que persiste información. Cada tarea indica</w:t>
+      </w:r>
+      <w:r>
+        <w:t xml:space="preserve"> entre corchetes el requerimiento que implementa, de modo que la trazabilidad se lee directamente sobre el diagrama. Todas las validaciones de negocio ocurren en el carril Sistema y no en el del actor, lo que materializa RNF-05.</w:t>
+      </w:r>
+    </w:p>
+    <w:p>
+      <w:pPr>
+        <w:pStyle w:val="Ttulo3"/>
+        <w:spacing w:before="200" w:after="100"/>
       </w:pPr>
       <w:r>
         <w:rPr>
           <w:b/>
           <w:bCs/>
+          <w:color w:val="222222"/>
+          <w:sz w:val="21"/>
+          <w:szCs w:val="21"/>
         </w:rPr>
-        <w:t>Diagrama 1 — Publicación de un paquete (actor Administrador), cubre FR-01 a FR-07:</w:t>
-      </w:r>
-    </w:p>
-    <w:p>
-      <w:pPr>
+        <w:t>Diagrama 1 — Gestión del catálogo de destinos (Administrador), cubre FR-01 a FR-04</w:t>
+      </w:r>
+    </w:p>
+    <w:p>
+      <w:pPr>
+        <w:spacing w:after="120"/>
+      </w:pPr>
+      <w:r>
+        <w:t>El Administrador inicia sesión (S1) y el sistema le muestra el catálogo separando destinos disponibles y no disponibles (FR-04). Una compuerta exclusiva distingue las tres operaciones. Registrar y modificar convergen en la misma validación (nombre único, costo base mayor que cero, duración mayor que cero) con un ciclo de corrección cuando los datos son inválidos. La baja aplica R8 con una compuerta propia: si el destino pertenece a algún paquete se marca no disponible y los paquetes vendidos conservan su co</w:t>
+      </w:r>
+      <w:r>
+        <w:t>ntenido; si no, se elimina. Cada camino termina en un evento de fin distinto porque el resultado para el negocio es distinto.</w:t>
+      </w:r>
+    </w:p>
+    <w:p>
+      <w:pPr>
+        <w:keepNext/>
         <w:spacing w:after="80"/>
         <w:jc w:val="center"/>
       </w:pPr>
@@ -3414,10 +4838,10 @@
           <w:noProof/>
         </w:rPr>
         <w:drawing>
-          <wp:inline distT="0" distB="0" distL="0" distR="0" wp14:anchorId="2B28FC15" wp14:editId="5E5B7E47">
-            <wp:extent cx="8382000" cy="1666875"/>
+          <wp:inline distT="0" distB="0" distL="0" distR="0" wp14:anchorId="3FA064DB" wp14:editId="074A0685">
+            <wp:extent cx="8800000" cy="3981328"/>
             <wp:effectExtent l="0" t="0" r="0" b="0"/>
-            <wp:docPr id="1" name="Imagen 1"/>
+            <wp:docPr id="101" name="BPMN gestión de destinos"/>
             <wp:cNvGraphicFramePr>
               <a:graphicFrameLocks xmlns:a="http://schemas.openxmlformats.org/drawingml/2006/main" noChangeAspect="1"/>
             </wp:cNvGraphicFramePr>
@@ -3425,22 +4849,21 @@
               <a:graphicData uri="http://schemas.openxmlformats.org/drawingml/2006/picture">
                 <pic:pic xmlns:pic="http://schemas.openxmlformats.org/drawingml/2006/picture">
                   <pic:nvPicPr>
-                    <pic:cNvPr id="0" name=""/>
+                    <pic:cNvPr id="101" name="BPMN gestión de destinos"/>
                     <pic:cNvPicPr>
-                      <a:picLocks noChangeAspect="1" noChangeArrowheads="1"/>
+                      <a:picLocks noChangeAspect="1"/>
                     </pic:cNvPicPr>
                   </pic:nvPicPr>
                   <pic:blipFill>
-                    <a:blip r:embed="rId17"/>
-                    <a:srcRect/>
+                    <a:blip r:embed="rId15"/>
                     <a:stretch>
                       <a:fillRect/>
                     </a:stretch>
                   </pic:blipFill>
-                  <pic:spPr bwMode="auto">
+                  <pic:spPr>
                     <a:xfrm>
                       <a:off x="0" y="0"/>
-                      <a:ext cx="8382000" cy="1666875"/>
+                      <a:ext cx="8800000" cy="3981328"/>
                     </a:xfrm>
                     <a:prstGeom prst="rect">
                       <a:avLst/>
@@ -3466,7 +4889,7 @@
           <w:sz w:val="18"/>
           <w:szCs w:val="18"/>
         </w:rPr>
-        <w:t>Figura 1 · Proceso BPMN de publicación de un paquete (actor Administrador)</w:t>
+        <w:t>Figura 1 · Proceso BPMN de gestión del catálogo de destinos</w:t>
       </w:r>
     </w:p>
     <w:p>
@@ -3477,22 +4900,33 @@
     <w:p>
       <w:pPr>
         <w:pStyle w:val="Ttulo3"/>
-        <w:spacing w:before="240" w:after="120"/>
+        <w:spacing w:before="200" w:after="100"/>
       </w:pPr>
       <w:r>
         <w:rPr>
           <w:b/>
           <w:bCs/>
           <w:color w:val="222222"/>
-          <w:sz w:val="22"/>
-          <w:szCs w:val="22"/>
+          <w:sz w:val="21"/>
+          <w:szCs w:val="21"/>
         </w:rPr>
-        <w:lastRenderedPageBreak/>
-        <w:t>Diagrama 2 — Reserva de un paquete (actor Cliente), cubre FR-09 a FR-14:</w:t>
-      </w:r>
-    </w:p>
-    <w:p>
-      <w:pPr>
+        <w:t>Diagrama 2 — Armado y publicación de un paquete (Administrador), cubre FR-05 a FR-07</w:t>
+      </w:r>
+    </w:p>
+    <w:p>
+      <w:pPr>
+        <w:spacing w:after="120"/>
+      </w:pPr>
+      <w:r>
+        <w:t xml:space="preserve">El Administrador define nombre, fechas, cupo y margen, y elige entre 2 y 5 destinos de una lista que el sistema filtra para ofrecer solo los disponibles (R8). El sistema valida R3, R5 y R6 y, si alguna regla falla, devuelve al Administrador a corregir. Con datos válidos es el sistema —no la persona— el que calcula el precio por persona (FR-06), lo que elimina el error de digitación que publicó un paquete a la décima parte de su valor. El Administrador decide publicar o dejar el paquete en borrador (S2); al </w:t>
+      </w:r>
+      <w:r>
+        <w:t>publicar, el precio queda fijado (FR-07) y deja de depender de cambios posteriores en el costo de los destinos.</w:t>
+      </w:r>
+    </w:p>
+    <w:p>
+      <w:pPr>
+        <w:keepNext/>
         <w:spacing w:after="80"/>
         <w:jc w:val="center"/>
       </w:pPr>
@@ -3501,10 +4935,10 @@
           <w:noProof/>
         </w:rPr>
         <w:drawing>
-          <wp:inline distT="0" distB="0" distL="0" distR="0" wp14:anchorId="77086306" wp14:editId="17CBD957">
-            <wp:extent cx="8382000" cy="1390650"/>
+          <wp:inline distT="0" distB="0" distL="0" distR="0" wp14:anchorId="3DE8D171" wp14:editId="27B7AD93">
+            <wp:extent cx="8800000" cy="2338240"/>
             <wp:effectExtent l="0" t="0" r="0" b="0"/>
-            <wp:docPr id="2" name="Imagen 2"/>
+            <wp:docPr id="102" name="BPMN publicación de paquete"/>
             <wp:cNvGraphicFramePr>
               <a:graphicFrameLocks xmlns:a="http://schemas.openxmlformats.org/drawingml/2006/main" noChangeAspect="1"/>
             </wp:cNvGraphicFramePr>
@@ -3512,22 +4946,21 @@
               <a:graphicData uri="http://schemas.openxmlformats.org/drawingml/2006/picture">
                 <pic:pic xmlns:pic="http://schemas.openxmlformats.org/drawingml/2006/picture">
                   <pic:nvPicPr>
-                    <pic:cNvPr id="0" name=""/>
+                    <pic:cNvPr id="102" name="BPMN publicación de paquete"/>
                     <pic:cNvPicPr>
-                      <a:picLocks noChangeAspect="1" noChangeArrowheads="1"/>
+                      <a:picLocks noChangeAspect="1"/>
                     </pic:cNvPicPr>
                   </pic:nvPicPr>
                   <pic:blipFill>
-                    <a:blip r:embed="rId18"/>
-                    <a:srcRect/>
+                    <a:blip r:embed="rId16"/>
                     <a:stretch>
                       <a:fillRect/>
                     </a:stretch>
                   </pic:blipFill>
-                  <pic:spPr bwMode="auto">
+                  <pic:spPr>
                     <a:xfrm>
                       <a:off x="0" y="0"/>
-                      <a:ext cx="8382000" cy="1390650"/>
+                      <a:ext cx="8800000" cy="2338240"/>
                     </a:xfrm>
                     <a:prstGeom prst="rect">
                       <a:avLst/>
@@ -3553,50 +4986,44 @@
           <w:sz w:val="18"/>
           <w:szCs w:val="18"/>
         </w:rPr>
-        <w:t>Figura 2 · Proceso BPMN de reserva de un paquete (actor Cliente)</w:t>
-      </w:r>
-    </w:p>
-    <w:p>
-      <w:pPr>
-        <w:sectPr>
-          <w:headerReference w:type="default" r:id="rId19"/>
-          <w:footerReference w:type="default" r:id="rId20"/>
-          <w:pgSz w:w="16838" w:h="11906" w:orient="landscape"/>
-          <w:pgMar w:top="1440" w:right="1440" w:bottom="1440" w:left="1440" w:header="708" w:footer="708" w:gutter="0"/>
-          <w:cols w:space="720"/>
-          <w:docGrid w:linePitch="360"/>
-        </w:sectPr>
-      </w:pPr>
-    </w:p>
-    <w:p>
-      <w:pPr>
-        <w:pStyle w:val="Ttulo2"/>
-        <w:spacing w:before="240" w:after="120"/>
-      </w:pPr>
-      <w:bookmarkStart w:id="7" w:name="_Toc241694003"/>
+        <w:t>Figura 2 · Proceso BPMN de armado y publicación de un paquete</w:t>
+      </w:r>
+    </w:p>
+    <w:p>
+      <w:r>
+        <w:br w:type="page"/>
+      </w:r>
+    </w:p>
+    <w:p>
+      <w:pPr>
+        <w:pStyle w:val="Ttulo3"/>
+        <w:spacing w:before="200" w:after="100"/>
+      </w:pPr>
       <w:r>
         <w:rPr>
           <w:b/>
           <w:bCs/>
           <w:color w:val="222222"/>
-          <w:sz w:val="22"/>
-          <w:szCs w:val="22"/>
+          <w:sz w:val="21"/>
+          <w:szCs w:val="21"/>
         </w:rPr>
-        <w:lastRenderedPageBreak/>
-        <w:t>3.2 Diagrama de casos de uso</w:t>
-      </w:r>
-      <w:bookmarkEnd w:id="7"/>
+        <w:t>Diagrama 3 — Registro, autenticación y reserva (Cliente), cubre FR-08 a FR-15</w:t>
+      </w:r>
     </w:p>
     <w:p>
       <w:pPr>
         <w:spacing w:after="120"/>
       </w:pPr>
       <w:r>
-        <w:t>Resume las funcionalidades disponibles para cada actor. El caso de uso «Reservar paquete» incluye obligatoriamente «Iniciar sesión» (R11): no existe reserva sin autenticación previa.</w:t>
-      </w:r>
-    </w:p>
-    <w:p>
-      <w:pPr>
+        <w:t>El Cliente consulta los paquetes publicados con su cupo disponible (FR-08). Para reservar, la compuerta «¿Autenticado?» obliga a iniciar sesión o a registrarse primero (R11, FR-11); el registro guarda la contraseña solo como hash (RNF-01) y un fallo de credenciales devuelve un mensaje genérico que no revela qué dato falló (RNF-02). Las dos compuertas siguientes reflejan la pista del caso: la fecha vencida (FR-14) se compara con la fecha del día y el exceso de cupo (FR-13) con un dato que lleva el sistema, p</w:t>
+      </w:r>
+      <w:r>
+        <w:t>or eso son decisiones separadas con rechazos distintos. Si ambas se cumplen, el sistema registra la reserva con su total y su fecha de emisión (FR-12), y el Cliente puede verla en su historial (FR-15).</w:t>
+      </w:r>
+    </w:p>
+    <w:p>
+      <w:pPr>
+        <w:keepNext/>
         <w:spacing w:after="80"/>
         <w:jc w:val="center"/>
       </w:pPr>
@@ -3605,10 +5032,10 @@
           <w:noProof/>
         </w:rPr>
         <w:drawing>
-          <wp:inline distT="0" distB="0" distL="0" distR="0" wp14:anchorId="025D9156" wp14:editId="5A9D4298">
-            <wp:extent cx="5334000" cy="4657725"/>
+          <wp:inline distT="0" distB="0" distL="0" distR="0" wp14:anchorId="4C8AABDB" wp14:editId="7EEFC706">
+            <wp:extent cx="8800000" cy="2838990"/>
             <wp:effectExtent l="0" t="0" r="0" b="0"/>
-            <wp:docPr id="3" name="Imagen 3"/>
+            <wp:docPr id="103" name="BPMN reserva de paquete"/>
             <wp:cNvGraphicFramePr>
               <a:graphicFrameLocks xmlns:a="http://schemas.openxmlformats.org/drawingml/2006/main" noChangeAspect="1"/>
             </wp:cNvGraphicFramePr>
@@ -3616,22 +5043,21 @@
               <a:graphicData uri="http://schemas.openxmlformats.org/drawingml/2006/picture">
                 <pic:pic xmlns:pic="http://schemas.openxmlformats.org/drawingml/2006/picture">
                   <pic:nvPicPr>
-                    <pic:cNvPr id="0" name=""/>
+                    <pic:cNvPr id="103" name="BPMN reserva de paquete"/>
                     <pic:cNvPicPr>
-                      <a:picLocks noChangeAspect="1" noChangeArrowheads="1"/>
+                      <a:picLocks noChangeAspect="1"/>
                     </pic:cNvPicPr>
                   </pic:nvPicPr>
                   <pic:blipFill>
-                    <a:blip r:embed="rId21"/>
-                    <a:srcRect/>
+                    <a:blip r:embed="rId17"/>
                     <a:stretch>
                       <a:fillRect/>
                     </a:stretch>
                   </pic:blipFill>
-                  <pic:spPr bwMode="auto">
+                  <pic:spPr>
                     <a:xfrm>
                       <a:off x="0" y="0"/>
-                      <a:ext cx="5334000" cy="4657725"/>
+                      <a:ext cx="8800000" cy="2838990"/>
                     </a:xfrm>
                     <a:prstGeom prst="rect">
                       <a:avLst/>
@@ -3657,20 +5083,27 @@
           <w:sz w:val="18"/>
           <w:szCs w:val="18"/>
         </w:rPr>
-        <w:t>Figura 3 · Diagrama de casos de uso, actores Cliente y Administrador</w:t>
-      </w:r>
-    </w:p>
-    <w:p>
-      <w:r>
-        <w:br w:type="page"/>
-      </w:r>
+        <w:t>Figura 3 · Proceso BPMN de registro, autenticación y reserva de un paquete</w:t>
+      </w:r>
+    </w:p>
+    <w:p>
+      <w:pPr>
+        <w:sectPr>
+          <w:headerReference w:type="default" r:id="rId18"/>
+          <w:footerReference w:type="default" r:id="rId19"/>
+          <w:pgSz w:w="16838" w:h="11906" w:orient="landscape"/>
+          <w:pgMar w:top="1440" w:right="1440" w:bottom="1440" w:left="1440" w:header="708" w:footer="708" w:gutter="0"/>
+          <w:cols w:space="720"/>
+          <w:docGrid w:linePitch="360"/>
+        </w:sectPr>
+      </w:pPr>
     </w:p>
     <w:p>
       <w:pPr>
         <w:pStyle w:val="Ttulo2"/>
         <w:spacing w:before="240" w:after="120"/>
       </w:pPr>
-      <w:bookmarkStart w:id="8" w:name="_Toc241694004"/>
+      <w:bookmarkStart w:id="7" w:name="_Toc241765435"/>
       <w:r>
         <w:rPr>
           <w:b/>
@@ -3679,21 +5112,24 @@
           <w:sz w:val="22"/>
           <w:szCs w:val="22"/>
         </w:rPr>
-        <w:lastRenderedPageBreak/>
-        <w:t>3.3 Diagrama de clases UML</w:t>
-      </w:r>
-      <w:bookmarkEnd w:id="8"/>
+        <w:t>3.2 Diagrama de casos de uso</w:t>
+      </w:r>
+      <w:bookmarkEnd w:id="7"/>
     </w:p>
     <w:p>
       <w:pPr>
         <w:spacing w:after="120"/>
       </w:pPr>
       <w:r>
-        <w:t xml:space="preserve">Las cinco clases (Destino, Paquete, Cliente, Reserva y Administrador) y sus relaciones corresponden una a una con el esquema SQLite implementado en backend/app/database.py: Destino y Paquete se relacionan mediante la tabla puente paquete_destinos (cardinalidad 2..5, regla R3); Cliente y Paquete se relacionan con Reserva (R12); Administrador no se persiste como tabla porque se autentica por una vía separada de gestión, y se modela para dejar explícitas sus responsabilidades sobre Destino y Paquete.</w:t>
-      </w:r>
-    </w:p>
-    <w:p>
-      <w:pPr>
+        <w:t>El diagrama resume las interacciones de los dos actores del caso con el sistema. «Iniciar sesión» es el único caso de uso compartido (S1). Las relaciones «include» expresan comportamiento obligatorio: «Reservar paquete» y «Consultar historial» incluyen «Iniciar sesión» porque R11 no permite reservar ni consultar sin autenticación; «Reservar paquete» incluye «Verificar cupo y fecha de salida» porque ninguna reserva puede saltarse FR-13 y FR-14; y «Crear paquete» incluye «Calcular precio» porque el precio nun</w:t>
+      </w:r>
+      <w:r>
+        <w:t>ca se ingresa a mano (FR-06). No se usó «extend» porque, dentro del alcance, ningún comportamiento es opcional respecto de un caso base.</w:t>
+      </w:r>
+    </w:p>
+    <w:p>
+      <w:pPr>
+        <w:keepNext/>
         <w:spacing w:after="80"/>
         <w:jc w:val="center"/>
       </w:pPr>
@@ -3702,10 +5138,10 @@
           <w:noProof/>
         </w:rPr>
         <w:drawing>
-          <wp:inline distT="0" distB="0" distL="0" distR="0" wp14:anchorId="5E109D75" wp14:editId="3E7572FC">
-            <wp:extent cx="4381500" cy="6419850"/>
+          <wp:inline distT="0" distB="0" distL="0" distR="0" wp14:anchorId="4FB3228C" wp14:editId="264127F5">
+            <wp:extent cx="5700000" cy="3965217"/>
             <wp:effectExtent l="0" t="0" r="0" b="0"/>
-            <wp:docPr id="4" name="Imagen 4"/>
+            <wp:docPr id="104" name="Casos de uso"/>
             <wp:cNvGraphicFramePr>
               <a:graphicFrameLocks xmlns:a="http://schemas.openxmlformats.org/drawingml/2006/main" noChangeAspect="1"/>
             </wp:cNvGraphicFramePr>
@@ -3713,22 +5149,21 @@
               <a:graphicData uri="http://schemas.openxmlformats.org/drawingml/2006/picture">
                 <pic:pic xmlns:pic="http://schemas.openxmlformats.org/drawingml/2006/picture">
                   <pic:nvPicPr>
-                    <pic:cNvPr id="0" name=""/>
+                    <pic:cNvPr id="104" name="Casos de uso"/>
                     <pic:cNvPicPr>
-                      <a:picLocks noChangeAspect="1" noChangeArrowheads="1"/>
+                      <a:picLocks noChangeAspect="1"/>
                     </pic:cNvPicPr>
                   </pic:nvPicPr>
                   <pic:blipFill>
-                    <a:blip r:embed="rId22"/>
-                    <a:srcRect/>
+                    <a:blip r:embed="rId20"/>
                     <a:stretch>
                       <a:fillRect/>
                     </a:stretch>
                   </pic:blipFill>
-                  <pic:spPr bwMode="auto">
+                  <pic:spPr>
                     <a:xfrm>
                       <a:off x="0" y="0"/>
-                      <a:ext cx="4381500" cy="6419850"/>
+                      <a:ext cx="5700000" cy="3965217"/>
                     </a:xfrm>
                     <a:prstGeom prst="rect">
                       <a:avLst/>
@@ -3754,20 +5189,1651 @@
           <w:sz w:val="18"/>
           <w:szCs w:val="18"/>
         </w:rPr>
-        <w:t>Figura 4 · Diagrama de clases UML: Destino, Paquete, Cliente, Reserva y Administrador</w:t>
-      </w:r>
-    </w:p>
-    <w:p>
-      <w:pPr>
-        <w:spacing w:after="200"/>
-      </w:pPr>
+        <w:t>Figura 4 · Diagrama de casos de uso, actores Cliente y Administrador</w:t>
+      </w:r>
+    </w:p>
+    <w:p>
+      <w:pPr>
+        <w:spacing w:after="120"/>
+      </w:pPr>
+      <w:r>
+        <w:t>Detalle de cada caso de uso:</w:t>
+      </w:r>
+    </w:p>
+    <w:tbl>
+      <w:tblPr>
+        <w:tblW w:w="9026" w:type="dxa"/>
+        <w:tblBorders>
+          <w:top w:val="single" w:sz="4" w:space="0" w:color="auto"/>
+          <w:left w:val="single" w:sz="4" w:space="0" w:color="auto"/>
+          <w:bottom w:val="single" w:sz="4" w:space="0" w:color="auto"/>
+          <w:right w:val="single" w:sz="4" w:space="0" w:color="auto"/>
+          <w:insideH w:val="single" w:sz="4" w:space="0" w:color="auto"/>
+          <w:insideV w:val="single" w:sz="4" w:space="0" w:color="auto"/>
+        </w:tblBorders>
+        <w:tblLayout w:type="fixed"/>
+        <w:tblCellMar>
+          <w:left w:w="10" w:type="dxa"/>
+          <w:right w:w="10" w:type="dxa"/>
+        </w:tblCellMar>
+        <w:tblLook w:val="04A0" w:firstRow="1" w:lastRow="0" w:firstColumn="1" w:lastColumn="0" w:noHBand="0" w:noVBand="1"/>
+      </w:tblPr>
+      <w:tblGrid>
+        <w:gridCol w:w="1900"/>
+        <w:gridCol w:w="1500"/>
+        <w:gridCol w:w="4026"/>
+        <w:gridCol w:w="1600"/>
+      </w:tblGrid>
+      <w:tr>
+        <w:trPr>
+          <w:cantSplit/>
+          <w:tblHeader/>
+        </w:trPr>
+        <w:tc>
+          <w:tcPr>
+            <w:tcW w:w="1900" w:type="dxa"/>
+            <w:shd w:val="clear" w:color="auto" w:fill="AF2A2A"/>
+            <w:tcMar>
+              <w:top w:w="60" w:type="dxa"/>
+              <w:left w:w="100" w:type="dxa"/>
+              <w:bottom w:w="60" w:type="dxa"/>
+              <w:right w:w="100" w:type="dxa"/>
+            </w:tcMar>
+            <w:vAlign w:val="center"/>
+          </w:tcPr>
+          <w:p>
+            <w:r>
+              <w:rPr>
+                <w:b/>
+                <w:bCs/>
+                <w:color w:val="FFFFFF"/>
+                <w:sz w:val="18"/>
+                <w:szCs w:val="18"/>
+              </w:rPr>
+              <w:t>Caso de uso</w:t>
+            </w:r>
+          </w:p>
+        </w:tc>
+        <w:tc>
+          <w:tcPr>
+            <w:tcW w:w="1500" w:type="dxa"/>
+            <w:shd w:val="clear" w:color="auto" w:fill="AF2A2A"/>
+            <w:tcMar>
+              <w:top w:w="60" w:type="dxa"/>
+              <w:left w:w="100" w:type="dxa"/>
+              <w:bottom w:w="60" w:type="dxa"/>
+              <w:right w:w="100" w:type="dxa"/>
+            </w:tcMar>
+            <w:vAlign w:val="center"/>
+          </w:tcPr>
+          <w:p>
+            <w:r>
+              <w:rPr>
+                <w:b/>
+                <w:bCs/>
+                <w:color w:val="FFFFFF"/>
+                <w:sz w:val="18"/>
+                <w:szCs w:val="18"/>
+              </w:rPr>
+              <w:t>Actor</w:t>
+            </w:r>
+          </w:p>
+        </w:tc>
+        <w:tc>
+          <w:tcPr>
+            <w:tcW w:w="4026" w:type="dxa"/>
+            <w:shd w:val="clear" w:color="auto" w:fill="AF2A2A"/>
+            <w:tcMar>
+              <w:top w:w="60" w:type="dxa"/>
+              <w:left w:w="100" w:type="dxa"/>
+              <w:bottom w:w="60" w:type="dxa"/>
+              <w:right w:w="100" w:type="dxa"/>
+            </w:tcMar>
+            <w:vAlign w:val="center"/>
+          </w:tcPr>
+          <w:p>
+            <w:r>
+              <w:rPr>
+                <w:b/>
+                <w:bCs/>
+                <w:color w:val="FFFFFF"/>
+                <w:sz w:val="18"/>
+                <w:szCs w:val="18"/>
+              </w:rPr>
+              <w:t>Descripción</w:t>
+            </w:r>
+          </w:p>
+        </w:tc>
+        <w:tc>
+          <w:tcPr>
+            <w:tcW w:w="1600" w:type="dxa"/>
+            <w:shd w:val="clear" w:color="auto" w:fill="AF2A2A"/>
+            <w:tcMar>
+              <w:top w:w="60" w:type="dxa"/>
+              <w:left w:w="100" w:type="dxa"/>
+              <w:bottom w:w="60" w:type="dxa"/>
+              <w:right w:w="100" w:type="dxa"/>
+            </w:tcMar>
+            <w:vAlign w:val="center"/>
+          </w:tcPr>
+          <w:p>
+            <w:r>
+              <w:rPr>
+                <w:b/>
+                <w:bCs/>
+                <w:color w:val="FFFFFF"/>
+                <w:sz w:val="18"/>
+                <w:szCs w:val="18"/>
+              </w:rPr>
+              <w:t>Requerimientos</w:t>
+            </w:r>
+          </w:p>
+        </w:tc>
+      </w:tr>
+      <w:tr>
+        <w:trPr>
+          <w:cantSplit/>
+        </w:trPr>
+        <w:tc>
+          <w:tcPr>
+            <w:tcW w:w="1900" w:type="dxa"/>
+            <w:tcMar>
+              <w:top w:w="60" w:type="dxa"/>
+              <w:left w:w="100" w:type="dxa"/>
+              <w:bottom w:w="60" w:type="dxa"/>
+              <w:right w:w="100" w:type="dxa"/>
+            </w:tcMar>
+            <w:vAlign w:val="center"/>
+          </w:tcPr>
+          <w:p>
+            <w:r>
+              <w:rPr>
+                <w:sz w:val="18"/>
+                <w:szCs w:val="18"/>
+              </w:rPr>
+              <w:t>CU-01 Consultar paquetes y cupo disponible</w:t>
+            </w:r>
+          </w:p>
+        </w:tc>
+        <w:tc>
+          <w:tcPr>
+            <w:tcW w:w="1500" w:type="dxa"/>
+            <w:tcMar>
+              <w:top w:w="60" w:type="dxa"/>
+              <w:left w:w="100" w:type="dxa"/>
+              <w:bottom w:w="60" w:type="dxa"/>
+              <w:right w:w="100" w:type="dxa"/>
+            </w:tcMar>
+            <w:vAlign w:val="center"/>
+          </w:tcPr>
+          <w:p>
+            <w:r>
+              <w:rPr>
+                <w:sz w:val="18"/>
+                <w:szCs w:val="18"/>
+              </w:rPr>
+              <w:t>Cliente</w:t>
+            </w:r>
+          </w:p>
+        </w:tc>
+        <w:tc>
+          <w:tcPr>
+            <w:tcW w:w="4026" w:type="dxa"/>
+            <w:tcMar>
+              <w:top w:w="60" w:type="dxa"/>
+              <w:left w:w="100" w:type="dxa"/>
+              <w:bottom w:w="60" w:type="dxa"/>
+              <w:right w:w="100" w:type="dxa"/>
+            </w:tcMar>
+            <w:vAlign w:val="center"/>
+          </w:tcPr>
+          <w:p>
+            <w:r>
+              <w:rPr>
+                <w:sz w:val="18"/>
+                <w:szCs w:val="18"/>
+              </w:rPr>
+              <w:t>Ver los paquetes publicados y vigentes con su precio por persona y su cupo disponible.</w:t>
+            </w:r>
+          </w:p>
+        </w:tc>
+        <w:tc>
+          <w:tcPr>
+            <w:tcW w:w="1600" w:type="dxa"/>
+            <w:tcMar>
+              <w:top w:w="60" w:type="dxa"/>
+              <w:left w:w="100" w:type="dxa"/>
+              <w:bottom w:w="60" w:type="dxa"/>
+              <w:right w:w="100" w:type="dxa"/>
+            </w:tcMar>
+            <w:vAlign w:val="center"/>
+          </w:tcPr>
+          <w:p>
+            <w:r>
+              <w:rPr>
+                <w:sz w:val="18"/>
+                <w:szCs w:val="18"/>
+              </w:rPr>
+              <w:t>FR-08</w:t>
+            </w:r>
+          </w:p>
+        </w:tc>
+      </w:tr>
+      <w:tr>
+        <w:trPr>
+          <w:cantSplit/>
+        </w:trPr>
+        <w:tc>
+          <w:tcPr>
+            <w:tcW w:w="1900" w:type="dxa"/>
+            <w:shd w:val="clear" w:color="auto" w:fill="F1F2F1"/>
+            <w:tcMar>
+              <w:top w:w="60" w:type="dxa"/>
+              <w:left w:w="100" w:type="dxa"/>
+              <w:bottom w:w="60" w:type="dxa"/>
+              <w:right w:w="100" w:type="dxa"/>
+            </w:tcMar>
+            <w:vAlign w:val="center"/>
+          </w:tcPr>
+          <w:p>
+            <w:r>
+              <w:rPr>
+                <w:sz w:val="18"/>
+                <w:szCs w:val="18"/>
+              </w:rPr>
+              <w:t>CU-02 Registrarse</w:t>
+            </w:r>
+          </w:p>
+        </w:tc>
+        <w:tc>
+          <w:tcPr>
+            <w:tcW w:w="1500" w:type="dxa"/>
+            <w:shd w:val="clear" w:color="auto" w:fill="F1F2F1"/>
+            <w:tcMar>
+              <w:top w:w="60" w:type="dxa"/>
+              <w:left w:w="100" w:type="dxa"/>
+              <w:bottom w:w="60" w:type="dxa"/>
+              <w:right w:w="100" w:type="dxa"/>
+            </w:tcMar>
+            <w:vAlign w:val="center"/>
+          </w:tcPr>
+          <w:p>
+            <w:r>
+              <w:rPr>
+                <w:sz w:val="18"/>
+                <w:szCs w:val="18"/>
+              </w:rPr>
+              <w:t>Cliente</w:t>
+            </w:r>
+          </w:p>
+        </w:tc>
+        <w:tc>
+          <w:tcPr>
+            <w:tcW w:w="4026" w:type="dxa"/>
+            <w:shd w:val="clear" w:color="auto" w:fill="F1F2F1"/>
+            <w:tcMar>
+              <w:top w:w="60" w:type="dxa"/>
+              <w:left w:w="100" w:type="dxa"/>
+              <w:bottom w:w="60" w:type="dxa"/>
+              <w:right w:w="100" w:type="dxa"/>
+            </w:tcMar>
+            <w:vAlign w:val="center"/>
+          </w:tcPr>
+          <w:p>
+            <w:r>
+              <w:rPr>
+                <w:sz w:val="18"/>
+                <w:szCs w:val="18"/>
+              </w:rPr>
+              <w:t>Crear una cuenta con nombre, RUT, correo único, teléfono y contraseña.</w:t>
+            </w:r>
+          </w:p>
+        </w:tc>
+        <w:tc>
+          <w:tcPr>
+            <w:tcW w:w="1600" w:type="dxa"/>
+            <w:shd w:val="clear" w:color="auto" w:fill="F1F2F1"/>
+            <w:tcMar>
+              <w:top w:w="60" w:type="dxa"/>
+              <w:left w:w="100" w:type="dxa"/>
+              <w:bottom w:w="60" w:type="dxa"/>
+              <w:right w:w="100" w:type="dxa"/>
+            </w:tcMar>
+            <w:vAlign w:val="center"/>
+          </w:tcPr>
+          <w:p>
+            <w:r>
+              <w:rPr>
+                <w:sz w:val="18"/>
+                <w:szCs w:val="18"/>
+              </w:rPr>
+              <w:t>FR-09, RNF-01</w:t>
+            </w:r>
+          </w:p>
+        </w:tc>
+      </w:tr>
+      <w:tr>
+        <w:trPr>
+          <w:cantSplit/>
+        </w:trPr>
+        <w:tc>
+          <w:tcPr>
+            <w:tcW w:w="1900" w:type="dxa"/>
+            <w:tcMar>
+              <w:top w:w="60" w:type="dxa"/>
+              <w:left w:w="100" w:type="dxa"/>
+              <w:bottom w:w="60" w:type="dxa"/>
+              <w:right w:w="100" w:type="dxa"/>
+            </w:tcMar>
+            <w:vAlign w:val="center"/>
+          </w:tcPr>
+          <w:p>
+            <w:r>
+              <w:rPr>
+                <w:sz w:val="18"/>
+                <w:szCs w:val="18"/>
+              </w:rPr>
+              <w:t>CU-03 Iniciar sesión</w:t>
+            </w:r>
+          </w:p>
+        </w:tc>
+        <w:tc>
+          <w:tcPr>
+            <w:tcW w:w="1500" w:type="dxa"/>
+            <w:tcMar>
+              <w:top w:w="60" w:type="dxa"/>
+              <w:left w:w="100" w:type="dxa"/>
+              <w:bottom w:w="60" w:type="dxa"/>
+              <w:right w:w="100" w:type="dxa"/>
+            </w:tcMar>
+            <w:vAlign w:val="center"/>
+          </w:tcPr>
+          <w:p>
+            <w:r>
+              <w:rPr>
+                <w:sz w:val="18"/>
+                <w:szCs w:val="18"/>
+              </w:rPr>
+              <w:t>Cliente, Administrador</w:t>
+            </w:r>
+          </w:p>
+        </w:tc>
+        <w:tc>
+          <w:tcPr>
+            <w:tcW w:w="4026" w:type="dxa"/>
+            <w:tcMar>
+              <w:top w:w="60" w:type="dxa"/>
+              <w:left w:w="100" w:type="dxa"/>
+              <w:bottom w:w="60" w:type="dxa"/>
+              <w:right w:w="100" w:type="dxa"/>
+            </w:tcMar>
+            <w:vAlign w:val="center"/>
+          </w:tcPr>
+          <w:p>
+            <w:r>
+              <w:rPr>
+                <w:sz w:val="18"/>
+                <w:szCs w:val="18"/>
+              </w:rPr>
+              <w:t>Autenticarse con correo y contraseña; habilita los casos de uso restringidos.</w:t>
+            </w:r>
+          </w:p>
+        </w:tc>
+        <w:tc>
+          <w:tcPr>
+            <w:tcW w:w="1600" w:type="dxa"/>
+            <w:tcMar>
+              <w:top w:w="60" w:type="dxa"/>
+              <w:left w:w="100" w:type="dxa"/>
+              <w:bottom w:w="60" w:type="dxa"/>
+              <w:right w:w="100" w:type="dxa"/>
+            </w:tcMar>
+            <w:vAlign w:val="center"/>
+          </w:tcPr>
+          <w:p>
+            <w:r>
+              <w:rPr>
+                <w:sz w:val="18"/>
+                <w:szCs w:val="18"/>
+              </w:rPr>
+              <w:t>FR-10, RNF-03</w:t>
+            </w:r>
+          </w:p>
+        </w:tc>
+      </w:tr>
+      <w:tr>
+        <w:trPr>
+          <w:cantSplit/>
+        </w:trPr>
+        <w:tc>
+          <w:tcPr>
+            <w:tcW w:w="1900" w:type="dxa"/>
+            <w:shd w:val="clear" w:color="auto" w:fill="F1F2F1"/>
+            <w:tcMar>
+              <w:top w:w="60" w:type="dxa"/>
+              <w:left w:w="100" w:type="dxa"/>
+              <w:bottom w:w="60" w:type="dxa"/>
+              <w:right w:w="100" w:type="dxa"/>
+            </w:tcMar>
+            <w:vAlign w:val="center"/>
+          </w:tcPr>
+          <w:p>
+            <w:r>
+              <w:rPr>
+                <w:sz w:val="18"/>
+                <w:szCs w:val="18"/>
+              </w:rPr>
+              <w:t>CU-04 Reservar paquete</w:t>
+            </w:r>
+          </w:p>
+        </w:tc>
+        <w:tc>
+          <w:tcPr>
+            <w:tcW w:w="1500" w:type="dxa"/>
+            <w:shd w:val="clear" w:color="auto" w:fill="F1F2F1"/>
+            <w:tcMar>
+              <w:top w:w="60" w:type="dxa"/>
+              <w:left w:w="100" w:type="dxa"/>
+              <w:bottom w:w="60" w:type="dxa"/>
+              <w:right w:w="100" w:type="dxa"/>
+            </w:tcMar>
+            <w:vAlign w:val="center"/>
+          </w:tcPr>
+          <w:p>
+            <w:r>
+              <w:rPr>
+                <w:sz w:val="18"/>
+                <w:szCs w:val="18"/>
+              </w:rPr>
+              <w:t>Cliente</w:t>
+            </w:r>
+          </w:p>
+        </w:tc>
+        <w:tc>
+          <w:tcPr>
+            <w:tcW w:w="4026" w:type="dxa"/>
+            <w:shd w:val="clear" w:color="auto" w:fill="F1F2F1"/>
+            <w:tcMar>
+              <w:top w:w="60" w:type="dxa"/>
+              <w:left w:w="100" w:type="dxa"/>
+              <w:bottom w:w="60" w:type="dxa"/>
+              <w:right w:w="100" w:type="dxa"/>
+            </w:tcMar>
+            <w:vAlign w:val="center"/>
+          </w:tcPr>
+          <w:p>
+            <w:r>
+              <w:rPr>
+                <w:sz w:val="18"/>
+                <w:szCs w:val="18"/>
+              </w:rPr>
+              <w:t>Reservar un paquete publicado indicando la cantidad de personas. Incluye CU-03 y CU-12.</w:t>
+            </w:r>
+          </w:p>
+        </w:tc>
+        <w:tc>
+          <w:tcPr>
+            <w:tcW w:w="1600" w:type="dxa"/>
+            <w:shd w:val="clear" w:color="auto" w:fill="F1F2F1"/>
+            <w:tcMar>
+              <w:top w:w="60" w:type="dxa"/>
+              <w:left w:w="100" w:type="dxa"/>
+              <w:bottom w:w="60" w:type="dxa"/>
+              <w:right w:w="100" w:type="dxa"/>
+            </w:tcMar>
+            <w:vAlign w:val="center"/>
+          </w:tcPr>
+          <w:p>
+            <w:r>
+              <w:rPr>
+                <w:sz w:val="18"/>
+                <w:szCs w:val="18"/>
+              </w:rPr>
+              <w:t>FR-11, FR-12</w:t>
+            </w:r>
+          </w:p>
+        </w:tc>
+      </w:tr>
+      <w:tr>
+        <w:trPr>
+          <w:cantSplit/>
+        </w:trPr>
+        <w:tc>
+          <w:tcPr>
+            <w:tcW w:w="1900" w:type="dxa"/>
+            <w:tcMar>
+              <w:top w:w="60" w:type="dxa"/>
+              <w:left w:w="100" w:type="dxa"/>
+              <w:bottom w:w="60" w:type="dxa"/>
+              <w:right w:w="100" w:type="dxa"/>
+            </w:tcMar>
+            <w:vAlign w:val="center"/>
+          </w:tcPr>
+          <w:p>
+            <w:r>
+              <w:rPr>
+                <w:sz w:val="18"/>
+                <w:szCs w:val="18"/>
+              </w:rPr>
+              <w:t>CU-05 Consultar historial de mis reservas</w:t>
+            </w:r>
+          </w:p>
+        </w:tc>
+        <w:tc>
+          <w:tcPr>
+            <w:tcW w:w="1500" w:type="dxa"/>
+            <w:tcMar>
+              <w:top w:w="60" w:type="dxa"/>
+              <w:left w:w="100" w:type="dxa"/>
+              <w:bottom w:w="60" w:type="dxa"/>
+              <w:right w:w="100" w:type="dxa"/>
+            </w:tcMar>
+            <w:vAlign w:val="center"/>
+          </w:tcPr>
+          <w:p>
+            <w:r>
+              <w:rPr>
+                <w:sz w:val="18"/>
+                <w:szCs w:val="18"/>
+              </w:rPr>
+              <w:t>Cliente</w:t>
+            </w:r>
+          </w:p>
+        </w:tc>
+        <w:tc>
+          <w:tcPr>
+            <w:tcW w:w="4026" w:type="dxa"/>
+            <w:tcMar>
+              <w:top w:w="60" w:type="dxa"/>
+              <w:left w:w="100" w:type="dxa"/>
+              <w:bottom w:w="60" w:type="dxa"/>
+              <w:right w:w="100" w:type="dxa"/>
+            </w:tcMar>
+            <w:vAlign w:val="center"/>
+          </w:tcPr>
+          <w:p>
+            <w:r>
+              <w:rPr>
+                <w:sz w:val="18"/>
+                <w:szCs w:val="18"/>
+              </w:rPr>
+              <w:t>Ver solo las reservas propias, presentes y pasadas. Incluye CU-03.</w:t>
+            </w:r>
+          </w:p>
+        </w:tc>
+        <w:tc>
+          <w:tcPr>
+            <w:tcW w:w="1600" w:type="dxa"/>
+            <w:tcMar>
+              <w:top w:w="60" w:type="dxa"/>
+              <w:left w:w="100" w:type="dxa"/>
+              <w:bottom w:w="60" w:type="dxa"/>
+              <w:right w:w="100" w:type="dxa"/>
+            </w:tcMar>
+            <w:vAlign w:val="center"/>
+          </w:tcPr>
+          <w:p>
+            <w:r>
+              <w:rPr>
+                <w:sz w:val="18"/>
+                <w:szCs w:val="18"/>
+              </w:rPr>
+              <w:t>FR-11, FR-15</w:t>
+            </w:r>
+          </w:p>
+        </w:tc>
+      </w:tr>
+      <w:tr>
+        <w:trPr>
+          <w:cantSplit/>
+        </w:trPr>
+        <w:tc>
+          <w:tcPr>
+            <w:tcW w:w="1900" w:type="dxa"/>
+            <w:shd w:val="clear" w:color="auto" w:fill="F1F2F1"/>
+            <w:tcMar>
+              <w:top w:w="60" w:type="dxa"/>
+              <w:left w:w="100" w:type="dxa"/>
+              <w:bottom w:w="60" w:type="dxa"/>
+              <w:right w:w="100" w:type="dxa"/>
+            </w:tcMar>
+            <w:vAlign w:val="center"/>
+          </w:tcPr>
+          <w:p>
+            <w:r>
+              <w:rPr>
+                <w:sz w:val="18"/>
+                <w:szCs w:val="18"/>
+              </w:rPr>
+              <w:t>CU-06 Listar destinos</w:t>
+            </w:r>
+          </w:p>
+        </w:tc>
+        <w:tc>
+          <w:tcPr>
+            <w:tcW w:w="1500" w:type="dxa"/>
+            <w:shd w:val="clear" w:color="auto" w:fill="F1F2F1"/>
+            <w:tcMar>
+              <w:top w:w="60" w:type="dxa"/>
+              <w:left w:w="100" w:type="dxa"/>
+              <w:bottom w:w="60" w:type="dxa"/>
+              <w:right w:w="100" w:type="dxa"/>
+            </w:tcMar>
+            <w:vAlign w:val="center"/>
+          </w:tcPr>
+          <w:p>
+            <w:r>
+              <w:rPr>
+                <w:sz w:val="18"/>
+                <w:szCs w:val="18"/>
+              </w:rPr>
+              <w:t>Administrador</w:t>
+            </w:r>
+          </w:p>
+        </w:tc>
+        <w:tc>
+          <w:tcPr>
+            <w:tcW w:w="4026" w:type="dxa"/>
+            <w:shd w:val="clear" w:color="auto" w:fill="F1F2F1"/>
+            <w:tcMar>
+              <w:top w:w="60" w:type="dxa"/>
+              <w:left w:w="100" w:type="dxa"/>
+              <w:bottom w:w="60" w:type="dxa"/>
+              <w:right w:w="100" w:type="dxa"/>
+            </w:tcMar>
+            <w:vAlign w:val="center"/>
+          </w:tcPr>
+          <w:p>
+            <w:r>
+              <w:rPr>
+                <w:sz w:val="18"/>
+                <w:szCs w:val="18"/>
+              </w:rPr>
+              <w:t>Ver el catálogo, distinguiendo destinos disponibles y no disponibles.</w:t>
+            </w:r>
+          </w:p>
+        </w:tc>
+        <w:tc>
+          <w:tcPr>
+            <w:tcW w:w="1600" w:type="dxa"/>
+            <w:shd w:val="clear" w:color="auto" w:fill="F1F2F1"/>
+            <w:tcMar>
+              <w:top w:w="60" w:type="dxa"/>
+              <w:left w:w="100" w:type="dxa"/>
+              <w:bottom w:w="60" w:type="dxa"/>
+              <w:right w:w="100" w:type="dxa"/>
+            </w:tcMar>
+            <w:vAlign w:val="center"/>
+          </w:tcPr>
+          <w:p>
+            <w:r>
+              <w:rPr>
+                <w:sz w:val="18"/>
+                <w:szCs w:val="18"/>
+              </w:rPr>
+              <w:t>FR-04</w:t>
+            </w:r>
+          </w:p>
+        </w:tc>
+      </w:tr>
+      <w:tr>
+        <w:trPr>
+          <w:cantSplit/>
+        </w:trPr>
+        <w:tc>
+          <w:tcPr>
+            <w:tcW w:w="1900" w:type="dxa"/>
+            <w:tcMar>
+              <w:top w:w="60" w:type="dxa"/>
+              <w:left w:w="100" w:type="dxa"/>
+              <w:bottom w:w="60" w:type="dxa"/>
+              <w:right w:w="100" w:type="dxa"/>
+            </w:tcMar>
+            <w:vAlign w:val="center"/>
+          </w:tcPr>
+          <w:p>
+            <w:r>
+              <w:rPr>
+                <w:sz w:val="18"/>
+                <w:szCs w:val="18"/>
+              </w:rPr>
+              <w:t>CU-07 Registrar destino</w:t>
+            </w:r>
+          </w:p>
+        </w:tc>
+        <w:tc>
+          <w:tcPr>
+            <w:tcW w:w="1500" w:type="dxa"/>
+            <w:tcMar>
+              <w:top w:w="60" w:type="dxa"/>
+              <w:left w:w="100" w:type="dxa"/>
+              <w:bottom w:w="60" w:type="dxa"/>
+              <w:right w:w="100" w:type="dxa"/>
+            </w:tcMar>
+            <w:vAlign w:val="center"/>
+          </w:tcPr>
+          <w:p>
+            <w:r>
+              <w:rPr>
+                <w:sz w:val="18"/>
+                <w:szCs w:val="18"/>
+              </w:rPr>
+              <w:t>Administrador</w:t>
+            </w:r>
+          </w:p>
+        </w:tc>
+        <w:tc>
+          <w:tcPr>
+            <w:tcW w:w="4026" w:type="dxa"/>
+            <w:tcMar>
+              <w:top w:w="60" w:type="dxa"/>
+              <w:left w:w="100" w:type="dxa"/>
+              <w:bottom w:w="60" w:type="dxa"/>
+              <w:right w:w="100" w:type="dxa"/>
+            </w:tcMar>
+            <w:vAlign w:val="center"/>
+          </w:tcPr>
+          <w:p>
+            <w:r>
+              <w:rPr>
+                <w:sz w:val="18"/>
+                <w:szCs w:val="18"/>
+              </w:rPr>
+              <w:t>Agregar un destino con nombre único y costo base mayor que cero.</w:t>
+            </w:r>
+          </w:p>
+        </w:tc>
+        <w:tc>
+          <w:tcPr>
+            <w:tcW w:w="1600" w:type="dxa"/>
+            <w:tcMar>
+              <w:top w:w="60" w:type="dxa"/>
+              <w:left w:w="100" w:type="dxa"/>
+              <w:bottom w:w="60" w:type="dxa"/>
+              <w:right w:w="100" w:type="dxa"/>
+            </w:tcMar>
+            <w:vAlign w:val="center"/>
+          </w:tcPr>
+          <w:p>
+            <w:r>
+              <w:rPr>
+                <w:sz w:val="18"/>
+                <w:szCs w:val="18"/>
+              </w:rPr>
+              <w:t>FR-01</w:t>
+            </w:r>
+          </w:p>
+        </w:tc>
+      </w:tr>
+      <w:tr>
+        <w:trPr>
+          <w:cantSplit/>
+        </w:trPr>
+        <w:tc>
+          <w:tcPr>
+            <w:tcW w:w="1900" w:type="dxa"/>
+            <w:shd w:val="clear" w:color="auto" w:fill="F1F2F1"/>
+            <w:tcMar>
+              <w:top w:w="60" w:type="dxa"/>
+              <w:left w:w="100" w:type="dxa"/>
+              <w:bottom w:w="60" w:type="dxa"/>
+              <w:right w:w="100" w:type="dxa"/>
+            </w:tcMar>
+            <w:vAlign w:val="center"/>
+          </w:tcPr>
+          <w:p>
+            <w:r>
+              <w:rPr>
+                <w:sz w:val="18"/>
+                <w:szCs w:val="18"/>
+              </w:rPr>
+              <w:t>CU-08 Modificar destino</w:t>
+            </w:r>
+          </w:p>
+        </w:tc>
+        <w:tc>
+          <w:tcPr>
+            <w:tcW w:w="1500" w:type="dxa"/>
+            <w:shd w:val="clear" w:color="auto" w:fill="F1F2F1"/>
+            <w:tcMar>
+              <w:top w:w="60" w:type="dxa"/>
+              <w:left w:w="100" w:type="dxa"/>
+              <w:bottom w:w="60" w:type="dxa"/>
+              <w:right w:w="100" w:type="dxa"/>
+            </w:tcMar>
+            <w:vAlign w:val="center"/>
+          </w:tcPr>
+          <w:p>
+            <w:r>
+              <w:rPr>
+                <w:sz w:val="18"/>
+                <w:szCs w:val="18"/>
+              </w:rPr>
+              <w:t>Administrador</w:t>
+            </w:r>
+          </w:p>
+        </w:tc>
+        <w:tc>
+          <w:tcPr>
+            <w:tcW w:w="4026" w:type="dxa"/>
+            <w:shd w:val="clear" w:color="auto" w:fill="F1F2F1"/>
+            <w:tcMar>
+              <w:top w:w="60" w:type="dxa"/>
+              <w:left w:w="100" w:type="dxa"/>
+              <w:bottom w:w="60" w:type="dxa"/>
+              <w:right w:w="100" w:type="dxa"/>
+            </w:tcMar>
+            <w:vAlign w:val="center"/>
+          </w:tcPr>
+          <w:p>
+            <w:r>
+              <w:rPr>
+                <w:sz w:val="18"/>
+                <w:szCs w:val="18"/>
+              </w:rPr>
+              <w:t>Corregir los datos de un destino existente.</w:t>
+            </w:r>
+          </w:p>
+        </w:tc>
+        <w:tc>
+          <w:tcPr>
+            <w:tcW w:w="1600" w:type="dxa"/>
+            <w:shd w:val="clear" w:color="auto" w:fill="F1F2F1"/>
+            <w:tcMar>
+              <w:top w:w="60" w:type="dxa"/>
+              <w:left w:w="100" w:type="dxa"/>
+              <w:bottom w:w="60" w:type="dxa"/>
+              <w:right w:w="100" w:type="dxa"/>
+            </w:tcMar>
+            <w:vAlign w:val="center"/>
+          </w:tcPr>
+          <w:p>
+            <w:r>
+              <w:rPr>
+                <w:sz w:val="18"/>
+                <w:szCs w:val="18"/>
+              </w:rPr>
+              <w:t>FR-02</w:t>
+            </w:r>
+          </w:p>
+        </w:tc>
+      </w:tr>
+      <w:tr>
+        <w:trPr>
+          <w:cantSplit/>
+        </w:trPr>
+        <w:tc>
+          <w:tcPr>
+            <w:tcW w:w="1900" w:type="dxa"/>
+            <w:tcMar>
+              <w:top w:w="60" w:type="dxa"/>
+              <w:left w:w="100" w:type="dxa"/>
+              <w:bottom w:w="60" w:type="dxa"/>
+              <w:right w:w="100" w:type="dxa"/>
+            </w:tcMar>
+            <w:vAlign w:val="center"/>
+          </w:tcPr>
+          <w:p>
+            <w:r>
+              <w:rPr>
+                <w:sz w:val="18"/>
+                <w:szCs w:val="18"/>
+              </w:rPr>
+              <w:t>CU-09 Dar de baja destino</w:t>
+            </w:r>
+          </w:p>
+        </w:tc>
+        <w:tc>
+          <w:tcPr>
+            <w:tcW w:w="1500" w:type="dxa"/>
+            <w:tcMar>
+              <w:top w:w="60" w:type="dxa"/>
+              <w:left w:w="100" w:type="dxa"/>
+              <w:bottom w:w="60" w:type="dxa"/>
+              <w:right w:w="100" w:type="dxa"/>
+            </w:tcMar>
+            <w:vAlign w:val="center"/>
+          </w:tcPr>
+          <w:p>
+            <w:r>
+              <w:rPr>
+                <w:sz w:val="18"/>
+                <w:szCs w:val="18"/>
+              </w:rPr>
+              <w:t>Administrador</w:t>
+            </w:r>
+          </w:p>
+        </w:tc>
+        <w:tc>
+          <w:tcPr>
+            <w:tcW w:w="4026" w:type="dxa"/>
+            <w:tcMar>
+              <w:top w:w="60" w:type="dxa"/>
+              <w:left w:w="100" w:type="dxa"/>
+              <w:bottom w:w="60" w:type="dxa"/>
+              <w:right w:w="100" w:type="dxa"/>
+            </w:tcMar>
+            <w:vAlign w:val="center"/>
+          </w:tcPr>
+          <w:p>
+            <w:r>
+              <w:rPr>
+                <w:sz w:val="18"/>
+                <w:szCs w:val="18"/>
+              </w:rPr>
+              <w:t>Eliminar el destino o marcarlo no disponible, según pertenezca o no a algún paquete.</w:t>
+            </w:r>
+          </w:p>
+        </w:tc>
+        <w:tc>
+          <w:tcPr>
+            <w:tcW w:w="1600" w:type="dxa"/>
+            <w:tcMar>
+              <w:top w:w="60" w:type="dxa"/>
+              <w:left w:w="100" w:type="dxa"/>
+              <w:bottom w:w="60" w:type="dxa"/>
+              <w:right w:w="100" w:type="dxa"/>
+            </w:tcMar>
+            <w:vAlign w:val="center"/>
+          </w:tcPr>
+          <w:p>
+            <w:r>
+              <w:rPr>
+                <w:sz w:val="18"/>
+                <w:szCs w:val="18"/>
+              </w:rPr>
+              <w:t>FR-03</w:t>
+            </w:r>
+          </w:p>
+        </w:tc>
+      </w:tr>
+      <w:tr>
+        <w:trPr>
+          <w:cantSplit/>
+        </w:trPr>
+        <w:tc>
+          <w:tcPr>
+            <w:tcW w:w="1900" w:type="dxa"/>
+            <w:shd w:val="clear" w:color="auto" w:fill="F1F2F1"/>
+            <w:tcMar>
+              <w:top w:w="60" w:type="dxa"/>
+              <w:left w:w="100" w:type="dxa"/>
+              <w:bottom w:w="60" w:type="dxa"/>
+              <w:right w:w="100" w:type="dxa"/>
+            </w:tcMar>
+            <w:vAlign w:val="center"/>
+          </w:tcPr>
+          <w:p>
+            <w:r>
+              <w:rPr>
+                <w:sz w:val="18"/>
+                <w:szCs w:val="18"/>
+              </w:rPr>
+              <w:t>CU-10 Crear paquete</w:t>
+            </w:r>
+          </w:p>
+        </w:tc>
+        <w:tc>
+          <w:tcPr>
+            <w:tcW w:w="1500" w:type="dxa"/>
+            <w:shd w:val="clear" w:color="auto" w:fill="F1F2F1"/>
+            <w:tcMar>
+              <w:top w:w="60" w:type="dxa"/>
+              <w:left w:w="100" w:type="dxa"/>
+              <w:bottom w:w="60" w:type="dxa"/>
+              <w:right w:w="100" w:type="dxa"/>
+            </w:tcMar>
+            <w:vAlign w:val="center"/>
+          </w:tcPr>
+          <w:p>
+            <w:r>
+              <w:rPr>
+                <w:sz w:val="18"/>
+                <w:szCs w:val="18"/>
+              </w:rPr>
+              <w:t>Administrador</w:t>
+            </w:r>
+          </w:p>
+        </w:tc>
+        <w:tc>
+          <w:tcPr>
+            <w:tcW w:w="4026" w:type="dxa"/>
+            <w:shd w:val="clear" w:color="auto" w:fill="F1F2F1"/>
+            <w:tcMar>
+              <w:top w:w="60" w:type="dxa"/>
+              <w:left w:w="100" w:type="dxa"/>
+              <w:bottom w:w="60" w:type="dxa"/>
+              <w:right w:w="100" w:type="dxa"/>
+            </w:tcMar>
+            <w:vAlign w:val="center"/>
+          </w:tcPr>
+          <w:p>
+            <w:r>
+              <w:rPr>
+                <w:sz w:val="18"/>
+                <w:szCs w:val="18"/>
+              </w:rPr>
+              <w:t>Armar un paquete con 2 a 5 destinos, fechas, cupo y margen. Incluye CU-11.</w:t>
+            </w:r>
+          </w:p>
+        </w:tc>
+        <w:tc>
+          <w:tcPr>
+            <w:tcW w:w="1600" w:type="dxa"/>
+            <w:shd w:val="clear" w:color="auto" w:fill="F1F2F1"/>
+            <w:tcMar>
+              <w:top w:w="60" w:type="dxa"/>
+              <w:left w:w="100" w:type="dxa"/>
+              <w:bottom w:w="60" w:type="dxa"/>
+              <w:right w:w="100" w:type="dxa"/>
+            </w:tcMar>
+            <w:vAlign w:val="center"/>
+          </w:tcPr>
+          <w:p>
+            <w:r>
+              <w:rPr>
+                <w:sz w:val="18"/>
+                <w:szCs w:val="18"/>
+              </w:rPr>
+              <w:t>FR-05</w:t>
+            </w:r>
+          </w:p>
+        </w:tc>
+      </w:tr>
+      <w:tr>
+        <w:trPr>
+          <w:cantSplit/>
+        </w:trPr>
+        <w:tc>
+          <w:tcPr>
+            <w:tcW w:w="1900" w:type="dxa"/>
+            <w:tcMar>
+              <w:top w:w="60" w:type="dxa"/>
+              <w:left w:w="100" w:type="dxa"/>
+              <w:bottom w:w="60" w:type="dxa"/>
+              <w:right w:w="100" w:type="dxa"/>
+            </w:tcMar>
+            <w:vAlign w:val="center"/>
+          </w:tcPr>
+          <w:p>
+            <w:r>
+              <w:rPr>
+                <w:sz w:val="18"/>
+                <w:szCs w:val="18"/>
+              </w:rPr>
+              <w:t>CU-11 Calcular precio del paquete</w:t>
+            </w:r>
+          </w:p>
+        </w:tc>
+        <w:tc>
+          <w:tcPr>
+            <w:tcW w:w="1500" w:type="dxa"/>
+            <w:tcMar>
+              <w:top w:w="60" w:type="dxa"/>
+              <w:left w:w="100" w:type="dxa"/>
+              <w:bottom w:w="60" w:type="dxa"/>
+              <w:right w:w="100" w:type="dxa"/>
+            </w:tcMar>
+            <w:vAlign w:val="center"/>
+          </w:tcPr>
+          <w:p>
+            <w:r>
+              <w:rPr>
+                <w:sz w:val="18"/>
+                <w:szCs w:val="18"/>
+              </w:rPr>
+              <w:t>— (incluido)</w:t>
+            </w:r>
+          </w:p>
+        </w:tc>
+        <w:tc>
+          <w:tcPr>
+            <w:tcW w:w="4026" w:type="dxa"/>
+            <w:tcMar>
+              <w:top w:w="60" w:type="dxa"/>
+              <w:left w:w="100" w:type="dxa"/>
+              <w:bottom w:w="60" w:type="dxa"/>
+              <w:right w:w="100" w:type="dxa"/>
+            </w:tcMar>
+            <w:vAlign w:val="center"/>
+          </w:tcPr>
+          <w:p>
+            <w:r>
+              <w:rPr>
+                <w:sz w:val="18"/>
+                <w:szCs w:val="18"/>
+              </w:rPr>
+              <w:t>Sumar los costos base de los destinos y aplicar el margen.</w:t>
+            </w:r>
+          </w:p>
+        </w:tc>
+        <w:tc>
+          <w:tcPr>
+            <w:tcW w:w="1600" w:type="dxa"/>
+            <w:tcMar>
+              <w:top w:w="60" w:type="dxa"/>
+              <w:left w:w="100" w:type="dxa"/>
+              <w:bottom w:w="60" w:type="dxa"/>
+              <w:right w:w="100" w:type="dxa"/>
+            </w:tcMar>
+            <w:vAlign w:val="center"/>
+          </w:tcPr>
+          <w:p>
+            <w:r>
+              <w:rPr>
+                <w:sz w:val="18"/>
+                <w:szCs w:val="18"/>
+              </w:rPr>
+              <w:t>FR-06</w:t>
+            </w:r>
+          </w:p>
+        </w:tc>
+      </w:tr>
+      <w:tr>
+        <w:trPr>
+          <w:cantSplit/>
+        </w:trPr>
+        <w:tc>
+          <w:tcPr>
+            <w:tcW w:w="1900" w:type="dxa"/>
+            <w:shd w:val="clear" w:color="auto" w:fill="F1F2F1"/>
+            <w:tcMar>
+              <w:top w:w="60" w:type="dxa"/>
+              <w:left w:w="100" w:type="dxa"/>
+              <w:bottom w:w="60" w:type="dxa"/>
+              <w:right w:w="100" w:type="dxa"/>
+            </w:tcMar>
+            <w:vAlign w:val="center"/>
+          </w:tcPr>
+          <w:p>
+            <w:r>
+              <w:rPr>
+                <w:sz w:val="18"/>
+                <w:szCs w:val="18"/>
+              </w:rPr>
+              <w:t>CU-12 Verificar cupo y fecha de salida</w:t>
+            </w:r>
+          </w:p>
+        </w:tc>
+        <w:tc>
+          <w:tcPr>
+            <w:tcW w:w="1500" w:type="dxa"/>
+            <w:shd w:val="clear" w:color="auto" w:fill="F1F2F1"/>
+            <w:tcMar>
+              <w:top w:w="60" w:type="dxa"/>
+              <w:left w:w="100" w:type="dxa"/>
+              <w:bottom w:w="60" w:type="dxa"/>
+              <w:right w:w="100" w:type="dxa"/>
+            </w:tcMar>
+            <w:vAlign w:val="center"/>
+          </w:tcPr>
+          <w:p>
+            <w:r>
+              <w:rPr>
+                <w:sz w:val="18"/>
+                <w:szCs w:val="18"/>
+              </w:rPr>
+              <w:t>— (incluido)</w:t>
+            </w:r>
+          </w:p>
+        </w:tc>
+        <w:tc>
+          <w:tcPr>
+            <w:tcW w:w="4026" w:type="dxa"/>
+            <w:shd w:val="clear" w:color="auto" w:fill="F1F2F1"/>
+            <w:tcMar>
+              <w:top w:w="60" w:type="dxa"/>
+              <w:left w:w="100" w:type="dxa"/>
+              <w:bottom w:w="60" w:type="dxa"/>
+              <w:right w:w="100" w:type="dxa"/>
+            </w:tcMar>
+            <w:vAlign w:val="center"/>
+          </w:tcPr>
+          <w:p>
+            <w:r>
+              <w:rPr>
+                <w:sz w:val="18"/>
+                <w:szCs w:val="18"/>
+              </w:rPr>
+              <w:t>Rechazar la reserva si excede el cupo disponible o si la salida ya pasó.</w:t>
+            </w:r>
+          </w:p>
+        </w:tc>
+        <w:tc>
+          <w:tcPr>
+            <w:tcW w:w="1600" w:type="dxa"/>
+            <w:shd w:val="clear" w:color="auto" w:fill="F1F2F1"/>
+            <w:tcMar>
+              <w:top w:w="60" w:type="dxa"/>
+              <w:left w:w="100" w:type="dxa"/>
+              <w:bottom w:w="60" w:type="dxa"/>
+              <w:right w:w="100" w:type="dxa"/>
+            </w:tcMar>
+            <w:vAlign w:val="center"/>
+          </w:tcPr>
+          <w:p>
+            <w:r>
+              <w:rPr>
+                <w:sz w:val="18"/>
+                <w:szCs w:val="18"/>
+              </w:rPr>
+              <w:t>FR-13, FR-14</w:t>
+            </w:r>
+          </w:p>
+        </w:tc>
+      </w:tr>
+      <w:tr>
+        <w:trPr>
+          <w:cantSplit/>
+        </w:trPr>
+        <w:tc>
+          <w:tcPr>
+            <w:tcW w:w="1900" w:type="dxa"/>
+            <w:tcMar>
+              <w:top w:w="60" w:type="dxa"/>
+              <w:left w:w="100" w:type="dxa"/>
+              <w:bottom w:w="60" w:type="dxa"/>
+              <w:right w:w="100" w:type="dxa"/>
+            </w:tcMar>
+            <w:vAlign w:val="center"/>
+          </w:tcPr>
+          <w:p>
+            <w:r>
+              <w:rPr>
+                <w:sz w:val="18"/>
+                <w:szCs w:val="18"/>
+              </w:rPr>
+              <w:t>CU-13 Publicar paquete</w:t>
+            </w:r>
+          </w:p>
+        </w:tc>
+        <w:tc>
+          <w:tcPr>
+            <w:tcW w:w="1500" w:type="dxa"/>
+            <w:tcMar>
+              <w:top w:w="60" w:type="dxa"/>
+              <w:left w:w="100" w:type="dxa"/>
+              <w:bottom w:w="60" w:type="dxa"/>
+              <w:right w:w="100" w:type="dxa"/>
+            </w:tcMar>
+            <w:vAlign w:val="center"/>
+          </w:tcPr>
+          <w:p>
+            <w:r>
+              <w:rPr>
+                <w:sz w:val="18"/>
+                <w:szCs w:val="18"/>
+              </w:rPr>
+              <w:t>Administrador</w:t>
+            </w:r>
+          </w:p>
+        </w:tc>
+        <w:tc>
+          <w:tcPr>
+            <w:tcW w:w="4026" w:type="dxa"/>
+            <w:tcMar>
+              <w:top w:w="60" w:type="dxa"/>
+              <w:left w:w="100" w:type="dxa"/>
+              <w:bottom w:w="60" w:type="dxa"/>
+              <w:right w:w="100" w:type="dxa"/>
+            </w:tcMar>
+            <w:vAlign w:val="center"/>
+          </w:tcPr>
+          <w:p>
+            <w:r>
+              <w:rPr>
+                <w:sz w:val="18"/>
+                <w:szCs w:val="18"/>
+              </w:rPr>
+              <w:t>Fijar el precio definitivo y dejar el paquete disponible para reservas.</w:t>
+            </w:r>
+          </w:p>
+        </w:tc>
+        <w:tc>
+          <w:tcPr>
+            <w:tcW w:w="1600" w:type="dxa"/>
+            <w:tcMar>
+              <w:top w:w="60" w:type="dxa"/>
+              <w:left w:w="100" w:type="dxa"/>
+              <w:bottom w:w="60" w:type="dxa"/>
+              <w:right w:w="100" w:type="dxa"/>
+            </w:tcMar>
+            <w:vAlign w:val="center"/>
+          </w:tcPr>
+          <w:p>
+            <w:r>
+              <w:rPr>
+                <w:sz w:val="18"/>
+                <w:szCs w:val="18"/>
+              </w:rPr>
+              <w:t>FR-07</w:t>
+            </w:r>
+          </w:p>
+        </w:tc>
+      </w:tr>
+    </w:tbl>
+    <w:p>
+      <w:r>
+        <w:br w:type="page"/>
+      </w:r>
     </w:p>
     <w:p>
       <w:pPr>
         <w:pStyle w:val="Ttulo2"/>
         <w:spacing w:before="240" w:after="120"/>
       </w:pPr>
-      <w:bookmarkStart w:id="9" w:name="_Toc241694005"/>
+      <w:bookmarkStart w:id="8" w:name="_Toc241765436"/>
+      <w:r>
+        <w:rPr>
+          <w:b/>
+          <w:bCs/>
+          <w:color w:val="222222"/>
+          <w:sz w:val="22"/>
+          <w:szCs w:val="22"/>
+        </w:rPr>
+        <w:t>3.3 Diagrama de clases UML</w:t>
+      </w:r>
+      <w:bookmarkEnd w:id="8"/>
+    </w:p>
+    <w:p>
+      <w:pPr>
+        <w:spacing w:after="120"/>
+      </w:pPr>
+      <w:r>
+        <w:t>El modelo se presenta en dos vistas: el dominio (Figura 5), con las entidades del negocio y sus reglas, y la capa de persistencia (Figura 6), que las almacena en SQLite. Ambas son la base directa de la implementación en Python del Paso 4 (criterio 4.1.4).</w:t>
+      </w:r>
+    </w:p>
+    <w:p>
+      <w:pPr>
+        <w:keepNext/>
+        <w:spacing w:after="80"/>
+        <w:jc w:val="center"/>
+      </w:pPr>
+      <w:r>
+        <w:rPr>
+          <w:noProof/>
+        </w:rPr>
+        <w:drawing>
+          <wp:inline distT="0" distB="0" distL="0" distR="0" wp14:anchorId="2CA6A657" wp14:editId="10482443">
+            <wp:extent cx="4073451" cy="7300000"/>
+            <wp:effectExtent l="0" t="0" r="0" b="0"/>
+            <wp:docPr id="105" name="Clases dominio"/>
+            <wp:cNvGraphicFramePr>
+              <a:graphicFrameLocks xmlns:a="http://schemas.openxmlformats.org/drawingml/2006/main" noChangeAspect="1"/>
+            </wp:cNvGraphicFramePr>
+            <a:graphic xmlns:a="http://schemas.openxmlformats.org/drawingml/2006/main">
+              <a:graphicData uri="http://schemas.openxmlformats.org/drawingml/2006/picture">
+                <pic:pic xmlns:pic="http://schemas.openxmlformats.org/drawingml/2006/picture">
+                  <pic:nvPicPr>
+                    <pic:cNvPr id="105" name="Clases dominio"/>
+                    <pic:cNvPicPr>
+                      <a:picLocks noChangeAspect="1"/>
+                    </pic:cNvPicPr>
+                  </pic:nvPicPr>
+                  <pic:blipFill>
+                    <a:blip r:embed="rId21"/>
+                    <a:stretch>
+                      <a:fillRect/>
+                    </a:stretch>
+                  </pic:blipFill>
+                  <pic:spPr>
+                    <a:xfrm>
+                      <a:off x="0" y="0"/>
+                      <a:ext cx="4073451" cy="7300000"/>
+                    </a:xfrm>
+                    <a:prstGeom prst="rect">
+                      <a:avLst/>
+                    </a:prstGeom>
+                  </pic:spPr>
+                </pic:pic>
+              </a:graphicData>
+            </a:graphic>
+          </wp:inline>
+        </w:drawing>
+      </w:r>
+    </w:p>
+    <w:p>
+      <w:pPr>
+        <w:spacing w:after="240"/>
+        <w:jc w:val="center"/>
+      </w:pPr>
+      <w:r>
+        <w:rPr>
+          <w:i/>
+          <w:iCs/>
+          <w:color w:val="555555"/>
+          <w:sz w:val="18"/>
+          <w:szCs w:val="18"/>
+        </w:rPr>
+        <w:t>Figura 5 · Diagrama de clases UML: modelo de dominio</w:t>
+      </w:r>
+    </w:p>
+    <w:p>
+      <w:pPr>
+        <w:spacing w:after="80"/>
+      </w:pPr>
+      <w:r>
+        <w:t>Decisiones de diseño orientado a objetos:</w:t>
+      </w:r>
+    </w:p>
+    <w:p>
+      <w:pPr>
+        <w:pStyle w:val="Prrafodelista"/>
+        <w:numPr>
+          <w:ilvl w:val="0"/>
+          <w:numId w:val="1"/>
+        </w:numPr>
+        <w:spacing w:after="60"/>
+        <w:jc w:val="both"/>
+      </w:pPr>
+      <w:r>
+        <w:rPr>
+          <w:b/>
+          <w:bCs/>
+        </w:rPr>
+        <w:t xml:space="preserve">Encapsulamiento: </w:t>
+      </w:r>
+      <w:r>
+        <w:t>todos los atributos son privados (-) y el estado solo cambia mediante métodos que aplican las reglas. El precio no tiene un método de asignación libre: solo calcular_precio() y publicar() lo modifican (R6, R7), y disponible solo cambia con marcar_no_disponible() (R8).</w:t>
+      </w:r>
+    </w:p>
+    <w:p>
+      <w:pPr>
+        <w:pStyle w:val="Prrafodelista"/>
+        <w:numPr>
+          <w:ilvl w:val="0"/>
+          <w:numId w:val="1"/>
+        </w:numPr>
+        <w:spacing w:after="60"/>
+        <w:jc w:val="both"/>
+      </w:pPr>
+      <w:r>
+        <w:rPr>
+          <w:b/>
+          <w:bCs/>
+        </w:rPr>
+        <w:t xml:space="preserve">Abstracción y herencia: </w:t>
+      </w:r>
+      <w:r>
+        <w:t>Usuario es una clase abstracta que reúne lo común a Cliente y Administrador (identidad, correo, hash de la contraseña y verificar_contrasena()), para no duplicar la lógica de autenticación (FR-10, RNF-01). Ninguna clase tiene un atributo de contraseña en texto plano.</w:t>
+      </w:r>
+    </w:p>
+    <w:p>
+      <w:pPr>
+        <w:pStyle w:val="Prrafodelista"/>
+        <w:numPr>
+          <w:ilvl w:val="0"/>
+          <w:numId w:val="1"/>
+        </w:numPr>
+        <w:spacing w:after="60"/>
+        <w:jc w:val="both"/>
+      </w:pPr>
+      <w:r>
+        <w:rPr>
+          <w:b/>
+          <w:bCs/>
+        </w:rPr>
+        <w:t xml:space="preserve">Polimorfismo: </w:t>
+      </w:r>
+      <w:r>
+        <w:t>puede_gestionar_catalogo() es abstracto en Usuario y cada subclase lo redefine (Cliente devuelve falso; Administrador, verdadero). El servidor autoriza las operaciones sobre el catálogo llamando a ese método, sin preguntar por el tipo concreto del usuario (RNF-03, S1).</w:t>
+      </w:r>
+    </w:p>
+    <w:p>
+      <w:pPr>
+        <w:pStyle w:val="Prrafodelista"/>
+        <w:numPr>
+          <w:ilvl w:val="0"/>
+          <w:numId w:val="1"/>
+        </w:numPr>
+        <w:spacing w:after="60"/>
+        <w:jc w:val="both"/>
+      </w:pPr>
+      <w:r>
+        <w:rPr>
+          <w:b/>
+          <w:bCs/>
+        </w:rPr>
+        <w:t xml:space="preserve">Relaciones y cardinalidades: </w:t>
+      </w:r>
+      <w:r>
+        <w:t>Paquete agrega 2..5 Destino (rombo vacío: el destino existe por sí mismo y puede estar en varios paquetes, R3 y R4); Cliente realiza 0..* Reserva y cada Reserva es sobre exactamente 1 Paquete (R12); Paquete tiene un EstadoPaquete, BORRADOR o PUBLICADO (S2).</w:t>
+      </w:r>
+    </w:p>
+    <w:p>
+      <w:pPr>
+        <w:pStyle w:val="Prrafodelista"/>
+        <w:numPr>
+          <w:ilvl w:val="0"/>
+          <w:numId w:val="1"/>
+        </w:numPr>
+        <w:spacing w:after="60"/>
+        <w:jc w:val="both"/>
+      </w:pPr>
+      <w:r>
+        <w:rPr>
+          <w:b/>
+          <w:bCs/>
+        </w:rPr>
+        <w:t xml:space="preserve">Reglas dentro del dominio: </w:t>
+      </w:r>
+      <w:r>
+        <w:t>Reserva.crear() es un método de fábrica (estático, subrayado) que solo construye reservas válidas: exige al menos una persona (R16), cupo disponible (R14) y fecha de salida futura (R15), y calcula el total una sola vez (R13). Como el total no tiene método de asignación, no vuelve a cambiar. Cliente.datos_publicos() entrega los datos del cliente sin RUT ni teléfono para cualquier listado (R17, RNF-02).</w:t>
+      </w:r>
+    </w:p>
+    <w:p>
+      <w:pPr>
+        <w:pStyle w:val="Prrafodelista"/>
+        <w:numPr>
+          <w:ilvl w:val="0"/>
+          <w:numId w:val="1"/>
+        </w:numPr>
+        <w:spacing w:after="60"/>
+        <w:jc w:val="both"/>
+      </w:pPr>
+      <w:r>
+        <w:rPr>
+          <w:b/>
+          <w:bCs/>
+        </w:rPr>
+        <w:t xml:space="preserve">Cupo calculado, no almacenado: </w:t>
+      </w:r>
+      <w:r>
+        <w:t>Paquete no guarda el cupo disponible; cupo_disponible() lo deriva del cupo máximo y de las personas ya reservadas que entrega el repositorio (S5).</w:t>
+      </w:r>
+    </w:p>
+    <w:p>
+      <w:pPr>
+        <w:spacing w:after="120"/>
+      </w:pPr>
+    </w:p>
+    <w:p>
+      <w:pPr>
+        <w:keepNext/>
+        <w:spacing w:after="80"/>
+        <w:jc w:val="center"/>
+      </w:pPr>
+      <w:r>
+        <w:rPr>
+          <w:noProof/>
+        </w:rPr>
+        <w:drawing>
+          <wp:inline distT="0" distB="0" distL="0" distR="0" wp14:anchorId="3AA3CAD9" wp14:editId="38A9BCA0">
+            <wp:extent cx="5700000" cy="2275637"/>
+            <wp:effectExtent l="0" t="0" r="0" b="0"/>
+            <wp:docPr id="106" name="Clases persistencia"/>
+            <wp:cNvGraphicFramePr>
+              <a:graphicFrameLocks xmlns:a="http://schemas.openxmlformats.org/drawingml/2006/main" noChangeAspect="1"/>
+            </wp:cNvGraphicFramePr>
+            <a:graphic xmlns:a="http://schemas.openxmlformats.org/drawingml/2006/main">
+              <a:graphicData uri="http://schemas.openxmlformats.org/drawingml/2006/picture">
+                <pic:pic xmlns:pic="http://schemas.openxmlformats.org/drawingml/2006/picture">
+                  <pic:nvPicPr>
+                    <pic:cNvPr id="106" name="Clases persistencia"/>
+                    <pic:cNvPicPr>
+                      <a:picLocks noChangeAspect="1"/>
+                    </pic:cNvPicPr>
+                  </pic:nvPicPr>
+                  <pic:blipFill>
+                    <a:blip r:embed="rId22"/>
+                    <a:stretch>
+                      <a:fillRect/>
+                    </a:stretch>
+                  </pic:blipFill>
+                  <pic:spPr>
+                    <a:xfrm>
+                      <a:off x="0" y="0"/>
+                      <a:ext cx="5700000" cy="2275637"/>
+                    </a:xfrm>
+                    <a:prstGeom prst="rect">
+                      <a:avLst/>
+                    </a:prstGeom>
+                  </pic:spPr>
+                </pic:pic>
+              </a:graphicData>
+            </a:graphic>
+          </wp:inline>
+        </w:drawing>
+      </w:r>
+    </w:p>
+    <w:p>
+      <w:pPr>
+        <w:spacing w:after="240"/>
+        <w:jc w:val="center"/>
+      </w:pPr>
+      <w:r>
+        <w:rPr>
+          <w:i/>
+          <w:iCs/>
+          <w:color w:val="555555"/>
+          <w:sz w:val="18"/>
+          <w:szCs w:val="18"/>
+        </w:rPr>
+        <w:t>Figura 6 · Diagrama de clases UML: capa de persistencia</w:t>
+      </w:r>
+    </w:p>
+    <w:p>
+      <w:pPr>
+        <w:spacing w:after="120"/>
+      </w:pPr>
+      <w:r>
+        <w:t>Repositorio&lt;T&gt; es una clase abstracta genérica que define el contrato común de persistencia (guardar, buscar_por_id, listar) sobre una conexión sqlite3. Cada subclase lo implementa para su entidad y agrega solo las consultas que su dominio necesita: esta_en_algun_paquete() para R8, personas_reservadas() para R14, buscar_por_correo() para FR-10 y listar_por_cliente() para FR-15. Así las clases de dominio no contienen SQL, las consultas quedan concentradas en un solo lugar para usar siempre parámetros (preven</w:t>
+      </w:r>
+      <w:r>
+        <w:t>ción de inyección SQL, sección 7) y se cumple RNF-04 sin acoplar las reglas de negocio a la base de datos.</w:t>
+      </w:r>
+    </w:p>
+    <w:p>
+      <w:r>
+        <w:br w:type="page"/>
+      </w:r>
+    </w:p>
+    <w:p>
+      <w:pPr>
+        <w:pStyle w:val="Ttulo2"/>
+        <w:spacing w:before="240" w:after="120"/>
+      </w:pPr>
+      <w:bookmarkStart w:id="9" w:name="_Toc241765437"/>
       <w:r>
         <w:rPr>
           <w:b/>
@@ -3785,13 +6851,12 @@
         <w:spacing w:after="120"/>
       </w:pPr>
       <w:r>
-        <w:lastRenderedPageBreak/>
-        <w:t>Cada grupo de requerimientos de la sección 2 queda representado en al menos un diagrama de proceso, un caso de uso y una clase; no hay requerimiento sin modelo ni elemento de modelo que no se origine en un requerimiento:</w:t>
+        <w:t>La matriz recorre los 21 requerimientos de la sección 2 y ubica, para cada uno, la tarea o compuerta BPMN, el caso de uso y la clase o método que lo representan:</w:t>
       </w:r>
     </w:p>
     <w:tbl>
       <w:tblPr>
-        <w:tblW w:w="9350" w:type="dxa"/>
+        <w:tblW w:w="9026" w:type="dxa"/>
         <w:tblBorders>
           <w:top w:val="single" w:sz="4" w:space="0" w:color="auto"/>
           <w:left w:val="single" w:sz="4" w:space="0" w:color="auto"/>
@@ -3800,6 +6865,7 @@
           <w:insideH w:val="single" w:sz="4" w:space="0" w:color="auto"/>
           <w:insideV w:val="single" w:sz="4" w:space="0" w:color="auto"/>
         </w:tblBorders>
+        <w:tblLayout w:type="fixed"/>
         <w:tblCellMar>
           <w:left w:w="10" w:type="dxa"/>
           <w:right w:w="10" w:type="dxa"/>
@@ -3807,18 +6873,19 @@
         <w:tblLook w:val="04A0" w:firstRow="1" w:lastRow="0" w:firstColumn="1" w:lastColumn="0" w:noHBand="0" w:noVBand="1"/>
       </w:tblPr>
       <w:tblGrid>
-        <w:gridCol w:w="3250"/>
-        <w:gridCol w:w="2200"/>
-        <w:gridCol w:w="2200"/>
-        <w:gridCol w:w="1700"/>
+        <w:gridCol w:w="1000"/>
+        <w:gridCol w:w="3000"/>
+        <w:gridCol w:w="2100"/>
+        <w:gridCol w:w="2926"/>
       </w:tblGrid>
       <w:tr>
         <w:trPr>
+          <w:cantSplit/>
           <w:tblHeader/>
         </w:trPr>
         <w:tc>
           <w:tcPr>
-            <w:tcW w:w="3250" w:type="dxa"/>
+            <w:tcW w:w="1000" w:type="dxa"/>
             <w:shd w:val="clear" w:color="auto" w:fill="AF2A2A"/>
             <w:tcMar>
               <w:top w:w="60" w:type="dxa"/>
@@ -3834,14 +6901,16 @@
                 <w:b/>
                 <w:bCs/>
                 <w:color w:val="FFFFFF"/>
-              </w:rPr>
-              <w:t>Requerimientos</w:t>
-            </w:r>
-          </w:p>
-        </w:tc>
-        <w:tc>
-          <w:tcPr>
-            <w:tcW w:w="2200" w:type="dxa"/>
+                <w:sz w:val="18"/>
+                <w:szCs w:val="18"/>
+              </w:rPr>
+              <w:t>Req.</w:t>
+            </w:r>
+          </w:p>
+        </w:tc>
+        <w:tc>
+          <w:tcPr>
+            <w:tcW w:w="3000" w:type="dxa"/>
             <w:shd w:val="clear" w:color="auto" w:fill="AF2A2A"/>
             <w:tcMar>
               <w:top w:w="60" w:type="dxa"/>
@@ -3857,14 +6926,16 @@
                 <w:b/>
                 <w:bCs/>
                 <w:color w:val="FFFFFF"/>
-              </w:rPr>
-              <w:t>BPMN</w:t>
-            </w:r>
-          </w:p>
-        </w:tc>
-        <w:tc>
-          <w:tcPr>
-            <w:tcW w:w="2200" w:type="dxa"/>
+                <w:sz w:val="18"/>
+                <w:szCs w:val="18"/>
+              </w:rPr>
+              <w:t>BPMN (diagrama: elemento)</w:t>
+            </w:r>
+          </w:p>
+        </w:tc>
+        <w:tc>
+          <w:tcPr>
+            <w:tcW w:w="2100" w:type="dxa"/>
             <w:shd w:val="clear" w:color="auto" w:fill="AF2A2A"/>
             <w:tcMar>
               <w:top w:w="60" w:type="dxa"/>
@@ -3880,6 +6951,8 @@
                 <w:b/>
                 <w:bCs/>
                 <w:color w:val="FFFFFF"/>
+                <w:sz w:val="18"/>
+                <w:szCs w:val="18"/>
               </w:rPr>
               <w:t>Caso de uso</w:t>
             </w:r>
@@ -3887,7 +6960,7 @@
         </w:tc>
         <w:tc>
           <w:tcPr>
-            <w:tcW w:w="1700" w:type="dxa"/>
+            <w:tcW w:w="2926" w:type="dxa"/>
             <w:shd w:val="clear" w:color="auto" w:fill="AF2A2A"/>
             <w:tcMar>
               <w:top w:w="60" w:type="dxa"/>
@@ -3903,86 +6976,110 @@
                 <w:b/>
                 <w:bCs/>
                 <w:color w:val="FFFFFF"/>
-              </w:rPr>
-              <w:t>Clase UML</w:t>
+                <w:sz w:val="18"/>
+                <w:szCs w:val="18"/>
+              </w:rPr>
+              <w:t>Clase / método</w:t>
             </w:r>
           </w:p>
         </w:tc>
       </w:tr>
       <w:tr>
-        <w:tc>
-          <w:tcPr>
-            <w:tcW w:w="3250" w:type="dxa"/>
-            <w:tcMar>
-              <w:top w:w="60" w:type="dxa"/>
-              <w:left w:w="100" w:type="dxa"/>
-              <w:bottom w:w="60" w:type="dxa"/>
-              <w:right w:w="100" w:type="dxa"/>
-            </w:tcMar>
-            <w:vAlign w:val="center"/>
-          </w:tcPr>
-          <w:p>
-            <w:r>
-              <w:t>FR-01 a FR-04 (destinos)</w:t>
-            </w:r>
-          </w:p>
-        </w:tc>
-        <w:tc>
-          <w:tcPr>
-            <w:tcW w:w="2200" w:type="dxa"/>
-            <w:tcMar>
-              <w:top w:w="60" w:type="dxa"/>
-              <w:left w:w="100" w:type="dxa"/>
-              <w:bottom w:w="60" w:type="dxa"/>
-              <w:right w:w="100" w:type="dxa"/>
-            </w:tcMar>
-            <w:vAlign w:val="center"/>
-          </w:tcPr>
-          <w:p>
-            <w:r>
-              <w:t>Diagrama 1, registro de destino</w:t>
-            </w:r>
-          </w:p>
-        </w:tc>
-        <w:tc>
-          <w:tcPr>
-            <w:tcW w:w="2200" w:type="dxa"/>
-            <w:tcMar>
-              <w:top w:w="60" w:type="dxa"/>
-              <w:left w:w="100" w:type="dxa"/>
-              <w:bottom w:w="60" w:type="dxa"/>
-              <w:right w:w="100" w:type="dxa"/>
-            </w:tcMar>
-            <w:vAlign w:val="center"/>
-          </w:tcPr>
-          <w:p>
-            <w:r>
-              <w:t>Gestionar destinos (CRUD)</w:t>
-            </w:r>
-          </w:p>
-        </w:tc>
-        <w:tc>
-          <w:tcPr>
-            <w:tcW w:w="1700" w:type="dxa"/>
-            <w:tcMar>
-              <w:top w:w="60" w:type="dxa"/>
-              <w:left w:w="100" w:type="dxa"/>
-              <w:bottom w:w="60" w:type="dxa"/>
-              <w:right w:w="100" w:type="dxa"/>
-            </w:tcMar>
-            <w:vAlign w:val="center"/>
-          </w:tcPr>
-          <w:p>
-            <w:r>
-              <w:t>Destino</w:t>
+        <w:trPr>
+          <w:cantSplit/>
+        </w:trPr>
+        <w:tc>
+          <w:tcPr>
+            <w:tcW w:w="1000" w:type="dxa"/>
+            <w:tcMar>
+              <w:top w:w="60" w:type="dxa"/>
+              <w:left w:w="100" w:type="dxa"/>
+              <w:bottom w:w="60" w:type="dxa"/>
+              <w:right w:w="100" w:type="dxa"/>
+            </w:tcMar>
+            <w:vAlign w:val="center"/>
+          </w:tcPr>
+          <w:p>
+            <w:r>
+              <w:rPr>
+                <w:sz w:val="18"/>
+                <w:szCs w:val="18"/>
+              </w:rPr>
+              <w:t>FR-01</w:t>
+            </w:r>
+          </w:p>
+        </w:tc>
+        <w:tc>
+          <w:tcPr>
+            <w:tcW w:w="3000" w:type="dxa"/>
+            <w:tcMar>
+              <w:top w:w="60" w:type="dxa"/>
+              <w:left w:w="100" w:type="dxa"/>
+              <w:bottom w:w="60" w:type="dxa"/>
+              <w:right w:w="100" w:type="dxa"/>
+            </w:tcMar>
+            <w:vAlign w:val="center"/>
+          </w:tcPr>
+          <w:p>
+            <w:r>
+              <w:rPr>
+                <w:sz w:val="18"/>
+                <w:szCs w:val="18"/>
+              </w:rPr>
+              <w:t>D1: Ingresar datos → Validar → Guardar destino</w:t>
+            </w:r>
+          </w:p>
+        </w:tc>
+        <w:tc>
+          <w:tcPr>
+            <w:tcW w:w="2100" w:type="dxa"/>
+            <w:tcMar>
+              <w:top w:w="60" w:type="dxa"/>
+              <w:left w:w="100" w:type="dxa"/>
+              <w:bottom w:w="60" w:type="dxa"/>
+              <w:right w:w="100" w:type="dxa"/>
+            </w:tcMar>
+            <w:vAlign w:val="center"/>
+          </w:tcPr>
+          <w:p>
+            <w:r>
+              <w:rPr>
+                <w:sz w:val="18"/>
+                <w:szCs w:val="18"/>
+              </w:rPr>
+              <w:t>CU-07</w:t>
+            </w:r>
+          </w:p>
+        </w:tc>
+        <w:tc>
+          <w:tcPr>
+            <w:tcW w:w="2926" w:type="dxa"/>
+            <w:tcMar>
+              <w:top w:w="60" w:type="dxa"/>
+              <w:left w:w="100" w:type="dxa"/>
+              <w:bottom w:w="60" w:type="dxa"/>
+              <w:right w:w="100" w:type="dxa"/>
+            </w:tcMar>
+            <w:vAlign w:val="center"/>
+          </w:tcPr>
+          <w:p>
+            <w:r>
+              <w:rPr>
+                <w:sz w:val="18"/>
+                <w:szCs w:val="18"/>
+              </w:rPr>
+              <w:t>Destino; DestinoRepositorio.existe_nombre()</w:t>
             </w:r>
           </w:p>
         </w:tc>
       </w:tr>
       <w:tr>
-        <w:tc>
-          <w:tcPr>
-            <w:tcW w:w="3250" w:type="dxa"/>
+        <w:trPr>
+          <w:cantSplit/>
+        </w:trPr>
+        <w:tc>
+          <w:tcPr>
+            <w:tcW w:w="1000" w:type="dxa"/>
             <w:shd w:val="clear" w:color="auto" w:fill="F1F2F1"/>
             <w:tcMar>
               <w:top w:w="60" w:type="dxa"/>
@@ -3994,13 +7091,17 @@
           </w:tcPr>
           <w:p>
             <w:r>
-              <w:t>FR-05 a FR-08 (paquetes)</w:t>
-            </w:r>
-          </w:p>
-        </w:tc>
-        <w:tc>
-          <w:tcPr>
-            <w:tcW w:w="2200" w:type="dxa"/>
+              <w:rPr>
+                <w:sz w:val="18"/>
+                <w:szCs w:val="18"/>
+              </w:rPr>
+              <w:t>FR-02</w:t>
+            </w:r>
+          </w:p>
+        </w:tc>
+        <w:tc>
+          <w:tcPr>
+            <w:tcW w:w="3000" w:type="dxa"/>
             <w:shd w:val="clear" w:color="auto" w:fill="F1F2F1"/>
             <w:tcMar>
               <w:top w:w="60" w:type="dxa"/>
@@ -4012,13 +7113,17 @@
           </w:tcPr>
           <w:p>
             <w:r>
-              <w:t>Diagrama 1, armado y publicación</w:t>
-            </w:r>
-          </w:p>
-        </w:tc>
-        <w:tc>
-          <w:tcPr>
-            <w:tcW w:w="2200" w:type="dxa"/>
+              <w:rPr>
+                <w:sz w:val="18"/>
+                <w:szCs w:val="18"/>
+              </w:rPr>
+              <w:t>D1: Editar datos → Validar → Guardar destino</w:t>
+            </w:r>
+          </w:p>
+        </w:tc>
+        <w:tc>
+          <w:tcPr>
+            <w:tcW w:w="2100" w:type="dxa"/>
             <w:shd w:val="clear" w:color="auto" w:fill="F1F2F1"/>
             <w:tcMar>
               <w:top w:w="60" w:type="dxa"/>
@@ -4030,13 +7135,17 @@
           </w:tcPr>
           <w:p>
             <w:r>
-              <w:t>Armar y publicar paquete</w:t>
-            </w:r>
-          </w:p>
-        </w:tc>
-        <w:tc>
-          <w:tcPr>
-            <w:tcW w:w="1700" w:type="dxa"/>
+              <w:rPr>
+                <w:sz w:val="18"/>
+                <w:szCs w:val="18"/>
+              </w:rPr>
+              <w:t>CU-08</w:t>
+            </w:r>
+          </w:p>
+        </w:tc>
+        <w:tc>
+          <w:tcPr>
+            <w:tcW w:w="2926" w:type="dxa"/>
             <w:shd w:val="clear" w:color="auto" w:fill="F1F2F1"/>
             <w:tcMar>
               <w:top w:w="60" w:type="dxa"/>
@@ -4048,85 +7157,111 @@
           </w:tcPr>
           <w:p>
             <w:r>
-              <w:t>Paquete, relación Paquete–Destino</w:t>
+              <w:rPr>
+                <w:sz w:val="18"/>
+                <w:szCs w:val="18"/>
+              </w:rPr>
+              <w:t>Destino.actualizar()</w:t>
             </w:r>
           </w:p>
         </w:tc>
       </w:tr>
       <w:tr>
-        <w:tc>
-          <w:tcPr>
-            <w:tcW w:w="3250" w:type="dxa"/>
-            <w:tcMar>
-              <w:top w:w="60" w:type="dxa"/>
-              <w:left w:w="100" w:type="dxa"/>
-              <w:bottom w:w="60" w:type="dxa"/>
-              <w:right w:w="100" w:type="dxa"/>
-            </w:tcMar>
-            <w:vAlign w:val="center"/>
-          </w:tcPr>
-          <w:p>
-            <w:r>
-              <w:t>FR-09, FR-10, RNF-01 a RNF-03 (clientes y seguridad)</w:t>
-            </w:r>
-          </w:p>
-        </w:tc>
-        <w:tc>
-          <w:tcPr>
-            <w:tcW w:w="2200" w:type="dxa"/>
-            <w:tcMar>
-              <w:top w:w="60" w:type="dxa"/>
-              <w:left w:w="100" w:type="dxa"/>
-              <w:bottom w:w="60" w:type="dxa"/>
-              <w:right w:w="100" w:type="dxa"/>
-            </w:tcMar>
-            <w:vAlign w:val="center"/>
-          </w:tcPr>
-          <w:p>
-            <w:r>
-              <w:t>Diagrama 2, autenticarse</w:t>
-            </w:r>
-          </w:p>
-        </w:tc>
-        <w:tc>
-          <w:tcPr>
-            <w:tcW w:w="2200" w:type="dxa"/>
-            <w:tcMar>
-              <w:top w:w="60" w:type="dxa"/>
-              <w:left w:w="100" w:type="dxa"/>
-              <w:bottom w:w="60" w:type="dxa"/>
-              <w:right w:w="100" w:type="dxa"/>
-            </w:tcMar>
-            <w:vAlign w:val="center"/>
-          </w:tcPr>
-          <w:p>
-            <w:r>
-              <w:t>Registrarse, Iniciar sesión</w:t>
-            </w:r>
-          </w:p>
-        </w:tc>
-        <w:tc>
-          <w:tcPr>
-            <w:tcW w:w="1700" w:type="dxa"/>
-            <w:tcMar>
-              <w:top w:w="60" w:type="dxa"/>
-              <w:left w:w="100" w:type="dxa"/>
-              <w:bottom w:w="60" w:type="dxa"/>
-              <w:right w:w="100" w:type="dxa"/>
-            </w:tcMar>
-            <w:vAlign w:val="center"/>
-          </w:tcPr>
-          <w:p>
-            <w:r>
-              <w:t>Cliente</w:t>
+        <w:trPr>
+          <w:cantSplit/>
+        </w:trPr>
+        <w:tc>
+          <w:tcPr>
+            <w:tcW w:w="1000" w:type="dxa"/>
+            <w:tcMar>
+              <w:top w:w="60" w:type="dxa"/>
+              <w:left w:w="100" w:type="dxa"/>
+              <w:bottom w:w="60" w:type="dxa"/>
+              <w:right w:w="100" w:type="dxa"/>
+            </w:tcMar>
+            <w:vAlign w:val="center"/>
+          </w:tcPr>
+          <w:p>
+            <w:r>
+              <w:rPr>
+                <w:sz w:val="18"/>
+                <w:szCs w:val="18"/>
+              </w:rPr>
+              <w:t>FR-03</w:t>
+            </w:r>
+          </w:p>
+        </w:tc>
+        <w:tc>
+          <w:tcPr>
+            <w:tcW w:w="3000" w:type="dxa"/>
+            <w:tcMar>
+              <w:top w:w="60" w:type="dxa"/>
+              <w:left w:w="100" w:type="dxa"/>
+              <w:bottom w:w="60" w:type="dxa"/>
+              <w:right w:w="100" w:type="dxa"/>
+            </w:tcMar>
+            <w:vAlign w:val="center"/>
+          </w:tcPr>
+          <w:p>
+            <w:r>
+              <w:rPr>
+                <w:sz w:val="18"/>
+                <w:szCs w:val="18"/>
+              </w:rPr>
+              <w:t>D1: compuerta «¿Pertenece a algún paquete?» → Marcar no disponible / Eliminar</w:t>
+            </w:r>
+          </w:p>
+        </w:tc>
+        <w:tc>
+          <w:tcPr>
+            <w:tcW w:w="2100" w:type="dxa"/>
+            <w:tcMar>
+              <w:top w:w="60" w:type="dxa"/>
+              <w:left w:w="100" w:type="dxa"/>
+              <w:bottom w:w="60" w:type="dxa"/>
+              <w:right w:w="100" w:type="dxa"/>
+            </w:tcMar>
+            <w:vAlign w:val="center"/>
+          </w:tcPr>
+          <w:p>
+            <w:r>
+              <w:rPr>
+                <w:sz w:val="18"/>
+                <w:szCs w:val="18"/>
+              </w:rPr>
+              <w:t>CU-09</w:t>
+            </w:r>
+          </w:p>
+        </w:tc>
+        <w:tc>
+          <w:tcPr>
+            <w:tcW w:w="2926" w:type="dxa"/>
+            <w:tcMar>
+              <w:top w:w="60" w:type="dxa"/>
+              <w:left w:w="100" w:type="dxa"/>
+              <w:bottom w:w="60" w:type="dxa"/>
+              <w:right w:w="100" w:type="dxa"/>
+            </w:tcMar>
+            <w:vAlign w:val="center"/>
+          </w:tcPr>
+          <w:p>
+            <w:r>
+              <w:rPr>
+                <w:sz w:val="18"/>
+                <w:szCs w:val="18"/>
+              </w:rPr>
+              <w:t>Destino.marcar_no_disponible(); DestinoRepositorio.esta_en_algun_paquete(), eliminar()</w:t>
             </w:r>
           </w:p>
         </w:tc>
       </w:tr>
       <w:tr>
-        <w:tc>
-          <w:tcPr>
-            <w:tcW w:w="3250" w:type="dxa"/>
+        <w:trPr>
+          <w:cantSplit/>
+        </w:trPr>
+        <w:tc>
+          <w:tcPr>
+            <w:tcW w:w="1000" w:type="dxa"/>
             <w:shd w:val="clear" w:color="auto" w:fill="F1F2F1"/>
             <w:tcMar>
               <w:top w:w="60" w:type="dxa"/>
@@ -4138,13 +7273,17 @@
           </w:tcPr>
           <w:p>
             <w:r>
-              <w:t>FR-11 a FR-15, RNF-04 (reservas)</w:t>
-            </w:r>
-          </w:p>
-        </w:tc>
-        <w:tc>
-          <w:tcPr>
-            <w:tcW w:w="2200" w:type="dxa"/>
+              <w:rPr>
+                <w:sz w:val="18"/>
+                <w:szCs w:val="18"/>
+              </w:rPr>
+              <w:t>FR-04</w:t>
+            </w:r>
+          </w:p>
+        </w:tc>
+        <w:tc>
+          <w:tcPr>
+            <w:tcW w:w="3000" w:type="dxa"/>
             <w:shd w:val="clear" w:color="auto" w:fill="F1F2F1"/>
             <w:tcMar>
               <w:top w:w="60" w:type="dxa"/>
@@ -4156,13 +7295,17 @@
           </w:tcPr>
           <w:p>
             <w:r>
-              <w:t>Diagrama 2, reservar</w:t>
-            </w:r>
-          </w:p>
-        </w:tc>
-        <w:tc>
-          <w:tcPr>
-            <w:tcW w:w="2200" w:type="dxa"/>
+              <w:rPr>
+                <w:sz w:val="18"/>
+                <w:szCs w:val="18"/>
+              </w:rPr>
+              <w:t>D1: Listar catálogo</w:t>
+            </w:r>
+          </w:p>
+        </w:tc>
+        <w:tc>
+          <w:tcPr>
+            <w:tcW w:w="2100" w:type="dxa"/>
             <w:shd w:val="clear" w:color="auto" w:fill="F1F2F1"/>
             <w:tcMar>
               <w:top w:w="60" w:type="dxa"/>
@@ -4174,13 +7317,17 @@
           </w:tcPr>
           <w:p>
             <w:r>
-              <w:t>Reservar paquete, Consultar mis reservas</w:t>
-            </w:r>
-          </w:p>
-        </w:tc>
-        <w:tc>
-          <w:tcPr>
-            <w:tcW w:w="1700" w:type="dxa"/>
+              <w:rPr>
+                <w:sz w:val="18"/>
+                <w:szCs w:val="18"/>
+              </w:rPr>
+              <w:t>CU-06</w:t>
+            </w:r>
+          </w:p>
+        </w:tc>
+        <w:tc>
+          <w:tcPr>
+            <w:tcW w:w="2926" w:type="dxa"/>
             <w:shd w:val="clear" w:color="auto" w:fill="F1F2F1"/>
             <w:tcMar>
               <w:top w:w="60" w:type="dxa"/>
@@ -4192,7 +7339,1556 @@
           </w:tcPr>
           <w:p>
             <w:r>
-              <w:t>Reserva</w:t>
+              <w:rPr>
+                <w:sz w:val="18"/>
+                <w:szCs w:val="18"/>
+              </w:rPr>
+              <w:t>Destino.disponible; DestinoRepositorio.listar()</w:t>
+            </w:r>
+          </w:p>
+        </w:tc>
+      </w:tr>
+      <w:tr>
+        <w:trPr>
+          <w:cantSplit/>
+        </w:trPr>
+        <w:tc>
+          <w:tcPr>
+            <w:tcW w:w="1000" w:type="dxa"/>
+            <w:tcMar>
+              <w:top w:w="60" w:type="dxa"/>
+              <w:left w:w="100" w:type="dxa"/>
+              <w:bottom w:w="60" w:type="dxa"/>
+              <w:right w:w="100" w:type="dxa"/>
+            </w:tcMar>
+            <w:vAlign w:val="center"/>
+          </w:tcPr>
+          <w:p>
+            <w:r>
+              <w:rPr>
+                <w:sz w:val="18"/>
+                <w:szCs w:val="18"/>
+              </w:rPr>
+              <w:t>FR-05</w:t>
+            </w:r>
+          </w:p>
+        </w:tc>
+        <w:tc>
+          <w:tcPr>
+            <w:tcW w:w="3000" w:type="dxa"/>
+            <w:tcMar>
+              <w:top w:w="60" w:type="dxa"/>
+              <w:left w:w="100" w:type="dxa"/>
+              <w:bottom w:w="60" w:type="dxa"/>
+              <w:right w:w="100" w:type="dxa"/>
+            </w:tcMar>
+            <w:vAlign w:val="center"/>
+          </w:tcPr>
+          <w:p>
+            <w:r>
+              <w:rPr>
+                <w:sz w:val="18"/>
+                <w:szCs w:val="18"/>
+              </w:rPr>
+              <w:t>D2: Ingresar datos, Seleccionar 2 a 5 destinos, Validar</w:t>
+            </w:r>
+          </w:p>
+        </w:tc>
+        <w:tc>
+          <w:tcPr>
+            <w:tcW w:w="2100" w:type="dxa"/>
+            <w:tcMar>
+              <w:top w:w="60" w:type="dxa"/>
+              <w:left w:w="100" w:type="dxa"/>
+              <w:bottom w:w="60" w:type="dxa"/>
+              <w:right w:w="100" w:type="dxa"/>
+            </w:tcMar>
+            <w:vAlign w:val="center"/>
+          </w:tcPr>
+          <w:p>
+            <w:r>
+              <w:rPr>
+                <w:sz w:val="18"/>
+                <w:szCs w:val="18"/>
+              </w:rPr>
+              <w:t>CU-10</w:t>
+            </w:r>
+          </w:p>
+        </w:tc>
+        <w:tc>
+          <w:tcPr>
+            <w:tcW w:w="2926" w:type="dxa"/>
+            <w:tcMar>
+              <w:top w:w="60" w:type="dxa"/>
+              <w:left w:w="100" w:type="dxa"/>
+              <w:bottom w:w="60" w:type="dxa"/>
+              <w:right w:w="100" w:type="dxa"/>
+            </w:tcMar>
+            <w:vAlign w:val="center"/>
+          </w:tcPr>
+          <w:p>
+            <w:r>
+              <w:rPr>
+                <w:sz w:val="18"/>
+                <w:szCs w:val="18"/>
+              </w:rPr>
+              <w:t>Paquete; agregación Paquete 0..* — 2..5 Destino</w:t>
+            </w:r>
+          </w:p>
+        </w:tc>
+      </w:tr>
+      <w:tr>
+        <w:trPr>
+          <w:cantSplit/>
+        </w:trPr>
+        <w:tc>
+          <w:tcPr>
+            <w:tcW w:w="1000" w:type="dxa"/>
+            <w:shd w:val="clear" w:color="auto" w:fill="F1F2F1"/>
+            <w:tcMar>
+              <w:top w:w="60" w:type="dxa"/>
+              <w:left w:w="100" w:type="dxa"/>
+              <w:bottom w:w="60" w:type="dxa"/>
+              <w:right w:w="100" w:type="dxa"/>
+            </w:tcMar>
+            <w:vAlign w:val="center"/>
+          </w:tcPr>
+          <w:p>
+            <w:r>
+              <w:rPr>
+                <w:sz w:val="18"/>
+                <w:szCs w:val="18"/>
+              </w:rPr>
+              <w:t>FR-06</w:t>
+            </w:r>
+          </w:p>
+        </w:tc>
+        <w:tc>
+          <w:tcPr>
+            <w:tcW w:w="3000" w:type="dxa"/>
+            <w:shd w:val="clear" w:color="auto" w:fill="F1F2F1"/>
+            <w:tcMar>
+              <w:top w:w="60" w:type="dxa"/>
+              <w:left w:w="100" w:type="dxa"/>
+              <w:bottom w:w="60" w:type="dxa"/>
+              <w:right w:w="100" w:type="dxa"/>
+            </w:tcMar>
+            <w:vAlign w:val="center"/>
+          </w:tcPr>
+          <w:p>
+            <w:r>
+              <w:rPr>
+                <w:sz w:val="18"/>
+                <w:szCs w:val="18"/>
+              </w:rPr>
+              <w:t>D2: Calcular precio</w:t>
+            </w:r>
+          </w:p>
+        </w:tc>
+        <w:tc>
+          <w:tcPr>
+            <w:tcW w:w="2100" w:type="dxa"/>
+            <w:shd w:val="clear" w:color="auto" w:fill="F1F2F1"/>
+            <w:tcMar>
+              <w:top w:w="60" w:type="dxa"/>
+              <w:left w:w="100" w:type="dxa"/>
+              <w:bottom w:w="60" w:type="dxa"/>
+              <w:right w:w="100" w:type="dxa"/>
+            </w:tcMar>
+            <w:vAlign w:val="center"/>
+          </w:tcPr>
+          <w:p>
+            <w:r>
+              <w:rPr>
+                <w:sz w:val="18"/>
+                <w:szCs w:val="18"/>
+              </w:rPr>
+              <w:t>CU-11 («include» de CU-10)</w:t>
+            </w:r>
+          </w:p>
+        </w:tc>
+        <w:tc>
+          <w:tcPr>
+            <w:tcW w:w="2926" w:type="dxa"/>
+            <w:shd w:val="clear" w:color="auto" w:fill="F1F2F1"/>
+            <w:tcMar>
+              <w:top w:w="60" w:type="dxa"/>
+              <w:left w:w="100" w:type="dxa"/>
+              <w:bottom w:w="60" w:type="dxa"/>
+              <w:right w:w="100" w:type="dxa"/>
+            </w:tcMar>
+            <w:vAlign w:val="center"/>
+          </w:tcPr>
+          <w:p>
+            <w:r>
+              <w:rPr>
+                <w:sz w:val="18"/>
+                <w:szCs w:val="18"/>
+              </w:rPr>
+              <w:t>Paquete.calcular_precio()</w:t>
+            </w:r>
+          </w:p>
+        </w:tc>
+      </w:tr>
+      <w:tr>
+        <w:trPr>
+          <w:cantSplit/>
+        </w:trPr>
+        <w:tc>
+          <w:tcPr>
+            <w:tcW w:w="1000" w:type="dxa"/>
+            <w:tcMar>
+              <w:top w:w="60" w:type="dxa"/>
+              <w:left w:w="100" w:type="dxa"/>
+              <w:bottom w:w="60" w:type="dxa"/>
+              <w:right w:w="100" w:type="dxa"/>
+            </w:tcMar>
+            <w:vAlign w:val="center"/>
+          </w:tcPr>
+          <w:p>
+            <w:r>
+              <w:rPr>
+                <w:sz w:val="18"/>
+                <w:szCs w:val="18"/>
+              </w:rPr>
+              <w:t>FR-07</w:t>
+            </w:r>
+          </w:p>
+        </w:tc>
+        <w:tc>
+          <w:tcPr>
+            <w:tcW w:w="3000" w:type="dxa"/>
+            <w:tcMar>
+              <w:top w:w="60" w:type="dxa"/>
+              <w:left w:w="100" w:type="dxa"/>
+              <w:bottom w:w="60" w:type="dxa"/>
+              <w:right w:w="100" w:type="dxa"/>
+            </w:tcMar>
+            <w:vAlign w:val="center"/>
+          </w:tcPr>
+          <w:p>
+            <w:r>
+              <w:rPr>
+                <w:sz w:val="18"/>
+                <w:szCs w:val="18"/>
+              </w:rPr>
+              <w:t>D2: compuerta «¿Publicar?» → Publicar</w:t>
+            </w:r>
+          </w:p>
+        </w:tc>
+        <w:tc>
+          <w:tcPr>
+            <w:tcW w:w="2100" w:type="dxa"/>
+            <w:tcMar>
+              <w:top w:w="60" w:type="dxa"/>
+              <w:left w:w="100" w:type="dxa"/>
+              <w:bottom w:w="60" w:type="dxa"/>
+              <w:right w:w="100" w:type="dxa"/>
+            </w:tcMar>
+            <w:vAlign w:val="center"/>
+          </w:tcPr>
+          <w:p>
+            <w:r>
+              <w:rPr>
+                <w:sz w:val="18"/>
+                <w:szCs w:val="18"/>
+              </w:rPr>
+              <w:t>CU-13</w:t>
+            </w:r>
+          </w:p>
+        </w:tc>
+        <w:tc>
+          <w:tcPr>
+            <w:tcW w:w="2926" w:type="dxa"/>
+            <w:tcMar>
+              <w:top w:w="60" w:type="dxa"/>
+              <w:left w:w="100" w:type="dxa"/>
+              <w:bottom w:w="60" w:type="dxa"/>
+              <w:right w:w="100" w:type="dxa"/>
+            </w:tcMar>
+            <w:vAlign w:val="center"/>
+          </w:tcPr>
+          <w:p>
+            <w:r>
+              <w:rPr>
+                <w:sz w:val="18"/>
+                <w:szCs w:val="18"/>
+              </w:rPr>
+              <w:t>Paquete.publicar(); EstadoPaquete</w:t>
+            </w:r>
+          </w:p>
+        </w:tc>
+      </w:tr>
+      <w:tr>
+        <w:trPr>
+          <w:cantSplit/>
+        </w:trPr>
+        <w:tc>
+          <w:tcPr>
+            <w:tcW w:w="1000" w:type="dxa"/>
+            <w:shd w:val="clear" w:color="auto" w:fill="F1F2F1"/>
+            <w:tcMar>
+              <w:top w:w="60" w:type="dxa"/>
+              <w:left w:w="100" w:type="dxa"/>
+              <w:bottom w:w="60" w:type="dxa"/>
+              <w:right w:w="100" w:type="dxa"/>
+            </w:tcMar>
+            <w:vAlign w:val="center"/>
+          </w:tcPr>
+          <w:p>
+            <w:r>
+              <w:rPr>
+                <w:sz w:val="18"/>
+                <w:szCs w:val="18"/>
+              </w:rPr>
+              <w:t>FR-08</w:t>
+            </w:r>
+          </w:p>
+        </w:tc>
+        <w:tc>
+          <w:tcPr>
+            <w:tcW w:w="3000" w:type="dxa"/>
+            <w:shd w:val="clear" w:color="auto" w:fill="F1F2F1"/>
+            <w:tcMar>
+              <w:top w:w="60" w:type="dxa"/>
+              <w:left w:w="100" w:type="dxa"/>
+              <w:bottom w:w="60" w:type="dxa"/>
+              <w:right w:w="100" w:type="dxa"/>
+            </w:tcMar>
+            <w:vAlign w:val="center"/>
+          </w:tcPr>
+          <w:p>
+            <w:r>
+              <w:rPr>
+                <w:sz w:val="18"/>
+                <w:szCs w:val="18"/>
+              </w:rPr>
+              <w:t>D3: Mostrar paquetes con cupo disponible</w:t>
+            </w:r>
+          </w:p>
+        </w:tc>
+        <w:tc>
+          <w:tcPr>
+            <w:tcW w:w="2100" w:type="dxa"/>
+            <w:shd w:val="clear" w:color="auto" w:fill="F1F2F1"/>
+            <w:tcMar>
+              <w:top w:w="60" w:type="dxa"/>
+              <w:left w:w="100" w:type="dxa"/>
+              <w:bottom w:w="60" w:type="dxa"/>
+              <w:right w:w="100" w:type="dxa"/>
+            </w:tcMar>
+            <w:vAlign w:val="center"/>
+          </w:tcPr>
+          <w:p>
+            <w:r>
+              <w:rPr>
+                <w:sz w:val="18"/>
+                <w:szCs w:val="18"/>
+              </w:rPr>
+              <w:t>CU-01</w:t>
+            </w:r>
+          </w:p>
+        </w:tc>
+        <w:tc>
+          <w:tcPr>
+            <w:tcW w:w="2926" w:type="dxa"/>
+            <w:shd w:val="clear" w:color="auto" w:fill="F1F2F1"/>
+            <w:tcMar>
+              <w:top w:w="60" w:type="dxa"/>
+              <w:left w:w="100" w:type="dxa"/>
+              <w:bottom w:w="60" w:type="dxa"/>
+              <w:right w:w="100" w:type="dxa"/>
+            </w:tcMar>
+            <w:vAlign w:val="center"/>
+          </w:tcPr>
+          <w:p>
+            <w:r>
+              <w:rPr>
+                <w:sz w:val="18"/>
+                <w:szCs w:val="18"/>
+              </w:rPr>
+              <w:t>Paquete.cupo_disponible(); PaqueteRepositorio.personas_reservadas()</w:t>
+            </w:r>
+          </w:p>
+        </w:tc>
+      </w:tr>
+      <w:tr>
+        <w:trPr>
+          <w:cantSplit/>
+        </w:trPr>
+        <w:tc>
+          <w:tcPr>
+            <w:tcW w:w="1000" w:type="dxa"/>
+            <w:tcMar>
+              <w:top w:w="60" w:type="dxa"/>
+              <w:left w:w="100" w:type="dxa"/>
+              <w:bottom w:w="60" w:type="dxa"/>
+              <w:right w:w="100" w:type="dxa"/>
+            </w:tcMar>
+            <w:vAlign w:val="center"/>
+          </w:tcPr>
+          <w:p>
+            <w:r>
+              <w:rPr>
+                <w:sz w:val="18"/>
+                <w:szCs w:val="18"/>
+              </w:rPr>
+              <w:t>FR-09</w:t>
+            </w:r>
+          </w:p>
+        </w:tc>
+        <w:tc>
+          <w:tcPr>
+            <w:tcW w:w="3000" w:type="dxa"/>
+            <w:tcMar>
+              <w:top w:w="60" w:type="dxa"/>
+              <w:left w:w="100" w:type="dxa"/>
+              <w:bottom w:w="60" w:type="dxa"/>
+              <w:right w:w="100" w:type="dxa"/>
+            </w:tcMar>
+            <w:vAlign w:val="center"/>
+          </w:tcPr>
+          <w:p>
+            <w:r>
+              <w:rPr>
+                <w:sz w:val="18"/>
+                <w:szCs w:val="18"/>
+              </w:rPr>
+              <w:t>D3: Registrarse → Validar datos y guardar</w:t>
+            </w:r>
+          </w:p>
+        </w:tc>
+        <w:tc>
+          <w:tcPr>
+            <w:tcW w:w="2100" w:type="dxa"/>
+            <w:tcMar>
+              <w:top w:w="60" w:type="dxa"/>
+              <w:left w:w="100" w:type="dxa"/>
+              <w:bottom w:w="60" w:type="dxa"/>
+              <w:right w:w="100" w:type="dxa"/>
+            </w:tcMar>
+            <w:vAlign w:val="center"/>
+          </w:tcPr>
+          <w:p>
+            <w:r>
+              <w:rPr>
+                <w:sz w:val="18"/>
+                <w:szCs w:val="18"/>
+              </w:rPr>
+              <w:t>CU-02</w:t>
+            </w:r>
+          </w:p>
+        </w:tc>
+        <w:tc>
+          <w:tcPr>
+            <w:tcW w:w="2926" w:type="dxa"/>
+            <w:tcMar>
+              <w:top w:w="60" w:type="dxa"/>
+              <w:left w:w="100" w:type="dxa"/>
+              <w:bottom w:w="60" w:type="dxa"/>
+              <w:right w:w="100" w:type="dxa"/>
+            </w:tcMar>
+            <w:vAlign w:val="center"/>
+          </w:tcPr>
+          <w:p>
+            <w:r>
+              <w:rPr>
+                <w:sz w:val="18"/>
+                <w:szCs w:val="18"/>
+              </w:rPr>
+              <w:t>Cliente; ClienteRepositorio.guardar()</w:t>
+            </w:r>
+          </w:p>
+        </w:tc>
+      </w:tr>
+      <w:tr>
+        <w:trPr>
+          <w:cantSplit/>
+        </w:trPr>
+        <w:tc>
+          <w:tcPr>
+            <w:tcW w:w="1000" w:type="dxa"/>
+            <w:shd w:val="clear" w:color="auto" w:fill="F1F2F1"/>
+            <w:tcMar>
+              <w:top w:w="60" w:type="dxa"/>
+              <w:left w:w="100" w:type="dxa"/>
+              <w:bottom w:w="60" w:type="dxa"/>
+              <w:right w:w="100" w:type="dxa"/>
+            </w:tcMar>
+            <w:vAlign w:val="center"/>
+          </w:tcPr>
+          <w:p>
+            <w:r>
+              <w:rPr>
+                <w:sz w:val="18"/>
+                <w:szCs w:val="18"/>
+              </w:rPr>
+              <w:t>FR-10</w:t>
+            </w:r>
+          </w:p>
+        </w:tc>
+        <w:tc>
+          <w:tcPr>
+            <w:tcW w:w="3000" w:type="dxa"/>
+            <w:shd w:val="clear" w:color="auto" w:fill="F1F2F1"/>
+            <w:tcMar>
+              <w:top w:w="60" w:type="dxa"/>
+              <w:left w:w="100" w:type="dxa"/>
+              <w:bottom w:w="60" w:type="dxa"/>
+              <w:right w:w="100" w:type="dxa"/>
+            </w:tcMar>
+            <w:vAlign w:val="center"/>
+          </w:tcPr>
+          <w:p>
+            <w:r>
+              <w:rPr>
+                <w:sz w:val="18"/>
+                <w:szCs w:val="18"/>
+              </w:rPr>
+              <w:t>D3: Iniciar sesión → compuerta «¿Credenciales correctas?»</w:t>
+            </w:r>
+          </w:p>
+        </w:tc>
+        <w:tc>
+          <w:tcPr>
+            <w:tcW w:w="2100" w:type="dxa"/>
+            <w:shd w:val="clear" w:color="auto" w:fill="F1F2F1"/>
+            <w:tcMar>
+              <w:top w:w="60" w:type="dxa"/>
+              <w:left w:w="100" w:type="dxa"/>
+              <w:bottom w:w="60" w:type="dxa"/>
+              <w:right w:w="100" w:type="dxa"/>
+            </w:tcMar>
+            <w:vAlign w:val="center"/>
+          </w:tcPr>
+          <w:p>
+            <w:r>
+              <w:rPr>
+                <w:sz w:val="18"/>
+                <w:szCs w:val="18"/>
+              </w:rPr>
+              <w:t>CU-03</w:t>
+            </w:r>
+          </w:p>
+        </w:tc>
+        <w:tc>
+          <w:tcPr>
+            <w:tcW w:w="2926" w:type="dxa"/>
+            <w:shd w:val="clear" w:color="auto" w:fill="F1F2F1"/>
+            <w:tcMar>
+              <w:top w:w="60" w:type="dxa"/>
+              <w:left w:w="100" w:type="dxa"/>
+              <w:bottom w:w="60" w:type="dxa"/>
+              <w:right w:w="100" w:type="dxa"/>
+            </w:tcMar>
+            <w:vAlign w:val="center"/>
+          </w:tcPr>
+          <w:p>
+            <w:r>
+              <w:rPr>
+                <w:sz w:val="18"/>
+                <w:szCs w:val="18"/>
+              </w:rPr>
+              <w:t>Usuario.verificar_contrasena(); ClienteRepositorio.buscar_por_correo()</w:t>
+            </w:r>
+          </w:p>
+        </w:tc>
+      </w:tr>
+      <w:tr>
+        <w:trPr>
+          <w:cantSplit/>
+        </w:trPr>
+        <w:tc>
+          <w:tcPr>
+            <w:tcW w:w="1000" w:type="dxa"/>
+            <w:tcMar>
+              <w:top w:w="60" w:type="dxa"/>
+              <w:left w:w="100" w:type="dxa"/>
+              <w:bottom w:w="60" w:type="dxa"/>
+              <w:right w:w="100" w:type="dxa"/>
+            </w:tcMar>
+            <w:vAlign w:val="center"/>
+          </w:tcPr>
+          <w:p>
+            <w:r>
+              <w:rPr>
+                <w:sz w:val="18"/>
+                <w:szCs w:val="18"/>
+              </w:rPr>
+              <w:t>FR-11</w:t>
+            </w:r>
+          </w:p>
+        </w:tc>
+        <w:tc>
+          <w:tcPr>
+            <w:tcW w:w="3000" w:type="dxa"/>
+            <w:tcMar>
+              <w:top w:w="60" w:type="dxa"/>
+              <w:left w:w="100" w:type="dxa"/>
+              <w:bottom w:w="60" w:type="dxa"/>
+              <w:right w:w="100" w:type="dxa"/>
+            </w:tcMar>
+            <w:vAlign w:val="center"/>
+          </w:tcPr>
+          <w:p>
+            <w:r>
+              <w:rPr>
+                <w:sz w:val="18"/>
+                <w:szCs w:val="18"/>
+              </w:rPr>
+              <w:t>D3: compuerta «¿Autenticado?» antes de reservar</w:t>
+            </w:r>
+          </w:p>
+        </w:tc>
+        <w:tc>
+          <w:tcPr>
+            <w:tcW w:w="2100" w:type="dxa"/>
+            <w:tcMar>
+              <w:top w:w="60" w:type="dxa"/>
+              <w:left w:w="100" w:type="dxa"/>
+              <w:bottom w:w="60" w:type="dxa"/>
+              <w:right w:w="100" w:type="dxa"/>
+            </w:tcMar>
+            <w:vAlign w:val="center"/>
+          </w:tcPr>
+          <w:p>
+            <w:r>
+              <w:rPr>
+                <w:sz w:val="18"/>
+                <w:szCs w:val="18"/>
+              </w:rPr>
+              <w:t>«include» CU-04 y CU-05 → CU-03</w:t>
+            </w:r>
+          </w:p>
+        </w:tc>
+        <w:tc>
+          <w:tcPr>
+            <w:tcW w:w="2926" w:type="dxa"/>
+            <w:tcMar>
+              <w:top w:w="60" w:type="dxa"/>
+              <w:left w:w="100" w:type="dxa"/>
+              <w:bottom w:w="60" w:type="dxa"/>
+              <w:right w:w="100" w:type="dxa"/>
+            </w:tcMar>
+            <w:vAlign w:val="center"/>
+          </w:tcPr>
+          <w:p>
+            <w:r>
+              <w:rPr>
+                <w:sz w:val="18"/>
+                <w:szCs w:val="18"/>
+              </w:rPr>
+              <w:t>Asociación Cliente 1 — 0..* Reserva</w:t>
+            </w:r>
+          </w:p>
+        </w:tc>
+      </w:tr>
+      <w:tr>
+        <w:trPr>
+          <w:cantSplit/>
+        </w:trPr>
+        <w:tc>
+          <w:tcPr>
+            <w:tcW w:w="1000" w:type="dxa"/>
+            <w:shd w:val="clear" w:color="auto" w:fill="F1F2F1"/>
+            <w:tcMar>
+              <w:top w:w="60" w:type="dxa"/>
+              <w:left w:w="100" w:type="dxa"/>
+              <w:bottom w:w="60" w:type="dxa"/>
+              <w:right w:w="100" w:type="dxa"/>
+            </w:tcMar>
+            <w:vAlign w:val="center"/>
+          </w:tcPr>
+          <w:p>
+            <w:r>
+              <w:rPr>
+                <w:sz w:val="18"/>
+                <w:szCs w:val="18"/>
+              </w:rPr>
+              <w:t>FR-12</w:t>
+            </w:r>
+          </w:p>
+        </w:tc>
+        <w:tc>
+          <w:tcPr>
+            <w:tcW w:w="3000" w:type="dxa"/>
+            <w:shd w:val="clear" w:color="auto" w:fill="F1F2F1"/>
+            <w:tcMar>
+              <w:top w:w="60" w:type="dxa"/>
+              <w:left w:w="100" w:type="dxa"/>
+              <w:bottom w:w="60" w:type="dxa"/>
+              <w:right w:w="100" w:type="dxa"/>
+            </w:tcMar>
+            <w:vAlign w:val="center"/>
+          </w:tcPr>
+          <w:p>
+            <w:r>
+              <w:rPr>
+                <w:sz w:val="18"/>
+                <w:szCs w:val="18"/>
+              </w:rPr>
+              <w:t>D3: Registrar reserva</w:t>
+            </w:r>
+          </w:p>
+        </w:tc>
+        <w:tc>
+          <w:tcPr>
+            <w:tcW w:w="2100" w:type="dxa"/>
+            <w:shd w:val="clear" w:color="auto" w:fill="F1F2F1"/>
+            <w:tcMar>
+              <w:top w:w="60" w:type="dxa"/>
+              <w:left w:w="100" w:type="dxa"/>
+              <w:bottom w:w="60" w:type="dxa"/>
+              <w:right w:w="100" w:type="dxa"/>
+            </w:tcMar>
+            <w:vAlign w:val="center"/>
+          </w:tcPr>
+          <w:p>
+            <w:r>
+              <w:rPr>
+                <w:sz w:val="18"/>
+                <w:szCs w:val="18"/>
+              </w:rPr>
+              <w:t>CU-04</w:t>
+            </w:r>
+          </w:p>
+        </w:tc>
+        <w:tc>
+          <w:tcPr>
+            <w:tcW w:w="2926" w:type="dxa"/>
+            <w:shd w:val="clear" w:color="auto" w:fill="F1F2F1"/>
+            <w:tcMar>
+              <w:top w:w="60" w:type="dxa"/>
+              <w:left w:w="100" w:type="dxa"/>
+              <w:bottom w:w="60" w:type="dxa"/>
+              <w:right w:w="100" w:type="dxa"/>
+            </w:tcMar>
+            <w:vAlign w:val="center"/>
+          </w:tcPr>
+          <w:p>
+            <w:r>
+              <w:rPr>
+                <w:sz w:val="18"/>
+                <w:szCs w:val="18"/>
+              </w:rPr>
+              <w:t>Reserva.crear(); fecha_emision, cantidad_personas, total</w:t>
+            </w:r>
+          </w:p>
+        </w:tc>
+      </w:tr>
+      <w:tr>
+        <w:trPr>
+          <w:cantSplit/>
+        </w:trPr>
+        <w:tc>
+          <w:tcPr>
+            <w:tcW w:w="1000" w:type="dxa"/>
+            <w:tcMar>
+              <w:top w:w="60" w:type="dxa"/>
+              <w:left w:w="100" w:type="dxa"/>
+              <w:bottom w:w="60" w:type="dxa"/>
+              <w:right w:w="100" w:type="dxa"/>
+            </w:tcMar>
+            <w:vAlign w:val="center"/>
+          </w:tcPr>
+          <w:p>
+            <w:r>
+              <w:rPr>
+                <w:sz w:val="18"/>
+                <w:szCs w:val="18"/>
+              </w:rPr>
+              <w:t>FR-13</w:t>
+            </w:r>
+          </w:p>
+        </w:tc>
+        <w:tc>
+          <w:tcPr>
+            <w:tcW w:w="3000" w:type="dxa"/>
+            <w:tcMar>
+              <w:top w:w="60" w:type="dxa"/>
+              <w:left w:w="100" w:type="dxa"/>
+              <w:bottom w:w="60" w:type="dxa"/>
+              <w:right w:w="100" w:type="dxa"/>
+            </w:tcMar>
+            <w:vAlign w:val="center"/>
+          </w:tcPr>
+          <w:p>
+            <w:r>
+              <w:rPr>
+                <w:sz w:val="18"/>
+                <w:szCs w:val="18"/>
+              </w:rPr>
+              <w:t>D3: compuerta «¿1 ≤ personas ≤ cupo?» → Rechazar</w:t>
+            </w:r>
+          </w:p>
+        </w:tc>
+        <w:tc>
+          <w:tcPr>
+            <w:tcW w:w="2100" w:type="dxa"/>
+            <w:tcMar>
+              <w:top w:w="60" w:type="dxa"/>
+              <w:left w:w="100" w:type="dxa"/>
+              <w:bottom w:w="60" w:type="dxa"/>
+              <w:right w:w="100" w:type="dxa"/>
+            </w:tcMar>
+            <w:vAlign w:val="center"/>
+          </w:tcPr>
+          <w:p>
+            <w:r>
+              <w:rPr>
+                <w:sz w:val="18"/>
+                <w:szCs w:val="18"/>
+              </w:rPr>
+              <w:t>CU-12 («include» de CU-04)</w:t>
+            </w:r>
+          </w:p>
+        </w:tc>
+        <w:tc>
+          <w:tcPr>
+            <w:tcW w:w="2926" w:type="dxa"/>
+            <w:tcMar>
+              <w:top w:w="60" w:type="dxa"/>
+              <w:left w:w="100" w:type="dxa"/>
+              <w:bottom w:w="60" w:type="dxa"/>
+              <w:right w:w="100" w:type="dxa"/>
+            </w:tcMar>
+            <w:vAlign w:val="center"/>
+          </w:tcPr>
+          <w:p>
+            <w:r>
+              <w:rPr>
+                <w:sz w:val="18"/>
+                <w:szCs w:val="18"/>
+              </w:rPr>
+              <w:t>Paquete.cupo_disponible(); Reserva.crear()</w:t>
+            </w:r>
+          </w:p>
+        </w:tc>
+      </w:tr>
+      <w:tr>
+        <w:trPr>
+          <w:cantSplit/>
+        </w:trPr>
+        <w:tc>
+          <w:tcPr>
+            <w:tcW w:w="1000" w:type="dxa"/>
+            <w:shd w:val="clear" w:color="auto" w:fill="F1F2F1"/>
+            <w:tcMar>
+              <w:top w:w="60" w:type="dxa"/>
+              <w:left w:w="100" w:type="dxa"/>
+              <w:bottom w:w="60" w:type="dxa"/>
+              <w:right w:w="100" w:type="dxa"/>
+            </w:tcMar>
+            <w:vAlign w:val="center"/>
+          </w:tcPr>
+          <w:p>
+            <w:r>
+              <w:rPr>
+                <w:sz w:val="18"/>
+                <w:szCs w:val="18"/>
+              </w:rPr>
+              <w:t>FR-14</w:t>
+            </w:r>
+          </w:p>
+        </w:tc>
+        <w:tc>
+          <w:tcPr>
+            <w:tcW w:w="3000" w:type="dxa"/>
+            <w:shd w:val="clear" w:color="auto" w:fill="F1F2F1"/>
+            <w:tcMar>
+              <w:top w:w="60" w:type="dxa"/>
+              <w:left w:w="100" w:type="dxa"/>
+              <w:bottom w:w="60" w:type="dxa"/>
+              <w:right w:w="100" w:type="dxa"/>
+            </w:tcMar>
+            <w:vAlign w:val="center"/>
+          </w:tcPr>
+          <w:p>
+            <w:r>
+              <w:rPr>
+                <w:sz w:val="18"/>
+                <w:szCs w:val="18"/>
+              </w:rPr>
+              <w:t>D3: compuerta «¿Salida ya pasó?» → Rechazar</w:t>
+            </w:r>
+          </w:p>
+        </w:tc>
+        <w:tc>
+          <w:tcPr>
+            <w:tcW w:w="2100" w:type="dxa"/>
+            <w:shd w:val="clear" w:color="auto" w:fill="F1F2F1"/>
+            <w:tcMar>
+              <w:top w:w="60" w:type="dxa"/>
+              <w:left w:w="100" w:type="dxa"/>
+              <w:bottom w:w="60" w:type="dxa"/>
+              <w:right w:w="100" w:type="dxa"/>
+            </w:tcMar>
+            <w:vAlign w:val="center"/>
+          </w:tcPr>
+          <w:p>
+            <w:r>
+              <w:rPr>
+                <w:sz w:val="18"/>
+                <w:szCs w:val="18"/>
+              </w:rPr>
+              <w:t>CU-12 («include» de CU-04)</w:t>
+            </w:r>
+          </w:p>
+        </w:tc>
+        <w:tc>
+          <w:tcPr>
+            <w:tcW w:w="2926" w:type="dxa"/>
+            <w:shd w:val="clear" w:color="auto" w:fill="F1F2F1"/>
+            <w:tcMar>
+              <w:top w:w="60" w:type="dxa"/>
+              <w:left w:w="100" w:type="dxa"/>
+              <w:bottom w:w="60" w:type="dxa"/>
+              <w:right w:w="100" w:type="dxa"/>
+            </w:tcMar>
+            <w:vAlign w:val="center"/>
+          </w:tcPr>
+          <w:p>
+            <w:r>
+              <w:rPr>
+                <w:sz w:val="18"/>
+                <w:szCs w:val="18"/>
+              </w:rPr>
+              <w:t>Paquete.esta_vencido(hoy)</w:t>
+            </w:r>
+          </w:p>
+        </w:tc>
+      </w:tr>
+      <w:tr>
+        <w:trPr>
+          <w:cantSplit/>
+        </w:trPr>
+        <w:tc>
+          <w:tcPr>
+            <w:tcW w:w="1000" w:type="dxa"/>
+            <w:tcMar>
+              <w:top w:w="60" w:type="dxa"/>
+              <w:left w:w="100" w:type="dxa"/>
+              <w:bottom w:w="60" w:type="dxa"/>
+              <w:right w:w="100" w:type="dxa"/>
+            </w:tcMar>
+            <w:vAlign w:val="center"/>
+          </w:tcPr>
+          <w:p>
+            <w:r>
+              <w:rPr>
+                <w:sz w:val="18"/>
+                <w:szCs w:val="18"/>
+              </w:rPr>
+              <w:t>FR-15</w:t>
+            </w:r>
+          </w:p>
+        </w:tc>
+        <w:tc>
+          <w:tcPr>
+            <w:tcW w:w="3000" w:type="dxa"/>
+            <w:tcMar>
+              <w:top w:w="60" w:type="dxa"/>
+              <w:left w:w="100" w:type="dxa"/>
+              <w:bottom w:w="60" w:type="dxa"/>
+              <w:right w:w="100" w:type="dxa"/>
+            </w:tcMar>
+            <w:vAlign w:val="center"/>
+          </w:tcPr>
+          <w:p>
+            <w:r>
+              <w:rPr>
+                <w:sz w:val="18"/>
+                <w:szCs w:val="18"/>
+              </w:rPr>
+              <w:t>D3: Consultar historial de mis reservas</w:t>
+            </w:r>
+          </w:p>
+        </w:tc>
+        <w:tc>
+          <w:tcPr>
+            <w:tcW w:w="2100" w:type="dxa"/>
+            <w:tcMar>
+              <w:top w:w="60" w:type="dxa"/>
+              <w:left w:w="100" w:type="dxa"/>
+              <w:bottom w:w="60" w:type="dxa"/>
+              <w:right w:w="100" w:type="dxa"/>
+            </w:tcMar>
+            <w:vAlign w:val="center"/>
+          </w:tcPr>
+          <w:p>
+            <w:r>
+              <w:rPr>
+                <w:sz w:val="18"/>
+                <w:szCs w:val="18"/>
+              </w:rPr>
+              <w:t>CU-05</w:t>
+            </w:r>
+          </w:p>
+        </w:tc>
+        <w:tc>
+          <w:tcPr>
+            <w:tcW w:w="2926" w:type="dxa"/>
+            <w:tcMar>
+              <w:top w:w="60" w:type="dxa"/>
+              <w:left w:w="100" w:type="dxa"/>
+              <w:bottom w:w="60" w:type="dxa"/>
+              <w:right w:w="100" w:type="dxa"/>
+            </w:tcMar>
+            <w:vAlign w:val="center"/>
+          </w:tcPr>
+          <w:p>
+            <w:r>
+              <w:rPr>
+                <w:sz w:val="18"/>
+                <w:szCs w:val="18"/>
+              </w:rPr>
+              <w:t>ReservaRepositorio.listar_por_cliente()</w:t>
+            </w:r>
+          </w:p>
+        </w:tc>
+      </w:tr>
+      <w:tr>
+        <w:trPr>
+          <w:cantSplit/>
+        </w:trPr>
+        <w:tc>
+          <w:tcPr>
+            <w:tcW w:w="1000" w:type="dxa"/>
+            <w:shd w:val="clear" w:color="auto" w:fill="F1F2F1"/>
+            <w:tcMar>
+              <w:top w:w="60" w:type="dxa"/>
+              <w:left w:w="100" w:type="dxa"/>
+              <w:bottom w:w="60" w:type="dxa"/>
+              <w:right w:w="100" w:type="dxa"/>
+            </w:tcMar>
+            <w:vAlign w:val="center"/>
+          </w:tcPr>
+          <w:p>
+            <w:r>
+              <w:rPr>
+                <w:sz w:val="18"/>
+                <w:szCs w:val="18"/>
+              </w:rPr>
+              <w:t>RNF-01</w:t>
+            </w:r>
+          </w:p>
+        </w:tc>
+        <w:tc>
+          <w:tcPr>
+            <w:tcW w:w="3000" w:type="dxa"/>
+            <w:shd w:val="clear" w:color="auto" w:fill="F1F2F1"/>
+            <w:tcMar>
+              <w:top w:w="60" w:type="dxa"/>
+              <w:left w:w="100" w:type="dxa"/>
+              <w:bottom w:w="60" w:type="dxa"/>
+              <w:right w:w="100" w:type="dxa"/>
+            </w:tcMar>
+            <w:vAlign w:val="center"/>
+          </w:tcPr>
+          <w:p>
+            <w:r>
+              <w:rPr>
+                <w:sz w:val="18"/>
+                <w:szCs w:val="18"/>
+              </w:rPr>
+              <w:t>D3: guardar contraseña como hash</w:t>
+            </w:r>
+          </w:p>
+        </w:tc>
+        <w:tc>
+          <w:tcPr>
+            <w:tcW w:w="2100" w:type="dxa"/>
+            <w:shd w:val="clear" w:color="auto" w:fill="F1F2F1"/>
+            <w:tcMar>
+              <w:top w:w="60" w:type="dxa"/>
+              <w:left w:w="100" w:type="dxa"/>
+              <w:bottom w:w="60" w:type="dxa"/>
+              <w:right w:w="100" w:type="dxa"/>
+            </w:tcMar>
+            <w:vAlign w:val="center"/>
+          </w:tcPr>
+          <w:p>
+            <w:r>
+              <w:rPr>
+                <w:sz w:val="18"/>
+                <w:szCs w:val="18"/>
+              </w:rPr>
+              <w:t>CU-02, CU-03</w:t>
+            </w:r>
+          </w:p>
+        </w:tc>
+        <w:tc>
+          <w:tcPr>
+            <w:tcW w:w="2926" w:type="dxa"/>
+            <w:shd w:val="clear" w:color="auto" w:fill="F1F2F1"/>
+            <w:tcMar>
+              <w:top w:w="60" w:type="dxa"/>
+              <w:left w:w="100" w:type="dxa"/>
+              <w:bottom w:w="60" w:type="dxa"/>
+              <w:right w:w="100" w:type="dxa"/>
+            </w:tcMar>
+            <w:vAlign w:val="center"/>
+          </w:tcPr>
+          <w:p>
+            <w:r>
+              <w:rPr>
+                <w:sz w:val="18"/>
+                <w:szCs w:val="18"/>
+              </w:rPr>
+              <w:t>Usuario.hash_contrasena (sin contraseña en claro)</w:t>
+            </w:r>
+          </w:p>
+        </w:tc>
+      </w:tr>
+      <w:tr>
+        <w:trPr>
+          <w:cantSplit/>
+        </w:trPr>
+        <w:tc>
+          <w:tcPr>
+            <w:tcW w:w="1000" w:type="dxa"/>
+            <w:tcMar>
+              <w:top w:w="60" w:type="dxa"/>
+              <w:left w:w="100" w:type="dxa"/>
+              <w:bottom w:w="60" w:type="dxa"/>
+              <w:right w:w="100" w:type="dxa"/>
+            </w:tcMar>
+            <w:vAlign w:val="center"/>
+          </w:tcPr>
+          <w:p>
+            <w:r>
+              <w:rPr>
+                <w:sz w:val="18"/>
+                <w:szCs w:val="18"/>
+              </w:rPr>
+              <w:t>RNF-02</w:t>
+            </w:r>
+          </w:p>
+        </w:tc>
+        <w:tc>
+          <w:tcPr>
+            <w:tcW w:w="3000" w:type="dxa"/>
+            <w:tcMar>
+              <w:top w:w="60" w:type="dxa"/>
+              <w:left w:w="100" w:type="dxa"/>
+              <w:bottom w:w="60" w:type="dxa"/>
+              <w:right w:w="100" w:type="dxa"/>
+            </w:tcMar>
+            <w:vAlign w:val="center"/>
+          </w:tcPr>
+          <w:p>
+            <w:r>
+              <w:rPr>
+                <w:sz w:val="18"/>
+                <w:szCs w:val="18"/>
+              </w:rPr>
+              <w:t>D3: mensaje genérico de error; D1: informar campo inválido sin exponer datos</w:t>
+            </w:r>
+          </w:p>
+        </w:tc>
+        <w:tc>
+          <w:tcPr>
+            <w:tcW w:w="2100" w:type="dxa"/>
+            <w:tcMar>
+              <w:top w:w="60" w:type="dxa"/>
+              <w:left w:w="100" w:type="dxa"/>
+              <w:bottom w:w="60" w:type="dxa"/>
+              <w:right w:w="100" w:type="dxa"/>
+            </w:tcMar>
+            <w:vAlign w:val="center"/>
+          </w:tcPr>
+          <w:p>
+            <w:r>
+              <w:rPr>
+                <w:sz w:val="18"/>
+                <w:szCs w:val="18"/>
+              </w:rPr>
+              <w:t>CU-02, CU-03</w:t>
+            </w:r>
+          </w:p>
+        </w:tc>
+        <w:tc>
+          <w:tcPr>
+            <w:tcW w:w="2926" w:type="dxa"/>
+            <w:tcMar>
+              <w:top w:w="60" w:type="dxa"/>
+              <w:left w:w="100" w:type="dxa"/>
+              <w:bottom w:w="60" w:type="dxa"/>
+              <w:right w:w="100" w:type="dxa"/>
+            </w:tcMar>
+            <w:vAlign w:val="center"/>
+          </w:tcPr>
+          <w:p>
+            <w:r>
+              <w:rPr>
+                <w:sz w:val="18"/>
+                <w:szCs w:val="18"/>
+              </w:rPr>
+              <w:t>Cliente.datos_publicos(); rut y telefono privados</w:t>
+            </w:r>
+          </w:p>
+        </w:tc>
+      </w:tr>
+      <w:tr>
+        <w:trPr>
+          <w:cantSplit/>
+        </w:trPr>
+        <w:tc>
+          <w:tcPr>
+            <w:tcW w:w="1000" w:type="dxa"/>
+            <w:shd w:val="clear" w:color="auto" w:fill="F1F2F1"/>
+            <w:tcMar>
+              <w:top w:w="60" w:type="dxa"/>
+              <w:left w:w="100" w:type="dxa"/>
+              <w:bottom w:w="60" w:type="dxa"/>
+              <w:right w:w="100" w:type="dxa"/>
+            </w:tcMar>
+            <w:vAlign w:val="center"/>
+          </w:tcPr>
+          <w:p>
+            <w:r>
+              <w:rPr>
+                <w:sz w:val="18"/>
+                <w:szCs w:val="18"/>
+              </w:rPr>
+              <w:t>RNF-03</w:t>
+            </w:r>
+          </w:p>
+        </w:tc>
+        <w:tc>
+          <w:tcPr>
+            <w:tcW w:w="3000" w:type="dxa"/>
+            <w:shd w:val="clear" w:color="auto" w:fill="F1F2F1"/>
+            <w:tcMar>
+              <w:top w:w="60" w:type="dxa"/>
+              <w:left w:w="100" w:type="dxa"/>
+              <w:bottom w:w="60" w:type="dxa"/>
+              <w:right w:w="100" w:type="dxa"/>
+            </w:tcMar>
+            <w:vAlign w:val="center"/>
+          </w:tcPr>
+          <w:p>
+            <w:r>
+              <w:rPr>
+                <w:sz w:val="18"/>
+                <w:szCs w:val="18"/>
+              </w:rPr>
+              <w:t>D1 y D3: inicio de sesión verificado en el carril Sistema</w:t>
+            </w:r>
+          </w:p>
+        </w:tc>
+        <w:tc>
+          <w:tcPr>
+            <w:tcW w:w="2100" w:type="dxa"/>
+            <w:shd w:val="clear" w:color="auto" w:fill="F1F2F1"/>
+            <w:tcMar>
+              <w:top w:w="60" w:type="dxa"/>
+              <w:left w:w="100" w:type="dxa"/>
+              <w:bottom w:w="60" w:type="dxa"/>
+              <w:right w:w="100" w:type="dxa"/>
+            </w:tcMar>
+            <w:vAlign w:val="center"/>
+          </w:tcPr>
+          <w:p>
+            <w:r>
+              <w:rPr>
+                <w:sz w:val="18"/>
+                <w:szCs w:val="18"/>
+              </w:rPr>
+              <w:t>CU-03 (incluido por CU-04 y CU-05)</w:t>
+            </w:r>
+          </w:p>
+        </w:tc>
+        <w:tc>
+          <w:tcPr>
+            <w:tcW w:w="2926" w:type="dxa"/>
+            <w:shd w:val="clear" w:color="auto" w:fill="F1F2F1"/>
+            <w:tcMar>
+              <w:top w:w="60" w:type="dxa"/>
+              <w:left w:w="100" w:type="dxa"/>
+              <w:bottom w:w="60" w:type="dxa"/>
+              <w:right w:w="100" w:type="dxa"/>
+            </w:tcMar>
+            <w:vAlign w:val="center"/>
+          </w:tcPr>
+          <w:p>
+            <w:r>
+              <w:rPr>
+                <w:sz w:val="18"/>
+                <w:szCs w:val="18"/>
+              </w:rPr>
+              <w:t>Usuario.puede_gestionar_catalogo() (polimorfismo)</w:t>
+            </w:r>
+          </w:p>
+        </w:tc>
+      </w:tr>
+      <w:tr>
+        <w:trPr>
+          <w:cantSplit/>
+        </w:trPr>
+        <w:tc>
+          <w:tcPr>
+            <w:tcW w:w="1000" w:type="dxa"/>
+            <w:tcMar>
+              <w:top w:w="60" w:type="dxa"/>
+              <w:left w:w="100" w:type="dxa"/>
+              <w:bottom w:w="60" w:type="dxa"/>
+              <w:right w:w="100" w:type="dxa"/>
+            </w:tcMar>
+            <w:vAlign w:val="center"/>
+          </w:tcPr>
+          <w:p>
+            <w:r>
+              <w:rPr>
+                <w:sz w:val="18"/>
+                <w:szCs w:val="18"/>
+              </w:rPr>
+              <w:t>RNF-04</w:t>
+            </w:r>
+          </w:p>
+        </w:tc>
+        <w:tc>
+          <w:tcPr>
+            <w:tcW w:w="3000" w:type="dxa"/>
+            <w:tcMar>
+              <w:top w:w="60" w:type="dxa"/>
+              <w:left w:w="100" w:type="dxa"/>
+              <w:bottom w:w="60" w:type="dxa"/>
+              <w:right w:w="100" w:type="dxa"/>
+            </w:tcMar>
+            <w:vAlign w:val="center"/>
+          </w:tcPr>
+          <w:p>
+            <w:r>
+              <w:rPr>
+                <w:sz w:val="18"/>
+                <w:szCs w:val="18"/>
+              </w:rPr>
+              <w:t>D1, D2 y D3: almacén de datos «Base de datos»</w:t>
+            </w:r>
+          </w:p>
+        </w:tc>
+        <w:tc>
+          <w:tcPr>
+            <w:tcW w:w="2100" w:type="dxa"/>
+            <w:tcMar>
+              <w:top w:w="60" w:type="dxa"/>
+              <w:left w:w="100" w:type="dxa"/>
+              <w:bottom w:w="60" w:type="dxa"/>
+              <w:right w:w="100" w:type="dxa"/>
+            </w:tcMar>
+            <w:vAlign w:val="center"/>
+          </w:tcPr>
+          <w:p>
+            <w:r>
+              <w:rPr>
+                <w:sz w:val="18"/>
+                <w:szCs w:val="18"/>
+              </w:rPr>
+              <w:t>Todos</w:t>
+            </w:r>
+          </w:p>
+        </w:tc>
+        <w:tc>
+          <w:tcPr>
+            <w:tcW w:w="2926" w:type="dxa"/>
+            <w:tcMar>
+              <w:top w:w="60" w:type="dxa"/>
+              <w:left w:w="100" w:type="dxa"/>
+              <w:bottom w:w="60" w:type="dxa"/>
+              <w:right w:w="100" w:type="dxa"/>
+            </w:tcMar>
+            <w:vAlign w:val="center"/>
+          </w:tcPr>
+          <w:p>
+            <w:r>
+              <w:rPr>
+                <w:sz w:val="18"/>
+                <w:szCs w:val="18"/>
+              </w:rPr>
+              <w:t>Repositorio&lt;T&gt; y sus cuatro subclases</w:t>
+            </w:r>
+          </w:p>
+        </w:tc>
+      </w:tr>
+      <w:tr>
+        <w:trPr>
+          <w:cantSplit/>
+        </w:trPr>
+        <w:tc>
+          <w:tcPr>
+            <w:tcW w:w="1000" w:type="dxa"/>
+            <w:shd w:val="clear" w:color="auto" w:fill="F1F2F1"/>
+            <w:tcMar>
+              <w:top w:w="60" w:type="dxa"/>
+              <w:left w:w="100" w:type="dxa"/>
+              <w:bottom w:w="60" w:type="dxa"/>
+              <w:right w:w="100" w:type="dxa"/>
+            </w:tcMar>
+            <w:vAlign w:val="center"/>
+          </w:tcPr>
+          <w:p>
+            <w:r>
+              <w:rPr>
+                <w:sz w:val="18"/>
+                <w:szCs w:val="18"/>
+              </w:rPr>
+              <w:t>RNF-05</w:t>
+            </w:r>
+          </w:p>
+        </w:tc>
+        <w:tc>
+          <w:tcPr>
+            <w:tcW w:w="3000" w:type="dxa"/>
+            <w:shd w:val="clear" w:color="auto" w:fill="F1F2F1"/>
+            <w:tcMar>
+              <w:top w:w="60" w:type="dxa"/>
+              <w:left w:w="100" w:type="dxa"/>
+              <w:bottom w:w="60" w:type="dxa"/>
+              <w:right w:w="100" w:type="dxa"/>
+            </w:tcMar>
+            <w:vAlign w:val="center"/>
+          </w:tcPr>
+          <w:p>
+            <w:r>
+              <w:rPr>
+                <w:sz w:val="18"/>
+                <w:szCs w:val="18"/>
+              </w:rPr>
+              <w:t>D1, D2 y D3: toda validación ocurre en el carril Sistema</w:t>
+            </w:r>
+          </w:p>
+        </w:tc>
+        <w:tc>
+          <w:tcPr>
+            <w:tcW w:w="2100" w:type="dxa"/>
+            <w:shd w:val="clear" w:color="auto" w:fill="F1F2F1"/>
+            <w:tcMar>
+              <w:top w:w="60" w:type="dxa"/>
+              <w:left w:w="100" w:type="dxa"/>
+              <w:bottom w:w="60" w:type="dxa"/>
+              <w:right w:w="100" w:type="dxa"/>
+            </w:tcMar>
+            <w:vAlign w:val="center"/>
+          </w:tcPr>
+          <w:p>
+            <w:r>
+              <w:rPr>
+                <w:sz w:val="18"/>
+                <w:szCs w:val="18"/>
+              </w:rPr>
+              <w:t>CU-11, CU-12</w:t>
+            </w:r>
+          </w:p>
+        </w:tc>
+        <w:tc>
+          <w:tcPr>
+            <w:tcW w:w="2926" w:type="dxa"/>
+            <w:shd w:val="clear" w:color="auto" w:fill="F1F2F1"/>
+            <w:tcMar>
+              <w:top w:w="60" w:type="dxa"/>
+              <w:left w:w="100" w:type="dxa"/>
+              <w:bottom w:w="60" w:type="dxa"/>
+              <w:right w:w="100" w:type="dxa"/>
+            </w:tcMar>
+            <w:vAlign w:val="center"/>
+          </w:tcPr>
+          <w:p>
+            <w:r>
+              <w:rPr>
+                <w:sz w:val="18"/>
+                <w:szCs w:val="18"/>
+              </w:rPr>
+              <w:t>calcular_precio(), esta_vencido(), cupo_disponible(), Reserva.crear()</w:t>
+            </w:r>
+          </w:p>
+        </w:tc>
+      </w:tr>
+      <w:tr>
+        <w:trPr>
+          <w:cantSplit/>
+        </w:trPr>
+        <w:tc>
+          <w:tcPr>
+            <w:tcW w:w="1000" w:type="dxa"/>
+            <w:tcMar>
+              <w:top w:w="60" w:type="dxa"/>
+              <w:left w:w="100" w:type="dxa"/>
+              <w:bottom w:w="60" w:type="dxa"/>
+              <w:right w:w="100" w:type="dxa"/>
+            </w:tcMar>
+            <w:vAlign w:val="center"/>
+          </w:tcPr>
+          <w:p>
+            <w:r>
+              <w:rPr>
+                <w:sz w:val="18"/>
+                <w:szCs w:val="18"/>
+              </w:rPr>
+              <w:t>RNF-06</w:t>
+            </w:r>
+          </w:p>
+        </w:tc>
+        <w:tc>
+          <w:tcPr>
+            <w:tcW w:w="3000" w:type="dxa"/>
+            <w:tcMar>
+              <w:top w:w="60" w:type="dxa"/>
+              <w:left w:w="100" w:type="dxa"/>
+              <w:bottom w:w="60" w:type="dxa"/>
+              <w:right w:w="100" w:type="dxa"/>
+            </w:tcMar>
+            <w:vAlign w:val="center"/>
+          </w:tcPr>
+          <w:p>
+            <w:r>
+              <w:rPr>
+                <w:sz w:val="18"/>
+                <w:szCs w:val="18"/>
+              </w:rPr>
+              <w:t>— (no describe un proceso)</w:t>
+            </w:r>
+          </w:p>
+        </w:tc>
+        <w:tc>
+          <w:tcPr>
+            <w:tcW w:w="2100" w:type="dxa"/>
+            <w:tcMar>
+              <w:top w:w="60" w:type="dxa"/>
+              <w:left w:w="100" w:type="dxa"/>
+              <w:bottom w:w="60" w:type="dxa"/>
+              <w:right w:w="100" w:type="dxa"/>
+            </w:tcMar>
+            <w:vAlign w:val="center"/>
+          </w:tcPr>
+          <w:p>
+            <w:r>
+              <w:rPr>
+                <w:sz w:val="18"/>
+                <w:szCs w:val="18"/>
+              </w:rPr>
+              <w:t>—</w:t>
+            </w:r>
+          </w:p>
+        </w:tc>
+        <w:tc>
+          <w:tcPr>
+            <w:tcW w:w="2926" w:type="dxa"/>
+            <w:tcMar>
+              <w:top w:w="60" w:type="dxa"/>
+              <w:left w:w="100" w:type="dxa"/>
+              <w:bottom w:w="60" w:type="dxa"/>
+              <w:right w:w="100" w:type="dxa"/>
+            </w:tcMar>
+            <w:vAlign w:val="center"/>
+          </w:tcPr>
+          <w:p>
+            <w:r>
+              <w:rPr>
+                <w:sz w:val="18"/>
+                <w:szCs w:val="18"/>
+              </w:rPr>
+              <w:t>Se resuelve en la arquitectura (sección 5)</w:t>
             </w:r>
           </w:p>
         </w:tc>
@@ -4200,25 +8896,18 @@
     </w:tbl>
     <w:p>
       <w:pPr>
-        <w:spacing w:after="200"/>
-      </w:pPr>
-    </w:p>
-    <w:p>
-      <w:pPr>
         <w:spacing w:after="120"/>
       </w:pPr>
-      <w:r>
-        <w:rPr>
-          <w:i/>
-          <w:iCs/>
-          <w:color w:val="555555"/>
-        </w:rPr>
-        <w:t>La única clase sin una fila propia de requerimientos de cliente es Administrador: no nace de un requerimiento del cliente final sino de la necesidad operativa de los socios de gestionar el catálogo, y su trazabilidad es hacia el caso de uso «Gestionar destinos» y «Armar y publicar paquete» (ver diagrama de casos de uso, 3.2).</w:t>
-      </w:r>
-    </w:p>
-    <w:p>
-      <w:r>
-        <w:br w:type="page"/>
+    </w:p>
+    <w:p>
+      <w:pPr>
+        <w:spacing w:after="120"/>
+      </w:pPr>
+      <w:r>
+        <w:t>Validación de coherencia realizada sobre la matriz: (1) los 15 requerimientos funcionales aparecen en un diagrama BPMN, en un caso de uso y en una clase o método; (2) los 13 casos de uso y las 7 clases de dominio se originan en al menos un requerimiento o supuesto declarado, y no se modeló nada fuera del alcance (por ejemplo, no hay cancelación de reservas ni pagos); (3) RNF-06 es el único requerimiento sin un elemento de modelo propio, porque describe el medio de acceso (un navegador web) y no un proceso n</w:t>
+      </w:r>
+      <w:r>
+        <w:t>i una entidad, y se aborda en la arquitectura (sección 5).</w:t>
       </w:r>
     </w:p>
     <w:p>
@@ -4241,7 +8930,7 @@
         </w:pBdr>
         <w:spacing w:before="240" w:after="120"/>
       </w:pPr>
-      <w:bookmarkStart w:id="10" w:name="_Toc241694006"/>
+      <w:bookmarkStart w:id="10" w:name="_Toc241765438"/>
       <w:r>
         <w:rPr>
           <w:b/>
@@ -4250,7 +8939,6 @@
           <w:sz w:val="28"/>
           <w:szCs w:val="28"/>
         </w:rPr>
-        <w:lastRenderedPageBreak/>
         <w:t>4. Metodología de trabajo ágil</w:t>
       </w:r>
       <w:bookmarkEnd w:id="10"/>
@@ -4260,7 +8948,7 @@
         <w:pStyle w:val="Ttulo2"/>
         <w:spacing w:before="240" w:after="120"/>
       </w:pPr>
-      <w:bookmarkStart w:id="11" w:name="_Toc241694007"/>
+      <w:bookmarkStart w:id="11" w:name="_Toc241765439"/>
       <w:r>
         <w:rPr>
           <w:b/>
@@ -4278,7 +8966,7 @@
         <w:spacing w:after="120"/>
       </w:pPr>
       <w:r>
-        <w:t xml:space="preserve">Logan Silva es el Líder de Proyecto, rol definido en la guía de evaluación: coordina las actividades del equipo, gestiona las reuniones de seguimiento, supervisa el cumplimiento de tareas y mantiene la comunicación con el docente. El equipo interpreta además el rol de Product Owner a partir del propio caso (las necesidades de los tres socios de Viajes Aventura), consolidado y priorizado por el Líder de Proyecto. Con un equipo de 2 personas, la responsabilidad técnica se dividió en dos franjas verticales, cada una agrupando 2 dominios por flujo de negocio: Camilo Sepúlveda cubre el lado de catálogo (Destinos alimenta a Paquetes), y Logan Silva cubre el lado de operación con el cliente (Clientes y seguridad alimenta a Reservas, que depende de la autenticación):</w:t>
+        <w:t>Logan Silva es el Líder de Proyecto, rol definido en la guía de evaluación: coordina las actividades del equipo, gestiona las reuniones de seguimiento, supervisa el cumplimiento de tareas y mantiene la comunicación con el docente. El equipo interpreta además el rol de Product Owner a partir del propio caso (las necesidades de los tres socios de Viajes Aventura), consolidado y priorizado por el Líder de Proyecto. Con un equipo de 2 personas, la responsabilidad técnica se dividió en dos franjas verticales, cada una agrupando 2 dominios por flujo de negocio: Camilo Sepúlveda cubre el lado de catálogo (Destinos alimenta a Paquetes), y Logan Silva cubre el lado de operación con el cliente (Clientes y seguridad alimenta a Reservas, que depende de la autenticación):</w:t>
       </w:r>
     </w:p>
     <w:tbl>
@@ -4504,7 +9192,7 @@
           </w:tcPr>
           <w:p>
             <w:r>
-              <w:t xml:space="preserve">Líder de Proyecto + Developer</w:t>
+              <w:t>Líder de Proyecto + Developer</w:t>
             </w:r>
           </w:p>
         </w:tc>
@@ -4574,7 +9262,7 @@
         <w:pStyle w:val="Ttulo2"/>
         <w:spacing w:before="240" w:after="120"/>
       </w:pPr>
-      <w:bookmarkStart w:id="12" w:name="_Toc241694008"/>
+      <w:bookmarkStart w:id="12" w:name="_Toc241765440"/>
       <w:r>
         <w:rPr>
           <w:b/>
@@ -4583,7 +9271,7 @@
           <w:sz w:val="22"/>
           <w:szCs w:val="22"/>
         </w:rPr>
-        <w:t xml:space="preserve">4.2 Product Backlog</w:t>
+        <w:t>4.2 Product Backlog</w:t>
       </w:r>
       <w:bookmarkEnd w:id="12"/>
     </w:p>
@@ -4974,7 +9662,7 @@
               <w:rPr>
                 <w:lang w:val="en-US"/>
               </w:rPr>
-              <w:t xml:space="preserve">FR-09, FR-10, RNF-01 a RNF-03</w:t>
+              <w:t>FR-09, FR-10, RNF-01 a RNF-03</w:t>
             </w:r>
           </w:p>
         </w:tc>
@@ -5136,7 +9824,7 @@
           </w:tcPr>
           <w:p>
             <w:r>
-              <w:t xml:space="preserve">Como equipo queremos un esqueleto compartido (backend, frontend y esquema de datos) antes de dividirnos.</w:t>
+              <w:t>Como equipo queremos un esqueleto compartido (backend, frontend y esquema de datos) antes de dividirnos.</w:t>
             </w:r>
           </w:p>
         </w:tc>
@@ -5203,7 +9891,7 @@
         <w:pStyle w:val="Ttulo2"/>
         <w:spacing w:before="240" w:after="120"/>
       </w:pPr>
-      <w:bookmarkStart w:id="13" w:name="_Toc241694009"/>
+      <w:bookmarkStart w:id="13" w:name="_Toc241765441"/>
       <w:r>
         <w:rPr>
           <w:b/>
@@ -5270,7 +9958,6 @@
                 <w:bCs/>
                 <w:color w:val="FFFFFF"/>
               </w:rPr>
-              <w:lastRenderedPageBreak/>
               <w:t>Sprint</w:t>
             </w:r>
           </w:p>
@@ -5376,7 +10063,7 @@
           </w:tcPr>
           <w:p>
             <w:r>
-              <w:t xml:space="preserve">23-30 sep</w:t>
+              <w:t>23-30 sep</w:t>
             </w:r>
           </w:p>
         </w:tc>
@@ -5410,7 +10097,7 @@
           </w:tcPr>
           <w:p>
             <w:r>
-              <w:t xml:space="preserve">Repositorio con backend/frontend base, esquema SQLite, distribución del equipo, tablero (issues + milestone), informe técnico terminado</w:t>
+              <w:t>Repositorio con backend/frontend base, esquema SQLite, distribución del equipo, tablero (issues + milestone), informe técnico terminado</w:t>
             </w:r>
           </w:p>
         </w:tc>
@@ -5659,7 +10346,7 @@
         </w:pBdr>
         <w:spacing w:before="240" w:after="120"/>
       </w:pPr>
-      <w:bookmarkStart w:id="14" w:name="_Toc241694010"/>
+      <w:bookmarkStart w:id="14" w:name="_Toc241765442"/>
       <w:r>
         <w:rPr>
           <w:b/>
@@ -5668,7 +10355,6 @@
           <w:sz w:val="28"/>
           <w:szCs w:val="28"/>
         </w:rPr>
-        <w:lastRenderedPageBreak/>
         <w:t>5. Arquitectura y persistencia de datos</w:t>
       </w:r>
       <w:bookmarkEnd w:id="14"/>
@@ -5678,7 +10364,7 @@
         <w:pStyle w:val="Ttulo2"/>
         <w:spacing w:before="240" w:after="120"/>
       </w:pPr>
-      <w:bookmarkStart w:id="15" w:name="_Toc241694011"/>
+      <w:bookmarkStart w:id="15" w:name="_Toc241765443"/>
       <w:r>
         <w:rPr>
           <w:b/>
@@ -5696,7 +10382,7 @@
         <w:spacing w:after="120"/>
       </w:pPr>
       <w:r>
-        <w:t xml:space="preserve">El sistema se divide en backend (Python 3 + FastAPI, carpeta backend/app/) y frontend (React + Vite, carpeta frontend/), comunicados exclusivamente por una API REST/JSON — el frontend no accede a la base de datos directamente (RNF-05). Se eligió FastAPI sobre Flask porque valida automáticamente cada entrada con Pydantic (relevante para FR-01, FR-05, FR-12), y genera documentación interactiva (/docs) útil para probar la API antes de tener frontend.</w:t>
+        <w:t>El sistema se divide en backend (Python 3 + FastAPI, carpeta backend/app/) y frontend (React + Vite, carpeta frontend/), comunicados exclusivamente por una API REST/JSON — el frontend no accede a la base de datos directamente (RNF-05). Se eligió FastAPI sobre Flask porque valida automáticamente cada entrada con Pydantic (relevante para FR-01, FR-05, FR-12), y genera documentación interactiva (/docs) útil para probar la API antes de tener frontend.</w:t>
       </w:r>
     </w:p>
     <w:p>
@@ -5704,7 +10390,7 @@
         <w:spacing w:after="120"/>
       </w:pPr>
       <w:r>
-        <w:t xml:space="preserve">Para la entrega se compila el frontend (npm run build) directamente a backend/static/, y FastAPI sirve ese build como archivos estáticos desde el mismo puerto que la API (RNF-06): quien evalúa levanta el sistema completo con un solo comando (uvicorn app.main:app), sin instalar Node ni configurar CORS. Durante el desarrollo, el equipo sigue usando dos procesos separados (uvicorn + npm run dev con proxy) para mantener la recarga en caliente de React.</w:t>
+        <w:t>Para la entrega se compila el frontend (npm run build) directamente a backend/static/, y FastAPI sirve ese build como archivos estáticos desde el mismo puerto que la API (RNF-06): quien evalúa levanta el sistema completo con un solo comando (uvicorn app.main:app), sin instalar Node ni configurar CORS. Durante el desarrollo, el equipo sigue usando dos procesos separados (uvicorn + npm run dev con proxy) para mantener la recarga en caliente de React.</w:t>
       </w:r>
     </w:p>
     <w:p>
@@ -5712,7 +10398,7 @@
         <w:pStyle w:val="Ttulo2"/>
         <w:spacing w:before="240" w:after="120"/>
       </w:pPr>
-      <w:bookmarkStart w:id="16" w:name="_Toc241694012"/>
+      <w:bookmarkStart w:id="16" w:name="_Toc241765444"/>
       <w:r>
         <w:rPr>
           <w:b/>
@@ -5730,7 +10416,7 @@
         <w:spacing w:after="120"/>
       </w:pPr>
       <w:r>
-        <w:t xml:space="preserve">La persistencia usa sqlite3 de la librería estándar de Python (sin ORM), con el esquema definido en backend/app/database.py. Las cinco tablas replican uno a uno el diagrama de clases de la sección 3.3, con las restricciones de columna (UNIQUE, CHECK, NOT NULL) que expresan directamente las reglas de negocio que se pueden validar a nivel de esquema:</w:t>
+        <w:t>La persistencia usa sqlite3 de la librería estándar de Python (sin ORM), con el esquema definido en backend/app/database.py. Las cinco tablas replican uno a uno el diagrama de clases de la sección 3.3, con las restricciones de columna (UNIQUE, CHECK, NOT NULL) que expresan directamente las reglas de negocio que se pueden validar a nivel de esquema:</w:t>
       </w:r>
     </w:p>
     <w:tbl>
@@ -5836,7 +10522,7 @@
           </w:tcPr>
           <w:p>
             <w:r>
-              <w:t xml:space="preserve">R1 (nombre UNIQUE), R2 (costo_base &gt; 0 vía CHECK), R8 (columna disponible)</w:t>
+              <w:t>R1 (nombre UNIQUE), R2 (costo_base &gt; 0 vía CHECK), R8 (columna disponible)</w:t>
             </w:r>
           </w:p>
         </w:tc>
@@ -5874,7 +10560,7 @@
           </w:tcPr>
           <w:p>
             <w:r>
-              <w:t xml:space="preserve">R5 (cupo_maximo &gt; 0, fecha_regreso &gt; fecha_salida vía CHECK), R6 (margen), R7 (precio_publicado, publicado)</w:t>
+              <w:t>R5 (cupo_maximo &gt; 0, fecha_regreso &gt; fecha_salida vía CHECK), R6 (margen), R7 (precio_publicado, publicado)</w:t>
             </w:r>
           </w:p>
         </w:tc>
@@ -5910,7 +10596,7 @@
           </w:tcPr>
           <w:p>
             <w:r>
-              <w:t xml:space="preserve">R3, R4 (relación N:N entre paquetes y destinos; el límite de 2 a 5 destinos se valida en el router, no en el esquema)</w:t>
+              <w:t>R3, R4 (relación N:N entre paquetes y destinos; el límite de 2 a 5 destinos se valida en el router, no en el esquema)</w:t>
             </w:r>
           </w:p>
         </w:tc>
@@ -6005,7 +10691,7 @@
           <w:iCs/>
           <w:color w:val="555555"/>
         </w:rPr>
-        <w:t xml:space="preserve">Las reglas que dependen de datos en tiempo de ejecución y no de la forma de una fila — R3/R4 (2 a 5 destinos sin repetir), R14 (cupo disponible = cupo máximo − reservas ya hechas) y R15 (fecha de salida vigente) — se validan en la lógica de cada dominio (routers de FastAPI), no en el esquema de la base de datos.</w:t>
+        <w:t>Las reglas que dependen de datos en tiempo de ejecución y no de la forma de una fila — R3/R4 (2 a 5 destinos sin repetir), R14 (cupo disponible = cupo máximo − reservas ya hechas) y R15 (fecha de salida vigente) — se validan en la lógica de cada dominio (routers de FastAPI), no en el esquema de la base de datos.</w:t>
       </w:r>
     </w:p>
     <w:p>
@@ -6013,7 +10699,7 @@
         <w:pStyle w:val="Ttulo2"/>
         <w:spacing w:before="240" w:after="120"/>
       </w:pPr>
-      <w:bookmarkStart w:id="17" w:name="_Toc241694013"/>
+      <w:bookmarkStart w:id="17" w:name="_Toc241765445"/>
       <w:r>
         <w:rPr>
           <w:b/>
@@ -6031,7 +10717,7 @@
         <w:spacing w:after="120"/>
       </w:pPr>
       <w:r>
-        <w:t xml:space="preserve">Cada dominio implementa su propio conjunto de endpoints CRUD sobre su(s) tabla(s), según el reparto de la sección 4.1. Al cierre de este informe, el esqueleto compartido (conexión SQLite, esquema completo, servidor único) está implementado y probado de punta a punta; la implementación de cada dominio corresponde al Sprint 1 (ver cronograma, sección 4.3) y su avance se documenta cambio a cambio en VALIDACION_IA.md.</w:t>
+        <w:t>Cada dominio implementa su propio conjunto de endpoints CRUD sobre su(s) tabla(s), según el reparto de la sección 4.1. Al cierre de este informe, el esqueleto compartido (conexión SQLite, esquema completo, servidor único) está implementado y probado de punta a punta; la implementación de cada dominio corresponde al Sprint 1 (ver cronograma, sección 4.3) y su avance se documenta cambio a cambio en VALIDACION_IA.md.</w:t>
       </w:r>
     </w:p>
     <w:p>
@@ -6059,7 +10745,7 @@
         </w:pBdr>
         <w:spacing w:before="240" w:after="120"/>
       </w:pPr>
-      <w:bookmarkStart w:id="18" w:name="_Toc241694014"/>
+      <w:bookmarkStart w:id="18" w:name="_Toc241765446"/>
       <w:r>
         <w:rPr>
           <w:b/>
@@ -6068,7 +10754,6 @@
           <w:sz w:val="28"/>
           <w:szCs w:val="28"/>
         </w:rPr>
-        <w:lastRenderedPageBreak/>
         <w:t>6. Uso crítico de herramientas de IA</w:t>
       </w:r>
       <w:bookmarkEnd w:id="18"/>
@@ -6078,7 +10763,7 @@
         <w:spacing w:after="120"/>
       </w:pPr>
       <w:r>
-        <w:t xml:space="preserve">Todo uso de IA durante el desarrollo se registra en VALIDACION_IA.md con la misma estructura: objetivo, implementación, revisión técnica (qué propuso la IA o qué alternativa se evaluó, y por qué se adoptó, modificó o descartó) y validación. A continuación se resumen las decisiones más relevantes tomadas hasta ahora, como evidencia de evaluación crítica y no de copia directa de sugerencias:</w:t>
+        <w:t>Todo uso de IA durante el desarrollo se registra en VALIDACION_IA.md con la misma estructura: objetivo, implementación, revisión técnica (qué propuso la IA o qué alternativa se evaluó, y por qué se adoptó, modificó o descartó) y validación. A continuación se resumen las decisiones más relevantes tomadas hasta ahora, como evidencia de evaluación crítica y no de copia directa de sugerencias:</w:t>
       </w:r>
     </w:p>
     <w:tbl>
@@ -6191,7 +10876,7 @@
           </w:tcPr>
           <w:p>
             <w:r>
-              <w:t xml:space="preserve">Framework de backend</w:t>
+              <w:t>Framework de backend</w:t>
             </w:r>
           </w:p>
         </w:tc>
@@ -6208,7 +10893,7 @@
           </w:tcPr>
           <w:p>
             <w:r>
-              <w:t xml:space="preserve">Flask vs. FastAPI</w:t>
+              <w:t>Flask vs. FastAPI</w:t>
             </w:r>
           </w:p>
         </w:tc>
@@ -6225,7 +10910,7 @@
           </w:tcPr>
           <w:p>
             <w:r>
-              <w:t xml:space="preserve">Se adoptó FastAPI por validación automática con Pydantic (relevante para R2, R5, R6, R16) y documentación interactiva (/docs).</w:t>
+              <w:t>Se adoptó FastAPI por validación automática con Pydantic (relevante para R2, R5, R6, R16) y documentación interactiva (/docs).</w:t>
             </w:r>
           </w:p>
         </w:tc>
@@ -6281,7 +10966,7 @@
           </w:tcPr>
           <w:p>
             <w:r>
-              <w:t xml:space="preserve">Se adoptó servidor único (FastAPI sirve el build de React) para que la evaluación no dependa de instalar Node ni configurar CORS.</w:t>
+              <w:t>Se adoptó servidor único (FastAPI sirve el build de React) para que la evaluación no dependa de instalar Node ni configurar CORS.</w:t>
             </w:r>
           </w:p>
         </w:tc>
@@ -6342,7 +11027,7 @@
           </w:tcPr>
           <w:p>
             <w:r>
-              <w:t xml:space="preserve">Se adoptó Vite por ser el estándar vigente (CRA está deprecado) y por su configuración más simple de proxy/build para el patrón de servidor único.</w:t>
+              <w:t>Se adoptó Vite por ser el estándar vigente (CRA está deprecado) y por su configuración más simple de proxy/build para el patrón de servidor único.</w:t>
             </w:r>
           </w:p>
         </w:tc>
@@ -6380,7 +11065,7 @@
           </w:tcPr>
           <w:p>
             <w:r>
-              <w:t xml:space="preserve">Expresar R3/R4/R14/R15 como restricciones SQL vs. en el router</w:t>
+              <w:t>Expresar R3/R4/R14/R15 como restricciones SQL vs. en el router</w:t>
             </w:r>
           </w:p>
         </w:tc>
@@ -6442,7 +11127,7 @@
         </w:pBdr>
         <w:spacing w:before="240" w:after="120"/>
       </w:pPr>
-      <w:bookmarkStart w:id="19" w:name="_Toc241694015"/>
+      <w:bookmarkStart w:id="19" w:name="_Toc241765447"/>
       <w:r>
         <w:rPr>
           <w:b/>
@@ -6451,7 +11136,6 @@
           <w:sz w:val="28"/>
           <w:szCs w:val="28"/>
         </w:rPr>
-        <w:lastRenderedPageBreak/>
         <w:t>7. Seguridad</w:t>
       </w:r>
       <w:bookmarkEnd w:id="19"/>
@@ -6469,7 +11153,7 @@
         <w:pStyle w:val="Ttulo2"/>
         <w:spacing w:before="240" w:after="120"/>
       </w:pPr>
-      <w:bookmarkStart w:id="20" w:name="_Toc241694016"/>
+      <w:bookmarkStart w:id="20" w:name="_Toc241765448"/>
       <w:r>
         <w:rPr>
           <w:b/>
@@ -6585,7 +11269,7 @@
           </w:tcPr>
           <w:p>
             <w:r>
-              <w:t xml:space="preserve">passlib[bcrypt] (PyPI oficial), factor de costo 12. Se descarta cualquier hash reversible o sin salt (MD5, SHA-256 plano).</w:t>
+              <w:t>passlib[bcrypt] (PyPI oficial), factor de costo 12. Se descarta cualquier hash reversible o sin salt (MD5, SHA-256 plano).</w:t>
             </w:r>
           </w:p>
         </w:tc>
@@ -6697,7 +11381,7 @@
           </w:tcPr>
           <w:p>
             <w:r>
-              <w:t xml:space="preserve">Todo endpoint de reservar o consultar reservas exige el token; el `cliente_id` se obtiene del token, nunca de un parámetro que el cliente pueda manipular (R11).</w:t>
+              <w:t>Todo endpoint de reservar o consultar reservas exige el token; el `cliente_id` se obtiene del token, nunca de un parámetro que el cliente pueda manipular (R11).</w:t>
             </w:r>
           </w:p>
         </w:tc>
@@ -6713,7 +11397,7 @@
         <w:pStyle w:val="Ttulo2"/>
         <w:spacing w:before="240" w:after="120"/>
       </w:pPr>
-      <w:bookmarkStart w:id="21" w:name="_Toc241694017"/>
+      <w:bookmarkStart w:id="21" w:name="_Toc241765449"/>
       <w:r>
         <w:rPr>
           <w:b/>
@@ -6744,7 +11428,7 @@
         <w:spacing w:after="60"/>
       </w:pPr>
       <w:r>
-        <w:t xml:space="preserve">Los modelos de respuesta (Pydantic) de Cliente excluyen rut y telefono en cualquier listado administrativo; solo el propio cliente autenticado los ve al consultar su perfil.</w:t>
+        <w:t>Los modelos de respuesta (Pydantic) de Cliente excluyen rut y telefono en cualquier listado administrativo; solo el propio cliente autenticado los ve al consultar su perfil.</w:t>
       </w:r>
     </w:p>
     <w:p>
@@ -6757,7 +11441,7 @@
         <w:spacing w:after="60"/>
       </w:pPr>
       <w:r>
-        <w:t xml:space="preserve">Los mensajes de error de validación (ej. RUT con formato inválido) nunca repiten el valor recibido cuando el campo es rut o telefono, para no filtrarlo en un log de errores del servidor.</w:t>
+        <w:t>Los mensajes de error de validación (ej. RUT con formato inválido) nunca repiten el valor recibido cuando el campo es rut o telefono, para no filtrarlo en un log de errores del servidor.</w:t>
       </w:r>
     </w:p>
     <w:p>
@@ -6770,7 +11454,7 @@
         <w:spacing w:after="60"/>
       </w:pPr>
       <w:r>
-        <w:t xml:space="preserve">La contraseña no se registra en ningún log, ni siquiera ya hasheada; solo se calcula en memoria para comparar y se descarta.</w:t>
+        <w:t>La contraseña no se registra en ningún log, ni siquiera ya hasheada; solo se calcula en memoria para comparar y se descarta.</w:t>
       </w:r>
     </w:p>
     <w:p>
@@ -6783,7 +11467,7 @@
         <w:pStyle w:val="Ttulo2"/>
         <w:spacing w:before="240" w:after="120"/>
       </w:pPr>
-      <w:bookmarkStart w:id="22" w:name="_Toc241694018"/>
+      <w:bookmarkStart w:id="22" w:name="_Toc241765450"/>
       <w:r>
         <w:rPr>
           <w:b/>
@@ -6801,7 +11485,7 @@
         <w:spacing w:after="120"/>
       </w:pPr>
       <w:r>
-        <w:t xml:space="preserve">Al cierre del Sprint 2 (sección 4.3), antes de la entrega, se ejecutará un análisis estático (SonarCloud, ya usado por el equipo en el proyecto EcoTechSolutions de la misma asignatura) sobre el código de los 4 dominios, revisando puntualmente:</w:t>
+        <w:t>Al cierre del Sprint 2 (sección 4.3), antes de la entrega, se ejecutará un análisis estático (SonarCloud, ya usado por el equipo en el proyecto EcoTechSolutions de la misma asignatura) sobre el código de los 4 dominios, revisando puntualmente:</w:t>
       </w:r>
     </w:p>
     <w:p>
@@ -6814,7 +11498,7 @@
         <w:spacing w:after="60"/>
       </w:pPr>
       <w:r>
-        <w:t xml:space="preserve">Inyección SQL: toda consulta a sqlite3 debe usar parámetros (?), nunca concatenación de strings con datos de entrada.</w:t>
+        <w:t>Inyección SQL: toda consulta a sqlite3 debe usar parámetros (?), nunca concatenación de strings con datos de entrada.</w:t>
       </w:r>
     </w:p>
     <w:p>
@@ -6827,7 +11511,7 @@
         <w:spacing w:after="60"/>
       </w:pPr>
       <w:r>
-        <w:t xml:space="preserve">Secretos hardcodeados: la clave JWT y cualquier credencial de servicio deben leerse de variables de entorno, no aparecer literales en el código.</w:t>
+        <w:t>Secretos hardcodeados: la clave JWT y cualquier credencial de servicio deben leerse de variables de entorno, no aparecer literales en el código.</w:t>
       </w:r>
     </w:p>
     <w:p>
@@ -6840,7 +11524,7 @@
         <w:spacing w:after="60"/>
       </w:pPr>
       <w:r>
-        <w:t xml:space="preserve">Manejo de excepciones: ningún error debe exponer una traza interna (stack trace, ruta de archivo, consulta SQL) al cliente de la API.</w:t>
+        <w:t>Manejo de excepciones: ningún error debe exponer una traza interna (stack trace, ruta de archivo, consulta SQL) al cliente de la API.</w:t>
       </w:r>
     </w:p>
     <w:p>
@@ -6853,7 +11537,7 @@
         <w:spacing w:after="60"/>
       </w:pPr>
       <w:r>
-        <w:t xml:space="preserve">Security Hotspots de SonarCloud específicos de autenticación y manejo de contraseñas.</w:t>
+        <w:t>Security Hotspots de SonarCloud específicos de autenticación y manejo de contraseñas.</w:t>
       </w:r>
     </w:p>
     <w:p>
@@ -6866,7 +11550,6 @@
         <w:spacing w:after="120"/>
       </w:pPr>
       <w:r>
-        <w:lastRenderedPageBreak/>
         <w:t>Cada hallazgo se documentará en VALIDACION_IA.md indicando si se corrige, se descarta como falso positivo (con su justificación técnica) o se acepta como riesgo conocido dentro del alcance — el mismo estándar de revisión crítica de IA que ya se aplicó a las decisiones de arquitectura (sección 6), aplicado ahora a seguridad.</w:t>
       </w:r>
     </w:p>
@@ -6895,7 +11578,7 @@
         </w:pBdr>
         <w:spacing w:before="240" w:after="120"/>
       </w:pPr>
-      <w:bookmarkStart w:id="23" w:name="_Toc241694019"/>
+      <w:bookmarkStart w:id="23" w:name="_Toc241765451"/>
       <w:r>
         <w:rPr>
           <w:b/>
@@ -6904,7 +11587,6 @@
           <w:sz w:val="28"/>
           <w:szCs w:val="28"/>
         </w:rPr>
-        <w:lastRenderedPageBreak/>
         <w:t>8. Estado actual y próximos pasos</w:t>
       </w:r>
       <w:bookmarkEnd w:id="23"/>
@@ -6914,7 +11596,7 @@
         <w:spacing w:after="120"/>
       </w:pPr>
       <w:r>
-        <w:t xml:space="preserve">Según la guía de evaluación (TI3021_U4_ES_GUÍA.pdf), el Informe Técnico Grupal incluye el código fuente y una aplicación funcional (autenticación y persistencia) como parte de este entregable, calificado en su dimensión de producto (50%); la defensa argumentativa individual de cada integrante se califica aparte, en su dimensión de desempeño (50%). El equipo sigue además la instrucción del profesor sobre el orden de trabajo: informe primero, programación después. Este documento está completo para su evaluación (requerimientos verificados contra el problema en 2.3, modelamiento con trazabilidad validada en 3.4, metodología, arquitectura, uso de IA y seguridad especificada a nivel de diseño); el código de los 4 dominios corresponde al Sprint 1, que comienza una vez cerrado este informe, y se incorpora al mismo repositorio antes de la entrega final.</w:t>
+        <w:t>Según la guía de evaluación (TI3021_U4_ES_GUÍA.pdf), el Informe Técnico Grupal incluye el código fuente y una aplicación funcional (autenticación y persistencia) como parte de este entregable, calificado en su dimensión de producto (50%); la defensa argumentativa individual de cada integrante se califica aparte, en su dimensión de desempeño (50%). El equipo sigue además la instrucción del profesor sobre el orden de trabajo: informe primero, programación después. Este documento está completo para su evaluación (requerimientos verificados contra el problema en 2.3, modelamiento con trazabilidad validada en 3.4, metodología, arquitectura, uso de IA y seguridad especificada a nivel de diseño); el código de los 4 dominios corresponde al Sprint 1, que comienza una vez cerrado este informe, y se incorpora al mismo repositorio antes de la entrega final.</w:t>
       </w:r>
     </w:p>
     <w:p>
@@ -6939,7 +11621,7 @@
         <w:spacing w:after="60"/>
       </w:pPr>
       <w:r>
-        <w:t>Análisis del caso y traducción a 15 requerimientos funcionales y 7 no funcionales, verificados contra las fallas documentadas del negocio (sección 2).</w:t>
+        <w:t>Análisis del caso y traducción a 15 requerimientos funcionales y 6 no funcionales, verificados contra las fallas documentadas del negocio (sección 2).</w:t>
       </w:r>
     </w:p>
     <w:p>
@@ -6952,7 +11634,7 @@
         <w:spacing w:after="60"/>
       </w:pPr>
       <w:r>
-        <w:t xml:space="preserve">Modelamiento completo con trazabilidad validada: 2 diagramas BPMN, 1 diagrama de casos de uso, 1 diagrama de clases y la matriz de trazabilidad requerimientos↔modelos (sección 3).</w:t>
+        <w:t>Modelamiento completo con trazabilidad validada requerimiento por requerimiento: 6 supuestos declarados, 3 diagramas BPMN, 1 diagrama de casos de uso (13 casos), diagrama de clases en dos vistas (dominio y persistencia) y matriz de trazabilidad de los 21 requerimientos (sección 3).</w:t>
       </w:r>
     </w:p>
     <w:p>
@@ -6965,7 +11647,7 @@
         <w:spacing w:after="60"/>
       </w:pPr>
       <w:r>
-        <w:t xml:space="preserve">Roles del equipo, Product Backlog y Sprint Backlog con cronograma hasta el 5 de octubre (sección 4).</w:t>
+        <w:t>Roles del equipo, Product Backlog y Sprint Backlog con cronograma hasta el 5 de octubre (sección 4).</w:t>
       </w:r>
     </w:p>
     <w:p>
@@ -6978,7 +11660,7 @@
         <w:spacing w:after="60"/>
       </w:pPr>
       <w:r>
-        <w:t xml:space="preserve">Diseño de seguridad especificado a nivel de librería, algoritmo y parámetro: hash, JWT, protección de datos sensibles y checklist de revisión con IA (sección 7).</w:t>
+        <w:t>Diseño de seguridad especificado a nivel de librería, algoritmo y parámetro: hash, JWT, protección de datos sensibles y checklist de revisión con IA (sección 7).</w:t>
       </w:r>
     </w:p>
     <w:p>
@@ -6991,7 +11673,7 @@
         <w:spacing w:after="60"/>
       </w:pPr>
       <w:r>
-        <w:t xml:space="preserve">Esqueleto compartido funcional: backend FastAPI, frontend React/Vite, esquema SQLite completo, servidor único de entrega — probado de punta a punta.</w:t>
+        <w:t>Esqueleto compartido funcional: backend FastAPI, frontend React/Vite, esquema SQLite completo, servidor único de entrega — probado de punta a punta.</w:t>
       </w:r>
     </w:p>
     <w:p>
@@ -7004,7 +11686,7 @@
         <w:spacing w:after="60"/>
       </w:pPr>
       <w:r>
-        <w:t xml:space="preserve">Tablero de seguimiento en GitHub: milestone con fecha de entrega y una issue por dominio, asignadas por integrante.</w:t>
+        <w:t>Tablero de seguimiento en GitHub: milestone con fecha de entrega y una issue por dominio, asignadas por integrante.</w:t>
       </w:r>
     </w:p>
     <w:p>
@@ -7224,7 +11906,7 @@
         <w:sz w:val="16"/>
         <w:szCs w:val="16"/>
       </w:rPr>
-      <w:t>15</w:t>
+      <w:t>16</w:t>
     </w:r>
     <w:r>
       <w:rPr>
@@ -7239,74 +11921,6 @@
 </file>
 
 <file path=word/footer11.xml><?xml version="1.0" encoding="utf-8"?>
-<w:ftr xmlns:wpc="http://schemas.microsoft.com/office/word/2010/wordprocessingCanvas" xmlns:cx="http://schemas.microsoft.com/office/drawing/2014/chartex" xmlns:cx1="http://schemas.microsoft.com/office/drawing/2015/9/8/chartex" xmlns:cx2="http://schemas.microsoft.com/office/drawing/2015/10/21/chartex" xmlns:cx3="http://schemas.microsoft.com/office/drawing/2016/5/9/chartex" xmlns:cx4="http://schemas.microsoft.com/office/drawing/2016/5/10/chartex" xmlns:cx5="http://schemas.microsoft.com/office/drawing/2016/5/11/chartex" xmlns:cx6="http://schemas.microsoft.com/office/drawing/2016/5/12/chartex" xmlns:cx7="http://schemas.microsoft.com/office/drawing/2016/5/13/chartex" xmlns:cx8="http://schemas.microsoft.com/office/drawing/2016/5/14/chartex" xmlns:mc="http://schemas.openxmlformats.org/markup-compatibility/2006" xmlns:aink="http://schemas.microsoft.com/office/drawing/2016/ink" xmlns:am3d="http://schemas.microsoft.com/office/drawing/2017/model3d" xmlns:o="urn:schemas-microsoft-com:office:office" xmlns:oel="http://schemas.microsoft.com/office/2019/extlst" xmlns:r="http://schemas.openxmlformats.org/officeDocument/2006/relationships" xmlns:m="http://schemas.openxmlformats.org/officeDocument/2006/math" xmlns:v="urn:schemas-microsoft-com:vml" xmlns:wp14="http://schemas.microsoft.com/office/word/2010/wordprocessingDrawing" xmlns:wp="http://schemas.openxmlformats.org/drawingml/2006/wordprocessingDrawing" xmlns:w10="urn:schemas-microsoft-com:office:word" xmlns:w="http://schemas.openxmlformats.org/wordprocessingml/2006/main" xmlns:w14="http://schemas.microsoft.com/office/word/2010/wordml" xmlns:w15="http://schemas.microsoft.com/office/word/2012/wordml" xmlns:w16cex="http://schemas.microsoft.com/office/word/2018/wordml/cex" xmlns:w16cid="http://schemas.microsoft.com/office/word/2016/wordml/cid" xmlns:w16="http://schemas.microsoft.com/office/word/2018/wordml" xmlns:w16du="http://schemas.microsoft.com/office/word/2023/wordml/word16du" xmlns:w16sdtdh="http://schemas.microsoft.com/office/word/2020/wordml/sdtdatahash" xmlns:w16sdtfl="http://schemas.microsoft.com/office/word/2024/wordml/sdtformatlock" xmlns:w16se="http://schemas.microsoft.com/office/word/2015/wordml/symex" xmlns:wpg="http://schemas.microsoft.com/office/word/2010/wordprocessingGroup" xmlns:wpi="http://schemas.microsoft.com/office/word/2010/wordprocessingInk" xmlns:wne="http://schemas.microsoft.com/office/word/2006/wordml" xmlns:wps="http://schemas.microsoft.com/office/word/2010/wordprocessingShape" mc:Ignorable="w14 w15 w16se w16cid w16 w16cex w16sdtdh w16sdtfl w16du wp14">
-  <w:p>
-    <w:pPr>
-      <w:tabs>
-        <w:tab w:val="right" w:pos="9026"/>
-      </w:tabs>
-    </w:pPr>
-    <w:r>
-      <w:rPr>
-        <w:color w:val="666666"/>
-        <w:sz w:val="16"/>
-        <w:szCs w:val="16"/>
-      </w:rPr>
-      <w:t>Prof. Rubén Schnettler · INACAP Valparaíso</w:t>
-    </w:r>
-    <w:r>
-      <w:rPr>
-        <w:sz w:val="16"/>
-        <w:szCs w:val="16"/>
-      </w:rPr>
-      <w:tab/>
-    </w:r>
-    <w:r>
-      <w:rPr>
-        <w:color w:val="666666"/>
-        <w:sz w:val="16"/>
-        <w:szCs w:val="16"/>
-      </w:rPr>
-      <w:fldChar w:fldCharType="begin"/>
-    </w:r>
-    <w:r>
-      <w:rPr>
-        <w:color w:val="666666"/>
-        <w:sz w:val="16"/>
-        <w:szCs w:val="16"/>
-      </w:rPr>
-      <w:instrText>PAGE</w:instrText>
-    </w:r>
-    <w:r>
-      <w:rPr>
-        <w:color w:val="666666"/>
-        <w:sz w:val="16"/>
-        <w:szCs w:val="16"/>
-      </w:rPr>
-      <w:fldChar w:fldCharType="separate"/>
-    </w:r>
-    <w:r>
-      <w:rPr>
-        <w:noProof/>
-        <w:color w:val="666666"/>
-        <w:sz w:val="16"/>
-        <w:szCs w:val="16"/>
-      </w:rPr>
-      <w:t>16</w:t>
-    </w:r>
-    <w:r>
-      <w:rPr>
-        <w:color w:val="666666"/>
-        <w:sz w:val="16"/>
-        <w:szCs w:val="16"/>
-      </w:rPr>
-      <w:fldChar w:fldCharType="end"/>
-    </w:r>
-  </w:p>
-</w:ftr>
-</file>
-
-<file path=word/footer12.xml><?xml version="1.0" encoding="utf-8"?>
 <w:ftr xmlns:wpc="http://schemas.microsoft.com/office/word/2010/wordprocessingCanvas" xmlns:cx="http://schemas.microsoft.com/office/drawing/2014/chartex" xmlns:cx1="http://schemas.microsoft.com/office/drawing/2015/9/8/chartex" xmlns:cx2="http://schemas.microsoft.com/office/drawing/2015/10/21/chartex" xmlns:cx3="http://schemas.microsoft.com/office/drawing/2016/5/9/chartex" xmlns:cx4="http://schemas.microsoft.com/office/drawing/2016/5/10/chartex" xmlns:cx5="http://schemas.microsoft.com/office/drawing/2016/5/11/chartex" xmlns:cx6="http://schemas.microsoft.com/office/drawing/2016/5/12/chartex" xmlns:cx7="http://schemas.microsoft.com/office/drawing/2016/5/13/chartex" xmlns:cx8="http://schemas.microsoft.com/office/drawing/2016/5/14/chartex" xmlns:mc="http://schemas.openxmlformats.org/markup-compatibility/2006" xmlns:aink="http://schemas.microsoft.com/office/drawing/2016/ink" xmlns:am3d="http://schemas.microsoft.com/office/drawing/2017/model3d" xmlns:o="urn:schemas-microsoft-com:office:office" xmlns:oel="http://schemas.microsoft.com/office/2019/extlst" xmlns:r="http://schemas.openxmlformats.org/officeDocument/2006/relationships" xmlns:m="http://schemas.openxmlformats.org/officeDocument/2006/math" xmlns:v="urn:schemas-microsoft-com:vml" xmlns:wp14="http://schemas.microsoft.com/office/word/2010/wordprocessingDrawing" xmlns:wp="http://schemas.openxmlformats.org/drawingml/2006/wordprocessingDrawing" xmlns:w10="urn:schemas-microsoft-com:office:word" xmlns:w="http://schemas.openxmlformats.org/wordprocessingml/2006/main" xmlns:w14="http://schemas.microsoft.com/office/word/2010/wordml" xmlns:w15="http://schemas.microsoft.com/office/word/2012/wordml" xmlns:w16cex="http://schemas.microsoft.com/office/word/2018/wordml/cex" xmlns:w16cid="http://schemas.microsoft.com/office/word/2016/wordml/cid" xmlns:w16="http://schemas.microsoft.com/office/word/2018/wordml" xmlns:w16du="http://schemas.microsoft.com/office/word/2023/wordml/word16du" xmlns:w16sdtdh="http://schemas.microsoft.com/office/word/2020/wordml/sdtdatahash" xmlns:w16sdtfl="http://schemas.microsoft.com/office/word/2024/wordml/sdtformatlock" xmlns:w16se="http://schemas.microsoft.com/office/word/2015/wordml/symex" xmlns:wpg="http://schemas.microsoft.com/office/word/2010/wordprocessingGroup" xmlns:wpi="http://schemas.microsoft.com/office/word/2010/wordprocessingInk" xmlns:wne="http://schemas.microsoft.com/office/word/2006/wordml" xmlns:wps="http://schemas.microsoft.com/office/word/2010/wordprocessingShape" mc:Ignorable="w14 w15 w16se w16cid w16 w16cex w16sdtdh w16sdtfl w16du wp14">
   <w:p>
     <w:pPr>
@@ -7564,7 +12178,7 @@
         <w:sz w:val="16"/>
         <w:szCs w:val="16"/>
       </w:rPr>
-      <w:t>4</w:t>
+      <w:t>6</w:t>
     </w:r>
     <w:r>
       <w:rPr>
@@ -7632,7 +12246,7 @@
         <w:sz w:val="16"/>
         <w:szCs w:val="16"/>
       </w:rPr>
-      <w:t>6</w:t>
+      <w:t>7</w:t>
     </w:r>
     <w:r>
       <w:rPr>
@@ -7700,7 +12314,7 @@
         <w:sz w:val="16"/>
         <w:szCs w:val="16"/>
       </w:rPr>
-      <w:t>7</w:t>
+      <w:t>9</w:t>
     </w:r>
     <w:r>
       <w:rPr>
@@ -7768,7 +12382,7 @@
         <w:sz w:val="16"/>
         <w:szCs w:val="16"/>
       </w:rPr>
-      <w:t>9</w:t>
+      <w:t>12</w:t>
     </w:r>
     <w:r>
       <w:rPr>
@@ -7836,7 +12450,7 @@
         <w:sz w:val="16"/>
         <w:szCs w:val="16"/>
       </w:rPr>
-      <w:t>12</w:t>
+      <w:t>14</w:t>
     </w:r>
     <w:r>
       <w:rPr>
@@ -7904,7 +12518,7 @@
         <w:sz w:val="16"/>
         <w:szCs w:val="16"/>
       </w:rPr>
-      <w:t>14</w:t>
+      <w:t>15</w:t>
     </w:r>
     <w:r>
       <w:rPr>
@@ -7980,27 +12594,6 @@
 </file>
 
 <file path=word/header11.xml><?xml version="1.0" encoding="utf-8"?>
-<w:hdr xmlns:wpc="http://schemas.microsoft.com/office/word/2010/wordprocessingCanvas" xmlns:cx="http://schemas.microsoft.com/office/drawing/2014/chartex" xmlns:cx1="http://schemas.microsoft.com/office/drawing/2015/9/8/chartex" xmlns:cx2="http://schemas.microsoft.com/office/drawing/2015/10/21/chartex" xmlns:cx3="http://schemas.microsoft.com/office/drawing/2016/5/9/chartex" xmlns:cx4="http://schemas.microsoft.com/office/drawing/2016/5/10/chartex" xmlns:cx5="http://schemas.microsoft.com/office/drawing/2016/5/11/chartex" xmlns:cx6="http://schemas.microsoft.com/office/drawing/2016/5/12/chartex" xmlns:cx7="http://schemas.microsoft.com/office/drawing/2016/5/13/chartex" xmlns:cx8="http://schemas.microsoft.com/office/drawing/2016/5/14/chartex" xmlns:mc="http://schemas.openxmlformats.org/markup-compatibility/2006" xmlns:aink="http://schemas.microsoft.com/office/drawing/2016/ink" xmlns:am3d="http://schemas.microsoft.com/office/drawing/2017/model3d" xmlns:o="urn:schemas-microsoft-com:office:office" xmlns:oel="http://schemas.microsoft.com/office/2019/extlst" xmlns:r="http://schemas.openxmlformats.org/officeDocument/2006/relationships" xmlns:m="http://schemas.openxmlformats.org/officeDocument/2006/math" xmlns:v="urn:schemas-microsoft-com:vml" xmlns:wp14="http://schemas.microsoft.com/office/word/2010/wordprocessingDrawing" xmlns:wp="http://schemas.openxmlformats.org/drawingml/2006/wordprocessingDrawing" xmlns:w10="urn:schemas-microsoft-com:office:word" xmlns:w="http://schemas.openxmlformats.org/wordprocessingml/2006/main" xmlns:w14="http://schemas.microsoft.com/office/word/2010/wordml" xmlns:w15="http://schemas.microsoft.com/office/word/2012/wordml" xmlns:w16cex="http://schemas.microsoft.com/office/word/2018/wordml/cex" xmlns:w16cid="http://schemas.microsoft.com/office/word/2016/wordml/cid" xmlns:w16="http://schemas.microsoft.com/office/word/2018/wordml" xmlns:w16du="http://schemas.microsoft.com/office/word/2023/wordml/word16du" xmlns:w16sdtdh="http://schemas.microsoft.com/office/word/2020/wordml/sdtdatahash" xmlns:w16sdtfl="http://schemas.microsoft.com/office/word/2024/wordml/sdtformatlock" xmlns:w16se="http://schemas.microsoft.com/office/word/2015/wordml/symex" xmlns:wpg="http://schemas.microsoft.com/office/word/2010/wordprocessingGroup" xmlns:wpi="http://schemas.microsoft.com/office/word/2010/wordprocessingInk" xmlns:wne="http://schemas.microsoft.com/office/word/2006/wordml" xmlns:wps="http://schemas.microsoft.com/office/word/2010/wordprocessingShape" mc:Ignorable="w14 w15 w16se w16cid w16 w16cex w16sdtdh w16sdtfl w16du wp14">
-  <w:p>
-    <w:pPr>
-      <w:pBdr>
-        <w:bottom w:val="single" w:sz="4" w:space="4" w:color="999999"/>
-      </w:pBdr>
-      <w:jc w:val="right"/>
-    </w:pPr>
-    <w:r>
-      <w:rPr>
-        <w:color w:val="666666"/>
-        <w:sz w:val="16"/>
-        <w:szCs w:val="16"/>
-      </w:rPr>
-      <w:t>CASO · AGENCIA DE VIAJES · VIAJES AVENTURA</w:t>
-    </w:r>
-  </w:p>
-</w:hdr>
-</file>
-
-<file path=word/header12.xml><?xml version="1.0" encoding="utf-8"?>
 <w:hdr xmlns:wpc="http://schemas.microsoft.com/office/word/2010/wordprocessingCanvas" xmlns:cx="http://schemas.microsoft.com/office/drawing/2014/chartex" xmlns:cx1="http://schemas.microsoft.com/office/drawing/2015/9/8/chartex" xmlns:cx2="http://schemas.microsoft.com/office/drawing/2015/10/21/chartex" xmlns:cx3="http://schemas.microsoft.com/office/drawing/2016/5/9/chartex" xmlns:cx4="http://schemas.microsoft.com/office/drawing/2016/5/10/chartex" xmlns:cx5="http://schemas.microsoft.com/office/drawing/2016/5/11/chartex" xmlns:cx6="http://schemas.microsoft.com/office/drawing/2016/5/12/chartex" xmlns:cx7="http://schemas.microsoft.com/office/drawing/2016/5/13/chartex" xmlns:cx8="http://schemas.microsoft.com/office/drawing/2016/5/14/chartex" xmlns:mc="http://schemas.openxmlformats.org/markup-compatibility/2006" xmlns:aink="http://schemas.microsoft.com/office/drawing/2016/ink" xmlns:am3d="http://schemas.microsoft.com/office/drawing/2017/model3d" xmlns:o="urn:schemas-microsoft-com:office:office" xmlns:oel="http://schemas.microsoft.com/office/2019/extlst" xmlns:r="http://schemas.openxmlformats.org/officeDocument/2006/relationships" xmlns:m="http://schemas.openxmlformats.org/officeDocument/2006/math" xmlns:v="urn:schemas-microsoft-com:vml" xmlns:wp14="http://schemas.microsoft.com/office/word/2010/wordprocessingDrawing" xmlns:wp="http://schemas.openxmlformats.org/drawingml/2006/wordprocessingDrawing" xmlns:w10="urn:schemas-microsoft-com:office:word" xmlns:w="http://schemas.openxmlformats.org/wordprocessingml/2006/main" xmlns:w14="http://schemas.microsoft.com/office/word/2010/wordml" xmlns:w15="http://schemas.microsoft.com/office/word/2012/wordml" xmlns:w16cex="http://schemas.microsoft.com/office/word/2018/wordml/cex" xmlns:w16cid="http://schemas.microsoft.com/office/word/2016/wordml/cid" xmlns:w16="http://schemas.microsoft.com/office/word/2018/wordml" xmlns:w16du="http://schemas.microsoft.com/office/word/2023/wordml/word16du" xmlns:w16sdtdh="http://schemas.microsoft.com/office/word/2020/wordml/sdtdatahash" xmlns:w16sdtfl="http://schemas.microsoft.com/office/word/2024/wordml/sdtformatlock" xmlns:w16se="http://schemas.microsoft.com/office/word/2015/wordml/symex" xmlns:wpg="http://schemas.microsoft.com/office/word/2010/wordprocessingGroup" xmlns:wpi="http://schemas.microsoft.com/office/word/2010/wordprocessingInk" xmlns:wne="http://schemas.microsoft.com/office/word/2006/wordml" xmlns:wps="http://schemas.microsoft.com/office/word/2010/wordprocessingShape" mc:Ignorable="w14 w15 w16se w16cid w16 w16cex w16sdtdh w16sdtfl w16du wp14">
   <w:p>
     <w:pPr>

--- a/Informe_Tecnico_Viajes_Aventura.docx
+++ b/Informe_Tecnico_Viajes_Aventura.docx
@@ -210,11 +210,7 @@
           </w:pPr>
           <w:r>
             <w:fldChar w:fldCharType="begin"/>
-          </w:r>
-          <w:r>
             <w:instrText>TOC \h \o "1-2"</w:instrText>
-          </w:r>
-          <w:r>
             <w:fldChar w:fldCharType="separate"/>
           </w:r>
           <w:hyperlink w:anchor="_Toc241765428" w:history="1">
@@ -232,40 +228,10 @@
                 <w:noProof/>
               </w:rPr>
               <w:tab/>
-            </w:r>
-            <w:r>
-              <w:rPr>
-                <w:noProof/>
-              </w:rPr>
               <w:fldChar w:fldCharType="begin"/>
-            </w:r>
-            <w:r>
-              <w:rPr>
-                <w:noProof/>
-              </w:rPr>
               <w:instrText xml:space="preserve"> PAGEREF _Toc241765428 \h </w:instrText>
-            </w:r>
-            <w:r>
-              <w:rPr>
-                <w:noProof/>
-              </w:rPr>
-            </w:r>
-            <w:r>
-              <w:rPr>
-                <w:noProof/>
-              </w:rPr>
               <w:fldChar w:fldCharType="separate"/>
-            </w:r>
-            <w:r>
-              <w:rPr>
-                <w:noProof/>
-              </w:rPr>
               <w:t>3</w:t>
-            </w:r>
-            <w:r>
-              <w:rPr>
-                <w:noProof/>
-              </w:rPr>
               <w:fldChar w:fldCharType="end"/>
             </w:r>
           </w:hyperlink>
@@ -300,40 +266,10 @@
                 <w:noProof/>
               </w:rPr>
               <w:tab/>
-            </w:r>
-            <w:r>
-              <w:rPr>
-                <w:noProof/>
-              </w:rPr>
               <w:fldChar w:fldCharType="begin"/>
-            </w:r>
-            <w:r>
-              <w:rPr>
-                <w:noProof/>
-              </w:rPr>
               <w:instrText xml:space="preserve"> PAGEREF _Toc241765429 \h </w:instrText>
-            </w:r>
-            <w:r>
-              <w:rPr>
-                <w:noProof/>
-              </w:rPr>
-            </w:r>
-            <w:r>
-              <w:rPr>
-                <w:noProof/>
-              </w:rPr>
               <w:fldChar w:fldCharType="separate"/>
-            </w:r>
-            <w:r>
-              <w:rPr>
-                <w:noProof/>
-              </w:rPr>
               <w:t>4</w:t>
-            </w:r>
-            <w:r>
-              <w:rPr>
-                <w:noProof/>
-              </w:rPr>
               <w:fldChar w:fldCharType="end"/>
             </w:r>
           </w:hyperlink>
@@ -368,40 +304,10 @@
                 <w:noProof/>
               </w:rPr>
               <w:tab/>
-            </w:r>
-            <w:r>
-              <w:rPr>
-                <w:noProof/>
-              </w:rPr>
               <w:fldChar w:fldCharType="begin"/>
-            </w:r>
-            <w:r>
-              <w:rPr>
-                <w:noProof/>
-              </w:rPr>
               <w:instrText xml:space="preserve"> PAGEREF _Toc241765430 \h </w:instrText>
-            </w:r>
-            <w:r>
-              <w:rPr>
-                <w:noProof/>
-              </w:rPr>
-            </w:r>
-            <w:r>
-              <w:rPr>
-                <w:noProof/>
-              </w:rPr>
               <w:fldChar w:fldCharType="separate"/>
-            </w:r>
-            <w:r>
-              <w:rPr>
-                <w:noProof/>
-              </w:rPr>
               <w:t>4</w:t>
-            </w:r>
-            <w:r>
-              <w:rPr>
-                <w:noProof/>
-              </w:rPr>
               <w:fldChar w:fldCharType="end"/>
             </w:r>
           </w:hyperlink>
@@ -436,40 +342,10 @@
                 <w:noProof/>
               </w:rPr>
               <w:tab/>
-            </w:r>
-            <w:r>
-              <w:rPr>
-                <w:noProof/>
-              </w:rPr>
               <w:fldChar w:fldCharType="begin"/>
-            </w:r>
-            <w:r>
-              <w:rPr>
-                <w:noProof/>
-              </w:rPr>
               <w:instrText xml:space="preserve"> PAGEREF _Toc241765431 \h </w:instrText>
-            </w:r>
-            <w:r>
-              <w:rPr>
-                <w:noProof/>
-              </w:rPr>
-            </w:r>
-            <w:r>
-              <w:rPr>
-                <w:noProof/>
-              </w:rPr>
               <w:fldChar w:fldCharType="separate"/>
-            </w:r>
-            <w:r>
-              <w:rPr>
-                <w:noProof/>
-              </w:rPr>
               <w:t>5</w:t>
-            </w:r>
-            <w:r>
-              <w:rPr>
-                <w:noProof/>
-              </w:rPr>
               <w:fldChar w:fldCharType="end"/>
             </w:r>
           </w:hyperlink>
@@ -504,40 +380,10 @@
                 <w:noProof/>
               </w:rPr>
               <w:tab/>
-            </w:r>
-            <w:r>
-              <w:rPr>
-                <w:noProof/>
-              </w:rPr>
               <w:fldChar w:fldCharType="begin"/>
-            </w:r>
-            <w:r>
-              <w:rPr>
-                <w:noProof/>
-              </w:rPr>
               <w:instrText xml:space="preserve"> PAGEREF _Toc241765432 \h </w:instrText>
-            </w:r>
-            <w:r>
-              <w:rPr>
-                <w:noProof/>
-              </w:rPr>
-            </w:r>
-            <w:r>
-              <w:rPr>
-                <w:noProof/>
-              </w:rPr>
               <w:fldChar w:fldCharType="separate"/>
-            </w:r>
-            <w:r>
-              <w:rPr>
-                <w:noProof/>
-              </w:rPr>
               <w:t>5</w:t>
-            </w:r>
-            <w:r>
-              <w:rPr>
-                <w:noProof/>
-              </w:rPr>
               <w:fldChar w:fldCharType="end"/>
             </w:r>
           </w:hyperlink>
@@ -572,40 +418,10 @@
                 <w:noProof/>
               </w:rPr>
               <w:tab/>
-            </w:r>
-            <w:r>
-              <w:rPr>
-                <w:noProof/>
-              </w:rPr>
               <w:fldChar w:fldCharType="begin"/>
-            </w:r>
-            <w:r>
-              <w:rPr>
-                <w:noProof/>
-              </w:rPr>
               <w:instrText xml:space="preserve"> PAGEREF _Toc241765433 \h </w:instrText>
-            </w:r>
-            <w:r>
-              <w:rPr>
-                <w:noProof/>
-              </w:rPr>
-            </w:r>
-            <w:r>
-              <w:rPr>
-                <w:noProof/>
-              </w:rPr>
               <w:fldChar w:fldCharType="separate"/>
-            </w:r>
-            <w:r>
-              <w:rPr>
-                <w:noProof/>
-              </w:rPr>
               <w:t>6</w:t>
-            </w:r>
-            <w:r>
-              <w:rPr>
-                <w:noProof/>
-              </w:rPr>
               <w:fldChar w:fldCharType="end"/>
             </w:r>
           </w:hyperlink>
@@ -640,40 +456,10 @@
                 <w:noProof/>
               </w:rPr>
               <w:tab/>
-            </w:r>
-            <w:r>
-              <w:rPr>
-                <w:noProof/>
-              </w:rPr>
               <w:fldChar w:fldCharType="begin"/>
-            </w:r>
-            <w:r>
-              <w:rPr>
-                <w:noProof/>
-              </w:rPr>
               <w:instrText xml:space="preserve"> PAGEREF _Toc241765434 \h </w:instrText>
-            </w:r>
-            <w:r>
-              <w:rPr>
-                <w:noProof/>
-              </w:rPr>
-            </w:r>
-            <w:r>
-              <w:rPr>
-                <w:noProof/>
-              </w:rPr>
               <w:fldChar w:fldCharType="separate"/>
-            </w:r>
-            <w:r>
-              <w:rPr>
-                <w:noProof/>
-              </w:rPr>
               <w:t>7</w:t>
-            </w:r>
-            <w:r>
-              <w:rPr>
-                <w:noProof/>
-              </w:rPr>
               <w:fldChar w:fldCharType="end"/>
             </w:r>
           </w:hyperlink>
@@ -708,40 +494,10 @@
                 <w:noProof/>
               </w:rPr>
               <w:tab/>
-            </w:r>
-            <w:r>
-              <w:rPr>
-                <w:noProof/>
-              </w:rPr>
               <w:fldChar w:fldCharType="begin"/>
-            </w:r>
-            <w:r>
-              <w:rPr>
-                <w:noProof/>
-              </w:rPr>
               <w:instrText xml:space="preserve"> PAGEREF _Toc241765435 \h </w:instrText>
-            </w:r>
-            <w:r>
-              <w:rPr>
-                <w:noProof/>
-              </w:rPr>
-            </w:r>
-            <w:r>
-              <w:rPr>
-                <w:noProof/>
-              </w:rPr>
               <w:fldChar w:fldCharType="separate"/>
-            </w:r>
-            <w:r>
-              <w:rPr>
-                <w:noProof/>
-              </w:rPr>
               <w:t>11</w:t>
-            </w:r>
-            <w:r>
-              <w:rPr>
-                <w:noProof/>
-              </w:rPr>
               <w:fldChar w:fldCharType="end"/>
             </w:r>
           </w:hyperlink>
@@ -776,40 +532,10 @@
                 <w:noProof/>
               </w:rPr>
               <w:tab/>
-            </w:r>
-            <w:r>
-              <w:rPr>
-                <w:noProof/>
-              </w:rPr>
               <w:fldChar w:fldCharType="begin"/>
-            </w:r>
-            <w:r>
-              <w:rPr>
-                <w:noProof/>
-              </w:rPr>
               <w:instrText xml:space="preserve"> PAGEREF _Toc241765436 \h </w:instrText>
-            </w:r>
-            <w:r>
-              <w:rPr>
-                <w:noProof/>
-              </w:rPr>
-            </w:r>
-            <w:r>
-              <w:rPr>
-                <w:noProof/>
-              </w:rPr>
               <w:fldChar w:fldCharType="separate"/>
-            </w:r>
-            <w:r>
-              <w:rPr>
-                <w:noProof/>
-              </w:rPr>
               <w:t>13</w:t>
-            </w:r>
-            <w:r>
-              <w:rPr>
-                <w:noProof/>
-              </w:rPr>
               <w:fldChar w:fldCharType="end"/>
             </w:r>
           </w:hyperlink>
@@ -844,40 +570,10 @@
                 <w:noProof/>
               </w:rPr>
               <w:tab/>
-            </w:r>
-            <w:r>
-              <w:rPr>
-                <w:noProof/>
-              </w:rPr>
               <w:fldChar w:fldCharType="begin"/>
-            </w:r>
-            <w:r>
-              <w:rPr>
-                <w:noProof/>
-              </w:rPr>
               <w:instrText xml:space="preserve"> PAGEREF _Toc241765437 \h </w:instrText>
-            </w:r>
-            <w:r>
-              <w:rPr>
-                <w:noProof/>
-              </w:rPr>
-            </w:r>
-            <w:r>
-              <w:rPr>
-                <w:noProof/>
-              </w:rPr>
               <w:fldChar w:fldCharType="separate"/>
-            </w:r>
-            <w:r>
-              <w:rPr>
-                <w:noProof/>
-              </w:rPr>
               <w:t>15</w:t>
-            </w:r>
-            <w:r>
-              <w:rPr>
-                <w:noProof/>
-              </w:rPr>
               <w:fldChar w:fldCharType="end"/>
             </w:r>
           </w:hyperlink>
@@ -912,40 +608,10 @@
                 <w:noProof/>
               </w:rPr>
               <w:tab/>
-            </w:r>
-            <w:r>
-              <w:rPr>
-                <w:noProof/>
-              </w:rPr>
               <w:fldChar w:fldCharType="begin"/>
-            </w:r>
-            <w:r>
-              <w:rPr>
-                <w:noProof/>
-              </w:rPr>
               <w:instrText xml:space="preserve"> PAGEREF _Toc241765438 \h </w:instrText>
-            </w:r>
-            <w:r>
-              <w:rPr>
-                <w:noProof/>
-              </w:rPr>
-            </w:r>
-            <w:r>
-              <w:rPr>
-                <w:noProof/>
-              </w:rPr>
               <w:fldChar w:fldCharType="separate"/>
-            </w:r>
-            <w:r>
-              <w:rPr>
-                <w:noProof/>
-              </w:rPr>
               <w:t>17</w:t>
-            </w:r>
-            <w:r>
-              <w:rPr>
-                <w:noProof/>
-              </w:rPr>
               <w:fldChar w:fldCharType="end"/>
             </w:r>
           </w:hyperlink>
@@ -980,40 +646,10 @@
                 <w:noProof/>
               </w:rPr>
               <w:tab/>
-            </w:r>
-            <w:r>
-              <w:rPr>
-                <w:noProof/>
-              </w:rPr>
               <w:fldChar w:fldCharType="begin"/>
-            </w:r>
-            <w:r>
-              <w:rPr>
-                <w:noProof/>
-              </w:rPr>
               <w:instrText xml:space="preserve"> PAGEREF _Toc241765439 \h </w:instrText>
-            </w:r>
-            <w:r>
-              <w:rPr>
-                <w:noProof/>
-              </w:rPr>
-            </w:r>
-            <w:r>
-              <w:rPr>
-                <w:noProof/>
-              </w:rPr>
               <w:fldChar w:fldCharType="separate"/>
-            </w:r>
-            <w:r>
-              <w:rPr>
-                <w:noProof/>
-              </w:rPr>
               <w:t>17</w:t>
-            </w:r>
-            <w:r>
-              <w:rPr>
-                <w:noProof/>
-              </w:rPr>
               <w:fldChar w:fldCharType="end"/>
             </w:r>
           </w:hyperlink>
@@ -1048,40 +684,10 @@
                 <w:noProof/>
               </w:rPr>
               <w:tab/>
-            </w:r>
-            <w:r>
-              <w:rPr>
-                <w:noProof/>
-              </w:rPr>
               <w:fldChar w:fldCharType="begin"/>
-            </w:r>
-            <w:r>
-              <w:rPr>
-                <w:noProof/>
-              </w:rPr>
               <w:instrText xml:space="preserve"> PAGEREF _Toc241765440 \h </w:instrText>
-            </w:r>
-            <w:r>
-              <w:rPr>
-                <w:noProof/>
-              </w:rPr>
-            </w:r>
-            <w:r>
-              <w:rPr>
-                <w:noProof/>
-              </w:rPr>
               <w:fldChar w:fldCharType="separate"/>
-            </w:r>
-            <w:r>
-              <w:rPr>
-                <w:noProof/>
-              </w:rPr>
               <w:t>17</w:t>
-            </w:r>
-            <w:r>
-              <w:rPr>
-                <w:noProof/>
-              </w:rPr>
               <w:fldChar w:fldCharType="end"/>
             </w:r>
           </w:hyperlink>
@@ -1116,40 +722,10 @@
                 <w:noProof/>
               </w:rPr>
               <w:tab/>
-            </w:r>
-            <w:r>
-              <w:rPr>
-                <w:noProof/>
-              </w:rPr>
               <w:fldChar w:fldCharType="begin"/>
-            </w:r>
-            <w:r>
-              <w:rPr>
-                <w:noProof/>
-              </w:rPr>
               <w:instrText xml:space="preserve"> PAGEREF _Toc241765441 \h </w:instrText>
-            </w:r>
-            <w:r>
-              <w:rPr>
-                <w:noProof/>
-              </w:rPr>
-            </w:r>
-            <w:r>
-              <w:rPr>
-                <w:noProof/>
-              </w:rPr>
               <w:fldChar w:fldCharType="separate"/>
-            </w:r>
-            <w:r>
-              <w:rPr>
-                <w:noProof/>
-              </w:rPr>
               <w:t>17</w:t>
-            </w:r>
-            <w:r>
-              <w:rPr>
-                <w:noProof/>
-              </w:rPr>
               <w:fldChar w:fldCharType="end"/>
             </w:r>
           </w:hyperlink>
@@ -1184,40 +760,10 @@
                 <w:noProof/>
               </w:rPr>
               <w:tab/>
-            </w:r>
-            <w:r>
-              <w:rPr>
-                <w:noProof/>
-              </w:rPr>
               <w:fldChar w:fldCharType="begin"/>
-            </w:r>
-            <w:r>
-              <w:rPr>
-                <w:noProof/>
-              </w:rPr>
               <w:instrText xml:space="preserve"> PAGEREF _Toc241765442 \h </w:instrText>
-            </w:r>
-            <w:r>
-              <w:rPr>
-                <w:noProof/>
-              </w:rPr>
-            </w:r>
-            <w:r>
-              <w:rPr>
-                <w:noProof/>
-              </w:rPr>
               <w:fldChar w:fldCharType="separate"/>
-            </w:r>
-            <w:r>
-              <w:rPr>
-                <w:noProof/>
-              </w:rPr>
               <w:t>19</w:t>
-            </w:r>
-            <w:r>
-              <w:rPr>
-                <w:noProof/>
-              </w:rPr>
               <w:fldChar w:fldCharType="end"/>
             </w:r>
           </w:hyperlink>
@@ -1252,40 +798,10 @@
                 <w:noProof/>
               </w:rPr>
               <w:tab/>
-            </w:r>
-            <w:r>
-              <w:rPr>
-                <w:noProof/>
-              </w:rPr>
               <w:fldChar w:fldCharType="begin"/>
-            </w:r>
-            <w:r>
-              <w:rPr>
-                <w:noProof/>
-              </w:rPr>
               <w:instrText xml:space="preserve"> PAGEREF _Toc241765443 \h </w:instrText>
-            </w:r>
-            <w:r>
-              <w:rPr>
-                <w:noProof/>
-              </w:rPr>
-            </w:r>
-            <w:r>
-              <w:rPr>
-                <w:noProof/>
-              </w:rPr>
               <w:fldChar w:fldCharType="separate"/>
-            </w:r>
-            <w:r>
-              <w:rPr>
-                <w:noProof/>
-              </w:rPr>
               <w:t>19</w:t>
-            </w:r>
-            <w:r>
-              <w:rPr>
-                <w:noProof/>
-              </w:rPr>
               <w:fldChar w:fldCharType="end"/>
             </w:r>
           </w:hyperlink>
@@ -1320,40 +836,10 @@
                 <w:noProof/>
               </w:rPr>
               <w:tab/>
-            </w:r>
-            <w:r>
-              <w:rPr>
-                <w:noProof/>
-              </w:rPr>
               <w:fldChar w:fldCharType="begin"/>
-            </w:r>
-            <w:r>
-              <w:rPr>
-                <w:noProof/>
-              </w:rPr>
               <w:instrText xml:space="preserve"> PAGEREF _Toc241765444 \h </w:instrText>
-            </w:r>
-            <w:r>
-              <w:rPr>
-                <w:noProof/>
-              </w:rPr>
-            </w:r>
-            <w:r>
-              <w:rPr>
-                <w:noProof/>
-              </w:rPr>
               <w:fldChar w:fldCharType="separate"/>
-            </w:r>
-            <w:r>
-              <w:rPr>
-                <w:noProof/>
-              </w:rPr>
               <w:t>19</w:t>
-            </w:r>
-            <w:r>
-              <w:rPr>
-                <w:noProof/>
-              </w:rPr>
               <w:fldChar w:fldCharType="end"/>
             </w:r>
           </w:hyperlink>
@@ -1388,40 +874,10 @@
                 <w:noProof/>
               </w:rPr>
               <w:tab/>
-            </w:r>
-            <w:r>
-              <w:rPr>
-                <w:noProof/>
-              </w:rPr>
               <w:fldChar w:fldCharType="begin"/>
-            </w:r>
-            <w:r>
-              <w:rPr>
-                <w:noProof/>
-              </w:rPr>
               <w:instrText xml:space="preserve"> PAGEREF _Toc241765445 \h </w:instrText>
-            </w:r>
-            <w:r>
-              <w:rPr>
-                <w:noProof/>
-              </w:rPr>
-            </w:r>
-            <w:r>
-              <w:rPr>
-                <w:noProof/>
-              </w:rPr>
               <w:fldChar w:fldCharType="separate"/>
-            </w:r>
-            <w:r>
-              <w:rPr>
-                <w:noProof/>
-              </w:rPr>
               <w:t>19</w:t>
-            </w:r>
-            <w:r>
-              <w:rPr>
-                <w:noProof/>
-              </w:rPr>
               <w:fldChar w:fldCharType="end"/>
             </w:r>
           </w:hyperlink>
@@ -1456,40 +912,10 @@
                 <w:noProof/>
               </w:rPr>
               <w:tab/>
-            </w:r>
-            <w:r>
-              <w:rPr>
-                <w:noProof/>
-              </w:rPr>
               <w:fldChar w:fldCharType="begin"/>
-            </w:r>
-            <w:r>
-              <w:rPr>
-                <w:noProof/>
-              </w:rPr>
               <w:instrText xml:space="preserve"> PAGEREF _Toc241765446 \h </w:instrText>
-            </w:r>
-            <w:r>
-              <w:rPr>
-                <w:noProof/>
-              </w:rPr>
-            </w:r>
-            <w:r>
-              <w:rPr>
-                <w:noProof/>
-              </w:rPr>
               <w:fldChar w:fldCharType="separate"/>
-            </w:r>
-            <w:r>
-              <w:rPr>
-                <w:noProof/>
-              </w:rPr>
               <w:t>20</w:t>
-            </w:r>
-            <w:r>
-              <w:rPr>
-                <w:noProof/>
-              </w:rPr>
               <w:fldChar w:fldCharType="end"/>
             </w:r>
           </w:hyperlink>
@@ -1524,40 +950,10 @@
                 <w:noProof/>
               </w:rPr>
               <w:tab/>
-            </w:r>
-            <w:r>
-              <w:rPr>
-                <w:noProof/>
-              </w:rPr>
               <w:fldChar w:fldCharType="begin"/>
-            </w:r>
-            <w:r>
-              <w:rPr>
-                <w:noProof/>
-              </w:rPr>
               <w:instrText xml:space="preserve"> PAGEREF _Toc241765447 \h </w:instrText>
-            </w:r>
-            <w:r>
-              <w:rPr>
-                <w:noProof/>
-              </w:rPr>
-            </w:r>
-            <w:r>
-              <w:rPr>
-                <w:noProof/>
-              </w:rPr>
               <w:fldChar w:fldCharType="separate"/>
-            </w:r>
-            <w:r>
-              <w:rPr>
-                <w:noProof/>
-              </w:rPr>
               <w:t>21</w:t>
-            </w:r>
-            <w:r>
-              <w:rPr>
-                <w:noProof/>
-              </w:rPr>
               <w:fldChar w:fldCharType="end"/>
             </w:r>
           </w:hyperlink>
@@ -1592,40 +988,10 @@
                 <w:noProof/>
               </w:rPr>
               <w:tab/>
-            </w:r>
-            <w:r>
-              <w:rPr>
-                <w:noProof/>
-              </w:rPr>
               <w:fldChar w:fldCharType="begin"/>
-            </w:r>
-            <w:r>
-              <w:rPr>
-                <w:noProof/>
-              </w:rPr>
               <w:instrText xml:space="preserve"> PAGEREF _Toc241765448 \h </w:instrText>
-            </w:r>
-            <w:r>
-              <w:rPr>
-                <w:noProof/>
-              </w:rPr>
-            </w:r>
-            <w:r>
-              <w:rPr>
-                <w:noProof/>
-              </w:rPr>
               <w:fldChar w:fldCharType="separate"/>
-            </w:r>
-            <w:r>
-              <w:rPr>
-                <w:noProof/>
-              </w:rPr>
               <w:t>21</w:t>
-            </w:r>
-            <w:r>
-              <w:rPr>
-                <w:noProof/>
-              </w:rPr>
               <w:fldChar w:fldCharType="end"/>
             </w:r>
           </w:hyperlink>
@@ -1660,40 +1026,10 @@
                 <w:noProof/>
               </w:rPr>
               <w:tab/>
-            </w:r>
-            <w:r>
-              <w:rPr>
-                <w:noProof/>
-              </w:rPr>
               <w:fldChar w:fldCharType="begin"/>
-            </w:r>
-            <w:r>
-              <w:rPr>
-                <w:noProof/>
-              </w:rPr>
               <w:instrText xml:space="preserve"> PAGEREF _Toc241765449 \h </w:instrText>
-            </w:r>
-            <w:r>
-              <w:rPr>
-                <w:noProof/>
-              </w:rPr>
-            </w:r>
-            <w:r>
-              <w:rPr>
-                <w:noProof/>
-              </w:rPr>
               <w:fldChar w:fldCharType="separate"/>
-            </w:r>
-            <w:r>
-              <w:rPr>
-                <w:noProof/>
-              </w:rPr>
               <w:t>21</w:t>
-            </w:r>
-            <w:r>
-              <w:rPr>
-                <w:noProof/>
-              </w:rPr>
               <w:fldChar w:fldCharType="end"/>
             </w:r>
           </w:hyperlink>
@@ -1728,40 +1064,10 @@
                 <w:noProof/>
               </w:rPr>
               <w:tab/>
-            </w:r>
-            <w:r>
-              <w:rPr>
-                <w:noProof/>
-              </w:rPr>
               <w:fldChar w:fldCharType="begin"/>
-            </w:r>
-            <w:r>
-              <w:rPr>
-                <w:noProof/>
-              </w:rPr>
               <w:instrText xml:space="preserve"> PAGEREF _Toc241765450 \h </w:instrText>
-            </w:r>
-            <w:r>
-              <w:rPr>
-                <w:noProof/>
-              </w:rPr>
-            </w:r>
-            <w:r>
-              <w:rPr>
-                <w:noProof/>
-              </w:rPr>
               <w:fldChar w:fldCharType="separate"/>
-            </w:r>
-            <w:r>
-              <w:rPr>
-                <w:noProof/>
-              </w:rPr>
               <w:t>21</w:t>
-            </w:r>
-            <w:r>
-              <w:rPr>
-                <w:noProof/>
-              </w:rPr>
               <w:fldChar w:fldCharType="end"/>
             </w:r>
           </w:hyperlink>
@@ -1796,40 +1102,10 @@
                 <w:noProof/>
               </w:rPr>
               <w:tab/>
-            </w:r>
-            <w:r>
-              <w:rPr>
-                <w:noProof/>
-              </w:rPr>
               <w:fldChar w:fldCharType="begin"/>
-            </w:r>
-            <w:r>
-              <w:rPr>
-                <w:noProof/>
-              </w:rPr>
               <w:instrText xml:space="preserve"> PAGEREF _Toc241765451 \h </w:instrText>
-            </w:r>
-            <w:r>
-              <w:rPr>
-                <w:noProof/>
-              </w:rPr>
-            </w:r>
-            <w:r>
-              <w:rPr>
-                <w:noProof/>
-              </w:rPr>
               <w:fldChar w:fldCharType="separate"/>
-            </w:r>
-            <w:r>
-              <w:rPr>
-                <w:noProof/>
-              </w:rPr>
               <w:t>23</w:t>
-            </w:r>
-            <w:r>
-              <w:rPr>
-                <w:noProof/>
-              </w:rPr>
               <w:fldChar w:fldCharType="end"/>
             </w:r>
           </w:hyperlink>
@@ -4202,10 +3478,7 @@
         <w:spacing w:after="120"/>
       </w:pPr>
       <w:r>
-        <w:t>Esta sección traduce los requerimientos de la sección 2 en modelos de la solución, en tres niveles complementarios: los procesos de negocio (BPMN, 3.1), que muestran paso a paso cómo interactúan el Administrador, el Cliente y el sistema; los casos de uso (3.2), que resumen qué puede hacer cada actor; y el diagrama de clases UML (3.3), que traduce ambos en la estructura orientada a objetos que se implementará en Python. La sección 3.4 cierra con una matriz que verifica, requerimiento por requerimiento, que c</w:t>
-      </w:r>
-      <w:r>
-        <w:t>ada FR y RNF quedó representado en los modelos. Todos los diagramas se construyeron desde cero a partir de FR-01 a FR-15 y RNF-01 a RNF-06; sus fuentes editables están en la carpeta docs/diagramas/ del repositorio.</w:t>
+        <w:t>Esta sección traduce los requerimientos de la sección 2 en modelos de la solución, en tres niveles complementarios: los procesos de negocio (BPMN, 3.1), que muestran paso a paso cómo interactúan el Administrador, el Cliente y el sistema; los casos de uso (3.2), que resumen qué puede hacer cada actor; y el diagrama de clases UML (3.3), que traduce ambos en la estructura orientada a objetos que se implementará en Python. La sección 3.4 cierra con una matriz que verifica, requerimiento por requerimiento, que cada FR y RNF quedó representado en los modelos. Todos los diagramas se construyeron desde cero a partir de FR-01 a FR-15 y RNF-01 a RNF-06; sus fuentes editables están en la carpeta docs/diagramas/ del repositorio.</w:t>
       </w:r>
     </w:p>
     <w:p>
@@ -4794,10 +4067,7 @@
         <w:spacing w:after="120"/>
       </w:pPr>
       <w:r>
-        <w:t>Los tres diagramas usan notación BPMN 2.0: un pool «Viajes Aventura» dividido en carriles (lanes) por participante —Administrador o Cliente, y Sistema—; un evento de inicio (círculo de borde simple); eventos de fin (círculo de borde grueso), uno por cada resultado distinto para el negocio; tareas (rectángulos redondeados); compuertas exclusivas XOR (rombo con X) para cada decisión; y el almacén de datos «Base de datos», unido con una asociación punteada a la tarea que persiste información. Cada tarea indica</w:t>
-      </w:r>
-      <w:r>
-        <w:t xml:space="preserve"> entre corchetes el requerimiento que implementa, de modo que la trazabilidad se lee directamente sobre el diagrama. Todas las validaciones de negocio ocurren en el carril Sistema y no en el del actor, lo que materializa RNF-05.</w:t>
+        <w:t xml:space="preserve">Los tres diagramas usan notación BPMN 2.0: un pool «Viajes Aventura» dividido en carriles (lanes) por participante —Administrador o Cliente, y Sistema—; un evento de inicio (círculo de borde simple); eventos de fin (círculo de borde grueso), uno por cada resultado distinto para el negocio; tareas (rectángulos redondeados); compuertas exclusivas XOR (rombo con X) para cada decisión; y el almacén de datos «Base de datos», unido con una asociación punteada a la tarea que persiste información. Cada tarea indica entre corchetes el requerimiento que implementa, de modo que la trazabilidad se lee directamente sobre el diagrama. Todas las validaciones de negocio ocurren en el carril Sistema y no en el del actor, lo que materializa RNF-05.</w:t>
       </w:r>
     </w:p>
     <w:p>
@@ -4821,10 +4091,7 @@
         <w:spacing w:after="120"/>
       </w:pPr>
       <w:r>
-        <w:t>El Administrador inicia sesión (S1) y el sistema le muestra el catálogo separando destinos disponibles y no disponibles (FR-04). Una compuerta exclusiva distingue las tres operaciones. Registrar y modificar convergen en la misma validación (nombre único, costo base mayor que cero, duración mayor que cero) con un ciclo de corrección cuando los datos son inválidos. La baja aplica R8 con una compuerta propia: si el destino pertenece a algún paquete se marca no disponible y los paquetes vendidos conservan su co</w:t>
-      </w:r>
-      <w:r>
-        <w:t>ntenido; si no, se elimina. Cada camino termina en un evento de fin distinto porque el resultado para el negocio es distinto.</w:t>
+        <w:t>El Administrador inicia sesión (S1) y el sistema le muestra el catálogo separando destinos disponibles y no disponibles (FR-04). Una compuerta exclusiva distingue las tres operaciones. Registrar y modificar convergen en la misma validación (nombre único, costo base mayor que cero, duración mayor que cero) con un ciclo de corrección cuando los datos son inválidos. La baja aplica R8 con una compuerta propia: si el destino pertenece a algún paquete se marca no disponible y los paquetes vendidos conservan su contenido; si no, se elimina. Cada camino termina en un evento de fin distinto porque el resultado para el negocio es distinto.</w:t>
       </w:r>
     </w:p>
     <w:p>
@@ -4918,10 +4185,7 @@
         <w:spacing w:after="120"/>
       </w:pPr>
       <w:r>
-        <w:t xml:space="preserve">El Administrador define nombre, fechas, cupo y margen, y elige entre 2 y 5 destinos de una lista que el sistema filtra para ofrecer solo los disponibles (R8). El sistema valida R3, R5 y R6 y, si alguna regla falla, devuelve al Administrador a corregir. Con datos válidos es el sistema —no la persona— el que calcula el precio por persona (FR-06), lo que elimina el error de digitación que publicó un paquete a la décima parte de su valor. El Administrador decide publicar o dejar el paquete en borrador (S2); al </w:t>
-      </w:r>
-      <w:r>
-        <w:t>publicar, el precio queda fijado (FR-07) y deja de depender de cambios posteriores en el costo de los destinos.</w:t>
+        <w:t xml:space="preserve">El Administrador define nombre, fechas, cupo y margen, y elige entre 2 y 5 destinos de una lista que el sistema filtra para ofrecer solo los disponibles (R8). El sistema valida R3, R5 y R6 y, si alguna regla falla, devuelve al Administrador a corregir. Con datos válidos es el sistema —no la persona— el que calcula el precio por persona (FR-06), lo que elimina el error de digitación que publicó un paquete a la décima parte de su valor. El Administrador decide publicar o dejar el paquete en borrador (S2); al publicar, el precio queda fijado (FR-07) y deja de depender de cambios posteriores en el costo de los destinos.</w:t>
       </w:r>
     </w:p>
     <w:p>
@@ -5015,10 +4279,7 @@
         <w:spacing w:after="120"/>
       </w:pPr>
       <w:r>
-        <w:t>El Cliente consulta los paquetes publicados con su cupo disponible (FR-08). Para reservar, la compuerta «¿Autenticado?» obliga a iniciar sesión o a registrarse primero (R11, FR-11); el registro guarda la contraseña solo como hash (RNF-01) y un fallo de credenciales devuelve un mensaje genérico que no revela qué dato falló (RNF-02). Las dos compuertas siguientes reflejan la pista del caso: la fecha vencida (FR-14) se compara con la fecha del día y el exceso de cupo (FR-13) con un dato que lleva el sistema, p</w:t>
-      </w:r>
-      <w:r>
-        <w:t>or eso son decisiones separadas con rechazos distintos. Si ambas se cumplen, el sistema registra la reserva con su total y su fecha de emisión (FR-12), y el Cliente puede verla en su historial (FR-15).</w:t>
+        <w:t>El Cliente consulta los paquetes publicados con su cupo disponible (FR-08). Para reservar, la compuerta «¿Autenticado?» obliga a iniciar sesión o a registrarse primero (R11, FR-11); el registro guarda la contraseña solo como hash (RNF-01) y un fallo de credenciales devuelve un mensaje genérico que no revela qué dato falló (RNF-02). Las dos compuertas siguientes reflejan la pista del caso: la fecha vencida (FR-14) se compara con la fecha del día y el exceso de cupo (FR-13) con un dato que lleva el sistema, por eso son decisiones separadas con rechazos distintos. Si ambas se cumplen, el sistema registra la reserva con su total y su fecha de emisión (FR-12), y el Cliente puede verla en su historial (FR-15).</w:t>
       </w:r>
     </w:p>
     <w:p>
@@ -5121,10 +4382,7 @@
         <w:spacing w:after="120"/>
       </w:pPr>
       <w:r>
-        <w:t>El diagrama resume las interacciones de los dos actores del caso con el sistema. «Iniciar sesión» es el único caso de uso compartido (S1). Las relaciones «include» expresan comportamiento obligatorio: «Reservar paquete» y «Consultar historial» incluyen «Iniciar sesión» porque R11 no permite reservar ni consultar sin autenticación; «Reservar paquete» incluye «Verificar cupo y fecha de salida» porque ninguna reserva puede saltarse FR-13 y FR-14; y «Crear paquete» incluye «Calcular precio» porque el precio nun</w:t>
-      </w:r>
-      <w:r>
-        <w:t>ca se ingresa a mano (FR-06). No se usó «extend» porque, dentro del alcance, ningún comportamiento es opcional respecto de un caso base.</w:t>
+        <w:t>El diagrama resume las interacciones de los dos actores del caso con el sistema. «Iniciar sesión» es el único caso de uso compartido (S1). Las relaciones «include» expresan comportamiento obligatorio: «Reservar paquete» y «Consultar historial» incluyen «Iniciar sesión» porque R11 no permite reservar ni consultar sin autenticación; «Reservar paquete» incluye «Verificar cupo y fecha de salida» porque ninguna reserva puede saltarse FR-13 y FR-14; y «Crear paquete» incluye «Calcular precio» porque el precio nunca se ingresa a mano (FR-06). No se usó «extend» porque, dentro del alcance, ningún comportamiento es opcional respecto de un caso base.</w:t>
       </w:r>
     </w:p>
     <w:p>
@@ -6817,10 +6075,7 @@
         <w:spacing w:after="120"/>
       </w:pPr>
       <w:r>
-        <w:t>Repositorio&lt;T&gt; es una clase abstracta genérica que define el contrato común de persistencia (guardar, buscar_por_id, listar) sobre una conexión sqlite3. Cada subclase lo implementa para su entidad y agrega solo las consultas que su dominio necesita: esta_en_algun_paquete() para R8, personas_reservadas() para R14, buscar_por_correo() para FR-10 y listar_por_cliente() para FR-15. Así las clases de dominio no contienen SQL, las consultas quedan concentradas en un solo lugar para usar siempre parámetros (preven</w:t>
-      </w:r>
-      <w:r>
-        <w:t>ción de inyección SQL, sección 7) y se cumple RNF-04 sin acoplar las reglas de negocio a la base de datos.</w:t>
+        <w:t>Repositorio&lt;T&gt; es una clase abstracta genérica que define el contrato común de persistencia (guardar, buscar_por_id, listar) sobre una conexión sqlite3. Cada subclase lo implementa para su entidad y agrega solo las consultas que su dominio necesita: esta_en_algun_paquete() para R8, personas_reservadas() para R14, buscar_por_correo() para FR-10 y listar_por_cliente() para FR-15. Así las clases de dominio no contienen SQL, las consultas quedan concentradas en un solo lugar para usar siempre parámetros (prevención de inyección SQL, sección 7) y se cumple RNF-04 sin acoplar las reglas de negocio a la base de datos.</w:t>
       </w:r>
     </w:p>
     <w:p>
@@ -8904,10 +8159,7 @@
         <w:spacing w:after="120"/>
       </w:pPr>
       <w:r>
-        <w:t>Validación de coherencia realizada sobre la matriz: (1) los 15 requerimientos funcionales aparecen en un diagrama BPMN, en un caso de uso y en una clase o método; (2) los 13 casos de uso y las 7 clases de dominio se originan en al menos un requerimiento o supuesto declarado, y no se modeló nada fuera del alcance (por ejemplo, no hay cancelación de reservas ni pagos); (3) RNF-06 es el único requerimiento sin un elemento de modelo propio, porque describe el medio de acceso (un navegador web) y no un proceso n</w:t>
-      </w:r>
-      <w:r>
-        <w:t>i una entidad, y se aborda en la arquitectura (sección 5).</w:t>
+        <w:t>Validación de coherencia realizada sobre la matriz: (1) los 15 requerimientos funcionales aparecen en un diagrama BPMN, en un caso de uso y en una clase o método; (2) los 13 casos de uso y las 7 clases de dominio se originan en al menos un requerimiento o supuesto declarado, y no se modeló nada fuera del alcance (por ejemplo, no hay cancelación de reservas ni pagos); (3) RNF-06 es el único requerimiento sin un elemento de modelo propio, porque describe el medio de acceso (un navegador web) y no un proceso ni una entidad, y se aborda en la arquitectura (sección 5).</w:t>
       </w:r>
     </w:p>
     <w:p>
@@ -8945,6 +8197,14 @@
     </w:p>
     <w:p>
       <w:pPr>
+        <w:spacing w:after="120"/>
+      </w:pPr>
+      <w:r>
+        <w:t xml:space="preserve">Esta sección se redactó de nuevo el 1 de octubre de 2026, descartando el cronograma anterior (que llegaba solo hasta el 23-30 de septiembre y ya no correspondía a la fecha real de reinicio del proyecto): roles, Product Backlog y Sprint Backlog se definen aquí a partir de los requerimientos vigentes (FR-01 a FR-15, RNF-01 a RNF-06) y del calendario real que queda hasta la entrega del 5 de octubre de 2026.</w:t>
+      </w:r>
+    </w:p>
+    <w:p>
+      <w:pPr>
         <w:pStyle w:val="Ttulo2"/>
         <w:spacing w:before="240" w:after="120"/>
       </w:pPr>
@@ -8966,7 +8226,900 @@
         <w:spacing w:after="120"/>
       </w:pPr>
       <w:r>
-        <w:t>Logan Silva es el Líder de Proyecto, rol definido en la guía de evaluación: coordina las actividades del equipo, gestiona las reuniones de seguimiento, supervisa el cumplimiento de tareas y mantiene la comunicación con el docente. El equipo interpreta además el rol de Product Owner a partir del propio caso (las necesidades de los tres socios de Viajes Aventura), consolidado y priorizado por el Líder de Proyecto. Con un equipo de 2 personas, la responsabilidad técnica se dividió en dos franjas verticales, cada una agrupando 2 dominios por flujo de negocio: Camilo Sepúlveda cubre el lado de catálogo (Destinos alimenta a Paquetes), y Logan Silva cubre el lado de operación con el cliente (Clientes y seguridad alimenta a Reservas, que depende de la autenticación):</w:t>
+        <w:t xml:space="preserve">Logan Silva es el Líder de Proyecto, rol definido en la guía de evaluación: coordina las actividades del equipo, gestiona las reuniones de seguimiento, supervisa el cumplimiento de tareas y mantiene la comunicación con el docente. El equipo interpreta además el rol de Product Owner a partir del propio caso (las necesidades de los tres socios de Viajes Aventura), consolidado y priorizado por el Líder de Proyecto. La responsabilidad técnica se divide en dos franjas verticales por flujo de negocio: Camilo Sepúlveda cubre el lado de catálogo (Destinos alimenta a Paquetes), y Logan Silva cubre el lado de operación con el cliente (Clientes y seguridad alimenta a Reservas, que depende de la autenticación):</w:t>
+      </w:r>
+    </w:p>
+    <w:tbl>
+      <w:tblPr>
+        <w:tblW w:w="7350" w:type="dxa"/>
+        <w:tblBorders>
+          <w:top w:val="single" w:sz="4" w:space="0" w:color="auto"/>
+          <w:left w:val="single" w:sz="4" w:space="0" w:color="auto"/>
+          <w:bottom w:val="single" w:sz="4" w:space="0" w:color="auto"/>
+          <w:right w:val="single" w:sz="4" w:space="0" w:color="auto"/>
+          <w:insideH w:val="single" w:sz="4" w:space="0" w:color="auto"/>
+          <w:insideV w:val="single" w:sz="4" w:space="0" w:color="auto"/>
+        </w:tblBorders>
+        <w:tblCellMar>
+          <w:left w:w="10" w:type="dxa"/>
+          <w:right w:w="10" w:type="dxa"/>
+        </w:tblCellMar>
+        <w:tblLook w:val="04A0" w:firstRow="1" w:lastRow="0" w:firstColumn="1" w:lastColumn="0" w:noHBand="0" w:noVBand="1"/>
+      </w:tblPr>
+      <w:tblGrid>
+        <w:gridCol w:w="1800"/>
+        <w:gridCol w:w="1800"/>
+        <w:gridCol w:w="2750"/>
+        <w:gridCol w:w="1000"/>
+      </w:tblGrid>
+      <w:tr>
+        <w:trPr>
+          <w:tblHeader/>
+        </w:trPr>
+        <w:tc>
+          <w:tcPr>
+            <w:tcW w:w="1800" w:type="dxa"/>
+            <w:shd w:val="clear" w:color="auto" w:fill="AF2A2A"/>
+            <w:tcMar>
+              <w:top w:w="60" w:type="dxa"/>
+              <w:left w:w="100" w:type="dxa"/>
+              <w:bottom w:w="60" w:type="dxa"/>
+              <w:right w:w="100" w:type="dxa"/>
+            </w:tcMar>
+            <w:vAlign w:val="center"/>
+          </w:tcPr>
+          <w:p>
+            <w:r>
+              <w:rPr>
+                <w:b/>
+                <w:bCs/>
+                <w:color w:val="FFFFFF"/>
+              </w:rPr>
+              <w:t xml:space="preserve">Integrante</w:t>
+            </w:r>
+          </w:p>
+        </w:tc>
+        <w:tc>
+          <w:tcPr>
+            <w:tcW w:w="1800" w:type="dxa"/>
+            <w:shd w:val="clear" w:color="auto" w:fill="AF2A2A"/>
+            <w:tcMar>
+              <w:top w:w="60" w:type="dxa"/>
+              <w:left w:w="100" w:type="dxa"/>
+              <w:bottom w:w="60" w:type="dxa"/>
+              <w:right w:w="100" w:type="dxa"/>
+            </w:tcMar>
+            <w:vAlign w:val="center"/>
+          </w:tcPr>
+          <w:p>
+            <w:r>
+              <w:rPr>
+                <w:b/>
+                <w:bCs/>
+                <w:color w:val="FFFFFF"/>
+              </w:rPr>
+              <w:t xml:space="preserve">Rol</w:t>
+            </w:r>
+          </w:p>
+        </w:tc>
+        <w:tc>
+          <w:tcPr>
+            <w:tcW w:w="2750" w:type="dxa"/>
+            <w:shd w:val="clear" w:color="auto" w:fill="AF2A2A"/>
+            <w:tcMar>
+              <w:top w:w="60" w:type="dxa"/>
+              <w:left w:w="100" w:type="dxa"/>
+              <w:bottom w:w="60" w:type="dxa"/>
+              <w:right w:w="100" w:type="dxa"/>
+            </w:tcMar>
+            <w:vAlign w:val="center"/>
+          </w:tcPr>
+          <w:p>
+            <w:r>
+              <w:rPr>
+                <w:b/>
+                <w:bCs/>
+                <w:color w:val="FFFFFF"/>
+              </w:rPr>
+              <w:t xml:space="preserve">Dominios técnicos</w:t>
+            </w:r>
+          </w:p>
+        </w:tc>
+        <w:tc>
+          <w:tcPr>
+            <w:tcW w:w="1000" w:type="dxa"/>
+            <w:shd w:val="clear" w:color="auto" w:fill="AF2A2A"/>
+            <w:tcMar>
+              <w:top w:w="60" w:type="dxa"/>
+              <w:left w:w="100" w:type="dxa"/>
+              <w:bottom w:w="60" w:type="dxa"/>
+              <w:right w:w="100" w:type="dxa"/>
+            </w:tcMar>
+            <w:vAlign w:val="center"/>
+          </w:tcPr>
+          <w:p>
+            <w:r>
+              <w:rPr>
+                <w:b/>
+                <w:bCs/>
+                <w:color w:val="FFFFFF"/>
+              </w:rPr>
+              <w:t xml:space="preserve">Reglas</w:t>
+            </w:r>
+          </w:p>
+        </w:tc>
+      </w:tr>
+      <w:tr>
+        <w:tc>
+          <w:tcPr>
+            <w:tcW w:w="1800" w:type="dxa"/>
+            <w:tcMar>
+              <w:top w:w="60" w:type="dxa"/>
+              <w:left w:w="100" w:type="dxa"/>
+              <w:bottom w:w="60" w:type="dxa"/>
+              <w:right w:w="100" w:type="dxa"/>
+            </w:tcMar>
+            <w:vAlign w:val="center"/>
+          </w:tcPr>
+          <w:p>
+            <w:r>
+              <w:t xml:space="preserve">Logan Silva</w:t>
+            </w:r>
+          </w:p>
+        </w:tc>
+        <w:tc>
+          <w:tcPr>
+            <w:tcW w:w="1800" w:type="dxa"/>
+            <w:tcMar>
+              <w:top w:w="60" w:type="dxa"/>
+              <w:left w:w="100" w:type="dxa"/>
+              <w:bottom w:w="60" w:type="dxa"/>
+              <w:right w:w="100" w:type="dxa"/>
+            </w:tcMar>
+            <w:vAlign w:val="center"/>
+          </w:tcPr>
+          <w:p>
+            <w:r>
+              <w:t xml:space="preserve">Líder de Proyecto + Developer</w:t>
+            </w:r>
+          </w:p>
+        </w:tc>
+        <w:tc>
+          <w:tcPr>
+            <w:tcW w:w="2750" w:type="dxa"/>
+            <w:tcMar>
+              <w:top w:w="60" w:type="dxa"/>
+              <w:left w:w="100" w:type="dxa"/>
+              <w:bottom w:w="60" w:type="dxa"/>
+              <w:right w:w="100" w:type="dxa"/>
+            </w:tcMar>
+            <w:vAlign w:val="center"/>
+          </w:tcPr>
+          <w:p>
+            <w:r>
+              <w:t xml:space="preserve">Clientes y seguridad, y Reservas</w:t>
+            </w:r>
+          </w:p>
+        </w:tc>
+        <w:tc>
+          <w:tcPr>
+            <w:tcW w:w="1000" w:type="dxa"/>
+            <w:tcMar>
+              <w:top w:w="60" w:type="dxa"/>
+              <w:left w:w="100" w:type="dxa"/>
+              <w:bottom w:w="60" w:type="dxa"/>
+              <w:right w:w="100" w:type="dxa"/>
+            </w:tcMar>
+            <w:vAlign w:val="center"/>
+          </w:tcPr>
+          <w:p>
+            <w:r>
+              <w:t xml:space="preserve">R9-R17</w:t>
+            </w:r>
+          </w:p>
+        </w:tc>
+      </w:tr>
+      <w:tr>
+        <w:tc>
+          <w:tcPr>
+            <w:tcW w:w="1800" w:type="dxa"/>
+            <w:tcMar>
+              <w:top w:w="60" w:type="dxa"/>
+              <w:left w:w="100" w:type="dxa"/>
+              <w:bottom w:w="60" w:type="dxa"/>
+              <w:right w:w="100" w:type="dxa"/>
+            </w:tcMar>
+            <w:vAlign w:val="center"/>
+          </w:tcPr>
+          <w:p>
+            <w:r>
+              <w:t xml:space="preserve">Camilo Sepúlveda</w:t>
+            </w:r>
+          </w:p>
+        </w:tc>
+        <w:tc>
+          <w:tcPr>
+            <w:tcW w:w="1800" w:type="dxa"/>
+            <w:tcMar>
+              <w:top w:w="60" w:type="dxa"/>
+              <w:left w:w="100" w:type="dxa"/>
+              <w:bottom w:w="60" w:type="dxa"/>
+              <w:right w:w="100" w:type="dxa"/>
+            </w:tcMar>
+            <w:vAlign w:val="center"/>
+          </w:tcPr>
+          <w:p>
+            <w:r>
+              <w:t xml:space="preserve">Developer</w:t>
+            </w:r>
+          </w:p>
+        </w:tc>
+        <w:tc>
+          <w:tcPr>
+            <w:tcW w:w="2750" w:type="dxa"/>
+            <w:tcMar>
+              <w:top w:w="60" w:type="dxa"/>
+              <w:left w:w="100" w:type="dxa"/>
+              <w:bottom w:w="60" w:type="dxa"/>
+              <w:right w:w="100" w:type="dxa"/>
+            </w:tcMar>
+            <w:vAlign w:val="center"/>
+          </w:tcPr>
+          <w:p>
+            <w:r>
+              <w:t xml:space="preserve">Destinos y Paquetes</w:t>
+            </w:r>
+          </w:p>
+        </w:tc>
+        <w:tc>
+          <w:tcPr>
+            <w:tcW w:w="1000" w:type="dxa"/>
+            <w:tcMar>
+              <w:top w:w="60" w:type="dxa"/>
+              <w:left w:w="100" w:type="dxa"/>
+              <w:bottom w:w="60" w:type="dxa"/>
+              <w:right w:w="100" w:type="dxa"/>
+            </w:tcMar>
+            <w:vAlign w:val="center"/>
+          </w:tcPr>
+          <w:p>
+            <w:r>
+              <w:t xml:space="preserve">R1-R8</w:t>
+            </w:r>
+          </w:p>
+        </w:tc>
+      </w:tr>
+    </w:tbl>
+    <w:p>
+      <w:pPr>
+        <w:pStyle w:val="Ttulo2"/>
+        <w:spacing w:before="240" w:after="120"/>
+      </w:pPr>
+      <w:bookmarkStart w:id="12" w:name="_Toc241765440"/>
+      <w:r>
+        <w:rPr>
+          <w:b/>
+          <w:bCs/>
+          <w:color w:val="222222"/>
+          <w:sz w:val="22"/>
+          <w:szCs w:val="22"/>
+        </w:rPr>
+        <w:t>4.2 Product Backlog</w:t>
+      </w:r>
+      <w:bookmarkEnd w:id="12"/>
+    </w:p>
+    <w:p>
+      <w:pPr>
+        <w:spacing w:after="120"/>
+      </w:pPr>
+      <w:r>
+        <w:t xml:space="preserve">Historias de usuario derivadas de los requerimientos funcionales y no funcionales de la sección 2, priorizadas y asignadas por dominio. Las cinco cubren la totalidad de los requerimientos vigentes, sin dejar ninguno sin una historia que lo implemente:</w:t>
+      </w:r>
+    </w:p>
+    <w:tbl>
+      <w:tblPr>
+        <w:tblW w:w="10350" w:type="dxa"/>
+        <w:tblBorders>
+          <w:top w:val="single" w:sz="4" w:space="0" w:color="auto"/>
+          <w:left w:val="single" w:sz="4" w:space="0" w:color="auto"/>
+          <w:bottom w:val="single" w:sz="4" w:space="0" w:color="auto"/>
+          <w:right w:val="single" w:sz="4" w:space="0" w:color="auto"/>
+          <w:insideH w:val="single" w:sz="4" w:space="0" w:color="auto"/>
+          <w:insideV w:val="single" w:sz="4" w:space="0" w:color="auto"/>
+        </w:tblBorders>
+        <w:tblCellMar>
+          <w:left w:w="10" w:type="dxa"/>
+          <w:right w:w="10" w:type="dxa"/>
+        </w:tblCellMar>
+        <w:tblLook w:val="04A0" w:firstRow="1" w:lastRow="0" w:firstColumn="1" w:lastColumn="0" w:noHBand="0" w:noVBand="1"/>
+      </w:tblPr>
+      <w:tblGrid>
+        <w:gridCol w:w="900"/>
+        <w:gridCol w:w="4900"/>
+        <w:gridCol w:w="1650"/>
+        <w:gridCol w:w="1000"/>
+        <w:gridCol w:w="1900"/>
+      </w:tblGrid>
+      <w:tr>
+        <w:trPr>
+          <w:tblHeader/>
+        </w:trPr>
+        <w:tc>
+          <w:tcPr>
+            <w:tcW w:w="900" w:type="dxa"/>
+            <w:shd w:val="clear" w:color="auto" w:fill="AF2A2A"/>
+            <w:tcMar>
+              <w:top w:w="60" w:type="dxa"/>
+              <w:left w:w="100" w:type="dxa"/>
+              <w:bottom w:w="60" w:type="dxa"/>
+              <w:right w:w="100" w:type="dxa"/>
+            </w:tcMar>
+            <w:vAlign w:val="center"/>
+          </w:tcPr>
+          <w:p>
+            <w:r>
+              <w:rPr>
+                <w:b/>
+                <w:bCs/>
+                <w:color w:val="FFFFFF"/>
+              </w:rPr>
+              <w:t xml:space="preserve">ID</w:t>
+            </w:r>
+          </w:p>
+        </w:tc>
+        <w:tc>
+          <w:tcPr>
+            <w:tcW w:w="4900" w:type="dxa"/>
+            <w:shd w:val="clear" w:color="auto" w:fill="AF2A2A"/>
+            <w:tcMar>
+              <w:top w:w="60" w:type="dxa"/>
+              <w:left w:w="100" w:type="dxa"/>
+              <w:bottom w:w="60" w:type="dxa"/>
+              <w:right w:w="100" w:type="dxa"/>
+            </w:tcMar>
+            <w:vAlign w:val="center"/>
+          </w:tcPr>
+          <w:p>
+            <w:r>
+              <w:rPr>
+                <w:b/>
+                <w:bCs/>
+                <w:color w:val="FFFFFF"/>
+              </w:rPr>
+              <w:t xml:space="preserve">Historia de usuario</w:t>
+            </w:r>
+          </w:p>
+        </w:tc>
+        <w:tc>
+          <w:tcPr>
+            <w:tcW w:w="1650" w:type="dxa"/>
+            <w:shd w:val="clear" w:color="auto" w:fill="AF2A2A"/>
+            <w:tcMar>
+              <w:top w:w="60" w:type="dxa"/>
+              <w:left w:w="100" w:type="dxa"/>
+              <w:bottom w:w="60" w:type="dxa"/>
+              <w:right w:w="100" w:type="dxa"/>
+            </w:tcMar>
+            <w:vAlign w:val="center"/>
+          </w:tcPr>
+          <w:p>
+            <w:r>
+              <w:rPr>
+                <w:b/>
+                <w:bCs/>
+                <w:color w:val="FFFFFF"/>
+              </w:rPr>
+              <w:t xml:space="preserve">Requerimientos</w:t>
+            </w:r>
+          </w:p>
+        </w:tc>
+        <w:tc>
+          <w:tcPr>
+            <w:tcW w:w="1000" w:type="dxa"/>
+            <w:shd w:val="clear" w:color="auto" w:fill="AF2A2A"/>
+            <w:tcMar>
+              <w:top w:w="60" w:type="dxa"/>
+              <w:left w:w="100" w:type="dxa"/>
+              <w:bottom w:w="60" w:type="dxa"/>
+              <w:right w:w="100" w:type="dxa"/>
+            </w:tcMar>
+            <w:vAlign w:val="center"/>
+          </w:tcPr>
+          <w:p>
+            <w:r>
+              <w:rPr>
+                <w:b/>
+                <w:bCs/>
+                <w:color w:val="FFFFFF"/>
+              </w:rPr>
+              <w:t xml:space="preserve">Prioridad</w:t>
+            </w:r>
+          </w:p>
+        </w:tc>
+        <w:tc>
+          <w:tcPr>
+            <w:tcW w:w="1900" w:type="dxa"/>
+            <w:shd w:val="clear" w:color="auto" w:fill="AF2A2A"/>
+            <w:tcMar>
+              <w:top w:w="60" w:type="dxa"/>
+              <w:left w:w="100" w:type="dxa"/>
+              <w:bottom w:w="60" w:type="dxa"/>
+              <w:right w:w="100" w:type="dxa"/>
+            </w:tcMar>
+            <w:vAlign w:val="center"/>
+          </w:tcPr>
+          <w:p>
+            <w:r>
+              <w:rPr>
+                <w:b/>
+                <w:bCs/>
+                <w:color w:val="FFFFFF"/>
+              </w:rPr>
+              <w:t xml:space="preserve">Responsable</w:t>
+            </w:r>
+          </w:p>
+        </w:tc>
+      </w:tr>
+      <w:tr>
+        <w:tc>
+          <w:tcPr>
+            <w:tcW w:w="900" w:type="dxa"/>
+            <w:tcMar>
+              <w:top w:w="60" w:type="dxa"/>
+              <w:left w:w="100" w:type="dxa"/>
+              <w:bottom w:w="60" w:type="dxa"/>
+              <w:right w:w="100" w:type="dxa"/>
+            </w:tcMar>
+            <w:vAlign w:val="center"/>
+          </w:tcPr>
+          <w:p>
+            <w:r>
+              <w:t xml:space="preserve">HU-01</w:t>
+            </w:r>
+          </w:p>
+        </w:tc>
+        <w:tc>
+          <w:tcPr>
+            <w:tcW w:w="4900" w:type="dxa"/>
+            <w:tcMar>
+              <w:top w:w="60" w:type="dxa"/>
+              <w:left w:w="100" w:type="dxa"/>
+              <w:bottom w:w="60" w:type="dxa"/>
+              <w:right w:w="100" w:type="dxa"/>
+            </w:tcMar>
+            <w:vAlign w:val="center"/>
+          </w:tcPr>
+          <w:p>
+            <w:r>
+              <w:t xml:space="preserve">Como administrador quiero gestionar el catálogo de destinos (registrar, modificar, dar de baja lógica, listar) para mantenerlo correcto.</w:t>
+            </w:r>
+          </w:p>
+        </w:tc>
+        <w:tc>
+          <w:tcPr>
+            <w:tcW w:w="1650" w:type="dxa"/>
+            <w:tcMar>
+              <w:top w:w="60" w:type="dxa"/>
+              <w:left w:w="100" w:type="dxa"/>
+              <w:bottom w:w="60" w:type="dxa"/>
+              <w:right w:w="100" w:type="dxa"/>
+            </w:tcMar>
+            <w:vAlign w:val="center"/>
+          </w:tcPr>
+          <w:p>
+            <w:r>
+              <w:t xml:space="preserve">FR-01 a FR-04</w:t>
+            </w:r>
+          </w:p>
+        </w:tc>
+        <w:tc>
+          <w:tcPr>
+            <w:tcW w:w="1000" w:type="dxa"/>
+            <w:tcMar>
+              <w:top w:w="60" w:type="dxa"/>
+              <w:left w:w="100" w:type="dxa"/>
+              <w:bottom w:w="60" w:type="dxa"/>
+              <w:right w:w="100" w:type="dxa"/>
+            </w:tcMar>
+            <w:vAlign w:val="center"/>
+          </w:tcPr>
+          <w:p>
+            <w:r>
+              <w:t xml:space="preserve">Alta</w:t>
+            </w:r>
+          </w:p>
+        </w:tc>
+        <w:tc>
+          <w:tcPr>
+            <w:tcW w:w="1900" w:type="dxa"/>
+            <w:tcMar>
+              <w:top w:w="60" w:type="dxa"/>
+              <w:left w:w="100" w:type="dxa"/>
+              <w:bottom w:w="60" w:type="dxa"/>
+              <w:right w:w="100" w:type="dxa"/>
+            </w:tcMar>
+            <w:vAlign w:val="center"/>
+          </w:tcPr>
+          <w:p>
+            <w:r>
+              <w:t xml:space="preserve">Camilo Sepúlveda</w:t>
+            </w:r>
+          </w:p>
+        </w:tc>
+      </w:tr>
+      <w:tr>
+        <w:tc>
+          <w:tcPr>
+            <w:tcW w:w="900" w:type="dxa"/>
+            <w:tcMar>
+              <w:top w:w="60" w:type="dxa"/>
+              <w:left w:w="100" w:type="dxa"/>
+              <w:bottom w:w="60" w:type="dxa"/>
+              <w:right w:w="100" w:type="dxa"/>
+            </w:tcMar>
+            <w:vAlign w:val="center"/>
+          </w:tcPr>
+          <w:p>
+            <w:r>
+              <w:t xml:space="preserve">HU-02</w:t>
+            </w:r>
+          </w:p>
+        </w:tc>
+        <w:tc>
+          <w:tcPr>
+            <w:tcW w:w="4900" w:type="dxa"/>
+            <w:tcMar>
+              <w:top w:w="60" w:type="dxa"/>
+              <w:left w:w="100" w:type="dxa"/>
+              <w:bottom w:w="60" w:type="dxa"/>
+              <w:right w:w="100" w:type="dxa"/>
+            </w:tcMar>
+            <w:vAlign w:val="center"/>
+          </w:tcPr>
+          <w:p>
+            <w:r>
+              <w:t xml:space="preserve">Como administrador quiero armar y publicar paquetes con precio calculado automáticamente y cupo consultable.</w:t>
+            </w:r>
+          </w:p>
+        </w:tc>
+        <w:tc>
+          <w:tcPr>
+            <w:tcW w:w="1650" w:type="dxa"/>
+            <w:tcMar>
+              <w:top w:w="60" w:type="dxa"/>
+              <w:left w:w="100" w:type="dxa"/>
+              <w:bottom w:w="60" w:type="dxa"/>
+              <w:right w:w="100" w:type="dxa"/>
+            </w:tcMar>
+            <w:vAlign w:val="center"/>
+          </w:tcPr>
+          <w:p>
+            <w:r>
+              <w:t xml:space="preserve">FR-05 a FR-08</w:t>
+            </w:r>
+          </w:p>
+        </w:tc>
+        <w:tc>
+          <w:tcPr>
+            <w:tcW w:w="1000" w:type="dxa"/>
+            <w:tcMar>
+              <w:top w:w="60" w:type="dxa"/>
+              <w:left w:w="100" w:type="dxa"/>
+              <w:bottom w:w="60" w:type="dxa"/>
+              <w:right w:w="100" w:type="dxa"/>
+            </w:tcMar>
+            <w:vAlign w:val="center"/>
+          </w:tcPr>
+          <w:p>
+            <w:r>
+              <w:t xml:space="preserve">Alta</w:t>
+            </w:r>
+          </w:p>
+        </w:tc>
+        <w:tc>
+          <w:tcPr>
+            <w:tcW w:w="1900" w:type="dxa"/>
+            <w:tcMar>
+              <w:top w:w="60" w:type="dxa"/>
+              <w:left w:w="100" w:type="dxa"/>
+              <w:bottom w:w="60" w:type="dxa"/>
+              <w:right w:w="100" w:type="dxa"/>
+            </w:tcMar>
+            <w:vAlign w:val="center"/>
+          </w:tcPr>
+          <w:p>
+            <w:r>
+              <w:t xml:space="preserve">Camilo Sepúlveda</w:t>
+            </w:r>
+          </w:p>
+        </w:tc>
+      </w:tr>
+      <w:tr>
+        <w:tc>
+          <w:tcPr>
+            <w:tcW w:w="900" w:type="dxa"/>
+            <w:tcMar>
+              <w:top w:w="60" w:type="dxa"/>
+              <w:left w:w="100" w:type="dxa"/>
+              <w:bottom w:w="60" w:type="dxa"/>
+              <w:right w:w="100" w:type="dxa"/>
+            </w:tcMar>
+            <w:vAlign w:val="center"/>
+          </w:tcPr>
+          <w:p>
+            <w:r>
+              <w:t xml:space="preserve">HU-03</w:t>
+            </w:r>
+          </w:p>
+        </w:tc>
+        <w:tc>
+          <w:tcPr>
+            <w:tcW w:w="4900" w:type="dxa"/>
+            <w:tcMar>
+              <w:top w:w="60" w:type="dxa"/>
+              <w:left w:w="100" w:type="dxa"/>
+              <w:bottom w:w="60" w:type="dxa"/>
+              <w:right w:w="100" w:type="dxa"/>
+            </w:tcMar>
+            <w:vAlign w:val="center"/>
+          </w:tcPr>
+          <w:p>
+            <w:r>
+              <w:t xml:space="preserve">Como visitante quiero registrarme e iniciar sesión de forma segura para poder reservar.</w:t>
+            </w:r>
+          </w:p>
+        </w:tc>
+        <w:tc>
+          <w:tcPr>
+            <w:tcW w:w="1650" w:type="dxa"/>
+            <w:tcMar>
+              <w:top w:w="60" w:type="dxa"/>
+              <w:left w:w="100" w:type="dxa"/>
+              <w:bottom w:w="60" w:type="dxa"/>
+              <w:right w:w="100" w:type="dxa"/>
+            </w:tcMar>
+            <w:vAlign w:val="center"/>
+          </w:tcPr>
+          <w:p>
+            <w:r>
+              <w:t xml:space="preserve">FR-09, FR-10, RNF-01 a RNF-03</w:t>
+            </w:r>
+          </w:p>
+        </w:tc>
+        <w:tc>
+          <w:tcPr>
+            <w:tcW w:w="1000" w:type="dxa"/>
+            <w:tcMar>
+              <w:top w:w="60" w:type="dxa"/>
+              <w:left w:w="100" w:type="dxa"/>
+              <w:bottom w:w="60" w:type="dxa"/>
+              <w:right w:w="100" w:type="dxa"/>
+            </w:tcMar>
+            <w:vAlign w:val="center"/>
+          </w:tcPr>
+          <w:p>
+            <w:r>
+              <w:t xml:space="preserve">Alta</w:t>
+            </w:r>
+          </w:p>
+        </w:tc>
+        <w:tc>
+          <w:tcPr>
+            <w:tcW w:w="1900" w:type="dxa"/>
+            <w:tcMar>
+              <w:top w:w="60" w:type="dxa"/>
+              <w:left w:w="100" w:type="dxa"/>
+              <w:bottom w:w="60" w:type="dxa"/>
+              <w:right w:w="100" w:type="dxa"/>
+            </w:tcMar>
+            <w:vAlign w:val="center"/>
+          </w:tcPr>
+          <w:p>
+            <w:r>
+              <w:t xml:space="preserve">Logan Silva</w:t>
+            </w:r>
+          </w:p>
+        </w:tc>
+      </w:tr>
+      <w:tr>
+        <w:tc>
+          <w:tcPr>
+            <w:tcW w:w="900" w:type="dxa"/>
+            <w:tcMar>
+              <w:top w:w="60" w:type="dxa"/>
+              <w:left w:w="100" w:type="dxa"/>
+              <w:bottom w:w="60" w:type="dxa"/>
+              <w:right w:w="100" w:type="dxa"/>
+            </w:tcMar>
+            <w:vAlign w:val="center"/>
+          </w:tcPr>
+          <w:p>
+            <w:r>
+              <w:t xml:space="preserve">HU-04</w:t>
+            </w:r>
+          </w:p>
+        </w:tc>
+        <w:tc>
+          <w:tcPr>
+            <w:tcW w:w="4900" w:type="dxa"/>
+            <w:tcMar>
+              <w:top w:w="60" w:type="dxa"/>
+              <w:left w:w="100" w:type="dxa"/>
+              <w:bottom w:w="60" w:type="dxa"/>
+              <w:right w:w="100" w:type="dxa"/>
+            </w:tcMar>
+            <w:vAlign w:val="center"/>
+          </w:tcPr>
+          <w:p>
+            <w:r>
+              <w:t xml:space="preserve">Como cliente autenticado quiero reservar un paquete respetando cupo y fecha, y ver mi historial de reservas.</w:t>
+            </w:r>
+          </w:p>
+        </w:tc>
+        <w:tc>
+          <w:tcPr>
+            <w:tcW w:w="1650" w:type="dxa"/>
+            <w:tcMar>
+              <w:top w:w="60" w:type="dxa"/>
+              <w:left w:w="100" w:type="dxa"/>
+              <w:bottom w:w="60" w:type="dxa"/>
+              <w:right w:w="100" w:type="dxa"/>
+            </w:tcMar>
+            <w:vAlign w:val="center"/>
+          </w:tcPr>
+          <w:p>
+            <w:r>
+              <w:t xml:space="preserve">FR-11 a FR-15</w:t>
+            </w:r>
+          </w:p>
+        </w:tc>
+        <w:tc>
+          <w:tcPr>
+            <w:tcW w:w="1000" w:type="dxa"/>
+            <w:tcMar>
+              <w:top w:w="60" w:type="dxa"/>
+              <w:left w:w="100" w:type="dxa"/>
+              <w:bottom w:w="60" w:type="dxa"/>
+              <w:right w:w="100" w:type="dxa"/>
+            </w:tcMar>
+            <w:vAlign w:val="center"/>
+          </w:tcPr>
+          <w:p>
+            <w:r>
+              <w:t xml:space="preserve">Alta</w:t>
+            </w:r>
+          </w:p>
+        </w:tc>
+        <w:tc>
+          <w:tcPr>
+            <w:tcW w:w="1900" w:type="dxa"/>
+            <w:tcMar>
+              <w:top w:w="60" w:type="dxa"/>
+              <w:left w:w="100" w:type="dxa"/>
+              <w:bottom w:w="60" w:type="dxa"/>
+              <w:right w:w="100" w:type="dxa"/>
+            </w:tcMar>
+            <w:vAlign w:val="center"/>
+          </w:tcPr>
+          <w:p>
+            <w:r>
+              <w:t xml:space="preserve">Logan Silva</w:t>
+            </w:r>
+          </w:p>
+        </w:tc>
+      </w:tr>
+      <w:tr>
+        <w:tc>
+          <w:tcPr>
+            <w:tcW w:w="900" w:type="dxa"/>
+            <w:tcMar>
+              <w:top w:w="60" w:type="dxa"/>
+              <w:left w:w="100" w:type="dxa"/>
+              <w:bottom w:w="60" w:type="dxa"/>
+              <w:right w:w="100" w:type="dxa"/>
+            </w:tcMar>
+            <w:vAlign w:val="center"/>
+          </w:tcPr>
+          <w:p>
+            <w:r>
+              <w:t xml:space="preserve">HU-05</w:t>
+            </w:r>
+          </w:p>
+        </w:tc>
+        <w:tc>
+          <w:tcPr>
+            <w:tcW w:w="4900" w:type="dxa"/>
+            <w:tcMar>
+              <w:top w:w="60" w:type="dxa"/>
+              <w:left w:w="100" w:type="dxa"/>
+              <w:bottom w:w="60" w:type="dxa"/>
+              <w:right w:w="100" w:type="dxa"/>
+            </w:tcMar>
+            <w:vAlign w:val="center"/>
+          </w:tcPr>
+          <w:p>
+            <w:r>
+              <w:t xml:space="preserve">Como equipo queremos que la información persista en una base de datos y que el sistema se entregue con un solo comando, para que la evaluación no dependa de instalar dependencias extra.</w:t>
+            </w:r>
+          </w:p>
+        </w:tc>
+        <w:tc>
+          <w:tcPr>
+            <w:tcW w:w="1650" w:type="dxa"/>
+            <w:tcMar>
+              <w:top w:w="60" w:type="dxa"/>
+              <w:left w:w="100" w:type="dxa"/>
+              <w:bottom w:w="60" w:type="dxa"/>
+              <w:right w:w="100" w:type="dxa"/>
+            </w:tcMar>
+            <w:vAlign w:val="center"/>
+          </w:tcPr>
+          <w:p>
+            <w:r>
+              <w:t xml:space="preserve">RNF-04 a RNF-06</w:t>
+            </w:r>
+          </w:p>
+        </w:tc>
+        <w:tc>
+          <w:tcPr>
+            <w:tcW w:w="1000" w:type="dxa"/>
+            <w:tcMar>
+              <w:top w:w="60" w:type="dxa"/>
+              <w:left w:w="100" w:type="dxa"/>
+              <w:bottom w:w="60" w:type="dxa"/>
+              <w:right w:w="100" w:type="dxa"/>
+            </w:tcMar>
+            <w:vAlign w:val="center"/>
+          </w:tcPr>
+          <w:p>
+            <w:r>
+              <w:t xml:space="preserve">Alta</w:t>
+            </w:r>
+          </w:p>
+        </w:tc>
+        <w:tc>
+          <w:tcPr>
+            <w:tcW w:w="1900" w:type="dxa"/>
+            <w:tcMar>
+              <w:top w:w="60" w:type="dxa"/>
+              <w:left w:w="100" w:type="dxa"/>
+              <w:bottom w:w="60" w:type="dxa"/>
+              <w:right w:w="100" w:type="dxa"/>
+            </w:tcMar>
+            <w:vAlign w:val="center"/>
+          </w:tcPr>
+          <w:p>
+            <w:r>
+              <w:t xml:space="preserve">Equipo completo</w:t>
+            </w:r>
+          </w:p>
+        </w:tc>
+      </w:tr>
+    </w:tbl>
+    <w:p>
+      <w:pPr>
+        <w:pStyle w:val="Ttulo2"/>
+        <w:spacing w:before="240" w:after="120"/>
+      </w:pPr>
+      <w:bookmarkStart w:id="13" w:name="_Toc241765441"/>
+      <w:r>
+        <w:rPr>
+          <w:b/>
+          <w:bCs/>
+          <w:color w:val="222222"/>
+          <w:sz w:val="22"/>
+          <w:szCs w:val="22"/>
+        </w:rPr>
+        <w:t>4.3 Sprint Backlog y cronograma</w:t>
+      </w:r>
+      <w:bookmarkEnd w:id="13"/>
+    </w:p>
+    <w:p>
+      <w:pPr>
+        <w:spacing w:after="120"/>
+      </w:pPr>
+      <w:r>
+        <w:t xml:space="preserve">Con la entrega fijada para el 5 de octubre de 2026 y el reinicio del proyecto el 1 de octubre, el trabajo se organiza en tres iteraciones cortas más la entrega formal:</w:t>
       </w:r>
     </w:p>
     <w:tbl>
@@ -8987,10 +9140,10 @@
         <w:tblLook w:val="04A0" w:firstRow="1" w:lastRow="0" w:firstColumn="1" w:lastColumn="0" w:noHBand="0" w:noVBand="1"/>
       </w:tblPr>
       <w:tblGrid>
-        <w:gridCol w:w="2200"/>
-        <w:gridCol w:w="2400"/>
-        <w:gridCol w:w="2200"/>
-        <w:gridCol w:w="2550"/>
+        <w:gridCol w:w="1200"/>
+        <w:gridCol w:w="1300"/>
+        <w:gridCol w:w="3450"/>
+        <w:gridCol w:w="3400"/>
       </w:tblGrid>
       <w:tr>
         <w:trPr>
@@ -8998,7 +9151,7 @@
         </w:trPr>
         <w:tc>
           <w:tcPr>
-            <w:tcW w:w="2200" w:type="dxa"/>
+            <w:tcW w:w="1200" w:type="dxa"/>
             <w:shd w:val="clear" w:color="auto" w:fill="AF2A2A"/>
             <w:tcMar>
               <w:top w:w="60" w:type="dxa"/>
@@ -9015,13 +9168,13 @@
                 <w:bCs/>
                 <w:color w:val="FFFFFF"/>
               </w:rPr>
-              <w:t>Integrante</w:t>
-            </w:r>
-          </w:p>
-        </w:tc>
-        <w:tc>
-          <w:tcPr>
-            <w:tcW w:w="2400" w:type="dxa"/>
+              <w:t xml:space="preserve">Sprint</w:t>
+            </w:r>
+          </w:p>
+        </w:tc>
+        <w:tc>
+          <w:tcPr>
+            <w:tcW w:w="1300" w:type="dxa"/>
             <w:shd w:val="clear" w:color="auto" w:fill="AF2A2A"/>
             <w:tcMar>
               <w:top w:w="60" w:type="dxa"/>
@@ -9038,13 +9191,13 @@
                 <w:bCs/>
                 <w:color w:val="FFFFFF"/>
               </w:rPr>
-              <w:t>Rol</w:t>
-            </w:r>
-          </w:p>
-        </w:tc>
-        <w:tc>
-          <w:tcPr>
-            <w:tcW w:w="2200" w:type="dxa"/>
+              <w:t xml:space="preserve">Fechas</w:t>
+            </w:r>
+          </w:p>
+        </w:tc>
+        <w:tc>
+          <w:tcPr>
+            <w:tcW w:w="3450" w:type="dxa"/>
             <w:shd w:val="clear" w:color="auto" w:fill="AF2A2A"/>
             <w:tcMar>
               <w:top w:w="60" w:type="dxa"/>
@@ -9061,13 +9214,13 @@
                 <w:bCs/>
                 <w:color w:val="FFFFFF"/>
               </w:rPr>
-              <w:t>Dominios técnicos</w:t>
-            </w:r>
-          </w:p>
-        </w:tc>
-        <w:tc>
-          <w:tcPr>
-            <w:tcW w:w="2550" w:type="dxa"/>
+              <w:t xml:space="preserve">Objetivo</w:t>
+            </w:r>
+          </w:p>
+        </w:tc>
+        <w:tc>
+          <w:tcPr>
+            <w:tcW w:w="3400" w:type="dxa"/>
             <w:shd w:val="clear" w:color="auto" w:fill="AF2A2A"/>
             <w:tcMar>
               <w:top w:w="60" w:type="dxa"/>
@@ -9084,7 +9237,7 @@
                 <w:bCs/>
                 <w:color w:val="FFFFFF"/>
               </w:rPr>
-              <w:t>Reglas de negocio</w:t>
+              <w:t xml:space="preserve">Entregable</w:t>
             </w:r>
           </w:p>
         </w:tc>
@@ -9092,69 +9245,69 @@
       <w:tr>
         <w:tc>
           <w:tcPr>
-            <w:tcW w:w="2200" w:type="dxa"/>
-            <w:tcMar>
-              <w:top w:w="60" w:type="dxa"/>
-              <w:left w:w="100" w:type="dxa"/>
-              <w:bottom w:w="60" w:type="dxa"/>
-              <w:right w:w="100" w:type="dxa"/>
-            </w:tcMar>
-            <w:vAlign w:val="center"/>
-          </w:tcPr>
-          <w:p>
-            <w:r>
-              <w:t>Camilo Sepúlveda</w:t>
-            </w:r>
-          </w:p>
-        </w:tc>
-        <w:tc>
-          <w:tcPr>
-            <w:tcW w:w="2400" w:type="dxa"/>
-            <w:tcMar>
-              <w:top w:w="60" w:type="dxa"/>
-              <w:left w:w="100" w:type="dxa"/>
-              <w:bottom w:w="60" w:type="dxa"/>
-              <w:right w:w="100" w:type="dxa"/>
-            </w:tcMar>
-            <w:vAlign w:val="center"/>
-          </w:tcPr>
-          <w:p>
-            <w:r>
-              <w:t>Developer</w:t>
-            </w:r>
-          </w:p>
-        </w:tc>
-        <w:tc>
-          <w:tcPr>
-            <w:tcW w:w="2200" w:type="dxa"/>
-            <w:tcMar>
-              <w:top w:w="60" w:type="dxa"/>
-              <w:left w:w="100" w:type="dxa"/>
-              <w:bottom w:w="60" w:type="dxa"/>
-              <w:right w:w="100" w:type="dxa"/>
-            </w:tcMar>
-            <w:vAlign w:val="center"/>
-          </w:tcPr>
-          <w:p>
-            <w:r>
-              <w:t>Destinos y Paquetes</w:t>
-            </w:r>
-          </w:p>
-        </w:tc>
-        <w:tc>
-          <w:tcPr>
-            <w:tcW w:w="2550" w:type="dxa"/>
-            <w:tcMar>
-              <w:top w:w="60" w:type="dxa"/>
-              <w:left w:w="100" w:type="dxa"/>
-              <w:bottom w:w="60" w:type="dxa"/>
-              <w:right w:w="100" w:type="dxa"/>
-            </w:tcMar>
-            <w:vAlign w:val="center"/>
-          </w:tcPr>
-          <w:p>
-            <w:r>
-              <w:t>R1-R8</w:t>
+            <w:tcW w:w="1200" w:type="dxa"/>
+            <w:tcMar>
+              <w:top w:w="60" w:type="dxa"/>
+              <w:left w:w="100" w:type="dxa"/>
+              <w:bottom w:w="60" w:type="dxa"/>
+              <w:right w:w="100" w:type="dxa"/>
+            </w:tcMar>
+            <w:vAlign w:val="center"/>
+          </w:tcPr>
+          <w:p>
+            <w:r>
+              <w:t xml:space="preserve">Sprint 0</w:t>
+            </w:r>
+          </w:p>
+        </w:tc>
+        <w:tc>
+          <w:tcPr>
+            <w:tcW w:w="1300" w:type="dxa"/>
+            <w:tcMar>
+              <w:top w:w="60" w:type="dxa"/>
+              <w:left w:w="100" w:type="dxa"/>
+              <w:bottom w:w="60" w:type="dxa"/>
+              <w:right w:w="100" w:type="dxa"/>
+            </w:tcMar>
+            <w:vAlign w:val="center"/>
+          </w:tcPr>
+          <w:p>
+            <w:r>
+              <w:t xml:space="preserve">1 oct</w:t>
+            </w:r>
+          </w:p>
+        </w:tc>
+        <w:tc>
+          <w:tcPr>
+            <w:tcW w:w="3450" w:type="dxa"/>
+            <w:tcMar>
+              <w:top w:w="60" w:type="dxa"/>
+              <w:left w:w="100" w:type="dxa"/>
+              <w:bottom w:w="60" w:type="dxa"/>
+              <w:right w:w="100" w:type="dxa"/>
+            </w:tcMar>
+            <w:vAlign w:val="center"/>
+          </w:tcPr>
+          <w:p>
+            <w:r>
+              <w:t xml:space="preserve">Análisis del caso, levantamiento de requerimientos y modelado UML/BPMN.</w:t>
+            </w:r>
+          </w:p>
+        </w:tc>
+        <w:tc>
+          <w:tcPr>
+            <w:tcW w:w="3400" w:type="dxa"/>
+            <w:tcMar>
+              <w:top w:w="60" w:type="dxa"/>
+              <w:left w:w="100" w:type="dxa"/>
+              <w:bottom w:w="60" w:type="dxa"/>
+              <w:right w:w="100" w:type="dxa"/>
+            </w:tcMar>
+            <w:vAlign w:val="center"/>
+          </w:tcPr>
+          <w:p>
+            <w:r>
+              <w:t xml:space="preserve">Informe Técnico, secciones 1 a 3 completas (requerimientos, BPMN, casos de uso, clases).</w:t>
             </w:r>
           </w:p>
         </w:tc>
@@ -9162,73 +9315,209 @@
       <w:tr>
         <w:tc>
           <w:tcPr>
-            <w:tcW w:w="2200" w:type="dxa"/>
-            <w:shd w:val="clear" w:color="auto" w:fill="F1F2F1"/>
-            <w:tcMar>
-              <w:top w:w="60" w:type="dxa"/>
-              <w:left w:w="100" w:type="dxa"/>
-              <w:bottom w:w="60" w:type="dxa"/>
-              <w:right w:w="100" w:type="dxa"/>
-            </w:tcMar>
-            <w:vAlign w:val="center"/>
-          </w:tcPr>
-          <w:p>
-            <w:r>
-              <w:t>Logan Silva</w:t>
-            </w:r>
-          </w:p>
-        </w:tc>
-        <w:tc>
-          <w:tcPr>
-            <w:tcW w:w="2400" w:type="dxa"/>
-            <w:shd w:val="clear" w:color="auto" w:fill="F1F2F1"/>
-            <w:tcMar>
-              <w:top w:w="60" w:type="dxa"/>
-              <w:left w:w="100" w:type="dxa"/>
-              <w:bottom w:w="60" w:type="dxa"/>
-              <w:right w:w="100" w:type="dxa"/>
-            </w:tcMar>
-            <w:vAlign w:val="center"/>
-          </w:tcPr>
-          <w:p>
-            <w:r>
-              <w:t>Líder de Proyecto + Developer</w:t>
-            </w:r>
-          </w:p>
-        </w:tc>
-        <w:tc>
-          <w:tcPr>
-            <w:tcW w:w="2200" w:type="dxa"/>
-            <w:shd w:val="clear" w:color="auto" w:fill="F1F2F1"/>
-            <w:tcMar>
-              <w:top w:w="60" w:type="dxa"/>
-              <w:left w:w="100" w:type="dxa"/>
-              <w:bottom w:w="60" w:type="dxa"/>
-              <w:right w:w="100" w:type="dxa"/>
-            </w:tcMar>
-            <w:vAlign w:val="center"/>
-          </w:tcPr>
-          <w:p>
-            <w:r>
-              <w:t>Clientes y seguridad, y Reservas</w:t>
-            </w:r>
-          </w:p>
-        </w:tc>
-        <w:tc>
-          <w:tcPr>
-            <w:tcW w:w="2550" w:type="dxa"/>
-            <w:shd w:val="clear" w:color="auto" w:fill="F1F2F1"/>
-            <w:tcMar>
-              <w:top w:w="60" w:type="dxa"/>
-              <w:left w:w="100" w:type="dxa"/>
-              <w:bottom w:w="60" w:type="dxa"/>
-              <w:right w:w="100" w:type="dxa"/>
-            </w:tcMar>
-            <w:vAlign w:val="center"/>
-          </w:tcPr>
-          <w:p>
-            <w:r>
-              <w:t>R9-R17</w:t>
+            <w:tcW w:w="1200" w:type="dxa"/>
+            <w:tcMar>
+              <w:top w:w="60" w:type="dxa"/>
+              <w:left w:w="100" w:type="dxa"/>
+              <w:bottom w:w="60" w:type="dxa"/>
+              <w:right w:w="100" w:type="dxa"/>
+            </w:tcMar>
+            <w:vAlign w:val="center"/>
+          </w:tcPr>
+          <w:p>
+            <w:r>
+              <w:t xml:space="preserve">Sprint 1</w:t>
+            </w:r>
+          </w:p>
+        </w:tc>
+        <w:tc>
+          <w:tcPr>
+            <w:tcW w:w="1300" w:type="dxa"/>
+            <w:tcMar>
+              <w:top w:w="60" w:type="dxa"/>
+              <w:left w:w="100" w:type="dxa"/>
+              <w:bottom w:w="60" w:type="dxa"/>
+              <w:right w:w="100" w:type="dxa"/>
+            </w:tcMar>
+            <w:vAlign w:val="center"/>
+          </w:tcPr>
+          <w:p>
+            <w:r>
+              <w:t xml:space="preserve">2-3 oct</w:t>
+            </w:r>
+          </w:p>
+        </w:tc>
+        <w:tc>
+          <w:tcPr>
+            <w:tcW w:w="3450" w:type="dxa"/>
+            <w:tcMar>
+              <w:top w:w="60" w:type="dxa"/>
+              <w:left w:w="100" w:type="dxa"/>
+              <w:bottom w:w="60" w:type="dxa"/>
+              <w:right w:w="100" w:type="dxa"/>
+            </w:tcMar>
+            <w:vAlign w:val="center"/>
+          </w:tcPr>
+          <w:p>
+            <w:r>
+              <w:t xml:space="preserve">Implementación en paralelo de los 4 dominios, con persistencia y autenticación.</w:t>
+            </w:r>
+          </w:p>
+        </w:tc>
+        <w:tc>
+          <w:tcPr>
+            <w:tcW w:w="3400" w:type="dxa"/>
+            <w:tcMar>
+              <w:top w:w="60" w:type="dxa"/>
+              <w:left w:w="100" w:type="dxa"/>
+              <w:bottom w:w="60" w:type="dxa"/>
+              <w:right w:w="100" w:type="dxa"/>
+            </w:tcMar>
+            <w:vAlign w:val="center"/>
+          </w:tcPr>
+          <w:p>
+            <w:r>
+              <w:t xml:space="preserve">CRUD funcional de Destinos, Paquetes, Clientes y Reservas; hash de contraseña y JWT operativos.</w:t>
+            </w:r>
+          </w:p>
+        </w:tc>
+      </w:tr>
+      <w:tr>
+        <w:tc>
+          <w:tcPr>
+            <w:tcW w:w="1200" w:type="dxa"/>
+            <w:tcMar>
+              <w:top w:w="60" w:type="dxa"/>
+              <w:left w:w="100" w:type="dxa"/>
+              <w:bottom w:w="60" w:type="dxa"/>
+              <w:right w:w="100" w:type="dxa"/>
+            </w:tcMar>
+            <w:vAlign w:val="center"/>
+          </w:tcPr>
+          <w:p>
+            <w:r>
+              <w:t xml:space="preserve">Sprint 2</w:t>
+            </w:r>
+          </w:p>
+        </w:tc>
+        <w:tc>
+          <w:tcPr>
+            <w:tcW w:w="1300" w:type="dxa"/>
+            <w:tcMar>
+              <w:top w:w="60" w:type="dxa"/>
+              <w:left w:w="100" w:type="dxa"/>
+              <w:bottom w:w="60" w:type="dxa"/>
+              <w:right w:w="100" w:type="dxa"/>
+            </w:tcMar>
+            <w:vAlign w:val="center"/>
+          </w:tcPr>
+          <w:p>
+            <w:r>
+              <w:t xml:space="preserve">4 oct</w:t>
+            </w:r>
+          </w:p>
+        </w:tc>
+        <w:tc>
+          <w:tcPr>
+            <w:tcW w:w="3450" w:type="dxa"/>
+            <w:tcMar>
+              <w:top w:w="60" w:type="dxa"/>
+              <w:left w:w="100" w:type="dxa"/>
+              <w:bottom w:w="60" w:type="dxa"/>
+              <w:right w:w="100" w:type="dxa"/>
+            </w:tcMar>
+            <w:vAlign w:val="center"/>
+          </w:tcPr>
+          <w:p>
+            <w:r>
+              <w:t xml:space="preserve">Integración de los dominios, pruebas de punta a punta, revisión de seguridad y cierre de las secciones 4 a 8 del informe.</w:t>
+            </w:r>
+          </w:p>
+        </w:tc>
+        <w:tc>
+          <w:tcPr>
+            <w:tcW w:w="3400" w:type="dxa"/>
+            <w:tcMar>
+              <w:top w:w="60" w:type="dxa"/>
+              <w:left w:w="100" w:type="dxa"/>
+              <w:bottom w:w="60" w:type="dxa"/>
+              <w:right w:w="100" w:type="dxa"/>
+            </w:tcMar>
+            <w:vAlign w:val="center"/>
+          </w:tcPr>
+          <w:p>
+            <w:r>
+              <w:t xml:space="preserve">Sistema integrado y probado; Informe Técnico completo.</w:t>
+            </w:r>
+          </w:p>
+        </w:tc>
+      </w:tr>
+      <w:tr>
+        <w:tc>
+          <w:tcPr>
+            <w:tcW w:w="1200" w:type="dxa"/>
+            <w:tcMar>
+              <w:top w:w="60" w:type="dxa"/>
+              <w:left w:w="100" w:type="dxa"/>
+              <w:bottom w:w="60" w:type="dxa"/>
+              <w:right w:w="100" w:type="dxa"/>
+            </w:tcMar>
+            <w:vAlign w:val="center"/>
+          </w:tcPr>
+          <w:p>
+            <w:r>
+              <w:t xml:space="preserve">Entrega</w:t>
+            </w:r>
+          </w:p>
+        </w:tc>
+        <w:tc>
+          <w:tcPr>
+            <w:tcW w:w="1300" w:type="dxa"/>
+            <w:tcMar>
+              <w:top w:w="60" w:type="dxa"/>
+              <w:left w:w="100" w:type="dxa"/>
+              <w:bottom w:w="60" w:type="dxa"/>
+              <w:right w:w="100" w:type="dxa"/>
+            </w:tcMar>
+            <w:vAlign w:val="center"/>
+          </w:tcPr>
+          <w:p>
+            <w:r>
+              <w:t xml:space="preserve">5 oct</w:t>
+            </w:r>
+          </w:p>
+        </w:tc>
+        <w:tc>
+          <w:tcPr>
+            <w:tcW w:w="3450" w:type="dxa"/>
+            <w:tcMar>
+              <w:top w:w="60" w:type="dxa"/>
+              <w:left w:w="100" w:type="dxa"/>
+              <w:bottom w:w="60" w:type="dxa"/>
+              <w:right w:w="100" w:type="dxa"/>
+            </w:tcMar>
+            <w:vAlign w:val="center"/>
+          </w:tcPr>
+          <w:p>
+            <w:r>
+              <w:t xml:space="preserve">Carga de la documentación y el código en el AAI; defensa argumentativa individual.</w:t>
+            </w:r>
+          </w:p>
+        </w:tc>
+        <w:tc>
+          <w:tcPr>
+            <w:tcW w:w="3400" w:type="dxa"/>
+            <w:tcMar>
+              <w:top w:w="60" w:type="dxa"/>
+              <w:left w:w="100" w:type="dxa"/>
+              <w:bottom w:w="60" w:type="dxa"/>
+              <w:right w:w="100" w:type="dxa"/>
+            </w:tcMar>
+            <w:vAlign w:val="center"/>
+          </w:tcPr>
+          <w:p>
+            <w:r>
+              <w:t xml:space="preserve">Informe Técnico Grupal + código fuente + defensa de cada integrante.</w:t>
             </w:r>
           </w:p>
         </w:tc>
@@ -9236,1107 +9525,11 @@
     </w:tbl>
     <w:p>
       <w:pPr>
-        <w:spacing w:after="200"/>
-      </w:pPr>
-    </w:p>
-    <w:p>
-      <w:pPr>
         <w:spacing w:after="120"/>
       </w:pPr>
       <w:r>
-        <w:rPr>
-          <w:i/>
-          <w:iCs/>
-          <w:color w:val="555555"/>
-        </w:rPr>
-        <w:t>Responsabilidades del Líder de Proyecto, según la guía de evaluación: coordinar las actividades del equipo, gestionar las reuniones de seguimiento, supervisar el cumplimiento de tareas y mantener la comunicación con el docente.</w:t>
-      </w:r>
-    </w:p>
-    <w:p>
-      <w:pPr>
-        <w:spacing w:after="200"/>
-      </w:pPr>
-    </w:p>
-    <w:p>
-      <w:pPr>
-        <w:pStyle w:val="Ttulo2"/>
-        <w:spacing w:before="240" w:after="120"/>
-      </w:pPr>
-      <w:bookmarkStart w:id="12" w:name="_Toc241765440"/>
-      <w:r>
-        <w:rPr>
-          <w:b/>
-          <w:bCs/>
-          <w:color w:val="222222"/>
-          <w:sz w:val="22"/>
-          <w:szCs w:val="22"/>
-        </w:rPr>
-        <w:t>4.2 Product Backlog</w:t>
-      </w:r>
-      <w:bookmarkEnd w:id="12"/>
-    </w:p>
-    <w:p>
-      <w:pPr>
-        <w:spacing w:after="120"/>
-      </w:pPr>
-      <w:r>
-        <w:t>Historias de usuario derivadas de los requerimientos funcionales (sección 2.1), priorizadas y asignadas por dominio:</w:t>
-      </w:r>
-    </w:p>
-    <w:tbl>
-      <w:tblPr>
-        <w:tblW w:w="9350" w:type="dxa"/>
-        <w:tblBorders>
-          <w:top w:val="single" w:sz="4" w:space="0" w:color="auto"/>
-          <w:left w:val="single" w:sz="4" w:space="0" w:color="auto"/>
-          <w:bottom w:val="single" w:sz="4" w:space="0" w:color="auto"/>
-          <w:right w:val="single" w:sz="4" w:space="0" w:color="auto"/>
-          <w:insideH w:val="single" w:sz="4" w:space="0" w:color="auto"/>
-          <w:insideV w:val="single" w:sz="4" w:space="0" w:color="auto"/>
-        </w:tblBorders>
-        <w:tblCellMar>
-          <w:left w:w="10" w:type="dxa"/>
-          <w:right w:w="10" w:type="dxa"/>
-        </w:tblCellMar>
-        <w:tblLook w:val="04A0" w:firstRow="1" w:lastRow="0" w:firstColumn="1" w:lastColumn="0" w:noHBand="0" w:noVBand="1"/>
-      </w:tblPr>
-      <w:tblGrid>
-        <w:gridCol w:w="699"/>
-        <w:gridCol w:w="3596"/>
-        <w:gridCol w:w="1800"/>
-        <w:gridCol w:w="1007"/>
-        <w:gridCol w:w="2248"/>
-      </w:tblGrid>
-      <w:tr>
-        <w:trPr>
-          <w:tblHeader/>
-        </w:trPr>
-        <w:tc>
-          <w:tcPr>
-            <w:tcW w:w="700" w:type="dxa"/>
-            <w:shd w:val="clear" w:color="auto" w:fill="AF2A2A"/>
-            <w:tcMar>
-              <w:top w:w="60" w:type="dxa"/>
-              <w:left w:w="100" w:type="dxa"/>
-              <w:bottom w:w="60" w:type="dxa"/>
-              <w:right w:w="100" w:type="dxa"/>
-            </w:tcMar>
-            <w:vAlign w:val="center"/>
-          </w:tcPr>
-          <w:p>
-            <w:r>
-              <w:rPr>
-                <w:b/>
-                <w:bCs/>
-                <w:color w:val="FFFFFF"/>
-              </w:rPr>
-              <w:t>ID</w:t>
-            </w:r>
-          </w:p>
-        </w:tc>
-        <w:tc>
-          <w:tcPr>
-            <w:tcW w:w="3600" w:type="dxa"/>
-            <w:shd w:val="clear" w:color="auto" w:fill="AF2A2A"/>
-            <w:tcMar>
-              <w:top w:w="60" w:type="dxa"/>
-              <w:left w:w="100" w:type="dxa"/>
-              <w:bottom w:w="60" w:type="dxa"/>
-              <w:right w:w="100" w:type="dxa"/>
-            </w:tcMar>
-            <w:vAlign w:val="center"/>
-          </w:tcPr>
-          <w:p>
-            <w:r>
-              <w:rPr>
-                <w:b/>
-                <w:bCs/>
-                <w:color w:val="FFFFFF"/>
-              </w:rPr>
-              <w:t>Historia de usuario</w:t>
-            </w:r>
-          </w:p>
-        </w:tc>
-        <w:tc>
-          <w:tcPr>
-            <w:tcW w:w="1800" w:type="dxa"/>
-            <w:shd w:val="clear" w:color="auto" w:fill="AF2A2A"/>
-            <w:tcMar>
-              <w:top w:w="60" w:type="dxa"/>
-              <w:left w:w="100" w:type="dxa"/>
-              <w:bottom w:w="60" w:type="dxa"/>
-              <w:right w:w="100" w:type="dxa"/>
-            </w:tcMar>
-            <w:vAlign w:val="center"/>
-          </w:tcPr>
-          <w:p>
-            <w:r>
-              <w:rPr>
-                <w:b/>
-                <w:bCs/>
-                <w:color w:val="FFFFFF"/>
-              </w:rPr>
-              <w:t>Requerimientos</w:t>
-            </w:r>
-          </w:p>
-        </w:tc>
-        <w:tc>
-          <w:tcPr>
-            <w:tcW w:w="1000" w:type="dxa"/>
-            <w:shd w:val="clear" w:color="auto" w:fill="AF2A2A"/>
-            <w:tcMar>
-              <w:top w:w="60" w:type="dxa"/>
-              <w:left w:w="100" w:type="dxa"/>
-              <w:bottom w:w="60" w:type="dxa"/>
-              <w:right w:w="100" w:type="dxa"/>
-            </w:tcMar>
-            <w:vAlign w:val="center"/>
-          </w:tcPr>
-          <w:p>
-            <w:r>
-              <w:rPr>
-                <w:b/>
-                <w:bCs/>
-                <w:color w:val="FFFFFF"/>
-              </w:rPr>
-              <w:t>Prioridad</w:t>
-            </w:r>
-          </w:p>
-        </w:tc>
-        <w:tc>
-          <w:tcPr>
-            <w:tcW w:w="2250" w:type="dxa"/>
-            <w:shd w:val="clear" w:color="auto" w:fill="AF2A2A"/>
-            <w:tcMar>
-              <w:top w:w="60" w:type="dxa"/>
-              <w:left w:w="100" w:type="dxa"/>
-              <w:bottom w:w="60" w:type="dxa"/>
-              <w:right w:w="100" w:type="dxa"/>
-            </w:tcMar>
-            <w:vAlign w:val="center"/>
-          </w:tcPr>
-          <w:p>
-            <w:r>
-              <w:rPr>
-                <w:b/>
-                <w:bCs/>
-                <w:color w:val="FFFFFF"/>
-              </w:rPr>
-              <w:t>Responsable</w:t>
-            </w:r>
-          </w:p>
-        </w:tc>
-      </w:tr>
-      <w:tr>
-        <w:tc>
-          <w:tcPr>
-            <w:tcW w:w="700" w:type="dxa"/>
-            <w:tcMar>
-              <w:top w:w="60" w:type="dxa"/>
-              <w:left w:w="100" w:type="dxa"/>
-              <w:bottom w:w="60" w:type="dxa"/>
-              <w:right w:w="100" w:type="dxa"/>
-            </w:tcMar>
-            <w:vAlign w:val="center"/>
-          </w:tcPr>
-          <w:p>
-            <w:r>
-              <w:t>HU-01</w:t>
-            </w:r>
-          </w:p>
-        </w:tc>
-        <w:tc>
-          <w:tcPr>
-            <w:tcW w:w="3600" w:type="dxa"/>
-            <w:tcMar>
-              <w:top w:w="60" w:type="dxa"/>
-              <w:left w:w="100" w:type="dxa"/>
-              <w:bottom w:w="60" w:type="dxa"/>
-              <w:right w:w="100" w:type="dxa"/>
-            </w:tcMar>
-            <w:vAlign w:val="center"/>
-          </w:tcPr>
-          <w:p>
-            <w:r>
-              <w:t>Como administrador quiero gestionar el catálogo de destinos (CRUD, baja lógica) para mantenerlo correcto.</w:t>
-            </w:r>
-          </w:p>
-        </w:tc>
-        <w:tc>
-          <w:tcPr>
-            <w:tcW w:w="1800" w:type="dxa"/>
-            <w:tcMar>
-              <w:top w:w="60" w:type="dxa"/>
-              <w:left w:w="100" w:type="dxa"/>
-              <w:bottom w:w="60" w:type="dxa"/>
-              <w:right w:w="100" w:type="dxa"/>
-            </w:tcMar>
-            <w:vAlign w:val="center"/>
-          </w:tcPr>
-          <w:p>
-            <w:r>
-              <w:t>FR-01 a FR-04</w:t>
-            </w:r>
-          </w:p>
-        </w:tc>
-        <w:tc>
-          <w:tcPr>
-            <w:tcW w:w="1000" w:type="dxa"/>
-            <w:tcMar>
-              <w:top w:w="60" w:type="dxa"/>
-              <w:left w:w="100" w:type="dxa"/>
-              <w:bottom w:w="60" w:type="dxa"/>
-              <w:right w:w="100" w:type="dxa"/>
-            </w:tcMar>
-            <w:vAlign w:val="center"/>
-          </w:tcPr>
-          <w:p>
-            <w:r>
-              <w:t>Alta</w:t>
-            </w:r>
-          </w:p>
-        </w:tc>
-        <w:tc>
-          <w:tcPr>
-            <w:tcW w:w="2250" w:type="dxa"/>
-            <w:tcMar>
-              <w:top w:w="60" w:type="dxa"/>
-              <w:left w:w="100" w:type="dxa"/>
-              <w:bottom w:w="60" w:type="dxa"/>
-              <w:right w:w="100" w:type="dxa"/>
-            </w:tcMar>
-            <w:vAlign w:val="center"/>
-          </w:tcPr>
-          <w:p>
-            <w:r>
-              <w:t>Camilo Sepúlveda</w:t>
-            </w:r>
-          </w:p>
-        </w:tc>
-      </w:tr>
-      <w:tr>
-        <w:tc>
-          <w:tcPr>
-            <w:tcW w:w="700" w:type="dxa"/>
-            <w:shd w:val="clear" w:color="auto" w:fill="F1F2F1"/>
-            <w:tcMar>
-              <w:top w:w="60" w:type="dxa"/>
-              <w:left w:w="100" w:type="dxa"/>
-              <w:bottom w:w="60" w:type="dxa"/>
-              <w:right w:w="100" w:type="dxa"/>
-            </w:tcMar>
-            <w:vAlign w:val="center"/>
-          </w:tcPr>
-          <w:p>
-            <w:r>
-              <w:t>HU-02</w:t>
-            </w:r>
-          </w:p>
-        </w:tc>
-        <w:tc>
-          <w:tcPr>
-            <w:tcW w:w="3600" w:type="dxa"/>
-            <w:shd w:val="clear" w:color="auto" w:fill="F1F2F1"/>
-            <w:tcMar>
-              <w:top w:w="60" w:type="dxa"/>
-              <w:left w:w="100" w:type="dxa"/>
-              <w:bottom w:w="60" w:type="dxa"/>
-              <w:right w:w="100" w:type="dxa"/>
-            </w:tcMar>
-            <w:vAlign w:val="center"/>
-          </w:tcPr>
-          <w:p>
-            <w:r>
-              <w:t>Como administrador quiero armar y publicar paquetes con precio calculado automáticamente.</w:t>
-            </w:r>
-          </w:p>
-        </w:tc>
-        <w:tc>
-          <w:tcPr>
-            <w:tcW w:w="1800" w:type="dxa"/>
-            <w:shd w:val="clear" w:color="auto" w:fill="F1F2F1"/>
-            <w:tcMar>
-              <w:top w:w="60" w:type="dxa"/>
-              <w:left w:w="100" w:type="dxa"/>
-              <w:bottom w:w="60" w:type="dxa"/>
-              <w:right w:w="100" w:type="dxa"/>
-            </w:tcMar>
-            <w:vAlign w:val="center"/>
-          </w:tcPr>
-          <w:p>
-            <w:r>
-              <w:t>FR-05 a FR-08</w:t>
-            </w:r>
-          </w:p>
-        </w:tc>
-        <w:tc>
-          <w:tcPr>
-            <w:tcW w:w="1000" w:type="dxa"/>
-            <w:shd w:val="clear" w:color="auto" w:fill="F1F2F1"/>
-            <w:tcMar>
-              <w:top w:w="60" w:type="dxa"/>
-              <w:left w:w="100" w:type="dxa"/>
-              <w:bottom w:w="60" w:type="dxa"/>
-              <w:right w:w="100" w:type="dxa"/>
-            </w:tcMar>
-            <w:vAlign w:val="center"/>
-          </w:tcPr>
-          <w:p>
-            <w:r>
-              <w:t>Alta</w:t>
-            </w:r>
-          </w:p>
-        </w:tc>
-        <w:tc>
-          <w:tcPr>
-            <w:tcW w:w="2250" w:type="dxa"/>
-            <w:shd w:val="clear" w:color="auto" w:fill="F1F2F1"/>
-            <w:tcMar>
-              <w:top w:w="60" w:type="dxa"/>
-              <w:left w:w="100" w:type="dxa"/>
-              <w:bottom w:w="60" w:type="dxa"/>
-              <w:right w:w="100" w:type="dxa"/>
-            </w:tcMar>
-            <w:vAlign w:val="center"/>
-          </w:tcPr>
-          <w:p>
-            <w:r>
-              <w:t>Camilo Sepúlveda</w:t>
-            </w:r>
-          </w:p>
-        </w:tc>
-      </w:tr>
-      <w:tr>
-        <w:tc>
-          <w:tcPr>
-            <w:tcW w:w="700" w:type="dxa"/>
-            <w:tcMar>
-              <w:top w:w="60" w:type="dxa"/>
-              <w:left w:w="100" w:type="dxa"/>
-              <w:bottom w:w="60" w:type="dxa"/>
-              <w:right w:w="100" w:type="dxa"/>
-            </w:tcMar>
-            <w:vAlign w:val="center"/>
-          </w:tcPr>
-          <w:p>
-            <w:r>
-              <w:t>HU-03</w:t>
-            </w:r>
-          </w:p>
-        </w:tc>
-        <w:tc>
-          <w:tcPr>
-            <w:tcW w:w="3600" w:type="dxa"/>
-            <w:tcMar>
-              <w:top w:w="60" w:type="dxa"/>
-              <w:left w:w="100" w:type="dxa"/>
-              <w:bottom w:w="60" w:type="dxa"/>
-              <w:right w:w="100" w:type="dxa"/>
-            </w:tcMar>
-            <w:vAlign w:val="center"/>
-          </w:tcPr>
-          <w:p>
-            <w:r>
-              <w:t>Como visitante quiero registrarme e iniciar sesión de forma segura para poder reservar.</w:t>
-            </w:r>
-          </w:p>
-        </w:tc>
-        <w:tc>
-          <w:tcPr>
-            <w:tcW w:w="1800" w:type="dxa"/>
-            <w:tcMar>
-              <w:top w:w="60" w:type="dxa"/>
-              <w:left w:w="100" w:type="dxa"/>
-              <w:bottom w:w="60" w:type="dxa"/>
-              <w:right w:w="100" w:type="dxa"/>
-            </w:tcMar>
-            <w:vAlign w:val="center"/>
-          </w:tcPr>
-          <w:p>
-            <w:pPr>
-              <w:rPr>
-                <w:lang w:val="en-US"/>
-              </w:rPr>
-            </w:pPr>
-            <w:r>
-              <w:rPr>
-                <w:lang w:val="en-US"/>
-              </w:rPr>
-              <w:t>FR-09, FR-10, RNF-01 a RNF-03</w:t>
-            </w:r>
-          </w:p>
-        </w:tc>
-        <w:tc>
-          <w:tcPr>
-            <w:tcW w:w="1000" w:type="dxa"/>
-            <w:tcMar>
-              <w:top w:w="60" w:type="dxa"/>
-              <w:left w:w="100" w:type="dxa"/>
-              <w:bottom w:w="60" w:type="dxa"/>
-              <w:right w:w="100" w:type="dxa"/>
-            </w:tcMar>
-            <w:vAlign w:val="center"/>
-          </w:tcPr>
-          <w:p>
-            <w:r>
-              <w:t>Alta</w:t>
-            </w:r>
-          </w:p>
-        </w:tc>
-        <w:tc>
-          <w:tcPr>
-            <w:tcW w:w="2250" w:type="dxa"/>
-            <w:tcMar>
-              <w:top w:w="60" w:type="dxa"/>
-              <w:left w:w="100" w:type="dxa"/>
-              <w:bottom w:w="60" w:type="dxa"/>
-              <w:right w:w="100" w:type="dxa"/>
-            </w:tcMar>
-            <w:vAlign w:val="center"/>
-          </w:tcPr>
-          <w:p>
-            <w:r>
-              <w:t>Logan Silva</w:t>
-            </w:r>
-          </w:p>
-        </w:tc>
-      </w:tr>
-      <w:tr>
-        <w:tc>
-          <w:tcPr>
-            <w:tcW w:w="700" w:type="dxa"/>
-            <w:shd w:val="clear" w:color="auto" w:fill="F1F2F1"/>
-            <w:tcMar>
-              <w:top w:w="60" w:type="dxa"/>
-              <w:left w:w="100" w:type="dxa"/>
-              <w:bottom w:w="60" w:type="dxa"/>
-              <w:right w:w="100" w:type="dxa"/>
-            </w:tcMar>
-            <w:vAlign w:val="center"/>
-          </w:tcPr>
-          <w:p>
-            <w:r>
-              <w:t>HU-04</w:t>
-            </w:r>
-          </w:p>
-        </w:tc>
-        <w:tc>
-          <w:tcPr>
-            <w:tcW w:w="3600" w:type="dxa"/>
-            <w:shd w:val="clear" w:color="auto" w:fill="F1F2F1"/>
-            <w:tcMar>
-              <w:top w:w="60" w:type="dxa"/>
-              <w:left w:w="100" w:type="dxa"/>
-              <w:bottom w:w="60" w:type="dxa"/>
-              <w:right w:w="100" w:type="dxa"/>
-            </w:tcMar>
-            <w:vAlign w:val="center"/>
-          </w:tcPr>
-          <w:p>
-            <w:r>
-              <w:t>Como cliente autenticado quiero reservar un paquete y ver mi historial de reservas.</w:t>
-            </w:r>
-          </w:p>
-        </w:tc>
-        <w:tc>
-          <w:tcPr>
-            <w:tcW w:w="1800" w:type="dxa"/>
-            <w:shd w:val="clear" w:color="auto" w:fill="F1F2F1"/>
-            <w:tcMar>
-              <w:top w:w="60" w:type="dxa"/>
-              <w:left w:w="100" w:type="dxa"/>
-              <w:bottom w:w="60" w:type="dxa"/>
-              <w:right w:w="100" w:type="dxa"/>
-            </w:tcMar>
-            <w:vAlign w:val="center"/>
-          </w:tcPr>
-          <w:p>
-            <w:r>
-              <w:t>FR-11 a FR-15</w:t>
-            </w:r>
-          </w:p>
-        </w:tc>
-        <w:tc>
-          <w:tcPr>
-            <w:tcW w:w="1000" w:type="dxa"/>
-            <w:shd w:val="clear" w:color="auto" w:fill="F1F2F1"/>
-            <w:tcMar>
-              <w:top w:w="60" w:type="dxa"/>
-              <w:left w:w="100" w:type="dxa"/>
-              <w:bottom w:w="60" w:type="dxa"/>
-              <w:right w:w="100" w:type="dxa"/>
-            </w:tcMar>
-            <w:vAlign w:val="center"/>
-          </w:tcPr>
-          <w:p>
-            <w:r>
-              <w:t>Alta</w:t>
-            </w:r>
-          </w:p>
-        </w:tc>
-        <w:tc>
-          <w:tcPr>
-            <w:tcW w:w="2250" w:type="dxa"/>
-            <w:shd w:val="clear" w:color="auto" w:fill="F1F2F1"/>
-            <w:tcMar>
-              <w:top w:w="60" w:type="dxa"/>
-              <w:left w:w="100" w:type="dxa"/>
-              <w:bottom w:w="60" w:type="dxa"/>
-              <w:right w:w="100" w:type="dxa"/>
-            </w:tcMar>
-            <w:vAlign w:val="center"/>
-          </w:tcPr>
-          <w:p>
-            <w:r>
-              <w:t>Logan Silva</w:t>
-            </w:r>
-          </w:p>
-        </w:tc>
-      </w:tr>
-      <w:tr>
-        <w:tc>
-          <w:tcPr>
-            <w:tcW w:w="700" w:type="dxa"/>
-            <w:tcMar>
-              <w:top w:w="60" w:type="dxa"/>
-              <w:left w:w="100" w:type="dxa"/>
-              <w:bottom w:w="60" w:type="dxa"/>
-              <w:right w:w="100" w:type="dxa"/>
-            </w:tcMar>
-            <w:vAlign w:val="center"/>
-          </w:tcPr>
-          <w:p>
-            <w:r>
-              <w:t>HU-05</w:t>
-            </w:r>
-          </w:p>
-        </w:tc>
-        <w:tc>
-          <w:tcPr>
-            <w:tcW w:w="3600" w:type="dxa"/>
-            <w:tcMar>
-              <w:top w:w="60" w:type="dxa"/>
-              <w:left w:w="100" w:type="dxa"/>
-              <w:bottom w:w="60" w:type="dxa"/>
-              <w:right w:w="100" w:type="dxa"/>
-            </w:tcMar>
-            <w:vAlign w:val="center"/>
-          </w:tcPr>
-          <w:p>
-            <w:r>
-              <w:t>Como equipo queremos un esqueleto compartido (backend, frontend y esquema de datos) antes de dividirnos.</w:t>
-            </w:r>
-          </w:p>
-        </w:tc>
-        <w:tc>
-          <w:tcPr>
-            <w:tcW w:w="1800" w:type="dxa"/>
-            <w:tcMar>
-              <w:top w:w="60" w:type="dxa"/>
-              <w:left w:w="100" w:type="dxa"/>
-              <w:bottom w:w="60" w:type="dxa"/>
-              <w:right w:w="100" w:type="dxa"/>
-            </w:tcMar>
-            <w:vAlign w:val="center"/>
-          </w:tcPr>
-          <w:p>
-            <w:r>
-              <w:t>RNF-05, RNF-06</w:t>
-            </w:r>
-          </w:p>
-        </w:tc>
-        <w:tc>
-          <w:tcPr>
-            <w:tcW w:w="1000" w:type="dxa"/>
-            <w:tcMar>
-              <w:top w:w="60" w:type="dxa"/>
-              <w:left w:w="100" w:type="dxa"/>
-              <w:bottom w:w="60" w:type="dxa"/>
-              <w:right w:w="100" w:type="dxa"/>
-            </w:tcMar>
-            <w:vAlign w:val="center"/>
-          </w:tcPr>
-          <w:p>
-            <w:r>
-              <w:t>Alta</w:t>
-            </w:r>
-          </w:p>
-        </w:tc>
-        <w:tc>
-          <w:tcPr>
-            <w:tcW w:w="2250" w:type="dxa"/>
-            <w:tcMar>
-              <w:top w:w="60" w:type="dxa"/>
-              <w:left w:w="100" w:type="dxa"/>
-              <w:bottom w:w="60" w:type="dxa"/>
-              <w:right w:w="100" w:type="dxa"/>
-            </w:tcMar>
-            <w:vAlign w:val="center"/>
-          </w:tcPr>
-          <w:p>
-            <w:r>
-              <w:t>Equipo completo</w:t>
-            </w:r>
-          </w:p>
-        </w:tc>
-      </w:tr>
-    </w:tbl>
-    <w:p>
-      <w:pPr>
-        <w:spacing w:after="200"/>
-      </w:pPr>
-    </w:p>
-    <w:p>
-      <w:pPr>
-        <w:pStyle w:val="Ttulo2"/>
-        <w:spacing w:before="240" w:after="120"/>
-      </w:pPr>
-      <w:bookmarkStart w:id="13" w:name="_Toc241765441"/>
-      <w:r>
-        <w:rPr>
-          <w:b/>
-          <w:bCs/>
-          <w:color w:val="222222"/>
-          <w:sz w:val="22"/>
-          <w:szCs w:val="22"/>
-        </w:rPr>
-        <w:t>4.3 Sprint Backlog y cronograma</w:t>
-      </w:r>
-      <w:bookmarkEnd w:id="13"/>
-    </w:p>
-    <w:p>
-      <w:pPr>
-        <w:spacing w:after="120"/>
-      </w:pPr>
-      <w:r>
-        <w:t>Con fecha de entrega el 5 de octubre de 2026, el trabajo se organizó en tres iteraciones cortas:</w:t>
-      </w:r>
-    </w:p>
-    <w:tbl>
-      <w:tblPr>
-        <w:tblW w:w="9350" w:type="dxa"/>
-        <w:tblBorders>
-          <w:top w:val="single" w:sz="4" w:space="0" w:color="auto"/>
-          <w:left w:val="single" w:sz="4" w:space="0" w:color="auto"/>
-          <w:bottom w:val="single" w:sz="4" w:space="0" w:color="auto"/>
-          <w:right w:val="single" w:sz="4" w:space="0" w:color="auto"/>
-          <w:insideH w:val="single" w:sz="4" w:space="0" w:color="auto"/>
-          <w:insideV w:val="single" w:sz="4" w:space="0" w:color="auto"/>
-        </w:tblBorders>
-        <w:tblCellMar>
-          <w:left w:w="10" w:type="dxa"/>
-          <w:right w:w="10" w:type="dxa"/>
-        </w:tblCellMar>
-        <w:tblLook w:val="04A0" w:firstRow="1" w:lastRow="0" w:firstColumn="1" w:lastColumn="0" w:noHBand="0" w:noVBand="1"/>
-      </w:tblPr>
-      <w:tblGrid>
-        <w:gridCol w:w="1300"/>
-        <w:gridCol w:w="1700"/>
-        <w:gridCol w:w="3400"/>
-        <w:gridCol w:w="2950"/>
-      </w:tblGrid>
-      <w:tr>
-        <w:trPr>
-          <w:tblHeader/>
-        </w:trPr>
-        <w:tc>
-          <w:tcPr>
-            <w:tcW w:w="1300" w:type="dxa"/>
-            <w:shd w:val="clear" w:color="auto" w:fill="AF2A2A"/>
-            <w:tcMar>
-              <w:top w:w="60" w:type="dxa"/>
-              <w:left w:w="100" w:type="dxa"/>
-              <w:bottom w:w="60" w:type="dxa"/>
-              <w:right w:w="100" w:type="dxa"/>
-            </w:tcMar>
-            <w:vAlign w:val="center"/>
-          </w:tcPr>
-          <w:p>
-            <w:r>
-              <w:rPr>
-                <w:b/>
-                <w:bCs/>
-                <w:color w:val="FFFFFF"/>
-              </w:rPr>
-              <w:t>Sprint</w:t>
-            </w:r>
-          </w:p>
-        </w:tc>
-        <w:tc>
-          <w:tcPr>
-            <w:tcW w:w="1700" w:type="dxa"/>
-            <w:shd w:val="clear" w:color="auto" w:fill="AF2A2A"/>
-            <w:tcMar>
-              <w:top w:w="60" w:type="dxa"/>
-              <w:left w:w="100" w:type="dxa"/>
-              <w:bottom w:w="60" w:type="dxa"/>
-              <w:right w:w="100" w:type="dxa"/>
-            </w:tcMar>
-            <w:vAlign w:val="center"/>
-          </w:tcPr>
-          <w:p>
-            <w:r>
-              <w:rPr>
-                <w:b/>
-                <w:bCs/>
-                <w:color w:val="FFFFFF"/>
-              </w:rPr>
-              <w:t>Fechas</w:t>
-            </w:r>
-          </w:p>
-        </w:tc>
-        <w:tc>
-          <w:tcPr>
-            <w:tcW w:w="3400" w:type="dxa"/>
-            <w:shd w:val="clear" w:color="auto" w:fill="AF2A2A"/>
-            <w:tcMar>
-              <w:top w:w="60" w:type="dxa"/>
-              <w:left w:w="100" w:type="dxa"/>
-              <w:bottom w:w="60" w:type="dxa"/>
-              <w:right w:w="100" w:type="dxa"/>
-            </w:tcMar>
-            <w:vAlign w:val="center"/>
-          </w:tcPr>
-          <w:p>
-            <w:r>
-              <w:rPr>
-                <w:b/>
-                <w:bCs/>
-                <w:color w:val="FFFFFF"/>
-              </w:rPr>
-              <w:t>Objetivo</w:t>
-            </w:r>
-          </w:p>
-        </w:tc>
-        <w:tc>
-          <w:tcPr>
-            <w:tcW w:w="2950" w:type="dxa"/>
-            <w:shd w:val="clear" w:color="auto" w:fill="AF2A2A"/>
-            <w:tcMar>
-              <w:top w:w="60" w:type="dxa"/>
-              <w:left w:w="100" w:type="dxa"/>
-              <w:bottom w:w="60" w:type="dxa"/>
-              <w:right w:w="100" w:type="dxa"/>
-            </w:tcMar>
-            <w:vAlign w:val="center"/>
-          </w:tcPr>
-          <w:p>
-            <w:r>
-              <w:rPr>
-                <w:b/>
-                <w:bCs/>
-                <w:color w:val="FFFFFF"/>
-              </w:rPr>
-              <w:t>Entregable</w:t>
-            </w:r>
-          </w:p>
-        </w:tc>
-      </w:tr>
-      <w:tr>
-        <w:tc>
-          <w:tcPr>
-            <w:tcW w:w="1300" w:type="dxa"/>
-            <w:tcMar>
-              <w:top w:w="60" w:type="dxa"/>
-              <w:left w:w="100" w:type="dxa"/>
-              <w:bottom w:w="60" w:type="dxa"/>
-              <w:right w:w="100" w:type="dxa"/>
-            </w:tcMar>
-            <w:vAlign w:val="center"/>
-          </w:tcPr>
-          <w:p>
-            <w:r>
-              <w:t>Sprint 0</w:t>
-            </w:r>
-          </w:p>
-        </w:tc>
-        <w:tc>
-          <w:tcPr>
-            <w:tcW w:w="1700" w:type="dxa"/>
-            <w:tcMar>
-              <w:top w:w="60" w:type="dxa"/>
-              <w:left w:w="100" w:type="dxa"/>
-              <w:bottom w:w="60" w:type="dxa"/>
-              <w:right w:w="100" w:type="dxa"/>
-            </w:tcMar>
-            <w:vAlign w:val="center"/>
-          </w:tcPr>
-          <w:p>
-            <w:r>
-              <w:t>23-30 sep</w:t>
-            </w:r>
-          </w:p>
-        </w:tc>
-        <w:tc>
-          <w:tcPr>
-            <w:tcW w:w="3400" w:type="dxa"/>
-            <w:tcMar>
-              <w:top w:w="60" w:type="dxa"/>
-              <w:left w:w="100" w:type="dxa"/>
-              <w:bottom w:w="60" w:type="dxa"/>
-              <w:right w:w="100" w:type="dxa"/>
-            </w:tcMar>
-            <w:vAlign w:val="center"/>
-          </w:tcPr>
-          <w:p>
-            <w:r>
-              <w:t>Análisis del caso, arquitectura, esqueleto compartido, roles e informe técnico completo</w:t>
-            </w:r>
-          </w:p>
-        </w:tc>
-        <w:tc>
-          <w:tcPr>
-            <w:tcW w:w="2950" w:type="dxa"/>
-            <w:tcMar>
-              <w:top w:w="60" w:type="dxa"/>
-              <w:left w:w="100" w:type="dxa"/>
-              <w:bottom w:w="60" w:type="dxa"/>
-              <w:right w:w="100" w:type="dxa"/>
-            </w:tcMar>
-            <w:vAlign w:val="center"/>
-          </w:tcPr>
-          <w:p>
-            <w:r>
-              <w:t>Repositorio con backend/frontend base, esquema SQLite, distribución del equipo, tablero (issues + milestone), informe técnico terminado</w:t>
-            </w:r>
-          </w:p>
-        </w:tc>
-      </w:tr>
-      <w:tr>
-        <w:tc>
-          <w:tcPr>
-            <w:tcW w:w="1300" w:type="dxa"/>
-            <w:shd w:val="clear" w:color="auto" w:fill="F1F2F1"/>
-            <w:tcMar>
-              <w:top w:w="60" w:type="dxa"/>
-              <w:left w:w="100" w:type="dxa"/>
-              <w:bottom w:w="60" w:type="dxa"/>
-              <w:right w:w="100" w:type="dxa"/>
-            </w:tcMar>
-            <w:vAlign w:val="center"/>
-          </w:tcPr>
-          <w:p>
-            <w:r>
-              <w:t>Sprint 1</w:t>
-            </w:r>
-          </w:p>
-        </w:tc>
-        <w:tc>
-          <w:tcPr>
-            <w:tcW w:w="1700" w:type="dxa"/>
-            <w:shd w:val="clear" w:color="auto" w:fill="F1F2F1"/>
-            <w:tcMar>
-              <w:top w:w="60" w:type="dxa"/>
-              <w:left w:w="100" w:type="dxa"/>
-              <w:bottom w:w="60" w:type="dxa"/>
-              <w:right w:w="100" w:type="dxa"/>
-            </w:tcMar>
-            <w:vAlign w:val="center"/>
-          </w:tcPr>
-          <w:p>
-            <w:r>
-              <w:t>1 - 3 oct</w:t>
-            </w:r>
-          </w:p>
-        </w:tc>
-        <w:tc>
-          <w:tcPr>
-            <w:tcW w:w="3400" w:type="dxa"/>
-            <w:shd w:val="clear" w:color="auto" w:fill="F1F2F1"/>
-            <w:tcMar>
-              <w:top w:w="60" w:type="dxa"/>
-              <w:left w:w="100" w:type="dxa"/>
-              <w:bottom w:w="60" w:type="dxa"/>
-              <w:right w:w="100" w:type="dxa"/>
-            </w:tcMar>
-            <w:vAlign w:val="center"/>
-          </w:tcPr>
-          <w:p>
-            <w:r>
-              <w:t>Implementación de los 4 dominios en paralelo, desde cero (HU-01 a HU-04)</w:t>
-            </w:r>
-          </w:p>
-        </w:tc>
-        <w:tc>
-          <w:tcPr>
-            <w:tcW w:w="2950" w:type="dxa"/>
-            <w:shd w:val="clear" w:color="auto" w:fill="F1F2F1"/>
-            <w:tcMar>
-              <w:top w:w="60" w:type="dxa"/>
-              <w:left w:w="100" w:type="dxa"/>
-              <w:bottom w:w="60" w:type="dxa"/>
-              <w:right w:w="100" w:type="dxa"/>
-            </w:tcMar>
-            <w:vAlign w:val="center"/>
-          </w:tcPr>
-          <w:p>
-            <w:r>
-              <w:t>CRUD y persistencia de Destinos, Paquetes, Clientes y Reservas</w:t>
-            </w:r>
-          </w:p>
-        </w:tc>
-      </w:tr>
-      <w:tr>
-        <w:tc>
-          <w:tcPr>
-            <w:tcW w:w="1300" w:type="dxa"/>
-            <w:tcMar>
-              <w:top w:w="60" w:type="dxa"/>
-              <w:left w:w="100" w:type="dxa"/>
-              <w:bottom w:w="60" w:type="dxa"/>
-              <w:right w:w="100" w:type="dxa"/>
-            </w:tcMar>
-            <w:vAlign w:val="center"/>
-          </w:tcPr>
-          <w:p>
-            <w:r>
-              <w:t>Sprint 2</w:t>
-            </w:r>
-          </w:p>
-        </w:tc>
-        <w:tc>
-          <w:tcPr>
-            <w:tcW w:w="1700" w:type="dxa"/>
-            <w:tcMar>
-              <w:top w:w="60" w:type="dxa"/>
-              <w:left w:w="100" w:type="dxa"/>
-              <w:bottom w:w="60" w:type="dxa"/>
-              <w:right w:w="100" w:type="dxa"/>
-            </w:tcMar>
-            <w:vAlign w:val="center"/>
-          </w:tcPr>
-          <w:p>
-            <w:r>
-              <w:t>4 oct</w:t>
-            </w:r>
-          </w:p>
-        </w:tc>
-        <w:tc>
-          <w:tcPr>
-            <w:tcW w:w="3400" w:type="dxa"/>
-            <w:tcMar>
-              <w:top w:w="60" w:type="dxa"/>
-              <w:left w:w="100" w:type="dxa"/>
-              <w:bottom w:w="60" w:type="dxa"/>
-              <w:right w:w="100" w:type="dxa"/>
-            </w:tcMar>
-            <w:vAlign w:val="center"/>
-          </w:tcPr>
-          <w:p>
-            <w:r>
-              <w:t>Integración, seguridad (JWT/hash), pruebas y cierre del informe</w:t>
-            </w:r>
-          </w:p>
-        </w:tc>
-        <w:tc>
-          <w:tcPr>
-            <w:tcW w:w="2950" w:type="dxa"/>
-            <w:tcMar>
-              <w:top w:w="60" w:type="dxa"/>
-              <w:left w:w="100" w:type="dxa"/>
-              <w:bottom w:w="60" w:type="dxa"/>
-              <w:right w:w="100" w:type="dxa"/>
-            </w:tcMar>
-            <w:vAlign w:val="center"/>
-          </w:tcPr>
-          <w:p>
-            <w:r>
-              <w:t>Sistema integrado, informe técnico final, diagramas validados</w:t>
-            </w:r>
-          </w:p>
-        </w:tc>
-      </w:tr>
-      <w:tr>
-        <w:tc>
-          <w:tcPr>
-            <w:tcW w:w="1300" w:type="dxa"/>
-            <w:shd w:val="clear" w:color="auto" w:fill="F1F2F1"/>
-            <w:tcMar>
-              <w:top w:w="60" w:type="dxa"/>
-              <w:left w:w="100" w:type="dxa"/>
-              <w:bottom w:w="60" w:type="dxa"/>
-              <w:right w:w="100" w:type="dxa"/>
-            </w:tcMar>
-            <w:vAlign w:val="center"/>
-          </w:tcPr>
-          <w:p>
-            <w:r>
-              <w:t>Entrega</w:t>
-            </w:r>
-          </w:p>
-        </w:tc>
-        <w:tc>
-          <w:tcPr>
-            <w:tcW w:w="1700" w:type="dxa"/>
-            <w:shd w:val="clear" w:color="auto" w:fill="F1F2F1"/>
-            <w:tcMar>
-              <w:top w:w="60" w:type="dxa"/>
-              <w:left w:w="100" w:type="dxa"/>
-              <w:bottom w:w="60" w:type="dxa"/>
-              <w:right w:w="100" w:type="dxa"/>
-            </w:tcMar>
-            <w:vAlign w:val="center"/>
-          </w:tcPr>
-          <w:p>
-            <w:r>
-              <w:t>5 oct</w:t>
-            </w:r>
-          </w:p>
-        </w:tc>
-        <w:tc>
-          <w:tcPr>
-            <w:tcW w:w="3400" w:type="dxa"/>
-            <w:shd w:val="clear" w:color="auto" w:fill="F1F2F1"/>
-            <w:tcMar>
-              <w:top w:w="60" w:type="dxa"/>
-              <w:left w:w="100" w:type="dxa"/>
-              <w:bottom w:w="60" w:type="dxa"/>
-              <w:right w:w="100" w:type="dxa"/>
-            </w:tcMar>
-            <w:vAlign w:val="center"/>
-          </w:tcPr>
-          <w:p>
-            <w:r>
-              <w:t>Entrega formal y defensa argumentativa individual</w:t>
-            </w:r>
-          </w:p>
-        </w:tc>
-        <w:tc>
-          <w:tcPr>
-            <w:tcW w:w="2950" w:type="dxa"/>
-            <w:shd w:val="clear" w:color="auto" w:fill="F1F2F1"/>
-            <w:tcMar>
-              <w:top w:w="60" w:type="dxa"/>
-              <w:left w:w="100" w:type="dxa"/>
-              <w:bottom w:w="60" w:type="dxa"/>
-              <w:right w:w="100" w:type="dxa"/>
-            </w:tcMar>
-            <w:vAlign w:val="center"/>
-          </w:tcPr>
-          <w:p>
-            <w:r>
-              <w:t>Informe técnico grupal + código + defensa</w:t>
-            </w:r>
-          </w:p>
-        </w:tc>
-      </w:tr>
-    </w:tbl>
-    <w:p>
-      <w:r>
-        <w:br w:type="page"/>
-      </w:r>
-    </w:p>
-    <w:p>
-      <w:pPr>
-        <w:sectPr>
-          <w:headerReference w:type="default" r:id="rId25"/>
-          <w:footerReference w:type="default" r:id="rId26"/>
-          <w:pgSz w:w="11906" w:h="16838"/>
-          <w:pgMar w:top="1440" w:right="1440" w:bottom="1440" w:left="1440" w:header="708" w:footer="708" w:gutter="0"/>
-          <w:cols w:space="720"/>
-          <w:docGrid w:linePitch="360"/>
-        </w:sectPr>
-      </w:pPr>
+        <w:t xml:space="preserve">El Sprint 0 ya se completó (ver Cambio 3 y Cambio 4 en VALIDACION_IA.md). Los Sprints 1 y 2 dejan un único día de margen (4 de octubre) para integrar, probar y cerrar el informe antes de la entrega, por lo que cada integrante implementa su dominio de forma independiente durante el Sprint 1 y la integración se limita a unir ambos lados por la API y la base de datos compartidas, ya definidas en el esqueleto común.</w:t>
+      </w:r>
     </w:p>
     <w:p>
       <w:pPr>

--- a/Informe_Tecnico_Viajes_Aventura.docx
+++ b/Informe_Tecnico_Viajes_Aventura.docx
@@ -210,10 +210,14 @@
           </w:pPr>
           <w:r>
             <w:fldChar w:fldCharType="begin"/>
+          </w:r>
+          <w:r>
             <w:instrText>TOC \h \o "1-2"</w:instrText>
+          </w:r>
+          <w:r>
             <w:fldChar w:fldCharType="separate"/>
           </w:r>
-          <w:hyperlink w:anchor="_Toc241765428" w:history="1">
+          <w:hyperlink w:anchor="_Toc241767440" w:history="1">
             <w:r>
               <w:rPr>
                 <w:rStyle w:val="Hipervnculo"/>
@@ -228,10 +232,40 @@
                 <w:noProof/>
               </w:rPr>
               <w:tab/>
+            </w:r>
+            <w:r>
+              <w:rPr>
+                <w:noProof/>
+              </w:rPr>
               <w:fldChar w:fldCharType="begin"/>
-              <w:instrText xml:space="preserve"> PAGEREF _Toc241765428 \h </w:instrText>
+            </w:r>
+            <w:r>
+              <w:rPr>
+                <w:noProof/>
+              </w:rPr>
+              <w:instrText xml:space="preserve"> PAGEREF _Toc241767440 \h </w:instrText>
+            </w:r>
+            <w:r>
+              <w:rPr>
+                <w:noProof/>
+              </w:rPr>
+            </w:r>
+            <w:r>
+              <w:rPr>
+                <w:noProof/>
+              </w:rPr>
               <w:fldChar w:fldCharType="separate"/>
+            </w:r>
+            <w:r>
+              <w:rPr>
+                <w:noProof/>
+              </w:rPr>
               <w:t>3</w:t>
+            </w:r>
+            <w:r>
+              <w:rPr>
+                <w:noProof/>
+              </w:rPr>
               <w:fldChar w:fldCharType="end"/>
             </w:r>
           </w:hyperlink>
@@ -251,7 +285,7 @@
               <w14:ligatures w14:val="standardContextual"/>
             </w:rPr>
           </w:pPr>
-          <w:hyperlink w:anchor="_Toc241765429" w:history="1">
+          <w:hyperlink w:anchor="_Toc241767441" w:history="1">
             <w:r>
               <w:rPr>
                 <w:rStyle w:val="Hipervnculo"/>
@@ -266,10 +300,40 @@
                 <w:noProof/>
               </w:rPr>
               <w:tab/>
+            </w:r>
+            <w:r>
+              <w:rPr>
+                <w:noProof/>
+              </w:rPr>
               <w:fldChar w:fldCharType="begin"/>
-              <w:instrText xml:space="preserve"> PAGEREF _Toc241765429 \h </w:instrText>
+            </w:r>
+            <w:r>
+              <w:rPr>
+                <w:noProof/>
+              </w:rPr>
+              <w:instrText xml:space="preserve"> PAGEREF _Toc241767441 \h </w:instrText>
+            </w:r>
+            <w:r>
+              <w:rPr>
+                <w:noProof/>
+              </w:rPr>
+            </w:r>
+            <w:r>
+              <w:rPr>
+                <w:noProof/>
+              </w:rPr>
               <w:fldChar w:fldCharType="separate"/>
+            </w:r>
+            <w:r>
+              <w:rPr>
+                <w:noProof/>
+              </w:rPr>
               <w:t>4</w:t>
+            </w:r>
+            <w:r>
+              <w:rPr>
+                <w:noProof/>
+              </w:rPr>
               <w:fldChar w:fldCharType="end"/>
             </w:r>
           </w:hyperlink>
@@ -289,7 +353,7 @@
               <w14:ligatures w14:val="standardContextual"/>
             </w:rPr>
           </w:pPr>
-          <w:hyperlink w:anchor="_Toc241765430" w:history="1">
+          <w:hyperlink w:anchor="_Toc241767442" w:history="1">
             <w:r>
               <w:rPr>
                 <w:rStyle w:val="Hipervnculo"/>
@@ -304,10 +368,40 @@
                 <w:noProof/>
               </w:rPr>
               <w:tab/>
+            </w:r>
+            <w:r>
+              <w:rPr>
+                <w:noProof/>
+              </w:rPr>
               <w:fldChar w:fldCharType="begin"/>
-              <w:instrText xml:space="preserve"> PAGEREF _Toc241765430 \h </w:instrText>
+            </w:r>
+            <w:r>
+              <w:rPr>
+                <w:noProof/>
+              </w:rPr>
+              <w:instrText xml:space="preserve"> PAGEREF _Toc241767442 \h </w:instrText>
+            </w:r>
+            <w:r>
+              <w:rPr>
+                <w:noProof/>
+              </w:rPr>
+            </w:r>
+            <w:r>
+              <w:rPr>
+                <w:noProof/>
+              </w:rPr>
               <w:fldChar w:fldCharType="separate"/>
+            </w:r>
+            <w:r>
+              <w:rPr>
+                <w:noProof/>
+              </w:rPr>
               <w:t>4</w:t>
+            </w:r>
+            <w:r>
+              <w:rPr>
+                <w:noProof/>
+              </w:rPr>
               <w:fldChar w:fldCharType="end"/>
             </w:r>
           </w:hyperlink>
@@ -327,7 +421,7 @@
               <w14:ligatures w14:val="standardContextual"/>
             </w:rPr>
           </w:pPr>
-          <w:hyperlink w:anchor="_Toc241765431" w:history="1">
+          <w:hyperlink w:anchor="_Toc241767443" w:history="1">
             <w:r>
               <w:rPr>
                 <w:rStyle w:val="Hipervnculo"/>
@@ -342,10 +436,40 @@
                 <w:noProof/>
               </w:rPr>
               <w:tab/>
+            </w:r>
+            <w:r>
+              <w:rPr>
+                <w:noProof/>
+              </w:rPr>
               <w:fldChar w:fldCharType="begin"/>
-              <w:instrText xml:space="preserve"> PAGEREF _Toc241765431 \h </w:instrText>
+            </w:r>
+            <w:r>
+              <w:rPr>
+                <w:noProof/>
+              </w:rPr>
+              <w:instrText xml:space="preserve"> PAGEREF _Toc241767443 \h </w:instrText>
+            </w:r>
+            <w:r>
+              <w:rPr>
+                <w:noProof/>
+              </w:rPr>
+            </w:r>
+            <w:r>
+              <w:rPr>
+                <w:noProof/>
+              </w:rPr>
               <w:fldChar w:fldCharType="separate"/>
+            </w:r>
+            <w:r>
+              <w:rPr>
+                <w:noProof/>
+              </w:rPr>
               <w:t>5</w:t>
+            </w:r>
+            <w:r>
+              <w:rPr>
+                <w:noProof/>
+              </w:rPr>
               <w:fldChar w:fldCharType="end"/>
             </w:r>
           </w:hyperlink>
@@ -365,7 +489,7 @@
               <w14:ligatures w14:val="standardContextual"/>
             </w:rPr>
           </w:pPr>
-          <w:hyperlink w:anchor="_Toc241765432" w:history="1">
+          <w:hyperlink w:anchor="_Toc241767444" w:history="1">
             <w:r>
               <w:rPr>
                 <w:rStyle w:val="Hipervnculo"/>
@@ -380,10 +504,40 @@
                 <w:noProof/>
               </w:rPr>
               <w:tab/>
+            </w:r>
+            <w:r>
+              <w:rPr>
+                <w:noProof/>
+              </w:rPr>
               <w:fldChar w:fldCharType="begin"/>
-              <w:instrText xml:space="preserve"> PAGEREF _Toc241765432 \h </w:instrText>
+            </w:r>
+            <w:r>
+              <w:rPr>
+                <w:noProof/>
+              </w:rPr>
+              <w:instrText xml:space="preserve"> PAGEREF _Toc241767444 \h </w:instrText>
+            </w:r>
+            <w:r>
+              <w:rPr>
+                <w:noProof/>
+              </w:rPr>
+            </w:r>
+            <w:r>
+              <w:rPr>
+                <w:noProof/>
+              </w:rPr>
               <w:fldChar w:fldCharType="separate"/>
+            </w:r>
+            <w:r>
+              <w:rPr>
+                <w:noProof/>
+              </w:rPr>
               <w:t>5</w:t>
+            </w:r>
+            <w:r>
+              <w:rPr>
+                <w:noProof/>
+              </w:rPr>
               <w:fldChar w:fldCharType="end"/>
             </w:r>
           </w:hyperlink>
@@ -403,7 +557,7 @@
               <w14:ligatures w14:val="standardContextual"/>
             </w:rPr>
           </w:pPr>
-          <w:hyperlink w:anchor="_Toc241765433" w:history="1">
+          <w:hyperlink w:anchor="_Toc241767445" w:history="1">
             <w:r>
               <w:rPr>
                 <w:rStyle w:val="Hipervnculo"/>
@@ -418,10 +572,40 @@
                 <w:noProof/>
               </w:rPr>
               <w:tab/>
+            </w:r>
+            <w:r>
+              <w:rPr>
+                <w:noProof/>
+              </w:rPr>
               <w:fldChar w:fldCharType="begin"/>
-              <w:instrText xml:space="preserve"> PAGEREF _Toc241765433 \h </w:instrText>
+            </w:r>
+            <w:r>
+              <w:rPr>
+                <w:noProof/>
+              </w:rPr>
+              <w:instrText xml:space="preserve"> PAGEREF _Toc241767445 \h </w:instrText>
+            </w:r>
+            <w:r>
+              <w:rPr>
+                <w:noProof/>
+              </w:rPr>
+            </w:r>
+            <w:r>
+              <w:rPr>
+                <w:noProof/>
+              </w:rPr>
               <w:fldChar w:fldCharType="separate"/>
+            </w:r>
+            <w:r>
+              <w:rPr>
+                <w:noProof/>
+              </w:rPr>
               <w:t>6</w:t>
+            </w:r>
+            <w:r>
+              <w:rPr>
+                <w:noProof/>
+              </w:rPr>
               <w:fldChar w:fldCharType="end"/>
             </w:r>
           </w:hyperlink>
@@ -441,7 +625,7 @@
               <w14:ligatures w14:val="standardContextual"/>
             </w:rPr>
           </w:pPr>
-          <w:hyperlink w:anchor="_Toc241765434" w:history="1">
+          <w:hyperlink w:anchor="_Toc241767446" w:history="1">
             <w:r>
               <w:rPr>
                 <w:rStyle w:val="Hipervnculo"/>
@@ -456,10 +640,40 @@
                 <w:noProof/>
               </w:rPr>
               <w:tab/>
+            </w:r>
+            <w:r>
+              <w:rPr>
+                <w:noProof/>
+              </w:rPr>
               <w:fldChar w:fldCharType="begin"/>
-              <w:instrText xml:space="preserve"> PAGEREF _Toc241765434 \h </w:instrText>
+            </w:r>
+            <w:r>
+              <w:rPr>
+                <w:noProof/>
+              </w:rPr>
+              <w:instrText xml:space="preserve"> PAGEREF _Toc241767446 \h </w:instrText>
+            </w:r>
+            <w:r>
+              <w:rPr>
+                <w:noProof/>
+              </w:rPr>
+            </w:r>
+            <w:r>
+              <w:rPr>
+                <w:noProof/>
+              </w:rPr>
               <w:fldChar w:fldCharType="separate"/>
+            </w:r>
+            <w:r>
+              <w:rPr>
+                <w:noProof/>
+              </w:rPr>
               <w:t>7</w:t>
+            </w:r>
+            <w:r>
+              <w:rPr>
+                <w:noProof/>
+              </w:rPr>
               <w:fldChar w:fldCharType="end"/>
             </w:r>
           </w:hyperlink>
@@ -479,7 +693,7 @@
               <w14:ligatures w14:val="standardContextual"/>
             </w:rPr>
           </w:pPr>
-          <w:hyperlink w:anchor="_Toc241765435" w:history="1">
+          <w:hyperlink w:anchor="_Toc241767447" w:history="1">
             <w:r>
               <w:rPr>
                 <w:rStyle w:val="Hipervnculo"/>
@@ -494,10 +708,40 @@
                 <w:noProof/>
               </w:rPr>
               <w:tab/>
+            </w:r>
+            <w:r>
+              <w:rPr>
+                <w:noProof/>
+              </w:rPr>
               <w:fldChar w:fldCharType="begin"/>
-              <w:instrText xml:space="preserve"> PAGEREF _Toc241765435 \h </w:instrText>
+            </w:r>
+            <w:r>
+              <w:rPr>
+                <w:noProof/>
+              </w:rPr>
+              <w:instrText xml:space="preserve"> PAGEREF _Toc241767447 \h </w:instrText>
+            </w:r>
+            <w:r>
+              <w:rPr>
+                <w:noProof/>
+              </w:rPr>
+            </w:r>
+            <w:r>
+              <w:rPr>
+                <w:noProof/>
+              </w:rPr>
               <w:fldChar w:fldCharType="separate"/>
+            </w:r>
+            <w:r>
+              <w:rPr>
+                <w:noProof/>
+              </w:rPr>
               <w:t>11</w:t>
+            </w:r>
+            <w:r>
+              <w:rPr>
+                <w:noProof/>
+              </w:rPr>
               <w:fldChar w:fldCharType="end"/>
             </w:r>
           </w:hyperlink>
@@ -517,7 +761,7 @@
               <w14:ligatures w14:val="standardContextual"/>
             </w:rPr>
           </w:pPr>
-          <w:hyperlink w:anchor="_Toc241765436" w:history="1">
+          <w:hyperlink w:anchor="_Toc241767448" w:history="1">
             <w:r>
               <w:rPr>
                 <w:rStyle w:val="Hipervnculo"/>
@@ -532,10 +776,40 @@
                 <w:noProof/>
               </w:rPr>
               <w:tab/>
+            </w:r>
+            <w:r>
+              <w:rPr>
+                <w:noProof/>
+              </w:rPr>
               <w:fldChar w:fldCharType="begin"/>
-              <w:instrText xml:space="preserve"> PAGEREF _Toc241765436 \h </w:instrText>
+            </w:r>
+            <w:r>
+              <w:rPr>
+                <w:noProof/>
+              </w:rPr>
+              <w:instrText xml:space="preserve"> PAGEREF _Toc241767448 \h </w:instrText>
+            </w:r>
+            <w:r>
+              <w:rPr>
+                <w:noProof/>
+              </w:rPr>
+            </w:r>
+            <w:r>
+              <w:rPr>
+                <w:noProof/>
+              </w:rPr>
               <w:fldChar w:fldCharType="separate"/>
+            </w:r>
+            <w:r>
+              <w:rPr>
+                <w:noProof/>
+              </w:rPr>
               <w:t>13</w:t>
+            </w:r>
+            <w:r>
+              <w:rPr>
+                <w:noProof/>
+              </w:rPr>
               <w:fldChar w:fldCharType="end"/>
             </w:r>
           </w:hyperlink>
@@ -555,7 +829,7 @@
               <w14:ligatures w14:val="standardContextual"/>
             </w:rPr>
           </w:pPr>
-          <w:hyperlink w:anchor="_Toc241765437" w:history="1">
+          <w:hyperlink w:anchor="_Toc241767449" w:history="1">
             <w:r>
               <w:rPr>
                 <w:rStyle w:val="Hipervnculo"/>
@@ -570,10 +844,40 @@
                 <w:noProof/>
               </w:rPr>
               <w:tab/>
+            </w:r>
+            <w:r>
+              <w:rPr>
+                <w:noProof/>
+              </w:rPr>
               <w:fldChar w:fldCharType="begin"/>
-              <w:instrText xml:space="preserve"> PAGEREF _Toc241765437 \h </w:instrText>
+            </w:r>
+            <w:r>
+              <w:rPr>
+                <w:noProof/>
+              </w:rPr>
+              <w:instrText xml:space="preserve"> PAGEREF _Toc241767449 \h </w:instrText>
+            </w:r>
+            <w:r>
+              <w:rPr>
+                <w:noProof/>
+              </w:rPr>
+            </w:r>
+            <w:r>
+              <w:rPr>
+                <w:noProof/>
+              </w:rPr>
               <w:fldChar w:fldCharType="separate"/>
+            </w:r>
+            <w:r>
+              <w:rPr>
+                <w:noProof/>
+              </w:rPr>
               <w:t>15</w:t>
+            </w:r>
+            <w:r>
+              <w:rPr>
+                <w:noProof/>
+              </w:rPr>
               <w:fldChar w:fldCharType="end"/>
             </w:r>
           </w:hyperlink>
@@ -593,7 +897,7 @@
               <w14:ligatures w14:val="standardContextual"/>
             </w:rPr>
           </w:pPr>
-          <w:hyperlink w:anchor="_Toc241765438" w:history="1">
+          <w:hyperlink w:anchor="_Toc241767450" w:history="1">
             <w:r>
               <w:rPr>
                 <w:rStyle w:val="Hipervnculo"/>
@@ -608,10 +912,40 @@
                 <w:noProof/>
               </w:rPr>
               <w:tab/>
+            </w:r>
+            <w:r>
+              <w:rPr>
+                <w:noProof/>
+              </w:rPr>
               <w:fldChar w:fldCharType="begin"/>
-              <w:instrText xml:space="preserve"> PAGEREF _Toc241765438 \h </w:instrText>
+            </w:r>
+            <w:r>
+              <w:rPr>
+                <w:noProof/>
+              </w:rPr>
+              <w:instrText xml:space="preserve"> PAGEREF _Toc241767450 \h </w:instrText>
+            </w:r>
+            <w:r>
+              <w:rPr>
+                <w:noProof/>
+              </w:rPr>
+            </w:r>
+            <w:r>
+              <w:rPr>
+                <w:noProof/>
+              </w:rPr>
               <w:fldChar w:fldCharType="separate"/>
+            </w:r>
+            <w:r>
+              <w:rPr>
+                <w:noProof/>
+              </w:rPr>
               <w:t>17</w:t>
+            </w:r>
+            <w:r>
+              <w:rPr>
+                <w:noProof/>
+              </w:rPr>
               <w:fldChar w:fldCharType="end"/>
             </w:r>
           </w:hyperlink>
@@ -631,7 +965,7 @@
               <w14:ligatures w14:val="standardContextual"/>
             </w:rPr>
           </w:pPr>
-          <w:hyperlink w:anchor="_Toc241765439" w:history="1">
+          <w:hyperlink w:anchor="_Toc241767451" w:history="1">
             <w:r>
               <w:rPr>
                 <w:rStyle w:val="Hipervnculo"/>
@@ -646,10 +980,40 @@
                 <w:noProof/>
               </w:rPr>
               <w:tab/>
+            </w:r>
+            <w:r>
+              <w:rPr>
+                <w:noProof/>
+              </w:rPr>
               <w:fldChar w:fldCharType="begin"/>
-              <w:instrText xml:space="preserve"> PAGEREF _Toc241765439 \h </w:instrText>
+            </w:r>
+            <w:r>
+              <w:rPr>
+                <w:noProof/>
+              </w:rPr>
+              <w:instrText xml:space="preserve"> PAGEREF _Toc241767451 \h </w:instrText>
+            </w:r>
+            <w:r>
+              <w:rPr>
+                <w:noProof/>
+              </w:rPr>
+            </w:r>
+            <w:r>
+              <w:rPr>
+                <w:noProof/>
+              </w:rPr>
               <w:fldChar w:fldCharType="separate"/>
+            </w:r>
+            <w:r>
+              <w:rPr>
+                <w:noProof/>
+              </w:rPr>
               <w:t>17</w:t>
+            </w:r>
+            <w:r>
+              <w:rPr>
+                <w:noProof/>
+              </w:rPr>
               <w:fldChar w:fldCharType="end"/>
             </w:r>
           </w:hyperlink>
@@ -669,7 +1033,7 @@
               <w14:ligatures w14:val="standardContextual"/>
             </w:rPr>
           </w:pPr>
-          <w:hyperlink w:anchor="_Toc241765440" w:history="1">
+          <w:hyperlink w:anchor="_Toc241767452" w:history="1">
             <w:r>
               <w:rPr>
                 <w:rStyle w:val="Hipervnculo"/>
@@ -684,10 +1048,40 @@
                 <w:noProof/>
               </w:rPr>
               <w:tab/>
+            </w:r>
+            <w:r>
+              <w:rPr>
+                <w:noProof/>
+              </w:rPr>
               <w:fldChar w:fldCharType="begin"/>
-              <w:instrText xml:space="preserve"> PAGEREF _Toc241765440 \h </w:instrText>
+            </w:r>
+            <w:r>
+              <w:rPr>
+                <w:noProof/>
+              </w:rPr>
+              <w:instrText xml:space="preserve"> PAGEREF _Toc241767452 \h </w:instrText>
+            </w:r>
+            <w:r>
+              <w:rPr>
+                <w:noProof/>
+              </w:rPr>
+            </w:r>
+            <w:r>
+              <w:rPr>
+                <w:noProof/>
+              </w:rPr>
               <w:fldChar w:fldCharType="separate"/>
+            </w:r>
+            <w:r>
+              <w:rPr>
+                <w:noProof/>
+              </w:rPr>
               <w:t>17</w:t>
+            </w:r>
+            <w:r>
+              <w:rPr>
+                <w:noProof/>
+              </w:rPr>
               <w:fldChar w:fldCharType="end"/>
             </w:r>
           </w:hyperlink>
@@ -707,7 +1101,7 @@
               <w14:ligatures w14:val="standardContextual"/>
             </w:rPr>
           </w:pPr>
-          <w:hyperlink w:anchor="_Toc241765441" w:history="1">
+          <w:hyperlink w:anchor="_Toc241767453" w:history="1">
             <w:r>
               <w:rPr>
                 <w:rStyle w:val="Hipervnculo"/>
@@ -722,10 +1116,40 @@
                 <w:noProof/>
               </w:rPr>
               <w:tab/>
+            </w:r>
+            <w:r>
+              <w:rPr>
+                <w:noProof/>
+              </w:rPr>
               <w:fldChar w:fldCharType="begin"/>
-              <w:instrText xml:space="preserve"> PAGEREF _Toc241765441 \h </w:instrText>
+            </w:r>
+            <w:r>
+              <w:rPr>
+                <w:noProof/>
+              </w:rPr>
+              <w:instrText xml:space="preserve"> PAGEREF _Toc241767453 \h </w:instrText>
+            </w:r>
+            <w:r>
+              <w:rPr>
+                <w:noProof/>
+              </w:rPr>
+            </w:r>
+            <w:r>
+              <w:rPr>
+                <w:noProof/>
+              </w:rPr>
               <w:fldChar w:fldCharType="separate"/>
+            </w:r>
+            <w:r>
+              <w:rPr>
+                <w:noProof/>
+              </w:rPr>
               <w:t>17</w:t>
+            </w:r>
+            <w:r>
+              <w:rPr>
+                <w:noProof/>
+              </w:rPr>
               <w:fldChar w:fldCharType="end"/>
             </w:r>
           </w:hyperlink>
@@ -745,7 +1169,7 @@
               <w14:ligatures w14:val="standardContextual"/>
             </w:rPr>
           </w:pPr>
-          <w:hyperlink w:anchor="_Toc241765442" w:history="1">
+          <w:hyperlink w:anchor="_Toc241767454" w:history="1">
             <w:r>
               <w:rPr>
                 <w:rStyle w:val="Hipervnculo"/>
@@ -760,10 +1184,40 @@
                 <w:noProof/>
               </w:rPr>
               <w:tab/>
+            </w:r>
+            <w:r>
+              <w:rPr>
+                <w:noProof/>
+              </w:rPr>
               <w:fldChar w:fldCharType="begin"/>
-              <w:instrText xml:space="preserve"> PAGEREF _Toc241765442 \h </w:instrText>
+            </w:r>
+            <w:r>
+              <w:rPr>
+                <w:noProof/>
+              </w:rPr>
+              <w:instrText xml:space="preserve"> PAGEREF _Toc241767454 \h </w:instrText>
+            </w:r>
+            <w:r>
+              <w:rPr>
+                <w:noProof/>
+              </w:rPr>
+            </w:r>
+            <w:r>
+              <w:rPr>
+                <w:noProof/>
+              </w:rPr>
               <w:fldChar w:fldCharType="separate"/>
-              <w:t>19</w:t>
+            </w:r>
+            <w:r>
+              <w:rPr>
+                <w:noProof/>
+              </w:rPr>
+              <w:t>18</w:t>
+            </w:r>
+            <w:r>
+              <w:rPr>
+                <w:noProof/>
+              </w:rPr>
               <w:fldChar w:fldCharType="end"/>
             </w:r>
           </w:hyperlink>
@@ -783,7 +1237,7 @@
               <w14:ligatures w14:val="standardContextual"/>
             </w:rPr>
           </w:pPr>
-          <w:hyperlink w:anchor="_Toc241765443" w:history="1">
+          <w:hyperlink w:anchor="_Toc241767455" w:history="1">
             <w:r>
               <w:rPr>
                 <w:rStyle w:val="Hipervnculo"/>
@@ -798,10 +1252,40 @@
                 <w:noProof/>
               </w:rPr>
               <w:tab/>
+            </w:r>
+            <w:r>
+              <w:rPr>
+                <w:noProof/>
+              </w:rPr>
               <w:fldChar w:fldCharType="begin"/>
-              <w:instrText xml:space="preserve"> PAGEREF _Toc241765443 \h </w:instrText>
+            </w:r>
+            <w:r>
+              <w:rPr>
+                <w:noProof/>
+              </w:rPr>
+              <w:instrText xml:space="preserve"> PAGEREF _Toc241767455 \h </w:instrText>
+            </w:r>
+            <w:r>
+              <w:rPr>
+                <w:noProof/>
+              </w:rPr>
+            </w:r>
+            <w:r>
+              <w:rPr>
+                <w:noProof/>
+              </w:rPr>
               <w:fldChar w:fldCharType="separate"/>
-              <w:t>19</w:t>
+            </w:r>
+            <w:r>
+              <w:rPr>
+                <w:noProof/>
+              </w:rPr>
+              <w:t>18</w:t>
+            </w:r>
+            <w:r>
+              <w:rPr>
+                <w:noProof/>
+              </w:rPr>
               <w:fldChar w:fldCharType="end"/>
             </w:r>
           </w:hyperlink>
@@ -821,7 +1305,7 @@
               <w14:ligatures w14:val="standardContextual"/>
             </w:rPr>
           </w:pPr>
-          <w:hyperlink w:anchor="_Toc241765444" w:history="1">
+          <w:hyperlink w:anchor="_Toc241767456" w:history="1">
             <w:r>
               <w:rPr>
                 <w:rStyle w:val="Hipervnculo"/>
@@ -836,10 +1320,40 @@
                 <w:noProof/>
               </w:rPr>
               <w:tab/>
+            </w:r>
+            <w:r>
+              <w:rPr>
+                <w:noProof/>
+              </w:rPr>
               <w:fldChar w:fldCharType="begin"/>
-              <w:instrText xml:space="preserve"> PAGEREF _Toc241765444 \h </w:instrText>
+            </w:r>
+            <w:r>
+              <w:rPr>
+                <w:noProof/>
+              </w:rPr>
+              <w:instrText xml:space="preserve"> PAGEREF _Toc241767456 \h </w:instrText>
+            </w:r>
+            <w:r>
+              <w:rPr>
+                <w:noProof/>
+              </w:rPr>
+            </w:r>
+            <w:r>
+              <w:rPr>
+                <w:noProof/>
+              </w:rPr>
               <w:fldChar w:fldCharType="separate"/>
-              <w:t>19</w:t>
+            </w:r>
+            <w:r>
+              <w:rPr>
+                <w:noProof/>
+              </w:rPr>
+              <w:t>18</w:t>
+            </w:r>
+            <w:r>
+              <w:rPr>
+                <w:noProof/>
+              </w:rPr>
               <w:fldChar w:fldCharType="end"/>
             </w:r>
           </w:hyperlink>
@@ -859,7 +1373,7 @@
               <w14:ligatures w14:val="standardContextual"/>
             </w:rPr>
           </w:pPr>
-          <w:hyperlink w:anchor="_Toc241765445" w:history="1">
+          <w:hyperlink w:anchor="_Toc241767457" w:history="1">
             <w:r>
               <w:rPr>
                 <w:rStyle w:val="Hipervnculo"/>
@@ -874,10 +1388,40 @@
                 <w:noProof/>
               </w:rPr>
               <w:tab/>
+            </w:r>
+            <w:r>
+              <w:rPr>
+                <w:noProof/>
+              </w:rPr>
               <w:fldChar w:fldCharType="begin"/>
-              <w:instrText xml:space="preserve"> PAGEREF _Toc241765445 \h </w:instrText>
+            </w:r>
+            <w:r>
+              <w:rPr>
+                <w:noProof/>
+              </w:rPr>
+              <w:instrText xml:space="preserve"> PAGEREF _Toc241767457 \h </w:instrText>
+            </w:r>
+            <w:r>
+              <w:rPr>
+                <w:noProof/>
+              </w:rPr>
+            </w:r>
+            <w:r>
+              <w:rPr>
+                <w:noProof/>
+              </w:rPr>
               <w:fldChar w:fldCharType="separate"/>
+            </w:r>
+            <w:r>
+              <w:rPr>
+                <w:noProof/>
+              </w:rPr>
               <w:t>19</w:t>
+            </w:r>
+            <w:r>
+              <w:rPr>
+                <w:noProof/>
+              </w:rPr>
               <w:fldChar w:fldCharType="end"/>
             </w:r>
           </w:hyperlink>
@@ -897,7 +1441,7 @@
               <w14:ligatures w14:val="standardContextual"/>
             </w:rPr>
           </w:pPr>
-          <w:hyperlink w:anchor="_Toc241765446" w:history="1">
+          <w:hyperlink w:anchor="_Toc241767458" w:history="1">
             <w:r>
               <w:rPr>
                 <w:rStyle w:val="Hipervnculo"/>
@@ -912,10 +1456,40 @@
                 <w:noProof/>
               </w:rPr>
               <w:tab/>
+            </w:r>
+            <w:r>
+              <w:rPr>
+                <w:noProof/>
+              </w:rPr>
               <w:fldChar w:fldCharType="begin"/>
-              <w:instrText xml:space="preserve"> PAGEREF _Toc241765446 \h </w:instrText>
+            </w:r>
+            <w:r>
+              <w:rPr>
+                <w:noProof/>
+              </w:rPr>
+              <w:instrText xml:space="preserve"> PAGEREF _Toc241767458 \h </w:instrText>
+            </w:r>
+            <w:r>
+              <w:rPr>
+                <w:noProof/>
+              </w:rPr>
+            </w:r>
+            <w:r>
+              <w:rPr>
+                <w:noProof/>
+              </w:rPr>
               <w:fldChar w:fldCharType="separate"/>
+            </w:r>
+            <w:r>
+              <w:rPr>
+                <w:noProof/>
+              </w:rPr>
               <w:t>20</w:t>
+            </w:r>
+            <w:r>
+              <w:rPr>
+                <w:noProof/>
+              </w:rPr>
               <w:fldChar w:fldCharType="end"/>
             </w:r>
           </w:hyperlink>
@@ -935,7 +1509,7 @@
               <w14:ligatures w14:val="standardContextual"/>
             </w:rPr>
           </w:pPr>
-          <w:hyperlink w:anchor="_Toc241765447" w:history="1">
+          <w:hyperlink w:anchor="_Toc241767459" w:history="1">
             <w:r>
               <w:rPr>
                 <w:rStyle w:val="Hipervnculo"/>
@@ -950,10 +1524,40 @@
                 <w:noProof/>
               </w:rPr>
               <w:tab/>
+            </w:r>
+            <w:r>
+              <w:rPr>
+                <w:noProof/>
+              </w:rPr>
               <w:fldChar w:fldCharType="begin"/>
-              <w:instrText xml:space="preserve"> PAGEREF _Toc241765447 \h </w:instrText>
+            </w:r>
+            <w:r>
+              <w:rPr>
+                <w:noProof/>
+              </w:rPr>
+              <w:instrText xml:space="preserve"> PAGEREF _Toc241767459 \h </w:instrText>
+            </w:r>
+            <w:r>
+              <w:rPr>
+                <w:noProof/>
+              </w:rPr>
+            </w:r>
+            <w:r>
+              <w:rPr>
+                <w:noProof/>
+              </w:rPr>
               <w:fldChar w:fldCharType="separate"/>
+            </w:r>
+            <w:r>
+              <w:rPr>
+                <w:noProof/>
+              </w:rPr>
               <w:t>21</w:t>
+            </w:r>
+            <w:r>
+              <w:rPr>
+                <w:noProof/>
+              </w:rPr>
               <w:fldChar w:fldCharType="end"/>
             </w:r>
           </w:hyperlink>
@@ -973,7 +1577,7 @@
               <w14:ligatures w14:val="standardContextual"/>
             </w:rPr>
           </w:pPr>
-          <w:hyperlink w:anchor="_Toc241765448" w:history="1">
+          <w:hyperlink w:anchor="_Toc241767460" w:history="1">
             <w:r>
               <w:rPr>
                 <w:rStyle w:val="Hipervnculo"/>
@@ -988,10 +1592,40 @@
                 <w:noProof/>
               </w:rPr>
               <w:tab/>
+            </w:r>
+            <w:r>
+              <w:rPr>
+                <w:noProof/>
+              </w:rPr>
               <w:fldChar w:fldCharType="begin"/>
-              <w:instrText xml:space="preserve"> PAGEREF _Toc241765448 \h </w:instrText>
+            </w:r>
+            <w:r>
+              <w:rPr>
+                <w:noProof/>
+              </w:rPr>
+              <w:instrText xml:space="preserve"> PAGEREF _Toc241767460 \h </w:instrText>
+            </w:r>
+            <w:r>
+              <w:rPr>
+                <w:noProof/>
+              </w:rPr>
+            </w:r>
+            <w:r>
+              <w:rPr>
+                <w:noProof/>
+              </w:rPr>
               <w:fldChar w:fldCharType="separate"/>
+            </w:r>
+            <w:r>
+              <w:rPr>
+                <w:noProof/>
+              </w:rPr>
               <w:t>21</w:t>
+            </w:r>
+            <w:r>
+              <w:rPr>
+                <w:noProof/>
+              </w:rPr>
               <w:fldChar w:fldCharType="end"/>
             </w:r>
           </w:hyperlink>
@@ -1011,7 +1645,7 @@
               <w14:ligatures w14:val="standardContextual"/>
             </w:rPr>
           </w:pPr>
-          <w:hyperlink w:anchor="_Toc241765449" w:history="1">
+          <w:hyperlink w:anchor="_Toc241767461" w:history="1">
             <w:r>
               <w:rPr>
                 <w:rStyle w:val="Hipervnculo"/>
@@ -1026,10 +1660,40 @@
                 <w:noProof/>
               </w:rPr>
               <w:tab/>
+            </w:r>
+            <w:r>
+              <w:rPr>
+                <w:noProof/>
+              </w:rPr>
               <w:fldChar w:fldCharType="begin"/>
-              <w:instrText xml:space="preserve"> PAGEREF _Toc241765449 \h </w:instrText>
+            </w:r>
+            <w:r>
+              <w:rPr>
+                <w:noProof/>
+              </w:rPr>
+              <w:instrText xml:space="preserve"> PAGEREF _Toc241767461 \h </w:instrText>
+            </w:r>
+            <w:r>
+              <w:rPr>
+                <w:noProof/>
+              </w:rPr>
+            </w:r>
+            <w:r>
+              <w:rPr>
+                <w:noProof/>
+              </w:rPr>
               <w:fldChar w:fldCharType="separate"/>
+            </w:r>
+            <w:r>
+              <w:rPr>
+                <w:noProof/>
+              </w:rPr>
               <w:t>21</w:t>
+            </w:r>
+            <w:r>
+              <w:rPr>
+                <w:noProof/>
+              </w:rPr>
               <w:fldChar w:fldCharType="end"/>
             </w:r>
           </w:hyperlink>
@@ -1049,7 +1713,7 @@
               <w14:ligatures w14:val="standardContextual"/>
             </w:rPr>
           </w:pPr>
-          <w:hyperlink w:anchor="_Toc241765450" w:history="1">
+          <w:hyperlink w:anchor="_Toc241767462" w:history="1">
             <w:r>
               <w:rPr>
                 <w:rStyle w:val="Hipervnculo"/>
@@ -1064,10 +1728,40 @@
                 <w:noProof/>
               </w:rPr>
               <w:tab/>
+            </w:r>
+            <w:r>
+              <w:rPr>
+                <w:noProof/>
+              </w:rPr>
               <w:fldChar w:fldCharType="begin"/>
-              <w:instrText xml:space="preserve"> PAGEREF _Toc241765450 \h </w:instrText>
+            </w:r>
+            <w:r>
+              <w:rPr>
+                <w:noProof/>
+              </w:rPr>
+              <w:instrText xml:space="preserve"> PAGEREF _Toc241767462 \h </w:instrText>
+            </w:r>
+            <w:r>
+              <w:rPr>
+                <w:noProof/>
+              </w:rPr>
+            </w:r>
+            <w:r>
+              <w:rPr>
+                <w:noProof/>
+              </w:rPr>
               <w:fldChar w:fldCharType="separate"/>
+            </w:r>
+            <w:r>
+              <w:rPr>
+                <w:noProof/>
+              </w:rPr>
               <w:t>21</w:t>
+            </w:r>
+            <w:r>
+              <w:rPr>
+                <w:noProof/>
+              </w:rPr>
               <w:fldChar w:fldCharType="end"/>
             </w:r>
           </w:hyperlink>
@@ -1087,7 +1781,7 @@
               <w14:ligatures w14:val="standardContextual"/>
             </w:rPr>
           </w:pPr>
-          <w:hyperlink w:anchor="_Toc241765451" w:history="1">
+          <w:hyperlink w:anchor="_Toc241767463" w:history="1">
             <w:r>
               <w:rPr>
                 <w:rStyle w:val="Hipervnculo"/>
@@ -1102,10 +1796,40 @@
                 <w:noProof/>
               </w:rPr>
               <w:tab/>
+            </w:r>
+            <w:r>
+              <w:rPr>
+                <w:noProof/>
+              </w:rPr>
               <w:fldChar w:fldCharType="begin"/>
-              <w:instrText xml:space="preserve"> PAGEREF _Toc241765451 \h </w:instrText>
+            </w:r>
+            <w:r>
+              <w:rPr>
+                <w:noProof/>
+              </w:rPr>
+              <w:instrText xml:space="preserve"> PAGEREF _Toc241767463 \h </w:instrText>
+            </w:r>
+            <w:r>
+              <w:rPr>
+                <w:noProof/>
+              </w:rPr>
+            </w:r>
+            <w:r>
+              <w:rPr>
+                <w:noProof/>
+              </w:rPr>
               <w:fldChar w:fldCharType="separate"/>
+            </w:r>
+            <w:r>
+              <w:rPr>
+                <w:noProof/>
+              </w:rPr>
               <w:t>23</w:t>
+            </w:r>
+            <w:r>
+              <w:rPr>
+                <w:noProof/>
+              </w:rPr>
               <w:fldChar w:fldCharType="end"/>
             </w:r>
           </w:hyperlink>
@@ -1130,7 +1854,7 @@
         </w:pBdr>
         <w:spacing w:before="240" w:after="120"/>
       </w:pPr>
-      <w:bookmarkStart w:id="0" w:name="_Toc241765428"/>
+      <w:bookmarkStart w:id="0" w:name="_Toc241767440"/>
       <w:r>
         <w:rPr>
           <w:b/>
@@ -1198,7 +1922,7 @@
         </w:pBdr>
         <w:spacing w:before="240" w:after="120"/>
       </w:pPr>
-      <w:bookmarkStart w:id="1" w:name="_Toc241765429"/>
+      <w:bookmarkStart w:id="1" w:name="_Toc241767441"/>
       <w:r>
         <w:rPr>
           <w:b/>
@@ -1224,7 +1948,7 @@
         <w:pStyle w:val="Ttulo2"/>
         <w:spacing w:before="240" w:after="120"/>
       </w:pPr>
-      <w:bookmarkStart w:id="2" w:name="_Toc241765430"/>
+      <w:bookmarkStart w:id="2" w:name="_Toc241767442"/>
       <w:r>
         <w:rPr>
           <w:b/>
@@ -2413,7 +3137,7 @@
         <w:pStyle w:val="Ttulo2"/>
         <w:spacing w:before="240" w:after="120"/>
       </w:pPr>
-      <w:bookmarkStart w:id="3" w:name="_Toc241765431"/>
+      <w:bookmarkStart w:id="3" w:name="_Toc241767443"/>
       <w:r>
         <w:rPr>
           <w:b/>
@@ -3098,7 +3822,7 @@
         <w:pStyle w:val="Ttulo2"/>
         <w:spacing w:before="240" w:after="120"/>
       </w:pPr>
-      <w:bookmarkStart w:id="4" w:name="_Toc241765432"/>
+      <w:bookmarkStart w:id="4" w:name="_Toc241767444"/>
       <w:r>
         <w:rPr>
           <w:b/>
@@ -3460,7 +4184,7 @@
         </w:pBdr>
         <w:spacing w:before="240" w:after="120"/>
       </w:pPr>
-      <w:bookmarkStart w:id="5" w:name="_Toc241765433"/>
+      <w:bookmarkStart w:id="5" w:name="_Toc241767445"/>
       <w:r>
         <w:rPr>
           <w:b/>
@@ -4049,7 +4773,7 @@
         <w:pStyle w:val="Ttulo2"/>
         <w:spacing w:before="240" w:after="120"/>
       </w:pPr>
-      <w:bookmarkStart w:id="6" w:name="_Toc241765434"/>
+      <w:bookmarkStart w:id="6" w:name="_Toc241767446"/>
       <w:r>
         <w:rPr>
           <w:b/>
@@ -4067,7 +4791,7 @@
         <w:spacing w:after="120"/>
       </w:pPr>
       <w:r>
-        <w:t xml:space="preserve">Los tres diagramas usan notación BPMN 2.0: un pool «Viajes Aventura» dividido en carriles (lanes) por participante —Administrador o Cliente, y Sistema—; un evento de inicio (círculo de borde simple); eventos de fin (círculo de borde grueso), uno por cada resultado distinto para el negocio; tareas (rectángulos redondeados); compuertas exclusivas XOR (rombo con X) para cada decisión; y el almacén de datos «Base de datos», unido con una asociación punteada a la tarea que persiste información. Cada tarea indica entre corchetes el requerimiento que implementa, de modo que la trazabilidad se lee directamente sobre el diagrama. Todas las validaciones de negocio ocurren en el carril Sistema y no en el del actor, lo que materializa RNF-05.</w:t>
+        <w:t>Los tres diagramas usan notación BPMN 2.0: un pool «Viajes Aventura» dividido en carriles (lanes) por participante —Administrador o Cliente, y Sistema—; un evento de inicio (círculo de borde simple); eventos de fin (círculo de borde grueso), uno por cada resultado distinto para el negocio; tareas (rectángulos redondeados); compuertas exclusivas XOR (rombo con X) para cada decisión; y el almacén de datos «Base de datos», unido con una asociación punteada a la tarea que persiste información. Cada tarea indica entre corchetes el requerimiento que implementa, de modo que la trazabilidad se lee directamente sobre el diagrama. Todas las validaciones de negocio ocurren en el carril Sistema y no en el del actor, lo que materializa RNF-05.</w:t>
       </w:r>
     </w:p>
     <w:p>
@@ -4185,7 +4909,7 @@
         <w:spacing w:after="120"/>
       </w:pPr>
       <w:r>
-        <w:t xml:space="preserve">El Administrador define nombre, fechas, cupo y margen, y elige entre 2 y 5 destinos de una lista que el sistema filtra para ofrecer solo los disponibles (R8). El sistema valida R3, R5 y R6 y, si alguna regla falla, devuelve al Administrador a corregir. Con datos válidos es el sistema —no la persona— el que calcula el precio por persona (FR-06), lo que elimina el error de digitación que publicó un paquete a la décima parte de su valor. El Administrador decide publicar o dejar el paquete en borrador (S2); al publicar, el precio queda fijado (FR-07) y deja de depender de cambios posteriores en el costo de los destinos.</w:t>
+        <w:t>El Administrador define nombre, fechas, cupo y margen, y elige entre 2 y 5 destinos de una lista que el sistema filtra para ofrecer solo los disponibles (R8). El sistema valida R3, R5 y R6 y, si alguna regla falla, devuelve al Administrador a corregir. Con datos válidos es el sistema —no la persona— el que calcula el precio por persona (FR-06), lo que elimina el error de digitación que publicó un paquete a la décima parte de su valor. El Administrador decide publicar o dejar el paquete en borrador (S2); al publicar, el precio queda fijado (FR-07) y deja de depender de cambios posteriores en el costo de los destinos.</w:t>
       </w:r>
     </w:p>
     <w:p>
@@ -4364,7 +5088,7 @@
         <w:pStyle w:val="Ttulo2"/>
         <w:spacing w:before="240" w:after="120"/>
       </w:pPr>
-      <w:bookmarkStart w:id="7" w:name="_Toc241765435"/>
+      <w:bookmarkStart w:id="7" w:name="_Toc241767447"/>
       <w:r>
         <w:rPr>
           <w:b/>
@@ -5780,7 +6504,7 @@
         <w:pStyle w:val="Ttulo2"/>
         <w:spacing w:before="240" w:after="120"/>
       </w:pPr>
-      <w:bookmarkStart w:id="8" w:name="_Toc241765436"/>
+      <w:bookmarkStart w:id="8" w:name="_Toc241767448"/>
       <w:r>
         <w:rPr>
           <w:b/>
@@ -6088,7 +6812,7 @@
         <w:pStyle w:val="Ttulo2"/>
         <w:spacing w:before="240" w:after="120"/>
       </w:pPr>
-      <w:bookmarkStart w:id="9" w:name="_Toc241765437"/>
+      <w:bookmarkStart w:id="9" w:name="_Toc241767449"/>
       <w:r>
         <w:rPr>
           <w:b/>
@@ -8182,7 +8906,7 @@
         </w:pBdr>
         <w:spacing w:before="240" w:after="120"/>
       </w:pPr>
-      <w:bookmarkStart w:id="10" w:name="_Toc241765438"/>
+      <w:bookmarkStart w:id="10" w:name="_Toc241767450"/>
       <w:r>
         <w:rPr>
           <w:b/>
@@ -8200,7 +8924,7 @@
         <w:spacing w:after="120"/>
       </w:pPr>
       <w:r>
-        <w:t xml:space="preserve">Esta sección se redactó de nuevo el 1 de octubre de 2026, descartando el cronograma anterior (que llegaba solo hasta el 23-30 de septiembre y ya no correspondía a la fecha real de reinicio del proyecto): roles, Product Backlog y Sprint Backlog se definen aquí a partir de los requerimientos vigentes (FR-01 a FR-15, RNF-01 a RNF-06) y del calendario real que queda hasta la entrega del 5 de octubre de 2026.</w:t>
+        <w:t>Esta sección se redactó de nuevo el 1 de octubre de 2026, descartando el cronograma anterior (que llegaba solo hasta el 23-30 de septiembre y ya no correspondía a la fecha real de reinicio del proyecto): roles, Product Backlog y Sprint Backlog se definen aquí a partir de los requerimientos vigentes (FR-01 a FR-15, RNF-01 a RNF-06) y del calendario real que queda hasta la entrega del 5 de octubre de 2026.</w:t>
       </w:r>
     </w:p>
     <w:p>
@@ -8208,7 +8932,7 @@
         <w:pStyle w:val="Ttulo2"/>
         <w:spacing w:before="240" w:after="120"/>
       </w:pPr>
-      <w:bookmarkStart w:id="11" w:name="_Toc241765439"/>
+      <w:bookmarkStart w:id="11" w:name="_Toc241767451"/>
       <w:r>
         <w:rPr>
           <w:b/>
@@ -8226,7 +8950,7 @@
         <w:spacing w:after="120"/>
       </w:pPr>
       <w:r>
-        <w:t xml:space="preserve">Logan Silva es el Líder de Proyecto, rol definido en la guía de evaluación: coordina las actividades del equipo, gestiona las reuniones de seguimiento, supervisa el cumplimiento de tareas y mantiene la comunicación con el docente. El equipo interpreta además el rol de Product Owner a partir del propio caso (las necesidades de los tres socios de Viajes Aventura), consolidado y priorizado por el Líder de Proyecto. La responsabilidad técnica se divide en dos franjas verticales por flujo de negocio: Camilo Sepúlveda cubre el lado de catálogo (Destinos alimenta a Paquetes), y Logan Silva cubre el lado de operación con el cliente (Clientes y seguridad alimenta a Reservas, que depende de la autenticación):</w:t>
+        <w:t>Logan Silva es el Líder de Proyecto, rol definido en la guía de evaluación: coordina las actividades del equipo, gestiona las reuniones de seguimiento, supervisa el cumplimiento de tareas y mantiene la comunicación con el docente. El equipo interpreta además el rol de Product Owner a partir del propio caso (las necesidades de los tres socios de Viajes Aventura), consolidado y priorizado por el Líder de Proyecto. La responsabilidad técnica se divide en dos franjas verticales por flujo de negocio: Camilo Sepúlveda cubre el lado de catálogo (Destinos alimenta a Paquetes), y Logan Silva cubre el lado de operación con el cliente (Clientes y seguridad alimenta a Reservas, que depende de la autenticación):</w:t>
       </w:r>
     </w:p>
     <w:tbl>
@@ -8275,7 +8999,7 @@
                 <w:bCs/>
                 <w:color w:val="FFFFFF"/>
               </w:rPr>
-              <w:t xml:space="preserve">Integrante</w:t>
+              <w:t>Integrante</w:t>
             </w:r>
           </w:p>
         </w:tc>
@@ -8298,7 +9022,7 @@
                 <w:bCs/>
                 <w:color w:val="FFFFFF"/>
               </w:rPr>
-              <w:t xml:space="preserve">Rol</w:t>
+              <w:t>Rol</w:t>
             </w:r>
           </w:p>
         </w:tc>
@@ -8321,7 +9045,7 @@
                 <w:bCs/>
                 <w:color w:val="FFFFFF"/>
               </w:rPr>
-              <w:t xml:space="preserve">Dominios técnicos</w:t>
+              <w:t>Dominios técnicos</w:t>
             </w:r>
           </w:p>
         </w:tc>
@@ -8344,7 +9068,7 @@
                 <w:bCs/>
                 <w:color w:val="FFFFFF"/>
               </w:rPr>
-              <w:t xml:space="preserve">Reglas</w:t>
+              <w:t>Reglas</w:t>
             </w:r>
           </w:p>
         </w:tc>
@@ -8363,7 +9087,7 @@
           </w:tcPr>
           <w:p>
             <w:r>
-              <w:t xml:space="preserve">Logan Silva</w:t>
+              <w:t>Logan Silva</w:t>
             </w:r>
           </w:p>
         </w:tc>
@@ -8380,7 +9104,7 @@
           </w:tcPr>
           <w:p>
             <w:r>
-              <w:t xml:space="preserve">Líder de Proyecto + Developer</w:t>
+              <w:t>Líder de Proyecto + Developer</w:t>
             </w:r>
           </w:p>
         </w:tc>
@@ -8397,7 +9121,7 @@
           </w:tcPr>
           <w:p>
             <w:r>
-              <w:t xml:space="preserve">Clientes y seguridad, y Reservas</w:t>
+              <w:t>Clientes y seguridad, y Reservas</w:t>
             </w:r>
           </w:p>
         </w:tc>
@@ -8414,7 +9138,7 @@
           </w:tcPr>
           <w:p>
             <w:r>
-              <w:t xml:space="preserve">R9-R17</w:t>
+              <w:t>R9-R17</w:t>
             </w:r>
           </w:p>
         </w:tc>
@@ -8433,7 +9157,7 @@
           </w:tcPr>
           <w:p>
             <w:r>
-              <w:t xml:space="preserve">Camilo Sepúlveda</w:t>
+              <w:t>Camilo Sepúlveda</w:t>
             </w:r>
           </w:p>
         </w:tc>
@@ -8450,7 +9174,7 @@
           </w:tcPr>
           <w:p>
             <w:r>
-              <w:t xml:space="preserve">Developer</w:t>
+              <w:t>Developer</w:t>
             </w:r>
           </w:p>
         </w:tc>
@@ -8467,7 +9191,7 @@
           </w:tcPr>
           <w:p>
             <w:r>
-              <w:t xml:space="preserve">Destinos y Paquetes</w:t>
+              <w:t>Destinos y Paquetes</w:t>
             </w:r>
           </w:p>
         </w:tc>
@@ -8484,7 +9208,7 @@
           </w:tcPr>
           <w:p>
             <w:r>
-              <w:t xml:space="preserve">R1-R8</w:t>
+              <w:t>R1-R8</w:t>
             </w:r>
           </w:p>
         </w:tc>
@@ -8495,7 +9219,7 @@
         <w:pStyle w:val="Ttulo2"/>
         <w:spacing w:before="240" w:after="120"/>
       </w:pPr>
-      <w:bookmarkStart w:id="12" w:name="_Toc241765440"/>
+      <w:bookmarkStart w:id="12" w:name="_Toc241767452"/>
       <w:r>
         <w:rPr>
           <w:b/>
@@ -8513,7 +9237,7 @@
         <w:spacing w:after="120"/>
       </w:pPr>
       <w:r>
-        <w:t xml:space="preserve">Historias de usuario derivadas de los requerimientos funcionales y no funcionales de la sección 2, priorizadas y asignadas por dominio. Las cinco cubren la totalidad de los requerimientos vigentes, sin dejar ninguno sin una historia que lo implemente:</w:t>
+        <w:t>Historias de usuario derivadas de los requerimientos funcionales y no funcionales de la sección 2, priorizadas y asignadas por dominio. Las cinco cubren la totalidad de los requerimientos vigentes, sin dejar ninguno sin una historia que lo implemente:</w:t>
       </w:r>
     </w:p>
     <w:tbl>
@@ -8534,11 +9258,11 @@
         <w:tblLook w:val="04A0" w:firstRow="1" w:lastRow="0" w:firstColumn="1" w:lastColumn="0" w:noHBand="0" w:noVBand="1"/>
       </w:tblPr>
       <w:tblGrid>
-        <w:gridCol w:w="900"/>
-        <w:gridCol w:w="4900"/>
+        <w:gridCol w:w="899"/>
+        <w:gridCol w:w="4895"/>
         <w:gridCol w:w="1650"/>
-        <w:gridCol w:w="1000"/>
-        <w:gridCol w:w="1900"/>
+        <w:gridCol w:w="1007"/>
+        <w:gridCol w:w="1899"/>
       </w:tblGrid>
       <w:tr>
         <w:trPr>
@@ -8563,7 +9287,7 @@
                 <w:bCs/>
                 <w:color w:val="FFFFFF"/>
               </w:rPr>
-              <w:t xml:space="preserve">ID</w:t>
+              <w:t>ID</w:t>
             </w:r>
           </w:p>
         </w:tc>
@@ -8586,7 +9310,7 @@
                 <w:bCs/>
                 <w:color w:val="FFFFFF"/>
               </w:rPr>
-              <w:t xml:space="preserve">Historia de usuario</w:t>
+              <w:t>Historia de usuario</w:t>
             </w:r>
           </w:p>
         </w:tc>
@@ -8609,7 +9333,7 @@
                 <w:bCs/>
                 <w:color w:val="FFFFFF"/>
               </w:rPr>
-              <w:t xml:space="preserve">Requerimientos</w:t>
+              <w:t>Requerimientos</w:t>
             </w:r>
           </w:p>
         </w:tc>
@@ -8632,7 +9356,7 @@
                 <w:bCs/>
                 <w:color w:val="FFFFFF"/>
               </w:rPr>
-              <w:t xml:space="preserve">Prioridad</w:t>
+              <w:t>Prioridad</w:t>
             </w:r>
           </w:p>
         </w:tc>
@@ -8655,7 +9379,7 @@
                 <w:bCs/>
                 <w:color w:val="FFFFFF"/>
               </w:rPr>
-              <w:t xml:space="preserve">Responsable</w:t>
+              <w:t>Responsable</w:t>
             </w:r>
           </w:p>
         </w:tc>
@@ -8674,7 +9398,7 @@
           </w:tcPr>
           <w:p>
             <w:r>
-              <w:t xml:space="preserve">HU-01</w:t>
+              <w:t>HU-01</w:t>
             </w:r>
           </w:p>
         </w:tc>
@@ -8691,7 +9415,7 @@
           </w:tcPr>
           <w:p>
             <w:r>
-              <w:t xml:space="preserve">Como administrador quiero gestionar el catálogo de destinos (registrar, modificar, dar de baja lógica, listar) para mantenerlo correcto.</w:t>
+              <w:t>Como administrador quiero gestionar el catálogo de destinos (registrar, modificar, dar de baja lógica, listar) para mantenerlo correcto.</w:t>
             </w:r>
           </w:p>
         </w:tc>
@@ -8708,7 +9432,7 @@
           </w:tcPr>
           <w:p>
             <w:r>
-              <w:t xml:space="preserve">FR-01 a FR-04</w:t>
+              <w:t>FR-01 a FR-04</w:t>
             </w:r>
           </w:p>
         </w:tc>
@@ -8725,7 +9449,7 @@
           </w:tcPr>
           <w:p>
             <w:r>
-              <w:t xml:space="preserve">Alta</w:t>
+              <w:t>Alta</w:t>
             </w:r>
           </w:p>
         </w:tc>
@@ -8742,7 +9466,7 @@
           </w:tcPr>
           <w:p>
             <w:r>
-              <w:t xml:space="preserve">Camilo Sepúlveda</w:t>
+              <w:t>Camilo Sepúlveda</w:t>
             </w:r>
           </w:p>
         </w:tc>
@@ -8761,7 +9485,7 @@
           </w:tcPr>
           <w:p>
             <w:r>
-              <w:t xml:space="preserve">HU-02</w:t>
+              <w:t>HU-02</w:t>
             </w:r>
           </w:p>
         </w:tc>
@@ -8778,7 +9502,7 @@
           </w:tcPr>
           <w:p>
             <w:r>
-              <w:t xml:space="preserve">Como administrador quiero armar y publicar paquetes con precio calculado automáticamente y cupo consultable.</w:t>
+              <w:t>Como administrador quiero armar y publicar paquetes con precio calculado automáticamente y cupo consultable.</w:t>
             </w:r>
           </w:p>
         </w:tc>
@@ -8795,7 +9519,7 @@
           </w:tcPr>
           <w:p>
             <w:r>
-              <w:t xml:space="preserve">FR-05 a FR-08</w:t>
+              <w:t>FR-05 a FR-08</w:t>
             </w:r>
           </w:p>
         </w:tc>
@@ -8812,7 +9536,7 @@
           </w:tcPr>
           <w:p>
             <w:r>
-              <w:t xml:space="preserve">Alta</w:t>
+              <w:t>Alta</w:t>
             </w:r>
           </w:p>
         </w:tc>
@@ -8829,7 +9553,7 @@
           </w:tcPr>
           <w:p>
             <w:r>
-              <w:t xml:space="preserve">Camilo Sepúlveda</w:t>
+              <w:t>Camilo Sepúlveda</w:t>
             </w:r>
           </w:p>
         </w:tc>
@@ -8848,7 +9572,7 @@
           </w:tcPr>
           <w:p>
             <w:r>
-              <w:t xml:space="preserve">HU-03</w:t>
+              <w:t>HU-03</w:t>
             </w:r>
           </w:p>
         </w:tc>
@@ -8865,7 +9589,7 @@
           </w:tcPr>
           <w:p>
             <w:r>
-              <w:t xml:space="preserve">Como visitante quiero registrarme e iniciar sesión de forma segura para poder reservar.</w:t>
+              <w:t>Como visitante quiero registrarme e iniciar sesión de forma segura para poder reservar.</w:t>
             </w:r>
           </w:p>
         </w:tc>
@@ -8882,7 +9606,7 @@
           </w:tcPr>
           <w:p>
             <w:r>
-              <w:t xml:space="preserve">FR-09, FR-10, RNF-01 a RNF-03</w:t>
+              <w:t>FR-09, FR-10, RNF-01 a RNF-03</w:t>
             </w:r>
           </w:p>
         </w:tc>
@@ -8899,7 +9623,7 @@
           </w:tcPr>
           <w:p>
             <w:r>
-              <w:t xml:space="preserve">Alta</w:t>
+              <w:t>Alta</w:t>
             </w:r>
           </w:p>
         </w:tc>
@@ -8916,7 +9640,7 @@
           </w:tcPr>
           <w:p>
             <w:r>
-              <w:t xml:space="preserve">Logan Silva</w:t>
+              <w:t>Logan Silva</w:t>
             </w:r>
           </w:p>
         </w:tc>
@@ -8935,7 +9659,7 @@
           </w:tcPr>
           <w:p>
             <w:r>
-              <w:t xml:space="preserve">HU-04</w:t>
+              <w:t>HU-04</w:t>
             </w:r>
           </w:p>
         </w:tc>
@@ -8952,7 +9676,7 @@
           </w:tcPr>
           <w:p>
             <w:r>
-              <w:t xml:space="preserve">Como cliente autenticado quiero reservar un paquete respetando cupo y fecha, y ver mi historial de reservas.</w:t>
+              <w:t>Como cliente autenticado quiero reservar un paquete respetando cupo y fecha, y ver mi historial de reservas.</w:t>
             </w:r>
           </w:p>
         </w:tc>
@@ -8969,7 +9693,7 @@
           </w:tcPr>
           <w:p>
             <w:r>
-              <w:t xml:space="preserve">FR-11 a FR-15</w:t>
+              <w:t>FR-11 a FR-15</w:t>
             </w:r>
           </w:p>
         </w:tc>
@@ -8986,7 +9710,7 @@
           </w:tcPr>
           <w:p>
             <w:r>
-              <w:t xml:space="preserve">Alta</w:t>
+              <w:t>Alta</w:t>
             </w:r>
           </w:p>
         </w:tc>
@@ -9003,7 +9727,7 @@
           </w:tcPr>
           <w:p>
             <w:r>
-              <w:t xml:space="preserve">Logan Silva</w:t>
+              <w:t>Logan Silva</w:t>
             </w:r>
           </w:p>
         </w:tc>
@@ -9022,7 +9746,7 @@
           </w:tcPr>
           <w:p>
             <w:r>
-              <w:t xml:space="preserve">HU-05</w:t>
+              <w:t>HU-05</w:t>
             </w:r>
           </w:p>
         </w:tc>
@@ -9039,7 +9763,7 @@
           </w:tcPr>
           <w:p>
             <w:r>
-              <w:t xml:space="preserve">Como equipo queremos que la información persista en una base de datos y que el sistema se entregue con un solo comando, para que la evaluación no dependa de instalar dependencias extra.</w:t>
+              <w:t>Como equipo queremos que la información persista en una base de datos y que el sistema se entregue con un solo comando, para que la evaluación no dependa de instalar dependencias extra.</w:t>
             </w:r>
           </w:p>
         </w:tc>
@@ -9056,7 +9780,7 @@
           </w:tcPr>
           <w:p>
             <w:r>
-              <w:t xml:space="preserve">RNF-04 a RNF-06</w:t>
+              <w:t>RNF-04 a RNF-06</w:t>
             </w:r>
           </w:p>
         </w:tc>
@@ -9073,7 +9797,7 @@
           </w:tcPr>
           <w:p>
             <w:r>
-              <w:t xml:space="preserve">Alta</w:t>
+              <w:t>Alta</w:t>
             </w:r>
           </w:p>
         </w:tc>
@@ -9090,7 +9814,7 @@
           </w:tcPr>
           <w:p>
             <w:r>
-              <w:t xml:space="preserve">Equipo completo</w:t>
+              <w:t>Equipo completo</w:t>
             </w:r>
           </w:p>
         </w:tc>
@@ -9101,7 +9825,7 @@
         <w:pStyle w:val="Ttulo2"/>
         <w:spacing w:before="240" w:after="120"/>
       </w:pPr>
-      <w:bookmarkStart w:id="13" w:name="_Toc241765441"/>
+      <w:bookmarkStart w:id="13" w:name="_Toc241767453"/>
       <w:r>
         <w:rPr>
           <w:b/>
@@ -9119,7 +9843,7 @@
         <w:spacing w:after="120"/>
       </w:pPr>
       <w:r>
-        <w:t xml:space="preserve">Con la entrega fijada para el 5 de octubre de 2026 y el reinicio del proyecto el 1 de octubre, el trabajo se organiza en tres iteraciones cortas más la entrega formal:</w:t>
+        <w:t>Con la entrega fijada para el 5 de octubre de 2026 y el reinicio del proyecto el 1 de octubre, el trabajo se organiza en tres iteraciones cortas más la entrega formal:</w:t>
       </w:r>
     </w:p>
     <w:tbl>
@@ -9168,7 +9892,7 @@
                 <w:bCs/>
                 <w:color w:val="FFFFFF"/>
               </w:rPr>
-              <w:t xml:space="preserve">Sprint</w:t>
+              <w:t>Sprint</w:t>
             </w:r>
           </w:p>
         </w:tc>
@@ -9191,7 +9915,7 @@
                 <w:bCs/>
                 <w:color w:val="FFFFFF"/>
               </w:rPr>
-              <w:t xml:space="preserve">Fechas</w:t>
+              <w:t>Fechas</w:t>
             </w:r>
           </w:p>
         </w:tc>
@@ -9214,7 +9938,7 @@
                 <w:bCs/>
                 <w:color w:val="FFFFFF"/>
               </w:rPr>
-              <w:t xml:space="preserve">Objetivo</w:t>
+              <w:t>Objetivo</w:t>
             </w:r>
           </w:p>
         </w:tc>
@@ -9237,7 +9961,7 @@
                 <w:bCs/>
                 <w:color w:val="FFFFFF"/>
               </w:rPr>
-              <w:t xml:space="preserve">Entregable</w:t>
+              <w:t>Entregable</w:t>
             </w:r>
           </w:p>
         </w:tc>
@@ -9256,7 +9980,7 @@
           </w:tcPr>
           <w:p>
             <w:r>
-              <w:t xml:space="preserve">Sprint 0</w:t>
+              <w:t>Sprint 0</w:t>
             </w:r>
           </w:p>
         </w:tc>
@@ -9273,7 +9997,7 @@
           </w:tcPr>
           <w:p>
             <w:r>
-              <w:t xml:space="preserve">1 oct</w:t>
+              <w:t>1 oct</w:t>
             </w:r>
           </w:p>
         </w:tc>
@@ -9290,7 +10014,7 @@
           </w:tcPr>
           <w:p>
             <w:r>
-              <w:t xml:space="preserve">Análisis del caso, levantamiento de requerimientos y modelado UML/BPMN.</w:t>
+              <w:t>Análisis del caso, levantamiento de requerimientos y modelado UML/BPMN.</w:t>
             </w:r>
           </w:p>
         </w:tc>
@@ -9307,7 +10031,7 @@
           </w:tcPr>
           <w:p>
             <w:r>
-              <w:t xml:space="preserve">Informe Técnico, secciones 1 a 3 completas (requerimientos, BPMN, casos de uso, clases).</w:t>
+              <w:t>Informe Técnico, secciones 1 a 3 completas (requerimientos, BPMN, casos de uso, clases).</w:t>
             </w:r>
           </w:p>
         </w:tc>
@@ -9326,7 +10050,7 @@
           </w:tcPr>
           <w:p>
             <w:r>
-              <w:t xml:space="preserve">Sprint 1</w:t>
+              <w:t>Sprint 1</w:t>
             </w:r>
           </w:p>
         </w:tc>
@@ -9343,7 +10067,7 @@
           </w:tcPr>
           <w:p>
             <w:r>
-              <w:t xml:space="preserve">2-3 oct</w:t>
+              <w:t>2-3 oct</w:t>
             </w:r>
           </w:p>
         </w:tc>
@@ -9360,7 +10084,7 @@
           </w:tcPr>
           <w:p>
             <w:r>
-              <w:t xml:space="preserve">Implementación en paralelo de los 4 dominios, con persistencia y autenticación.</w:t>
+              <w:t>Implementación en paralelo de los 4 dominios, con persistencia y autenticación.</w:t>
             </w:r>
           </w:p>
         </w:tc>
@@ -9377,7 +10101,7 @@
           </w:tcPr>
           <w:p>
             <w:r>
-              <w:t xml:space="preserve">CRUD funcional de Destinos, Paquetes, Clientes y Reservas; hash de contraseña y JWT operativos.</w:t>
+              <w:t>CRUD funcional de Destinos, Paquetes, Clientes y Reservas; hash de contraseña y JWT operativos.</w:t>
             </w:r>
           </w:p>
         </w:tc>
@@ -9396,7 +10120,7 @@
           </w:tcPr>
           <w:p>
             <w:r>
-              <w:t xml:space="preserve">Sprint 2</w:t>
+              <w:t>Sprint 2</w:t>
             </w:r>
           </w:p>
         </w:tc>
@@ -9413,7 +10137,7 @@
           </w:tcPr>
           <w:p>
             <w:r>
-              <w:t xml:space="preserve">4 oct</w:t>
+              <w:t>4 oct</w:t>
             </w:r>
           </w:p>
         </w:tc>
@@ -9430,7 +10154,7 @@
           </w:tcPr>
           <w:p>
             <w:r>
-              <w:t xml:space="preserve">Integración de los dominios, pruebas de punta a punta, revisión de seguridad y cierre de las secciones 4 a 8 del informe.</w:t>
+              <w:t>Integración de los dominios, pruebas de punta a punta, revisión de seguridad y cierre de las secciones 4 a 8 del informe.</w:t>
             </w:r>
           </w:p>
         </w:tc>
@@ -9447,7 +10171,7 @@
           </w:tcPr>
           <w:p>
             <w:r>
-              <w:t xml:space="preserve">Sistema integrado y probado; Informe Técnico completo.</w:t>
+              <w:t>Sistema integrado y probado; Informe Técnico completo.</w:t>
             </w:r>
           </w:p>
         </w:tc>
@@ -9466,7 +10190,7 @@
           </w:tcPr>
           <w:p>
             <w:r>
-              <w:t xml:space="preserve">Entrega</w:t>
+              <w:t>Entrega</w:t>
             </w:r>
           </w:p>
         </w:tc>
@@ -9483,7 +10207,7 @@
           </w:tcPr>
           <w:p>
             <w:r>
-              <w:t xml:space="preserve">5 oct</w:t>
+              <w:t>5 oct</w:t>
             </w:r>
           </w:p>
         </w:tc>
@@ -9500,7 +10224,7 @@
           </w:tcPr>
           <w:p>
             <w:r>
-              <w:t xml:space="preserve">Carga de la documentación y el código en el AAI; defensa argumentativa individual.</w:t>
+              <w:t>Carga de la documentación y el código en el AAI; defensa argumentativa individual.</w:t>
             </w:r>
           </w:p>
         </w:tc>
@@ -9517,7 +10241,7 @@
           </w:tcPr>
           <w:p>
             <w:r>
-              <w:t xml:space="preserve">Informe Técnico Grupal + código fuente + defensa de cada integrante.</w:t>
+              <w:t>Informe Técnico Grupal + código fuente + defensa de cada integrante.</w:t>
             </w:r>
           </w:p>
         </w:tc>
@@ -9528,7 +10252,7 @@
         <w:spacing w:after="120"/>
       </w:pPr>
       <w:r>
-        <w:t xml:space="preserve">El Sprint 0 ya se completó (ver Cambio 3 y Cambio 4 en VALIDACION_IA.md). Los Sprints 1 y 2 dejan un único día de margen (4 de octubre) para integrar, probar y cerrar el informe antes de la entrega, por lo que cada integrante implementa su dominio de forma independiente durante el Sprint 1 y la integración se limita a unir ambos lados por la API y la base de datos compartidas, ya definidas en el esqueleto común.</w:t>
+        <w:t>El Sprint 0 ya se completó (ver Cambio 3 y Cambio 4 en VALIDACION_IA.md). Los Sprints 1 y 2 dejan un único día de margen (4 de octubre) para integrar, probar y cerrar el informe antes de la entrega, por lo que cada integrante implementa su dominio de forma independiente durante el Sprint 1 y la integración se limita a unir ambos lados por la API y la base de datos compartidas, ya definidas en el esqueleto común.</w:t>
       </w:r>
     </w:p>
     <w:p>
@@ -9539,7 +10263,7 @@
         </w:pBdr>
         <w:spacing w:before="240" w:after="120"/>
       </w:pPr>
-      <w:bookmarkStart w:id="14" w:name="_Toc241765442"/>
+      <w:bookmarkStart w:id="14" w:name="_Toc241767454"/>
       <w:r>
         <w:rPr>
           <w:b/>
@@ -9557,7 +10281,7 @@
         <w:pStyle w:val="Ttulo2"/>
         <w:spacing w:before="240" w:after="120"/>
       </w:pPr>
-      <w:bookmarkStart w:id="15" w:name="_Toc241765443"/>
+      <w:bookmarkStart w:id="15" w:name="_Toc241767455"/>
       <w:r>
         <w:rPr>
           <w:b/>
@@ -9591,7 +10315,7 @@
         <w:pStyle w:val="Ttulo2"/>
         <w:spacing w:before="240" w:after="120"/>
       </w:pPr>
-      <w:bookmarkStart w:id="16" w:name="_Toc241765444"/>
+      <w:bookmarkStart w:id="16" w:name="_Toc241767456"/>
       <w:r>
         <w:rPr>
           <w:b/>
@@ -9609,12 +10333,12 @@
         <w:spacing w:after="120"/>
       </w:pPr>
       <w:r>
-        <w:t>La persistencia usa sqlite3 de la librería estándar de Python (sin ORM), con el esquema definido en backend/app/database.py. Las cinco tablas replican uno a uno el diagrama de clases de la sección 3.3, con las restricciones de columna (UNIQUE, CHECK, NOT NULL) que expresan directamente las reglas de negocio que se pueden validar a nivel de esquema:</w:t>
+        <w:t>La persistencia usa sqlite3 de la librería estándar de Python (sin ORM). El esquema está en backend/app/database.py y se crea al iniciar la API. Cada tabla corresponde a una clase del modelo de dominio (Figura 5), salvo paquete_destinos, que materializa la agregación Paquete–Destino. Las restricciones de columna expresan las reglas que dependen solo de la forma de una fila:</w:t>
       </w:r>
     </w:p>
     <w:tbl>
       <w:tblPr>
-        <w:tblW w:w="9350" w:type="dxa"/>
+        <w:tblW w:w="9026" w:type="dxa"/>
         <w:tblBorders>
           <w:top w:val="single" w:sz="4" w:space="0" w:color="auto"/>
           <w:left w:val="single" w:sz="4" w:space="0" w:color="auto"/>
@@ -9623,6 +10347,7 @@
           <w:insideH w:val="single" w:sz="4" w:space="0" w:color="auto"/>
           <w:insideV w:val="single" w:sz="4" w:space="0" w:color="auto"/>
         </w:tblBorders>
+        <w:tblLayout w:type="fixed"/>
         <w:tblCellMar>
           <w:left w:w="10" w:type="dxa"/>
           <w:right w:w="10" w:type="dxa"/>
@@ -9630,16 +10355,17 @@
         <w:tblLook w:val="04A0" w:firstRow="1" w:lastRow="0" w:firstColumn="1" w:lastColumn="0" w:noHBand="0" w:noVBand="1"/>
       </w:tblPr>
       <w:tblGrid>
-        <w:gridCol w:w="2300"/>
-        <w:gridCol w:w="7050"/>
+        <w:gridCol w:w="2000"/>
+        <w:gridCol w:w="7026"/>
       </w:tblGrid>
       <w:tr>
         <w:trPr>
+          <w:cantSplit/>
           <w:tblHeader/>
         </w:trPr>
         <w:tc>
           <w:tcPr>
-            <w:tcW w:w="2300" w:type="dxa"/>
+            <w:tcW w:w="2000" w:type="dxa"/>
             <w:shd w:val="clear" w:color="auto" w:fill="AF2A2A"/>
             <w:tcMar>
               <w:top w:w="60" w:type="dxa"/>
@@ -9655,6 +10381,8 @@
                 <w:b/>
                 <w:bCs/>
                 <w:color w:val="FFFFFF"/>
+                <w:sz w:val="18"/>
+                <w:szCs w:val="18"/>
               </w:rPr>
               <w:t>Tabla</w:t>
             </w:r>
@@ -9662,7 +10390,7 @@
         </w:tc>
         <w:tc>
           <w:tcPr>
-            <w:tcW w:w="7050" w:type="dxa"/>
+            <w:tcW w:w="7026" w:type="dxa"/>
             <w:shd w:val="clear" w:color="auto" w:fill="AF2A2A"/>
             <w:tcMar>
               <w:top w:w="60" w:type="dxa"/>
@@ -9678,6 +10406,8 @@
                 <w:b/>
                 <w:bCs/>
                 <w:color w:val="FFFFFF"/>
+                <w:sz w:val="18"/>
+                <w:szCs w:val="18"/>
               </w:rPr>
               <w:t>Reglas de negocio expresadas en el esquema</w:t>
             </w:r>
@@ -9685,45 +10415,59 @@
         </w:tc>
       </w:tr>
       <w:tr>
-        <w:tc>
-          <w:tcPr>
-            <w:tcW w:w="2300" w:type="dxa"/>
-            <w:tcMar>
-              <w:top w:w="60" w:type="dxa"/>
-              <w:left w:w="100" w:type="dxa"/>
-              <w:bottom w:w="60" w:type="dxa"/>
-              <w:right w:w="100" w:type="dxa"/>
-            </w:tcMar>
-            <w:vAlign w:val="center"/>
-          </w:tcPr>
-          <w:p>
-            <w:r>
+        <w:trPr>
+          <w:cantSplit/>
+        </w:trPr>
+        <w:tc>
+          <w:tcPr>
+            <w:tcW w:w="2000" w:type="dxa"/>
+            <w:tcMar>
+              <w:top w:w="60" w:type="dxa"/>
+              <w:left w:w="100" w:type="dxa"/>
+              <w:bottom w:w="60" w:type="dxa"/>
+              <w:right w:w="100" w:type="dxa"/>
+            </w:tcMar>
+            <w:vAlign w:val="center"/>
+          </w:tcPr>
+          <w:p>
+            <w:r>
+              <w:rPr>
+                <w:sz w:val="18"/>
+                <w:szCs w:val="18"/>
+              </w:rPr>
               <w:t>destinos</w:t>
             </w:r>
           </w:p>
         </w:tc>
         <w:tc>
           <w:tcPr>
-            <w:tcW w:w="7050" w:type="dxa"/>
-            <w:tcMar>
-              <w:top w:w="60" w:type="dxa"/>
-              <w:left w:w="100" w:type="dxa"/>
-              <w:bottom w:w="60" w:type="dxa"/>
-              <w:right w:w="100" w:type="dxa"/>
-            </w:tcMar>
-            <w:vAlign w:val="center"/>
-          </w:tcPr>
-          <w:p>
-            <w:r>
-              <w:t>R1 (nombre UNIQUE), R2 (costo_base &gt; 0 vía CHECK), R8 (columna disponible)</w:t>
+            <w:tcW w:w="7026" w:type="dxa"/>
+            <w:tcMar>
+              <w:top w:w="60" w:type="dxa"/>
+              <w:left w:w="100" w:type="dxa"/>
+              <w:bottom w:w="60" w:type="dxa"/>
+              <w:right w:w="100" w:type="dxa"/>
+            </w:tcMar>
+            <w:vAlign w:val="center"/>
+          </w:tcPr>
+          <w:p>
+            <w:r>
+              <w:rPr>
+                <w:sz w:val="18"/>
+                <w:szCs w:val="18"/>
+              </w:rPr>
+              <w:t>R1 (nombre UNIQUE sin distinguir mayúsculas), R2 (costo_base &gt; 0), duración &gt; 0, R8 (columna disponible)</w:t>
             </w:r>
           </w:p>
         </w:tc>
       </w:tr>
       <w:tr>
-        <w:tc>
-          <w:tcPr>
-            <w:tcW w:w="2300" w:type="dxa"/>
+        <w:trPr>
+          <w:cantSplit/>
+        </w:trPr>
+        <w:tc>
+          <w:tcPr>
+            <w:tcW w:w="2000" w:type="dxa"/>
             <w:shd w:val="clear" w:color="auto" w:fill="F1F2F1"/>
             <w:tcMar>
               <w:top w:w="60" w:type="dxa"/>
@@ -9735,13 +10479,17 @@
           </w:tcPr>
           <w:p>
             <w:r>
+              <w:rPr>
+                <w:sz w:val="18"/>
+                <w:szCs w:val="18"/>
+              </w:rPr>
               <w:t>paquetes</w:t>
             </w:r>
           </w:p>
         </w:tc>
         <w:tc>
           <w:tcPr>
-            <w:tcW w:w="7050" w:type="dxa"/>
+            <w:tcW w:w="7026" w:type="dxa"/>
             <w:shd w:val="clear" w:color="auto" w:fill="F1F2F1"/>
             <w:tcMar>
               <w:top w:w="60" w:type="dxa"/>
@@ -9753,51 +10501,69 @@
           </w:tcPr>
           <w:p>
             <w:r>
-              <w:t>R5 (cupo_maximo &gt; 0, fecha_regreso &gt; fecha_salida vía CHECK), R6 (margen), R7 (precio_publicado, publicado)</w:t>
+              <w:rPr>
+                <w:sz w:val="18"/>
+                <w:szCs w:val="18"/>
+              </w:rPr>
+              <w:t>R5 (cupo_maximo &gt; 0; fecha_regreso &gt; fecha_salida), R6 (margen ≥ 0), R7 (precio_por_persona), S2 (estado BORRADOR o PUBLICADO)</w:t>
             </w:r>
           </w:p>
         </w:tc>
       </w:tr>
       <w:tr>
-        <w:tc>
-          <w:tcPr>
-            <w:tcW w:w="2300" w:type="dxa"/>
-            <w:tcMar>
-              <w:top w:w="60" w:type="dxa"/>
-              <w:left w:w="100" w:type="dxa"/>
-              <w:bottom w:w="60" w:type="dxa"/>
-              <w:right w:w="100" w:type="dxa"/>
-            </w:tcMar>
-            <w:vAlign w:val="center"/>
-          </w:tcPr>
-          <w:p>
-            <w:r>
+        <w:trPr>
+          <w:cantSplit/>
+        </w:trPr>
+        <w:tc>
+          <w:tcPr>
+            <w:tcW w:w="2000" w:type="dxa"/>
+            <w:tcMar>
+              <w:top w:w="60" w:type="dxa"/>
+              <w:left w:w="100" w:type="dxa"/>
+              <w:bottom w:w="60" w:type="dxa"/>
+              <w:right w:w="100" w:type="dxa"/>
+            </w:tcMar>
+            <w:vAlign w:val="center"/>
+          </w:tcPr>
+          <w:p>
+            <w:r>
+              <w:rPr>
+                <w:sz w:val="18"/>
+                <w:szCs w:val="18"/>
+              </w:rPr>
               <w:t>paquete_destinos</w:t>
             </w:r>
           </w:p>
         </w:tc>
         <w:tc>
           <w:tcPr>
-            <w:tcW w:w="7050" w:type="dxa"/>
-            <w:tcMar>
-              <w:top w:w="60" w:type="dxa"/>
-              <w:left w:w="100" w:type="dxa"/>
-              <w:bottom w:w="60" w:type="dxa"/>
-              <w:right w:w="100" w:type="dxa"/>
-            </w:tcMar>
-            <w:vAlign w:val="center"/>
-          </w:tcPr>
-          <w:p>
-            <w:r>
-              <w:t>R3, R4 (relación N:N entre paquetes y destinos; el límite de 2 a 5 destinos se valida en el router, no en el esquema)</w:t>
+            <w:tcW w:w="7026" w:type="dxa"/>
+            <w:tcMar>
+              <w:top w:w="60" w:type="dxa"/>
+              <w:left w:w="100" w:type="dxa"/>
+              <w:bottom w:w="60" w:type="dxa"/>
+              <w:right w:w="100" w:type="dxa"/>
+            </w:tcMar>
+            <w:vAlign w:val="center"/>
+          </w:tcPr>
+          <w:p>
+            <w:r>
+              <w:rPr>
+                <w:sz w:val="18"/>
+                <w:szCs w:val="18"/>
+              </w:rPr>
+              <w:t>R3 y R4: relación N:N; la clave primaria (paquete_id, destino_id) impide repetir un destino en un paquete, y la clave foránea impide borrar un destino usado en algún paquete</w:t>
             </w:r>
           </w:p>
         </w:tc>
       </w:tr>
       <w:tr>
-        <w:tc>
-          <w:tcPr>
-            <w:tcW w:w="2300" w:type="dxa"/>
+        <w:trPr>
+          <w:cantSplit/>
+        </w:trPr>
+        <w:tc>
+          <w:tcPr>
+            <w:tcW w:w="2000" w:type="dxa"/>
             <w:shd w:val="clear" w:color="auto" w:fill="F1F2F1"/>
             <w:tcMar>
               <w:top w:w="60" w:type="dxa"/>
@@ -9809,13 +10575,17 @@
           </w:tcPr>
           <w:p>
             <w:r>
+              <w:rPr>
+                <w:sz w:val="18"/>
+                <w:szCs w:val="18"/>
+              </w:rPr>
               <w:t>clientes</w:t>
             </w:r>
           </w:p>
         </w:tc>
         <w:tc>
           <w:tcPr>
-            <w:tcW w:w="7050" w:type="dxa"/>
+            <w:tcW w:w="7026" w:type="dxa"/>
             <w:shd w:val="clear" w:color="auto" w:fill="F1F2F1"/>
             <w:tcMar>
               <w:top w:w="60" w:type="dxa"/>
@@ -9827,43 +10597,58 @@
           </w:tcPr>
           <w:p>
             <w:r>
-              <w:t>R9 (correo UNIQUE), R10 (password_hash, nunca la contraseña en texto plano)</w:t>
+              <w:rPr>
+                <w:sz w:val="18"/>
+                <w:szCs w:val="18"/>
+              </w:rPr>
+              <w:t>R9 (correo UNIQUE), R10 (hash_contrasena: nunca la contraseña en texto plano)</w:t>
             </w:r>
           </w:p>
         </w:tc>
       </w:tr>
       <w:tr>
-        <w:tc>
-          <w:tcPr>
-            <w:tcW w:w="2300" w:type="dxa"/>
-            <w:tcMar>
-              <w:top w:w="60" w:type="dxa"/>
-              <w:left w:w="100" w:type="dxa"/>
-              <w:bottom w:w="60" w:type="dxa"/>
-              <w:right w:w="100" w:type="dxa"/>
-            </w:tcMar>
-            <w:vAlign w:val="center"/>
-          </w:tcPr>
-          <w:p>
-            <w:r>
+        <w:trPr>
+          <w:cantSplit/>
+        </w:trPr>
+        <w:tc>
+          <w:tcPr>
+            <w:tcW w:w="2000" w:type="dxa"/>
+            <w:tcMar>
+              <w:top w:w="60" w:type="dxa"/>
+              <w:left w:w="100" w:type="dxa"/>
+              <w:bottom w:w="60" w:type="dxa"/>
+              <w:right w:w="100" w:type="dxa"/>
+            </w:tcMar>
+            <w:vAlign w:val="center"/>
+          </w:tcPr>
+          <w:p>
+            <w:r>
+              <w:rPr>
+                <w:sz w:val="18"/>
+                <w:szCs w:val="18"/>
+              </w:rPr>
               <w:t>reservas</w:t>
             </w:r>
           </w:p>
         </w:tc>
         <w:tc>
           <w:tcPr>
-            <w:tcW w:w="7050" w:type="dxa"/>
-            <w:tcMar>
-              <w:top w:w="60" w:type="dxa"/>
-              <w:left w:w="100" w:type="dxa"/>
-              <w:bottom w:w="60" w:type="dxa"/>
-              <w:right w:w="100" w:type="dxa"/>
-            </w:tcMar>
-            <w:vAlign w:val="center"/>
-          </w:tcPr>
-          <w:p>
-            <w:r>
-              <w:t>R12, R13 (total), R16 (personas &gt;= 1 vía CHECK)</w:t>
+            <w:tcW w:w="7026" w:type="dxa"/>
+            <w:tcMar>
+              <w:top w:w="60" w:type="dxa"/>
+              <w:left w:w="100" w:type="dxa"/>
+              <w:bottom w:w="60" w:type="dxa"/>
+              <w:right w:w="100" w:type="dxa"/>
+            </w:tcMar>
+            <w:vAlign w:val="center"/>
+          </w:tcPr>
+          <w:p>
+            <w:r>
+              <w:rPr>
+                <w:sz w:val="18"/>
+                <w:szCs w:val="18"/>
+              </w:rPr>
+              <w:t>R12 (cliente, paquete y fecha de emisión), R13 (total), R16 (cantidad_personas ≥ 1)</w:t>
             </w:r>
           </w:p>
         </w:tc>
@@ -9871,7 +10656,7 @@
     </w:tbl>
     <w:p>
       <w:pPr>
-        <w:spacing w:after="200"/>
+        <w:spacing w:after="120"/>
       </w:pPr>
     </w:p>
     <w:p>
@@ -9879,12 +10664,10 @@
         <w:spacing w:after="120"/>
       </w:pPr>
       <w:r>
-        <w:rPr>
-          <w:i/>
-          <w:iCs/>
-          <w:color w:val="555555"/>
-        </w:rPr>
-        <w:t>Las reglas que dependen de datos en tiempo de ejecución y no de la forma de una fila — R3/R4 (2 a 5 destinos sin repetir), R14 (cupo disponible = cupo máximo − reservas ya hechas) y R15 (fecha de salida vigente) — se validan en la lógica de cada dominio (routers de FastAPI), no en el esquema de la base de datos.</w:t>
+        <w:t>Las reglas que dependen de otros datos o de la fecha del día —R3 (2 a 5 destinos), R8 (eliminar o marcar no disponible según el destino esté en algún paquete), R14 (cupo disponible) y R15 (fecha de salida vigente)— se validan en las clases de dominio (backend/app/dominio/), no en el esquema ni en las rutas de la API. El esquema actúa como segunda línea de defensa: en una prueba en que se desactivó a propósito la regla R8 en la API, la clave foránea de SQLite igualmente impidió borrar el destino. Todas las c</w:t>
+      </w:r>
+      <w:r>
+        <w:t>onsultas usan parámetros (?) y nunca concatenan datos de entrada (sección 7.3).</w:t>
       </w:r>
     </w:p>
     <w:p>
@@ -9892,7 +10675,7 @@
         <w:pStyle w:val="Ttulo2"/>
         <w:spacing w:before="240" w:after="120"/>
       </w:pPr>
-      <w:bookmarkStart w:id="17" w:name="_Toc241765445"/>
+      <w:bookmarkStart w:id="17" w:name="_Toc241767457"/>
       <w:r>
         <w:rPr>
           <w:b/>
@@ -9910,7 +10693,1246 @@
         <w:spacing w:after="120"/>
       </w:pPr>
       <w:r>
-        <w:t>Cada dominio implementa su propio conjunto de endpoints CRUD sobre su(s) tabla(s), según el reparto de la sección 4.1. Al cierre de este informe, el esqueleto compartido (conexión SQLite, esquema completo, servidor único) está implementado y probado de punta a punta; la implementación de cada dominio corresponde al Sprint 1 (ver cronograma, sección 4.3) y su avance se documenta cambio a cambio en VALIDACION_IA.md.</w:t>
+        <w:t>Avance del Sprint 1 al 1 de octubre (iniciado antes de lo planificado): están implementados el esqueleto compartido (conexión, esquema, Repositorio&lt;T&gt;, manejo de errores) y los dominios de Camilo Sepúlveda, HU-01 Destinos y HU-02 Paquetes. Los dominios de Logan Silva (HU-03 Clientes y seguridad, HU-04 Reservas) se construyen sobre las mismas tablas y la misma clase Repositorio&lt;T&gt;. Rutas disponibles (documentación interactiva en /docs):</w:t>
+      </w:r>
+    </w:p>
+    <w:tbl>
+      <w:tblPr>
+        <w:tblW w:w="9026" w:type="dxa"/>
+        <w:tblBorders>
+          <w:top w:val="single" w:sz="4" w:space="0" w:color="auto"/>
+          <w:left w:val="single" w:sz="4" w:space="0" w:color="auto"/>
+          <w:bottom w:val="single" w:sz="4" w:space="0" w:color="auto"/>
+          <w:right w:val="single" w:sz="4" w:space="0" w:color="auto"/>
+          <w:insideH w:val="single" w:sz="4" w:space="0" w:color="auto"/>
+          <w:insideV w:val="single" w:sz="4" w:space="0" w:color="auto"/>
+        </w:tblBorders>
+        <w:tblLayout w:type="fixed"/>
+        <w:tblCellMar>
+          <w:left w:w="10" w:type="dxa"/>
+          <w:right w:w="10" w:type="dxa"/>
+        </w:tblCellMar>
+        <w:tblLook w:val="04A0" w:firstRow="1" w:lastRow="0" w:firstColumn="1" w:lastColumn="0" w:noHBand="0" w:noVBand="1"/>
+      </w:tblPr>
+      <w:tblGrid>
+        <w:gridCol w:w="1000"/>
+        <w:gridCol w:w="3000"/>
+        <w:gridCol w:w="3526"/>
+        <w:gridCol w:w="1500"/>
+      </w:tblGrid>
+      <w:tr>
+        <w:trPr>
+          <w:cantSplit/>
+          <w:tblHeader/>
+        </w:trPr>
+        <w:tc>
+          <w:tcPr>
+            <w:tcW w:w="1000" w:type="dxa"/>
+            <w:shd w:val="clear" w:color="auto" w:fill="AF2A2A"/>
+            <w:tcMar>
+              <w:top w:w="60" w:type="dxa"/>
+              <w:left w:w="100" w:type="dxa"/>
+              <w:bottom w:w="60" w:type="dxa"/>
+              <w:right w:w="100" w:type="dxa"/>
+            </w:tcMar>
+            <w:vAlign w:val="center"/>
+          </w:tcPr>
+          <w:p>
+            <w:r>
+              <w:rPr>
+                <w:b/>
+                <w:bCs/>
+                <w:color w:val="FFFFFF"/>
+                <w:sz w:val="18"/>
+                <w:szCs w:val="18"/>
+              </w:rPr>
+              <w:t>Método</w:t>
+            </w:r>
+          </w:p>
+        </w:tc>
+        <w:tc>
+          <w:tcPr>
+            <w:tcW w:w="3000" w:type="dxa"/>
+            <w:shd w:val="clear" w:color="auto" w:fill="AF2A2A"/>
+            <w:tcMar>
+              <w:top w:w="60" w:type="dxa"/>
+              <w:left w:w="100" w:type="dxa"/>
+              <w:bottom w:w="60" w:type="dxa"/>
+              <w:right w:w="100" w:type="dxa"/>
+            </w:tcMar>
+            <w:vAlign w:val="center"/>
+          </w:tcPr>
+          <w:p>
+            <w:r>
+              <w:rPr>
+                <w:b/>
+                <w:bCs/>
+                <w:color w:val="FFFFFF"/>
+                <w:sz w:val="18"/>
+                <w:szCs w:val="18"/>
+              </w:rPr>
+              <w:t>Ruta</w:t>
+            </w:r>
+          </w:p>
+        </w:tc>
+        <w:tc>
+          <w:tcPr>
+            <w:tcW w:w="3526" w:type="dxa"/>
+            <w:shd w:val="clear" w:color="auto" w:fill="AF2A2A"/>
+            <w:tcMar>
+              <w:top w:w="60" w:type="dxa"/>
+              <w:left w:w="100" w:type="dxa"/>
+              <w:bottom w:w="60" w:type="dxa"/>
+              <w:right w:w="100" w:type="dxa"/>
+            </w:tcMar>
+            <w:vAlign w:val="center"/>
+          </w:tcPr>
+          <w:p>
+            <w:r>
+              <w:rPr>
+                <w:b/>
+                <w:bCs/>
+                <w:color w:val="FFFFFF"/>
+                <w:sz w:val="18"/>
+                <w:szCs w:val="18"/>
+              </w:rPr>
+              <w:t>Operación</w:t>
+            </w:r>
+          </w:p>
+        </w:tc>
+        <w:tc>
+          <w:tcPr>
+            <w:tcW w:w="1500" w:type="dxa"/>
+            <w:shd w:val="clear" w:color="auto" w:fill="AF2A2A"/>
+            <w:tcMar>
+              <w:top w:w="60" w:type="dxa"/>
+              <w:left w:w="100" w:type="dxa"/>
+              <w:bottom w:w="60" w:type="dxa"/>
+              <w:right w:w="100" w:type="dxa"/>
+            </w:tcMar>
+            <w:vAlign w:val="center"/>
+          </w:tcPr>
+          <w:p>
+            <w:r>
+              <w:rPr>
+                <w:b/>
+                <w:bCs/>
+                <w:color w:val="FFFFFF"/>
+                <w:sz w:val="18"/>
+                <w:szCs w:val="18"/>
+              </w:rPr>
+              <w:t>Req.</w:t>
+            </w:r>
+          </w:p>
+        </w:tc>
+      </w:tr>
+      <w:tr>
+        <w:trPr>
+          <w:cantSplit/>
+        </w:trPr>
+        <w:tc>
+          <w:tcPr>
+            <w:tcW w:w="1000" w:type="dxa"/>
+            <w:tcMar>
+              <w:top w:w="60" w:type="dxa"/>
+              <w:left w:w="100" w:type="dxa"/>
+              <w:bottom w:w="60" w:type="dxa"/>
+              <w:right w:w="100" w:type="dxa"/>
+            </w:tcMar>
+            <w:vAlign w:val="center"/>
+          </w:tcPr>
+          <w:p>
+            <w:r>
+              <w:rPr>
+                <w:sz w:val="18"/>
+                <w:szCs w:val="18"/>
+              </w:rPr>
+              <w:t>GET</w:t>
+            </w:r>
+          </w:p>
+        </w:tc>
+        <w:tc>
+          <w:tcPr>
+            <w:tcW w:w="3000" w:type="dxa"/>
+            <w:tcMar>
+              <w:top w:w="60" w:type="dxa"/>
+              <w:left w:w="100" w:type="dxa"/>
+              <w:bottom w:w="60" w:type="dxa"/>
+              <w:right w:w="100" w:type="dxa"/>
+            </w:tcMar>
+            <w:vAlign w:val="center"/>
+          </w:tcPr>
+          <w:p>
+            <w:r>
+              <w:rPr>
+                <w:sz w:val="18"/>
+                <w:szCs w:val="18"/>
+              </w:rPr>
+              <w:t>/api/destinos</w:t>
+            </w:r>
+          </w:p>
+        </w:tc>
+        <w:tc>
+          <w:tcPr>
+            <w:tcW w:w="3526" w:type="dxa"/>
+            <w:tcMar>
+              <w:top w:w="60" w:type="dxa"/>
+              <w:left w:w="100" w:type="dxa"/>
+              <w:bottom w:w="60" w:type="dxa"/>
+              <w:right w:w="100" w:type="dxa"/>
+            </w:tcMar>
+            <w:vAlign w:val="center"/>
+          </w:tcPr>
+          <w:p>
+            <w:r>
+              <w:rPr>
+                <w:sz w:val="18"/>
+                <w:szCs w:val="18"/>
+              </w:rPr>
+              <w:t>Listar el catálogo (filtro opcional solo_disponibles)</w:t>
+            </w:r>
+          </w:p>
+        </w:tc>
+        <w:tc>
+          <w:tcPr>
+            <w:tcW w:w="1500" w:type="dxa"/>
+            <w:tcMar>
+              <w:top w:w="60" w:type="dxa"/>
+              <w:left w:w="100" w:type="dxa"/>
+              <w:bottom w:w="60" w:type="dxa"/>
+              <w:right w:w="100" w:type="dxa"/>
+            </w:tcMar>
+            <w:vAlign w:val="center"/>
+          </w:tcPr>
+          <w:p>
+            <w:r>
+              <w:rPr>
+                <w:sz w:val="18"/>
+                <w:szCs w:val="18"/>
+              </w:rPr>
+              <w:t>FR-04</w:t>
+            </w:r>
+          </w:p>
+        </w:tc>
+      </w:tr>
+      <w:tr>
+        <w:trPr>
+          <w:cantSplit/>
+        </w:trPr>
+        <w:tc>
+          <w:tcPr>
+            <w:tcW w:w="1000" w:type="dxa"/>
+            <w:shd w:val="clear" w:color="auto" w:fill="F1F2F1"/>
+            <w:tcMar>
+              <w:top w:w="60" w:type="dxa"/>
+              <w:left w:w="100" w:type="dxa"/>
+              <w:bottom w:w="60" w:type="dxa"/>
+              <w:right w:w="100" w:type="dxa"/>
+            </w:tcMar>
+            <w:vAlign w:val="center"/>
+          </w:tcPr>
+          <w:p>
+            <w:r>
+              <w:rPr>
+                <w:sz w:val="18"/>
+                <w:szCs w:val="18"/>
+              </w:rPr>
+              <w:t>GET</w:t>
+            </w:r>
+          </w:p>
+        </w:tc>
+        <w:tc>
+          <w:tcPr>
+            <w:tcW w:w="3000" w:type="dxa"/>
+            <w:shd w:val="clear" w:color="auto" w:fill="F1F2F1"/>
+            <w:tcMar>
+              <w:top w:w="60" w:type="dxa"/>
+              <w:left w:w="100" w:type="dxa"/>
+              <w:bottom w:w="60" w:type="dxa"/>
+              <w:right w:w="100" w:type="dxa"/>
+            </w:tcMar>
+            <w:vAlign w:val="center"/>
+          </w:tcPr>
+          <w:p>
+            <w:r>
+              <w:rPr>
+                <w:sz w:val="18"/>
+                <w:szCs w:val="18"/>
+              </w:rPr>
+              <w:t>/api/destinos/{id}</w:t>
+            </w:r>
+          </w:p>
+        </w:tc>
+        <w:tc>
+          <w:tcPr>
+            <w:tcW w:w="3526" w:type="dxa"/>
+            <w:shd w:val="clear" w:color="auto" w:fill="F1F2F1"/>
+            <w:tcMar>
+              <w:top w:w="60" w:type="dxa"/>
+              <w:left w:w="100" w:type="dxa"/>
+              <w:bottom w:w="60" w:type="dxa"/>
+              <w:right w:w="100" w:type="dxa"/>
+            </w:tcMar>
+            <w:vAlign w:val="center"/>
+          </w:tcPr>
+          <w:p>
+            <w:r>
+              <w:rPr>
+                <w:sz w:val="18"/>
+                <w:szCs w:val="18"/>
+              </w:rPr>
+              <w:t>Consultar un destino</w:t>
+            </w:r>
+          </w:p>
+        </w:tc>
+        <w:tc>
+          <w:tcPr>
+            <w:tcW w:w="1500" w:type="dxa"/>
+            <w:shd w:val="clear" w:color="auto" w:fill="F1F2F1"/>
+            <w:tcMar>
+              <w:top w:w="60" w:type="dxa"/>
+              <w:left w:w="100" w:type="dxa"/>
+              <w:bottom w:w="60" w:type="dxa"/>
+              <w:right w:w="100" w:type="dxa"/>
+            </w:tcMar>
+            <w:vAlign w:val="center"/>
+          </w:tcPr>
+          <w:p>
+            <w:r>
+              <w:rPr>
+                <w:sz w:val="18"/>
+                <w:szCs w:val="18"/>
+              </w:rPr>
+              <w:t>FR-04</w:t>
+            </w:r>
+          </w:p>
+        </w:tc>
+      </w:tr>
+      <w:tr>
+        <w:trPr>
+          <w:cantSplit/>
+        </w:trPr>
+        <w:tc>
+          <w:tcPr>
+            <w:tcW w:w="1000" w:type="dxa"/>
+            <w:tcMar>
+              <w:top w:w="60" w:type="dxa"/>
+              <w:left w:w="100" w:type="dxa"/>
+              <w:bottom w:w="60" w:type="dxa"/>
+              <w:right w:w="100" w:type="dxa"/>
+            </w:tcMar>
+            <w:vAlign w:val="center"/>
+          </w:tcPr>
+          <w:p>
+            <w:r>
+              <w:rPr>
+                <w:sz w:val="18"/>
+                <w:szCs w:val="18"/>
+              </w:rPr>
+              <w:t>POST</w:t>
+            </w:r>
+          </w:p>
+        </w:tc>
+        <w:tc>
+          <w:tcPr>
+            <w:tcW w:w="3000" w:type="dxa"/>
+            <w:tcMar>
+              <w:top w:w="60" w:type="dxa"/>
+              <w:left w:w="100" w:type="dxa"/>
+              <w:bottom w:w="60" w:type="dxa"/>
+              <w:right w:w="100" w:type="dxa"/>
+            </w:tcMar>
+            <w:vAlign w:val="center"/>
+          </w:tcPr>
+          <w:p>
+            <w:r>
+              <w:rPr>
+                <w:sz w:val="18"/>
+                <w:szCs w:val="18"/>
+              </w:rPr>
+              <w:t>/api/destinos</w:t>
+            </w:r>
+          </w:p>
+        </w:tc>
+        <w:tc>
+          <w:tcPr>
+            <w:tcW w:w="3526" w:type="dxa"/>
+            <w:tcMar>
+              <w:top w:w="60" w:type="dxa"/>
+              <w:left w:w="100" w:type="dxa"/>
+              <w:bottom w:w="60" w:type="dxa"/>
+              <w:right w:w="100" w:type="dxa"/>
+            </w:tcMar>
+            <w:vAlign w:val="center"/>
+          </w:tcPr>
+          <w:p>
+            <w:r>
+              <w:rPr>
+                <w:sz w:val="18"/>
+                <w:szCs w:val="18"/>
+              </w:rPr>
+              <w:t>Registrar un destino</w:t>
+            </w:r>
+          </w:p>
+        </w:tc>
+        <w:tc>
+          <w:tcPr>
+            <w:tcW w:w="1500" w:type="dxa"/>
+            <w:tcMar>
+              <w:top w:w="60" w:type="dxa"/>
+              <w:left w:w="100" w:type="dxa"/>
+              <w:bottom w:w="60" w:type="dxa"/>
+              <w:right w:w="100" w:type="dxa"/>
+            </w:tcMar>
+            <w:vAlign w:val="center"/>
+          </w:tcPr>
+          <w:p>
+            <w:r>
+              <w:rPr>
+                <w:sz w:val="18"/>
+                <w:szCs w:val="18"/>
+              </w:rPr>
+              <w:t>FR-01</w:t>
+            </w:r>
+          </w:p>
+        </w:tc>
+      </w:tr>
+      <w:tr>
+        <w:trPr>
+          <w:cantSplit/>
+        </w:trPr>
+        <w:tc>
+          <w:tcPr>
+            <w:tcW w:w="1000" w:type="dxa"/>
+            <w:shd w:val="clear" w:color="auto" w:fill="F1F2F1"/>
+            <w:tcMar>
+              <w:top w:w="60" w:type="dxa"/>
+              <w:left w:w="100" w:type="dxa"/>
+              <w:bottom w:w="60" w:type="dxa"/>
+              <w:right w:w="100" w:type="dxa"/>
+            </w:tcMar>
+            <w:vAlign w:val="center"/>
+          </w:tcPr>
+          <w:p>
+            <w:r>
+              <w:rPr>
+                <w:sz w:val="18"/>
+                <w:szCs w:val="18"/>
+              </w:rPr>
+              <w:t>PUT</w:t>
+            </w:r>
+          </w:p>
+        </w:tc>
+        <w:tc>
+          <w:tcPr>
+            <w:tcW w:w="3000" w:type="dxa"/>
+            <w:shd w:val="clear" w:color="auto" w:fill="F1F2F1"/>
+            <w:tcMar>
+              <w:top w:w="60" w:type="dxa"/>
+              <w:left w:w="100" w:type="dxa"/>
+              <w:bottom w:w="60" w:type="dxa"/>
+              <w:right w:w="100" w:type="dxa"/>
+            </w:tcMar>
+            <w:vAlign w:val="center"/>
+          </w:tcPr>
+          <w:p>
+            <w:r>
+              <w:rPr>
+                <w:sz w:val="18"/>
+                <w:szCs w:val="18"/>
+              </w:rPr>
+              <w:t>/api/destinos/{id}</w:t>
+            </w:r>
+          </w:p>
+        </w:tc>
+        <w:tc>
+          <w:tcPr>
+            <w:tcW w:w="3526" w:type="dxa"/>
+            <w:shd w:val="clear" w:color="auto" w:fill="F1F2F1"/>
+            <w:tcMar>
+              <w:top w:w="60" w:type="dxa"/>
+              <w:left w:w="100" w:type="dxa"/>
+              <w:bottom w:w="60" w:type="dxa"/>
+              <w:right w:w="100" w:type="dxa"/>
+            </w:tcMar>
+            <w:vAlign w:val="center"/>
+          </w:tcPr>
+          <w:p>
+            <w:r>
+              <w:rPr>
+                <w:sz w:val="18"/>
+                <w:szCs w:val="18"/>
+              </w:rPr>
+              <w:t>Modificar un destino</w:t>
+            </w:r>
+          </w:p>
+        </w:tc>
+        <w:tc>
+          <w:tcPr>
+            <w:tcW w:w="1500" w:type="dxa"/>
+            <w:shd w:val="clear" w:color="auto" w:fill="F1F2F1"/>
+            <w:tcMar>
+              <w:top w:w="60" w:type="dxa"/>
+              <w:left w:w="100" w:type="dxa"/>
+              <w:bottom w:w="60" w:type="dxa"/>
+              <w:right w:w="100" w:type="dxa"/>
+            </w:tcMar>
+            <w:vAlign w:val="center"/>
+          </w:tcPr>
+          <w:p>
+            <w:r>
+              <w:rPr>
+                <w:sz w:val="18"/>
+                <w:szCs w:val="18"/>
+              </w:rPr>
+              <w:t>FR-02</w:t>
+            </w:r>
+          </w:p>
+        </w:tc>
+      </w:tr>
+      <w:tr>
+        <w:trPr>
+          <w:cantSplit/>
+        </w:trPr>
+        <w:tc>
+          <w:tcPr>
+            <w:tcW w:w="1000" w:type="dxa"/>
+            <w:tcMar>
+              <w:top w:w="60" w:type="dxa"/>
+              <w:left w:w="100" w:type="dxa"/>
+              <w:bottom w:w="60" w:type="dxa"/>
+              <w:right w:w="100" w:type="dxa"/>
+            </w:tcMar>
+            <w:vAlign w:val="center"/>
+          </w:tcPr>
+          <w:p>
+            <w:r>
+              <w:rPr>
+                <w:sz w:val="18"/>
+                <w:szCs w:val="18"/>
+              </w:rPr>
+              <w:t>DELETE</w:t>
+            </w:r>
+          </w:p>
+        </w:tc>
+        <w:tc>
+          <w:tcPr>
+            <w:tcW w:w="3000" w:type="dxa"/>
+            <w:tcMar>
+              <w:top w:w="60" w:type="dxa"/>
+              <w:left w:w="100" w:type="dxa"/>
+              <w:bottom w:w="60" w:type="dxa"/>
+              <w:right w:w="100" w:type="dxa"/>
+            </w:tcMar>
+            <w:vAlign w:val="center"/>
+          </w:tcPr>
+          <w:p>
+            <w:r>
+              <w:rPr>
+                <w:sz w:val="18"/>
+                <w:szCs w:val="18"/>
+              </w:rPr>
+              <w:t>/api/destinos/{id}</w:t>
+            </w:r>
+          </w:p>
+        </w:tc>
+        <w:tc>
+          <w:tcPr>
+            <w:tcW w:w="3526" w:type="dxa"/>
+            <w:tcMar>
+              <w:top w:w="60" w:type="dxa"/>
+              <w:left w:w="100" w:type="dxa"/>
+              <w:bottom w:w="60" w:type="dxa"/>
+              <w:right w:w="100" w:type="dxa"/>
+            </w:tcMar>
+            <w:vAlign w:val="center"/>
+          </w:tcPr>
+          <w:p>
+            <w:r>
+              <w:rPr>
+                <w:sz w:val="18"/>
+                <w:szCs w:val="18"/>
+              </w:rPr>
+              <w:t>Dar de baja: elimina o marca no disponible</w:t>
+            </w:r>
+          </w:p>
+        </w:tc>
+        <w:tc>
+          <w:tcPr>
+            <w:tcW w:w="1500" w:type="dxa"/>
+            <w:tcMar>
+              <w:top w:w="60" w:type="dxa"/>
+              <w:left w:w="100" w:type="dxa"/>
+              <w:bottom w:w="60" w:type="dxa"/>
+              <w:right w:w="100" w:type="dxa"/>
+            </w:tcMar>
+            <w:vAlign w:val="center"/>
+          </w:tcPr>
+          <w:p>
+            <w:r>
+              <w:rPr>
+                <w:sz w:val="18"/>
+                <w:szCs w:val="18"/>
+              </w:rPr>
+              <w:t>FR-03</w:t>
+            </w:r>
+          </w:p>
+        </w:tc>
+      </w:tr>
+      <w:tr>
+        <w:trPr>
+          <w:cantSplit/>
+        </w:trPr>
+        <w:tc>
+          <w:tcPr>
+            <w:tcW w:w="1000" w:type="dxa"/>
+            <w:shd w:val="clear" w:color="auto" w:fill="F1F2F1"/>
+            <w:tcMar>
+              <w:top w:w="60" w:type="dxa"/>
+              <w:left w:w="100" w:type="dxa"/>
+              <w:bottom w:w="60" w:type="dxa"/>
+              <w:right w:w="100" w:type="dxa"/>
+            </w:tcMar>
+            <w:vAlign w:val="center"/>
+          </w:tcPr>
+          <w:p>
+            <w:r>
+              <w:rPr>
+                <w:sz w:val="18"/>
+                <w:szCs w:val="18"/>
+              </w:rPr>
+              <w:t>GET</w:t>
+            </w:r>
+          </w:p>
+        </w:tc>
+        <w:tc>
+          <w:tcPr>
+            <w:tcW w:w="3000" w:type="dxa"/>
+            <w:shd w:val="clear" w:color="auto" w:fill="F1F2F1"/>
+            <w:tcMar>
+              <w:top w:w="60" w:type="dxa"/>
+              <w:left w:w="100" w:type="dxa"/>
+              <w:bottom w:w="60" w:type="dxa"/>
+              <w:right w:w="100" w:type="dxa"/>
+            </w:tcMar>
+            <w:vAlign w:val="center"/>
+          </w:tcPr>
+          <w:p>
+            <w:r>
+              <w:rPr>
+                <w:sz w:val="18"/>
+                <w:szCs w:val="18"/>
+              </w:rPr>
+              <w:t>/api/paquetes</w:t>
+            </w:r>
+          </w:p>
+        </w:tc>
+        <w:tc>
+          <w:tcPr>
+            <w:tcW w:w="3526" w:type="dxa"/>
+            <w:shd w:val="clear" w:color="auto" w:fill="F1F2F1"/>
+            <w:tcMar>
+              <w:top w:w="60" w:type="dxa"/>
+              <w:left w:w="100" w:type="dxa"/>
+              <w:bottom w:w="60" w:type="dxa"/>
+              <w:right w:w="100" w:type="dxa"/>
+            </w:tcMar>
+            <w:vAlign w:val="center"/>
+          </w:tcPr>
+          <w:p>
+            <w:r>
+              <w:rPr>
+                <w:sz w:val="18"/>
+                <w:szCs w:val="18"/>
+              </w:rPr>
+              <w:t>Listar todos los paquetes (administrador)</w:t>
+            </w:r>
+          </w:p>
+        </w:tc>
+        <w:tc>
+          <w:tcPr>
+            <w:tcW w:w="1500" w:type="dxa"/>
+            <w:shd w:val="clear" w:color="auto" w:fill="F1F2F1"/>
+            <w:tcMar>
+              <w:top w:w="60" w:type="dxa"/>
+              <w:left w:w="100" w:type="dxa"/>
+              <w:bottom w:w="60" w:type="dxa"/>
+              <w:right w:w="100" w:type="dxa"/>
+            </w:tcMar>
+            <w:vAlign w:val="center"/>
+          </w:tcPr>
+          <w:p>
+            <w:r>
+              <w:rPr>
+                <w:sz w:val="18"/>
+                <w:szCs w:val="18"/>
+              </w:rPr>
+              <w:t>FR-05 a FR-07</w:t>
+            </w:r>
+          </w:p>
+        </w:tc>
+      </w:tr>
+      <w:tr>
+        <w:trPr>
+          <w:cantSplit/>
+        </w:trPr>
+        <w:tc>
+          <w:tcPr>
+            <w:tcW w:w="1000" w:type="dxa"/>
+            <w:tcMar>
+              <w:top w:w="60" w:type="dxa"/>
+              <w:left w:w="100" w:type="dxa"/>
+              <w:bottom w:w="60" w:type="dxa"/>
+              <w:right w:w="100" w:type="dxa"/>
+            </w:tcMar>
+            <w:vAlign w:val="center"/>
+          </w:tcPr>
+          <w:p>
+            <w:r>
+              <w:rPr>
+                <w:sz w:val="18"/>
+                <w:szCs w:val="18"/>
+              </w:rPr>
+              <w:t>GET</w:t>
+            </w:r>
+          </w:p>
+        </w:tc>
+        <w:tc>
+          <w:tcPr>
+            <w:tcW w:w="3000" w:type="dxa"/>
+            <w:tcMar>
+              <w:top w:w="60" w:type="dxa"/>
+              <w:left w:w="100" w:type="dxa"/>
+              <w:bottom w:w="60" w:type="dxa"/>
+              <w:right w:w="100" w:type="dxa"/>
+            </w:tcMar>
+            <w:vAlign w:val="center"/>
+          </w:tcPr>
+          <w:p>
+            <w:r>
+              <w:rPr>
+                <w:sz w:val="18"/>
+                <w:szCs w:val="18"/>
+              </w:rPr>
+              <w:t>/api/paquetes/publicados</w:t>
+            </w:r>
+          </w:p>
+        </w:tc>
+        <w:tc>
+          <w:tcPr>
+            <w:tcW w:w="3526" w:type="dxa"/>
+            <w:tcMar>
+              <w:top w:w="60" w:type="dxa"/>
+              <w:left w:w="100" w:type="dxa"/>
+              <w:bottom w:w="60" w:type="dxa"/>
+              <w:right w:w="100" w:type="dxa"/>
+            </w:tcMar>
+            <w:vAlign w:val="center"/>
+          </w:tcPr>
+          <w:p>
+            <w:r>
+              <w:rPr>
+                <w:sz w:val="18"/>
+                <w:szCs w:val="18"/>
+              </w:rPr>
+              <w:t>Paquetes publicados y vigentes, con precio y cupo disponible</w:t>
+            </w:r>
+          </w:p>
+        </w:tc>
+        <w:tc>
+          <w:tcPr>
+            <w:tcW w:w="1500" w:type="dxa"/>
+            <w:tcMar>
+              <w:top w:w="60" w:type="dxa"/>
+              <w:left w:w="100" w:type="dxa"/>
+              <w:bottom w:w="60" w:type="dxa"/>
+              <w:right w:w="100" w:type="dxa"/>
+            </w:tcMar>
+            <w:vAlign w:val="center"/>
+          </w:tcPr>
+          <w:p>
+            <w:r>
+              <w:rPr>
+                <w:sz w:val="18"/>
+                <w:szCs w:val="18"/>
+              </w:rPr>
+              <w:t>FR-08</w:t>
+            </w:r>
+          </w:p>
+        </w:tc>
+      </w:tr>
+      <w:tr>
+        <w:trPr>
+          <w:cantSplit/>
+        </w:trPr>
+        <w:tc>
+          <w:tcPr>
+            <w:tcW w:w="1000" w:type="dxa"/>
+            <w:shd w:val="clear" w:color="auto" w:fill="F1F2F1"/>
+            <w:tcMar>
+              <w:top w:w="60" w:type="dxa"/>
+              <w:left w:w="100" w:type="dxa"/>
+              <w:bottom w:w="60" w:type="dxa"/>
+              <w:right w:w="100" w:type="dxa"/>
+            </w:tcMar>
+            <w:vAlign w:val="center"/>
+          </w:tcPr>
+          <w:p>
+            <w:r>
+              <w:rPr>
+                <w:sz w:val="18"/>
+                <w:szCs w:val="18"/>
+              </w:rPr>
+              <w:t>GET</w:t>
+            </w:r>
+          </w:p>
+        </w:tc>
+        <w:tc>
+          <w:tcPr>
+            <w:tcW w:w="3000" w:type="dxa"/>
+            <w:shd w:val="clear" w:color="auto" w:fill="F1F2F1"/>
+            <w:tcMar>
+              <w:top w:w="60" w:type="dxa"/>
+              <w:left w:w="100" w:type="dxa"/>
+              <w:bottom w:w="60" w:type="dxa"/>
+              <w:right w:w="100" w:type="dxa"/>
+            </w:tcMar>
+            <w:vAlign w:val="center"/>
+          </w:tcPr>
+          <w:p>
+            <w:r>
+              <w:rPr>
+                <w:sz w:val="18"/>
+                <w:szCs w:val="18"/>
+              </w:rPr>
+              <w:t>/api/paquetes/{id}</w:t>
+            </w:r>
+          </w:p>
+        </w:tc>
+        <w:tc>
+          <w:tcPr>
+            <w:tcW w:w="3526" w:type="dxa"/>
+            <w:shd w:val="clear" w:color="auto" w:fill="F1F2F1"/>
+            <w:tcMar>
+              <w:top w:w="60" w:type="dxa"/>
+              <w:left w:w="100" w:type="dxa"/>
+              <w:bottom w:w="60" w:type="dxa"/>
+              <w:right w:w="100" w:type="dxa"/>
+            </w:tcMar>
+            <w:vAlign w:val="center"/>
+          </w:tcPr>
+          <w:p>
+            <w:r>
+              <w:rPr>
+                <w:sz w:val="18"/>
+                <w:szCs w:val="18"/>
+              </w:rPr>
+              <w:t>Detalle con precio, personas reservadas y cupo disponible</w:t>
+            </w:r>
+          </w:p>
+        </w:tc>
+        <w:tc>
+          <w:tcPr>
+            <w:tcW w:w="1500" w:type="dxa"/>
+            <w:shd w:val="clear" w:color="auto" w:fill="F1F2F1"/>
+            <w:tcMar>
+              <w:top w:w="60" w:type="dxa"/>
+              <w:left w:w="100" w:type="dxa"/>
+              <w:bottom w:w="60" w:type="dxa"/>
+              <w:right w:w="100" w:type="dxa"/>
+            </w:tcMar>
+            <w:vAlign w:val="center"/>
+          </w:tcPr>
+          <w:p>
+            <w:r>
+              <w:rPr>
+                <w:sz w:val="18"/>
+                <w:szCs w:val="18"/>
+              </w:rPr>
+              <w:t>FR-06, FR-08</w:t>
+            </w:r>
+          </w:p>
+        </w:tc>
+      </w:tr>
+      <w:tr>
+        <w:trPr>
+          <w:cantSplit/>
+        </w:trPr>
+        <w:tc>
+          <w:tcPr>
+            <w:tcW w:w="1000" w:type="dxa"/>
+            <w:tcMar>
+              <w:top w:w="60" w:type="dxa"/>
+              <w:left w:w="100" w:type="dxa"/>
+              <w:bottom w:w="60" w:type="dxa"/>
+              <w:right w:w="100" w:type="dxa"/>
+            </w:tcMar>
+            <w:vAlign w:val="center"/>
+          </w:tcPr>
+          <w:p>
+            <w:r>
+              <w:rPr>
+                <w:sz w:val="18"/>
+                <w:szCs w:val="18"/>
+              </w:rPr>
+              <w:t>POST</w:t>
+            </w:r>
+          </w:p>
+        </w:tc>
+        <w:tc>
+          <w:tcPr>
+            <w:tcW w:w="3000" w:type="dxa"/>
+            <w:tcMar>
+              <w:top w:w="60" w:type="dxa"/>
+              <w:left w:w="100" w:type="dxa"/>
+              <w:bottom w:w="60" w:type="dxa"/>
+              <w:right w:w="100" w:type="dxa"/>
+            </w:tcMar>
+            <w:vAlign w:val="center"/>
+          </w:tcPr>
+          <w:p>
+            <w:r>
+              <w:rPr>
+                <w:sz w:val="18"/>
+                <w:szCs w:val="18"/>
+              </w:rPr>
+              <w:t>/api/paquetes</w:t>
+            </w:r>
+          </w:p>
+        </w:tc>
+        <w:tc>
+          <w:tcPr>
+            <w:tcW w:w="3526" w:type="dxa"/>
+            <w:tcMar>
+              <w:top w:w="60" w:type="dxa"/>
+              <w:left w:w="100" w:type="dxa"/>
+              <w:bottom w:w="60" w:type="dxa"/>
+              <w:right w:w="100" w:type="dxa"/>
+            </w:tcMar>
+            <w:vAlign w:val="center"/>
+          </w:tcPr>
+          <w:p>
+            <w:r>
+              <w:rPr>
+                <w:sz w:val="18"/>
+                <w:szCs w:val="18"/>
+              </w:rPr>
+              <w:t>Crear un paquete en borrador con precio calculado</w:t>
+            </w:r>
+          </w:p>
+        </w:tc>
+        <w:tc>
+          <w:tcPr>
+            <w:tcW w:w="1500" w:type="dxa"/>
+            <w:tcMar>
+              <w:top w:w="60" w:type="dxa"/>
+              <w:left w:w="100" w:type="dxa"/>
+              <w:bottom w:w="60" w:type="dxa"/>
+              <w:right w:w="100" w:type="dxa"/>
+            </w:tcMar>
+            <w:vAlign w:val="center"/>
+          </w:tcPr>
+          <w:p>
+            <w:r>
+              <w:rPr>
+                <w:sz w:val="18"/>
+                <w:szCs w:val="18"/>
+              </w:rPr>
+              <w:t>FR-05, FR-06</w:t>
+            </w:r>
+          </w:p>
+        </w:tc>
+      </w:tr>
+      <w:tr>
+        <w:trPr>
+          <w:cantSplit/>
+        </w:trPr>
+        <w:tc>
+          <w:tcPr>
+            <w:tcW w:w="1000" w:type="dxa"/>
+            <w:shd w:val="clear" w:color="auto" w:fill="F1F2F1"/>
+            <w:tcMar>
+              <w:top w:w="60" w:type="dxa"/>
+              <w:left w:w="100" w:type="dxa"/>
+              <w:bottom w:w="60" w:type="dxa"/>
+              <w:right w:w="100" w:type="dxa"/>
+            </w:tcMar>
+            <w:vAlign w:val="center"/>
+          </w:tcPr>
+          <w:p>
+            <w:r>
+              <w:rPr>
+                <w:sz w:val="18"/>
+                <w:szCs w:val="18"/>
+              </w:rPr>
+              <w:t>PUT</w:t>
+            </w:r>
+          </w:p>
+        </w:tc>
+        <w:tc>
+          <w:tcPr>
+            <w:tcW w:w="3000" w:type="dxa"/>
+            <w:shd w:val="clear" w:color="auto" w:fill="F1F2F1"/>
+            <w:tcMar>
+              <w:top w:w="60" w:type="dxa"/>
+              <w:left w:w="100" w:type="dxa"/>
+              <w:bottom w:w="60" w:type="dxa"/>
+              <w:right w:w="100" w:type="dxa"/>
+            </w:tcMar>
+            <w:vAlign w:val="center"/>
+          </w:tcPr>
+          <w:p>
+            <w:r>
+              <w:rPr>
+                <w:sz w:val="18"/>
+                <w:szCs w:val="18"/>
+              </w:rPr>
+              <w:t>/api/paquetes/{id}</w:t>
+            </w:r>
+          </w:p>
+        </w:tc>
+        <w:tc>
+          <w:tcPr>
+            <w:tcW w:w="3526" w:type="dxa"/>
+            <w:shd w:val="clear" w:color="auto" w:fill="F1F2F1"/>
+            <w:tcMar>
+              <w:top w:w="60" w:type="dxa"/>
+              <w:left w:w="100" w:type="dxa"/>
+              <w:bottom w:w="60" w:type="dxa"/>
+              <w:right w:w="100" w:type="dxa"/>
+            </w:tcMar>
+            <w:vAlign w:val="center"/>
+          </w:tcPr>
+          <w:p>
+            <w:r>
+              <w:rPr>
+                <w:sz w:val="18"/>
+                <w:szCs w:val="18"/>
+              </w:rPr>
+              <w:t>Modificar un paquete en borrador</w:t>
+            </w:r>
+          </w:p>
+        </w:tc>
+        <w:tc>
+          <w:tcPr>
+            <w:tcW w:w="1500" w:type="dxa"/>
+            <w:shd w:val="clear" w:color="auto" w:fill="F1F2F1"/>
+            <w:tcMar>
+              <w:top w:w="60" w:type="dxa"/>
+              <w:left w:w="100" w:type="dxa"/>
+              <w:bottom w:w="60" w:type="dxa"/>
+              <w:right w:w="100" w:type="dxa"/>
+            </w:tcMar>
+            <w:vAlign w:val="center"/>
+          </w:tcPr>
+          <w:p>
+            <w:r>
+              <w:rPr>
+                <w:sz w:val="18"/>
+                <w:szCs w:val="18"/>
+              </w:rPr>
+              <w:t>FR-05</w:t>
+            </w:r>
+          </w:p>
+        </w:tc>
+      </w:tr>
+      <w:tr>
+        <w:trPr>
+          <w:cantSplit/>
+        </w:trPr>
+        <w:tc>
+          <w:tcPr>
+            <w:tcW w:w="1000" w:type="dxa"/>
+            <w:tcMar>
+              <w:top w:w="60" w:type="dxa"/>
+              <w:left w:w="100" w:type="dxa"/>
+              <w:bottom w:w="60" w:type="dxa"/>
+              <w:right w:w="100" w:type="dxa"/>
+            </w:tcMar>
+            <w:vAlign w:val="center"/>
+          </w:tcPr>
+          <w:p>
+            <w:r>
+              <w:rPr>
+                <w:sz w:val="18"/>
+                <w:szCs w:val="18"/>
+              </w:rPr>
+              <w:t>POST</w:t>
+            </w:r>
+          </w:p>
+        </w:tc>
+        <w:tc>
+          <w:tcPr>
+            <w:tcW w:w="3000" w:type="dxa"/>
+            <w:tcMar>
+              <w:top w:w="60" w:type="dxa"/>
+              <w:left w:w="100" w:type="dxa"/>
+              <w:bottom w:w="60" w:type="dxa"/>
+              <w:right w:w="100" w:type="dxa"/>
+            </w:tcMar>
+            <w:vAlign w:val="center"/>
+          </w:tcPr>
+          <w:p>
+            <w:r>
+              <w:rPr>
+                <w:sz w:val="18"/>
+                <w:szCs w:val="18"/>
+              </w:rPr>
+              <w:t>/api/paquetes/{id}/publicar</w:t>
+            </w:r>
+          </w:p>
+        </w:tc>
+        <w:tc>
+          <w:tcPr>
+            <w:tcW w:w="3526" w:type="dxa"/>
+            <w:tcMar>
+              <w:top w:w="60" w:type="dxa"/>
+              <w:left w:w="100" w:type="dxa"/>
+              <w:bottom w:w="60" w:type="dxa"/>
+              <w:right w:w="100" w:type="dxa"/>
+            </w:tcMar>
+            <w:vAlign w:val="center"/>
+          </w:tcPr>
+          <w:p>
+            <w:r>
+              <w:rPr>
+                <w:sz w:val="18"/>
+                <w:szCs w:val="18"/>
+              </w:rPr>
+              <w:t>Publicar y fijar el precio</w:t>
+            </w:r>
+          </w:p>
+        </w:tc>
+        <w:tc>
+          <w:tcPr>
+            <w:tcW w:w="1500" w:type="dxa"/>
+            <w:tcMar>
+              <w:top w:w="60" w:type="dxa"/>
+              <w:left w:w="100" w:type="dxa"/>
+              <w:bottom w:w="60" w:type="dxa"/>
+              <w:right w:w="100" w:type="dxa"/>
+            </w:tcMar>
+            <w:vAlign w:val="center"/>
+          </w:tcPr>
+          <w:p>
+            <w:r>
+              <w:rPr>
+                <w:sz w:val="18"/>
+                <w:szCs w:val="18"/>
+              </w:rPr>
+              <w:t>FR-07</w:t>
+            </w:r>
+          </w:p>
+        </w:tc>
+      </w:tr>
+      <w:tr>
+        <w:trPr>
+          <w:cantSplit/>
+        </w:trPr>
+        <w:tc>
+          <w:tcPr>
+            <w:tcW w:w="1000" w:type="dxa"/>
+            <w:shd w:val="clear" w:color="auto" w:fill="F1F2F1"/>
+            <w:tcMar>
+              <w:top w:w="60" w:type="dxa"/>
+              <w:left w:w="100" w:type="dxa"/>
+              <w:bottom w:w="60" w:type="dxa"/>
+              <w:right w:w="100" w:type="dxa"/>
+            </w:tcMar>
+            <w:vAlign w:val="center"/>
+          </w:tcPr>
+          <w:p>
+            <w:r>
+              <w:rPr>
+                <w:sz w:val="18"/>
+                <w:szCs w:val="18"/>
+              </w:rPr>
+              <w:t>DELETE</w:t>
+            </w:r>
+          </w:p>
+        </w:tc>
+        <w:tc>
+          <w:tcPr>
+            <w:tcW w:w="3000" w:type="dxa"/>
+            <w:shd w:val="clear" w:color="auto" w:fill="F1F2F1"/>
+            <w:tcMar>
+              <w:top w:w="60" w:type="dxa"/>
+              <w:left w:w="100" w:type="dxa"/>
+              <w:bottom w:w="60" w:type="dxa"/>
+              <w:right w:w="100" w:type="dxa"/>
+            </w:tcMar>
+            <w:vAlign w:val="center"/>
+          </w:tcPr>
+          <w:p>
+            <w:r>
+              <w:rPr>
+                <w:sz w:val="18"/>
+                <w:szCs w:val="18"/>
+              </w:rPr>
+              <w:t>/api/paquetes/{id}</w:t>
+            </w:r>
+          </w:p>
+        </w:tc>
+        <w:tc>
+          <w:tcPr>
+            <w:tcW w:w="3526" w:type="dxa"/>
+            <w:shd w:val="clear" w:color="auto" w:fill="F1F2F1"/>
+            <w:tcMar>
+              <w:top w:w="60" w:type="dxa"/>
+              <w:left w:w="100" w:type="dxa"/>
+              <w:bottom w:w="60" w:type="dxa"/>
+              <w:right w:w="100" w:type="dxa"/>
+            </w:tcMar>
+            <w:vAlign w:val="center"/>
+          </w:tcPr>
+          <w:p>
+            <w:r>
+              <w:rPr>
+                <w:sz w:val="18"/>
+                <w:szCs w:val="18"/>
+              </w:rPr>
+              <w:t>Eliminar un paquete en borrador</w:t>
+            </w:r>
+          </w:p>
+        </w:tc>
+        <w:tc>
+          <w:tcPr>
+            <w:tcW w:w="1500" w:type="dxa"/>
+            <w:shd w:val="clear" w:color="auto" w:fill="F1F2F1"/>
+            <w:tcMar>
+              <w:top w:w="60" w:type="dxa"/>
+              <w:left w:w="100" w:type="dxa"/>
+              <w:bottom w:w="60" w:type="dxa"/>
+              <w:right w:w="100" w:type="dxa"/>
+            </w:tcMar>
+            <w:vAlign w:val="center"/>
+          </w:tcPr>
+          <w:p>
+            <w:r>
+              <w:rPr>
+                <w:sz w:val="18"/>
+                <w:szCs w:val="18"/>
+              </w:rPr>
+              <w:t>S3</w:t>
+            </w:r>
+          </w:p>
+        </w:tc>
+      </w:tr>
+    </w:tbl>
+    <w:p>
+      <w:pPr>
+        <w:spacing w:after="120"/>
+      </w:pPr>
+    </w:p>
+    <w:p>
+      <w:pPr>
+        <w:spacing w:after="120"/>
+      </w:pPr>
+      <w:r>
+        <w:t>Calidad: 49 pruebas automatizadas (pytest), unitarias del dominio y de la API sobre SQLite real, cubren cada regla de R1 a R8 y casos borde como el redondeo del precio, un margen NaN, nombres con distinta capitalización y un intento de inyección SQL. Para comprobar que las pruebas detectan errores reales, se rompieron a propósito R7 y R8 en el código, y en ambos casos fallaron las pruebas correspondientes. Pendiente para la integración (Sprint 2): exigir la autenticación de administrador en las rutas que mo</w:t>
+      </w:r>
+      <w:r>
+        <w:t>difican el catálogo (S1, RNF-03), cuando esté disponible el módulo de seguridad de HU-03.</w:t>
       </w:r>
     </w:p>
     <w:p>
@@ -9921,8 +11943,8 @@
     <w:p>
       <w:pPr>
         <w:sectPr>
-          <w:headerReference w:type="default" r:id="rId27"/>
-          <w:footerReference w:type="default" r:id="rId28"/>
+          <w:headerReference w:type="default" r:id="rId25"/>
+          <w:footerReference w:type="default" r:id="rId26"/>
           <w:pgSz w:w="11906" w:h="16838"/>
           <w:pgMar w:top="1440" w:right="1440" w:bottom="1440" w:left="1440" w:header="708" w:footer="708" w:gutter="0"/>
           <w:cols w:space="720"/>
@@ -9938,7 +11960,7 @@
         </w:pBdr>
         <w:spacing w:before="240" w:after="120"/>
       </w:pPr>
-      <w:bookmarkStart w:id="18" w:name="_Toc241765446"/>
+      <w:bookmarkStart w:id="18" w:name="_Toc241767458"/>
       <w:r>
         <w:rPr>
           <w:b/>
@@ -9970,6 +11992,7 @@
           <w:insideH w:val="single" w:sz="4" w:space="0" w:color="auto"/>
           <w:insideV w:val="single" w:sz="4" w:space="0" w:color="auto"/>
         </w:tblBorders>
+        <w:tblLayout w:type="fixed"/>
         <w:tblCellMar>
           <w:left w:w="10" w:type="dxa"/>
           <w:right w:w="10" w:type="dxa"/>
@@ -9983,6 +12006,7 @@
       </w:tblGrid>
       <w:tr>
         <w:trPr>
+          <w:cantSplit/>
           <w:tblHeader/>
         </w:trPr>
         <w:tc>
@@ -10003,6 +12027,8 @@
                 <w:b/>
                 <w:bCs/>
                 <w:color w:val="FFFFFF"/>
+                <w:sz w:val="18"/>
+                <w:szCs w:val="18"/>
               </w:rPr>
               <w:t>Decisión</w:t>
             </w:r>
@@ -10026,6 +12052,8 @@
                 <w:b/>
                 <w:bCs/>
                 <w:color w:val="FFFFFF"/>
+                <w:sz w:val="18"/>
+                <w:szCs w:val="18"/>
               </w:rPr>
               <w:t>Alternativas evaluadas</w:t>
             </w:r>
@@ -10049,6 +12077,8 @@
                 <w:b/>
                 <w:bCs/>
                 <w:color w:val="FFFFFF"/>
+                <w:sz w:val="18"/>
+                <w:szCs w:val="18"/>
               </w:rPr>
               <w:t>Criterio de adopción</w:t>
             </w:r>
@@ -10056,6 +12086,9 @@
         </w:tc>
       </w:tr>
       <w:tr>
+        <w:trPr>
+          <w:cantSplit/>
+        </w:trPr>
         <w:tc>
           <w:tcPr>
             <w:tcW w:w="2200" w:type="dxa"/>
@@ -10069,6 +12102,10 @@
           </w:tcPr>
           <w:p>
             <w:r>
+              <w:rPr>
+                <w:sz w:val="18"/>
+                <w:szCs w:val="18"/>
+              </w:rPr>
               <w:t>Framework de backend</w:t>
             </w:r>
           </w:p>
@@ -10086,6 +12123,10 @@
           </w:tcPr>
           <w:p>
             <w:r>
+              <w:rPr>
+                <w:sz w:val="18"/>
+                <w:szCs w:val="18"/>
+              </w:rPr>
               <w:t>Flask vs. FastAPI</w:t>
             </w:r>
           </w:p>
@@ -10103,12 +12144,19 @@
           </w:tcPr>
           <w:p>
             <w:r>
-              <w:t>Se adoptó FastAPI por validación automática con Pydantic (relevante para R2, R5, R6, R16) y documentación interactiva (/docs).</w:t>
+              <w:rPr>
+                <w:sz w:val="18"/>
+                <w:szCs w:val="18"/>
+              </w:rPr>
+              <w:t>Se adoptó FastAPI por la validación automática de tipos con Pydantic y la documentación interactiva (/docs).</w:t>
             </w:r>
           </w:p>
         </w:tc>
       </w:tr>
       <w:tr>
+        <w:trPr>
+          <w:cantSplit/>
+        </w:trPr>
         <w:tc>
           <w:tcPr>
             <w:tcW w:w="2200" w:type="dxa"/>
@@ -10123,6 +12171,10 @@
           </w:tcPr>
           <w:p>
             <w:r>
+              <w:rPr>
+                <w:sz w:val="18"/>
+                <w:szCs w:val="18"/>
+              </w:rPr>
               <w:t>Servidor de entrega</w:t>
             </w:r>
           </w:p>
@@ -10141,6 +12193,10 @@
           </w:tcPr>
           <w:p>
             <w:r>
+              <w:rPr>
+                <w:sz w:val="18"/>
+                <w:szCs w:val="18"/>
+              </w:rPr>
               <w:t>Dos procesos separados vs. servidor único</w:t>
             </w:r>
           </w:p>
@@ -10159,12 +12215,19 @@
           </w:tcPr>
           <w:p>
             <w:r>
+              <w:rPr>
+                <w:sz w:val="18"/>
+                <w:szCs w:val="18"/>
+              </w:rPr>
               <w:t>Se adoptó servidor único (FastAPI sirve el build de React) para que la evaluación no dependa de instalar Node ni configurar CORS.</w:t>
             </w:r>
           </w:p>
         </w:tc>
       </w:tr>
       <w:tr>
+        <w:trPr>
+          <w:cantSplit/>
+        </w:trPr>
         <w:tc>
           <w:tcPr>
             <w:tcW w:w="2200" w:type="dxa"/>
@@ -10178,6 +12241,10 @@
           </w:tcPr>
           <w:p>
             <w:r>
+              <w:rPr>
+                <w:sz w:val="18"/>
+                <w:szCs w:val="18"/>
+              </w:rPr>
               <w:t>Frontend</w:t>
             </w:r>
           </w:p>
@@ -10194,14 +12261,10 @@
             <w:vAlign w:val="center"/>
           </w:tcPr>
           <w:p>
-            <w:pPr>
-              <w:rPr>
-                <w:lang w:val="en-US"/>
-              </w:rPr>
-            </w:pPr>
-            <w:r>
-              <w:rPr>
-                <w:lang w:val="en-US"/>
+            <w:r>
+              <w:rPr>
+                <w:sz w:val="18"/>
+                <w:szCs w:val="18"/>
               </w:rPr>
               <w:t>Create React App vs. Vite</w:t>
             </w:r>
@@ -10220,12 +12283,19 @@
           </w:tcPr>
           <w:p>
             <w:r>
+              <w:rPr>
+                <w:sz w:val="18"/>
+                <w:szCs w:val="18"/>
+              </w:rPr>
               <w:t>Se adoptó Vite por ser el estándar vigente (CRA está deprecado) y por su configuración más simple de proxy/build para el patrón de servidor único.</w:t>
             </w:r>
           </w:p>
         </w:tc>
       </w:tr>
       <w:tr>
+        <w:trPr>
+          <w:cantSplit/>
+        </w:trPr>
         <w:tc>
           <w:tcPr>
             <w:tcW w:w="2200" w:type="dxa"/>
@@ -10240,6 +12310,10 @@
           </w:tcPr>
           <w:p>
             <w:r>
+              <w:rPr>
+                <w:sz w:val="18"/>
+                <w:szCs w:val="18"/>
+              </w:rPr>
               <w:t>Alcance de la validación en el esquema</w:t>
             </w:r>
           </w:p>
@@ -10258,7 +12332,11 @@
           </w:tcPr>
           <w:p>
             <w:r>
-              <w:t>Expresar R3/R4/R14/R15 como restricciones SQL vs. en el router</w:t>
+              <w:rPr>
+                <w:sz w:val="18"/>
+                <w:szCs w:val="18"/>
+              </w:rPr>
+              <w:t>Expresar R3/R4/R14/R15 como restricciones SQL vs. en el dominio</w:t>
             </w:r>
           </w:p>
         </w:tc>
@@ -10276,7 +12354,218 @@
           </w:tcPr>
           <w:p>
             <w:r>
+              <w:rPr>
+                <w:sz w:val="18"/>
+                <w:szCs w:val="18"/>
+              </w:rPr>
               <w:t>Se descartaron como restricciones de esquema porque dependen de conteos y fechas en tiempo de ejecución, no de la forma de una fila; se documentó explícitamente para no dejarlo implícito.</w:t>
+            </w:r>
+          </w:p>
+        </w:tc>
+      </w:tr>
+      <w:tr>
+        <w:trPr>
+          <w:cantSplit/>
+        </w:trPr>
+        <w:tc>
+          <w:tcPr>
+            <w:tcW w:w="2200" w:type="dxa"/>
+            <w:tcMar>
+              <w:top w:w="60" w:type="dxa"/>
+              <w:left w:w="100" w:type="dxa"/>
+              <w:bottom w:w="60" w:type="dxa"/>
+              <w:right w:w="100" w:type="dxa"/>
+            </w:tcMar>
+            <w:vAlign w:val="center"/>
+          </w:tcPr>
+          <w:p>
+            <w:r>
+              <w:rPr>
+                <w:sz w:val="18"/>
+                <w:szCs w:val="18"/>
+              </w:rPr>
+              <w:t>Ubicación de las reglas de negocio</w:t>
+            </w:r>
+          </w:p>
+        </w:tc>
+        <w:tc>
+          <w:tcPr>
+            <w:tcW w:w="3450" w:type="dxa"/>
+            <w:tcMar>
+              <w:top w:w="60" w:type="dxa"/>
+              <w:left w:w="100" w:type="dxa"/>
+              <w:bottom w:w="60" w:type="dxa"/>
+              <w:right w:w="100" w:type="dxa"/>
+            </w:tcMar>
+            <w:vAlign w:val="center"/>
+          </w:tcPr>
+          <w:p>
+            <w:r>
+              <w:rPr>
+                <w:sz w:val="18"/>
+                <w:szCs w:val="18"/>
+              </w:rPr>
+              <w:t>En las rutas de FastAPI, en los esquemas Pydantic o en las clases de dominio</w:t>
+            </w:r>
+          </w:p>
+        </w:tc>
+        <w:tc>
+          <w:tcPr>
+            <w:tcW w:w="3700" w:type="dxa"/>
+            <w:tcMar>
+              <w:top w:w="60" w:type="dxa"/>
+              <w:left w:w="100" w:type="dxa"/>
+              <w:bottom w:w="60" w:type="dxa"/>
+              <w:right w:w="100" w:type="dxa"/>
+            </w:tcMar>
+            <w:vAlign w:val="center"/>
+          </w:tcPr>
+          <w:p>
+            <w:r>
+              <w:rPr>
+                <w:sz w:val="18"/>
+                <w:szCs w:val="18"/>
+              </w:rPr>
+              <w:t>Se adoptó el dominio como única fuente de verdad, fiel al diagrama de clases y a RNF-05. Pydantic valida solo tipos y largos, para que una regla no quede duplicada en dos capas que puedan contradecirse.</w:t>
+            </w:r>
+          </w:p>
+        </w:tc>
+      </w:tr>
+      <w:tr>
+        <w:trPr>
+          <w:cantSplit/>
+        </w:trPr>
+        <w:tc>
+          <w:tcPr>
+            <w:tcW w:w="2200" w:type="dxa"/>
+            <w:shd w:val="clear" w:color="auto" w:fill="F1F2F1"/>
+            <w:tcMar>
+              <w:top w:w="60" w:type="dxa"/>
+              <w:left w:w="100" w:type="dxa"/>
+              <w:bottom w:w="60" w:type="dxa"/>
+              <w:right w:w="100" w:type="dxa"/>
+            </w:tcMar>
+            <w:vAlign w:val="center"/>
+          </w:tcPr>
+          <w:p>
+            <w:r>
+              <w:rPr>
+                <w:sz w:val="18"/>
+                <w:szCs w:val="18"/>
+              </w:rPr>
+              <w:t>Margen y montos</w:t>
+            </w:r>
+          </w:p>
+        </w:tc>
+        <w:tc>
+          <w:tcPr>
+            <w:tcW w:w="3450" w:type="dxa"/>
+            <w:shd w:val="clear" w:color="auto" w:fill="F1F2F1"/>
+            <w:tcMar>
+              <w:top w:w="60" w:type="dxa"/>
+              <w:left w:w="100" w:type="dxa"/>
+              <w:bottom w:w="60" w:type="dxa"/>
+              <w:right w:w="100" w:type="dxa"/>
+            </w:tcMar>
+            <w:vAlign w:val="center"/>
+          </w:tcPr>
+          <w:p>
+            <w:r>
+              <w:rPr>
+                <w:sz w:val="18"/>
+                <w:szCs w:val="18"/>
+              </w:rPr>
+              <w:t>float directo vs. Decimal con redondeo explícito</w:t>
+            </w:r>
+          </w:p>
+        </w:tc>
+        <w:tc>
+          <w:tcPr>
+            <w:tcW w:w="3700" w:type="dxa"/>
+            <w:shd w:val="clear" w:color="auto" w:fill="F1F2F1"/>
+            <w:tcMar>
+              <w:top w:w="60" w:type="dxa"/>
+              <w:left w:w="100" w:type="dxa"/>
+              <w:bottom w:w="60" w:type="dxa"/>
+              <w:right w:w="100" w:type="dxa"/>
+            </w:tcMar>
+            <w:vAlign w:val="center"/>
+          </w:tcPr>
+          <w:p>
+            <w:r>
+              <w:rPr>
+                <w:sz w:val="18"/>
+                <w:szCs w:val="18"/>
+              </w:rPr>
+              <w:t>Se adoptó Decimal con redondeo a peso entero (S6): con float, 83.000 × 1,15 da 95.449,999… y al truncar se cobraría un peso menos (95.449 en vez de 95.450). Además se rechaza un margen NaN o infinito, que la comparación «margen ≥ 0» no detecta.</w:t>
+            </w:r>
+          </w:p>
+        </w:tc>
+      </w:tr>
+      <w:tr>
+        <w:trPr>
+          <w:cantSplit/>
+        </w:trPr>
+        <w:tc>
+          <w:tcPr>
+            <w:tcW w:w="2200" w:type="dxa"/>
+            <w:tcMar>
+              <w:top w:w="60" w:type="dxa"/>
+              <w:left w:w="100" w:type="dxa"/>
+              <w:bottom w:w="60" w:type="dxa"/>
+              <w:right w:w="100" w:type="dxa"/>
+            </w:tcMar>
+            <w:vAlign w:val="center"/>
+          </w:tcPr>
+          <w:p>
+            <w:r>
+              <w:rPr>
+                <w:sz w:val="18"/>
+                <w:szCs w:val="18"/>
+              </w:rPr>
+              <w:t>Cliente HTTP de pruebas</w:t>
+            </w:r>
+          </w:p>
+        </w:tc>
+        <w:tc>
+          <w:tcPr>
+            <w:tcW w:w="3450" w:type="dxa"/>
+            <w:tcMar>
+              <w:top w:w="60" w:type="dxa"/>
+              <w:left w:w="100" w:type="dxa"/>
+              <w:bottom w:w="60" w:type="dxa"/>
+              <w:right w:w="100" w:type="dxa"/>
+            </w:tcMar>
+            <w:vAlign w:val="center"/>
+          </w:tcPr>
+          <w:p>
+            <w:r>
+              <w:rPr>
+                <w:sz w:val="18"/>
+                <w:szCs w:val="18"/>
+              </w:rPr>
+              <w:t>httpx vs. httpx2</w:t>
+            </w:r>
+          </w:p>
+        </w:tc>
+        <w:tc>
+          <w:tcPr>
+            <w:tcW w:w="3700" w:type="dxa"/>
+            <w:tcMar>
+              <w:top w:w="60" w:type="dxa"/>
+              <w:left w:w="100" w:type="dxa"/>
+              <w:bottom w:w="60" w:type="dxa"/>
+              <w:right w:w="100" w:type="dxa"/>
+            </w:tcMar>
+            <w:vAlign w:val="center"/>
+          </w:tcPr>
+          <w:p>
+            <w:r>
+              <w:rPr>
+                <w:sz w:val="18"/>
+                <w:szCs w:val="18"/>
+              </w:rPr>
+              <w:t>La versión instalada de Starlette marca httpx como obsoleto para TestClient; se cambió a httpx2 y se verificó que las 49 pruebas siguen pasando sin advertencias.</w:t>
             </w:r>
           </w:p>
         </w:tc>
@@ -10303,8 +12592,8 @@
     <w:p>
       <w:pPr>
         <w:sectPr>
-          <w:headerReference w:type="default" r:id="rId29"/>
-          <w:footerReference w:type="default" r:id="rId30"/>
+          <w:headerReference w:type="default" r:id="rId27"/>
+          <w:footerReference w:type="default" r:id="rId28"/>
           <w:pgSz w:w="11906" w:h="16838"/>
           <w:pgMar w:top="1440" w:right="1440" w:bottom="1440" w:left="1440" w:header="708" w:footer="708" w:gutter="0"/>
           <w:cols w:space="720"/>
@@ -10320,7 +12609,7 @@
         </w:pBdr>
         <w:spacing w:before="240" w:after="120"/>
       </w:pPr>
-      <w:bookmarkStart w:id="19" w:name="_Toc241765447"/>
+      <w:bookmarkStart w:id="19" w:name="_Toc241767459"/>
       <w:r>
         <w:rPr>
           <w:b/>
@@ -10346,7 +12635,7 @@
         <w:pStyle w:val="Ttulo2"/>
         <w:spacing w:before="240" w:after="120"/>
       </w:pPr>
-      <w:bookmarkStart w:id="20" w:name="_Toc241765448"/>
+      <w:bookmarkStart w:id="20" w:name="_Toc241767460"/>
       <w:r>
         <w:rPr>
           <w:b/>
@@ -10590,7 +12879,7 @@
         <w:pStyle w:val="Ttulo2"/>
         <w:spacing w:before="240" w:after="120"/>
       </w:pPr>
-      <w:bookmarkStart w:id="21" w:name="_Toc241765449"/>
+      <w:bookmarkStart w:id="21" w:name="_Toc241767461"/>
       <w:r>
         <w:rPr>
           <w:b/>
@@ -10660,7 +12949,7 @@
         <w:pStyle w:val="Ttulo2"/>
         <w:spacing w:before="240" w:after="120"/>
       </w:pPr>
-      <w:bookmarkStart w:id="22" w:name="_Toc241765450"/>
+      <w:bookmarkStart w:id="22" w:name="_Toc241767462"/>
       <w:r>
         <w:rPr>
           <w:b/>
@@ -10754,8 +13043,8 @@
     <w:p>
       <w:pPr>
         <w:sectPr>
-          <w:headerReference w:type="default" r:id="rId31"/>
-          <w:footerReference w:type="default" r:id="rId32"/>
+          <w:headerReference w:type="default" r:id="rId29"/>
+          <w:footerReference w:type="default" r:id="rId30"/>
           <w:pgSz w:w="11906" w:h="16838"/>
           <w:pgMar w:top="1440" w:right="1440" w:bottom="1440" w:left="1440" w:header="708" w:footer="708" w:gutter="0"/>
           <w:cols w:space="720"/>
@@ -10771,7 +13060,7 @@
         </w:pBdr>
         <w:spacing w:before="240" w:after="120"/>
       </w:pPr>
-      <w:bookmarkStart w:id="23" w:name="_Toc241765451"/>
+      <w:bookmarkStart w:id="23" w:name="_Toc241767463"/>
       <w:r>
         <w:rPr>
           <w:b/>
@@ -10789,7 +13078,7 @@
         <w:spacing w:after="120"/>
       </w:pPr>
       <w:r>
-        <w:t>Según la guía de evaluación (TI3021_U4_ES_GUÍA.pdf), el Informe Técnico Grupal incluye el código fuente y una aplicación funcional (autenticación y persistencia) como parte de este entregable, calificado en su dimensión de producto (50%); la defensa argumentativa individual de cada integrante se califica aparte, en su dimensión de desempeño (50%). El equipo sigue además la instrucción del profesor sobre el orden de trabajo: informe primero, programación después. Este documento está completo para su evaluación (requerimientos verificados contra el problema en 2.3, modelamiento con trazabilidad validada en 3.4, metodología, arquitectura, uso de IA y seguridad especificada a nivel de diseño); el código de los 4 dominios corresponde al Sprint 1, que comienza una vez cerrado este informe, y se incorpora al mismo repositorio antes de la entrega final.</w:t>
+        <w:t>Según la guía de evaluación (TI3021_U4_ES_GUÍA.pdf), el Informe Técnico Grupal incluye el código fuente y una aplicación funcional (autenticación y persistencia) como parte de este entregable, calificado en su dimensión de producto (50%); la defensa argumentativa individual de cada integrante se califica aparte, en su dimensión de desempeño (50%). El equipo sigue además la instrucción del profesor sobre el orden de trabajo: informe primero, programación después. Este documento está completo para su evaluación (requerimientos verificados contra el problema en 2.3, modelamiento con trazabilidad validada en 3.4, metodología, arquitectura, uso de IA y seguridad especificada a nivel de diseño); el código se desarrolla en el Sprint 1 (avance en la sección 5.3) y se incorpora al mismo repositorio antes de la entrega final.</w:t>
       </w:r>
     </w:p>
     <w:p>
@@ -10866,7 +13155,7 @@
         <w:spacing w:after="60"/>
       </w:pPr>
       <w:r>
-        <w:t>Esqueleto compartido funcional: backend FastAPI, frontend React/Vite, esquema SQLite completo, servidor único de entrega — probado de punta a punta.</w:t>
+        <w:t>Esqueleto compartido del backend (Sprint 1): FastAPI, esquema SQLite completo, Repositorio&lt;T&gt; y manejo de errores sin trazas internas (sección 5).</w:t>
       </w:r>
     </w:p>
     <w:p>
@@ -10904,7 +13193,7 @@
         <w:spacing w:after="60"/>
       </w:pPr>
       <w:r>
-        <w:t>Implementación de los 4 dominios (HU-01 a HU-04): CRUD de Destinos y Paquetes, autenticación y CRUD de Clientes, y Reservas con validación de cupo y fecha.</w:t>
+        <w:t>HU-01 Destinos y HU-02 Paquetes: implementadas y probadas (sección 5.3). Pendientes HU-03 (autenticación y CRUD de Clientes) y HU-04 (Reservas con validación de cupo y fecha).</w:t>
       </w:r>
     </w:p>
     <w:p>
@@ -10917,7 +13206,7 @@
         <w:spacing w:after="60"/>
       </w:pPr>
       <w:r>
-        <w:t>Pruebas automatizadas por dominio.</w:t>
+        <w:t>Pruebas automatizadas de HU-03 y HU-04 (HU-01 y HU-02 ya tienen 49 pruebas), y frontend React/Vite servido desde backend/static/.</w:t>
       </w:r>
     </w:p>
     <w:p>
@@ -10947,8 +13236,8 @@
       </w:r>
     </w:p>
     <w:sectPr>
-      <w:headerReference w:type="default" r:id="rId33"/>
-      <w:footerReference w:type="default" r:id="rId34"/>
+      <w:headerReference w:type="default" r:id="rId31"/>
+      <w:footerReference w:type="default" r:id="rId32"/>
       <w:pgSz w:w="11906" w:h="16838"/>
       <w:pgMar w:top="1440" w:right="1440" w:bottom="1440" w:left="1440" w:header="708" w:footer="708" w:gutter="0"/>
       <w:cols w:space="720"/>
@@ -11046,74 +13335,6 @@
 </file>
 
 <file path=word/footer10.xml><?xml version="1.0" encoding="utf-8"?>
-<w:ftr xmlns:wpc="http://schemas.microsoft.com/office/word/2010/wordprocessingCanvas" xmlns:cx="http://schemas.microsoft.com/office/drawing/2014/chartex" xmlns:cx1="http://schemas.microsoft.com/office/drawing/2015/9/8/chartex" xmlns:cx2="http://schemas.microsoft.com/office/drawing/2015/10/21/chartex" xmlns:cx3="http://schemas.microsoft.com/office/drawing/2016/5/9/chartex" xmlns:cx4="http://schemas.microsoft.com/office/drawing/2016/5/10/chartex" xmlns:cx5="http://schemas.microsoft.com/office/drawing/2016/5/11/chartex" xmlns:cx6="http://schemas.microsoft.com/office/drawing/2016/5/12/chartex" xmlns:cx7="http://schemas.microsoft.com/office/drawing/2016/5/13/chartex" xmlns:cx8="http://schemas.microsoft.com/office/drawing/2016/5/14/chartex" xmlns:mc="http://schemas.openxmlformats.org/markup-compatibility/2006" xmlns:aink="http://schemas.microsoft.com/office/drawing/2016/ink" xmlns:am3d="http://schemas.microsoft.com/office/drawing/2017/model3d" xmlns:o="urn:schemas-microsoft-com:office:office" xmlns:oel="http://schemas.microsoft.com/office/2019/extlst" xmlns:r="http://schemas.openxmlformats.org/officeDocument/2006/relationships" xmlns:m="http://schemas.openxmlformats.org/officeDocument/2006/math" xmlns:v="urn:schemas-microsoft-com:vml" xmlns:wp14="http://schemas.microsoft.com/office/word/2010/wordprocessingDrawing" xmlns:wp="http://schemas.openxmlformats.org/drawingml/2006/wordprocessingDrawing" xmlns:w10="urn:schemas-microsoft-com:office:word" xmlns:w="http://schemas.openxmlformats.org/wordprocessingml/2006/main" xmlns:w14="http://schemas.microsoft.com/office/word/2010/wordml" xmlns:w15="http://schemas.microsoft.com/office/word/2012/wordml" xmlns:w16cex="http://schemas.microsoft.com/office/word/2018/wordml/cex" xmlns:w16cid="http://schemas.microsoft.com/office/word/2016/wordml/cid" xmlns:w16="http://schemas.microsoft.com/office/word/2018/wordml" xmlns:w16du="http://schemas.microsoft.com/office/word/2023/wordml/word16du" xmlns:w16sdtdh="http://schemas.microsoft.com/office/word/2020/wordml/sdtdatahash" xmlns:w16sdtfl="http://schemas.microsoft.com/office/word/2024/wordml/sdtformatlock" xmlns:w16se="http://schemas.microsoft.com/office/word/2015/wordml/symex" xmlns:wpg="http://schemas.microsoft.com/office/word/2010/wordprocessingGroup" xmlns:wpi="http://schemas.microsoft.com/office/word/2010/wordprocessingInk" xmlns:wne="http://schemas.microsoft.com/office/word/2006/wordml" xmlns:wps="http://schemas.microsoft.com/office/word/2010/wordprocessingShape" mc:Ignorable="w14 w15 w16se w16cid w16 w16cex w16sdtdh w16sdtfl w16du wp14">
-  <w:p>
-    <w:pPr>
-      <w:tabs>
-        <w:tab w:val="right" w:pos="9026"/>
-      </w:tabs>
-    </w:pPr>
-    <w:r>
-      <w:rPr>
-        <w:color w:val="666666"/>
-        <w:sz w:val="16"/>
-        <w:szCs w:val="16"/>
-      </w:rPr>
-      <w:t>Prof. Rubén Schnettler · INACAP Valparaíso</w:t>
-    </w:r>
-    <w:r>
-      <w:rPr>
-        <w:sz w:val="16"/>
-        <w:szCs w:val="16"/>
-      </w:rPr>
-      <w:tab/>
-    </w:r>
-    <w:r>
-      <w:rPr>
-        <w:color w:val="666666"/>
-        <w:sz w:val="16"/>
-        <w:szCs w:val="16"/>
-      </w:rPr>
-      <w:fldChar w:fldCharType="begin"/>
-    </w:r>
-    <w:r>
-      <w:rPr>
-        <w:color w:val="666666"/>
-        <w:sz w:val="16"/>
-        <w:szCs w:val="16"/>
-      </w:rPr>
-      <w:instrText>PAGE</w:instrText>
-    </w:r>
-    <w:r>
-      <w:rPr>
-        <w:color w:val="666666"/>
-        <w:sz w:val="16"/>
-        <w:szCs w:val="16"/>
-      </w:rPr>
-      <w:fldChar w:fldCharType="separate"/>
-    </w:r>
-    <w:r>
-      <w:rPr>
-        <w:noProof/>
-        <w:color w:val="666666"/>
-        <w:sz w:val="16"/>
-        <w:szCs w:val="16"/>
-      </w:rPr>
-      <w:t>16</w:t>
-    </w:r>
-    <w:r>
-      <w:rPr>
-        <w:color w:val="666666"/>
-        <w:sz w:val="16"/>
-        <w:szCs w:val="16"/>
-      </w:rPr>
-      <w:fldChar w:fldCharType="end"/>
-    </w:r>
-  </w:p>
-</w:ftr>
-</file>
-
-<file path=word/footer11.xml><?xml version="1.0" encoding="utf-8"?>
 <w:ftr xmlns:wpc="http://schemas.microsoft.com/office/word/2010/wordprocessingCanvas" xmlns:cx="http://schemas.microsoft.com/office/drawing/2014/chartex" xmlns:cx1="http://schemas.microsoft.com/office/drawing/2015/9/8/chartex" xmlns:cx2="http://schemas.microsoft.com/office/drawing/2015/10/21/chartex" xmlns:cx3="http://schemas.microsoft.com/office/drawing/2016/5/9/chartex" xmlns:cx4="http://schemas.microsoft.com/office/drawing/2016/5/10/chartex" xmlns:cx5="http://schemas.microsoft.com/office/drawing/2016/5/11/chartex" xmlns:cx6="http://schemas.microsoft.com/office/drawing/2016/5/12/chartex" xmlns:cx7="http://schemas.microsoft.com/office/drawing/2016/5/13/chartex" xmlns:cx8="http://schemas.microsoft.com/office/drawing/2016/5/14/chartex" xmlns:mc="http://schemas.openxmlformats.org/markup-compatibility/2006" xmlns:aink="http://schemas.microsoft.com/office/drawing/2016/ink" xmlns:am3d="http://schemas.microsoft.com/office/drawing/2017/model3d" xmlns:o="urn:schemas-microsoft-com:office:office" xmlns:oel="http://schemas.microsoft.com/office/2019/extlst" xmlns:r="http://schemas.openxmlformats.org/officeDocument/2006/relationships" xmlns:m="http://schemas.openxmlformats.org/officeDocument/2006/math" xmlns:v="urn:schemas-microsoft-com:vml" xmlns:wp14="http://schemas.microsoft.com/office/word/2010/wordprocessingDrawing" xmlns:wp="http://schemas.openxmlformats.org/drawingml/2006/wordprocessingDrawing" xmlns:w10="urn:schemas-microsoft-com:office:word" xmlns:w="http://schemas.openxmlformats.org/wordprocessingml/2006/main" xmlns:w14="http://schemas.microsoft.com/office/word/2010/wordml" xmlns:w15="http://schemas.microsoft.com/office/word/2012/wordml" xmlns:w16cex="http://schemas.microsoft.com/office/word/2018/wordml/cex" xmlns:w16cid="http://schemas.microsoft.com/office/word/2016/wordml/cid" xmlns:w16="http://schemas.microsoft.com/office/word/2018/wordml" xmlns:w16du="http://schemas.microsoft.com/office/word/2023/wordml/word16du" xmlns:w16sdtdh="http://schemas.microsoft.com/office/word/2020/wordml/sdtdatahash" xmlns:w16sdtfl="http://schemas.microsoft.com/office/word/2024/wordml/sdtformatlock" xmlns:w16se="http://schemas.microsoft.com/office/word/2015/wordml/symex" xmlns:wpg="http://schemas.microsoft.com/office/word/2010/wordprocessingGroup" xmlns:wpi="http://schemas.microsoft.com/office/word/2010/wordprocessingInk" xmlns:wne="http://schemas.microsoft.com/office/word/2006/wordml" xmlns:wps="http://schemas.microsoft.com/office/word/2010/wordprocessingShape" mc:Ignorable="w14 w15 w16se w16cid w16 w16cex w16sdtdh w16sdtfl w16du wp14">
   <w:p>
     <w:pPr>
@@ -11575,7 +13796,7 @@
         <w:sz w:val="16"/>
         <w:szCs w:val="16"/>
       </w:rPr>
-      <w:t>12</w:t>
+      <w:t>14</w:t>
     </w:r>
     <w:r>
       <w:rPr>
@@ -11643,7 +13864,7 @@
         <w:sz w:val="16"/>
         <w:szCs w:val="16"/>
       </w:rPr>
-      <w:t>14</w:t>
+      <w:t>15</w:t>
     </w:r>
     <w:r>
       <w:rPr>
@@ -11711,7 +13932,7 @@
         <w:sz w:val="16"/>
         <w:szCs w:val="16"/>
       </w:rPr>
-      <w:t>15</w:t>
+      <w:t>16</w:t>
     </w:r>
     <w:r>
       <w:rPr>
@@ -11766,27 +13987,6 @@
 </file>
 
 <file path=word/header10.xml><?xml version="1.0" encoding="utf-8"?>
-<w:hdr xmlns:wpc="http://schemas.microsoft.com/office/word/2010/wordprocessingCanvas" xmlns:cx="http://schemas.microsoft.com/office/drawing/2014/chartex" xmlns:cx1="http://schemas.microsoft.com/office/drawing/2015/9/8/chartex" xmlns:cx2="http://schemas.microsoft.com/office/drawing/2015/10/21/chartex" xmlns:cx3="http://schemas.microsoft.com/office/drawing/2016/5/9/chartex" xmlns:cx4="http://schemas.microsoft.com/office/drawing/2016/5/10/chartex" xmlns:cx5="http://schemas.microsoft.com/office/drawing/2016/5/11/chartex" xmlns:cx6="http://schemas.microsoft.com/office/drawing/2016/5/12/chartex" xmlns:cx7="http://schemas.microsoft.com/office/drawing/2016/5/13/chartex" xmlns:cx8="http://schemas.microsoft.com/office/drawing/2016/5/14/chartex" xmlns:mc="http://schemas.openxmlformats.org/markup-compatibility/2006" xmlns:aink="http://schemas.microsoft.com/office/drawing/2016/ink" xmlns:am3d="http://schemas.microsoft.com/office/drawing/2017/model3d" xmlns:o="urn:schemas-microsoft-com:office:office" xmlns:oel="http://schemas.microsoft.com/office/2019/extlst" xmlns:r="http://schemas.openxmlformats.org/officeDocument/2006/relationships" xmlns:m="http://schemas.openxmlformats.org/officeDocument/2006/math" xmlns:v="urn:schemas-microsoft-com:vml" xmlns:wp14="http://schemas.microsoft.com/office/word/2010/wordprocessingDrawing" xmlns:wp="http://schemas.openxmlformats.org/drawingml/2006/wordprocessingDrawing" xmlns:w10="urn:schemas-microsoft-com:office:word" xmlns:w="http://schemas.openxmlformats.org/wordprocessingml/2006/main" xmlns:w14="http://schemas.microsoft.com/office/word/2010/wordml" xmlns:w15="http://schemas.microsoft.com/office/word/2012/wordml" xmlns:w16cex="http://schemas.microsoft.com/office/word/2018/wordml/cex" xmlns:w16cid="http://schemas.microsoft.com/office/word/2016/wordml/cid" xmlns:w16="http://schemas.microsoft.com/office/word/2018/wordml" xmlns:w16du="http://schemas.microsoft.com/office/word/2023/wordml/word16du" xmlns:w16sdtdh="http://schemas.microsoft.com/office/word/2020/wordml/sdtdatahash" xmlns:w16sdtfl="http://schemas.microsoft.com/office/word/2024/wordml/sdtformatlock" xmlns:w16se="http://schemas.microsoft.com/office/word/2015/wordml/symex" xmlns:wpg="http://schemas.microsoft.com/office/word/2010/wordprocessingGroup" xmlns:wpi="http://schemas.microsoft.com/office/word/2010/wordprocessingInk" xmlns:wne="http://schemas.microsoft.com/office/word/2006/wordml" xmlns:wps="http://schemas.microsoft.com/office/word/2010/wordprocessingShape" mc:Ignorable="w14 w15 w16se w16cid w16 w16cex w16sdtdh w16sdtfl w16du wp14">
-  <w:p>
-    <w:pPr>
-      <w:pBdr>
-        <w:bottom w:val="single" w:sz="4" w:space="4" w:color="999999"/>
-      </w:pBdr>
-      <w:jc w:val="right"/>
-    </w:pPr>
-    <w:r>
-      <w:rPr>
-        <w:color w:val="666666"/>
-        <w:sz w:val="16"/>
-        <w:szCs w:val="16"/>
-      </w:rPr>
-      <w:t>CASO · AGENCIA DE VIAJES · VIAJES AVENTURA</w:t>
-    </w:r>
-  </w:p>
-</w:hdr>
-</file>
-
-<file path=word/header11.xml><?xml version="1.0" encoding="utf-8"?>
 <w:hdr xmlns:wpc="http://schemas.microsoft.com/office/word/2010/wordprocessingCanvas" xmlns:cx="http://schemas.microsoft.com/office/drawing/2014/chartex" xmlns:cx1="http://schemas.microsoft.com/office/drawing/2015/9/8/chartex" xmlns:cx2="http://schemas.microsoft.com/office/drawing/2015/10/21/chartex" xmlns:cx3="http://schemas.microsoft.com/office/drawing/2016/5/9/chartex" xmlns:cx4="http://schemas.microsoft.com/office/drawing/2016/5/10/chartex" xmlns:cx5="http://schemas.microsoft.com/office/drawing/2016/5/11/chartex" xmlns:cx6="http://schemas.microsoft.com/office/drawing/2016/5/12/chartex" xmlns:cx7="http://schemas.microsoft.com/office/drawing/2016/5/13/chartex" xmlns:cx8="http://schemas.microsoft.com/office/drawing/2016/5/14/chartex" xmlns:mc="http://schemas.openxmlformats.org/markup-compatibility/2006" xmlns:aink="http://schemas.microsoft.com/office/drawing/2016/ink" xmlns:am3d="http://schemas.microsoft.com/office/drawing/2017/model3d" xmlns:o="urn:schemas-microsoft-com:office:office" xmlns:oel="http://schemas.microsoft.com/office/2019/extlst" xmlns:r="http://schemas.openxmlformats.org/officeDocument/2006/relationships" xmlns:m="http://schemas.openxmlformats.org/officeDocument/2006/math" xmlns:v="urn:schemas-microsoft-com:vml" xmlns:wp14="http://schemas.microsoft.com/office/word/2010/wordprocessingDrawing" xmlns:wp="http://schemas.openxmlformats.org/drawingml/2006/wordprocessingDrawing" xmlns:w10="urn:schemas-microsoft-com:office:word" xmlns:w="http://schemas.openxmlformats.org/wordprocessingml/2006/main" xmlns:w14="http://schemas.microsoft.com/office/word/2010/wordml" xmlns:w15="http://schemas.microsoft.com/office/word/2012/wordml" xmlns:w16cex="http://schemas.microsoft.com/office/word/2018/wordml/cex" xmlns:w16cid="http://schemas.microsoft.com/office/word/2016/wordml/cid" xmlns:w16="http://schemas.microsoft.com/office/word/2018/wordml" xmlns:w16du="http://schemas.microsoft.com/office/word/2023/wordml/word16du" xmlns:w16sdtdh="http://schemas.microsoft.com/office/word/2020/wordml/sdtdatahash" xmlns:w16sdtfl="http://schemas.microsoft.com/office/word/2024/wordml/sdtformatlock" xmlns:w16se="http://schemas.microsoft.com/office/word/2015/wordml/symex" xmlns:wpg="http://schemas.microsoft.com/office/word/2010/wordprocessingGroup" xmlns:wpi="http://schemas.microsoft.com/office/word/2010/wordprocessingInk" xmlns:wne="http://schemas.microsoft.com/office/word/2006/wordml" xmlns:wps="http://schemas.microsoft.com/office/word/2010/wordprocessingShape" mc:Ignorable="w14 w15 w16se w16cid w16 w16cex w16sdtdh w16sdtfl w16du wp14">
   <w:p>
     <w:pPr>

--- a/Informe_Tecnico_Viajes_Aventura.docx
+++ b/Informe_Tecnico_Viajes_Aventura.docx
@@ -210,11 +210,7 @@
           </w:pPr>
           <w:r>
             <w:fldChar w:fldCharType="begin"/>
-          </w:r>
-          <w:r>
             <w:instrText>TOC \h \o "1-2"</w:instrText>
-          </w:r>
-          <w:r>
             <w:fldChar w:fldCharType="separate"/>
           </w:r>
           <w:hyperlink w:anchor="_Toc241767440" w:history="1">
@@ -232,40 +228,10 @@
                 <w:noProof/>
               </w:rPr>
               <w:tab/>
-            </w:r>
-            <w:r>
-              <w:rPr>
-                <w:noProof/>
-              </w:rPr>
               <w:fldChar w:fldCharType="begin"/>
-            </w:r>
-            <w:r>
-              <w:rPr>
-                <w:noProof/>
-              </w:rPr>
               <w:instrText xml:space="preserve"> PAGEREF _Toc241767440 \h </w:instrText>
-            </w:r>
-            <w:r>
-              <w:rPr>
-                <w:noProof/>
-              </w:rPr>
-            </w:r>
-            <w:r>
-              <w:rPr>
-                <w:noProof/>
-              </w:rPr>
               <w:fldChar w:fldCharType="separate"/>
-            </w:r>
-            <w:r>
-              <w:rPr>
-                <w:noProof/>
-              </w:rPr>
               <w:t>3</w:t>
-            </w:r>
-            <w:r>
-              <w:rPr>
-                <w:noProof/>
-              </w:rPr>
               <w:fldChar w:fldCharType="end"/>
             </w:r>
           </w:hyperlink>
@@ -300,40 +266,10 @@
                 <w:noProof/>
               </w:rPr>
               <w:tab/>
-            </w:r>
-            <w:r>
-              <w:rPr>
-                <w:noProof/>
-              </w:rPr>
               <w:fldChar w:fldCharType="begin"/>
-            </w:r>
-            <w:r>
-              <w:rPr>
-                <w:noProof/>
-              </w:rPr>
               <w:instrText xml:space="preserve"> PAGEREF _Toc241767441 \h </w:instrText>
-            </w:r>
-            <w:r>
-              <w:rPr>
-                <w:noProof/>
-              </w:rPr>
-            </w:r>
-            <w:r>
-              <w:rPr>
-                <w:noProof/>
-              </w:rPr>
               <w:fldChar w:fldCharType="separate"/>
-            </w:r>
-            <w:r>
-              <w:rPr>
-                <w:noProof/>
-              </w:rPr>
               <w:t>4</w:t>
-            </w:r>
-            <w:r>
-              <w:rPr>
-                <w:noProof/>
-              </w:rPr>
               <w:fldChar w:fldCharType="end"/>
             </w:r>
           </w:hyperlink>
@@ -368,40 +304,10 @@
                 <w:noProof/>
               </w:rPr>
               <w:tab/>
-            </w:r>
-            <w:r>
-              <w:rPr>
-                <w:noProof/>
-              </w:rPr>
               <w:fldChar w:fldCharType="begin"/>
-            </w:r>
-            <w:r>
-              <w:rPr>
-                <w:noProof/>
-              </w:rPr>
               <w:instrText xml:space="preserve"> PAGEREF _Toc241767442 \h </w:instrText>
-            </w:r>
-            <w:r>
-              <w:rPr>
-                <w:noProof/>
-              </w:rPr>
-            </w:r>
-            <w:r>
-              <w:rPr>
-                <w:noProof/>
-              </w:rPr>
               <w:fldChar w:fldCharType="separate"/>
-            </w:r>
-            <w:r>
-              <w:rPr>
-                <w:noProof/>
-              </w:rPr>
               <w:t>4</w:t>
-            </w:r>
-            <w:r>
-              <w:rPr>
-                <w:noProof/>
-              </w:rPr>
               <w:fldChar w:fldCharType="end"/>
             </w:r>
           </w:hyperlink>
@@ -436,40 +342,10 @@
                 <w:noProof/>
               </w:rPr>
               <w:tab/>
-            </w:r>
-            <w:r>
-              <w:rPr>
-                <w:noProof/>
-              </w:rPr>
               <w:fldChar w:fldCharType="begin"/>
-            </w:r>
-            <w:r>
-              <w:rPr>
-                <w:noProof/>
-              </w:rPr>
               <w:instrText xml:space="preserve"> PAGEREF _Toc241767443 \h </w:instrText>
-            </w:r>
-            <w:r>
-              <w:rPr>
-                <w:noProof/>
-              </w:rPr>
-            </w:r>
-            <w:r>
-              <w:rPr>
-                <w:noProof/>
-              </w:rPr>
               <w:fldChar w:fldCharType="separate"/>
-            </w:r>
-            <w:r>
-              <w:rPr>
-                <w:noProof/>
-              </w:rPr>
               <w:t>5</w:t>
-            </w:r>
-            <w:r>
-              <w:rPr>
-                <w:noProof/>
-              </w:rPr>
               <w:fldChar w:fldCharType="end"/>
             </w:r>
           </w:hyperlink>
@@ -504,40 +380,10 @@
                 <w:noProof/>
               </w:rPr>
               <w:tab/>
-            </w:r>
-            <w:r>
-              <w:rPr>
-                <w:noProof/>
-              </w:rPr>
               <w:fldChar w:fldCharType="begin"/>
-            </w:r>
-            <w:r>
-              <w:rPr>
-                <w:noProof/>
-              </w:rPr>
               <w:instrText xml:space="preserve"> PAGEREF _Toc241767444 \h </w:instrText>
-            </w:r>
-            <w:r>
-              <w:rPr>
-                <w:noProof/>
-              </w:rPr>
-            </w:r>
-            <w:r>
-              <w:rPr>
-                <w:noProof/>
-              </w:rPr>
               <w:fldChar w:fldCharType="separate"/>
-            </w:r>
-            <w:r>
-              <w:rPr>
-                <w:noProof/>
-              </w:rPr>
               <w:t>5</w:t>
-            </w:r>
-            <w:r>
-              <w:rPr>
-                <w:noProof/>
-              </w:rPr>
               <w:fldChar w:fldCharType="end"/>
             </w:r>
           </w:hyperlink>
@@ -572,40 +418,10 @@
                 <w:noProof/>
               </w:rPr>
               <w:tab/>
-            </w:r>
-            <w:r>
-              <w:rPr>
-                <w:noProof/>
-              </w:rPr>
               <w:fldChar w:fldCharType="begin"/>
-            </w:r>
-            <w:r>
-              <w:rPr>
-                <w:noProof/>
-              </w:rPr>
               <w:instrText xml:space="preserve"> PAGEREF _Toc241767445 \h </w:instrText>
-            </w:r>
-            <w:r>
-              <w:rPr>
-                <w:noProof/>
-              </w:rPr>
-            </w:r>
-            <w:r>
-              <w:rPr>
-                <w:noProof/>
-              </w:rPr>
               <w:fldChar w:fldCharType="separate"/>
-            </w:r>
-            <w:r>
-              <w:rPr>
-                <w:noProof/>
-              </w:rPr>
               <w:t>6</w:t>
-            </w:r>
-            <w:r>
-              <w:rPr>
-                <w:noProof/>
-              </w:rPr>
               <w:fldChar w:fldCharType="end"/>
             </w:r>
           </w:hyperlink>
@@ -640,40 +456,10 @@
                 <w:noProof/>
               </w:rPr>
               <w:tab/>
-            </w:r>
-            <w:r>
-              <w:rPr>
-                <w:noProof/>
-              </w:rPr>
               <w:fldChar w:fldCharType="begin"/>
-            </w:r>
-            <w:r>
-              <w:rPr>
-                <w:noProof/>
-              </w:rPr>
               <w:instrText xml:space="preserve"> PAGEREF _Toc241767446 \h </w:instrText>
-            </w:r>
-            <w:r>
-              <w:rPr>
-                <w:noProof/>
-              </w:rPr>
-            </w:r>
-            <w:r>
-              <w:rPr>
-                <w:noProof/>
-              </w:rPr>
               <w:fldChar w:fldCharType="separate"/>
-            </w:r>
-            <w:r>
-              <w:rPr>
-                <w:noProof/>
-              </w:rPr>
               <w:t>7</w:t>
-            </w:r>
-            <w:r>
-              <w:rPr>
-                <w:noProof/>
-              </w:rPr>
               <w:fldChar w:fldCharType="end"/>
             </w:r>
           </w:hyperlink>
@@ -708,40 +494,10 @@
                 <w:noProof/>
               </w:rPr>
               <w:tab/>
-            </w:r>
-            <w:r>
-              <w:rPr>
-                <w:noProof/>
-              </w:rPr>
               <w:fldChar w:fldCharType="begin"/>
-            </w:r>
-            <w:r>
-              <w:rPr>
-                <w:noProof/>
-              </w:rPr>
               <w:instrText xml:space="preserve"> PAGEREF _Toc241767447 \h </w:instrText>
-            </w:r>
-            <w:r>
-              <w:rPr>
-                <w:noProof/>
-              </w:rPr>
-            </w:r>
-            <w:r>
-              <w:rPr>
-                <w:noProof/>
-              </w:rPr>
               <w:fldChar w:fldCharType="separate"/>
-            </w:r>
-            <w:r>
-              <w:rPr>
-                <w:noProof/>
-              </w:rPr>
               <w:t>11</w:t>
-            </w:r>
-            <w:r>
-              <w:rPr>
-                <w:noProof/>
-              </w:rPr>
               <w:fldChar w:fldCharType="end"/>
             </w:r>
           </w:hyperlink>
@@ -776,40 +532,10 @@
                 <w:noProof/>
               </w:rPr>
               <w:tab/>
-            </w:r>
-            <w:r>
-              <w:rPr>
-                <w:noProof/>
-              </w:rPr>
               <w:fldChar w:fldCharType="begin"/>
-            </w:r>
-            <w:r>
-              <w:rPr>
-                <w:noProof/>
-              </w:rPr>
               <w:instrText xml:space="preserve"> PAGEREF _Toc241767448 \h </w:instrText>
-            </w:r>
-            <w:r>
-              <w:rPr>
-                <w:noProof/>
-              </w:rPr>
-            </w:r>
-            <w:r>
-              <w:rPr>
-                <w:noProof/>
-              </w:rPr>
               <w:fldChar w:fldCharType="separate"/>
-            </w:r>
-            <w:r>
-              <w:rPr>
-                <w:noProof/>
-              </w:rPr>
               <w:t>13</w:t>
-            </w:r>
-            <w:r>
-              <w:rPr>
-                <w:noProof/>
-              </w:rPr>
               <w:fldChar w:fldCharType="end"/>
             </w:r>
           </w:hyperlink>
@@ -844,40 +570,10 @@
                 <w:noProof/>
               </w:rPr>
               <w:tab/>
-            </w:r>
-            <w:r>
-              <w:rPr>
-                <w:noProof/>
-              </w:rPr>
               <w:fldChar w:fldCharType="begin"/>
-            </w:r>
-            <w:r>
-              <w:rPr>
-                <w:noProof/>
-              </w:rPr>
               <w:instrText xml:space="preserve"> PAGEREF _Toc241767449 \h </w:instrText>
-            </w:r>
-            <w:r>
-              <w:rPr>
-                <w:noProof/>
-              </w:rPr>
-            </w:r>
-            <w:r>
-              <w:rPr>
-                <w:noProof/>
-              </w:rPr>
               <w:fldChar w:fldCharType="separate"/>
-            </w:r>
-            <w:r>
-              <w:rPr>
-                <w:noProof/>
-              </w:rPr>
               <w:t>15</w:t>
-            </w:r>
-            <w:r>
-              <w:rPr>
-                <w:noProof/>
-              </w:rPr>
               <w:fldChar w:fldCharType="end"/>
             </w:r>
           </w:hyperlink>
@@ -912,40 +608,10 @@
                 <w:noProof/>
               </w:rPr>
               <w:tab/>
-            </w:r>
-            <w:r>
-              <w:rPr>
-                <w:noProof/>
-              </w:rPr>
               <w:fldChar w:fldCharType="begin"/>
-            </w:r>
-            <w:r>
-              <w:rPr>
-                <w:noProof/>
-              </w:rPr>
               <w:instrText xml:space="preserve"> PAGEREF _Toc241767450 \h </w:instrText>
-            </w:r>
-            <w:r>
-              <w:rPr>
-                <w:noProof/>
-              </w:rPr>
-            </w:r>
-            <w:r>
-              <w:rPr>
-                <w:noProof/>
-              </w:rPr>
               <w:fldChar w:fldCharType="separate"/>
-            </w:r>
-            <w:r>
-              <w:rPr>
-                <w:noProof/>
-              </w:rPr>
               <w:t>17</w:t>
-            </w:r>
-            <w:r>
-              <w:rPr>
-                <w:noProof/>
-              </w:rPr>
               <w:fldChar w:fldCharType="end"/>
             </w:r>
           </w:hyperlink>
@@ -980,40 +646,10 @@
                 <w:noProof/>
               </w:rPr>
               <w:tab/>
-            </w:r>
-            <w:r>
-              <w:rPr>
-                <w:noProof/>
-              </w:rPr>
               <w:fldChar w:fldCharType="begin"/>
-            </w:r>
-            <w:r>
-              <w:rPr>
-                <w:noProof/>
-              </w:rPr>
               <w:instrText xml:space="preserve"> PAGEREF _Toc241767451 \h </w:instrText>
-            </w:r>
-            <w:r>
-              <w:rPr>
-                <w:noProof/>
-              </w:rPr>
-            </w:r>
-            <w:r>
-              <w:rPr>
-                <w:noProof/>
-              </w:rPr>
               <w:fldChar w:fldCharType="separate"/>
-            </w:r>
-            <w:r>
-              <w:rPr>
-                <w:noProof/>
-              </w:rPr>
               <w:t>17</w:t>
-            </w:r>
-            <w:r>
-              <w:rPr>
-                <w:noProof/>
-              </w:rPr>
               <w:fldChar w:fldCharType="end"/>
             </w:r>
           </w:hyperlink>
@@ -1048,40 +684,10 @@
                 <w:noProof/>
               </w:rPr>
               <w:tab/>
-            </w:r>
-            <w:r>
-              <w:rPr>
-                <w:noProof/>
-              </w:rPr>
               <w:fldChar w:fldCharType="begin"/>
-            </w:r>
-            <w:r>
-              <w:rPr>
-                <w:noProof/>
-              </w:rPr>
               <w:instrText xml:space="preserve"> PAGEREF _Toc241767452 \h </w:instrText>
-            </w:r>
-            <w:r>
-              <w:rPr>
-                <w:noProof/>
-              </w:rPr>
-            </w:r>
-            <w:r>
-              <w:rPr>
-                <w:noProof/>
-              </w:rPr>
               <w:fldChar w:fldCharType="separate"/>
-            </w:r>
-            <w:r>
-              <w:rPr>
-                <w:noProof/>
-              </w:rPr>
               <w:t>17</w:t>
-            </w:r>
-            <w:r>
-              <w:rPr>
-                <w:noProof/>
-              </w:rPr>
               <w:fldChar w:fldCharType="end"/>
             </w:r>
           </w:hyperlink>
@@ -1116,40 +722,10 @@
                 <w:noProof/>
               </w:rPr>
               <w:tab/>
-            </w:r>
-            <w:r>
-              <w:rPr>
-                <w:noProof/>
-              </w:rPr>
               <w:fldChar w:fldCharType="begin"/>
-            </w:r>
-            <w:r>
-              <w:rPr>
-                <w:noProof/>
-              </w:rPr>
               <w:instrText xml:space="preserve"> PAGEREF _Toc241767453 \h </w:instrText>
-            </w:r>
-            <w:r>
-              <w:rPr>
-                <w:noProof/>
-              </w:rPr>
-            </w:r>
-            <w:r>
-              <w:rPr>
-                <w:noProof/>
-              </w:rPr>
               <w:fldChar w:fldCharType="separate"/>
-            </w:r>
-            <w:r>
-              <w:rPr>
-                <w:noProof/>
-              </w:rPr>
               <w:t>17</w:t>
-            </w:r>
-            <w:r>
-              <w:rPr>
-                <w:noProof/>
-              </w:rPr>
               <w:fldChar w:fldCharType="end"/>
             </w:r>
           </w:hyperlink>
@@ -1184,40 +760,10 @@
                 <w:noProof/>
               </w:rPr>
               <w:tab/>
-            </w:r>
-            <w:r>
-              <w:rPr>
-                <w:noProof/>
-              </w:rPr>
               <w:fldChar w:fldCharType="begin"/>
-            </w:r>
-            <w:r>
-              <w:rPr>
-                <w:noProof/>
-              </w:rPr>
               <w:instrText xml:space="preserve"> PAGEREF _Toc241767454 \h </w:instrText>
-            </w:r>
-            <w:r>
-              <w:rPr>
-                <w:noProof/>
-              </w:rPr>
-            </w:r>
-            <w:r>
-              <w:rPr>
-                <w:noProof/>
-              </w:rPr>
               <w:fldChar w:fldCharType="separate"/>
-            </w:r>
-            <w:r>
-              <w:rPr>
-                <w:noProof/>
-              </w:rPr>
               <w:t>18</w:t>
-            </w:r>
-            <w:r>
-              <w:rPr>
-                <w:noProof/>
-              </w:rPr>
               <w:fldChar w:fldCharType="end"/>
             </w:r>
           </w:hyperlink>
@@ -1252,40 +798,10 @@
                 <w:noProof/>
               </w:rPr>
               <w:tab/>
-            </w:r>
-            <w:r>
-              <w:rPr>
-                <w:noProof/>
-              </w:rPr>
               <w:fldChar w:fldCharType="begin"/>
-            </w:r>
-            <w:r>
-              <w:rPr>
-                <w:noProof/>
-              </w:rPr>
               <w:instrText xml:space="preserve"> PAGEREF _Toc241767455 \h </w:instrText>
-            </w:r>
-            <w:r>
-              <w:rPr>
-                <w:noProof/>
-              </w:rPr>
-            </w:r>
-            <w:r>
-              <w:rPr>
-                <w:noProof/>
-              </w:rPr>
               <w:fldChar w:fldCharType="separate"/>
-            </w:r>
-            <w:r>
-              <w:rPr>
-                <w:noProof/>
-              </w:rPr>
               <w:t>18</w:t>
-            </w:r>
-            <w:r>
-              <w:rPr>
-                <w:noProof/>
-              </w:rPr>
               <w:fldChar w:fldCharType="end"/>
             </w:r>
           </w:hyperlink>
@@ -1320,40 +836,10 @@
                 <w:noProof/>
               </w:rPr>
               <w:tab/>
-            </w:r>
-            <w:r>
-              <w:rPr>
-                <w:noProof/>
-              </w:rPr>
               <w:fldChar w:fldCharType="begin"/>
-            </w:r>
-            <w:r>
-              <w:rPr>
-                <w:noProof/>
-              </w:rPr>
               <w:instrText xml:space="preserve"> PAGEREF _Toc241767456 \h </w:instrText>
-            </w:r>
-            <w:r>
-              <w:rPr>
-                <w:noProof/>
-              </w:rPr>
-            </w:r>
-            <w:r>
-              <w:rPr>
-                <w:noProof/>
-              </w:rPr>
               <w:fldChar w:fldCharType="separate"/>
-            </w:r>
-            <w:r>
-              <w:rPr>
-                <w:noProof/>
-              </w:rPr>
               <w:t>18</w:t>
-            </w:r>
-            <w:r>
-              <w:rPr>
-                <w:noProof/>
-              </w:rPr>
               <w:fldChar w:fldCharType="end"/>
             </w:r>
           </w:hyperlink>
@@ -1388,40 +874,10 @@
                 <w:noProof/>
               </w:rPr>
               <w:tab/>
-            </w:r>
-            <w:r>
-              <w:rPr>
-                <w:noProof/>
-              </w:rPr>
               <w:fldChar w:fldCharType="begin"/>
-            </w:r>
-            <w:r>
-              <w:rPr>
-                <w:noProof/>
-              </w:rPr>
               <w:instrText xml:space="preserve"> PAGEREF _Toc241767457 \h </w:instrText>
-            </w:r>
-            <w:r>
-              <w:rPr>
-                <w:noProof/>
-              </w:rPr>
-            </w:r>
-            <w:r>
-              <w:rPr>
-                <w:noProof/>
-              </w:rPr>
               <w:fldChar w:fldCharType="separate"/>
-            </w:r>
-            <w:r>
-              <w:rPr>
-                <w:noProof/>
-              </w:rPr>
               <w:t>19</w:t>
-            </w:r>
-            <w:r>
-              <w:rPr>
-                <w:noProof/>
-              </w:rPr>
               <w:fldChar w:fldCharType="end"/>
             </w:r>
           </w:hyperlink>
@@ -1456,40 +912,10 @@
                 <w:noProof/>
               </w:rPr>
               <w:tab/>
-            </w:r>
-            <w:r>
-              <w:rPr>
-                <w:noProof/>
-              </w:rPr>
               <w:fldChar w:fldCharType="begin"/>
-            </w:r>
-            <w:r>
-              <w:rPr>
-                <w:noProof/>
-              </w:rPr>
               <w:instrText xml:space="preserve"> PAGEREF _Toc241767458 \h </w:instrText>
-            </w:r>
-            <w:r>
-              <w:rPr>
-                <w:noProof/>
-              </w:rPr>
-            </w:r>
-            <w:r>
-              <w:rPr>
-                <w:noProof/>
-              </w:rPr>
               <w:fldChar w:fldCharType="separate"/>
-            </w:r>
-            <w:r>
-              <w:rPr>
-                <w:noProof/>
-              </w:rPr>
               <w:t>20</w:t>
-            </w:r>
-            <w:r>
-              <w:rPr>
-                <w:noProof/>
-              </w:rPr>
               <w:fldChar w:fldCharType="end"/>
             </w:r>
           </w:hyperlink>
@@ -1524,40 +950,10 @@
                 <w:noProof/>
               </w:rPr>
               <w:tab/>
-            </w:r>
-            <w:r>
-              <w:rPr>
-                <w:noProof/>
-              </w:rPr>
               <w:fldChar w:fldCharType="begin"/>
-            </w:r>
-            <w:r>
-              <w:rPr>
-                <w:noProof/>
-              </w:rPr>
               <w:instrText xml:space="preserve"> PAGEREF _Toc241767459 \h </w:instrText>
-            </w:r>
-            <w:r>
-              <w:rPr>
-                <w:noProof/>
-              </w:rPr>
-            </w:r>
-            <w:r>
-              <w:rPr>
-                <w:noProof/>
-              </w:rPr>
               <w:fldChar w:fldCharType="separate"/>
-            </w:r>
-            <w:r>
-              <w:rPr>
-                <w:noProof/>
-              </w:rPr>
               <w:t>21</w:t>
-            </w:r>
-            <w:r>
-              <w:rPr>
-                <w:noProof/>
-              </w:rPr>
               <w:fldChar w:fldCharType="end"/>
             </w:r>
           </w:hyperlink>
@@ -1592,40 +988,10 @@
                 <w:noProof/>
               </w:rPr>
               <w:tab/>
-            </w:r>
-            <w:r>
-              <w:rPr>
-                <w:noProof/>
-              </w:rPr>
               <w:fldChar w:fldCharType="begin"/>
-            </w:r>
-            <w:r>
-              <w:rPr>
-                <w:noProof/>
-              </w:rPr>
               <w:instrText xml:space="preserve"> PAGEREF _Toc241767460 \h </w:instrText>
-            </w:r>
-            <w:r>
-              <w:rPr>
-                <w:noProof/>
-              </w:rPr>
-            </w:r>
-            <w:r>
-              <w:rPr>
-                <w:noProof/>
-              </w:rPr>
               <w:fldChar w:fldCharType="separate"/>
-            </w:r>
-            <w:r>
-              <w:rPr>
-                <w:noProof/>
-              </w:rPr>
               <w:t>21</w:t>
-            </w:r>
-            <w:r>
-              <w:rPr>
-                <w:noProof/>
-              </w:rPr>
               <w:fldChar w:fldCharType="end"/>
             </w:r>
           </w:hyperlink>
@@ -1660,40 +1026,10 @@
                 <w:noProof/>
               </w:rPr>
               <w:tab/>
-            </w:r>
-            <w:r>
-              <w:rPr>
-                <w:noProof/>
-              </w:rPr>
               <w:fldChar w:fldCharType="begin"/>
-            </w:r>
-            <w:r>
-              <w:rPr>
-                <w:noProof/>
-              </w:rPr>
               <w:instrText xml:space="preserve"> PAGEREF _Toc241767461 \h </w:instrText>
-            </w:r>
-            <w:r>
-              <w:rPr>
-                <w:noProof/>
-              </w:rPr>
-            </w:r>
-            <w:r>
-              <w:rPr>
-                <w:noProof/>
-              </w:rPr>
               <w:fldChar w:fldCharType="separate"/>
-            </w:r>
-            <w:r>
-              <w:rPr>
-                <w:noProof/>
-              </w:rPr>
               <w:t>21</w:t>
-            </w:r>
-            <w:r>
-              <w:rPr>
-                <w:noProof/>
-              </w:rPr>
               <w:fldChar w:fldCharType="end"/>
             </w:r>
           </w:hyperlink>
@@ -1728,40 +1064,10 @@
                 <w:noProof/>
               </w:rPr>
               <w:tab/>
-            </w:r>
-            <w:r>
-              <w:rPr>
-                <w:noProof/>
-              </w:rPr>
               <w:fldChar w:fldCharType="begin"/>
-            </w:r>
-            <w:r>
-              <w:rPr>
-                <w:noProof/>
-              </w:rPr>
               <w:instrText xml:space="preserve"> PAGEREF _Toc241767462 \h </w:instrText>
-            </w:r>
-            <w:r>
-              <w:rPr>
-                <w:noProof/>
-              </w:rPr>
-            </w:r>
-            <w:r>
-              <w:rPr>
-                <w:noProof/>
-              </w:rPr>
               <w:fldChar w:fldCharType="separate"/>
-            </w:r>
-            <w:r>
-              <w:rPr>
-                <w:noProof/>
-              </w:rPr>
               <w:t>21</w:t>
-            </w:r>
-            <w:r>
-              <w:rPr>
-                <w:noProof/>
-              </w:rPr>
               <w:fldChar w:fldCharType="end"/>
             </w:r>
           </w:hyperlink>
@@ -1796,40 +1102,10 @@
                 <w:noProof/>
               </w:rPr>
               <w:tab/>
-            </w:r>
-            <w:r>
-              <w:rPr>
-                <w:noProof/>
-              </w:rPr>
               <w:fldChar w:fldCharType="begin"/>
-            </w:r>
-            <w:r>
-              <w:rPr>
-                <w:noProof/>
-              </w:rPr>
               <w:instrText xml:space="preserve"> PAGEREF _Toc241767463 \h </w:instrText>
-            </w:r>
-            <w:r>
-              <w:rPr>
-                <w:noProof/>
-              </w:rPr>
-            </w:r>
-            <w:r>
-              <w:rPr>
-                <w:noProof/>
-              </w:rPr>
               <w:fldChar w:fldCharType="separate"/>
-            </w:r>
-            <w:r>
-              <w:rPr>
-                <w:noProof/>
-              </w:rPr>
               <w:t>23</w:t>
-            </w:r>
-            <w:r>
-              <w:rPr>
-                <w:noProof/>
-              </w:rPr>
               <w:fldChar w:fldCharType="end"/>
             </w:r>
           </w:hyperlink>
@@ -10664,10 +9940,7 @@
         <w:spacing w:after="120"/>
       </w:pPr>
       <w:r>
-        <w:t>Las reglas que dependen de otros datos o de la fecha del día —R3 (2 a 5 destinos), R8 (eliminar o marcar no disponible según el destino esté en algún paquete), R14 (cupo disponible) y R15 (fecha de salida vigente)— se validan en las clases de dominio (backend/app/dominio/), no en el esquema ni en las rutas de la API. El esquema actúa como segunda línea de defensa: en una prueba en que se desactivó a propósito la regla R8 en la API, la clave foránea de SQLite igualmente impidió borrar el destino. Todas las c</w:t>
-      </w:r>
-      <w:r>
-        <w:t>onsultas usan parámetros (?) y nunca concatenan datos de entrada (sección 7.3).</w:t>
+        <w:t>Las reglas que dependen de otros datos o de la fecha del día —R3 (2 a 5 destinos), R8 (eliminar o marcar no disponible según el destino esté en algún paquete), R14 (cupo disponible) y R15 (fecha de salida vigente)— se validan en las clases de dominio (backend/app/dominio/), no en el esquema ni en las rutas de la API. El esquema actúa como segunda línea de defensa: en una prueba en que se desactivó a propósito la regla R8 en la API, la clave foránea de SQLite igualmente impidió borrar el destino. Todas las consultas usan parámetros (?) y nunca concatenan datos de entrada (sección 7.3).</w:t>
       </w:r>
     </w:p>
     <w:p>
@@ -10693,7 +9966,7 @@
         <w:spacing w:after="120"/>
       </w:pPr>
       <w:r>
-        <w:t>Avance del Sprint 1 al 1 de octubre (iniciado antes de lo planificado): están implementados el esqueleto compartido (conexión, esquema, Repositorio&lt;T&gt;, manejo de errores) y los dominios de Camilo Sepúlveda, HU-01 Destinos y HU-02 Paquetes. Los dominios de Logan Silva (HU-03 Clientes y seguridad, HU-04 Reservas) se construyen sobre las mismas tablas y la misma clase Repositorio&lt;T&gt;. Rutas disponibles (documentación interactiva en /docs):</w:t>
+        <w:t>Avance del Sprint 1 al 1 de octubre (completado antes de lo planificado): están implementados el esqueleto compartido (conexión, esquema, Repositorio&lt;T&gt;, manejo de errores) y los 4 dominios — HU-01 Destinos y HU-02 Paquetes (Camilo Sepúlveda), HU-03 Clientes y seguridad y HU-04 Reservas (Logan Silva), estos últimos con hash de contraseña y token de sesión (sección 7.1) — sobre las mismas tablas y la misma clase Repositorio&lt;T&gt;. Rutas disponibles (documentación interactiva en /docs):</w:t>
       </w:r>
     </w:p>
     <w:tbl>
@@ -11918,6 +11191,471 @@
           </w:p>
         </w:tc>
       </w:tr>
+      <w:tr>
+        <w:trPr>
+          <w:cantSplit/>
+        </w:trPr>
+        <w:tc>
+          <w:tcPr>
+            <w:tcW w:w="1000" w:type="dxa"/>
+            <w:shd w:val="clear" w:color="auto" w:fill="F1F2F1"/>
+            <w:tcMar>
+              <w:top w:w="60" w:type="dxa"/>
+              <w:left w:w="100" w:type="dxa"/>
+              <w:bottom w:w="60" w:type="dxa"/>
+              <w:right w:w="100" w:type="dxa"/>
+            </w:tcMar>
+            <w:vAlign w:val="center"/>
+          </w:tcPr>
+          <w:p>
+            <w:r>
+              <w:rPr>
+                <w:sz w:val="18"/>
+                <w:szCs w:val="18"/>
+              </w:rPr>
+              <w:t xml:space="preserve">POST</w:t>
+            </w:r>
+          </w:p>
+        </w:tc>
+        <w:tc>
+          <w:tcPr>
+            <w:tcW w:w="3000" w:type="dxa"/>
+            <w:shd w:val="clear" w:color="auto" w:fill="F1F2F1"/>
+            <w:tcMar>
+              <w:top w:w="60" w:type="dxa"/>
+              <w:left w:w="100" w:type="dxa"/>
+              <w:bottom w:w="60" w:type="dxa"/>
+              <w:right w:w="100" w:type="dxa"/>
+            </w:tcMar>
+            <w:vAlign w:val="center"/>
+          </w:tcPr>
+          <w:p>
+            <w:r>
+              <w:rPr>
+                <w:sz w:val="18"/>
+                <w:szCs w:val="18"/>
+              </w:rPr>
+              <w:t xml:space="preserve">/api/clientes</w:t>
+            </w:r>
+          </w:p>
+        </w:tc>
+        <w:tc>
+          <w:tcPr>
+            <w:tcW w:w="3526" w:type="dxa"/>
+            <w:shd w:val="clear" w:color="auto" w:fill="F1F2F1"/>
+            <w:tcMar>
+              <w:top w:w="60" w:type="dxa"/>
+              <w:left w:w="100" w:type="dxa"/>
+              <w:bottom w:w="60" w:type="dxa"/>
+              <w:right w:w="100" w:type="dxa"/>
+            </w:tcMar>
+            <w:vAlign w:val="center"/>
+          </w:tcPr>
+          <w:p>
+            <w:r>
+              <w:rPr>
+                <w:sz w:val="18"/>
+                <w:szCs w:val="18"/>
+              </w:rPr>
+              <w:t xml:space="preserve">Registrar un cliente (correo único, contraseña hasheada)</w:t>
+            </w:r>
+          </w:p>
+        </w:tc>
+        <w:tc>
+          <w:tcPr>
+            <w:tcW w:w="1500" w:type="dxa"/>
+            <w:shd w:val="clear" w:color="auto" w:fill="F1F2F1"/>
+            <w:tcMar>
+              <w:top w:w="60" w:type="dxa"/>
+              <w:left w:w="100" w:type="dxa"/>
+              <w:bottom w:w="60" w:type="dxa"/>
+              <w:right w:w="100" w:type="dxa"/>
+            </w:tcMar>
+            <w:vAlign w:val="center"/>
+          </w:tcPr>
+          <w:p>
+            <w:r>
+              <w:rPr>
+                <w:sz w:val="18"/>
+                <w:szCs w:val="18"/>
+              </w:rPr>
+              <w:t xml:space="preserve">FR-09</w:t>
+            </w:r>
+          </w:p>
+        </w:tc>
+      </w:tr>
+      <w:tr>
+        <w:trPr>
+          <w:cantSplit/>
+        </w:trPr>
+        <w:tc>
+          <w:tcPr>
+            <w:tcW w:w="1000" w:type="dxa"/>
+            <w:shd w:val="clear" w:color="auto" w:fill="F1F2F1"/>
+            <w:tcMar>
+              <w:top w:w="60" w:type="dxa"/>
+              <w:left w:w="100" w:type="dxa"/>
+              <w:bottom w:w="60" w:type="dxa"/>
+              <w:right w:w="100" w:type="dxa"/>
+            </w:tcMar>
+            <w:vAlign w:val="center"/>
+          </w:tcPr>
+          <w:p>
+            <w:r>
+              <w:rPr>
+                <w:sz w:val="18"/>
+                <w:szCs w:val="18"/>
+              </w:rPr>
+              <w:t xml:space="preserve">POST</w:t>
+            </w:r>
+          </w:p>
+        </w:tc>
+        <w:tc>
+          <w:tcPr>
+            <w:tcW w:w="3000" w:type="dxa"/>
+            <w:shd w:val="clear" w:color="auto" w:fill="F1F2F1"/>
+            <w:tcMar>
+              <w:top w:w="60" w:type="dxa"/>
+              <w:left w:w="100" w:type="dxa"/>
+              <w:bottom w:w="60" w:type="dxa"/>
+              <w:right w:w="100" w:type="dxa"/>
+            </w:tcMar>
+            <w:vAlign w:val="center"/>
+          </w:tcPr>
+          <w:p>
+            <w:r>
+              <w:rPr>
+                <w:sz w:val="18"/>
+                <w:szCs w:val="18"/>
+              </w:rPr>
+              <w:t xml:space="preserve">/api/clientes/sesiones</w:t>
+            </w:r>
+          </w:p>
+        </w:tc>
+        <w:tc>
+          <w:tcPr>
+            <w:tcW w:w="3526" w:type="dxa"/>
+            <w:shd w:val="clear" w:color="auto" w:fill="F1F2F1"/>
+            <w:tcMar>
+              <w:top w:w="60" w:type="dxa"/>
+              <w:left w:w="100" w:type="dxa"/>
+              <w:bottom w:w="60" w:type="dxa"/>
+              <w:right w:w="100" w:type="dxa"/>
+            </w:tcMar>
+            <w:vAlign w:val="center"/>
+          </w:tcPr>
+          <w:p>
+            <w:r>
+              <w:rPr>
+                <w:sz w:val="18"/>
+                <w:szCs w:val="18"/>
+              </w:rPr>
+              <w:t xml:space="preserve">Autenticar por correo y contraseña; devuelve un token</w:t>
+            </w:r>
+          </w:p>
+        </w:tc>
+        <w:tc>
+          <w:tcPr>
+            <w:tcW w:w="1500" w:type="dxa"/>
+            <w:shd w:val="clear" w:color="auto" w:fill="F1F2F1"/>
+            <w:tcMar>
+              <w:top w:w="60" w:type="dxa"/>
+              <w:left w:w="100" w:type="dxa"/>
+              <w:bottom w:w="60" w:type="dxa"/>
+              <w:right w:w="100" w:type="dxa"/>
+            </w:tcMar>
+            <w:vAlign w:val="center"/>
+          </w:tcPr>
+          <w:p>
+            <w:r>
+              <w:rPr>
+                <w:sz w:val="18"/>
+                <w:szCs w:val="18"/>
+              </w:rPr>
+              <w:t xml:space="preserve">FR-10</w:t>
+            </w:r>
+          </w:p>
+        </w:tc>
+      </w:tr>
+      <w:tr>
+        <w:trPr>
+          <w:cantSplit/>
+        </w:trPr>
+        <w:tc>
+          <w:tcPr>
+            <w:tcW w:w="1000" w:type="dxa"/>
+            <w:shd w:val="clear" w:color="auto" w:fill="F1F2F1"/>
+            <w:tcMar>
+              <w:top w:w="60" w:type="dxa"/>
+              <w:left w:w="100" w:type="dxa"/>
+              <w:bottom w:w="60" w:type="dxa"/>
+              <w:right w:w="100" w:type="dxa"/>
+            </w:tcMar>
+            <w:vAlign w:val="center"/>
+          </w:tcPr>
+          <w:p>
+            <w:r>
+              <w:rPr>
+                <w:sz w:val="18"/>
+                <w:szCs w:val="18"/>
+              </w:rPr>
+              <w:t xml:space="preserve">GET</w:t>
+            </w:r>
+          </w:p>
+        </w:tc>
+        <w:tc>
+          <w:tcPr>
+            <w:tcW w:w="3000" w:type="dxa"/>
+            <w:shd w:val="clear" w:color="auto" w:fill="F1F2F1"/>
+            <w:tcMar>
+              <w:top w:w="60" w:type="dxa"/>
+              <w:left w:w="100" w:type="dxa"/>
+              <w:bottom w:w="60" w:type="dxa"/>
+              <w:right w:w="100" w:type="dxa"/>
+            </w:tcMar>
+            <w:vAlign w:val="center"/>
+          </w:tcPr>
+          <w:p>
+            <w:r>
+              <w:rPr>
+                <w:sz w:val="18"/>
+                <w:szCs w:val="18"/>
+              </w:rPr>
+              <w:t xml:space="preserve">/api/clientes/yo</w:t>
+            </w:r>
+          </w:p>
+        </w:tc>
+        <w:tc>
+          <w:tcPr>
+            <w:tcW w:w="3526" w:type="dxa"/>
+            <w:shd w:val="clear" w:color="auto" w:fill="F1F2F1"/>
+            <w:tcMar>
+              <w:top w:w="60" w:type="dxa"/>
+              <w:left w:w="100" w:type="dxa"/>
+              <w:bottom w:w="60" w:type="dxa"/>
+              <w:right w:w="100" w:type="dxa"/>
+            </w:tcMar>
+            <w:vAlign w:val="center"/>
+          </w:tcPr>
+          <w:p>
+            <w:r>
+              <w:rPr>
+                <w:sz w:val="18"/>
+                <w:szCs w:val="18"/>
+              </w:rPr>
+              <w:t xml:space="preserve">Perfil del propio cliente autenticado (único lugar con RUT/teléfono)</w:t>
+            </w:r>
+          </w:p>
+        </w:tc>
+        <w:tc>
+          <w:tcPr>
+            <w:tcW w:w="1500" w:type="dxa"/>
+            <w:shd w:val="clear" w:color="auto" w:fill="F1F2F1"/>
+            <w:tcMar>
+              <w:top w:w="60" w:type="dxa"/>
+              <w:left w:w="100" w:type="dxa"/>
+              <w:bottom w:w="60" w:type="dxa"/>
+              <w:right w:w="100" w:type="dxa"/>
+            </w:tcMar>
+            <w:vAlign w:val="center"/>
+          </w:tcPr>
+          <w:p>
+            <w:r>
+              <w:rPr>
+                <w:sz w:val="18"/>
+                <w:szCs w:val="18"/>
+              </w:rPr>
+              <w:t xml:space="preserve">FR-11, R17</w:t>
+            </w:r>
+          </w:p>
+        </w:tc>
+      </w:tr>
+      <w:tr>
+        <w:trPr>
+          <w:cantSplit/>
+        </w:trPr>
+        <w:tc>
+          <w:tcPr>
+            <w:tcW w:w="1000" w:type="dxa"/>
+            <w:shd w:val="clear" w:color="auto" w:fill="F1F2F1"/>
+            <w:tcMar>
+              <w:top w:w="60" w:type="dxa"/>
+              <w:left w:w="100" w:type="dxa"/>
+              <w:bottom w:w="60" w:type="dxa"/>
+              <w:right w:w="100" w:type="dxa"/>
+            </w:tcMar>
+            <w:vAlign w:val="center"/>
+          </w:tcPr>
+          <w:p>
+            <w:r>
+              <w:rPr>
+                <w:sz w:val="18"/>
+                <w:szCs w:val="18"/>
+              </w:rPr>
+              <w:t xml:space="preserve">POST</w:t>
+            </w:r>
+          </w:p>
+        </w:tc>
+        <w:tc>
+          <w:tcPr>
+            <w:tcW w:w="3000" w:type="dxa"/>
+            <w:shd w:val="clear" w:color="auto" w:fill="F1F2F1"/>
+            <w:tcMar>
+              <w:top w:w="60" w:type="dxa"/>
+              <w:left w:w="100" w:type="dxa"/>
+              <w:bottom w:w="60" w:type="dxa"/>
+              <w:right w:w="100" w:type="dxa"/>
+            </w:tcMar>
+            <w:vAlign w:val="center"/>
+          </w:tcPr>
+          <w:p>
+            <w:r>
+              <w:rPr>
+                <w:sz w:val="18"/>
+                <w:szCs w:val="18"/>
+              </w:rPr>
+              <w:t xml:space="preserve">/api/reservas</w:t>
+            </w:r>
+          </w:p>
+        </w:tc>
+        <w:tc>
+          <w:tcPr>
+            <w:tcW w:w="3526" w:type="dxa"/>
+            <w:shd w:val="clear" w:color="auto" w:fill="F1F2F1"/>
+            <w:tcMar>
+              <w:top w:w="60" w:type="dxa"/>
+              <w:left w:w="100" w:type="dxa"/>
+              <w:bottom w:w="60" w:type="dxa"/>
+              <w:right w:w="100" w:type="dxa"/>
+            </w:tcMar>
+            <w:vAlign w:val="center"/>
+          </w:tcPr>
+          <w:p>
+            <w:r>
+              <w:rPr>
+                <w:sz w:val="18"/>
+                <w:szCs w:val="18"/>
+              </w:rPr>
+              <w:t xml:space="preserve">Reservar un paquete publicado y vigente, con cupo disponible</w:t>
+            </w:r>
+          </w:p>
+        </w:tc>
+        <w:tc>
+          <w:tcPr>
+            <w:tcW w:w="1500" w:type="dxa"/>
+            <w:shd w:val="clear" w:color="auto" w:fill="F1F2F1"/>
+            <w:tcMar>
+              <w:top w:w="60" w:type="dxa"/>
+              <w:left w:w="100" w:type="dxa"/>
+              <w:bottom w:w="60" w:type="dxa"/>
+              <w:right w:w="100" w:type="dxa"/>
+            </w:tcMar>
+            <w:vAlign w:val="center"/>
+          </w:tcPr>
+          <w:p>
+            <w:r>
+              <w:rPr>
+                <w:sz w:val="18"/>
+                <w:szCs w:val="18"/>
+              </w:rPr>
+              <w:t xml:space="preserve">FR-12 a FR-14</w:t>
+            </w:r>
+          </w:p>
+        </w:tc>
+      </w:tr>
+      <w:tr>
+        <w:trPr>
+          <w:cantSplit/>
+        </w:trPr>
+        <w:tc>
+          <w:tcPr>
+            <w:tcW w:w="1000" w:type="dxa"/>
+            <w:shd w:val="clear" w:color="auto" w:fill="F1F2F1"/>
+            <w:tcMar>
+              <w:top w:w="60" w:type="dxa"/>
+              <w:left w:w="100" w:type="dxa"/>
+              <w:bottom w:w="60" w:type="dxa"/>
+              <w:right w:w="100" w:type="dxa"/>
+            </w:tcMar>
+            <w:vAlign w:val="center"/>
+          </w:tcPr>
+          <w:p>
+            <w:r>
+              <w:rPr>
+                <w:sz w:val="18"/>
+                <w:szCs w:val="18"/>
+              </w:rPr>
+              <w:t xml:space="preserve">GET</w:t>
+            </w:r>
+          </w:p>
+        </w:tc>
+        <w:tc>
+          <w:tcPr>
+            <w:tcW w:w="3000" w:type="dxa"/>
+            <w:shd w:val="clear" w:color="auto" w:fill="F1F2F1"/>
+            <w:tcMar>
+              <w:top w:w="60" w:type="dxa"/>
+              <w:left w:w="100" w:type="dxa"/>
+              <w:bottom w:w="60" w:type="dxa"/>
+              <w:right w:w="100" w:type="dxa"/>
+            </w:tcMar>
+            <w:vAlign w:val="center"/>
+          </w:tcPr>
+          <w:p>
+            <w:r>
+              <w:rPr>
+                <w:sz w:val="18"/>
+                <w:szCs w:val="18"/>
+              </w:rPr>
+              <w:t xml:space="preserve">/api/reservas</w:t>
+            </w:r>
+          </w:p>
+        </w:tc>
+        <w:tc>
+          <w:tcPr>
+            <w:tcW w:w="3526" w:type="dxa"/>
+            <w:shd w:val="clear" w:color="auto" w:fill="F1F2F1"/>
+            <w:tcMar>
+              <w:top w:w="60" w:type="dxa"/>
+              <w:left w:w="100" w:type="dxa"/>
+              <w:bottom w:w="60" w:type="dxa"/>
+              <w:right w:w="100" w:type="dxa"/>
+            </w:tcMar>
+            <w:vAlign w:val="center"/>
+          </w:tcPr>
+          <w:p>
+            <w:r>
+              <w:rPr>
+                <w:sz w:val="18"/>
+                <w:szCs w:val="18"/>
+              </w:rPr>
+              <w:t xml:space="preserve">Historial propio de reservas del cliente autenticado</w:t>
+            </w:r>
+          </w:p>
+        </w:tc>
+        <w:tc>
+          <w:tcPr>
+            <w:tcW w:w="1500" w:type="dxa"/>
+            <w:shd w:val="clear" w:color="auto" w:fill="F1F2F1"/>
+            <w:tcMar>
+              <w:top w:w="60" w:type="dxa"/>
+              <w:left w:w="100" w:type="dxa"/>
+              <w:bottom w:w="60" w:type="dxa"/>
+              <w:right w:w="100" w:type="dxa"/>
+            </w:tcMar>
+            <w:vAlign w:val="center"/>
+          </w:tcPr>
+          <w:p>
+            <w:r>
+              <w:rPr>
+                <w:sz w:val="18"/>
+                <w:szCs w:val="18"/>
+              </w:rPr>
+              <w:t xml:space="preserve">FR-15</w:t>
+            </w:r>
+          </w:p>
+        </w:tc>
+      </w:tr>
     </w:tbl>
     <w:p>
       <w:pPr>
@@ -11929,10 +11667,7 @@
         <w:spacing w:after="120"/>
       </w:pPr>
       <w:r>
-        <w:t>Calidad: 49 pruebas automatizadas (pytest), unitarias del dominio y de la API sobre SQLite real, cubren cada regla de R1 a R8 y casos borde como el redondeo del precio, un margen NaN, nombres con distinta capitalización y un intento de inyección SQL. Para comprobar que las pruebas detectan errores reales, se rompieron a propósito R7 y R8 en el código, y en ambos casos fallaron las pruebas correspondientes. Pendiente para la integración (Sprint 2): exigir la autenticación de administrador en las rutas que mo</w:t>
-      </w:r>
-      <w:r>
-        <w:t>difican el catálogo (S1, RNF-03), cuando esté disponible el módulo de seguridad de HU-03.</w:t>
+        <w:t>Calidad: 85 pruebas automatizadas (pytest) — 49 de Destinos y Paquetes más 36 de Clientes, Reservas y el módulo de seguridad —, unitarias del dominio y de la API sobre SQLite real, cubren cada regla de R1 a R17 y casos borde como el redondeo del precio, un margen NaN, nombres con distinta capitalización, un intento de inyección SQL, un token firmado con otra clave y una contraseña que supera el límite de 72 bytes de bcrypt. Para comprobar que las pruebas detectan errores reales, se rompieron a propósito R7 y R8 en el código, y en ambos casos fallaron las pruebas correspondientes. Pendiente para la integración (Sprint 2): exigir la autenticación de administrador en las rutas que modifican el catálogo (S1, RNF-03) — no corresponde a ningún FR de la sección 2, por lo que queda fuera de los dominios HU-01 a HU-05 salvo que el equipo decida agregarlo en el Sprint 2.</w:t>
       </w:r>
     </w:p>
     <w:p>
@@ -12566,6 +12301,74 @@
                 <w:szCs w:val="18"/>
               </w:rPr>
               <w:t>La versión instalada de Starlette marca httpx como obsoleto para TestClient; se cambió a httpx2 y se verificó que las 49 pruebas siguen pasando sin advertencias.</w:t>
+            </w:r>
+          </w:p>
+        </w:tc>
+      </w:tr>
+      <w:tr>
+        <w:trPr>
+          <w:cantSplit/>
+        </w:trPr>
+        <w:tc>
+          <w:tcPr>
+            <w:tcW w:w="2200" w:type="dxa"/>
+            <w:tcMar>
+              <w:top w:w="60" w:type="dxa"/>
+              <w:left w:w="100" w:type="dxa"/>
+              <w:bottom w:w="60" w:type="dxa"/>
+              <w:right w:w="100" w:type="dxa"/>
+            </w:tcMar>
+            <w:vAlign w:val="center"/>
+          </w:tcPr>
+          <w:p>
+            <w:r>
+              <w:rPr>
+                <w:sz w:val="18"/>
+                <w:szCs w:val="18"/>
+              </w:rPr>
+              <w:t xml:space="preserve">Hash de contraseña</w:t>
+            </w:r>
+          </w:p>
+        </w:tc>
+        <w:tc>
+          <w:tcPr>
+            <w:tcW w:w="3450" w:type="dxa"/>
+            <w:tcMar>
+              <w:top w:w="60" w:type="dxa"/>
+              <w:left w:w="100" w:type="dxa"/>
+              <w:bottom w:w="60" w:type="dxa"/>
+              <w:right w:w="100" w:type="dxa"/>
+            </w:tcMar>
+            <w:vAlign w:val="center"/>
+          </w:tcPr>
+          <w:p>
+            <w:r>
+              <w:rPr>
+                <w:sz w:val="18"/>
+                <w:szCs w:val="18"/>
+              </w:rPr>
+              <w:t xml:space="preserve">passlib[bcrypt] vs. bcrypt directo</w:t>
+            </w:r>
+          </w:p>
+        </w:tc>
+        <w:tc>
+          <w:tcPr>
+            <w:tcW w:w="3700" w:type="dxa"/>
+            <w:tcMar>
+              <w:top w:w="60" w:type="dxa"/>
+              <w:left w:w="100" w:type="dxa"/>
+              <w:bottom w:w="60" w:type="dxa"/>
+              <w:right w:w="100" w:type="dxa"/>
+            </w:tcMar>
+            <w:vAlign w:val="center"/>
+          </w:tcPr>
+          <w:p>
+            <w:r>
+              <w:rPr>
+                <w:sz w:val="18"/>
+                <w:szCs w:val="18"/>
+              </w:rPr>
+              <w:t xml:space="preserve">Se intentó passlib[bcrypt] (sugerido en la sección 7.1 original) y falló con AttributeError: module ‘bcrypt’ has no attribute ‘__about__’ — passlib 1.7.4 (sin actualizaciones desde 2020) no es compatible con bcrypt ≥ 4.1. Se cambió a la librería bcrypt directamente, manteniendo el mismo algoritmo y factor de costo.</w:t>
             </w:r>
           </w:p>
         </w:tc>
@@ -12751,7 +12554,7 @@
           </w:tcPr>
           <w:p>
             <w:r>
-              <w:t>passlib[bcrypt] (PyPI oficial), factor de costo 12. Se descarta cualquier hash reversible o sin salt (MD5, SHA-256 plano).</w:t>
+              <w:t>bcrypt (PyPI oficial), factor de costo 12, usado directamente sin passlib: su última versión (1.7.4) es incompatible con bcrypt ≥ 4.1 (ver sección 6). Se descarta cualquier hash reversible o sin salt (MD5, SHA-256 plano).</w:t>
             </w:r>
           </w:p>
         </w:tc>
@@ -13173,6 +12976,19 @@
     </w:p>
     <w:p>
       <w:pPr>
+        <w:pStyle w:val="Prrafodelista"/>
+        <w:numPr>
+          <w:ilvl w:val="0"/>
+          <w:numId w:val="1"/>
+        </w:numPr>
+        <w:spacing w:after="60"/>
+      </w:pPr>
+      <w:r>
+        <w:t xml:space="preserve">Los 4 dominios del Sprint 1 (HU-01 a HU-04): Destinos y Paquetes (Camilo Sepúlveda), Clientes/seguridad y Reservas (Logan Silva), con 85 pruebas automatizadas en total (sección 5.3).</w:t>
+      </w:r>
+    </w:p>
+    <w:p>
+      <w:pPr>
         <w:spacing w:after="120"/>
       </w:pPr>
       <w:r>
@@ -13193,7 +13009,7 @@
         <w:spacing w:after="60"/>
       </w:pPr>
       <w:r>
-        <w:t>HU-01 Destinos y HU-02 Paquetes: implementadas y probadas (sección 5.3). Pendientes HU-03 (autenticación y CRUD de Clientes) y HU-04 (Reservas con validación de cupo y fecha).</w:t>
+        <w:t>Integrar los 4 dominios en un solo flujo de extremo a extremo (registrar destino → armar y publicar paquete → registrar cliente → reservar), más decidir si se agrega autenticación de administrador para las rutas de catálogo (ver nota de la sección 5.3).</w:t>
       </w:r>
     </w:p>
     <w:p>
@@ -13206,7 +13022,7 @@
         <w:spacing w:after="60"/>
       </w:pPr>
       <w:r>
-        <w:t>Pruebas automatizadas de HU-03 y HU-04 (HU-01 y HU-02 ya tienen 49 pruebas), y frontend React/Vite servido desde backend/static/.</w:t>
+        <w:t>Frontend React/Vite servido desde backend/static/.</w:t>
       </w:r>
     </w:p>
     <w:p>

--- a/Informe_Tecnico_Viajes_Aventura.docx
+++ b/Informe_Tecnico_Viajes_Aventura.docx
@@ -9528,7 +9528,7 @@
         <w:spacing w:after="120"/>
       </w:pPr>
       <w:r>
-        <w:t>El Sprint 0 ya se completó (ver Cambio 3 y Cambio 4 en VALIDACION_IA.md). Los Sprints 1 y 2 dejan un único día de margen (4 de octubre) para integrar, probar y cerrar el informe antes de la entrega, por lo que cada integrante implementa su dominio de forma independiente durante el Sprint 1 y la integración se limita a unir ambos lados por la API y la base de datos compartidas, ya definidas en el esqueleto común.</w:t>
+        <w:t>Los Sprints 0 y 1 ya se completaron (ver Cambio 3 a Cambio 7 en VALIDACION_IA.md): los 4 dominios (HU-01 a HU-04) están implementados y probados. El Sprint 2 se reparte así: Camilo Sepúlveda integra los 4 dominios en un flujo único de extremo a extremo y revisa la seguridad del sistema integrado (sección 7.3) — construyó el esqueleto compartido en el Cambio 6 y conoce ambos lados de la API —, y Logan Silva construye el frontend React/Vite (HU-05, RNF-06) sobre las rutas ya existentes. Decisión del equipo del 1 de octubre, registrada en VALIDACION_IA.md (Cambio 8).</w:t>
       </w:r>
     </w:p>
     <w:p>
@@ -13009,7 +13009,7 @@
         <w:spacing w:after="60"/>
       </w:pPr>
       <w:r>
-        <w:t>Integrar los 4 dominios en un solo flujo de extremo a extremo (registrar destino → armar y publicar paquete → registrar cliente → reservar), más decidir si se agrega autenticación de administrador para las rutas de catálogo (ver nota de la sección 5.3).</w:t>
+        <w:t>Integrar los 4 dominios en un solo flujo de extremo a extremo (registrar destino → armar y publicar paquete → registrar cliente → reservar) — Camilo Sepúlveda —, más decidir si se agrega autenticación de administrador para las rutas de catálogo (ver nota de la sección 5.3).</w:t>
       </w:r>
     </w:p>
     <w:p>
@@ -13022,7 +13022,7 @@
         <w:spacing w:after="60"/>
       </w:pPr>
       <w:r>
-        <w:t>Frontend React/Vite servido desde backend/static/.</w:t>
+        <w:t>Frontend React/Vite servido desde backend/static/ — Logan Silva.</w:t>
       </w:r>
     </w:p>
     <w:p>
@@ -13035,7 +13035,7 @@
         <w:spacing w:after="60"/>
       </w:pPr>
       <w:r>
-        <w:t>Revisión de seguridad del sistema integrado (sección 7.3).</w:t>
+        <w:t>Revisión de seguridad del sistema integrado (sección 7.3) — Camilo Sepúlveda.</w:t>
       </w:r>
     </w:p>
     <w:p>

--- a/Informe_Tecnico_Viajes_Aventura.docx
+++ b/Informe_Tecnico_Viajes_Aventura.docx
@@ -210,10 +210,14 @@
           </w:pPr>
           <w:r>
             <w:fldChar w:fldCharType="begin"/>
+          </w:r>
+          <w:r>
             <w:instrText>TOC \h \o "1-2"</w:instrText>
+          </w:r>
+          <w:r>
             <w:fldChar w:fldCharType="separate"/>
           </w:r>
-          <w:hyperlink w:anchor="_Toc241767440" w:history="1">
+          <w:hyperlink w:anchor="_Toc241775405" w:history="1">
             <w:r>
               <w:rPr>
                 <w:rStyle w:val="Hipervnculo"/>
@@ -228,10 +232,40 @@
                 <w:noProof/>
               </w:rPr>
               <w:tab/>
+            </w:r>
+            <w:r>
+              <w:rPr>
+                <w:noProof/>
+              </w:rPr>
               <w:fldChar w:fldCharType="begin"/>
-              <w:instrText xml:space="preserve"> PAGEREF _Toc241767440 \h </w:instrText>
+            </w:r>
+            <w:r>
+              <w:rPr>
+                <w:noProof/>
+              </w:rPr>
+              <w:instrText xml:space="preserve"> PAGEREF _Toc241775405 \h </w:instrText>
+            </w:r>
+            <w:r>
+              <w:rPr>
+                <w:noProof/>
+              </w:rPr>
+            </w:r>
+            <w:r>
+              <w:rPr>
+                <w:noProof/>
+              </w:rPr>
               <w:fldChar w:fldCharType="separate"/>
+            </w:r>
+            <w:r>
+              <w:rPr>
+                <w:noProof/>
+              </w:rPr>
               <w:t>3</w:t>
+            </w:r>
+            <w:r>
+              <w:rPr>
+                <w:noProof/>
+              </w:rPr>
               <w:fldChar w:fldCharType="end"/>
             </w:r>
           </w:hyperlink>
@@ -251,7 +285,7 @@
               <w14:ligatures w14:val="standardContextual"/>
             </w:rPr>
           </w:pPr>
-          <w:hyperlink w:anchor="_Toc241767441" w:history="1">
+          <w:hyperlink w:anchor="_Toc241775406" w:history="1">
             <w:r>
               <w:rPr>
                 <w:rStyle w:val="Hipervnculo"/>
@@ -266,10 +300,40 @@
                 <w:noProof/>
               </w:rPr>
               <w:tab/>
+            </w:r>
+            <w:r>
+              <w:rPr>
+                <w:noProof/>
+              </w:rPr>
               <w:fldChar w:fldCharType="begin"/>
-              <w:instrText xml:space="preserve"> PAGEREF _Toc241767441 \h </w:instrText>
+            </w:r>
+            <w:r>
+              <w:rPr>
+                <w:noProof/>
+              </w:rPr>
+              <w:instrText xml:space="preserve"> PAGEREF _Toc241775406 \h </w:instrText>
+            </w:r>
+            <w:r>
+              <w:rPr>
+                <w:noProof/>
+              </w:rPr>
+            </w:r>
+            <w:r>
+              <w:rPr>
+                <w:noProof/>
+              </w:rPr>
               <w:fldChar w:fldCharType="separate"/>
+            </w:r>
+            <w:r>
+              <w:rPr>
+                <w:noProof/>
+              </w:rPr>
               <w:t>4</w:t>
+            </w:r>
+            <w:r>
+              <w:rPr>
+                <w:noProof/>
+              </w:rPr>
               <w:fldChar w:fldCharType="end"/>
             </w:r>
           </w:hyperlink>
@@ -289,7 +353,7 @@
               <w14:ligatures w14:val="standardContextual"/>
             </w:rPr>
           </w:pPr>
-          <w:hyperlink w:anchor="_Toc241767442" w:history="1">
+          <w:hyperlink w:anchor="_Toc241775407" w:history="1">
             <w:r>
               <w:rPr>
                 <w:rStyle w:val="Hipervnculo"/>
@@ -304,10 +368,40 @@
                 <w:noProof/>
               </w:rPr>
               <w:tab/>
+            </w:r>
+            <w:r>
+              <w:rPr>
+                <w:noProof/>
+              </w:rPr>
               <w:fldChar w:fldCharType="begin"/>
-              <w:instrText xml:space="preserve"> PAGEREF _Toc241767442 \h </w:instrText>
+            </w:r>
+            <w:r>
+              <w:rPr>
+                <w:noProof/>
+              </w:rPr>
+              <w:instrText xml:space="preserve"> PAGEREF _Toc241775407 \h </w:instrText>
+            </w:r>
+            <w:r>
+              <w:rPr>
+                <w:noProof/>
+              </w:rPr>
+            </w:r>
+            <w:r>
+              <w:rPr>
+                <w:noProof/>
+              </w:rPr>
               <w:fldChar w:fldCharType="separate"/>
+            </w:r>
+            <w:r>
+              <w:rPr>
+                <w:noProof/>
+              </w:rPr>
               <w:t>4</w:t>
+            </w:r>
+            <w:r>
+              <w:rPr>
+                <w:noProof/>
+              </w:rPr>
               <w:fldChar w:fldCharType="end"/>
             </w:r>
           </w:hyperlink>
@@ -327,7 +421,7 @@
               <w14:ligatures w14:val="standardContextual"/>
             </w:rPr>
           </w:pPr>
-          <w:hyperlink w:anchor="_Toc241767443" w:history="1">
+          <w:hyperlink w:anchor="_Toc241775408" w:history="1">
             <w:r>
               <w:rPr>
                 <w:rStyle w:val="Hipervnculo"/>
@@ -342,10 +436,40 @@
                 <w:noProof/>
               </w:rPr>
               <w:tab/>
+            </w:r>
+            <w:r>
+              <w:rPr>
+                <w:noProof/>
+              </w:rPr>
               <w:fldChar w:fldCharType="begin"/>
-              <w:instrText xml:space="preserve"> PAGEREF _Toc241767443 \h </w:instrText>
+            </w:r>
+            <w:r>
+              <w:rPr>
+                <w:noProof/>
+              </w:rPr>
+              <w:instrText xml:space="preserve"> PAGEREF _Toc241775408 \h </w:instrText>
+            </w:r>
+            <w:r>
+              <w:rPr>
+                <w:noProof/>
+              </w:rPr>
+            </w:r>
+            <w:r>
+              <w:rPr>
+                <w:noProof/>
+              </w:rPr>
               <w:fldChar w:fldCharType="separate"/>
+            </w:r>
+            <w:r>
+              <w:rPr>
+                <w:noProof/>
+              </w:rPr>
               <w:t>5</w:t>
+            </w:r>
+            <w:r>
+              <w:rPr>
+                <w:noProof/>
+              </w:rPr>
               <w:fldChar w:fldCharType="end"/>
             </w:r>
           </w:hyperlink>
@@ -365,7 +489,7 @@
               <w14:ligatures w14:val="standardContextual"/>
             </w:rPr>
           </w:pPr>
-          <w:hyperlink w:anchor="_Toc241767444" w:history="1">
+          <w:hyperlink w:anchor="_Toc241775409" w:history="1">
             <w:r>
               <w:rPr>
                 <w:rStyle w:val="Hipervnculo"/>
@@ -380,10 +504,40 @@
                 <w:noProof/>
               </w:rPr>
               <w:tab/>
+            </w:r>
+            <w:r>
+              <w:rPr>
+                <w:noProof/>
+              </w:rPr>
               <w:fldChar w:fldCharType="begin"/>
-              <w:instrText xml:space="preserve"> PAGEREF _Toc241767444 \h </w:instrText>
+            </w:r>
+            <w:r>
+              <w:rPr>
+                <w:noProof/>
+              </w:rPr>
+              <w:instrText xml:space="preserve"> PAGEREF _Toc241775409 \h </w:instrText>
+            </w:r>
+            <w:r>
+              <w:rPr>
+                <w:noProof/>
+              </w:rPr>
+            </w:r>
+            <w:r>
+              <w:rPr>
+                <w:noProof/>
+              </w:rPr>
               <w:fldChar w:fldCharType="separate"/>
+            </w:r>
+            <w:r>
+              <w:rPr>
+                <w:noProof/>
+              </w:rPr>
               <w:t>5</w:t>
+            </w:r>
+            <w:r>
+              <w:rPr>
+                <w:noProof/>
+              </w:rPr>
               <w:fldChar w:fldCharType="end"/>
             </w:r>
           </w:hyperlink>
@@ -403,7 +557,7 @@
               <w14:ligatures w14:val="standardContextual"/>
             </w:rPr>
           </w:pPr>
-          <w:hyperlink w:anchor="_Toc241767445" w:history="1">
+          <w:hyperlink w:anchor="_Toc241775410" w:history="1">
             <w:r>
               <w:rPr>
                 <w:rStyle w:val="Hipervnculo"/>
@@ -418,10 +572,40 @@
                 <w:noProof/>
               </w:rPr>
               <w:tab/>
+            </w:r>
+            <w:r>
+              <w:rPr>
+                <w:noProof/>
+              </w:rPr>
               <w:fldChar w:fldCharType="begin"/>
-              <w:instrText xml:space="preserve"> PAGEREF _Toc241767445 \h </w:instrText>
+            </w:r>
+            <w:r>
+              <w:rPr>
+                <w:noProof/>
+              </w:rPr>
+              <w:instrText xml:space="preserve"> PAGEREF _Toc241775410 \h </w:instrText>
+            </w:r>
+            <w:r>
+              <w:rPr>
+                <w:noProof/>
+              </w:rPr>
+            </w:r>
+            <w:r>
+              <w:rPr>
+                <w:noProof/>
+              </w:rPr>
               <w:fldChar w:fldCharType="separate"/>
+            </w:r>
+            <w:r>
+              <w:rPr>
+                <w:noProof/>
+              </w:rPr>
               <w:t>6</w:t>
+            </w:r>
+            <w:r>
+              <w:rPr>
+                <w:noProof/>
+              </w:rPr>
               <w:fldChar w:fldCharType="end"/>
             </w:r>
           </w:hyperlink>
@@ -441,7 +625,7 @@
               <w14:ligatures w14:val="standardContextual"/>
             </w:rPr>
           </w:pPr>
-          <w:hyperlink w:anchor="_Toc241767446" w:history="1">
+          <w:hyperlink w:anchor="_Toc241775411" w:history="1">
             <w:r>
               <w:rPr>
                 <w:rStyle w:val="Hipervnculo"/>
@@ -456,10 +640,40 @@
                 <w:noProof/>
               </w:rPr>
               <w:tab/>
+            </w:r>
+            <w:r>
+              <w:rPr>
+                <w:noProof/>
+              </w:rPr>
               <w:fldChar w:fldCharType="begin"/>
-              <w:instrText xml:space="preserve"> PAGEREF _Toc241767446 \h </w:instrText>
+            </w:r>
+            <w:r>
+              <w:rPr>
+                <w:noProof/>
+              </w:rPr>
+              <w:instrText xml:space="preserve"> PAGEREF _Toc241775411 \h </w:instrText>
+            </w:r>
+            <w:r>
+              <w:rPr>
+                <w:noProof/>
+              </w:rPr>
+            </w:r>
+            <w:r>
+              <w:rPr>
+                <w:noProof/>
+              </w:rPr>
               <w:fldChar w:fldCharType="separate"/>
+            </w:r>
+            <w:r>
+              <w:rPr>
+                <w:noProof/>
+              </w:rPr>
               <w:t>7</w:t>
+            </w:r>
+            <w:r>
+              <w:rPr>
+                <w:noProof/>
+              </w:rPr>
               <w:fldChar w:fldCharType="end"/>
             </w:r>
           </w:hyperlink>
@@ -479,7 +693,7 @@
               <w14:ligatures w14:val="standardContextual"/>
             </w:rPr>
           </w:pPr>
-          <w:hyperlink w:anchor="_Toc241767447" w:history="1">
+          <w:hyperlink w:anchor="_Toc241775412" w:history="1">
             <w:r>
               <w:rPr>
                 <w:rStyle w:val="Hipervnculo"/>
@@ -494,10 +708,40 @@
                 <w:noProof/>
               </w:rPr>
               <w:tab/>
+            </w:r>
+            <w:r>
+              <w:rPr>
+                <w:noProof/>
+              </w:rPr>
               <w:fldChar w:fldCharType="begin"/>
-              <w:instrText xml:space="preserve"> PAGEREF _Toc241767447 \h </w:instrText>
+            </w:r>
+            <w:r>
+              <w:rPr>
+                <w:noProof/>
+              </w:rPr>
+              <w:instrText xml:space="preserve"> PAGEREF _Toc241775412 \h </w:instrText>
+            </w:r>
+            <w:r>
+              <w:rPr>
+                <w:noProof/>
+              </w:rPr>
+            </w:r>
+            <w:r>
+              <w:rPr>
+                <w:noProof/>
+              </w:rPr>
               <w:fldChar w:fldCharType="separate"/>
+            </w:r>
+            <w:r>
+              <w:rPr>
+                <w:noProof/>
+              </w:rPr>
               <w:t>11</w:t>
+            </w:r>
+            <w:r>
+              <w:rPr>
+                <w:noProof/>
+              </w:rPr>
               <w:fldChar w:fldCharType="end"/>
             </w:r>
           </w:hyperlink>
@@ -517,7 +761,7 @@
               <w14:ligatures w14:val="standardContextual"/>
             </w:rPr>
           </w:pPr>
-          <w:hyperlink w:anchor="_Toc241767448" w:history="1">
+          <w:hyperlink w:anchor="_Toc241775413" w:history="1">
             <w:r>
               <w:rPr>
                 <w:rStyle w:val="Hipervnculo"/>
@@ -532,10 +776,40 @@
                 <w:noProof/>
               </w:rPr>
               <w:tab/>
+            </w:r>
+            <w:r>
+              <w:rPr>
+                <w:noProof/>
+              </w:rPr>
               <w:fldChar w:fldCharType="begin"/>
-              <w:instrText xml:space="preserve"> PAGEREF _Toc241767448 \h </w:instrText>
+            </w:r>
+            <w:r>
+              <w:rPr>
+                <w:noProof/>
+              </w:rPr>
+              <w:instrText xml:space="preserve"> PAGEREF _Toc241775413 \h </w:instrText>
+            </w:r>
+            <w:r>
+              <w:rPr>
+                <w:noProof/>
+              </w:rPr>
+            </w:r>
+            <w:r>
+              <w:rPr>
+                <w:noProof/>
+              </w:rPr>
               <w:fldChar w:fldCharType="separate"/>
+            </w:r>
+            <w:r>
+              <w:rPr>
+                <w:noProof/>
+              </w:rPr>
               <w:t>13</w:t>
+            </w:r>
+            <w:r>
+              <w:rPr>
+                <w:noProof/>
+              </w:rPr>
               <w:fldChar w:fldCharType="end"/>
             </w:r>
           </w:hyperlink>
@@ -555,7 +829,7 @@
               <w14:ligatures w14:val="standardContextual"/>
             </w:rPr>
           </w:pPr>
-          <w:hyperlink w:anchor="_Toc241767449" w:history="1">
+          <w:hyperlink w:anchor="_Toc241775414" w:history="1">
             <w:r>
               <w:rPr>
                 <w:rStyle w:val="Hipervnculo"/>
@@ -570,10 +844,40 @@
                 <w:noProof/>
               </w:rPr>
               <w:tab/>
+            </w:r>
+            <w:r>
+              <w:rPr>
+                <w:noProof/>
+              </w:rPr>
               <w:fldChar w:fldCharType="begin"/>
-              <w:instrText xml:space="preserve"> PAGEREF _Toc241767449 \h </w:instrText>
+            </w:r>
+            <w:r>
+              <w:rPr>
+                <w:noProof/>
+              </w:rPr>
+              <w:instrText xml:space="preserve"> PAGEREF _Toc241775414 \h </w:instrText>
+            </w:r>
+            <w:r>
+              <w:rPr>
+                <w:noProof/>
+              </w:rPr>
+            </w:r>
+            <w:r>
+              <w:rPr>
+                <w:noProof/>
+              </w:rPr>
               <w:fldChar w:fldCharType="separate"/>
+            </w:r>
+            <w:r>
+              <w:rPr>
+                <w:noProof/>
+              </w:rPr>
               <w:t>15</w:t>
+            </w:r>
+            <w:r>
+              <w:rPr>
+                <w:noProof/>
+              </w:rPr>
               <w:fldChar w:fldCharType="end"/>
             </w:r>
           </w:hyperlink>
@@ -593,7 +897,7 @@
               <w14:ligatures w14:val="standardContextual"/>
             </w:rPr>
           </w:pPr>
-          <w:hyperlink w:anchor="_Toc241767450" w:history="1">
+          <w:hyperlink w:anchor="_Toc241775415" w:history="1">
             <w:r>
               <w:rPr>
                 <w:rStyle w:val="Hipervnculo"/>
@@ -608,10 +912,40 @@
                 <w:noProof/>
               </w:rPr>
               <w:tab/>
+            </w:r>
+            <w:r>
+              <w:rPr>
+                <w:noProof/>
+              </w:rPr>
               <w:fldChar w:fldCharType="begin"/>
-              <w:instrText xml:space="preserve"> PAGEREF _Toc241767450 \h </w:instrText>
+            </w:r>
+            <w:r>
+              <w:rPr>
+                <w:noProof/>
+              </w:rPr>
+              <w:instrText xml:space="preserve"> PAGEREF _Toc241775415 \h </w:instrText>
+            </w:r>
+            <w:r>
+              <w:rPr>
+                <w:noProof/>
+              </w:rPr>
+            </w:r>
+            <w:r>
+              <w:rPr>
+                <w:noProof/>
+              </w:rPr>
               <w:fldChar w:fldCharType="separate"/>
+            </w:r>
+            <w:r>
+              <w:rPr>
+                <w:noProof/>
+              </w:rPr>
               <w:t>17</w:t>
+            </w:r>
+            <w:r>
+              <w:rPr>
+                <w:noProof/>
+              </w:rPr>
               <w:fldChar w:fldCharType="end"/>
             </w:r>
           </w:hyperlink>
@@ -631,7 +965,7 @@
               <w14:ligatures w14:val="standardContextual"/>
             </w:rPr>
           </w:pPr>
-          <w:hyperlink w:anchor="_Toc241767451" w:history="1">
+          <w:hyperlink w:anchor="_Toc241775416" w:history="1">
             <w:r>
               <w:rPr>
                 <w:rStyle w:val="Hipervnculo"/>
@@ -646,10 +980,40 @@
                 <w:noProof/>
               </w:rPr>
               <w:tab/>
+            </w:r>
+            <w:r>
+              <w:rPr>
+                <w:noProof/>
+              </w:rPr>
               <w:fldChar w:fldCharType="begin"/>
-              <w:instrText xml:space="preserve"> PAGEREF _Toc241767451 \h </w:instrText>
+            </w:r>
+            <w:r>
+              <w:rPr>
+                <w:noProof/>
+              </w:rPr>
+              <w:instrText xml:space="preserve"> PAGEREF _Toc241775416 \h </w:instrText>
+            </w:r>
+            <w:r>
+              <w:rPr>
+                <w:noProof/>
+              </w:rPr>
+            </w:r>
+            <w:r>
+              <w:rPr>
+                <w:noProof/>
+              </w:rPr>
               <w:fldChar w:fldCharType="separate"/>
+            </w:r>
+            <w:r>
+              <w:rPr>
+                <w:noProof/>
+              </w:rPr>
               <w:t>17</w:t>
+            </w:r>
+            <w:r>
+              <w:rPr>
+                <w:noProof/>
+              </w:rPr>
               <w:fldChar w:fldCharType="end"/>
             </w:r>
           </w:hyperlink>
@@ -669,7 +1033,7 @@
               <w14:ligatures w14:val="standardContextual"/>
             </w:rPr>
           </w:pPr>
-          <w:hyperlink w:anchor="_Toc241767452" w:history="1">
+          <w:hyperlink w:anchor="_Toc241775417" w:history="1">
             <w:r>
               <w:rPr>
                 <w:rStyle w:val="Hipervnculo"/>
@@ -684,10 +1048,40 @@
                 <w:noProof/>
               </w:rPr>
               <w:tab/>
+            </w:r>
+            <w:r>
+              <w:rPr>
+                <w:noProof/>
+              </w:rPr>
               <w:fldChar w:fldCharType="begin"/>
-              <w:instrText xml:space="preserve"> PAGEREF _Toc241767452 \h </w:instrText>
+            </w:r>
+            <w:r>
+              <w:rPr>
+                <w:noProof/>
+              </w:rPr>
+              <w:instrText xml:space="preserve"> PAGEREF _Toc241775417 \h </w:instrText>
+            </w:r>
+            <w:r>
+              <w:rPr>
+                <w:noProof/>
+              </w:rPr>
+            </w:r>
+            <w:r>
+              <w:rPr>
+                <w:noProof/>
+              </w:rPr>
               <w:fldChar w:fldCharType="separate"/>
+            </w:r>
+            <w:r>
+              <w:rPr>
+                <w:noProof/>
+              </w:rPr>
               <w:t>17</w:t>
+            </w:r>
+            <w:r>
+              <w:rPr>
+                <w:noProof/>
+              </w:rPr>
               <w:fldChar w:fldCharType="end"/>
             </w:r>
           </w:hyperlink>
@@ -707,7 +1101,7 @@
               <w14:ligatures w14:val="standardContextual"/>
             </w:rPr>
           </w:pPr>
-          <w:hyperlink w:anchor="_Toc241767453" w:history="1">
+          <w:hyperlink w:anchor="_Toc241775418" w:history="1">
             <w:r>
               <w:rPr>
                 <w:rStyle w:val="Hipervnculo"/>
@@ -722,10 +1116,40 @@
                 <w:noProof/>
               </w:rPr>
               <w:tab/>
+            </w:r>
+            <w:r>
+              <w:rPr>
+                <w:noProof/>
+              </w:rPr>
               <w:fldChar w:fldCharType="begin"/>
-              <w:instrText xml:space="preserve"> PAGEREF _Toc241767453 \h </w:instrText>
+            </w:r>
+            <w:r>
+              <w:rPr>
+                <w:noProof/>
+              </w:rPr>
+              <w:instrText xml:space="preserve"> PAGEREF _Toc241775418 \h </w:instrText>
+            </w:r>
+            <w:r>
+              <w:rPr>
+                <w:noProof/>
+              </w:rPr>
+            </w:r>
+            <w:r>
+              <w:rPr>
+                <w:noProof/>
+              </w:rPr>
               <w:fldChar w:fldCharType="separate"/>
+            </w:r>
+            <w:r>
+              <w:rPr>
+                <w:noProof/>
+              </w:rPr>
               <w:t>17</w:t>
+            </w:r>
+            <w:r>
+              <w:rPr>
+                <w:noProof/>
+              </w:rPr>
               <w:fldChar w:fldCharType="end"/>
             </w:r>
           </w:hyperlink>
@@ -745,7 +1169,7 @@
               <w14:ligatures w14:val="standardContextual"/>
             </w:rPr>
           </w:pPr>
-          <w:hyperlink w:anchor="_Toc241767454" w:history="1">
+          <w:hyperlink w:anchor="_Toc241775419" w:history="1">
             <w:r>
               <w:rPr>
                 <w:rStyle w:val="Hipervnculo"/>
@@ -760,10 +1184,40 @@
                 <w:noProof/>
               </w:rPr>
               <w:tab/>
+            </w:r>
+            <w:r>
+              <w:rPr>
+                <w:noProof/>
+              </w:rPr>
               <w:fldChar w:fldCharType="begin"/>
-              <w:instrText xml:space="preserve"> PAGEREF _Toc241767454 \h </w:instrText>
+            </w:r>
+            <w:r>
+              <w:rPr>
+                <w:noProof/>
+              </w:rPr>
+              <w:instrText xml:space="preserve"> PAGEREF _Toc241775419 \h </w:instrText>
+            </w:r>
+            <w:r>
+              <w:rPr>
+                <w:noProof/>
+              </w:rPr>
+            </w:r>
+            <w:r>
+              <w:rPr>
+                <w:noProof/>
+              </w:rPr>
               <w:fldChar w:fldCharType="separate"/>
+            </w:r>
+            <w:r>
+              <w:rPr>
+                <w:noProof/>
+              </w:rPr>
               <w:t>18</w:t>
+            </w:r>
+            <w:r>
+              <w:rPr>
+                <w:noProof/>
+              </w:rPr>
               <w:fldChar w:fldCharType="end"/>
             </w:r>
           </w:hyperlink>
@@ -783,7 +1237,7 @@
               <w14:ligatures w14:val="standardContextual"/>
             </w:rPr>
           </w:pPr>
-          <w:hyperlink w:anchor="_Toc241767455" w:history="1">
+          <w:hyperlink w:anchor="_Toc241775420" w:history="1">
             <w:r>
               <w:rPr>
                 <w:rStyle w:val="Hipervnculo"/>
@@ -798,10 +1252,40 @@
                 <w:noProof/>
               </w:rPr>
               <w:tab/>
+            </w:r>
+            <w:r>
+              <w:rPr>
+                <w:noProof/>
+              </w:rPr>
               <w:fldChar w:fldCharType="begin"/>
-              <w:instrText xml:space="preserve"> PAGEREF _Toc241767455 \h </w:instrText>
+            </w:r>
+            <w:r>
+              <w:rPr>
+                <w:noProof/>
+              </w:rPr>
+              <w:instrText xml:space="preserve"> PAGEREF _Toc241775420 \h </w:instrText>
+            </w:r>
+            <w:r>
+              <w:rPr>
+                <w:noProof/>
+              </w:rPr>
+            </w:r>
+            <w:r>
+              <w:rPr>
+                <w:noProof/>
+              </w:rPr>
               <w:fldChar w:fldCharType="separate"/>
+            </w:r>
+            <w:r>
+              <w:rPr>
+                <w:noProof/>
+              </w:rPr>
               <w:t>18</w:t>
+            </w:r>
+            <w:r>
+              <w:rPr>
+                <w:noProof/>
+              </w:rPr>
               <w:fldChar w:fldCharType="end"/>
             </w:r>
           </w:hyperlink>
@@ -821,7 +1305,7 @@
               <w14:ligatures w14:val="standardContextual"/>
             </w:rPr>
           </w:pPr>
-          <w:hyperlink w:anchor="_Toc241767456" w:history="1">
+          <w:hyperlink w:anchor="_Toc241775421" w:history="1">
             <w:r>
               <w:rPr>
                 <w:rStyle w:val="Hipervnculo"/>
@@ -836,10 +1320,40 @@
                 <w:noProof/>
               </w:rPr>
               <w:tab/>
+            </w:r>
+            <w:r>
+              <w:rPr>
+                <w:noProof/>
+              </w:rPr>
               <w:fldChar w:fldCharType="begin"/>
-              <w:instrText xml:space="preserve"> PAGEREF _Toc241767456 \h </w:instrText>
+            </w:r>
+            <w:r>
+              <w:rPr>
+                <w:noProof/>
+              </w:rPr>
+              <w:instrText xml:space="preserve"> PAGEREF _Toc241775421 \h </w:instrText>
+            </w:r>
+            <w:r>
+              <w:rPr>
+                <w:noProof/>
+              </w:rPr>
+            </w:r>
+            <w:r>
+              <w:rPr>
+                <w:noProof/>
+              </w:rPr>
               <w:fldChar w:fldCharType="separate"/>
+            </w:r>
+            <w:r>
+              <w:rPr>
+                <w:noProof/>
+              </w:rPr>
               <w:t>18</w:t>
+            </w:r>
+            <w:r>
+              <w:rPr>
+                <w:noProof/>
+              </w:rPr>
               <w:fldChar w:fldCharType="end"/>
             </w:r>
           </w:hyperlink>
@@ -859,7 +1373,7 @@
               <w14:ligatures w14:val="standardContextual"/>
             </w:rPr>
           </w:pPr>
-          <w:hyperlink w:anchor="_Toc241767457" w:history="1">
+          <w:hyperlink w:anchor="_Toc241775422" w:history="1">
             <w:r>
               <w:rPr>
                 <w:rStyle w:val="Hipervnculo"/>
@@ -874,10 +1388,40 @@
                 <w:noProof/>
               </w:rPr>
               <w:tab/>
+            </w:r>
+            <w:r>
+              <w:rPr>
+                <w:noProof/>
+              </w:rPr>
               <w:fldChar w:fldCharType="begin"/>
-              <w:instrText xml:space="preserve"> PAGEREF _Toc241767457 \h </w:instrText>
+            </w:r>
+            <w:r>
+              <w:rPr>
+                <w:noProof/>
+              </w:rPr>
+              <w:instrText xml:space="preserve"> PAGEREF _Toc241775422 \h </w:instrText>
+            </w:r>
+            <w:r>
+              <w:rPr>
+                <w:noProof/>
+              </w:rPr>
+            </w:r>
+            <w:r>
+              <w:rPr>
+                <w:noProof/>
+              </w:rPr>
               <w:fldChar w:fldCharType="separate"/>
+            </w:r>
+            <w:r>
+              <w:rPr>
+                <w:noProof/>
+              </w:rPr>
               <w:t>19</w:t>
+            </w:r>
+            <w:r>
+              <w:rPr>
+                <w:noProof/>
+              </w:rPr>
               <w:fldChar w:fldCharType="end"/>
             </w:r>
           </w:hyperlink>
@@ -897,7 +1441,7 @@
               <w14:ligatures w14:val="standardContextual"/>
             </w:rPr>
           </w:pPr>
-          <w:hyperlink w:anchor="_Toc241767458" w:history="1">
+          <w:hyperlink w:anchor="_Toc241775423" w:history="1">
             <w:r>
               <w:rPr>
                 <w:rStyle w:val="Hipervnculo"/>
@@ -912,10 +1456,40 @@
                 <w:noProof/>
               </w:rPr>
               <w:tab/>
+            </w:r>
+            <w:r>
+              <w:rPr>
+                <w:noProof/>
+              </w:rPr>
               <w:fldChar w:fldCharType="begin"/>
-              <w:instrText xml:space="preserve"> PAGEREF _Toc241767458 \h </w:instrText>
+            </w:r>
+            <w:r>
+              <w:rPr>
+                <w:noProof/>
+              </w:rPr>
+              <w:instrText xml:space="preserve"> PAGEREF _Toc241775423 \h </w:instrText>
+            </w:r>
+            <w:r>
+              <w:rPr>
+                <w:noProof/>
+              </w:rPr>
+            </w:r>
+            <w:r>
+              <w:rPr>
+                <w:noProof/>
+              </w:rPr>
               <w:fldChar w:fldCharType="separate"/>
-              <w:t>20</w:t>
+            </w:r>
+            <w:r>
+              <w:rPr>
+                <w:noProof/>
+              </w:rPr>
+              <w:t>21</w:t>
+            </w:r>
+            <w:r>
+              <w:rPr>
+                <w:noProof/>
+              </w:rPr>
               <w:fldChar w:fldCharType="end"/>
             </w:r>
           </w:hyperlink>
@@ -935,7 +1509,7 @@
               <w14:ligatures w14:val="standardContextual"/>
             </w:rPr>
           </w:pPr>
-          <w:hyperlink w:anchor="_Toc241767459" w:history="1">
+          <w:hyperlink w:anchor="_Toc241775424" w:history="1">
             <w:r>
               <w:rPr>
                 <w:rStyle w:val="Hipervnculo"/>
@@ -950,10 +1524,40 @@
                 <w:noProof/>
               </w:rPr>
               <w:tab/>
+            </w:r>
+            <w:r>
+              <w:rPr>
+                <w:noProof/>
+              </w:rPr>
               <w:fldChar w:fldCharType="begin"/>
-              <w:instrText xml:space="preserve"> PAGEREF _Toc241767459 \h </w:instrText>
+            </w:r>
+            <w:r>
+              <w:rPr>
+                <w:noProof/>
+              </w:rPr>
+              <w:instrText xml:space="preserve"> PAGEREF _Toc241775424 \h </w:instrText>
+            </w:r>
+            <w:r>
+              <w:rPr>
+                <w:noProof/>
+              </w:rPr>
+            </w:r>
+            <w:r>
+              <w:rPr>
+                <w:noProof/>
+              </w:rPr>
               <w:fldChar w:fldCharType="separate"/>
-              <w:t>21</w:t>
+            </w:r>
+            <w:r>
+              <w:rPr>
+                <w:noProof/>
+              </w:rPr>
+              <w:t>23</w:t>
+            </w:r>
+            <w:r>
+              <w:rPr>
+                <w:noProof/>
+              </w:rPr>
               <w:fldChar w:fldCharType="end"/>
             </w:r>
           </w:hyperlink>
@@ -973,7 +1577,7 @@
               <w14:ligatures w14:val="standardContextual"/>
             </w:rPr>
           </w:pPr>
-          <w:hyperlink w:anchor="_Toc241767460" w:history="1">
+          <w:hyperlink w:anchor="_Toc241775425" w:history="1">
             <w:r>
               <w:rPr>
                 <w:rStyle w:val="Hipervnculo"/>
@@ -988,10 +1592,40 @@
                 <w:noProof/>
               </w:rPr>
               <w:tab/>
+            </w:r>
+            <w:r>
+              <w:rPr>
+                <w:noProof/>
+              </w:rPr>
               <w:fldChar w:fldCharType="begin"/>
-              <w:instrText xml:space="preserve"> PAGEREF _Toc241767460 \h </w:instrText>
+            </w:r>
+            <w:r>
+              <w:rPr>
+                <w:noProof/>
+              </w:rPr>
+              <w:instrText xml:space="preserve"> PAGEREF _Toc241775425 \h </w:instrText>
+            </w:r>
+            <w:r>
+              <w:rPr>
+                <w:noProof/>
+              </w:rPr>
+            </w:r>
+            <w:r>
+              <w:rPr>
+                <w:noProof/>
+              </w:rPr>
               <w:fldChar w:fldCharType="separate"/>
-              <w:t>21</w:t>
+            </w:r>
+            <w:r>
+              <w:rPr>
+                <w:noProof/>
+              </w:rPr>
+              <w:t>23</w:t>
+            </w:r>
+            <w:r>
+              <w:rPr>
+                <w:noProof/>
+              </w:rPr>
               <w:fldChar w:fldCharType="end"/>
             </w:r>
           </w:hyperlink>
@@ -1011,7 +1645,7 @@
               <w14:ligatures w14:val="standardContextual"/>
             </w:rPr>
           </w:pPr>
-          <w:hyperlink w:anchor="_Toc241767461" w:history="1">
+          <w:hyperlink w:anchor="_Toc241775426" w:history="1">
             <w:r>
               <w:rPr>
                 <w:rStyle w:val="Hipervnculo"/>
@@ -1026,10 +1660,40 @@
                 <w:noProof/>
               </w:rPr>
               <w:tab/>
+            </w:r>
+            <w:r>
+              <w:rPr>
+                <w:noProof/>
+              </w:rPr>
               <w:fldChar w:fldCharType="begin"/>
-              <w:instrText xml:space="preserve"> PAGEREF _Toc241767461 \h </w:instrText>
+            </w:r>
+            <w:r>
+              <w:rPr>
+                <w:noProof/>
+              </w:rPr>
+              <w:instrText xml:space="preserve"> PAGEREF _Toc241775426 \h </w:instrText>
+            </w:r>
+            <w:r>
+              <w:rPr>
+                <w:noProof/>
+              </w:rPr>
+            </w:r>
+            <w:r>
+              <w:rPr>
+                <w:noProof/>
+              </w:rPr>
               <w:fldChar w:fldCharType="separate"/>
-              <w:t>21</w:t>
+            </w:r>
+            <w:r>
+              <w:rPr>
+                <w:noProof/>
+              </w:rPr>
+              <w:t>23</w:t>
+            </w:r>
+            <w:r>
+              <w:rPr>
+                <w:noProof/>
+              </w:rPr>
               <w:fldChar w:fldCharType="end"/>
             </w:r>
           </w:hyperlink>
@@ -1049,7 +1713,7 @@
               <w14:ligatures w14:val="standardContextual"/>
             </w:rPr>
           </w:pPr>
-          <w:hyperlink w:anchor="_Toc241767462" w:history="1">
+          <w:hyperlink w:anchor="_Toc241775427" w:history="1">
             <w:r>
               <w:rPr>
                 <w:rStyle w:val="Hipervnculo"/>
@@ -1064,10 +1728,40 @@
                 <w:noProof/>
               </w:rPr>
               <w:tab/>
+            </w:r>
+            <w:r>
+              <w:rPr>
+                <w:noProof/>
+              </w:rPr>
               <w:fldChar w:fldCharType="begin"/>
-              <w:instrText xml:space="preserve"> PAGEREF _Toc241767462 \h </w:instrText>
+            </w:r>
+            <w:r>
+              <w:rPr>
+                <w:noProof/>
+              </w:rPr>
+              <w:instrText xml:space="preserve"> PAGEREF _Toc241775427 \h </w:instrText>
+            </w:r>
+            <w:r>
+              <w:rPr>
+                <w:noProof/>
+              </w:rPr>
+            </w:r>
+            <w:r>
+              <w:rPr>
+                <w:noProof/>
+              </w:rPr>
               <w:fldChar w:fldCharType="separate"/>
-              <w:t>21</w:t>
+            </w:r>
+            <w:r>
+              <w:rPr>
+                <w:noProof/>
+              </w:rPr>
+              <w:t>23</w:t>
+            </w:r>
+            <w:r>
+              <w:rPr>
+                <w:noProof/>
+              </w:rPr>
               <w:fldChar w:fldCharType="end"/>
             </w:r>
           </w:hyperlink>
@@ -1087,7 +1781,7 @@
               <w14:ligatures w14:val="standardContextual"/>
             </w:rPr>
           </w:pPr>
-          <w:hyperlink w:anchor="_Toc241767463" w:history="1">
+          <w:hyperlink w:anchor="_Toc241775428" w:history="1">
             <w:r>
               <w:rPr>
                 <w:rStyle w:val="Hipervnculo"/>
@@ -1102,10 +1796,40 @@
                 <w:noProof/>
               </w:rPr>
               <w:tab/>
+            </w:r>
+            <w:r>
+              <w:rPr>
+                <w:noProof/>
+              </w:rPr>
               <w:fldChar w:fldCharType="begin"/>
-              <w:instrText xml:space="preserve"> PAGEREF _Toc241767463 \h </w:instrText>
+            </w:r>
+            <w:r>
+              <w:rPr>
+                <w:noProof/>
+              </w:rPr>
+              <w:instrText xml:space="preserve"> PAGEREF _Toc241775428 \h </w:instrText>
+            </w:r>
+            <w:r>
+              <w:rPr>
+                <w:noProof/>
+              </w:rPr>
+            </w:r>
+            <w:r>
+              <w:rPr>
+                <w:noProof/>
+              </w:rPr>
               <w:fldChar w:fldCharType="separate"/>
-              <w:t>23</w:t>
+            </w:r>
+            <w:r>
+              <w:rPr>
+                <w:noProof/>
+              </w:rPr>
+              <w:t>26</w:t>
+            </w:r>
+            <w:r>
+              <w:rPr>
+                <w:noProof/>
+              </w:rPr>
               <w:fldChar w:fldCharType="end"/>
             </w:r>
           </w:hyperlink>
@@ -1130,7 +1854,7 @@
         </w:pBdr>
         <w:spacing w:before="240" w:after="120"/>
       </w:pPr>
-      <w:bookmarkStart w:id="0" w:name="_Toc241767440"/>
+      <w:bookmarkStart w:id="0" w:name="_Toc241775405"/>
       <w:r>
         <w:rPr>
           <w:b/>
@@ -1198,7 +1922,7 @@
         </w:pBdr>
         <w:spacing w:before="240" w:after="120"/>
       </w:pPr>
-      <w:bookmarkStart w:id="1" w:name="_Toc241767441"/>
+      <w:bookmarkStart w:id="1" w:name="_Toc241775406"/>
       <w:r>
         <w:rPr>
           <w:b/>
@@ -1224,7 +1948,7 @@
         <w:pStyle w:val="Ttulo2"/>
         <w:spacing w:before="240" w:after="120"/>
       </w:pPr>
-      <w:bookmarkStart w:id="2" w:name="_Toc241767442"/>
+      <w:bookmarkStart w:id="2" w:name="_Toc241775407"/>
       <w:r>
         <w:rPr>
           <w:b/>
@@ -2413,7 +3137,7 @@
         <w:pStyle w:val="Ttulo2"/>
         <w:spacing w:before="240" w:after="120"/>
       </w:pPr>
-      <w:bookmarkStart w:id="3" w:name="_Toc241767443"/>
+      <w:bookmarkStart w:id="3" w:name="_Toc241775408"/>
       <w:r>
         <w:rPr>
           <w:b/>
@@ -3098,7 +3822,7 @@
         <w:pStyle w:val="Ttulo2"/>
         <w:spacing w:before="240" w:after="120"/>
       </w:pPr>
-      <w:bookmarkStart w:id="4" w:name="_Toc241767444"/>
+      <w:bookmarkStart w:id="4" w:name="_Toc241775409"/>
       <w:r>
         <w:rPr>
           <w:b/>
@@ -3460,7 +4184,7 @@
         </w:pBdr>
         <w:spacing w:before="240" w:after="120"/>
       </w:pPr>
-      <w:bookmarkStart w:id="5" w:name="_Toc241767445"/>
+      <w:bookmarkStart w:id="5" w:name="_Toc241775410"/>
       <w:r>
         <w:rPr>
           <w:b/>
@@ -4049,7 +4773,7 @@
         <w:pStyle w:val="Ttulo2"/>
         <w:spacing w:before="240" w:after="120"/>
       </w:pPr>
-      <w:bookmarkStart w:id="6" w:name="_Toc241767446"/>
+      <w:bookmarkStart w:id="6" w:name="_Toc241775411"/>
       <w:r>
         <w:rPr>
           <w:b/>
@@ -4364,7 +5088,7 @@
         <w:pStyle w:val="Ttulo2"/>
         <w:spacing w:before="240" w:after="120"/>
       </w:pPr>
-      <w:bookmarkStart w:id="7" w:name="_Toc241767447"/>
+      <w:bookmarkStart w:id="7" w:name="_Toc241775412"/>
       <w:r>
         <w:rPr>
           <w:b/>
@@ -5780,7 +6504,7 @@
         <w:pStyle w:val="Ttulo2"/>
         <w:spacing w:before="240" w:after="120"/>
       </w:pPr>
-      <w:bookmarkStart w:id="8" w:name="_Toc241767448"/>
+      <w:bookmarkStart w:id="8" w:name="_Toc241775413"/>
       <w:r>
         <w:rPr>
           <w:b/>
@@ -6017,7 +6741,7 @@
         </w:rPr>
         <w:drawing>
           <wp:inline distT="0" distB="0" distL="0" distR="0" wp14:anchorId="3AA3CAD9" wp14:editId="38A9BCA0">
-            <wp:extent cx="5700000" cy="2275637"/>
+            <wp:extent cx="5700000" cy="1817602"/>
             <wp:effectExtent l="0" t="0" r="0" b="0"/>
             <wp:docPr id="106" name="Clases persistencia"/>
             <wp:cNvGraphicFramePr>
@@ -6041,7 +6765,7 @@
                   <pic:spPr>
                     <a:xfrm>
                       <a:off x="0" y="0"/>
-                      <a:ext cx="5700000" cy="2275637"/>
+                      <a:ext cx="5700000" cy="1817602"/>
                     </a:xfrm>
                     <a:prstGeom prst="rect">
                       <a:avLst/>
@@ -6088,7 +6812,7 @@
         <w:pStyle w:val="Ttulo2"/>
         <w:spacing w:before="240" w:after="120"/>
       </w:pPr>
-      <w:bookmarkStart w:id="9" w:name="_Toc241767449"/>
+      <w:bookmarkStart w:id="9" w:name="_Toc241775414"/>
       <w:r>
         <w:rPr>
           <w:b/>
@@ -7961,7 +8685,7 @@
                 <w:sz w:val="18"/>
                 <w:szCs w:val="18"/>
               </w:rPr>
-              <w:t>Repositorio&lt;T&gt; y sus cuatro subclases</w:t>
+              <w:t>Repositorio&lt;T&gt; y sus cinco subclases</w:t>
             </w:r>
           </w:p>
         </w:tc>
@@ -8182,7 +8906,7 @@
         </w:pBdr>
         <w:spacing w:before="240" w:after="120"/>
       </w:pPr>
-      <w:bookmarkStart w:id="10" w:name="_Toc241767450"/>
+      <w:bookmarkStart w:id="10" w:name="_Toc241775415"/>
       <w:r>
         <w:rPr>
           <w:b/>
@@ -8208,7 +8932,7 @@
         <w:pStyle w:val="Ttulo2"/>
         <w:spacing w:before="240" w:after="120"/>
       </w:pPr>
-      <w:bookmarkStart w:id="11" w:name="_Toc241767451"/>
+      <w:bookmarkStart w:id="11" w:name="_Toc241775416"/>
       <w:r>
         <w:rPr>
           <w:b/>
@@ -8495,7 +9219,7 @@
         <w:pStyle w:val="Ttulo2"/>
         <w:spacing w:before="240" w:after="120"/>
       </w:pPr>
-      <w:bookmarkStart w:id="12" w:name="_Toc241767452"/>
+      <w:bookmarkStart w:id="12" w:name="_Toc241775417"/>
       <w:r>
         <w:rPr>
           <w:b/>
@@ -9101,7 +9825,7 @@
         <w:pStyle w:val="Ttulo2"/>
         <w:spacing w:before="240" w:after="120"/>
       </w:pPr>
-      <w:bookmarkStart w:id="13" w:name="_Toc241767453"/>
+      <w:bookmarkStart w:id="13" w:name="_Toc241775418"/>
       <w:r>
         <w:rPr>
           <w:b/>
@@ -9539,7 +10263,7 @@
         </w:pBdr>
         <w:spacing w:before="240" w:after="120"/>
       </w:pPr>
-      <w:bookmarkStart w:id="14" w:name="_Toc241767454"/>
+      <w:bookmarkStart w:id="14" w:name="_Toc241775419"/>
       <w:r>
         <w:rPr>
           <w:b/>
@@ -9557,7 +10281,7 @@
         <w:pStyle w:val="Ttulo2"/>
         <w:spacing w:before="240" w:after="120"/>
       </w:pPr>
-      <w:bookmarkStart w:id="15" w:name="_Toc241767455"/>
+      <w:bookmarkStart w:id="15" w:name="_Toc241775420"/>
       <w:r>
         <w:rPr>
           <w:b/>
@@ -9591,7 +10315,7 @@
         <w:pStyle w:val="Ttulo2"/>
         <w:spacing w:before="240" w:after="120"/>
       </w:pPr>
-      <w:bookmarkStart w:id="16" w:name="_Toc241767456"/>
+      <w:bookmarkStart w:id="16" w:name="_Toc241775421"/>
       <w:r>
         <w:rPr>
           <w:b/>
@@ -9903,6 +10627,54 @@
                 <w:sz w:val="18"/>
                 <w:szCs w:val="18"/>
               </w:rPr>
+              <w:t>administradores</w:t>
+            </w:r>
+          </w:p>
+        </w:tc>
+        <w:tc>
+          <w:tcPr>
+            <w:tcW w:w="7026" w:type="dxa"/>
+            <w:tcMar>
+              <w:top w:w="60" w:type="dxa"/>
+              <w:left w:w="100" w:type="dxa"/>
+              <w:bottom w:w="60" w:type="dxa"/>
+              <w:right w:w="100" w:type="dxa"/>
+            </w:tcMar>
+            <w:vAlign w:val="center"/>
+          </w:tcPr>
+          <w:p>
+            <w:r>
+              <w:rPr>
+                <w:sz w:val="18"/>
+                <w:szCs w:val="18"/>
+              </w:rPr>
+              <w:t>S1 (correo UNIQUE), R10 (hash_contrasena). No hay registro público: se crean desde la consola con python -m app.crear_administrador</w:t>
+            </w:r>
+          </w:p>
+        </w:tc>
+      </w:tr>
+      <w:tr>
+        <w:trPr>
+          <w:cantSplit/>
+        </w:trPr>
+        <w:tc>
+          <w:tcPr>
+            <w:tcW w:w="2000" w:type="dxa"/>
+            <w:shd w:val="clear" w:color="auto" w:fill="F1F2F1"/>
+            <w:tcMar>
+              <w:top w:w="60" w:type="dxa"/>
+              <w:left w:w="100" w:type="dxa"/>
+              <w:bottom w:w="60" w:type="dxa"/>
+              <w:right w:w="100" w:type="dxa"/>
+            </w:tcMar>
+            <w:vAlign w:val="center"/>
+          </w:tcPr>
+          <w:p>
+            <w:r>
+              <w:rPr>
+                <w:sz w:val="18"/>
+                <w:szCs w:val="18"/>
+              </w:rPr>
               <w:t>reservas</w:t>
             </w:r>
           </w:p>
@@ -9910,6 +10682,7 @@
         <w:tc>
           <w:tcPr>
             <w:tcW w:w="7026" w:type="dxa"/>
+            <w:shd w:val="clear" w:color="auto" w:fill="F1F2F1"/>
             <w:tcMar>
               <w:top w:w="60" w:type="dxa"/>
               <w:left w:w="100" w:type="dxa"/>
@@ -9948,7 +10721,7 @@
         <w:pStyle w:val="Ttulo2"/>
         <w:spacing w:before="240" w:after="120"/>
       </w:pPr>
-      <w:bookmarkStart w:id="17" w:name="_Toc241767457"/>
+      <w:bookmarkStart w:id="17" w:name="_Toc241775422"/>
       <w:r>
         <w:rPr>
           <w:b/>
@@ -9966,7 +10739,7 @@
         <w:spacing w:after="120"/>
       </w:pPr>
       <w:r>
-        <w:t>Avance del Sprint 1 al 1 de octubre (completado antes de lo planificado): están implementados el esqueleto compartido (conexión, esquema, Repositorio&lt;T&gt;, manejo de errores) y los 4 dominios — HU-01 Destinos y HU-02 Paquetes (Camilo Sepúlveda), HU-03 Clientes y seguridad y HU-04 Reservas (Logan Silva), estos últimos con hash de contraseña y token de sesión (sección 7.1) — sobre las mismas tablas y la misma clase Repositorio&lt;T&gt;. Rutas disponibles (documentación interactiva en /docs):</w:t>
+        <w:t>Avance al 1 de octubre: el Sprint 1 se completó antes de lo planificado (los 4 dominios, HU-01 a HU-04) y, como parte del Sprint 2, se integraron en un flujo único y se revisó la seguridad del sistema integrado (sección 7.3). Las rutas que modifican el catálogo exigen sesión de administrador (S1, RNF-03): sin token responden 401 y con un token de cliente, 403. Rutas disponibles (documentación interactiva en /docs):</w:t>
       </w:r>
     </w:p>
     <w:tbl>
@@ -9988,10 +10761,11 @@
         <w:tblLook w:val="04A0" w:firstRow="1" w:lastRow="0" w:firstColumn="1" w:lastColumn="0" w:noHBand="0" w:noVBand="1"/>
       </w:tblPr>
       <w:tblGrid>
+        <w:gridCol w:w="900"/>
+        <w:gridCol w:w="2850"/>
+        <w:gridCol w:w="3176"/>
         <w:gridCol w:w="1000"/>
-        <w:gridCol w:w="3000"/>
-        <w:gridCol w:w="3526"/>
-        <w:gridCol w:w="1500"/>
+        <w:gridCol w:w="1100"/>
       </w:tblGrid>
       <w:tr>
         <w:trPr>
@@ -10000,7 +10774,7 @@
         </w:trPr>
         <w:tc>
           <w:tcPr>
-            <w:tcW w:w="1000" w:type="dxa"/>
+            <w:tcW w:w="900" w:type="dxa"/>
             <w:shd w:val="clear" w:color="auto" w:fill="AF2A2A"/>
             <w:tcMar>
               <w:top w:w="60" w:type="dxa"/>
@@ -10025,7 +10799,7 @@
         </w:tc>
         <w:tc>
           <w:tcPr>
-            <w:tcW w:w="3000" w:type="dxa"/>
+            <w:tcW w:w="2850" w:type="dxa"/>
             <w:shd w:val="clear" w:color="auto" w:fill="AF2A2A"/>
             <w:tcMar>
               <w:top w:w="60" w:type="dxa"/>
@@ -10050,7 +10824,7 @@
         </w:tc>
         <w:tc>
           <w:tcPr>
-            <w:tcW w:w="3526" w:type="dxa"/>
+            <w:tcW w:w="3176" w:type="dxa"/>
             <w:shd w:val="clear" w:color="auto" w:fill="AF2A2A"/>
             <w:tcMar>
               <w:top w:w="60" w:type="dxa"/>
@@ -10075,7 +10849,32 @@
         </w:tc>
         <w:tc>
           <w:tcPr>
-            <w:tcW w:w="1500" w:type="dxa"/>
+            <w:tcW w:w="1000" w:type="dxa"/>
+            <w:shd w:val="clear" w:color="auto" w:fill="AF2A2A"/>
+            <w:tcMar>
+              <w:top w:w="60" w:type="dxa"/>
+              <w:left w:w="100" w:type="dxa"/>
+              <w:bottom w:w="60" w:type="dxa"/>
+              <w:right w:w="100" w:type="dxa"/>
+            </w:tcMar>
+            <w:vAlign w:val="center"/>
+          </w:tcPr>
+          <w:p>
+            <w:r>
+              <w:rPr>
+                <w:b/>
+                <w:bCs/>
+                <w:color w:val="FFFFFF"/>
+                <w:sz w:val="18"/>
+                <w:szCs w:val="18"/>
+              </w:rPr>
+              <w:t>Acceso</w:t>
+            </w:r>
+          </w:p>
+        </w:tc>
+        <w:tc>
+          <w:tcPr>
+            <w:tcW w:w="1100" w:type="dxa"/>
             <w:shd w:val="clear" w:color="auto" w:fill="AF2A2A"/>
             <w:tcMar>
               <w:top w:w="60" w:type="dxa"/>
@@ -10105,6 +10904,69 @@
         </w:trPr>
         <w:tc>
           <w:tcPr>
+            <w:tcW w:w="900" w:type="dxa"/>
+            <w:tcMar>
+              <w:top w:w="60" w:type="dxa"/>
+              <w:left w:w="100" w:type="dxa"/>
+              <w:bottom w:w="60" w:type="dxa"/>
+              <w:right w:w="100" w:type="dxa"/>
+            </w:tcMar>
+            <w:vAlign w:val="center"/>
+          </w:tcPr>
+          <w:p>
+            <w:r>
+              <w:rPr>
+                <w:sz w:val="18"/>
+                <w:szCs w:val="18"/>
+              </w:rPr>
+              <w:t>GET</w:t>
+            </w:r>
+          </w:p>
+        </w:tc>
+        <w:tc>
+          <w:tcPr>
+            <w:tcW w:w="2850" w:type="dxa"/>
+            <w:tcMar>
+              <w:top w:w="60" w:type="dxa"/>
+              <w:left w:w="100" w:type="dxa"/>
+              <w:bottom w:w="60" w:type="dxa"/>
+              <w:right w:w="100" w:type="dxa"/>
+            </w:tcMar>
+            <w:vAlign w:val="center"/>
+          </w:tcPr>
+          <w:p>
+            <w:r>
+              <w:rPr>
+                <w:sz w:val="18"/>
+                <w:szCs w:val="18"/>
+              </w:rPr>
+              <w:t>/api/destinos</w:t>
+            </w:r>
+          </w:p>
+        </w:tc>
+        <w:tc>
+          <w:tcPr>
+            <w:tcW w:w="3176" w:type="dxa"/>
+            <w:tcMar>
+              <w:top w:w="60" w:type="dxa"/>
+              <w:left w:w="100" w:type="dxa"/>
+              <w:bottom w:w="60" w:type="dxa"/>
+              <w:right w:w="100" w:type="dxa"/>
+            </w:tcMar>
+            <w:vAlign w:val="center"/>
+          </w:tcPr>
+          <w:p>
+            <w:r>
+              <w:rPr>
+                <w:sz w:val="18"/>
+                <w:szCs w:val="18"/>
+              </w:rPr>
+              <w:t>Listar el catálogo (filtro opcional solo_disponibles)</w:t>
+            </w:r>
+          </w:p>
+        </w:tc>
+        <w:tc>
+          <w:tcPr>
             <w:tcW w:w="1000" w:type="dxa"/>
             <w:tcMar>
               <w:top w:w="60" w:type="dxa"/>
@@ -10120,55 +10982,13 @@
                 <w:sz w:val="18"/>
                 <w:szCs w:val="18"/>
               </w:rPr>
-              <w:t>GET</w:t>
-            </w:r>
-          </w:p>
-        </w:tc>
-        <w:tc>
-          <w:tcPr>
-            <w:tcW w:w="3000" w:type="dxa"/>
-            <w:tcMar>
-              <w:top w:w="60" w:type="dxa"/>
-              <w:left w:w="100" w:type="dxa"/>
-              <w:bottom w:w="60" w:type="dxa"/>
-              <w:right w:w="100" w:type="dxa"/>
-            </w:tcMar>
-            <w:vAlign w:val="center"/>
-          </w:tcPr>
-          <w:p>
-            <w:r>
-              <w:rPr>
-                <w:sz w:val="18"/>
-                <w:szCs w:val="18"/>
-              </w:rPr>
-              <w:t>/api/destinos</w:t>
-            </w:r>
-          </w:p>
-        </w:tc>
-        <w:tc>
-          <w:tcPr>
-            <w:tcW w:w="3526" w:type="dxa"/>
-            <w:tcMar>
-              <w:top w:w="60" w:type="dxa"/>
-              <w:left w:w="100" w:type="dxa"/>
-              <w:bottom w:w="60" w:type="dxa"/>
-              <w:right w:w="100" w:type="dxa"/>
-            </w:tcMar>
-            <w:vAlign w:val="center"/>
-          </w:tcPr>
-          <w:p>
-            <w:r>
-              <w:rPr>
-                <w:sz w:val="18"/>
-                <w:szCs w:val="18"/>
-              </w:rPr>
-              <w:t>Listar el catálogo (filtro opcional solo_disponibles)</w:t>
-            </w:r>
-          </w:p>
-        </w:tc>
-        <w:tc>
-          <w:tcPr>
-            <w:tcW w:w="1500" w:type="dxa"/>
+              <w:t>Admin</w:t>
+            </w:r>
+          </w:p>
+        </w:tc>
+        <w:tc>
+          <w:tcPr>
+            <w:tcW w:w="1100" w:type="dxa"/>
             <w:tcMar>
               <w:top w:w="60" w:type="dxa"/>
               <w:left w:w="100" w:type="dxa"/>
@@ -10194,6 +11014,72 @@
         </w:trPr>
         <w:tc>
           <w:tcPr>
+            <w:tcW w:w="900" w:type="dxa"/>
+            <w:shd w:val="clear" w:color="auto" w:fill="F1F2F1"/>
+            <w:tcMar>
+              <w:top w:w="60" w:type="dxa"/>
+              <w:left w:w="100" w:type="dxa"/>
+              <w:bottom w:w="60" w:type="dxa"/>
+              <w:right w:w="100" w:type="dxa"/>
+            </w:tcMar>
+            <w:vAlign w:val="center"/>
+          </w:tcPr>
+          <w:p>
+            <w:r>
+              <w:rPr>
+                <w:sz w:val="18"/>
+                <w:szCs w:val="18"/>
+              </w:rPr>
+              <w:t>GET</w:t>
+            </w:r>
+          </w:p>
+        </w:tc>
+        <w:tc>
+          <w:tcPr>
+            <w:tcW w:w="2850" w:type="dxa"/>
+            <w:shd w:val="clear" w:color="auto" w:fill="F1F2F1"/>
+            <w:tcMar>
+              <w:top w:w="60" w:type="dxa"/>
+              <w:left w:w="100" w:type="dxa"/>
+              <w:bottom w:w="60" w:type="dxa"/>
+              <w:right w:w="100" w:type="dxa"/>
+            </w:tcMar>
+            <w:vAlign w:val="center"/>
+          </w:tcPr>
+          <w:p>
+            <w:r>
+              <w:rPr>
+                <w:sz w:val="18"/>
+                <w:szCs w:val="18"/>
+              </w:rPr>
+              <w:t>/api/destinos/{id}</w:t>
+            </w:r>
+          </w:p>
+        </w:tc>
+        <w:tc>
+          <w:tcPr>
+            <w:tcW w:w="3176" w:type="dxa"/>
+            <w:shd w:val="clear" w:color="auto" w:fill="F1F2F1"/>
+            <w:tcMar>
+              <w:top w:w="60" w:type="dxa"/>
+              <w:left w:w="100" w:type="dxa"/>
+              <w:bottom w:w="60" w:type="dxa"/>
+              <w:right w:w="100" w:type="dxa"/>
+            </w:tcMar>
+            <w:vAlign w:val="center"/>
+          </w:tcPr>
+          <w:p>
+            <w:r>
+              <w:rPr>
+                <w:sz w:val="18"/>
+                <w:szCs w:val="18"/>
+              </w:rPr>
+              <w:t>Consultar un destino</w:t>
+            </w:r>
+          </w:p>
+        </w:tc>
+        <w:tc>
+          <w:tcPr>
             <w:tcW w:w="1000" w:type="dxa"/>
             <w:shd w:val="clear" w:color="auto" w:fill="F1F2F1"/>
             <w:tcMar>
@@ -10210,57 +11096,13 @@
                 <w:sz w:val="18"/>
                 <w:szCs w:val="18"/>
               </w:rPr>
-              <w:t>GET</w:t>
-            </w:r>
-          </w:p>
-        </w:tc>
-        <w:tc>
-          <w:tcPr>
-            <w:tcW w:w="3000" w:type="dxa"/>
-            <w:shd w:val="clear" w:color="auto" w:fill="F1F2F1"/>
-            <w:tcMar>
-              <w:top w:w="60" w:type="dxa"/>
-              <w:left w:w="100" w:type="dxa"/>
-              <w:bottom w:w="60" w:type="dxa"/>
-              <w:right w:w="100" w:type="dxa"/>
-            </w:tcMar>
-            <w:vAlign w:val="center"/>
-          </w:tcPr>
-          <w:p>
-            <w:r>
-              <w:rPr>
-                <w:sz w:val="18"/>
-                <w:szCs w:val="18"/>
-              </w:rPr>
-              <w:t>/api/destinos/{id}</w:t>
-            </w:r>
-          </w:p>
-        </w:tc>
-        <w:tc>
-          <w:tcPr>
-            <w:tcW w:w="3526" w:type="dxa"/>
-            <w:shd w:val="clear" w:color="auto" w:fill="F1F2F1"/>
-            <w:tcMar>
-              <w:top w:w="60" w:type="dxa"/>
-              <w:left w:w="100" w:type="dxa"/>
-              <w:bottom w:w="60" w:type="dxa"/>
-              <w:right w:w="100" w:type="dxa"/>
-            </w:tcMar>
-            <w:vAlign w:val="center"/>
-          </w:tcPr>
-          <w:p>
-            <w:r>
-              <w:rPr>
-                <w:sz w:val="18"/>
-                <w:szCs w:val="18"/>
-              </w:rPr>
-              <w:t>Consultar un destino</w:t>
-            </w:r>
-          </w:p>
-        </w:tc>
-        <w:tc>
-          <w:tcPr>
-            <w:tcW w:w="1500" w:type="dxa"/>
+              <w:t>Admin</w:t>
+            </w:r>
+          </w:p>
+        </w:tc>
+        <w:tc>
+          <w:tcPr>
+            <w:tcW w:w="1100" w:type="dxa"/>
             <w:shd w:val="clear" w:color="auto" w:fill="F1F2F1"/>
             <w:tcMar>
               <w:top w:w="60" w:type="dxa"/>
@@ -10287,6 +11129,69 @@
         </w:trPr>
         <w:tc>
           <w:tcPr>
+            <w:tcW w:w="900" w:type="dxa"/>
+            <w:tcMar>
+              <w:top w:w="60" w:type="dxa"/>
+              <w:left w:w="100" w:type="dxa"/>
+              <w:bottom w:w="60" w:type="dxa"/>
+              <w:right w:w="100" w:type="dxa"/>
+            </w:tcMar>
+            <w:vAlign w:val="center"/>
+          </w:tcPr>
+          <w:p>
+            <w:r>
+              <w:rPr>
+                <w:sz w:val="18"/>
+                <w:szCs w:val="18"/>
+              </w:rPr>
+              <w:t>POST</w:t>
+            </w:r>
+          </w:p>
+        </w:tc>
+        <w:tc>
+          <w:tcPr>
+            <w:tcW w:w="2850" w:type="dxa"/>
+            <w:tcMar>
+              <w:top w:w="60" w:type="dxa"/>
+              <w:left w:w="100" w:type="dxa"/>
+              <w:bottom w:w="60" w:type="dxa"/>
+              <w:right w:w="100" w:type="dxa"/>
+            </w:tcMar>
+            <w:vAlign w:val="center"/>
+          </w:tcPr>
+          <w:p>
+            <w:r>
+              <w:rPr>
+                <w:sz w:val="18"/>
+                <w:szCs w:val="18"/>
+              </w:rPr>
+              <w:t>/api/destinos</w:t>
+            </w:r>
+          </w:p>
+        </w:tc>
+        <w:tc>
+          <w:tcPr>
+            <w:tcW w:w="3176" w:type="dxa"/>
+            <w:tcMar>
+              <w:top w:w="60" w:type="dxa"/>
+              <w:left w:w="100" w:type="dxa"/>
+              <w:bottom w:w="60" w:type="dxa"/>
+              <w:right w:w="100" w:type="dxa"/>
+            </w:tcMar>
+            <w:vAlign w:val="center"/>
+          </w:tcPr>
+          <w:p>
+            <w:r>
+              <w:rPr>
+                <w:sz w:val="18"/>
+                <w:szCs w:val="18"/>
+              </w:rPr>
+              <w:t>Registrar un destino</w:t>
+            </w:r>
+          </w:p>
+        </w:tc>
+        <w:tc>
+          <w:tcPr>
             <w:tcW w:w="1000" w:type="dxa"/>
             <w:tcMar>
               <w:top w:w="60" w:type="dxa"/>
@@ -10302,55 +11207,13 @@
                 <w:sz w:val="18"/>
                 <w:szCs w:val="18"/>
               </w:rPr>
-              <w:t>POST</w:t>
-            </w:r>
-          </w:p>
-        </w:tc>
-        <w:tc>
-          <w:tcPr>
-            <w:tcW w:w="3000" w:type="dxa"/>
-            <w:tcMar>
-              <w:top w:w="60" w:type="dxa"/>
-              <w:left w:w="100" w:type="dxa"/>
-              <w:bottom w:w="60" w:type="dxa"/>
-              <w:right w:w="100" w:type="dxa"/>
-            </w:tcMar>
-            <w:vAlign w:val="center"/>
-          </w:tcPr>
-          <w:p>
-            <w:r>
-              <w:rPr>
-                <w:sz w:val="18"/>
-                <w:szCs w:val="18"/>
-              </w:rPr>
-              <w:t>/api/destinos</w:t>
-            </w:r>
-          </w:p>
-        </w:tc>
-        <w:tc>
-          <w:tcPr>
-            <w:tcW w:w="3526" w:type="dxa"/>
-            <w:tcMar>
-              <w:top w:w="60" w:type="dxa"/>
-              <w:left w:w="100" w:type="dxa"/>
-              <w:bottom w:w="60" w:type="dxa"/>
-              <w:right w:w="100" w:type="dxa"/>
-            </w:tcMar>
-            <w:vAlign w:val="center"/>
-          </w:tcPr>
-          <w:p>
-            <w:r>
-              <w:rPr>
-                <w:sz w:val="18"/>
-                <w:szCs w:val="18"/>
-              </w:rPr>
-              <w:t>Registrar un destino</w:t>
-            </w:r>
-          </w:p>
-        </w:tc>
-        <w:tc>
-          <w:tcPr>
-            <w:tcW w:w="1500" w:type="dxa"/>
+              <w:t>Admin</w:t>
+            </w:r>
+          </w:p>
+        </w:tc>
+        <w:tc>
+          <w:tcPr>
+            <w:tcW w:w="1100" w:type="dxa"/>
             <w:tcMar>
               <w:top w:w="60" w:type="dxa"/>
               <w:left w:w="100" w:type="dxa"/>
@@ -10376,6 +11239,72 @@
         </w:trPr>
         <w:tc>
           <w:tcPr>
+            <w:tcW w:w="900" w:type="dxa"/>
+            <w:shd w:val="clear" w:color="auto" w:fill="F1F2F1"/>
+            <w:tcMar>
+              <w:top w:w="60" w:type="dxa"/>
+              <w:left w:w="100" w:type="dxa"/>
+              <w:bottom w:w="60" w:type="dxa"/>
+              <w:right w:w="100" w:type="dxa"/>
+            </w:tcMar>
+            <w:vAlign w:val="center"/>
+          </w:tcPr>
+          <w:p>
+            <w:r>
+              <w:rPr>
+                <w:sz w:val="18"/>
+                <w:szCs w:val="18"/>
+              </w:rPr>
+              <w:t>PUT</w:t>
+            </w:r>
+          </w:p>
+        </w:tc>
+        <w:tc>
+          <w:tcPr>
+            <w:tcW w:w="2850" w:type="dxa"/>
+            <w:shd w:val="clear" w:color="auto" w:fill="F1F2F1"/>
+            <w:tcMar>
+              <w:top w:w="60" w:type="dxa"/>
+              <w:left w:w="100" w:type="dxa"/>
+              <w:bottom w:w="60" w:type="dxa"/>
+              <w:right w:w="100" w:type="dxa"/>
+            </w:tcMar>
+            <w:vAlign w:val="center"/>
+          </w:tcPr>
+          <w:p>
+            <w:r>
+              <w:rPr>
+                <w:sz w:val="18"/>
+                <w:szCs w:val="18"/>
+              </w:rPr>
+              <w:t>/api/destinos/{id}</w:t>
+            </w:r>
+          </w:p>
+        </w:tc>
+        <w:tc>
+          <w:tcPr>
+            <w:tcW w:w="3176" w:type="dxa"/>
+            <w:shd w:val="clear" w:color="auto" w:fill="F1F2F1"/>
+            <w:tcMar>
+              <w:top w:w="60" w:type="dxa"/>
+              <w:left w:w="100" w:type="dxa"/>
+              <w:bottom w:w="60" w:type="dxa"/>
+              <w:right w:w="100" w:type="dxa"/>
+            </w:tcMar>
+            <w:vAlign w:val="center"/>
+          </w:tcPr>
+          <w:p>
+            <w:r>
+              <w:rPr>
+                <w:sz w:val="18"/>
+                <w:szCs w:val="18"/>
+              </w:rPr>
+              <w:t>Modificar un destino</w:t>
+            </w:r>
+          </w:p>
+        </w:tc>
+        <w:tc>
+          <w:tcPr>
             <w:tcW w:w="1000" w:type="dxa"/>
             <w:shd w:val="clear" w:color="auto" w:fill="F1F2F1"/>
             <w:tcMar>
@@ -10392,57 +11321,13 @@
                 <w:sz w:val="18"/>
                 <w:szCs w:val="18"/>
               </w:rPr>
-              <w:t>PUT</w:t>
-            </w:r>
-          </w:p>
-        </w:tc>
-        <w:tc>
-          <w:tcPr>
-            <w:tcW w:w="3000" w:type="dxa"/>
-            <w:shd w:val="clear" w:color="auto" w:fill="F1F2F1"/>
-            <w:tcMar>
-              <w:top w:w="60" w:type="dxa"/>
-              <w:left w:w="100" w:type="dxa"/>
-              <w:bottom w:w="60" w:type="dxa"/>
-              <w:right w:w="100" w:type="dxa"/>
-            </w:tcMar>
-            <w:vAlign w:val="center"/>
-          </w:tcPr>
-          <w:p>
-            <w:r>
-              <w:rPr>
-                <w:sz w:val="18"/>
-                <w:szCs w:val="18"/>
-              </w:rPr>
-              <w:t>/api/destinos/{id}</w:t>
-            </w:r>
-          </w:p>
-        </w:tc>
-        <w:tc>
-          <w:tcPr>
-            <w:tcW w:w="3526" w:type="dxa"/>
-            <w:shd w:val="clear" w:color="auto" w:fill="F1F2F1"/>
-            <w:tcMar>
-              <w:top w:w="60" w:type="dxa"/>
-              <w:left w:w="100" w:type="dxa"/>
-              <w:bottom w:w="60" w:type="dxa"/>
-              <w:right w:w="100" w:type="dxa"/>
-            </w:tcMar>
-            <w:vAlign w:val="center"/>
-          </w:tcPr>
-          <w:p>
-            <w:r>
-              <w:rPr>
-                <w:sz w:val="18"/>
-                <w:szCs w:val="18"/>
-              </w:rPr>
-              <w:t>Modificar un destino</w:t>
-            </w:r>
-          </w:p>
-        </w:tc>
-        <w:tc>
-          <w:tcPr>
-            <w:tcW w:w="1500" w:type="dxa"/>
+              <w:t>Admin</w:t>
+            </w:r>
+          </w:p>
+        </w:tc>
+        <w:tc>
+          <w:tcPr>
+            <w:tcW w:w="1100" w:type="dxa"/>
             <w:shd w:val="clear" w:color="auto" w:fill="F1F2F1"/>
             <w:tcMar>
               <w:top w:w="60" w:type="dxa"/>
@@ -10469,6 +11354,69 @@
         </w:trPr>
         <w:tc>
           <w:tcPr>
+            <w:tcW w:w="900" w:type="dxa"/>
+            <w:tcMar>
+              <w:top w:w="60" w:type="dxa"/>
+              <w:left w:w="100" w:type="dxa"/>
+              <w:bottom w:w="60" w:type="dxa"/>
+              <w:right w:w="100" w:type="dxa"/>
+            </w:tcMar>
+            <w:vAlign w:val="center"/>
+          </w:tcPr>
+          <w:p>
+            <w:r>
+              <w:rPr>
+                <w:sz w:val="18"/>
+                <w:szCs w:val="18"/>
+              </w:rPr>
+              <w:t>DELETE</w:t>
+            </w:r>
+          </w:p>
+        </w:tc>
+        <w:tc>
+          <w:tcPr>
+            <w:tcW w:w="2850" w:type="dxa"/>
+            <w:tcMar>
+              <w:top w:w="60" w:type="dxa"/>
+              <w:left w:w="100" w:type="dxa"/>
+              <w:bottom w:w="60" w:type="dxa"/>
+              <w:right w:w="100" w:type="dxa"/>
+            </w:tcMar>
+            <w:vAlign w:val="center"/>
+          </w:tcPr>
+          <w:p>
+            <w:r>
+              <w:rPr>
+                <w:sz w:val="18"/>
+                <w:szCs w:val="18"/>
+              </w:rPr>
+              <w:t>/api/destinos/{id}</w:t>
+            </w:r>
+          </w:p>
+        </w:tc>
+        <w:tc>
+          <w:tcPr>
+            <w:tcW w:w="3176" w:type="dxa"/>
+            <w:tcMar>
+              <w:top w:w="60" w:type="dxa"/>
+              <w:left w:w="100" w:type="dxa"/>
+              <w:bottom w:w="60" w:type="dxa"/>
+              <w:right w:w="100" w:type="dxa"/>
+            </w:tcMar>
+            <w:vAlign w:val="center"/>
+          </w:tcPr>
+          <w:p>
+            <w:r>
+              <w:rPr>
+                <w:sz w:val="18"/>
+                <w:szCs w:val="18"/>
+              </w:rPr>
+              <w:t>Dar de baja: elimina o marca no disponible</w:t>
+            </w:r>
+          </w:p>
+        </w:tc>
+        <w:tc>
+          <w:tcPr>
             <w:tcW w:w="1000" w:type="dxa"/>
             <w:tcMar>
               <w:top w:w="60" w:type="dxa"/>
@@ -10484,55 +11432,13 @@
                 <w:sz w:val="18"/>
                 <w:szCs w:val="18"/>
               </w:rPr>
-              <w:t>DELETE</w:t>
-            </w:r>
-          </w:p>
-        </w:tc>
-        <w:tc>
-          <w:tcPr>
-            <w:tcW w:w="3000" w:type="dxa"/>
-            <w:tcMar>
-              <w:top w:w="60" w:type="dxa"/>
-              <w:left w:w="100" w:type="dxa"/>
-              <w:bottom w:w="60" w:type="dxa"/>
-              <w:right w:w="100" w:type="dxa"/>
-            </w:tcMar>
-            <w:vAlign w:val="center"/>
-          </w:tcPr>
-          <w:p>
-            <w:r>
-              <w:rPr>
-                <w:sz w:val="18"/>
-                <w:szCs w:val="18"/>
-              </w:rPr>
-              <w:t>/api/destinos/{id}</w:t>
-            </w:r>
-          </w:p>
-        </w:tc>
-        <w:tc>
-          <w:tcPr>
-            <w:tcW w:w="3526" w:type="dxa"/>
-            <w:tcMar>
-              <w:top w:w="60" w:type="dxa"/>
-              <w:left w:w="100" w:type="dxa"/>
-              <w:bottom w:w="60" w:type="dxa"/>
-              <w:right w:w="100" w:type="dxa"/>
-            </w:tcMar>
-            <w:vAlign w:val="center"/>
-          </w:tcPr>
-          <w:p>
-            <w:r>
-              <w:rPr>
-                <w:sz w:val="18"/>
-                <w:szCs w:val="18"/>
-              </w:rPr>
-              <w:t>Dar de baja: elimina o marca no disponible</w:t>
-            </w:r>
-          </w:p>
-        </w:tc>
-        <w:tc>
-          <w:tcPr>
-            <w:tcW w:w="1500" w:type="dxa"/>
+              <w:t>Admin</w:t>
+            </w:r>
+          </w:p>
+        </w:tc>
+        <w:tc>
+          <w:tcPr>
+            <w:tcW w:w="1100" w:type="dxa"/>
             <w:tcMar>
               <w:top w:w="60" w:type="dxa"/>
               <w:left w:w="100" w:type="dxa"/>
@@ -10558,6 +11464,72 @@
         </w:trPr>
         <w:tc>
           <w:tcPr>
+            <w:tcW w:w="900" w:type="dxa"/>
+            <w:shd w:val="clear" w:color="auto" w:fill="F1F2F1"/>
+            <w:tcMar>
+              <w:top w:w="60" w:type="dxa"/>
+              <w:left w:w="100" w:type="dxa"/>
+              <w:bottom w:w="60" w:type="dxa"/>
+              <w:right w:w="100" w:type="dxa"/>
+            </w:tcMar>
+            <w:vAlign w:val="center"/>
+          </w:tcPr>
+          <w:p>
+            <w:r>
+              <w:rPr>
+                <w:sz w:val="18"/>
+                <w:szCs w:val="18"/>
+              </w:rPr>
+              <w:t>GET</w:t>
+            </w:r>
+          </w:p>
+        </w:tc>
+        <w:tc>
+          <w:tcPr>
+            <w:tcW w:w="2850" w:type="dxa"/>
+            <w:shd w:val="clear" w:color="auto" w:fill="F1F2F1"/>
+            <w:tcMar>
+              <w:top w:w="60" w:type="dxa"/>
+              <w:left w:w="100" w:type="dxa"/>
+              <w:bottom w:w="60" w:type="dxa"/>
+              <w:right w:w="100" w:type="dxa"/>
+            </w:tcMar>
+            <w:vAlign w:val="center"/>
+          </w:tcPr>
+          <w:p>
+            <w:r>
+              <w:rPr>
+                <w:sz w:val="18"/>
+                <w:szCs w:val="18"/>
+              </w:rPr>
+              <w:t>/api/paquetes</w:t>
+            </w:r>
+          </w:p>
+        </w:tc>
+        <w:tc>
+          <w:tcPr>
+            <w:tcW w:w="3176" w:type="dxa"/>
+            <w:shd w:val="clear" w:color="auto" w:fill="F1F2F1"/>
+            <w:tcMar>
+              <w:top w:w="60" w:type="dxa"/>
+              <w:left w:w="100" w:type="dxa"/>
+              <w:bottom w:w="60" w:type="dxa"/>
+              <w:right w:w="100" w:type="dxa"/>
+            </w:tcMar>
+            <w:vAlign w:val="center"/>
+          </w:tcPr>
+          <w:p>
+            <w:r>
+              <w:rPr>
+                <w:sz w:val="18"/>
+                <w:szCs w:val="18"/>
+              </w:rPr>
+              <w:t>Listar todos los paquetes, incluidos los borradores</w:t>
+            </w:r>
+          </w:p>
+        </w:tc>
+        <w:tc>
+          <w:tcPr>
             <w:tcW w:w="1000" w:type="dxa"/>
             <w:shd w:val="clear" w:color="auto" w:fill="F1F2F1"/>
             <w:tcMar>
@@ -10574,57 +11546,13 @@
                 <w:sz w:val="18"/>
                 <w:szCs w:val="18"/>
               </w:rPr>
-              <w:t>GET</w:t>
-            </w:r>
-          </w:p>
-        </w:tc>
-        <w:tc>
-          <w:tcPr>
-            <w:tcW w:w="3000" w:type="dxa"/>
-            <w:shd w:val="clear" w:color="auto" w:fill="F1F2F1"/>
-            <w:tcMar>
-              <w:top w:w="60" w:type="dxa"/>
-              <w:left w:w="100" w:type="dxa"/>
-              <w:bottom w:w="60" w:type="dxa"/>
-              <w:right w:w="100" w:type="dxa"/>
-            </w:tcMar>
-            <w:vAlign w:val="center"/>
-          </w:tcPr>
-          <w:p>
-            <w:r>
-              <w:rPr>
-                <w:sz w:val="18"/>
-                <w:szCs w:val="18"/>
-              </w:rPr>
-              <w:t>/api/paquetes</w:t>
-            </w:r>
-          </w:p>
-        </w:tc>
-        <w:tc>
-          <w:tcPr>
-            <w:tcW w:w="3526" w:type="dxa"/>
-            <w:shd w:val="clear" w:color="auto" w:fill="F1F2F1"/>
-            <w:tcMar>
-              <w:top w:w="60" w:type="dxa"/>
-              <w:left w:w="100" w:type="dxa"/>
-              <w:bottom w:w="60" w:type="dxa"/>
-              <w:right w:w="100" w:type="dxa"/>
-            </w:tcMar>
-            <w:vAlign w:val="center"/>
-          </w:tcPr>
-          <w:p>
-            <w:r>
-              <w:rPr>
-                <w:sz w:val="18"/>
-                <w:szCs w:val="18"/>
-              </w:rPr>
-              <w:t>Listar todos los paquetes (administrador)</w:t>
-            </w:r>
-          </w:p>
-        </w:tc>
-        <w:tc>
-          <w:tcPr>
-            <w:tcW w:w="1500" w:type="dxa"/>
+              <w:t>Admin</w:t>
+            </w:r>
+          </w:p>
+        </w:tc>
+        <w:tc>
+          <w:tcPr>
+            <w:tcW w:w="1100" w:type="dxa"/>
             <w:shd w:val="clear" w:color="auto" w:fill="F1F2F1"/>
             <w:tcMar>
               <w:top w:w="60" w:type="dxa"/>
@@ -10651,6 +11579,69 @@
         </w:trPr>
         <w:tc>
           <w:tcPr>
+            <w:tcW w:w="900" w:type="dxa"/>
+            <w:tcMar>
+              <w:top w:w="60" w:type="dxa"/>
+              <w:left w:w="100" w:type="dxa"/>
+              <w:bottom w:w="60" w:type="dxa"/>
+              <w:right w:w="100" w:type="dxa"/>
+            </w:tcMar>
+            <w:vAlign w:val="center"/>
+          </w:tcPr>
+          <w:p>
+            <w:r>
+              <w:rPr>
+                <w:sz w:val="18"/>
+                <w:szCs w:val="18"/>
+              </w:rPr>
+              <w:t>GET</w:t>
+            </w:r>
+          </w:p>
+        </w:tc>
+        <w:tc>
+          <w:tcPr>
+            <w:tcW w:w="2850" w:type="dxa"/>
+            <w:tcMar>
+              <w:top w:w="60" w:type="dxa"/>
+              <w:left w:w="100" w:type="dxa"/>
+              <w:bottom w:w="60" w:type="dxa"/>
+              <w:right w:w="100" w:type="dxa"/>
+            </w:tcMar>
+            <w:vAlign w:val="center"/>
+          </w:tcPr>
+          <w:p>
+            <w:r>
+              <w:rPr>
+                <w:sz w:val="18"/>
+                <w:szCs w:val="18"/>
+              </w:rPr>
+              <w:t>/api/paquetes/{id}</w:t>
+            </w:r>
+          </w:p>
+        </w:tc>
+        <w:tc>
+          <w:tcPr>
+            <w:tcW w:w="3176" w:type="dxa"/>
+            <w:tcMar>
+              <w:top w:w="60" w:type="dxa"/>
+              <w:left w:w="100" w:type="dxa"/>
+              <w:bottom w:w="60" w:type="dxa"/>
+              <w:right w:w="100" w:type="dxa"/>
+            </w:tcMar>
+            <w:vAlign w:val="center"/>
+          </w:tcPr>
+          <w:p>
+            <w:r>
+              <w:rPr>
+                <w:sz w:val="18"/>
+                <w:szCs w:val="18"/>
+              </w:rPr>
+              <w:t>Detalle de cualquier paquete</w:t>
+            </w:r>
+          </w:p>
+        </w:tc>
+        <w:tc>
+          <w:tcPr>
             <w:tcW w:w="1000" w:type="dxa"/>
             <w:tcMar>
               <w:top w:w="60" w:type="dxa"/>
@@ -10666,70 +11657,28 @@
                 <w:sz w:val="18"/>
                 <w:szCs w:val="18"/>
               </w:rPr>
-              <w:t>GET</w:t>
-            </w:r>
-          </w:p>
-        </w:tc>
-        <w:tc>
-          <w:tcPr>
-            <w:tcW w:w="3000" w:type="dxa"/>
-            <w:tcMar>
-              <w:top w:w="60" w:type="dxa"/>
-              <w:left w:w="100" w:type="dxa"/>
-              <w:bottom w:w="60" w:type="dxa"/>
-              <w:right w:w="100" w:type="dxa"/>
-            </w:tcMar>
-            <w:vAlign w:val="center"/>
-          </w:tcPr>
-          <w:p>
-            <w:r>
-              <w:rPr>
-                <w:sz w:val="18"/>
-                <w:szCs w:val="18"/>
-              </w:rPr>
-              <w:t>/api/paquetes/publicados</w:t>
-            </w:r>
-          </w:p>
-        </w:tc>
-        <w:tc>
-          <w:tcPr>
-            <w:tcW w:w="3526" w:type="dxa"/>
-            <w:tcMar>
-              <w:top w:w="60" w:type="dxa"/>
-              <w:left w:w="100" w:type="dxa"/>
-              <w:bottom w:w="60" w:type="dxa"/>
-              <w:right w:w="100" w:type="dxa"/>
-            </w:tcMar>
-            <w:vAlign w:val="center"/>
-          </w:tcPr>
-          <w:p>
-            <w:r>
-              <w:rPr>
-                <w:sz w:val="18"/>
-                <w:szCs w:val="18"/>
-              </w:rPr>
-              <w:t>Paquetes publicados y vigentes, con precio y cupo disponible</w:t>
-            </w:r>
-          </w:p>
-        </w:tc>
-        <w:tc>
-          <w:tcPr>
-            <w:tcW w:w="1500" w:type="dxa"/>
-            <w:tcMar>
-              <w:top w:w="60" w:type="dxa"/>
-              <w:left w:w="100" w:type="dxa"/>
-              <w:bottom w:w="60" w:type="dxa"/>
-              <w:right w:w="100" w:type="dxa"/>
-            </w:tcMar>
-            <w:vAlign w:val="center"/>
-          </w:tcPr>
-          <w:p>
-            <w:r>
-              <w:rPr>
-                <w:sz w:val="18"/>
-                <w:szCs w:val="18"/>
-              </w:rPr>
-              <w:t>FR-08</w:t>
+              <w:t>Admin</w:t>
+            </w:r>
+          </w:p>
+        </w:tc>
+        <w:tc>
+          <w:tcPr>
+            <w:tcW w:w="1100" w:type="dxa"/>
+            <w:tcMar>
+              <w:top w:w="60" w:type="dxa"/>
+              <w:left w:w="100" w:type="dxa"/>
+              <w:bottom w:w="60" w:type="dxa"/>
+              <w:right w:w="100" w:type="dxa"/>
+            </w:tcMar>
+            <w:vAlign w:val="center"/>
+          </w:tcPr>
+          <w:p>
+            <w:r>
+              <w:rPr>
+                <w:sz w:val="18"/>
+                <w:szCs w:val="18"/>
+              </w:rPr>
+              <w:t>FR-06, FR-08</w:t>
             </w:r>
           </w:p>
         </w:tc>
@@ -10740,6 +11689,72 @@
         </w:trPr>
         <w:tc>
           <w:tcPr>
+            <w:tcW w:w="900" w:type="dxa"/>
+            <w:shd w:val="clear" w:color="auto" w:fill="F1F2F1"/>
+            <w:tcMar>
+              <w:top w:w="60" w:type="dxa"/>
+              <w:left w:w="100" w:type="dxa"/>
+              <w:bottom w:w="60" w:type="dxa"/>
+              <w:right w:w="100" w:type="dxa"/>
+            </w:tcMar>
+            <w:vAlign w:val="center"/>
+          </w:tcPr>
+          <w:p>
+            <w:r>
+              <w:rPr>
+                <w:sz w:val="18"/>
+                <w:szCs w:val="18"/>
+              </w:rPr>
+              <w:t>POST</w:t>
+            </w:r>
+          </w:p>
+        </w:tc>
+        <w:tc>
+          <w:tcPr>
+            <w:tcW w:w="2850" w:type="dxa"/>
+            <w:shd w:val="clear" w:color="auto" w:fill="F1F2F1"/>
+            <w:tcMar>
+              <w:top w:w="60" w:type="dxa"/>
+              <w:left w:w="100" w:type="dxa"/>
+              <w:bottom w:w="60" w:type="dxa"/>
+              <w:right w:w="100" w:type="dxa"/>
+            </w:tcMar>
+            <w:vAlign w:val="center"/>
+          </w:tcPr>
+          <w:p>
+            <w:r>
+              <w:rPr>
+                <w:sz w:val="18"/>
+                <w:szCs w:val="18"/>
+              </w:rPr>
+              <w:t>/api/paquetes</w:t>
+            </w:r>
+          </w:p>
+        </w:tc>
+        <w:tc>
+          <w:tcPr>
+            <w:tcW w:w="3176" w:type="dxa"/>
+            <w:shd w:val="clear" w:color="auto" w:fill="F1F2F1"/>
+            <w:tcMar>
+              <w:top w:w="60" w:type="dxa"/>
+              <w:left w:w="100" w:type="dxa"/>
+              <w:bottom w:w="60" w:type="dxa"/>
+              <w:right w:w="100" w:type="dxa"/>
+            </w:tcMar>
+            <w:vAlign w:val="center"/>
+          </w:tcPr>
+          <w:p>
+            <w:r>
+              <w:rPr>
+                <w:sz w:val="18"/>
+                <w:szCs w:val="18"/>
+              </w:rPr>
+              <w:t>Crear un paquete en borrador con precio calculado</w:t>
+            </w:r>
+          </w:p>
+        </w:tc>
+        <w:tc>
+          <w:tcPr>
             <w:tcW w:w="1000" w:type="dxa"/>
             <w:shd w:val="clear" w:color="auto" w:fill="F1F2F1"/>
             <w:tcMar>
@@ -10756,13 +11771,13 @@
                 <w:sz w:val="18"/>
                 <w:szCs w:val="18"/>
               </w:rPr>
-              <w:t>GET</w:t>
-            </w:r>
-          </w:p>
-        </w:tc>
-        <w:tc>
-          <w:tcPr>
-            <w:tcW w:w="3000" w:type="dxa"/>
+              <w:t>Admin</w:t>
+            </w:r>
+          </w:p>
+        </w:tc>
+        <w:tc>
+          <w:tcPr>
+            <w:tcW w:w="1100" w:type="dxa"/>
             <w:shd w:val="clear" w:color="auto" w:fill="F1F2F1"/>
             <w:tcMar>
               <w:top w:w="60" w:type="dxa"/>
@@ -10778,51 +11793,7 @@
                 <w:sz w:val="18"/>
                 <w:szCs w:val="18"/>
               </w:rPr>
-              <w:t>/api/paquetes/{id}</w:t>
-            </w:r>
-          </w:p>
-        </w:tc>
-        <w:tc>
-          <w:tcPr>
-            <w:tcW w:w="3526" w:type="dxa"/>
-            <w:shd w:val="clear" w:color="auto" w:fill="F1F2F1"/>
-            <w:tcMar>
-              <w:top w:w="60" w:type="dxa"/>
-              <w:left w:w="100" w:type="dxa"/>
-              <w:bottom w:w="60" w:type="dxa"/>
-              <w:right w:w="100" w:type="dxa"/>
-            </w:tcMar>
-            <w:vAlign w:val="center"/>
-          </w:tcPr>
-          <w:p>
-            <w:r>
-              <w:rPr>
-                <w:sz w:val="18"/>
-                <w:szCs w:val="18"/>
-              </w:rPr>
-              <w:t>Detalle con precio, personas reservadas y cupo disponible</w:t>
-            </w:r>
-          </w:p>
-        </w:tc>
-        <w:tc>
-          <w:tcPr>
-            <w:tcW w:w="1500" w:type="dxa"/>
-            <w:shd w:val="clear" w:color="auto" w:fill="F1F2F1"/>
-            <w:tcMar>
-              <w:top w:w="60" w:type="dxa"/>
-              <w:left w:w="100" w:type="dxa"/>
-              <w:bottom w:w="60" w:type="dxa"/>
-              <w:right w:w="100" w:type="dxa"/>
-            </w:tcMar>
-            <w:vAlign w:val="center"/>
-          </w:tcPr>
-          <w:p>
-            <w:r>
-              <w:rPr>
-                <w:sz w:val="18"/>
-                <w:szCs w:val="18"/>
-              </w:rPr>
-              <w:t>FR-06, FR-08</w:t>
+              <w:t>FR-05, FR-06</w:t>
             </w:r>
           </w:p>
         </w:tc>
@@ -10833,6 +11804,69 @@
         </w:trPr>
         <w:tc>
           <w:tcPr>
+            <w:tcW w:w="900" w:type="dxa"/>
+            <w:tcMar>
+              <w:top w:w="60" w:type="dxa"/>
+              <w:left w:w="100" w:type="dxa"/>
+              <w:bottom w:w="60" w:type="dxa"/>
+              <w:right w:w="100" w:type="dxa"/>
+            </w:tcMar>
+            <w:vAlign w:val="center"/>
+          </w:tcPr>
+          <w:p>
+            <w:r>
+              <w:rPr>
+                <w:sz w:val="18"/>
+                <w:szCs w:val="18"/>
+              </w:rPr>
+              <w:t>PUT</w:t>
+            </w:r>
+          </w:p>
+        </w:tc>
+        <w:tc>
+          <w:tcPr>
+            <w:tcW w:w="2850" w:type="dxa"/>
+            <w:tcMar>
+              <w:top w:w="60" w:type="dxa"/>
+              <w:left w:w="100" w:type="dxa"/>
+              <w:bottom w:w="60" w:type="dxa"/>
+              <w:right w:w="100" w:type="dxa"/>
+            </w:tcMar>
+            <w:vAlign w:val="center"/>
+          </w:tcPr>
+          <w:p>
+            <w:r>
+              <w:rPr>
+                <w:sz w:val="18"/>
+                <w:szCs w:val="18"/>
+              </w:rPr>
+              <w:t>/api/paquetes/{id}</w:t>
+            </w:r>
+          </w:p>
+        </w:tc>
+        <w:tc>
+          <w:tcPr>
+            <w:tcW w:w="3176" w:type="dxa"/>
+            <w:tcMar>
+              <w:top w:w="60" w:type="dxa"/>
+              <w:left w:w="100" w:type="dxa"/>
+              <w:bottom w:w="60" w:type="dxa"/>
+              <w:right w:w="100" w:type="dxa"/>
+            </w:tcMar>
+            <w:vAlign w:val="center"/>
+          </w:tcPr>
+          <w:p>
+            <w:r>
+              <w:rPr>
+                <w:sz w:val="18"/>
+                <w:szCs w:val="18"/>
+              </w:rPr>
+              <w:t>Modificar un paquete en borrador</w:t>
+            </w:r>
+          </w:p>
+        </w:tc>
+        <w:tc>
+          <w:tcPr>
             <w:tcW w:w="1000" w:type="dxa"/>
             <w:tcMar>
               <w:top w:w="60" w:type="dxa"/>
@@ -10848,70 +11882,28 @@
                 <w:sz w:val="18"/>
                 <w:szCs w:val="18"/>
               </w:rPr>
-              <w:t>POST</w:t>
-            </w:r>
-          </w:p>
-        </w:tc>
-        <w:tc>
-          <w:tcPr>
-            <w:tcW w:w="3000" w:type="dxa"/>
-            <w:tcMar>
-              <w:top w:w="60" w:type="dxa"/>
-              <w:left w:w="100" w:type="dxa"/>
-              <w:bottom w:w="60" w:type="dxa"/>
-              <w:right w:w="100" w:type="dxa"/>
-            </w:tcMar>
-            <w:vAlign w:val="center"/>
-          </w:tcPr>
-          <w:p>
-            <w:r>
-              <w:rPr>
-                <w:sz w:val="18"/>
-                <w:szCs w:val="18"/>
-              </w:rPr>
-              <w:t>/api/paquetes</w:t>
-            </w:r>
-          </w:p>
-        </w:tc>
-        <w:tc>
-          <w:tcPr>
-            <w:tcW w:w="3526" w:type="dxa"/>
-            <w:tcMar>
-              <w:top w:w="60" w:type="dxa"/>
-              <w:left w:w="100" w:type="dxa"/>
-              <w:bottom w:w="60" w:type="dxa"/>
-              <w:right w:w="100" w:type="dxa"/>
-            </w:tcMar>
-            <w:vAlign w:val="center"/>
-          </w:tcPr>
-          <w:p>
-            <w:r>
-              <w:rPr>
-                <w:sz w:val="18"/>
-                <w:szCs w:val="18"/>
-              </w:rPr>
-              <w:t>Crear un paquete en borrador con precio calculado</w:t>
-            </w:r>
-          </w:p>
-        </w:tc>
-        <w:tc>
-          <w:tcPr>
-            <w:tcW w:w="1500" w:type="dxa"/>
-            <w:tcMar>
-              <w:top w:w="60" w:type="dxa"/>
-              <w:left w:w="100" w:type="dxa"/>
-              <w:bottom w:w="60" w:type="dxa"/>
-              <w:right w:w="100" w:type="dxa"/>
-            </w:tcMar>
-            <w:vAlign w:val="center"/>
-          </w:tcPr>
-          <w:p>
-            <w:r>
-              <w:rPr>
-                <w:sz w:val="18"/>
-                <w:szCs w:val="18"/>
-              </w:rPr>
-              <w:t>FR-05, FR-06</w:t>
+              <w:t>Admin</w:t>
+            </w:r>
+          </w:p>
+        </w:tc>
+        <w:tc>
+          <w:tcPr>
+            <w:tcW w:w="1100" w:type="dxa"/>
+            <w:tcMar>
+              <w:top w:w="60" w:type="dxa"/>
+              <w:left w:w="100" w:type="dxa"/>
+              <w:bottom w:w="60" w:type="dxa"/>
+              <w:right w:w="100" w:type="dxa"/>
+            </w:tcMar>
+            <w:vAlign w:val="center"/>
+          </w:tcPr>
+          <w:p>
+            <w:r>
+              <w:rPr>
+                <w:sz w:val="18"/>
+                <w:szCs w:val="18"/>
+              </w:rPr>
+              <w:t>FR-05</w:t>
             </w:r>
           </w:p>
         </w:tc>
@@ -10922,6 +11914,72 @@
         </w:trPr>
         <w:tc>
           <w:tcPr>
+            <w:tcW w:w="900" w:type="dxa"/>
+            <w:shd w:val="clear" w:color="auto" w:fill="F1F2F1"/>
+            <w:tcMar>
+              <w:top w:w="60" w:type="dxa"/>
+              <w:left w:w="100" w:type="dxa"/>
+              <w:bottom w:w="60" w:type="dxa"/>
+              <w:right w:w="100" w:type="dxa"/>
+            </w:tcMar>
+            <w:vAlign w:val="center"/>
+          </w:tcPr>
+          <w:p>
+            <w:r>
+              <w:rPr>
+                <w:sz w:val="18"/>
+                <w:szCs w:val="18"/>
+              </w:rPr>
+              <w:t>POST</w:t>
+            </w:r>
+          </w:p>
+        </w:tc>
+        <w:tc>
+          <w:tcPr>
+            <w:tcW w:w="2850" w:type="dxa"/>
+            <w:shd w:val="clear" w:color="auto" w:fill="F1F2F1"/>
+            <w:tcMar>
+              <w:top w:w="60" w:type="dxa"/>
+              <w:left w:w="100" w:type="dxa"/>
+              <w:bottom w:w="60" w:type="dxa"/>
+              <w:right w:w="100" w:type="dxa"/>
+            </w:tcMar>
+            <w:vAlign w:val="center"/>
+          </w:tcPr>
+          <w:p>
+            <w:r>
+              <w:rPr>
+                <w:sz w:val="18"/>
+                <w:szCs w:val="18"/>
+              </w:rPr>
+              <w:t>/api/paquetes/{id}/publicar</w:t>
+            </w:r>
+          </w:p>
+        </w:tc>
+        <w:tc>
+          <w:tcPr>
+            <w:tcW w:w="3176" w:type="dxa"/>
+            <w:shd w:val="clear" w:color="auto" w:fill="F1F2F1"/>
+            <w:tcMar>
+              <w:top w:w="60" w:type="dxa"/>
+              <w:left w:w="100" w:type="dxa"/>
+              <w:bottom w:w="60" w:type="dxa"/>
+              <w:right w:w="100" w:type="dxa"/>
+            </w:tcMar>
+            <w:vAlign w:val="center"/>
+          </w:tcPr>
+          <w:p>
+            <w:r>
+              <w:rPr>
+                <w:sz w:val="18"/>
+                <w:szCs w:val="18"/>
+              </w:rPr>
+              <w:t>Publicar y fijar el precio</w:t>
+            </w:r>
+          </w:p>
+        </w:tc>
+        <w:tc>
+          <w:tcPr>
             <w:tcW w:w="1000" w:type="dxa"/>
             <w:shd w:val="clear" w:color="auto" w:fill="F1F2F1"/>
             <w:tcMar>
@@ -10938,13 +11996,13 @@
                 <w:sz w:val="18"/>
                 <w:szCs w:val="18"/>
               </w:rPr>
-              <w:t>PUT</w:t>
-            </w:r>
-          </w:p>
-        </w:tc>
-        <w:tc>
-          <w:tcPr>
-            <w:tcW w:w="3000" w:type="dxa"/>
+              <w:t>Admin</w:t>
+            </w:r>
+          </w:p>
+        </w:tc>
+        <w:tc>
+          <w:tcPr>
+            <w:tcW w:w="1100" w:type="dxa"/>
             <w:shd w:val="clear" w:color="auto" w:fill="F1F2F1"/>
             <w:tcMar>
               <w:top w:w="60" w:type="dxa"/>
@@ -10960,51 +12018,7 @@
                 <w:sz w:val="18"/>
                 <w:szCs w:val="18"/>
               </w:rPr>
-              <w:t>/api/paquetes/{id}</w:t>
-            </w:r>
-          </w:p>
-        </w:tc>
-        <w:tc>
-          <w:tcPr>
-            <w:tcW w:w="3526" w:type="dxa"/>
-            <w:shd w:val="clear" w:color="auto" w:fill="F1F2F1"/>
-            <w:tcMar>
-              <w:top w:w="60" w:type="dxa"/>
-              <w:left w:w="100" w:type="dxa"/>
-              <w:bottom w:w="60" w:type="dxa"/>
-              <w:right w:w="100" w:type="dxa"/>
-            </w:tcMar>
-            <w:vAlign w:val="center"/>
-          </w:tcPr>
-          <w:p>
-            <w:r>
-              <w:rPr>
-                <w:sz w:val="18"/>
-                <w:szCs w:val="18"/>
-              </w:rPr>
-              <w:t>Modificar un paquete en borrador</w:t>
-            </w:r>
-          </w:p>
-        </w:tc>
-        <w:tc>
-          <w:tcPr>
-            <w:tcW w:w="1500" w:type="dxa"/>
-            <w:shd w:val="clear" w:color="auto" w:fill="F1F2F1"/>
-            <w:tcMar>
-              <w:top w:w="60" w:type="dxa"/>
-              <w:left w:w="100" w:type="dxa"/>
-              <w:bottom w:w="60" w:type="dxa"/>
-              <w:right w:w="100" w:type="dxa"/>
-            </w:tcMar>
-            <w:vAlign w:val="center"/>
-          </w:tcPr>
-          <w:p>
-            <w:r>
-              <w:rPr>
-                <w:sz w:val="18"/>
-                <w:szCs w:val="18"/>
-              </w:rPr>
-              <w:t>FR-05</w:t>
+              <w:t>FR-07</w:t>
             </w:r>
           </w:p>
         </w:tc>
@@ -11015,6 +12029,69 @@
         </w:trPr>
         <w:tc>
           <w:tcPr>
+            <w:tcW w:w="900" w:type="dxa"/>
+            <w:tcMar>
+              <w:top w:w="60" w:type="dxa"/>
+              <w:left w:w="100" w:type="dxa"/>
+              <w:bottom w:w="60" w:type="dxa"/>
+              <w:right w:w="100" w:type="dxa"/>
+            </w:tcMar>
+            <w:vAlign w:val="center"/>
+          </w:tcPr>
+          <w:p>
+            <w:r>
+              <w:rPr>
+                <w:sz w:val="18"/>
+                <w:szCs w:val="18"/>
+              </w:rPr>
+              <w:t>DELETE</w:t>
+            </w:r>
+          </w:p>
+        </w:tc>
+        <w:tc>
+          <w:tcPr>
+            <w:tcW w:w="2850" w:type="dxa"/>
+            <w:tcMar>
+              <w:top w:w="60" w:type="dxa"/>
+              <w:left w:w="100" w:type="dxa"/>
+              <w:bottom w:w="60" w:type="dxa"/>
+              <w:right w:w="100" w:type="dxa"/>
+            </w:tcMar>
+            <w:vAlign w:val="center"/>
+          </w:tcPr>
+          <w:p>
+            <w:r>
+              <w:rPr>
+                <w:sz w:val="18"/>
+                <w:szCs w:val="18"/>
+              </w:rPr>
+              <w:t>/api/paquetes/{id}</w:t>
+            </w:r>
+          </w:p>
+        </w:tc>
+        <w:tc>
+          <w:tcPr>
+            <w:tcW w:w="3176" w:type="dxa"/>
+            <w:tcMar>
+              <w:top w:w="60" w:type="dxa"/>
+              <w:left w:w="100" w:type="dxa"/>
+              <w:bottom w:w="60" w:type="dxa"/>
+              <w:right w:w="100" w:type="dxa"/>
+            </w:tcMar>
+            <w:vAlign w:val="center"/>
+          </w:tcPr>
+          <w:p>
+            <w:r>
+              <w:rPr>
+                <w:sz w:val="18"/>
+                <w:szCs w:val="18"/>
+              </w:rPr>
+              <w:t>Eliminar un paquete en borrador</w:t>
+            </w:r>
+          </w:p>
+        </w:tc>
+        <w:tc>
+          <w:tcPr>
             <w:tcW w:w="1000" w:type="dxa"/>
             <w:tcMar>
               <w:top w:w="60" w:type="dxa"/>
@@ -11030,70 +12107,28 @@
                 <w:sz w:val="18"/>
                 <w:szCs w:val="18"/>
               </w:rPr>
-              <w:t>POST</w:t>
-            </w:r>
-          </w:p>
-        </w:tc>
-        <w:tc>
-          <w:tcPr>
-            <w:tcW w:w="3000" w:type="dxa"/>
-            <w:tcMar>
-              <w:top w:w="60" w:type="dxa"/>
-              <w:left w:w="100" w:type="dxa"/>
-              <w:bottom w:w="60" w:type="dxa"/>
-              <w:right w:w="100" w:type="dxa"/>
-            </w:tcMar>
-            <w:vAlign w:val="center"/>
-          </w:tcPr>
-          <w:p>
-            <w:r>
-              <w:rPr>
-                <w:sz w:val="18"/>
-                <w:szCs w:val="18"/>
-              </w:rPr>
-              <w:t>/api/paquetes/{id}/publicar</w:t>
-            </w:r>
-          </w:p>
-        </w:tc>
-        <w:tc>
-          <w:tcPr>
-            <w:tcW w:w="3526" w:type="dxa"/>
-            <w:tcMar>
-              <w:top w:w="60" w:type="dxa"/>
-              <w:left w:w="100" w:type="dxa"/>
-              <w:bottom w:w="60" w:type="dxa"/>
-              <w:right w:w="100" w:type="dxa"/>
-            </w:tcMar>
-            <w:vAlign w:val="center"/>
-          </w:tcPr>
-          <w:p>
-            <w:r>
-              <w:rPr>
-                <w:sz w:val="18"/>
-                <w:szCs w:val="18"/>
-              </w:rPr>
-              <w:t>Publicar y fijar el precio</w:t>
-            </w:r>
-          </w:p>
-        </w:tc>
-        <w:tc>
-          <w:tcPr>
-            <w:tcW w:w="1500" w:type="dxa"/>
-            <w:tcMar>
-              <w:top w:w="60" w:type="dxa"/>
-              <w:left w:w="100" w:type="dxa"/>
-              <w:bottom w:w="60" w:type="dxa"/>
-              <w:right w:w="100" w:type="dxa"/>
-            </w:tcMar>
-            <w:vAlign w:val="center"/>
-          </w:tcPr>
-          <w:p>
-            <w:r>
-              <w:rPr>
-                <w:sz w:val="18"/>
-                <w:szCs w:val="18"/>
-              </w:rPr>
-              <w:t>FR-07</w:t>
+              <w:t>Admin</w:t>
+            </w:r>
+          </w:p>
+        </w:tc>
+        <w:tc>
+          <w:tcPr>
+            <w:tcW w:w="1100" w:type="dxa"/>
+            <w:tcMar>
+              <w:top w:w="60" w:type="dxa"/>
+              <w:left w:w="100" w:type="dxa"/>
+              <w:bottom w:w="60" w:type="dxa"/>
+              <w:right w:w="100" w:type="dxa"/>
+            </w:tcMar>
+            <w:vAlign w:val="center"/>
+          </w:tcPr>
+          <w:p>
+            <w:r>
+              <w:rPr>
+                <w:sz w:val="18"/>
+                <w:szCs w:val="18"/>
+              </w:rPr>
+              <w:t>S3</w:t>
             </w:r>
           </w:p>
         </w:tc>
@@ -11104,6 +12139,72 @@
         </w:trPr>
         <w:tc>
           <w:tcPr>
+            <w:tcW w:w="900" w:type="dxa"/>
+            <w:shd w:val="clear" w:color="auto" w:fill="F1F2F1"/>
+            <w:tcMar>
+              <w:top w:w="60" w:type="dxa"/>
+              <w:left w:w="100" w:type="dxa"/>
+              <w:bottom w:w="60" w:type="dxa"/>
+              <w:right w:w="100" w:type="dxa"/>
+            </w:tcMar>
+            <w:vAlign w:val="center"/>
+          </w:tcPr>
+          <w:p>
+            <w:r>
+              <w:rPr>
+                <w:sz w:val="18"/>
+                <w:szCs w:val="18"/>
+              </w:rPr>
+              <w:t>GET</w:t>
+            </w:r>
+          </w:p>
+        </w:tc>
+        <w:tc>
+          <w:tcPr>
+            <w:tcW w:w="2850" w:type="dxa"/>
+            <w:shd w:val="clear" w:color="auto" w:fill="F1F2F1"/>
+            <w:tcMar>
+              <w:top w:w="60" w:type="dxa"/>
+              <w:left w:w="100" w:type="dxa"/>
+              <w:bottom w:w="60" w:type="dxa"/>
+              <w:right w:w="100" w:type="dxa"/>
+            </w:tcMar>
+            <w:vAlign w:val="center"/>
+          </w:tcPr>
+          <w:p>
+            <w:r>
+              <w:rPr>
+                <w:sz w:val="18"/>
+                <w:szCs w:val="18"/>
+              </w:rPr>
+              <w:t>/api/paquetes/publicados</w:t>
+            </w:r>
+          </w:p>
+        </w:tc>
+        <w:tc>
+          <w:tcPr>
+            <w:tcW w:w="3176" w:type="dxa"/>
+            <w:shd w:val="clear" w:color="auto" w:fill="F1F2F1"/>
+            <w:tcMar>
+              <w:top w:w="60" w:type="dxa"/>
+              <w:left w:w="100" w:type="dxa"/>
+              <w:bottom w:w="60" w:type="dxa"/>
+              <w:right w:w="100" w:type="dxa"/>
+            </w:tcMar>
+            <w:vAlign w:val="center"/>
+          </w:tcPr>
+          <w:p>
+            <w:r>
+              <w:rPr>
+                <w:sz w:val="18"/>
+                <w:szCs w:val="18"/>
+              </w:rPr>
+              <w:t>Paquetes publicados y vigentes, con precio y cupo disponible</w:t>
+            </w:r>
+          </w:p>
+        </w:tc>
+        <w:tc>
+          <w:tcPr>
             <w:tcW w:w="1000" w:type="dxa"/>
             <w:shd w:val="clear" w:color="auto" w:fill="F1F2F1"/>
             <w:tcMar>
@@ -11120,13 +12221,13 @@
                 <w:sz w:val="18"/>
                 <w:szCs w:val="18"/>
               </w:rPr>
-              <w:t>DELETE</w:t>
-            </w:r>
-          </w:p>
-        </w:tc>
-        <w:tc>
-          <w:tcPr>
-            <w:tcW w:w="3000" w:type="dxa"/>
+              <w:t>Público</w:t>
+            </w:r>
+          </w:p>
+        </w:tc>
+        <w:tc>
+          <w:tcPr>
+            <w:tcW w:w="1100" w:type="dxa"/>
             <w:shd w:val="clear" w:color="auto" w:fill="F1F2F1"/>
             <w:tcMar>
               <w:top w:w="60" w:type="dxa"/>
@@ -11142,51 +12243,7 @@
                 <w:sz w:val="18"/>
                 <w:szCs w:val="18"/>
               </w:rPr>
-              <w:t>/api/paquetes/{id}</w:t>
-            </w:r>
-          </w:p>
-        </w:tc>
-        <w:tc>
-          <w:tcPr>
-            <w:tcW w:w="3526" w:type="dxa"/>
-            <w:shd w:val="clear" w:color="auto" w:fill="F1F2F1"/>
-            <w:tcMar>
-              <w:top w:w="60" w:type="dxa"/>
-              <w:left w:w="100" w:type="dxa"/>
-              <w:bottom w:w="60" w:type="dxa"/>
-              <w:right w:w="100" w:type="dxa"/>
-            </w:tcMar>
-            <w:vAlign w:val="center"/>
-          </w:tcPr>
-          <w:p>
-            <w:r>
-              <w:rPr>
-                <w:sz w:val="18"/>
-                <w:szCs w:val="18"/>
-              </w:rPr>
-              <w:t>Eliminar un paquete en borrador</w:t>
-            </w:r>
-          </w:p>
-        </w:tc>
-        <w:tc>
-          <w:tcPr>
-            <w:tcW w:w="1500" w:type="dxa"/>
-            <w:shd w:val="clear" w:color="auto" w:fill="F1F2F1"/>
-            <w:tcMar>
-              <w:top w:w="60" w:type="dxa"/>
-              <w:left w:w="100" w:type="dxa"/>
-              <w:bottom w:w="60" w:type="dxa"/>
-              <w:right w:w="100" w:type="dxa"/>
-            </w:tcMar>
-            <w:vAlign w:val="center"/>
-          </w:tcPr>
-          <w:p>
-            <w:r>
-              <w:rPr>
-                <w:sz w:val="18"/>
-                <w:szCs w:val="18"/>
-              </w:rPr>
-              <w:t>S3</w:t>
+              <w:t>FR-08</w:t>
             </w:r>
           </w:p>
         </w:tc>
@@ -11197,89 +12254,106 @@
         </w:trPr>
         <w:tc>
           <w:tcPr>
+            <w:tcW w:w="900" w:type="dxa"/>
+            <w:tcMar>
+              <w:top w:w="60" w:type="dxa"/>
+              <w:left w:w="100" w:type="dxa"/>
+              <w:bottom w:w="60" w:type="dxa"/>
+              <w:right w:w="100" w:type="dxa"/>
+            </w:tcMar>
+            <w:vAlign w:val="center"/>
+          </w:tcPr>
+          <w:p>
+            <w:r>
+              <w:rPr>
+                <w:sz w:val="18"/>
+                <w:szCs w:val="18"/>
+              </w:rPr>
+              <w:t>GET</w:t>
+            </w:r>
+          </w:p>
+        </w:tc>
+        <w:tc>
+          <w:tcPr>
+            <w:tcW w:w="2850" w:type="dxa"/>
+            <w:tcMar>
+              <w:top w:w="60" w:type="dxa"/>
+              <w:left w:w="100" w:type="dxa"/>
+              <w:bottom w:w="60" w:type="dxa"/>
+              <w:right w:w="100" w:type="dxa"/>
+            </w:tcMar>
+            <w:vAlign w:val="center"/>
+          </w:tcPr>
+          <w:p>
+            <w:r>
+              <w:rPr>
+                <w:sz w:val="18"/>
+                <w:szCs w:val="18"/>
+              </w:rPr>
+              <w:t>/api/paquetes/publicados/{id}</w:t>
+            </w:r>
+          </w:p>
+        </w:tc>
+        <w:tc>
+          <w:tcPr>
+            <w:tcW w:w="3176" w:type="dxa"/>
+            <w:tcMar>
+              <w:top w:w="60" w:type="dxa"/>
+              <w:left w:w="100" w:type="dxa"/>
+              <w:bottom w:w="60" w:type="dxa"/>
+              <w:right w:w="100" w:type="dxa"/>
+            </w:tcMar>
+            <w:vAlign w:val="center"/>
+          </w:tcPr>
+          <w:p>
+            <w:r>
+              <w:rPr>
+                <w:sz w:val="18"/>
+                <w:szCs w:val="18"/>
+              </w:rPr>
+              <w:t>Detalle de un paquete publicado (un borrador responde 404)</w:t>
+            </w:r>
+          </w:p>
+        </w:tc>
+        <w:tc>
+          <w:tcPr>
             <w:tcW w:w="1000" w:type="dxa"/>
-            <w:shd w:val="clear" w:color="auto" w:fill="F1F2F1"/>
-            <w:tcMar>
-              <w:top w:w="60" w:type="dxa"/>
-              <w:left w:w="100" w:type="dxa"/>
-              <w:bottom w:w="60" w:type="dxa"/>
-              <w:right w:w="100" w:type="dxa"/>
-            </w:tcMar>
-            <w:vAlign w:val="center"/>
-          </w:tcPr>
-          <w:p>
-            <w:r>
-              <w:rPr>
-                <w:sz w:val="18"/>
-                <w:szCs w:val="18"/>
-              </w:rPr>
-              <w:t xml:space="preserve">POST</w:t>
-            </w:r>
-          </w:p>
-        </w:tc>
-        <w:tc>
-          <w:tcPr>
-            <w:tcW w:w="3000" w:type="dxa"/>
-            <w:shd w:val="clear" w:color="auto" w:fill="F1F2F1"/>
-            <w:tcMar>
-              <w:top w:w="60" w:type="dxa"/>
-              <w:left w:w="100" w:type="dxa"/>
-              <w:bottom w:w="60" w:type="dxa"/>
-              <w:right w:w="100" w:type="dxa"/>
-            </w:tcMar>
-            <w:vAlign w:val="center"/>
-          </w:tcPr>
-          <w:p>
-            <w:r>
-              <w:rPr>
-                <w:sz w:val="18"/>
-                <w:szCs w:val="18"/>
-              </w:rPr>
-              <w:t xml:space="preserve">/api/clientes</w:t>
-            </w:r>
-          </w:p>
-        </w:tc>
-        <w:tc>
-          <w:tcPr>
-            <w:tcW w:w="3526" w:type="dxa"/>
-            <w:shd w:val="clear" w:color="auto" w:fill="F1F2F1"/>
-            <w:tcMar>
-              <w:top w:w="60" w:type="dxa"/>
-              <w:left w:w="100" w:type="dxa"/>
-              <w:bottom w:w="60" w:type="dxa"/>
-              <w:right w:w="100" w:type="dxa"/>
-            </w:tcMar>
-            <w:vAlign w:val="center"/>
-          </w:tcPr>
-          <w:p>
-            <w:r>
-              <w:rPr>
-                <w:sz w:val="18"/>
-                <w:szCs w:val="18"/>
-              </w:rPr>
-              <w:t xml:space="preserve">Registrar un cliente (correo único, contraseña hasheada)</w:t>
-            </w:r>
-          </w:p>
-        </w:tc>
-        <w:tc>
-          <w:tcPr>
-            <w:tcW w:w="1500" w:type="dxa"/>
-            <w:shd w:val="clear" w:color="auto" w:fill="F1F2F1"/>
-            <w:tcMar>
-              <w:top w:w="60" w:type="dxa"/>
-              <w:left w:w="100" w:type="dxa"/>
-              <w:bottom w:w="60" w:type="dxa"/>
-              <w:right w:w="100" w:type="dxa"/>
-            </w:tcMar>
-            <w:vAlign w:val="center"/>
-          </w:tcPr>
-          <w:p>
-            <w:r>
-              <w:rPr>
-                <w:sz w:val="18"/>
-                <w:szCs w:val="18"/>
-              </w:rPr>
-              <w:t xml:space="preserve">FR-09</w:t>
+            <w:tcMar>
+              <w:top w:w="60" w:type="dxa"/>
+              <w:left w:w="100" w:type="dxa"/>
+              <w:bottom w:w="60" w:type="dxa"/>
+              <w:right w:w="100" w:type="dxa"/>
+            </w:tcMar>
+            <w:vAlign w:val="center"/>
+          </w:tcPr>
+          <w:p>
+            <w:r>
+              <w:rPr>
+                <w:sz w:val="18"/>
+                <w:szCs w:val="18"/>
+              </w:rPr>
+              <w:t>Público</w:t>
+            </w:r>
+          </w:p>
+        </w:tc>
+        <w:tc>
+          <w:tcPr>
+            <w:tcW w:w="1100" w:type="dxa"/>
+            <w:tcMar>
+              <w:top w:w="60" w:type="dxa"/>
+              <w:left w:w="100" w:type="dxa"/>
+              <w:bottom w:w="60" w:type="dxa"/>
+              <w:right w:w="100" w:type="dxa"/>
+            </w:tcMar>
+            <w:vAlign w:val="center"/>
+          </w:tcPr>
+          <w:p>
+            <w:r>
+              <w:rPr>
+                <w:sz w:val="18"/>
+                <w:szCs w:val="18"/>
+              </w:rPr>
+              <w:t>FR-08, S2</w:t>
             </w:r>
           </w:p>
         </w:tc>
@@ -11290,6 +12364,72 @@
         </w:trPr>
         <w:tc>
           <w:tcPr>
+            <w:tcW w:w="900" w:type="dxa"/>
+            <w:shd w:val="clear" w:color="auto" w:fill="F1F2F1"/>
+            <w:tcMar>
+              <w:top w:w="60" w:type="dxa"/>
+              <w:left w:w="100" w:type="dxa"/>
+              <w:bottom w:w="60" w:type="dxa"/>
+              <w:right w:w="100" w:type="dxa"/>
+            </w:tcMar>
+            <w:vAlign w:val="center"/>
+          </w:tcPr>
+          <w:p>
+            <w:r>
+              <w:rPr>
+                <w:sz w:val="18"/>
+                <w:szCs w:val="18"/>
+              </w:rPr>
+              <w:t>POST</w:t>
+            </w:r>
+          </w:p>
+        </w:tc>
+        <w:tc>
+          <w:tcPr>
+            <w:tcW w:w="2850" w:type="dxa"/>
+            <w:shd w:val="clear" w:color="auto" w:fill="F1F2F1"/>
+            <w:tcMar>
+              <w:top w:w="60" w:type="dxa"/>
+              <w:left w:w="100" w:type="dxa"/>
+              <w:bottom w:w="60" w:type="dxa"/>
+              <w:right w:w="100" w:type="dxa"/>
+            </w:tcMar>
+            <w:vAlign w:val="center"/>
+          </w:tcPr>
+          <w:p>
+            <w:r>
+              <w:rPr>
+                <w:sz w:val="18"/>
+                <w:szCs w:val="18"/>
+              </w:rPr>
+              <w:t>/api/clientes</w:t>
+            </w:r>
+          </w:p>
+        </w:tc>
+        <w:tc>
+          <w:tcPr>
+            <w:tcW w:w="3176" w:type="dxa"/>
+            <w:shd w:val="clear" w:color="auto" w:fill="F1F2F1"/>
+            <w:tcMar>
+              <w:top w:w="60" w:type="dxa"/>
+              <w:left w:w="100" w:type="dxa"/>
+              <w:bottom w:w="60" w:type="dxa"/>
+              <w:right w:w="100" w:type="dxa"/>
+            </w:tcMar>
+            <w:vAlign w:val="center"/>
+          </w:tcPr>
+          <w:p>
+            <w:r>
+              <w:rPr>
+                <w:sz w:val="18"/>
+                <w:szCs w:val="18"/>
+              </w:rPr>
+              <w:t>Registrar un cliente</w:t>
+            </w:r>
+          </w:p>
+        </w:tc>
+        <w:tc>
+          <w:tcPr>
             <w:tcW w:w="1000" w:type="dxa"/>
             <w:shd w:val="clear" w:color="auto" w:fill="F1F2F1"/>
             <w:tcMar>
@@ -11306,13 +12446,13 @@
                 <w:sz w:val="18"/>
                 <w:szCs w:val="18"/>
               </w:rPr>
-              <w:t xml:space="preserve">POST</w:t>
-            </w:r>
-          </w:p>
-        </w:tc>
-        <w:tc>
-          <w:tcPr>
-            <w:tcW w:w="3000" w:type="dxa"/>
+              <w:t>Público</w:t>
+            </w:r>
+          </w:p>
+        </w:tc>
+        <w:tc>
+          <w:tcPr>
+            <w:tcW w:w="1100" w:type="dxa"/>
             <w:shd w:val="clear" w:color="auto" w:fill="F1F2F1"/>
             <w:tcMar>
               <w:top w:w="60" w:type="dxa"/>
@@ -11328,51 +12468,7 @@
                 <w:sz w:val="18"/>
                 <w:szCs w:val="18"/>
               </w:rPr>
-              <w:t xml:space="preserve">/api/clientes/sesiones</w:t>
-            </w:r>
-          </w:p>
-        </w:tc>
-        <w:tc>
-          <w:tcPr>
-            <w:tcW w:w="3526" w:type="dxa"/>
-            <w:shd w:val="clear" w:color="auto" w:fill="F1F2F1"/>
-            <w:tcMar>
-              <w:top w:w="60" w:type="dxa"/>
-              <w:left w:w="100" w:type="dxa"/>
-              <w:bottom w:w="60" w:type="dxa"/>
-              <w:right w:w="100" w:type="dxa"/>
-            </w:tcMar>
-            <w:vAlign w:val="center"/>
-          </w:tcPr>
-          <w:p>
-            <w:r>
-              <w:rPr>
-                <w:sz w:val="18"/>
-                <w:szCs w:val="18"/>
-              </w:rPr>
-              <w:t xml:space="preserve">Autenticar por correo y contraseña; devuelve un token</w:t>
-            </w:r>
-          </w:p>
-        </w:tc>
-        <w:tc>
-          <w:tcPr>
-            <w:tcW w:w="1500" w:type="dxa"/>
-            <w:shd w:val="clear" w:color="auto" w:fill="F1F2F1"/>
-            <w:tcMar>
-              <w:top w:w="60" w:type="dxa"/>
-              <w:left w:w="100" w:type="dxa"/>
-              <w:bottom w:w="60" w:type="dxa"/>
-              <w:right w:w="100" w:type="dxa"/>
-            </w:tcMar>
-            <w:vAlign w:val="center"/>
-          </w:tcPr>
-          <w:p>
-            <w:r>
-              <w:rPr>
-                <w:sz w:val="18"/>
-                <w:szCs w:val="18"/>
-              </w:rPr>
-              <w:t xml:space="preserve">FR-10</w:t>
+              <w:t>FR-09</w:t>
             </w:r>
           </w:p>
         </w:tc>
@@ -11383,89 +12479,106 @@
         </w:trPr>
         <w:tc>
           <w:tcPr>
+            <w:tcW w:w="900" w:type="dxa"/>
+            <w:tcMar>
+              <w:top w:w="60" w:type="dxa"/>
+              <w:left w:w="100" w:type="dxa"/>
+              <w:bottom w:w="60" w:type="dxa"/>
+              <w:right w:w="100" w:type="dxa"/>
+            </w:tcMar>
+            <w:vAlign w:val="center"/>
+          </w:tcPr>
+          <w:p>
+            <w:r>
+              <w:rPr>
+                <w:sz w:val="18"/>
+                <w:szCs w:val="18"/>
+              </w:rPr>
+              <w:t>POST</w:t>
+            </w:r>
+          </w:p>
+        </w:tc>
+        <w:tc>
+          <w:tcPr>
+            <w:tcW w:w="2850" w:type="dxa"/>
+            <w:tcMar>
+              <w:top w:w="60" w:type="dxa"/>
+              <w:left w:w="100" w:type="dxa"/>
+              <w:bottom w:w="60" w:type="dxa"/>
+              <w:right w:w="100" w:type="dxa"/>
+            </w:tcMar>
+            <w:vAlign w:val="center"/>
+          </w:tcPr>
+          <w:p>
+            <w:r>
+              <w:rPr>
+                <w:sz w:val="18"/>
+                <w:szCs w:val="18"/>
+              </w:rPr>
+              <w:t>/api/clientes/sesiones</w:t>
+            </w:r>
+          </w:p>
+        </w:tc>
+        <w:tc>
+          <w:tcPr>
+            <w:tcW w:w="3176" w:type="dxa"/>
+            <w:tcMar>
+              <w:top w:w="60" w:type="dxa"/>
+              <w:left w:w="100" w:type="dxa"/>
+              <w:bottom w:w="60" w:type="dxa"/>
+              <w:right w:w="100" w:type="dxa"/>
+            </w:tcMar>
+            <w:vAlign w:val="center"/>
+          </w:tcPr>
+          <w:p>
+            <w:r>
+              <w:rPr>
+                <w:sz w:val="18"/>
+                <w:szCs w:val="18"/>
+              </w:rPr>
+              <w:t>Iniciar sesión de cliente; devuelve un token</w:t>
+            </w:r>
+          </w:p>
+        </w:tc>
+        <w:tc>
+          <w:tcPr>
             <w:tcW w:w="1000" w:type="dxa"/>
-            <w:shd w:val="clear" w:color="auto" w:fill="F1F2F1"/>
-            <w:tcMar>
-              <w:top w:w="60" w:type="dxa"/>
-              <w:left w:w="100" w:type="dxa"/>
-              <w:bottom w:w="60" w:type="dxa"/>
-              <w:right w:w="100" w:type="dxa"/>
-            </w:tcMar>
-            <w:vAlign w:val="center"/>
-          </w:tcPr>
-          <w:p>
-            <w:r>
-              <w:rPr>
-                <w:sz w:val="18"/>
-                <w:szCs w:val="18"/>
-              </w:rPr>
-              <w:t xml:space="preserve">GET</w:t>
-            </w:r>
-          </w:p>
-        </w:tc>
-        <w:tc>
-          <w:tcPr>
-            <w:tcW w:w="3000" w:type="dxa"/>
-            <w:shd w:val="clear" w:color="auto" w:fill="F1F2F1"/>
-            <w:tcMar>
-              <w:top w:w="60" w:type="dxa"/>
-              <w:left w:w="100" w:type="dxa"/>
-              <w:bottom w:w="60" w:type="dxa"/>
-              <w:right w:w="100" w:type="dxa"/>
-            </w:tcMar>
-            <w:vAlign w:val="center"/>
-          </w:tcPr>
-          <w:p>
-            <w:r>
-              <w:rPr>
-                <w:sz w:val="18"/>
-                <w:szCs w:val="18"/>
-              </w:rPr>
-              <w:t xml:space="preserve">/api/clientes/yo</w:t>
-            </w:r>
-          </w:p>
-        </w:tc>
-        <w:tc>
-          <w:tcPr>
-            <w:tcW w:w="3526" w:type="dxa"/>
-            <w:shd w:val="clear" w:color="auto" w:fill="F1F2F1"/>
-            <w:tcMar>
-              <w:top w:w="60" w:type="dxa"/>
-              <w:left w:w="100" w:type="dxa"/>
-              <w:bottom w:w="60" w:type="dxa"/>
-              <w:right w:w="100" w:type="dxa"/>
-            </w:tcMar>
-            <w:vAlign w:val="center"/>
-          </w:tcPr>
-          <w:p>
-            <w:r>
-              <w:rPr>
-                <w:sz w:val="18"/>
-                <w:szCs w:val="18"/>
-              </w:rPr>
-              <w:t xml:space="preserve">Perfil del propio cliente autenticado (único lugar con RUT/teléfono)</w:t>
-            </w:r>
-          </w:p>
-        </w:tc>
-        <w:tc>
-          <w:tcPr>
-            <w:tcW w:w="1500" w:type="dxa"/>
-            <w:shd w:val="clear" w:color="auto" w:fill="F1F2F1"/>
-            <w:tcMar>
-              <w:top w:w="60" w:type="dxa"/>
-              <w:left w:w="100" w:type="dxa"/>
-              <w:bottom w:w="60" w:type="dxa"/>
-              <w:right w:w="100" w:type="dxa"/>
-            </w:tcMar>
-            <w:vAlign w:val="center"/>
-          </w:tcPr>
-          <w:p>
-            <w:r>
-              <w:rPr>
-                <w:sz w:val="18"/>
-                <w:szCs w:val="18"/>
-              </w:rPr>
-              <w:t xml:space="preserve">FR-11, R17</w:t>
+            <w:tcMar>
+              <w:top w:w="60" w:type="dxa"/>
+              <w:left w:w="100" w:type="dxa"/>
+              <w:bottom w:w="60" w:type="dxa"/>
+              <w:right w:w="100" w:type="dxa"/>
+            </w:tcMar>
+            <w:vAlign w:val="center"/>
+          </w:tcPr>
+          <w:p>
+            <w:r>
+              <w:rPr>
+                <w:sz w:val="18"/>
+                <w:szCs w:val="18"/>
+              </w:rPr>
+              <w:t>Público</w:t>
+            </w:r>
+          </w:p>
+        </w:tc>
+        <w:tc>
+          <w:tcPr>
+            <w:tcW w:w="1100" w:type="dxa"/>
+            <w:tcMar>
+              <w:top w:w="60" w:type="dxa"/>
+              <w:left w:w="100" w:type="dxa"/>
+              <w:bottom w:w="60" w:type="dxa"/>
+              <w:right w:w="100" w:type="dxa"/>
+            </w:tcMar>
+            <w:vAlign w:val="center"/>
+          </w:tcPr>
+          <w:p>
+            <w:r>
+              <w:rPr>
+                <w:sz w:val="18"/>
+                <w:szCs w:val="18"/>
+              </w:rPr>
+              <w:t>FR-10</w:t>
             </w:r>
           </w:p>
         </w:tc>
@@ -11476,6 +12589,72 @@
         </w:trPr>
         <w:tc>
           <w:tcPr>
+            <w:tcW w:w="900" w:type="dxa"/>
+            <w:shd w:val="clear" w:color="auto" w:fill="F1F2F1"/>
+            <w:tcMar>
+              <w:top w:w="60" w:type="dxa"/>
+              <w:left w:w="100" w:type="dxa"/>
+              <w:bottom w:w="60" w:type="dxa"/>
+              <w:right w:w="100" w:type="dxa"/>
+            </w:tcMar>
+            <w:vAlign w:val="center"/>
+          </w:tcPr>
+          <w:p>
+            <w:r>
+              <w:rPr>
+                <w:sz w:val="18"/>
+                <w:szCs w:val="18"/>
+              </w:rPr>
+              <w:t>GET</w:t>
+            </w:r>
+          </w:p>
+        </w:tc>
+        <w:tc>
+          <w:tcPr>
+            <w:tcW w:w="2850" w:type="dxa"/>
+            <w:shd w:val="clear" w:color="auto" w:fill="F1F2F1"/>
+            <w:tcMar>
+              <w:top w:w="60" w:type="dxa"/>
+              <w:left w:w="100" w:type="dxa"/>
+              <w:bottom w:w="60" w:type="dxa"/>
+              <w:right w:w="100" w:type="dxa"/>
+            </w:tcMar>
+            <w:vAlign w:val="center"/>
+          </w:tcPr>
+          <w:p>
+            <w:r>
+              <w:rPr>
+                <w:sz w:val="18"/>
+                <w:szCs w:val="18"/>
+              </w:rPr>
+              <w:t>/api/clientes/yo</w:t>
+            </w:r>
+          </w:p>
+        </w:tc>
+        <w:tc>
+          <w:tcPr>
+            <w:tcW w:w="3176" w:type="dxa"/>
+            <w:shd w:val="clear" w:color="auto" w:fill="F1F2F1"/>
+            <w:tcMar>
+              <w:top w:w="60" w:type="dxa"/>
+              <w:left w:w="100" w:type="dxa"/>
+              <w:bottom w:w="60" w:type="dxa"/>
+              <w:right w:w="100" w:type="dxa"/>
+            </w:tcMar>
+            <w:vAlign w:val="center"/>
+          </w:tcPr>
+          <w:p>
+            <w:r>
+              <w:rPr>
+                <w:sz w:val="18"/>
+                <w:szCs w:val="18"/>
+              </w:rPr>
+              <w:t>Perfil propio (único lugar con RUT y teléfono)</w:t>
+            </w:r>
+          </w:p>
+        </w:tc>
+        <w:tc>
+          <w:tcPr>
             <w:tcW w:w="1000" w:type="dxa"/>
             <w:shd w:val="clear" w:color="auto" w:fill="F1F2F1"/>
             <w:tcMar>
@@ -11492,13 +12671,13 @@
                 <w:sz w:val="18"/>
                 <w:szCs w:val="18"/>
               </w:rPr>
-              <w:t xml:space="preserve">POST</w:t>
-            </w:r>
-          </w:p>
-        </w:tc>
-        <w:tc>
-          <w:tcPr>
-            <w:tcW w:w="3000" w:type="dxa"/>
+              <w:t>Cliente</w:t>
+            </w:r>
+          </w:p>
+        </w:tc>
+        <w:tc>
+          <w:tcPr>
+            <w:tcW w:w="1100" w:type="dxa"/>
             <w:shd w:val="clear" w:color="auto" w:fill="F1F2F1"/>
             <w:tcMar>
               <w:top w:w="60" w:type="dxa"/>
@@ -11514,51 +12693,7 @@
                 <w:sz w:val="18"/>
                 <w:szCs w:val="18"/>
               </w:rPr>
-              <w:t xml:space="preserve">/api/reservas</w:t>
-            </w:r>
-          </w:p>
-        </w:tc>
-        <w:tc>
-          <w:tcPr>
-            <w:tcW w:w="3526" w:type="dxa"/>
-            <w:shd w:val="clear" w:color="auto" w:fill="F1F2F1"/>
-            <w:tcMar>
-              <w:top w:w="60" w:type="dxa"/>
-              <w:left w:w="100" w:type="dxa"/>
-              <w:bottom w:w="60" w:type="dxa"/>
-              <w:right w:w="100" w:type="dxa"/>
-            </w:tcMar>
-            <w:vAlign w:val="center"/>
-          </w:tcPr>
-          <w:p>
-            <w:r>
-              <w:rPr>
-                <w:sz w:val="18"/>
-                <w:szCs w:val="18"/>
-              </w:rPr>
-              <w:t xml:space="preserve">Reservar un paquete publicado y vigente, con cupo disponible</w:t>
-            </w:r>
-          </w:p>
-        </w:tc>
-        <w:tc>
-          <w:tcPr>
-            <w:tcW w:w="1500" w:type="dxa"/>
-            <w:shd w:val="clear" w:color="auto" w:fill="F1F2F1"/>
-            <w:tcMar>
-              <w:top w:w="60" w:type="dxa"/>
-              <w:left w:w="100" w:type="dxa"/>
-              <w:bottom w:w="60" w:type="dxa"/>
-              <w:right w:w="100" w:type="dxa"/>
-            </w:tcMar>
-            <w:vAlign w:val="center"/>
-          </w:tcPr>
-          <w:p>
-            <w:r>
-              <w:rPr>
-                <w:sz w:val="18"/>
-                <w:szCs w:val="18"/>
-              </w:rPr>
-              <w:t xml:space="preserve">FR-12 a FR-14</w:t>
+              <w:t>FR-11, R17</w:t>
             </w:r>
           </w:p>
         </w:tc>
@@ -11569,6 +12704,182 @@
         </w:trPr>
         <w:tc>
           <w:tcPr>
+            <w:tcW w:w="900" w:type="dxa"/>
+            <w:tcMar>
+              <w:top w:w="60" w:type="dxa"/>
+              <w:left w:w="100" w:type="dxa"/>
+              <w:bottom w:w="60" w:type="dxa"/>
+              <w:right w:w="100" w:type="dxa"/>
+            </w:tcMar>
+            <w:vAlign w:val="center"/>
+          </w:tcPr>
+          <w:p>
+            <w:r>
+              <w:rPr>
+                <w:sz w:val="18"/>
+                <w:szCs w:val="18"/>
+              </w:rPr>
+              <w:t>POST</w:t>
+            </w:r>
+          </w:p>
+        </w:tc>
+        <w:tc>
+          <w:tcPr>
+            <w:tcW w:w="2850" w:type="dxa"/>
+            <w:tcMar>
+              <w:top w:w="60" w:type="dxa"/>
+              <w:left w:w="100" w:type="dxa"/>
+              <w:bottom w:w="60" w:type="dxa"/>
+              <w:right w:w="100" w:type="dxa"/>
+            </w:tcMar>
+            <w:vAlign w:val="center"/>
+          </w:tcPr>
+          <w:p>
+            <w:r>
+              <w:rPr>
+                <w:sz w:val="18"/>
+                <w:szCs w:val="18"/>
+              </w:rPr>
+              <w:t>/api/reservas</w:t>
+            </w:r>
+          </w:p>
+        </w:tc>
+        <w:tc>
+          <w:tcPr>
+            <w:tcW w:w="3176" w:type="dxa"/>
+            <w:tcMar>
+              <w:top w:w="60" w:type="dxa"/>
+              <w:left w:w="100" w:type="dxa"/>
+              <w:bottom w:w="60" w:type="dxa"/>
+              <w:right w:w="100" w:type="dxa"/>
+            </w:tcMar>
+            <w:vAlign w:val="center"/>
+          </w:tcPr>
+          <w:p>
+            <w:r>
+              <w:rPr>
+                <w:sz w:val="18"/>
+                <w:szCs w:val="18"/>
+              </w:rPr>
+              <w:t>Reservar un paquete publicado y vigente, con cupo</w:t>
+            </w:r>
+          </w:p>
+        </w:tc>
+        <w:tc>
+          <w:tcPr>
+            <w:tcW w:w="1000" w:type="dxa"/>
+            <w:tcMar>
+              <w:top w:w="60" w:type="dxa"/>
+              <w:left w:w="100" w:type="dxa"/>
+              <w:bottom w:w="60" w:type="dxa"/>
+              <w:right w:w="100" w:type="dxa"/>
+            </w:tcMar>
+            <w:vAlign w:val="center"/>
+          </w:tcPr>
+          <w:p>
+            <w:r>
+              <w:rPr>
+                <w:sz w:val="18"/>
+                <w:szCs w:val="18"/>
+              </w:rPr>
+              <w:t>Cliente</w:t>
+            </w:r>
+          </w:p>
+        </w:tc>
+        <w:tc>
+          <w:tcPr>
+            <w:tcW w:w="1100" w:type="dxa"/>
+            <w:tcMar>
+              <w:top w:w="60" w:type="dxa"/>
+              <w:left w:w="100" w:type="dxa"/>
+              <w:bottom w:w="60" w:type="dxa"/>
+              <w:right w:w="100" w:type="dxa"/>
+            </w:tcMar>
+            <w:vAlign w:val="center"/>
+          </w:tcPr>
+          <w:p>
+            <w:r>
+              <w:rPr>
+                <w:sz w:val="18"/>
+                <w:szCs w:val="18"/>
+              </w:rPr>
+              <w:t>FR-12 a FR-14</w:t>
+            </w:r>
+          </w:p>
+        </w:tc>
+      </w:tr>
+      <w:tr>
+        <w:trPr>
+          <w:cantSplit/>
+        </w:trPr>
+        <w:tc>
+          <w:tcPr>
+            <w:tcW w:w="900" w:type="dxa"/>
+            <w:shd w:val="clear" w:color="auto" w:fill="F1F2F1"/>
+            <w:tcMar>
+              <w:top w:w="60" w:type="dxa"/>
+              <w:left w:w="100" w:type="dxa"/>
+              <w:bottom w:w="60" w:type="dxa"/>
+              <w:right w:w="100" w:type="dxa"/>
+            </w:tcMar>
+            <w:vAlign w:val="center"/>
+          </w:tcPr>
+          <w:p>
+            <w:r>
+              <w:rPr>
+                <w:sz w:val="18"/>
+                <w:szCs w:val="18"/>
+              </w:rPr>
+              <w:t>GET</w:t>
+            </w:r>
+          </w:p>
+        </w:tc>
+        <w:tc>
+          <w:tcPr>
+            <w:tcW w:w="2850" w:type="dxa"/>
+            <w:shd w:val="clear" w:color="auto" w:fill="F1F2F1"/>
+            <w:tcMar>
+              <w:top w:w="60" w:type="dxa"/>
+              <w:left w:w="100" w:type="dxa"/>
+              <w:bottom w:w="60" w:type="dxa"/>
+              <w:right w:w="100" w:type="dxa"/>
+            </w:tcMar>
+            <w:vAlign w:val="center"/>
+          </w:tcPr>
+          <w:p>
+            <w:r>
+              <w:rPr>
+                <w:sz w:val="18"/>
+                <w:szCs w:val="18"/>
+              </w:rPr>
+              <w:t>/api/reservas</w:t>
+            </w:r>
+          </w:p>
+        </w:tc>
+        <w:tc>
+          <w:tcPr>
+            <w:tcW w:w="3176" w:type="dxa"/>
+            <w:shd w:val="clear" w:color="auto" w:fill="F1F2F1"/>
+            <w:tcMar>
+              <w:top w:w="60" w:type="dxa"/>
+              <w:left w:w="100" w:type="dxa"/>
+              <w:bottom w:w="60" w:type="dxa"/>
+              <w:right w:w="100" w:type="dxa"/>
+            </w:tcMar>
+            <w:vAlign w:val="center"/>
+          </w:tcPr>
+          <w:p>
+            <w:r>
+              <w:rPr>
+                <w:sz w:val="18"/>
+                <w:szCs w:val="18"/>
+              </w:rPr>
+              <w:t>Historial propio de reservas</w:t>
+            </w:r>
+          </w:p>
+        </w:tc>
+        <w:tc>
+          <w:tcPr>
             <w:tcW w:w="1000" w:type="dxa"/>
             <w:shd w:val="clear" w:color="auto" w:fill="F1F2F1"/>
             <w:tcMar>
@@ -11585,13 +12896,13 @@
                 <w:sz w:val="18"/>
                 <w:szCs w:val="18"/>
               </w:rPr>
-              <w:t xml:space="preserve">GET</w:t>
-            </w:r>
-          </w:p>
-        </w:tc>
-        <w:tc>
-          <w:tcPr>
-            <w:tcW w:w="3000" w:type="dxa"/>
+              <w:t>Cliente</w:t>
+            </w:r>
+          </w:p>
+        </w:tc>
+        <w:tc>
+          <w:tcPr>
+            <w:tcW w:w="1100" w:type="dxa"/>
             <w:shd w:val="clear" w:color="auto" w:fill="F1F2F1"/>
             <w:tcMar>
               <w:top w:w="60" w:type="dxa"/>
@@ -11607,13 +12918,128 @@
                 <w:sz w:val="18"/>
                 <w:szCs w:val="18"/>
               </w:rPr>
-              <w:t xml:space="preserve">/api/reservas</w:t>
-            </w:r>
-          </w:p>
-        </w:tc>
-        <w:tc>
-          <w:tcPr>
-            <w:tcW w:w="3526" w:type="dxa"/>
+              <w:t>FR-15</w:t>
+            </w:r>
+          </w:p>
+        </w:tc>
+      </w:tr>
+      <w:tr>
+        <w:trPr>
+          <w:cantSplit/>
+        </w:trPr>
+        <w:tc>
+          <w:tcPr>
+            <w:tcW w:w="900" w:type="dxa"/>
+            <w:tcMar>
+              <w:top w:w="60" w:type="dxa"/>
+              <w:left w:w="100" w:type="dxa"/>
+              <w:bottom w:w="60" w:type="dxa"/>
+              <w:right w:w="100" w:type="dxa"/>
+            </w:tcMar>
+            <w:vAlign w:val="center"/>
+          </w:tcPr>
+          <w:p>
+            <w:r>
+              <w:rPr>
+                <w:sz w:val="18"/>
+                <w:szCs w:val="18"/>
+              </w:rPr>
+              <w:t>POST</w:t>
+            </w:r>
+          </w:p>
+        </w:tc>
+        <w:tc>
+          <w:tcPr>
+            <w:tcW w:w="2850" w:type="dxa"/>
+            <w:tcMar>
+              <w:top w:w="60" w:type="dxa"/>
+              <w:left w:w="100" w:type="dxa"/>
+              <w:bottom w:w="60" w:type="dxa"/>
+              <w:right w:w="100" w:type="dxa"/>
+            </w:tcMar>
+            <w:vAlign w:val="center"/>
+          </w:tcPr>
+          <w:p>
+            <w:r>
+              <w:rPr>
+                <w:sz w:val="18"/>
+                <w:szCs w:val="18"/>
+              </w:rPr>
+              <w:t>/api/administradores/sesiones</w:t>
+            </w:r>
+          </w:p>
+        </w:tc>
+        <w:tc>
+          <w:tcPr>
+            <w:tcW w:w="3176" w:type="dxa"/>
+            <w:tcMar>
+              <w:top w:w="60" w:type="dxa"/>
+              <w:left w:w="100" w:type="dxa"/>
+              <w:bottom w:w="60" w:type="dxa"/>
+              <w:right w:w="100" w:type="dxa"/>
+            </w:tcMar>
+            <w:vAlign w:val="center"/>
+          </w:tcPr>
+          <w:p>
+            <w:r>
+              <w:rPr>
+                <w:sz w:val="18"/>
+                <w:szCs w:val="18"/>
+              </w:rPr>
+              <w:t>Iniciar sesión de administrador; devuelve un token</w:t>
+            </w:r>
+          </w:p>
+        </w:tc>
+        <w:tc>
+          <w:tcPr>
+            <w:tcW w:w="1000" w:type="dxa"/>
+            <w:tcMar>
+              <w:top w:w="60" w:type="dxa"/>
+              <w:left w:w="100" w:type="dxa"/>
+              <w:bottom w:w="60" w:type="dxa"/>
+              <w:right w:w="100" w:type="dxa"/>
+            </w:tcMar>
+            <w:vAlign w:val="center"/>
+          </w:tcPr>
+          <w:p>
+            <w:r>
+              <w:rPr>
+                <w:sz w:val="18"/>
+                <w:szCs w:val="18"/>
+              </w:rPr>
+              <w:t>Público</w:t>
+            </w:r>
+          </w:p>
+        </w:tc>
+        <w:tc>
+          <w:tcPr>
+            <w:tcW w:w="1100" w:type="dxa"/>
+            <w:tcMar>
+              <w:top w:w="60" w:type="dxa"/>
+              <w:left w:w="100" w:type="dxa"/>
+              <w:bottom w:w="60" w:type="dxa"/>
+              <w:right w:w="100" w:type="dxa"/>
+            </w:tcMar>
+            <w:vAlign w:val="center"/>
+          </w:tcPr>
+          <w:p>
+            <w:r>
+              <w:rPr>
+                <w:sz w:val="18"/>
+                <w:szCs w:val="18"/>
+              </w:rPr>
+              <w:t>S1, FR-10</w:t>
+            </w:r>
+          </w:p>
+        </w:tc>
+      </w:tr>
+      <w:tr>
+        <w:trPr>
+          <w:cantSplit/>
+        </w:trPr>
+        <w:tc>
+          <w:tcPr>
+            <w:tcW w:w="900" w:type="dxa"/>
             <w:shd w:val="clear" w:color="auto" w:fill="F1F2F1"/>
             <w:tcMar>
               <w:top w:w="60" w:type="dxa"/>
@@ -11629,13 +13055,13 @@
                 <w:sz w:val="18"/>
                 <w:szCs w:val="18"/>
               </w:rPr>
-              <w:t xml:space="preserve">Historial propio de reservas del cliente autenticado</w:t>
-            </w:r>
-          </w:p>
-        </w:tc>
-        <w:tc>
-          <w:tcPr>
-            <w:tcW w:w="1500" w:type="dxa"/>
+              <w:t>GET</w:t>
+            </w:r>
+          </w:p>
+        </w:tc>
+        <w:tc>
+          <w:tcPr>
+            <w:tcW w:w="2850" w:type="dxa"/>
             <w:shd w:val="clear" w:color="auto" w:fill="F1F2F1"/>
             <w:tcMar>
               <w:top w:w="60" w:type="dxa"/>
@@ -11651,7 +13077,73 @@
                 <w:sz w:val="18"/>
                 <w:szCs w:val="18"/>
               </w:rPr>
-              <w:t xml:space="preserve">FR-15</w:t>
+              <w:t>/api/administradores/yo</w:t>
+            </w:r>
+          </w:p>
+        </w:tc>
+        <w:tc>
+          <w:tcPr>
+            <w:tcW w:w="3176" w:type="dxa"/>
+            <w:shd w:val="clear" w:color="auto" w:fill="F1F2F1"/>
+            <w:tcMar>
+              <w:top w:w="60" w:type="dxa"/>
+              <w:left w:w="100" w:type="dxa"/>
+              <w:bottom w:w="60" w:type="dxa"/>
+              <w:right w:w="100" w:type="dxa"/>
+            </w:tcMar>
+            <w:vAlign w:val="center"/>
+          </w:tcPr>
+          <w:p>
+            <w:r>
+              <w:rPr>
+                <w:sz w:val="18"/>
+                <w:szCs w:val="18"/>
+              </w:rPr>
+              <w:t>Perfil del administrador</w:t>
+            </w:r>
+          </w:p>
+        </w:tc>
+        <w:tc>
+          <w:tcPr>
+            <w:tcW w:w="1000" w:type="dxa"/>
+            <w:shd w:val="clear" w:color="auto" w:fill="F1F2F1"/>
+            <w:tcMar>
+              <w:top w:w="60" w:type="dxa"/>
+              <w:left w:w="100" w:type="dxa"/>
+              <w:bottom w:w="60" w:type="dxa"/>
+              <w:right w:w="100" w:type="dxa"/>
+            </w:tcMar>
+            <w:vAlign w:val="center"/>
+          </w:tcPr>
+          <w:p>
+            <w:r>
+              <w:rPr>
+                <w:sz w:val="18"/>
+                <w:szCs w:val="18"/>
+              </w:rPr>
+              <w:t>Admin</w:t>
+            </w:r>
+          </w:p>
+        </w:tc>
+        <w:tc>
+          <w:tcPr>
+            <w:tcW w:w="1100" w:type="dxa"/>
+            <w:shd w:val="clear" w:color="auto" w:fill="F1F2F1"/>
+            <w:tcMar>
+              <w:top w:w="60" w:type="dxa"/>
+              <w:left w:w="100" w:type="dxa"/>
+              <w:bottom w:w="60" w:type="dxa"/>
+              <w:right w:w="100" w:type="dxa"/>
+            </w:tcMar>
+            <w:vAlign w:val="center"/>
+          </w:tcPr>
+          <w:p>
+            <w:r>
+              <w:rPr>
+                <w:sz w:val="18"/>
+                <w:szCs w:val="18"/>
+              </w:rPr>
+              <w:t>S1</w:t>
             </w:r>
           </w:p>
         </w:tc>
@@ -11667,7 +13159,10 @@
         <w:spacing w:after="120"/>
       </w:pPr>
       <w:r>
-        <w:t>Calidad: 85 pruebas automatizadas (pytest) — 49 de Destinos y Paquetes más 36 de Clientes, Reservas y el módulo de seguridad —, unitarias del dominio y de la API sobre SQLite real, cubren cada regla de R1 a R17 y casos borde como el redondeo del precio, un margen NaN, nombres con distinta capitalización, un intento de inyección SQL, un token firmado con otra clave y una contraseña que supera el límite de 72 bytes de bcrypt. Para comprobar que las pruebas detectan errores reales, se rompieron a propósito R7 y R8 en el código, y en ambos casos fallaron las pruebas correspondientes. Pendiente para la integración (Sprint 2): exigir la autenticación de administrador en las rutas que modifican el catálogo (S1, RNF-03) — no corresponde a ningún FR de la sección 2, por lo que queda fuera de los dominios HU-01 a HU-05 salvo que el equipo decida agregarlo en el Sprint 2.</w:t>
+        <w:t>Calidad: 129 pruebas automatizadas (pytest), unitarias del dominio y de la API sobre SQLite real. Además de cubrir cada regla de R1 a R17 y casos borde (redondeo del precio, margen NaN, nombres con distinta capitalización, intento de inyección SQL, token firmado con otra clave, contraseña de más de 72 bytes), incluyen una prueba de integración que recorre el caso completo con los 4 dominios (test_integracion.py), una prueba de 20 reservas simultáneas sobre un cupo de 5 (test_concurrencia.py) y las pruebas d</w:t>
+      </w:r>
+      <w:r>
+        <w:t>e autorización por rol. Para comprobar que las pruebas detectan errores reales se desactivaron a propósito R7, R8 y cada una de las correcciones de seguridad de la sección 7.3; en todos los casos fallaron las pruebas correspondientes.</w:t>
       </w:r>
     </w:p>
     <w:p>
@@ -11695,7 +13190,7 @@
         </w:pBdr>
         <w:spacing w:before="240" w:after="120"/>
       </w:pPr>
-      <w:bookmarkStart w:id="18" w:name="_Toc241767458"/>
+      <w:bookmarkStart w:id="18" w:name="_Toc241775423"/>
       <w:r>
         <w:rPr>
           <w:b/>
@@ -12312,63 +13807,205 @@
         <w:tc>
           <w:tcPr>
             <w:tcW w:w="2200" w:type="dxa"/>
-            <w:tcMar>
-              <w:top w:w="60" w:type="dxa"/>
-              <w:left w:w="100" w:type="dxa"/>
-              <w:bottom w:w="60" w:type="dxa"/>
-              <w:right w:w="100" w:type="dxa"/>
-            </w:tcMar>
-            <w:vAlign w:val="center"/>
-          </w:tcPr>
-          <w:p>
-            <w:r>
-              <w:rPr>
-                <w:sz w:val="18"/>
-                <w:szCs w:val="18"/>
-              </w:rPr>
-              <w:t xml:space="preserve">Hash de contraseña</w:t>
+            <w:shd w:val="clear" w:color="auto" w:fill="F1F2F1"/>
+            <w:tcMar>
+              <w:top w:w="60" w:type="dxa"/>
+              <w:left w:w="100" w:type="dxa"/>
+              <w:bottom w:w="60" w:type="dxa"/>
+              <w:right w:w="100" w:type="dxa"/>
+            </w:tcMar>
+            <w:vAlign w:val="center"/>
+          </w:tcPr>
+          <w:p>
+            <w:r>
+              <w:rPr>
+                <w:sz w:val="18"/>
+                <w:szCs w:val="18"/>
+              </w:rPr>
+              <w:t>Hash de contraseña</w:t>
             </w:r>
           </w:p>
         </w:tc>
         <w:tc>
           <w:tcPr>
             <w:tcW w:w="3450" w:type="dxa"/>
-            <w:tcMar>
-              <w:top w:w="60" w:type="dxa"/>
-              <w:left w:w="100" w:type="dxa"/>
-              <w:bottom w:w="60" w:type="dxa"/>
-              <w:right w:w="100" w:type="dxa"/>
-            </w:tcMar>
-            <w:vAlign w:val="center"/>
-          </w:tcPr>
-          <w:p>
-            <w:r>
-              <w:rPr>
-                <w:sz w:val="18"/>
-                <w:szCs w:val="18"/>
-              </w:rPr>
-              <w:t xml:space="preserve">passlib[bcrypt] vs. bcrypt directo</w:t>
+            <w:shd w:val="clear" w:color="auto" w:fill="F1F2F1"/>
+            <w:tcMar>
+              <w:top w:w="60" w:type="dxa"/>
+              <w:left w:w="100" w:type="dxa"/>
+              <w:bottom w:w="60" w:type="dxa"/>
+              <w:right w:w="100" w:type="dxa"/>
+            </w:tcMar>
+            <w:vAlign w:val="center"/>
+          </w:tcPr>
+          <w:p>
+            <w:r>
+              <w:rPr>
+                <w:sz w:val="18"/>
+                <w:szCs w:val="18"/>
+              </w:rPr>
+              <w:t>passlib[bcrypt] vs. bcrypt directo</w:t>
             </w:r>
           </w:p>
         </w:tc>
         <w:tc>
           <w:tcPr>
             <w:tcW w:w="3700" w:type="dxa"/>
-            <w:tcMar>
-              <w:top w:w="60" w:type="dxa"/>
-              <w:left w:w="100" w:type="dxa"/>
-              <w:bottom w:w="60" w:type="dxa"/>
-              <w:right w:w="100" w:type="dxa"/>
-            </w:tcMar>
-            <w:vAlign w:val="center"/>
-          </w:tcPr>
-          <w:p>
-            <w:r>
-              <w:rPr>
-                <w:sz w:val="18"/>
-                <w:szCs w:val="18"/>
-              </w:rPr>
-              <w:t xml:space="preserve">Se intentó passlib[bcrypt] (sugerido en la sección 7.1 original) y falló con AttributeError: module ‘bcrypt’ has no attribute ‘__about__’ — passlib 1.7.4 (sin actualizaciones desde 2020) no es compatible con bcrypt ≥ 4.1. Se cambió a la librería bcrypt directamente, manteniendo el mismo algoritmo y factor de costo.</w:t>
+            <w:shd w:val="clear" w:color="auto" w:fill="F1F2F1"/>
+            <w:tcMar>
+              <w:top w:w="60" w:type="dxa"/>
+              <w:left w:w="100" w:type="dxa"/>
+              <w:bottom w:w="60" w:type="dxa"/>
+              <w:right w:w="100" w:type="dxa"/>
+            </w:tcMar>
+            <w:vAlign w:val="center"/>
+          </w:tcPr>
+          <w:p>
+            <w:r>
+              <w:rPr>
+                <w:sz w:val="18"/>
+                <w:szCs w:val="18"/>
+              </w:rPr>
+              <w:t>Se intentó passlib[bcrypt] (sugerido en la sección 7.1 original) y falló con AttributeError: module ‘bcrypt’ has no attribute ‘__about__’ — passlib 1.7.4 (sin actualizaciones desde 2020) no es compatible con bcrypt ≥ 4.1. Se cambió a la librería bcrypt directamente, manteniendo el mismo algoritmo y factor de costo.</w:t>
+            </w:r>
+          </w:p>
+        </w:tc>
+      </w:tr>
+      <w:tr>
+        <w:trPr>
+          <w:cantSplit/>
+        </w:trPr>
+        <w:tc>
+          <w:tcPr>
+            <w:tcW w:w="2200" w:type="dxa"/>
+            <w:tcMar>
+              <w:top w:w="60" w:type="dxa"/>
+              <w:left w:w="100" w:type="dxa"/>
+              <w:bottom w:w="60" w:type="dxa"/>
+              <w:right w:w="100" w:type="dxa"/>
+            </w:tcMar>
+            <w:vAlign w:val="center"/>
+          </w:tcPr>
+          <w:p>
+            <w:r>
+              <w:rPr>
+                <w:sz w:val="18"/>
+                <w:szCs w:val="18"/>
+              </w:rPr>
+              <w:t>Autorización del catálogo</w:t>
+            </w:r>
+          </w:p>
+        </w:tc>
+        <w:tc>
+          <w:tcPr>
+            <w:tcW w:w="3450" w:type="dxa"/>
+            <w:tcMar>
+              <w:top w:w="60" w:type="dxa"/>
+              <w:left w:w="100" w:type="dxa"/>
+              <w:bottom w:w="60" w:type="dxa"/>
+              <w:right w:w="100" w:type="dxa"/>
+            </w:tcMar>
+            <w:vAlign w:val="center"/>
+          </w:tcPr>
+          <w:p>
+            <w:r>
+              <w:rPr>
+                <w:sz w:val="18"/>
+                <w:szCs w:val="18"/>
+              </w:rPr>
+              <w:t>Dejarlo abierto (ningún FR lo exige, Cambio 7) vs. rol de administrador con la herencia del diagrama de clases</w:t>
+            </w:r>
+          </w:p>
+        </w:tc>
+        <w:tc>
+          <w:tcPr>
+            <w:tcW w:w="3700" w:type="dxa"/>
+            <w:tcMar>
+              <w:top w:w="60" w:type="dxa"/>
+              <w:left w:w="100" w:type="dxa"/>
+              <w:bottom w:w="60" w:type="dxa"/>
+              <w:right w:w="100" w:type="dxa"/>
+            </w:tcMar>
+            <w:vAlign w:val="center"/>
+          </w:tcPr>
+          <w:p>
+            <w:r>
+              <w:rPr>
+                <w:sz w:val="18"/>
+                <w:szCs w:val="18"/>
+              </w:rPr>
+              <w:t>Se adoptó el rol de administrador: el supuesto S1, RNF-03 y el diagrama de clases (Usuario → Cliente / Administrador, puede_gestionar_catalogo()) ya lo modelaban, y sin él cualquier persona podía borrar el catálogo sin iniciar sesión. Se implementó con herencia y polimorfismo, como en la Figura 5.</w:t>
+            </w:r>
+          </w:p>
+        </w:tc>
+      </w:tr>
+      <w:tr>
+        <w:trPr>
+          <w:cantSplit/>
+        </w:trPr>
+        <w:tc>
+          <w:tcPr>
+            <w:tcW w:w="2200" w:type="dxa"/>
+            <w:shd w:val="clear" w:color="auto" w:fill="F1F2F1"/>
+            <w:tcMar>
+              <w:top w:w="60" w:type="dxa"/>
+              <w:left w:w="100" w:type="dxa"/>
+              <w:bottom w:w="60" w:type="dxa"/>
+              <w:right w:w="100" w:type="dxa"/>
+            </w:tcMar>
+            <w:vAlign w:val="center"/>
+          </w:tcPr>
+          <w:p>
+            <w:r>
+              <w:rPr>
+                <w:sz w:val="18"/>
+                <w:szCs w:val="18"/>
+              </w:rPr>
+              <w:t>Método de revisión de seguridad</w:t>
+            </w:r>
+          </w:p>
+        </w:tc>
+        <w:tc>
+          <w:tcPr>
+            <w:tcW w:w="3450" w:type="dxa"/>
+            <w:shd w:val="clear" w:color="auto" w:fill="F1F2F1"/>
+            <w:tcMar>
+              <w:top w:w="60" w:type="dxa"/>
+              <w:left w:w="100" w:type="dxa"/>
+              <w:bottom w:w="60" w:type="dxa"/>
+              <w:right w:w="100" w:type="dxa"/>
+            </w:tcMar>
+            <w:vAlign w:val="center"/>
+          </w:tcPr>
+          <w:p>
+            <w:r>
+              <w:rPr>
+                <w:sz w:val="18"/>
+                <w:szCs w:val="18"/>
+              </w:rPr>
+              <w:t>Solo análisis estático (SonarCloud) vs. ataques medidos contra el servidor real más Bandit, pip-audit y SonarLint</w:t>
+            </w:r>
+          </w:p>
+        </w:tc>
+        <w:tc>
+          <w:tcPr>
+            <w:tcW w:w="3700" w:type="dxa"/>
+            <w:shd w:val="clear" w:color="auto" w:fill="F1F2F1"/>
+            <w:tcMar>
+              <w:top w:w="60" w:type="dxa"/>
+              <w:left w:w="100" w:type="dxa"/>
+              <w:bottom w:w="60" w:type="dxa"/>
+              <w:right w:w="100" w:type="dxa"/>
+            </w:tcMar>
+            <w:vAlign w:val="center"/>
+          </w:tcPr>
+          <w:p>
+            <w:r>
+              <w:rPr>
+                <w:sz w:val="18"/>
+                <w:szCs w:val="18"/>
+              </w:rPr>
+              <w:t>El análisis estático no detectó las dos fallas más graves (sobreventa por concurrencia y enumeración de correos por tiempo de respuesta), que solo aparecieron al atacar el servidor en ejecución. Cada hallazgo se demostró con una medición antes de corregirlo y se volvió a medir después (sección 7.3).</w:t>
             </w:r>
           </w:p>
         </w:tc>
@@ -12412,7 +14049,7 @@
         </w:pBdr>
         <w:spacing w:before="240" w:after="120"/>
       </w:pPr>
-      <w:bookmarkStart w:id="19" w:name="_Toc241767459"/>
+      <w:bookmarkStart w:id="19" w:name="_Toc241775424"/>
       <w:r>
         <w:rPr>
           <w:b/>
@@ -12430,7 +14067,7 @@
         <w:spacing w:after="120"/>
       </w:pPr>
       <w:r>
-        <w:t>Esta sección especifica, a nivel de diseño, los mecanismos de seguridad que se implementarán en el Sprint 1 (sección 4.3) — el equipo tiene instrucción explícita del profesor de no escribir código antes de completar este informe. Se detalla aquí con precisión de librería, algoritmo y parámetro para que la implementación no quede librada a interpretación.</w:t>
+        <w:t>Esta sección describe los mecanismos de seguridad implementados en los Sprints 1 y 2 —diseñados antes de escribir código, por instrucción del profesor— con precisión de librería, algoritmo y parámetro, y el resultado de la revisión de seguridad del sistema integrado (7.3).</w:t>
       </w:r>
     </w:p>
     <w:p>
@@ -12438,7 +14075,7 @@
         <w:pStyle w:val="Ttulo2"/>
         <w:spacing w:before="240" w:after="120"/>
       </w:pPr>
-      <w:bookmarkStart w:id="20" w:name="_Toc241767460"/>
+      <w:bookmarkStart w:id="20" w:name="_Toc241775425"/>
       <w:r>
         <w:rPr>
           <w:b/>
@@ -12453,7 +14090,7 @@
     </w:p>
     <w:tbl>
       <w:tblPr>
-        <w:tblW w:w="9350" w:type="dxa"/>
+        <w:tblW w:w="9026" w:type="dxa"/>
         <w:tblBorders>
           <w:top w:val="single" w:sz="4" w:space="0" w:color="auto"/>
           <w:left w:val="single" w:sz="4" w:space="0" w:color="auto"/>
@@ -12462,6 +14099,7 @@
           <w:insideH w:val="single" w:sz="4" w:space="0" w:color="auto"/>
           <w:insideV w:val="single" w:sz="4" w:space="0" w:color="auto"/>
         </w:tblBorders>
+        <w:tblLayout w:type="fixed"/>
         <w:tblCellMar>
           <w:left w:w="10" w:type="dxa"/>
           <w:right w:w="10" w:type="dxa"/>
@@ -12470,10 +14108,11 @@
       </w:tblPr>
       <w:tblGrid>
         <w:gridCol w:w="2600"/>
-        <w:gridCol w:w="6750"/>
+        <w:gridCol w:w="6426"/>
       </w:tblGrid>
       <w:tr>
         <w:trPr>
+          <w:cantSplit/>
           <w:tblHeader/>
         </w:trPr>
         <w:tc>
@@ -12494,6 +14133,8 @@
                 <w:b/>
                 <w:bCs/>
                 <w:color w:val="FFFFFF"/>
+                <w:sz w:val="18"/>
+                <w:szCs w:val="18"/>
               </w:rPr>
               <w:t>Mecanismo</w:t>
             </w:r>
@@ -12501,7 +14142,7 @@
         </w:tc>
         <w:tc>
           <w:tcPr>
-            <w:tcW w:w="6750" w:type="dxa"/>
+            <w:tcW w:w="6426" w:type="dxa"/>
             <w:shd w:val="clear" w:color="auto" w:fill="AF2A2A"/>
             <w:tcMar>
               <w:top w:w="60" w:type="dxa"/>
@@ -12517,6 +14158,8 @@
                 <w:b/>
                 <w:bCs/>
                 <w:color w:val="FFFFFF"/>
+                <w:sz w:val="18"/>
+                <w:szCs w:val="18"/>
               </w:rPr>
               <w:t>Decisión de diseño</w:t>
             </w:r>
@@ -12524,6 +14167,9 @@
         </w:tc>
       </w:tr>
       <w:tr>
+        <w:trPr>
+          <w:cantSplit/>
+        </w:trPr>
         <w:tc>
           <w:tcPr>
             <w:tcW w:w="2600" w:type="dxa"/>
@@ -12537,29 +14183,40 @@
           </w:tcPr>
           <w:p>
             <w:r>
+              <w:rPr>
+                <w:sz w:val="18"/>
+                <w:szCs w:val="18"/>
+              </w:rPr>
               <w:t>Hash de contraseña</w:t>
             </w:r>
           </w:p>
         </w:tc>
         <w:tc>
           <w:tcPr>
-            <w:tcW w:w="6750" w:type="dxa"/>
-            <w:tcMar>
-              <w:top w:w="60" w:type="dxa"/>
-              <w:left w:w="100" w:type="dxa"/>
-              <w:bottom w:w="60" w:type="dxa"/>
-              <w:right w:w="100" w:type="dxa"/>
-            </w:tcMar>
-            <w:vAlign w:val="center"/>
-          </w:tcPr>
-          <w:p>
-            <w:r>
+            <w:tcW w:w="6426" w:type="dxa"/>
+            <w:tcMar>
+              <w:top w:w="60" w:type="dxa"/>
+              <w:left w:w="100" w:type="dxa"/>
+              <w:bottom w:w="60" w:type="dxa"/>
+              <w:right w:w="100" w:type="dxa"/>
+            </w:tcMar>
+            <w:vAlign w:val="center"/>
+          </w:tcPr>
+          <w:p>
+            <w:r>
+              <w:rPr>
+                <w:sz w:val="18"/>
+                <w:szCs w:val="18"/>
+              </w:rPr>
               <w:t>bcrypt (PyPI oficial), factor de costo 12, usado directamente sin passlib: su última versión (1.7.4) es incompatible con bcrypt ≥ 4.1 (ver sección 6). Se descarta cualquier hash reversible o sin salt (MD5, SHA-256 plano).</w:t>
             </w:r>
           </w:p>
         </w:tc>
       </w:tr>
       <w:tr>
+        <w:trPr>
+          <w:cantSplit/>
+        </w:trPr>
         <w:tc>
           <w:tcPr>
             <w:tcW w:w="2600" w:type="dxa"/>
@@ -12574,13 +14231,17 @@
           </w:tcPr>
           <w:p>
             <w:r>
+              <w:rPr>
+                <w:sz w:val="18"/>
+                <w:szCs w:val="18"/>
+              </w:rPr>
               <w:t>Token de sesión</w:t>
             </w:r>
           </w:p>
         </w:tc>
         <w:tc>
           <w:tcPr>
-            <w:tcW w:w="6750" w:type="dxa"/>
+            <w:tcW w:w="6426" w:type="dxa"/>
             <w:shd w:val="clear" w:color="auto" w:fill="F1F2F1"/>
             <w:tcMar>
               <w:top w:w="60" w:type="dxa"/>
@@ -12592,12 +14253,19 @@
           </w:tcPr>
           <w:p>
             <w:r>
-              <w:t>PyJWT, algoritmo HS256, expiración de 30 minutos. La clave secreta se lee desde una variable de entorno; nunca se escribe literal en el código (verificable en el repositorio).</w:t>
+              <w:rPr>
+                <w:sz w:val="18"/>
+                <w:szCs w:val="18"/>
+              </w:rPr>
+              <w:t>PyJWT, algoritmo HS256 fijado al decodificar (se rechaza un token sin firma, con algoritmo «none»), expiración de 30 minutos. La clave secreta se lee de la variable de entorno JWT_SECRET, nunca escrita en el código, y debe tener al menos 32 bytes (256 bits); si no, la API no emite tokens.</w:t>
             </w:r>
           </w:p>
         </w:tc>
       </w:tr>
       <w:tr>
+        <w:trPr>
+          <w:cantSplit/>
+        </w:trPr>
         <w:tc>
           <w:tcPr>
             <w:tcW w:w="2600" w:type="dxa"/>
@@ -12611,29 +14279,40 @@
           </w:tcPr>
           <w:p>
             <w:r>
-              <w:t>Validación de credenciales</w:t>
-            </w:r>
-          </w:p>
-        </w:tc>
-        <w:tc>
-          <w:tcPr>
-            <w:tcW w:w="6750" w:type="dxa"/>
-            <w:tcMar>
-              <w:top w:w="60" w:type="dxa"/>
-              <w:left w:w="100" w:type="dxa"/>
-              <w:bottom w:w="60" w:type="dxa"/>
-              <w:right w:w="100" w:type="dxa"/>
-            </w:tcMar>
-            <w:vAlign w:val="center"/>
-          </w:tcPr>
-          <w:p>
-            <w:r>
-              <w:t>Ante correo inexistente o contraseña incorrecta, la API responde el mismo mensaje genérico de error — no distingue cuál de los dos falló, para no confirmar qué correos están registrados.</w:t>
+              <w:rPr>
+                <w:sz w:val="18"/>
+                <w:szCs w:val="18"/>
+              </w:rPr>
+              <w:t>Rol en el token</w:t>
+            </w:r>
+          </w:p>
+        </w:tc>
+        <w:tc>
+          <w:tcPr>
+            <w:tcW w:w="6426" w:type="dxa"/>
+            <w:tcMar>
+              <w:top w:w="60" w:type="dxa"/>
+              <w:left w:w="100" w:type="dxa"/>
+              <w:bottom w:w="60" w:type="dxa"/>
+              <w:right w:w="100" w:type="dxa"/>
+            </w:tcMar>
+            <w:vAlign w:val="center"/>
+          </w:tcPr>
+          <w:p>
+            <w:r>
+              <w:rPr>
+                <w:sz w:val="18"/>
+                <w:szCs w:val="18"/>
+              </w:rPr>
+              <w:t>El token lleva el rol (cliente o administrador) y se rechaza si no lo trae. Sin el rol, el token del cliente 1 serviría también como el del administrador 1, porque se guardan en tablas distintas con identificadores que pueden coincidir.</w:t>
             </w:r>
           </w:p>
         </w:tc>
       </w:tr>
       <w:tr>
+        <w:trPr>
+          <w:cantSplit/>
+        </w:trPr>
         <w:tc>
           <w:tcPr>
             <w:tcW w:w="2600" w:type="dxa"/>
@@ -12648,13 +14327,91 @@
           </w:tcPr>
           <w:p>
             <w:r>
+              <w:rPr>
+                <w:sz w:val="18"/>
+                <w:szCs w:val="18"/>
+              </w:rPr>
+              <w:t>Validación de credenciales</w:t>
+            </w:r>
+          </w:p>
+        </w:tc>
+        <w:tc>
+          <w:tcPr>
+            <w:tcW w:w="6426" w:type="dxa"/>
+            <w:shd w:val="clear" w:color="auto" w:fill="F1F2F1"/>
+            <w:tcMar>
+              <w:top w:w="60" w:type="dxa"/>
+              <w:left w:w="100" w:type="dxa"/>
+              <w:bottom w:w="60" w:type="dxa"/>
+              <w:right w:w="100" w:type="dxa"/>
+            </w:tcMar>
+            <w:vAlign w:val="center"/>
+          </w:tcPr>
+          <w:p>
+            <w:r>
+              <w:rPr>
+                <w:sz w:val="18"/>
+                <w:szCs w:val="18"/>
+              </w:rPr>
+              <w:t>Ante un correo inexistente o una contraseña incorrecta la API responde el mismo mensaje genérico y tarda lo mismo: si el correo no existe, igual se ejecuta una verificación bcrypt contra un hash ficticio. Sin esto, la diferencia de tiempo (2 ms contra 214 ms) revelaba qué correos están registrados (sección 7.3).</w:t>
+            </w:r>
+          </w:p>
+        </w:tc>
+      </w:tr>
+      <w:tr>
+        <w:trPr>
+          <w:cantSplit/>
+        </w:trPr>
+        <w:tc>
+          <w:tcPr>
+            <w:tcW w:w="2600" w:type="dxa"/>
+            <w:tcMar>
+              <w:top w:w="60" w:type="dxa"/>
+              <w:left w:w="100" w:type="dxa"/>
+              <w:bottom w:w="60" w:type="dxa"/>
+              <w:right w:w="100" w:type="dxa"/>
+            </w:tcMar>
+            <w:vAlign w:val="center"/>
+          </w:tcPr>
+          <w:p>
+            <w:r>
+              <w:rPr>
+                <w:sz w:val="18"/>
+                <w:szCs w:val="18"/>
+              </w:rPr>
               <w:t>Alcance del token</w:t>
             </w:r>
           </w:p>
         </w:tc>
         <w:tc>
           <w:tcPr>
-            <w:tcW w:w="6750" w:type="dxa"/>
+            <w:tcW w:w="6426" w:type="dxa"/>
+            <w:tcMar>
+              <w:top w:w="60" w:type="dxa"/>
+              <w:left w:w="100" w:type="dxa"/>
+              <w:bottom w:w="60" w:type="dxa"/>
+              <w:right w:w="100" w:type="dxa"/>
+            </w:tcMar>
+            <w:vAlign w:val="center"/>
+          </w:tcPr>
+          <w:p>
+            <w:r>
+              <w:rPr>
+                <w:sz w:val="18"/>
+                <w:szCs w:val="18"/>
+              </w:rPr>
+              <w:t>Reservar y consultar reservas exige un token de cliente; el cliente_id sale del token, nunca de un parámetro (R11). Las rutas que modifican el catálogo exigen un usuario que pueda gestionarlo: se le pregunta puede_gestionar_catalogo() (polimorfismo) en vez de revisar su tipo (S1, RNF-03).</w:t>
+            </w:r>
+          </w:p>
+        </w:tc>
+      </w:tr>
+      <w:tr>
+        <w:trPr>
+          <w:cantSplit/>
+        </w:trPr>
+        <w:tc>
+          <w:tcPr>
+            <w:tcW w:w="2600" w:type="dxa"/>
             <w:shd w:val="clear" w:color="auto" w:fill="F1F2F1"/>
             <w:tcMar>
               <w:top w:w="60" w:type="dxa"/>
@@ -12666,7 +14423,33 @@
           </w:tcPr>
           <w:p>
             <w:r>
-              <w:t>Todo endpoint de reservar o consultar reservas exige el token; el `cliente_id` se obtiene del token, nunca de un parámetro que el cliente pueda manipular (R11).</w:t>
+              <w:rPr>
+                <w:sz w:val="18"/>
+                <w:szCs w:val="18"/>
+              </w:rPr>
+              <w:t>Cuentas de administrador</w:t>
+            </w:r>
+          </w:p>
+        </w:tc>
+        <w:tc>
+          <w:tcPr>
+            <w:tcW w:w="6426" w:type="dxa"/>
+            <w:shd w:val="clear" w:color="auto" w:fill="F1F2F1"/>
+            <w:tcMar>
+              <w:top w:w="60" w:type="dxa"/>
+              <w:left w:w="100" w:type="dxa"/>
+              <w:bottom w:w="60" w:type="dxa"/>
+              <w:right w:w="100" w:type="dxa"/>
+            </w:tcMar>
+            <w:vAlign w:val="center"/>
+          </w:tcPr>
+          <w:p>
+            <w:r>
+              <w:rPr>
+                <w:sz w:val="18"/>
+                <w:szCs w:val="18"/>
+              </w:rPr>
+              <w:t>No hay registro público de administradores: se crean desde la consola (python -m app.crear_administrador), que pide la contraseña sin mostrarla, exige al menos 12 caracteres y nunca la recibe por la línea de comandos, donde quedaría en el historial.</w:t>
             </w:r>
           </w:p>
         </w:tc>
@@ -12682,7 +14465,7 @@
         <w:pStyle w:val="Ttulo2"/>
         <w:spacing w:before="240" w:after="120"/>
       </w:pPr>
-      <w:bookmarkStart w:id="21" w:name="_Toc241767461"/>
+      <w:bookmarkStart w:id="21" w:name="_Toc241775426"/>
       <w:r>
         <w:rPr>
           <w:b/>
@@ -12700,7 +14483,7 @@
         <w:spacing w:after="120"/>
       </w:pPr>
       <w:r>
-        <w:t>El RUT y el teléfono de un cliente son datos sensibles según R17. El diseño los protege en tres puntos concretos, no solo como intención general:</w:t>
+        <w:t>El RUT y el teléfono de un cliente son datos sensibles según R17. El diseño los protege en cuatro puntos concretos, no solo como intención general:</w:t>
       </w:r>
     </w:p>
     <w:p>
@@ -12744,6 +14527,20 @@
     </w:p>
     <w:p>
       <w:pPr>
+        <w:pStyle w:val="Prrafodelista"/>
+        <w:numPr>
+          <w:ilvl w:val="0"/>
+          <w:numId w:val="1"/>
+        </w:numPr>
+        <w:spacing w:after="60"/>
+        <w:jc w:val="both"/>
+      </w:pPr>
+      <w:r>
+        <w:t>El RUT se valida con su dígito verificador (módulo 11) y se guarda normalizado (12345678-5); el mensaje de error no repite el RUT recibido.</w:t>
+      </w:r>
+    </w:p>
+    <w:p>
+      <w:pPr>
         <w:spacing w:after="200"/>
       </w:pPr>
     </w:p>
@@ -12752,7 +14549,7 @@
         <w:pStyle w:val="Ttulo2"/>
         <w:spacing w:before="240" w:after="120"/>
       </w:pPr>
-      <w:bookmarkStart w:id="22" w:name="_Toc241767462"/>
+      <w:bookmarkStart w:id="22" w:name="_Toc241775427"/>
       <w:r>
         <w:rPr>
           <w:b/>
@@ -12770,7 +14567,965 @@
         <w:spacing w:after="120"/>
       </w:pPr>
       <w:r>
-        <w:t>Al cierre del Sprint 2 (sección 4.3), antes de la entrega, se ejecutará un análisis estático (SonarCloud, ya usado por el equipo en el proyecto EcoTechSolutions de la misma asignatura) sobre el código de los 4 dominios, revisando puntualmente:</w:t>
+        <w:t>La revisión se hizo el 1 de octubre, con los 4 dominios ya integrados, combinando tres fuentes: (1) revisión manual del código de los 4 dominios contra las secciones 7.1 y 7.2; (2) ataques contra el servidor en ejecución (uvicorn) para medir cada sospecha antes de darla por cierta; y (3) análisis estático con Bandit (PyCQA) y pip-audit (PyPA), ambos de PyPI, más SonarLint en el editor. SonarCloud, previsto originalmente, no se ejecutó porque requiere vincular el repositorio a una cuenta; Bandit cubre las re</w:t>
+      </w:r>
+      <w:r>
+        <w:t>glas de inyección SQL, secretos y manejo de excepciones de la checklist. Hallazgos y correcciones:</w:t>
+      </w:r>
+    </w:p>
+    <w:tbl>
+      <w:tblPr>
+        <w:tblW w:w="9026" w:type="dxa"/>
+        <w:tblBorders>
+          <w:top w:val="single" w:sz="4" w:space="0" w:color="auto"/>
+          <w:left w:val="single" w:sz="4" w:space="0" w:color="auto"/>
+          <w:bottom w:val="single" w:sz="4" w:space="0" w:color="auto"/>
+          <w:right w:val="single" w:sz="4" w:space="0" w:color="auto"/>
+          <w:insideH w:val="single" w:sz="4" w:space="0" w:color="auto"/>
+          <w:insideV w:val="single" w:sz="4" w:space="0" w:color="auto"/>
+        </w:tblBorders>
+        <w:tblLayout w:type="fixed"/>
+        <w:tblCellMar>
+          <w:left w:w="10" w:type="dxa"/>
+          <w:right w:w="10" w:type="dxa"/>
+        </w:tblCellMar>
+        <w:tblLook w:val="04A0" w:firstRow="1" w:lastRow="0" w:firstColumn="1" w:lastColumn="0" w:noHBand="0" w:noVBand="1"/>
+      </w:tblPr>
+      <w:tblGrid>
+        <w:gridCol w:w="1800"/>
+        <w:gridCol w:w="1050"/>
+        <w:gridCol w:w="2200"/>
+        <w:gridCol w:w="2100"/>
+        <w:gridCol w:w="1876"/>
+      </w:tblGrid>
+      <w:tr>
+        <w:trPr>
+          <w:cantSplit/>
+          <w:tblHeader/>
+        </w:trPr>
+        <w:tc>
+          <w:tcPr>
+            <w:tcW w:w="1800" w:type="dxa"/>
+            <w:shd w:val="clear" w:color="auto" w:fill="AF2A2A"/>
+            <w:tcMar>
+              <w:top w:w="60" w:type="dxa"/>
+              <w:left w:w="100" w:type="dxa"/>
+              <w:bottom w:w="60" w:type="dxa"/>
+              <w:right w:w="100" w:type="dxa"/>
+            </w:tcMar>
+            <w:vAlign w:val="center"/>
+          </w:tcPr>
+          <w:p>
+            <w:r>
+              <w:rPr>
+                <w:b/>
+                <w:bCs/>
+                <w:color w:val="FFFFFF"/>
+                <w:sz w:val="18"/>
+                <w:szCs w:val="18"/>
+              </w:rPr>
+              <w:t>Hallazgo</w:t>
+            </w:r>
+          </w:p>
+        </w:tc>
+        <w:tc>
+          <w:tcPr>
+            <w:tcW w:w="1050" w:type="dxa"/>
+            <w:shd w:val="clear" w:color="auto" w:fill="AF2A2A"/>
+            <w:tcMar>
+              <w:top w:w="60" w:type="dxa"/>
+              <w:left w:w="100" w:type="dxa"/>
+              <w:bottom w:w="60" w:type="dxa"/>
+              <w:right w:w="100" w:type="dxa"/>
+            </w:tcMar>
+            <w:vAlign w:val="center"/>
+          </w:tcPr>
+          <w:p>
+            <w:r>
+              <w:rPr>
+                <w:b/>
+                <w:bCs/>
+                <w:color w:val="FFFFFF"/>
+                <w:sz w:val="18"/>
+                <w:szCs w:val="18"/>
+              </w:rPr>
+              <w:t>Severidad</w:t>
+            </w:r>
+          </w:p>
+        </w:tc>
+        <w:tc>
+          <w:tcPr>
+            <w:tcW w:w="2200" w:type="dxa"/>
+            <w:shd w:val="clear" w:color="auto" w:fill="AF2A2A"/>
+            <w:tcMar>
+              <w:top w:w="60" w:type="dxa"/>
+              <w:left w:w="100" w:type="dxa"/>
+              <w:bottom w:w="60" w:type="dxa"/>
+              <w:right w:w="100" w:type="dxa"/>
+            </w:tcMar>
+            <w:vAlign w:val="center"/>
+          </w:tcPr>
+          <w:p>
+            <w:r>
+              <w:rPr>
+                <w:b/>
+                <w:bCs/>
+                <w:color w:val="FFFFFF"/>
+                <w:sz w:val="18"/>
+                <w:szCs w:val="18"/>
+              </w:rPr>
+              <w:t>Evidencia (antes)</w:t>
+            </w:r>
+          </w:p>
+        </w:tc>
+        <w:tc>
+          <w:tcPr>
+            <w:tcW w:w="2100" w:type="dxa"/>
+            <w:shd w:val="clear" w:color="auto" w:fill="AF2A2A"/>
+            <w:tcMar>
+              <w:top w:w="60" w:type="dxa"/>
+              <w:left w:w="100" w:type="dxa"/>
+              <w:bottom w:w="60" w:type="dxa"/>
+              <w:right w:w="100" w:type="dxa"/>
+            </w:tcMar>
+            <w:vAlign w:val="center"/>
+          </w:tcPr>
+          <w:p>
+            <w:r>
+              <w:rPr>
+                <w:b/>
+                <w:bCs/>
+                <w:color w:val="FFFFFF"/>
+                <w:sz w:val="18"/>
+                <w:szCs w:val="18"/>
+              </w:rPr>
+              <w:t>Corrección</w:t>
+            </w:r>
+          </w:p>
+        </w:tc>
+        <w:tc>
+          <w:tcPr>
+            <w:tcW w:w="1876" w:type="dxa"/>
+            <w:shd w:val="clear" w:color="auto" w:fill="AF2A2A"/>
+            <w:tcMar>
+              <w:top w:w="60" w:type="dxa"/>
+              <w:left w:w="100" w:type="dxa"/>
+              <w:bottom w:w="60" w:type="dxa"/>
+              <w:right w:w="100" w:type="dxa"/>
+            </w:tcMar>
+            <w:vAlign w:val="center"/>
+          </w:tcPr>
+          <w:p>
+            <w:r>
+              <w:rPr>
+                <w:b/>
+                <w:bCs/>
+                <w:color w:val="FFFFFF"/>
+                <w:sz w:val="18"/>
+                <w:szCs w:val="18"/>
+              </w:rPr>
+              <w:t>Verificación (después)</w:t>
+            </w:r>
+          </w:p>
+        </w:tc>
+      </w:tr>
+      <w:tr>
+        <w:trPr>
+          <w:cantSplit/>
+        </w:trPr>
+        <w:tc>
+          <w:tcPr>
+            <w:tcW w:w="1800" w:type="dxa"/>
+            <w:tcMar>
+              <w:top w:w="60" w:type="dxa"/>
+              <w:left w:w="100" w:type="dxa"/>
+              <w:bottom w:w="60" w:type="dxa"/>
+              <w:right w:w="100" w:type="dxa"/>
+            </w:tcMar>
+            <w:vAlign w:val="center"/>
+          </w:tcPr>
+          <w:p>
+            <w:r>
+              <w:rPr>
+                <w:sz w:val="18"/>
+                <w:szCs w:val="18"/>
+              </w:rPr>
+              <w:t>Sobreventa por reservas simultáneas (R14)</w:t>
+            </w:r>
+          </w:p>
+        </w:tc>
+        <w:tc>
+          <w:tcPr>
+            <w:tcW w:w="1050" w:type="dxa"/>
+            <w:tcMar>
+              <w:top w:w="60" w:type="dxa"/>
+              <w:left w:w="100" w:type="dxa"/>
+              <w:bottom w:w="60" w:type="dxa"/>
+              <w:right w:w="100" w:type="dxa"/>
+            </w:tcMar>
+            <w:vAlign w:val="center"/>
+          </w:tcPr>
+          <w:p>
+            <w:r>
+              <w:rPr>
+                <w:sz w:val="18"/>
+                <w:szCs w:val="18"/>
+              </w:rPr>
+              <w:t>Alta</w:t>
+            </w:r>
+          </w:p>
+        </w:tc>
+        <w:tc>
+          <w:tcPr>
+            <w:tcW w:w="2200" w:type="dxa"/>
+            <w:tcMar>
+              <w:top w:w="60" w:type="dxa"/>
+              <w:left w:w="100" w:type="dxa"/>
+              <w:bottom w:w="60" w:type="dxa"/>
+              <w:right w:w="100" w:type="dxa"/>
+            </w:tcMar>
+            <w:vAlign w:val="center"/>
+          </w:tcPr>
+          <w:p>
+            <w:r>
+              <w:rPr>
+                <w:sz w:val="18"/>
+                <w:szCs w:val="18"/>
+              </w:rPr>
+              <w:t>20 reservas simultáneas de 1 persona sobre un paquete con cupo 5: se aceptaron las 20 (cupo disponible −15). Leer el cupo e insertar la reserva eran pasos separados.</w:t>
+            </w:r>
+          </w:p>
+        </w:tc>
+        <w:tc>
+          <w:tcPr>
+            <w:tcW w:w="2100" w:type="dxa"/>
+            <w:tcMar>
+              <w:top w:w="60" w:type="dxa"/>
+              <w:left w:w="100" w:type="dxa"/>
+              <w:bottom w:w="60" w:type="dxa"/>
+              <w:right w:w="100" w:type="dxa"/>
+            </w:tcMar>
+            <w:vAlign w:val="center"/>
+          </w:tcPr>
+          <w:p>
+            <w:r>
+              <w:rPr>
+                <w:sz w:val="18"/>
+                <w:szCs w:val="18"/>
+              </w:rPr>
+              <w:t>Leer el cupo y registrar la reserva en una sola transacción exclusiva (BEGIN IMMEDIATE).</w:t>
+            </w:r>
+          </w:p>
+        </w:tc>
+        <w:tc>
+          <w:tcPr>
+            <w:tcW w:w="1876" w:type="dxa"/>
+            <w:tcMar>
+              <w:top w:w="60" w:type="dxa"/>
+              <w:left w:w="100" w:type="dxa"/>
+              <w:bottom w:w="60" w:type="dxa"/>
+              <w:right w:w="100" w:type="dxa"/>
+            </w:tcMar>
+            <w:vAlign w:val="center"/>
+          </w:tcPr>
+          <w:p>
+            <w:r>
+              <w:rPr>
+                <w:sz w:val="18"/>
+                <w:szCs w:val="18"/>
+              </w:rPr>
+              <w:t>5 aceptadas y 15 rechazadas (test_concurrencia.py).</w:t>
+            </w:r>
+          </w:p>
+        </w:tc>
+      </w:tr>
+      <w:tr>
+        <w:trPr>
+          <w:cantSplit/>
+        </w:trPr>
+        <w:tc>
+          <w:tcPr>
+            <w:tcW w:w="1800" w:type="dxa"/>
+            <w:shd w:val="clear" w:color="auto" w:fill="F1F2F1"/>
+            <w:tcMar>
+              <w:top w:w="60" w:type="dxa"/>
+              <w:left w:w="100" w:type="dxa"/>
+              <w:bottom w:w="60" w:type="dxa"/>
+              <w:right w:w="100" w:type="dxa"/>
+            </w:tcMar>
+            <w:vAlign w:val="center"/>
+          </w:tcPr>
+          <w:p>
+            <w:r>
+              <w:rPr>
+                <w:sz w:val="18"/>
+                <w:szCs w:val="18"/>
+              </w:rPr>
+              <w:t>Catálogo modificable sin sesión (S1, RNF-03)</w:t>
+            </w:r>
+          </w:p>
+        </w:tc>
+        <w:tc>
+          <w:tcPr>
+            <w:tcW w:w="1050" w:type="dxa"/>
+            <w:shd w:val="clear" w:color="auto" w:fill="F1F2F1"/>
+            <w:tcMar>
+              <w:top w:w="60" w:type="dxa"/>
+              <w:left w:w="100" w:type="dxa"/>
+              <w:bottom w:w="60" w:type="dxa"/>
+              <w:right w:w="100" w:type="dxa"/>
+            </w:tcMar>
+            <w:vAlign w:val="center"/>
+          </w:tcPr>
+          <w:p>
+            <w:r>
+              <w:rPr>
+                <w:sz w:val="18"/>
+                <w:szCs w:val="18"/>
+              </w:rPr>
+              <w:t>Alta</w:t>
+            </w:r>
+          </w:p>
+        </w:tc>
+        <w:tc>
+          <w:tcPr>
+            <w:tcW w:w="2200" w:type="dxa"/>
+            <w:shd w:val="clear" w:color="auto" w:fill="F1F2F1"/>
+            <w:tcMar>
+              <w:top w:w="60" w:type="dxa"/>
+              <w:left w:w="100" w:type="dxa"/>
+              <w:bottom w:w="60" w:type="dxa"/>
+              <w:right w:w="100" w:type="dxa"/>
+            </w:tcMar>
+            <w:vAlign w:val="center"/>
+          </w:tcPr>
+          <w:p>
+            <w:r>
+              <w:rPr>
+                <w:sz w:val="18"/>
+                <w:szCs w:val="18"/>
+              </w:rPr>
+              <w:t>POST /api/destinos sin token respondía 201: cualquier persona podía crear, modificar o borrar destinos y paquetes.</w:t>
+            </w:r>
+          </w:p>
+        </w:tc>
+        <w:tc>
+          <w:tcPr>
+            <w:tcW w:w="2100" w:type="dxa"/>
+            <w:shd w:val="clear" w:color="auto" w:fill="F1F2F1"/>
+            <w:tcMar>
+              <w:top w:w="60" w:type="dxa"/>
+              <w:left w:w="100" w:type="dxa"/>
+              <w:bottom w:w="60" w:type="dxa"/>
+              <w:right w:w="100" w:type="dxa"/>
+            </w:tcMar>
+            <w:vAlign w:val="center"/>
+          </w:tcPr>
+          <w:p>
+            <w:r>
+              <w:rPr>
+                <w:sz w:val="18"/>
+                <w:szCs w:val="18"/>
+              </w:rPr>
+              <w:t>Rol de administrador con la herencia Usuario → Cliente / Administrador del diagrama de clases.</w:t>
+            </w:r>
+          </w:p>
+        </w:tc>
+        <w:tc>
+          <w:tcPr>
+            <w:tcW w:w="1876" w:type="dxa"/>
+            <w:shd w:val="clear" w:color="auto" w:fill="F1F2F1"/>
+            <w:tcMar>
+              <w:top w:w="60" w:type="dxa"/>
+              <w:left w:w="100" w:type="dxa"/>
+              <w:bottom w:w="60" w:type="dxa"/>
+              <w:right w:w="100" w:type="dxa"/>
+            </w:tcMar>
+            <w:vAlign w:val="center"/>
+          </w:tcPr>
+          <w:p>
+            <w:r>
+              <w:rPr>
+                <w:sz w:val="18"/>
+                <w:szCs w:val="18"/>
+              </w:rPr>
+              <w:t>Sin token: 401; con token de cliente: 403; 10 rutas probadas.</w:t>
+            </w:r>
+          </w:p>
+        </w:tc>
+      </w:tr>
+      <w:tr>
+        <w:trPr>
+          <w:cantSplit/>
+        </w:trPr>
+        <w:tc>
+          <w:tcPr>
+            <w:tcW w:w="1800" w:type="dxa"/>
+            <w:tcMar>
+              <w:top w:w="60" w:type="dxa"/>
+              <w:left w:w="100" w:type="dxa"/>
+              <w:bottom w:w="60" w:type="dxa"/>
+              <w:right w:w="100" w:type="dxa"/>
+            </w:tcMar>
+            <w:vAlign w:val="center"/>
+          </w:tcPr>
+          <w:p>
+            <w:r>
+              <w:rPr>
+                <w:sz w:val="18"/>
+                <w:szCs w:val="18"/>
+              </w:rPr>
+              <w:t>Token sin rol</w:t>
+            </w:r>
+          </w:p>
+        </w:tc>
+        <w:tc>
+          <w:tcPr>
+            <w:tcW w:w="1050" w:type="dxa"/>
+            <w:tcMar>
+              <w:top w:w="60" w:type="dxa"/>
+              <w:left w:w="100" w:type="dxa"/>
+              <w:bottom w:w="60" w:type="dxa"/>
+              <w:right w:w="100" w:type="dxa"/>
+            </w:tcMar>
+            <w:vAlign w:val="center"/>
+          </w:tcPr>
+          <w:p>
+            <w:r>
+              <w:rPr>
+                <w:sz w:val="18"/>
+                <w:szCs w:val="18"/>
+              </w:rPr>
+              <w:t>Alta (latente)</w:t>
+            </w:r>
+          </w:p>
+        </w:tc>
+        <w:tc>
+          <w:tcPr>
+            <w:tcW w:w="2200" w:type="dxa"/>
+            <w:tcMar>
+              <w:top w:w="60" w:type="dxa"/>
+              <w:left w:w="100" w:type="dxa"/>
+              <w:bottom w:w="60" w:type="dxa"/>
+              <w:right w:w="100" w:type="dxa"/>
+            </w:tcMar>
+            <w:vAlign w:val="center"/>
+          </w:tcPr>
+          <w:p>
+            <w:r>
+              <w:rPr>
+                <w:sz w:val="18"/>
+                <w:szCs w:val="18"/>
+              </w:rPr>
+              <w:t>Al agregar administradores, un token con solo el id habría permitido que el cliente 1 actuara como el administrador 1.</w:t>
+            </w:r>
+          </w:p>
+        </w:tc>
+        <w:tc>
+          <w:tcPr>
+            <w:tcW w:w="2100" w:type="dxa"/>
+            <w:tcMar>
+              <w:top w:w="60" w:type="dxa"/>
+              <w:left w:w="100" w:type="dxa"/>
+              <w:bottom w:w="60" w:type="dxa"/>
+              <w:right w:w="100" w:type="dxa"/>
+            </w:tcMar>
+            <w:vAlign w:val="center"/>
+          </w:tcPr>
+          <w:p>
+            <w:r>
+              <w:rPr>
+                <w:sz w:val="18"/>
+                <w:szCs w:val="18"/>
+              </w:rPr>
+              <w:t>Rol obligatorio en el token; se rechaza uno sin rol o con un rol desconocido.</w:t>
+            </w:r>
+          </w:p>
+        </w:tc>
+        <w:tc>
+          <w:tcPr>
+            <w:tcW w:w="1876" w:type="dxa"/>
+            <w:tcMar>
+              <w:top w:w="60" w:type="dxa"/>
+              <w:left w:w="100" w:type="dxa"/>
+              <w:bottom w:w="60" w:type="dxa"/>
+              <w:right w:w="100" w:type="dxa"/>
+            </w:tcMar>
+            <w:vAlign w:val="center"/>
+          </w:tcPr>
+          <w:p>
+            <w:r>
+              <w:rPr>
+                <w:sz w:val="18"/>
+                <w:szCs w:val="18"/>
+              </w:rPr>
+              <w:t>Pruebas de token sin rol, con rol inventado y de cliente usado como administrador.</w:t>
+            </w:r>
+          </w:p>
+        </w:tc>
+      </w:tr>
+      <w:tr>
+        <w:trPr>
+          <w:cantSplit/>
+        </w:trPr>
+        <w:tc>
+          <w:tcPr>
+            <w:tcW w:w="1800" w:type="dxa"/>
+            <w:shd w:val="clear" w:color="auto" w:fill="F1F2F1"/>
+            <w:tcMar>
+              <w:top w:w="60" w:type="dxa"/>
+              <w:left w:w="100" w:type="dxa"/>
+              <w:bottom w:w="60" w:type="dxa"/>
+              <w:right w:w="100" w:type="dxa"/>
+            </w:tcMar>
+            <w:vAlign w:val="center"/>
+          </w:tcPr>
+          <w:p>
+            <w:r>
+              <w:rPr>
+                <w:sz w:val="18"/>
+                <w:szCs w:val="18"/>
+              </w:rPr>
+              <w:t>Enumeración de correos por tiempo de respuesta</w:t>
+            </w:r>
+          </w:p>
+        </w:tc>
+        <w:tc>
+          <w:tcPr>
+            <w:tcW w:w="1050" w:type="dxa"/>
+            <w:shd w:val="clear" w:color="auto" w:fill="F1F2F1"/>
+            <w:tcMar>
+              <w:top w:w="60" w:type="dxa"/>
+              <w:left w:w="100" w:type="dxa"/>
+              <w:bottom w:w="60" w:type="dxa"/>
+              <w:right w:w="100" w:type="dxa"/>
+            </w:tcMar>
+            <w:vAlign w:val="center"/>
+          </w:tcPr>
+          <w:p>
+            <w:r>
+              <w:rPr>
+                <w:sz w:val="18"/>
+                <w:szCs w:val="18"/>
+              </w:rPr>
+              <w:t>Media</w:t>
+            </w:r>
+          </w:p>
+        </w:tc>
+        <w:tc>
+          <w:tcPr>
+            <w:tcW w:w="2200" w:type="dxa"/>
+            <w:shd w:val="clear" w:color="auto" w:fill="F1F2F1"/>
+            <w:tcMar>
+              <w:top w:w="60" w:type="dxa"/>
+              <w:left w:w="100" w:type="dxa"/>
+              <w:bottom w:w="60" w:type="dxa"/>
+              <w:right w:w="100" w:type="dxa"/>
+            </w:tcMar>
+            <w:vAlign w:val="center"/>
+          </w:tcPr>
+          <w:p>
+            <w:r>
+              <w:rPr>
+                <w:sz w:val="18"/>
+                <w:szCs w:val="18"/>
+              </w:rPr>
+              <w:t>Inicio de sesión fallido: 214 ms si el correo existe y 2 ms si no (mediana de 8 intentos).</w:t>
+            </w:r>
+          </w:p>
+        </w:tc>
+        <w:tc>
+          <w:tcPr>
+            <w:tcW w:w="2100" w:type="dxa"/>
+            <w:shd w:val="clear" w:color="auto" w:fill="F1F2F1"/>
+            <w:tcMar>
+              <w:top w:w="60" w:type="dxa"/>
+              <w:left w:w="100" w:type="dxa"/>
+              <w:bottom w:w="60" w:type="dxa"/>
+              <w:right w:w="100" w:type="dxa"/>
+            </w:tcMar>
+            <w:vAlign w:val="center"/>
+          </w:tcPr>
+          <w:p>
+            <w:r>
+              <w:rPr>
+                <w:sz w:val="18"/>
+                <w:szCs w:val="18"/>
+              </w:rPr>
+              <w:t>Verificar contra un hash bcrypt ficticio cuando el correo no existe.</w:t>
+            </w:r>
+          </w:p>
+        </w:tc>
+        <w:tc>
+          <w:tcPr>
+            <w:tcW w:w="1876" w:type="dxa"/>
+            <w:shd w:val="clear" w:color="auto" w:fill="F1F2F1"/>
+            <w:tcMar>
+              <w:top w:w="60" w:type="dxa"/>
+              <w:left w:w="100" w:type="dxa"/>
+              <w:bottom w:w="60" w:type="dxa"/>
+              <w:right w:w="100" w:type="dxa"/>
+            </w:tcMar>
+            <w:vAlign w:val="center"/>
+          </w:tcPr>
+          <w:p>
+            <w:r>
+              <w:rPr>
+                <w:sz w:val="18"/>
+                <w:szCs w:val="18"/>
+              </w:rPr>
+              <w:t>216 ms contra 220 ms; prueba que cuenta las verificaciones bcrypt.</w:t>
+            </w:r>
+          </w:p>
+        </w:tc>
+      </w:tr>
+      <w:tr>
+        <w:trPr>
+          <w:cantSplit/>
+        </w:trPr>
+        <w:tc>
+          <w:tcPr>
+            <w:tcW w:w="1800" w:type="dxa"/>
+            <w:tcMar>
+              <w:top w:w="60" w:type="dxa"/>
+              <w:left w:w="100" w:type="dxa"/>
+              <w:bottom w:w="60" w:type="dxa"/>
+              <w:right w:w="100" w:type="dxa"/>
+            </w:tcMar>
+            <w:vAlign w:val="center"/>
+          </w:tcPr>
+          <w:p>
+            <w:r>
+              <w:rPr>
+                <w:sz w:val="18"/>
+                <w:szCs w:val="18"/>
+              </w:rPr>
+              <w:t>Clave JWT débil aceptada</w:t>
+            </w:r>
+          </w:p>
+        </w:tc>
+        <w:tc>
+          <w:tcPr>
+            <w:tcW w:w="1050" w:type="dxa"/>
+            <w:tcMar>
+              <w:top w:w="60" w:type="dxa"/>
+              <w:left w:w="100" w:type="dxa"/>
+              <w:bottom w:w="60" w:type="dxa"/>
+              <w:right w:w="100" w:type="dxa"/>
+            </w:tcMar>
+            <w:vAlign w:val="center"/>
+          </w:tcPr>
+          <w:p>
+            <w:r>
+              <w:rPr>
+                <w:sz w:val="18"/>
+                <w:szCs w:val="18"/>
+              </w:rPr>
+              <w:t>Baja</w:t>
+            </w:r>
+          </w:p>
+        </w:tc>
+        <w:tc>
+          <w:tcPr>
+            <w:tcW w:w="2200" w:type="dxa"/>
+            <w:tcMar>
+              <w:top w:w="60" w:type="dxa"/>
+              <w:left w:w="100" w:type="dxa"/>
+              <w:bottom w:w="60" w:type="dxa"/>
+              <w:right w:w="100" w:type="dxa"/>
+            </w:tcMar>
+            <w:vAlign w:val="center"/>
+          </w:tcPr>
+          <w:p>
+            <w:r>
+              <w:rPr>
+                <w:sz w:val="18"/>
+                <w:szCs w:val="18"/>
+              </w:rPr>
+              <w:t>La API aceptaba cualquier JWT_SECRET, incluso de un carácter.</w:t>
+            </w:r>
+          </w:p>
+        </w:tc>
+        <w:tc>
+          <w:tcPr>
+            <w:tcW w:w="2100" w:type="dxa"/>
+            <w:tcMar>
+              <w:top w:w="60" w:type="dxa"/>
+              <w:left w:w="100" w:type="dxa"/>
+              <w:bottom w:w="60" w:type="dxa"/>
+              <w:right w:w="100" w:type="dxa"/>
+            </w:tcMar>
+            <w:vAlign w:val="center"/>
+          </w:tcPr>
+          <w:p>
+            <w:r>
+              <w:rPr>
+                <w:sz w:val="18"/>
+                <w:szCs w:val="18"/>
+              </w:rPr>
+              <w:t>Mínimo de 32 bytes.</w:t>
+            </w:r>
+          </w:p>
+        </w:tc>
+        <w:tc>
+          <w:tcPr>
+            <w:tcW w:w="1876" w:type="dxa"/>
+            <w:tcMar>
+              <w:top w:w="60" w:type="dxa"/>
+              <w:left w:w="100" w:type="dxa"/>
+              <w:bottom w:w="60" w:type="dxa"/>
+              <w:right w:w="100" w:type="dxa"/>
+            </w:tcMar>
+            <w:vAlign w:val="center"/>
+          </w:tcPr>
+          <w:p>
+            <w:r>
+              <w:rPr>
+                <w:sz w:val="18"/>
+                <w:szCs w:val="18"/>
+              </w:rPr>
+              <w:t>Prueba con una clave corta.</w:t>
+            </w:r>
+          </w:p>
+        </w:tc>
+      </w:tr>
+      <w:tr>
+        <w:trPr>
+          <w:cantSplit/>
+        </w:trPr>
+        <w:tc>
+          <w:tcPr>
+            <w:tcW w:w="1800" w:type="dxa"/>
+            <w:shd w:val="clear" w:color="auto" w:fill="F1F2F1"/>
+            <w:tcMar>
+              <w:top w:w="60" w:type="dxa"/>
+              <w:left w:w="100" w:type="dxa"/>
+              <w:bottom w:w="60" w:type="dxa"/>
+              <w:right w:w="100" w:type="dxa"/>
+            </w:tcMar>
+            <w:vAlign w:val="center"/>
+          </w:tcPr>
+          <w:p>
+            <w:r>
+              <w:rPr>
+                <w:sz w:val="18"/>
+                <w:szCs w:val="18"/>
+              </w:rPr>
+              <w:t>RUT sin validar</w:t>
+            </w:r>
+          </w:p>
+        </w:tc>
+        <w:tc>
+          <w:tcPr>
+            <w:tcW w:w="1050" w:type="dxa"/>
+            <w:shd w:val="clear" w:color="auto" w:fill="F1F2F1"/>
+            <w:tcMar>
+              <w:top w:w="60" w:type="dxa"/>
+              <w:left w:w="100" w:type="dxa"/>
+              <w:bottom w:w="60" w:type="dxa"/>
+              <w:right w:w="100" w:type="dxa"/>
+            </w:tcMar>
+            <w:vAlign w:val="center"/>
+          </w:tcPr>
+          <w:p>
+            <w:r>
+              <w:rPr>
+                <w:sz w:val="18"/>
+                <w:szCs w:val="18"/>
+              </w:rPr>
+              <w:t>Baja</w:t>
+            </w:r>
+          </w:p>
+        </w:tc>
+        <w:tc>
+          <w:tcPr>
+            <w:tcW w:w="2200" w:type="dxa"/>
+            <w:shd w:val="clear" w:color="auto" w:fill="F1F2F1"/>
+            <w:tcMar>
+              <w:top w:w="60" w:type="dxa"/>
+              <w:left w:w="100" w:type="dxa"/>
+              <w:bottom w:w="60" w:type="dxa"/>
+              <w:right w:w="100" w:type="dxa"/>
+            </w:tcMar>
+            <w:vAlign w:val="center"/>
+          </w:tcPr>
+          <w:p>
+            <w:r>
+              <w:rPr>
+                <w:sz w:val="18"/>
+                <w:szCs w:val="18"/>
+              </w:rPr>
+              <w:t>Se aceptaba cualquier texto como RUT (por ejemplo, «abc»).</w:t>
+            </w:r>
+          </w:p>
+        </w:tc>
+        <w:tc>
+          <w:tcPr>
+            <w:tcW w:w="2100" w:type="dxa"/>
+            <w:shd w:val="clear" w:color="auto" w:fill="F1F2F1"/>
+            <w:tcMar>
+              <w:top w:w="60" w:type="dxa"/>
+              <w:left w:w="100" w:type="dxa"/>
+              <w:bottom w:w="60" w:type="dxa"/>
+              <w:right w:w="100" w:type="dxa"/>
+            </w:tcMar>
+            <w:vAlign w:val="center"/>
+          </w:tcPr>
+          <w:p>
+            <w:r>
+              <w:rPr>
+                <w:sz w:val="18"/>
+                <w:szCs w:val="18"/>
+              </w:rPr>
+              <w:t>Dígito verificador (módulo 11) y normalización; el error no repite el RUT.</w:t>
+            </w:r>
+          </w:p>
+        </w:tc>
+        <w:tc>
+          <w:tcPr>
+            <w:tcW w:w="1876" w:type="dxa"/>
+            <w:shd w:val="clear" w:color="auto" w:fill="F1F2F1"/>
+            <w:tcMar>
+              <w:top w:w="60" w:type="dxa"/>
+              <w:left w:w="100" w:type="dxa"/>
+              <w:bottom w:w="60" w:type="dxa"/>
+              <w:right w:w="100" w:type="dxa"/>
+            </w:tcMar>
+            <w:vAlign w:val="center"/>
+          </w:tcPr>
+          <w:p>
+            <w:r>
+              <w:rPr>
+                <w:sz w:val="18"/>
+                <w:szCs w:val="18"/>
+              </w:rPr>
+              <w:t>12 casos de prueba.</w:t>
+            </w:r>
+          </w:p>
+        </w:tc>
+      </w:tr>
+      <w:tr>
+        <w:trPr>
+          <w:cantSplit/>
+        </w:trPr>
+        <w:tc>
+          <w:tcPr>
+            <w:tcW w:w="1800" w:type="dxa"/>
+            <w:tcMar>
+              <w:top w:w="60" w:type="dxa"/>
+              <w:left w:w="100" w:type="dxa"/>
+              <w:bottom w:w="60" w:type="dxa"/>
+              <w:right w:w="100" w:type="dxa"/>
+            </w:tcMar>
+            <w:vAlign w:val="center"/>
+          </w:tcPr>
+          <w:p>
+            <w:r>
+              <w:rPr>
+                <w:sz w:val="18"/>
+                <w:szCs w:val="18"/>
+              </w:rPr>
+              <w:t>Contraseña literal en el código (SonarLint S6437)</w:t>
+            </w:r>
+          </w:p>
+        </w:tc>
+        <w:tc>
+          <w:tcPr>
+            <w:tcW w:w="1050" w:type="dxa"/>
+            <w:tcMar>
+              <w:top w:w="60" w:type="dxa"/>
+              <w:left w:w="100" w:type="dxa"/>
+              <w:bottom w:w="60" w:type="dxa"/>
+              <w:right w:w="100" w:type="dxa"/>
+            </w:tcMar>
+            <w:vAlign w:val="center"/>
+          </w:tcPr>
+          <w:p>
+            <w:r>
+              <w:rPr>
+                <w:sz w:val="18"/>
+                <w:szCs w:val="18"/>
+              </w:rPr>
+              <w:t>Falso positivo</w:t>
+            </w:r>
+          </w:p>
+        </w:tc>
+        <w:tc>
+          <w:tcPr>
+            <w:tcW w:w="2200" w:type="dxa"/>
+            <w:tcMar>
+              <w:top w:w="60" w:type="dxa"/>
+              <w:left w:w="100" w:type="dxa"/>
+              <w:bottom w:w="60" w:type="dxa"/>
+              <w:right w:w="100" w:type="dxa"/>
+            </w:tcMar>
+            <w:vAlign w:val="center"/>
+          </w:tcPr>
+          <w:p>
+            <w:r>
+              <w:rPr>
+                <w:sz w:val="18"/>
+                <w:szCs w:val="18"/>
+              </w:rPr>
+              <w:t>SonarLint marcó el texto usado para generar el hash ficticio del hallazgo de enumeración.</w:t>
+            </w:r>
+          </w:p>
+        </w:tc>
+        <w:tc>
+          <w:tcPr>
+            <w:tcW w:w="2100" w:type="dxa"/>
+            <w:tcMar>
+              <w:top w:w="60" w:type="dxa"/>
+              <w:left w:w="100" w:type="dxa"/>
+              <w:bottom w:w="60" w:type="dxa"/>
+              <w:right w:w="100" w:type="dxa"/>
+            </w:tcMar>
+            <w:vAlign w:val="center"/>
+          </w:tcPr>
+          <w:p>
+            <w:r>
+              <w:rPr>
+                <w:sz w:val="18"/>
+                <w:szCs w:val="18"/>
+              </w:rPr>
+              <w:t>Se reemplazó por bytes aleatorios (módulo secrets), lo que además impide adivinar el hash ficticio.</w:t>
+            </w:r>
+          </w:p>
+        </w:tc>
+        <w:tc>
+          <w:tcPr>
+            <w:tcW w:w="1876" w:type="dxa"/>
+            <w:tcMar>
+              <w:top w:w="60" w:type="dxa"/>
+              <w:left w:w="100" w:type="dxa"/>
+              <w:bottom w:w="60" w:type="dxa"/>
+              <w:right w:w="100" w:type="dxa"/>
+            </w:tcMar>
+            <w:vAlign w:val="center"/>
+          </w:tcPr>
+          <w:p>
+            <w:r>
+              <w:rPr>
+                <w:sz w:val="18"/>
+                <w:szCs w:val="18"/>
+              </w:rPr>
+              <w:t>SonarLint sin avisos.</w:t>
+            </w:r>
+          </w:p>
+        </w:tc>
+      </w:tr>
+    </w:tbl>
+    <w:p>
+      <w:pPr>
+        <w:spacing w:after="120"/>
+      </w:pPr>
+    </w:p>
+    <w:p>
+      <w:pPr>
+        <w:spacing w:after="80"/>
+      </w:pPr>
+      <w:r>
+        <w:t>Checklist de la revisión:</w:t>
       </w:r>
     </w:p>
     <w:p>
@@ -12781,9 +15536,17 @@
           <w:numId w:val="1"/>
         </w:numPr>
         <w:spacing w:after="60"/>
+        <w:jc w:val="both"/>
       </w:pPr>
       <w:r>
-        <w:t>Inyección SQL: toda consulta a sqlite3 debe usar parámetros (?), nunca concatenación de strings con datos de entrada.</w:t>
+        <w:rPr>
+          <w:b/>
+          <w:bCs/>
+        </w:rPr>
+        <w:t xml:space="preserve">Inyección SQL: </w:t>
+      </w:r>
+      <w:r>
+        <w:t>todas las consultas usan parámetros (?). Bandit (regla B608) no encontró consultas armadas con texto en 1.270 líneas; como control, sí la detectó en un archivo de prueba con concatenación. Una prueba guarda un nombre con «'); DROP TABLE» y lo recupera literal.</w:t>
       </w:r>
     </w:p>
     <w:p>
@@ -12794,9 +15557,17 @@
           <w:numId w:val="1"/>
         </w:numPr>
         <w:spacing w:after="60"/>
+        <w:jc w:val="both"/>
       </w:pPr>
       <w:r>
-        <w:t>Secretos hardcodeados: la clave JWT y cualquier credencial de servicio deben leerse de variables de entorno, no aparecer literales en el código.</w:t>
+        <w:rPr>
+          <w:b/>
+          <w:bCs/>
+        </w:rPr>
+        <w:t xml:space="preserve">Secretos en el código: </w:t>
+      </w:r>
+      <w:r>
+        <w:t>ninguno; la clave JWT solo se lee de JWT_SECRET (Bandit sin hallazgos B105 ni B106).</w:t>
       </w:r>
     </w:p>
     <w:p>
@@ -12807,9 +15578,17 @@
           <w:numId w:val="1"/>
         </w:numPr>
         <w:spacing w:after="60"/>
+        <w:jc w:val="both"/>
       </w:pPr>
       <w:r>
-        <w:t>Manejo de excepciones: ningún error debe exponer una traza interna (stack trace, ruta de archivo, consulta SQL) al cliente de la API.</w:t>
+        <w:rPr>
+          <w:b/>
+          <w:bCs/>
+        </w:rPr>
+        <w:t xml:space="preserve">Manejo de excepciones: </w:t>
+      </w:r>
+      <w:r>
+        <w:t>un error no controlado responde «Error interno del servidor.» sin traza, ruta de archivo ni SQL (test_errores.py), y los errores de validación no repiten el valor recibido.</w:t>
       </w:r>
     </w:p>
     <w:p>
@@ -12820,14 +15599,22 @@
           <w:numId w:val="1"/>
         </w:numPr>
         <w:spacing w:after="60"/>
+        <w:jc w:val="both"/>
       </w:pPr>
       <w:r>
-        <w:t>Security Hotspots de SonarCloud específicos de autenticación y manejo de contraseñas.</w:t>
+        <w:rPr>
+          <w:b/>
+          <w:bCs/>
+        </w:rPr>
+        <w:t xml:space="preserve">Dependencias: </w:t>
+      </w:r>
+      <w:r>
+        <w:t>pip-audit no encontró vulnerabilidades conocidas en las versiones fijadas en requirements.txt.</w:t>
       </w:r>
     </w:p>
     <w:p>
       <w:pPr>
-        <w:spacing w:after="200"/>
+        <w:spacing w:after="120"/>
       </w:pPr>
     </w:p>
     <w:p>
@@ -12835,7 +15622,10 @@
         <w:spacing w:after="120"/>
       </w:pPr>
       <w:r>
-        <w:t>Cada hallazgo se documentará en VALIDACION_IA.md indicando si se corrige, se descarta como falso positivo (con su justificación técnica) o se acepta como riesgo conocido dentro del alcance — el mismo estándar de revisión crítica de IA que ya se aplicó a las decisiones de arquitectura (sección 6), aplicado ahora a seguridad.</w:t>
+        <w:t>Riesgos aceptados dentro del alcance: (a) el registro de clientes informa «Ya existe un cliente registrado con ese correo», porque R9 exige que el correo sea único y el cliente necesita saberlo; esto permite comprobar si un correo está registrado, pero solo desde el registro, no desde el inicio de sesión. (b) No hay límite de intentos de inicio de sesión: con bcrypt de costo 12 cada intento tarda unos 200 ms, lo que encarece un ataque de fuerza bruta pero no lo impide; un límite por dirección IP requiere in</w:t>
+      </w:r>
+      <w:r>
+        <w:t>fraestructura fuera del alcance de la primera versión.</w:t>
       </w:r>
     </w:p>
     <w:p>
@@ -12863,7 +15653,7 @@
         </w:pBdr>
         <w:spacing w:before="240" w:after="120"/>
       </w:pPr>
-      <w:bookmarkStart w:id="23" w:name="_Toc241767463"/>
+      <w:bookmarkStart w:id="23" w:name="_Toc241775428"/>
       <w:r>
         <w:rPr>
           <w:b/>
@@ -12881,7 +15671,7 @@
         <w:spacing w:after="120"/>
       </w:pPr>
       <w:r>
-        <w:t>Según la guía de evaluación (TI3021_U4_ES_GUÍA.pdf), el Informe Técnico Grupal incluye el código fuente y una aplicación funcional (autenticación y persistencia) como parte de este entregable, calificado en su dimensión de producto (50%); la defensa argumentativa individual de cada integrante se califica aparte, en su dimensión de desempeño (50%). El equipo sigue además la instrucción del profesor sobre el orden de trabajo: informe primero, programación después. Este documento está completo para su evaluación (requerimientos verificados contra el problema en 2.3, modelamiento con trazabilidad validada en 3.4, metodología, arquitectura, uso de IA y seguridad especificada a nivel de diseño); el código se desarrolla en el Sprint 1 (avance en la sección 5.3) y se incorpora al mismo repositorio antes de la entrega final.</w:t>
+        <w:t>Según la guía de evaluación (TI3021_U4_ES_GUÍA.pdf), el Informe Técnico Grupal incluye el código fuente y una aplicación funcional (autenticación y persistencia) como parte de este entregable, calificado en su dimensión de producto (50%); la defensa argumentativa individual de cada integrante se califica aparte, en su dimensión de desempeño (50%). El equipo sigue además la instrucción del profesor sobre el orden de trabajo: informe primero, programación después. Este documento está completo para su evaluación (requerimientos verificados contra el problema en 2.3, modelamiento con trazabilidad validada en 3.4, metodología, arquitectura, uso de IA, y seguridad implementada y revisada en 7.3); el código está en la carpeta backend/ del repositorio (avance en la sección 5.3).</w:t>
       </w:r>
     </w:p>
     <w:p>
@@ -12984,7 +15774,7 @@
         <w:spacing w:after="60"/>
       </w:pPr>
       <w:r>
-        <w:t xml:space="preserve">Los 4 dominios del Sprint 1 (HU-01 a HU-04): Destinos y Paquetes (Camilo Sepúlveda), Clientes/seguridad y Reservas (Logan Silva), con 85 pruebas automatizadas en total (sección 5.3).</w:t>
+        <w:t>Los 4 dominios del Sprint 1 (HU-01 a HU-04): Destinos y Paquetes (Camilo Sepúlveda), Clientes/seguridad y Reservas (Logan Silva). En el Sprint 2, su integración en un flujo único con autenticación de administrador y la revisión de seguridad del sistema integrado (Camilo Sepúlveda; secciones 5.3 y 7.3). 129 pruebas automatizadas en total.</w:t>
       </w:r>
     </w:p>
     <w:p>
@@ -13009,7 +15799,7 @@
         <w:spacing w:after="60"/>
       </w:pPr>
       <w:r>
-        <w:t>Integrar los 4 dominios en un solo flujo de extremo a extremo (registrar destino → armar y publicar paquete → registrar cliente → reservar) — Camilo Sepúlveda —, más decidir si se agrega autenticación de administrador para las rutas de catálogo (ver nota de la sección 5.3).</w:t>
+        <w:t>Crear las cuentas de los tres socios con python -m app.crear_administrador al instalar el sistema.</w:t>
       </w:r>
     </w:p>
     <w:p>
@@ -13035,7 +15825,7 @@
         <w:spacing w:after="60"/>
       </w:pPr>
       <w:r>
-        <w:t>Revisión de seguridad del sistema integrado (sección 7.3) — Camilo Sepúlveda.</w:t>
+        <w:t>Opcional: ejecutar SonarCloud sobre el repositorio, que quedó pendiente porque requiere vincular una cuenta (sección 7.3).</w:t>
       </w:r>
     </w:p>
     <w:p>

--- a/Informe_Tecnico_Viajes_Aventura.docx
+++ b/Informe_Tecnico_Viajes_Aventura.docx
@@ -210,11 +210,7 @@
           </w:pPr>
           <w:r>
             <w:fldChar w:fldCharType="begin"/>
-          </w:r>
-          <w:r>
             <w:instrText>TOC \h \o "1-2"</w:instrText>
-          </w:r>
-          <w:r>
             <w:fldChar w:fldCharType="separate"/>
           </w:r>
           <w:hyperlink w:anchor="_Toc241775405" w:history="1">
@@ -232,40 +228,10 @@
                 <w:noProof/>
               </w:rPr>
               <w:tab/>
-            </w:r>
-            <w:r>
-              <w:rPr>
-                <w:noProof/>
-              </w:rPr>
               <w:fldChar w:fldCharType="begin"/>
-            </w:r>
-            <w:r>
-              <w:rPr>
-                <w:noProof/>
-              </w:rPr>
               <w:instrText xml:space="preserve"> PAGEREF _Toc241775405 \h </w:instrText>
-            </w:r>
-            <w:r>
-              <w:rPr>
-                <w:noProof/>
-              </w:rPr>
-            </w:r>
-            <w:r>
-              <w:rPr>
-                <w:noProof/>
-              </w:rPr>
               <w:fldChar w:fldCharType="separate"/>
-            </w:r>
-            <w:r>
-              <w:rPr>
-                <w:noProof/>
-              </w:rPr>
               <w:t>3</w:t>
-            </w:r>
-            <w:r>
-              <w:rPr>
-                <w:noProof/>
-              </w:rPr>
               <w:fldChar w:fldCharType="end"/>
             </w:r>
           </w:hyperlink>
@@ -300,40 +266,10 @@
                 <w:noProof/>
               </w:rPr>
               <w:tab/>
-            </w:r>
-            <w:r>
-              <w:rPr>
-                <w:noProof/>
-              </w:rPr>
               <w:fldChar w:fldCharType="begin"/>
-            </w:r>
-            <w:r>
-              <w:rPr>
-                <w:noProof/>
-              </w:rPr>
               <w:instrText xml:space="preserve"> PAGEREF _Toc241775406 \h </w:instrText>
-            </w:r>
-            <w:r>
-              <w:rPr>
-                <w:noProof/>
-              </w:rPr>
-            </w:r>
-            <w:r>
-              <w:rPr>
-                <w:noProof/>
-              </w:rPr>
               <w:fldChar w:fldCharType="separate"/>
-            </w:r>
-            <w:r>
-              <w:rPr>
-                <w:noProof/>
-              </w:rPr>
               <w:t>4</w:t>
-            </w:r>
-            <w:r>
-              <w:rPr>
-                <w:noProof/>
-              </w:rPr>
               <w:fldChar w:fldCharType="end"/>
             </w:r>
           </w:hyperlink>
@@ -368,40 +304,10 @@
                 <w:noProof/>
               </w:rPr>
               <w:tab/>
-            </w:r>
-            <w:r>
-              <w:rPr>
-                <w:noProof/>
-              </w:rPr>
               <w:fldChar w:fldCharType="begin"/>
-            </w:r>
-            <w:r>
-              <w:rPr>
-                <w:noProof/>
-              </w:rPr>
               <w:instrText xml:space="preserve"> PAGEREF _Toc241775407 \h </w:instrText>
-            </w:r>
-            <w:r>
-              <w:rPr>
-                <w:noProof/>
-              </w:rPr>
-            </w:r>
-            <w:r>
-              <w:rPr>
-                <w:noProof/>
-              </w:rPr>
               <w:fldChar w:fldCharType="separate"/>
-            </w:r>
-            <w:r>
-              <w:rPr>
-                <w:noProof/>
-              </w:rPr>
               <w:t>4</w:t>
-            </w:r>
-            <w:r>
-              <w:rPr>
-                <w:noProof/>
-              </w:rPr>
               <w:fldChar w:fldCharType="end"/>
             </w:r>
           </w:hyperlink>
@@ -436,40 +342,10 @@
                 <w:noProof/>
               </w:rPr>
               <w:tab/>
-            </w:r>
-            <w:r>
-              <w:rPr>
-                <w:noProof/>
-              </w:rPr>
               <w:fldChar w:fldCharType="begin"/>
-            </w:r>
-            <w:r>
-              <w:rPr>
-                <w:noProof/>
-              </w:rPr>
               <w:instrText xml:space="preserve"> PAGEREF _Toc241775408 \h </w:instrText>
-            </w:r>
-            <w:r>
-              <w:rPr>
-                <w:noProof/>
-              </w:rPr>
-            </w:r>
-            <w:r>
-              <w:rPr>
-                <w:noProof/>
-              </w:rPr>
               <w:fldChar w:fldCharType="separate"/>
-            </w:r>
-            <w:r>
-              <w:rPr>
-                <w:noProof/>
-              </w:rPr>
               <w:t>5</w:t>
-            </w:r>
-            <w:r>
-              <w:rPr>
-                <w:noProof/>
-              </w:rPr>
               <w:fldChar w:fldCharType="end"/>
             </w:r>
           </w:hyperlink>
@@ -504,40 +380,10 @@
                 <w:noProof/>
               </w:rPr>
               <w:tab/>
-            </w:r>
-            <w:r>
-              <w:rPr>
-                <w:noProof/>
-              </w:rPr>
               <w:fldChar w:fldCharType="begin"/>
-            </w:r>
-            <w:r>
-              <w:rPr>
-                <w:noProof/>
-              </w:rPr>
               <w:instrText xml:space="preserve"> PAGEREF _Toc241775409 \h </w:instrText>
-            </w:r>
-            <w:r>
-              <w:rPr>
-                <w:noProof/>
-              </w:rPr>
-            </w:r>
-            <w:r>
-              <w:rPr>
-                <w:noProof/>
-              </w:rPr>
               <w:fldChar w:fldCharType="separate"/>
-            </w:r>
-            <w:r>
-              <w:rPr>
-                <w:noProof/>
-              </w:rPr>
               <w:t>5</w:t>
-            </w:r>
-            <w:r>
-              <w:rPr>
-                <w:noProof/>
-              </w:rPr>
               <w:fldChar w:fldCharType="end"/>
             </w:r>
           </w:hyperlink>
@@ -572,40 +418,10 @@
                 <w:noProof/>
               </w:rPr>
               <w:tab/>
-            </w:r>
-            <w:r>
-              <w:rPr>
-                <w:noProof/>
-              </w:rPr>
               <w:fldChar w:fldCharType="begin"/>
-            </w:r>
-            <w:r>
-              <w:rPr>
-                <w:noProof/>
-              </w:rPr>
               <w:instrText xml:space="preserve"> PAGEREF _Toc241775410 \h </w:instrText>
-            </w:r>
-            <w:r>
-              <w:rPr>
-                <w:noProof/>
-              </w:rPr>
-            </w:r>
-            <w:r>
-              <w:rPr>
-                <w:noProof/>
-              </w:rPr>
               <w:fldChar w:fldCharType="separate"/>
-            </w:r>
-            <w:r>
-              <w:rPr>
-                <w:noProof/>
-              </w:rPr>
               <w:t>6</w:t>
-            </w:r>
-            <w:r>
-              <w:rPr>
-                <w:noProof/>
-              </w:rPr>
               <w:fldChar w:fldCharType="end"/>
             </w:r>
           </w:hyperlink>
@@ -640,40 +456,10 @@
                 <w:noProof/>
               </w:rPr>
               <w:tab/>
-            </w:r>
-            <w:r>
-              <w:rPr>
-                <w:noProof/>
-              </w:rPr>
               <w:fldChar w:fldCharType="begin"/>
-            </w:r>
-            <w:r>
-              <w:rPr>
-                <w:noProof/>
-              </w:rPr>
               <w:instrText xml:space="preserve"> PAGEREF _Toc241775411 \h </w:instrText>
-            </w:r>
-            <w:r>
-              <w:rPr>
-                <w:noProof/>
-              </w:rPr>
-            </w:r>
-            <w:r>
-              <w:rPr>
-                <w:noProof/>
-              </w:rPr>
               <w:fldChar w:fldCharType="separate"/>
-            </w:r>
-            <w:r>
-              <w:rPr>
-                <w:noProof/>
-              </w:rPr>
               <w:t>7</w:t>
-            </w:r>
-            <w:r>
-              <w:rPr>
-                <w:noProof/>
-              </w:rPr>
               <w:fldChar w:fldCharType="end"/>
             </w:r>
           </w:hyperlink>
@@ -708,40 +494,10 @@
                 <w:noProof/>
               </w:rPr>
               <w:tab/>
-            </w:r>
-            <w:r>
-              <w:rPr>
-                <w:noProof/>
-              </w:rPr>
               <w:fldChar w:fldCharType="begin"/>
-            </w:r>
-            <w:r>
-              <w:rPr>
-                <w:noProof/>
-              </w:rPr>
               <w:instrText xml:space="preserve"> PAGEREF _Toc241775412 \h </w:instrText>
-            </w:r>
-            <w:r>
-              <w:rPr>
-                <w:noProof/>
-              </w:rPr>
-            </w:r>
-            <w:r>
-              <w:rPr>
-                <w:noProof/>
-              </w:rPr>
               <w:fldChar w:fldCharType="separate"/>
-            </w:r>
-            <w:r>
-              <w:rPr>
-                <w:noProof/>
-              </w:rPr>
               <w:t>11</w:t>
-            </w:r>
-            <w:r>
-              <w:rPr>
-                <w:noProof/>
-              </w:rPr>
               <w:fldChar w:fldCharType="end"/>
             </w:r>
           </w:hyperlink>
@@ -776,40 +532,10 @@
                 <w:noProof/>
               </w:rPr>
               <w:tab/>
-            </w:r>
-            <w:r>
-              <w:rPr>
-                <w:noProof/>
-              </w:rPr>
               <w:fldChar w:fldCharType="begin"/>
-            </w:r>
-            <w:r>
-              <w:rPr>
-                <w:noProof/>
-              </w:rPr>
               <w:instrText xml:space="preserve"> PAGEREF _Toc241775413 \h </w:instrText>
-            </w:r>
-            <w:r>
-              <w:rPr>
-                <w:noProof/>
-              </w:rPr>
-            </w:r>
-            <w:r>
-              <w:rPr>
-                <w:noProof/>
-              </w:rPr>
               <w:fldChar w:fldCharType="separate"/>
-            </w:r>
-            <w:r>
-              <w:rPr>
-                <w:noProof/>
-              </w:rPr>
               <w:t>13</w:t>
-            </w:r>
-            <w:r>
-              <w:rPr>
-                <w:noProof/>
-              </w:rPr>
               <w:fldChar w:fldCharType="end"/>
             </w:r>
           </w:hyperlink>
@@ -844,40 +570,10 @@
                 <w:noProof/>
               </w:rPr>
               <w:tab/>
-            </w:r>
-            <w:r>
-              <w:rPr>
-                <w:noProof/>
-              </w:rPr>
               <w:fldChar w:fldCharType="begin"/>
-            </w:r>
-            <w:r>
-              <w:rPr>
-                <w:noProof/>
-              </w:rPr>
               <w:instrText xml:space="preserve"> PAGEREF _Toc241775414 \h </w:instrText>
-            </w:r>
-            <w:r>
-              <w:rPr>
-                <w:noProof/>
-              </w:rPr>
-            </w:r>
-            <w:r>
-              <w:rPr>
-                <w:noProof/>
-              </w:rPr>
               <w:fldChar w:fldCharType="separate"/>
-            </w:r>
-            <w:r>
-              <w:rPr>
-                <w:noProof/>
-              </w:rPr>
               <w:t>15</w:t>
-            </w:r>
-            <w:r>
-              <w:rPr>
-                <w:noProof/>
-              </w:rPr>
               <w:fldChar w:fldCharType="end"/>
             </w:r>
           </w:hyperlink>
@@ -912,40 +608,10 @@
                 <w:noProof/>
               </w:rPr>
               <w:tab/>
-            </w:r>
-            <w:r>
-              <w:rPr>
-                <w:noProof/>
-              </w:rPr>
               <w:fldChar w:fldCharType="begin"/>
-            </w:r>
-            <w:r>
-              <w:rPr>
-                <w:noProof/>
-              </w:rPr>
               <w:instrText xml:space="preserve"> PAGEREF _Toc241775415 \h </w:instrText>
-            </w:r>
-            <w:r>
-              <w:rPr>
-                <w:noProof/>
-              </w:rPr>
-            </w:r>
-            <w:r>
-              <w:rPr>
-                <w:noProof/>
-              </w:rPr>
               <w:fldChar w:fldCharType="separate"/>
-            </w:r>
-            <w:r>
-              <w:rPr>
-                <w:noProof/>
-              </w:rPr>
               <w:t>17</w:t>
-            </w:r>
-            <w:r>
-              <w:rPr>
-                <w:noProof/>
-              </w:rPr>
               <w:fldChar w:fldCharType="end"/>
             </w:r>
           </w:hyperlink>
@@ -980,40 +646,10 @@
                 <w:noProof/>
               </w:rPr>
               <w:tab/>
-            </w:r>
-            <w:r>
-              <w:rPr>
-                <w:noProof/>
-              </w:rPr>
               <w:fldChar w:fldCharType="begin"/>
-            </w:r>
-            <w:r>
-              <w:rPr>
-                <w:noProof/>
-              </w:rPr>
               <w:instrText xml:space="preserve"> PAGEREF _Toc241775416 \h </w:instrText>
-            </w:r>
-            <w:r>
-              <w:rPr>
-                <w:noProof/>
-              </w:rPr>
-            </w:r>
-            <w:r>
-              <w:rPr>
-                <w:noProof/>
-              </w:rPr>
               <w:fldChar w:fldCharType="separate"/>
-            </w:r>
-            <w:r>
-              <w:rPr>
-                <w:noProof/>
-              </w:rPr>
               <w:t>17</w:t>
-            </w:r>
-            <w:r>
-              <w:rPr>
-                <w:noProof/>
-              </w:rPr>
               <w:fldChar w:fldCharType="end"/>
             </w:r>
           </w:hyperlink>
@@ -1048,40 +684,10 @@
                 <w:noProof/>
               </w:rPr>
               <w:tab/>
-            </w:r>
-            <w:r>
-              <w:rPr>
-                <w:noProof/>
-              </w:rPr>
               <w:fldChar w:fldCharType="begin"/>
-            </w:r>
-            <w:r>
-              <w:rPr>
-                <w:noProof/>
-              </w:rPr>
               <w:instrText xml:space="preserve"> PAGEREF _Toc241775417 \h </w:instrText>
-            </w:r>
-            <w:r>
-              <w:rPr>
-                <w:noProof/>
-              </w:rPr>
-            </w:r>
-            <w:r>
-              <w:rPr>
-                <w:noProof/>
-              </w:rPr>
               <w:fldChar w:fldCharType="separate"/>
-            </w:r>
-            <w:r>
-              <w:rPr>
-                <w:noProof/>
-              </w:rPr>
               <w:t>17</w:t>
-            </w:r>
-            <w:r>
-              <w:rPr>
-                <w:noProof/>
-              </w:rPr>
               <w:fldChar w:fldCharType="end"/>
             </w:r>
           </w:hyperlink>
@@ -1116,40 +722,10 @@
                 <w:noProof/>
               </w:rPr>
               <w:tab/>
-            </w:r>
-            <w:r>
-              <w:rPr>
-                <w:noProof/>
-              </w:rPr>
               <w:fldChar w:fldCharType="begin"/>
-            </w:r>
-            <w:r>
-              <w:rPr>
-                <w:noProof/>
-              </w:rPr>
               <w:instrText xml:space="preserve"> PAGEREF _Toc241775418 \h </w:instrText>
-            </w:r>
-            <w:r>
-              <w:rPr>
-                <w:noProof/>
-              </w:rPr>
-            </w:r>
-            <w:r>
-              <w:rPr>
-                <w:noProof/>
-              </w:rPr>
               <w:fldChar w:fldCharType="separate"/>
-            </w:r>
-            <w:r>
-              <w:rPr>
-                <w:noProof/>
-              </w:rPr>
               <w:t>17</w:t>
-            </w:r>
-            <w:r>
-              <w:rPr>
-                <w:noProof/>
-              </w:rPr>
               <w:fldChar w:fldCharType="end"/>
             </w:r>
           </w:hyperlink>
@@ -1184,40 +760,10 @@
                 <w:noProof/>
               </w:rPr>
               <w:tab/>
-            </w:r>
-            <w:r>
-              <w:rPr>
-                <w:noProof/>
-              </w:rPr>
               <w:fldChar w:fldCharType="begin"/>
-            </w:r>
-            <w:r>
-              <w:rPr>
-                <w:noProof/>
-              </w:rPr>
               <w:instrText xml:space="preserve"> PAGEREF _Toc241775419 \h </w:instrText>
-            </w:r>
-            <w:r>
-              <w:rPr>
-                <w:noProof/>
-              </w:rPr>
-            </w:r>
-            <w:r>
-              <w:rPr>
-                <w:noProof/>
-              </w:rPr>
               <w:fldChar w:fldCharType="separate"/>
-            </w:r>
-            <w:r>
-              <w:rPr>
-                <w:noProof/>
-              </w:rPr>
               <w:t>18</w:t>
-            </w:r>
-            <w:r>
-              <w:rPr>
-                <w:noProof/>
-              </w:rPr>
               <w:fldChar w:fldCharType="end"/>
             </w:r>
           </w:hyperlink>
@@ -1252,40 +798,10 @@
                 <w:noProof/>
               </w:rPr>
               <w:tab/>
-            </w:r>
-            <w:r>
-              <w:rPr>
-                <w:noProof/>
-              </w:rPr>
               <w:fldChar w:fldCharType="begin"/>
-            </w:r>
-            <w:r>
-              <w:rPr>
-                <w:noProof/>
-              </w:rPr>
               <w:instrText xml:space="preserve"> PAGEREF _Toc241775420 \h </w:instrText>
-            </w:r>
-            <w:r>
-              <w:rPr>
-                <w:noProof/>
-              </w:rPr>
-            </w:r>
-            <w:r>
-              <w:rPr>
-                <w:noProof/>
-              </w:rPr>
               <w:fldChar w:fldCharType="separate"/>
-            </w:r>
-            <w:r>
-              <w:rPr>
-                <w:noProof/>
-              </w:rPr>
               <w:t>18</w:t>
-            </w:r>
-            <w:r>
-              <w:rPr>
-                <w:noProof/>
-              </w:rPr>
               <w:fldChar w:fldCharType="end"/>
             </w:r>
           </w:hyperlink>
@@ -1320,40 +836,10 @@
                 <w:noProof/>
               </w:rPr>
               <w:tab/>
-            </w:r>
-            <w:r>
-              <w:rPr>
-                <w:noProof/>
-              </w:rPr>
               <w:fldChar w:fldCharType="begin"/>
-            </w:r>
-            <w:r>
-              <w:rPr>
-                <w:noProof/>
-              </w:rPr>
               <w:instrText xml:space="preserve"> PAGEREF _Toc241775421 \h </w:instrText>
-            </w:r>
-            <w:r>
-              <w:rPr>
-                <w:noProof/>
-              </w:rPr>
-            </w:r>
-            <w:r>
-              <w:rPr>
-                <w:noProof/>
-              </w:rPr>
               <w:fldChar w:fldCharType="separate"/>
-            </w:r>
-            <w:r>
-              <w:rPr>
-                <w:noProof/>
-              </w:rPr>
               <w:t>18</w:t>
-            </w:r>
-            <w:r>
-              <w:rPr>
-                <w:noProof/>
-              </w:rPr>
               <w:fldChar w:fldCharType="end"/>
             </w:r>
           </w:hyperlink>
@@ -1388,40 +874,10 @@
                 <w:noProof/>
               </w:rPr>
               <w:tab/>
-            </w:r>
-            <w:r>
-              <w:rPr>
-                <w:noProof/>
-              </w:rPr>
               <w:fldChar w:fldCharType="begin"/>
-            </w:r>
-            <w:r>
-              <w:rPr>
-                <w:noProof/>
-              </w:rPr>
               <w:instrText xml:space="preserve"> PAGEREF _Toc241775422 \h </w:instrText>
-            </w:r>
-            <w:r>
-              <w:rPr>
-                <w:noProof/>
-              </w:rPr>
-            </w:r>
-            <w:r>
-              <w:rPr>
-                <w:noProof/>
-              </w:rPr>
               <w:fldChar w:fldCharType="separate"/>
-            </w:r>
-            <w:r>
-              <w:rPr>
-                <w:noProof/>
-              </w:rPr>
               <w:t>19</w:t>
-            </w:r>
-            <w:r>
-              <w:rPr>
-                <w:noProof/>
-              </w:rPr>
               <w:fldChar w:fldCharType="end"/>
             </w:r>
           </w:hyperlink>
@@ -1456,40 +912,10 @@
                 <w:noProof/>
               </w:rPr>
               <w:tab/>
-            </w:r>
-            <w:r>
-              <w:rPr>
-                <w:noProof/>
-              </w:rPr>
               <w:fldChar w:fldCharType="begin"/>
-            </w:r>
-            <w:r>
-              <w:rPr>
-                <w:noProof/>
-              </w:rPr>
               <w:instrText xml:space="preserve"> PAGEREF _Toc241775423 \h </w:instrText>
-            </w:r>
-            <w:r>
-              <w:rPr>
-                <w:noProof/>
-              </w:rPr>
-            </w:r>
-            <w:r>
-              <w:rPr>
-                <w:noProof/>
-              </w:rPr>
               <w:fldChar w:fldCharType="separate"/>
-            </w:r>
-            <w:r>
-              <w:rPr>
-                <w:noProof/>
-              </w:rPr>
               <w:t>21</w:t>
-            </w:r>
-            <w:r>
-              <w:rPr>
-                <w:noProof/>
-              </w:rPr>
               <w:fldChar w:fldCharType="end"/>
             </w:r>
           </w:hyperlink>
@@ -1524,40 +950,10 @@
                 <w:noProof/>
               </w:rPr>
               <w:tab/>
-            </w:r>
-            <w:r>
-              <w:rPr>
-                <w:noProof/>
-              </w:rPr>
               <w:fldChar w:fldCharType="begin"/>
-            </w:r>
-            <w:r>
-              <w:rPr>
-                <w:noProof/>
-              </w:rPr>
               <w:instrText xml:space="preserve"> PAGEREF _Toc241775424 \h </w:instrText>
-            </w:r>
-            <w:r>
-              <w:rPr>
-                <w:noProof/>
-              </w:rPr>
-            </w:r>
-            <w:r>
-              <w:rPr>
-                <w:noProof/>
-              </w:rPr>
               <w:fldChar w:fldCharType="separate"/>
-            </w:r>
-            <w:r>
-              <w:rPr>
-                <w:noProof/>
-              </w:rPr>
               <w:t>23</w:t>
-            </w:r>
-            <w:r>
-              <w:rPr>
-                <w:noProof/>
-              </w:rPr>
               <w:fldChar w:fldCharType="end"/>
             </w:r>
           </w:hyperlink>
@@ -1592,40 +988,10 @@
                 <w:noProof/>
               </w:rPr>
               <w:tab/>
-            </w:r>
-            <w:r>
-              <w:rPr>
-                <w:noProof/>
-              </w:rPr>
               <w:fldChar w:fldCharType="begin"/>
-            </w:r>
-            <w:r>
-              <w:rPr>
-                <w:noProof/>
-              </w:rPr>
               <w:instrText xml:space="preserve"> PAGEREF _Toc241775425 \h </w:instrText>
-            </w:r>
-            <w:r>
-              <w:rPr>
-                <w:noProof/>
-              </w:rPr>
-            </w:r>
-            <w:r>
-              <w:rPr>
-                <w:noProof/>
-              </w:rPr>
               <w:fldChar w:fldCharType="separate"/>
-            </w:r>
-            <w:r>
-              <w:rPr>
-                <w:noProof/>
-              </w:rPr>
               <w:t>23</w:t>
-            </w:r>
-            <w:r>
-              <w:rPr>
-                <w:noProof/>
-              </w:rPr>
               <w:fldChar w:fldCharType="end"/>
             </w:r>
           </w:hyperlink>
@@ -1660,40 +1026,10 @@
                 <w:noProof/>
               </w:rPr>
               <w:tab/>
-            </w:r>
-            <w:r>
-              <w:rPr>
-                <w:noProof/>
-              </w:rPr>
               <w:fldChar w:fldCharType="begin"/>
-            </w:r>
-            <w:r>
-              <w:rPr>
-                <w:noProof/>
-              </w:rPr>
               <w:instrText xml:space="preserve"> PAGEREF _Toc241775426 \h </w:instrText>
-            </w:r>
-            <w:r>
-              <w:rPr>
-                <w:noProof/>
-              </w:rPr>
-            </w:r>
-            <w:r>
-              <w:rPr>
-                <w:noProof/>
-              </w:rPr>
               <w:fldChar w:fldCharType="separate"/>
-            </w:r>
-            <w:r>
-              <w:rPr>
-                <w:noProof/>
-              </w:rPr>
               <w:t>23</w:t>
-            </w:r>
-            <w:r>
-              <w:rPr>
-                <w:noProof/>
-              </w:rPr>
               <w:fldChar w:fldCharType="end"/>
             </w:r>
           </w:hyperlink>
@@ -1728,40 +1064,10 @@
                 <w:noProof/>
               </w:rPr>
               <w:tab/>
-            </w:r>
-            <w:r>
-              <w:rPr>
-                <w:noProof/>
-              </w:rPr>
               <w:fldChar w:fldCharType="begin"/>
-            </w:r>
-            <w:r>
-              <w:rPr>
-                <w:noProof/>
-              </w:rPr>
               <w:instrText xml:space="preserve"> PAGEREF _Toc241775427 \h </w:instrText>
-            </w:r>
-            <w:r>
-              <w:rPr>
-                <w:noProof/>
-              </w:rPr>
-            </w:r>
-            <w:r>
-              <w:rPr>
-                <w:noProof/>
-              </w:rPr>
               <w:fldChar w:fldCharType="separate"/>
-            </w:r>
-            <w:r>
-              <w:rPr>
-                <w:noProof/>
-              </w:rPr>
               <w:t>23</w:t>
-            </w:r>
-            <w:r>
-              <w:rPr>
-                <w:noProof/>
-              </w:rPr>
               <w:fldChar w:fldCharType="end"/>
             </w:r>
           </w:hyperlink>
@@ -1796,40 +1102,10 @@
                 <w:noProof/>
               </w:rPr>
               <w:tab/>
-            </w:r>
-            <w:r>
-              <w:rPr>
-                <w:noProof/>
-              </w:rPr>
               <w:fldChar w:fldCharType="begin"/>
-            </w:r>
-            <w:r>
-              <w:rPr>
-                <w:noProof/>
-              </w:rPr>
               <w:instrText xml:space="preserve"> PAGEREF _Toc241775428 \h </w:instrText>
-            </w:r>
-            <w:r>
-              <w:rPr>
-                <w:noProof/>
-              </w:rPr>
-            </w:r>
-            <w:r>
-              <w:rPr>
-                <w:noProof/>
-              </w:rPr>
               <w:fldChar w:fldCharType="separate"/>
-            </w:r>
-            <w:r>
-              <w:rPr>
-                <w:noProof/>
-              </w:rPr>
               <w:t>26</w:t>
-            </w:r>
-            <w:r>
-              <w:rPr>
-                <w:noProof/>
-              </w:rPr>
               <w:fldChar w:fldCharType="end"/>
             </w:r>
           </w:hyperlink>
@@ -10307,7 +9583,7 @@
         <w:spacing w:after="120"/>
       </w:pPr>
       <w:r>
-        <w:t>Para la entrega se compila el frontend (npm run build) directamente a backend/static/, y FastAPI sirve ese build como archivos estáticos desde el mismo puerto que la API (RNF-06): quien evalúa levanta el sistema completo con un solo comando (uvicorn app.main:app), sin instalar Node ni configurar CORS. Durante el desarrollo, el equipo sigue usando dos procesos separados (uvicorn + npm run dev con proxy) para mantener la recarga en caliente de React.</w:t>
+        <w:t>Para la entrega se compila el frontend (npm run build) directamente a backend/static/, y FastAPI sirve ese build como archivos estáticos desde el mismo puerto que la API (RNF-06): quien evalúa levanta el sistema completo con un solo comando (uvicorn app.main:app), sin instalar Node ni configurar CORS. Durante el desarrollo, el equipo sigue usando dos procesos separados (uvicorn + npm run dev con proxy) para mantener la recarga en caliente de React. El frontend (frontend/src/) usa react-router-dom para las rutas (catálogo público, detalle de paquete, registro/login de cliente, historial de reservas, y login/CRUD de administrador) y un contexto de autenticación (auth.jsx) que guarda el token y el rol en localStorage, igual que hace el backend: el rol que decide qué puede hacer un usuario sale siempre del token, nunca de lo que el frontend decide mostrar.</w:t>
       </w:r>
     </w:p>
     <w:p>
@@ -13159,10 +12435,7 @@
         <w:spacing w:after="120"/>
       </w:pPr>
       <w:r>
-        <w:t>Calidad: 129 pruebas automatizadas (pytest), unitarias del dominio y de la API sobre SQLite real. Además de cubrir cada regla de R1 a R17 y casos borde (redondeo del precio, margen NaN, nombres con distinta capitalización, intento de inyección SQL, token firmado con otra clave, contraseña de más de 72 bytes), incluyen una prueba de integración que recorre el caso completo con los 4 dominios (test_integracion.py), una prueba de 20 reservas simultáneas sobre un cupo de 5 (test_concurrencia.py) y las pruebas d</w:t>
-      </w:r>
-      <w:r>
-        <w:t>e autorización por rol. Para comprobar que las pruebas detectan errores reales se desactivaron a propósito R7, R8 y cada una de las correcciones de seguridad de la sección 7.3; en todos los casos fallaron las pruebas correspondientes.</w:t>
+        <w:t>Calidad: 129 pruebas automatizadas (pytest), unitarias del dominio y de la API sobre SQLite real. Además de cubrir cada regla de R1 a R17 y casos borde (redondeo del precio, margen NaN, nombres con distinta capitalización, intento de inyección SQL, token firmado con otra clave, contraseña de más de 72 bytes), incluyen una prueba de integración que recorre el caso completo con los 4 dominios (test_integracion.py), una prueba de 20 reservas simultáneas sobre un cupo de 5 (test_concurrencia.py) y las pruebas de autorización por rol. Para comprobar que las pruebas detectan errores reales se desactivaron a propósito R7, R8 y cada una de las correcciones de seguridad de la sección 7.3; en todos los casos fallaron las pruebas correspondientes.</w:t>
       </w:r>
     </w:p>
     <w:p>
@@ -14006,6 +13279,77 @@
                 <w:szCs w:val="18"/>
               </w:rPr>
               <w:t>El análisis estático no detectó las dos fallas más graves (sobreventa por concurrencia y enumeración de correos por tiempo de respuesta), que solo aparecieron al atacar el servidor en ejecución. Cada hallazgo se demostró con una medición antes de corregirlo y se volvió a medir después (sección 7.3).</w:t>
+            </w:r>
+          </w:p>
+        </w:tc>
+      </w:tr>
+      <w:tr>
+        <w:trPr>
+          <w:cantSplit/>
+        </w:trPr>
+        <w:tc>
+          <w:tcPr>
+            <w:tcW w:w="2200" w:type="dxa"/>
+            <w:shd w:val="clear" w:color="auto" w:fill="F1F2F1"/>
+            <w:tcMar>
+              <w:top w:w="60" w:type="dxa"/>
+              <w:left w:w="100" w:type="dxa"/>
+              <w:bottom w:w="60" w:type="dxa"/>
+              <w:right w:w="100" w:type="dxa"/>
+            </w:tcMar>
+            <w:vAlign w:val="center"/>
+          </w:tcPr>
+          <w:p>
+            <w:r>
+              <w:rPr>
+                <w:sz w:val="18"/>
+                <w:szCs w:val="18"/>
+              </w:rPr>
+              <w:t xml:space="preserve">Servir el frontend compilado</w:t>
+            </w:r>
+          </w:p>
+        </w:tc>
+        <w:tc>
+          <w:tcPr>
+            <w:tcW w:w="3450" w:type="dxa"/>
+            <w:shd w:val="clear" w:color="auto" w:fill="F1F2F1"/>
+            <w:tcMar>
+              <w:top w:w="60" w:type="dxa"/>
+              <w:left w:w="100" w:type="dxa"/>
+              <w:bottom w:w="60" w:type="dxa"/>
+              <w:right w:w="100" w:type="dxa"/>
+            </w:tcMar>
+            <w:vAlign w:val="center"/>
+          </w:tcPr>
+          <w:p>
+            <w:r>
+              <w:rPr>
+                <w:sz w:val="18"/>
+                <w:szCs w:val="18"/>
+              </w:rPr>
+              <w:t xml:space="preserve">StaticFiles(html=True) solo vs. comodín de ruta + index.html</w:t>
+            </w:r>
+          </w:p>
+        </w:tc>
+        <w:tc>
+          <w:tcPr>
+            <w:tcW w:w="3700" w:type="dxa"/>
+            <w:shd w:val="clear" w:color="auto" w:fill="F1F2F1"/>
+            <w:tcMar>
+              <w:top w:w="60" w:type="dxa"/>
+              <w:left w:w="100" w:type="dxa"/>
+              <w:bottom w:w="60" w:type="dxa"/>
+              <w:right w:w="100" w:type="dxa"/>
+            </w:tcMar>
+            <w:vAlign w:val="center"/>
+          </w:tcPr>
+          <w:p>
+            <w:r>
+              <w:rPr>
+                <w:sz w:val="18"/>
+                <w:szCs w:val="18"/>
+              </w:rPr>
+              <w:t xml:space="preserve">StaticFiles(html=True) sirve index.html en “/” pero responde 404 ante una ruta propia de React Router (ej. /admin, /paquetes/3) porque no existe un archivo con ese nombre; se reprodujo navegando directo a esas URLs sobre el build servido. Se reemplazó por una ruta comodín (“/{ruta_spa:path}”) que sirve el archivo estático si existe y si no, index.html, dejando que react-router resuelva la ruta en el navegador.</w:t>
             </w:r>
           </w:p>
         </w:tc>
@@ -14567,10 +13911,7 @@
         <w:spacing w:after="120"/>
       </w:pPr>
       <w:r>
-        <w:t>La revisión se hizo el 1 de octubre, con los 4 dominios ya integrados, combinando tres fuentes: (1) revisión manual del código de los 4 dominios contra las secciones 7.1 y 7.2; (2) ataques contra el servidor en ejecución (uvicorn) para medir cada sospecha antes de darla por cierta; y (3) análisis estático con Bandit (PyCQA) y pip-audit (PyPA), ambos de PyPI, más SonarLint en el editor. SonarCloud, previsto originalmente, no se ejecutó porque requiere vincular el repositorio a una cuenta; Bandit cubre las re</w:t>
-      </w:r>
-      <w:r>
-        <w:t>glas de inyección SQL, secretos y manejo de excepciones de la checklist. Hallazgos y correcciones:</w:t>
+        <w:t>La revisión se hizo el 1 de octubre, con los 4 dominios ya integrados, combinando tres fuentes: (1) revisión manual del código de los 4 dominios contra las secciones 7.1 y 7.2; (2) ataques contra el servidor en ejecución (uvicorn) para medir cada sospecha antes de darla por cierta; y (3) análisis estático con Bandit (PyCQA) y pip-audit (PyPA), ambos de PyPI, más SonarLint en el editor. SonarCloud, previsto originalmente, no se ejecutó porque requiere vincular el repositorio a una cuenta; Bandit cubre las reglas de inyección SQL, secretos y manejo de excepciones de la checklist. Hallazgos y correcciones:</w:t>
       </w:r>
     </w:p>
     <w:tbl>
@@ -15622,10 +14963,7 @@
         <w:spacing w:after="120"/>
       </w:pPr>
       <w:r>
-        <w:t>Riesgos aceptados dentro del alcance: (a) el registro de clientes informa «Ya existe un cliente registrado con ese correo», porque R9 exige que el correo sea único y el cliente necesita saberlo; esto permite comprobar si un correo está registrado, pero solo desde el registro, no desde el inicio de sesión. (b) No hay límite de intentos de inicio de sesión: con bcrypt de costo 12 cada intento tarda unos 200 ms, lo que encarece un ataque de fuerza bruta pero no lo impide; un límite por dirección IP requiere in</w:t>
-      </w:r>
-      <w:r>
-        <w:t>fraestructura fuera del alcance de la primera versión.</w:t>
+        <w:t>Riesgos aceptados dentro del alcance: (a) el registro de clientes informa «Ya existe un cliente registrado con ese correo», porque R9 exige que el correo sea único y el cliente necesita saberlo; esto permite comprobar si un correo está registrado, pero solo desde el registro, no desde el inicio de sesión. (b) No hay límite de intentos de inicio de sesión: con bcrypt de costo 12 cada intento tarda unos 200 ms, lo que encarece un ataque de fuerza bruta pero no lo impide; un límite por dirección IP requiere infraestructura fuera del alcance de la primera versión.</w:t>
       </w:r>
     </w:p>
     <w:p>
@@ -15671,7 +15009,7 @@
         <w:spacing w:after="120"/>
       </w:pPr>
       <w:r>
-        <w:t>Según la guía de evaluación (TI3021_U4_ES_GUÍA.pdf), el Informe Técnico Grupal incluye el código fuente y una aplicación funcional (autenticación y persistencia) como parte de este entregable, calificado en su dimensión de producto (50%); la defensa argumentativa individual de cada integrante se califica aparte, en su dimensión de desempeño (50%). El equipo sigue además la instrucción del profesor sobre el orden de trabajo: informe primero, programación después. Este documento está completo para su evaluación (requerimientos verificados contra el problema en 2.3, modelamiento con trazabilidad validada en 3.4, metodología, arquitectura, uso de IA, y seguridad implementada y revisada en 7.3); el código está en la carpeta backend/ del repositorio (avance en la sección 5.3).</w:t>
+        <w:t>Según la guía de evaluación (TI3021_U4_ES_GUÍA.pdf), el Informe Técnico Grupal incluye el código fuente y una aplicación funcional (autenticación y persistencia) como parte de este entregable, calificado en su dimensión de producto (50%); la defensa argumentativa individual de cada integrante se califica aparte, en su dimensión de desempeño (50%). El equipo sigue además la instrucción del profesor sobre el orden de trabajo: informe primero, programación después. Este documento está completo para su evaluación (requerimientos verificados contra el problema en 2.3, modelamiento con trazabilidad validada en 3.4, metodología, arquitectura, uso de IA, y seguridad implementada y revisada en 7.3); el código está en las carpetas backend/ y frontend/ del repositorio (avance en la sección 5.3), con los 5 dominios (incluido el frontend) implementados, integrados y probados.</w:t>
       </w:r>
     </w:p>
     <w:p>
@@ -15779,6 +15117,19 @@
     </w:p>
     <w:p>
       <w:pPr>
+        <w:pStyle w:val="Prrafodelista"/>
+        <w:numPr>
+          <w:ilvl w:val="0"/>
+          <w:numId w:val="1"/>
+        </w:numPr>
+        <w:spacing w:after="60"/>
+      </w:pPr>
+      <w:r>
+        <w:t xml:space="preserve">Frontend React/Vite (Logan Silva): catálogo público, detalle y reserva de paquete, registro/login/historial de cliente, y login + CRUD de destinos/paquetes de administrador, consumiendo la API ya integrada. Recorrido de punta a punta con un navegador real (Playwright) sin errores de consola.</w:t>
+      </w:r>
+    </w:p>
+    <w:p>
+      <w:pPr>
         <w:spacing w:after="120"/>
       </w:pPr>
       <w:r>
@@ -15800,19 +15151,6 @@
       </w:pPr>
       <w:r>
         <w:t>Crear las cuentas de los tres socios con python -m app.crear_administrador al instalar el sistema.</w:t>
-      </w:r>
-    </w:p>
-    <w:p>
-      <w:pPr>
-        <w:pStyle w:val="Prrafodelista"/>
-        <w:numPr>
-          <w:ilvl w:val="0"/>
-          <w:numId w:val="1"/>
-        </w:numPr>
-        <w:spacing w:after="60"/>
-      </w:pPr>
-      <w:r>
-        <w:t>Frontend React/Vite servido desde backend/static/ — Logan Silva.</w:t>
       </w:r>
     </w:p>
     <w:p>

--- a/Informe_Tecnico_Viajes_Aventura.docx
+++ b/Informe_Tecnico_Viajes_Aventura.docx
@@ -9528,7 +9528,7 @@
         <w:spacing w:after="120"/>
       </w:pPr>
       <w:r>
-        <w:t>Los Sprints 0 y 1 ya se completaron (ver Cambio 3 a Cambio 7 en VALIDACION_IA.md): los 4 dominios (HU-01 a HU-04) están implementados y probados. El Sprint 2 se reparte así: Camilo Sepúlveda integra los 4 dominios en un flujo único de extremo a extremo y revisa la seguridad del sistema integrado (sección 7.3) — construyó el esqueleto compartido en el Cambio 6 y conoce ambos lados de la API —, y Logan Silva construye el frontend React/Vite (HU-05, RNF-06) sobre las rutas ya existentes. Decisión del equipo del 1 de octubre, registrada en VALIDACION_IA.md (Cambio 8).</w:t>
+        <w:t>Los Sprints 0, 1 y 2 se completaron al 1 de octubre (ver Cambios 3 a 11 en VALIDACION_IA.md): los 4 dominios, la integración de extremo a extremo, la revisión de seguridad y el frontend React/Vite están implementados y probados. El Sprint 2 se repartió entre Camilo Sepúlveda, quien integró los dominios y revisó la seguridad, y Logan Silva, quien construyó el frontend sobre las rutas existentes.</w:t>
       </w:r>
     </w:p>
     <w:p>
@@ -13911,7 +13911,7 @@
         <w:spacing w:after="120"/>
       </w:pPr>
       <w:r>
-        <w:t>La revisión se hizo el 1 de octubre, con los 4 dominios ya integrados, combinando tres fuentes: (1) revisión manual del código de los 4 dominios contra las secciones 7.1 y 7.2; (2) ataques contra el servidor en ejecución (uvicorn) para medir cada sospecha antes de darla por cierta; y (3) análisis estático con Bandit (PyCQA) y pip-audit (PyPA), ambos de PyPI, más SonarLint en el editor. SonarCloud, previsto originalmente, no se ejecutó porque requiere vincular el repositorio a una cuenta; Bandit cubre las reglas de inyección SQL, secretos y manejo de excepciones de la checklist. Hallazgos y correcciones:</w:t>
+        <w:t>La revisión se hizo el 1 de octubre, con los 4 dominios ya integrados, combinando revisión manual, ataques contra el servidor en ejecución, Bandit, pip-audit y SonarCloud. SonarCloud analizó el commit 5c495d17 con Quality Gate aprobado y 0 issues en New Code; Bandit cubre las reglas de inyección SQL, secretos y manejo de excepciones de la checklist. Hallazgos y correcciones:</w:t>
       </w:r>
     </w:p>
     <w:tbl>
@@ -15112,7 +15112,7 @@
         <w:spacing w:after="60"/>
       </w:pPr>
       <w:r>
-        <w:t>Los 4 dominios del Sprint 1 (HU-01 a HU-04): Destinos y Paquetes (Camilo Sepúlveda), Clientes/seguridad y Reservas (Logan Silva). En el Sprint 2, su integración en un flujo único con autenticación de administrador y la revisión de seguridad del sistema integrado (Camilo Sepúlveda; secciones 5.3 y 7.3). 129 pruebas automatizadas en total.</w:t>
+        <w:t>Los 4 dominios del Sprint 1 (HU-01 a HU-04) y el Sprint 2 completo: integración en un flujo único, autenticación de administrador, revisión de seguridad y frontend React/Vite. El sistema cuenta con 129 pruebas automatizadas, Quality Gate SonarCloud aprobado y 0 issues en New Code.</w:t>
       </w:r>
     </w:p>
     <w:p>
@@ -15133,11 +15133,7 @@
         <w:spacing w:after="120"/>
       </w:pPr>
       <w:r>
-        <w:rPr>
-          <w:b/>
-          <w:bCs/>
-        </w:rPr>
-        <w:t>Pendiente (Sprint 1 y 2):</w:t>
+        <w:t>Pendiente antes de la entrega:</w:t>
       </w:r>
     </w:p>
     <w:p>
@@ -15163,7 +15159,7 @@
         <w:spacing w:after="60"/>
       </w:pPr>
       <w:r>
-        <w:t>Opcional: ejecutar SonarCloud sobre el repositorio, que quedó pendiente porque requiere vincular una cuenta (sección 7.3).</w:t>
+        <w:t>Ejecutar SonarCloud sobre el repositorio: completado. Quality Gate aprobado y 0 issues en New Code (sección 7.3).</w:t>
       </w:r>
     </w:p>
     <w:p>

--- a/Informe_Tecnico_Viajes_Aventura.docx
+++ b/Informe_Tecnico_Viajes_Aventura.docx
@@ -12435,7 +12435,7 @@
         <w:spacing w:after="120"/>
       </w:pPr>
       <w:r>
-        <w:t>Calidad: 129 pruebas automatizadas (pytest), unitarias del dominio y de la API sobre SQLite real. Además de cubrir cada regla de R1 a R17 y casos borde (redondeo del precio, margen NaN, nombres con distinta capitalización, intento de inyección SQL, token firmado con otra clave, contraseña de más de 72 bytes), incluyen una prueba de integración que recorre el caso completo con los 4 dominios (test_integracion.py), una prueba de 20 reservas simultáneas sobre un cupo de 5 (test_concurrencia.py) y las pruebas de autorización por rol. Para comprobar que las pruebas detectan errores reales se desactivaron a propósito R7, R8 y cada una de las correcciones de seguridad de la sección 7.3; en todos los casos fallaron las pruebas correspondientes.</w:t>
+        <w:t>Calidad: 130 pruebas automatizadas (pytest), unitarias del dominio y de la API sobre SQLite real. Además de cubrir cada regla de R1 a R17 y casos borde (redondeo del precio, margen NaN, nombres con distinta capitalización, intento de inyección SQL, token firmado con otra clave, contraseña de más de 72 bytes), incluyen una prueba de integración que recorre el caso completo con los 4 dominios (test_integracion.py), una prueba de 20 reservas simultáneas sobre un cupo de 5 (test_concurrencia.py) y las pruebas de autorización por rol. Para comprobar que las pruebas detectan errores reales se desactivaron a propósito R7, R8 y cada una de las correcciones de seguridad de la sección 7.3; en todos los casos fallaron las pruebas correspondientes.</w:t>
       </w:r>
     </w:p>
     <w:p>
@@ -15112,7 +15112,7 @@
         <w:spacing w:after="60"/>
       </w:pPr>
       <w:r>
-        <w:t>Los 4 dominios del Sprint 1 (HU-01 a HU-04) y el Sprint 2 completo: integración en un flujo único, autenticación de administrador, revisión de seguridad y frontend React/Vite. El sistema cuenta con 129 pruebas automatizadas, Quality Gate SonarCloud aprobado y 0 issues en New Code.</w:t>
+        <w:t>Los 4 dominios del Sprint 1 (HU-01 a HU-04) y el Sprint 2 completo: integración en un flujo único, autenticación de administrador, revisión de seguridad y frontend React/Vite. El sistema cuenta con 130 pruebas automatizadas, Quality Gate SonarCloud aprobado y 0 issues en New Code.</w:t>
       </w:r>
     </w:p>
     <w:p>

--- a/Informe_Tecnico_Viajes_Aventura.docx
+++ b/Informe_Tecnico_Viajes_Aventura.docx
@@ -12435,7 +12435,7 @@
         <w:spacing w:after="120"/>
       </w:pPr>
       <w:r>
-        <w:t>Calidad: 130 pruebas automatizadas (pytest), unitarias del dominio y de la API sobre SQLite real. Además de cubrir cada regla de R1 a R17 y casos borde (redondeo del precio, margen NaN, nombres con distinta capitalización, intento de inyección SQL, token firmado con otra clave, contraseña de más de 72 bytes), incluyen una prueba de integración que recorre el caso completo con los 4 dominios (test_integracion.py), una prueba de 20 reservas simultáneas sobre un cupo de 5 (test_concurrencia.py) y las pruebas de autorización por rol. Para comprobar que las pruebas detectan errores reales se desactivaron a propósito R7, R8 y cada una de las correcciones de seguridad de la sección 7.3; en todos los casos fallaron las pruebas correspondientes.</w:t>
+        <w:t>Calidad: 131 pruebas automatizadas (pytest), unitarias del dominio y de la API sobre SQLite real. Además de cubrir cada regla de R1 a R17 y casos borde (redondeo del precio, margen NaN, nombres con distinta capitalización, intento de inyección SQL, token firmado con otra clave, contraseña de más de 72 bytes), incluyen una prueba de integración que recorre el caso completo con los 4 dominios (test_integracion.py), una prueba de 20 reservas simultáneas sobre un cupo de 5 (test_concurrencia.py) y las pruebas de autorización por rol. Para comprobar que las pruebas detectan errores reales se desactivaron a propósito R7, R8 y cada una de las correcciones de seguridad de la sección 7.3; en todos los casos fallaron las pruebas correspondientes.</w:t>
       </w:r>
     </w:p>
     <w:p>
@@ -13140,6 +13140,77 @@
                 <w:szCs w:val="18"/>
               </w:rPr>
               <w:t>Se intentó passlib[bcrypt] (sugerido en la sección 7.1 original) y falló con AttributeError: module ‘bcrypt’ has no attribute ‘__about__’ — passlib 1.7.4 (sin actualizaciones desde 2020) no es compatible con bcrypt ≥ 4.1. Se cambió a la librería bcrypt directamente, manteniendo el mismo algoritmo y factor de costo.</w:t>
+            </w:r>
+          </w:p>
+        </w:tc>
+      </w:tr>
+      <w:tr>
+        <w:trPr>
+          <w:cantSplit/>
+        </w:trPr>
+        <w:tc>
+          <w:tcPr>
+            <w:tcW w:w="2200" w:type="dxa"/>
+            <w:shd w:val="clear" w:color="auto" w:fill="F1F2F1"/>
+            <w:tcMar>
+              <w:top w:w="60" w:type="dxa"/>
+              <w:left w:w="100" w:type="dxa"/>
+              <w:bottom w:w="60" w:type="dxa"/>
+              <w:right w:w="100" w:type="dxa"/>
+            </w:tcMar>
+            <w:vAlign w:val="center"/>
+          </w:tcPr>
+          <w:p>
+            <w:r>
+              <w:rPr>
+                <w:sz w:val="18"/>
+                <w:szCs w:val="18"/>
+              </w:rPr>
+              <w:t xml:space="preserve">Clave JWT (JWT_SECRET)</w:t>
+            </w:r>
+          </w:p>
+        </w:tc>
+        <w:tc>
+          <w:tcPr>
+            <w:tcW w:w="3450" w:type="dxa"/>
+            <w:shd w:val="clear" w:color="auto" w:fill="F1F2F1"/>
+            <w:tcMar>
+              <w:top w:w="60" w:type="dxa"/>
+              <w:left w:w="100" w:type="dxa"/>
+              <w:bottom w:w="60" w:type="dxa"/>
+              <w:right w:w="100" w:type="dxa"/>
+            </w:tcMar>
+            <w:vAlign w:val="center"/>
+          </w:tcPr>
+          <w:p>
+            <w:r>
+              <w:rPr>
+                <w:sz w:val="18"/>
+                <w:szCs w:val="18"/>
+              </w:rPr>
+              <w:t xml:space="preserve">Clave por defecto en desarrollo vs. obligatoria al arrancar</w:t>
+            </w:r>
+          </w:p>
+        </w:tc>
+        <w:tc>
+          <w:tcPr>
+            <w:tcW w:w="3700" w:type="dxa"/>
+            <w:shd w:val="clear" w:color="auto" w:fill="F1F2F1"/>
+            <w:tcMar>
+              <w:top w:w="60" w:type="dxa"/>
+              <w:left w:w="100" w:type="dxa"/>
+              <w:bottom w:w="60" w:type="dxa"/>
+              <w:right w:w="100" w:type="dxa"/>
+            </w:tcMar>
+            <w:vAlign w:val="center"/>
+          </w:tcPr>
+          <w:p>
+            <w:r>
+              <w:rPr>
+                <w:sz w:val="18"/>
+                <w:szCs w:val="18"/>
+              </w:rPr>
+              <w:t xml:space="preserve">Una clave por defecto permitiría fabricar tokens de administrador si alguien la conoce, así que no hay valor de respaldo. Se decidió que la aplicación no arranque sin una clave de al menos 32 bytes, con un mensaje claro, en vez de fallar en el primer login con un 500 (Cambio 15).</w:t>
             </w:r>
           </w:p>
         </w:tc>
@@ -13601,7 +13672,7 @@
                 <w:sz w:val="18"/>
                 <w:szCs w:val="18"/>
               </w:rPr>
-              <w:t>PyJWT, algoritmo HS256 fijado al decodificar (se rechaza un token sin firma, con algoritmo «none»), expiración de 30 minutos. La clave secreta se lee de la variable de entorno JWT_SECRET, nunca escrita en el código, y debe tener al menos 32 bytes (256 bits); si no, la API no emite tokens.</w:t>
+              <w:t>PyJWT, algoritmo HS256 fijado al decodificar (se rechaza un token sin firma, con algoritmo «none»), expiración de 30 minutos. La clave secreta se lee de la variable de entorno JWT_SECRET, nunca escrita en el código, y debe tener al menos 32 bytes (256 bits); si falta o es más corta, la aplicación no arranca y lo indica (sección 6).</w:t>
             </w:r>
           </w:p>
         </w:tc>
@@ -13793,7 +13864,7 @@
                 <w:sz w:val="18"/>
                 <w:szCs w:val="18"/>
               </w:rPr>
-              <w:t>No hay registro público de administradores: se crean desde la consola (python -m app.crear_administrador), que pide la contraseña sin mostrarla, exige al menos 12 caracteres y nunca la recibe por la línea de comandos, donde quedaría en el historial.</w:t>
+              <w:t>No hay registro público de administradores: se crean desde la consola (python -m app.crear_administrador), que pide la contraseña mostrando un asterisco por carácter, exige al menos 12 caracteres y nunca la recibe por la línea de comandos, donde quedaría en el historial.</w:t>
             </w:r>
           </w:p>
         </w:tc>
@@ -15112,7 +15183,7 @@
         <w:spacing w:after="60"/>
       </w:pPr>
       <w:r>
-        <w:t>Los 4 dominios del Sprint 1 (HU-01 a HU-04) y el Sprint 2 completo: integración en un flujo único, autenticación de administrador, revisión de seguridad y frontend React/Vite. El sistema cuenta con 130 pruebas automatizadas, Quality Gate SonarCloud aprobado y 0 issues en New Code.</w:t>
+        <w:t>Los 4 dominios del Sprint 1 (HU-01 a HU-04) y el Sprint 2 completo: integración en un flujo único, autenticación de administrador, revisión de seguridad y frontend React/Vite. El sistema cuenta con 131 pruebas automatizadas, Quality Gate SonarCloud aprobado y 0 issues en New Code.</w:t>
       </w:r>
     </w:p>
     <w:p>

--- a/Informe_Tecnico_Viajes_Aventura.docx
+++ b/Informe_Tecnico_Viajes_Aventura.docx
@@ -905,7 +905,7 @@
                 <w:bCs/>
                 <w:noProof/>
               </w:rPr>
-              <w:t>6. Uso crítico de herramientas de IA</w:t>
+              <w:t>6. Justificación técnica y uso crítico de herramientas de IA</w:t>
             </w:r>
             <w:r>
               <w:rPr>
@@ -3478,7 +3478,7 @@
         <w:spacing w:after="120"/>
       </w:pPr>
       <w:r>
-        <w:t>Esta sección traduce los requerimientos de la sección 2 en modelos de la solución, en tres niveles complementarios: los procesos de negocio (BPMN, 3.1), que muestran paso a paso cómo interactúan el Administrador, el Cliente y el sistema; los casos de uso (3.2), que resumen qué puede hacer cada actor; y el diagrama de clases UML (3.3), que traduce ambos en la estructura orientada a objetos que se implementará en Python. La sección 3.4 cierra con una matriz que verifica, requerimiento por requerimiento, que cada FR y RNF quedó representado en los modelos. Todos los diagramas se construyeron desde cero a partir de FR-01 a FR-15 y RNF-01 a RNF-06; sus fuentes editables están en la carpeta docs/diagramas/ del repositorio.</w:t>
+        <w:t>Esta sección traduce los requerimientos de la sección 2 en modelos de la solución, en tres niveles complementarios: los procesos de negocio (BPMN, 3.1), que muestran paso a paso cómo interactúan el Administrador, el Cliente y el sistema; los casos de uso (3.2), que resumen qué puede hacer cada actor; y el diagrama de clases UML (3.3), que traduce ambos en la estructura orientada a objetos que se implementó en Python. La sección 3.4 cierra con una matriz que verifica, requerimiento por requerimiento, que cada FR y RNF quedó representado en los modelos. Todos los diagramas se construyeron desde cero a partir de FR-01 a FR-15 y RNF-01 a RNF-06; sus fuentes editables están en la carpeta docs/diagramas/ del repositorio.</w:t>
       </w:r>
     </w:p>
     <w:p>
@@ -12472,7 +12472,7 @@
           <w:sz w:val="28"/>
           <w:szCs w:val="28"/>
         </w:rPr>
-        <w:t>6. Uso crítico de herramientas de IA</w:t>
+        <w:t>6. Justificación técnica y uso crítico de herramientas de IA</w:t>
       </w:r>
       <w:bookmarkEnd w:id="18"/>
     </w:p>
@@ -13672,7 +13672,7 @@
                 <w:sz w:val="18"/>
                 <w:szCs w:val="18"/>
               </w:rPr>
-              <w:t>PyJWT, algoritmo HS256 fijado al decodificar (se rechaza un token sin firma, con algoritmo «none»), expiración de 30 minutos. La clave secreta se lee de la variable de entorno JWT_SECRET, nunca escrita en el código, y debe tener al menos 32 bytes (256 bits); si falta o es más corta, la aplicación no arranca y lo indica (sección 6).</w:t>
+              <w:t>PyJWT (PyPI oficial), algoritmo HS256 fijado al decodificar (se rechaza un token sin firma, con algoritmo «none»), expiración de 30 minutos. La clave secreta se lee de la variable de entorno JWT_SECRET, nunca escrita en el código, y debe tener al menos 32 bytes (256 bits); si falta o es más corta, la aplicación no arranca y lo indica (sección 6).</w:t>
             </w:r>
           </w:p>
         </w:tc>

--- a/Informe_Tecnico_Viajes_Aventura.docx
+++ b/Informe_Tecnico_Viajes_Aventura.docx
@@ -156,10 +156,12 @@
     <w:p>
       <w:pPr>
         <w:sectPr>
-          <w:headerReference w:type="default" r:id="rId7"/>
-          <w:footerReference w:type="default" r:id="rId8"/>
-          <w:headerReference w:type="first" r:id="rId9"/>
-          <w:footerReference w:type="first" r:id="rId10"/>
+          <w:headerReference w:type="even" r:id="rId7"/>
+          <w:headerReference w:type="default" r:id="rId8"/>
+          <w:footerReference w:type="even" r:id="rId9"/>
+          <w:footerReference w:type="default" r:id="rId10"/>
+          <w:headerReference w:type="first" r:id="rId11"/>
+          <w:footerReference w:type="first" r:id="rId12"/>
           <w:pgSz w:w="11906" w:h="16838"/>
           <w:pgMar w:top="1440" w:right="1440" w:bottom="1440" w:left="1440" w:header="708" w:footer="708" w:gutter="0"/>
           <w:cols w:space="720"/>
@@ -191,7 +193,6 @@
       <w:sdtPr>
         <w:id w:val="-1327054220"/>
       </w:sdtPr>
-      <w:sdtEndPr/>
       <w:sdtContent>
         <w:p>
           <w:pPr>
@@ -210,7 +211,11 @@
           </w:pPr>
           <w:r>
             <w:fldChar w:fldCharType="begin"/>
+          </w:r>
+          <w:r>
             <w:instrText>TOC \h \o "1-2"</w:instrText>
+          </w:r>
+          <w:r>
             <w:fldChar w:fldCharType="separate"/>
           </w:r>
           <w:hyperlink w:anchor="_Toc241775405" w:history="1">
@@ -228,10 +233,40 @@
                 <w:noProof/>
               </w:rPr>
               <w:tab/>
+            </w:r>
+            <w:r>
+              <w:rPr>
+                <w:noProof/>
+              </w:rPr>
               <w:fldChar w:fldCharType="begin"/>
+            </w:r>
+            <w:r>
+              <w:rPr>
+                <w:noProof/>
+              </w:rPr>
               <w:instrText xml:space="preserve"> PAGEREF _Toc241775405 \h </w:instrText>
+            </w:r>
+            <w:r>
+              <w:rPr>
+                <w:noProof/>
+              </w:rPr>
+            </w:r>
+            <w:r>
+              <w:rPr>
+                <w:noProof/>
+              </w:rPr>
               <w:fldChar w:fldCharType="separate"/>
+            </w:r>
+            <w:r>
+              <w:rPr>
+                <w:noProof/>
+              </w:rPr>
               <w:t>3</w:t>
+            </w:r>
+            <w:r>
+              <w:rPr>
+                <w:noProof/>
+              </w:rPr>
               <w:fldChar w:fldCharType="end"/>
             </w:r>
           </w:hyperlink>
@@ -266,10 +301,40 @@
                 <w:noProof/>
               </w:rPr>
               <w:tab/>
+            </w:r>
+            <w:r>
+              <w:rPr>
+                <w:noProof/>
+              </w:rPr>
               <w:fldChar w:fldCharType="begin"/>
+            </w:r>
+            <w:r>
+              <w:rPr>
+                <w:noProof/>
+              </w:rPr>
               <w:instrText xml:space="preserve"> PAGEREF _Toc241775406 \h </w:instrText>
+            </w:r>
+            <w:r>
+              <w:rPr>
+                <w:noProof/>
+              </w:rPr>
+            </w:r>
+            <w:r>
+              <w:rPr>
+                <w:noProof/>
+              </w:rPr>
               <w:fldChar w:fldCharType="separate"/>
+            </w:r>
+            <w:r>
+              <w:rPr>
+                <w:noProof/>
+              </w:rPr>
               <w:t>4</w:t>
+            </w:r>
+            <w:r>
+              <w:rPr>
+                <w:noProof/>
+              </w:rPr>
               <w:fldChar w:fldCharType="end"/>
             </w:r>
           </w:hyperlink>
@@ -304,10 +369,40 @@
                 <w:noProof/>
               </w:rPr>
               <w:tab/>
+            </w:r>
+            <w:r>
+              <w:rPr>
+                <w:noProof/>
+              </w:rPr>
               <w:fldChar w:fldCharType="begin"/>
+            </w:r>
+            <w:r>
+              <w:rPr>
+                <w:noProof/>
+              </w:rPr>
               <w:instrText xml:space="preserve"> PAGEREF _Toc241775407 \h </w:instrText>
+            </w:r>
+            <w:r>
+              <w:rPr>
+                <w:noProof/>
+              </w:rPr>
+            </w:r>
+            <w:r>
+              <w:rPr>
+                <w:noProof/>
+              </w:rPr>
               <w:fldChar w:fldCharType="separate"/>
+            </w:r>
+            <w:r>
+              <w:rPr>
+                <w:noProof/>
+              </w:rPr>
               <w:t>4</w:t>
+            </w:r>
+            <w:r>
+              <w:rPr>
+                <w:noProof/>
+              </w:rPr>
               <w:fldChar w:fldCharType="end"/>
             </w:r>
           </w:hyperlink>
@@ -342,10 +437,40 @@
                 <w:noProof/>
               </w:rPr>
               <w:tab/>
+            </w:r>
+            <w:r>
+              <w:rPr>
+                <w:noProof/>
+              </w:rPr>
               <w:fldChar w:fldCharType="begin"/>
+            </w:r>
+            <w:r>
+              <w:rPr>
+                <w:noProof/>
+              </w:rPr>
               <w:instrText xml:space="preserve"> PAGEREF _Toc241775408 \h </w:instrText>
+            </w:r>
+            <w:r>
+              <w:rPr>
+                <w:noProof/>
+              </w:rPr>
+            </w:r>
+            <w:r>
+              <w:rPr>
+                <w:noProof/>
+              </w:rPr>
               <w:fldChar w:fldCharType="separate"/>
+            </w:r>
+            <w:r>
+              <w:rPr>
+                <w:noProof/>
+              </w:rPr>
               <w:t>5</w:t>
+            </w:r>
+            <w:r>
+              <w:rPr>
+                <w:noProof/>
+              </w:rPr>
               <w:fldChar w:fldCharType="end"/>
             </w:r>
           </w:hyperlink>
@@ -380,10 +505,40 @@
                 <w:noProof/>
               </w:rPr>
               <w:tab/>
+            </w:r>
+            <w:r>
+              <w:rPr>
+                <w:noProof/>
+              </w:rPr>
               <w:fldChar w:fldCharType="begin"/>
+            </w:r>
+            <w:r>
+              <w:rPr>
+                <w:noProof/>
+              </w:rPr>
               <w:instrText xml:space="preserve"> PAGEREF _Toc241775409 \h </w:instrText>
+            </w:r>
+            <w:r>
+              <w:rPr>
+                <w:noProof/>
+              </w:rPr>
+            </w:r>
+            <w:r>
+              <w:rPr>
+                <w:noProof/>
+              </w:rPr>
               <w:fldChar w:fldCharType="separate"/>
+            </w:r>
+            <w:r>
+              <w:rPr>
+                <w:noProof/>
+              </w:rPr>
               <w:t>5</w:t>
+            </w:r>
+            <w:r>
+              <w:rPr>
+                <w:noProof/>
+              </w:rPr>
               <w:fldChar w:fldCharType="end"/>
             </w:r>
           </w:hyperlink>
@@ -418,10 +573,40 @@
                 <w:noProof/>
               </w:rPr>
               <w:tab/>
+            </w:r>
+            <w:r>
+              <w:rPr>
+                <w:noProof/>
+              </w:rPr>
               <w:fldChar w:fldCharType="begin"/>
+            </w:r>
+            <w:r>
+              <w:rPr>
+                <w:noProof/>
+              </w:rPr>
               <w:instrText xml:space="preserve"> PAGEREF _Toc241775410 \h </w:instrText>
+            </w:r>
+            <w:r>
+              <w:rPr>
+                <w:noProof/>
+              </w:rPr>
+            </w:r>
+            <w:r>
+              <w:rPr>
+                <w:noProof/>
+              </w:rPr>
               <w:fldChar w:fldCharType="separate"/>
+            </w:r>
+            <w:r>
+              <w:rPr>
+                <w:noProof/>
+              </w:rPr>
               <w:t>6</w:t>
+            </w:r>
+            <w:r>
+              <w:rPr>
+                <w:noProof/>
+              </w:rPr>
               <w:fldChar w:fldCharType="end"/>
             </w:r>
           </w:hyperlink>
@@ -456,10 +641,40 @@
                 <w:noProof/>
               </w:rPr>
               <w:tab/>
+            </w:r>
+            <w:r>
+              <w:rPr>
+                <w:noProof/>
+              </w:rPr>
               <w:fldChar w:fldCharType="begin"/>
+            </w:r>
+            <w:r>
+              <w:rPr>
+                <w:noProof/>
+              </w:rPr>
               <w:instrText xml:space="preserve"> PAGEREF _Toc241775411 \h </w:instrText>
+            </w:r>
+            <w:r>
+              <w:rPr>
+                <w:noProof/>
+              </w:rPr>
+            </w:r>
+            <w:r>
+              <w:rPr>
+                <w:noProof/>
+              </w:rPr>
               <w:fldChar w:fldCharType="separate"/>
+            </w:r>
+            <w:r>
+              <w:rPr>
+                <w:noProof/>
+              </w:rPr>
               <w:t>7</w:t>
+            </w:r>
+            <w:r>
+              <w:rPr>
+                <w:noProof/>
+              </w:rPr>
               <w:fldChar w:fldCharType="end"/>
             </w:r>
           </w:hyperlink>
@@ -494,10 +709,40 @@
                 <w:noProof/>
               </w:rPr>
               <w:tab/>
+            </w:r>
+            <w:r>
+              <w:rPr>
+                <w:noProof/>
+              </w:rPr>
               <w:fldChar w:fldCharType="begin"/>
+            </w:r>
+            <w:r>
+              <w:rPr>
+                <w:noProof/>
+              </w:rPr>
               <w:instrText xml:space="preserve"> PAGEREF _Toc241775412 \h </w:instrText>
+            </w:r>
+            <w:r>
+              <w:rPr>
+                <w:noProof/>
+              </w:rPr>
+            </w:r>
+            <w:r>
+              <w:rPr>
+                <w:noProof/>
+              </w:rPr>
               <w:fldChar w:fldCharType="separate"/>
+            </w:r>
+            <w:r>
+              <w:rPr>
+                <w:noProof/>
+              </w:rPr>
               <w:t>11</w:t>
+            </w:r>
+            <w:r>
+              <w:rPr>
+                <w:noProof/>
+              </w:rPr>
               <w:fldChar w:fldCharType="end"/>
             </w:r>
           </w:hyperlink>
@@ -532,10 +777,40 @@
                 <w:noProof/>
               </w:rPr>
               <w:tab/>
+            </w:r>
+            <w:r>
+              <w:rPr>
+                <w:noProof/>
+              </w:rPr>
               <w:fldChar w:fldCharType="begin"/>
+            </w:r>
+            <w:r>
+              <w:rPr>
+                <w:noProof/>
+              </w:rPr>
               <w:instrText xml:space="preserve"> PAGEREF _Toc241775413 \h </w:instrText>
+            </w:r>
+            <w:r>
+              <w:rPr>
+                <w:noProof/>
+              </w:rPr>
+            </w:r>
+            <w:r>
+              <w:rPr>
+                <w:noProof/>
+              </w:rPr>
               <w:fldChar w:fldCharType="separate"/>
+            </w:r>
+            <w:r>
+              <w:rPr>
+                <w:noProof/>
+              </w:rPr>
               <w:t>13</w:t>
+            </w:r>
+            <w:r>
+              <w:rPr>
+                <w:noProof/>
+              </w:rPr>
               <w:fldChar w:fldCharType="end"/>
             </w:r>
           </w:hyperlink>
@@ -570,10 +845,40 @@
                 <w:noProof/>
               </w:rPr>
               <w:tab/>
+            </w:r>
+            <w:r>
+              <w:rPr>
+                <w:noProof/>
+              </w:rPr>
               <w:fldChar w:fldCharType="begin"/>
+            </w:r>
+            <w:r>
+              <w:rPr>
+                <w:noProof/>
+              </w:rPr>
               <w:instrText xml:space="preserve"> PAGEREF _Toc241775414 \h </w:instrText>
+            </w:r>
+            <w:r>
+              <w:rPr>
+                <w:noProof/>
+              </w:rPr>
+            </w:r>
+            <w:r>
+              <w:rPr>
+                <w:noProof/>
+              </w:rPr>
               <w:fldChar w:fldCharType="separate"/>
+            </w:r>
+            <w:r>
+              <w:rPr>
+                <w:noProof/>
+              </w:rPr>
               <w:t>15</w:t>
+            </w:r>
+            <w:r>
+              <w:rPr>
+                <w:noProof/>
+              </w:rPr>
               <w:fldChar w:fldCharType="end"/>
             </w:r>
           </w:hyperlink>
@@ -608,10 +913,40 @@
                 <w:noProof/>
               </w:rPr>
               <w:tab/>
+            </w:r>
+            <w:r>
+              <w:rPr>
+                <w:noProof/>
+              </w:rPr>
               <w:fldChar w:fldCharType="begin"/>
+            </w:r>
+            <w:r>
+              <w:rPr>
+                <w:noProof/>
+              </w:rPr>
               <w:instrText xml:space="preserve"> PAGEREF _Toc241775415 \h </w:instrText>
+            </w:r>
+            <w:r>
+              <w:rPr>
+                <w:noProof/>
+              </w:rPr>
+            </w:r>
+            <w:r>
+              <w:rPr>
+                <w:noProof/>
+              </w:rPr>
               <w:fldChar w:fldCharType="separate"/>
+            </w:r>
+            <w:r>
+              <w:rPr>
+                <w:noProof/>
+              </w:rPr>
               <w:t>17</w:t>
+            </w:r>
+            <w:r>
+              <w:rPr>
+                <w:noProof/>
+              </w:rPr>
               <w:fldChar w:fldCharType="end"/>
             </w:r>
           </w:hyperlink>
@@ -646,10 +981,40 @@
                 <w:noProof/>
               </w:rPr>
               <w:tab/>
+            </w:r>
+            <w:r>
+              <w:rPr>
+                <w:noProof/>
+              </w:rPr>
               <w:fldChar w:fldCharType="begin"/>
+            </w:r>
+            <w:r>
+              <w:rPr>
+                <w:noProof/>
+              </w:rPr>
               <w:instrText xml:space="preserve"> PAGEREF _Toc241775416 \h </w:instrText>
+            </w:r>
+            <w:r>
+              <w:rPr>
+                <w:noProof/>
+              </w:rPr>
+            </w:r>
+            <w:r>
+              <w:rPr>
+                <w:noProof/>
+              </w:rPr>
               <w:fldChar w:fldCharType="separate"/>
+            </w:r>
+            <w:r>
+              <w:rPr>
+                <w:noProof/>
+              </w:rPr>
               <w:t>17</w:t>
+            </w:r>
+            <w:r>
+              <w:rPr>
+                <w:noProof/>
+              </w:rPr>
               <w:fldChar w:fldCharType="end"/>
             </w:r>
           </w:hyperlink>
@@ -684,10 +1049,40 @@
                 <w:noProof/>
               </w:rPr>
               <w:tab/>
+            </w:r>
+            <w:r>
+              <w:rPr>
+                <w:noProof/>
+              </w:rPr>
               <w:fldChar w:fldCharType="begin"/>
+            </w:r>
+            <w:r>
+              <w:rPr>
+                <w:noProof/>
+              </w:rPr>
               <w:instrText xml:space="preserve"> PAGEREF _Toc241775417 \h </w:instrText>
+            </w:r>
+            <w:r>
+              <w:rPr>
+                <w:noProof/>
+              </w:rPr>
+            </w:r>
+            <w:r>
+              <w:rPr>
+                <w:noProof/>
+              </w:rPr>
               <w:fldChar w:fldCharType="separate"/>
+            </w:r>
+            <w:r>
+              <w:rPr>
+                <w:noProof/>
+              </w:rPr>
               <w:t>17</w:t>
+            </w:r>
+            <w:r>
+              <w:rPr>
+                <w:noProof/>
+              </w:rPr>
               <w:fldChar w:fldCharType="end"/>
             </w:r>
           </w:hyperlink>
@@ -722,10 +1117,40 @@
                 <w:noProof/>
               </w:rPr>
               <w:tab/>
+            </w:r>
+            <w:r>
+              <w:rPr>
+                <w:noProof/>
+              </w:rPr>
               <w:fldChar w:fldCharType="begin"/>
+            </w:r>
+            <w:r>
+              <w:rPr>
+                <w:noProof/>
+              </w:rPr>
               <w:instrText xml:space="preserve"> PAGEREF _Toc241775418 \h </w:instrText>
+            </w:r>
+            <w:r>
+              <w:rPr>
+                <w:noProof/>
+              </w:rPr>
+            </w:r>
+            <w:r>
+              <w:rPr>
+                <w:noProof/>
+              </w:rPr>
               <w:fldChar w:fldCharType="separate"/>
+            </w:r>
+            <w:r>
+              <w:rPr>
+                <w:noProof/>
+              </w:rPr>
               <w:t>17</w:t>
+            </w:r>
+            <w:r>
+              <w:rPr>
+                <w:noProof/>
+              </w:rPr>
               <w:fldChar w:fldCharType="end"/>
             </w:r>
           </w:hyperlink>
@@ -760,10 +1185,40 @@
                 <w:noProof/>
               </w:rPr>
               <w:tab/>
+            </w:r>
+            <w:r>
+              <w:rPr>
+                <w:noProof/>
+              </w:rPr>
               <w:fldChar w:fldCharType="begin"/>
+            </w:r>
+            <w:r>
+              <w:rPr>
+                <w:noProof/>
+              </w:rPr>
               <w:instrText xml:space="preserve"> PAGEREF _Toc241775419 \h </w:instrText>
+            </w:r>
+            <w:r>
+              <w:rPr>
+                <w:noProof/>
+              </w:rPr>
+            </w:r>
+            <w:r>
+              <w:rPr>
+                <w:noProof/>
+              </w:rPr>
               <w:fldChar w:fldCharType="separate"/>
+            </w:r>
+            <w:r>
+              <w:rPr>
+                <w:noProof/>
+              </w:rPr>
               <w:t>18</w:t>
+            </w:r>
+            <w:r>
+              <w:rPr>
+                <w:noProof/>
+              </w:rPr>
               <w:fldChar w:fldCharType="end"/>
             </w:r>
           </w:hyperlink>
@@ -798,10 +1253,40 @@
                 <w:noProof/>
               </w:rPr>
               <w:tab/>
+            </w:r>
+            <w:r>
+              <w:rPr>
+                <w:noProof/>
+              </w:rPr>
               <w:fldChar w:fldCharType="begin"/>
+            </w:r>
+            <w:r>
+              <w:rPr>
+                <w:noProof/>
+              </w:rPr>
               <w:instrText xml:space="preserve"> PAGEREF _Toc241775420 \h </w:instrText>
+            </w:r>
+            <w:r>
+              <w:rPr>
+                <w:noProof/>
+              </w:rPr>
+            </w:r>
+            <w:r>
+              <w:rPr>
+                <w:noProof/>
+              </w:rPr>
               <w:fldChar w:fldCharType="separate"/>
+            </w:r>
+            <w:r>
+              <w:rPr>
+                <w:noProof/>
+              </w:rPr>
               <w:t>18</w:t>
+            </w:r>
+            <w:r>
+              <w:rPr>
+                <w:noProof/>
+              </w:rPr>
               <w:fldChar w:fldCharType="end"/>
             </w:r>
           </w:hyperlink>
@@ -836,10 +1321,40 @@
                 <w:noProof/>
               </w:rPr>
               <w:tab/>
+            </w:r>
+            <w:r>
+              <w:rPr>
+                <w:noProof/>
+              </w:rPr>
               <w:fldChar w:fldCharType="begin"/>
+            </w:r>
+            <w:r>
+              <w:rPr>
+                <w:noProof/>
+              </w:rPr>
               <w:instrText xml:space="preserve"> PAGEREF _Toc241775421 \h </w:instrText>
+            </w:r>
+            <w:r>
+              <w:rPr>
+                <w:noProof/>
+              </w:rPr>
+            </w:r>
+            <w:r>
+              <w:rPr>
+                <w:noProof/>
+              </w:rPr>
               <w:fldChar w:fldCharType="separate"/>
+            </w:r>
+            <w:r>
+              <w:rPr>
+                <w:noProof/>
+              </w:rPr>
               <w:t>18</w:t>
+            </w:r>
+            <w:r>
+              <w:rPr>
+                <w:noProof/>
+              </w:rPr>
               <w:fldChar w:fldCharType="end"/>
             </w:r>
           </w:hyperlink>
@@ -874,10 +1389,40 @@
                 <w:noProof/>
               </w:rPr>
               <w:tab/>
+            </w:r>
+            <w:r>
+              <w:rPr>
+                <w:noProof/>
+              </w:rPr>
               <w:fldChar w:fldCharType="begin"/>
+            </w:r>
+            <w:r>
+              <w:rPr>
+                <w:noProof/>
+              </w:rPr>
               <w:instrText xml:space="preserve"> PAGEREF _Toc241775422 \h </w:instrText>
+            </w:r>
+            <w:r>
+              <w:rPr>
+                <w:noProof/>
+              </w:rPr>
+            </w:r>
+            <w:r>
+              <w:rPr>
+                <w:noProof/>
+              </w:rPr>
               <w:fldChar w:fldCharType="separate"/>
+            </w:r>
+            <w:r>
+              <w:rPr>
+                <w:noProof/>
+              </w:rPr>
               <w:t>19</w:t>
+            </w:r>
+            <w:r>
+              <w:rPr>
+                <w:noProof/>
+              </w:rPr>
               <w:fldChar w:fldCharType="end"/>
             </w:r>
           </w:hyperlink>
@@ -912,10 +1457,40 @@
                 <w:noProof/>
               </w:rPr>
               <w:tab/>
+            </w:r>
+            <w:r>
+              <w:rPr>
+                <w:noProof/>
+              </w:rPr>
               <w:fldChar w:fldCharType="begin"/>
+            </w:r>
+            <w:r>
+              <w:rPr>
+                <w:noProof/>
+              </w:rPr>
               <w:instrText xml:space="preserve"> PAGEREF _Toc241775423 \h </w:instrText>
+            </w:r>
+            <w:r>
+              <w:rPr>
+                <w:noProof/>
+              </w:rPr>
+            </w:r>
+            <w:r>
+              <w:rPr>
+                <w:noProof/>
+              </w:rPr>
               <w:fldChar w:fldCharType="separate"/>
+            </w:r>
+            <w:r>
+              <w:rPr>
+                <w:noProof/>
+              </w:rPr>
               <w:t>21</w:t>
+            </w:r>
+            <w:r>
+              <w:rPr>
+                <w:noProof/>
+              </w:rPr>
               <w:fldChar w:fldCharType="end"/>
             </w:r>
           </w:hyperlink>
@@ -950,10 +1525,40 @@
                 <w:noProof/>
               </w:rPr>
               <w:tab/>
+            </w:r>
+            <w:r>
+              <w:rPr>
+                <w:noProof/>
+              </w:rPr>
               <w:fldChar w:fldCharType="begin"/>
+            </w:r>
+            <w:r>
+              <w:rPr>
+                <w:noProof/>
+              </w:rPr>
               <w:instrText xml:space="preserve"> PAGEREF _Toc241775424 \h </w:instrText>
+            </w:r>
+            <w:r>
+              <w:rPr>
+                <w:noProof/>
+              </w:rPr>
+            </w:r>
+            <w:r>
+              <w:rPr>
+                <w:noProof/>
+              </w:rPr>
               <w:fldChar w:fldCharType="separate"/>
+            </w:r>
+            <w:r>
+              <w:rPr>
+                <w:noProof/>
+              </w:rPr>
               <w:t>23</w:t>
+            </w:r>
+            <w:r>
+              <w:rPr>
+                <w:noProof/>
+              </w:rPr>
               <w:fldChar w:fldCharType="end"/>
             </w:r>
           </w:hyperlink>
@@ -988,10 +1593,40 @@
                 <w:noProof/>
               </w:rPr>
               <w:tab/>
+            </w:r>
+            <w:r>
+              <w:rPr>
+                <w:noProof/>
+              </w:rPr>
               <w:fldChar w:fldCharType="begin"/>
+            </w:r>
+            <w:r>
+              <w:rPr>
+                <w:noProof/>
+              </w:rPr>
               <w:instrText xml:space="preserve"> PAGEREF _Toc241775425 \h </w:instrText>
+            </w:r>
+            <w:r>
+              <w:rPr>
+                <w:noProof/>
+              </w:rPr>
+            </w:r>
+            <w:r>
+              <w:rPr>
+                <w:noProof/>
+              </w:rPr>
               <w:fldChar w:fldCharType="separate"/>
+            </w:r>
+            <w:r>
+              <w:rPr>
+                <w:noProof/>
+              </w:rPr>
               <w:t>23</w:t>
+            </w:r>
+            <w:r>
+              <w:rPr>
+                <w:noProof/>
+              </w:rPr>
               <w:fldChar w:fldCharType="end"/>
             </w:r>
           </w:hyperlink>
@@ -1026,10 +1661,40 @@
                 <w:noProof/>
               </w:rPr>
               <w:tab/>
+            </w:r>
+            <w:r>
+              <w:rPr>
+                <w:noProof/>
+              </w:rPr>
               <w:fldChar w:fldCharType="begin"/>
+            </w:r>
+            <w:r>
+              <w:rPr>
+                <w:noProof/>
+              </w:rPr>
               <w:instrText xml:space="preserve"> PAGEREF _Toc241775426 \h </w:instrText>
+            </w:r>
+            <w:r>
+              <w:rPr>
+                <w:noProof/>
+              </w:rPr>
+            </w:r>
+            <w:r>
+              <w:rPr>
+                <w:noProof/>
+              </w:rPr>
               <w:fldChar w:fldCharType="separate"/>
+            </w:r>
+            <w:r>
+              <w:rPr>
+                <w:noProof/>
+              </w:rPr>
               <w:t>23</w:t>
+            </w:r>
+            <w:r>
+              <w:rPr>
+                <w:noProof/>
+              </w:rPr>
               <w:fldChar w:fldCharType="end"/>
             </w:r>
           </w:hyperlink>
@@ -1064,10 +1729,40 @@
                 <w:noProof/>
               </w:rPr>
               <w:tab/>
+            </w:r>
+            <w:r>
+              <w:rPr>
+                <w:noProof/>
+              </w:rPr>
               <w:fldChar w:fldCharType="begin"/>
+            </w:r>
+            <w:r>
+              <w:rPr>
+                <w:noProof/>
+              </w:rPr>
               <w:instrText xml:space="preserve"> PAGEREF _Toc241775427 \h </w:instrText>
+            </w:r>
+            <w:r>
+              <w:rPr>
+                <w:noProof/>
+              </w:rPr>
+            </w:r>
+            <w:r>
+              <w:rPr>
+                <w:noProof/>
+              </w:rPr>
               <w:fldChar w:fldCharType="separate"/>
+            </w:r>
+            <w:r>
+              <w:rPr>
+                <w:noProof/>
+              </w:rPr>
               <w:t>23</w:t>
+            </w:r>
+            <w:r>
+              <w:rPr>
+                <w:noProof/>
+              </w:rPr>
               <w:fldChar w:fldCharType="end"/>
             </w:r>
           </w:hyperlink>
@@ -1102,10 +1797,40 @@
                 <w:noProof/>
               </w:rPr>
               <w:tab/>
+            </w:r>
+            <w:r>
+              <w:rPr>
+                <w:noProof/>
+              </w:rPr>
               <w:fldChar w:fldCharType="begin"/>
+            </w:r>
+            <w:r>
+              <w:rPr>
+                <w:noProof/>
+              </w:rPr>
               <w:instrText xml:space="preserve"> PAGEREF _Toc241775428 \h </w:instrText>
+            </w:r>
+            <w:r>
+              <w:rPr>
+                <w:noProof/>
+              </w:rPr>
+            </w:r>
+            <w:r>
+              <w:rPr>
+                <w:noProof/>
+              </w:rPr>
               <w:fldChar w:fldCharType="separate"/>
+            </w:r>
+            <w:r>
+              <w:rPr>
+                <w:noProof/>
+              </w:rPr>
               <w:t>26</w:t>
+            </w:r>
+            <w:r>
+              <w:rPr>
+                <w:noProof/>
+              </w:rPr>
               <w:fldChar w:fldCharType="end"/>
             </w:r>
           </w:hyperlink>
@@ -1181,8 +1906,8 @@
     <w:p>
       <w:pPr>
         <w:sectPr>
-          <w:headerReference w:type="default" r:id="rId11"/>
-          <w:footerReference w:type="default" r:id="rId12"/>
+          <w:headerReference w:type="default" r:id="rId13"/>
+          <w:footerReference w:type="default" r:id="rId14"/>
           <w:pgSz w:w="11906" w:h="16838"/>
           <w:pgMar w:top="1440" w:right="1440" w:bottom="1440" w:left="1440" w:header="708" w:footer="708" w:gutter="0"/>
           <w:cols w:space="720"/>
@@ -1207,6 +1932,7 @@
           <w:sz w:val="28"/>
           <w:szCs w:val="28"/>
         </w:rPr>
+        <w:lastRenderedPageBreak/>
         <w:t>2. Requerimientos funcionales y no funcionales</w:t>
       </w:r>
       <w:bookmarkEnd w:id="1"/>
@@ -2281,6 +3007,7 @@
           </w:tcPr>
           <w:p>
             <w:r>
+              <w:lastRenderedPageBreak/>
               <w:t>FR-14</w:t>
             </w:r>
           </w:p>
@@ -3366,7 +4093,15 @@
           </w:tcPr>
           <w:p>
             <w:r>
-              <w:t>FR-15 (historial de reservas autoconsultable por el propio cliente).</w:t>
+              <w:t xml:space="preserve">FR-15 (historial de reservas </w:t>
+            </w:r>
+            <w:proofErr w:type="spellStart"/>
+            <w:r>
+              <w:t>autoconsultable</w:t>
+            </w:r>
+            <w:proofErr w:type="spellEnd"/>
+            <w:r>
+              <w:t xml:space="preserve"> por el propio cliente).</w:t>
             </w:r>
           </w:p>
         </w:tc>
@@ -3385,7 +4120,16 @@
           </w:tcPr>
           <w:p>
             <w:r>
-              <w:t>4 destinos que ya no se operan pero siguen apareciendo en el catálogo.</w:t>
+              <w:lastRenderedPageBreak/>
+              <w:t xml:space="preserve">4 destinos que ya no se </w:t>
+            </w:r>
+            <w:proofErr w:type="gramStart"/>
+            <w:r>
+              <w:t>operan</w:t>
+            </w:r>
+            <w:proofErr w:type="gramEnd"/>
+            <w:r>
+              <w:t xml:space="preserve"> pero siguen apareciendo en el catálogo.</w:t>
             </w:r>
           </w:p>
         </w:tc>
@@ -3478,7 +4222,15 @@
         <w:spacing w:after="120"/>
       </w:pPr>
       <w:r>
-        <w:t>Esta sección traduce los requerimientos de la sección 2 en modelos de la solución, en tres niveles complementarios: los procesos de negocio (BPMN, 3.1), que muestran paso a paso cómo interactúan el Administrador, el Cliente y el sistema; los casos de uso (3.2), que resumen qué puede hacer cada actor; y el diagrama de clases UML (3.3), que traduce ambos en la estructura orientada a objetos que se implementó en Python. La sección 3.4 cierra con una matriz que verifica, requerimiento por requerimiento, que cada FR y RNF quedó representado en los modelos. Todos los diagramas se construyeron desde cero a partir de FR-01 a FR-15 y RNF-01 a RNF-06; sus fuentes editables están en la carpeta docs/diagramas/ del repositorio.</w:t>
+        <w:t xml:space="preserve">Esta sección traduce los requerimientos de la sección 2 en modelos de la solución, en tres niveles complementarios: los procesos de negocio (BPMN, 3.1), que muestran paso a paso cómo interactúan el Administrador, el Cliente y el sistema; los casos de uso (3.2), que resumen qué puede hacer cada actor; y el diagrama de clases UML (3.3), que traduce ambos en la estructura orientada a objetos que se implementó en Python. La sección 3.4 cierra con una matriz que verifica, requerimiento por requerimiento, que cada FR y RNF quedó representado en los modelos. Todos los diagramas se construyeron desde cero a partir de FR-01 a FR-15 y RNF-01 a RNF-06; sus fuentes editables están en la carpeta </w:t>
+      </w:r>
+      <w:proofErr w:type="spellStart"/>
+      <w:r>
+        <w:t>docs</w:t>
+      </w:r>
+      <w:proofErr w:type="spellEnd"/>
+      <w:r>
+        <w:t>/diagramas/ del repositorio.</w:t>
       </w:r>
     </w:p>
     <w:p>
@@ -4035,8 +4787,8 @@
     <w:p>
       <w:pPr>
         <w:sectPr>
-          <w:headerReference w:type="default" r:id="rId13"/>
-          <w:footerReference w:type="default" r:id="rId14"/>
+          <w:headerReference w:type="default" r:id="rId15"/>
+          <w:footerReference w:type="default" r:id="rId16"/>
           <w:pgSz w:w="11906" w:h="16838"/>
           <w:pgMar w:top="1440" w:right="1440" w:bottom="1440" w:left="1440" w:header="708" w:footer="708" w:gutter="0"/>
           <w:cols w:space="720"/>
@@ -4058,6 +4810,7 @@
           <w:sz w:val="22"/>
           <w:szCs w:val="22"/>
         </w:rPr>
+        <w:lastRenderedPageBreak/>
         <w:t>3.1 Diagramas de procesos de negocio (BPMN)</w:t>
       </w:r>
       <w:bookmarkEnd w:id="6"/>
@@ -4067,7 +4820,15 @@
         <w:spacing w:after="120"/>
       </w:pPr>
       <w:r>
-        <w:t>Los tres diagramas usan notación BPMN 2.0: un pool «Viajes Aventura» dividido en carriles (lanes) por participante —Administrador o Cliente, y Sistema—; un evento de inicio (círculo de borde simple); eventos de fin (círculo de borde grueso), uno por cada resultado distinto para el negocio; tareas (rectángulos redondeados); compuertas exclusivas XOR (rombo con X) para cada decisión; y el almacén de datos «Base de datos», unido con una asociación punteada a la tarea que persiste información. Cada tarea indica entre corchetes el requerimiento que implementa, de modo que la trazabilidad se lee directamente sobre el diagrama. Todas las validaciones de negocio ocurren en el carril Sistema y no en el del actor, lo que materializa RNF-05.</w:t>
+        <w:t>Los tres diagramas usan notación BPMN 2.0: un pool «Viajes Aventura» dividido en carriles (</w:t>
+      </w:r>
+      <w:proofErr w:type="spellStart"/>
+      <w:r>
+        <w:t>lanes</w:t>
+      </w:r>
+      <w:proofErr w:type="spellEnd"/>
+      <w:r>
+        <w:t>) por participante —Administrador o Cliente, y Sistema—; un evento de inicio (círculo de borde simple); eventos de fin (círculo de borde grueso), uno por cada resultado distinto para el negocio; tareas (rectángulos redondeados); compuertas exclusivas XOR (rombo con X) para cada decisión; y el almacén de datos «Base de datos», unido con una asociación punteada a la tarea que persiste información. Cada tarea indica entre corchetes el requerimiento que implementa, de modo que la trazabilidad se lee directamente sobre el diagrama. Todas las validaciones de negocio ocurren en el carril Sistema y no en el del actor, lo que materializa RNF-05.</w:t>
       </w:r>
     </w:p>
     <w:p>
@@ -4104,6 +4865,7 @@
         <w:rPr>
           <w:noProof/>
         </w:rPr>
+        <w:lastRenderedPageBreak/>
         <w:drawing>
           <wp:inline distT="0" distB="0" distL="0" distR="0" wp14:anchorId="3FA064DB" wp14:editId="074A0685">
             <wp:extent cx="8800000" cy="3981328"/>
@@ -4122,7 +4884,7 @@
                     </pic:cNvPicPr>
                   </pic:nvPicPr>
                   <pic:blipFill>
-                    <a:blip r:embed="rId15"/>
+                    <a:blip r:embed="rId17"/>
                     <a:stretch>
                       <a:fillRect/>
                     </a:stretch>
@@ -4177,6 +4939,7 @@
           <w:sz w:val="21"/>
           <w:szCs w:val="21"/>
         </w:rPr>
+        <w:lastRenderedPageBreak/>
         <w:t>Diagrama 2 — Armado y publicación de un paquete (Administrador), cubre FR-05 a FR-07</w:t>
       </w:r>
     </w:p>
@@ -4216,7 +4979,7 @@
                     </pic:cNvPicPr>
                   </pic:nvPicPr>
                   <pic:blipFill>
-                    <a:blip r:embed="rId16"/>
+                    <a:blip r:embed="rId18"/>
                     <a:stretch>
                       <a:fillRect/>
                     </a:stretch>
@@ -4271,6 +5034,7 @@
           <w:sz w:val="21"/>
           <w:szCs w:val="21"/>
         </w:rPr>
+        <w:lastRenderedPageBreak/>
         <w:t>Diagrama 3 — Registro, autenticación y reserva (Cliente), cubre FR-08 a FR-15</w:t>
       </w:r>
     </w:p>
@@ -4310,7 +5074,7 @@
                     </pic:cNvPicPr>
                   </pic:nvPicPr>
                   <pic:blipFill>
-                    <a:blip r:embed="rId17"/>
+                    <a:blip r:embed="rId19"/>
                     <a:stretch>
                       <a:fillRect/>
                     </a:stretch>
@@ -4350,8 +5114,8 @@
     <w:p>
       <w:pPr>
         <w:sectPr>
-          <w:headerReference w:type="default" r:id="rId18"/>
-          <w:footerReference w:type="default" r:id="rId19"/>
+          <w:headerReference w:type="default" r:id="rId20"/>
+          <w:footerReference w:type="default" r:id="rId21"/>
           <w:pgSz w:w="16838" w:h="11906" w:orient="landscape"/>
           <w:pgMar w:top="1440" w:right="1440" w:bottom="1440" w:left="1440" w:header="708" w:footer="708" w:gutter="0"/>
           <w:cols w:space="720"/>
@@ -4373,6 +5137,7 @@
           <w:sz w:val="22"/>
           <w:szCs w:val="22"/>
         </w:rPr>
+        <w:lastRenderedPageBreak/>
         <w:t>3.2 Diagrama de casos de uso</w:t>
       </w:r>
       <w:bookmarkEnd w:id="7"/>
@@ -4382,7 +5147,23 @@
         <w:spacing w:after="120"/>
       </w:pPr>
       <w:r>
-        <w:t>El diagrama resume las interacciones de los dos actores del caso con el sistema. «Iniciar sesión» es el único caso de uso compartido (S1). Las relaciones «include» expresan comportamiento obligatorio: «Reservar paquete» y «Consultar historial» incluyen «Iniciar sesión» porque R11 no permite reservar ni consultar sin autenticación; «Reservar paquete» incluye «Verificar cupo y fecha de salida» porque ninguna reserva puede saltarse FR-13 y FR-14; y «Crear paquete» incluye «Calcular precio» porque el precio nunca se ingresa a mano (FR-06). No se usó «extend» porque, dentro del alcance, ningún comportamiento es opcional respecto de un caso base.</w:t>
+        <w:t>El diagrama resume las interacciones de los dos actores del caso con el sistema. «Iniciar sesión» es el único caso de uso compartido (S1). Las relaciones «</w:t>
+      </w:r>
+      <w:proofErr w:type="spellStart"/>
+      <w:r>
+        <w:t>include</w:t>
+      </w:r>
+      <w:proofErr w:type="spellEnd"/>
+      <w:r>
+        <w:t>» expresan comportamiento obligatorio: «Reservar paquete» y «Consultar historial» incluyen «Iniciar sesión» porque R11 no permite reservar ni consultar sin autenticación; «Reservar paquete» incluye «Verificar cupo y fecha de salida» porque ninguna reserva puede saltarse FR-13 y FR-14; y «Crear paquete» incluye «Calcular precio» porque el precio nunca se ingresa a mano (FR-06). No se usó «</w:t>
+      </w:r>
+      <w:proofErr w:type="spellStart"/>
+      <w:r>
+        <w:t>extend</w:t>
+      </w:r>
+      <w:proofErr w:type="spellEnd"/>
+      <w:r>
+        <w:t>» porque, dentro del alcance, ningún comportamiento es opcional respecto de un caso base.</w:t>
       </w:r>
     </w:p>
     <w:p>
@@ -4413,7 +5194,7 @@
                     </pic:cNvPicPr>
                   </pic:nvPicPr>
                   <pic:blipFill>
-                    <a:blip r:embed="rId20"/>
+                    <a:blip r:embed="rId22"/>
                     <a:stretch>
                       <a:fillRect/>
                     </a:stretch>
@@ -5155,6 +5936,7 @@
                 <w:sz w:val="18"/>
                 <w:szCs w:val="18"/>
               </w:rPr>
+              <w:lastRenderedPageBreak/>
               <w:t>CU-07 Registrar destino</w:t>
             </w:r>
           </w:p>
@@ -5789,6 +6571,7 @@
           <w:sz w:val="22"/>
           <w:szCs w:val="22"/>
         </w:rPr>
+        <w:lastRenderedPageBreak/>
         <w:t>3.3 Diagrama de clases UML</w:t>
       </w:r>
       <w:bookmarkEnd w:id="8"/>
@@ -5829,7 +6612,7 @@
                     </pic:cNvPicPr>
                   </pic:nvPicPr>
                   <pic:blipFill>
-                    <a:blip r:embed="rId21"/>
+                    <a:blip r:embed="rId23"/>
                     <a:stretch>
                       <a:fillRect/>
                     </a:stretch>
@@ -5889,10 +6672,27 @@
           <w:b/>
           <w:bCs/>
         </w:rPr>
+        <w:lastRenderedPageBreak/>
         <w:t xml:space="preserve">Encapsulamiento: </w:t>
       </w:r>
       <w:r>
-        <w:t>todos los atributos son privados (-) y el estado solo cambia mediante métodos que aplican las reglas. El precio no tiene un método de asignación libre: solo calcular_precio() y publicar() lo modifican (R6, R7), y disponible solo cambia con marcar_no_disponible() (R8).</w:t>
+        <w:t xml:space="preserve">todos los atributos son privados (-) y el estado solo cambia mediante métodos que aplican las reglas. El precio no tiene un método de asignación libre: solo </w:t>
+      </w:r>
+      <w:proofErr w:type="spellStart"/>
+      <w:r>
+        <w:t>calcular_precio</w:t>
+      </w:r>
+      <w:proofErr w:type="spellEnd"/>
+      <w:r>
+        <w:t xml:space="preserve">() y publicar() lo modifican (R6, R7), y disponible solo cambia con </w:t>
+      </w:r>
+      <w:proofErr w:type="spellStart"/>
+      <w:r>
+        <w:t>marcar_no_disponible</w:t>
+      </w:r>
+      <w:proofErr w:type="spellEnd"/>
+      <w:r>
+        <w:t>() (R8).</w:t>
       </w:r>
     </w:p>
     <w:p>
@@ -5913,7 +6713,15 @@
         <w:t xml:space="preserve">Abstracción y herencia: </w:t>
       </w:r>
       <w:r>
-        <w:t>Usuario es una clase abstracta que reúne lo común a Cliente y Administrador (identidad, correo, hash de la contraseña y verificar_contrasena()), para no duplicar la lógica de autenticación (FR-10, RNF-01). Ninguna clase tiene un atributo de contraseña en texto plano.</w:t>
+        <w:t xml:space="preserve">Usuario es una clase abstracta que reúne lo común a Cliente y Administrador (identidad, correo, hash de la contraseña y </w:t>
+      </w:r>
+      <w:proofErr w:type="spellStart"/>
+      <w:r>
+        <w:t>verificar_contrasena</w:t>
+      </w:r>
+      <w:proofErr w:type="spellEnd"/>
+      <w:r>
+        <w:t>()), para no duplicar la lógica de autenticación (FR-10, RNF-01). Ninguna clase tiene un atributo de contraseña en texto plano.</w:t>
       </w:r>
     </w:p>
     <w:p>
@@ -5933,8 +6741,13 @@
         </w:rPr>
         <w:t xml:space="preserve">Polimorfismo: </w:t>
       </w:r>
-      <w:r>
-        <w:t>puede_gestionar_catalogo() es abstracto en Usuario y cada subclase lo redefine (Cliente devuelve falso; Administrador, verdadero). El servidor autoriza las operaciones sobre el catálogo llamando a ese método, sin preguntar por el tipo concreto del usuario (RNF-03, S1).</w:t>
+      <w:proofErr w:type="spellStart"/>
+      <w:r>
+        <w:t>puede_gestionar_catalogo</w:t>
+      </w:r>
+      <w:proofErr w:type="spellEnd"/>
+      <w:r>
+        <w:t>() es abstracto en Usuario y cada subclase lo redefine (Cliente devuelve falso; Administrador, verdadero). El servidor autoriza las operaciones sobre el catálogo llamando a ese método, sin preguntar por el tipo concreto del usuario (RNF-03, S1).</w:t>
       </w:r>
     </w:p>
     <w:p>
@@ -5955,7 +6768,31 @@
         <w:t xml:space="preserve">Relaciones y cardinalidades: </w:t>
       </w:r>
       <w:r>
-        <w:t>Paquete agrega 2..5 Destino (rombo vacío: el destino existe por sí mismo y puede estar en varios paquetes, R3 y R4); Cliente realiza 0..* Reserva y cada Reserva es sobre exactamente 1 Paquete (R12); Paquete tiene un EstadoPaquete, BORRADOR o PUBLICADO (S2).</w:t>
+        <w:t xml:space="preserve">Paquete agrega </w:t>
+      </w:r>
+      <w:proofErr w:type="gramStart"/>
+      <w:r>
+        <w:t>2..</w:t>
+      </w:r>
+      <w:proofErr w:type="gramEnd"/>
+      <w:r>
+        <w:t xml:space="preserve">5 Destino (rombo vacío: el destino existe por sí mismo y puede estar en varios paquetes, R3 y R4); Cliente realiza </w:t>
+      </w:r>
+      <w:proofErr w:type="gramStart"/>
+      <w:r>
+        <w:t>0..</w:t>
+      </w:r>
+      <w:proofErr w:type="gramEnd"/>
+      <w:r>
+        <w:t xml:space="preserve">* Reserva y cada Reserva es sobre exactamente 1 Paquete (R12); Paquete tiene un </w:t>
+      </w:r>
+      <w:proofErr w:type="spellStart"/>
+      <w:r>
+        <w:t>EstadoPaquete</w:t>
+      </w:r>
+      <w:proofErr w:type="spellEnd"/>
+      <w:r>
+        <w:t>, BORRADOR o PUBLICADO (S2).</w:t>
       </w:r>
     </w:p>
     <w:p>
@@ -5975,8 +6812,21 @@
         </w:rPr>
         <w:t xml:space="preserve">Reglas dentro del dominio: </w:t>
       </w:r>
-      <w:r>
-        <w:t>Reserva.crear() es un método de fábrica (estático, subrayado) que solo construye reservas válidas: exige al menos una persona (R16), cupo disponible (R14) y fecha de salida futura (R15), y calcula el total una sola vez (R13). Como el total no tiene método de asignación, no vuelve a cambiar. Cliente.datos_publicos() entrega los datos del cliente sin RUT ni teléfono para cualquier listado (R17, RNF-02).</w:t>
+      <w:proofErr w:type="spellStart"/>
+      <w:r>
+        <w:t>Reserva.crear</w:t>
+      </w:r>
+      <w:proofErr w:type="spellEnd"/>
+      <w:r>
+        <w:t xml:space="preserve">() es un método de fábrica (estático, subrayado) que solo construye reservas válidas: exige al menos una persona (R16), cupo disponible (R14) y fecha de salida futura (R15), y calcula el total una sola vez (R13). Como el total no tiene método de asignación, no vuelve a cambiar. </w:t>
+      </w:r>
+      <w:proofErr w:type="spellStart"/>
+      <w:r>
+        <w:t>Cliente.datos_publicos</w:t>
+      </w:r>
+      <w:proofErr w:type="spellEnd"/>
+      <w:r>
+        <w:t>() entrega los datos del cliente sin RUT ni teléfono para cualquier listado (R17, RNF-02).</w:t>
       </w:r>
     </w:p>
     <w:p>
@@ -5997,7 +6847,15 @@
         <w:t xml:space="preserve">Cupo calculado, no almacenado: </w:t>
       </w:r>
       <w:r>
-        <w:t>Paquete no guarda el cupo disponible; cupo_disponible() lo deriva del cupo máximo y de las personas ya reservadas que entrega el repositorio (S5).</w:t>
+        <w:t xml:space="preserve">Paquete no guarda el cupo disponible; </w:t>
+      </w:r>
+      <w:proofErr w:type="spellStart"/>
+      <w:r>
+        <w:t>cupo_disponible</w:t>
+      </w:r>
+      <w:proofErr w:type="spellEnd"/>
+      <w:r>
+        <w:t>() lo deriva del cupo máximo y de las personas ya reservadas que entrega el repositorio (S5).</w:t>
       </w:r>
     </w:p>
     <w:p>
@@ -6033,7 +6891,7 @@
                     </pic:cNvPicPr>
                   </pic:nvPicPr>
                   <pic:blipFill>
-                    <a:blip r:embed="rId22"/>
+                    <a:blip r:embed="rId24"/>
                     <a:stretch>
                       <a:fillRect/>
                     </a:stretch>
@@ -6075,7 +6933,47 @@
         <w:spacing w:after="120"/>
       </w:pPr>
       <w:r>
-        <w:t>Repositorio&lt;T&gt; es una clase abstracta genérica que define el contrato común de persistencia (guardar, buscar_por_id, listar) sobre una conexión sqlite3. Cada subclase lo implementa para su entidad y agrega solo las consultas que su dominio necesita: esta_en_algun_paquete() para R8, personas_reservadas() para R14, buscar_por_correo() para FR-10 y listar_por_cliente() para FR-15. Así las clases de dominio no contienen SQL, las consultas quedan concentradas en un solo lugar para usar siempre parámetros (prevención de inyección SQL, sección 7) y se cumple RNF-04 sin acoplar las reglas de negocio a la base de datos.</w:t>
+        <w:t xml:space="preserve">Repositorio&lt;T&gt; es una clase abstracta genérica que define el contrato común de persistencia (guardar, </w:t>
+      </w:r>
+      <w:proofErr w:type="spellStart"/>
+      <w:r>
+        <w:t>buscar_por_id</w:t>
+      </w:r>
+      <w:proofErr w:type="spellEnd"/>
+      <w:r>
+        <w:t xml:space="preserve">, listar) sobre una conexión sqlite3. Cada subclase lo implementa para su entidad y agrega solo las consultas que su dominio necesita: </w:t>
+      </w:r>
+      <w:proofErr w:type="spellStart"/>
+      <w:r>
+        <w:t>esta_en_algun_paquete</w:t>
+      </w:r>
+      <w:proofErr w:type="spellEnd"/>
+      <w:r>
+        <w:t xml:space="preserve">() para R8, </w:t>
+      </w:r>
+      <w:proofErr w:type="spellStart"/>
+      <w:r>
+        <w:t>personas_reservadas</w:t>
+      </w:r>
+      <w:proofErr w:type="spellEnd"/>
+      <w:r>
+        <w:t xml:space="preserve">() para R14, </w:t>
+      </w:r>
+      <w:proofErr w:type="spellStart"/>
+      <w:r>
+        <w:t>buscar_por_correo</w:t>
+      </w:r>
+      <w:proofErr w:type="spellEnd"/>
+      <w:r>
+        <w:t xml:space="preserve">() para FR-10 y </w:t>
+      </w:r>
+      <w:proofErr w:type="spellStart"/>
+      <w:r>
+        <w:t>listar_por_cliente</w:t>
+      </w:r>
+      <w:proofErr w:type="spellEnd"/>
+      <w:r>
+        <w:t>() para FR-15. Así las clases de dominio no contienen SQL, las consultas quedan concentradas en un solo lugar para usar siempre parámetros (prevención de inyección SQL, sección 7) y se cumple RNF-04 sin acoplar las reglas de negocio a la base de datos.</w:t>
       </w:r>
     </w:p>
     <w:p>
@@ -6097,6 +6995,7 @@
           <w:sz w:val="22"/>
           <w:szCs w:val="22"/>
         </w:rPr>
+        <w:lastRenderedPageBreak/>
         <w:t>3.4 Trazabilidad entre requerimientos y modelos</w:t>
       </w:r>
       <w:bookmarkEnd w:id="9"/>
@@ -6151,6 +7050,7 @@
             <w:vAlign w:val="center"/>
           </w:tcPr>
           <w:p>
+            <w:proofErr w:type="spellStart"/>
             <w:r>
               <w:rPr>
                 <w:b/>
@@ -6159,7 +7059,18 @@
                 <w:sz w:val="18"/>
                 <w:szCs w:val="18"/>
               </w:rPr>
-              <w:t>Req.</w:t>
+              <w:t>Req</w:t>
+            </w:r>
+            <w:proofErr w:type="spellEnd"/>
+            <w:r>
+              <w:rPr>
+                <w:b/>
+                <w:bCs/>
+                <w:color w:val="FFFFFF"/>
+                <w:sz w:val="18"/>
+                <w:szCs w:val="18"/>
+              </w:rPr>
+              <w:t>.</w:t>
             </w:r>
           </w:p>
         </w:tc>
@@ -6323,7 +7234,23 @@
                 <w:sz w:val="18"/>
                 <w:szCs w:val="18"/>
               </w:rPr>
-              <w:t>Destino; DestinoRepositorio.existe_nombre()</w:t>
+              <w:t xml:space="preserve">Destino; </w:t>
+            </w:r>
+            <w:proofErr w:type="spellStart"/>
+            <w:r>
+              <w:rPr>
+                <w:sz w:val="18"/>
+                <w:szCs w:val="18"/>
+              </w:rPr>
+              <w:t>DestinoRepositorio.existe_nombre</w:t>
+            </w:r>
+            <w:proofErr w:type="spellEnd"/>
+            <w:r>
+              <w:rPr>
+                <w:sz w:val="18"/>
+                <w:szCs w:val="18"/>
+              </w:rPr>
+              <w:t>()</w:t>
             </w:r>
           </w:p>
         </w:tc>
@@ -6411,12 +7338,21 @@
             <w:vAlign w:val="center"/>
           </w:tcPr>
           <w:p>
-            <w:r>
-              <w:rPr>
-                <w:sz w:val="18"/>
-                <w:szCs w:val="18"/>
-              </w:rPr>
-              <w:t>Destino.actualizar()</w:t>
+            <w:proofErr w:type="spellStart"/>
+            <w:r>
+              <w:rPr>
+                <w:sz w:val="18"/>
+                <w:szCs w:val="18"/>
+              </w:rPr>
+              <w:t>Destino.actualizar</w:t>
+            </w:r>
+            <w:proofErr w:type="spellEnd"/>
+            <w:r>
+              <w:rPr>
+                <w:sz w:val="18"/>
+                <w:szCs w:val="18"/>
+              </w:rPr>
+              <w:t>()</w:t>
             </w:r>
           </w:p>
         </w:tc>
@@ -6500,12 +7436,37 @@
             <w:vAlign w:val="center"/>
           </w:tcPr>
           <w:p>
-            <w:r>
-              <w:rPr>
-                <w:sz w:val="18"/>
-                <w:szCs w:val="18"/>
-              </w:rPr>
-              <w:t>Destino.marcar_no_disponible(); DestinoRepositorio.esta_en_algun_paquete(), eliminar()</w:t>
+            <w:proofErr w:type="spellStart"/>
+            <w:r>
+              <w:rPr>
+                <w:sz w:val="18"/>
+                <w:szCs w:val="18"/>
+              </w:rPr>
+              <w:t>Destino.marcar_no_disponible</w:t>
+            </w:r>
+            <w:proofErr w:type="spellEnd"/>
+            <w:r>
+              <w:rPr>
+                <w:sz w:val="18"/>
+                <w:szCs w:val="18"/>
+              </w:rPr>
+              <w:t xml:space="preserve">(); </w:t>
+            </w:r>
+            <w:proofErr w:type="spellStart"/>
+            <w:r>
+              <w:rPr>
+                <w:sz w:val="18"/>
+                <w:szCs w:val="18"/>
+              </w:rPr>
+              <w:t>DestinoRepositorio.esta_en_algun_paquete</w:t>
+            </w:r>
+            <w:proofErr w:type="spellEnd"/>
+            <w:r>
+              <w:rPr>
+                <w:sz w:val="18"/>
+                <w:szCs w:val="18"/>
+              </w:rPr>
+              <w:t>(), eliminar()</w:t>
             </w:r>
           </w:p>
         </w:tc>
@@ -6593,12 +7554,37 @@
             <w:vAlign w:val="center"/>
           </w:tcPr>
           <w:p>
-            <w:r>
-              <w:rPr>
-                <w:sz w:val="18"/>
-                <w:szCs w:val="18"/>
-              </w:rPr>
-              <w:t>Destino.disponible; DestinoRepositorio.listar()</w:t>
+            <w:proofErr w:type="spellStart"/>
+            <w:r>
+              <w:rPr>
+                <w:sz w:val="18"/>
+                <w:szCs w:val="18"/>
+              </w:rPr>
+              <w:t>Destino.disponible</w:t>
+            </w:r>
+            <w:proofErr w:type="spellEnd"/>
+            <w:r>
+              <w:rPr>
+                <w:sz w:val="18"/>
+                <w:szCs w:val="18"/>
+              </w:rPr>
+              <w:t xml:space="preserve">; </w:t>
+            </w:r>
+            <w:proofErr w:type="spellStart"/>
+            <w:r>
+              <w:rPr>
+                <w:sz w:val="18"/>
+                <w:szCs w:val="18"/>
+              </w:rPr>
+              <w:t>DestinoRepositorio.listar</w:t>
+            </w:r>
+            <w:proofErr w:type="spellEnd"/>
+            <w:r>
+              <w:rPr>
+                <w:sz w:val="18"/>
+                <w:szCs w:val="18"/>
+              </w:rPr>
+              <w:t>()</w:t>
             </w:r>
           </w:p>
         </w:tc>
@@ -6687,7 +7673,39 @@
                 <w:sz w:val="18"/>
                 <w:szCs w:val="18"/>
               </w:rPr>
-              <w:t>Paquete; agregación Paquete 0..* — 2..5 Destino</w:t>
+              <w:t xml:space="preserve">Paquete; agregación Paquete </w:t>
+            </w:r>
+            <w:proofErr w:type="gramStart"/>
+            <w:r>
+              <w:rPr>
+                <w:sz w:val="18"/>
+                <w:szCs w:val="18"/>
+              </w:rPr>
+              <w:t>0..</w:t>
+            </w:r>
+            <w:proofErr w:type="gramEnd"/>
+            <w:r>
+              <w:rPr>
+                <w:sz w:val="18"/>
+                <w:szCs w:val="18"/>
+              </w:rPr>
+              <w:t xml:space="preserve">* — </w:t>
+            </w:r>
+            <w:proofErr w:type="gramStart"/>
+            <w:r>
+              <w:rPr>
+                <w:sz w:val="18"/>
+                <w:szCs w:val="18"/>
+              </w:rPr>
+              <w:t>2..</w:t>
+            </w:r>
+            <w:proofErr w:type="gramEnd"/>
+            <w:r>
+              <w:rPr>
+                <w:sz w:val="18"/>
+                <w:szCs w:val="18"/>
+              </w:rPr>
+              <w:t>5 Destino</w:t>
             </w:r>
           </w:p>
         </w:tc>
@@ -6758,7 +7776,23 @@
                 <w:sz w:val="18"/>
                 <w:szCs w:val="18"/>
               </w:rPr>
-              <w:t>CU-11 («include» de CU-10)</w:t>
+              <w:t>CU-11 («</w:t>
+            </w:r>
+            <w:proofErr w:type="spellStart"/>
+            <w:r>
+              <w:rPr>
+                <w:sz w:val="18"/>
+                <w:szCs w:val="18"/>
+              </w:rPr>
+              <w:t>include</w:t>
+            </w:r>
+            <w:proofErr w:type="spellEnd"/>
+            <w:r>
+              <w:rPr>
+                <w:sz w:val="18"/>
+                <w:szCs w:val="18"/>
+              </w:rPr>
+              <w:t>» de CU-10)</w:t>
             </w:r>
           </w:p>
         </w:tc>
@@ -6775,12 +7809,21 @@
             <w:vAlign w:val="center"/>
           </w:tcPr>
           <w:p>
-            <w:r>
-              <w:rPr>
-                <w:sz w:val="18"/>
-                <w:szCs w:val="18"/>
-              </w:rPr>
-              <w:t>Paquete.calcular_precio()</w:t>
+            <w:proofErr w:type="spellStart"/>
+            <w:r>
+              <w:rPr>
+                <w:sz w:val="18"/>
+                <w:szCs w:val="18"/>
+              </w:rPr>
+              <w:t>Paquete.calcular_precio</w:t>
+            </w:r>
+            <w:proofErr w:type="spellEnd"/>
+            <w:r>
+              <w:rPr>
+                <w:sz w:val="18"/>
+                <w:szCs w:val="18"/>
+              </w:rPr>
+              <w:t>()</w:t>
             </w:r>
           </w:p>
         </w:tc>
@@ -6864,13 +7907,31 @@
             <w:vAlign w:val="center"/>
           </w:tcPr>
           <w:p>
-            <w:r>
-              <w:rPr>
-                <w:sz w:val="18"/>
-                <w:szCs w:val="18"/>
-              </w:rPr>
-              <w:t>Paquete.publicar(); EstadoPaquete</w:t>
-            </w:r>
+            <w:proofErr w:type="spellStart"/>
+            <w:r>
+              <w:rPr>
+                <w:sz w:val="18"/>
+                <w:szCs w:val="18"/>
+              </w:rPr>
+              <w:t>Paquete.publicar</w:t>
+            </w:r>
+            <w:proofErr w:type="spellEnd"/>
+            <w:r>
+              <w:rPr>
+                <w:sz w:val="18"/>
+                <w:szCs w:val="18"/>
+              </w:rPr>
+              <w:t xml:space="preserve">(); </w:t>
+            </w:r>
+            <w:proofErr w:type="spellStart"/>
+            <w:r>
+              <w:rPr>
+                <w:sz w:val="18"/>
+                <w:szCs w:val="18"/>
+              </w:rPr>
+              <w:t>EstadoPaquete</w:t>
+            </w:r>
+            <w:proofErr w:type="spellEnd"/>
           </w:p>
         </w:tc>
       </w:tr>
@@ -6957,12 +8018,37 @@
             <w:vAlign w:val="center"/>
           </w:tcPr>
           <w:p>
-            <w:r>
-              <w:rPr>
-                <w:sz w:val="18"/>
-                <w:szCs w:val="18"/>
-              </w:rPr>
-              <w:t>Paquete.cupo_disponible(); PaqueteRepositorio.personas_reservadas()</w:t>
+            <w:proofErr w:type="spellStart"/>
+            <w:r>
+              <w:rPr>
+                <w:sz w:val="18"/>
+                <w:szCs w:val="18"/>
+              </w:rPr>
+              <w:t>Paquete.cupo_disponible</w:t>
+            </w:r>
+            <w:proofErr w:type="spellEnd"/>
+            <w:r>
+              <w:rPr>
+                <w:sz w:val="18"/>
+                <w:szCs w:val="18"/>
+              </w:rPr>
+              <w:t xml:space="preserve">(); </w:t>
+            </w:r>
+            <w:proofErr w:type="spellStart"/>
+            <w:r>
+              <w:rPr>
+                <w:sz w:val="18"/>
+                <w:szCs w:val="18"/>
+              </w:rPr>
+              <w:t>PaqueteRepositorio.personas_reservadas</w:t>
+            </w:r>
+            <w:proofErr w:type="spellEnd"/>
+            <w:r>
+              <w:rPr>
+                <w:sz w:val="18"/>
+                <w:szCs w:val="18"/>
+              </w:rPr>
+              <w:t>()</w:t>
             </w:r>
           </w:p>
         </w:tc>
@@ -7051,7 +8137,23 @@
                 <w:sz w:val="18"/>
                 <w:szCs w:val="18"/>
               </w:rPr>
-              <w:t>Cliente; ClienteRepositorio.guardar()</w:t>
+              <w:t xml:space="preserve">Cliente; </w:t>
+            </w:r>
+            <w:proofErr w:type="spellStart"/>
+            <w:r>
+              <w:rPr>
+                <w:sz w:val="18"/>
+                <w:szCs w:val="18"/>
+              </w:rPr>
+              <w:t>ClienteRepositorio.guardar</w:t>
+            </w:r>
+            <w:proofErr w:type="spellEnd"/>
+            <w:r>
+              <w:rPr>
+                <w:sz w:val="18"/>
+                <w:szCs w:val="18"/>
+              </w:rPr>
+              <w:t>()</w:t>
             </w:r>
           </w:p>
         </w:tc>
@@ -7139,12 +8241,37 @@
             <w:vAlign w:val="center"/>
           </w:tcPr>
           <w:p>
-            <w:r>
-              <w:rPr>
-                <w:sz w:val="18"/>
-                <w:szCs w:val="18"/>
-              </w:rPr>
-              <w:t>Usuario.verificar_contrasena(); ClienteRepositorio.buscar_por_correo()</w:t>
+            <w:proofErr w:type="spellStart"/>
+            <w:r>
+              <w:rPr>
+                <w:sz w:val="18"/>
+                <w:szCs w:val="18"/>
+              </w:rPr>
+              <w:t>Usuario.verificar_contrasena</w:t>
+            </w:r>
+            <w:proofErr w:type="spellEnd"/>
+            <w:r>
+              <w:rPr>
+                <w:sz w:val="18"/>
+                <w:szCs w:val="18"/>
+              </w:rPr>
+              <w:t xml:space="preserve">(); </w:t>
+            </w:r>
+            <w:proofErr w:type="spellStart"/>
+            <w:r>
+              <w:rPr>
+                <w:sz w:val="18"/>
+                <w:szCs w:val="18"/>
+              </w:rPr>
+              <w:t>ClienteRepositorio.buscar_por_correo</w:t>
+            </w:r>
+            <w:proofErr w:type="spellEnd"/>
+            <w:r>
+              <w:rPr>
+                <w:sz w:val="18"/>
+                <w:szCs w:val="18"/>
+              </w:rPr>
+              <w:t>()</w:t>
             </w:r>
           </w:p>
         </w:tc>
@@ -7212,7 +8339,23 @@
                 <w:sz w:val="18"/>
                 <w:szCs w:val="18"/>
               </w:rPr>
-              <w:t>«include» CU-04 y CU-05 → CU-03</w:t>
+              <w:t>«</w:t>
+            </w:r>
+            <w:proofErr w:type="spellStart"/>
+            <w:r>
+              <w:rPr>
+                <w:sz w:val="18"/>
+                <w:szCs w:val="18"/>
+              </w:rPr>
+              <w:t>include</w:t>
+            </w:r>
+            <w:proofErr w:type="spellEnd"/>
+            <w:r>
+              <w:rPr>
+                <w:sz w:val="18"/>
+                <w:szCs w:val="18"/>
+              </w:rPr>
+              <w:t>» CU-04 y CU-05 → CU-03</w:t>
             </w:r>
           </w:p>
         </w:tc>
@@ -7233,7 +8376,23 @@
                 <w:sz w:val="18"/>
                 <w:szCs w:val="18"/>
               </w:rPr>
-              <w:t>Asociación Cliente 1 — 0..* Reserva</w:t>
+              <w:t xml:space="preserve">Asociación Cliente 1 — </w:t>
+            </w:r>
+            <w:proofErr w:type="gramStart"/>
+            <w:r>
+              <w:rPr>
+                <w:sz w:val="18"/>
+                <w:szCs w:val="18"/>
+              </w:rPr>
+              <w:t>0..</w:t>
+            </w:r>
+            <w:proofErr w:type="gramEnd"/>
+            <w:r>
+              <w:rPr>
+                <w:sz w:val="18"/>
+                <w:szCs w:val="18"/>
+              </w:rPr>
+              <w:t>* Reserva</w:t>
             </w:r>
           </w:p>
         </w:tc>
@@ -7321,12 +8480,53 @@
             <w:vAlign w:val="center"/>
           </w:tcPr>
           <w:p>
-            <w:r>
-              <w:rPr>
-                <w:sz w:val="18"/>
-                <w:szCs w:val="18"/>
-              </w:rPr>
-              <w:t>Reserva.crear(); fecha_emision, cantidad_personas, total</w:t>
+            <w:proofErr w:type="spellStart"/>
+            <w:r>
+              <w:rPr>
+                <w:sz w:val="18"/>
+                <w:szCs w:val="18"/>
+              </w:rPr>
+              <w:t>Reserva.crear</w:t>
+            </w:r>
+            <w:proofErr w:type="spellEnd"/>
+            <w:r>
+              <w:rPr>
+                <w:sz w:val="18"/>
+                <w:szCs w:val="18"/>
+              </w:rPr>
+              <w:t xml:space="preserve">(); </w:t>
+            </w:r>
+            <w:proofErr w:type="spellStart"/>
+            <w:r>
+              <w:rPr>
+                <w:sz w:val="18"/>
+                <w:szCs w:val="18"/>
+              </w:rPr>
+              <w:t>fecha_emision</w:t>
+            </w:r>
+            <w:proofErr w:type="spellEnd"/>
+            <w:r>
+              <w:rPr>
+                <w:sz w:val="18"/>
+                <w:szCs w:val="18"/>
+              </w:rPr>
+              <w:t xml:space="preserve">, </w:t>
+            </w:r>
+            <w:proofErr w:type="spellStart"/>
+            <w:r>
+              <w:rPr>
+                <w:sz w:val="18"/>
+                <w:szCs w:val="18"/>
+              </w:rPr>
+              <w:t>cantidad_personas</w:t>
+            </w:r>
+            <w:proofErr w:type="spellEnd"/>
+            <w:r>
+              <w:rPr>
+                <w:sz w:val="18"/>
+                <w:szCs w:val="18"/>
+              </w:rPr>
+              <w:t>, total</w:t>
             </w:r>
           </w:p>
         </w:tc>
@@ -7394,7 +8594,23 @@
                 <w:sz w:val="18"/>
                 <w:szCs w:val="18"/>
               </w:rPr>
-              <w:t>CU-12 («include» de CU-04)</w:t>
+              <w:t>CU-12 («</w:t>
+            </w:r>
+            <w:proofErr w:type="spellStart"/>
+            <w:r>
+              <w:rPr>
+                <w:sz w:val="18"/>
+                <w:szCs w:val="18"/>
+              </w:rPr>
+              <w:t>include</w:t>
+            </w:r>
+            <w:proofErr w:type="spellEnd"/>
+            <w:r>
+              <w:rPr>
+                <w:sz w:val="18"/>
+                <w:szCs w:val="18"/>
+              </w:rPr>
+              <w:t>» de CU-04)</w:t>
             </w:r>
           </w:p>
         </w:tc>
@@ -7410,12 +8626,37 @@
             <w:vAlign w:val="center"/>
           </w:tcPr>
           <w:p>
-            <w:r>
-              <w:rPr>
-                <w:sz w:val="18"/>
-                <w:szCs w:val="18"/>
-              </w:rPr>
-              <w:t>Paquete.cupo_disponible(); Reserva.crear()</w:t>
+            <w:proofErr w:type="spellStart"/>
+            <w:r>
+              <w:rPr>
+                <w:sz w:val="18"/>
+                <w:szCs w:val="18"/>
+              </w:rPr>
+              <w:t>Paquete.cupo_disponible</w:t>
+            </w:r>
+            <w:proofErr w:type="spellEnd"/>
+            <w:r>
+              <w:rPr>
+                <w:sz w:val="18"/>
+                <w:szCs w:val="18"/>
+              </w:rPr>
+              <w:t xml:space="preserve">(); </w:t>
+            </w:r>
+            <w:proofErr w:type="spellStart"/>
+            <w:r>
+              <w:rPr>
+                <w:sz w:val="18"/>
+                <w:szCs w:val="18"/>
+              </w:rPr>
+              <w:t>Reserva.crear</w:t>
+            </w:r>
+            <w:proofErr w:type="spellEnd"/>
+            <w:r>
+              <w:rPr>
+                <w:sz w:val="18"/>
+                <w:szCs w:val="18"/>
+              </w:rPr>
+              <w:t>()</w:t>
             </w:r>
           </w:p>
         </w:tc>
@@ -7486,7 +8727,23 @@
                 <w:sz w:val="18"/>
                 <w:szCs w:val="18"/>
               </w:rPr>
-              <w:t>CU-12 («include» de CU-04)</w:t>
+              <w:t>CU-12 («</w:t>
+            </w:r>
+            <w:proofErr w:type="spellStart"/>
+            <w:r>
+              <w:rPr>
+                <w:sz w:val="18"/>
+                <w:szCs w:val="18"/>
+              </w:rPr>
+              <w:t>include</w:t>
+            </w:r>
+            <w:proofErr w:type="spellEnd"/>
+            <w:r>
+              <w:rPr>
+                <w:sz w:val="18"/>
+                <w:szCs w:val="18"/>
+              </w:rPr>
+              <w:t>» de CU-04)</w:t>
             </w:r>
           </w:p>
         </w:tc>
@@ -7503,12 +8760,21 @@
             <w:vAlign w:val="center"/>
           </w:tcPr>
           <w:p>
-            <w:r>
-              <w:rPr>
-                <w:sz w:val="18"/>
-                <w:szCs w:val="18"/>
-              </w:rPr>
-              <w:t>Paquete.esta_vencido(hoy)</w:t>
+            <w:proofErr w:type="spellStart"/>
+            <w:r>
+              <w:rPr>
+                <w:sz w:val="18"/>
+                <w:szCs w:val="18"/>
+              </w:rPr>
+              <w:t>Paquete.esta_vencido</w:t>
+            </w:r>
+            <w:proofErr w:type="spellEnd"/>
+            <w:r>
+              <w:rPr>
+                <w:sz w:val="18"/>
+                <w:szCs w:val="18"/>
+              </w:rPr>
+              <w:t>(hoy)</w:t>
             </w:r>
           </w:p>
         </w:tc>
@@ -7592,12 +8858,21 @@
             <w:vAlign w:val="center"/>
           </w:tcPr>
           <w:p>
-            <w:r>
-              <w:rPr>
-                <w:sz w:val="18"/>
-                <w:szCs w:val="18"/>
-              </w:rPr>
-              <w:t>ReservaRepositorio.listar_por_cliente()</w:t>
+            <w:proofErr w:type="spellStart"/>
+            <w:r>
+              <w:rPr>
+                <w:sz w:val="18"/>
+                <w:szCs w:val="18"/>
+              </w:rPr>
+              <w:t>ReservaRepositorio.listar_por_cliente</w:t>
+            </w:r>
+            <w:proofErr w:type="spellEnd"/>
+            <w:r>
+              <w:rPr>
+                <w:sz w:val="18"/>
+                <w:szCs w:val="18"/>
+              </w:rPr>
+              <w:t>()</w:t>
             </w:r>
           </w:p>
         </w:tc>
@@ -7685,12 +8960,21 @@
             <w:vAlign w:val="center"/>
           </w:tcPr>
           <w:p>
-            <w:r>
-              <w:rPr>
-                <w:sz w:val="18"/>
-                <w:szCs w:val="18"/>
-              </w:rPr>
-              <w:t>Usuario.hash_contrasena (sin contraseña en claro)</w:t>
+            <w:proofErr w:type="spellStart"/>
+            <w:r>
+              <w:rPr>
+                <w:sz w:val="18"/>
+                <w:szCs w:val="18"/>
+              </w:rPr>
+              <w:t>Usuario.hash_contrasena</w:t>
+            </w:r>
+            <w:proofErr w:type="spellEnd"/>
+            <w:r>
+              <w:rPr>
+                <w:sz w:val="18"/>
+                <w:szCs w:val="18"/>
+              </w:rPr>
+              <w:t xml:space="preserve"> (sin contraseña en claro)</w:t>
             </w:r>
           </w:p>
         </w:tc>
@@ -7774,12 +9058,53 @@
             <w:vAlign w:val="center"/>
           </w:tcPr>
           <w:p>
-            <w:r>
-              <w:rPr>
-                <w:sz w:val="18"/>
-                <w:szCs w:val="18"/>
-              </w:rPr>
-              <w:t>Cliente.datos_publicos(); rut y telefono privados</w:t>
+            <w:proofErr w:type="spellStart"/>
+            <w:r>
+              <w:rPr>
+                <w:sz w:val="18"/>
+                <w:szCs w:val="18"/>
+              </w:rPr>
+              <w:t>Cliente.datos_publicos</w:t>
+            </w:r>
+            <w:proofErr w:type="spellEnd"/>
+            <w:r>
+              <w:rPr>
+                <w:sz w:val="18"/>
+                <w:szCs w:val="18"/>
+              </w:rPr>
+              <w:t xml:space="preserve">(); </w:t>
+            </w:r>
+            <w:proofErr w:type="spellStart"/>
+            <w:r>
+              <w:rPr>
+                <w:sz w:val="18"/>
+                <w:szCs w:val="18"/>
+              </w:rPr>
+              <w:t>rut</w:t>
+            </w:r>
+            <w:proofErr w:type="spellEnd"/>
+            <w:r>
+              <w:rPr>
+                <w:sz w:val="18"/>
+                <w:szCs w:val="18"/>
+              </w:rPr>
+              <w:t xml:space="preserve"> y </w:t>
+            </w:r>
+            <w:proofErr w:type="spellStart"/>
+            <w:r>
+              <w:rPr>
+                <w:sz w:val="18"/>
+                <w:szCs w:val="18"/>
+              </w:rPr>
+              <w:t>telefono</w:t>
+            </w:r>
+            <w:proofErr w:type="spellEnd"/>
+            <w:r>
+              <w:rPr>
+                <w:sz w:val="18"/>
+                <w:szCs w:val="18"/>
+              </w:rPr>
+              <w:t xml:space="preserve"> privados</w:t>
             </w:r>
           </w:p>
         </w:tc>
@@ -7867,12 +9192,21 @@
             <w:vAlign w:val="center"/>
           </w:tcPr>
           <w:p>
-            <w:r>
-              <w:rPr>
-                <w:sz w:val="18"/>
-                <w:szCs w:val="18"/>
-              </w:rPr>
-              <w:t>Usuario.puede_gestionar_catalogo() (polimorfismo)</w:t>
+            <w:proofErr w:type="spellStart"/>
+            <w:r>
+              <w:rPr>
+                <w:sz w:val="18"/>
+                <w:szCs w:val="18"/>
+              </w:rPr>
+              <w:t>Usuario.puede_gestionar_catalogo</w:t>
+            </w:r>
+            <w:proofErr w:type="spellEnd"/>
+            <w:r>
+              <w:rPr>
+                <w:sz w:val="18"/>
+                <w:szCs w:val="18"/>
+              </w:rPr>
+              <w:t>() (polimorfismo)</w:t>
             </w:r>
           </w:p>
         </w:tc>
@@ -8049,12 +9383,69 @@
             <w:vAlign w:val="center"/>
           </w:tcPr>
           <w:p>
-            <w:r>
-              <w:rPr>
-                <w:sz w:val="18"/>
-                <w:szCs w:val="18"/>
-              </w:rPr>
-              <w:t>calcular_precio(), esta_vencido(), cupo_disponible(), Reserva.crear()</w:t>
+            <w:proofErr w:type="spellStart"/>
+            <w:r>
+              <w:rPr>
+                <w:sz w:val="18"/>
+                <w:szCs w:val="18"/>
+              </w:rPr>
+              <w:t>calcular_precio</w:t>
+            </w:r>
+            <w:proofErr w:type="spellEnd"/>
+            <w:r>
+              <w:rPr>
+                <w:sz w:val="18"/>
+                <w:szCs w:val="18"/>
+              </w:rPr>
+              <w:t xml:space="preserve">(), </w:t>
+            </w:r>
+            <w:proofErr w:type="spellStart"/>
+            <w:r>
+              <w:rPr>
+                <w:sz w:val="18"/>
+                <w:szCs w:val="18"/>
+              </w:rPr>
+              <w:t>esta_vencido</w:t>
+            </w:r>
+            <w:proofErr w:type="spellEnd"/>
+            <w:r>
+              <w:rPr>
+                <w:sz w:val="18"/>
+                <w:szCs w:val="18"/>
+              </w:rPr>
+              <w:t xml:space="preserve">(), </w:t>
+            </w:r>
+            <w:proofErr w:type="spellStart"/>
+            <w:r>
+              <w:rPr>
+                <w:sz w:val="18"/>
+                <w:szCs w:val="18"/>
+              </w:rPr>
+              <w:t>cupo_disponible</w:t>
+            </w:r>
+            <w:proofErr w:type="spellEnd"/>
+            <w:r>
+              <w:rPr>
+                <w:sz w:val="18"/>
+                <w:szCs w:val="18"/>
+              </w:rPr>
+              <w:t xml:space="preserve">(), </w:t>
+            </w:r>
+            <w:proofErr w:type="spellStart"/>
+            <w:r>
+              <w:rPr>
+                <w:sz w:val="18"/>
+                <w:szCs w:val="18"/>
+              </w:rPr>
+              <w:t>Reserva.crear</w:t>
+            </w:r>
+            <w:proofErr w:type="spellEnd"/>
+            <w:r>
+              <w:rPr>
+                <w:sz w:val="18"/>
+                <w:szCs w:val="18"/>
+              </w:rPr>
+              <w:t>()</w:t>
             </w:r>
           </w:p>
         </w:tc>
@@ -8080,6 +9471,7 @@
                 <w:sz w:val="18"/>
                 <w:szCs w:val="18"/>
               </w:rPr>
+              <w:lastRenderedPageBreak/>
               <w:t>RNF-06</w:t>
             </w:r>
           </w:p>
@@ -8165,8 +9557,8 @@
     <w:p>
       <w:pPr>
         <w:sectPr>
-          <w:headerReference w:type="default" r:id="rId23"/>
-          <w:footerReference w:type="default" r:id="rId24"/>
+          <w:headerReference w:type="default" r:id="rId25"/>
+          <w:footerReference w:type="default" r:id="rId26"/>
           <w:pgSz w:w="11906" w:h="16838"/>
           <w:pgMar w:top="1440" w:right="1440" w:bottom="1440" w:left="1440" w:header="708" w:footer="708" w:gutter="0"/>
           <w:cols w:space="720"/>
@@ -8191,6 +9583,7 @@
           <w:sz w:val="28"/>
           <w:szCs w:val="28"/>
         </w:rPr>
+        <w:lastRenderedPageBreak/>
         <w:t>4. Metodología de trabajo ágil</w:t>
       </w:r>
       <w:bookmarkEnd w:id="10"/>
@@ -8200,7 +9593,15 @@
         <w:spacing w:after="120"/>
       </w:pPr>
       <w:r>
-        <w:t>Esta sección se redactó de nuevo el 1 de octubre de 2026, descartando el cronograma anterior (que llegaba solo hasta el 23-30 de septiembre y ya no correspondía a la fecha real de reinicio del proyecto): roles, Product Backlog y Sprint Backlog se definen aquí a partir de los requerimientos vigentes (FR-01 a FR-15, RNF-01 a RNF-06) y del calendario real que queda hasta la entrega del 5 de octubre de 2026.</w:t>
+        <w:t xml:space="preserve">Esta sección se redactó de nuevo el 1 de octubre de 2026, descartando el cronograma anterior (que llegaba solo hasta el 23-30 de septiembre y ya no correspondía a la fecha real de reinicio del proyecto): roles, </w:t>
+      </w:r>
+      <w:proofErr w:type="spellStart"/>
+      <w:r>
+        <w:t>Product</w:t>
+      </w:r>
+      <w:proofErr w:type="spellEnd"/>
+      <w:r>
+        <w:t xml:space="preserve"> Backlog y Sprint Backlog se definen aquí a partir de los requerimientos vigentes (FR-01 a FR-15, RNF-01 a RNF-06) y del calendario real que queda hasta la entrega del 5 de octubre de 2026.</w:t>
       </w:r>
     </w:p>
     <w:p>
@@ -8226,7 +9627,15 @@
         <w:spacing w:after="120"/>
       </w:pPr>
       <w:r>
-        <w:t>Logan Silva es el Líder de Proyecto, rol definido en la guía de evaluación: coordina las actividades del equipo, gestiona las reuniones de seguimiento, supervisa el cumplimiento de tareas y mantiene la comunicación con el docente. El equipo interpreta además el rol de Product Owner a partir del propio caso (las necesidades de los tres socios de Viajes Aventura), consolidado y priorizado por el Líder de Proyecto. La responsabilidad técnica se divide en dos franjas verticales por flujo de negocio: Camilo Sepúlveda cubre el lado de catálogo (Destinos alimenta a Paquetes), y Logan Silva cubre el lado de operación con el cliente (Clientes y seguridad alimenta a Reservas, que depende de la autenticación):</w:t>
+        <w:t xml:space="preserve">Logan Silva es el Líder de Proyecto, rol definido en la guía de evaluación: coordina las actividades del equipo, gestiona las reuniones de seguimiento, supervisa el cumplimiento de tareas y mantiene la comunicación con el docente. El equipo interpreta además el rol de </w:t>
+      </w:r>
+      <w:proofErr w:type="spellStart"/>
+      <w:r>
+        <w:t>Product</w:t>
+      </w:r>
+      <w:proofErr w:type="spellEnd"/>
+      <w:r>
+        <w:t xml:space="preserve"> Owner a partir del propio caso (las necesidades de los tres socios de Viajes Aventura), consolidado y priorizado por el Líder de Proyecto. La responsabilidad técnica se divide en dos franjas verticales por flujo de negocio: Camilo Sepúlveda cubre el lado de catálogo (Destinos alimenta a Paquetes), y Logan Silva cubre el lado de operación con el cliente (Clientes y seguridad alimenta a Reservas, que depende de la autenticación):</w:t>
       </w:r>
     </w:p>
     <w:tbl>
@@ -8380,8 +9789,13 @@
           </w:tcPr>
           <w:p>
             <w:r>
-              <w:t>Líder de Proyecto + Developer</w:t>
-            </w:r>
+              <w:t xml:space="preserve">Líder de Proyecto + </w:t>
+            </w:r>
+            <w:proofErr w:type="spellStart"/>
+            <w:r>
+              <w:t>Developer</w:t>
+            </w:r>
+            <w:proofErr w:type="spellEnd"/>
           </w:p>
         </w:tc>
         <w:tc>
@@ -8449,9 +9863,11 @@
             <w:vAlign w:val="center"/>
           </w:tcPr>
           <w:p>
+            <w:proofErr w:type="spellStart"/>
             <w:r>
               <w:t>Developer</w:t>
             </w:r>
+            <w:proofErr w:type="spellEnd"/>
           </w:p>
         </w:tc>
         <w:tc>
@@ -8504,7 +9920,29 @@
           <w:sz w:val="22"/>
           <w:szCs w:val="22"/>
         </w:rPr>
-        <w:t>4.2 Product Backlog</w:t>
+        <w:t xml:space="preserve">4.2 </w:t>
+      </w:r>
+      <w:proofErr w:type="spellStart"/>
+      <w:r>
+        <w:rPr>
+          <w:b/>
+          <w:bCs/>
+          <w:color w:val="222222"/>
+          <w:sz w:val="22"/>
+          <w:szCs w:val="22"/>
+        </w:rPr>
+        <w:t>Product</w:t>
+      </w:r>
+      <w:proofErr w:type="spellEnd"/>
+      <w:r>
+        <w:rPr>
+          <w:b/>
+          <w:bCs/>
+          <w:color w:val="222222"/>
+          <w:sz w:val="22"/>
+          <w:szCs w:val="22"/>
+        </w:rPr>
+        <w:t xml:space="preserve"> Backlog</w:t>
       </w:r>
       <w:bookmarkEnd w:id="12"/>
     </w:p>
@@ -8881,8 +10319,30 @@
             <w:vAlign w:val="center"/>
           </w:tcPr>
           <w:p>
-            <w:r>
-              <w:t>FR-09, FR-10, RNF-01 a RNF-03</w:t>
+            <w:pPr>
+              <w:rPr>
+                <w:lang w:val="en-US"/>
+              </w:rPr>
+            </w:pPr>
+            <w:r>
+              <w:rPr>
+                <w:lang w:val="en-US"/>
+              </w:rPr>
+              <w:t xml:space="preserve">FR-09, FR-10, RNF-01 </w:t>
+            </w:r>
+            <w:proofErr w:type="gramStart"/>
+            <w:r>
+              <w:rPr>
+                <w:lang w:val="en-US"/>
+              </w:rPr>
+              <w:t>a</w:t>
+            </w:r>
+            <w:proofErr w:type="gramEnd"/>
+            <w:r>
+              <w:rPr>
+                <w:lang w:val="en-US"/>
+              </w:rPr>
+              <w:t xml:space="preserve"> RNF-03</w:t>
             </w:r>
           </w:p>
         </w:tc>
@@ -9168,6 +10628,7 @@
                 <w:bCs/>
                 <w:color w:val="FFFFFF"/>
               </w:rPr>
+              <w:lastRenderedPageBreak/>
               <w:t>Sprint</w:t>
             </w:r>
           </w:p>
@@ -9528,7 +10989,39 @@
         <w:spacing w:after="120"/>
       </w:pPr>
       <w:r>
-        <w:t>Los Sprints 0, 1 y 2 se completaron al 1 de octubre (ver Cambios 3 a 11 en VALIDACION_IA.md): los 4 dominios, la integración de extremo a extremo, la revisión de seguridad y el frontend React/Vite están implementados y probados. El Sprint 2 se repartió entre Camilo Sepúlveda, quien integró los dominios y revisó la seguridad, y Logan Silva, quien construyó el frontend sobre las rutas existentes.</w:t>
+        <w:t xml:space="preserve">Los </w:t>
+      </w:r>
+      <w:proofErr w:type="spellStart"/>
+      <w:r>
+        <w:t>Sprints</w:t>
+      </w:r>
+      <w:proofErr w:type="spellEnd"/>
+      <w:r>
+        <w:t xml:space="preserve"> 0, 1 y 2 se completaron al 1 de octubre (ver Cambios 3 a 11 en VALIDACION_IA.md): los 4 dominios, la integración de extremo a extremo, la revisión de seguridad y el </w:t>
+      </w:r>
+      <w:proofErr w:type="spellStart"/>
+      <w:r>
+        <w:t>frontend</w:t>
+      </w:r>
+      <w:proofErr w:type="spellEnd"/>
+      <w:r>
+        <w:t xml:space="preserve"> </w:t>
+      </w:r>
+      <w:proofErr w:type="spellStart"/>
+      <w:r>
+        <w:t>React</w:t>
+      </w:r>
+      <w:proofErr w:type="spellEnd"/>
+      <w:r>
+        <w:t xml:space="preserve">/Vite están implementados y probados. El Sprint 2 se repartió entre Camilo Sepúlveda, quien integró los dominios y revisó la seguridad, y Logan Silva, quien construyó el </w:t>
+      </w:r>
+      <w:proofErr w:type="spellStart"/>
+      <w:r>
+        <w:t>frontend</w:t>
+      </w:r>
+      <w:proofErr w:type="spellEnd"/>
+      <w:r>
+        <w:t xml:space="preserve"> sobre las rutas existentes.</w:t>
       </w:r>
     </w:p>
     <w:p>
@@ -9575,7 +11068,103 @@
         <w:spacing w:after="120"/>
       </w:pPr>
       <w:r>
-        <w:t>El sistema se divide en backend (Python 3 + FastAPI, carpeta backend/app/) y frontend (React + Vite, carpeta frontend/), comunicados exclusivamente por una API REST/JSON — el frontend no accede a la base de datos directamente (RNF-05). Se eligió FastAPI sobre Flask porque valida automáticamente cada entrada con Pydantic (relevante para FR-01, FR-05, FR-12), y genera documentación interactiva (/docs) útil para probar la API antes de tener frontend.</w:t>
+        <w:t xml:space="preserve">El sistema se divide en </w:t>
+      </w:r>
+      <w:proofErr w:type="spellStart"/>
+      <w:r>
+        <w:t>backend</w:t>
+      </w:r>
+      <w:proofErr w:type="spellEnd"/>
+      <w:r>
+        <w:t xml:space="preserve"> (Python 3 + </w:t>
+      </w:r>
+      <w:proofErr w:type="spellStart"/>
+      <w:r>
+        <w:t>FastAPI</w:t>
+      </w:r>
+      <w:proofErr w:type="spellEnd"/>
+      <w:r>
+        <w:t xml:space="preserve">, carpeta </w:t>
+      </w:r>
+      <w:proofErr w:type="spellStart"/>
+      <w:r>
+        <w:t>backend</w:t>
+      </w:r>
+      <w:proofErr w:type="spellEnd"/>
+      <w:r>
+        <w:t>/</w:t>
+      </w:r>
+      <w:proofErr w:type="gramStart"/>
+      <w:r>
+        <w:t>app</w:t>
+      </w:r>
+      <w:proofErr w:type="gramEnd"/>
+      <w:r>
+        <w:t xml:space="preserve">/) y </w:t>
+      </w:r>
+      <w:proofErr w:type="spellStart"/>
+      <w:r>
+        <w:t>frontend</w:t>
+      </w:r>
+      <w:proofErr w:type="spellEnd"/>
+      <w:r>
+        <w:t xml:space="preserve"> (</w:t>
+      </w:r>
+      <w:proofErr w:type="spellStart"/>
+      <w:r>
+        <w:t>React</w:t>
+      </w:r>
+      <w:proofErr w:type="spellEnd"/>
+      <w:r>
+        <w:t xml:space="preserve"> + Vite, carpeta </w:t>
+      </w:r>
+      <w:proofErr w:type="spellStart"/>
+      <w:r>
+        <w:t>frontend</w:t>
+      </w:r>
+      <w:proofErr w:type="spellEnd"/>
+      <w:r>
+        <w:t xml:space="preserve">/), comunicados exclusivamente por una API REST/JSON — el </w:t>
+      </w:r>
+      <w:proofErr w:type="spellStart"/>
+      <w:r>
+        <w:t>frontend</w:t>
+      </w:r>
+      <w:proofErr w:type="spellEnd"/>
+      <w:r>
+        <w:t xml:space="preserve"> no accede a la base de datos directamente (RNF-05). Se eligió </w:t>
+      </w:r>
+      <w:proofErr w:type="spellStart"/>
+      <w:r>
+        <w:t>FastAPI</w:t>
+      </w:r>
+      <w:proofErr w:type="spellEnd"/>
+      <w:r>
+        <w:t xml:space="preserve"> sobre Flask porque valida automáticamente cada entrada con </w:t>
+      </w:r>
+      <w:proofErr w:type="spellStart"/>
+      <w:r>
+        <w:t>Pydantic</w:t>
+      </w:r>
+      <w:proofErr w:type="spellEnd"/>
+      <w:r>
+        <w:t xml:space="preserve"> (relevante para FR-01, FR-05, FR-12), y genera documentación interactiva (/</w:t>
+      </w:r>
+      <w:proofErr w:type="spellStart"/>
+      <w:r>
+        <w:t>docs</w:t>
+      </w:r>
+      <w:proofErr w:type="spellEnd"/>
+      <w:r>
+        <w:t xml:space="preserve">) útil para probar la API antes de tener </w:t>
+      </w:r>
+      <w:proofErr w:type="spellStart"/>
+      <w:r>
+        <w:t>frontend</w:t>
+      </w:r>
+      <w:proofErr w:type="spellEnd"/>
+      <w:r>
+        <w:t>.</w:t>
       </w:r>
     </w:p>
     <w:p>
@@ -9583,7 +11172,196 @@
         <w:spacing w:after="120"/>
       </w:pPr>
       <w:r>
-        <w:t>Para la entrega se compila el frontend (npm run build) directamente a backend/static/, y FastAPI sirve ese build como archivos estáticos desde el mismo puerto que la API (RNF-06): quien evalúa levanta el sistema completo con un solo comando (uvicorn app.main:app), sin instalar Node ni configurar CORS. Durante el desarrollo, el equipo sigue usando dos procesos separados (uvicorn + npm run dev con proxy) para mantener la recarga en caliente de React. El frontend (frontend/src/) usa react-router-dom para las rutas (catálogo público, detalle de paquete, registro/login de cliente, historial de reservas, y login/CRUD de administrador) y un contexto de autenticación (auth.jsx) que guarda el token y el rol en localStorage, igual que hace el backend: el rol que decide qué puede hacer un usuario sale siempre del token, nunca de lo que el frontend decide mostrar.</w:t>
+        <w:t xml:space="preserve">Para la entrega se compila el </w:t>
+      </w:r>
+      <w:proofErr w:type="spellStart"/>
+      <w:r>
+        <w:t>frontend</w:t>
+      </w:r>
+      <w:proofErr w:type="spellEnd"/>
+      <w:r>
+        <w:t xml:space="preserve"> (</w:t>
+      </w:r>
+      <w:proofErr w:type="spellStart"/>
+      <w:r>
+        <w:t>npm</w:t>
+      </w:r>
+      <w:proofErr w:type="spellEnd"/>
+      <w:r>
+        <w:t xml:space="preserve"> run </w:t>
+      </w:r>
+      <w:proofErr w:type="spellStart"/>
+      <w:r>
+        <w:t>build</w:t>
+      </w:r>
+      <w:proofErr w:type="spellEnd"/>
+      <w:r>
+        <w:t xml:space="preserve">) directamente a </w:t>
+      </w:r>
+      <w:proofErr w:type="spellStart"/>
+      <w:r>
+        <w:t>backend</w:t>
+      </w:r>
+      <w:proofErr w:type="spellEnd"/>
+      <w:r>
+        <w:t>/</w:t>
+      </w:r>
+      <w:proofErr w:type="spellStart"/>
+      <w:r>
+        <w:t>static</w:t>
+      </w:r>
+      <w:proofErr w:type="spellEnd"/>
+      <w:r>
+        <w:t xml:space="preserve">/, y </w:t>
+      </w:r>
+      <w:proofErr w:type="spellStart"/>
+      <w:r>
+        <w:t>FastAPI</w:t>
+      </w:r>
+      <w:proofErr w:type="spellEnd"/>
+      <w:r>
+        <w:t xml:space="preserve"> sirve ese </w:t>
+      </w:r>
+      <w:proofErr w:type="spellStart"/>
+      <w:r>
+        <w:t>build</w:t>
+      </w:r>
+      <w:proofErr w:type="spellEnd"/>
+      <w:r>
+        <w:t xml:space="preserve"> como archivos estáticos desde el mismo puerto que la API (RNF-06): quien evalúa levanta el sistema completo con un solo comando (</w:t>
+      </w:r>
+      <w:proofErr w:type="spellStart"/>
+      <w:r>
+        <w:t>uvicorn</w:t>
+      </w:r>
+      <w:proofErr w:type="spellEnd"/>
+      <w:r>
+        <w:t xml:space="preserve"> </w:t>
+      </w:r>
+      <w:proofErr w:type="spellStart"/>
+      <w:r>
+        <w:t>app.main:</w:t>
+      </w:r>
+      <w:proofErr w:type="gramStart"/>
+      <w:r>
+        <w:t>app</w:t>
+      </w:r>
+      <w:proofErr w:type="spellEnd"/>
+      <w:proofErr w:type="gramEnd"/>
+      <w:r>
+        <w:t xml:space="preserve">), sin instalar </w:t>
+      </w:r>
+      <w:proofErr w:type="spellStart"/>
+      <w:r>
+        <w:t>Node</w:t>
+      </w:r>
+      <w:proofErr w:type="spellEnd"/>
+      <w:r>
+        <w:t xml:space="preserve"> ni configurar CORS. Durante el desarrollo, el equipo sigue usando dos procesos separados (</w:t>
+      </w:r>
+      <w:proofErr w:type="spellStart"/>
+      <w:r>
+        <w:t>uvicorn</w:t>
+      </w:r>
+      <w:proofErr w:type="spellEnd"/>
+      <w:r>
+        <w:t xml:space="preserve"> + </w:t>
+      </w:r>
+      <w:proofErr w:type="spellStart"/>
+      <w:r>
+        <w:t>npm</w:t>
+      </w:r>
+      <w:proofErr w:type="spellEnd"/>
+      <w:r>
+        <w:t xml:space="preserve"> run </w:t>
+      </w:r>
+      <w:proofErr w:type="spellStart"/>
+      <w:r>
+        <w:t>dev</w:t>
+      </w:r>
+      <w:proofErr w:type="spellEnd"/>
+      <w:r>
+        <w:t xml:space="preserve"> con proxy) para mantener la recarga en caliente de </w:t>
+      </w:r>
+      <w:proofErr w:type="spellStart"/>
+      <w:r>
+        <w:t>React</w:t>
+      </w:r>
+      <w:proofErr w:type="spellEnd"/>
+      <w:r>
+        <w:t xml:space="preserve">. El </w:t>
+      </w:r>
+      <w:proofErr w:type="spellStart"/>
+      <w:r>
+        <w:t>frontend</w:t>
+      </w:r>
+      <w:proofErr w:type="spellEnd"/>
+      <w:r>
+        <w:t xml:space="preserve"> (</w:t>
+      </w:r>
+      <w:proofErr w:type="spellStart"/>
+      <w:r>
+        <w:t>frontend</w:t>
+      </w:r>
+      <w:proofErr w:type="spellEnd"/>
+      <w:r>
+        <w:t>/</w:t>
+      </w:r>
+      <w:proofErr w:type="spellStart"/>
+      <w:r>
+        <w:t>src</w:t>
+      </w:r>
+      <w:proofErr w:type="spellEnd"/>
+      <w:r>
+        <w:t xml:space="preserve">/) usa </w:t>
+      </w:r>
+      <w:proofErr w:type="spellStart"/>
+      <w:r>
+        <w:t>react</w:t>
+      </w:r>
+      <w:proofErr w:type="spellEnd"/>
+      <w:r>
+        <w:t>-</w:t>
+      </w:r>
+      <w:proofErr w:type="spellStart"/>
+      <w:r>
+        <w:t>router</w:t>
+      </w:r>
+      <w:proofErr w:type="spellEnd"/>
+      <w:r>
+        <w:t>-dom para las rutas (catálogo público, detalle de paquete, registro/login de cliente, historial de reservas, y login/CRUD de administrador) y un contexto de autenticación (</w:t>
+      </w:r>
+      <w:proofErr w:type="spellStart"/>
+      <w:r>
+        <w:t>auth.jsx</w:t>
+      </w:r>
+      <w:proofErr w:type="spellEnd"/>
+      <w:r>
+        <w:t xml:space="preserve">) que guarda el token y el rol en </w:t>
+      </w:r>
+      <w:proofErr w:type="spellStart"/>
+      <w:r>
+        <w:t>localStorage</w:t>
+      </w:r>
+      <w:proofErr w:type="spellEnd"/>
+      <w:r>
+        <w:t xml:space="preserve">, igual que hace el </w:t>
+      </w:r>
+      <w:proofErr w:type="spellStart"/>
+      <w:r>
+        <w:t>backend</w:t>
+      </w:r>
+      <w:proofErr w:type="spellEnd"/>
+      <w:r>
+        <w:t xml:space="preserve">: el rol que decide qué puede hacer un usuario sale siempre del token, nunca de lo que el </w:t>
+      </w:r>
+      <w:proofErr w:type="spellStart"/>
+      <w:r>
+        <w:t>frontend</w:t>
+      </w:r>
+      <w:proofErr w:type="spellEnd"/>
+      <w:r>
+        <w:t xml:space="preserve"> decide mostrar.</w:t>
       </w:r>
     </w:p>
     <w:p>
@@ -9609,7 +11387,15 @@
         <w:spacing w:after="120"/>
       </w:pPr>
       <w:r>
-        <w:t>La persistencia usa sqlite3 de la librería estándar de Python (sin ORM). El esquema está en backend/app/database.py y se crea al iniciar la API. Cada tabla corresponde a una clase del modelo de dominio (Figura 5), salvo paquete_destinos, que materializa la agregación Paquete–Destino. Las restricciones de columna expresan las reglas que dependen solo de la forma de una fila:</w:t>
+        <w:t xml:space="preserve">La persistencia usa sqlite3 de la librería estándar de Python (sin ORM). El esquema está en backend/app/database.py y se crea al iniciar la API. Cada tabla corresponde a una clase del modelo de dominio (Figura 5), salvo </w:t>
+      </w:r>
+      <w:proofErr w:type="spellStart"/>
+      <w:r>
+        <w:t>paquete_destinos</w:t>
+      </w:r>
+      <w:proofErr w:type="spellEnd"/>
+      <w:r>
+        <w:t>, que materializa la agregación Paquete–Destino. Las restricciones de columna expresan las reglas que dependen solo de la forma de una fila:</w:t>
       </w:r>
     </w:p>
     <w:tbl>
@@ -9732,7 +11518,23 @@
                 <w:sz w:val="18"/>
                 <w:szCs w:val="18"/>
               </w:rPr>
-              <w:t>R1 (nombre UNIQUE sin distinguir mayúsculas), R2 (costo_base &gt; 0), duración &gt; 0, R8 (columna disponible)</w:t>
+              <w:t>R1 (nombre UNIQUE sin distinguir mayúsculas), R2 (</w:t>
+            </w:r>
+            <w:proofErr w:type="spellStart"/>
+            <w:r>
+              <w:rPr>
+                <w:sz w:val="18"/>
+                <w:szCs w:val="18"/>
+              </w:rPr>
+              <w:t>costo_base</w:t>
+            </w:r>
+            <w:proofErr w:type="spellEnd"/>
+            <w:r>
+              <w:rPr>
+                <w:sz w:val="18"/>
+                <w:szCs w:val="18"/>
+              </w:rPr>
+              <w:t xml:space="preserve"> &gt; 0), duración &gt; 0, R8 (columna disponible)</w:t>
             </w:r>
           </w:p>
         </w:tc>
@@ -9781,7 +11583,71 @@
                 <w:sz w:val="18"/>
                 <w:szCs w:val="18"/>
               </w:rPr>
-              <w:t>R5 (cupo_maximo &gt; 0; fecha_regreso &gt; fecha_salida), R6 (margen ≥ 0), R7 (precio_por_persona), S2 (estado BORRADOR o PUBLICADO)</w:t>
+              <w:t>R5 (</w:t>
+            </w:r>
+            <w:proofErr w:type="spellStart"/>
+            <w:r>
+              <w:rPr>
+                <w:sz w:val="18"/>
+                <w:szCs w:val="18"/>
+              </w:rPr>
+              <w:t>cupo_maximo</w:t>
+            </w:r>
+            <w:proofErr w:type="spellEnd"/>
+            <w:r>
+              <w:rPr>
+                <w:sz w:val="18"/>
+                <w:szCs w:val="18"/>
+              </w:rPr>
+              <w:t xml:space="preserve"> &gt; 0; </w:t>
+            </w:r>
+            <w:proofErr w:type="spellStart"/>
+            <w:r>
+              <w:rPr>
+                <w:sz w:val="18"/>
+                <w:szCs w:val="18"/>
+              </w:rPr>
+              <w:t>fecha_regreso</w:t>
+            </w:r>
+            <w:proofErr w:type="spellEnd"/>
+            <w:r>
+              <w:rPr>
+                <w:sz w:val="18"/>
+                <w:szCs w:val="18"/>
+              </w:rPr>
+              <w:t xml:space="preserve"> &gt; </w:t>
+            </w:r>
+            <w:proofErr w:type="spellStart"/>
+            <w:r>
+              <w:rPr>
+                <w:sz w:val="18"/>
+                <w:szCs w:val="18"/>
+              </w:rPr>
+              <w:t>fecha_salida</w:t>
+            </w:r>
+            <w:proofErr w:type="spellEnd"/>
+            <w:r>
+              <w:rPr>
+                <w:sz w:val="18"/>
+                <w:szCs w:val="18"/>
+              </w:rPr>
+              <w:t>), R6 (margen ≥ 0), R7 (</w:t>
+            </w:r>
+            <w:proofErr w:type="spellStart"/>
+            <w:r>
+              <w:rPr>
+                <w:sz w:val="18"/>
+                <w:szCs w:val="18"/>
+              </w:rPr>
+              <w:t>precio_por_persona</w:t>
+            </w:r>
+            <w:proofErr w:type="spellEnd"/>
+            <w:r>
+              <w:rPr>
+                <w:sz w:val="18"/>
+                <w:szCs w:val="18"/>
+              </w:rPr>
+              <w:t>), S2 (estado BORRADOR o PUBLICADO)</w:t>
             </w:r>
           </w:p>
         </w:tc>
@@ -9802,13 +11668,16 @@
             <w:vAlign w:val="center"/>
           </w:tcPr>
           <w:p>
-            <w:r>
-              <w:rPr>
-                <w:sz w:val="18"/>
-                <w:szCs w:val="18"/>
-              </w:rPr>
+            <w:proofErr w:type="spellStart"/>
+            <w:r>
+              <w:rPr>
+                <w:sz w:val="18"/>
+                <w:szCs w:val="18"/>
+              </w:rPr>
+              <w:lastRenderedPageBreak/>
               <w:t>paquete_destinos</w:t>
             </w:r>
+            <w:proofErr w:type="spellEnd"/>
           </w:p>
         </w:tc>
         <w:tc>
@@ -9828,7 +11697,39 @@
                 <w:sz w:val="18"/>
                 <w:szCs w:val="18"/>
               </w:rPr>
-              <w:t>R3 y R4: relación N:N; la clave primaria (paquete_id, destino_id) impide repetir un destino en un paquete, y la clave foránea impide borrar un destino usado en algún paquete</w:t>
+              <w:t>R3 y R4: relación N:N; la clave primaria (</w:t>
+            </w:r>
+            <w:proofErr w:type="spellStart"/>
+            <w:r>
+              <w:rPr>
+                <w:sz w:val="18"/>
+                <w:szCs w:val="18"/>
+              </w:rPr>
+              <w:t>paquete_id</w:t>
+            </w:r>
+            <w:proofErr w:type="spellEnd"/>
+            <w:r>
+              <w:rPr>
+                <w:sz w:val="18"/>
+                <w:szCs w:val="18"/>
+              </w:rPr>
+              <w:t xml:space="preserve">, </w:t>
+            </w:r>
+            <w:proofErr w:type="spellStart"/>
+            <w:r>
+              <w:rPr>
+                <w:sz w:val="18"/>
+                <w:szCs w:val="18"/>
+              </w:rPr>
+              <w:t>destino_id</w:t>
+            </w:r>
+            <w:proofErr w:type="spellEnd"/>
+            <w:r>
+              <w:rPr>
+                <w:sz w:val="18"/>
+                <w:szCs w:val="18"/>
+              </w:rPr>
+              <w:t>) impide repetir un destino en un paquete, y la clave foránea impide borrar un destino usado en algún paquete</w:t>
             </w:r>
           </w:p>
         </w:tc>
@@ -9877,7 +11778,23 @@
                 <w:sz w:val="18"/>
                 <w:szCs w:val="18"/>
               </w:rPr>
-              <w:t>R9 (correo UNIQUE), R10 (hash_contrasena: nunca la contraseña en texto plano)</w:t>
+              <w:t>R9 (correo UNIQUE), R10 (</w:t>
+            </w:r>
+            <w:proofErr w:type="spellStart"/>
+            <w:r>
+              <w:rPr>
+                <w:sz w:val="18"/>
+                <w:szCs w:val="18"/>
+              </w:rPr>
+              <w:t>hash_contrasena</w:t>
+            </w:r>
+            <w:proofErr w:type="spellEnd"/>
+            <w:r>
+              <w:rPr>
+                <w:sz w:val="18"/>
+                <w:szCs w:val="18"/>
+              </w:rPr>
+              <w:t>: nunca la contraseña en texto plano)</w:t>
             </w:r>
           </w:p>
         </w:tc>
@@ -9924,8 +11841,49 @@
                 <w:sz w:val="18"/>
                 <w:szCs w:val="18"/>
               </w:rPr>
-              <w:t>S1 (correo UNIQUE), R10 (hash_contrasena). No hay registro público: se crean desde la consola con python -m app.crear_administrador</w:t>
-            </w:r>
+              <w:t>S1 (correo UNIQUE), R10 (</w:t>
+            </w:r>
+            <w:proofErr w:type="spellStart"/>
+            <w:r>
+              <w:rPr>
+                <w:sz w:val="18"/>
+                <w:szCs w:val="18"/>
+              </w:rPr>
+              <w:t>hash_contrasena</w:t>
+            </w:r>
+            <w:proofErr w:type="spellEnd"/>
+            <w:r>
+              <w:rPr>
+                <w:sz w:val="18"/>
+                <w:szCs w:val="18"/>
+              </w:rPr>
+              <w:t xml:space="preserve">). No hay registro público: se crean desde la consola con </w:t>
+            </w:r>
+            <w:proofErr w:type="spellStart"/>
+            <w:r>
+              <w:rPr>
+                <w:sz w:val="18"/>
+                <w:szCs w:val="18"/>
+              </w:rPr>
+              <w:t>python</w:t>
+            </w:r>
+            <w:proofErr w:type="spellEnd"/>
+            <w:r>
+              <w:rPr>
+                <w:sz w:val="18"/>
+                <w:szCs w:val="18"/>
+              </w:rPr>
+              <w:t xml:space="preserve"> -m </w:t>
+            </w:r>
+            <w:proofErr w:type="spellStart"/>
+            <w:r>
+              <w:rPr>
+                <w:sz w:val="18"/>
+                <w:szCs w:val="18"/>
+              </w:rPr>
+              <w:t>app.crear_administrador</w:t>
+            </w:r>
+            <w:proofErr w:type="spellEnd"/>
           </w:p>
         </w:tc>
       </w:tr>
@@ -9973,7 +11931,23 @@
                 <w:sz w:val="18"/>
                 <w:szCs w:val="18"/>
               </w:rPr>
-              <w:t>R12 (cliente, paquete y fecha de emisión), R13 (total), R16 (cantidad_personas ≥ 1)</w:t>
+              <w:t>R12 (cliente, paquete y fecha de emisión), R13 (total), R16 (</w:t>
+            </w:r>
+            <w:proofErr w:type="spellStart"/>
+            <w:r>
+              <w:rPr>
+                <w:sz w:val="18"/>
+                <w:szCs w:val="18"/>
+              </w:rPr>
+              <w:t>cantidad_personas</w:t>
+            </w:r>
+            <w:proofErr w:type="spellEnd"/>
+            <w:r>
+              <w:rPr>
+                <w:sz w:val="18"/>
+                <w:szCs w:val="18"/>
+              </w:rPr>
+              <w:t xml:space="preserve"> ≥ 1)</w:t>
             </w:r>
           </w:p>
         </w:tc>
@@ -9989,7 +11963,23 @@
         <w:spacing w:after="120"/>
       </w:pPr>
       <w:r>
-        <w:t>Las reglas que dependen de otros datos o de la fecha del día —R3 (2 a 5 destinos), R8 (eliminar o marcar no disponible según el destino esté en algún paquete), R14 (cupo disponible) y R15 (fecha de salida vigente)— se validan en las clases de dominio (backend/app/dominio/), no en el esquema ni en las rutas de la API. El esquema actúa como segunda línea de defensa: en una prueba en que se desactivó a propósito la regla R8 en la API, la clave foránea de SQLite igualmente impidió borrar el destino. Todas las consultas usan parámetros (?) y nunca concatenan datos de entrada (sección 7.3).</w:t>
+        <w:t>Las reglas que dependen de otros datos o de la fecha del día —R3 (2 a 5 destinos), R8 (eliminar o marcar no disponible según el destino esté en algún paquete), R14 (cupo disponible) y R15 (fecha de salida vigente)— se validan en las clases de dominio (</w:t>
+      </w:r>
+      <w:proofErr w:type="spellStart"/>
+      <w:r>
+        <w:t>backend</w:t>
+      </w:r>
+      <w:proofErr w:type="spellEnd"/>
+      <w:r>
+        <w:t>/</w:t>
+      </w:r>
+      <w:proofErr w:type="gramStart"/>
+      <w:r>
+        <w:t>app</w:t>
+      </w:r>
+      <w:proofErr w:type="gramEnd"/>
+      <w:r>
+        <w:t>/dominio/), no en el esquema ni en las rutas de la API. El esquema actúa como segunda línea de defensa: en una prueba en que se desactivó a propósito la regla R8 en la API, la clave foránea de SQLite igualmente impidió borrar el destino. Todas las consultas usan parámetros (?) y nunca concatenan datos de entrada (sección 7.3).</w:t>
       </w:r>
     </w:p>
     <w:p>
@@ -10015,7 +12005,15 @@
         <w:spacing w:after="120"/>
       </w:pPr>
       <w:r>
-        <w:t>Avance al 1 de octubre: el Sprint 1 se completó antes de lo planificado (los 4 dominios, HU-01 a HU-04) y, como parte del Sprint 2, se integraron en un flujo único y se revisó la seguridad del sistema integrado (sección 7.3). Las rutas que modifican el catálogo exigen sesión de administrador (S1, RNF-03): sin token responden 401 y con un token de cliente, 403. Rutas disponibles (documentación interactiva en /docs):</w:t>
+        <w:t>Avance al 1 de octubre: el Sprint 1 se completó antes de lo planificado (los 4 dominios, HU-01 a HU-04) y, como parte del Sprint 2, se integraron en un flujo único y se revisó la seguridad del sistema integrado (sección 7.3). Las rutas que modifican el catálogo exigen sesión de administrador (S1, RNF-03): sin token responden 401 y con un token de cliente, 403. Rutas disponibles (documentación interactiva en /</w:t>
+      </w:r>
+      <w:proofErr w:type="spellStart"/>
+      <w:r>
+        <w:t>docs</w:t>
+      </w:r>
+      <w:proofErr w:type="spellEnd"/>
+      <w:r>
+        <w:t>):</w:t>
       </w:r>
     </w:p>
     <w:tbl>
@@ -10161,6 +12159,7 @@
             <w:vAlign w:val="center"/>
           </w:tcPr>
           <w:p>
+            <w:proofErr w:type="spellStart"/>
             <w:r>
               <w:rPr>
                 <w:b/>
@@ -10169,7 +12168,18 @@
                 <w:sz w:val="18"/>
                 <w:szCs w:val="18"/>
               </w:rPr>
-              <w:t>Req.</w:t>
+              <w:t>Req</w:t>
+            </w:r>
+            <w:proofErr w:type="spellEnd"/>
+            <w:r>
+              <w:rPr>
+                <w:b/>
+                <w:bCs/>
+                <w:color w:val="FFFFFF"/>
+                <w:sz w:val="18"/>
+                <w:szCs w:val="18"/>
+              </w:rPr>
+              <w:t>.</w:t>
             </w:r>
           </w:p>
         </w:tc>
@@ -10237,7 +12247,23 @@
                 <w:sz w:val="18"/>
                 <w:szCs w:val="18"/>
               </w:rPr>
-              <w:t>Listar el catálogo (filtro opcional solo_disponibles)</w:t>
+              <w:t xml:space="preserve">Listar el catálogo (filtro opcional </w:t>
+            </w:r>
+            <w:proofErr w:type="spellStart"/>
+            <w:r>
+              <w:rPr>
+                <w:sz w:val="18"/>
+                <w:szCs w:val="18"/>
+              </w:rPr>
+              <w:t>solo_disponibles</w:t>
+            </w:r>
+            <w:proofErr w:type="spellEnd"/>
+            <w:r>
+              <w:rPr>
+                <w:sz w:val="18"/>
+                <w:szCs w:val="18"/>
+              </w:rPr>
+              <w:t>)</w:t>
             </w:r>
           </w:p>
         </w:tc>
@@ -10253,6 +12279,7 @@
             <w:vAlign w:val="center"/>
           </w:tcPr>
           <w:p>
+            <w:proofErr w:type="spellStart"/>
             <w:r>
               <w:rPr>
                 <w:sz w:val="18"/>
@@ -10260,6 +12287,7 @@
               </w:rPr>
               <w:t>Admin</w:t>
             </w:r>
+            <w:proofErr w:type="spellEnd"/>
           </w:p>
         </w:tc>
         <w:tc>
@@ -10367,6 +12395,7 @@
             <w:vAlign w:val="center"/>
           </w:tcPr>
           <w:p>
+            <w:proofErr w:type="spellStart"/>
             <w:r>
               <w:rPr>
                 <w:sz w:val="18"/>
@@ -10374,6 +12403,7 @@
               </w:rPr>
               <w:t>Admin</w:t>
             </w:r>
+            <w:proofErr w:type="spellEnd"/>
           </w:p>
         </w:tc>
         <w:tc>
@@ -10478,6 +12508,7 @@
             <w:vAlign w:val="center"/>
           </w:tcPr>
           <w:p>
+            <w:proofErr w:type="spellStart"/>
             <w:r>
               <w:rPr>
                 <w:sz w:val="18"/>
@@ -10485,6 +12516,7 @@
               </w:rPr>
               <w:t>Admin</w:t>
             </w:r>
+            <w:proofErr w:type="spellEnd"/>
           </w:p>
         </w:tc>
         <w:tc>
@@ -10592,6 +12624,7 @@
             <w:vAlign w:val="center"/>
           </w:tcPr>
           <w:p>
+            <w:proofErr w:type="spellStart"/>
             <w:r>
               <w:rPr>
                 <w:sz w:val="18"/>
@@ -10599,6 +12632,7 @@
               </w:rPr>
               <w:t>Admin</w:t>
             </w:r>
+            <w:proofErr w:type="spellEnd"/>
           </w:p>
         </w:tc>
         <w:tc>
@@ -10703,6 +12737,7 @@
             <w:vAlign w:val="center"/>
           </w:tcPr>
           <w:p>
+            <w:proofErr w:type="spellStart"/>
             <w:r>
               <w:rPr>
                 <w:sz w:val="18"/>
@@ -10710,6 +12745,7 @@
               </w:rPr>
               <w:t>Admin</w:t>
             </w:r>
+            <w:proofErr w:type="spellEnd"/>
           </w:p>
         </w:tc>
         <w:tc>
@@ -10817,6 +12853,7 @@
             <w:vAlign w:val="center"/>
           </w:tcPr>
           <w:p>
+            <w:proofErr w:type="spellStart"/>
             <w:r>
               <w:rPr>
                 <w:sz w:val="18"/>
@@ -10824,6 +12861,7 @@
               </w:rPr>
               <w:t>Admin</w:t>
             </w:r>
+            <w:proofErr w:type="spellEnd"/>
           </w:p>
         </w:tc>
         <w:tc>
@@ -10928,6 +12966,7 @@
             <w:vAlign w:val="center"/>
           </w:tcPr>
           <w:p>
+            <w:proofErr w:type="spellStart"/>
             <w:r>
               <w:rPr>
                 <w:sz w:val="18"/>
@@ -10935,6 +12974,7 @@
               </w:rPr>
               <w:t>Admin</w:t>
             </w:r>
+            <w:proofErr w:type="spellEnd"/>
           </w:p>
         </w:tc>
         <w:tc>
@@ -11042,6 +13082,7 @@
             <w:vAlign w:val="center"/>
           </w:tcPr>
           <w:p>
+            <w:proofErr w:type="spellStart"/>
             <w:r>
               <w:rPr>
                 <w:sz w:val="18"/>
@@ -11049,6 +13090,7 @@
               </w:rPr>
               <w:t>Admin</w:t>
             </w:r>
+            <w:proofErr w:type="spellEnd"/>
           </w:p>
         </w:tc>
         <w:tc>
@@ -11153,6 +13195,7 @@
             <w:vAlign w:val="center"/>
           </w:tcPr>
           <w:p>
+            <w:proofErr w:type="spellStart"/>
             <w:r>
               <w:rPr>
                 <w:sz w:val="18"/>
@@ -11160,6 +13203,7 @@
               </w:rPr>
               <w:t>Admin</w:t>
             </w:r>
+            <w:proofErr w:type="spellEnd"/>
           </w:p>
         </w:tc>
         <w:tc>
@@ -11267,6 +13311,7 @@
             <w:vAlign w:val="center"/>
           </w:tcPr>
           <w:p>
+            <w:proofErr w:type="spellStart"/>
             <w:r>
               <w:rPr>
                 <w:sz w:val="18"/>
@@ -11274,6 +13319,7 @@
               </w:rPr>
               <w:t>Admin</w:t>
             </w:r>
+            <w:proofErr w:type="spellEnd"/>
           </w:p>
         </w:tc>
         <w:tc>
@@ -11378,6 +13424,7 @@
             <w:vAlign w:val="center"/>
           </w:tcPr>
           <w:p>
+            <w:proofErr w:type="spellStart"/>
             <w:r>
               <w:rPr>
                 <w:sz w:val="18"/>
@@ -11385,6 +13432,7 @@
               </w:rPr>
               <w:t>Admin</w:t>
             </w:r>
+            <w:proofErr w:type="spellEnd"/>
           </w:p>
         </w:tc>
         <w:tc>
@@ -11995,6 +14043,7 @@
                 <w:sz w:val="18"/>
                 <w:szCs w:val="18"/>
               </w:rPr>
+              <w:lastRenderedPageBreak/>
               <w:t>POST</w:t>
             </w:r>
           </w:p>
@@ -12392,6 +14441,7 @@
             <w:vAlign w:val="center"/>
           </w:tcPr>
           <w:p>
+            <w:proofErr w:type="spellStart"/>
             <w:r>
               <w:rPr>
                 <w:sz w:val="18"/>
@@ -12399,6 +14449,7 @@
               </w:rPr>
               <w:t>Admin</w:t>
             </w:r>
+            <w:proofErr w:type="spellEnd"/>
           </w:p>
         </w:tc>
         <w:tc>
@@ -12435,7 +14486,15 @@
         <w:spacing w:after="120"/>
       </w:pPr>
       <w:r>
-        <w:t>Calidad: 131 pruebas automatizadas (pytest), unitarias del dominio y de la API sobre SQLite real. Además de cubrir cada regla de R1 a R17 y casos borde (redondeo del precio, margen NaN, nombres con distinta capitalización, intento de inyección SQL, token firmado con otra clave, contraseña de más de 72 bytes), incluyen una prueba de integración que recorre el caso completo con los 4 dominios (test_integracion.py), una prueba de 20 reservas simultáneas sobre un cupo de 5 (test_concurrencia.py) y las pruebas de autorización por rol. Para comprobar que las pruebas detectan errores reales se desactivaron a propósito R7, R8 y cada una de las correcciones de seguridad de la sección 7.3; en todos los casos fallaron las pruebas correspondientes.</w:t>
+        <w:t>Calidad: 131 pruebas automatizadas (</w:t>
+      </w:r>
+      <w:proofErr w:type="spellStart"/>
+      <w:r>
+        <w:t>pytest</w:t>
+      </w:r>
+      <w:proofErr w:type="spellEnd"/>
+      <w:r>
+        <w:t>), unitarias del dominio y de la API sobre SQLite real. Además de cubrir cada regla de R1 a R17 y casos borde (redondeo del precio, margen NaN, nombres con distinta capitalización, intento de inyección SQL, token firmado con otra clave, contraseña de más de 72 bytes), incluyen una prueba de integración que recorre el caso completo con los 4 dominios (test_integracion.py), una prueba de 20 reservas simultáneas sobre un cupo de 5 (test_concurrencia.py) y las pruebas de autorización por rol. Para comprobar que las pruebas detectan errores reales se desactivaron a propósito R7, R8 y cada una de las correcciones de seguridad de la sección 7.3; en todos los casos fallaron las pruebas correspondientes.</w:t>
       </w:r>
     </w:p>
     <w:p>
@@ -12446,8 +14505,8 @@
     <w:p>
       <w:pPr>
         <w:sectPr>
-          <w:headerReference w:type="default" r:id="rId25"/>
-          <w:footerReference w:type="default" r:id="rId26"/>
+          <w:headerReference w:type="default" r:id="rId27"/>
+          <w:footerReference w:type="default" r:id="rId28"/>
           <w:pgSz w:w="11906" w:h="16838"/>
           <w:pgMar w:top="1440" w:right="1440" w:bottom="1440" w:left="1440" w:header="708" w:footer="708" w:gutter="0"/>
           <w:cols w:space="720"/>
@@ -12472,6 +14531,7 @@
           <w:sz w:val="28"/>
           <w:szCs w:val="28"/>
         </w:rPr>
+        <w:lastRenderedPageBreak/>
         <w:t>6. Justificación técnica y uso crítico de herramientas de IA</w:t>
       </w:r>
       <w:bookmarkEnd w:id="18"/>
@@ -12481,7 +14541,15 @@
         <w:spacing w:after="120"/>
       </w:pPr>
       <w:r>
-        <w:t>Todo uso de IA durante el desarrollo se registra en VALIDACION_IA.md con la misma estructura: objetivo, implementación, revisión técnica (qué propuso la IA o qué alternativa se evaluó, y por qué se adoptó, modificó o descartó) y validación. A continuación se resumen las decisiones más relevantes tomadas hasta ahora, como evidencia de evaluación crítica y no de copia directa de sugerencias:</w:t>
+        <w:t xml:space="preserve">Todo uso de IA durante el desarrollo se registra en VALIDACION_IA.md con la misma estructura: objetivo, implementación, revisión técnica (qué propuso la IA o qué alternativa se evaluó, y por qué se adoptó, modificó o descartó) y validación. A </w:t>
+      </w:r>
+      <w:proofErr w:type="gramStart"/>
+      <w:r>
+        <w:t>continuación</w:t>
+      </w:r>
+      <w:proofErr w:type="gramEnd"/>
+      <w:r>
+        <w:t xml:space="preserve"> se resumen las decisiones más relevantes tomadas hasta ahora, como evidencia de evaluación crítica y no de copia directa de sugerencias:</w:t>
       </w:r>
     </w:p>
     <w:tbl>
@@ -12609,8 +14677,17 @@
                 <w:sz w:val="18"/>
                 <w:szCs w:val="18"/>
               </w:rPr>
-              <w:t>Framework de backend</w:t>
-            </w:r>
+              <w:t xml:space="preserve">Framework de </w:t>
+            </w:r>
+            <w:proofErr w:type="spellStart"/>
+            <w:r>
+              <w:rPr>
+                <w:sz w:val="18"/>
+                <w:szCs w:val="18"/>
+              </w:rPr>
+              <w:t>backend</w:t>
+            </w:r>
+            <w:proofErr w:type="spellEnd"/>
           </w:p>
         </w:tc>
         <w:tc>
@@ -12630,8 +14707,17 @@
                 <w:sz w:val="18"/>
                 <w:szCs w:val="18"/>
               </w:rPr>
-              <w:t>Flask vs. FastAPI</w:t>
-            </w:r>
+              <w:t xml:space="preserve">Flask vs. </w:t>
+            </w:r>
+            <w:proofErr w:type="spellStart"/>
+            <w:r>
+              <w:rPr>
+                <w:sz w:val="18"/>
+                <w:szCs w:val="18"/>
+              </w:rPr>
+              <w:t>FastAPI</w:t>
+            </w:r>
+            <w:proofErr w:type="spellEnd"/>
           </w:p>
         </w:tc>
         <w:tc>
@@ -12651,7 +14737,55 @@
                 <w:sz w:val="18"/>
                 <w:szCs w:val="18"/>
               </w:rPr>
-              <w:t>Se adoptó FastAPI por la validación automática de tipos con Pydantic y la documentación interactiva (/docs).</w:t>
+              <w:t xml:space="preserve">Se adoptó </w:t>
+            </w:r>
+            <w:proofErr w:type="spellStart"/>
+            <w:r>
+              <w:rPr>
+                <w:sz w:val="18"/>
+                <w:szCs w:val="18"/>
+              </w:rPr>
+              <w:t>FastAPI</w:t>
+            </w:r>
+            <w:proofErr w:type="spellEnd"/>
+            <w:r>
+              <w:rPr>
+                <w:sz w:val="18"/>
+                <w:szCs w:val="18"/>
+              </w:rPr>
+              <w:t xml:space="preserve"> por la validación automática de tipos con </w:t>
+            </w:r>
+            <w:proofErr w:type="spellStart"/>
+            <w:r>
+              <w:rPr>
+                <w:sz w:val="18"/>
+                <w:szCs w:val="18"/>
+              </w:rPr>
+              <w:t>Pydantic</w:t>
+            </w:r>
+            <w:proofErr w:type="spellEnd"/>
+            <w:r>
+              <w:rPr>
+                <w:sz w:val="18"/>
+                <w:szCs w:val="18"/>
+              </w:rPr>
+              <w:t xml:space="preserve"> y la documentación interactiva (/</w:t>
+            </w:r>
+            <w:proofErr w:type="spellStart"/>
+            <w:r>
+              <w:rPr>
+                <w:sz w:val="18"/>
+                <w:szCs w:val="18"/>
+              </w:rPr>
+              <w:t>docs</w:t>
+            </w:r>
+            <w:proofErr w:type="spellEnd"/>
+            <w:r>
+              <w:rPr>
+                <w:sz w:val="18"/>
+                <w:szCs w:val="18"/>
+              </w:rPr>
+              <w:t>).</w:t>
             </w:r>
           </w:p>
         </w:tc>
@@ -12722,7 +14856,71 @@
                 <w:sz w:val="18"/>
                 <w:szCs w:val="18"/>
               </w:rPr>
-              <w:t>Se adoptó servidor único (FastAPI sirve el build de React) para que la evaluación no dependa de instalar Node ni configurar CORS.</w:t>
+              <w:t>Se adoptó servidor único (</w:t>
+            </w:r>
+            <w:proofErr w:type="spellStart"/>
+            <w:r>
+              <w:rPr>
+                <w:sz w:val="18"/>
+                <w:szCs w:val="18"/>
+              </w:rPr>
+              <w:t>FastAPI</w:t>
+            </w:r>
+            <w:proofErr w:type="spellEnd"/>
+            <w:r>
+              <w:rPr>
+                <w:sz w:val="18"/>
+                <w:szCs w:val="18"/>
+              </w:rPr>
+              <w:t xml:space="preserve"> sirve el </w:t>
+            </w:r>
+            <w:proofErr w:type="spellStart"/>
+            <w:r>
+              <w:rPr>
+                <w:sz w:val="18"/>
+                <w:szCs w:val="18"/>
+              </w:rPr>
+              <w:t>build</w:t>
+            </w:r>
+            <w:proofErr w:type="spellEnd"/>
+            <w:r>
+              <w:rPr>
+                <w:sz w:val="18"/>
+                <w:szCs w:val="18"/>
+              </w:rPr>
+              <w:t xml:space="preserve"> de </w:t>
+            </w:r>
+            <w:proofErr w:type="spellStart"/>
+            <w:r>
+              <w:rPr>
+                <w:sz w:val="18"/>
+                <w:szCs w:val="18"/>
+              </w:rPr>
+              <w:t>React</w:t>
+            </w:r>
+            <w:proofErr w:type="spellEnd"/>
+            <w:r>
+              <w:rPr>
+                <w:sz w:val="18"/>
+                <w:szCs w:val="18"/>
+              </w:rPr>
+              <w:t xml:space="preserve">) para que la evaluación no dependa de instalar </w:t>
+            </w:r>
+            <w:proofErr w:type="spellStart"/>
+            <w:r>
+              <w:rPr>
+                <w:sz w:val="18"/>
+                <w:szCs w:val="18"/>
+              </w:rPr>
+              <w:t>Node</w:t>
+            </w:r>
+            <w:proofErr w:type="spellEnd"/>
+            <w:r>
+              <w:rPr>
+                <w:sz w:val="18"/>
+                <w:szCs w:val="18"/>
+              </w:rPr>
+              <w:t xml:space="preserve"> ni configurar CORS.</w:t>
             </w:r>
           </w:p>
         </w:tc>
@@ -12743,6 +14941,7 @@
             <w:vAlign w:val="center"/>
           </w:tcPr>
           <w:p>
+            <w:proofErr w:type="spellStart"/>
             <w:r>
               <w:rPr>
                 <w:sz w:val="18"/>
@@ -12750,6 +14949,7 @@
               </w:rPr>
               <w:t>Frontend</w:t>
             </w:r>
+            <w:proofErr w:type="spellEnd"/>
           </w:p>
         </w:tc>
         <w:tc>
@@ -12764,10 +14964,16 @@
             <w:vAlign w:val="center"/>
           </w:tcPr>
           <w:p>
-            <w:r>
-              <w:rPr>
-                <w:sz w:val="18"/>
-                <w:szCs w:val="18"/>
+            <w:pPr>
+              <w:rPr>
+                <w:lang w:val="en-US"/>
+              </w:rPr>
+            </w:pPr>
+            <w:r>
+              <w:rPr>
+                <w:sz w:val="18"/>
+                <w:szCs w:val="18"/>
+                <w:lang w:val="en-US"/>
               </w:rPr>
               <w:t>Create React App vs. Vite</w:t>
             </w:r>
@@ -12790,7 +14996,23 @@
                 <w:sz w:val="18"/>
                 <w:szCs w:val="18"/>
               </w:rPr>
-              <w:t>Se adoptó Vite por ser el estándar vigente (CRA está deprecado) y por su configuración más simple de proxy/build para el patrón de servidor único.</w:t>
+              <w:t>Se adoptó Vite por ser el estándar vigente (CRA está deprecado) y por su configuración más simple de proxy/</w:t>
+            </w:r>
+            <w:proofErr w:type="spellStart"/>
+            <w:r>
+              <w:rPr>
+                <w:sz w:val="18"/>
+                <w:szCs w:val="18"/>
+              </w:rPr>
+              <w:t>build</w:t>
+            </w:r>
+            <w:proofErr w:type="spellEnd"/>
+            <w:r>
+              <w:rPr>
+                <w:sz w:val="18"/>
+                <w:szCs w:val="18"/>
+              </w:rPr>
+              <w:t xml:space="preserve"> para el patrón de servidor único.</w:t>
             </w:r>
           </w:p>
         </w:tc>
@@ -12908,7 +15130,39 @@
                 <w:sz w:val="18"/>
                 <w:szCs w:val="18"/>
               </w:rPr>
-              <w:t>En las rutas de FastAPI, en los esquemas Pydantic o en las clases de dominio</w:t>
+              <w:t xml:space="preserve">En las rutas de </w:t>
+            </w:r>
+            <w:proofErr w:type="spellStart"/>
+            <w:r>
+              <w:rPr>
+                <w:sz w:val="18"/>
+                <w:szCs w:val="18"/>
+              </w:rPr>
+              <w:t>FastAPI</w:t>
+            </w:r>
+            <w:proofErr w:type="spellEnd"/>
+            <w:r>
+              <w:rPr>
+                <w:sz w:val="18"/>
+                <w:szCs w:val="18"/>
+              </w:rPr>
+              <w:t xml:space="preserve">, en los esquemas </w:t>
+            </w:r>
+            <w:proofErr w:type="spellStart"/>
+            <w:r>
+              <w:rPr>
+                <w:sz w:val="18"/>
+                <w:szCs w:val="18"/>
+              </w:rPr>
+              <w:t>Pydantic</w:t>
+            </w:r>
+            <w:proofErr w:type="spellEnd"/>
+            <w:r>
+              <w:rPr>
+                <w:sz w:val="18"/>
+                <w:szCs w:val="18"/>
+              </w:rPr>
+              <w:t xml:space="preserve"> o en las clases de dominio</w:t>
             </w:r>
           </w:p>
         </w:tc>
@@ -12929,7 +15183,23 @@
                 <w:sz w:val="18"/>
                 <w:szCs w:val="18"/>
               </w:rPr>
-              <w:t>Se adoptó el dominio como única fuente de verdad, fiel al diagrama de clases y a RNF-05. Pydantic valida solo tipos y largos, para que una regla no quede duplicada en dos capas que puedan contradecirse.</w:t>
+              <w:t xml:space="preserve">Se adoptó el dominio como única fuente de verdad, fiel al diagrama de clases y a RNF-05. </w:t>
+            </w:r>
+            <w:proofErr w:type="spellStart"/>
+            <w:r>
+              <w:rPr>
+                <w:sz w:val="18"/>
+                <w:szCs w:val="18"/>
+              </w:rPr>
+              <w:t>Pydantic</w:t>
+            </w:r>
+            <w:proofErr w:type="spellEnd"/>
+            <w:r>
+              <w:rPr>
+                <w:sz w:val="18"/>
+                <w:szCs w:val="18"/>
+              </w:rPr>
+              <w:t xml:space="preserve"> valida solo tipos y largos, para que una regla no quede duplicada en dos capas que puedan contradecirse.</w:t>
             </w:r>
           </w:p>
         </w:tc>
@@ -12973,12 +15243,21 @@
             <w:vAlign w:val="center"/>
           </w:tcPr>
           <w:p>
-            <w:r>
-              <w:rPr>
-                <w:sz w:val="18"/>
-                <w:szCs w:val="18"/>
-              </w:rPr>
-              <w:t>float directo vs. Decimal con redondeo explícito</w:t>
+            <w:proofErr w:type="spellStart"/>
+            <w:r>
+              <w:rPr>
+                <w:sz w:val="18"/>
+                <w:szCs w:val="18"/>
+              </w:rPr>
+              <w:t>float</w:t>
+            </w:r>
+            <w:proofErr w:type="spellEnd"/>
+            <w:r>
+              <w:rPr>
+                <w:sz w:val="18"/>
+                <w:szCs w:val="18"/>
+              </w:rPr>
+              <w:t xml:space="preserve"> directo vs. Decimal con redondeo explícito</w:t>
             </w:r>
           </w:p>
         </w:tc>
@@ -13000,7 +15279,39 @@
                 <w:sz w:val="18"/>
                 <w:szCs w:val="18"/>
               </w:rPr>
-              <w:t>Se adoptó Decimal con redondeo a peso entero (S6): con float, 83.000 × 1,15 da 95.449,999… y al truncar se cobraría un peso menos (95.449 en vez de 95.450). Además se rechaza un margen NaN o infinito, que la comparación «margen ≥ 0» no detecta.</w:t>
+              <w:t xml:space="preserve">Se adoptó Decimal con redondeo a peso entero (S6): con </w:t>
+            </w:r>
+            <w:proofErr w:type="spellStart"/>
+            <w:r>
+              <w:rPr>
+                <w:sz w:val="18"/>
+                <w:szCs w:val="18"/>
+              </w:rPr>
+              <w:t>float</w:t>
+            </w:r>
+            <w:proofErr w:type="spellEnd"/>
+            <w:r>
+              <w:rPr>
+                <w:sz w:val="18"/>
+                <w:szCs w:val="18"/>
+              </w:rPr>
+              <w:t xml:space="preserve">, 83.000 × 1,15 da 95.449,999… y al truncar se cobraría un peso menos (95.449 en vez de 95.450). </w:t>
+            </w:r>
+            <w:proofErr w:type="gramStart"/>
+            <w:r>
+              <w:rPr>
+                <w:sz w:val="18"/>
+                <w:szCs w:val="18"/>
+              </w:rPr>
+              <w:t>Además</w:t>
+            </w:r>
+            <w:proofErr w:type="gramEnd"/>
+            <w:r>
+              <w:rPr>
+                <w:sz w:val="18"/>
+                <w:szCs w:val="18"/>
+              </w:rPr>
+              <w:t xml:space="preserve"> se rechaza un margen NaN o infinito, que la comparación «margen ≥ 0» no detecta.</w:t>
             </w:r>
           </w:p>
         </w:tc>
@@ -13042,12 +15353,21 @@
             <w:vAlign w:val="center"/>
           </w:tcPr>
           <w:p>
-            <w:r>
-              <w:rPr>
-                <w:sz w:val="18"/>
-                <w:szCs w:val="18"/>
-              </w:rPr>
-              <w:t>httpx vs. httpx2</w:t>
+            <w:proofErr w:type="spellStart"/>
+            <w:r>
+              <w:rPr>
+                <w:sz w:val="18"/>
+                <w:szCs w:val="18"/>
+              </w:rPr>
+              <w:t>httpx</w:t>
+            </w:r>
+            <w:proofErr w:type="spellEnd"/>
+            <w:r>
+              <w:rPr>
+                <w:sz w:val="18"/>
+                <w:szCs w:val="18"/>
+              </w:rPr>
+              <w:t xml:space="preserve"> vs. httpx2</w:t>
             </w:r>
           </w:p>
         </w:tc>
@@ -13068,7 +15388,39 @@
                 <w:sz w:val="18"/>
                 <w:szCs w:val="18"/>
               </w:rPr>
-              <w:t>La versión instalada de Starlette marca httpx como obsoleto para TestClient; se cambió a httpx2 y se verificó que las 49 pruebas siguen pasando sin advertencias.</w:t>
+              <w:t xml:space="preserve">La versión instalada de Starlette marca </w:t>
+            </w:r>
+            <w:proofErr w:type="spellStart"/>
+            <w:r>
+              <w:rPr>
+                <w:sz w:val="18"/>
+                <w:szCs w:val="18"/>
+              </w:rPr>
+              <w:t>httpx</w:t>
+            </w:r>
+            <w:proofErr w:type="spellEnd"/>
+            <w:r>
+              <w:rPr>
+                <w:sz w:val="18"/>
+                <w:szCs w:val="18"/>
+              </w:rPr>
+              <w:t xml:space="preserve"> como obsoleto para </w:t>
+            </w:r>
+            <w:proofErr w:type="spellStart"/>
+            <w:r>
+              <w:rPr>
+                <w:sz w:val="18"/>
+                <w:szCs w:val="18"/>
+              </w:rPr>
+              <w:t>TestClient</w:t>
+            </w:r>
+            <w:proofErr w:type="spellEnd"/>
+            <w:r>
+              <w:rPr>
+                <w:sz w:val="18"/>
+                <w:szCs w:val="18"/>
+              </w:rPr>
+              <w:t>; se cambió a httpx2 y se verificó que las 49 pruebas siguen pasando sin advertencias.</w:t>
             </w:r>
           </w:p>
         </w:tc>
@@ -13112,13 +15464,75 @@
             <w:vAlign w:val="center"/>
           </w:tcPr>
           <w:p>
-            <w:r>
-              <w:rPr>
-                <w:sz w:val="18"/>
-                <w:szCs w:val="18"/>
-              </w:rPr>
-              <w:t>passlib[bcrypt] vs. bcrypt directo</w:t>
-            </w:r>
+            <w:pPr>
+              <w:rPr>
+                <w:lang w:val="en-US"/>
+              </w:rPr>
+            </w:pPr>
+            <w:proofErr w:type="spellStart"/>
+            <w:r>
+              <w:rPr>
+                <w:sz w:val="18"/>
+                <w:szCs w:val="18"/>
+                <w:lang w:val="en-US"/>
+              </w:rPr>
+              <w:t>passlib</w:t>
+            </w:r>
+            <w:proofErr w:type="spellEnd"/>
+            <w:r>
+              <w:rPr>
+                <w:sz w:val="18"/>
+                <w:szCs w:val="18"/>
+                <w:lang w:val="en-US"/>
+              </w:rPr>
+              <w:t>[</w:t>
+            </w:r>
+            <w:proofErr w:type="spellStart"/>
+            <w:r>
+              <w:rPr>
+                <w:sz w:val="18"/>
+                <w:szCs w:val="18"/>
+                <w:lang w:val="en-US"/>
+              </w:rPr>
+              <w:t>bcrypt</w:t>
+            </w:r>
+            <w:proofErr w:type="spellEnd"/>
+            <w:r>
+              <w:rPr>
+                <w:sz w:val="18"/>
+                <w:szCs w:val="18"/>
+                <w:lang w:val="en-US"/>
+              </w:rPr>
+              <w:t xml:space="preserve">] vs. </w:t>
+            </w:r>
+            <w:proofErr w:type="spellStart"/>
+            <w:r>
+              <w:rPr>
+                <w:sz w:val="18"/>
+                <w:szCs w:val="18"/>
+                <w:lang w:val="en-US"/>
+              </w:rPr>
+              <w:t>bcrypt</w:t>
+            </w:r>
+            <w:proofErr w:type="spellEnd"/>
+            <w:r>
+              <w:rPr>
+                <w:sz w:val="18"/>
+                <w:szCs w:val="18"/>
+                <w:lang w:val="en-US"/>
+              </w:rPr>
+              <w:t xml:space="preserve"> </w:t>
+            </w:r>
+            <w:proofErr w:type="spellStart"/>
+            <w:r>
+              <w:rPr>
+                <w:sz w:val="18"/>
+                <w:szCs w:val="18"/>
+                <w:lang w:val="en-US"/>
+              </w:rPr>
+              <w:t>directo</w:t>
+            </w:r>
+            <w:proofErr w:type="spellEnd"/>
           </w:p>
         </w:tc>
         <w:tc>
@@ -13139,7 +15553,151 @@
                 <w:sz w:val="18"/>
                 <w:szCs w:val="18"/>
               </w:rPr>
-              <w:t>Se intentó passlib[bcrypt] (sugerido en la sección 7.1 original) y falló con AttributeError: module ‘bcrypt’ has no attribute ‘__about__’ — passlib 1.7.4 (sin actualizaciones desde 2020) no es compatible con bcrypt ≥ 4.1. Se cambió a la librería bcrypt directamente, manteniendo el mismo algoritmo y factor de costo.</w:t>
+              <w:t xml:space="preserve">Se intentó </w:t>
+            </w:r>
+            <w:proofErr w:type="spellStart"/>
+            <w:r>
+              <w:rPr>
+                <w:sz w:val="18"/>
+                <w:szCs w:val="18"/>
+              </w:rPr>
+              <w:t>passlib</w:t>
+            </w:r>
+            <w:proofErr w:type="spellEnd"/>
+            <w:r>
+              <w:rPr>
+                <w:sz w:val="18"/>
+                <w:szCs w:val="18"/>
+              </w:rPr>
+              <w:t>[</w:t>
+            </w:r>
+            <w:proofErr w:type="spellStart"/>
+            <w:r>
+              <w:rPr>
+                <w:sz w:val="18"/>
+                <w:szCs w:val="18"/>
+              </w:rPr>
+              <w:t>bcrypt</w:t>
+            </w:r>
+            <w:proofErr w:type="spellEnd"/>
+            <w:r>
+              <w:rPr>
+                <w:sz w:val="18"/>
+                <w:szCs w:val="18"/>
+              </w:rPr>
+              <w:t xml:space="preserve">] (sugerido en la sección 7.1 original) y falló con </w:t>
+            </w:r>
+            <w:proofErr w:type="spellStart"/>
+            <w:r>
+              <w:rPr>
+                <w:sz w:val="18"/>
+                <w:szCs w:val="18"/>
+              </w:rPr>
+              <w:t>AttributeError</w:t>
+            </w:r>
+            <w:proofErr w:type="spellEnd"/>
+            <w:r>
+              <w:rPr>
+                <w:sz w:val="18"/>
+                <w:szCs w:val="18"/>
+              </w:rPr>
+              <w:t>: module ‘</w:t>
+            </w:r>
+            <w:proofErr w:type="spellStart"/>
+            <w:r>
+              <w:rPr>
+                <w:sz w:val="18"/>
+                <w:szCs w:val="18"/>
+              </w:rPr>
+              <w:t>bcrypt</w:t>
+            </w:r>
+            <w:proofErr w:type="spellEnd"/>
+            <w:r>
+              <w:rPr>
+                <w:sz w:val="18"/>
+                <w:szCs w:val="18"/>
+              </w:rPr>
+              <w:t xml:space="preserve">’ has no </w:t>
+            </w:r>
+            <w:proofErr w:type="spellStart"/>
+            <w:r>
+              <w:rPr>
+                <w:sz w:val="18"/>
+                <w:szCs w:val="18"/>
+              </w:rPr>
+              <w:t>attribute</w:t>
+            </w:r>
+            <w:proofErr w:type="spellEnd"/>
+            <w:r>
+              <w:rPr>
+                <w:sz w:val="18"/>
+                <w:szCs w:val="18"/>
+              </w:rPr>
+              <w:t xml:space="preserve"> ‘__</w:t>
+            </w:r>
+            <w:proofErr w:type="spellStart"/>
+            <w:r>
+              <w:rPr>
+                <w:sz w:val="18"/>
+                <w:szCs w:val="18"/>
+              </w:rPr>
+              <w:t>about</w:t>
+            </w:r>
+            <w:proofErr w:type="spellEnd"/>
+            <w:r>
+              <w:rPr>
+                <w:sz w:val="18"/>
+                <w:szCs w:val="18"/>
+              </w:rPr>
+              <w:t xml:space="preserve">__’ — </w:t>
+            </w:r>
+            <w:proofErr w:type="spellStart"/>
+            <w:r>
+              <w:rPr>
+                <w:sz w:val="18"/>
+                <w:szCs w:val="18"/>
+              </w:rPr>
+              <w:t>passlib</w:t>
+            </w:r>
+            <w:proofErr w:type="spellEnd"/>
+            <w:r>
+              <w:rPr>
+                <w:sz w:val="18"/>
+                <w:szCs w:val="18"/>
+              </w:rPr>
+              <w:t xml:space="preserve"> 1.7.4 (sin actualizaciones desde 2020) no es compatible con </w:t>
+            </w:r>
+            <w:proofErr w:type="spellStart"/>
+            <w:r>
+              <w:rPr>
+                <w:sz w:val="18"/>
+                <w:szCs w:val="18"/>
+              </w:rPr>
+              <w:t>bcrypt</w:t>
+            </w:r>
+            <w:proofErr w:type="spellEnd"/>
+            <w:r>
+              <w:rPr>
+                <w:sz w:val="18"/>
+                <w:szCs w:val="18"/>
+              </w:rPr>
+              <w:t xml:space="preserve"> ≥ 4.1. Se cambió a la librería </w:t>
+            </w:r>
+            <w:proofErr w:type="spellStart"/>
+            <w:r>
+              <w:rPr>
+                <w:sz w:val="18"/>
+                <w:szCs w:val="18"/>
+              </w:rPr>
+              <w:t>bcrypt</w:t>
+            </w:r>
+            <w:proofErr w:type="spellEnd"/>
+            <w:r>
+              <w:rPr>
+                <w:sz w:val="18"/>
+                <w:szCs w:val="18"/>
+              </w:rPr>
+              <w:t xml:space="preserve"> directamente, manteniendo el mismo algoritmo y factor de costo.</w:t>
             </w:r>
           </w:p>
         </w:tc>
@@ -13166,7 +15724,7 @@
                 <w:sz w:val="18"/>
                 <w:szCs w:val="18"/>
               </w:rPr>
-              <w:t xml:space="preserve">Clave JWT (JWT_SECRET)</w:t>
+              <w:t>Clave JWT (JWT_SECRET)</w:t>
             </w:r>
           </w:p>
         </w:tc>
@@ -13188,7 +15746,7 @@
                 <w:sz w:val="18"/>
                 <w:szCs w:val="18"/>
               </w:rPr>
-              <w:t xml:space="preserve">Clave por defecto en desarrollo vs. obligatoria al arrancar</w:t>
+              <w:t>Clave por defecto en desarrollo vs. obligatoria al arrancar</w:t>
             </w:r>
           </w:p>
         </w:tc>
@@ -13210,7 +15768,7 @@
                 <w:sz w:val="18"/>
                 <w:szCs w:val="18"/>
               </w:rPr>
-              <w:t xml:space="preserve">Una clave por defecto permitiría fabricar tokens de administrador si alguien la conoce, así que no hay valor de respaldo. Se decidió que la aplicación no arranque sin una clave de al menos 32 bytes, con un mensaje claro, en vez de fallar en el primer login con un 500 (Cambio 15).</w:t>
+              <w:t>Una clave por defecto permitiría fabricar tokens de administrador si alguien la conoce, así que no hay valor de respaldo. Se decidió que la aplicación no arranque sin una clave de al menos 32 bytes, con un mensaje claro, en vez de fallar en el primer login con un 500 (Cambio 15).</w:t>
             </w:r>
           </w:p>
         </w:tc>
@@ -13236,6 +15794,7 @@
                 <w:sz w:val="18"/>
                 <w:szCs w:val="18"/>
               </w:rPr>
+              <w:lastRenderedPageBreak/>
               <w:t>Autorización del catálogo</w:t>
             </w:r>
           </w:p>
@@ -13278,7 +15837,23 @@
                 <w:sz w:val="18"/>
                 <w:szCs w:val="18"/>
               </w:rPr>
-              <w:t>Se adoptó el rol de administrador: el supuesto S1, RNF-03 y el diagrama de clases (Usuario → Cliente / Administrador, puede_gestionar_catalogo()) ya lo modelaban, y sin él cualquier persona podía borrar el catálogo sin iniciar sesión. Se implementó con herencia y polimorfismo, como en la Figura 5.</w:t>
+              <w:t xml:space="preserve">Se adoptó el rol de administrador: el supuesto S1, RNF-03 y el diagrama de clases (Usuario → Cliente / Administrador, </w:t>
+            </w:r>
+            <w:proofErr w:type="spellStart"/>
+            <w:r>
+              <w:rPr>
+                <w:sz w:val="18"/>
+                <w:szCs w:val="18"/>
+              </w:rPr>
+              <w:t>puede_gestionar_catalogo</w:t>
+            </w:r>
+            <w:proofErr w:type="spellEnd"/>
+            <w:r>
+              <w:rPr>
+                <w:sz w:val="18"/>
+                <w:szCs w:val="18"/>
+              </w:rPr>
+              <w:t>()) ya lo modelaban, y sin él cualquier persona podía borrar el catálogo sin iniciar sesión. Se implementó con herencia y polimorfismo, como en la Figura 5.</w:t>
             </w:r>
           </w:p>
         </w:tc>
@@ -13327,8 +15902,65 @@
                 <w:sz w:val="18"/>
                 <w:szCs w:val="18"/>
               </w:rPr>
-              <w:t>Solo análisis estático (SonarCloud) vs. ataques medidos contra el servidor real más Bandit, pip-audit y SonarLint</w:t>
-            </w:r>
+              <w:t>Solo análisis estático (</w:t>
+            </w:r>
+            <w:proofErr w:type="spellStart"/>
+            <w:r>
+              <w:rPr>
+                <w:sz w:val="18"/>
+                <w:szCs w:val="18"/>
+              </w:rPr>
+              <w:t>SonarCloud</w:t>
+            </w:r>
+            <w:proofErr w:type="spellEnd"/>
+            <w:r>
+              <w:rPr>
+                <w:sz w:val="18"/>
+                <w:szCs w:val="18"/>
+              </w:rPr>
+              <w:t xml:space="preserve">) vs. ataques medidos contra el servidor real más </w:t>
+            </w:r>
+            <w:proofErr w:type="spellStart"/>
+            <w:r>
+              <w:rPr>
+                <w:sz w:val="18"/>
+                <w:szCs w:val="18"/>
+              </w:rPr>
+              <w:t>Bandit</w:t>
+            </w:r>
+            <w:proofErr w:type="spellEnd"/>
+            <w:r>
+              <w:rPr>
+                <w:sz w:val="18"/>
+                <w:szCs w:val="18"/>
+              </w:rPr>
+              <w:t xml:space="preserve">, </w:t>
+            </w:r>
+            <w:proofErr w:type="spellStart"/>
+            <w:r>
+              <w:rPr>
+                <w:sz w:val="18"/>
+                <w:szCs w:val="18"/>
+              </w:rPr>
+              <w:t>pip-audit</w:t>
+            </w:r>
+            <w:proofErr w:type="spellEnd"/>
+            <w:r>
+              <w:rPr>
+                <w:sz w:val="18"/>
+                <w:szCs w:val="18"/>
+              </w:rPr>
+              <w:t xml:space="preserve"> y </w:t>
+            </w:r>
+            <w:proofErr w:type="spellStart"/>
+            <w:r>
+              <w:rPr>
+                <w:sz w:val="18"/>
+                <w:szCs w:val="18"/>
+              </w:rPr>
+              <w:t>SonarLint</w:t>
+            </w:r>
+            <w:proofErr w:type="spellEnd"/>
           </w:p>
         </w:tc>
         <w:tc>
@@ -13376,7 +16008,23 @@
                 <w:sz w:val="18"/>
                 <w:szCs w:val="18"/>
               </w:rPr>
-              <w:t xml:space="preserve">Servir el frontend compilado</w:t>
+              <w:t xml:space="preserve">Servir el </w:t>
+            </w:r>
+            <w:proofErr w:type="spellStart"/>
+            <w:r>
+              <w:rPr>
+                <w:sz w:val="18"/>
+                <w:szCs w:val="18"/>
+              </w:rPr>
+              <w:t>frontend</w:t>
+            </w:r>
+            <w:proofErr w:type="spellEnd"/>
+            <w:r>
+              <w:rPr>
+                <w:sz w:val="18"/>
+                <w:szCs w:val="18"/>
+              </w:rPr>
+              <w:t xml:space="preserve"> compilado</w:t>
             </w:r>
           </w:p>
         </w:tc>
@@ -13393,12 +16041,37 @@
             <w:vAlign w:val="center"/>
           </w:tcPr>
           <w:p>
-            <w:r>
-              <w:rPr>
-                <w:sz w:val="18"/>
-                <w:szCs w:val="18"/>
-              </w:rPr>
-              <w:t xml:space="preserve">StaticFiles(html=True) solo vs. comodín de ruta + index.html</w:t>
+            <w:proofErr w:type="spellStart"/>
+            <w:r>
+              <w:rPr>
+                <w:sz w:val="18"/>
+                <w:szCs w:val="18"/>
+              </w:rPr>
+              <w:t>StaticFiles</w:t>
+            </w:r>
+            <w:proofErr w:type="spellEnd"/>
+            <w:r>
+              <w:rPr>
+                <w:sz w:val="18"/>
+                <w:szCs w:val="18"/>
+              </w:rPr>
+              <w:t>(</w:t>
+            </w:r>
+            <w:proofErr w:type="spellStart"/>
+            <w:r>
+              <w:rPr>
+                <w:sz w:val="18"/>
+                <w:szCs w:val="18"/>
+              </w:rPr>
+              <w:t>html</w:t>
+            </w:r>
+            <w:proofErr w:type="spellEnd"/>
+            <w:r>
+              <w:rPr>
+                <w:sz w:val="18"/>
+                <w:szCs w:val="18"/>
+              </w:rPr>
+              <w:t>=True) solo vs. comodín de ruta + index.html</w:t>
             </w:r>
           </w:p>
         </w:tc>
@@ -13415,12 +16088,149 @@
             <w:vAlign w:val="center"/>
           </w:tcPr>
           <w:p>
-            <w:r>
-              <w:rPr>
-                <w:sz w:val="18"/>
-                <w:szCs w:val="18"/>
-              </w:rPr>
-              <w:t xml:space="preserve">StaticFiles(html=True) sirve index.html en “/” pero responde 404 ante una ruta propia de React Router (ej. /admin, /paquetes/3) porque no existe un archivo con ese nombre; se reprodujo navegando directo a esas URLs sobre el build servido. Se reemplazó por una ruta comodín (“/{ruta_spa:path}”) que sirve el archivo estático si existe y si no, index.html, dejando que react-router resuelva la ruta en el navegador.</w:t>
+            <w:proofErr w:type="spellStart"/>
+            <w:r>
+              <w:rPr>
+                <w:sz w:val="18"/>
+                <w:szCs w:val="18"/>
+              </w:rPr>
+              <w:t>StaticFiles</w:t>
+            </w:r>
+            <w:proofErr w:type="spellEnd"/>
+            <w:r>
+              <w:rPr>
+                <w:sz w:val="18"/>
+                <w:szCs w:val="18"/>
+              </w:rPr>
+              <w:t>(</w:t>
+            </w:r>
+            <w:proofErr w:type="spellStart"/>
+            <w:r>
+              <w:rPr>
+                <w:sz w:val="18"/>
+                <w:szCs w:val="18"/>
+              </w:rPr>
+              <w:t>html</w:t>
+            </w:r>
+            <w:proofErr w:type="spellEnd"/>
+            <w:r>
+              <w:rPr>
+                <w:sz w:val="18"/>
+                <w:szCs w:val="18"/>
+              </w:rPr>
+              <w:t xml:space="preserve">=True) sirve index.html en “/” pero responde 404 ante una ruta propia de </w:t>
+            </w:r>
+            <w:proofErr w:type="spellStart"/>
+            <w:r>
+              <w:rPr>
+                <w:sz w:val="18"/>
+                <w:szCs w:val="18"/>
+              </w:rPr>
+              <w:t>React</w:t>
+            </w:r>
+            <w:proofErr w:type="spellEnd"/>
+            <w:r>
+              <w:rPr>
+                <w:sz w:val="18"/>
+                <w:szCs w:val="18"/>
+              </w:rPr>
+              <w:t xml:space="preserve"> </w:t>
+            </w:r>
+            <w:proofErr w:type="spellStart"/>
+            <w:r>
+              <w:rPr>
+                <w:sz w:val="18"/>
+                <w:szCs w:val="18"/>
+              </w:rPr>
+              <w:t>Router</w:t>
+            </w:r>
+            <w:proofErr w:type="spellEnd"/>
+            <w:r>
+              <w:rPr>
+                <w:sz w:val="18"/>
+                <w:szCs w:val="18"/>
+              </w:rPr>
+              <w:t xml:space="preserve"> (ej. /</w:t>
+            </w:r>
+            <w:proofErr w:type="spellStart"/>
+            <w:r>
+              <w:rPr>
+                <w:sz w:val="18"/>
+                <w:szCs w:val="18"/>
+              </w:rPr>
+              <w:t>admin</w:t>
+            </w:r>
+            <w:proofErr w:type="spellEnd"/>
+            <w:r>
+              <w:rPr>
+                <w:sz w:val="18"/>
+                <w:szCs w:val="18"/>
+              </w:rPr>
+              <w:t xml:space="preserve">, /paquetes/3) porque no existe un archivo con ese nombre; se reprodujo navegando directo a esas </w:t>
+            </w:r>
+            <w:proofErr w:type="spellStart"/>
+            <w:r>
+              <w:rPr>
+                <w:sz w:val="18"/>
+                <w:szCs w:val="18"/>
+              </w:rPr>
+              <w:t>URLs</w:t>
+            </w:r>
+            <w:proofErr w:type="spellEnd"/>
+            <w:r>
+              <w:rPr>
+                <w:sz w:val="18"/>
+                <w:szCs w:val="18"/>
+              </w:rPr>
+              <w:t xml:space="preserve"> sobre el </w:t>
+            </w:r>
+            <w:proofErr w:type="spellStart"/>
+            <w:r>
+              <w:rPr>
+                <w:sz w:val="18"/>
+                <w:szCs w:val="18"/>
+              </w:rPr>
+              <w:t>build</w:t>
+            </w:r>
+            <w:proofErr w:type="spellEnd"/>
+            <w:r>
+              <w:rPr>
+                <w:sz w:val="18"/>
+                <w:szCs w:val="18"/>
+              </w:rPr>
+              <w:t xml:space="preserve"> servido. Se reemplazó por una ruta comodín (“/{</w:t>
+            </w:r>
+            <w:proofErr w:type="spellStart"/>
+            <w:r>
+              <w:rPr>
+                <w:sz w:val="18"/>
+                <w:szCs w:val="18"/>
+              </w:rPr>
+              <w:t>ruta_spa:path</w:t>
+            </w:r>
+            <w:proofErr w:type="spellEnd"/>
+            <w:r>
+              <w:rPr>
+                <w:sz w:val="18"/>
+                <w:szCs w:val="18"/>
+              </w:rPr>
+              <w:t xml:space="preserve">}”) que sirve el archivo estático si existe y si no, index.html, dejando que </w:t>
+            </w:r>
+            <w:proofErr w:type="spellStart"/>
+            <w:r>
+              <w:rPr>
+                <w:sz w:val="18"/>
+                <w:szCs w:val="18"/>
+              </w:rPr>
+              <w:t>react-router</w:t>
+            </w:r>
+            <w:proofErr w:type="spellEnd"/>
+            <w:r>
+              <w:rPr>
+                <w:sz w:val="18"/>
+                <w:szCs w:val="18"/>
+              </w:rPr>
+              <w:t xml:space="preserve"> resuelva la ruta en el navegador.</w:t>
             </w:r>
           </w:p>
         </w:tc>
@@ -13447,8 +16257,8 @@
     <w:p>
       <w:pPr>
         <w:sectPr>
-          <w:headerReference w:type="default" r:id="rId27"/>
-          <w:footerReference w:type="default" r:id="rId28"/>
+          <w:headerReference w:type="default" r:id="rId29"/>
+          <w:footerReference w:type="default" r:id="rId30"/>
           <w:pgSz w:w="11906" w:h="16838"/>
           <w:pgMar w:top="1440" w:right="1440" w:bottom="1440" w:left="1440" w:header="708" w:footer="708" w:gutter="0"/>
           <w:cols w:space="720"/>
@@ -13473,6 +16283,7 @@
           <w:sz w:val="28"/>
           <w:szCs w:val="28"/>
         </w:rPr>
+        <w:lastRenderedPageBreak/>
         <w:t>7. Seguridad</w:t>
       </w:r>
       <w:bookmarkEnd w:id="19"/>
@@ -13482,7 +16293,15 @@
         <w:spacing w:after="120"/>
       </w:pPr>
       <w:r>
-        <w:t>Esta sección describe los mecanismos de seguridad implementados en los Sprints 1 y 2 —diseñados antes de escribir código, por instrucción del profesor— con precisión de librería, algoritmo y parámetro, y el resultado de la revisión de seguridad del sistema integrado (7.3).</w:t>
+        <w:t xml:space="preserve">Esta sección describe los mecanismos de seguridad implementados en los </w:t>
+      </w:r>
+      <w:proofErr w:type="spellStart"/>
+      <w:r>
+        <w:t>Sprints</w:t>
+      </w:r>
+      <w:proofErr w:type="spellEnd"/>
+      <w:r>
+        <w:t xml:space="preserve"> 1 y 2 —diseñados antes de escribir código, por instrucción del profesor— con precisión de librería, algoritmo y parámetro, y el resultado de la revisión de seguridad del sistema integrado (7.3).</w:t>
       </w:r>
     </w:p>
     <w:p>
@@ -13618,12 +16437,85 @@
             <w:vAlign w:val="center"/>
           </w:tcPr>
           <w:p>
-            <w:r>
-              <w:rPr>
-                <w:sz w:val="18"/>
-                <w:szCs w:val="18"/>
-              </w:rPr>
-              <w:t>bcrypt (PyPI oficial), factor de costo 12, usado directamente sin passlib: su última versión (1.7.4) es incompatible con bcrypt ≥ 4.1 (ver sección 6). Se descarta cualquier hash reversible o sin salt (MD5, SHA-256 plano).</w:t>
+            <w:proofErr w:type="spellStart"/>
+            <w:r>
+              <w:rPr>
+                <w:sz w:val="18"/>
+                <w:szCs w:val="18"/>
+              </w:rPr>
+              <w:t>bcrypt</w:t>
+            </w:r>
+            <w:proofErr w:type="spellEnd"/>
+            <w:r>
+              <w:rPr>
+                <w:sz w:val="18"/>
+                <w:szCs w:val="18"/>
+              </w:rPr>
+              <w:t xml:space="preserve"> (</w:t>
+            </w:r>
+            <w:proofErr w:type="spellStart"/>
+            <w:r>
+              <w:rPr>
+                <w:sz w:val="18"/>
+                <w:szCs w:val="18"/>
+              </w:rPr>
+              <w:t>PyPI</w:t>
+            </w:r>
+            <w:proofErr w:type="spellEnd"/>
+            <w:r>
+              <w:rPr>
+                <w:sz w:val="18"/>
+                <w:szCs w:val="18"/>
+              </w:rPr>
+              <w:t xml:space="preserve"> oficial), factor de costo 12, usado directamente sin </w:t>
+            </w:r>
+            <w:proofErr w:type="spellStart"/>
+            <w:r>
+              <w:rPr>
+                <w:sz w:val="18"/>
+                <w:szCs w:val="18"/>
+              </w:rPr>
+              <w:t>passlib</w:t>
+            </w:r>
+            <w:proofErr w:type="spellEnd"/>
+            <w:r>
+              <w:rPr>
+                <w:sz w:val="18"/>
+                <w:szCs w:val="18"/>
+              </w:rPr>
+              <w:t xml:space="preserve">: su última versión (1.7.4) es incompatible con </w:t>
+            </w:r>
+            <w:proofErr w:type="spellStart"/>
+            <w:r>
+              <w:rPr>
+                <w:sz w:val="18"/>
+                <w:szCs w:val="18"/>
+              </w:rPr>
+              <w:t>bcrypt</w:t>
+            </w:r>
+            <w:proofErr w:type="spellEnd"/>
+            <w:r>
+              <w:rPr>
+                <w:sz w:val="18"/>
+                <w:szCs w:val="18"/>
+              </w:rPr>
+              <w:t xml:space="preserve"> ≥ 4.1 (ver sección 6). Se descarta cualquier hash reversible o sin </w:t>
+            </w:r>
+            <w:proofErr w:type="spellStart"/>
+            <w:r>
+              <w:rPr>
+                <w:sz w:val="18"/>
+                <w:szCs w:val="18"/>
+              </w:rPr>
+              <w:t>salt</w:t>
+            </w:r>
+            <w:proofErr w:type="spellEnd"/>
+            <w:r>
+              <w:rPr>
+                <w:sz w:val="18"/>
+                <w:szCs w:val="18"/>
+              </w:rPr>
+              <w:t xml:space="preserve"> (MD5, SHA-256 plano).</w:t>
             </w:r>
           </w:p>
         </w:tc>
@@ -13667,12 +16559,53 @@
             <w:vAlign w:val="center"/>
           </w:tcPr>
           <w:p>
-            <w:r>
-              <w:rPr>
-                <w:sz w:val="18"/>
-                <w:szCs w:val="18"/>
-              </w:rPr>
-              <w:t>PyJWT (PyPI oficial), algoritmo HS256 fijado al decodificar (se rechaza un token sin firma, con algoritmo «none»), expiración de 30 minutos. La clave secreta se lee de la variable de entorno JWT_SECRET, nunca escrita en el código, y debe tener al menos 32 bytes (256 bits); si falta o es más corta, la aplicación no arranca y lo indica (sección 6).</w:t>
+            <w:proofErr w:type="spellStart"/>
+            <w:r>
+              <w:rPr>
+                <w:sz w:val="18"/>
+                <w:szCs w:val="18"/>
+              </w:rPr>
+              <w:t>PyJWT</w:t>
+            </w:r>
+            <w:proofErr w:type="spellEnd"/>
+            <w:r>
+              <w:rPr>
+                <w:sz w:val="18"/>
+                <w:szCs w:val="18"/>
+              </w:rPr>
+              <w:t xml:space="preserve"> (</w:t>
+            </w:r>
+            <w:proofErr w:type="spellStart"/>
+            <w:r>
+              <w:rPr>
+                <w:sz w:val="18"/>
+                <w:szCs w:val="18"/>
+              </w:rPr>
+              <w:t>PyPI</w:t>
+            </w:r>
+            <w:proofErr w:type="spellEnd"/>
+            <w:r>
+              <w:rPr>
+                <w:sz w:val="18"/>
+                <w:szCs w:val="18"/>
+              </w:rPr>
+              <w:t xml:space="preserve"> oficial), algoritmo HS256 fijado al decodificar (se rechaza un token sin firma, con algoritmo «</w:t>
+            </w:r>
+            <w:proofErr w:type="spellStart"/>
+            <w:r>
+              <w:rPr>
+                <w:sz w:val="18"/>
+                <w:szCs w:val="18"/>
+              </w:rPr>
+              <w:t>none</w:t>
+            </w:r>
+            <w:proofErr w:type="spellEnd"/>
+            <w:r>
+              <w:rPr>
+                <w:sz w:val="18"/>
+                <w:szCs w:val="18"/>
+              </w:rPr>
+              <w:t>»), expiración de 30 minutos. La clave secreta se lee de la variable de entorno JWT_SECRET, nunca escrita en el código, y debe tener al menos 32 bytes (256 bits); si falta o es más corta, la aplicación no arranca y lo indica (sección 6).</w:t>
             </w:r>
           </w:p>
         </w:tc>
@@ -13768,7 +16701,23 @@
                 <w:sz w:val="18"/>
                 <w:szCs w:val="18"/>
               </w:rPr>
-              <w:t>Ante un correo inexistente o una contraseña incorrecta la API responde el mismo mensaje genérico y tarda lo mismo: si el correo no existe, igual se ejecuta una verificación bcrypt contra un hash ficticio. Sin esto, la diferencia de tiempo (2 ms contra 214 ms) revelaba qué correos están registrados (sección 7.3).</w:t>
+              <w:t xml:space="preserve">Ante un correo inexistente o una contraseña incorrecta la API responde el mismo mensaje genérico y tarda lo mismo: si el correo no existe, igual se ejecuta una verificación </w:t>
+            </w:r>
+            <w:proofErr w:type="spellStart"/>
+            <w:r>
+              <w:rPr>
+                <w:sz w:val="18"/>
+                <w:szCs w:val="18"/>
+              </w:rPr>
+              <w:t>bcrypt</w:t>
+            </w:r>
+            <w:proofErr w:type="spellEnd"/>
+            <w:r>
+              <w:rPr>
+                <w:sz w:val="18"/>
+                <w:szCs w:val="18"/>
+              </w:rPr>
+              <w:t xml:space="preserve"> contra un hash ficticio. Sin esto, la diferencia de tiempo (2 ms contra 214 ms) revelaba qué correos están registrados (sección 7.3).</w:t>
             </w:r>
           </w:p>
         </w:tc>
@@ -13815,7 +16764,39 @@
                 <w:sz w:val="18"/>
                 <w:szCs w:val="18"/>
               </w:rPr>
-              <w:t>Reservar y consultar reservas exige un token de cliente; el cliente_id sale del token, nunca de un parámetro (R11). Las rutas que modifican el catálogo exigen un usuario que pueda gestionarlo: se le pregunta puede_gestionar_catalogo() (polimorfismo) en vez de revisar su tipo (S1, RNF-03).</w:t>
+              <w:t xml:space="preserve">Reservar y consultar reservas exige un token de cliente; el </w:t>
+            </w:r>
+            <w:proofErr w:type="spellStart"/>
+            <w:r>
+              <w:rPr>
+                <w:sz w:val="18"/>
+                <w:szCs w:val="18"/>
+              </w:rPr>
+              <w:t>cliente_id</w:t>
+            </w:r>
+            <w:proofErr w:type="spellEnd"/>
+            <w:r>
+              <w:rPr>
+                <w:sz w:val="18"/>
+                <w:szCs w:val="18"/>
+              </w:rPr>
+              <w:t xml:space="preserve"> sale del token, nunca de un parámetro (R11). Las rutas que modifican el catálogo exigen un usuario que pueda gestionarlo: se le pregunta </w:t>
+            </w:r>
+            <w:proofErr w:type="spellStart"/>
+            <w:r>
+              <w:rPr>
+                <w:sz w:val="18"/>
+                <w:szCs w:val="18"/>
+              </w:rPr>
+              <w:t>puede_gestionar_catalogo</w:t>
+            </w:r>
+            <w:proofErr w:type="spellEnd"/>
+            <w:r>
+              <w:rPr>
+                <w:sz w:val="18"/>
+                <w:szCs w:val="18"/>
+              </w:rPr>
+              <w:t>() (polimorfismo) en vez de revisar su tipo (S1, RNF-03).</w:t>
             </w:r>
           </w:p>
         </w:tc>
@@ -13864,7 +16845,39 @@
                 <w:sz w:val="18"/>
                 <w:szCs w:val="18"/>
               </w:rPr>
-              <w:t>No hay registro público de administradores: se crean desde la consola (python -m app.crear_administrador), que pide la contraseña mostrando un asterisco por carácter, exige al menos 12 caracteres y nunca la recibe por la línea de comandos, donde quedaría en el historial.</w:t>
+              <w:t>No hay registro público de administradores: se crean desde la consola (</w:t>
+            </w:r>
+            <w:proofErr w:type="spellStart"/>
+            <w:r>
+              <w:rPr>
+                <w:sz w:val="18"/>
+                <w:szCs w:val="18"/>
+              </w:rPr>
+              <w:t>python</w:t>
+            </w:r>
+            <w:proofErr w:type="spellEnd"/>
+            <w:r>
+              <w:rPr>
+                <w:sz w:val="18"/>
+                <w:szCs w:val="18"/>
+              </w:rPr>
+              <w:t xml:space="preserve"> -m </w:t>
+            </w:r>
+            <w:proofErr w:type="spellStart"/>
+            <w:r>
+              <w:rPr>
+                <w:sz w:val="18"/>
+                <w:szCs w:val="18"/>
+              </w:rPr>
+              <w:t>app.crear_administrador</w:t>
+            </w:r>
+            <w:proofErr w:type="spellEnd"/>
+            <w:r>
+              <w:rPr>
+                <w:sz w:val="18"/>
+                <w:szCs w:val="18"/>
+              </w:rPr>
+              <w:t>), que pide la contraseña mostrando un asterisco por carácter, exige al menos 12 caracteres y nunca la recibe por la línea de comandos, donde quedaría en el historial.</w:t>
             </w:r>
           </w:p>
         </w:tc>
@@ -13911,7 +16924,31 @@
         <w:spacing w:after="60"/>
       </w:pPr>
       <w:r>
-        <w:t>Los modelos de respuesta (Pydantic) de Cliente excluyen rut y telefono en cualquier listado administrativo; solo el propio cliente autenticado los ve al consultar su perfil.</w:t>
+        <w:t>Los modelos de respuesta (</w:t>
+      </w:r>
+      <w:proofErr w:type="spellStart"/>
+      <w:r>
+        <w:t>Pydantic</w:t>
+      </w:r>
+      <w:proofErr w:type="spellEnd"/>
+      <w:r>
+        <w:t xml:space="preserve">) de Cliente excluyen </w:t>
+      </w:r>
+      <w:proofErr w:type="spellStart"/>
+      <w:r>
+        <w:t>rut</w:t>
+      </w:r>
+      <w:proofErr w:type="spellEnd"/>
+      <w:r>
+        <w:t xml:space="preserve"> y </w:t>
+      </w:r>
+      <w:proofErr w:type="spellStart"/>
+      <w:r>
+        <w:t>telefono</w:t>
+      </w:r>
+      <w:proofErr w:type="spellEnd"/>
+      <w:r>
+        <w:t xml:space="preserve"> en cualquier listado administrativo; solo el propio cliente autenticado los ve al consultar su perfil.</w:t>
       </w:r>
     </w:p>
     <w:p>
@@ -13924,7 +16961,23 @@
         <w:spacing w:after="60"/>
       </w:pPr>
       <w:r>
-        <w:t>Los mensajes de error de validación (ej. RUT con formato inválido) nunca repiten el valor recibido cuando el campo es rut o telefono, para no filtrarlo en un log de errores del servidor.</w:t>
+        <w:t xml:space="preserve">Los mensajes de error de validación (ej. RUT con formato inválido) nunca repiten el valor recibido cuando el campo es </w:t>
+      </w:r>
+      <w:proofErr w:type="spellStart"/>
+      <w:r>
+        <w:t>rut</w:t>
+      </w:r>
+      <w:proofErr w:type="spellEnd"/>
+      <w:r>
+        <w:t xml:space="preserve"> o </w:t>
+      </w:r>
+      <w:proofErr w:type="spellStart"/>
+      <w:r>
+        <w:t>telefono</w:t>
+      </w:r>
+      <w:proofErr w:type="spellEnd"/>
+      <w:r>
+        <w:t>, para no filtrarlo en un log de errores del servidor.</w:t>
       </w:r>
     </w:p>
     <w:p>
@@ -13937,7 +16990,15 @@
         <w:spacing w:after="60"/>
       </w:pPr>
       <w:r>
-        <w:t>La contraseña no se registra en ningún log, ni siquiera ya hasheada; solo se calcula en memoria para comparar y se descarta.</w:t>
+        <w:t xml:space="preserve">La contraseña no se registra en ningún log, ni siquiera ya </w:t>
+      </w:r>
+      <w:proofErr w:type="spellStart"/>
+      <w:r>
+        <w:t>hasheada</w:t>
+      </w:r>
+      <w:proofErr w:type="spellEnd"/>
+      <w:r>
+        <w:t>; solo se calcula en memoria para comparar y se descarta.</w:t>
       </w:r>
     </w:p>
     <w:p>
@@ -13982,7 +17043,83 @@
         <w:spacing w:after="120"/>
       </w:pPr>
       <w:r>
-        <w:t>La revisión se hizo el 1 de octubre, con los 4 dominios ya integrados, combinando revisión manual, ataques contra el servidor en ejecución, Bandit, pip-audit y SonarCloud. SonarCloud analizó el commit 5c495d17 con Quality Gate aprobado y 0 issues en New Code; Bandit cubre las reglas de inyección SQL, secretos y manejo de excepciones de la checklist. Hallazgos y correcciones:</w:t>
+        <w:t xml:space="preserve">La revisión se hizo el 1 de octubre, con los 4 dominios ya integrados, combinando revisión manual, ataques contra el servidor en ejecución, </w:t>
+      </w:r>
+      <w:proofErr w:type="spellStart"/>
+      <w:r>
+        <w:t>Bandit</w:t>
+      </w:r>
+      <w:proofErr w:type="spellEnd"/>
+      <w:r>
+        <w:t xml:space="preserve">, </w:t>
+      </w:r>
+      <w:proofErr w:type="spellStart"/>
+      <w:r>
+        <w:t>pip-audit</w:t>
+      </w:r>
+      <w:proofErr w:type="spellEnd"/>
+      <w:r>
+        <w:t xml:space="preserve"> y </w:t>
+      </w:r>
+      <w:proofErr w:type="spellStart"/>
+      <w:r>
+        <w:t>SonarCloud</w:t>
+      </w:r>
+      <w:proofErr w:type="spellEnd"/>
+      <w:r>
+        <w:t xml:space="preserve">. </w:t>
+      </w:r>
+      <w:proofErr w:type="spellStart"/>
+      <w:r>
+        <w:t>SonarCloud</w:t>
+      </w:r>
+      <w:proofErr w:type="spellEnd"/>
+      <w:r>
+        <w:t xml:space="preserve"> analizó el </w:t>
+      </w:r>
+      <w:proofErr w:type="spellStart"/>
+      <w:r>
+        <w:t>commit</w:t>
+      </w:r>
+      <w:proofErr w:type="spellEnd"/>
+      <w:r>
+        <w:t xml:space="preserve"> </w:t>
+      </w:r>
+      <w:r>
+        <w:lastRenderedPageBreak/>
+        <w:t xml:space="preserve">5c495d17 con </w:t>
+      </w:r>
+      <w:proofErr w:type="spellStart"/>
+      <w:r>
+        <w:t>Quality</w:t>
+      </w:r>
+      <w:proofErr w:type="spellEnd"/>
+      <w:r>
+        <w:t xml:space="preserve"> Gate aprobado y 0 </w:t>
+      </w:r>
+      <w:proofErr w:type="spellStart"/>
+      <w:r>
+        <w:t>issues</w:t>
+      </w:r>
+      <w:proofErr w:type="spellEnd"/>
+      <w:r>
+        <w:t xml:space="preserve"> en New Code; </w:t>
+      </w:r>
+      <w:proofErr w:type="spellStart"/>
+      <w:r>
+        <w:t>Bandit</w:t>
+      </w:r>
+      <w:proofErr w:type="spellEnd"/>
+      <w:r>
+        <w:t xml:space="preserve"> cubre las reglas de inyección SQL, secretos y manejo de excepciones de la </w:t>
+      </w:r>
+      <w:proofErr w:type="spellStart"/>
+      <w:r>
+        <w:t>checklist</w:t>
+      </w:r>
+      <w:proofErr w:type="spellEnd"/>
+      <w:r>
+        <w:t>. Hallazgos y correcciones:</w:t>
       </w:r>
     </w:p>
     <w:tbl>
@@ -14564,7 +17701,23 @@
                 <w:sz w:val="18"/>
                 <w:szCs w:val="18"/>
               </w:rPr>
-              <w:t>Verificar contra un hash bcrypt ficticio cuando el correo no existe.</w:t>
+              <w:t xml:space="preserve">Verificar contra un hash </w:t>
+            </w:r>
+            <w:proofErr w:type="spellStart"/>
+            <w:r>
+              <w:rPr>
+                <w:sz w:val="18"/>
+                <w:szCs w:val="18"/>
+              </w:rPr>
+              <w:t>bcrypt</w:t>
+            </w:r>
+            <w:proofErr w:type="spellEnd"/>
+            <w:r>
+              <w:rPr>
+                <w:sz w:val="18"/>
+                <w:szCs w:val="18"/>
+              </w:rPr>
+              <w:t xml:space="preserve"> ficticio cuando el correo no existe.</w:t>
             </w:r>
           </w:p>
         </w:tc>
@@ -14586,7 +17739,23 @@
                 <w:sz w:val="18"/>
                 <w:szCs w:val="18"/>
               </w:rPr>
-              <w:t>216 ms contra 220 ms; prueba que cuenta las verificaciones bcrypt.</w:t>
+              <w:t xml:space="preserve">216 ms contra 220 ms; prueba que cuenta las verificaciones </w:t>
+            </w:r>
+            <w:proofErr w:type="spellStart"/>
+            <w:r>
+              <w:rPr>
+                <w:sz w:val="18"/>
+                <w:szCs w:val="18"/>
+              </w:rPr>
+              <w:t>bcrypt</w:t>
+            </w:r>
+            <w:proofErr w:type="spellEnd"/>
+            <w:r>
+              <w:rPr>
+                <w:sz w:val="18"/>
+                <w:szCs w:val="18"/>
+              </w:rPr>
+              <w:t>.</w:t>
             </w:r>
           </w:p>
         </w:tc>
@@ -14767,7 +17936,23 @@
                 <w:sz w:val="18"/>
                 <w:szCs w:val="18"/>
               </w:rPr>
-              <w:t>Se aceptaba cualquier texto como RUT (por ejemplo, «abc»).</w:t>
+              <w:t>Se aceptaba cualquier texto como RUT (por ejemplo, «</w:t>
+            </w:r>
+            <w:proofErr w:type="spellStart"/>
+            <w:r>
+              <w:rPr>
+                <w:sz w:val="18"/>
+                <w:szCs w:val="18"/>
+              </w:rPr>
+              <w:t>abc</w:t>
+            </w:r>
+            <w:proofErr w:type="spellEnd"/>
+            <w:r>
+              <w:rPr>
+                <w:sz w:val="18"/>
+                <w:szCs w:val="18"/>
+              </w:rPr>
+              <w:t>»).</w:t>
             </w:r>
           </w:p>
         </w:tc>
@@ -14837,7 +18022,23 @@
                 <w:sz w:val="18"/>
                 <w:szCs w:val="18"/>
               </w:rPr>
-              <w:t>Contraseña literal en el código (SonarLint S6437)</w:t>
+              <w:t>Contraseña literal en el código (</w:t>
+            </w:r>
+            <w:proofErr w:type="spellStart"/>
+            <w:r>
+              <w:rPr>
+                <w:sz w:val="18"/>
+                <w:szCs w:val="18"/>
+              </w:rPr>
+              <w:t>SonarLint</w:t>
+            </w:r>
+            <w:proofErr w:type="spellEnd"/>
+            <w:r>
+              <w:rPr>
+                <w:sz w:val="18"/>
+                <w:szCs w:val="18"/>
+              </w:rPr>
+              <w:t xml:space="preserve"> S6437)</w:t>
             </w:r>
           </w:p>
         </w:tc>
@@ -14874,12 +18075,21 @@
             <w:vAlign w:val="center"/>
           </w:tcPr>
           <w:p>
-            <w:r>
-              <w:rPr>
-                <w:sz w:val="18"/>
-                <w:szCs w:val="18"/>
-              </w:rPr>
-              <w:t>SonarLint marcó el texto usado para generar el hash ficticio del hallazgo de enumeración.</w:t>
+            <w:proofErr w:type="spellStart"/>
+            <w:r>
+              <w:rPr>
+                <w:sz w:val="18"/>
+                <w:szCs w:val="18"/>
+              </w:rPr>
+              <w:t>SonarLint</w:t>
+            </w:r>
+            <w:proofErr w:type="spellEnd"/>
+            <w:r>
+              <w:rPr>
+                <w:sz w:val="18"/>
+                <w:szCs w:val="18"/>
+              </w:rPr>
+              <w:t xml:space="preserve"> marcó el texto usado para generar el hash ficticio del hallazgo de enumeración.</w:t>
             </w:r>
           </w:p>
         </w:tc>
@@ -14900,7 +18110,23 @@
                 <w:sz w:val="18"/>
                 <w:szCs w:val="18"/>
               </w:rPr>
-              <w:t>Se reemplazó por bytes aleatorios (módulo secrets), lo que además impide adivinar el hash ficticio.</w:t>
+              <w:t xml:space="preserve">Se reemplazó por bytes aleatorios (módulo </w:t>
+            </w:r>
+            <w:proofErr w:type="spellStart"/>
+            <w:r>
+              <w:rPr>
+                <w:sz w:val="18"/>
+                <w:szCs w:val="18"/>
+              </w:rPr>
+              <w:t>secrets</w:t>
+            </w:r>
+            <w:proofErr w:type="spellEnd"/>
+            <w:r>
+              <w:rPr>
+                <w:sz w:val="18"/>
+                <w:szCs w:val="18"/>
+              </w:rPr>
+              <w:t>), lo que además impide adivinar el hash ficticio.</w:t>
             </w:r>
           </w:p>
         </w:tc>
@@ -14916,12 +18142,21 @@
             <w:vAlign w:val="center"/>
           </w:tcPr>
           <w:p>
-            <w:r>
-              <w:rPr>
-                <w:sz w:val="18"/>
-                <w:szCs w:val="18"/>
-              </w:rPr>
-              <w:t>SonarLint sin avisos.</w:t>
+            <w:proofErr w:type="spellStart"/>
+            <w:r>
+              <w:rPr>
+                <w:sz w:val="18"/>
+                <w:szCs w:val="18"/>
+              </w:rPr>
+              <w:t>SonarLint</w:t>
+            </w:r>
+            <w:proofErr w:type="spellEnd"/>
+            <w:r>
+              <w:rPr>
+                <w:sz w:val="18"/>
+                <w:szCs w:val="18"/>
+              </w:rPr>
+              <w:t xml:space="preserve"> sin avisos.</w:t>
             </w:r>
           </w:p>
         </w:tc>
@@ -14936,8 +18171,13 @@
       <w:pPr>
         <w:spacing w:after="80"/>
       </w:pPr>
-      <w:r>
-        <w:t>Checklist de la revisión:</w:t>
+      <w:proofErr w:type="spellStart"/>
+      <w:r>
+        <w:t>Checklist</w:t>
+      </w:r>
+      <w:proofErr w:type="spellEnd"/>
+      <w:r>
+        <w:t xml:space="preserve"> de la revisión:</w:t>
       </w:r>
     </w:p>
     <w:p>
@@ -14958,7 +18198,15 @@
         <w:t xml:space="preserve">Inyección SQL: </w:t>
       </w:r>
       <w:r>
-        <w:t>todas las consultas usan parámetros (?). Bandit (regla B608) no encontró consultas armadas con texto en 1.270 líneas; como control, sí la detectó en un archivo de prueba con concatenación. Una prueba guarda un nombre con «'); DROP TABLE» y lo recupera literal.</w:t>
+        <w:t xml:space="preserve">todas las consultas usan parámetros (?). </w:t>
+      </w:r>
+      <w:proofErr w:type="spellStart"/>
+      <w:r>
+        <w:t>Bandit</w:t>
+      </w:r>
+      <w:proofErr w:type="spellEnd"/>
+      <w:r>
+        <w:t xml:space="preserve"> (regla B608) no encontró consultas armadas con texto en 1.270 líneas; como control, sí la detectó en un archivo de prueba con concatenación. Una prueba guarda un nombre con «'); DROP TABLE» y lo recupera literal.</w:t>
       </w:r>
     </w:p>
     <w:p>
@@ -14979,7 +18227,15 @@
         <w:t xml:space="preserve">Secretos en el código: </w:t>
       </w:r>
       <w:r>
-        <w:t>ninguno; la clave JWT solo se lee de JWT_SECRET (Bandit sin hallazgos B105 ni B106).</w:t>
+        <w:t>ninguno; la clave JWT solo se lee de JWT_SECRET (</w:t>
+      </w:r>
+      <w:proofErr w:type="spellStart"/>
+      <w:r>
+        <w:t>Bandit</w:t>
+      </w:r>
+      <w:proofErr w:type="spellEnd"/>
+      <w:r>
+        <w:t xml:space="preserve"> sin hallazgos B105 ni B106).</w:t>
       </w:r>
     </w:p>
     <w:p>
@@ -15020,8 +18276,13 @@
         </w:rPr>
         <w:t xml:space="preserve">Dependencias: </w:t>
       </w:r>
-      <w:r>
-        <w:t>pip-audit no encontró vulnerabilidades conocidas en las versiones fijadas en requirements.txt.</w:t>
+      <w:proofErr w:type="spellStart"/>
+      <w:r>
+        <w:t>pip-audit</w:t>
+      </w:r>
+      <w:proofErr w:type="spellEnd"/>
+      <w:r>
+        <w:t xml:space="preserve"> no encontró vulnerabilidades conocidas en las versiones fijadas en requirements.txt.</w:t>
       </w:r>
     </w:p>
     <w:p>
@@ -15034,7 +18295,19 @@
         <w:spacing w:after="120"/>
       </w:pPr>
       <w:r>
-        <w:t>Riesgos aceptados dentro del alcance: (a) el registro de clientes informa «Ya existe un cliente registrado con ese correo», porque R9 exige que el correo sea único y el cliente necesita saberlo; esto permite comprobar si un correo está registrado, pero solo desde el registro, no desde el inicio de sesión. (b) No hay límite de intentos de inicio de sesión: con bcrypt de costo 12 cada intento tarda unos 200 ms, lo que encarece un ataque de fuerza bruta pero no lo impide; un límite por dirección IP requiere infraestructura fuera del alcance de la primera versión.</w:t>
+        <w:t xml:space="preserve">Riesgos aceptados dentro del alcance: (a) el registro de clientes informa «Ya existe un cliente registrado con ese correo», porque R9 exige que el correo sea único y el cliente necesita saberlo; esto permite comprobar si un correo está registrado, pero solo desde el registro, no desde el inicio de sesión. (b) No </w:t>
+      </w:r>
+      <w:r>
+        <w:lastRenderedPageBreak/>
+        <w:t xml:space="preserve">hay límite de intentos de inicio de sesión: con </w:t>
+      </w:r>
+      <w:proofErr w:type="spellStart"/>
+      <w:r>
+        <w:t>bcrypt</w:t>
+      </w:r>
+      <w:proofErr w:type="spellEnd"/>
+      <w:r>
+        <w:t xml:space="preserve"> de costo 12 cada intento tarda unos 200 ms, lo que encarece un ataque de fuerza bruta pero no lo impide; un límite por dirección IP requiere infraestructura fuera del alcance de la primera versión.</w:t>
       </w:r>
     </w:p>
     <w:p>
@@ -15045,8 +18318,8 @@
     <w:p>
       <w:pPr>
         <w:sectPr>
-          <w:headerReference w:type="default" r:id="rId29"/>
-          <w:footerReference w:type="default" r:id="rId30"/>
+          <w:headerReference w:type="default" r:id="rId31"/>
+          <w:footerReference w:type="default" r:id="rId32"/>
           <w:pgSz w:w="11906" w:h="16838"/>
           <w:pgMar w:top="1440" w:right="1440" w:bottom="1440" w:left="1440" w:header="708" w:footer="708" w:gutter="0"/>
           <w:cols w:space="720"/>
@@ -15071,6 +18344,7 @@
           <w:sz w:val="28"/>
           <w:szCs w:val="28"/>
         </w:rPr>
+        <w:lastRenderedPageBreak/>
         <w:t>8. Estado actual y próximos pasos</w:t>
       </w:r>
       <w:bookmarkEnd w:id="23"/>
@@ -15080,7 +18354,31 @@
         <w:spacing w:after="120"/>
       </w:pPr>
       <w:r>
-        <w:t>Según la guía de evaluación (TI3021_U4_ES_GUÍA.pdf), el Informe Técnico Grupal incluye el código fuente y una aplicación funcional (autenticación y persistencia) como parte de este entregable, calificado en su dimensión de producto (50%); la defensa argumentativa individual de cada integrante se califica aparte, en su dimensión de desempeño (50%). El equipo sigue además la instrucción del profesor sobre el orden de trabajo: informe primero, programación después. Este documento está completo para su evaluación (requerimientos verificados contra el problema en 2.3, modelamiento con trazabilidad validada en 3.4, metodología, arquitectura, uso de IA, y seguridad implementada y revisada en 7.3); el código está en las carpetas backend/ y frontend/ del repositorio (avance en la sección 5.3), con los 5 dominios (incluido el frontend) implementados, integrados y probados.</w:t>
+        <w:t xml:space="preserve">Según la guía de evaluación (TI3021_U4_ES_GUÍA.pdf), el Informe Técnico Grupal incluye el código fuente y una aplicación funcional (autenticación y persistencia) como parte de este entregable, calificado en su dimensión de producto (50%); la defensa argumentativa individual de cada integrante se califica aparte, en su dimensión de desempeño (50%). El equipo sigue además la instrucción del profesor sobre el orden de trabajo: informe primero, programación después. Este documento está completo para su evaluación (requerimientos verificados contra el problema en 2.3, modelamiento con trazabilidad validada en 3.4, metodología, arquitectura, uso de IA, y seguridad implementada y revisada en 7.3); el código está en las carpetas </w:t>
+      </w:r>
+      <w:proofErr w:type="spellStart"/>
+      <w:r>
+        <w:t>backend</w:t>
+      </w:r>
+      <w:proofErr w:type="spellEnd"/>
+      <w:r>
+        <w:t xml:space="preserve">/ y </w:t>
+      </w:r>
+      <w:proofErr w:type="spellStart"/>
+      <w:r>
+        <w:t>frontend</w:t>
+      </w:r>
+      <w:proofErr w:type="spellEnd"/>
+      <w:r>
+        <w:t xml:space="preserve">/ del repositorio (avance en la sección 5.3), con los 5 dominios (incluido el </w:t>
+      </w:r>
+      <w:proofErr w:type="spellStart"/>
+      <w:r>
+        <w:t>frontend</w:t>
+      </w:r>
+      <w:proofErr w:type="spellEnd"/>
+      <w:r>
+        <w:t>) implementados, integrados y probados.</w:t>
       </w:r>
     </w:p>
     <w:p>
@@ -15131,7 +18429,15 @@
         <w:spacing w:after="60"/>
       </w:pPr>
       <w:r>
-        <w:t>Roles del equipo, Product Backlog y Sprint Backlog con cronograma hasta el 5 de octubre (sección 4).</w:t>
+        <w:t xml:space="preserve">Roles del equipo, </w:t>
+      </w:r>
+      <w:proofErr w:type="spellStart"/>
+      <w:r>
+        <w:t>Product</w:t>
+      </w:r>
+      <w:proofErr w:type="spellEnd"/>
+      <w:r>
+        <w:t xml:space="preserve"> Backlog y Sprint Backlog con cronograma hasta el 5 de octubre (sección 4).</w:t>
       </w:r>
     </w:p>
     <w:p>
@@ -15144,7 +18450,15 @@
         <w:spacing w:after="60"/>
       </w:pPr>
       <w:r>
-        <w:t>Diseño de seguridad especificado a nivel de librería, algoritmo y parámetro: hash, JWT, protección de datos sensibles y checklist de revisión con IA (sección 7).</w:t>
+        <w:t xml:space="preserve">Diseño de seguridad especificado a nivel de librería, algoritmo y parámetro: hash, JWT, protección de datos sensibles y </w:t>
+      </w:r>
+      <w:proofErr w:type="spellStart"/>
+      <w:r>
+        <w:t>checklist</w:t>
+      </w:r>
+      <w:proofErr w:type="spellEnd"/>
+      <w:r>
+        <w:t xml:space="preserve"> de revisión con IA (sección 7).</w:t>
       </w:r>
     </w:p>
     <w:p>
@@ -15157,7 +18471,23 @@
         <w:spacing w:after="60"/>
       </w:pPr>
       <w:r>
-        <w:t>Esqueleto compartido del backend (Sprint 1): FastAPI, esquema SQLite completo, Repositorio&lt;T&gt; y manejo de errores sin trazas internas (sección 5).</w:t>
+        <w:t xml:space="preserve">Esqueleto compartido del </w:t>
+      </w:r>
+      <w:proofErr w:type="spellStart"/>
+      <w:r>
+        <w:t>backend</w:t>
+      </w:r>
+      <w:proofErr w:type="spellEnd"/>
+      <w:r>
+        <w:t xml:space="preserve"> (Sprint 1): </w:t>
+      </w:r>
+      <w:proofErr w:type="spellStart"/>
+      <w:r>
+        <w:t>FastAPI</w:t>
+      </w:r>
+      <w:proofErr w:type="spellEnd"/>
+      <w:r>
+        <w:t>, esquema SQLite completo, Repositorio&lt;T&gt; y manejo de errores sin trazas internas (sección 5).</w:t>
       </w:r>
     </w:p>
     <w:p>
@@ -15170,7 +18500,23 @@
         <w:spacing w:after="60"/>
       </w:pPr>
       <w:r>
-        <w:t>Tablero de seguimiento en GitHub: milestone con fecha de entrega y una issue por dominio, asignadas por integrante.</w:t>
+        <w:t xml:space="preserve">Tablero de seguimiento en GitHub: </w:t>
+      </w:r>
+      <w:proofErr w:type="spellStart"/>
+      <w:r>
+        <w:t>milestone</w:t>
+      </w:r>
+      <w:proofErr w:type="spellEnd"/>
+      <w:r>
+        <w:t xml:space="preserve"> con fecha de entrega y una </w:t>
+      </w:r>
+      <w:proofErr w:type="spellStart"/>
+      <w:r>
+        <w:t>issue</w:t>
+      </w:r>
+      <w:proofErr w:type="spellEnd"/>
+      <w:r>
+        <w:t xml:space="preserve"> por dominio, asignadas por integrante.</w:t>
       </w:r>
     </w:p>
     <w:p>
@@ -15183,7 +18529,47 @@
         <w:spacing w:after="60"/>
       </w:pPr>
       <w:r>
-        <w:t>Los 4 dominios del Sprint 1 (HU-01 a HU-04) y el Sprint 2 completo: integración en un flujo único, autenticación de administrador, revisión de seguridad y frontend React/Vite. El sistema cuenta con 131 pruebas automatizadas, Quality Gate SonarCloud aprobado y 0 issues en New Code.</w:t>
+        <w:t xml:space="preserve">Los 4 dominios del Sprint 1 (HU-01 a HU-04) y el Sprint 2 completo: integración en un flujo único, autenticación de administrador, revisión de seguridad y </w:t>
+      </w:r>
+      <w:proofErr w:type="spellStart"/>
+      <w:r>
+        <w:t>frontend</w:t>
+      </w:r>
+      <w:proofErr w:type="spellEnd"/>
+      <w:r>
+        <w:t xml:space="preserve"> </w:t>
+      </w:r>
+      <w:proofErr w:type="spellStart"/>
+      <w:r>
+        <w:t>React</w:t>
+      </w:r>
+      <w:proofErr w:type="spellEnd"/>
+      <w:r>
+        <w:t xml:space="preserve">/Vite. El sistema cuenta con 131 pruebas automatizadas, </w:t>
+      </w:r>
+      <w:proofErr w:type="spellStart"/>
+      <w:r>
+        <w:t>Quality</w:t>
+      </w:r>
+      <w:proofErr w:type="spellEnd"/>
+      <w:r>
+        <w:t xml:space="preserve"> Gate </w:t>
+      </w:r>
+      <w:proofErr w:type="spellStart"/>
+      <w:r>
+        <w:t>SonarCloud</w:t>
+      </w:r>
+      <w:proofErr w:type="spellEnd"/>
+      <w:r>
+        <w:t xml:space="preserve"> aprobado y 0 </w:t>
+      </w:r>
+      <w:proofErr w:type="spellStart"/>
+      <w:r>
+        <w:t>issues</w:t>
+      </w:r>
+      <w:proofErr w:type="spellEnd"/>
+      <w:r>
+        <w:t xml:space="preserve"> en New Code.</w:t>
       </w:r>
     </w:p>
     <w:p>
@@ -15195,8 +18581,29 @@
         </w:numPr>
         <w:spacing w:after="60"/>
       </w:pPr>
-      <w:r>
-        <w:t xml:space="preserve">Frontend React/Vite (Logan Silva): catálogo público, detalle y reserva de paquete, registro/login/historial de cliente, y login + CRUD de destinos/paquetes de administrador, consumiendo la API ya integrada. Recorrido de punta a punta con un navegador real (Playwright) sin errores de consola.</w:t>
+      <w:proofErr w:type="spellStart"/>
+      <w:r>
+        <w:t>Frontend</w:t>
+      </w:r>
+      <w:proofErr w:type="spellEnd"/>
+      <w:r>
+        <w:t xml:space="preserve"> </w:t>
+      </w:r>
+      <w:proofErr w:type="spellStart"/>
+      <w:r>
+        <w:t>React</w:t>
+      </w:r>
+      <w:proofErr w:type="spellEnd"/>
+      <w:r>
+        <w:t>/Vite (Logan Silva): catálogo público, detalle y reserva de paquete, registro/login/historial de cliente, y login + CRUD de destinos/paquetes de administrador, consumiendo la API ya integrada. Recorrido de punta a punta con un navegador real (</w:t>
+      </w:r>
+      <w:proofErr w:type="spellStart"/>
+      <w:r>
+        <w:t>Playwright</w:t>
+      </w:r>
+      <w:proofErr w:type="spellEnd"/>
+      <w:r>
+        <w:t>) sin errores de consola.</w:t>
       </w:r>
     </w:p>
     <w:p>
@@ -15217,7 +18624,23 @@
         <w:spacing w:after="60"/>
       </w:pPr>
       <w:r>
-        <w:t>Crear las cuentas de los tres socios con python -m app.crear_administrador al instalar el sistema.</w:t>
+        <w:t xml:space="preserve">Crear las cuentas de los tres socios con </w:t>
+      </w:r>
+      <w:proofErr w:type="spellStart"/>
+      <w:r>
+        <w:t>python</w:t>
+      </w:r>
+      <w:proofErr w:type="spellEnd"/>
+      <w:r>
+        <w:t xml:space="preserve"> -m </w:t>
+      </w:r>
+      <w:proofErr w:type="spellStart"/>
+      <w:r>
+        <w:t>app.crear_administrador</w:t>
+      </w:r>
+      <w:proofErr w:type="spellEnd"/>
+      <w:r>
+        <w:t xml:space="preserve"> al instalar el sistema.</w:t>
       </w:r>
     </w:p>
     <w:p>
@@ -15230,7 +18653,31 @@
         <w:spacing w:after="60"/>
       </w:pPr>
       <w:r>
-        <w:t>Ejecutar SonarCloud sobre el repositorio: completado. Quality Gate aprobado y 0 issues en New Code (sección 7.3).</w:t>
+        <w:t xml:space="preserve">Ejecutar </w:t>
+      </w:r>
+      <w:proofErr w:type="spellStart"/>
+      <w:r>
+        <w:t>SonarCloud</w:t>
+      </w:r>
+      <w:proofErr w:type="spellEnd"/>
+      <w:r>
+        <w:t xml:space="preserve"> sobre el repositorio: completado. </w:t>
+      </w:r>
+      <w:proofErr w:type="spellStart"/>
+      <w:r>
+        <w:t>Quality</w:t>
+      </w:r>
+      <w:proofErr w:type="spellEnd"/>
+      <w:r>
+        <w:t xml:space="preserve"> Gate aprobado y 0 </w:t>
+      </w:r>
+      <w:proofErr w:type="spellStart"/>
+      <w:r>
+        <w:t>issues</w:t>
+      </w:r>
+      <w:proofErr w:type="spellEnd"/>
+      <w:r>
+        <w:t xml:space="preserve"> en New Code (sección 7.3).</w:t>
       </w:r>
     </w:p>
     <w:p>
@@ -15247,8 +18694,8 @@
       </w:r>
     </w:p>
     <w:sectPr>
-      <w:headerReference w:type="default" r:id="rId31"/>
-      <w:footerReference w:type="default" r:id="rId32"/>
+      <w:headerReference w:type="default" r:id="rId33"/>
+      <w:footerReference w:type="default" r:id="rId34"/>
       <w:pgSz w:w="11906" w:h="16838"/>
       <w:pgMar w:top="1440" w:right="1440" w:bottom="1440" w:left="1440" w:header="708" w:footer="708" w:gutter="0"/>
       <w:cols w:space="720"/>
@@ -15291,7 +18738,24 @@
         <w:sz w:val="16"/>
         <w:szCs w:val="16"/>
       </w:rPr>
-      <w:t>Prof. Rubén Schnettler · INACAP Valparaíso</w:t>
+      <w:t>Estudiante:</w:t>
+    </w:r>
+    <w:r>
+      <w:rPr>
+        <w:color w:val="666666"/>
+        <w:sz w:val="16"/>
+        <w:szCs w:val="16"/>
+      </w:rPr>
+      <w:br/>
+      <w:t>Camilo Sepulveda – Logan Silva</w:t>
+    </w:r>
+    <w:r>
+      <w:rPr>
+        <w:color w:val="666666"/>
+        <w:sz w:val="16"/>
+        <w:szCs w:val="16"/>
+      </w:rPr>
+      <w:t>· INACAP Valparaíso</w:t>
     </w:r>
     <w:r>
       <w:rPr>
@@ -15331,7 +18795,7 @@
         <w:sz w:val="16"/>
         <w:szCs w:val="16"/>
       </w:rPr>
-      <w:t>18</w:t>
+      <w:t>1</w:t>
     </w:r>
     <w:r>
       <w:rPr>
@@ -15359,7 +18823,24 @@
         <w:sz w:val="16"/>
         <w:szCs w:val="16"/>
       </w:rPr>
-      <w:t>Prof. Rubén Schnettler · INACAP Valparaíso</w:t>
+      <w:t>Estudiante:</w:t>
+    </w:r>
+    <w:r>
+      <w:rPr>
+        <w:color w:val="666666"/>
+        <w:sz w:val="16"/>
+        <w:szCs w:val="16"/>
+      </w:rPr>
+      <w:br/>
+      <w:t>Camilo Sepulveda – Logan Silva</w:t>
+    </w:r>
+    <w:r>
+      <w:rPr>
+        <w:color w:val="666666"/>
+        <w:sz w:val="16"/>
+        <w:szCs w:val="16"/>
+      </w:rPr>
+      <w:t>· INACAP Valparaíso</w:t>
     </w:r>
     <w:r>
       <w:rPr>
@@ -15399,7 +18880,92 @@
         <w:sz w:val="16"/>
         <w:szCs w:val="16"/>
       </w:rPr>
-      <w:t>18</w:t>
+      <w:t>1</w:t>
+    </w:r>
+    <w:r>
+      <w:rPr>
+        <w:color w:val="666666"/>
+        <w:sz w:val="16"/>
+        <w:szCs w:val="16"/>
+      </w:rPr>
+      <w:fldChar w:fldCharType="end"/>
+    </w:r>
+  </w:p>
+</w:ftr>
+</file>
+
+<file path=word/footer11.xml><?xml version="1.0" encoding="utf-8"?>
+<w:ftr xmlns:wpc="http://schemas.microsoft.com/office/word/2010/wordprocessingCanvas" xmlns:cx="http://schemas.microsoft.com/office/drawing/2014/chartex" xmlns:cx1="http://schemas.microsoft.com/office/drawing/2015/9/8/chartex" xmlns:cx2="http://schemas.microsoft.com/office/drawing/2015/10/21/chartex" xmlns:cx3="http://schemas.microsoft.com/office/drawing/2016/5/9/chartex" xmlns:cx4="http://schemas.microsoft.com/office/drawing/2016/5/10/chartex" xmlns:cx5="http://schemas.microsoft.com/office/drawing/2016/5/11/chartex" xmlns:cx6="http://schemas.microsoft.com/office/drawing/2016/5/12/chartex" xmlns:cx7="http://schemas.microsoft.com/office/drawing/2016/5/13/chartex" xmlns:cx8="http://schemas.microsoft.com/office/drawing/2016/5/14/chartex" xmlns:mc="http://schemas.openxmlformats.org/markup-compatibility/2006" xmlns:aink="http://schemas.microsoft.com/office/drawing/2016/ink" xmlns:am3d="http://schemas.microsoft.com/office/drawing/2017/model3d" xmlns:o="urn:schemas-microsoft-com:office:office" xmlns:oel="http://schemas.microsoft.com/office/2019/extlst" xmlns:r="http://schemas.openxmlformats.org/officeDocument/2006/relationships" xmlns:m="http://schemas.openxmlformats.org/officeDocument/2006/math" xmlns:v="urn:schemas-microsoft-com:vml" xmlns:wp14="http://schemas.microsoft.com/office/word/2010/wordprocessingDrawing" xmlns:wp="http://schemas.openxmlformats.org/drawingml/2006/wordprocessingDrawing" xmlns:w10="urn:schemas-microsoft-com:office:word" xmlns:w="http://schemas.openxmlformats.org/wordprocessingml/2006/main" xmlns:w14="http://schemas.microsoft.com/office/word/2010/wordml" xmlns:w15="http://schemas.microsoft.com/office/word/2012/wordml" xmlns:w16cex="http://schemas.microsoft.com/office/word/2018/wordml/cex" xmlns:w16cid="http://schemas.microsoft.com/office/word/2016/wordml/cid" xmlns:w16="http://schemas.microsoft.com/office/word/2018/wordml" xmlns:w16du="http://schemas.microsoft.com/office/word/2023/wordml/word16du" xmlns:w16sdtdh="http://schemas.microsoft.com/office/word/2020/wordml/sdtdatahash" xmlns:w16sdtfl="http://schemas.microsoft.com/office/word/2024/wordml/sdtformatlock" xmlns:w16se="http://schemas.microsoft.com/office/word/2015/wordml/symex" xmlns:wpg="http://schemas.microsoft.com/office/word/2010/wordprocessingGroup" xmlns:wpi="http://schemas.microsoft.com/office/word/2010/wordprocessingInk" xmlns:wne="http://schemas.microsoft.com/office/word/2006/wordml" xmlns:wps="http://schemas.microsoft.com/office/word/2010/wordprocessingShape" mc:Ignorable="w14 w15 w16se w16cid w16 w16cex w16sdtdh w16sdtfl w16du wp14">
+  <w:p>
+    <w:pPr>
+      <w:tabs>
+        <w:tab w:val="right" w:pos="9026"/>
+      </w:tabs>
+    </w:pPr>
+    <w:r>
+      <w:rPr>
+        <w:color w:val="666666"/>
+        <w:sz w:val="16"/>
+        <w:szCs w:val="16"/>
+      </w:rPr>
+      <w:t>Estudiante:</w:t>
+    </w:r>
+    <w:r>
+      <w:rPr>
+        <w:color w:val="666666"/>
+        <w:sz w:val="16"/>
+        <w:szCs w:val="16"/>
+      </w:rPr>
+      <w:br/>
+      <w:t>Camilo Sepulveda – Logan Silva</w:t>
+    </w:r>
+    <w:r>
+      <w:rPr>
+        <w:color w:val="666666"/>
+        <w:sz w:val="16"/>
+        <w:szCs w:val="16"/>
+      </w:rPr>
+      <w:t>· INACAP Valparaíso</w:t>
+    </w:r>
+    <w:r>
+      <w:rPr>
+        <w:sz w:val="16"/>
+        <w:szCs w:val="16"/>
+      </w:rPr>
+      <w:tab/>
+    </w:r>
+    <w:r>
+      <w:rPr>
+        <w:color w:val="666666"/>
+        <w:sz w:val="16"/>
+        <w:szCs w:val="16"/>
+      </w:rPr>
+      <w:fldChar w:fldCharType="begin"/>
+    </w:r>
+    <w:r>
+      <w:rPr>
+        <w:color w:val="666666"/>
+        <w:sz w:val="16"/>
+        <w:szCs w:val="16"/>
+      </w:rPr>
+      <w:instrText>PAGE</w:instrText>
+    </w:r>
+    <w:r>
+      <w:rPr>
+        <w:color w:val="666666"/>
+        <w:sz w:val="16"/>
+        <w:szCs w:val="16"/>
+      </w:rPr>
+      <w:fldChar w:fldCharType="separate"/>
+    </w:r>
+    <w:r>
+      <w:rPr>
+        <w:noProof/>
+        <w:color w:val="666666"/>
+        <w:sz w:val="16"/>
+        <w:szCs w:val="16"/>
+      </w:rPr>
+      <w:t>1</w:t>
     </w:r>
     <w:r>
       <w:rPr>
@@ -15427,7 +18993,24 @@
         <w:sz w:val="16"/>
         <w:szCs w:val="16"/>
       </w:rPr>
-      <w:t>Prof. Rubén Schnettler · INACAP Valparaíso</w:t>
+      <w:t>Estudiante:</w:t>
+    </w:r>
+    <w:r>
+      <w:rPr>
+        <w:color w:val="666666"/>
+        <w:sz w:val="16"/>
+        <w:szCs w:val="16"/>
+      </w:rPr>
+      <w:br/>
+      <w:t>Camilo Sepulveda – Logan Silva</w:t>
+    </w:r>
+    <w:r>
+      <w:rPr>
+        <w:color w:val="666666"/>
+        <w:sz w:val="16"/>
+        <w:szCs w:val="16"/>
+      </w:rPr>
+      <w:t>· INACAP Valparaíso</w:t>
     </w:r>
     <w:r>
       <w:rPr>
@@ -15495,7 +19078,24 @@
         <w:sz w:val="16"/>
         <w:szCs w:val="16"/>
       </w:rPr>
-      <w:t>Prof. Rubén Schnettler · INACAP Valparaíso</w:t>
+      <w:t>Estudiante:</w:t>
+    </w:r>
+    <w:r>
+      <w:rPr>
+        <w:color w:val="666666"/>
+        <w:sz w:val="16"/>
+        <w:szCs w:val="16"/>
+      </w:rPr>
+      <w:br/>
+      <w:t>Camilo Sepulveda – Logan Silva</w:t>
+    </w:r>
+    <w:r>
+      <w:rPr>
+        <w:color w:val="666666"/>
+        <w:sz w:val="16"/>
+        <w:szCs w:val="16"/>
+      </w:rPr>
+      <w:t>· INACAP Valparaíso</w:t>
     </w:r>
     <w:r>
       <w:rPr>
@@ -15535,7 +19135,7 @@
         <w:sz w:val="16"/>
         <w:szCs w:val="16"/>
       </w:rPr>
-      <w:t>2</w:t>
+      <w:t>1</w:t>
     </w:r>
     <w:r>
       <w:rPr>
@@ -15563,7 +19163,24 @@
         <w:sz w:val="16"/>
         <w:szCs w:val="16"/>
       </w:rPr>
-      <w:t>Prof. Rubén Schnettler · INACAP Valparaíso</w:t>
+      <w:t>Estudiante:</w:t>
+    </w:r>
+    <w:r>
+      <w:rPr>
+        <w:color w:val="666666"/>
+        <w:sz w:val="16"/>
+        <w:szCs w:val="16"/>
+      </w:rPr>
+      <w:br/>
+      <w:t>Camilo Sepulveda – Logan Silva</w:t>
+    </w:r>
+    <w:r>
+      <w:rPr>
+        <w:color w:val="666666"/>
+        <w:sz w:val="16"/>
+        <w:szCs w:val="16"/>
+      </w:rPr>
+      <w:t>· INACAP Valparaíso</w:t>
     </w:r>
     <w:r>
       <w:rPr>
@@ -15603,7 +19220,7 @@
         <w:sz w:val="16"/>
         <w:szCs w:val="16"/>
       </w:rPr>
-      <w:t>6</w:t>
+      <w:t>1</w:t>
     </w:r>
     <w:r>
       <w:rPr>
@@ -15631,7 +19248,24 @@
         <w:sz w:val="16"/>
         <w:szCs w:val="16"/>
       </w:rPr>
-      <w:t>Prof. Rubén Schnettler · INACAP Valparaíso</w:t>
+      <w:t>Estudiante:</w:t>
+    </w:r>
+    <w:r>
+      <w:rPr>
+        <w:color w:val="666666"/>
+        <w:sz w:val="16"/>
+        <w:szCs w:val="16"/>
+      </w:rPr>
+      <w:br/>
+      <w:t>Camilo Sepulveda – Logan Silva</w:t>
+    </w:r>
+    <w:r>
+      <w:rPr>
+        <w:color w:val="666666"/>
+        <w:sz w:val="16"/>
+        <w:szCs w:val="16"/>
+      </w:rPr>
+      <w:t>· INACAP Valparaíso</w:t>
     </w:r>
     <w:r>
       <w:rPr>
@@ -15671,7 +19305,7 @@
         <w:sz w:val="16"/>
         <w:szCs w:val="16"/>
       </w:rPr>
-      <w:t>7</w:t>
+      <w:t>1</w:t>
     </w:r>
     <w:r>
       <w:rPr>
@@ -15699,7 +19333,24 @@
         <w:sz w:val="16"/>
         <w:szCs w:val="16"/>
       </w:rPr>
-      <w:t>Prof. Rubén Schnettler · INACAP Valparaíso</w:t>
+      <w:t>Estudiante:</w:t>
+    </w:r>
+    <w:r>
+      <w:rPr>
+        <w:color w:val="666666"/>
+        <w:sz w:val="16"/>
+        <w:szCs w:val="16"/>
+      </w:rPr>
+      <w:br/>
+      <w:t>Camilo Sepulveda – Logan Silva</w:t>
+    </w:r>
+    <w:r>
+      <w:rPr>
+        <w:color w:val="666666"/>
+        <w:sz w:val="16"/>
+        <w:szCs w:val="16"/>
+      </w:rPr>
+      <w:t>· INACAP Valparaíso</w:t>
     </w:r>
     <w:r>
       <w:rPr>
@@ -15739,7 +19390,7 @@
         <w:sz w:val="16"/>
         <w:szCs w:val="16"/>
       </w:rPr>
-      <w:t>9</w:t>
+      <w:t>1</w:t>
     </w:r>
     <w:r>
       <w:rPr>
@@ -15767,7 +19418,24 @@
         <w:sz w:val="16"/>
         <w:szCs w:val="16"/>
       </w:rPr>
-      <w:t>Prof. Rubén Schnettler · INACAP Valparaíso</w:t>
+      <w:t>Estudiante:</w:t>
+    </w:r>
+    <w:r>
+      <w:rPr>
+        <w:color w:val="666666"/>
+        <w:sz w:val="16"/>
+        <w:szCs w:val="16"/>
+      </w:rPr>
+      <w:br/>
+      <w:t>Camilo Sepulveda – Logan Silva</w:t>
+    </w:r>
+    <w:r>
+      <w:rPr>
+        <w:color w:val="666666"/>
+        <w:sz w:val="16"/>
+        <w:szCs w:val="16"/>
+      </w:rPr>
+      <w:t>· INACAP Valparaíso</w:t>
     </w:r>
     <w:r>
       <w:rPr>
@@ -15807,7 +19475,7 @@
         <w:sz w:val="16"/>
         <w:szCs w:val="16"/>
       </w:rPr>
-      <w:t>14</w:t>
+      <w:t>1</w:t>
     </w:r>
     <w:r>
       <w:rPr>
@@ -15835,7 +19503,24 @@
         <w:sz w:val="16"/>
         <w:szCs w:val="16"/>
       </w:rPr>
-      <w:t>Prof. Rubén Schnettler · INACAP Valparaíso</w:t>
+      <w:t>Estudiante:</w:t>
+    </w:r>
+    <w:r>
+      <w:rPr>
+        <w:color w:val="666666"/>
+        <w:sz w:val="16"/>
+        <w:szCs w:val="16"/>
+      </w:rPr>
+      <w:br/>
+      <w:t>Camilo Sepulveda – Logan Silva</w:t>
+    </w:r>
+    <w:r>
+      <w:rPr>
+        <w:color w:val="666666"/>
+        <w:sz w:val="16"/>
+        <w:szCs w:val="16"/>
+      </w:rPr>
+      <w:t>· INACAP Valparaíso</w:t>
     </w:r>
     <w:r>
       <w:rPr>
@@ -15875,7 +19560,7 @@
         <w:sz w:val="16"/>
         <w:szCs w:val="16"/>
       </w:rPr>
-      <w:t>15</w:t>
+      <w:t>1</w:t>
     </w:r>
     <w:r>
       <w:rPr>
@@ -15903,7 +19588,24 @@
         <w:sz w:val="16"/>
         <w:szCs w:val="16"/>
       </w:rPr>
-      <w:t>Prof. Rubén Schnettler · INACAP Valparaíso</w:t>
+      <w:t>Estudiante:</w:t>
+    </w:r>
+    <w:r>
+      <w:rPr>
+        <w:color w:val="666666"/>
+        <w:sz w:val="16"/>
+        <w:szCs w:val="16"/>
+      </w:rPr>
+      <w:br/>
+      <w:t>Camilo Sepulveda – Logan Silva</w:t>
+    </w:r>
+    <w:r>
+      <w:rPr>
+        <w:color w:val="666666"/>
+        <w:sz w:val="16"/>
+        <w:szCs w:val="16"/>
+      </w:rPr>
+      <w:t>· INACAP Valparaíso</w:t>
     </w:r>
     <w:r>
       <w:rPr>
@@ -15943,7 +19645,7 @@
         <w:sz w:val="16"/>
         <w:szCs w:val="16"/>
       </w:rPr>
-      <w:t>16</w:t>
+      <w:t>1</w:t>
     </w:r>
     <w:r>
       <w:rPr>
@@ -15980,19 +19682,8 @@
 <w:hdr xmlns:wpc="http://schemas.microsoft.com/office/word/2010/wordprocessingCanvas" xmlns:cx="http://schemas.microsoft.com/office/drawing/2014/chartex" xmlns:cx1="http://schemas.microsoft.com/office/drawing/2015/9/8/chartex" xmlns:cx2="http://schemas.microsoft.com/office/drawing/2015/10/21/chartex" xmlns:cx3="http://schemas.microsoft.com/office/drawing/2016/5/9/chartex" xmlns:cx4="http://schemas.microsoft.com/office/drawing/2016/5/10/chartex" xmlns:cx5="http://schemas.microsoft.com/office/drawing/2016/5/11/chartex" xmlns:cx6="http://schemas.microsoft.com/office/drawing/2016/5/12/chartex" xmlns:cx7="http://schemas.microsoft.com/office/drawing/2016/5/13/chartex" xmlns:cx8="http://schemas.microsoft.com/office/drawing/2016/5/14/chartex" xmlns:mc="http://schemas.openxmlformats.org/markup-compatibility/2006" xmlns:aink="http://schemas.microsoft.com/office/drawing/2016/ink" xmlns:am3d="http://schemas.microsoft.com/office/drawing/2017/model3d" xmlns:o="urn:schemas-microsoft-com:office:office" xmlns:oel="http://schemas.microsoft.com/office/2019/extlst" xmlns:r="http://schemas.openxmlformats.org/officeDocument/2006/relationships" xmlns:m="http://schemas.openxmlformats.org/officeDocument/2006/math" xmlns:v="urn:schemas-microsoft-com:vml" xmlns:wp14="http://schemas.microsoft.com/office/word/2010/wordprocessingDrawing" xmlns:wp="http://schemas.openxmlformats.org/drawingml/2006/wordprocessingDrawing" xmlns:w10="urn:schemas-microsoft-com:office:word" xmlns:w="http://schemas.openxmlformats.org/wordprocessingml/2006/main" xmlns:w14="http://schemas.microsoft.com/office/word/2010/wordml" xmlns:w15="http://schemas.microsoft.com/office/word/2012/wordml" xmlns:w16cex="http://schemas.microsoft.com/office/word/2018/wordml/cex" xmlns:w16cid="http://schemas.microsoft.com/office/word/2016/wordml/cid" xmlns:w16="http://schemas.microsoft.com/office/word/2018/wordml" xmlns:w16du="http://schemas.microsoft.com/office/word/2023/wordml/word16du" xmlns:w16sdtdh="http://schemas.microsoft.com/office/word/2020/wordml/sdtdatahash" xmlns:w16sdtfl="http://schemas.microsoft.com/office/word/2024/wordml/sdtformatlock" xmlns:w16se="http://schemas.microsoft.com/office/word/2015/wordml/symex" xmlns:wpg="http://schemas.microsoft.com/office/word/2010/wordprocessingGroup" xmlns:wpi="http://schemas.microsoft.com/office/word/2010/wordprocessingInk" xmlns:wne="http://schemas.microsoft.com/office/word/2006/wordml" xmlns:wps="http://schemas.microsoft.com/office/word/2010/wordprocessingShape" mc:Ignorable="w14 w15 w16se w16cid w16 w16cex w16sdtdh w16sdtfl w16du wp14">
   <w:p>
     <w:pPr>
-      <w:pBdr>
-        <w:bottom w:val="single" w:sz="4" w:space="4" w:color="999999"/>
-      </w:pBdr>
-      <w:jc w:val="right"/>
+      <w:pStyle w:val="Encabezado"/>
     </w:pPr>
-    <w:r>
-      <w:rPr>
-        <w:color w:val="666666"/>
-        <w:sz w:val="16"/>
-        <w:szCs w:val="16"/>
-      </w:rPr>
-      <w:t>CASO · AGENCIA DE VIAJES · VIAJES AVENTURA</w:t>
-    </w:r>
   </w:p>
 </w:hdr>
 </file>
@@ -16018,13 +19709,7 @@
 </w:hdr>
 </file>
 
-<file path=word/header2.xml><?xml version="1.0" encoding="utf-8"?>
-<w:hdr xmlns:wpc="http://schemas.microsoft.com/office/word/2010/wordprocessingCanvas" xmlns:cx="http://schemas.microsoft.com/office/drawing/2014/chartex" xmlns:cx1="http://schemas.microsoft.com/office/drawing/2015/9/8/chartex" xmlns:cx2="http://schemas.microsoft.com/office/drawing/2015/10/21/chartex" xmlns:cx3="http://schemas.microsoft.com/office/drawing/2016/5/9/chartex" xmlns:cx4="http://schemas.microsoft.com/office/drawing/2016/5/10/chartex" xmlns:cx5="http://schemas.microsoft.com/office/drawing/2016/5/11/chartex" xmlns:cx6="http://schemas.microsoft.com/office/drawing/2016/5/12/chartex" xmlns:cx7="http://schemas.microsoft.com/office/drawing/2016/5/13/chartex" xmlns:cx8="http://schemas.microsoft.com/office/drawing/2016/5/14/chartex" xmlns:mc="http://schemas.openxmlformats.org/markup-compatibility/2006" xmlns:aink="http://schemas.microsoft.com/office/drawing/2016/ink" xmlns:am3d="http://schemas.microsoft.com/office/drawing/2017/model3d" xmlns:o="urn:schemas-microsoft-com:office:office" xmlns:oel="http://schemas.microsoft.com/office/2019/extlst" xmlns:r="http://schemas.openxmlformats.org/officeDocument/2006/relationships" xmlns:m="http://schemas.openxmlformats.org/officeDocument/2006/math" xmlns:v="urn:schemas-microsoft-com:vml" xmlns:wp14="http://schemas.microsoft.com/office/word/2010/wordprocessingDrawing" xmlns:wp="http://schemas.openxmlformats.org/drawingml/2006/wordprocessingDrawing" xmlns:w10="urn:schemas-microsoft-com:office:word" xmlns:w="http://schemas.openxmlformats.org/wordprocessingml/2006/main" xmlns:w14="http://schemas.microsoft.com/office/word/2010/wordml" xmlns:w15="http://schemas.microsoft.com/office/word/2012/wordml" xmlns:w16cex="http://schemas.microsoft.com/office/word/2018/wordml/cex" xmlns:w16cid="http://schemas.microsoft.com/office/word/2016/wordml/cid" xmlns:w16="http://schemas.microsoft.com/office/word/2018/wordml" xmlns:w16du="http://schemas.microsoft.com/office/word/2023/wordml/word16du" xmlns:w16sdtdh="http://schemas.microsoft.com/office/word/2020/wordml/sdtdatahash" xmlns:w16sdtfl="http://schemas.microsoft.com/office/word/2024/wordml/sdtformatlock" xmlns:w16se="http://schemas.microsoft.com/office/word/2015/wordml/symex" xmlns:wpg="http://schemas.microsoft.com/office/word/2010/wordprocessingGroup" xmlns:wpi="http://schemas.microsoft.com/office/word/2010/wordprocessingInk" xmlns:wne="http://schemas.microsoft.com/office/word/2006/wordml" xmlns:wps="http://schemas.microsoft.com/office/word/2010/wordprocessingShape" mc:Ignorable="w14 w15 w16se w16cid w16 w16cex w16sdtdh w16sdtfl w16du wp14">
-  <w:p/>
-</w:hdr>
-</file>
-
-<file path=word/header3.xml><?xml version="1.0" encoding="utf-8"?>
+<file path=word/header11.xml><?xml version="1.0" encoding="utf-8"?>
 <w:hdr xmlns:wpc="http://schemas.microsoft.com/office/word/2010/wordprocessingCanvas" xmlns:cx="http://schemas.microsoft.com/office/drawing/2014/chartex" xmlns:cx1="http://schemas.microsoft.com/office/drawing/2015/9/8/chartex" xmlns:cx2="http://schemas.microsoft.com/office/drawing/2015/10/21/chartex" xmlns:cx3="http://schemas.microsoft.com/office/drawing/2016/5/9/chartex" xmlns:cx4="http://schemas.microsoft.com/office/drawing/2016/5/10/chartex" xmlns:cx5="http://schemas.microsoft.com/office/drawing/2016/5/11/chartex" xmlns:cx6="http://schemas.microsoft.com/office/drawing/2016/5/12/chartex" xmlns:cx7="http://schemas.microsoft.com/office/drawing/2016/5/13/chartex" xmlns:cx8="http://schemas.microsoft.com/office/drawing/2016/5/14/chartex" xmlns:mc="http://schemas.openxmlformats.org/markup-compatibility/2006" xmlns:aink="http://schemas.microsoft.com/office/drawing/2016/ink" xmlns:am3d="http://schemas.microsoft.com/office/drawing/2017/model3d" xmlns:o="urn:schemas-microsoft-com:office:office" xmlns:oel="http://schemas.microsoft.com/office/2019/extlst" xmlns:r="http://schemas.openxmlformats.org/officeDocument/2006/relationships" xmlns:m="http://schemas.openxmlformats.org/officeDocument/2006/math" xmlns:v="urn:schemas-microsoft-com:vml" xmlns:wp14="http://schemas.microsoft.com/office/word/2010/wordprocessingDrawing" xmlns:wp="http://schemas.openxmlformats.org/drawingml/2006/wordprocessingDrawing" xmlns:w10="urn:schemas-microsoft-com:office:word" xmlns:w="http://schemas.openxmlformats.org/wordprocessingml/2006/main" xmlns:w14="http://schemas.microsoft.com/office/word/2010/wordml" xmlns:w15="http://schemas.microsoft.com/office/word/2012/wordml" xmlns:w16cex="http://schemas.microsoft.com/office/word/2018/wordml/cex" xmlns:w16cid="http://schemas.microsoft.com/office/word/2016/wordml/cid" xmlns:w16="http://schemas.microsoft.com/office/word/2018/wordml" xmlns:w16du="http://schemas.microsoft.com/office/word/2023/wordml/word16du" xmlns:w16sdtdh="http://schemas.microsoft.com/office/word/2020/wordml/sdtdatahash" xmlns:w16sdtfl="http://schemas.microsoft.com/office/word/2024/wordml/sdtformatlock" xmlns:w16se="http://schemas.microsoft.com/office/word/2015/wordml/symex" xmlns:wpg="http://schemas.microsoft.com/office/word/2010/wordprocessingGroup" xmlns:wpi="http://schemas.microsoft.com/office/word/2010/wordprocessingInk" xmlns:wne="http://schemas.microsoft.com/office/word/2006/wordml" xmlns:wps="http://schemas.microsoft.com/office/word/2010/wordprocessingShape" mc:Ignorable="w14 w15 w16se w16cid w16 w16cex w16sdtdh w16sdtfl w16du wp14">
   <w:p>
     <w:pPr>
@@ -16041,6 +19726,37 @@
       </w:rPr>
       <w:t>CASO · AGENCIA DE VIAJES · VIAJES AVENTURA</w:t>
     </w:r>
+  </w:p>
+</w:hdr>
+</file>
+
+<file path=word/header2.xml><?xml version="1.0" encoding="utf-8"?>
+<w:hdr xmlns:wpc="http://schemas.microsoft.com/office/word/2010/wordprocessingCanvas" xmlns:cx="http://schemas.microsoft.com/office/drawing/2014/chartex" xmlns:cx1="http://schemas.microsoft.com/office/drawing/2015/9/8/chartex" xmlns:cx2="http://schemas.microsoft.com/office/drawing/2015/10/21/chartex" xmlns:cx3="http://schemas.microsoft.com/office/drawing/2016/5/9/chartex" xmlns:cx4="http://schemas.microsoft.com/office/drawing/2016/5/10/chartex" xmlns:cx5="http://schemas.microsoft.com/office/drawing/2016/5/11/chartex" xmlns:cx6="http://schemas.microsoft.com/office/drawing/2016/5/12/chartex" xmlns:cx7="http://schemas.microsoft.com/office/drawing/2016/5/13/chartex" xmlns:cx8="http://schemas.microsoft.com/office/drawing/2016/5/14/chartex" xmlns:mc="http://schemas.openxmlformats.org/markup-compatibility/2006" xmlns:aink="http://schemas.microsoft.com/office/drawing/2016/ink" xmlns:am3d="http://schemas.microsoft.com/office/drawing/2017/model3d" xmlns:o="urn:schemas-microsoft-com:office:office" xmlns:oel="http://schemas.microsoft.com/office/2019/extlst" xmlns:r="http://schemas.openxmlformats.org/officeDocument/2006/relationships" xmlns:m="http://schemas.openxmlformats.org/officeDocument/2006/math" xmlns:v="urn:schemas-microsoft-com:vml" xmlns:wp14="http://schemas.microsoft.com/office/word/2010/wordprocessingDrawing" xmlns:wp="http://schemas.openxmlformats.org/drawingml/2006/wordprocessingDrawing" xmlns:w10="urn:schemas-microsoft-com:office:word" xmlns:w="http://schemas.openxmlformats.org/wordprocessingml/2006/main" xmlns:w14="http://schemas.microsoft.com/office/word/2010/wordml" xmlns:w15="http://schemas.microsoft.com/office/word/2012/wordml" xmlns:w16cex="http://schemas.microsoft.com/office/word/2018/wordml/cex" xmlns:w16cid="http://schemas.microsoft.com/office/word/2016/wordml/cid" xmlns:w16="http://schemas.microsoft.com/office/word/2018/wordml" xmlns:w16du="http://schemas.microsoft.com/office/word/2023/wordml/word16du" xmlns:w16sdtdh="http://schemas.microsoft.com/office/word/2020/wordml/sdtdatahash" xmlns:w16sdtfl="http://schemas.microsoft.com/office/word/2024/wordml/sdtformatlock" xmlns:w16se="http://schemas.microsoft.com/office/word/2015/wordml/symex" xmlns:wpg="http://schemas.microsoft.com/office/word/2010/wordprocessingGroup" xmlns:wpi="http://schemas.microsoft.com/office/word/2010/wordprocessingInk" xmlns:wne="http://schemas.microsoft.com/office/word/2006/wordml" xmlns:wps="http://schemas.microsoft.com/office/word/2010/wordprocessingShape" mc:Ignorable="w14 w15 w16se w16cid w16 w16cex w16sdtdh w16sdtfl w16du wp14">
+  <w:p>
+    <w:pPr>
+      <w:pBdr>
+        <w:bottom w:val="single" w:sz="4" w:space="4" w:color="999999"/>
+      </w:pBdr>
+      <w:jc w:val="right"/>
+    </w:pPr>
+    <w:r>
+      <w:rPr>
+        <w:color w:val="666666"/>
+        <w:sz w:val="16"/>
+        <w:szCs w:val="16"/>
+      </w:rPr>
+      <w:t>CASO · AGENCIA DE VIAJES · VIAJES AVENTURA</w:t>
+    </w:r>
+  </w:p>
+</w:hdr>
+</file>
+
+<file path=word/header3.xml><?xml version="1.0" encoding="utf-8"?>
+<w:hdr xmlns:wpc="http://schemas.microsoft.com/office/word/2010/wordprocessingCanvas" xmlns:cx="http://schemas.microsoft.com/office/drawing/2014/chartex" xmlns:cx1="http://schemas.microsoft.com/office/drawing/2015/9/8/chartex" xmlns:cx2="http://schemas.microsoft.com/office/drawing/2015/10/21/chartex" xmlns:cx3="http://schemas.microsoft.com/office/drawing/2016/5/9/chartex" xmlns:cx4="http://schemas.microsoft.com/office/drawing/2016/5/10/chartex" xmlns:cx5="http://schemas.microsoft.com/office/drawing/2016/5/11/chartex" xmlns:cx6="http://schemas.microsoft.com/office/drawing/2016/5/12/chartex" xmlns:cx7="http://schemas.microsoft.com/office/drawing/2016/5/13/chartex" xmlns:cx8="http://schemas.microsoft.com/office/drawing/2016/5/14/chartex" xmlns:mc="http://schemas.openxmlformats.org/markup-compatibility/2006" xmlns:aink="http://schemas.microsoft.com/office/drawing/2016/ink" xmlns:am3d="http://schemas.microsoft.com/office/drawing/2017/model3d" xmlns:o="urn:schemas-microsoft-com:office:office" xmlns:oel="http://schemas.microsoft.com/office/2019/extlst" xmlns:r="http://schemas.openxmlformats.org/officeDocument/2006/relationships" xmlns:m="http://schemas.openxmlformats.org/officeDocument/2006/math" xmlns:v="urn:schemas-microsoft-com:vml" xmlns:wp14="http://schemas.microsoft.com/office/word/2010/wordprocessingDrawing" xmlns:wp="http://schemas.openxmlformats.org/drawingml/2006/wordprocessingDrawing" xmlns:w10="urn:schemas-microsoft-com:office:word" xmlns:w="http://schemas.openxmlformats.org/wordprocessingml/2006/main" xmlns:w14="http://schemas.microsoft.com/office/word/2010/wordml" xmlns:w15="http://schemas.microsoft.com/office/word/2012/wordml" xmlns:w16cex="http://schemas.microsoft.com/office/word/2018/wordml/cex" xmlns:w16cid="http://schemas.microsoft.com/office/word/2016/wordml/cid" xmlns:w16="http://schemas.microsoft.com/office/word/2018/wordml" xmlns:w16du="http://schemas.microsoft.com/office/word/2023/wordml/word16du" xmlns:w16sdtdh="http://schemas.microsoft.com/office/word/2020/wordml/sdtdatahash" xmlns:w16sdtfl="http://schemas.microsoft.com/office/word/2024/wordml/sdtformatlock" xmlns:w16se="http://schemas.microsoft.com/office/word/2015/wordml/symex" xmlns:wpg="http://schemas.microsoft.com/office/word/2010/wordprocessingGroup" xmlns:wpi="http://schemas.microsoft.com/office/word/2010/wordprocessingInk" xmlns:wne="http://schemas.microsoft.com/office/word/2006/wordml" xmlns:wps="http://schemas.microsoft.com/office/word/2010/wordprocessingShape" mc:Ignorable="w14 w15 w16se w16cid w16 w16cex w16sdtdh w16sdtfl w16du wp14">
+  <w:p>
+    <w:pPr>
+      <w:pStyle w:val="Encabezado"/>
+    </w:pPr>
   </w:p>
 </w:hdr>
 </file>
@@ -16908,6 +20624,48 @@
       <w:ind w:left="210"/>
     </w:pPr>
   </w:style>
+  <w:style w:type="paragraph" w:styleId="Encabezado">
+    <w:name w:val="header"/>
+    <w:basedOn w:val="Normal"/>
+    <w:link w:val="EncabezadoCar"/>
+    <w:uiPriority w:val="99"/>
+    <w:unhideWhenUsed/>
+    <w:rsid w:val="006B0886"/>
+    <w:pPr>
+      <w:tabs>
+        <w:tab w:val="center" w:pos="4419"/>
+        <w:tab w:val="right" w:pos="8838"/>
+      </w:tabs>
+    </w:pPr>
+  </w:style>
+  <w:style w:type="character" w:customStyle="1" w:styleId="EncabezadoCar">
+    <w:name w:val="Encabezado Car"/>
+    <w:basedOn w:val="Fuentedeprrafopredeter"/>
+    <w:link w:val="Encabezado"/>
+    <w:uiPriority w:val="99"/>
+    <w:rsid w:val="006B0886"/>
+  </w:style>
+  <w:style w:type="paragraph" w:styleId="Piedepgina">
+    <w:name w:val="footer"/>
+    <w:basedOn w:val="Normal"/>
+    <w:link w:val="PiedepginaCar"/>
+    <w:uiPriority w:val="99"/>
+    <w:unhideWhenUsed/>
+    <w:rsid w:val="006B0886"/>
+    <w:pPr>
+      <w:tabs>
+        <w:tab w:val="center" w:pos="4419"/>
+        <w:tab w:val="right" w:pos="8838"/>
+      </w:tabs>
+    </w:pPr>
+  </w:style>
+  <w:style w:type="character" w:customStyle="1" w:styleId="PiedepginaCar">
+    <w:name w:val="Pie de página Car"/>
+    <w:basedOn w:val="Fuentedeprrafopredeter"/>
+    <w:link w:val="Piedepgina"/>
+    <w:uiPriority w:val="99"/>
+    <w:rsid w:val="006B0886"/>
+  </w:style>
 </w:styles>
 </file>
 

--- a/Informe_Tecnico_Viajes_Aventura.docx
+++ b/Informe_Tecnico_Viajes_Aventura.docx
@@ -4121,15 +4121,7 @@
           <w:p>
             <w:r>
               <w:lastRenderedPageBreak/>
-              <w:t xml:space="preserve">4 destinos que ya no se </w:t>
-            </w:r>
-            <w:proofErr w:type="gramStart"/>
-            <w:r>
-              <w:t>operan</w:t>
-            </w:r>
-            <w:proofErr w:type="gramEnd"/>
-            <w:r>
-              <w:t xml:space="preserve"> pero siguen apareciendo en el catálogo.</w:t>
+              <w:t>4 destinos que ya no se operan pero siguen apareciendo en el catálogo.</w:t>
             </w:r>
           </w:p>
         </w:tc>
@@ -6768,23 +6760,7 @@
         <w:t xml:space="preserve">Relaciones y cardinalidades: </w:t>
       </w:r>
       <w:r>
-        <w:t xml:space="preserve">Paquete agrega </w:t>
-      </w:r>
-      <w:proofErr w:type="gramStart"/>
-      <w:r>
-        <w:t>2..</w:t>
-      </w:r>
-      <w:proofErr w:type="gramEnd"/>
-      <w:r>
-        <w:t xml:space="preserve">5 Destino (rombo vacío: el destino existe por sí mismo y puede estar en varios paquetes, R3 y R4); Cliente realiza </w:t>
-      </w:r>
-      <w:proofErr w:type="gramStart"/>
-      <w:r>
-        <w:t>0..</w:t>
-      </w:r>
-      <w:proofErr w:type="gramEnd"/>
-      <w:r>
-        <w:t xml:space="preserve">* Reserva y cada Reserva es sobre exactamente 1 Paquete (R12); Paquete tiene un </w:t>
+        <w:t xml:space="preserve">Paquete agrega 2..5 Destino (rombo vacío: el destino existe por sí mismo y puede estar en varios paquetes, R3 y R4); Cliente realiza 0..* Reserva y cada Reserva es sobre exactamente 1 Paquete (R12); Paquete tiene un </w:t>
       </w:r>
       <w:proofErr w:type="spellStart"/>
       <w:r>
@@ -7673,39 +7649,7 @@
                 <w:sz w:val="18"/>
                 <w:szCs w:val="18"/>
               </w:rPr>
-              <w:t xml:space="preserve">Paquete; agregación Paquete </w:t>
-            </w:r>
-            <w:proofErr w:type="gramStart"/>
-            <w:r>
-              <w:rPr>
-                <w:sz w:val="18"/>
-                <w:szCs w:val="18"/>
-              </w:rPr>
-              <w:t>0..</w:t>
-            </w:r>
-            <w:proofErr w:type="gramEnd"/>
-            <w:r>
-              <w:rPr>
-                <w:sz w:val="18"/>
-                <w:szCs w:val="18"/>
-              </w:rPr>
-              <w:t xml:space="preserve">* — </w:t>
-            </w:r>
-            <w:proofErr w:type="gramStart"/>
-            <w:r>
-              <w:rPr>
-                <w:sz w:val="18"/>
-                <w:szCs w:val="18"/>
-              </w:rPr>
-              <w:t>2..</w:t>
-            </w:r>
-            <w:proofErr w:type="gramEnd"/>
-            <w:r>
-              <w:rPr>
-                <w:sz w:val="18"/>
-                <w:szCs w:val="18"/>
-              </w:rPr>
-              <w:t>5 Destino</w:t>
+              <w:t>Paquete; agregación Paquete 0..* — 2..5 Destino</w:t>
             </w:r>
           </w:p>
         </w:tc>
@@ -8376,23 +8320,7 @@
                 <w:sz w:val="18"/>
                 <w:szCs w:val="18"/>
               </w:rPr>
-              <w:t xml:space="preserve">Asociación Cliente 1 — </w:t>
-            </w:r>
-            <w:proofErr w:type="gramStart"/>
-            <w:r>
-              <w:rPr>
-                <w:sz w:val="18"/>
-                <w:szCs w:val="18"/>
-              </w:rPr>
-              <w:t>0..</w:t>
-            </w:r>
-            <w:proofErr w:type="gramEnd"/>
-            <w:r>
-              <w:rPr>
-                <w:sz w:val="18"/>
-                <w:szCs w:val="18"/>
-              </w:rPr>
-              <w:t>* Reserva</w:t>
+              <w:t>Asociación Cliente 1 — 0..* Reserva</w:t>
             </w:r>
           </w:p>
         </w:tc>
@@ -10328,21 +10256,7 @@
               <w:rPr>
                 <w:lang w:val="en-US"/>
               </w:rPr>
-              <w:t xml:space="preserve">FR-09, FR-10, RNF-01 </w:t>
-            </w:r>
-            <w:proofErr w:type="gramStart"/>
-            <w:r>
-              <w:rPr>
-                <w:lang w:val="en-US"/>
-              </w:rPr>
-              <w:t>a</w:t>
-            </w:r>
-            <w:proofErr w:type="gramEnd"/>
-            <w:r>
-              <w:rPr>
-                <w:lang w:val="en-US"/>
-              </w:rPr>
-              <w:t xml:space="preserve"> RNF-03</w:t>
+              <w:t>FR-09, FR-10, RNF-01 a RNF-03</w:t>
             </w:r>
           </w:p>
         </w:tc>
@@ -11092,15 +11006,7 @@
       </w:r>
       <w:proofErr w:type="spellEnd"/>
       <w:r>
-        <w:t>/</w:t>
-      </w:r>
-      <w:proofErr w:type="gramStart"/>
-      <w:r>
-        <w:t>app</w:t>
-      </w:r>
-      <w:proofErr w:type="gramEnd"/>
-      <w:r>
-        <w:t xml:space="preserve">/) y </w:t>
+        <w:t xml:space="preserve">/app/) y </w:t>
       </w:r>
       <w:proofErr w:type="spellStart"/>
       <w:r>
@@ -11240,14 +11146,9 @@
       </w:r>
       <w:proofErr w:type="spellStart"/>
       <w:r>
-        <w:t>app.main:</w:t>
-      </w:r>
-      <w:proofErr w:type="gramStart"/>
-      <w:r>
-        <w:t>app</w:t>
+        <w:t>app.main:app</w:t>
       </w:r>
       <w:proofErr w:type="spellEnd"/>
-      <w:proofErr w:type="gramEnd"/>
       <w:r>
         <w:t xml:space="preserve">), sin instalar </w:t>
       </w:r>
@@ -11971,15 +11872,7 @@
       </w:r>
       <w:proofErr w:type="spellEnd"/>
       <w:r>
-        <w:t>/</w:t>
-      </w:r>
-      <w:proofErr w:type="gramStart"/>
-      <w:r>
-        <w:t>app</w:t>
-      </w:r>
-      <w:proofErr w:type="gramEnd"/>
-      <w:r>
-        <w:t>/dominio/), no en el esquema ni en las rutas de la API. El esquema actúa como segunda línea de defensa: en una prueba en que se desactivó a propósito la regla R8 en la API, la clave foránea de SQLite igualmente impidió borrar el destino. Todas las consultas usan parámetros (?) y nunca concatenan datos de entrada (sección 7.3).</w:t>
+        <w:t>/app/dominio/), no en el esquema ni en las rutas de la API. El esquema actúa como segunda línea de defensa: en una prueba en que se desactivó a propósito la regla R8 en la API, la clave foránea de SQLite igualmente impidió borrar el destino. Todas las consultas usan parámetros (?) y nunca concatenan datos de entrada (sección 7.3).</w:t>
       </w:r>
     </w:p>
     <w:p>
@@ -14541,15 +14434,7 @@
         <w:spacing w:after="120"/>
       </w:pPr>
       <w:r>
-        <w:t xml:space="preserve">Todo uso de IA durante el desarrollo se registra en VALIDACION_IA.md con la misma estructura: objetivo, implementación, revisión técnica (qué propuso la IA o qué alternativa se evaluó, y por qué se adoptó, modificó o descartó) y validación. A </w:t>
-      </w:r>
-      <w:proofErr w:type="gramStart"/>
-      <w:r>
-        <w:t>continuación</w:t>
-      </w:r>
-      <w:proofErr w:type="gramEnd"/>
-      <w:r>
-        <w:t xml:space="preserve"> se resumen las decisiones más relevantes tomadas hasta ahora, como evidencia de evaluación crítica y no de copia directa de sugerencias:</w:t>
+        <w:t>Todo uso de IA durante el desarrollo se registra en VALIDACION_IA.md con la misma estructura: objetivo, implementación, revisión técnica (qué propuso la IA o qué alternativa se evaluó, y por qué se adoptó, modificó o descartó) y validación. A continuación se resumen las decisiones más relevantes tomadas hasta ahora, como evidencia de evaluación crítica y no de copia directa de sugerencias:</w:t>
       </w:r>
     </w:p>
     <w:tbl>
@@ -15297,15 +15182,13 @@
               </w:rPr>
               <w:t xml:space="preserve">, 83.000 × 1,15 da 95.449,999… y al truncar se cobraría un peso menos (95.449 en vez de 95.450). </w:t>
             </w:r>
-            <w:proofErr w:type="gramStart"/>
-            <w:r>
-              <w:rPr>
-                <w:sz w:val="18"/>
-                <w:szCs w:val="18"/>
-              </w:rPr>
-              <w:t>Además</w:t>
-            </w:r>
-            <w:proofErr w:type="gramEnd"/>
+            <w:r>
+              <w:rPr>
+                <w:sz w:val="18"/>
+                <w:szCs w:val="18"/>
+              </w:rPr>
+              <w:t>Además,</w:t>
+            </w:r>
             <w:r>
               <w:rPr>
                 <w:sz w:val="18"/>

--- a/Informe_Tecnico_Viajes_Aventura.docx
+++ b/Informe_Tecnico_Viajes_Aventura.docx
@@ -211,11 +211,7 @@
           </w:pPr>
           <w:r>
             <w:fldChar w:fldCharType="begin"/>
-          </w:r>
-          <w:r>
             <w:instrText>TOC \h \o "1-2"</w:instrText>
-          </w:r>
-          <w:r>
             <w:fldChar w:fldCharType="separate"/>
           </w:r>
           <w:hyperlink w:anchor="_Toc241775405" w:history="1">
@@ -233,40 +229,10 @@
                 <w:noProof/>
               </w:rPr>
               <w:tab/>
-            </w:r>
-            <w:r>
-              <w:rPr>
-                <w:noProof/>
-              </w:rPr>
               <w:fldChar w:fldCharType="begin"/>
-            </w:r>
-            <w:r>
-              <w:rPr>
-                <w:noProof/>
-              </w:rPr>
               <w:instrText xml:space="preserve"> PAGEREF _Toc241775405 \h </w:instrText>
-            </w:r>
-            <w:r>
-              <w:rPr>
-                <w:noProof/>
-              </w:rPr>
-            </w:r>
-            <w:r>
-              <w:rPr>
-                <w:noProof/>
-              </w:rPr>
               <w:fldChar w:fldCharType="separate"/>
-            </w:r>
-            <w:r>
-              <w:rPr>
-                <w:noProof/>
-              </w:rPr>
               <w:t>3</w:t>
-            </w:r>
-            <w:r>
-              <w:rPr>
-                <w:noProof/>
-              </w:rPr>
               <w:fldChar w:fldCharType="end"/>
             </w:r>
           </w:hyperlink>
@@ -301,40 +267,10 @@
                 <w:noProof/>
               </w:rPr>
               <w:tab/>
-            </w:r>
-            <w:r>
-              <w:rPr>
-                <w:noProof/>
-              </w:rPr>
               <w:fldChar w:fldCharType="begin"/>
-            </w:r>
-            <w:r>
-              <w:rPr>
-                <w:noProof/>
-              </w:rPr>
               <w:instrText xml:space="preserve"> PAGEREF _Toc241775406 \h </w:instrText>
-            </w:r>
-            <w:r>
-              <w:rPr>
-                <w:noProof/>
-              </w:rPr>
-            </w:r>
-            <w:r>
-              <w:rPr>
-                <w:noProof/>
-              </w:rPr>
               <w:fldChar w:fldCharType="separate"/>
-            </w:r>
-            <w:r>
-              <w:rPr>
-                <w:noProof/>
-              </w:rPr>
               <w:t>4</w:t>
-            </w:r>
-            <w:r>
-              <w:rPr>
-                <w:noProof/>
-              </w:rPr>
               <w:fldChar w:fldCharType="end"/>
             </w:r>
           </w:hyperlink>
@@ -369,40 +305,10 @@
                 <w:noProof/>
               </w:rPr>
               <w:tab/>
-            </w:r>
-            <w:r>
-              <w:rPr>
-                <w:noProof/>
-              </w:rPr>
               <w:fldChar w:fldCharType="begin"/>
-            </w:r>
-            <w:r>
-              <w:rPr>
-                <w:noProof/>
-              </w:rPr>
               <w:instrText xml:space="preserve"> PAGEREF _Toc241775407 \h </w:instrText>
-            </w:r>
-            <w:r>
-              <w:rPr>
-                <w:noProof/>
-              </w:rPr>
-            </w:r>
-            <w:r>
-              <w:rPr>
-                <w:noProof/>
-              </w:rPr>
               <w:fldChar w:fldCharType="separate"/>
-            </w:r>
-            <w:r>
-              <w:rPr>
-                <w:noProof/>
-              </w:rPr>
               <w:t>4</w:t>
-            </w:r>
-            <w:r>
-              <w:rPr>
-                <w:noProof/>
-              </w:rPr>
               <w:fldChar w:fldCharType="end"/>
             </w:r>
           </w:hyperlink>
@@ -437,40 +343,10 @@
                 <w:noProof/>
               </w:rPr>
               <w:tab/>
-            </w:r>
-            <w:r>
-              <w:rPr>
-                <w:noProof/>
-              </w:rPr>
               <w:fldChar w:fldCharType="begin"/>
-            </w:r>
-            <w:r>
-              <w:rPr>
-                <w:noProof/>
-              </w:rPr>
               <w:instrText xml:space="preserve"> PAGEREF _Toc241775408 \h </w:instrText>
-            </w:r>
-            <w:r>
-              <w:rPr>
-                <w:noProof/>
-              </w:rPr>
-            </w:r>
-            <w:r>
-              <w:rPr>
-                <w:noProof/>
-              </w:rPr>
               <w:fldChar w:fldCharType="separate"/>
-            </w:r>
-            <w:r>
-              <w:rPr>
-                <w:noProof/>
-              </w:rPr>
               <w:t>5</w:t>
-            </w:r>
-            <w:r>
-              <w:rPr>
-                <w:noProof/>
-              </w:rPr>
               <w:fldChar w:fldCharType="end"/>
             </w:r>
           </w:hyperlink>
@@ -505,40 +381,10 @@
                 <w:noProof/>
               </w:rPr>
               <w:tab/>
-            </w:r>
-            <w:r>
-              <w:rPr>
-                <w:noProof/>
-              </w:rPr>
               <w:fldChar w:fldCharType="begin"/>
-            </w:r>
-            <w:r>
-              <w:rPr>
-                <w:noProof/>
-              </w:rPr>
               <w:instrText xml:space="preserve"> PAGEREF _Toc241775409 \h </w:instrText>
-            </w:r>
-            <w:r>
-              <w:rPr>
-                <w:noProof/>
-              </w:rPr>
-            </w:r>
-            <w:r>
-              <w:rPr>
-                <w:noProof/>
-              </w:rPr>
               <w:fldChar w:fldCharType="separate"/>
-            </w:r>
-            <w:r>
-              <w:rPr>
-                <w:noProof/>
-              </w:rPr>
               <w:t>5</w:t>
-            </w:r>
-            <w:r>
-              <w:rPr>
-                <w:noProof/>
-              </w:rPr>
               <w:fldChar w:fldCharType="end"/>
             </w:r>
           </w:hyperlink>
@@ -573,40 +419,10 @@
                 <w:noProof/>
               </w:rPr>
               <w:tab/>
-            </w:r>
-            <w:r>
-              <w:rPr>
-                <w:noProof/>
-              </w:rPr>
               <w:fldChar w:fldCharType="begin"/>
-            </w:r>
-            <w:r>
-              <w:rPr>
-                <w:noProof/>
-              </w:rPr>
               <w:instrText xml:space="preserve"> PAGEREF _Toc241775410 \h </w:instrText>
-            </w:r>
-            <w:r>
-              <w:rPr>
-                <w:noProof/>
-              </w:rPr>
-            </w:r>
-            <w:r>
-              <w:rPr>
-                <w:noProof/>
-              </w:rPr>
               <w:fldChar w:fldCharType="separate"/>
-            </w:r>
-            <w:r>
-              <w:rPr>
-                <w:noProof/>
-              </w:rPr>
               <w:t>6</w:t>
-            </w:r>
-            <w:r>
-              <w:rPr>
-                <w:noProof/>
-              </w:rPr>
               <w:fldChar w:fldCharType="end"/>
             </w:r>
           </w:hyperlink>
@@ -641,40 +457,10 @@
                 <w:noProof/>
               </w:rPr>
               <w:tab/>
-            </w:r>
-            <w:r>
-              <w:rPr>
-                <w:noProof/>
-              </w:rPr>
               <w:fldChar w:fldCharType="begin"/>
-            </w:r>
-            <w:r>
-              <w:rPr>
-                <w:noProof/>
-              </w:rPr>
               <w:instrText xml:space="preserve"> PAGEREF _Toc241775411 \h </w:instrText>
-            </w:r>
-            <w:r>
-              <w:rPr>
-                <w:noProof/>
-              </w:rPr>
-            </w:r>
-            <w:r>
-              <w:rPr>
-                <w:noProof/>
-              </w:rPr>
               <w:fldChar w:fldCharType="separate"/>
-            </w:r>
-            <w:r>
-              <w:rPr>
-                <w:noProof/>
-              </w:rPr>
               <w:t>7</w:t>
-            </w:r>
-            <w:r>
-              <w:rPr>
-                <w:noProof/>
-              </w:rPr>
               <w:fldChar w:fldCharType="end"/>
             </w:r>
           </w:hyperlink>
@@ -709,40 +495,10 @@
                 <w:noProof/>
               </w:rPr>
               <w:tab/>
-            </w:r>
-            <w:r>
-              <w:rPr>
-                <w:noProof/>
-              </w:rPr>
               <w:fldChar w:fldCharType="begin"/>
-            </w:r>
-            <w:r>
-              <w:rPr>
-                <w:noProof/>
-              </w:rPr>
               <w:instrText xml:space="preserve"> PAGEREF _Toc241775412 \h </w:instrText>
-            </w:r>
-            <w:r>
-              <w:rPr>
-                <w:noProof/>
-              </w:rPr>
-            </w:r>
-            <w:r>
-              <w:rPr>
-                <w:noProof/>
-              </w:rPr>
               <w:fldChar w:fldCharType="separate"/>
-            </w:r>
-            <w:r>
-              <w:rPr>
-                <w:noProof/>
-              </w:rPr>
               <w:t>11</w:t>
-            </w:r>
-            <w:r>
-              <w:rPr>
-                <w:noProof/>
-              </w:rPr>
               <w:fldChar w:fldCharType="end"/>
             </w:r>
           </w:hyperlink>
@@ -777,40 +533,10 @@
                 <w:noProof/>
               </w:rPr>
               <w:tab/>
-            </w:r>
-            <w:r>
-              <w:rPr>
-                <w:noProof/>
-              </w:rPr>
               <w:fldChar w:fldCharType="begin"/>
-            </w:r>
-            <w:r>
-              <w:rPr>
-                <w:noProof/>
-              </w:rPr>
               <w:instrText xml:space="preserve"> PAGEREF _Toc241775413 \h </w:instrText>
-            </w:r>
-            <w:r>
-              <w:rPr>
-                <w:noProof/>
-              </w:rPr>
-            </w:r>
-            <w:r>
-              <w:rPr>
-                <w:noProof/>
-              </w:rPr>
               <w:fldChar w:fldCharType="separate"/>
-            </w:r>
-            <w:r>
-              <w:rPr>
-                <w:noProof/>
-              </w:rPr>
               <w:t>13</w:t>
-            </w:r>
-            <w:r>
-              <w:rPr>
-                <w:noProof/>
-              </w:rPr>
               <w:fldChar w:fldCharType="end"/>
             </w:r>
           </w:hyperlink>
@@ -845,40 +571,10 @@
                 <w:noProof/>
               </w:rPr>
               <w:tab/>
-            </w:r>
-            <w:r>
-              <w:rPr>
-                <w:noProof/>
-              </w:rPr>
               <w:fldChar w:fldCharType="begin"/>
-            </w:r>
-            <w:r>
-              <w:rPr>
-                <w:noProof/>
-              </w:rPr>
               <w:instrText xml:space="preserve"> PAGEREF _Toc241775414 \h </w:instrText>
-            </w:r>
-            <w:r>
-              <w:rPr>
-                <w:noProof/>
-              </w:rPr>
-            </w:r>
-            <w:r>
-              <w:rPr>
-                <w:noProof/>
-              </w:rPr>
               <w:fldChar w:fldCharType="separate"/>
-            </w:r>
-            <w:r>
-              <w:rPr>
-                <w:noProof/>
-              </w:rPr>
               <w:t>15</w:t>
-            </w:r>
-            <w:r>
-              <w:rPr>
-                <w:noProof/>
-              </w:rPr>
               <w:fldChar w:fldCharType="end"/>
             </w:r>
           </w:hyperlink>
@@ -913,40 +609,10 @@
                 <w:noProof/>
               </w:rPr>
               <w:tab/>
-            </w:r>
-            <w:r>
-              <w:rPr>
-                <w:noProof/>
-              </w:rPr>
               <w:fldChar w:fldCharType="begin"/>
-            </w:r>
-            <w:r>
-              <w:rPr>
-                <w:noProof/>
-              </w:rPr>
               <w:instrText xml:space="preserve"> PAGEREF _Toc241775415 \h </w:instrText>
-            </w:r>
-            <w:r>
-              <w:rPr>
-                <w:noProof/>
-              </w:rPr>
-            </w:r>
-            <w:r>
-              <w:rPr>
-                <w:noProof/>
-              </w:rPr>
               <w:fldChar w:fldCharType="separate"/>
-            </w:r>
-            <w:r>
-              <w:rPr>
-                <w:noProof/>
-              </w:rPr>
               <w:t>17</w:t>
-            </w:r>
-            <w:r>
-              <w:rPr>
-                <w:noProof/>
-              </w:rPr>
               <w:fldChar w:fldCharType="end"/>
             </w:r>
           </w:hyperlink>
@@ -981,40 +647,10 @@
                 <w:noProof/>
               </w:rPr>
               <w:tab/>
-            </w:r>
-            <w:r>
-              <w:rPr>
-                <w:noProof/>
-              </w:rPr>
               <w:fldChar w:fldCharType="begin"/>
-            </w:r>
-            <w:r>
-              <w:rPr>
-                <w:noProof/>
-              </w:rPr>
               <w:instrText xml:space="preserve"> PAGEREF _Toc241775416 \h </w:instrText>
-            </w:r>
-            <w:r>
-              <w:rPr>
-                <w:noProof/>
-              </w:rPr>
-            </w:r>
-            <w:r>
-              <w:rPr>
-                <w:noProof/>
-              </w:rPr>
               <w:fldChar w:fldCharType="separate"/>
-            </w:r>
-            <w:r>
-              <w:rPr>
-                <w:noProof/>
-              </w:rPr>
               <w:t>17</w:t>
-            </w:r>
-            <w:r>
-              <w:rPr>
-                <w:noProof/>
-              </w:rPr>
               <w:fldChar w:fldCharType="end"/>
             </w:r>
           </w:hyperlink>
@@ -1049,40 +685,10 @@
                 <w:noProof/>
               </w:rPr>
               <w:tab/>
-            </w:r>
-            <w:r>
-              <w:rPr>
-                <w:noProof/>
-              </w:rPr>
               <w:fldChar w:fldCharType="begin"/>
-            </w:r>
-            <w:r>
-              <w:rPr>
-                <w:noProof/>
-              </w:rPr>
               <w:instrText xml:space="preserve"> PAGEREF _Toc241775417 \h </w:instrText>
-            </w:r>
-            <w:r>
-              <w:rPr>
-                <w:noProof/>
-              </w:rPr>
-            </w:r>
-            <w:r>
-              <w:rPr>
-                <w:noProof/>
-              </w:rPr>
               <w:fldChar w:fldCharType="separate"/>
-            </w:r>
-            <w:r>
-              <w:rPr>
-                <w:noProof/>
-              </w:rPr>
               <w:t>17</w:t>
-            </w:r>
-            <w:r>
-              <w:rPr>
-                <w:noProof/>
-              </w:rPr>
               <w:fldChar w:fldCharType="end"/>
             </w:r>
           </w:hyperlink>
@@ -1117,40 +723,10 @@
                 <w:noProof/>
               </w:rPr>
               <w:tab/>
-            </w:r>
-            <w:r>
-              <w:rPr>
-                <w:noProof/>
-              </w:rPr>
               <w:fldChar w:fldCharType="begin"/>
-            </w:r>
-            <w:r>
-              <w:rPr>
-                <w:noProof/>
-              </w:rPr>
               <w:instrText xml:space="preserve"> PAGEREF _Toc241775418 \h </w:instrText>
-            </w:r>
-            <w:r>
-              <w:rPr>
-                <w:noProof/>
-              </w:rPr>
-            </w:r>
-            <w:r>
-              <w:rPr>
-                <w:noProof/>
-              </w:rPr>
               <w:fldChar w:fldCharType="separate"/>
-            </w:r>
-            <w:r>
-              <w:rPr>
-                <w:noProof/>
-              </w:rPr>
               <w:t>17</w:t>
-            </w:r>
-            <w:r>
-              <w:rPr>
-                <w:noProof/>
-              </w:rPr>
               <w:fldChar w:fldCharType="end"/>
             </w:r>
           </w:hyperlink>
@@ -1185,40 +761,10 @@
                 <w:noProof/>
               </w:rPr>
               <w:tab/>
-            </w:r>
-            <w:r>
-              <w:rPr>
-                <w:noProof/>
-              </w:rPr>
               <w:fldChar w:fldCharType="begin"/>
-            </w:r>
-            <w:r>
-              <w:rPr>
-                <w:noProof/>
-              </w:rPr>
               <w:instrText xml:space="preserve"> PAGEREF _Toc241775419 \h </w:instrText>
-            </w:r>
-            <w:r>
-              <w:rPr>
-                <w:noProof/>
-              </w:rPr>
-            </w:r>
-            <w:r>
-              <w:rPr>
-                <w:noProof/>
-              </w:rPr>
               <w:fldChar w:fldCharType="separate"/>
-            </w:r>
-            <w:r>
-              <w:rPr>
-                <w:noProof/>
-              </w:rPr>
               <w:t>18</w:t>
-            </w:r>
-            <w:r>
-              <w:rPr>
-                <w:noProof/>
-              </w:rPr>
               <w:fldChar w:fldCharType="end"/>
             </w:r>
           </w:hyperlink>
@@ -1253,40 +799,10 @@
                 <w:noProof/>
               </w:rPr>
               <w:tab/>
-            </w:r>
-            <w:r>
-              <w:rPr>
-                <w:noProof/>
-              </w:rPr>
               <w:fldChar w:fldCharType="begin"/>
-            </w:r>
-            <w:r>
-              <w:rPr>
-                <w:noProof/>
-              </w:rPr>
               <w:instrText xml:space="preserve"> PAGEREF _Toc241775420 \h </w:instrText>
-            </w:r>
-            <w:r>
-              <w:rPr>
-                <w:noProof/>
-              </w:rPr>
-            </w:r>
-            <w:r>
-              <w:rPr>
-                <w:noProof/>
-              </w:rPr>
               <w:fldChar w:fldCharType="separate"/>
-            </w:r>
-            <w:r>
-              <w:rPr>
-                <w:noProof/>
-              </w:rPr>
               <w:t>18</w:t>
-            </w:r>
-            <w:r>
-              <w:rPr>
-                <w:noProof/>
-              </w:rPr>
               <w:fldChar w:fldCharType="end"/>
             </w:r>
           </w:hyperlink>
@@ -1321,40 +837,10 @@
                 <w:noProof/>
               </w:rPr>
               <w:tab/>
-            </w:r>
-            <w:r>
-              <w:rPr>
-                <w:noProof/>
-              </w:rPr>
               <w:fldChar w:fldCharType="begin"/>
-            </w:r>
-            <w:r>
-              <w:rPr>
-                <w:noProof/>
-              </w:rPr>
               <w:instrText xml:space="preserve"> PAGEREF _Toc241775421 \h </w:instrText>
-            </w:r>
-            <w:r>
-              <w:rPr>
-                <w:noProof/>
-              </w:rPr>
-            </w:r>
-            <w:r>
-              <w:rPr>
-                <w:noProof/>
-              </w:rPr>
               <w:fldChar w:fldCharType="separate"/>
-            </w:r>
-            <w:r>
-              <w:rPr>
-                <w:noProof/>
-              </w:rPr>
               <w:t>18</w:t>
-            </w:r>
-            <w:r>
-              <w:rPr>
-                <w:noProof/>
-              </w:rPr>
               <w:fldChar w:fldCharType="end"/>
             </w:r>
           </w:hyperlink>
@@ -1389,40 +875,10 @@
                 <w:noProof/>
               </w:rPr>
               <w:tab/>
-            </w:r>
-            <w:r>
-              <w:rPr>
-                <w:noProof/>
-              </w:rPr>
               <w:fldChar w:fldCharType="begin"/>
-            </w:r>
-            <w:r>
-              <w:rPr>
-                <w:noProof/>
-              </w:rPr>
               <w:instrText xml:space="preserve"> PAGEREF _Toc241775422 \h </w:instrText>
-            </w:r>
-            <w:r>
-              <w:rPr>
-                <w:noProof/>
-              </w:rPr>
-            </w:r>
-            <w:r>
-              <w:rPr>
-                <w:noProof/>
-              </w:rPr>
               <w:fldChar w:fldCharType="separate"/>
-            </w:r>
-            <w:r>
-              <w:rPr>
-                <w:noProof/>
-              </w:rPr>
               <w:t>19</w:t>
-            </w:r>
-            <w:r>
-              <w:rPr>
-                <w:noProof/>
-              </w:rPr>
               <w:fldChar w:fldCharType="end"/>
             </w:r>
           </w:hyperlink>
@@ -1457,40 +913,10 @@
                 <w:noProof/>
               </w:rPr>
               <w:tab/>
-            </w:r>
-            <w:r>
-              <w:rPr>
-                <w:noProof/>
-              </w:rPr>
               <w:fldChar w:fldCharType="begin"/>
-            </w:r>
-            <w:r>
-              <w:rPr>
-                <w:noProof/>
-              </w:rPr>
               <w:instrText xml:space="preserve"> PAGEREF _Toc241775423 \h </w:instrText>
-            </w:r>
-            <w:r>
-              <w:rPr>
-                <w:noProof/>
-              </w:rPr>
-            </w:r>
-            <w:r>
-              <w:rPr>
-                <w:noProof/>
-              </w:rPr>
               <w:fldChar w:fldCharType="separate"/>
-            </w:r>
-            <w:r>
-              <w:rPr>
-                <w:noProof/>
-              </w:rPr>
               <w:t>21</w:t>
-            </w:r>
-            <w:r>
-              <w:rPr>
-                <w:noProof/>
-              </w:rPr>
               <w:fldChar w:fldCharType="end"/>
             </w:r>
           </w:hyperlink>
@@ -1525,40 +951,10 @@
                 <w:noProof/>
               </w:rPr>
               <w:tab/>
-            </w:r>
-            <w:r>
-              <w:rPr>
-                <w:noProof/>
-              </w:rPr>
               <w:fldChar w:fldCharType="begin"/>
-            </w:r>
-            <w:r>
-              <w:rPr>
-                <w:noProof/>
-              </w:rPr>
               <w:instrText xml:space="preserve"> PAGEREF _Toc241775424 \h </w:instrText>
-            </w:r>
-            <w:r>
-              <w:rPr>
-                <w:noProof/>
-              </w:rPr>
-            </w:r>
-            <w:r>
-              <w:rPr>
-                <w:noProof/>
-              </w:rPr>
               <w:fldChar w:fldCharType="separate"/>
-            </w:r>
-            <w:r>
-              <w:rPr>
-                <w:noProof/>
-              </w:rPr>
               <w:t>23</w:t>
-            </w:r>
-            <w:r>
-              <w:rPr>
-                <w:noProof/>
-              </w:rPr>
               <w:fldChar w:fldCharType="end"/>
             </w:r>
           </w:hyperlink>
@@ -1593,40 +989,10 @@
                 <w:noProof/>
               </w:rPr>
               <w:tab/>
-            </w:r>
-            <w:r>
-              <w:rPr>
-                <w:noProof/>
-              </w:rPr>
               <w:fldChar w:fldCharType="begin"/>
-            </w:r>
-            <w:r>
-              <w:rPr>
-                <w:noProof/>
-              </w:rPr>
               <w:instrText xml:space="preserve"> PAGEREF _Toc241775425 \h </w:instrText>
-            </w:r>
-            <w:r>
-              <w:rPr>
-                <w:noProof/>
-              </w:rPr>
-            </w:r>
-            <w:r>
-              <w:rPr>
-                <w:noProof/>
-              </w:rPr>
               <w:fldChar w:fldCharType="separate"/>
-            </w:r>
-            <w:r>
-              <w:rPr>
-                <w:noProof/>
-              </w:rPr>
               <w:t>23</w:t>
-            </w:r>
-            <w:r>
-              <w:rPr>
-                <w:noProof/>
-              </w:rPr>
               <w:fldChar w:fldCharType="end"/>
             </w:r>
           </w:hyperlink>
@@ -1661,40 +1027,10 @@
                 <w:noProof/>
               </w:rPr>
               <w:tab/>
-            </w:r>
-            <w:r>
-              <w:rPr>
-                <w:noProof/>
-              </w:rPr>
               <w:fldChar w:fldCharType="begin"/>
-            </w:r>
-            <w:r>
-              <w:rPr>
-                <w:noProof/>
-              </w:rPr>
               <w:instrText xml:space="preserve"> PAGEREF _Toc241775426 \h </w:instrText>
-            </w:r>
-            <w:r>
-              <w:rPr>
-                <w:noProof/>
-              </w:rPr>
-            </w:r>
-            <w:r>
-              <w:rPr>
-                <w:noProof/>
-              </w:rPr>
               <w:fldChar w:fldCharType="separate"/>
-            </w:r>
-            <w:r>
-              <w:rPr>
-                <w:noProof/>
-              </w:rPr>
               <w:t>23</w:t>
-            </w:r>
-            <w:r>
-              <w:rPr>
-                <w:noProof/>
-              </w:rPr>
               <w:fldChar w:fldCharType="end"/>
             </w:r>
           </w:hyperlink>
@@ -1729,40 +1065,10 @@
                 <w:noProof/>
               </w:rPr>
               <w:tab/>
-            </w:r>
-            <w:r>
-              <w:rPr>
-                <w:noProof/>
-              </w:rPr>
               <w:fldChar w:fldCharType="begin"/>
-            </w:r>
-            <w:r>
-              <w:rPr>
-                <w:noProof/>
-              </w:rPr>
               <w:instrText xml:space="preserve"> PAGEREF _Toc241775427 \h </w:instrText>
-            </w:r>
-            <w:r>
-              <w:rPr>
-                <w:noProof/>
-              </w:rPr>
-            </w:r>
-            <w:r>
-              <w:rPr>
-                <w:noProof/>
-              </w:rPr>
               <w:fldChar w:fldCharType="separate"/>
-            </w:r>
-            <w:r>
-              <w:rPr>
-                <w:noProof/>
-              </w:rPr>
               <w:t>23</w:t>
-            </w:r>
-            <w:r>
-              <w:rPr>
-                <w:noProof/>
-              </w:rPr>
               <w:fldChar w:fldCharType="end"/>
             </w:r>
           </w:hyperlink>
@@ -1797,40 +1103,10 @@
                 <w:noProof/>
               </w:rPr>
               <w:tab/>
-            </w:r>
-            <w:r>
-              <w:rPr>
-                <w:noProof/>
-              </w:rPr>
               <w:fldChar w:fldCharType="begin"/>
-            </w:r>
-            <w:r>
-              <w:rPr>
-                <w:noProof/>
-              </w:rPr>
               <w:instrText xml:space="preserve"> PAGEREF _Toc241775428 \h </w:instrText>
-            </w:r>
-            <w:r>
-              <w:rPr>
-                <w:noProof/>
-              </w:rPr>
-            </w:r>
-            <w:r>
-              <w:rPr>
-                <w:noProof/>
-              </w:rPr>
               <w:fldChar w:fldCharType="separate"/>
-            </w:r>
-            <w:r>
-              <w:rPr>
-                <w:noProof/>
-              </w:rPr>
               <w:t>26</w:t>
-            </w:r>
-            <w:r>
-              <w:rPr>
-                <w:noProof/>
-              </w:rPr>
               <w:fldChar w:fldCharType="end"/>
             </w:r>
           </w:hyperlink>
@@ -4093,15 +3369,7 @@
           </w:tcPr>
           <w:p>
             <w:r>
-              <w:t xml:space="preserve">FR-15 (historial de reservas </w:t>
-            </w:r>
-            <w:proofErr w:type="spellStart"/>
-            <w:r>
-              <w:t>autoconsultable</w:t>
-            </w:r>
-            <w:proofErr w:type="spellEnd"/>
-            <w:r>
-              <w:t xml:space="preserve"> por el propio cliente).</w:t>
+              <w:t xml:space="preserve">FR-15 (historial de reservas autoconsultable por el propio cliente).</w:t>
             </w:r>
           </w:p>
         </w:tc>
@@ -4214,15 +3482,7 @@
         <w:spacing w:after="120"/>
       </w:pPr>
       <w:r>
-        <w:t xml:space="preserve">Esta sección traduce los requerimientos de la sección 2 en modelos de la solución, en tres niveles complementarios: los procesos de negocio (BPMN, 3.1), que muestran paso a paso cómo interactúan el Administrador, el Cliente y el sistema; los casos de uso (3.2), que resumen qué puede hacer cada actor; y el diagrama de clases UML (3.3), que traduce ambos en la estructura orientada a objetos que se implementó en Python. La sección 3.4 cierra con una matriz que verifica, requerimiento por requerimiento, que cada FR y RNF quedó representado en los modelos. Todos los diagramas se construyeron desde cero a partir de FR-01 a FR-15 y RNF-01 a RNF-06; sus fuentes editables están en la carpeta </w:t>
-      </w:r>
-      <w:proofErr w:type="spellStart"/>
-      <w:r>
-        <w:t>docs</w:t>
-      </w:r>
-      <w:proofErr w:type="spellEnd"/>
-      <w:r>
-        <w:t>/diagramas/ del repositorio.</w:t>
+        <w:t xml:space="preserve">Esta sección traduce los requerimientos de la sección 2 en modelos de la solución, en tres niveles complementarios: los procesos de negocio (BPMN, 3.1), que muestran paso a paso cómo interactúan el Administrador, el Cliente y el sistema; los casos de uso (3.2), que resumen qué puede hacer cada actor; y el diagrama de clases UML (3.3), que traduce ambos en la estructura orientada a objetos que se implementó en Python. La sección 3.4 cierra con una matriz que verifica, requerimiento por requerimiento, que cada FR y RNF quedó representado en los modelos. Todos los diagramas se construyeron desde cero a partir de FR-01 a FR-15 y RNF-01 a RNF-06; sus fuentes editables están en la carpeta docs/diagramas/ del repositorio.</w:t>
       </w:r>
     </w:p>
     <w:p>
@@ -4812,15 +4072,7 @@
         <w:spacing w:after="120"/>
       </w:pPr>
       <w:r>
-        <w:t>Los tres diagramas usan notación BPMN 2.0: un pool «Viajes Aventura» dividido en carriles (</w:t>
-      </w:r>
-      <w:proofErr w:type="spellStart"/>
-      <w:r>
-        <w:t>lanes</w:t>
-      </w:r>
-      <w:proofErr w:type="spellEnd"/>
-      <w:r>
-        <w:t>) por participante —Administrador o Cliente, y Sistema—; un evento de inicio (círculo de borde simple); eventos de fin (círculo de borde grueso), uno por cada resultado distinto para el negocio; tareas (rectángulos redondeados); compuertas exclusivas XOR (rombo con X) para cada decisión; y el almacén de datos «Base de datos», unido con una asociación punteada a la tarea que persiste información. Cada tarea indica entre corchetes el requerimiento que implementa, de modo que la trazabilidad se lee directamente sobre el diagrama. Todas las validaciones de negocio ocurren en el carril Sistema y no en el del actor, lo que materializa RNF-05.</w:t>
+        <w:t>Los tres diagramas usan notación BPMN 2.0: un pool «Viajes Aventura» dividido en carriles (lanes) por participante —Administrador o Cliente, y Sistema—; un evento de inicio (círculo de borde simple); eventos de fin (círculo de borde grueso), uno por cada resultado distinto para el negocio; tareas (rectángulos redondeados); compuertas exclusivas XOR (rombo con X) para cada decisión; y el almacén de datos «Base de datos», unido con una asociación punteada a la tarea que persiste información. Cada tarea indica entre corchetes el requerimiento que implementa, de modo que la trazabilidad se lee directamente sobre el diagrama. Todas las validaciones de negocio ocurren en el carril Sistema y no en el del actor, lo que materializa RNF-05.</w:t>
       </w:r>
     </w:p>
     <w:p>
@@ -5139,23 +4391,7 @@
         <w:spacing w:after="120"/>
       </w:pPr>
       <w:r>
-        <w:t>El diagrama resume las interacciones de los dos actores del caso con el sistema. «Iniciar sesión» es el único caso de uso compartido (S1). Las relaciones «</w:t>
-      </w:r>
-      <w:proofErr w:type="spellStart"/>
-      <w:r>
-        <w:t>include</w:t>
-      </w:r>
-      <w:proofErr w:type="spellEnd"/>
-      <w:r>
-        <w:t>» expresan comportamiento obligatorio: «Reservar paquete» y «Consultar historial» incluyen «Iniciar sesión» porque R11 no permite reservar ni consultar sin autenticación; «Reservar paquete» incluye «Verificar cupo y fecha de salida» porque ninguna reserva puede saltarse FR-13 y FR-14; y «Crear paquete» incluye «Calcular precio» porque el precio nunca se ingresa a mano (FR-06). No se usó «</w:t>
-      </w:r>
-      <w:proofErr w:type="spellStart"/>
-      <w:r>
-        <w:t>extend</w:t>
-      </w:r>
-      <w:proofErr w:type="spellEnd"/>
-      <w:r>
-        <w:t>» porque, dentro del alcance, ningún comportamiento es opcional respecto de un caso base.</w:t>
+        <w:t>El diagrama resume las interacciones de los dos actores del caso con el sistema. «Iniciar sesión» es el único caso de uso compartido (S1). Las relaciones «include» expresan comportamiento obligatorio: «Reservar paquete» y «Consultar historial» incluyen «Iniciar sesión» porque R11 no permite reservar ni consultar sin autenticación; «Reservar paquete» incluye «Verificar cupo y fecha de salida» porque ninguna reserva puede saltarse FR-13 y FR-14; y «Crear paquete» incluye «Calcular precio» porque el precio nunca se ingresa a mano (FR-06). No se usó «extend» porque, dentro del alcance, ningún comportamiento es opcional respecto de un caso base.</w:t>
       </w:r>
     </w:p>
     <w:p>
@@ -6668,23 +5904,7 @@
         <w:t xml:space="preserve">Encapsulamiento: </w:t>
       </w:r>
       <w:r>
-        <w:t xml:space="preserve">todos los atributos son privados (-) y el estado solo cambia mediante métodos que aplican las reglas. El precio no tiene un método de asignación libre: solo </w:t>
-      </w:r>
-      <w:proofErr w:type="spellStart"/>
-      <w:r>
-        <w:t>calcular_precio</w:t>
-      </w:r>
-      <w:proofErr w:type="spellEnd"/>
-      <w:r>
-        <w:t xml:space="preserve">() y publicar() lo modifican (R6, R7), y disponible solo cambia con </w:t>
-      </w:r>
-      <w:proofErr w:type="spellStart"/>
-      <w:r>
-        <w:t>marcar_no_disponible</w:t>
-      </w:r>
-      <w:proofErr w:type="spellEnd"/>
-      <w:r>
-        <w:t>() (R8).</w:t>
+        <w:t xml:space="preserve">todos los atributos son privados (-) y el estado solo cambia mediante métodos que aplican las reglas. El precio no tiene un método de asignación libre: solo calcular_precio() y publicar() lo modifican (R6, R7), y disponible solo cambia con marcar_no_disponible() (R8).</w:t>
       </w:r>
     </w:p>
     <w:p>
@@ -6705,15 +5925,7 @@
         <w:t xml:space="preserve">Abstracción y herencia: </w:t>
       </w:r>
       <w:r>
-        <w:t xml:space="preserve">Usuario es una clase abstracta que reúne lo común a Cliente y Administrador (identidad, correo, hash de la contraseña y </w:t>
-      </w:r>
-      <w:proofErr w:type="spellStart"/>
-      <w:r>
-        <w:t>verificar_contrasena</w:t>
-      </w:r>
-      <w:proofErr w:type="spellEnd"/>
-      <w:r>
-        <w:t>()), para no duplicar la lógica de autenticación (FR-10, RNF-01). Ninguna clase tiene un atributo de contraseña en texto plano.</w:t>
+        <w:t xml:space="preserve">Usuario es una clase abstracta que reúne lo común a Cliente y Administrador (identidad, correo, hash de la contraseña y verificar_contrasena()), para no duplicar la lógica de autenticación (FR-10, RNF-01). Ninguna clase tiene un atributo de contraseña en texto plano.</w:t>
       </w:r>
     </w:p>
     <w:p>
@@ -6733,13 +5945,8 @@
         </w:rPr>
         <w:t xml:space="preserve">Polimorfismo: </w:t>
       </w:r>
-      <w:proofErr w:type="spellStart"/>
       <w:r>
-        <w:t>puede_gestionar_catalogo</w:t>
-      </w:r>
-      <w:proofErr w:type="spellEnd"/>
-      <w:r>
-        <w:t>() es abstracto en Usuario y cada subclase lo redefine (Cliente devuelve falso; Administrador, verdadero). El servidor autoriza las operaciones sobre el catálogo llamando a ese método, sin preguntar por el tipo concreto del usuario (RNF-03, S1).</w:t>
+        <w:t>puede_gestionar_catalogo() es abstracto en Usuario y cada subclase lo redefine (Cliente devuelve falso; Administrador, verdadero). El servidor autoriza las operaciones sobre el catálogo llamando a ese método, sin preguntar por el tipo concreto del usuario (RNF-03, S1).</w:t>
       </w:r>
     </w:p>
     <w:p>
@@ -6760,15 +5967,7 @@
         <w:t xml:space="preserve">Relaciones y cardinalidades: </w:t>
       </w:r>
       <w:r>
-        <w:t xml:space="preserve">Paquete agrega 2..5 Destino (rombo vacío: el destino existe por sí mismo y puede estar en varios paquetes, R3 y R4); Cliente realiza 0..* Reserva y cada Reserva es sobre exactamente 1 Paquete (R12); Paquete tiene un </w:t>
-      </w:r>
-      <w:proofErr w:type="spellStart"/>
-      <w:r>
-        <w:t>EstadoPaquete</w:t>
-      </w:r>
-      <w:proofErr w:type="spellEnd"/>
-      <w:r>
-        <w:t>, BORRADOR o PUBLICADO (S2).</w:t>
+        <w:t xml:space="preserve">Paquete agrega 2..5 Destino (rombo vacío: el destino existe por sí mismo y puede estar en varios paquetes, R3 y R4); Cliente realiza 0..* Reserva y cada Reserva es sobre exactamente 1 Paquete (R12); Paquete tiene un EstadoPaquete, BORRADOR o PUBLICADO (S2).</w:t>
       </w:r>
     </w:p>
     <w:p>
@@ -6788,21 +5987,8 @@
         </w:rPr>
         <w:t xml:space="preserve">Reglas dentro del dominio: </w:t>
       </w:r>
-      <w:proofErr w:type="spellStart"/>
       <w:r>
-        <w:t>Reserva.crear</w:t>
-      </w:r>
-      <w:proofErr w:type="spellEnd"/>
-      <w:r>
-        <w:t xml:space="preserve">() es un método de fábrica (estático, subrayado) que solo construye reservas válidas: exige al menos una persona (R16), cupo disponible (R14) y fecha de salida futura (R15), y calcula el total una sola vez (R13). Como el total no tiene método de asignación, no vuelve a cambiar. </w:t>
-      </w:r>
-      <w:proofErr w:type="spellStart"/>
-      <w:r>
-        <w:t>Cliente.datos_publicos</w:t>
-      </w:r>
-      <w:proofErr w:type="spellEnd"/>
-      <w:r>
-        <w:t>() entrega los datos del cliente sin RUT ni teléfono para cualquier listado (R17, RNF-02).</w:t>
+        <w:t xml:space="preserve">Reserva.crear() es un método de fábrica (estático, subrayado) que solo construye reservas válidas: exige al menos una persona (R16), cupo disponible (R14) y fecha de salida futura (R15), y calcula el total una sola vez (R13). Como el total no tiene método de asignación, no vuelve a cambiar. Cliente.datos_publicos() entrega los datos del cliente sin RUT ni teléfono para cualquier listado (R17, RNF-02).</w:t>
       </w:r>
     </w:p>
     <w:p>
@@ -6823,15 +6009,7 @@
         <w:t xml:space="preserve">Cupo calculado, no almacenado: </w:t>
       </w:r>
       <w:r>
-        <w:t xml:space="preserve">Paquete no guarda el cupo disponible; </w:t>
-      </w:r>
-      <w:proofErr w:type="spellStart"/>
-      <w:r>
-        <w:t>cupo_disponible</w:t>
-      </w:r>
-      <w:proofErr w:type="spellEnd"/>
-      <w:r>
-        <w:t>() lo deriva del cupo máximo y de las personas ya reservadas que entrega el repositorio (S5).</w:t>
+        <w:t xml:space="preserve">Paquete no guarda el cupo disponible; cupo_disponible() lo deriva del cupo máximo y de las personas ya reservadas que entrega el repositorio (S5).</w:t>
       </w:r>
     </w:p>
     <w:p>
@@ -6909,47 +6087,7 @@
         <w:spacing w:after="120"/>
       </w:pPr>
       <w:r>
-        <w:t xml:space="preserve">Repositorio&lt;T&gt; es una clase abstracta genérica que define el contrato común de persistencia (guardar, </w:t>
-      </w:r>
-      <w:proofErr w:type="spellStart"/>
-      <w:r>
-        <w:t>buscar_por_id</w:t>
-      </w:r>
-      <w:proofErr w:type="spellEnd"/>
-      <w:r>
-        <w:t xml:space="preserve">, listar) sobre una conexión sqlite3. Cada subclase lo implementa para su entidad y agrega solo las consultas que su dominio necesita: </w:t>
-      </w:r>
-      <w:proofErr w:type="spellStart"/>
-      <w:r>
-        <w:t>esta_en_algun_paquete</w:t>
-      </w:r>
-      <w:proofErr w:type="spellEnd"/>
-      <w:r>
-        <w:t xml:space="preserve">() para R8, </w:t>
-      </w:r>
-      <w:proofErr w:type="spellStart"/>
-      <w:r>
-        <w:t>personas_reservadas</w:t>
-      </w:r>
-      <w:proofErr w:type="spellEnd"/>
-      <w:r>
-        <w:t xml:space="preserve">() para R14, </w:t>
-      </w:r>
-      <w:proofErr w:type="spellStart"/>
-      <w:r>
-        <w:t>buscar_por_correo</w:t>
-      </w:r>
-      <w:proofErr w:type="spellEnd"/>
-      <w:r>
-        <w:t xml:space="preserve">() para FR-10 y </w:t>
-      </w:r>
-      <w:proofErr w:type="spellStart"/>
-      <w:r>
-        <w:t>listar_por_cliente</w:t>
-      </w:r>
-      <w:proofErr w:type="spellEnd"/>
-      <w:r>
-        <w:t>() para FR-15. Así las clases de dominio no contienen SQL, las consultas quedan concentradas en un solo lugar para usar siempre parámetros (prevención de inyección SQL, sección 7) y se cumple RNF-04 sin acoplar las reglas de negocio a la base de datos.</w:t>
+        <w:t xml:space="preserve">Repositorio&lt;T&gt; es una clase abstracta genérica que define el contrato común de persistencia (guardar, buscar_por_id, listar) sobre una conexión sqlite3. Cada subclase lo implementa para su entidad y agrega solo las consultas que su dominio necesita: esta_en_algun_paquete() para R8, personas_reservadas() para R14, buscar_por_correo() para FR-10 y listar_por_cliente() para FR-15. Así las clases de dominio no contienen SQL, las consultas quedan concentradas en un solo lugar para usar siempre parámetros (prevención de inyección SQL, sección 7) y se cumple RNF-04 sin acoplar las reglas de negocio a la base de datos.</w:t>
       </w:r>
     </w:p>
     <w:p>
@@ -7026,7 +6164,6 @@
             <w:vAlign w:val="center"/>
           </w:tcPr>
           <w:p>
-            <w:proofErr w:type="spellStart"/>
             <w:r>
               <w:rPr>
                 <w:b/>
@@ -7035,18 +6172,7 @@
                 <w:sz w:val="18"/>
                 <w:szCs w:val="18"/>
               </w:rPr>
-              <w:t>Req</w:t>
-            </w:r>
-            <w:proofErr w:type="spellEnd"/>
-            <w:r>
-              <w:rPr>
-                <w:b/>
-                <w:bCs/>
-                <w:color w:val="FFFFFF"/>
-                <w:sz w:val="18"/>
-                <w:szCs w:val="18"/>
-              </w:rPr>
-              <w:t>.</w:t>
+              <w:t>Req.</w:t>
             </w:r>
           </w:p>
         </w:tc>
@@ -7210,23 +6336,7 @@
                 <w:sz w:val="18"/>
                 <w:szCs w:val="18"/>
               </w:rPr>
-              <w:t xml:space="preserve">Destino; </w:t>
-            </w:r>
-            <w:proofErr w:type="spellStart"/>
-            <w:r>
-              <w:rPr>
-                <w:sz w:val="18"/>
-                <w:szCs w:val="18"/>
-              </w:rPr>
-              <w:t>DestinoRepositorio.existe_nombre</w:t>
-            </w:r>
-            <w:proofErr w:type="spellEnd"/>
-            <w:r>
-              <w:rPr>
-                <w:sz w:val="18"/>
-                <w:szCs w:val="18"/>
-              </w:rPr>
-              <w:t>()</w:t>
+              <w:t xml:space="preserve">Destino; DestinoRepositorio.existe_nombre()</w:t>
             </w:r>
           </w:p>
         </w:tc>
@@ -7314,21 +6424,12 @@
             <w:vAlign w:val="center"/>
           </w:tcPr>
           <w:p>
-            <w:proofErr w:type="spellStart"/>
-            <w:r>
-              <w:rPr>
-                <w:sz w:val="18"/>
-                <w:szCs w:val="18"/>
-              </w:rPr>
-              <w:t>Destino.actualizar</w:t>
-            </w:r>
-            <w:proofErr w:type="spellEnd"/>
-            <w:r>
-              <w:rPr>
-                <w:sz w:val="18"/>
-                <w:szCs w:val="18"/>
-              </w:rPr>
-              <w:t>()</w:t>
+            <w:r>
+              <w:rPr>
+                <w:sz w:val="18"/>
+                <w:szCs w:val="18"/>
+              </w:rPr>
+              <w:t>Destino.actualizar()</w:t>
             </w:r>
           </w:p>
         </w:tc>
@@ -7412,37 +6513,12 @@
             <w:vAlign w:val="center"/>
           </w:tcPr>
           <w:p>
-            <w:proofErr w:type="spellStart"/>
-            <w:r>
-              <w:rPr>
-                <w:sz w:val="18"/>
-                <w:szCs w:val="18"/>
-              </w:rPr>
-              <w:t>Destino.marcar_no_disponible</w:t>
-            </w:r>
-            <w:proofErr w:type="spellEnd"/>
-            <w:r>
-              <w:rPr>
-                <w:sz w:val="18"/>
-                <w:szCs w:val="18"/>
-              </w:rPr>
-              <w:t xml:space="preserve">(); </w:t>
-            </w:r>
-            <w:proofErr w:type="spellStart"/>
-            <w:r>
-              <w:rPr>
-                <w:sz w:val="18"/>
-                <w:szCs w:val="18"/>
-              </w:rPr>
-              <w:t>DestinoRepositorio.esta_en_algun_paquete</w:t>
-            </w:r>
-            <w:proofErr w:type="spellEnd"/>
-            <w:r>
-              <w:rPr>
-                <w:sz w:val="18"/>
-                <w:szCs w:val="18"/>
-              </w:rPr>
-              <w:t>(), eliminar()</w:t>
+            <w:r>
+              <w:rPr>
+                <w:sz w:val="18"/>
+                <w:szCs w:val="18"/>
+              </w:rPr>
+              <w:t xml:space="preserve">Destino.marcar_no_disponible(); DestinoRepositorio.esta_en_algun_paquete(), eliminar()</w:t>
             </w:r>
           </w:p>
         </w:tc>
@@ -7530,37 +6606,12 @@
             <w:vAlign w:val="center"/>
           </w:tcPr>
           <w:p>
-            <w:proofErr w:type="spellStart"/>
-            <w:r>
-              <w:rPr>
-                <w:sz w:val="18"/>
-                <w:szCs w:val="18"/>
-              </w:rPr>
-              <w:t>Destino.disponible</w:t>
-            </w:r>
-            <w:proofErr w:type="spellEnd"/>
-            <w:r>
-              <w:rPr>
-                <w:sz w:val="18"/>
-                <w:szCs w:val="18"/>
-              </w:rPr>
-              <w:t xml:space="preserve">; </w:t>
-            </w:r>
-            <w:proofErr w:type="spellStart"/>
-            <w:r>
-              <w:rPr>
-                <w:sz w:val="18"/>
-                <w:szCs w:val="18"/>
-              </w:rPr>
-              <w:t>DestinoRepositorio.listar</w:t>
-            </w:r>
-            <w:proofErr w:type="spellEnd"/>
-            <w:r>
-              <w:rPr>
-                <w:sz w:val="18"/>
-                <w:szCs w:val="18"/>
-              </w:rPr>
-              <w:t>()</w:t>
+            <w:r>
+              <w:rPr>
+                <w:sz w:val="18"/>
+                <w:szCs w:val="18"/>
+              </w:rPr>
+              <w:t xml:space="preserve">Destino.disponible; DestinoRepositorio.listar()</w:t>
             </w:r>
           </w:p>
         </w:tc>
@@ -7720,23 +6771,7 @@
                 <w:sz w:val="18"/>
                 <w:szCs w:val="18"/>
               </w:rPr>
-              <w:t>CU-11 («</w:t>
-            </w:r>
-            <w:proofErr w:type="spellStart"/>
-            <w:r>
-              <w:rPr>
-                <w:sz w:val="18"/>
-                <w:szCs w:val="18"/>
-              </w:rPr>
-              <w:t>include</w:t>
-            </w:r>
-            <w:proofErr w:type="spellEnd"/>
-            <w:r>
-              <w:rPr>
-                <w:sz w:val="18"/>
-                <w:szCs w:val="18"/>
-              </w:rPr>
-              <w:t>» de CU-10)</w:t>
+              <w:t>CU-11 («include» de CU-10)</w:t>
             </w:r>
           </w:p>
         </w:tc>
@@ -7753,21 +6788,12 @@
             <w:vAlign w:val="center"/>
           </w:tcPr>
           <w:p>
-            <w:proofErr w:type="spellStart"/>
-            <w:r>
-              <w:rPr>
-                <w:sz w:val="18"/>
-                <w:szCs w:val="18"/>
-              </w:rPr>
-              <w:t>Paquete.calcular_precio</w:t>
-            </w:r>
-            <w:proofErr w:type="spellEnd"/>
-            <w:r>
-              <w:rPr>
-                <w:sz w:val="18"/>
-                <w:szCs w:val="18"/>
-              </w:rPr>
-              <w:t>()</w:t>
+            <w:r>
+              <w:rPr>
+                <w:sz w:val="18"/>
+                <w:szCs w:val="18"/>
+              </w:rPr>
+              <w:t>Paquete.calcular_precio()</w:t>
             </w:r>
           </w:p>
         </w:tc>
@@ -7851,31 +6877,13 @@
             <w:vAlign w:val="center"/>
           </w:tcPr>
           <w:p>
-            <w:proofErr w:type="spellStart"/>
-            <w:r>
-              <w:rPr>
-                <w:sz w:val="18"/>
-                <w:szCs w:val="18"/>
-              </w:rPr>
-              <w:t>Paquete.publicar</w:t>
-            </w:r>
-            <w:proofErr w:type="spellEnd"/>
-            <w:r>
-              <w:rPr>
-                <w:sz w:val="18"/>
-                <w:szCs w:val="18"/>
-              </w:rPr>
-              <w:t xml:space="preserve">(); </w:t>
-            </w:r>
-            <w:proofErr w:type="spellStart"/>
-            <w:r>
-              <w:rPr>
-                <w:sz w:val="18"/>
-                <w:szCs w:val="18"/>
-              </w:rPr>
-              <w:t>EstadoPaquete</w:t>
-            </w:r>
-            <w:proofErr w:type="spellEnd"/>
+            <w:r>
+              <w:rPr>
+                <w:sz w:val="18"/>
+                <w:szCs w:val="18"/>
+              </w:rPr>
+              <w:t xml:space="preserve">Paquete.publicar(); EstadoPaquete</w:t>
+            </w:r>
           </w:p>
         </w:tc>
       </w:tr>
@@ -7962,37 +6970,12 @@
             <w:vAlign w:val="center"/>
           </w:tcPr>
           <w:p>
-            <w:proofErr w:type="spellStart"/>
-            <w:r>
-              <w:rPr>
-                <w:sz w:val="18"/>
-                <w:szCs w:val="18"/>
-              </w:rPr>
-              <w:t>Paquete.cupo_disponible</w:t>
-            </w:r>
-            <w:proofErr w:type="spellEnd"/>
-            <w:r>
-              <w:rPr>
-                <w:sz w:val="18"/>
-                <w:szCs w:val="18"/>
-              </w:rPr>
-              <w:t xml:space="preserve">(); </w:t>
-            </w:r>
-            <w:proofErr w:type="spellStart"/>
-            <w:r>
-              <w:rPr>
-                <w:sz w:val="18"/>
-                <w:szCs w:val="18"/>
-              </w:rPr>
-              <w:t>PaqueteRepositorio.personas_reservadas</w:t>
-            </w:r>
-            <w:proofErr w:type="spellEnd"/>
-            <w:r>
-              <w:rPr>
-                <w:sz w:val="18"/>
-                <w:szCs w:val="18"/>
-              </w:rPr>
-              <w:t>()</w:t>
+            <w:r>
+              <w:rPr>
+                <w:sz w:val="18"/>
+                <w:szCs w:val="18"/>
+              </w:rPr>
+              <w:t xml:space="preserve">Paquete.cupo_disponible(); PaqueteRepositorio.personas_reservadas()</w:t>
             </w:r>
           </w:p>
         </w:tc>
@@ -8081,23 +7064,7 @@
                 <w:sz w:val="18"/>
                 <w:szCs w:val="18"/>
               </w:rPr>
-              <w:t xml:space="preserve">Cliente; </w:t>
-            </w:r>
-            <w:proofErr w:type="spellStart"/>
-            <w:r>
-              <w:rPr>
-                <w:sz w:val="18"/>
-                <w:szCs w:val="18"/>
-              </w:rPr>
-              <w:t>ClienteRepositorio.guardar</w:t>
-            </w:r>
-            <w:proofErr w:type="spellEnd"/>
-            <w:r>
-              <w:rPr>
-                <w:sz w:val="18"/>
-                <w:szCs w:val="18"/>
-              </w:rPr>
-              <w:t>()</w:t>
+              <w:t xml:space="preserve">Cliente; ClienteRepositorio.guardar()</w:t>
             </w:r>
           </w:p>
         </w:tc>
@@ -8185,37 +7152,12 @@
             <w:vAlign w:val="center"/>
           </w:tcPr>
           <w:p>
-            <w:proofErr w:type="spellStart"/>
-            <w:r>
-              <w:rPr>
-                <w:sz w:val="18"/>
-                <w:szCs w:val="18"/>
-              </w:rPr>
-              <w:t>Usuario.verificar_contrasena</w:t>
-            </w:r>
-            <w:proofErr w:type="spellEnd"/>
-            <w:r>
-              <w:rPr>
-                <w:sz w:val="18"/>
-                <w:szCs w:val="18"/>
-              </w:rPr>
-              <w:t xml:space="preserve">(); </w:t>
-            </w:r>
-            <w:proofErr w:type="spellStart"/>
-            <w:r>
-              <w:rPr>
-                <w:sz w:val="18"/>
-                <w:szCs w:val="18"/>
-              </w:rPr>
-              <w:t>ClienteRepositorio.buscar_por_correo</w:t>
-            </w:r>
-            <w:proofErr w:type="spellEnd"/>
-            <w:r>
-              <w:rPr>
-                <w:sz w:val="18"/>
-                <w:szCs w:val="18"/>
-              </w:rPr>
-              <w:t>()</w:t>
+            <w:r>
+              <w:rPr>
+                <w:sz w:val="18"/>
+                <w:szCs w:val="18"/>
+              </w:rPr>
+              <w:t xml:space="preserve">Usuario.verificar_contrasena(); ClienteRepositorio.buscar_por_correo()</w:t>
             </w:r>
           </w:p>
         </w:tc>
@@ -8283,23 +7225,7 @@
                 <w:sz w:val="18"/>
                 <w:szCs w:val="18"/>
               </w:rPr>
-              <w:t>«</w:t>
-            </w:r>
-            <w:proofErr w:type="spellStart"/>
-            <w:r>
-              <w:rPr>
-                <w:sz w:val="18"/>
-                <w:szCs w:val="18"/>
-              </w:rPr>
-              <w:t>include</w:t>
-            </w:r>
-            <w:proofErr w:type="spellEnd"/>
-            <w:r>
-              <w:rPr>
-                <w:sz w:val="18"/>
-                <w:szCs w:val="18"/>
-              </w:rPr>
-              <w:t>» CU-04 y CU-05 → CU-03</w:t>
+              <w:t>«include» CU-04 y CU-05 → CU-03</w:t>
             </w:r>
           </w:p>
         </w:tc>
@@ -8408,53 +7334,12 @@
             <w:vAlign w:val="center"/>
           </w:tcPr>
           <w:p>
-            <w:proofErr w:type="spellStart"/>
-            <w:r>
-              <w:rPr>
-                <w:sz w:val="18"/>
-                <w:szCs w:val="18"/>
-              </w:rPr>
-              <w:t>Reserva.crear</w:t>
-            </w:r>
-            <w:proofErr w:type="spellEnd"/>
-            <w:r>
-              <w:rPr>
-                <w:sz w:val="18"/>
-                <w:szCs w:val="18"/>
-              </w:rPr>
-              <w:t xml:space="preserve">(); </w:t>
-            </w:r>
-            <w:proofErr w:type="spellStart"/>
-            <w:r>
-              <w:rPr>
-                <w:sz w:val="18"/>
-                <w:szCs w:val="18"/>
-              </w:rPr>
-              <w:t>fecha_emision</w:t>
-            </w:r>
-            <w:proofErr w:type="spellEnd"/>
-            <w:r>
-              <w:rPr>
-                <w:sz w:val="18"/>
-                <w:szCs w:val="18"/>
-              </w:rPr>
-              <w:t xml:space="preserve">, </w:t>
-            </w:r>
-            <w:proofErr w:type="spellStart"/>
-            <w:r>
-              <w:rPr>
-                <w:sz w:val="18"/>
-                <w:szCs w:val="18"/>
-              </w:rPr>
-              <w:t>cantidad_personas</w:t>
-            </w:r>
-            <w:proofErr w:type="spellEnd"/>
-            <w:r>
-              <w:rPr>
-                <w:sz w:val="18"/>
-                <w:szCs w:val="18"/>
-              </w:rPr>
-              <w:t>, total</w:t>
+            <w:r>
+              <w:rPr>
+                <w:sz w:val="18"/>
+                <w:szCs w:val="18"/>
+              </w:rPr>
+              <w:t xml:space="preserve">Reserva.crear(); fecha_emision, cantidad_personas, total</w:t>
             </w:r>
           </w:p>
         </w:tc>
@@ -8522,23 +7407,7 @@
                 <w:sz w:val="18"/>
                 <w:szCs w:val="18"/>
               </w:rPr>
-              <w:t>CU-12 («</w:t>
-            </w:r>
-            <w:proofErr w:type="spellStart"/>
-            <w:r>
-              <w:rPr>
-                <w:sz w:val="18"/>
-                <w:szCs w:val="18"/>
-              </w:rPr>
-              <w:t>include</w:t>
-            </w:r>
-            <w:proofErr w:type="spellEnd"/>
-            <w:r>
-              <w:rPr>
-                <w:sz w:val="18"/>
-                <w:szCs w:val="18"/>
-              </w:rPr>
-              <w:t>» de CU-04)</w:t>
+              <w:t>CU-12 («include» de CU-04)</w:t>
             </w:r>
           </w:p>
         </w:tc>
@@ -8554,37 +7423,12 @@
             <w:vAlign w:val="center"/>
           </w:tcPr>
           <w:p>
-            <w:proofErr w:type="spellStart"/>
-            <w:r>
-              <w:rPr>
-                <w:sz w:val="18"/>
-                <w:szCs w:val="18"/>
-              </w:rPr>
-              <w:t>Paquete.cupo_disponible</w:t>
-            </w:r>
-            <w:proofErr w:type="spellEnd"/>
-            <w:r>
-              <w:rPr>
-                <w:sz w:val="18"/>
-                <w:szCs w:val="18"/>
-              </w:rPr>
-              <w:t xml:space="preserve">(); </w:t>
-            </w:r>
-            <w:proofErr w:type="spellStart"/>
-            <w:r>
-              <w:rPr>
-                <w:sz w:val="18"/>
-                <w:szCs w:val="18"/>
-              </w:rPr>
-              <w:t>Reserva.crear</w:t>
-            </w:r>
-            <w:proofErr w:type="spellEnd"/>
-            <w:r>
-              <w:rPr>
-                <w:sz w:val="18"/>
-                <w:szCs w:val="18"/>
-              </w:rPr>
-              <w:t>()</w:t>
+            <w:r>
+              <w:rPr>
+                <w:sz w:val="18"/>
+                <w:szCs w:val="18"/>
+              </w:rPr>
+              <w:t xml:space="preserve">Paquete.cupo_disponible(); Reserva.crear()</w:t>
             </w:r>
           </w:p>
         </w:tc>
@@ -8655,23 +7499,7 @@
                 <w:sz w:val="18"/>
                 <w:szCs w:val="18"/>
               </w:rPr>
-              <w:t>CU-12 («</w:t>
-            </w:r>
-            <w:proofErr w:type="spellStart"/>
-            <w:r>
-              <w:rPr>
-                <w:sz w:val="18"/>
-                <w:szCs w:val="18"/>
-              </w:rPr>
-              <w:t>include</w:t>
-            </w:r>
-            <w:proofErr w:type="spellEnd"/>
-            <w:r>
-              <w:rPr>
-                <w:sz w:val="18"/>
-                <w:szCs w:val="18"/>
-              </w:rPr>
-              <w:t>» de CU-04)</w:t>
+              <w:t>CU-12 («include» de CU-04)</w:t>
             </w:r>
           </w:p>
         </w:tc>
@@ -8688,21 +7516,12 @@
             <w:vAlign w:val="center"/>
           </w:tcPr>
           <w:p>
-            <w:proofErr w:type="spellStart"/>
-            <w:r>
-              <w:rPr>
-                <w:sz w:val="18"/>
-                <w:szCs w:val="18"/>
-              </w:rPr>
-              <w:t>Paquete.esta_vencido</w:t>
-            </w:r>
-            <w:proofErr w:type="spellEnd"/>
-            <w:r>
-              <w:rPr>
-                <w:sz w:val="18"/>
-                <w:szCs w:val="18"/>
-              </w:rPr>
-              <w:t>(hoy)</w:t>
+            <w:r>
+              <w:rPr>
+                <w:sz w:val="18"/>
+                <w:szCs w:val="18"/>
+              </w:rPr>
+              <w:t>Paquete.esta_vencido(hoy)</w:t>
             </w:r>
           </w:p>
         </w:tc>
@@ -8786,21 +7605,12 @@
             <w:vAlign w:val="center"/>
           </w:tcPr>
           <w:p>
-            <w:proofErr w:type="spellStart"/>
-            <w:r>
-              <w:rPr>
-                <w:sz w:val="18"/>
-                <w:szCs w:val="18"/>
-              </w:rPr>
-              <w:t>ReservaRepositorio.listar_por_cliente</w:t>
-            </w:r>
-            <w:proofErr w:type="spellEnd"/>
-            <w:r>
-              <w:rPr>
-                <w:sz w:val="18"/>
-                <w:szCs w:val="18"/>
-              </w:rPr>
-              <w:t>()</w:t>
+            <w:r>
+              <w:rPr>
+                <w:sz w:val="18"/>
+                <w:szCs w:val="18"/>
+              </w:rPr>
+              <w:t>ReservaRepositorio.listar_por_cliente()</w:t>
             </w:r>
           </w:p>
         </w:tc>
@@ -8888,21 +7698,12 @@
             <w:vAlign w:val="center"/>
           </w:tcPr>
           <w:p>
-            <w:proofErr w:type="spellStart"/>
-            <w:r>
-              <w:rPr>
-                <w:sz w:val="18"/>
-                <w:szCs w:val="18"/>
-              </w:rPr>
-              <w:t>Usuario.hash_contrasena</w:t>
-            </w:r>
-            <w:proofErr w:type="spellEnd"/>
-            <w:r>
-              <w:rPr>
-                <w:sz w:val="18"/>
-                <w:szCs w:val="18"/>
-              </w:rPr>
-              <w:t xml:space="preserve"> (sin contraseña en claro)</w:t>
+            <w:r>
+              <w:rPr>
+                <w:sz w:val="18"/>
+                <w:szCs w:val="18"/>
+              </w:rPr>
+              <w:t xml:space="preserve">Usuario.hash_contrasena (sin contraseña en claro)</w:t>
             </w:r>
           </w:p>
         </w:tc>
@@ -8986,53 +7787,12 @@
             <w:vAlign w:val="center"/>
           </w:tcPr>
           <w:p>
-            <w:proofErr w:type="spellStart"/>
-            <w:r>
-              <w:rPr>
-                <w:sz w:val="18"/>
-                <w:szCs w:val="18"/>
-              </w:rPr>
-              <w:t>Cliente.datos_publicos</w:t>
-            </w:r>
-            <w:proofErr w:type="spellEnd"/>
-            <w:r>
-              <w:rPr>
-                <w:sz w:val="18"/>
-                <w:szCs w:val="18"/>
-              </w:rPr>
-              <w:t xml:space="preserve">(); </w:t>
-            </w:r>
-            <w:proofErr w:type="spellStart"/>
-            <w:r>
-              <w:rPr>
-                <w:sz w:val="18"/>
-                <w:szCs w:val="18"/>
-              </w:rPr>
-              <w:t>rut</w:t>
-            </w:r>
-            <w:proofErr w:type="spellEnd"/>
-            <w:r>
-              <w:rPr>
-                <w:sz w:val="18"/>
-                <w:szCs w:val="18"/>
-              </w:rPr>
-              <w:t xml:space="preserve"> y </w:t>
-            </w:r>
-            <w:proofErr w:type="spellStart"/>
-            <w:r>
-              <w:rPr>
-                <w:sz w:val="18"/>
-                <w:szCs w:val="18"/>
-              </w:rPr>
-              <w:t>telefono</w:t>
-            </w:r>
-            <w:proofErr w:type="spellEnd"/>
-            <w:r>
-              <w:rPr>
-                <w:sz w:val="18"/>
-                <w:szCs w:val="18"/>
-              </w:rPr>
-              <w:t xml:space="preserve"> privados</w:t>
+            <w:r>
+              <w:rPr>
+                <w:sz w:val="18"/>
+                <w:szCs w:val="18"/>
+              </w:rPr>
+              <w:t xml:space="preserve">Cliente.datos_publicos(); rut y telefono privados</w:t>
             </w:r>
           </w:p>
         </w:tc>
@@ -9120,21 +7880,12 @@
             <w:vAlign w:val="center"/>
           </w:tcPr>
           <w:p>
-            <w:proofErr w:type="spellStart"/>
-            <w:r>
-              <w:rPr>
-                <w:sz w:val="18"/>
-                <w:szCs w:val="18"/>
-              </w:rPr>
-              <w:t>Usuario.puede_gestionar_catalogo</w:t>
-            </w:r>
-            <w:proofErr w:type="spellEnd"/>
-            <w:r>
-              <w:rPr>
-                <w:sz w:val="18"/>
-                <w:szCs w:val="18"/>
-              </w:rPr>
-              <w:t>() (polimorfismo)</w:t>
+            <w:r>
+              <w:rPr>
+                <w:sz w:val="18"/>
+                <w:szCs w:val="18"/>
+              </w:rPr>
+              <w:t>Usuario.puede_gestionar_catalogo() (polimorfismo)</w:t>
             </w:r>
           </w:p>
         </w:tc>
@@ -9311,69 +8062,12 @@
             <w:vAlign w:val="center"/>
           </w:tcPr>
           <w:p>
-            <w:proofErr w:type="spellStart"/>
-            <w:r>
-              <w:rPr>
-                <w:sz w:val="18"/>
-                <w:szCs w:val="18"/>
-              </w:rPr>
-              <w:t>calcular_precio</w:t>
-            </w:r>
-            <w:proofErr w:type="spellEnd"/>
-            <w:r>
-              <w:rPr>
-                <w:sz w:val="18"/>
-                <w:szCs w:val="18"/>
-              </w:rPr>
-              <w:t xml:space="preserve">(), </w:t>
-            </w:r>
-            <w:proofErr w:type="spellStart"/>
-            <w:r>
-              <w:rPr>
-                <w:sz w:val="18"/>
-                <w:szCs w:val="18"/>
-              </w:rPr>
-              <w:t>esta_vencido</w:t>
-            </w:r>
-            <w:proofErr w:type="spellEnd"/>
-            <w:r>
-              <w:rPr>
-                <w:sz w:val="18"/>
-                <w:szCs w:val="18"/>
-              </w:rPr>
-              <w:t xml:space="preserve">(), </w:t>
-            </w:r>
-            <w:proofErr w:type="spellStart"/>
-            <w:r>
-              <w:rPr>
-                <w:sz w:val="18"/>
-                <w:szCs w:val="18"/>
-              </w:rPr>
-              <w:t>cupo_disponible</w:t>
-            </w:r>
-            <w:proofErr w:type="spellEnd"/>
-            <w:r>
-              <w:rPr>
-                <w:sz w:val="18"/>
-                <w:szCs w:val="18"/>
-              </w:rPr>
-              <w:t xml:space="preserve">(), </w:t>
-            </w:r>
-            <w:proofErr w:type="spellStart"/>
-            <w:r>
-              <w:rPr>
-                <w:sz w:val="18"/>
-                <w:szCs w:val="18"/>
-              </w:rPr>
-              <w:t>Reserva.crear</w:t>
-            </w:r>
-            <w:proofErr w:type="spellEnd"/>
-            <w:r>
-              <w:rPr>
-                <w:sz w:val="18"/>
-                <w:szCs w:val="18"/>
-              </w:rPr>
-              <w:t>()</w:t>
+            <w:r>
+              <w:rPr>
+                <w:sz w:val="18"/>
+                <w:szCs w:val="18"/>
+              </w:rPr>
+              <w:t xml:space="preserve">calcular_precio(), esta_vencido(), cupo_disponible(), Reserva.crear()</w:t>
             </w:r>
           </w:p>
         </w:tc>
@@ -9521,15 +8215,7 @@
         <w:spacing w:after="120"/>
       </w:pPr>
       <w:r>
-        <w:t xml:space="preserve">Esta sección se redactó de nuevo el 1 de octubre de 2026, descartando el cronograma anterior (que llegaba solo hasta el 23-30 de septiembre y ya no correspondía a la fecha real de reinicio del proyecto): roles, </w:t>
-      </w:r>
-      <w:proofErr w:type="spellStart"/>
-      <w:r>
-        <w:t>Product</w:t>
-      </w:r>
-      <w:proofErr w:type="spellEnd"/>
-      <w:r>
-        <w:t xml:space="preserve"> Backlog y Sprint Backlog se definen aquí a partir de los requerimientos vigentes (FR-01 a FR-15, RNF-01 a RNF-06) y del calendario real que queda hasta la entrega del 5 de octubre de 2026.</w:t>
+        <w:t xml:space="preserve">Esta sección se redactó de nuevo el 1 de octubre de 2026, descartando el cronograma anterior (que llegaba solo hasta el 23-30 de septiembre y ya no correspondía a la fecha real de reinicio del proyecto): roles, Product Backlog y Sprint Backlog se definen aquí a partir de los requerimientos vigentes (FR-01 a FR-15, RNF-01 a RNF-06) y del calendario real que queda hasta la entrega del 5 de octubre de 2026.</w:t>
       </w:r>
     </w:p>
     <w:p>
@@ -9555,15 +8241,7 @@
         <w:spacing w:after="120"/>
       </w:pPr>
       <w:r>
-        <w:t xml:space="preserve">Logan Silva es el Líder de Proyecto, rol definido en la guía de evaluación: coordina las actividades del equipo, gestiona las reuniones de seguimiento, supervisa el cumplimiento de tareas y mantiene la comunicación con el docente. El equipo interpreta además el rol de </w:t>
-      </w:r>
-      <w:proofErr w:type="spellStart"/>
-      <w:r>
-        <w:t>Product</w:t>
-      </w:r>
-      <w:proofErr w:type="spellEnd"/>
-      <w:r>
-        <w:t xml:space="preserve"> Owner a partir del propio caso (las necesidades de los tres socios de Viajes Aventura), consolidado y priorizado por el Líder de Proyecto. La responsabilidad técnica se divide en dos franjas verticales por flujo de negocio: Camilo Sepúlveda cubre el lado de catálogo (Destinos alimenta a Paquetes), y Logan Silva cubre el lado de operación con el cliente (Clientes y seguridad alimenta a Reservas, que depende de la autenticación):</w:t>
+        <w:t xml:space="preserve">Logan Silva es el Líder de Proyecto, rol definido en la guía de evaluación: coordina las actividades del equipo, gestiona las reuniones de seguimiento, supervisa el cumplimiento de tareas y mantiene la comunicación con el docente. El equipo interpreta además el rol de Product Owner a partir del propio caso (las necesidades de los tres socios de Viajes Aventura), consolidado y priorizado por el Líder de Proyecto. La responsabilidad técnica se divide en dos franjas verticales por flujo de negocio: Camilo Sepúlveda cubre el lado de catálogo (Destinos alimenta a Paquetes), y Logan Silva cubre el lado de operación con el cliente (Clientes y seguridad alimenta a Reservas, que depende de la autenticación):</w:t>
       </w:r>
     </w:p>
     <w:tbl>
@@ -9717,13 +8395,8 @@
           </w:tcPr>
           <w:p>
             <w:r>
-              <w:t xml:space="preserve">Líder de Proyecto + </w:t>
-            </w:r>
-            <w:proofErr w:type="spellStart"/>
-            <w:r>
-              <w:t>Developer</w:t>
-            </w:r>
-            <w:proofErr w:type="spellEnd"/>
+              <w:t xml:space="preserve">Líder de Proyecto + Developer</w:t>
+            </w:r>
           </w:p>
         </w:tc>
         <w:tc>
@@ -9791,11 +8464,9 @@
             <w:vAlign w:val="center"/>
           </w:tcPr>
           <w:p>
-            <w:proofErr w:type="spellStart"/>
             <w:r>
               <w:t>Developer</w:t>
             </w:r>
-            <w:proofErr w:type="spellEnd"/>
           </w:p>
         </w:tc>
         <w:tc>
@@ -9848,29 +8519,7 @@
           <w:sz w:val="22"/>
           <w:szCs w:val="22"/>
         </w:rPr>
-        <w:t xml:space="preserve">4.2 </w:t>
-      </w:r>
-      <w:proofErr w:type="spellStart"/>
-      <w:r>
-        <w:rPr>
-          <w:b/>
-          <w:bCs/>
-          <w:color w:val="222222"/>
-          <w:sz w:val="22"/>
-          <w:szCs w:val="22"/>
-        </w:rPr>
-        <w:t>Product</w:t>
-      </w:r>
-      <w:proofErr w:type="spellEnd"/>
-      <w:r>
-        <w:rPr>
-          <w:b/>
-          <w:bCs/>
-          <w:color w:val="222222"/>
-          <w:sz w:val="22"/>
-          <w:szCs w:val="22"/>
-        </w:rPr>
-        <w:t xml:space="preserve"> Backlog</w:t>
+        <w:t xml:space="preserve">4.2 Product Backlog</w:t>
       </w:r>
       <w:bookmarkEnd w:id="12"/>
     </w:p>
@@ -10903,39 +9552,7 @@
         <w:spacing w:after="120"/>
       </w:pPr>
       <w:r>
-        <w:t xml:space="preserve">Los </w:t>
-      </w:r>
-      <w:proofErr w:type="spellStart"/>
-      <w:r>
-        <w:t>Sprints</w:t>
-      </w:r>
-      <w:proofErr w:type="spellEnd"/>
-      <w:r>
-        <w:t xml:space="preserve"> 0, 1 y 2 se completaron al 1 de octubre (ver Cambios 3 a 11 en VALIDACION_IA.md): los 4 dominios, la integración de extremo a extremo, la revisión de seguridad y el </w:t>
-      </w:r>
-      <w:proofErr w:type="spellStart"/>
-      <w:r>
-        <w:t>frontend</w:t>
-      </w:r>
-      <w:proofErr w:type="spellEnd"/>
-      <w:r>
-        <w:t xml:space="preserve"> </w:t>
-      </w:r>
-      <w:proofErr w:type="spellStart"/>
-      <w:r>
-        <w:t>React</w:t>
-      </w:r>
-      <w:proofErr w:type="spellEnd"/>
-      <w:r>
-        <w:t xml:space="preserve">/Vite están implementados y probados. El Sprint 2 se repartió entre Camilo Sepúlveda, quien integró los dominios y revisó la seguridad, y Logan Silva, quien construyó el </w:t>
-      </w:r>
-      <w:proofErr w:type="spellStart"/>
-      <w:r>
-        <w:t>frontend</w:t>
-      </w:r>
-      <w:proofErr w:type="spellEnd"/>
-      <w:r>
-        <w:t xml:space="preserve"> sobre las rutas existentes.</w:t>
+        <w:t xml:space="preserve">Los Sprints 0, 1 y 2 se completaron al 1 de octubre (ver Cambios 3 a 11 en VALIDACION_IA.md): los 4 dominios, la integración de extremo a extremo, la revisión de seguridad y el frontend React/Vite están implementados y probados. El Sprint 2 se repartió entre Camilo Sepúlveda, quien integró los dominios y revisó la seguridad, y Logan Silva, quien construyó el frontend sobre las rutas existentes.</w:t>
       </w:r>
     </w:p>
     <w:p>
@@ -10982,95 +9599,7 @@
         <w:spacing w:after="120"/>
       </w:pPr>
       <w:r>
-        <w:t xml:space="preserve">El sistema se divide en </w:t>
-      </w:r>
-      <w:proofErr w:type="spellStart"/>
-      <w:r>
-        <w:t>backend</w:t>
-      </w:r>
-      <w:proofErr w:type="spellEnd"/>
-      <w:r>
-        <w:t xml:space="preserve"> (Python 3 + </w:t>
-      </w:r>
-      <w:proofErr w:type="spellStart"/>
-      <w:r>
-        <w:t>FastAPI</w:t>
-      </w:r>
-      <w:proofErr w:type="spellEnd"/>
-      <w:r>
-        <w:t xml:space="preserve">, carpeta </w:t>
-      </w:r>
-      <w:proofErr w:type="spellStart"/>
-      <w:r>
-        <w:t>backend</w:t>
-      </w:r>
-      <w:proofErr w:type="spellEnd"/>
-      <w:r>
-        <w:t xml:space="preserve">/app/) y </w:t>
-      </w:r>
-      <w:proofErr w:type="spellStart"/>
-      <w:r>
-        <w:t>frontend</w:t>
-      </w:r>
-      <w:proofErr w:type="spellEnd"/>
-      <w:r>
-        <w:t xml:space="preserve"> (</w:t>
-      </w:r>
-      <w:proofErr w:type="spellStart"/>
-      <w:r>
-        <w:t>React</w:t>
-      </w:r>
-      <w:proofErr w:type="spellEnd"/>
-      <w:r>
-        <w:t xml:space="preserve"> + Vite, carpeta </w:t>
-      </w:r>
-      <w:proofErr w:type="spellStart"/>
-      <w:r>
-        <w:t>frontend</w:t>
-      </w:r>
-      <w:proofErr w:type="spellEnd"/>
-      <w:r>
-        <w:t xml:space="preserve">/), comunicados exclusivamente por una API REST/JSON — el </w:t>
-      </w:r>
-      <w:proofErr w:type="spellStart"/>
-      <w:r>
-        <w:t>frontend</w:t>
-      </w:r>
-      <w:proofErr w:type="spellEnd"/>
-      <w:r>
-        <w:t xml:space="preserve"> no accede a la base de datos directamente (RNF-05). Se eligió </w:t>
-      </w:r>
-      <w:proofErr w:type="spellStart"/>
-      <w:r>
-        <w:t>FastAPI</w:t>
-      </w:r>
-      <w:proofErr w:type="spellEnd"/>
-      <w:r>
-        <w:t xml:space="preserve"> sobre Flask porque valida automáticamente cada entrada con </w:t>
-      </w:r>
-      <w:proofErr w:type="spellStart"/>
-      <w:r>
-        <w:t>Pydantic</w:t>
-      </w:r>
-      <w:proofErr w:type="spellEnd"/>
-      <w:r>
-        <w:t xml:space="preserve"> (relevante para FR-01, FR-05, FR-12), y genera documentación interactiva (/</w:t>
-      </w:r>
-      <w:proofErr w:type="spellStart"/>
-      <w:r>
-        <w:t>docs</w:t>
-      </w:r>
-      <w:proofErr w:type="spellEnd"/>
-      <w:r>
-        <w:t xml:space="preserve">) útil para probar la API antes de tener </w:t>
-      </w:r>
-      <w:proofErr w:type="spellStart"/>
-      <w:r>
-        <w:t>frontend</w:t>
-      </w:r>
-      <w:proofErr w:type="spellEnd"/>
-      <w:r>
-        <w:t>.</w:t>
+        <w:t xml:space="preserve">El sistema se divide en backend (Python 3 + FastAPI, carpeta backend/app/) y frontend (React + Vite, carpeta frontend/), comunicados exclusivamente por una API REST/JSON — el frontend no accede a la base de datos directamente (RNF-05). Se eligió FastAPI sobre Flask porque valida automáticamente cada entrada con Pydantic (relevante para FR-01, FR-05, FR-12), y genera documentación interactiva (/docs) útil para probar la API antes de tener frontend.</w:t>
       </w:r>
     </w:p>
     <w:p>
@@ -11078,191 +9607,7 @@
         <w:spacing w:after="120"/>
       </w:pPr>
       <w:r>
-        <w:t xml:space="preserve">Para la entrega se compila el </w:t>
-      </w:r>
-      <w:proofErr w:type="spellStart"/>
-      <w:r>
-        <w:t>frontend</w:t>
-      </w:r>
-      <w:proofErr w:type="spellEnd"/>
-      <w:r>
-        <w:t xml:space="preserve"> (</w:t>
-      </w:r>
-      <w:proofErr w:type="spellStart"/>
-      <w:r>
-        <w:t>npm</w:t>
-      </w:r>
-      <w:proofErr w:type="spellEnd"/>
-      <w:r>
-        <w:t xml:space="preserve"> run </w:t>
-      </w:r>
-      <w:proofErr w:type="spellStart"/>
-      <w:r>
-        <w:t>build</w:t>
-      </w:r>
-      <w:proofErr w:type="spellEnd"/>
-      <w:r>
-        <w:t xml:space="preserve">) directamente a </w:t>
-      </w:r>
-      <w:proofErr w:type="spellStart"/>
-      <w:r>
-        <w:t>backend</w:t>
-      </w:r>
-      <w:proofErr w:type="spellEnd"/>
-      <w:r>
-        <w:t>/</w:t>
-      </w:r>
-      <w:proofErr w:type="spellStart"/>
-      <w:r>
-        <w:t>static</w:t>
-      </w:r>
-      <w:proofErr w:type="spellEnd"/>
-      <w:r>
-        <w:t xml:space="preserve">/, y </w:t>
-      </w:r>
-      <w:proofErr w:type="spellStart"/>
-      <w:r>
-        <w:t>FastAPI</w:t>
-      </w:r>
-      <w:proofErr w:type="spellEnd"/>
-      <w:r>
-        <w:t xml:space="preserve"> sirve ese </w:t>
-      </w:r>
-      <w:proofErr w:type="spellStart"/>
-      <w:r>
-        <w:t>build</w:t>
-      </w:r>
-      <w:proofErr w:type="spellEnd"/>
-      <w:r>
-        <w:t xml:space="preserve"> como archivos estáticos desde el mismo puerto que la API (RNF-06): quien evalúa levanta el sistema completo con un solo comando (</w:t>
-      </w:r>
-      <w:proofErr w:type="spellStart"/>
-      <w:r>
-        <w:t>uvicorn</w:t>
-      </w:r>
-      <w:proofErr w:type="spellEnd"/>
-      <w:r>
-        <w:t xml:space="preserve"> </w:t>
-      </w:r>
-      <w:proofErr w:type="spellStart"/>
-      <w:r>
-        <w:t>app.main:app</w:t>
-      </w:r>
-      <w:proofErr w:type="spellEnd"/>
-      <w:r>
-        <w:t xml:space="preserve">), sin instalar </w:t>
-      </w:r>
-      <w:proofErr w:type="spellStart"/>
-      <w:r>
-        <w:t>Node</w:t>
-      </w:r>
-      <w:proofErr w:type="spellEnd"/>
-      <w:r>
-        <w:t xml:space="preserve"> ni configurar CORS. Durante el desarrollo, el equipo sigue usando dos procesos separados (</w:t>
-      </w:r>
-      <w:proofErr w:type="spellStart"/>
-      <w:r>
-        <w:t>uvicorn</w:t>
-      </w:r>
-      <w:proofErr w:type="spellEnd"/>
-      <w:r>
-        <w:t xml:space="preserve"> + </w:t>
-      </w:r>
-      <w:proofErr w:type="spellStart"/>
-      <w:r>
-        <w:t>npm</w:t>
-      </w:r>
-      <w:proofErr w:type="spellEnd"/>
-      <w:r>
-        <w:t xml:space="preserve"> run </w:t>
-      </w:r>
-      <w:proofErr w:type="spellStart"/>
-      <w:r>
-        <w:t>dev</w:t>
-      </w:r>
-      <w:proofErr w:type="spellEnd"/>
-      <w:r>
-        <w:t xml:space="preserve"> con proxy) para mantener la recarga en caliente de </w:t>
-      </w:r>
-      <w:proofErr w:type="spellStart"/>
-      <w:r>
-        <w:t>React</w:t>
-      </w:r>
-      <w:proofErr w:type="spellEnd"/>
-      <w:r>
-        <w:t xml:space="preserve">. El </w:t>
-      </w:r>
-      <w:proofErr w:type="spellStart"/>
-      <w:r>
-        <w:t>frontend</w:t>
-      </w:r>
-      <w:proofErr w:type="spellEnd"/>
-      <w:r>
-        <w:t xml:space="preserve"> (</w:t>
-      </w:r>
-      <w:proofErr w:type="spellStart"/>
-      <w:r>
-        <w:t>frontend</w:t>
-      </w:r>
-      <w:proofErr w:type="spellEnd"/>
-      <w:r>
-        <w:t>/</w:t>
-      </w:r>
-      <w:proofErr w:type="spellStart"/>
-      <w:r>
-        <w:t>src</w:t>
-      </w:r>
-      <w:proofErr w:type="spellEnd"/>
-      <w:r>
-        <w:t xml:space="preserve">/) usa </w:t>
-      </w:r>
-      <w:proofErr w:type="spellStart"/>
-      <w:r>
-        <w:t>react</w:t>
-      </w:r>
-      <w:proofErr w:type="spellEnd"/>
-      <w:r>
-        <w:t>-</w:t>
-      </w:r>
-      <w:proofErr w:type="spellStart"/>
-      <w:r>
-        <w:t>router</w:t>
-      </w:r>
-      <w:proofErr w:type="spellEnd"/>
-      <w:r>
-        <w:t>-dom para las rutas (catálogo público, detalle de paquete, registro/login de cliente, historial de reservas, y login/CRUD de administrador) y un contexto de autenticación (</w:t>
-      </w:r>
-      <w:proofErr w:type="spellStart"/>
-      <w:r>
-        <w:t>auth.jsx</w:t>
-      </w:r>
-      <w:proofErr w:type="spellEnd"/>
-      <w:r>
-        <w:t xml:space="preserve">) que guarda el token y el rol en </w:t>
-      </w:r>
-      <w:proofErr w:type="spellStart"/>
-      <w:r>
-        <w:t>localStorage</w:t>
-      </w:r>
-      <w:proofErr w:type="spellEnd"/>
-      <w:r>
-        <w:t xml:space="preserve">, igual que hace el </w:t>
-      </w:r>
-      <w:proofErr w:type="spellStart"/>
-      <w:r>
-        <w:t>backend</w:t>
-      </w:r>
-      <w:proofErr w:type="spellEnd"/>
-      <w:r>
-        <w:t xml:space="preserve">: el rol que decide qué puede hacer un usuario sale siempre del token, nunca de lo que el </w:t>
-      </w:r>
-      <w:proofErr w:type="spellStart"/>
-      <w:r>
-        <w:t>frontend</w:t>
-      </w:r>
-      <w:proofErr w:type="spellEnd"/>
-      <w:r>
-        <w:t xml:space="preserve"> decide mostrar.</w:t>
+        <w:t xml:space="preserve">Para la entrega se compila el frontend (npm run build) directamente a backend/static/, y FastAPI sirve ese build como archivos estáticos desde el mismo puerto que la API (RNF-06): quien evalúa levanta el sistema completo con un solo comando (uvicorn app.main:app), sin instalar Node ni configurar CORS. Durante el desarrollo, el equipo sigue usando dos procesos separados (uvicorn + npm run dev con proxy) para mantener la recarga en caliente de React. El frontend (frontend/src/) usa react-router-dom para las rutas (catálogo público, detalle de paquete, registro/login de cliente, historial de reservas, y login/CRUD de administrador) y un contexto de autenticación (auth.jsx) que guarda el token y el rol en localStorage, igual que hace el backend: el rol que decide qué puede hacer un usuario sale siempre del token, nunca de lo que el frontend decide mostrar.</w:t>
       </w:r>
     </w:p>
     <w:p>
@@ -11288,15 +9633,7 @@
         <w:spacing w:after="120"/>
       </w:pPr>
       <w:r>
-        <w:t xml:space="preserve">La persistencia usa sqlite3 de la librería estándar de Python (sin ORM). El esquema está en backend/app/database.py y se crea al iniciar la API. Cada tabla corresponde a una clase del modelo de dominio (Figura 5), salvo </w:t>
-      </w:r>
-      <w:proofErr w:type="spellStart"/>
-      <w:r>
-        <w:t>paquete_destinos</w:t>
-      </w:r>
-      <w:proofErr w:type="spellEnd"/>
-      <w:r>
-        <w:t>, que materializa la agregación Paquete–Destino. Las restricciones de columna expresan las reglas que dependen solo de la forma de una fila:</w:t>
+        <w:t xml:space="preserve">La persistencia usa sqlite3 de la librería estándar de Python (sin ORM). El esquema está en backend/app/database.py y se crea al iniciar la API. Cada tabla corresponde a una clase del modelo de dominio (Figura 5), salvo paquete_destinos, que materializa la agregación Paquete–Destino. Las restricciones de columna expresan las reglas que dependen solo de la forma de una fila:</w:t>
       </w:r>
     </w:p>
     <w:tbl>
@@ -11419,23 +9756,7 @@
                 <w:sz w:val="18"/>
                 <w:szCs w:val="18"/>
               </w:rPr>
-              <w:t>R1 (nombre UNIQUE sin distinguir mayúsculas), R2 (</w:t>
-            </w:r>
-            <w:proofErr w:type="spellStart"/>
-            <w:r>
-              <w:rPr>
-                <w:sz w:val="18"/>
-                <w:szCs w:val="18"/>
-              </w:rPr>
-              <w:t>costo_base</w:t>
-            </w:r>
-            <w:proofErr w:type="spellEnd"/>
-            <w:r>
-              <w:rPr>
-                <w:sz w:val="18"/>
-                <w:szCs w:val="18"/>
-              </w:rPr>
-              <w:t xml:space="preserve"> &gt; 0), duración &gt; 0, R8 (columna disponible)</w:t>
+              <w:t xml:space="preserve">R1 (nombre UNIQUE sin distinguir mayúsculas), R2 (costo_base &gt; 0), duración &gt; 0, R8 (columna disponible)</w:t>
             </w:r>
           </w:p>
         </w:tc>
@@ -11484,71 +9805,7 @@
                 <w:sz w:val="18"/>
                 <w:szCs w:val="18"/>
               </w:rPr>
-              <w:t>R5 (</w:t>
-            </w:r>
-            <w:proofErr w:type="spellStart"/>
-            <w:r>
-              <w:rPr>
-                <w:sz w:val="18"/>
-                <w:szCs w:val="18"/>
-              </w:rPr>
-              <w:t>cupo_maximo</w:t>
-            </w:r>
-            <w:proofErr w:type="spellEnd"/>
-            <w:r>
-              <w:rPr>
-                <w:sz w:val="18"/>
-                <w:szCs w:val="18"/>
-              </w:rPr>
-              <w:t xml:space="preserve"> &gt; 0; </w:t>
-            </w:r>
-            <w:proofErr w:type="spellStart"/>
-            <w:r>
-              <w:rPr>
-                <w:sz w:val="18"/>
-                <w:szCs w:val="18"/>
-              </w:rPr>
-              <w:t>fecha_regreso</w:t>
-            </w:r>
-            <w:proofErr w:type="spellEnd"/>
-            <w:r>
-              <w:rPr>
-                <w:sz w:val="18"/>
-                <w:szCs w:val="18"/>
-              </w:rPr>
-              <w:t xml:space="preserve"> &gt; </w:t>
-            </w:r>
-            <w:proofErr w:type="spellStart"/>
-            <w:r>
-              <w:rPr>
-                <w:sz w:val="18"/>
-                <w:szCs w:val="18"/>
-              </w:rPr>
-              <w:t>fecha_salida</w:t>
-            </w:r>
-            <w:proofErr w:type="spellEnd"/>
-            <w:r>
-              <w:rPr>
-                <w:sz w:val="18"/>
-                <w:szCs w:val="18"/>
-              </w:rPr>
-              <w:t>), R6 (margen ≥ 0), R7 (</w:t>
-            </w:r>
-            <w:proofErr w:type="spellStart"/>
-            <w:r>
-              <w:rPr>
-                <w:sz w:val="18"/>
-                <w:szCs w:val="18"/>
-              </w:rPr>
-              <w:t>precio_por_persona</w:t>
-            </w:r>
-            <w:proofErr w:type="spellEnd"/>
-            <w:r>
-              <w:rPr>
-                <w:sz w:val="18"/>
-                <w:szCs w:val="18"/>
-              </w:rPr>
-              <w:t>), S2 (estado BORRADOR o PUBLICADO)</w:t>
+              <w:t xml:space="preserve">R5 (cupo_maximo &gt; 0; fecha_regreso &gt; fecha_salida), R6 (margen ≥ 0), R7 (precio_por_persona), S2 (estado BORRADOR o PUBLICADO)</w:t>
             </w:r>
           </w:p>
         </w:tc>
@@ -11569,7 +9826,6 @@
             <w:vAlign w:val="center"/>
           </w:tcPr>
           <w:p>
-            <w:proofErr w:type="spellStart"/>
             <w:r>
               <w:rPr>
                 <w:sz w:val="18"/>
@@ -11578,7 +9834,6 @@
               <w:lastRenderedPageBreak/>
               <w:t>paquete_destinos</w:t>
             </w:r>
-            <w:proofErr w:type="spellEnd"/>
           </w:p>
         </w:tc>
         <w:tc>
@@ -11598,39 +9853,7 @@
                 <w:sz w:val="18"/>
                 <w:szCs w:val="18"/>
               </w:rPr>
-              <w:t>R3 y R4: relación N:N; la clave primaria (</w:t>
-            </w:r>
-            <w:proofErr w:type="spellStart"/>
-            <w:r>
-              <w:rPr>
-                <w:sz w:val="18"/>
-                <w:szCs w:val="18"/>
-              </w:rPr>
-              <w:t>paquete_id</w:t>
-            </w:r>
-            <w:proofErr w:type="spellEnd"/>
-            <w:r>
-              <w:rPr>
-                <w:sz w:val="18"/>
-                <w:szCs w:val="18"/>
-              </w:rPr>
-              <w:t xml:space="preserve">, </w:t>
-            </w:r>
-            <w:proofErr w:type="spellStart"/>
-            <w:r>
-              <w:rPr>
-                <w:sz w:val="18"/>
-                <w:szCs w:val="18"/>
-              </w:rPr>
-              <w:t>destino_id</w:t>
-            </w:r>
-            <w:proofErr w:type="spellEnd"/>
-            <w:r>
-              <w:rPr>
-                <w:sz w:val="18"/>
-                <w:szCs w:val="18"/>
-              </w:rPr>
-              <w:t>) impide repetir un destino en un paquete, y la clave foránea impide borrar un destino usado en algún paquete</w:t>
+              <w:t xml:space="preserve">R3 y R4: relación N:N; la clave primaria (paquete_id, destino_id) impide repetir un destino en un paquete, y la clave foránea impide borrar un destino usado en algún paquete</w:t>
             </w:r>
           </w:p>
         </w:tc>
@@ -11679,23 +9902,7 @@
                 <w:sz w:val="18"/>
                 <w:szCs w:val="18"/>
               </w:rPr>
-              <w:t>R9 (correo UNIQUE), R10 (</w:t>
-            </w:r>
-            <w:proofErr w:type="spellStart"/>
-            <w:r>
-              <w:rPr>
-                <w:sz w:val="18"/>
-                <w:szCs w:val="18"/>
-              </w:rPr>
-              <w:t>hash_contrasena</w:t>
-            </w:r>
-            <w:proofErr w:type="spellEnd"/>
-            <w:r>
-              <w:rPr>
-                <w:sz w:val="18"/>
-                <w:szCs w:val="18"/>
-              </w:rPr>
-              <w:t>: nunca la contraseña en texto plano)</w:t>
+              <w:t>R9 (correo UNIQUE), R10 (hash_contrasena: nunca la contraseña en texto plano)</w:t>
             </w:r>
           </w:p>
         </w:tc>
@@ -11742,49 +9949,8 @@
                 <w:sz w:val="18"/>
                 <w:szCs w:val="18"/>
               </w:rPr>
-              <w:t>S1 (correo UNIQUE), R10 (</w:t>
-            </w:r>
-            <w:proofErr w:type="spellStart"/>
-            <w:r>
-              <w:rPr>
-                <w:sz w:val="18"/>
-                <w:szCs w:val="18"/>
-              </w:rPr>
-              <w:t>hash_contrasena</w:t>
-            </w:r>
-            <w:proofErr w:type="spellEnd"/>
-            <w:r>
-              <w:rPr>
-                <w:sz w:val="18"/>
-                <w:szCs w:val="18"/>
-              </w:rPr>
-              <w:t xml:space="preserve">). No hay registro público: se crean desde la consola con </w:t>
-            </w:r>
-            <w:proofErr w:type="spellStart"/>
-            <w:r>
-              <w:rPr>
-                <w:sz w:val="18"/>
-                <w:szCs w:val="18"/>
-              </w:rPr>
-              <w:t>python</w:t>
-            </w:r>
-            <w:proofErr w:type="spellEnd"/>
-            <w:r>
-              <w:rPr>
-                <w:sz w:val="18"/>
-                <w:szCs w:val="18"/>
-              </w:rPr>
-              <w:t xml:space="preserve"> -m </w:t>
-            </w:r>
-            <w:proofErr w:type="spellStart"/>
-            <w:r>
-              <w:rPr>
-                <w:sz w:val="18"/>
-                <w:szCs w:val="18"/>
-              </w:rPr>
-              <w:t>app.crear_administrador</w:t>
-            </w:r>
-            <w:proofErr w:type="spellEnd"/>
+              <w:t xml:space="preserve">S1 (correo UNIQUE), R10 (hash_contrasena). No hay registro público: se crean desde la consola con python -m app.crear_administrador</w:t>
+            </w:r>
           </w:p>
         </w:tc>
       </w:tr>
@@ -11832,23 +9998,7 @@
                 <w:sz w:val="18"/>
                 <w:szCs w:val="18"/>
               </w:rPr>
-              <w:t>R12 (cliente, paquete y fecha de emisión), R13 (total), R16 (</w:t>
-            </w:r>
-            <w:proofErr w:type="spellStart"/>
-            <w:r>
-              <w:rPr>
-                <w:sz w:val="18"/>
-                <w:szCs w:val="18"/>
-              </w:rPr>
-              <w:t>cantidad_personas</w:t>
-            </w:r>
-            <w:proofErr w:type="spellEnd"/>
-            <w:r>
-              <w:rPr>
-                <w:sz w:val="18"/>
-                <w:szCs w:val="18"/>
-              </w:rPr>
-              <w:t xml:space="preserve"> ≥ 1)</w:t>
+              <w:t xml:space="preserve">R12 (cliente, paquete y fecha de emisión), R13 (total), R16 (cantidad_personas ≥ 1)</w:t>
             </w:r>
           </w:p>
         </w:tc>
@@ -11864,15 +10014,7 @@
         <w:spacing w:after="120"/>
       </w:pPr>
       <w:r>
-        <w:t>Las reglas que dependen de otros datos o de la fecha del día —R3 (2 a 5 destinos), R8 (eliminar o marcar no disponible según el destino esté en algún paquete), R14 (cupo disponible) y R15 (fecha de salida vigente)— se validan en las clases de dominio (</w:t>
-      </w:r>
-      <w:proofErr w:type="spellStart"/>
-      <w:r>
-        <w:t>backend</w:t>
-      </w:r>
-      <w:proofErr w:type="spellEnd"/>
-      <w:r>
-        <w:t>/app/dominio/), no en el esquema ni en las rutas de la API. El esquema actúa como segunda línea de defensa: en una prueba en que se desactivó a propósito la regla R8 en la API, la clave foránea de SQLite igualmente impidió borrar el destino. Todas las consultas usan parámetros (?) y nunca concatenan datos de entrada (sección 7.3).</w:t>
+        <w:t>Las reglas que dependen de otros datos o de la fecha del día —R3 (2 a 5 destinos), R8 (eliminar o marcar no disponible según el destino esté en algún paquete), R14 (cupo disponible) y R15 (fecha de salida vigente)— se validan en las clases de dominio (backend/app/dominio/), no en el esquema ni en las rutas de la API. El esquema actúa como segunda línea de defensa: en una prueba en que se desactivó a propósito la regla R8 en la API, la clave foránea de SQLite igualmente impidió borrar el destino. Todas las consultas usan parámetros (?) y nunca concatenan datos de entrada (sección 7.3).</w:t>
       </w:r>
     </w:p>
     <w:p>
@@ -11898,15 +10040,7 @@
         <w:spacing w:after="120"/>
       </w:pPr>
       <w:r>
-        <w:t>Avance al 1 de octubre: el Sprint 1 se completó antes de lo planificado (los 4 dominios, HU-01 a HU-04) y, como parte del Sprint 2, se integraron en un flujo único y se revisó la seguridad del sistema integrado (sección 7.3). Las rutas que modifican el catálogo exigen sesión de administrador (S1, RNF-03): sin token responden 401 y con un token de cliente, 403. Rutas disponibles (documentación interactiva en /</w:t>
-      </w:r>
-      <w:proofErr w:type="spellStart"/>
-      <w:r>
-        <w:t>docs</w:t>
-      </w:r>
-      <w:proofErr w:type="spellEnd"/>
-      <w:r>
-        <w:t>):</w:t>
+        <w:t>Avance al 1 de octubre: el Sprint 1 se completó antes de lo planificado (los 4 dominios, HU-01 a HU-04) y, como parte del Sprint 2, se integraron en un flujo único y se revisó la seguridad del sistema integrado (sección 7.3). Las rutas que modifican el catálogo exigen sesión de administrador (S1, RNF-03): sin token responden 401 y con un token de cliente, 403. Rutas disponibles (documentación interactiva en /docs):</w:t>
       </w:r>
     </w:p>
     <w:tbl>
@@ -12052,7 +10186,6 @@
             <w:vAlign w:val="center"/>
           </w:tcPr>
           <w:p>
-            <w:proofErr w:type="spellStart"/>
             <w:r>
               <w:rPr>
                 <w:b/>
@@ -12061,18 +10194,7 @@
                 <w:sz w:val="18"/>
                 <w:szCs w:val="18"/>
               </w:rPr>
-              <w:t>Req</w:t>
-            </w:r>
-            <w:proofErr w:type="spellEnd"/>
-            <w:r>
-              <w:rPr>
-                <w:b/>
-                <w:bCs/>
-                <w:color w:val="FFFFFF"/>
-                <w:sz w:val="18"/>
-                <w:szCs w:val="18"/>
-              </w:rPr>
-              <w:t>.</w:t>
+              <w:t>Req.</w:t>
             </w:r>
           </w:p>
         </w:tc>
@@ -12140,23 +10262,7 @@
                 <w:sz w:val="18"/>
                 <w:szCs w:val="18"/>
               </w:rPr>
-              <w:t xml:space="preserve">Listar el catálogo (filtro opcional </w:t>
-            </w:r>
-            <w:proofErr w:type="spellStart"/>
-            <w:r>
-              <w:rPr>
-                <w:sz w:val="18"/>
-                <w:szCs w:val="18"/>
-              </w:rPr>
-              <w:t>solo_disponibles</w:t>
-            </w:r>
-            <w:proofErr w:type="spellEnd"/>
-            <w:r>
-              <w:rPr>
-                <w:sz w:val="18"/>
-                <w:szCs w:val="18"/>
-              </w:rPr>
-              <w:t>)</w:t>
+              <w:t xml:space="preserve">Listar el catálogo (filtro opcional solo_disponibles)</w:t>
             </w:r>
           </w:p>
         </w:tc>
@@ -12172,7 +10278,6 @@
             <w:vAlign w:val="center"/>
           </w:tcPr>
           <w:p>
-            <w:proofErr w:type="spellStart"/>
             <w:r>
               <w:rPr>
                 <w:sz w:val="18"/>
@@ -12180,7 +10285,6 @@
               </w:rPr>
               <w:t>Admin</w:t>
             </w:r>
-            <w:proofErr w:type="spellEnd"/>
           </w:p>
         </w:tc>
         <w:tc>
@@ -12288,7 +10392,6 @@
             <w:vAlign w:val="center"/>
           </w:tcPr>
           <w:p>
-            <w:proofErr w:type="spellStart"/>
             <w:r>
               <w:rPr>
                 <w:sz w:val="18"/>
@@ -12296,7 +10399,6 @@
               </w:rPr>
               <w:t>Admin</w:t>
             </w:r>
-            <w:proofErr w:type="spellEnd"/>
           </w:p>
         </w:tc>
         <w:tc>
@@ -12401,7 +10503,6 @@
             <w:vAlign w:val="center"/>
           </w:tcPr>
           <w:p>
-            <w:proofErr w:type="spellStart"/>
             <w:r>
               <w:rPr>
                 <w:sz w:val="18"/>
@@ -12409,7 +10510,6 @@
               </w:rPr>
               <w:t>Admin</w:t>
             </w:r>
-            <w:proofErr w:type="spellEnd"/>
           </w:p>
         </w:tc>
         <w:tc>
@@ -12517,7 +10617,6 @@
             <w:vAlign w:val="center"/>
           </w:tcPr>
           <w:p>
-            <w:proofErr w:type="spellStart"/>
             <w:r>
               <w:rPr>
                 <w:sz w:val="18"/>
@@ -12525,7 +10624,6 @@
               </w:rPr>
               <w:t>Admin</w:t>
             </w:r>
-            <w:proofErr w:type="spellEnd"/>
           </w:p>
         </w:tc>
         <w:tc>
@@ -12630,7 +10728,6 @@
             <w:vAlign w:val="center"/>
           </w:tcPr>
           <w:p>
-            <w:proofErr w:type="spellStart"/>
             <w:r>
               <w:rPr>
                 <w:sz w:val="18"/>
@@ -12638,7 +10735,6 @@
               </w:rPr>
               <w:t>Admin</w:t>
             </w:r>
-            <w:proofErr w:type="spellEnd"/>
           </w:p>
         </w:tc>
         <w:tc>
@@ -12746,7 +10842,6 @@
             <w:vAlign w:val="center"/>
           </w:tcPr>
           <w:p>
-            <w:proofErr w:type="spellStart"/>
             <w:r>
               <w:rPr>
                 <w:sz w:val="18"/>
@@ -12754,7 +10849,6 @@
               </w:rPr>
               <w:t>Admin</w:t>
             </w:r>
-            <w:proofErr w:type="spellEnd"/>
           </w:p>
         </w:tc>
         <w:tc>
@@ -12859,7 +10953,6 @@
             <w:vAlign w:val="center"/>
           </w:tcPr>
           <w:p>
-            <w:proofErr w:type="spellStart"/>
             <w:r>
               <w:rPr>
                 <w:sz w:val="18"/>
@@ -12867,7 +10960,6 @@
               </w:rPr>
               <w:t>Admin</w:t>
             </w:r>
-            <w:proofErr w:type="spellEnd"/>
           </w:p>
         </w:tc>
         <w:tc>
@@ -12975,7 +11067,6 @@
             <w:vAlign w:val="center"/>
           </w:tcPr>
           <w:p>
-            <w:proofErr w:type="spellStart"/>
             <w:r>
               <w:rPr>
                 <w:sz w:val="18"/>
@@ -12983,7 +11074,6 @@
               </w:rPr>
               <w:t>Admin</w:t>
             </w:r>
-            <w:proofErr w:type="spellEnd"/>
           </w:p>
         </w:tc>
         <w:tc>
@@ -13088,7 +11178,6 @@
             <w:vAlign w:val="center"/>
           </w:tcPr>
           <w:p>
-            <w:proofErr w:type="spellStart"/>
             <w:r>
               <w:rPr>
                 <w:sz w:val="18"/>
@@ -13096,7 +11185,6 @@
               </w:rPr>
               <w:t>Admin</w:t>
             </w:r>
-            <w:proofErr w:type="spellEnd"/>
           </w:p>
         </w:tc>
         <w:tc>
@@ -13204,7 +11292,6 @@
             <w:vAlign w:val="center"/>
           </w:tcPr>
           <w:p>
-            <w:proofErr w:type="spellStart"/>
             <w:r>
               <w:rPr>
                 <w:sz w:val="18"/>
@@ -13212,7 +11299,6 @@
               </w:rPr>
               <w:t>Admin</w:t>
             </w:r>
-            <w:proofErr w:type="spellEnd"/>
           </w:p>
         </w:tc>
         <w:tc>
@@ -13317,7 +11403,6 @@
             <w:vAlign w:val="center"/>
           </w:tcPr>
           <w:p>
-            <w:proofErr w:type="spellStart"/>
             <w:r>
               <w:rPr>
                 <w:sz w:val="18"/>
@@ -13325,7 +11410,6 @@
               </w:rPr>
               <w:t>Admin</w:t>
             </w:r>
-            <w:proofErr w:type="spellEnd"/>
           </w:p>
         </w:tc>
         <w:tc>
@@ -14334,7 +12418,6 @@
             <w:vAlign w:val="center"/>
           </w:tcPr>
           <w:p>
-            <w:proofErr w:type="spellStart"/>
             <w:r>
               <w:rPr>
                 <w:sz w:val="18"/>
@@ -14342,7 +12425,6 @@
               </w:rPr>
               <w:t>Admin</w:t>
             </w:r>
-            <w:proofErr w:type="spellEnd"/>
           </w:p>
         </w:tc>
         <w:tc>
@@ -14379,15 +12461,7 @@
         <w:spacing w:after="120"/>
       </w:pPr>
       <w:r>
-        <w:t>Calidad: 131 pruebas automatizadas (</w:t>
-      </w:r>
-      <w:proofErr w:type="spellStart"/>
-      <w:r>
-        <w:t>pytest</w:t>
-      </w:r>
-      <w:proofErr w:type="spellEnd"/>
-      <w:r>
-        <w:t>), unitarias del dominio y de la API sobre SQLite real. Además de cubrir cada regla de R1 a R17 y casos borde (redondeo del precio, margen NaN, nombres con distinta capitalización, intento de inyección SQL, token firmado con otra clave, contraseña de más de 72 bytes), incluyen una prueba de integración que recorre el caso completo con los 4 dominios (test_integracion.py), una prueba de 20 reservas simultáneas sobre un cupo de 5 (test_concurrencia.py) y las pruebas de autorización por rol. Para comprobar que las pruebas detectan errores reales se desactivaron a propósito R7, R8 y cada una de las correcciones de seguridad de la sección 7.3; en todos los casos fallaron las pruebas correspondientes.</w:t>
+        <w:t>Calidad: 131 pruebas automatizadas (pytest), unitarias del dominio y de la API sobre SQLite real. Además de cubrir cada regla de R1 a R17 y casos borde (redondeo del precio, margen NaN, nombres con distinta capitalización, intento de inyección SQL, token firmado con otra clave, contraseña de más de 72 bytes), incluyen una prueba de integración que recorre el caso completo con los 4 dominios (test_integracion.py), una prueba de 20 reservas simultáneas sobre un cupo de 5 (test_concurrencia.py) y las pruebas de autorización por rol. Para comprobar que las pruebas detectan errores reales se desactivaron a propósito R7, R8 y cada una de las correcciones de seguridad de la sección 7.3; en todos los casos fallaron las pruebas correspondientes.</w:t>
       </w:r>
     </w:p>
     <w:p>
@@ -14562,17 +12636,8 @@
                 <w:sz w:val="18"/>
                 <w:szCs w:val="18"/>
               </w:rPr>
-              <w:t xml:space="preserve">Framework de </w:t>
-            </w:r>
-            <w:proofErr w:type="spellStart"/>
-            <w:r>
-              <w:rPr>
-                <w:sz w:val="18"/>
-                <w:szCs w:val="18"/>
-              </w:rPr>
-              <w:t>backend</w:t>
-            </w:r>
-            <w:proofErr w:type="spellEnd"/>
+              <w:t xml:space="preserve">Framework de backend</w:t>
+            </w:r>
           </w:p>
         </w:tc>
         <w:tc>
@@ -14592,17 +12657,8 @@
                 <w:sz w:val="18"/>
                 <w:szCs w:val="18"/>
               </w:rPr>
-              <w:t xml:space="preserve">Flask vs. </w:t>
-            </w:r>
-            <w:proofErr w:type="spellStart"/>
-            <w:r>
-              <w:rPr>
-                <w:sz w:val="18"/>
-                <w:szCs w:val="18"/>
-              </w:rPr>
-              <w:t>FastAPI</w:t>
-            </w:r>
-            <w:proofErr w:type="spellEnd"/>
+              <w:t xml:space="preserve">Flask vs. FastAPI</w:t>
+            </w:r>
           </w:p>
         </w:tc>
         <w:tc>
@@ -14622,55 +12678,7 @@
                 <w:sz w:val="18"/>
                 <w:szCs w:val="18"/>
               </w:rPr>
-              <w:t xml:space="preserve">Se adoptó </w:t>
-            </w:r>
-            <w:proofErr w:type="spellStart"/>
-            <w:r>
-              <w:rPr>
-                <w:sz w:val="18"/>
-                <w:szCs w:val="18"/>
-              </w:rPr>
-              <w:t>FastAPI</w:t>
-            </w:r>
-            <w:proofErr w:type="spellEnd"/>
-            <w:r>
-              <w:rPr>
-                <w:sz w:val="18"/>
-                <w:szCs w:val="18"/>
-              </w:rPr>
-              <w:t xml:space="preserve"> por la validación automática de tipos con </w:t>
-            </w:r>
-            <w:proofErr w:type="spellStart"/>
-            <w:r>
-              <w:rPr>
-                <w:sz w:val="18"/>
-                <w:szCs w:val="18"/>
-              </w:rPr>
-              <w:t>Pydantic</w:t>
-            </w:r>
-            <w:proofErr w:type="spellEnd"/>
-            <w:r>
-              <w:rPr>
-                <w:sz w:val="18"/>
-                <w:szCs w:val="18"/>
-              </w:rPr>
-              <w:t xml:space="preserve"> y la documentación interactiva (/</w:t>
-            </w:r>
-            <w:proofErr w:type="spellStart"/>
-            <w:r>
-              <w:rPr>
-                <w:sz w:val="18"/>
-                <w:szCs w:val="18"/>
-              </w:rPr>
-              <w:t>docs</w:t>
-            </w:r>
-            <w:proofErr w:type="spellEnd"/>
-            <w:r>
-              <w:rPr>
-                <w:sz w:val="18"/>
-                <w:szCs w:val="18"/>
-              </w:rPr>
-              <w:t>).</w:t>
+              <w:t xml:space="preserve">Se adoptó FastAPI por la validación automática de tipos con Pydantic y la documentación interactiva (/docs).</w:t>
             </w:r>
           </w:p>
         </w:tc>
@@ -14741,71 +12749,7 @@
                 <w:sz w:val="18"/>
                 <w:szCs w:val="18"/>
               </w:rPr>
-              <w:t>Se adoptó servidor único (</w:t>
-            </w:r>
-            <w:proofErr w:type="spellStart"/>
-            <w:r>
-              <w:rPr>
-                <w:sz w:val="18"/>
-                <w:szCs w:val="18"/>
-              </w:rPr>
-              <w:t>FastAPI</w:t>
-            </w:r>
-            <w:proofErr w:type="spellEnd"/>
-            <w:r>
-              <w:rPr>
-                <w:sz w:val="18"/>
-                <w:szCs w:val="18"/>
-              </w:rPr>
-              <w:t xml:space="preserve"> sirve el </w:t>
-            </w:r>
-            <w:proofErr w:type="spellStart"/>
-            <w:r>
-              <w:rPr>
-                <w:sz w:val="18"/>
-                <w:szCs w:val="18"/>
-              </w:rPr>
-              <w:t>build</w:t>
-            </w:r>
-            <w:proofErr w:type="spellEnd"/>
-            <w:r>
-              <w:rPr>
-                <w:sz w:val="18"/>
-                <w:szCs w:val="18"/>
-              </w:rPr>
-              <w:t xml:space="preserve"> de </w:t>
-            </w:r>
-            <w:proofErr w:type="spellStart"/>
-            <w:r>
-              <w:rPr>
-                <w:sz w:val="18"/>
-                <w:szCs w:val="18"/>
-              </w:rPr>
-              <w:t>React</w:t>
-            </w:r>
-            <w:proofErr w:type="spellEnd"/>
-            <w:r>
-              <w:rPr>
-                <w:sz w:val="18"/>
-                <w:szCs w:val="18"/>
-              </w:rPr>
-              <w:t xml:space="preserve">) para que la evaluación no dependa de instalar </w:t>
-            </w:r>
-            <w:proofErr w:type="spellStart"/>
-            <w:r>
-              <w:rPr>
-                <w:sz w:val="18"/>
-                <w:szCs w:val="18"/>
-              </w:rPr>
-              <w:t>Node</w:t>
-            </w:r>
-            <w:proofErr w:type="spellEnd"/>
-            <w:r>
-              <w:rPr>
-                <w:sz w:val="18"/>
-                <w:szCs w:val="18"/>
-              </w:rPr>
-              <w:t xml:space="preserve"> ni configurar CORS.</w:t>
+              <w:t xml:space="preserve">Se adoptó servidor único (FastAPI sirve el build de React) para que la evaluación no dependa de instalar Node ni configurar CORS.</w:t>
             </w:r>
           </w:p>
         </w:tc>
@@ -14826,7 +12770,6 @@
             <w:vAlign w:val="center"/>
           </w:tcPr>
           <w:p>
-            <w:proofErr w:type="spellStart"/>
             <w:r>
               <w:rPr>
                 <w:sz w:val="18"/>
@@ -14834,7 +12777,6 @@
               </w:rPr>
               <w:t>Frontend</w:t>
             </w:r>
-            <w:proofErr w:type="spellEnd"/>
           </w:p>
         </w:tc>
         <w:tc>
@@ -14881,23 +12823,7 @@
                 <w:sz w:val="18"/>
                 <w:szCs w:val="18"/>
               </w:rPr>
-              <w:t>Se adoptó Vite por ser el estándar vigente (CRA está deprecado) y por su configuración más simple de proxy/</w:t>
-            </w:r>
-            <w:proofErr w:type="spellStart"/>
-            <w:r>
-              <w:rPr>
-                <w:sz w:val="18"/>
-                <w:szCs w:val="18"/>
-              </w:rPr>
-              <w:t>build</w:t>
-            </w:r>
-            <w:proofErr w:type="spellEnd"/>
-            <w:r>
-              <w:rPr>
-                <w:sz w:val="18"/>
-                <w:szCs w:val="18"/>
-              </w:rPr>
-              <w:t xml:space="preserve"> para el patrón de servidor único.</w:t>
+              <w:t xml:space="preserve">Se adoptó Vite por ser el estándar vigente (CRA está deprecado) y por su configuración más simple de proxy/build para el patrón de servidor único.</w:t>
             </w:r>
           </w:p>
         </w:tc>
@@ -15015,39 +12941,7 @@
                 <w:sz w:val="18"/>
                 <w:szCs w:val="18"/>
               </w:rPr>
-              <w:t xml:space="preserve">En las rutas de </w:t>
-            </w:r>
-            <w:proofErr w:type="spellStart"/>
-            <w:r>
-              <w:rPr>
-                <w:sz w:val="18"/>
-                <w:szCs w:val="18"/>
-              </w:rPr>
-              <w:t>FastAPI</w:t>
-            </w:r>
-            <w:proofErr w:type="spellEnd"/>
-            <w:r>
-              <w:rPr>
-                <w:sz w:val="18"/>
-                <w:szCs w:val="18"/>
-              </w:rPr>
-              <w:t xml:space="preserve">, en los esquemas </w:t>
-            </w:r>
-            <w:proofErr w:type="spellStart"/>
-            <w:r>
-              <w:rPr>
-                <w:sz w:val="18"/>
-                <w:szCs w:val="18"/>
-              </w:rPr>
-              <w:t>Pydantic</w:t>
-            </w:r>
-            <w:proofErr w:type="spellEnd"/>
-            <w:r>
-              <w:rPr>
-                <w:sz w:val="18"/>
-                <w:szCs w:val="18"/>
-              </w:rPr>
-              <w:t xml:space="preserve"> o en las clases de dominio</w:t>
+              <w:t xml:space="preserve">En las rutas de FastAPI, en los esquemas Pydantic o en las clases de dominio</w:t>
             </w:r>
           </w:p>
         </w:tc>
@@ -15068,23 +12962,7 @@
                 <w:sz w:val="18"/>
                 <w:szCs w:val="18"/>
               </w:rPr>
-              <w:t xml:space="preserve">Se adoptó el dominio como única fuente de verdad, fiel al diagrama de clases y a RNF-05. </w:t>
-            </w:r>
-            <w:proofErr w:type="spellStart"/>
-            <w:r>
-              <w:rPr>
-                <w:sz w:val="18"/>
-                <w:szCs w:val="18"/>
-              </w:rPr>
-              <w:t>Pydantic</w:t>
-            </w:r>
-            <w:proofErr w:type="spellEnd"/>
-            <w:r>
-              <w:rPr>
-                <w:sz w:val="18"/>
-                <w:szCs w:val="18"/>
-              </w:rPr>
-              <w:t xml:space="preserve"> valida solo tipos y largos, para que una regla no quede duplicada en dos capas que puedan contradecirse.</w:t>
+              <w:t xml:space="preserve">Se adoptó el dominio como única fuente de verdad, fiel al diagrama de clases y a RNF-05. Pydantic valida solo tipos y largos, para que una regla no quede duplicada en dos capas que puedan contradecirse.</w:t>
             </w:r>
           </w:p>
         </w:tc>
@@ -15128,21 +13006,12 @@
             <w:vAlign w:val="center"/>
           </w:tcPr>
           <w:p>
-            <w:proofErr w:type="spellStart"/>
-            <w:r>
-              <w:rPr>
-                <w:sz w:val="18"/>
-                <w:szCs w:val="18"/>
-              </w:rPr>
-              <w:t>float</w:t>
-            </w:r>
-            <w:proofErr w:type="spellEnd"/>
-            <w:r>
-              <w:rPr>
-                <w:sz w:val="18"/>
-                <w:szCs w:val="18"/>
-              </w:rPr>
-              <w:t xml:space="preserve"> directo vs. Decimal con redondeo explícito</w:t>
+            <w:r>
+              <w:rPr>
+                <w:sz w:val="18"/>
+                <w:szCs w:val="18"/>
+              </w:rPr>
+              <w:t xml:space="preserve">float directo vs. Decimal con redondeo explícito</w:t>
             </w:r>
           </w:p>
         </w:tc>
@@ -15164,37 +13033,7 @@
                 <w:sz w:val="18"/>
                 <w:szCs w:val="18"/>
               </w:rPr>
-              <w:t xml:space="preserve">Se adoptó Decimal con redondeo a peso entero (S6): con </w:t>
-            </w:r>
-            <w:proofErr w:type="spellStart"/>
-            <w:r>
-              <w:rPr>
-                <w:sz w:val="18"/>
-                <w:szCs w:val="18"/>
-              </w:rPr>
-              <w:t>float</w:t>
-            </w:r>
-            <w:proofErr w:type="spellEnd"/>
-            <w:r>
-              <w:rPr>
-                <w:sz w:val="18"/>
-                <w:szCs w:val="18"/>
-              </w:rPr>
-              <w:t xml:space="preserve">, 83.000 × 1,15 da 95.449,999… y al truncar se cobraría un peso menos (95.449 en vez de 95.450). </w:t>
-            </w:r>
-            <w:r>
-              <w:rPr>
-                <w:sz w:val="18"/>
-                <w:szCs w:val="18"/>
-              </w:rPr>
-              <w:t>Además,</w:t>
-            </w:r>
-            <w:r>
-              <w:rPr>
-                <w:sz w:val="18"/>
-                <w:szCs w:val="18"/>
-              </w:rPr>
-              <w:t xml:space="preserve"> se rechaza un margen NaN o infinito, que la comparación «margen ≥ 0» no detecta.</w:t>
+              <w:t xml:space="preserve">Se adoptó Decimal con redondeo a peso entero (S6): con float, 83.000 × 1,15 da 95.449,999… y al truncar se cobraría un peso menos (95.449 en vez de 95.450). Además, se rechaza un margen NaN o infinito, que la comparación «margen ≥ 0» no detecta.</w:t>
             </w:r>
           </w:p>
         </w:tc>
@@ -15236,21 +13075,12 @@
             <w:vAlign w:val="center"/>
           </w:tcPr>
           <w:p>
-            <w:proofErr w:type="spellStart"/>
-            <w:r>
-              <w:rPr>
-                <w:sz w:val="18"/>
-                <w:szCs w:val="18"/>
-              </w:rPr>
-              <w:t>httpx</w:t>
-            </w:r>
-            <w:proofErr w:type="spellEnd"/>
-            <w:r>
-              <w:rPr>
-                <w:sz w:val="18"/>
-                <w:szCs w:val="18"/>
-              </w:rPr>
-              <w:t xml:space="preserve"> vs. httpx2</w:t>
+            <w:r>
+              <w:rPr>
+                <w:sz w:val="18"/>
+                <w:szCs w:val="18"/>
+              </w:rPr>
+              <w:t xml:space="preserve">httpx vs. httpx2</w:t>
             </w:r>
           </w:p>
         </w:tc>
@@ -15271,39 +13101,7 @@
                 <w:sz w:val="18"/>
                 <w:szCs w:val="18"/>
               </w:rPr>
-              <w:t xml:space="preserve">La versión instalada de Starlette marca </w:t>
-            </w:r>
-            <w:proofErr w:type="spellStart"/>
-            <w:r>
-              <w:rPr>
-                <w:sz w:val="18"/>
-                <w:szCs w:val="18"/>
-              </w:rPr>
-              <w:t>httpx</w:t>
-            </w:r>
-            <w:proofErr w:type="spellEnd"/>
-            <w:r>
-              <w:rPr>
-                <w:sz w:val="18"/>
-                <w:szCs w:val="18"/>
-              </w:rPr>
-              <w:t xml:space="preserve"> como obsoleto para </w:t>
-            </w:r>
-            <w:proofErr w:type="spellStart"/>
-            <w:r>
-              <w:rPr>
-                <w:sz w:val="18"/>
-                <w:szCs w:val="18"/>
-              </w:rPr>
-              <w:t>TestClient</w:t>
-            </w:r>
-            <w:proofErr w:type="spellEnd"/>
-            <w:r>
-              <w:rPr>
-                <w:sz w:val="18"/>
-                <w:szCs w:val="18"/>
-              </w:rPr>
-              <w:t>; se cambió a httpx2 y se verificó que las 49 pruebas siguen pasando sin advertencias.</w:t>
+              <w:t xml:space="preserve">La versión instalada de Starlette marca httpx como obsoleto para TestClient; se cambió a httpx2 y se verificó que las 49 pruebas siguen pasando sin advertencias.</w:t>
             </w:r>
           </w:p>
         </w:tc>
@@ -15352,70 +13150,14 @@
                 <w:lang w:val="en-US"/>
               </w:rPr>
             </w:pPr>
-            <w:proofErr w:type="spellStart"/>
             <w:r>
               <w:rPr>
                 <w:sz w:val="18"/>
                 <w:szCs w:val="18"/>
                 <w:lang w:val="en-US"/>
               </w:rPr>
-              <w:t>passlib</w:t>
-            </w:r>
-            <w:proofErr w:type="spellEnd"/>
-            <w:r>
-              <w:rPr>
-                <w:sz w:val="18"/>
-                <w:szCs w:val="18"/>
-                <w:lang w:val="en-US"/>
-              </w:rPr>
-              <w:t>[</w:t>
-            </w:r>
-            <w:proofErr w:type="spellStart"/>
-            <w:r>
-              <w:rPr>
-                <w:sz w:val="18"/>
-                <w:szCs w:val="18"/>
-                <w:lang w:val="en-US"/>
-              </w:rPr>
-              <w:t>bcrypt</w:t>
-            </w:r>
-            <w:proofErr w:type="spellEnd"/>
-            <w:r>
-              <w:rPr>
-                <w:sz w:val="18"/>
-                <w:szCs w:val="18"/>
-                <w:lang w:val="en-US"/>
-              </w:rPr>
-              <w:t xml:space="preserve">] vs. </w:t>
-            </w:r>
-            <w:proofErr w:type="spellStart"/>
-            <w:r>
-              <w:rPr>
-                <w:sz w:val="18"/>
-                <w:szCs w:val="18"/>
-                <w:lang w:val="en-US"/>
-              </w:rPr>
-              <w:t>bcrypt</w:t>
-            </w:r>
-            <w:proofErr w:type="spellEnd"/>
-            <w:r>
-              <w:rPr>
-                <w:sz w:val="18"/>
-                <w:szCs w:val="18"/>
-                <w:lang w:val="en-US"/>
-              </w:rPr>
-              <w:t xml:space="preserve"> </w:t>
-            </w:r>
-            <w:proofErr w:type="spellStart"/>
-            <w:r>
-              <w:rPr>
-                <w:sz w:val="18"/>
-                <w:szCs w:val="18"/>
-                <w:lang w:val="en-US"/>
-              </w:rPr>
-              <w:t>directo</w:t>
-            </w:r>
-            <w:proofErr w:type="spellEnd"/>
+              <w:t xml:space="preserve">passlib[bcrypt] vs. bcrypt directo</w:t>
+            </w:r>
           </w:p>
         </w:tc>
         <w:tc>
@@ -15436,151 +13178,7 @@
                 <w:sz w:val="18"/>
                 <w:szCs w:val="18"/>
               </w:rPr>
-              <w:t xml:space="preserve">Se intentó </w:t>
-            </w:r>
-            <w:proofErr w:type="spellStart"/>
-            <w:r>
-              <w:rPr>
-                <w:sz w:val="18"/>
-                <w:szCs w:val="18"/>
-              </w:rPr>
-              <w:t>passlib</w:t>
-            </w:r>
-            <w:proofErr w:type="spellEnd"/>
-            <w:r>
-              <w:rPr>
-                <w:sz w:val="18"/>
-                <w:szCs w:val="18"/>
-              </w:rPr>
-              <w:t>[</w:t>
-            </w:r>
-            <w:proofErr w:type="spellStart"/>
-            <w:r>
-              <w:rPr>
-                <w:sz w:val="18"/>
-                <w:szCs w:val="18"/>
-              </w:rPr>
-              <w:t>bcrypt</w:t>
-            </w:r>
-            <w:proofErr w:type="spellEnd"/>
-            <w:r>
-              <w:rPr>
-                <w:sz w:val="18"/>
-                <w:szCs w:val="18"/>
-              </w:rPr>
-              <w:t xml:space="preserve">] (sugerido en la sección 7.1 original) y falló con </w:t>
-            </w:r>
-            <w:proofErr w:type="spellStart"/>
-            <w:r>
-              <w:rPr>
-                <w:sz w:val="18"/>
-                <w:szCs w:val="18"/>
-              </w:rPr>
-              <w:t>AttributeError</w:t>
-            </w:r>
-            <w:proofErr w:type="spellEnd"/>
-            <w:r>
-              <w:rPr>
-                <w:sz w:val="18"/>
-                <w:szCs w:val="18"/>
-              </w:rPr>
-              <w:t>: module ‘</w:t>
-            </w:r>
-            <w:proofErr w:type="spellStart"/>
-            <w:r>
-              <w:rPr>
-                <w:sz w:val="18"/>
-                <w:szCs w:val="18"/>
-              </w:rPr>
-              <w:t>bcrypt</w:t>
-            </w:r>
-            <w:proofErr w:type="spellEnd"/>
-            <w:r>
-              <w:rPr>
-                <w:sz w:val="18"/>
-                <w:szCs w:val="18"/>
-              </w:rPr>
-              <w:t xml:space="preserve">’ has no </w:t>
-            </w:r>
-            <w:proofErr w:type="spellStart"/>
-            <w:r>
-              <w:rPr>
-                <w:sz w:val="18"/>
-                <w:szCs w:val="18"/>
-              </w:rPr>
-              <w:t>attribute</w:t>
-            </w:r>
-            <w:proofErr w:type="spellEnd"/>
-            <w:r>
-              <w:rPr>
-                <w:sz w:val="18"/>
-                <w:szCs w:val="18"/>
-              </w:rPr>
-              <w:t xml:space="preserve"> ‘__</w:t>
-            </w:r>
-            <w:proofErr w:type="spellStart"/>
-            <w:r>
-              <w:rPr>
-                <w:sz w:val="18"/>
-                <w:szCs w:val="18"/>
-              </w:rPr>
-              <w:t>about</w:t>
-            </w:r>
-            <w:proofErr w:type="spellEnd"/>
-            <w:r>
-              <w:rPr>
-                <w:sz w:val="18"/>
-                <w:szCs w:val="18"/>
-              </w:rPr>
-              <w:t xml:space="preserve">__’ — </w:t>
-            </w:r>
-            <w:proofErr w:type="spellStart"/>
-            <w:r>
-              <w:rPr>
-                <w:sz w:val="18"/>
-                <w:szCs w:val="18"/>
-              </w:rPr>
-              <w:t>passlib</w:t>
-            </w:r>
-            <w:proofErr w:type="spellEnd"/>
-            <w:r>
-              <w:rPr>
-                <w:sz w:val="18"/>
-                <w:szCs w:val="18"/>
-              </w:rPr>
-              <w:t xml:space="preserve"> 1.7.4 (sin actualizaciones desde 2020) no es compatible con </w:t>
-            </w:r>
-            <w:proofErr w:type="spellStart"/>
-            <w:r>
-              <w:rPr>
-                <w:sz w:val="18"/>
-                <w:szCs w:val="18"/>
-              </w:rPr>
-              <w:t>bcrypt</w:t>
-            </w:r>
-            <w:proofErr w:type="spellEnd"/>
-            <w:r>
-              <w:rPr>
-                <w:sz w:val="18"/>
-                <w:szCs w:val="18"/>
-              </w:rPr>
-              <w:t xml:space="preserve"> ≥ 4.1. Se cambió a la librería </w:t>
-            </w:r>
-            <w:proofErr w:type="spellStart"/>
-            <w:r>
-              <w:rPr>
-                <w:sz w:val="18"/>
-                <w:szCs w:val="18"/>
-              </w:rPr>
-              <w:t>bcrypt</w:t>
-            </w:r>
-            <w:proofErr w:type="spellEnd"/>
-            <w:r>
-              <w:rPr>
-                <w:sz w:val="18"/>
-                <w:szCs w:val="18"/>
-              </w:rPr>
-              <w:t xml:space="preserve"> directamente, manteniendo el mismo algoritmo y factor de costo.</w:t>
+              <w:t xml:space="preserve">Se intentó passlib[bcrypt] (sugerido en la sección 7.1 original) y falló con AttributeError: module ‘bcrypt’ has no attribute ‘__about__’ — passlib 1.7.4 (sin actualizaciones desde 2020) no es compatible con bcrypt ≥ 4.1. Se cambió a la librería bcrypt directamente, manteniendo el mismo algoritmo y factor de costo.</w:t>
             </w:r>
           </w:p>
         </w:tc>
@@ -15720,23 +13318,7 @@
                 <w:sz w:val="18"/>
                 <w:szCs w:val="18"/>
               </w:rPr>
-              <w:t xml:space="preserve">Se adoptó el rol de administrador: el supuesto S1, RNF-03 y el diagrama de clases (Usuario → Cliente / Administrador, </w:t>
-            </w:r>
-            <w:proofErr w:type="spellStart"/>
-            <w:r>
-              <w:rPr>
-                <w:sz w:val="18"/>
-                <w:szCs w:val="18"/>
-              </w:rPr>
-              <w:t>puede_gestionar_catalogo</w:t>
-            </w:r>
-            <w:proofErr w:type="spellEnd"/>
-            <w:r>
-              <w:rPr>
-                <w:sz w:val="18"/>
-                <w:szCs w:val="18"/>
-              </w:rPr>
-              <w:t>()) ya lo modelaban, y sin él cualquier persona podía borrar el catálogo sin iniciar sesión. Se implementó con herencia y polimorfismo, como en la Figura 5.</w:t>
+              <w:t xml:space="preserve">Se adoptó el rol de administrador: el supuesto S1, RNF-03 y el diagrama de clases (Usuario → Cliente / Administrador, puede_gestionar_catalogo()) ya lo modelaban, y sin él cualquier persona podía borrar el catálogo sin iniciar sesión. Se implementó con herencia y polimorfismo, como en la Figura 5.</w:t>
             </w:r>
           </w:p>
         </w:tc>
@@ -15785,65 +13367,8 @@
                 <w:sz w:val="18"/>
                 <w:szCs w:val="18"/>
               </w:rPr>
-              <w:t>Solo análisis estático (</w:t>
-            </w:r>
-            <w:proofErr w:type="spellStart"/>
-            <w:r>
-              <w:rPr>
-                <w:sz w:val="18"/>
-                <w:szCs w:val="18"/>
-              </w:rPr>
-              <w:t>SonarCloud</w:t>
-            </w:r>
-            <w:proofErr w:type="spellEnd"/>
-            <w:r>
-              <w:rPr>
-                <w:sz w:val="18"/>
-                <w:szCs w:val="18"/>
-              </w:rPr>
-              <w:t xml:space="preserve">) vs. ataques medidos contra el servidor real más </w:t>
-            </w:r>
-            <w:proofErr w:type="spellStart"/>
-            <w:r>
-              <w:rPr>
-                <w:sz w:val="18"/>
-                <w:szCs w:val="18"/>
-              </w:rPr>
-              <w:t>Bandit</w:t>
-            </w:r>
-            <w:proofErr w:type="spellEnd"/>
-            <w:r>
-              <w:rPr>
-                <w:sz w:val="18"/>
-                <w:szCs w:val="18"/>
-              </w:rPr>
-              <w:t xml:space="preserve">, </w:t>
-            </w:r>
-            <w:proofErr w:type="spellStart"/>
-            <w:r>
-              <w:rPr>
-                <w:sz w:val="18"/>
-                <w:szCs w:val="18"/>
-              </w:rPr>
-              <w:t>pip-audit</w:t>
-            </w:r>
-            <w:proofErr w:type="spellEnd"/>
-            <w:r>
-              <w:rPr>
-                <w:sz w:val="18"/>
-                <w:szCs w:val="18"/>
-              </w:rPr>
-              <w:t xml:space="preserve"> y </w:t>
-            </w:r>
-            <w:proofErr w:type="spellStart"/>
-            <w:r>
-              <w:rPr>
-                <w:sz w:val="18"/>
-                <w:szCs w:val="18"/>
-              </w:rPr>
-              <w:t>SonarLint</w:t>
-            </w:r>
-            <w:proofErr w:type="spellEnd"/>
+              <w:t xml:space="preserve">Solo análisis estático (SonarCloud) vs. ataques medidos contra el servidor real más Bandit, pip-audit y SonarLint</w:t>
+            </w:r>
           </w:p>
         </w:tc>
         <w:tc>
@@ -15891,23 +13416,7 @@
                 <w:sz w:val="18"/>
                 <w:szCs w:val="18"/>
               </w:rPr>
-              <w:t xml:space="preserve">Servir el </w:t>
-            </w:r>
-            <w:proofErr w:type="spellStart"/>
-            <w:r>
-              <w:rPr>
-                <w:sz w:val="18"/>
-                <w:szCs w:val="18"/>
-              </w:rPr>
-              <w:t>frontend</w:t>
-            </w:r>
-            <w:proofErr w:type="spellEnd"/>
-            <w:r>
-              <w:rPr>
-                <w:sz w:val="18"/>
-                <w:szCs w:val="18"/>
-              </w:rPr>
-              <w:t xml:space="preserve"> compilado</w:t>
+              <w:t xml:space="preserve">Servir el frontend compilado</w:t>
             </w:r>
           </w:p>
         </w:tc>
@@ -15924,37 +13433,12 @@
             <w:vAlign w:val="center"/>
           </w:tcPr>
           <w:p>
-            <w:proofErr w:type="spellStart"/>
-            <w:r>
-              <w:rPr>
-                <w:sz w:val="18"/>
-                <w:szCs w:val="18"/>
-              </w:rPr>
-              <w:t>StaticFiles</w:t>
-            </w:r>
-            <w:proofErr w:type="spellEnd"/>
-            <w:r>
-              <w:rPr>
-                <w:sz w:val="18"/>
-                <w:szCs w:val="18"/>
-              </w:rPr>
-              <w:t>(</w:t>
-            </w:r>
-            <w:proofErr w:type="spellStart"/>
-            <w:r>
-              <w:rPr>
-                <w:sz w:val="18"/>
-                <w:szCs w:val="18"/>
-              </w:rPr>
-              <w:t>html</w:t>
-            </w:r>
-            <w:proofErr w:type="spellEnd"/>
-            <w:r>
-              <w:rPr>
-                <w:sz w:val="18"/>
-                <w:szCs w:val="18"/>
-              </w:rPr>
-              <w:t>=True) solo vs. comodín de ruta + index.html</w:t>
+            <w:r>
+              <w:rPr>
+                <w:sz w:val="18"/>
+                <w:szCs w:val="18"/>
+              </w:rPr>
+              <w:t>StaticFiles(html=True) solo vs. comodín de ruta + index.html</w:t>
             </w:r>
           </w:p>
         </w:tc>
@@ -15971,149 +13455,12 @@
             <w:vAlign w:val="center"/>
           </w:tcPr>
           <w:p>
-            <w:proofErr w:type="spellStart"/>
-            <w:r>
-              <w:rPr>
-                <w:sz w:val="18"/>
-                <w:szCs w:val="18"/>
-              </w:rPr>
-              <w:t>StaticFiles</w:t>
-            </w:r>
-            <w:proofErr w:type="spellEnd"/>
-            <w:r>
-              <w:rPr>
-                <w:sz w:val="18"/>
-                <w:szCs w:val="18"/>
-              </w:rPr>
-              <w:t>(</w:t>
-            </w:r>
-            <w:proofErr w:type="spellStart"/>
-            <w:r>
-              <w:rPr>
-                <w:sz w:val="18"/>
-                <w:szCs w:val="18"/>
-              </w:rPr>
-              <w:t>html</w:t>
-            </w:r>
-            <w:proofErr w:type="spellEnd"/>
-            <w:r>
-              <w:rPr>
-                <w:sz w:val="18"/>
-                <w:szCs w:val="18"/>
-              </w:rPr>
-              <w:t xml:space="preserve">=True) sirve index.html en “/” pero responde 404 ante una ruta propia de </w:t>
-            </w:r>
-            <w:proofErr w:type="spellStart"/>
-            <w:r>
-              <w:rPr>
-                <w:sz w:val="18"/>
-                <w:szCs w:val="18"/>
-              </w:rPr>
-              <w:t>React</w:t>
-            </w:r>
-            <w:proofErr w:type="spellEnd"/>
-            <w:r>
-              <w:rPr>
-                <w:sz w:val="18"/>
-                <w:szCs w:val="18"/>
-              </w:rPr>
-              <w:t xml:space="preserve"> </w:t>
-            </w:r>
-            <w:proofErr w:type="spellStart"/>
-            <w:r>
-              <w:rPr>
-                <w:sz w:val="18"/>
-                <w:szCs w:val="18"/>
-              </w:rPr>
-              <w:t>Router</w:t>
-            </w:r>
-            <w:proofErr w:type="spellEnd"/>
-            <w:r>
-              <w:rPr>
-                <w:sz w:val="18"/>
-                <w:szCs w:val="18"/>
-              </w:rPr>
-              <w:t xml:space="preserve"> (ej. /</w:t>
-            </w:r>
-            <w:proofErr w:type="spellStart"/>
-            <w:r>
-              <w:rPr>
-                <w:sz w:val="18"/>
-                <w:szCs w:val="18"/>
-              </w:rPr>
-              <w:t>admin</w:t>
-            </w:r>
-            <w:proofErr w:type="spellEnd"/>
-            <w:r>
-              <w:rPr>
-                <w:sz w:val="18"/>
-                <w:szCs w:val="18"/>
-              </w:rPr>
-              <w:t xml:space="preserve">, /paquetes/3) porque no existe un archivo con ese nombre; se reprodujo navegando directo a esas </w:t>
-            </w:r>
-            <w:proofErr w:type="spellStart"/>
-            <w:r>
-              <w:rPr>
-                <w:sz w:val="18"/>
-                <w:szCs w:val="18"/>
-              </w:rPr>
-              <w:t>URLs</w:t>
-            </w:r>
-            <w:proofErr w:type="spellEnd"/>
-            <w:r>
-              <w:rPr>
-                <w:sz w:val="18"/>
-                <w:szCs w:val="18"/>
-              </w:rPr>
-              <w:t xml:space="preserve"> sobre el </w:t>
-            </w:r>
-            <w:proofErr w:type="spellStart"/>
-            <w:r>
-              <w:rPr>
-                <w:sz w:val="18"/>
-                <w:szCs w:val="18"/>
-              </w:rPr>
-              <w:t>build</w:t>
-            </w:r>
-            <w:proofErr w:type="spellEnd"/>
-            <w:r>
-              <w:rPr>
-                <w:sz w:val="18"/>
-                <w:szCs w:val="18"/>
-              </w:rPr>
-              <w:t xml:space="preserve"> servido. Se reemplazó por una ruta comodín (“/{</w:t>
-            </w:r>
-            <w:proofErr w:type="spellStart"/>
-            <w:r>
-              <w:rPr>
-                <w:sz w:val="18"/>
-                <w:szCs w:val="18"/>
-              </w:rPr>
-              <w:t>ruta_spa:path</w:t>
-            </w:r>
-            <w:proofErr w:type="spellEnd"/>
-            <w:r>
-              <w:rPr>
-                <w:sz w:val="18"/>
-                <w:szCs w:val="18"/>
-              </w:rPr>
-              <w:t xml:space="preserve">}”) que sirve el archivo estático si existe y si no, index.html, dejando que </w:t>
-            </w:r>
-            <w:proofErr w:type="spellStart"/>
-            <w:r>
-              <w:rPr>
-                <w:sz w:val="18"/>
-                <w:szCs w:val="18"/>
-              </w:rPr>
-              <w:t>react-router</w:t>
-            </w:r>
-            <w:proofErr w:type="spellEnd"/>
-            <w:r>
-              <w:rPr>
-                <w:sz w:val="18"/>
-                <w:szCs w:val="18"/>
-              </w:rPr>
-              <w:t xml:space="preserve"> resuelva la ruta en el navegador.</w:t>
+            <w:r>
+              <w:rPr>
+                <w:sz w:val="18"/>
+                <w:szCs w:val="18"/>
+              </w:rPr>
+              <w:t xml:space="preserve">StaticFiles(html=True) sirve index.html en “/” pero responde 404 ante una ruta propia de React Router (ej. /admin, /paquetes/3) porque no existe un archivo con ese nombre; se reprodujo navegando directo a esas URLs sobre el build servido. Se reemplazó por una ruta comodín (“/{ruta_spa:path}”) que sirve el archivo estático si existe y si no, index.html, dejando que react-router resuelva la ruta en el navegador.</w:t>
             </w:r>
           </w:p>
         </w:tc>
@@ -16176,15 +13523,7 @@
         <w:spacing w:after="120"/>
       </w:pPr>
       <w:r>
-        <w:t xml:space="preserve">Esta sección describe los mecanismos de seguridad implementados en los </w:t>
-      </w:r>
-      <w:proofErr w:type="spellStart"/>
-      <w:r>
-        <w:t>Sprints</w:t>
-      </w:r>
-      <w:proofErr w:type="spellEnd"/>
-      <w:r>
-        <w:t xml:space="preserve"> 1 y 2 —diseñados antes de escribir código, por instrucción del profesor— con precisión de librería, algoritmo y parámetro, y el resultado de la revisión de seguridad del sistema integrado (7.3).</w:t>
+        <w:t xml:space="preserve">Esta sección describe los mecanismos de seguridad implementados en los Sprints 1 y 2 —diseñados antes de escribir código, por instrucción del profesor— con precisión de librería, algoritmo y parámetro, y el resultado de la revisión de seguridad del sistema integrado (7.3).</w:t>
       </w:r>
     </w:p>
     <w:p>
@@ -16320,85 +13659,12 @@
             <w:vAlign w:val="center"/>
           </w:tcPr>
           <w:p>
-            <w:proofErr w:type="spellStart"/>
-            <w:r>
-              <w:rPr>
-                <w:sz w:val="18"/>
-                <w:szCs w:val="18"/>
-              </w:rPr>
-              <w:t>bcrypt</w:t>
-            </w:r>
-            <w:proofErr w:type="spellEnd"/>
-            <w:r>
-              <w:rPr>
-                <w:sz w:val="18"/>
-                <w:szCs w:val="18"/>
-              </w:rPr>
-              <w:t xml:space="preserve"> (</w:t>
-            </w:r>
-            <w:proofErr w:type="spellStart"/>
-            <w:r>
-              <w:rPr>
-                <w:sz w:val="18"/>
-                <w:szCs w:val="18"/>
-              </w:rPr>
-              <w:t>PyPI</w:t>
-            </w:r>
-            <w:proofErr w:type="spellEnd"/>
-            <w:r>
-              <w:rPr>
-                <w:sz w:val="18"/>
-                <w:szCs w:val="18"/>
-              </w:rPr>
-              <w:t xml:space="preserve"> oficial), factor de costo 12, usado directamente sin </w:t>
-            </w:r>
-            <w:proofErr w:type="spellStart"/>
-            <w:r>
-              <w:rPr>
-                <w:sz w:val="18"/>
-                <w:szCs w:val="18"/>
-              </w:rPr>
-              <w:t>passlib</w:t>
-            </w:r>
-            <w:proofErr w:type="spellEnd"/>
-            <w:r>
-              <w:rPr>
-                <w:sz w:val="18"/>
-                <w:szCs w:val="18"/>
-              </w:rPr>
-              <w:t xml:space="preserve">: su última versión (1.7.4) es incompatible con </w:t>
-            </w:r>
-            <w:proofErr w:type="spellStart"/>
-            <w:r>
-              <w:rPr>
-                <w:sz w:val="18"/>
-                <w:szCs w:val="18"/>
-              </w:rPr>
-              <w:t>bcrypt</w:t>
-            </w:r>
-            <w:proofErr w:type="spellEnd"/>
-            <w:r>
-              <w:rPr>
-                <w:sz w:val="18"/>
-                <w:szCs w:val="18"/>
-              </w:rPr>
-              <w:t xml:space="preserve"> ≥ 4.1 (ver sección 6). Se descarta cualquier hash reversible o sin </w:t>
-            </w:r>
-            <w:proofErr w:type="spellStart"/>
-            <w:r>
-              <w:rPr>
-                <w:sz w:val="18"/>
-                <w:szCs w:val="18"/>
-              </w:rPr>
-              <w:t>salt</w:t>
-            </w:r>
-            <w:proofErr w:type="spellEnd"/>
-            <w:r>
-              <w:rPr>
-                <w:sz w:val="18"/>
-                <w:szCs w:val="18"/>
-              </w:rPr>
-              <w:t xml:space="preserve"> (MD5, SHA-256 plano).</w:t>
+            <w:r>
+              <w:rPr>
+                <w:sz w:val="18"/>
+                <w:szCs w:val="18"/>
+              </w:rPr>
+              <w:t xml:space="preserve">bcrypt (PyPI oficial), factor de costo 12, usado directamente sin passlib: su última versión (1.7.4) es incompatible con bcrypt ≥ 4.1 (ver sección 6). Se descarta cualquier hash reversible o sin salt (MD5, SHA-256 plano).</w:t>
             </w:r>
           </w:p>
         </w:tc>
@@ -16442,53 +13708,12 @@
             <w:vAlign w:val="center"/>
           </w:tcPr>
           <w:p>
-            <w:proofErr w:type="spellStart"/>
-            <w:r>
-              <w:rPr>
-                <w:sz w:val="18"/>
-                <w:szCs w:val="18"/>
-              </w:rPr>
-              <w:t>PyJWT</w:t>
-            </w:r>
-            <w:proofErr w:type="spellEnd"/>
-            <w:r>
-              <w:rPr>
-                <w:sz w:val="18"/>
-                <w:szCs w:val="18"/>
-              </w:rPr>
-              <w:t xml:space="preserve"> (</w:t>
-            </w:r>
-            <w:proofErr w:type="spellStart"/>
-            <w:r>
-              <w:rPr>
-                <w:sz w:val="18"/>
-                <w:szCs w:val="18"/>
-              </w:rPr>
-              <w:t>PyPI</w:t>
-            </w:r>
-            <w:proofErr w:type="spellEnd"/>
-            <w:r>
-              <w:rPr>
-                <w:sz w:val="18"/>
-                <w:szCs w:val="18"/>
-              </w:rPr>
-              <w:t xml:space="preserve"> oficial), algoritmo HS256 fijado al decodificar (se rechaza un token sin firma, con algoritmo «</w:t>
-            </w:r>
-            <w:proofErr w:type="spellStart"/>
-            <w:r>
-              <w:rPr>
-                <w:sz w:val="18"/>
-                <w:szCs w:val="18"/>
-              </w:rPr>
-              <w:t>none</w:t>
-            </w:r>
-            <w:proofErr w:type="spellEnd"/>
-            <w:r>
-              <w:rPr>
-                <w:sz w:val="18"/>
-                <w:szCs w:val="18"/>
-              </w:rPr>
-              <w:t>»), expiración de 30 minutos. La clave secreta se lee de la variable de entorno JWT_SECRET, nunca escrita en el código, y debe tener al menos 32 bytes (256 bits); si falta o es más corta, la aplicación no arranca y lo indica (sección 6).</w:t>
+            <w:r>
+              <w:rPr>
+                <w:sz w:val="18"/>
+                <w:szCs w:val="18"/>
+              </w:rPr>
+              <w:t xml:space="preserve">PyJWT (PyPI oficial), algoritmo HS256 fijado al decodificar (se rechaza un token sin firma, con algoritmo «none»), expiración de 30 minutos. La clave secreta se lee de la variable de entorno JWT_SECRET, nunca escrita en el código, y debe tener al menos 32 bytes (256 bits); si falta o es más corta, la aplicación no arranca y lo indica (sección 6).</w:t>
             </w:r>
           </w:p>
         </w:tc>
@@ -16584,23 +13809,7 @@
                 <w:sz w:val="18"/>
                 <w:szCs w:val="18"/>
               </w:rPr>
-              <w:t xml:space="preserve">Ante un correo inexistente o una contraseña incorrecta la API responde el mismo mensaje genérico y tarda lo mismo: si el correo no existe, igual se ejecuta una verificación </w:t>
-            </w:r>
-            <w:proofErr w:type="spellStart"/>
-            <w:r>
-              <w:rPr>
-                <w:sz w:val="18"/>
-                <w:szCs w:val="18"/>
-              </w:rPr>
-              <w:t>bcrypt</w:t>
-            </w:r>
-            <w:proofErr w:type="spellEnd"/>
-            <w:r>
-              <w:rPr>
-                <w:sz w:val="18"/>
-                <w:szCs w:val="18"/>
-              </w:rPr>
-              <w:t xml:space="preserve"> contra un hash ficticio. Sin esto, la diferencia de tiempo (2 ms contra 214 ms) revelaba qué correos están registrados (sección 7.3).</w:t>
+              <w:t xml:space="preserve">Ante un correo inexistente o una contraseña incorrecta la API responde el mismo mensaje genérico y tarda lo mismo: si el correo no existe, igual se ejecuta una verificación bcrypt contra un hash ficticio. Sin esto, la diferencia de tiempo (2 ms contra 214 ms) revelaba qué correos están registrados (sección 7.3).</w:t>
             </w:r>
           </w:p>
         </w:tc>
@@ -16647,39 +13856,7 @@
                 <w:sz w:val="18"/>
                 <w:szCs w:val="18"/>
               </w:rPr>
-              <w:t xml:space="preserve">Reservar y consultar reservas exige un token de cliente; el </w:t>
-            </w:r>
-            <w:proofErr w:type="spellStart"/>
-            <w:r>
-              <w:rPr>
-                <w:sz w:val="18"/>
-                <w:szCs w:val="18"/>
-              </w:rPr>
-              <w:t>cliente_id</w:t>
-            </w:r>
-            <w:proofErr w:type="spellEnd"/>
-            <w:r>
-              <w:rPr>
-                <w:sz w:val="18"/>
-                <w:szCs w:val="18"/>
-              </w:rPr>
-              <w:t xml:space="preserve"> sale del token, nunca de un parámetro (R11). Las rutas que modifican el catálogo exigen un usuario que pueda gestionarlo: se le pregunta </w:t>
-            </w:r>
-            <w:proofErr w:type="spellStart"/>
-            <w:r>
-              <w:rPr>
-                <w:sz w:val="18"/>
-                <w:szCs w:val="18"/>
-              </w:rPr>
-              <w:t>puede_gestionar_catalogo</w:t>
-            </w:r>
-            <w:proofErr w:type="spellEnd"/>
-            <w:r>
-              <w:rPr>
-                <w:sz w:val="18"/>
-                <w:szCs w:val="18"/>
-              </w:rPr>
-              <w:t>() (polimorfismo) en vez de revisar su tipo (S1, RNF-03).</w:t>
+              <w:t xml:space="preserve">Reservar y consultar reservas exige un token de cliente; el cliente_id sale del token, nunca de un parámetro (R11). Las rutas que modifican el catálogo exigen un usuario que pueda gestionarlo: se le pregunta puede_gestionar_catalogo() (polimorfismo) en vez de revisar su tipo (S1, RNF-03).</w:t>
             </w:r>
           </w:p>
         </w:tc>
@@ -16728,39 +13905,7 @@
                 <w:sz w:val="18"/>
                 <w:szCs w:val="18"/>
               </w:rPr>
-              <w:t>No hay registro público de administradores: se crean desde la consola (</w:t>
-            </w:r>
-            <w:proofErr w:type="spellStart"/>
-            <w:r>
-              <w:rPr>
-                <w:sz w:val="18"/>
-                <w:szCs w:val="18"/>
-              </w:rPr>
-              <w:t>python</w:t>
-            </w:r>
-            <w:proofErr w:type="spellEnd"/>
-            <w:r>
-              <w:rPr>
-                <w:sz w:val="18"/>
-                <w:szCs w:val="18"/>
-              </w:rPr>
-              <w:t xml:space="preserve"> -m </w:t>
-            </w:r>
-            <w:proofErr w:type="spellStart"/>
-            <w:r>
-              <w:rPr>
-                <w:sz w:val="18"/>
-                <w:szCs w:val="18"/>
-              </w:rPr>
-              <w:t>app.crear_administrador</w:t>
-            </w:r>
-            <w:proofErr w:type="spellEnd"/>
-            <w:r>
-              <w:rPr>
-                <w:sz w:val="18"/>
-                <w:szCs w:val="18"/>
-              </w:rPr>
-              <w:t>), que pide la contraseña mostrando un asterisco por carácter, exige al menos 12 caracteres y nunca la recibe por la línea de comandos, donde quedaría en el historial.</w:t>
+              <w:t xml:space="preserve">No hay registro público de administradores: se crean desde la consola (python -m app.crear_administrador), que pide la contraseña mostrando un asterisco por carácter, exige al menos 12 caracteres y nunca la recibe por la línea de comandos, donde quedaría en el historial.</w:t>
             </w:r>
           </w:p>
         </w:tc>
@@ -16807,31 +13952,7 @@
         <w:spacing w:after="60"/>
       </w:pPr>
       <w:r>
-        <w:t>Los modelos de respuesta (</w:t>
-      </w:r>
-      <w:proofErr w:type="spellStart"/>
-      <w:r>
-        <w:t>Pydantic</w:t>
-      </w:r>
-      <w:proofErr w:type="spellEnd"/>
-      <w:r>
-        <w:t xml:space="preserve">) de Cliente excluyen </w:t>
-      </w:r>
-      <w:proofErr w:type="spellStart"/>
-      <w:r>
-        <w:t>rut</w:t>
-      </w:r>
-      <w:proofErr w:type="spellEnd"/>
-      <w:r>
-        <w:t xml:space="preserve"> y </w:t>
-      </w:r>
-      <w:proofErr w:type="spellStart"/>
-      <w:r>
-        <w:t>telefono</w:t>
-      </w:r>
-      <w:proofErr w:type="spellEnd"/>
-      <w:r>
-        <w:t xml:space="preserve"> en cualquier listado administrativo; solo el propio cliente autenticado los ve al consultar su perfil.</w:t>
+        <w:t xml:space="preserve">Los modelos de respuesta (Pydantic) de Cliente excluyen rut y telefono en cualquier listado administrativo; solo el propio cliente autenticado los ve al consultar su perfil.</w:t>
       </w:r>
     </w:p>
     <w:p>
@@ -16844,23 +13965,7 @@
         <w:spacing w:after="60"/>
       </w:pPr>
       <w:r>
-        <w:t xml:space="preserve">Los mensajes de error de validación (ej. RUT con formato inválido) nunca repiten el valor recibido cuando el campo es </w:t>
-      </w:r>
-      <w:proofErr w:type="spellStart"/>
-      <w:r>
-        <w:t>rut</w:t>
-      </w:r>
-      <w:proofErr w:type="spellEnd"/>
-      <w:r>
-        <w:t xml:space="preserve"> o </w:t>
-      </w:r>
-      <w:proofErr w:type="spellStart"/>
-      <w:r>
-        <w:t>telefono</w:t>
-      </w:r>
-      <w:proofErr w:type="spellEnd"/>
-      <w:r>
-        <w:t>, para no filtrarlo en un log de errores del servidor.</w:t>
+        <w:t xml:space="preserve">Los mensajes de error de validación (ej. RUT con formato inválido) nunca repiten el valor recibido cuando el campo es rut o telefono, para no filtrarlo en un log de errores del servidor.</w:t>
       </w:r>
     </w:p>
     <w:p>
@@ -16873,15 +13978,7 @@
         <w:spacing w:after="60"/>
       </w:pPr>
       <w:r>
-        <w:t xml:space="preserve">La contraseña no se registra en ningún log, ni siquiera ya </w:t>
-      </w:r>
-      <w:proofErr w:type="spellStart"/>
-      <w:r>
-        <w:t>hasheada</w:t>
-      </w:r>
-      <w:proofErr w:type="spellEnd"/>
-      <w:r>
-        <w:t>; solo se calcula en memoria para comparar y se descarta.</w:t>
+        <w:t xml:space="preserve">La contraseña no se registra en ningún log, ni siquiera ya hasheada; solo se calcula en memoria para comparar y se descarta.</w:t>
       </w:r>
     </w:p>
     <w:p>
@@ -16926,83 +14023,9 @@
         <w:spacing w:after="120"/>
       </w:pPr>
       <w:r>
-        <w:t xml:space="preserve">La revisión se hizo el 1 de octubre, con los 4 dominios ya integrados, combinando revisión manual, ataques contra el servidor en ejecución, </w:t>
-      </w:r>
-      <w:proofErr w:type="spellStart"/>
-      <w:r>
-        <w:t>Bandit</w:t>
-      </w:r>
-      <w:proofErr w:type="spellEnd"/>
-      <w:r>
-        <w:t xml:space="preserve">, </w:t>
-      </w:r>
-      <w:proofErr w:type="spellStart"/>
-      <w:r>
-        <w:t>pip-audit</w:t>
-      </w:r>
-      <w:proofErr w:type="spellEnd"/>
-      <w:r>
-        <w:t xml:space="preserve"> y </w:t>
-      </w:r>
-      <w:proofErr w:type="spellStart"/>
-      <w:r>
-        <w:t>SonarCloud</w:t>
-      </w:r>
-      <w:proofErr w:type="spellEnd"/>
-      <w:r>
-        <w:t xml:space="preserve">. </w:t>
-      </w:r>
-      <w:proofErr w:type="spellStart"/>
-      <w:r>
-        <w:t>SonarCloud</w:t>
-      </w:r>
-      <w:proofErr w:type="spellEnd"/>
-      <w:r>
-        <w:t xml:space="preserve"> analizó el </w:t>
-      </w:r>
-      <w:proofErr w:type="spellStart"/>
-      <w:r>
-        <w:t>commit</w:t>
-      </w:r>
-      <w:proofErr w:type="spellEnd"/>
-      <w:r>
-        <w:t xml:space="preserve"> </w:t>
-      </w:r>
-      <w:r>
+        <w:t xml:space="preserve">La revisión se hizo el 1 de octubre, con los 4 dominios ya integrados, combinando revisión manual, ataques contra el servidor en ejecución, Bandit, pip-audit y SonarCloud. SonarCloud analizó el commit </w:t>
         <w:lastRenderedPageBreak/>
-        <w:t xml:space="preserve">5c495d17 con </w:t>
-      </w:r>
-      <w:proofErr w:type="spellStart"/>
-      <w:r>
-        <w:t>Quality</w:t>
-      </w:r>
-      <w:proofErr w:type="spellEnd"/>
-      <w:r>
-        <w:t xml:space="preserve"> Gate aprobado y 0 </w:t>
-      </w:r>
-      <w:proofErr w:type="spellStart"/>
-      <w:r>
-        <w:t>issues</w:t>
-      </w:r>
-      <w:proofErr w:type="spellEnd"/>
-      <w:r>
-        <w:t xml:space="preserve"> en New Code; </w:t>
-      </w:r>
-      <w:proofErr w:type="spellStart"/>
-      <w:r>
-        <w:t>Bandit</w:t>
-      </w:r>
-      <w:proofErr w:type="spellEnd"/>
-      <w:r>
-        <w:t xml:space="preserve"> cubre las reglas de inyección SQL, secretos y manejo de excepciones de la </w:t>
-      </w:r>
-      <w:proofErr w:type="spellStart"/>
-      <w:r>
-        <w:t>checklist</w:t>
-      </w:r>
-      <w:proofErr w:type="spellEnd"/>
-      <w:r>
-        <w:t>. Hallazgos y correcciones:</w:t>
+        <w:t xml:space="preserve">5c495d17 con Quality Gate aprobado y 0 issues en New Code; Bandit cubre las reglas de inyección SQL, secretos y manejo de excepciones de la checklist. Hallazgos y correcciones:</w:t>
       </w:r>
     </w:p>
     <w:tbl>
@@ -17584,23 +14607,7 @@
                 <w:sz w:val="18"/>
                 <w:szCs w:val="18"/>
               </w:rPr>
-              <w:t xml:space="preserve">Verificar contra un hash </w:t>
-            </w:r>
-            <w:proofErr w:type="spellStart"/>
-            <w:r>
-              <w:rPr>
-                <w:sz w:val="18"/>
-                <w:szCs w:val="18"/>
-              </w:rPr>
-              <w:t>bcrypt</w:t>
-            </w:r>
-            <w:proofErr w:type="spellEnd"/>
-            <w:r>
-              <w:rPr>
-                <w:sz w:val="18"/>
-                <w:szCs w:val="18"/>
-              </w:rPr>
-              <w:t xml:space="preserve"> ficticio cuando el correo no existe.</w:t>
+              <w:t xml:space="preserve">Verificar contra un hash bcrypt ficticio cuando el correo no existe.</w:t>
             </w:r>
           </w:p>
         </w:tc>
@@ -17622,23 +14629,7 @@
                 <w:sz w:val="18"/>
                 <w:szCs w:val="18"/>
               </w:rPr>
-              <w:t xml:space="preserve">216 ms contra 220 ms; prueba que cuenta las verificaciones </w:t>
-            </w:r>
-            <w:proofErr w:type="spellStart"/>
-            <w:r>
-              <w:rPr>
-                <w:sz w:val="18"/>
-                <w:szCs w:val="18"/>
-              </w:rPr>
-              <w:t>bcrypt</w:t>
-            </w:r>
-            <w:proofErr w:type="spellEnd"/>
-            <w:r>
-              <w:rPr>
-                <w:sz w:val="18"/>
-                <w:szCs w:val="18"/>
-              </w:rPr>
-              <w:t>.</w:t>
+              <w:t xml:space="preserve">216 ms contra 220 ms; prueba que cuenta las verificaciones bcrypt.</w:t>
             </w:r>
           </w:p>
         </w:tc>
@@ -17819,23 +14810,7 @@
                 <w:sz w:val="18"/>
                 <w:szCs w:val="18"/>
               </w:rPr>
-              <w:t>Se aceptaba cualquier texto como RUT (por ejemplo, «</w:t>
-            </w:r>
-            <w:proofErr w:type="spellStart"/>
-            <w:r>
-              <w:rPr>
-                <w:sz w:val="18"/>
-                <w:szCs w:val="18"/>
-              </w:rPr>
-              <w:t>abc</w:t>
-            </w:r>
-            <w:proofErr w:type="spellEnd"/>
-            <w:r>
-              <w:rPr>
-                <w:sz w:val="18"/>
-                <w:szCs w:val="18"/>
-              </w:rPr>
-              <w:t>»).</w:t>
+              <w:t>Se aceptaba cualquier texto como RUT (por ejemplo, «abc»).</w:t>
             </w:r>
           </w:p>
         </w:tc>
@@ -17905,23 +14880,7 @@
                 <w:sz w:val="18"/>
                 <w:szCs w:val="18"/>
               </w:rPr>
-              <w:t>Contraseña literal en el código (</w:t>
-            </w:r>
-            <w:proofErr w:type="spellStart"/>
-            <w:r>
-              <w:rPr>
-                <w:sz w:val="18"/>
-                <w:szCs w:val="18"/>
-              </w:rPr>
-              <w:t>SonarLint</w:t>
-            </w:r>
-            <w:proofErr w:type="spellEnd"/>
-            <w:r>
-              <w:rPr>
-                <w:sz w:val="18"/>
-                <w:szCs w:val="18"/>
-              </w:rPr>
-              <w:t xml:space="preserve"> S6437)</w:t>
+              <w:t xml:space="preserve">Contraseña literal en el código (SonarLint S6437)</w:t>
             </w:r>
           </w:p>
         </w:tc>
@@ -17958,21 +14917,12 @@
             <w:vAlign w:val="center"/>
           </w:tcPr>
           <w:p>
-            <w:proofErr w:type="spellStart"/>
-            <w:r>
-              <w:rPr>
-                <w:sz w:val="18"/>
-                <w:szCs w:val="18"/>
-              </w:rPr>
-              <w:t>SonarLint</w:t>
-            </w:r>
-            <w:proofErr w:type="spellEnd"/>
-            <w:r>
-              <w:rPr>
-                <w:sz w:val="18"/>
-                <w:szCs w:val="18"/>
-              </w:rPr>
-              <w:t xml:space="preserve"> marcó el texto usado para generar el hash ficticio del hallazgo de enumeración.</w:t>
+            <w:r>
+              <w:rPr>
+                <w:sz w:val="18"/>
+                <w:szCs w:val="18"/>
+              </w:rPr>
+              <w:t xml:space="preserve">SonarLint marcó el texto usado para generar el hash ficticio del hallazgo de enumeración.</w:t>
             </w:r>
           </w:p>
         </w:tc>
@@ -17993,23 +14943,7 @@
                 <w:sz w:val="18"/>
                 <w:szCs w:val="18"/>
               </w:rPr>
-              <w:t xml:space="preserve">Se reemplazó por bytes aleatorios (módulo </w:t>
-            </w:r>
-            <w:proofErr w:type="spellStart"/>
-            <w:r>
-              <w:rPr>
-                <w:sz w:val="18"/>
-                <w:szCs w:val="18"/>
-              </w:rPr>
-              <w:t>secrets</w:t>
-            </w:r>
-            <w:proofErr w:type="spellEnd"/>
-            <w:r>
-              <w:rPr>
-                <w:sz w:val="18"/>
-                <w:szCs w:val="18"/>
-              </w:rPr>
-              <w:t>), lo que además impide adivinar el hash ficticio.</w:t>
+              <w:t xml:space="preserve">Se reemplazó por bytes aleatorios (módulo secrets), lo que además impide adivinar el hash ficticio.</w:t>
             </w:r>
           </w:p>
         </w:tc>
@@ -18025,21 +14959,12 @@
             <w:vAlign w:val="center"/>
           </w:tcPr>
           <w:p>
-            <w:proofErr w:type="spellStart"/>
-            <w:r>
-              <w:rPr>
-                <w:sz w:val="18"/>
-                <w:szCs w:val="18"/>
-              </w:rPr>
-              <w:t>SonarLint</w:t>
-            </w:r>
-            <w:proofErr w:type="spellEnd"/>
-            <w:r>
-              <w:rPr>
-                <w:sz w:val="18"/>
-                <w:szCs w:val="18"/>
-              </w:rPr>
-              <w:t xml:space="preserve"> sin avisos.</w:t>
+            <w:r>
+              <w:rPr>
+                <w:sz w:val="18"/>
+                <w:szCs w:val="18"/>
+              </w:rPr>
+              <w:t xml:space="preserve">SonarLint sin avisos.</w:t>
             </w:r>
           </w:p>
         </w:tc>
@@ -18054,13 +14979,8 @@
       <w:pPr>
         <w:spacing w:after="80"/>
       </w:pPr>
-      <w:proofErr w:type="spellStart"/>
       <w:r>
-        <w:t>Checklist</w:t>
-      </w:r>
-      <w:proofErr w:type="spellEnd"/>
-      <w:r>
-        <w:t xml:space="preserve"> de la revisión:</w:t>
+        <w:t xml:space="preserve">Checklist de la revisión:</w:t>
       </w:r>
     </w:p>
     <w:p>
@@ -18081,15 +15001,7 @@
         <w:t xml:space="preserve">Inyección SQL: </w:t>
       </w:r>
       <w:r>
-        <w:t xml:space="preserve">todas las consultas usan parámetros (?). </w:t>
-      </w:r>
-      <w:proofErr w:type="spellStart"/>
-      <w:r>
-        <w:t>Bandit</w:t>
-      </w:r>
-      <w:proofErr w:type="spellEnd"/>
-      <w:r>
-        <w:t xml:space="preserve"> (regla B608) no encontró consultas armadas con texto en 1.270 líneas; como control, sí la detectó en un archivo de prueba con concatenación. Una prueba guarda un nombre con «'); DROP TABLE» y lo recupera literal.</w:t>
+        <w:t xml:space="preserve">todas las consultas usan parámetros (?). Bandit (regla B608) no encontró consultas armadas con texto en 1.270 líneas; como control, sí la detectó en un archivo de prueba con concatenación. Una prueba guarda un nombre con «'); DROP TABLE» y lo recupera literal.</w:t>
       </w:r>
     </w:p>
     <w:p>
@@ -18110,15 +15022,7 @@
         <w:t xml:space="preserve">Secretos en el código: </w:t>
       </w:r>
       <w:r>
-        <w:t>ninguno; la clave JWT solo se lee de JWT_SECRET (</w:t>
-      </w:r>
-      <w:proofErr w:type="spellStart"/>
-      <w:r>
-        <w:t>Bandit</w:t>
-      </w:r>
-      <w:proofErr w:type="spellEnd"/>
-      <w:r>
-        <w:t xml:space="preserve"> sin hallazgos B105 ni B106).</w:t>
+        <w:t xml:space="preserve">ninguno; la clave JWT solo se lee de JWT_SECRET (Bandit sin hallazgos B105 ni B106).</w:t>
       </w:r>
     </w:p>
     <w:p>
@@ -18159,13 +15063,8 @@
         </w:rPr>
         <w:t xml:space="preserve">Dependencias: </w:t>
       </w:r>
-      <w:proofErr w:type="spellStart"/>
       <w:r>
-        <w:t>pip-audit</w:t>
-      </w:r>
-      <w:proofErr w:type="spellEnd"/>
-      <w:r>
-        <w:t xml:space="preserve"> no encontró vulnerabilidades conocidas en las versiones fijadas en requirements.txt.</w:t>
+        <w:t xml:space="preserve">pip-audit no encontró vulnerabilidades conocidas en las versiones fijadas en requirements.txt.</w:t>
       </w:r>
     </w:p>
     <w:p>
@@ -18179,18 +15078,8 @@
       </w:pPr>
       <w:r>
         <w:t xml:space="preserve">Riesgos aceptados dentro del alcance: (a) el registro de clientes informa «Ya existe un cliente registrado con ese correo», porque R9 exige que el correo sea único y el cliente necesita saberlo; esto permite comprobar si un correo está registrado, pero solo desde el registro, no desde el inicio de sesión. (b) No </w:t>
-      </w:r>
-      <w:r>
         <w:lastRenderedPageBreak/>
-        <w:t xml:space="preserve">hay límite de intentos de inicio de sesión: con </w:t>
-      </w:r>
-      <w:proofErr w:type="spellStart"/>
-      <w:r>
-        <w:t>bcrypt</w:t>
-      </w:r>
-      <w:proofErr w:type="spellEnd"/>
-      <w:r>
-        <w:t xml:space="preserve"> de costo 12 cada intento tarda unos 200 ms, lo que encarece un ataque de fuerza bruta pero no lo impide; un límite por dirección IP requiere infraestructura fuera del alcance de la primera versión.</w:t>
+        <w:t xml:space="preserve">hay límite de intentos de inicio de sesión: con bcrypt de costo 12 cada intento tarda unos 200 ms, lo que encarece un ataque de fuerza bruta pero no lo impide; un límite por dirección IP requiere infraestructura fuera del alcance de la primera versión.</w:t>
       </w:r>
     </w:p>
     <w:p>
@@ -18237,31 +15126,7 @@
         <w:spacing w:after="120"/>
       </w:pPr>
       <w:r>
-        <w:t xml:space="preserve">Según la guía de evaluación (TI3021_U4_ES_GUÍA.pdf), el Informe Técnico Grupal incluye el código fuente y una aplicación funcional (autenticación y persistencia) como parte de este entregable, calificado en su dimensión de producto (50%); la defensa argumentativa individual de cada integrante se califica aparte, en su dimensión de desempeño (50%). El equipo sigue además la instrucción del profesor sobre el orden de trabajo: informe primero, programación después. Este documento está completo para su evaluación (requerimientos verificados contra el problema en 2.3, modelamiento con trazabilidad validada en 3.4, metodología, arquitectura, uso de IA, y seguridad implementada y revisada en 7.3); el código está en las carpetas </w:t>
-      </w:r>
-      <w:proofErr w:type="spellStart"/>
-      <w:r>
-        <w:t>backend</w:t>
-      </w:r>
-      <w:proofErr w:type="spellEnd"/>
-      <w:r>
-        <w:t xml:space="preserve">/ y </w:t>
-      </w:r>
-      <w:proofErr w:type="spellStart"/>
-      <w:r>
-        <w:t>frontend</w:t>
-      </w:r>
-      <w:proofErr w:type="spellEnd"/>
-      <w:r>
-        <w:t xml:space="preserve">/ del repositorio (avance en la sección 5.3), con los 5 dominios (incluido el </w:t>
-      </w:r>
-      <w:proofErr w:type="spellStart"/>
-      <w:r>
-        <w:t>frontend</w:t>
-      </w:r>
-      <w:proofErr w:type="spellEnd"/>
-      <w:r>
-        <w:t>) implementados, integrados y probados.</w:t>
+        <w:t xml:space="preserve">Según la guía de evaluación (TI3021_U4_ES_GUÍA.pdf), el Informe Técnico Grupal incluye el código fuente y una aplicación funcional (autenticación y persistencia) como parte de este entregable, calificado en su dimensión de producto (50%); la defensa argumentativa individual de cada integrante se califica aparte, en su dimensión de desempeño (50%). El equipo sigue además la instrucción del profesor sobre el orden de trabajo: informe primero, programación después. Este documento está completo para su evaluación (requerimientos verificados contra el problema en 2.3, modelamiento con trazabilidad validada en 3.4, metodología, arquitectura, uso de IA, y seguridad implementada y revisada en 7.3); el código está en las carpetas backend/ y frontend/ del repositorio (avance en la sección 5.3), con los 5 dominios (incluido el frontend) implementados, integrados y probados.</w:t>
       </w:r>
     </w:p>
     <w:p>
@@ -18312,15 +15177,7 @@
         <w:spacing w:after="60"/>
       </w:pPr>
       <w:r>
-        <w:t xml:space="preserve">Roles del equipo, </w:t>
-      </w:r>
-      <w:proofErr w:type="spellStart"/>
-      <w:r>
-        <w:t>Product</w:t>
-      </w:r>
-      <w:proofErr w:type="spellEnd"/>
-      <w:r>
-        <w:t xml:space="preserve"> Backlog y Sprint Backlog con cronograma hasta el 5 de octubre (sección 4).</w:t>
+        <w:t xml:space="preserve">Roles del equipo, Product Backlog y Sprint Backlog con cronograma hasta el 5 de octubre (sección 4).</w:t>
       </w:r>
     </w:p>
     <w:p>
@@ -18333,15 +15190,7 @@
         <w:spacing w:after="60"/>
       </w:pPr>
       <w:r>
-        <w:t xml:space="preserve">Diseño de seguridad especificado a nivel de librería, algoritmo y parámetro: hash, JWT, protección de datos sensibles y </w:t>
-      </w:r>
-      <w:proofErr w:type="spellStart"/>
-      <w:r>
-        <w:t>checklist</w:t>
-      </w:r>
-      <w:proofErr w:type="spellEnd"/>
-      <w:r>
-        <w:t xml:space="preserve"> de revisión con IA (sección 7).</w:t>
+        <w:t xml:space="preserve">Diseño de seguridad especificado a nivel de librería, algoritmo y parámetro: hash, JWT, protección de datos sensibles y checklist de revisión con IA (sección 7).</w:t>
       </w:r>
     </w:p>
     <w:p>
@@ -18354,23 +15203,7 @@
         <w:spacing w:after="60"/>
       </w:pPr>
       <w:r>
-        <w:t xml:space="preserve">Esqueleto compartido del </w:t>
-      </w:r>
-      <w:proofErr w:type="spellStart"/>
-      <w:r>
-        <w:t>backend</w:t>
-      </w:r>
-      <w:proofErr w:type="spellEnd"/>
-      <w:r>
-        <w:t xml:space="preserve"> (Sprint 1): </w:t>
-      </w:r>
-      <w:proofErr w:type="spellStart"/>
-      <w:r>
-        <w:t>FastAPI</w:t>
-      </w:r>
-      <w:proofErr w:type="spellEnd"/>
-      <w:r>
-        <w:t>, esquema SQLite completo, Repositorio&lt;T&gt; y manejo de errores sin trazas internas (sección 5).</w:t>
+        <w:t xml:space="preserve">Esqueleto compartido del backend (Sprint 1): FastAPI, esquema SQLite completo, Repositorio&lt;T&gt; y manejo de errores sin trazas internas (sección 5).</w:t>
       </w:r>
     </w:p>
     <w:p>
@@ -18383,23 +15216,7 @@
         <w:spacing w:after="60"/>
       </w:pPr>
       <w:r>
-        <w:t xml:space="preserve">Tablero de seguimiento en GitHub: </w:t>
-      </w:r>
-      <w:proofErr w:type="spellStart"/>
-      <w:r>
-        <w:t>milestone</w:t>
-      </w:r>
-      <w:proofErr w:type="spellEnd"/>
-      <w:r>
-        <w:t xml:space="preserve"> con fecha de entrega y una </w:t>
-      </w:r>
-      <w:proofErr w:type="spellStart"/>
-      <w:r>
-        <w:t>issue</w:t>
-      </w:r>
-      <w:proofErr w:type="spellEnd"/>
-      <w:r>
-        <w:t xml:space="preserve"> por dominio, asignadas por integrante.</w:t>
+        <w:t xml:space="preserve">Tablero de seguimiento en GitHub: milestone con fecha de entrega y una issue por dominio, asignadas por integrante.</w:t>
       </w:r>
     </w:p>
     <w:p>
@@ -18412,47 +15229,7 @@
         <w:spacing w:after="60"/>
       </w:pPr>
       <w:r>
-        <w:t xml:space="preserve">Los 4 dominios del Sprint 1 (HU-01 a HU-04) y el Sprint 2 completo: integración en un flujo único, autenticación de administrador, revisión de seguridad y </w:t>
-      </w:r>
-      <w:proofErr w:type="spellStart"/>
-      <w:r>
-        <w:t>frontend</w:t>
-      </w:r>
-      <w:proofErr w:type="spellEnd"/>
-      <w:r>
-        <w:t xml:space="preserve"> </w:t>
-      </w:r>
-      <w:proofErr w:type="spellStart"/>
-      <w:r>
-        <w:t>React</w:t>
-      </w:r>
-      <w:proofErr w:type="spellEnd"/>
-      <w:r>
-        <w:t xml:space="preserve">/Vite. El sistema cuenta con 131 pruebas automatizadas, </w:t>
-      </w:r>
-      <w:proofErr w:type="spellStart"/>
-      <w:r>
-        <w:t>Quality</w:t>
-      </w:r>
-      <w:proofErr w:type="spellEnd"/>
-      <w:r>
-        <w:t xml:space="preserve"> Gate </w:t>
-      </w:r>
-      <w:proofErr w:type="spellStart"/>
-      <w:r>
-        <w:t>SonarCloud</w:t>
-      </w:r>
-      <w:proofErr w:type="spellEnd"/>
-      <w:r>
-        <w:t xml:space="preserve"> aprobado y 0 </w:t>
-      </w:r>
-      <w:proofErr w:type="spellStart"/>
-      <w:r>
-        <w:t>issues</w:t>
-      </w:r>
-      <w:proofErr w:type="spellEnd"/>
-      <w:r>
-        <w:t xml:space="preserve"> en New Code.</w:t>
+        <w:t xml:space="preserve">Los 4 dominios del Sprint 1 (HU-01 a HU-04) y el Sprint 2 completo: integración en un flujo único, autenticación de administrador, revisión de seguridad y frontend React/Vite. El sistema cuenta con 131 pruebas automatizadas, Quality Gate SonarCloud aprobado y 0 issues en New Code.</w:t>
       </w:r>
     </w:p>
     <w:p>
@@ -18464,29 +15241,21 @@
         </w:numPr>
         <w:spacing w:after="60"/>
       </w:pPr>
-      <w:proofErr w:type="spellStart"/>
       <w:r>
-        <w:t>Frontend</w:t>
+        <w:t xml:space="preserve">Frontend React/Vite (Logan Silva): catálogo público, detalle y reserva de paquete, registro/login/historial de cliente, y login + CRUD de destinos/paquetes de administrador, consumiendo la API ya integrada. Recorrido de punta a punta con un navegador real (Playwright) sin errores de consola.</w:t>
       </w:r>
-      <w:proofErr w:type="spellEnd"/>
+    </w:p>
+    <w:p>
+      <w:pPr>
+        <w:pStyle w:val="Prrafodelista"/>
+        <w:numPr>
+          <w:ilvl w:val="0"/>
+          <w:numId w:val="1"/>
+        </w:numPr>
+        <w:spacing w:after="60"/>
+      </w:pPr>
       <w:r>
-        <w:t xml:space="preserve"> </w:t>
-      </w:r>
-      <w:proofErr w:type="spellStart"/>
-      <w:r>
-        <w:t>React</w:t>
-      </w:r>
-      <w:proofErr w:type="spellEnd"/>
-      <w:r>
-        <w:t>/Vite (Logan Silva): catálogo público, detalle y reserva de paquete, registro/login/historial de cliente, y login + CRUD de destinos/paquetes de administrador, consumiendo la API ya integrada. Recorrido de punta a punta con un navegador real (</w:t>
-      </w:r>
-      <w:proofErr w:type="spellStart"/>
-      <w:r>
-        <w:t>Playwright</w:t>
-      </w:r>
-      <w:proofErr w:type="spellEnd"/>
-      <w:r>
-        <w:t>) sin errores de consola.</w:t>
+        <w:t xml:space="preserve">Despliegue público en Render (plan gratuito): https://viajes-aventura-o5p1.onrender.com. El administrador inicial se crea desde variables de entorno.</w:t>
       </w:r>
     </w:p>
     <w:p>
@@ -18507,23 +15276,7 @@
         <w:spacing w:after="60"/>
       </w:pPr>
       <w:r>
-        <w:t xml:space="preserve">Crear las cuentas de los tres socios con </w:t>
-      </w:r>
-      <w:proofErr w:type="spellStart"/>
-      <w:r>
-        <w:t>python</w:t>
-      </w:r>
-      <w:proofErr w:type="spellEnd"/>
-      <w:r>
-        <w:t xml:space="preserve"> -m </w:t>
-      </w:r>
-      <w:proofErr w:type="spellStart"/>
-      <w:r>
-        <w:t>app.crear_administrador</w:t>
-      </w:r>
-      <w:proofErr w:type="spellEnd"/>
-      <w:r>
-        <w:t xml:space="preserve"> al instalar el sistema.</w:t>
+        <w:t xml:space="preserve">Crear las cuentas de los tres socios con python -m app.crear_administrador al instalar el sistema.</w:t>
       </w:r>
     </w:p>
     <w:p>
@@ -18536,31 +15289,7 @@
         <w:spacing w:after="60"/>
       </w:pPr>
       <w:r>
-        <w:t xml:space="preserve">Ejecutar </w:t>
-      </w:r>
-      <w:proofErr w:type="spellStart"/>
-      <w:r>
-        <w:t>SonarCloud</w:t>
-      </w:r>
-      <w:proofErr w:type="spellEnd"/>
-      <w:r>
-        <w:t xml:space="preserve"> sobre el repositorio: completado. </w:t>
-      </w:r>
-      <w:proofErr w:type="spellStart"/>
-      <w:r>
-        <w:t>Quality</w:t>
-      </w:r>
-      <w:proofErr w:type="spellEnd"/>
-      <w:r>
-        <w:t xml:space="preserve"> Gate aprobado y 0 </w:t>
-      </w:r>
-      <w:proofErr w:type="spellStart"/>
-      <w:r>
-        <w:t>issues</w:t>
-      </w:r>
-      <w:proofErr w:type="spellEnd"/>
-      <w:r>
-        <w:t xml:space="preserve"> en New Code (sección 7.3).</w:t>
+        <w:t xml:space="preserve">Ejecutar SonarCloud sobre el repositorio: completado. Quality Gate aprobado y 0 issues en New Code (sección 7.3).</w:t>
       </w:r>
     </w:p>
     <w:p>
@@ -18574,6 +15303,187 @@
       </w:pPr>
       <w:r>
         <w:t>Defensa argumentativa individual de cada integrante sobre su dominio.</w:t>
+      </w:r>
+    </w:p>
+    <w:p>
+      <w:pPr>
+        <w:pStyle w:val="Ttulo1"/>
+        <w:pBdr>
+          <w:bottom w:val="single" w:sz="6" w:space="4" w:color="AF2A2A"/>
+        </w:pBdr>
+        <w:spacing w:before="240" w:after="120"/>
+      </w:pPr>
+      <w:bookmarkStart w:id="990" w:name="_Toc2026900001"/>
+      <w:r>
+        <w:rPr>
+          <w:b/>
+          <w:bCs/>
+          <w:color w:val="AF2A2A"/>
+          <w:sz w:val="28"/>
+          <w:szCs w:val="28"/>
+        </w:rPr>
+        <w:t>9. Conclusiones</w:t>
+      </w:r>
+      <w:bookmarkEnd w:id="990"/>
+    </w:p>
+    <w:p>
+      <w:pPr>
+        <w:spacing w:after="120"/>
+      </w:pPr>
+      <w:r>
+        <w:t xml:space="preserve">El sistema cumple los requerimientos funcionales (FR-01 a FR-15) y no funcionales (RNF-01 a RNF-06) de la sección 2. La trazabilidad de la sección 3 se mantuvo durante la implementación: cada endpoint y cada regla de negocio se puede rastrear hasta un requerimiento y hasta una prueba automatizada (131 pruebas al cierre).</w:t>
+      </w:r>
+    </w:p>
+    <w:p>
+      <w:pPr>
+        <w:spacing w:after="120"/>
+      </w:pPr>
+      <w:r>
+        <w:t xml:space="preserve">El aprendizaje técnico más importante fue medir el sistema en ejecución. El análisis estático (Bandit, pip-audit y SonarCloud) no detectó dos fallas graves: la sobreventa de cupo por concurrencia (20 reservas aceptadas con cupo 5) y la enumeración de correos por tiempo de respuesta (214 ms frente a 2 ms). Solo aparecieron al atacar el servidor en ejecución, y se corrigieron con mediciones antes y después.</w:t>
+      </w:r>
+    </w:p>
+    <w:p>
+      <w:pPr>
+        <w:spacing w:after="120"/>
+      </w:pPr>
+      <w:r>
+        <w:t xml:space="preserve">El uso de herramientas de IA aceleró el desarrollo, pero cada propuesta se verificó contra las reglas del caso y contra pruebas que fallan si se rompe la regla. Eso dejó decisiones documentadas: el descarte de passlib (incompatible con bcrypt 4.1 o superior), la corrección de una validación de correo que aceptaba dos arrobas tras una revisión posterior y la incorporación de un arranque que exige la clave JWT.</w:t>
+      </w:r>
+    </w:p>
+    <w:p>
+      <w:pPr>
+        <w:spacing w:before="200" w:after="80"/>
+      </w:pPr>
+      <w:r>
+        <w:rPr>
+          <w:b/>
+          <w:bCs/>
+        </w:rPr>
+        <w:t xml:space="preserve">Limitaciones conocidas</w:t>
+      </w:r>
+    </w:p>
+    <w:p>
+      <w:pPr>
+        <w:pStyle w:val="Prrafodelista"/>
+        <w:numPr>
+          <w:ilvl w:val="0"/>
+          <w:numId w:val="1"/>
+        </w:numPr>
+        <w:spacing w:after="60"/>
+      </w:pPr>
+      <w:r>
+        <w:t xml:space="preserve">La persistencia usa SQLite. En el plan gratuito de Render el disco es efímero: la demo se reinicia cuando el servicio se reinicia.</w:t>
+      </w:r>
+    </w:p>
+    <w:p>
+      <w:pPr>
+        <w:pStyle w:val="Prrafodelista"/>
+        <w:numPr>
+          <w:ilvl w:val="0"/>
+          <w:numId w:val="1"/>
+        </w:numPr>
+        <w:spacing w:after="60"/>
+      </w:pPr>
+      <w:r>
+        <w:t xml:space="preserve">No hay límite de intentos de inicio de sesión; es un riesgo abierto.</w:t>
+      </w:r>
+    </w:p>
+    <w:p>
+      <w:pPr>
+        <w:pStyle w:val="Prrafodelista"/>
+        <w:numPr>
+          <w:ilvl w:val="0"/>
+          <w:numId w:val="1"/>
+        </w:numPr>
+        <w:spacing w:after="60"/>
+      </w:pPr>
+      <w:r>
+        <w:t xml:space="preserve">Las reservas no se pueden modificar ni cancelar (supuesto S4 de la sección 3).</w:t>
+      </w:r>
+    </w:p>
+    <w:p>
+      <w:pPr>
+        <w:pStyle w:val="Prrafodelista"/>
+        <w:numPr>
+          <w:ilvl w:val="0"/>
+          <w:numId w:val="1"/>
+        </w:numPr>
+        <w:spacing w:after="60"/>
+      </w:pPr>
+      <w:r>
+        <w:t xml:space="preserve">La cuenta de administrador de la demo se crea desde variables de entorno. Es aceptable para una demostración, no para producción.</w:t>
+      </w:r>
+    </w:p>
+    <w:p>
+      <w:pPr>
+        <w:spacing w:before="200" w:after="80"/>
+      </w:pPr>
+      <w:r>
+        <w:rPr>
+          <w:b/>
+          <w:bCs/>
+        </w:rPr>
+        <w:t xml:space="preserve">Trabajo futuro</w:t>
+      </w:r>
+    </w:p>
+    <w:p>
+      <w:pPr>
+        <w:pStyle w:val="Prrafodelista"/>
+        <w:numPr>
+          <w:ilvl w:val="0"/>
+          <w:numId w:val="1"/>
+        </w:numPr>
+        <w:spacing w:after="60"/>
+      </w:pPr>
+      <w:r>
+        <w:t xml:space="preserve">Límite de intentos y bloqueo temporal en el inicio de sesión.</w:t>
+      </w:r>
+    </w:p>
+    <w:p>
+      <w:pPr>
+        <w:pStyle w:val="Prrafodelista"/>
+        <w:numPr>
+          <w:ilvl w:val="0"/>
+          <w:numId w:val="1"/>
+        </w:numPr>
+        <w:spacing w:after="60"/>
+      </w:pPr>
+      <w:r>
+        <w:t xml:space="preserve">Base de datos de servidor (PostgreSQL) con respaldos.</w:t>
+      </w:r>
+    </w:p>
+    <w:p>
+      <w:pPr>
+        <w:pStyle w:val="Prrafodelista"/>
+        <w:numPr>
+          <w:ilvl w:val="0"/>
+          <w:numId w:val="1"/>
+        </w:numPr>
+        <w:spacing w:after="60"/>
+      </w:pPr>
+      <w:r>
+        <w:t xml:space="preserve">Cancelación y modificación de reservas, y el nombre del paquete en el historial del cliente.</w:t>
+      </w:r>
+    </w:p>
+    <w:p>
+      <w:pPr>
+        <w:pStyle w:val="Prrafodelista"/>
+        <w:numPr>
+          <w:ilvl w:val="0"/>
+          <w:numId w:val="1"/>
+        </w:numPr>
+        <w:spacing w:after="60"/>
+      </w:pPr>
+      <w:r>
+        <w:t xml:space="preserve">Control de versiones para la edición concurrente del catálogo.</w:t>
+      </w:r>
+    </w:p>
+    <w:p>
+      <w:pPr>
+        <w:spacing w:after="120"/>
+      </w:pPr>
+      <w:r>
+        <w:t xml:space="preserve">En síntesis, el sistema es funcional, está probado y desplegado, y deja documentados sus límites y sus decisiones.</w:t>
       </w:r>
     </w:p>
     <w:sectPr>

--- a/Informe_Tecnico_Viajes_Aventura.docx
+++ b/Informe_Tecnico_Viajes_Aventura.docx
@@ -1088,7 +1088,7 @@
               <w14:ligatures w14:val="standardContextual"/>
             </w:rPr>
           </w:pPr>
-          <w:hyperlink w:anchor="_Toc241775428" w:history="1">
+          <w:hyperlink w:anchor="_Toc2026900001" w:history="1">
             <w:r>
               <w:rPr>
                 <w:rStyle w:val="Hipervnculo"/>
@@ -1096,7 +1096,7 @@
                 <w:bCs/>
                 <w:noProof/>
               </w:rPr>
-              <w:t>8. Estado actual y próximos pasos</w:t>
+              <w:t>8. Conclusiones</w:t>
             </w:r>
             <w:r>
               <w:rPr>
@@ -1104,7 +1104,7 @@
               </w:rPr>
               <w:tab/>
               <w:fldChar w:fldCharType="begin"/>
-              <w:instrText xml:space="preserve"> PAGEREF _Toc241775428 \h </w:instrText>
+              <w:instrText xml:space="preserve"> PAGEREF _Toc2026900001 \h </w:instrText>
               <w:fldChar w:fldCharType="separate"/>
               <w:t>26</w:t>
               <w:fldChar w:fldCharType="end"/>
@@ -15107,212 +15107,6 @@
         </w:pBdr>
         <w:spacing w:before="240" w:after="120"/>
       </w:pPr>
-      <w:bookmarkStart w:id="23" w:name="_Toc241775428"/>
-      <w:r>
-        <w:rPr>
-          <w:b/>
-          <w:bCs/>
-          <w:color w:val="AF2A2A"/>
-          <w:sz w:val="28"/>
-          <w:szCs w:val="28"/>
-        </w:rPr>
-        <w:lastRenderedPageBreak/>
-        <w:t>8. Estado actual y próximos pasos</w:t>
-      </w:r>
-      <w:bookmarkEnd w:id="23"/>
-    </w:p>
-    <w:p>
-      <w:pPr>
-        <w:spacing w:after="120"/>
-      </w:pPr>
-      <w:r>
-        <w:t xml:space="preserve">Según la guía de evaluación (TI3021_U4_ES_GUÍA.pdf), el Informe Técnico Grupal incluye el código fuente y una aplicación funcional (autenticación y persistencia) como parte de este entregable, calificado en su dimensión de producto (50%); la defensa argumentativa individual de cada integrante se califica aparte, en su dimensión de desempeño (50%). El equipo sigue además la instrucción del profesor sobre el orden de trabajo: informe primero, programación después. Este documento está completo para su evaluación (requerimientos verificados contra el problema en 2.3, modelamiento con trazabilidad validada en 3.4, metodología, arquitectura, uso de IA, y seguridad implementada y revisada en 7.3); el código está en las carpetas backend/ y frontend/ del repositorio (avance en la sección 5.3), con los 5 dominios (incluido el frontend) implementados, integrados y probados.</w:t>
-      </w:r>
-    </w:p>
-    <w:p>
-      <w:pPr>
-        <w:spacing w:after="120"/>
-      </w:pPr>
-      <w:r>
-        <w:rPr>
-          <w:b/>
-          <w:bCs/>
-        </w:rPr>
-        <w:t>Hecho al cierre de este informe (Sprint 0):</w:t>
-      </w:r>
-    </w:p>
-    <w:p>
-      <w:pPr>
-        <w:pStyle w:val="Prrafodelista"/>
-        <w:numPr>
-          <w:ilvl w:val="0"/>
-          <w:numId w:val="1"/>
-        </w:numPr>
-        <w:spacing w:after="60"/>
-      </w:pPr>
-      <w:r>
-        <w:t>Análisis del caso y traducción a 15 requerimientos funcionales y 6 no funcionales, verificados contra las fallas documentadas del negocio (sección 2).</w:t>
-      </w:r>
-    </w:p>
-    <w:p>
-      <w:pPr>
-        <w:pStyle w:val="Prrafodelista"/>
-        <w:numPr>
-          <w:ilvl w:val="0"/>
-          <w:numId w:val="1"/>
-        </w:numPr>
-        <w:spacing w:after="60"/>
-      </w:pPr>
-      <w:r>
-        <w:t>Modelamiento completo con trazabilidad validada requerimiento por requerimiento: 6 supuestos declarados, 3 diagramas BPMN, 1 diagrama de casos de uso (13 casos), diagrama de clases en dos vistas (dominio y persistencia) y matriz de trazabilidad de los 21 requerimientos (sección 3).</w:t>
-      </w:r>
-    </w:p>
-    <w:p>
-      <w:pPr>
-        <w:pStyle w:val="Prrafodelista"/>
-        <w:numPr>
-          <w:ilvl w:val="0"/>
-          <w:numId w:val="1"/>
-        </w:numPr>
-        <w:spacing w:after="60"/>
-      </w:pPr>
-      <w:r>
-        <w:t xml:space="preserve">Roles del equipo, Product Backlog y Sprint Backlog con cronograma hasta el 5 de octubre (sección 4).</w:t>
-      </w:r>
-    </w:p>
-    <w:p>
-      <w:pPr>
-        <w:pStyle w:val="Prrafodelista"/>
-        <w:numPr>
-          <w:ilvl w:val="0"/>
-          <w:numId w:val="1"/>
-        </w:numPr>
-        <w:spacing w:after="60"/>
-      </w:pPr>
-      <w:r>
-        <w:t xml:space="preserve">Diseño de seguridad especificado a nivel de librería, algoritmo y parámetro: hash, JWT, protección de datos sensibles y checklist de revisión con IA (sección 7).</w:t>
-      </w:r>
-    </w:p>
-    <w:p>
-      <w:pPr>
-        <w:pStyle w:val="Prrafodelista"/>
-        <w:numPr>
-          <w:ilvl w:val="0"/>
-          <w:numId w:val="1"/>
-        </w:numPr>
-        <w:spacing w:after="60"/>
-      </w:pPr>
-      <w:r>
-        <w:t xml:space="preserve">Esqueleto compartido del backend (Sprint 1): FastAPI, esquema SQLite completo, Repositorio&lt;T&gt; y manejo de errores sin trazas internas (sección 5).</w:t>
-      </w:r>
-    </w:p>
-    <w:p>
-      <w:pPr>
-        <w:pStyle w:val="Prrafodelista"/>
-        <w:numPr>
-          <w:ilvl w:val="0"/>
-          <w:numId w:val="1"/>
-        </w:numPr>
-        <w:spacing w:after="60"/>
-      </w:pPr>
-      <w:r>
-        <w:t xml:space="preserve">Tablero de seguimiento en GitHub: milestone con fecha de entrega y una issue por dominio, asignadas por integrante.</w:t>
-      </w:r>
-    </w:p>
-    <w:p>
-      <w:pPr>
-        <w:pStyle w:val="Prrafodelista"/>
-        <w:numPr>
-          <w:ilvl w:val="0"/>
-          <w:numId w:val="1"/>
-        </w:numPr>
-        <w:spacing w:after="60"/>
-      </w:pPr>
-      <w:r>
-        <w:t xml:space="preserve">Los 4 dominios del Sprint 1 (HU-01 a HU-04) y el Sprint 2 completo: integración en un flujo único, autenticación de administrador, revisión de seguridad y frontend React/Vite. El sistema cuenta con 131 pruebas automatizadas, Quality Gate SonarCloud aprobado y 0 issues en New Code.</w:t>
-      </w:r>
-    </w:p>
-    <w:p>
-      <w:pPr>
-        <w:pStyle w:val="Prrafodelista"/>
-        <w:numPr>
-          <w:ilvl w:val="0"/>
-          <w:numId w:val="1"/>
-        </w:numPr>
-        <w:spacing w:after="60"/>
-      </w:pPr>
-      <w:r>
-        <w:t xml:space="preserve">Frontend React/Vite (Logan Silva): catálogo público, detalle y reserva de paquete, registro/login/historial de cliente, y login + CRUD de destinos/paquetes de administrador, consumiendo la API ya integrada. Recorrido de punta a punta con un navegador real (Playwright) sin errores de consola.</w:t>
-      </w:r>
-    </w:p>
-    <w:p>
-      <w:pPr>
-        <w:pStyle w:val="Prrafodelista"/>
-        <w:numPr>
-          <w:ilvl w:val="0"/>
-          <w:numId w:val="1"/>
-        </w:numPr>
-        <w:spacing w:after="60"/>
-      </w:pPr>
-      <w:r>
-        <w:t xml:space="preserve">Despliegue público en Render (plan gratuito): https://viajes-aventura-o5p1.onrender.com. El administrador inicial se crea desde variables de entorno.</w:t>
-      </w:r>
-    </w:p>
-    <w:p>
-      <w:pPr>
-        <w:spacing w:after="120"/>
-      </w:pPr>
-      <w:r>
-        <w:t>Pendiente antes de la entrega:</w:t>
-      </w:r>
-    </w:p>
-    <w:p>
-      <w:pPr>
-        <w:pStyle w:val="Prrafodelista"/>
-        <w:numPr>
-          <w:ilvl w:val="0"/>
-          <w:numId w:val="1"/>
-        </w:numPr>
-        <w:spacing w:after="60"/>
-      </w:pPr>
-      <w:r>
-        <w:t xml:space="preserve">Crear las cuentas de los tres socios con python -m app.crear_administrador al instalar el sistema.</w:t>
-      </w:r>
-    </w:p>
-    <w:p>
-      <w:pPr>
-        <w:pStyle w:val="Prrafodelista"/>
-        <w:numPr>
-          <w:ilvl w:val="0"/>
-          <w:numId w:val="1"/>
-        </w:numPr>
-        <w:spacing w:after="60"/>
-      </w:pPr>
-      <w:r>
-        <w:t xml:space="preserve">Ejecutar SonarCloud sobre el repositorio: completado. Quality Gate aprobado y 0 issues en New Code (sección 7.3).</w:t>
-      </w:r>
-    </w:p>
-    <w:p>
-      <w:pPr>
-        <w:pStyle w:val="Prrafodelista"/>
-        <w:numPr>
-          <w:ilvl w:val="0"/>
-          <w:numId w:val="1"/>
-        </w:numPr>
-        <w:spacing w:after="60"/>
-      </w:pPr>
-      <w:r>
-        <w:t>Defensa argumentativa individual de cada integrante sobre su dominio.</w:t>
-      </w:r>
-    </w:p>
-    <w:p>
-      <w:pPr>
-        <w:pStyle w:val="Ttulo1"/>
-        <w:pBdr>
-          <w:bottom w:val="single" w:sz="6" w:space="4" w:color="AF2A2A"/>
-        </w:pBdr>
-        <w:spacing w:before="240" w:after="120"/>
-      </w:pPr>
       <w:bookmarkStart w:id="990" w:name="_Toc2026900001"/>
       <w:r>
         <w:rPr>
@@ -15322,7 +15116,7 @@
           <w:sz w:val="28"/>
           <w:szCs w:val="28"/>
         </w:rPr>
-        <w:t>9. Conclusiones</w:t>
+        <w:t>8. Conclusiones</w:t>
       </w:r>
       <w:bookmarkEnd w:id="990"/>
     </w:p>

--- a/Informe_Tecnico_Viajes_Aventura.docx
+++ b/Informe_Tecnico_Viajes_Aventura.docx
@@ -193,6 +193,7 @@
       <w:sdtPr>
         <w:id w:val="-1327054220"/>
       </w:sdtPr>
+      <w:sdtEndPr/>
       <w:sdtContent>
         <w:p>
           <w:pPr>
@@ -211,7 +212,11 @@
           </w:pPr>
           <w:r>
             <w:fldChar w:fldCharType="begin"/>
+          </w:r>
+          <w:r>
             <w:instrText>TOC \h \o "1-2"</w:instrText>
+          </w:r>
+          <w:r>
             <w:fldChar w:fldCharType="separate"/>
           </w:r>
           <w:hyperlink w:anchor="_Toc241775405" w:history="1">
@@ -229,10 +234,40 @@
                 <w:noProof/>
               </w:rPr>
               <w:tab/>
+            </w:r>
+            <w:r>
+              <w:rPr>
+                <w:noProof/>
+              </w:rPr>
               <w:fldChar w:fldCharType="begin"/>
+            </w:r>
+            <w:r>
+              <w:rPr>
+                <w:noProof/>
+              </w:rPr>
               <w:instrText xml:space="preserve"> PAGEREF _Toc241775405 \h </w:instrText>
+            </w:r>
+            <w:r>
+              <w:rPr>
+                <w:noProof/>
+              </w:rPr>
+            </w:r>
+            <w:r>
+              <w:rPr>
+                <w:noProof/>
+              </w:rPr>
               <w:fldChar w:fldCharType="separate"/>
+            </w:r>
+            <w:r>
+              <w:rPr>
+                <w:noProof/>
+              </w:rPr>
               <w:t>3</w:t>
+            </w:r>
+            <w:r>
+              <w:rPr>
+                <w:noProof/>
+              </w:rPr>
               <w:fldChar w:fldCharType="end"/>
             </w:r>
           </w:hyperlink>
@@ -267,10 +302,40 @@
                 <w:noProof/>
               </w:rPr>
               <w:tab/>
+            </w:r>
+            <w:r>
+              <w:rPr>
+                <w:noProof/>
+              </w:rPr>
               <w:fldChar w:fldCharType="begin"/>
+            </w:r>
+            <w:r>
+              <w:rPr>
+                <w:noProof/>
+              </w:rPr>
               <w:instrText xml:space="preserve"> PAGEREF _Toc241775406 \h </w:instrText>
+            </w:r>
+            <w:r>
+              <w:rPr>
+                <w:noProof/>
+              </w:rPr>
+            </w:r>
+            <w:r>
+              <w:rPr>
+                <w:noProof/>
+              </w:rPr>
               <w:fldChar w:fldCharType="separate"/>
+            </w:r>
+            <w:r>
+              <w:rPr>
+                <w:noProof/>
+              </w:rPr>
               <w:t>4</w:t>
+            </w:r>
+            <w:r>
+              <w:rPr>
+                <w:noProof/>
+              </w:rPr>
               <w:fldChar w:fldCharType="end"/>
             </w:r>
           </w:hyperlink>
@@ -305,10 +370,40 @@
                 <w:noProof/>
               </w:rPr>
               <w:tab/>
+            </w:r>
+            <w:r>
+              <w:rPr>
+                <w:noProof/>
+              </w:rPr>
               <w:fldChar w:fldCharType="begin"/>
+            </w:r>
+            <w:r>
+              <w:rPr>
+                <w:noProof/>
+              </w:rPr>
               <w:instrText xml:space="preserve"> PAGEREF _Toc241775407 \h </w:instrText>
+            </w:r>
+            <w:r>
+              <w:rPr>
+                <w:noProof/>
+              </w:rPr>
+            </w:r>
+            <w:r>
+              <w:rPr>
+                <w:noProof/>
+              </w:rPr>
               <w:fldChar w:fldCharType="separate"/>
+            </w:r>
+            <w:r>
+              <w:rPr>
+                <w:noProof/>
+              </w:rPr>
               <w:t>4</w:t>
+            </w:r>
+            <w:r>
+              <w:rPr>
+                <w:noProof/>
+              </w:rPr>
               <w:fldChar w:fldCharType="end"/>
             </w:r>
           </w:hyperlink>
@@ -343,10 +438,40 @@
                 <w:noProof/>
               </w:rPr>
               <w:tab/>
+            </w:r>
+            <w:r>
+              <w:rPr>
+                <w:noProof/>
+              </w:rPr>
               <w:fldChar w:fldCharType="begin"/>
+            </w:r>
+            <w:r>
+              <w:rPr>
+                <w:noProof/>
+              </w:rPr>
               <w:instrText xml:space="preserve"> PAGEREF _Toc241775408 \h </w:instrText>
+            </w:r>
+            <w:r>
+              <w:rPr>
+                <w:noProof/>
+              </w:rPr>
+            </w:r>
+            <w:r>
+              <w:rPr>
+                <w:noProof/>
+              </w:rPr>
               <w:fldChar w:fldCharType="separate"/>
+            </w:r>
+            <w:r>
+              <w:rPr>
+                <w:noProof/>
+              </w:rPr>
               <w:t>5</w:t>
+            </w:r>
+            <w:r>
+              <w:rPr>
+                <w:noProof/>
+              </w:rPr>
               <w:fldChar w:fldCharType="end"/>
             </w:r>
           </w:hyperlink>
@@ -381,10 +506,40 @@
                 <w:noProof/>
               </w:rPr>
               <w:tab/>
+            </w:r>
+            <w:r>
+              <w:rPr>
+                <w:noProof/>
+              </w:rPr>
               <w:fldChar w:fldCharType="begin"/>
+            </w:r>
+            <w:r>
+              <w:rPr>
+                <w:noProof/>
+              </w:rPr>
               <w:instrText xml:space="preserve"> PAGEREF _Toc241775409 \h </w:instrText>
+            </w:r>
+            <w:r>
+              <w:rPr>
+                <w:noProof/>
+              </w:rPr>
+            </w:r>
+            <w:r>
+              <w:rPr>
+                <w:noProof/>
+              </w:rPr>
               <w:fldChar w:fldCharType="separate"/>
+            </w:r>
+            <w:r>
+              <w:rPr>
+                <w:noProof/>
+              </w:rPr>
               <w:t>5</w:t>
+            </w:r>
+            <w:r>
+              <w:rPr>
+                <w:noProof/>
+              </w:rPr>
               <w:fldChar w:fldCharType="end"/>
             </w:r>
           </w:hyperlink>
@@ -419,10 +574,40 @@
                 <w:noProof/>
               </w:rPr>
               <w:tab/>
+            </w:r>
+            <w:r>
+              <w:rPr>
+                <w:noProof/>
+              </w:rPr>
               <w:fldChar w:fldCharType="begin"/>
+            </w:r>
+            <w:r>
+              <w:rPr>
+                <w:noProof/>
+              </w:rPr>
               <w:instrText xml:space="preserve"> PAGEREF _Toc241775410 \h </w:instrText>
+            </w:r>
+            <w:r>
+              <w:rPr>
+                <w:noProof/>
+              </w:rPr>
+            </w:r>
+            <w:r>
+              <w:rPr>
+                <w:noProof/>
+              </w:rPr>
               <w:fldChar w:fldCharType="separate"/>
+            </w:r>
+            <w:r>
+              <w:rPr>
+                <w:noProof/>
+              </w:rPr>
               <w:t>6</w:t>
+            </w:r>
+            <w:r>
+              <w:rPr>
+                <w:noProof/>
+              </w:rPr>
               <w:fldChar w:fldCharType="end"/>
             </w:r>
           </w:hyperlink>
@@ -457,10 +642,40 @@
                 <w:noProof/>
               </w:rPr>
               <w:tab/>
+            </w:r>
+            <w:r>
+              <w:rPr>
+                <w:noProof/>
+              </w:rPr>
               <w:fldChar w:fldCharType="begin"/>
+            </w:r>
+            <w:r>
+              <w:rPr>
+                <w:noProof/>
+              </w:rPr>
               <w:instrText xml:space="preserve"> PAGEREF _Toc241775411 \h </w:instrText>
+            </w:r>
+            <w:r>
+              <w:rPr>
+                <w:noProof/>
+              </w:rPr>
+            </w:r>
+            <w:r>
+              <w:rPr>
+                <w:noProof/>
+              </w:rPr>
               <w:fldChar w:fldCharType="separate"/>
+            </w:r>
+            <w:r>
+              <w:rPr>
+                <w:noProof/>
+              </w:rPr>
               <w:t>7</w:t>
+            </w:r>
+            <w:r>
+              <w:rPr>
+                <w:noProof/>
+              </w:rPr>
               <w:fldChar w:fldCharType="end"/>
             </w:r>
           </w:hyperlink>
@@ -495,10 +710,40 @@
                 <w:noProof/>
               </w:rPr>
               <w:tab/>
+            </w:r>
+            <w:r>
+              <w:rPr>
+                <w:noProof/>
+              </w:rPr>
               <w:fldChar w:fldCharType="begin"/>
+            </w:r>
+            <w:r>
+              <w:rPr>
+                <w:noProof/>
+              </w:rPr>
               <w:instrText xml:space="preserve"> PAGEREF _Toc241775412 \h </w:instrText>
+            </w:r>
+            <w:r>
+              <w:rPr>
+                <w:noProof/>
+              </w:rPr>
+            </w:r>
+            <w:r>
+              <w:rPr>
+                <w:noProof/>
+              </w:rPr>
               <w:fldChar w:fldCharType="separate"/>
+            </w:r>
+            <w:r>
+              <w:rPr>
+                <w:noProof/>
+              </w:rPr>
               <w:t>11</w:t>
+            </w:r>
+            <w:r>
+              <w:rPr>
+                <w:noProof/>
+              </w:rPr>
               <w:fldChar w:fldCharType="end"/>
             </w:r>
           </w:hyperlink>
@@ -533,10 +778,40 @@
                 <w:noProof/>
               </w:rPr>
               <w:tab/>
+            </w:r>
+            <w:r>
+              <w:rPr>
+                <w:noProof/>
+              </w:rPr>
               <w:fldChar w:fldCharType="begin"/>
+            </w:r>
+            <w:r>
+              <w:rPr>
+                <w:noProof/>
+              </w:rPr>
               <w:instrText xml:space="preserve"> PAGEREF _Toc241775413 \h </w:instrText>
+            </w:r>
+            <w:r>
+              <w:rPr>
+                <w:noProof/>
+              </w:rPr>
+            </w:r>
+            <w:r>
+              <w:rPr>
+                <w:noProof/>
+              </w:rPr>
               <w:fldChar w:fldCharType="separate"/>
+            </w:r>
+            <w:r>
+              <w:rPr>
+                <w:noProof/>
+              </w:rPr>
               <w:t>13</w:t>
+            </w:r>
+            <w:r>
+              <w:rPr>
+                <w:noProof/>
+              </w:rPr>
               <w:fldChar w:fldCharType="end"/>
             </w:r>
           </w:hyperlink>
@@ -571,10 +846,40 @@
                 <w:noProof/>
               </w:rPr>
               <w:tab/>
+            </w:r>
+            <w:r>
+              <w:rPr>
+                <w:noProof/>
+              </w:rPr>
               <w:fldChar w:fldCharType="begin"/>
+            </w:r>
+            <w:r>
+              <w:rPr>
+                <w:noProof/>
+              </w:rPr>
               <w:instrText xml:space="preserve"> PAGEREF _Toc241775414 \h </w:instrText>
+            </w:r>
+            <w:r>
+              <w:rPr>
+                <w:noProof/>
+              </w:rPr>
+            </w:r>
+            <w:r>
+              <w:rPr>
+                <w:noProof/>
+              </w:rPr>
               <w:fldChar w:fldCharType="separate"/>
+            </w:r>
+            <w:r>
+              <w:rPr>
+                <w:noProof/>
+              </w:rPr>
               <w:t>15</w:t>
+            </w:r>
+            <w:r>
+              <w:rPr>
+                <w:noProof/>
+              </w:rPr>
               <w:fldChar w:fldCharType="end"/>
             </w:r>
           </w:hyperlink>
@@ -609,10 +914,40 @@
                 <w:noProof/>
               </w:rPr>
               <w:tab/>
+            </w:r>
+            <w:r>
+              <w:rPr>
+                <w:noProof/>
+              </w:rPr>
               <w:fldChar w:fldCharType="begin"/>
+            </w:r>
+            <w:r>
+              <w:rPr>
+                <w:noProof/>
+              </w:rPr>
               <w:instrText xml:space="preserve"> PAGEREF _Toc241775415 \h </w:instrText>
+            </w:r>
+            <w:r>
+              <w:rPr>
+                <w:noProof/>
+              </w:rPr>
+            </w:r>
+            <w:r>
+              <w:rPr>
+                <w:noProof/>
+              </w:rPr>
               <w:fldChar w:fldCharType="separate"/>
+            </w:r>
+            <w:r>
+              <w:rPr>
+                <w:noProof/>
+              </w:rPr>
               <w:t>17</w:t>
+            </w:r>
+            <w:r>
+              <w:rPr>
+                <w:noProof/>
+              </w:rPr>
               <w:fldChar w:fldCharType="end"/>
             </w:r>
           </w:hyperlink>
@@ -647,10 +982,40 @@
                 <w:noProof/>
               </w:rPr>
               <w:tab/>
+            </w:r>
+            <w:r>
+              <w:rPr>
+                <w:noProof/>
+              </w:rPr>
               <w:fldChar w:fldCharType="begin"/>
+            </w:r>
+            <w:r>
+              <w:rPr>
+                <w:noProof/>
+              </w:rPr>
               <w:instrText xml:space="preserve"> PAGEREF _Toc241775416 \h </w:instrText>
+            </w:r>
+            <w:r>
+              <w:rPr>
+                <w:noProof/>
+              </w:rPr>
+            </w:r>
+            <w:r>
+              <w:rPr>
+                <w:noProof/>
+              </w:rPr>
               <w:fldChar w:fldCharType="separate"/>
+            </w:r>
+            <w:r>
+              <w:rPr>
+                <w:noProof/>
+              </w:rPr>
               <w:t>17</w:t>
+            </w:r>
+            <w:r>
+              <w:rPr>
+                <w:noProof/>
+              </w:rPr>
               <w:fldChar w:fldCharType="end"/>
             </w:r>
           </w:hyperlink>
@@ -685,10 +1050,40 @@
                 <w:noProof/>
               </w:rPr>
               <w:tab/>
+            </w:r>
+            <w:r>
+              <w:rPr>
+                <w:noProof/>
+              </w:rPr>
               <w:fldChar w:fldCharType="begin"/>
+            </w:r>
+            <w:r>
+              <w:rPr>
+                <w:noProof/>
+              </w:rPr>
               <w:instrText xml:space="preserve"> PAGEREF _Toc241775417 \h </w:instrText>
+            </w:r>
+            <w:r>
+              <w:rPr>
+                <w:noProof/>
+              </w:rPr>
+            </w:r>
+            <w:r>
+              <w:rPr>
+                <w:noProof/>
+              </w:rPr>
               <w:fldChar w:fldCharType="separate"/>
+            </w:r>
+            <w:r>
+              <w:rPr>
+                <w:noProof/>
+              </w:rPr>
               <w:t>17</w:t>
+            </w:r>
+            <w:r>
+              <w:rPr>
+                <w:noProof/>
+              </w:rPr>
               <w:fldChar w:fldCharType="end"/>
             </w:r>
           </w:hyperlink>
@@ -723,10 +1118,40 @@
                 <w:noProof/>
               </w:rPr>
               <w:tab/>
+            </w:r>
+            <w:r>
+              <w:rPr>
+                <w:noProof/>
+              </w:rPr>
               <w:fldChar w:fldCharType="begin"/>
+            </w:r>
+            <w:r>
+              <w:rPr>
+                <w:noProof/>
+              </w:rPr>
               <w:instrText xml:space="preserve"> PAGEREF _Toc241775418 \h </w:instrText>
+            </w:r>
+            <w:r>
+              <w:rPr>
+                <w:noProof/>
+              </w:rPr>
+            </w:r>
+            <w:r>
+              <w:rPr>
+                <w:noProof/>
+              </w:rPr>
               <w:fldChar w:fldCharType="separate"/>
+            </w:r>
+            <w:r>
+              <w:rPr>
+                <w:noProof/>
+              </w:rPr>
               <w:t>17</w:t>
+            </w:r>
+            <w:r>
+              <w:rPr>
+                <w:noProof/>
+              </w:rPr>
               <w:fldChar w:fldCharType="end"/>
             </w:r>
           </w:hyperlink>
@@ -761,10 +1186,40 @@
                 <w:noProof/>
               </w:rPr>
               <w:tab/>
+            </w:r>
+            <w:r>
+              <w:rPr>
+                <w:noProof/>
+              </w:rPr>
               <w:fldChar w:fldCharType="begin"/>
+            </w:r>
+            <w:r>
+              <w:rPr>
+                <w:noProof/>
+              </w:rPr>
               <w:instrText xml:space="preserve"> PAGEREF _Toc241775419 \h </w:instrText>
+            </w:r>
+            <w:r>
+              <w:rPr>
+                <w:noProof/>
+              </w:rPr>
+            </w:r>
+            <w:r>
+              <w:rPr>
+                <w:noProof/>
+              </w:rPr>
               <w:fldChar w:fldCharType="separate"/>
+            </w:r>
+            <w:r>
+              <w:rPr>
+                <w:noProof/>
+              </w:rPr>
               <w:t>18</w:t>
+            </w:r>
+            <w:r>
+              <w:rPr>
+                <w:noProof/>
+              </w:rPr>
               <w:fldChar w:fldCharType="end"/>
             </w:r>
           </w:hyperlink>
@@ -799,10 +1254,40 @@
                 <w:noProof/>
               </w:rPr>
               <w:tab/>
+            </w:r>
+            <w:r>
+              <w:rPr>
+                <w:noProof/>
+              </w:rPr>
               <w:fldChar w:fldCharType="begin"/>
+            </w:r>
+            <w:r>
+              <w:rPr>
+                <w:noProof/>
+              </w:rPr>
               <w:instrText xml:space="preserve"> PAGEREF _Toc241775420 \h </w:instrText>
+            </w:r>
+            <w:r>
+              <w:rPr>
+                <w:noProof/>
+              </w:rPr>
+            </w:r>
+            <w:r>
+              <w:rPr>
+                <w:noProof/>
+              </w:rPr>
               <w:fldChar w:fldCharType="separate"/>
+            </w:r>
+            <w:r>
+              <w:rPr>
+                <w:noProof/>
+              </w:rPr>
               <w:t>18</w:t>
+            </w:r>
+            <w:r>
+              <w:rPr>
+                <w:noProof/>
+              </w:rPr>
               <w:fldChar w:fldCharType="end"/>
             </w:r>
           </w:hyperlink>
@@ -837,10 +1322,40 @@
                 <w:noProof/>
               </w:rPr>
               <w:tab/>
+            </w:r>
+            <w:r>
+              <w:rPr>
+                <w:noProof/>
+              </w:rPr>
               <w:fldChar w:fldCharType="begin"/>
+            </w:r>
+            <w:r>
+              <w:rPr>
+                <w:noProof/>
+              </w:rPr>
               <w:instrText xml:space="preserve"> PAGEREF _Toc241775421 \h </w:instrText>
+            </w:r>
+            <w:r>
+              <w:rPr>
+                <w:noProof/>
+              </w:rPr>
+            </w:r>
+            <w:r>
+              <w:rPr>
+                <w:noProof/>
+              </w:rPr>
               <w:fldChar w:fldCharType="separate"/>
+            </w:r>
+            <w:r>
+              <w:rPr>
+                <w:noProof/>
+              </w:rPr>
               <w:t>18</w:t>
+            </w:r>
+            <w:r>
+              <w:rPr>
+                <w:noProof/>
+              </w:rPr>
               <w:fldChar w:fldCharType="end"/>
             </w:r>
           </w:hyperlink>
@@ -875,10 +1390,40 @@
                 <w:noProof/>
               </w:rPr>
               <w:tab/>
+            </w:r>
+            <w:r>
+              <w:rPr>
+                <w:noProof/>
+              </w:rPr>
               <w:fldChar w:fldCharType="begin"/>
+            </w:r>
+            <w:r>
+              <w:rPr>
+                <w:noProof/>
+              </w:rPr>
               <w:instrText xml:space="preserve"> PAGEREF _Toc241775422 \h </w:instrText>
+            </w:r>
+            <w:r>
+              <w:rPr>
+                <w:noProof/>
+              </w:rPr>
+            </w:r>
+            <w:r>
+              <w:rPr>
+                <w:noProof/>
+              </w:rPr>
               <w:fldChar w:fldCharType="separate"/>
+            </w:r>
+            <w:r>
+              <w:rPr>
+                <w:noProof/>
+              </w:rPr>
               <w:t>19</w:t>
+            </w:r>
+            <w:r>
+              <w:rPr>
+                <w:noProof/>
+              </w:rPr>
               <w:fldChar w:fldCharType="end"/>
             </w:r>
           </w:hyperlink>
@@ -913,10 +1458,40 @@
                 <w:noProof/>
               </w:rPr>
               <w:tab/>
+            </w:r>
+            <w:r>
+              <w:rPr>
+                <w:noProof/>
+              </w:rPr>
               <w:fldChar w:fldCharType="begin"/>
+            </w:r>
+            <w:r>
+              <w:rPr>
+                <w:noProof/>
+              </w:rPr>
               <w:instrText xml:space="preserve"> PAGEREF _Toc241775423 \h </w:instrText>
+            </w:r>
+            <w:r>
+              <w:rPr>
+                <w:noProof/>
+              </w:rPr>
+            </w:r>
+            <w:r>
+              <w:rPr>
+                <w:noProof/>
+              </w:rPr>
               <w:fldChar w:fldCharType="separate"/>
+            </w:r>
+            <w:r>
+              <w:rPr>
+                <w:noProof/>
+              </w:rPr>
               <w:t>21</w:t>
+            </w:r>
+            <w:r>
+              <w:rPr>
+                <w:noProof/>
+              </w:rPr>
               <w:fldChar w:fldCharType="end"/>
             </w:r>
           </w:hyperlink>
@@ -951,10 +1526,40 @@
                 <w:noProof/>
               </w:rPr>
               <w:tab/>
+            </w:r>
+            <w:r>
+              <w:rPr>
+                <w:noProof/>
+              </w:rPr>
               <w:fldChar w:fldCharType="begin"/>
+            </w:r>
+            <w:r>
+              <w:rPr>
+                <w:noProof/>
+              </w:rPr>
               <w:instrText xml:space="preserve"> PAGEREF _Toc241775424 \h </w:instrText>
+            </w:r>
+            <w:r>
+              <w:rPr>
+                <w:noProof/>
+              </w:rPr>
+            </w:r>
+            <w:r>
+              <w:rPr>
+                <w:noProof/>
+              </w:rPr>
               <w:fldChar w:fldCharType="separate"/>
+            </w:r>
+            <w:r>
+              <w:rPr>
+                <w:noProof/>
+              </w:rPr>
               <w:t>23</w:t>
+            </w:r>
+            <w:r>
+              <w:rPr>
+                <w:noProof/>
+              </w:rPr>
               <w:fldChar w:fldCharType="end"/>
             </w:r>
           </w:hyperlink>
@@ -989,10 +1594,40 @@
                 <w:noProof/>
               </w:rPr>
               <w:tab/>
+            </w:r>
+            <w:r>
+              <w:rPr>
+                <w:noProof/>
+              </w:rPr>
               <w:fldChar w:fldCharType="begin"/>
+            </w:r>
+            <w:r>
+              <w:rPr>
+                <w:noProof/>
+              </w:rPr>
               <w:instrText xml:space="preserve"> PAGEREF _Toc241775425 \h </w:instrText>
+            </w:r>
+            <w:r>
+              <w:rPr>
+                <w:noProof/>
+              </w:rPr>
+            </w:r>
+            <w:r>
+              <w:rPr>
+                <w:noProof/>
+              </w:rPr>
               <w:fldChar w:fldCharType="separate"/>
+            </w:r>
+            <w:r>
+              <w:rPr>
+                <w:noProof/>
+              </w:rPr>
               <w:t>23</w:t>
+            </w:r>
+            <w:r>
+              <w:rPr>
+                <w:noProof/>
+              </w:rPr>
               <w:fldChar w:fldCharType="end"/>
             </w:r>
           </w:hyperlink>
@@ -1027,10 +1662,40 @@
                 <w:noProof/>
               </w:rPr>
               <w:tab/>
+            </w:r>
+            <w:r>
+              <w:rPr>
+                <w:noProof/>
+              </w:rPr>
               <w:fldChar w:fldCharType="begin"/>
+            </w:r>
+            <w:r>
+              <w:rPr>
+                <w:noProof/>
+              </w:rPr>
               <w:instrText xml:space="preserve"> PAGEREF _Toc241775426 \h </w:instrText>
+            </w:r>
+            <w:r>
+              <w:rPr>
+                <w:noProof/>
+              </w:rPr>
+            </w:r>
+            <w:r>
+              <w:rPr>
+                <w:noProof/>
+              </w:rPr>
               <w:fldChar w:fldCharType="separate"/>
+            </w:r>
+            <w:r>
+              <w:rPr>
+                <w:noProof/>
+              </w:rPr>
               <w:t>23</w:t>
+            </w:r>
+            <w:r>
+              <w:rPr>
+                <w:noProof/>
+              </w:rPr>
               <w:fldChar w:fldCharType="end"/>
             </w:r>
           </w:hyperlink>
@@ -1065,10 +1730,40 @@
                 <w:noProof/>
               </w:rPr>
               <w:tab/>
+            </w:r>
+            <w:r>
+              <w:rPr>
+                <w:noProof/>
+              </w:rPr>
               <w:fldChar w:fldCharType="begin"/>
+            </w:r>
+            <w:r>
+              <w:rPr>
+                <w:noProof/>
+              </w:rPr>
               <w:instrText xml:space="preserve"> PAGEREF _Toc241775427 \h </w:instrText>
+            </w:r>
+            <w:r>
+              <w:rPr>
+                <w:noProof/>
+              </w:rPr>
+            </w:r>
+            <w:r>
+              <w:rPr>
+                <w:noProof/>
+              </w:rPr>
               <w:fldChar w:fldCharType="separate"/>
+            </w:r>
+            <w:r>
+              <w:rPr>
+                <w:noProof/>
+              </w:rPr>
               <w:t>23</w:t>
+            </w:r>
+            <w:r>
+              <w:rPr>
+                <w:noProof/>
+              </w:rPr>
               <w:fldChar w:fldCharType="end"/>
             </w:r>
           </w:hyperlink>
@@ -1103,10 +1798,40 @@
                 <w:noProof/>
               </w:rPr>
               <w:tab/>
+            </w:r>
+            <w:r>
+              <w:rPr>
+                <w:noProof/>
+              </w:rPr>
               <w:fldChar w:fldCharType="begin"/>
+            </w:r>
+            <w:r>
+              <w:rPr>
+                <w:noProof/>
+              </w:rPr>
               <w:instrText xml:space="preserve"> PAGEREF _Toc2026900001 \h </w:instrText>
+            </w:r>
+            <w:r>
+              <w:rPr>
+                <w:noProof/>
+              </w:rPr>
+            </w:r>
+            <w:r>
+              <w:rPr>
+                <w:noProof/>
+              </w:rPr>
               <w:fldChar w:fldCharType="separate"/>
+            </w:r>
+            <w:r>
+              <w:rPr>
+                <w:noProof/>
+              </w:rPr>
               <w:t>26</w:t>
+            </w:r>
+            <w:r>
+              <w:rPr>
+                <w:noProof/>
+              </w:rPr>
               <w:fldChar w:fldCharType="end"/>
             </w:r>
           </w:hyperlink>
@@ -1208,7 +1933,6 @@
           <w:sz w:val="28"/>
           <w:szCs w:val="28"/>
         </w:rPr>
-        <w:lastRenderedPageBreak/>
         <w:t>2. Requerimientos funcionales y no funcionales</w:t>
       </w:r>
       <w:bookmarkEnd w:id="1"/>
@@ -2283,7 +3007,6 @@
           </w:tcPr>
           <w:p>
             <w:r>
-              <w:lastRenderedPageBreak/>
               <w:t>FR-14</w:t>
             </w:r>
           </w:p>
@@ -3369,7 +4092,7 @@
           </w:tcPr>
           <w:p>
             <w:r>
-              <w:t xml:space="preserve">FR-15 (historial de reservas autoconsultable por el propio cliente).</w:t>
+              <w:t>FR-15 (historial de reservas autoconsultable por el propio cliente).</w:t>
             </w:r>
           </w:p>
         </w:tc>
@@ -3388,7 +4111,6 @@
           </w:tcPr>
           <w:p>
             <w:r>
-              <w:lastRenderedPageBreak/>
               <w:t>4 destinos que ya no se operan pero siguen apareciendo en el catálogo.</w:t>
             </w:r>
           </w:p>
@@ -3482,7 +4204,7 @@
         <w:spacing w:after="120"/>
       </w:pPr>
       <w:r>
-        <w:t xml:space="preserve">Esta sección traduce los requerimientos de la sección 2 en modelos de la solución, en tres niveles complementarios: los procesos de negocio (BPMN, 3.1), que muestran paso a paso cómo interactúan el Administrador, el Cliente y el sistema; los casos de uso (3.2), que resumen qué puede hacer cada actor; y el diagrama de clases UML (3.3), que traduce ambos en la estructura orientada a objetos que se implementó en Python. La sección 3.4 cierra con una matriz que verifica, requerimiento por requerimiento, que cada FR y RNF quedó representado en los modelos. Todos los diagramas se construyeron desde cero a partir de FR-01 a FR-15 y RNF-01 a RNF-06; sus fuentes editables están en la carpeta docs/diagramas/ del repositorio.</w:t>
+        <w:t>Esta sección traduce los requerimientos de la sección 2 en modelos de la solución, en tres niveles complementarios: los procesos de negocio (BPMN, 3.1), que muestran paso a paso cómo interactúan el Administrador, el Cliente y el sistema; los casos de uso (3.2), que resumen qué puede hacer cada actor; y el diagrama de clases UML (3.3), que traduce ambos en la estructura orientada a objetos que se implementó en Python. La sección 3.4 cierra con una matriz que verifica, requerimiento por requerimiento, que cada FR y RNF quedó representado en los modelos. Todos los diagramas se construyeron desde cero a partir de FR-01 a FR-15 y RNF-01 a RNF-06; sus fuentes editables están en la carpeta docs/diagramas/ del repositorio.</w:t>
       </w:r>
     </w:p>
     <w:p>
@@ -4062,7 +4784,6 @@
           <w:sz w:val="22"/>
           <w:szCs w:val="22"/>
         </w:rPr>
-        <w:lastRenderedPageBreak/>
         <w:t>3.1 Diagramas de procesos de negocio (BPMN)</w:t>
       </w:r>
       <w:bookmarkEnd w:id="6"/>
@@ -4093,14 +4814,6 @@
     </w:p>
     <w:p>
       <w:pPr>
-        <w:spacing w:after="120"/>
-      </w:pPr>
-      <w:r>
-        <w:t>El Administrador inicia sesión (S1) y el sistema le muestra el catálogo separando destinos disponibles y no disponibles (FR-04). Una compuerta exclusiva distingue las tres operaciones. Registrar y modificar convergen en la misma validación (nombre único, costo base mayor que cero, duración mayor que cero) con un ciclo de corrección cuando los datos son inválidos. La baja aplica R8 con una compuerta propia: si el destino pertenece a algún paquete se marca no disponible y los paquetes vendidos conservan su contenido; si no, se elimina. Cada camino termina en un evento de fin distinto porque el resultado para el negocio es distinto.</w:t>
-      </w:r>
-    </w:p>
-    <w:p>
-      <w:pPr>
         <w:keepNext/>
         <w:spacing w:after="80"/>
         <w:jc w:val="center"/>
@@ -4109,7 +4822,6 @@
         <w:rPr>
           <w:noProof/>
         </w:rPr>
-        <w:lastRenderedPageBreak/>
         <w:drawing>
           <wp:inline distT="0" distB="0" distL="0" distR="0" wp14:anchorId="3FA064DB" wp14:editId="074A0685">
             <wp:extent cx="8800000" cy="3981328"/>
@@ -4183,7 +4895,6 @@
           <w:sz w:val="21"/>
           <w:szCs w:val="21"/>
         </w:rPr>
-        <w:lastRenderedPageBreak/>
         <w:t>Diagrama 2 — Armado y publicación de un paquete (Administrador), cubre FR-05 a FR-07</w:t>
       </w:r>
     </w:p>
@@ -4278,7 +4989,6 @@
           <w:sz w:val="21"/>
           <w:szCs w:val="21"/>
         </w:rPr>
-        <w:lastRenderedPageBreak/>
         <w:t>Diagrama 3 — Registro, autenticación y reserva (Cliente), cubre FR-08 a FR-15</w:t>
       </w:r>
     </w:p>
@@ -4381,7 +5091,6 @@
           <w:sz w:val="22"/>
           <w:szCs w:val="22"/>
         </w:rPr>
-        <w:lastRenderedPageBreak/>
         <w:t>3.2 Diagrama de casos de uso</w:t>
       </w:r>
       <w:bookmarkEnd w:id="7"/>
@@ -5164,7 +5873,6 @@
                 <w:sz w:val="18"/>
                 <w:szCs w:val="18"/>
               </w:rPr>
-              <w:lastRenderedPageBreak/>
               <w:t>CU-07 Registrar destino</w:t>
             </w:r>
           </w:p>
@@ -5799,7 +6507,6 @@
           <w:sz w:val="22"/>
           <w:szCs w:val="22"/>
         </w:rPr>
-        <w:lastRenderedPageBreak/>
         <w:t>3.3 Diagrama de clases UML</w:t>
       </w:r>
       <w:bookmarkEnd w:id="8"/>
@@ -5900,11 +6607,10 @@
           <w:b/>
           <w:bCs/>
         </w:rPr>
-        <w:lastRenderedPageBreak/>
         <w:t xml:space="preserve">Encapsulamiento: </w:t>
       </w:r>
       <w:r>
-        <w:t xml:space="preserve">todos los atributos son privados (-) y el estado solo cambia mediante métodos que aplican las reglas. El precio no tiene un método de asignación libre: solo calcular_precio() y publicar() lo modifican (R6, R7), y disponible solo cambia con marcar_no_disponible() (R8).</w:t>
+        <w:t>todos los atributos son privados (-) y el estado solo cambia mediante métodos que aplican las reglas. El precio no tiene un método de asignación libre: solo calcular_precio() y publicar() lo modifican (R6, R7), y disponible solo cambia con marcar_no_disponible() (R8).</w:t>
       </w:r>
     </w:p>
     <w:p>
@@ -5925,7 +6631,7 @@
         <w:t xml:space="preserve">Abstracción y herencia: </w:t>
       </w:r>
       <w:r>
-        <w:t xml:space="preserve">Usuario es una clase abstracta que reúne lo común a Cliente y Administrador (identidad, correo, hash de la contraseña y verificar_contrasena()), para no duplicar la lógica de autenticación (FR-10, RNF-01). Ninguna clase tiene un atributo de contraseña en texto plano.</w:t>
+        <w:t>Usuario es una clase abstracta que reúne lo común a Cliente y Administrador (identidad, correo, hash de la contraseña y verificar_contrasena()), para no duplicar la lógica de autenticación (FR-10, RNF-01). Ninguna clase tiene un atributo de contraseña en texto plano.</w:t>
       </w:r>
     </w:p>
     <w:p>
@@ -5967,7 +6673,7 @@
         <w:t xml:space="preserve">Relaciones y cardinalidades: </w:t>
       </w:r>
       <w:r>
-        <w:t xml:space="preserve">Paquete agrega 2..5 Destino (rombo vacío: el destino existe por sí mismo y puede estar en varios paquetes, R3 y R4); Cliente realiza 0..* Reserva y cada Reserva es sobre exactamente 1 Paquete (R12); Paquete tiene un EstadoPaquete, BORRADOR o PUBLICADO (S2).</w:t>
+        <w:t>Paquete agrega 2..5 Destino (rombo vacío: el destino existe por sí mismo y puede estar en varios paquetes, R3 y R4); Cliente realiza 0..* Reserva y cada Reserva es sobre exactamente 1 Paquete (R12); Paquete tiene un EstadoPaquete, BORRADOR o PUBLICADO (S2).</w:t>
       </w:r>
     </w:p>
     <w:p>
@@ -5988,7 +6694,7 @@
         <w:t xml:space="preserve">Reglas dentro del dominio: </w:t>
       </w:r>
       <w:r>
-        <w:t xml:space="preserve">Reserva.crear() es un método de fábrica (estático, subrayado) que solo construye reservas válidas: exige al menos una persona (R16), cupo disponible (R14) y fecha de salida futura (R15), y calcula el total una sola vez (R13). Como el total no tiene método de asignación, no vuelve a cambiar. Cliente.datos_publicos() entrega los datos del cliente sin RUT ni teléfono para cualquier listado (R17, RNF-02).</w:t>
+        <w:t>Reserva.crear() es un método de fábrica (estático, subrayado) que solo construye reservas válidas: exige al menos una persona (R16), cupo disponible (R14) y fecha de salida futura (R15), y calcula el total una sola vez (R13). Como el total no tiene método de asignación, no vuelve a cambiar. Cliente.datos_publicos() entrega los datos del cliente sin RUT ni teléfono para cualquier listado (R17, RNF-02).</w:t>
       </w:r>
     </w:p>
     <w:p>
@@ -6009,7 +6715,7 @@
         <w:t xml:space="preserve">Cupo calculado, no almacenado: </w:t>
       </w:r>
       <w:r>
-        <w:t xml:space="preserve">Paquete no guarda el cupo disponible; cupo_disponible() lo deriva del cupo máximo y de las personas ya reservadas que entrega el repositorio (S5).</w:t>
+        <w:t>Paquete no guarda el cupo disponible; cupo_disponible() lo deriva del cupo máximo y de las personas ya reservadas que entrega el repositorio (S5).</w:t>
       </w:r>
     </w:p>
     <w:p>
@@ -6087,7 +6793,7 @@
         <w:spacing w:after="120"/>
       </w:pPr>
       <w:r>
-        <w:t xml:space="preserve">Repositorio&lt;T&gt; es una clase abstracta genérica que define el contrato común de persistencia (guardar, buscar_por_id, listar) sobre una conexión sqlite3. Cada subclase lo implementa para su entidad y agrega solo las consultas que su dominio necesita: esta_en_algun_paquete() para R8, personas_reservadas() para R14, buscar_por_correo() para FR-10 y listar_por_cliente() para FR-15. Así las clases de dominio no contienen SQL, las consultas quedan concentradas en un solo lugar para usar siempre parámetros (prevención de inyección SQL, sección 7) y se cumple RNF-04 sin acoplar las reglas de negocio a la base de datos.</w:t>
+        <w:t>Repositorio&lt;T&gt; es una clase abstracta genérica que define el contrato común de persistencia (guardar, buscar_por_id, listar) sobre una conexión sqlite3. Cada subclase lo implementa para su entidad y agrega solo las consultas que su dominio necesita: esta_en_algun_paquete() para R8, personas_reservadas() para R14, buscar_por_correo() para FR-10 y listar_por_cliente() para FR-15. Así las clases de dominio no contienen SQL, las consultas quedan concentradas en un solo lugar para usar siempre parámetros (prevención de inyección SQL, sección 7) y se cumple RNF-04 sin acoplar las reglas de negocio a la base de datos.</w:t>
       </w:r>
     </w:p>
     <w:p>
@@ -6109,7 +6815,6 @@
           <w:sz w:val="22"/>
           <w:szCs w:val="22"/>
         </w:rPr>
-        <w:lastRenderedPageBreak/>
         <w:t>3.4 Trazabilidad entre requerimientos y modelos</w:t>
       </w:r>
       <w:bookmarkEnd w:id="9"/>
@@ -6336,7 +7041,7 @@
                 <w:sz w:val="18"/>
                 <w:szCs w:val="18"/>
               </w:rPr>
-              <w:t xml:space="preserve">Destino; DestinoRepositorio.existe_nombre()</w:t>
+              <w:t>Destino; DestinoRepositorio.existe_nombre()</w:t>
             </w:r>
           </w:p>
         </w:tc>
@@ -6518,7 +7223,7 @@
                 <w:sz w:val="18"/>
                 <w:szCs w:val="18"/>
               </w:rPr>
-              <w:t xml:space="preserve">Destino.marcar_no_disponible(); DestinoRepositorio.esta_en_algun_paquete(), eliminar()</w:t>
+              <w:t>Destino.marcar_no_disponible(); DestinoRepositorio.esta_en_algun_paquete(), eliminar()</w:t>
             </w:r>
           </w:p>
         </w:tc>
@@ -6611,7 +7316,7 @@
                 <w:sz w:val="18"/>
                 <w:szCs w:val="18"/>
               </w:rPr>
-              <w:t xml:space="preserve">Destino.disponible; DestinoRepositorio.listar()</w:t>
+              <w:t>Destino.disponible; DestinoRepositorio.listar()</w:t>
             </w:r>
           </w:p>
         </w:tc>
@@ -6882,7 +7587,7 @@
                 <w:sz w:val="18"/>
                 <w:szCs w:val="18"/>
               </w:rPr>
-              <w:t xml:space="preserve">Paquete.publicar(); EstadoPaquete</w:t>
+              <w:t>Paquete.publicar(); EstadoPaquete</w:t>
             </w:r>
           </w:p>
         </w:tc>
@@ -6975,7 +7680,7 @@
                 <w:sz w:val="18"/>
                 <w:szCs w:val="18"/>
               </w:rPr>
-              <w:t xml:space="preserve">Paquete.cupo_disponible(); PaqueteRepositorio.personas_reservadas()</w:t>
+              <w:t>Paquete.cupo_disponible(); PaqueteRepositorio.personas_reservadas()</w:t>
             </w:r>
           </w:p>
         </w:tc>
@@ -7064,7 +7769,7 @@
                 <w:sz w:val="18"/>
                 <w:szCs w:val="18"/>
               </w:rPr>
-              <w:t xml:space="preserve">Cliente; ClienteRepositorio.guardar()</w:t>
+              <w:t>Cliente; ClienteRepositorio.guardar()</w:t>
             </w:r>
           </w:p>
         </w:tc>
@@ -7157,7 +7862,7 @@
                 <w:sz w:val="18"/>
                 <w:szCs w:val="18"/>
               </w:rPr>
-              <w:t xml:space="preserve">Usuario.verificar_contrasena(); ClienteRepositorio.buscar_por_correo()</w:t>
+              <w:t>Usuario.verificar_contrasena(); ClienteRepositorio.buscar_por_correo()</w:t>
             </w:r>
           </w:p>
         </w:tc>
@@ -7339,7 +8044,7 @@
                 <w:sz w:val="18"/>
                 <w:szCs w:val="18"/>
               </w:rPr>
-              <w:t xml:space="preserve">Reserva.crear(); fecha_emision, cantidad_personas, total</w:t>
+              <w:t>Reserva.crear(); fecha_emision, cantidad_personas, total</w:t>
             </w:r>
           </w:p>
         </w:tc>
@@ -7428,7 +8133,7 @@
                 <w:sz w:val="18"/>
                 <w:szCs w:val="18"/>
               </w:rPr>
-              <w:t xml:space="preserve">Paquete.cupo_disponible(); Reserva.crear()</w:t>
+              <w:t>Paquete.cupo_disponible(); Reserva.crear()</w:t>
             </w:r>
           </w:p>
         </w:tc>
@@ -7703,7 +8408,7 @@
                 <w:sz w:val="18"/>
                 <w:szCs w:val="18"/>
               </w:rPr>
-              <w:t xml:space="preserve">Usuario.hash_contrasena (sin contraseña en claro)</w:t>
+              <w:t>Usuario.hash_contrasena (sin contraseña en claro)</w:t>
             </w:r>
           </w:p>
         </w:tc>
@@ -7792,7 +8497,7 @@
                 <w:sz w:val="18"/>
                 <w:szCs w:val="18"/>
               </w:rPr>
-              <w:t xml:space="preserve">Cliente.datos_publicos(); rut y telefono privados</w:t>
+              <w:t>Cliente.datos_publicos(); rut y telefono privados</w:t>
             </w:r>
           </w:p>
         </w:tc>
@@ -8067,7 +8772,7 @@
                 <w:sz w:val="18"/>
                 <w:szCs w:val="18"/>
               </w:rPr>
-              <w:t xml:space="preserve">calcular_precio(), esta_vencido(), cupo_disponible(), Reserva.crear()</w:t>
+              <w:t>calcular_precio(), esta_vencido(), cupo_disponible(), Reserva.crear()</w:t>
             </w:r>
           </w:p>
         </w:tc>
@@ -8093,7 +8798,6 @@
                 <w:sz w:val="18"/>
                 <w:szCs w:val="18"/>
               </w:rPr>
-              <w:lastRenderedPageBreak/>
               <w:t>RNF-06</w:t>
             </w:r>
           </w:p>
@@ -8205,7 +8909,6 @@
           <w:sz w:val="28"/>
           <w:szCs w:val="28"/>
         </w:rPr>
-        <w:lastRenderedPageBreak/>
         <w:t>4. Metodología de trabajo ágil</w:t>
       </w:r>
       <w:bookmarkEnd w:id="10"/>
@@ -8215,7 +8918,7 @@
         <w:spacing w:after="120"/>
       </w:pPr>
       <w:r>
-        <w:t xml:space="preserve">Esta sección se redactó de nuevo el 1 de octubre de 2026, descartando el cronograma anterior (que llegaba solo hasta el 23-30 de septiembre y ya no correspondía a la fecha real de reinicio del proyecto): roles, Product Backlog y Sprint Backlog se definen aquí a partir de los requerimientos vigentes (FR-01 a FR-15, RNF-01 a RNF-06) y del calendario real que queda hasta la entrega del 5 de octubre de 2026.</w:t>
+        <w:t>Esta sección se redactó de nuevo el 1 de octubre de 2026, descartando el cronograma anterior (que llegaba solo hasta el 23-30 de septiembre y ya no correspondía a la fecha real de reinicio del proyecto): roles, Product Backlog y Sprint Backlog se definen aquí a partir de los requerimientos vigentes (FR-01 a FR-15, RNF-01 a RNF-06) y del calendario real que queda hasta la entrega del 5 de octubre de 2026.</w:t>
       </w:r>
     </w:p>
     <w:p>
@@ -8241,7 +8944,7 @@
         <w:spacing w:after="120"/>
       </w:pPr>
       <w:r>
-        <w:t xml:space="preserve">Logan Silva es el Líder de Proyecto, rol definido en la guía de evaluación: coordina las actividades del equipo, gestiona las reuniones de seguimiento, supervisa el cumplimiento de tareas y mantiene la comunicación con el docente. El equipo interpreta además el rol de Product Owner a partir del propio caso (las necesidades de los tres socios de Viajes Aventura), consolidado y priorizado por el Líder de Proyecto. La responsabilidad técnica se divide en dos franjas verticales por flujo de negocio: Camilo Sepúlveda cubre el lado de catálogo (Destinos alimenta a Paquetes), y Logan Silva cubre el lado de operación con el cliente (Clientes y seguridad alimenta a Reservas, que depende de la autenticación):</w:t>
+        <w:t>Logan Silva es el Líder de Proyecto, rol definido en la guía de evaluación: coordina las actividades del equipo, gestiona las reuniones de seguimiento, supervisa el cumplimiento de tareas y mantiene la comunicación con el docente. El equipo interpreta además el rol de Product Owner a partir del propio caso (las necesidades de los tres socios de Viajes Aventura), consolidado y priorizado por el Líder de Proyecto. La responsabilidad técnica se divide en dos franjas verticales por flujo de negocio: Camilo Sepúlveda cubre el lado de catálogo (Destinos alimenta a Paquetes), y Logan Silva cubre el lado de operación con el cliente (Clientes y seguridad alimenta a Reservas, que depende de la autenticación):</w:t>
       </w:r>
     </w:p>
     <w:tbl>
@@ -8395,7 +9098,7 @@
           </w:tcPr>
           <w:p>
             <w:r>
-              <w:t xml:space="preserve">Líder de Proyecto + Developer</w:t>
+              <w:t>Líder de Proyecto + Developer</w:t>
             </w:r>
           </w:p>
         </w:tc>
@@ -8519,7 +9222,7 @@
           <w:sz w:val="22"/>
           <w:szCs w:val="22"/>
         </w:rPr>
-        <w:t xml:space="preserve">4.2 Product Backlog</w:t>
+        <w:t>4.2 Product Backlog</w:t>
       </w:r>
       <w:bookmarkEnd w:id="12"/>
     </w:p>
@@ -9191,7 +9894,6 @@
                 <w:bCs/>
                 <w:color w:val="FFFFFF"/>
               </w:rPr>
-              <w:lastRenderedPageBreak/>
               <w:t>Sprint</w:t>
             </w:r>
           </w:p>
@@ -9552,7 +10254,7 @@
         <w:spacing w:after="120"/>
       </w:pPr>
       <w:r>
-        <w:t xml:space="preserve">Los Sprints 0, 1 y 2 se completaron al 1 de octubre (ver Cambios 3 a 11 en VALIDACION_IA.md): los 4 dominios, la integración de extremo a extremo, la revisión de seguridad y el frontend React/Vite están implementados y probados. El Sprint 2 se repartió entre Camilo Sepúlveda, quien integró los dominios y revisó la seguridad, y Logan Silva, quien construyó el frontend sobre las rutas existentes.</w:t>
+        <w:t>Los Sprints 0, 1 y 2 se completaron al 1 de octubre (ver Cambios 3 a 11 en VALIDACION_IA.md): los 4 dominios, la integración de extremo a extremo, la revisión de seguridad y el frontend React/Vite están implementados y probados. El Sprint 2 se repartió entre Camilo Sepúlveda, quien integró los dominios y revisó la seguridad, y Logan Silva, quien construyó el frontend sobre las rutas existentes.</w:t>
       </w:r>
     </w:p>
     <w:p>
@@ -9599,7 +10301,7 @@
         <w:spacing w:after="120"/>
       </w:pPr>
       <w:r>
-        <w:t xml:space="preserve">El sistema se divide en backend (Python 3 + FastAPI, carpeta backend/app/) y frontend (React + Vite, carpeta frontend/), comunicados exclusivamente por una API REST/JSON — el frontend no accede a la base de datos directamente (RNF-05). Se eligió FastAPI sobre Flask porque valida automáticamente cada entrada con Pydantic (relevante para FR-01, FR-05, FR-12), y genera documentación interactiva (/docs) útil para probar la API antes de tener frontend.</w:t>
+        <w:t>El sistema se divide en backend (Python 3 + FastAPI, carpeta backend/app/) y frontend (React + Vite, carpeta frontend/), comunicados exclusivamente por una API REST/JSON — el frontend no accede a la base de datos directamente (RNF-05). Se eligió FastAPI sobre Flask porque valida automáticamente cada entrada con Pydantic (relevante para FR-01, FR-05, FR-12), y genera documentación interactiva (/docs) útil para probar la API antes de tener frontend.</w:t>
       </w:r>
     </w:p>
     <w:p>
@@ -9607,7 +10309,7 @@
         <w:spacing w:after="120"/>
       </w:pPr>
       <w:r>
-        <w:t xml:space="preserve">Para la entrega se compila el frontend (npm run build) directamente a backend/static/, y FastAPI sirve ese build como archivos estáticos desde el mismo puerto que la API (RNF-06): quien evalúa levanta el sistema completo con un solo comando (uvicorn app.main:app), sin instalar Node ni configurar CORS. Durante el desarrollo, el equipo sigue usando dos procesos separados (uvicorn + npm run dev con proxy) para mantener la recarga en caliente de React. El frontend (frontend/src/) usa react-router-dom para las rutas (catálogo público, detalle de paquete, registro/login de cliente, historial de reservas, y login/CRUD de administrador) y un contexto de autenticación (auth.jsx) que guarda el token y el rol en localStorage, igual que hace el backend: el rol que decide qué puede hacer un usuario sale siempre del token, nunca de lo que el frontend decide mostrar.</w:t>
+        <w:t>Para la entrega se compila el frontend (npm run build) directamente a backend/static/, y FastAPI sirve ese build como archivos estáticos desde el mismo puerto que la API (RNF-06): quien evalúa levanta el sistema completo con un solo comando (uvicorn app.main:app), sin instalar Node ni configurar CORS. Durante el desarrollo, el equipo sigue usando dos procesos separados (uvicorn + npm run dev con proxy) para mantener la recarga en caliente de React. El frontend (frontend/src/) usa react-router-dom para las rutas (catálogo público, detalle de paquete, registro/login de cliente, historial de reservas, y login/CRUD de administrador) y un contexto de autenticación (auth.jsx) que guarda el token y el rol en localStorage, igual que hace el backend: el rol que decide qué puede hacer un usuario sale siempre del token, nunca de lo que el frontend decide mostrar.</w:t>
       </w:r>
     </w:p>
     <w:p>
@@ -9633,7 +10335,7 @@
         <w:spacing w:after="120"/>
       </w:pPr>
       <w:r>
-        <w:t xml:space="preserve">La persistencia usa sqlite3 de la librería estándar de Python (sin ORM). El esquema está en backend/app/database.py y se crea al iniciar la API. Cada tabla corresponde a una clase del modelo de dominio (Figura 5), salvo paquete_destinos, que materializa la agregación Paquete–Destino. Las restricciones de columna expresan las reglas que dependen solo de la forma de una fila:</w:t>
+        <w:t>La persistencia usa sqlite3 de la librería estándar de Python (sin ORM). El esquema está en backend/app/database.py y se crea al iniciar la API. Cada tabla corresponde a una clase del modelo de dominio (Figura 5), salvo paquete_destinos, que materializa la agregación Paquete–Destino. Las restricciones de columna expresan las reglas que dependen solo de la forma de una fila:</w:t>
       </w:r>
     </w:p>
     <w:tbl>
@@ -9756,7 +10458,7 @@
                 <w:sz w:val="18"/>
                 <w:szCs w:val="18"/>
               </w:rPr>
-              <w:t xml:space="preserve">R1 (nombre UNIQUE sin distinguir mayúsculas), R2 (costo_base &gt; 0), duración &gt; 0, R8 (columna disponible)</w:t>
+              <w:t>R1 (nombre UNIQUE sin distinguir mayúsculas), R2 (costo_base &gt; 0), duración &gt; 0, R8 (columna disponible)</w:t>
             </w:r>
           </w:p>
         </w:tc>
@@ -9805,7 +10507,7 @@
                 <w:sz w:val="18"/>
                 <w:szCs w:val="18"/>
               </w:rPr>
-              <w:t xml:space="preserve">R5 (cupo_maximo &gt; 0; fecha_regreso &gt; fecha_salida), R6 (margen ≥ 0), R7 (precio_por_persona), S2 (estado BORRADOR o PUBLICADO)</w:t>
+              <w:t>R5 (cupo_maximo &gt; 0; fecha_regreso &gt; fecha_salida), R6 (margen ≥ 0), R7 (precio_por_persona), S2 (estado BORRADOR o PUBLICADO)</w:t>
             </w:r>
           </w:p>
         </w:tc>
@@ -9831,7 +10533,6 @@
                 <w:sz w:val="18"/>
                 <w:szCs w:val="18"/>
               </w:rPr>
-              <w:lastRenderedPageBreak/>
               <w:t>paquete_destinos</w:t>
             </w:r>
           </w:p>
@@ -9853,7 +10554,7 @@
                 <w:sz w:val="18"/>
                 <w:szCs w:val="18"/>
               </w:rPr>
-              <w:t xml:space="preserve">R3 y R4: relación N:N; la clave primaria (paquete_id, destino_id) impide repetir un destino en un paquete, y la clave foránea impide borrar un destino usado en algún paquete</w:t>
+              <w:t>R3 y R4: relación N:N; la clave primaria (paquete_id, destino_id) impide repetir un destino en un paquete, y la clave foránea impide borrar un destino usado en algún paquete</w:t>
             </w:r>
           </w:p>
         </w:tc>
@@ -9949,7 +10650,7 @@
                 <w:sz w:val="18"/>
                 <w:szCs w:val="18"/>
               </w:rPr>
-              <w:t xml:space="preserve">S1 (correo UNIQUE), R10 (hash_contrasena). No hay registro público: se crean desde la consola con python -m app.crear_administrador</w:t>
+              <w:t>S1 (correo UNIQUE), R10 (hash_contrasena). No hay registro público: se crean desde la consola con python -m app.crear_administrador</w:t>
             </w:r>
           </w:p>
         </w:tc>
@@ -9998,7 +10699,7 @@
                 <w:sz w:val="18"/>
                 <w:szCs w:val="18"/>
               </w:rPr>
-              <w:t xml:space="preserve">R12 (cliente, paquete y fecha de emisión), R13 (total), R16 (cantidad_personas ≥ 1)</w:t>
+              <w:t>R12 (cliente, paquete y fecha de emisión), R13 (total), R16 (cantidad_personas ≥ 1)</w:t>
             </w:r>
           </w:p>
         </w:tc>
@@ -10262,7 +10963,7 @@
                 <w:sz w:val="18"/>
                 <w:szCs w:val="18"/>
               </w:rPr>
-              <w:t xml:space="preserve">Listar el catálogo (filtro opcional solo_disponibles)</w:t>
+              <w:t>Listar el catálogo (filtro opcional solo_disponibles)</w:t>
             </w:r>
           </w:p>
         </w:tc>
@@ -12020,7 +12721,6 @@
                 <w:sz w:val="18"/>
                 <w:szCs w:val="18"/>
               </w:rPr>
-              <w:lastRenderedPageBreak/>
               <w:t>POST</w:t>
             </w:r>
           </w:p>
@@ -12461,7 +13161,13 @@
         <w:spacing w:after="120"/>
       </w:pPr>
       <w:r>
-        <w:t>Calidad: 131 pruebas automatizadas (pytest), unitarias del dominio y de la API sobre SQLite real. Además de cubrir cada regla de R1 a R17 y casos borde (redondeo del precio, margen NaN, nombres con distinta capitalización, intento de inyección SQL, token firmado con otra clave, contraseña de más de 72 bytes), incluyen una prueba de integración que recorre el caso completo con los 4 dominios (test_integracion.py), una prueba de 20 reservas simultáneas sobre un cupo de 5 (test_concurrencia.py) y las pruebas de autorización por rol. Para comprobar que las pruebas detectan errores reales se desactivaron a propósito R7, R8 y cada una de las correcciones de seguridad de la sección 7.3; en todos los casos fallaron las pruebas correspondientes.</w:t>
+        <w:t xml:space="preserve">Calidad: </w:t>
+      </w:r>
+      <w:r>
+        <w:t>133 pruebas</w:t>
+      </w:r>
+      <w:r>
+        <w:t xml:space="preserve"> automatizadas (pytest), unitarias del dominio y de la API sobre SQLite real. Además de cubrir cada regla de R1 a R17 y casos borde (redondeo del precio, margen NaN, nombres con distinta capitalización, intento de inyección SQL, token firmado con otra clave, contraseña de más de 72 bytes), incluyen una prueba de integración que recorre el caso completo con los 4 dominios (test_integracion.py), una prueba de 20 reservas simultáneas sobre un cupo de 5 (test_concurrencia.py) y las pruebas de autorización por rol. Para comprobar que las pruebas detectan errores reales se desactivaron a propósito R7, R8 y cada una de las correcciones de seguridad de la sección 7.3; en todos los casos fallaron las pruebas correspondientes.</w:t>
       </w:r>
     </w:p>
     <w:p>
@@ -12498,7 +13204,6 @@
           <w:sz w:val="28"/>
           <w:szCs w:val="28"/>
         </w:rPr>
-        <w:lastRenderedPageBreak/>
         <w:t>6. Justificación técnica y uso crítico de herramientas de IA</w:t>
       </w:r>
       <w:bookmarkEnd w:id="18"/>
@@ -12636,7 +13341,7 @@
                 <w:sz w:val="18"/>
                 <w:szCs w:val="18"/>
               </w:rPr>
-              <w:t xml:space="preserve">Framework de backend</w:t>
+              <w:t>Framework de backend</w:t>
             </w:r>
           </w:p>
         </w:tc>
@@ -12657,7 +13362,7 @@
                 <w:sz w:val="18"/>
                 <w:szCs w:val="18"/>
               </w:rPr>
-              <w:t xml:space="preserve">Flask vs. FastAPI</w:t>
+              <w:t>Flask vs. FastAPI</w:t>
             </w:r>
           </w:p>
         </w:tc>
@@ -12678,7 +13383,7 @@
                 <w:sz w:val="18"/>
                 <w:szCs w:val="18"/>
               </w:rPr>
-              <w:t xml:space="preserve">Se adoptó FastAPI por la validación automática de tipos con Pydantic y la documentación interactiva (/docs).</w:t>
+              <w:t>Se adoptó FastAPI por la validación automática de tipos con Pydantic y la documentación interactiva (/docs).</w:t>
             </w:r>
           </w:p>
         </w:tc>
@@ -12749,7 +13454,7 @@
                 <w:sz w:val="18"/>
                 <w:szCs w:val="18"/>
               </w:rPr>
-              <w:t xml:space="preserve">Se adoptó servidor único (FastAPI sirve el build de React) para que la evaluación no dependa de instalar Node ni configurar CORS.</w:t>
+              <w:t>Se adoptó servidor único (FastAPI sirve el build de React) para que la evaluación no dependa de instalar Node ni configurar CORS.</w:t>
             </w:r>
           </w:p>
         </w:tc>
@@ -12823,7 +13528,7 @@
                 <w:sz w:val="18"/>
                 <w:szCs w:val="18"/>
               </w:rPr>
-              <w:t xml:space="preserve">Se adoptó Vite por ser el estándar vigente (CRA está deprecado) y por su configuración más simple de proxy/build para el patrón de servidor único.</w:t>
+              <w:t>Se adoptó Vite por ser el estándar vigente (CRA está deprecado) y por su configuración más simple de proxy/build para el patrón de servidor único.</w:t>
             </w:r>
           </w:p>
         </w:tc>
@@ -12941,7 +13646,7 @@
                 <w:sz w:val="18"/>
                 <w:szCs w:val="18"/>
               </w:rPr>
-              <w:t xml:space="preserve">En las rutas de FastAPI, en los esquemas Pydantic o en las clases de dominio</w:t>
+              <w:t>En las rutas de FastAPI, en los esquemas Pydantic o en las clases de dominio</w:t>
             </w:r>
           </w:p>
         </w:tc>
@@ -12962,7 +13667,7 @@
                 <w:sz w:val="18"/>
                 <w:szCs w:val="18"/>
               </w:rPr>
-              <w:t xml:space="preserve">Se adoptó el dominio como única fuente de verdad, fiel al diagrama de clases y a RNF-05. Pydantic valida solo tipos y largos, para que una regla no quede duplicada en dos capas que puedan contradecirse.</w:t>
+              <w:t>Se adoptó el dominio como única fuente de verdad, fiel al diagrama de clases y a RNF-05. Pydantic valida solo tipos y largos, para que una regla no quede duplicada en dos capas que puedan contradecirse.</w:t>
             </w:r>
           </w:p>
         </w:tc>
@@ -13011,7 +13716,7 @@
                 <w:sz w:val="18"/>
                 <w:szCs w:val="18"/>
               </w:rPr>
-              <w:t xml:space="preserve">float directo vs. Decimal con redondeo explícito</w:t>
+              <w:t>float directo vs. Decimal con redondeo explícito</w:t>
             </w:r>
           </w:p>
         </w:tc>
@@ -13033,7 +13738,7 @@
                 <w:sz w:val="18"/>
                 <w:szCs w:val="18"/>
               </w:rPr>
-              <w:t xml:space="preserve">Se adoptó Decimal con redondeo a peso entero (S6): con float, 83.000 × 1,15 da 95.449,999… y al truncar se cobraría un peso menos (95.449 en vez de 95.450). Además, se rechaza un margen NaN o infinito, que la comparación «margen ≥ 0» no detecta.</w:t>
+              <w:t>Se adoptó Decimal con redondeo a peso entero (S6): con float, 83.000 × 1,15 da 95.449,999… y al truncar se cobraría un peso menos (95.449 en vez de 95.450). Además, se rechaza un margen NaN o infinito, que la comparación «margen ≥ 0» no detecta.</w:t>
             </w:r>
           </w:p>
         </w:tc>
@@ -13080,7 +13785,7 @@
                 <w:sz w:val="18"/>
                 <w:szCs w:val="18"/>
               </w:rPr>
-              <w:t xml:space="preserve">httpx vs. httpx2</w:t>
+              <w:t>httpx vs. httpx2</w:t>
             </w:r>
           </w:p>
         </w:tc>
@@ -13101,7 +13806,7 @@
                 <w:sz w:val="18"/>
                 <w:szCs w:val="18"/>
               </w:rPr>
-              <w:t xml:space="preserve">La versión instalada de Starlette marca httpx como obsoleto para TestClient; se cambió a httpx2 y se verificó que las 49 pruebas siguen pasando sin advertencias.</w:t>
+              <w:t>La versión instalada de Starlette marca httpx como obsoleto para TestClient; se cambió a httpx2 y se verificó que las 49 pruebas siguen pasando sin advertencias.</w:t>
             </w:r>
           </w:p>
         </w:tc>
@@ -13156,7 +13861,7 @@
                 <w:szCs w:val="18"/>
                 <w:lang w:val="en-US"/>
               </w:rPr>
-              <w:t xml:space="preserve">passlib[bcrypt] vs. bcrypt directo</w:t>
+              <w:t>passlib[bcrypt] vs. bcrypt directo</w:t>
             </w:r>
           </w:p>
         </w:tc>
@@ -13178,7 +13883,7 @@
                 <w:sz w:val="18"/>
                 <w:szCs w:val="18"/>
               </w:rPr>
-              <w:t xml:space="preserve">Se intentó passlib[bcrypt] (sugerido en la sección 7.1 original) y falló con AttributeError: module ‘bcrypt’ has no attribute ‘__about__’ — passlib 1.7.4 (sin actualizaciones desde 2020) no es compatible con bcrypt ≥ 4.1. Se cambió a la librería bcrypt directamente, manteniendo el mismo algoritmo y factor de costo.</w:t>
+              <w:t>Se intentó passlib[bcrypt] (sugerido en la sección 7.1 original) y falló con AttributeError: module ‘bcrypt’ has no attribute ‘__about__’ — passlib 1.7.4 (sin actualizaciones desde 2020) no es compatible con bcrypt ≥ 4.1. Se cambió a la librería bcrypt directamente, manteniendo el mismo algoritmo y factor de costo.</w:t>
             </w:r>
           </w:p>
         </w:tc>
@@ -13275,7 +13980,6 @@
                 <w:sz w:val="18"/>
                 <w:szCs w:val="18"/>
               </w:rPr>
-              <w:lastRenderedPageBreak/>
               <w:t>Autorización del catálogo</w:t>
             </w:r>
           </w:p>
@@ -13318,7 +14022,7 @@
                 <w:sz w:val="18"/>
                 <w:szCs w:val="18"/>
               </w:rPr>
-              <w:t xml:space="preserve">Se adoptó el rol de administrador: el supuesto S1, RNF-03 y el diagrama de clases (Usuario → Cliente / Administrador, puede_gestionar_catalogo()) ya lo modelaban, y sin él cualquier persona podía borrar el catálogo sin iniciar sesión. Se implementó con herencia y polimorfismo, como en la Figura 5.</w:t>
+              <w:t>Se adoptó el rol de administrador: el supuesto S1, RNF-03 y el diagrama de clases (Usuario → Cliente / Administrador, puede_gestionar_catalogo()) ya lo modelaban, y sin él cualquier persona podía borrar el catálogo sin iniciar sesión. Se implementó con herencia y polimorfismo, como en la Figura 5.</w:t>
             </w:r>
           </w:p>
         </w:tc>
@@ -13367,7 +14071,7 @@
                 <w:sz w:val="18"/>
                 <w:szCs w:val="18"/>
               </w:rPr>
-              <w:t xml:space="preserve">Solo análisis estático (SonarCloud) vs. ataques medidos contra el servidor real más Bandit, pip-audit y SonarLint</w:t>
+              <w:t>Solo análisis estático (SonarCloud) vs. ataques medidos contra el servidor real más Bandit, pip-audit y SonarLint</w:t>
             </w:r>
           </w:p>
         </w:tc>
@@ -13416,7 +14120,7 @@
                 <w:sz w:val="18"/>
                 <w:szCs w:val="18"/>
               </w:rPr>
-              <w:t xml:space="preserve">Servir el frontend compilado</w:t>
+              <w:t>Servir el frontend compilado</w:t>
             </w:r>
           </w:p>
         </w:tc>
@@ -13460,7 +14164,7 @@
                 <w:sz w:val="18"/>
                 <w:szCs w:val="18"/>
               </w:rPr>
-              <w:t xml:space="preserve">StaticFiles(html=True) sirve index.html en “/” pero responde 404 ante una ruta propia de React Router (ej. /admin, /paquetes/3) porque no existe un archivo con ese nombre; se reprodujo navegando directo a esas URLs sobre el build servido. Se reemplazó por una ruta comodín (“/{ruta_spa:path}”) que sirve el archivo estático si existe y si no, index.html, dejando que react-router resuelva la ruta en el navegador.</w:t>
+              <w:t>StaticFiles(html=True) sirve index.html en “/” pero responde 404 ante una ruta propia de React Router (ej. /admin, /paquetes/3) porque no existe un archivo con ese nombre; se reprodujo navegando directo a esas URLs sobre el build servido. Se reemplazó por una ruta comodín (“/{ruta_spa:path}”) que sirve el archivo estático si existe y si no, index.html, dejando que react-router resuelva la ruta en el navegador.</w:t>
             </w:r>
           </w:p>
         </w:tc>
@@ -13513,7 +14217,6 @@
           <w:sz w:val="28"/>
           <w:szCs w:val="28"/>
         </w:rPr>
-        <w:lastRenderedPageBreak/>
         <w:t>7. Seguridad</w:t>
       </w:r>
       <w:bookmarkEnd w:id="19"/>
@@ -13523,7 +14226,7 @@
         <w:spacing w:after="120"/>
       </w:pPr>
       <w:r>
-        <w:t xml:space="preserve">Esta sección describe los mecanismos de seguridad implementados en los Sprints 1 y 2 —diseñados antes de escribir código, por instrucción del profesor— con precisión de librería, algoritmo y parámetro, y el resultado de la revisión de seguridad del sistema integrado (7.3).</w:t>
+        <w:t>Esta sección describe los mecanismos de seguridad implementados en los Sprints 1 y 2 —diseñados antes de escribir código, por instrucción del profesor— con precisión de librería, algoritmo y parámetro, y el resultado de la revisión de seguridad del sistema integrado (7.3).</w:t>
       </w:r>
     </w:p>
     <w:p>
@@ -13664,7 +14367,7 @@
                 <w:sz w:val="18"/>
                 <w:szCs w:val="18"/>
               </w:rPr>
-              <w:t xml:space="preserve">bcrypt (PyPI oficial), factor de costo 12, usado directamente sin passlib: su última versión (1.7.4) es incompatible con bcrypt ≥ 4.1 (ver sección 6). Se descarta cualquier hash reversible o sin salt (MD5, SHA-256 plano).</w:t>
+              <w:t>bcrypt (PyPI oficial), factor de costo 12, usado directamente sin passlib: su última versión (1.7.4) es incompatible con bcrypt ≥ 4.1 (ver sección 6). Se descarta cualquier hash reversible o sin salt (MD5, SHA-256 plano).</w:t>
             </w:r>
           </w:p>
         </w:tc>
@@ -13713,7 +14416,7 @@
                 <w:sz w:val="18"/>
                 <w:szCs w:val="18"/>
               </w:rPr>
-              <w:t xml:space="preserve">PyJWT (PyPI oficial), algoritmo HS256 fijado al decodificar (se rechaza un token sin firma, con algoritmo «none»), expiración de 30 minutos. La clave secreta se lee de la variable de entorno JWT_SECRET, nunca escrita en el código, y debe tener al menos 32 bytes (256 bits); si falta o es más corta, la aplicación no arranca y lo indica (sección 6).</w:t>
+              <w:t>PyJWT (PyPI oficial), algoritmo HS256 fijado al decodificar (se rechaza un token sin firma, con algoritmo «none»), expiración de 30 minutos. La clave secreta se lee de la variable de entorno JWT_SECRET, nunca escrita en el código, y debe tener al menos 32 bytes (256 bits); si falta o es más corta, la aplicación no arranca y lo indica (sección 6).</w:t>
             </w:r>
           </w:p>
         </w:tc>
@@ -13809,7 +14512,7 @@
                 <w:sz w:val="18"/>
                 <w:szCs w:val="18"/>
               </w:rPr>
-              <w:t xml:space="preserve">Ante un correo inexistente o una contraseña incorrecta la API responde el mismo mensaje genérico y tarda lo mismo: si el correo no existe, igual se ejecuta una verificación bcrypt contra un hash ficticio. Sin esto, la diferencia de tiempo (2 ms contra 214 ms) revelaba qué correos están registrados (sección 7.3).</w:t>
+              <w:t>Ante un correo inexistente o una contraseña incorrecta la API responde el mismo mensaje genérico y tarda lo mismo: si el correo no existe, igual se ejecuta una verificación bcrypt contra un hash ficticio. Sin esto, la diferencia de tiempo (2 ms contra 214 ms) revelaba qué correos están registrados (sección 7.3).</w:t>
             </w:r>
           </w:p>
         </w:tc>
@@ -13856,7 +14559,7 @@
                 <w:sz w:val="18"/>
                 <w:szCs w:val="18"/>
               </w:rPr>
-              <w:t xml:space="preserve">Reservar y consultar reservas exige un token de cliente; el cliente_id sale del token, nunca de un parámetro (R11). Las rutas que modifican el catálogo exigen un usuario que pueda gestionarlo: se le pregunta puede_gestionar_catalogo() (polimorfismo) en vez de revisar su tipo (S1, RNF-03).</w:t>
+              <w:t>Reservar y consultar reservas exige un token de cliente; el cliente_id sale del token, nunca de un parámetro (R11). Las rutas que modifican el catálogo exigen un usuario que pueda gestionarlo: se le pregunta puede_gestionar_catalogo() (polimorfismo) en vez de revisar su tipo (S1, RNF-03).</w:t>
             </w:r>
           </w:p>
         </w:tc>
@@ -13905,7 +14608,7 @@
                 <w:sz w:val="18"/>
                 <w:szCs w:val="18"/>
               </w:rPr>
-              <w:t xml:space="preserve">No hay registro público de administradores: se crean desde la consola (python -m app.crear_administrador), que pide la contraseña mostrando un asterisco por carácter, exige al menos 12 caracteres y nunca la recibe por la línea de comandos, donde quedaría en el historial.</w:t>
+              <w:t>No hay registro público de administradores: se crean desde la consola (python -m app.crear_administrador), que pide la contraseña mostrando un asterisco por carácter, exige al menos 12 caracteres y nunca la recibe por la línea de comandos, donde quedaría en el historial.</w:t>
             </w:r>
           </w:p>
         </w:tc>
@@ -13952,7 +14655,7 @@
         <w:spacing w:after="60"/>
       </w:pPr>
       <w:r>
-        <w:t xml:space="preserve">Los modelos de respuesta (Pydantic) de Cliente excluyen rut y telefono en cualquier listado administrativo; solo el propio cliente autenticado los ve al consultar su perfil.</w:t>
+        <w:t>Los modelos de respuesta (Pydantic) de Cliente excluyen rut y telefono en cualquier listado administrativo; solo el propio cliente autenticado los ve al consultar su perfil.</w:t>
       </w:r>
     </w:p>
     <w:p>
@@ -13965,7 +14668,7 @@
         <w:spacing w:after="60"/>
       </w:pPr>
       <w:r>
-        <w:t xml:space="preserve">Los mensajes de error de validación (ej. RUT con formato inválido) nunca repiten el valor recibido cuando el campo es rut o telefono, para no filtrarlo en un log de errores del servidor.</w:t>
+        <w:t>Los mensajes de error de validación (ej. RUT con formato inválido) nunca repiten el valor recibido cuando el campo es rut o telefono, para no filtrarlo en un log de errores del servidor.</w:t>
       </w:r>
     </w:p>
     <w:p>
@@ -13978,7 +14681,7 @@
         <w:spacing w:after="60"/>
       </w:pPr>
       <w:r>
-        <w:t xml:space="preserve">La contraseña no se registra en ningún log, ni siquiera ya hasheada; solo se calcula en memoria para comparar y se descarta.</w:t>
+        <w:t>La contraseña no se registra en ningún log, ni siquiera ya hasheada; solo se calcula en memoria para comparar y se descarta.</w:t>
       </w:r>
     </w:p>
     <w:p>
@@ -14023,9 +14726,7 @@
         <w:spacing w:after="120"/>
       </w:pPr>
       <w:r>
-        <w:t xml:space="preserve">La revisión se hizo el 1 de octubre, con los 4 dominios ya integrados, combinando revisión manual, ataques contra el servidor en ejecución, Bandit, pip-audit y SonarCloud. SonarCloud analizó el commit </w:t>
-        <w:lastRenderedPageBreak/>
-        <w:t xml:space="preserve">5c495d17 con Quality Gate aprobado y 0 issues en New Code; Bandit cubre las reglas de inyección SQL, secretos y manejo de excepciones de la checklist. Hallazgos y correcciones:</w:t>
+        <w:t>La revisión se hizo el 1 de octubre, con los 4 dominios ya integrados, combinando revisión manual, ataques contra el servidor en ejecución, Bandit, pip-audit y SonarCloud. SonarCloud analizó el commit 5c495d17 con Quality Gate aprobado y 0 issues en New Code; Bandit cubre las reglas de inyección SQL, secretos y manejo de excepciones de la checklist. Hallazgos y correcciones:</w:t>
       </w:r>
     </w:p>
     <w:tbl>
@@ -14607,7 +15308,7 @@
                 <w:sz w:val="18"/>
                 <w:szCs w:val="18"/>
               </w:rPr>
-              <w:t xml:space="preserve">Verificar contra un hash bcrypt ficticio cuando el correo no existe.</w:t>
+              <w:t>Verificar contra un hash bcrypt ficticio cuando el correo no existe.</w:t>
             </w:r>
           </w:p>
         </w:tc>
@@ -14629,7 +15330,7 @@
                 <w:sz w:val="18"/>
                 <w:szCs w:val="18"/>
               </w:rPr>
-              <w:t xml:space="preserve">216 ms contra 220 ms; prueba que cuenta las verificaciones bcrypt.</w:t>
+              <w:t>216 ms contra 220 ms; prueba que cuenta las verificaciones bcrypt.</w:t>
             </w:r>
           </w:p>
         </w:tc>
@@ -14880,7 +15581,7 @@
                 <w:sz w:val="18"/>
                 <w:szCs w:val="18"/>
               </w:rPr>
-              <w:t xml:space="preserve">Contraseña literal en el código (SonarLint S6437)</w:t>
+              <w:t>Contraseña literal en el código (SonarLint S6437)</w:t>
             </w:r>
           </w:p>
         </w:tc>
@@ -14922,7 +15623,7 @@
                 <w:sz w:val="18"/>
                 <w:szCs w:val="18"/>
               </w:rPr>
-              <w:t xml:space="preserve">SonarLint marcó el texto usado para generar el hash ficticio del hallazgo de enumeración.</w:t>
+              <w:t>SonarLint marcó el texto usado para generar el hash ficticio del hallazgo de enumeración.</w:t>
             </w:r>
           </w:p>
         </w:tc>
@@ -14943,7 +15644,7 @@
                 <w:sz w:val="18"/>
                 <w:szCs w:val="18"/>
               </w:rPr>
-              <w:t xml:space="preserve">Se reemplazó por bytes aleatorios (módulo secrets), lo que además impide adivinar el hash ficticio.</w:t>
+              <w:t>Se reemplazó por bytes aleatorios (módulo secrets), lo que además impide adivinar el hash ficticio.</w:t>
             </w:r>
           </w:p>
         </w:tc>
@@ -14964,7 +15665,7 @@
                 <w:sz w:val="18"/>
                 <w:szCs w:val="18"/>
               </w:rPr>
-              <w:t xml:space="preserve">SonarLint sin avisos.</w:t>
+              <w:t>SonarLint sin avisos.</w:t>
             </w:r>
           </w:p>
         </w:tc>
@@ -14980,7 +15681,7 @@
         <w:spacing w:after="80"/>
       </w:pPr>
       <w:r>
-        <w:t xml:space="preserve">Checklist de la revisión:</w:t>
+        <w:t>Checklist de la revisión:</w:t>
       </w:r>
     </w:p>
     <w:p>
@@ -15001,7 +15702,7 @@
         <w:t xml:space="preserve">Inyección SQL: </w:t>
       </w:r>
       <w:r>
-        <w:t xml:space="preserve">todas las consultas usan parámetros (?). Bandit (regla B608) no encontró consultas armadas con texto en 1.270 líneas; como control, sí la detectó en un archivo de prueba con concatenación. Una prueba guarda un nombre con «'); DROP TABLE» y lo recupera literal.</w:t>
+        <w:t>todas las consultas usan parámetros (?). Bandit (regla B608) no encontró consultas armadas con texto en 1.270 líneas; como control, sí la detectó en un archivo de prueba con concatenación. Una prueba guarda un nombre con «'); DROP TABLE» y lo recupera literal.</w:t>
       </w:r>
     </w:p>
     <w:p>
@@ -15022,7 +15723,7 @@
         <w:t xml:space="preserve">Secretos en el código: </w:t>
       </w:r>
       <w:r>
-        <w:t xml:space="preserve">ninguno; la clave JWT solo se lee de JWT_SECRET (Bandit sin hallazgos B105 ni B106).</w:t>
+        <w:t>ninguno; la clave JWT solo se lee de JWT_SECRET (Bandit sin hallazgos B105 ni B106).</w:t>
       </w:r>
     </w:p>
     <w:p>
@@ -15064,7 +15765,7 @@
         <w:t xml:space="preserve">Dependencias: </w:t>
       </w:r>
       <w:r>
-        <w:t xml:space="preserve">pip-audit no encontró vulnerabilidades conocidas en las versiones fijadas en requirements.txt.</w:t>
+        <w:t>pip-audit no encontró vulnerabilidades conocidas en las versiones fijadas en requirements.txt.</w:t>
       </w:r>
     </w:p>
     <w:p>
@@ -15077,9 +15778,7 @@
         <w:spacing w:after="120"/>
       </w:pPr>
       <w:r>
-        <w:t xml:space="preserve">Riesgos aceptados dentro del alcance: (a) el registro de clientes informa «Ya existe un cliente registrado con ese correo», porque R9 exige que el correo sea único y el cliente necesita saberlo; esto permite comprobar si un correo está registrado, pero solo desde el registro, no desde el inicio de sesión. (b) No </w:t>
-        <w:lastRenderedPageBreak/>
-        <w:t xml:space="preserve">hay límite de intentos de inicio de sesión: con bcrypt de costo 12 cada intento tarda unos 200 ms, lo que encarece un ataque de fuerza bruta pero no lo impide; un límite por dirección IP requiere infraestructura fuera del alcance de la primera versión.</w:t>
+        <w:t>Riesgos aceptados dentro del alcance: (a) el registro de clientes informa «Ya existe un cliente registrado con ese correo», porque R9 exige que el correo sea único y el cliente necesita saberlo; esto permite comprobar si un correo está registrado, pero solo desde el registro, no desde el inicio de sesión. (b) No hay límite de intentos de inicio de sesión: con bcrypt de costo 12 cada intento tarda unos 200 ms, lo que encarece un ataque de fuerza bruta pero no lo impide; un límite por dirección IP requiere infraestructura fuera del alcance de la primera versión.</w:t>
       </w:r>
     </w:p>
     <w:p>
@@ -15107,7 +15806,7 @@
         </w:pBdr>
         <w:spacing w:before="240" w:after="120"/>
       </w:pPr>
-      <w:bookmarkStart w:id="990" w:name="_Toc2026900001"/>
+      <w:bookmarkStart w:id="23" w:name="_Toc2026900001"/>
       <w:r>
         <w:rPr>
           <w:b/>
@@ -15118,14 +15817,20 @@
         </w:rPr>
         <w:t>8. Conclusiones</w:t>
       </w:r>
-      <w:bookmarkEnd w:id="990"/>
+      <w:bookmarkEnd w:id="23"/>
     </w:p>
     <w:p>
       <w:pPr>
         <w:spacing w:after="120"/>
       </w:pPr>
       <w:r>
-        <w:t xml:space="preserve">El sistema cumple los requerimientos funcionales (FR-01 a FR-15) y no funcionales (RNF-01 a RNF-06) de la sección 2. La trazabilidad de la sección 3 se mantuvo durante la implementación: cada endpoint y cada regla de negocio se puede rastrear hasta un requerimiento y hasta una prueba automatizada (131 pruebas al cierre).</w:t>
+        <w:t>El sistema cumple los requerimientos funcionales (FR-01 a FR-15) y no funcionales (RNF-01 a RNF-06) de la sección 2. La trazabilidad de la sección 3 se mantuvo durante la implementación: cada endpoint y cada regla de negocio se puede rastrear hasta un requerimiento y hasta una prueba automatizada (</w:t>
+      </w:r>
+      <w:r>
+        <w:t>133 pruebas</w:t>
+      </w:r>
+      <w:r>
+        <w:t xml:space="preserve"> al cierre).</w:t>
       </w:r>
     </w:p>
     <w:p>
@@ -15133,7 +15838,7 @@
         <w:spacing w:after="120"/>
       </w:pPr>
       <w:r>
-        <w:t xml:space="preserve">El aprendizaje técnico más importante fue medir el sistema en ejecución. El análisis estático (Bandit, pip-audit y SonarCloud) no detectó dos fallas graves: la sobreventa de cupo por concurrencia (20 reservas aceptadas con cupo 5) y la enumeración de correos por tiempo de respuesta (214 ms frente a 2 ms). Solo aparecieron al atacar el servidor en ejecución, y se corrigieron con mediciones antes y después.</w:t>
+        <w:t>El aprendizaje técnico más importante fue medir el sistema en ejecución. El análisis estático (Bandit, pip-audit y SonarCloud) no detectó dos fallas graves: la sobreventa de cupo por concurrencia (20 reservas aceptadas con cupo 5) y la enumeración de correos por tiempo de respuesta (214 ms frente a 2 ms). Solo aparecieron al atacar el servidor en ejecución, y se corrigieron con mediciones antes y después.</w:t>
       </w:r>
     </w:p>
     <w:p>
@@ -15141,7 +15846,7 @@
         <w:spacing w:after="120"/>
       </w:pPr>
       <w:r>
-        <w:t xml:space="preserve">El uso de herramientas de IA aceleró el desarrollo, pero cada propuesta se verificó contra las reglas del caso y contra pruebas que fallan si se rompe la regla. Eso dejó decisiones documentadas: el descarte de passlib (incompatible con bcrypt 4.1 o superior), la corrección de una validación de correo que aceptaba dos arrobas tras una revisión posterior y la incorporación de un arranque que exige la clave JWT.</w:t>
+        <w:t>El uso de herramientas de IA aceleró el desarrollo, pero cada propuesta se verificó contra las reglas del caso y contra pruebas que fallan si se rompe la regla. Eso dejó decisiones documentadas: el descarte de passlib (incompatible con bcrypt 4.1 o superior), la corrección de una validación de correo que aceptaba dos arrobas tras una revisión posterior y la incorporación de un arranque que exige la clave JWT.</w:t>
       </w:r>
     </w:p>
     <w:p>
@@ -15153,7 +15858,7 @@
           <w:b/>
           <w:bCs/>
         </w:rPr>
-        <w:t xml:space="preserve">Limitaciones conocidas</w:t>
+        <w:t>Limitaciones conocidas</w:t>
       </w:r>
     </w:p>
     <w:p>
@@ -15166,7 +15871,7 @@
         <w:spacing w:after="60"/>
       </w:pPr>
       <w:r>
-        <w:t xml:space="preserve">La persistencia usa SQLite. En el plan gratuito de Render el disco es efímero: la demo se reinicia cuando el servicio se reinicia.</w:t>
+        <w:t>La persistencia usa SQLite. En el plan gratuito de Render el disco es efímero: la demo se reinicia cuando el servicio se reinicia.</w:t>
       </w:r>
     </w:p>
     <w:p>
@@ -15179,7 +15884,7 @@
         <w:spacing w:after="60"/>
       </w:pPr>
       <w:r>
-        <w:t xml:space="preserve">No hay límite de intentos de inicio de sesión; es un riesgo abierto.</w:t>
+        <w:t>No hay límite de intentos de inicio de sesión; es un riesgo abierto.</w:t>
       </w:r>
     </w:p>
     <w:p>
@@ -15192,7 +15897,7 @@
         <w:spacing w:after="60"/>
       </w:pPr>
       <w:r>
-        <w:t xml:space="preserve">Las reservas no se pueden modificar ni cancelar (supuesto S4 de la sección 3).</w:t>
+        <w:t>Las reservas no se pueden modificar ni cancelar (supuesto S4 de la sección 3).</w:t>
       </w:r>
     </w:p>
     <w:p>
@@ -15205,7 +15910,7 @@
         <w:spacing w:after="60"/>
       </w:pPr>
       <w:r>
-        <w:t xml:space="preserve">La cuenta de administrador de la demo se crea desde variables de entorno. Es aceptable para una demostración, no para producción.</w:t>
+        <w:t>La cuenta de administrador de la demo se crea desde variables de entorno. Es aceptable para una demostración, no para producción.</w:t>
       </w:r>
     </w:p>
     <w:p>
@@ -15217,7 +15922,7 @@
           <w:b/>
           <w:bCs/>
         </w:rPr>
-        <w:t xml:space="preserve">Trabajo futuro</w:t>
+        <w:t>Trabajo futuro</w:t>
       </w:r>
     </w:p>
     <w:p>
@@ -15230,7 +15935,7 @@
         <w:spacing w:after="60"/>
       </w:pPr>
       <w:r>
-        <w:t xml:space="preserve">Límite de intentos y bloqueo temporal en el inicio de sesión.</w:t>
+        <w:t>Límite de intentos y bloqueo temporal en el inicio de sesión.</w:t>
       </w:r>
     </w:p>
     <w:p>
@@ -15243,7 +15948,7 @@
         <w:spacing w:after="60"/>
       </w:pPr>
       <w:r>
-        <w:t xml:space="preserve">Base de datos de servidor (PostgreSQL) con respaldos.</w:t>
+        <w:t>Base de datos de servidor (PostgreSQL) con respaldos.</w:t>
       </w:r>
     </w:p>
     <w:p>
@@ -15256,7 +15961,7 @@
         <w:spacing w:after="60"/>
       </w:pPr>
       <w:r>
-        <w:t xml:space="preserve">Cancelación y modificación de reservas, y el nombre del paquete en el historial del cliente.</w:t>
+        <w:t>Cancelación y modificación de reservas, y el nombre del paquete en el historial del cliente.</w:t>
       </w:r>
     </w:p>
     <w:p>
@@ -15269,17 +15974,95 @@
         <w:spacing w:after="60"/>
       </w:pPr>
       <w:r>
-        <w:t xml:space="preserve">Control de versiones para la edición concurrente del catálogo.</w:t>
+        <w:t>Control de versiones para la edición concurrente del catálogo.</w:t>
       </w:r>
     </w:p>
     <w:p>
       <w:pPr>
-        <w:spacing w:after="120"/>
+        <w:pStyle w:val="Ttulo1"/>
       </w:pPr>
       <w:r>
-        <w:t xml:space="preserve">En síntesis, el sistema es funcional, está probado y desplegado, y deja documentados sus límites y sus decisiones.</w:t>
+        <w:t>En síntesis, el sistema es funcional, está probado y desplegado, y deja documentados sus límites y sus decisiones.</w:t>
       </w:r>
     </w:p>
+    <w:p>
+      <w:pPr>
+        <w:pStyle w:val="Ttulo1"/>
+        <w:pBdr>
+          <w:bottom w:val="single" w:sz="6" w:space="4" w:color="AF2A2A"/>
+        </w:pBdr>
+        <w:spacing w:before="240" w:after="120"/>
+        <w:rPr>
+          <w:b/>
+          <w:bCs/>
+          <w:color w:val="AF2A2A"/>
+          <w:sz w:val="28"/>
+          <w:szCs w:val="28"/>
+        </w:rPr>
+      </w:pPr>
+      <w:r>
+        <w:rPr>
+          <w:b/>
+          <w:bCs/>
+          <w:color w:val="AF2A2A"/>
+          <w:sz w:val="28"/>
+          <w:szCs w:val="28"/>
+        </w:rPr>
+        <w:t>Enlaces del proyecto</w:t>
+      </w:r>
+    </w:p>
+    <w:p>
+      <w:r>
+        <w:t>Repositorio del código: https://github.com/digicamilo-lgtm/viajes_ventura-CS.LS</w:t>
+      </w:r>
+    </w:p>
+    <w:p>
+      <w:r>
+        <w:t>Demostración desplegada: https://viajes-aventura-o5p1.onrender.com</w:t>
+      </w:r>
+    </w:p>
+    <w:p>
+      <w:pPr>
+        <w:pStyle w:val="Ttulo1"/>
+        <w:pBdr>
+          <w:bottom w:val="single" w:sz="6" w:space="4" w:color="AF2A2A"/>
+        </w:pBdr>
+        <w:spacing w:before="240" w:after="120"/>
+        <w:rPr>
+          <w:b/>
+          <w:bCs/>
+          <w:color w:val="AF2A2A"/>
+          <w:sz w:val="28"/>
+          <w:szCs w:val="28"/>
+        </w:rPr>
+      </w:pPr>
+      <w:r>
+        <w:rPr>
+          <w:b/>
+          <w:bCs/>
+          <w:color w:val="AF2A2A"/>
+          <w:sz w:val="28"/>
+          <w:szCs w:val="28"/>
+        </w:rPr>
+        <w:t>Referencias bibliográficas</w:t>
+      </w:r>
+    </w:p>
+    <w:p>
+      <w:r>
+        <w:t>Cuevas Álvarez, A. (2016). Python 3. RA-MA Editorial.</w:t>
+      </w:r>
+    </w:p>
+    <w:p>
+      <w:r>
+        <w:t>Jiménez de Parga, C. (2021). UML: arquitectura de aplicaciones en Java, C++ y Python (1.ª ed.). Ra-Ma.</w:t>
+      </w:r>
+    </w:p>
+    <w:p>
+      <w:r>
+        <w:t>Sánchez Palacio, A. (2025). ChatGPT y OpenAI: desarrollo y uso de herramientas de inteligencia artificial generativa. RA-MA Editorial.</w:t>
+      </w:r>
+    </w:p>
+    <w:p/>
     <w:sectPr>
       <w:headerReference w:type="default" r:id="rId33"/>
       <w:footerReference w:type="default" r:id="rId34"/>

--- a/Informe_Tecnico_Viajes_Aventura.docx
+++ b/Informe_Tecnico_Viajes_Aventura.docx
@@ -156,12 +156,10 @@
     <w:p>
       <w:pPr>
         <w:sectPr>
-          <w:headerReference w:type="even" r:id="rId7"/>
-          <w:headerReference w:type="default" r:id="rId8"/>
-          <w:footerReference w:type="even" r:id="rId9"/>
-          <w:footerReference w:type="default" r:id="rId10"/>
-          <w:headerReference w:type="first" r:id="rId11"/>
-          <w:footerReference w:type="first" r:id="rId12"/>
+          <w:headerReference w:type="default" r:id="rId7"/>
+          <w:footerReference w:type="even" r:id="rId8"/>
+          <w:footerReference w:type="default" r:id="rId9"/>
+          <w:footerReference w:type="first" r:id="rId10"/>
           <w:pgSz w:w="11906" w:h="16838"/>
           <w:pgMar w:top="1440" w:right="1440" w:bottom="1440" w:left="1440" w:header="708" w:footer="708" w:gutter="0"/>
           <w:cols w:space="720"/>
@@ -219,7 +217,7 @@
           <w:r>
             <w:fldChar w:fldCharType="separate"/>
           </w:r>
-          <w:hyperlink w:anchor="_Toc241775405" w:history="1">
+          <w:hyperlink w:anchor="_Toc242127175" w:history="1">
             <w:r>
               <w:rPr>
                 <w:rStyle w:val="Hipervnculo"/>
@@ -245,7 +243,7 @@
               <w:rPr>
                 <w:noProof/>
               </w:rPr>
-              <w:instrText xml:space="preserve"> PAGEREF _Toc241775405 \h </w:instrText>
+              <w:instrText xml:space="preserve"> PAGEREF _Toc242127175 \h </w:instrText>
             </w:r>
             <w:r>
               <w:rPr>
@@ -287,7 +285,7 @@
               <w14:ligatures w14:val="standardContextual"/>
             </w:rPr>
           </w:pPr>
-          <w:hyperlink w:anchor="_Toc241775406" w:history="1">
+          <w:hyperlink w:anchor="_Toc242127176" w:history="1">
             <w:r>
               <w:rPr>
                 <w:rStyle w:val="Hipervnculo"/>
@@ -313,7 +311,7 @@
               <w:rPr>
                 <w:noProof/>
               </w:rPr>
-              <w:instrText xml:space="preserve"> PAGEREF _Toc241775406 \h </w:instrText>
+              <w:instrText xml:space="preserve"> PAGEREF _Toc242127176 \h </w:instrText>
             </w:r>
             <w:r>
               <w:rPr>
@@ -355,7 +353,7 @@
               <w14:ligatures w14:val="standardContextual"/>
             </w:rPr>
           </w:pPr>
-          <w:hyperlink w:anchor="_Toc241775407" w:history="1">
+          <w:hyperlink w:anchor="_Toc242127177" w:history="1">
             <w:r>
               <w:rPr>
                 <w:rStyle w:val="Hipervnculo"/>
@@ -381,7 +379,7 @@
               <w:rPr>
                 <w:noProof/>
               </w:rPr>
-              <w:instrText xml:space="preserve"> PAGEREF _Toc241775407 \h </w:instrText>
+              <w:instrText xml:space="preserve"> PAGEREF _Toc242127177 \h </w:instrText>
             </w:r>
             <w:r>
               <w:rPr>
@@ -423,7 +421,7 @@
               <w14:ligatures w14:val="standardContextual"/>
             </w:rPr>
           </w:pPr>
-          <w:hyperlink w:anchor="_Toc241775408" w:history="1">
+          <w:hyperlink w:anchor="_Toc242127178" w:history="1">
             <w:r>
               <w:rPr>
                 <w:rStyle w:val="Hipervnculo"/>
@@ -449,7 +447,7 @@
               <w:rPr>
                 <w:noProof/>
               </w:rPr>
-              <w:instrText xml:space="preserve"> PAGEREF _Toc241775408 \h </w:instrText>
+              <w:instrText xml:space="preserve"> PAGEREF _Toc242127178 \h </w:instrText>
             </w:r>
             <w:r>
               <w:rPr>
@@ -491,7 +489,7 @@
               <w14:ligatures w14:val="standardContextual"/>
             </w:rPr>
           </w:pPr>
-          <w:hyperlink w:anchor="_Toc241775409" w:history="1">
+          <w:hyperlink w:anchor="_Toc242127179" w:history="1">
             <w:r>
               <w:rPr>
                 <w:rStyle w:val="Hipervnculo"/>
@@ -517,7 +515,7 @@
               <w:rPr>
                 <w:noProof/>
               </w:rPr>
-              <w:instrText xml:space="preserve"> PAGEREF _Toc241775409 \h </w:instrText>
+              <w:instrText xml:space="preserve"> PAGEREF _Toc242127179 \h </w:instrText>
             </w:r>
             <w:r>
               <w:rPr>
@@ -559,7 +557,7 @@
               <w14:ligatures w14:val="standardContextual"/>
             </w:rPr>
           </w:pPr>
-          <w:hyperlink w:anchor="_Toc241775410" w:history="1">
+          <w:hyperlink w:anchor="_Toc242127180" w:history="1">
             <w:r>
               <w:rPr>
                 <w:rStyle w:val="Hipervnculo"/>
@@ -585,7 +583,7 @@
               <w:rPr>
                 <w:noProof/>
               </w:rPr>
-              <w:instrText xml:space="preserve"> PAGEREF _Toc241775410 \h </w:instrText>
+              <w:instrText xml:space="preserve"> PAGEREF _Toc242127180 \h </w:instrText>
             </w:r>
             <w:r>
               <w:rPr>
@@ -627,7 +625,7 @@
               <w14:ligatures w14:val="standardContextual"/>
             </w:rPr>
           </w:pPr>
-          <w:hyperlink w:anchor="_Toc241775411" w:history="1">
+          <w:hyperlink w:anchor="_Toc242127181" w:history="1">
             <w:r>
               <w:rPr>
                 <w:rStyle w:val="Hipervnculo"/>
@@ -653,7 +651,7 @@
               <w:rPr>
                 <w:noProof/>
               </w:rPr>
-              <w:instrText xml:space="preserve"> PAGEREF _Toc241775411 \h </w:instrText>
+              <w:instrText xml:space="preserve"> PAGEREF _Toc242127181 \h </w:instrText>
             </w:r>
             <w:r>
               <w:rPr>
@@ -670,7 +668,7 @@
               <w:rPr>
                 <w:noProof/>
               </w:rPr>
-              <w:t>7</w:t>
+              <w:t>8</w:t>
             </w:r>
             <w:r>
               <w:rPr>
@@ -695,7 +693,7 @@
               <w14:ligatures w14:val="standardContextual"/>
             </w:rPr>
           </w:pPr>
-          <w:hyperlink w:anchor="_Toc241775412" w:history="1">
+          <w:hyperlink w:anchor="_Toc242127182" w:history="1">
             <w:r>
               <w:rPr>
                 <w:rStyle w:val="Hipervnculo"/>
@@ -721,7 +719,7 @@
               <w:rPr>
                 <w:noProof/>
               </w:rPr>
-              <w:instrText xml:space="preserve"> PAGEREF _Toc241775412 \h </w:instrText>
+              <w:instrText xml:space="preserve"> PAGEREF _Toc242127182 \h </w:instrText>
             </w:r>
             <w:r>
               <w:rPr>
@@ -738,7 +736,7 @@
               <w:rPr>
                 <w:noProof/>
               </w:rPr>
-              <w:t>11</w:t>
+              <w:t>12</w:t>
             </w:r>
             <w:r>
               <w:rPr>
@@ -763,7 +761,7 @@
               <w14:ligatures w14:val="standardContextual"/>
             </w:rPr>
           </w:pPr>
-          <w:hyperlink w:anchor="_Toc241775413" w:history="1">
+          <w:hyperlink w:anchor="_Toc242127183" w:history="1">
             <w:r>
               <w:rPr>
                 <w:rStyle w:val="Hipervnculo"/>
@@ -789,7 +787,7 @@
               <w:rPr>
                 <w:noProof/>
               </w:rPr>
-              <w:instrText xml:space="preserve"> PAGEREF _Toc241775413 \h </w:instrText>
+              <w:instrText xml:space="preserve"> PAGEREF _Toc242127183 \h </w:instrText>
             </w:r>
             <w:r>
               <w:rPr>
@@ -806,7 +804,7 @@
               <w:rPr>
                 <w:noProof/>
               </w:rPr>
-              <w:t>13</w:t>
+              <w:t>14</w:t>
             </w:r>
             <w:r>
               <w:rPr>
@@ -831,7 +829,7 @@
               <w14:ligatures w14:val="standardContextual"/>
             </w:rPr>
           </w:pPr>
-          <w:hyperlink w:anchor="_Toc241775414" w:history="1">
+          <w:hyperlink w:anchor="_Toc242127184" w:history="1">
             <w:r>
               <w:rPr>
                 <w:rStyle w:val="Hipervnculo"/>
@@ -857,7 +855,7 @@
               <w:rPr>
                 <w:noProof/>
               </w:rPr>
-              <w:instrText xml:space="preserve"> PAGEREF _Toc241775414 \h </w:instrText>
+              <w:instrText xml:space="preserve"> PAGEREF _Toc242127184 \h </w:instrText>
             </w:r>
             <w:r>
               <w:rPr>
@@ -874,7 +872,7 @@
               <w:rPr>
                 <w:noProof/>
               </w:rPr>
-              <w:t>15</w:t>
+              <w:t>16</w:t>
             </w:r>
             <w:r>
               <w:rPr>
@@ -899,7 +897,7 @@
               <w14:ligatures w14:val="standardContextual"/>
             </w:rPr>
           </w:pPr>
-          <w:hyperlink w:anchor="_Toc241775415" w:history="1">
+          <w:hyperlink w:anchor="_Toc242127185" w:history="1">
             <w:r>
               <w:rPr>
                 <w:rStyle w:val="Hipervnculo"/>
@@ -925,7 +923,7 @@
               <w:rPr>
                 <w:noProof/>
               </w:rPr>
-              <w:instrText xml:space="preserve"> PAGEREF _Toc241775415 \h </w:instrText>
+              <w:instrText xml:space="preserve"> PAGEREF _Toc242127185 \h </w:instrText>
             </w:r>
             <w:r>
               <w:rPr>
@@ -942,7 +940,7 @@
               <w:rPr>
                 <w:noProof/>
               </w:rPr>
-              <w:t>17</w:t>
+              <w:t>18</w:t>
             </w:r>
             <w:r>
               <w:rPr>
@@ -967,7 +965,7 @@
               <w14:ligatures w14:val="standardContextual"/>
             </w:rPr>
           </w:pPr>
-          <w:hyperlink w:anchor="_Toc241775416" w:history="1">
+          <w:hyperlink w:anchor="_Toc242127186" w:history="1">
             <w:r>
               <w:rPr>
                 <w:rStyle w:val="Hipervnculo"/>
@@ -993,7 +991,7 @@
               <w:rPr>
                 <w:noProof/>
               </w:rPr>
-              <w:instrText xml:space="preserve"> PAGEREF _Toc241775416 \h </w:instrText>
+              <w:instrText xml:space="preserve"> PAGEREF _Toc242127186 \h </w:instrText>
             </w:r>
             <w:r>
               <w:rPr>
@@ -1010,7 +1008,7 @@
               <w:rPr>
                 <w:noProof/>
               </w:rPr>
-              <w:t>17</w:t>
+              <w:t>18</w:t>
             </w:r>
             <w:r>
               <w:rPr>
@@ -1035,7 +1033,7 @@
               <w14:ligatures w14:val="standardContextual"/>
             </w:rPr>
           </w:pPr>
-          <w:hyperlink w:anchor="_Toc241775417" w:history="1">
+          <w:hyperlink w:anchor="_Toc242127187" w:history="1">
             <w:r>
               <w:rPr>
                 <w:rStyle w:val="Hipervnculo"/>
@@ -1061,7 +1059,7 @@
               <w:rPr>
                 <w:noProof/>
               </w:rPr>
-              <w:instrText xml:space="preserve"> PAGEREF _Toc241775417 \h </w:instrText>
+              <w:instrText xml:space="preserve"> PAGEREF _Toc242127187 \h </w:instrText>
             </w:r>
             <w:r>
               <w:rPr>
@@ -1078,7 +1076,7 @@
               <w:rPr>
                 <w:noProof/>
               </w:rPr>
-              <w:t>17</w:t>
+              <w:t>18</w:t>
             </w:r>
             <w:r>
               <w:rPr>
@@ -1103,7 +1101,7 @@
               <w14:ligatures w14:val="standardContextual"/>
             </w:rPr>
           </w:pPr>
-          <w:hyperlink w:anchor="_Toc241775418" w:history="1">
+          <w:hyperlink w:anchor="_Toc242127188" w:history="1">
             <w:r>
               <w:rPr>
                 <w:rStyle w:val="Hipervnculo"/>
@@ -1129,7 +1127,7 @@
               <w:rPr>
                 <w:noProof/>
               </w:rPr>
-              <w:instrText xml:space="preserve"> PAGEREF _Toc241775418 \h </w:instrText>
+              <w:instrText xml:space="preserve"> PAGEREF _Toc242127188 \h </w:instrText>
             </w:r>
             <w:r>
               <w:rPr>
@@ -1146,7 +1144,7 @@
               <w:rPr>
                 <w:noProof/>
               </w:rPr>
-              <w:t>17</w:t>
+              <w:t>18</w:t>
             </w:r>
             <w:r>
               <w:rPr>
@@ -1171,7 +1169,7 @@
               <w14:ligatures w14:val="standardContextual"/>
             </w:rPr>
           </w:pPr>
-          <w:hyperlink w:anchor="_Toc241775419" w:history="1">
+          <w:hyperlink w:anchor="_Toc242127189" w:history="1">
             <w:r>
               <w:rPr>
                 <w:rStyle w:val="Hipervnculo"/>
@@ -1197,7 +1195,7 @@
               <w:rPr>
                 <w:noProof/>
               </w:rPr>
-              <w:instrText xml:space="preserve"> PAGEREF _Toc241775419 \h </w:instrText>
+              <w:instrText xml:space="preserve"> PAGEREF _Toc242127189 \h </w:instrText>
             </w:r>
             <w:r>
               <w:rPr>
@@ -1214,7 +1212,7 @@
               <w:rPr>
                 <w:noProof/>
               </w:rPr>
-              <w:t>18</w:t>
+              <w:t>19</w:t>
             </w:r>
             <w:r>
               <w:rPr>
@@ -1239,7 +1237,7 @@
               <w14:ligatures w14:val="standardContextual"/>
             </w:rPr>
           </w:pPr>
-          <w:hyperlink w:anchor="_Toc241775420" w:history="1">
+          <w:hyperlink w:anchor="_Toc242127190" w:history="1">
             <w:r>
               <w:rPr>
                 <w:rStyle w:val="Hipervnculo"/>
@@ -1265,7 +1263,7 @@
               <w:rPr>
                 <w:noProof/>
               </w:rPr>
-              <w:instrText xml:space="preserve"> PAGEREF _Toc241775420 \h </w:instrText>
+              <w:instrText xml:space="preserve"> PAGEREF _Toc242127190 \h </w:instrText>
             </w:r>
             <w:r>
               <w:rPr>
@@ -1282,7 +1280,7 @@
               <w:rPr>
                 <w:noProof/>
               </w:rPr>
-              <w:t>18</w:t>
+              <w:t>19</w:t>
             </w:r>
             <w:r>
               <w:rPr>
@@ -1307,7 +1305,7 @@
               <w14:ligatures w14:val="standardContextual"/>
             </w:rPr>
           </w:pPr>
-          <w:hyperlink w:anchor="_Toc241775421" w:history="1">
+          <w:hyperlink w:anchor="_Toc242127191" w:history="1">
             <w:r>
               <w:rPr>
                 <w:rStyle w:val="Hipervnculo"/>
@@ -1333,7 +1331,7 @@
               <w:rPr>
                 <w:noProof/>
               </w:rPr>
-              <w:instrText xml:space="preserve"> PAGEREF _Toc241775421 \h </w:instrText>
+              <w:instrText xml:space="preserve"> PAGEREF _Toc242127191 \h </w:instrText>
             </w:r>
             <w:r>
               <w:rPr>
@@ -1350,7 +1348,7 @@
               <w:rPr>
                 <w:noProof/>
               </w:rPr>
-              <w:t>18</w:t>
+              <w:t>19</w:t>
             </w:r>
             <w:r>
               <w:rPr>
@@ -1375,7 +1373,7 @@
               <w14:ligatures w14:val="standardContextual"/>
             </w:rPr>
           </w:pPr>
-          <w:hyperlink w:anchor="_Toc241775422" w:history="1">
+          <w:hyperlink w:anchor="_Toc242127192" w:history="1">
             <w:r>
               <w:rPr>
                 <w:rStyle w:val="Hipervnculo"/>
@@ -1401,7 +1399,7 @@
               <w:rPr>
                 <w:noProof/>
               </w:rPr>
-              <w:instrText xml:space="preserve"> PAGEREF _Toc241775422 \h </w:instrText>
+              <w:instrText xml:space="preserve"> PAGEREF _Toc242127192 \h </w:instrText>
             </w:r>
             <w:r>
               <w:rPr>
@@ -1418,7 +1416,7 @@
               <w:rPr>
                 <w:noProof/>
               </w:rPr>
-              <w:t>19</w:t>
+              <w:t>20</w:t>
             </w:r>
             <w:r>
               <w:rPr>
@@ -1443,7 +1441,7 @@
               <w14:ligatures w14:val="standardContextual"/>
             </w:rPr>
           </w:pPr>
-          <w:hyperlink w:anchor="_Toc241775423" w:history="1">
+          <w:hyperlink w:anchor="_Toc242127193" w:history="1">
             <w:r>
               <w:rPr>
                 <w:rStyle w:val="Hipervnculo"/>
@@ -1469,7 +1467,7 @@
               <w:rPr>
                 <w:noProof/>
               </w:rPr>
-              <w:instrText xml:space="preserve"> PAGEREF _Toc241775423 \h </w:instrText>
+              <w:instrText xml:space="preserve"> PAGEREF _Toc242127193 \h </w:instrText>
             </w:r>
             <w:r>
               <w:rPr>
@@ -1486,7 +1484,7 @@
               <w:rPr>
                 <w:noProof/>
               </w:rPr>
-              <w:t>21</w:t>
+              <w:t>22</w:t>
             </w:r>
             <w:r>
               <w:rPr>
@@ -1511,7 +1509,7 @@
               <w14:ligatures w14:val="standardContextual"/>
             </w:rPr>
           </w:pPr>
-          <w:hyperlink w:anchor="_Toc241775424" w:history="1">
+          <w:hyperlink w:anchor="_Toc242127194" w:history="1">
             <w:r>
               <w:rPr>
                 <w:rStyle w:val="Hipervnculo"/>
@@ -1537,7 +1535,7 @@
               <w:rPr>
                 <w:noProof/>
               </w:rPr>
-              <w:instrText xml:space="preserve"> PAGEREF _Toc241775424 \h </w:instrText>
+              <w:instrText xml:space="preserve"> PAGEREF _Toc242127194 \h </w:instrText>
             </w:r>
             <w:r>
               <w:rPr>
@@ -1554,7 +1552,7 @@
               <w:rPr>
                 <w:noProof/>
               </w:rPr>
-              <w:t>23</w:t>
+              <w:t>24</w:t>
             </w:r>
             <w:r>
               <w:rPr>
@@ -1579,7 +1577,7 @@
               <w14:ligatures w14:val="standardContextual"/>
             </w:rPr>
           </w:pPr>
-          <w:hyperlink w:anchor="_Toc241775425" w:history="1">
+          <w:hyperlink w:anchor="_Toc242127195" w:history="1">
             <w:r>
               <w:rPr>
                 <w:rStyle w:val="Hipervnculo"/>
@@ -1605,7 +1603,7 @@
               <w:rPr>
                 <w:noProof/>
               </w:rPr>
-              <w:instrText xml:space="preserve"> PAGEREF _Toc241775425 \h </w:instrText>
+              <w:instrText xml:space="preserve"> PAGEREF _Toc242127195 \h </w:instrText>
             </w:r>
             <w:r>
               <w:rPr>
@@ -1622,7 +1620,7 @@
               <w:rPr>
                 <w:noProof/>
               </w:rPr>
-              <w:t>23</w:t>
+              <w:t>24</w:t>
             </w:r>
             <w:r>
               <w:rPr>
@@ -1647,7 +1645,7 @@
               <w14:ligatures w14:val="standardContextual"/>
             </w:rPr>
           </w:pPr>
-          <w:hyperlink w:anchor="_Toc241775426" w:history="1">
+          <w:hyperlink w:anchor="_Toc242127196" w:history="1">
             <w:r>
               <w:rPr>
                 <w:rStyle w:val="Hipervnculo"/>
@@ -1673,7 +1671,7 @@
               <w:rPr>
                 <w:noProof/>
               </w:rPr>
-              <w:instrText xml:space="preserve"> PAGEREF _Toc241775426 \h </w:instrText>
+              <w:instrText xml:space="preserve"> PAGEREF _Toc242127196 \h </w:instrText>
             </w:r>
             <w:r>
               <w:rPr>
@@ -1690,7 +1688,7 @@
               <w:rPr>
                 <w:noProof/>
               </w:rPr>
-              <w:t>23</w:t>
+              <w:t>24</w:t>
             </w:r>
             <w:r>
               <w:rPr>
@@ -1715,7 +1713,7 @@
               <w14:ligatures w14:val="standardContextual"/>
             </w:rPr>
           </w:pPr>
-          <w:hyperlink w:anchor="_Toc241775427" w:history="1">
+          <w:hyperlink w:anchor="_Toc242127197" w:history="1">
             <w:r>
               <w:rPr>
                 <w:rStyle w:val="Hipervnculo"/>
@@ -1741,7 +1739,7 @@
               <w:rPr>
                 <w:noProof/>
               </w:rPr>
-              <w:instrText xml:space="preserve"> PAGEREF _Toc241775427 \h </w:instrText>
+              <w:instrText xml:space="preserve"> PAGEREF _Toc242127197 \h </w:instrText>
             </w:r>
             <w:r>
               <w:rPr>
@@ -1758,7 +1756,7 @@
               <w:rPr>
                 <w:noProof/>
               </w:rPr>
-              <w:t>23</w:t>
+              <w:t>24</w:t>
             </w:r>
             <w:r>
               <w:rPr>
@@ -1783,7 +1781,7 @@
               <w14:ligatures w14:val="standardContextual"/>
             </w:rPr>
           </w:pPr>
-          <w:hyperlink w:anchor="_Toc2026900001" w:history="1">
+          <w:hyperlink w:anchor="_Toc242127198" w:history="1">
             <w:r>
               <w:rPr>
                 <w:rStyle w:val="Hipervnculo"/>
@@ -1809,7 +1807,7 @@
               <w:rPr>
                 <w:noProof/>
               </w:rPr>
-              <w:instrText xml:space="preserve"> PAGEREF _Toc2026900001 \h </w:instrText>
+              <w:instrText xml:space="preserve"> PAGEREF _Toc242127198 \h </w:instrText>
             </w:r>
             <w:r>
               <w:rPr>
@@ -1826,7 +1824,209 @@
               <w:rPr>
                 <w:noProof/>
               </w:rPr>
-              <w:t>26</w:t>
+              <w:t>27</w:t>
+            </w:r>
+            <w:r>
+              <w:rPr>
+                <w:noProof/>
+              </w:rPr>
+              <w:fldChar w:fldCharType="end"/>
+            </w:r>
+          </w:hyperlink>
+        </w:p>
+        <w:p>
+          <w:pPr>
+            <w:pStyle w:val="TDC1"/>
+            <w:tabs>
+              <w:tab w:val="right" w:leader="dot" w:pos="9016"/>
+            </w:tabs>
+            <w:rPr>
+              <w:rFonts w:asciiTheme="minorHAnsi" w:eastAsiaTheme="minorEastAsia" w:hAnsiTheme="minorHAnsi" w:cstheme="minorBidi"/>
+              <w:noProof/>
+              <w:kern w:val="2"/>
+              <w:sz w:val="24"/>
+              <w:szCs w:val="24"/>
+              <w14:ligatures w14:val="standardContextual"/>
+            </w:rPr>
+          </w:pPr>
+          <w:hyperlink w:anchor="_Toc242127199" w:history="1">
+            <w:r>
+              <w:rPr>
+                <w:rStyle w:val="Hipervnculo"/>
+                <w:noProof/>
+              </w:rPr>
+              <w:t>En síntesis, el sistema es funcional, está probado y desplegado, y deja documentados sus límites y sus decisiones.</w:t>
+            </w:r>
+            <w:r>
+              <w:rPr>
+                <w:noProof/>
+              </w:rPr>
+              <w:tab/>
+            </w:r>
+            <w:r>
+              <w:rPr>
+                <w:noProof/>
+              </w:rPr>
+              <w:fldChar w:fldCharType="begin"/>
+            </w:r>
+            <w:r>
+              <w:rPr>
+                <w:noProof/>
+              </w:rPr>
+              <w:instrText xml:space="preserve"> PAGEREF _Toc242127199 \h </w:instrText>
+            </w:r>
+            <w:r>
+              <w:rPr>
+                <w:noProof/>
+              </w:rPr>
+            </w:r>
+            <w:r>
+              <w:rPr>
+                <w:noProof/>
+              </w:rPr>
+              <w:fldChar w:fldCharType="separate"/>
+            </w:r>
+            <w:r>
+              <w:rPr>
+                <w:noProof/>
+              </w:rPr>
+              <w:t>27</w:t>
+            </w:r>
+            <w:r>
+              <w:rPr>
+                <w:noProof/>
+              </w:rPr>
+              <w:fldChar w:fldCharType="end"/>
+            </w:r>
+          </w:hyperlink>
+        </w:p>
+        <w:p>
+          <w:pPr>
+            <w:pStyle w:val="TDC1"/>
+            <w:tabs>
+              <w:tab w:val="right" w:leader="dot" w:pos="9016"/>
+            </w:tabs>
+            <w:rPr>
+              <w:rFonts w:asciiTheme="minorHAnsi" w:eastAsiaTheme="minorEastAsia" w:hAnsiTheme="minorHAnsi" w:cstheme="minorBidi"/>
+              <w:noProof/>
+              <w:kern w:val="2"/>
+              <w:sz w:val="24"/>
+              <w:szCs w:val="24"/>
+              <w14:ligatures w14:val="standardContextual"/>
+            </w:rPr>
+          </w:pPr>
+          <w:hyperlink w:anchor="_Toc242127200" w:history="1">
+            <w:r>
+              <w:rPr>
+                <w:rStyle w:val="Hipervnculo"/>
+                <w:b/>
+                <w:bCs/>
+                <w:noProof/>
+              </w:rPr>
+              <w:t>Enlaces del proyecto</w:t>
+            </w:r>
+            <w:r>
+              <w:rPr>
+                <w:noProof/>
+              </w:rPr>
+              <w:tab/>
+            </w:r>
+            <w:r>
+              <w:rPr>
+                <w:noProof/>
+              </w:rPr>
+              <w:fldChar w:fldCharType="begin"/>
+            </w:r>
+            <w:r>
+              <w:rPr>
+                <w:noProof/>
+              </w:rPr>
+              <w:instrText xml:space="preserve"> PAGEREF _Toc242127200 \h </w:instrText>
+            </w:r>
+            <w:r>
+              <w:rPr>
+                <w:noProof/>
+              </w:rPr>
+            </w:r>
+            <w:r>
+              <w:rPr>
+                <w:noProof/>
+              </w:rPr>
+              <w:fldChar w:fldCharType="separate"/>
+            </w:r>
+            <w:r>
+              <w:rPr>
+                <w:noProof/>
+              </w:rPr>
+              <w:t>27</w:t>
+            </w:r>
+            <w:r>
+              <w:rPr>
+                <w:noProof/>
+              </w:rPr>
+              <w:fldChar w:fldCharType="end"/>
+            </w:r>
+          </w:hyperlink>
+        </w:p>
+        <w:p>
+          <w:pPr>
+            <w:pStyle w:val="TDC1"/>
+            <w:tabs>
+              <w:tab w:val="right" w:leader="dot" w:pos="9016"/>
+            </w:tabs>
+            <w:rPr>
+              <w:rFonts w:asciiTheme="minorHAnsi" w:eastAsiaTheme="minorEastAsia" w:hAnsiTheme="minorHAnsi" w:cstheme="minorBidi"/>
+              <w:noProof/>
+              <w:kern w:val="2"/>
+              <w:sz w:val="24"/>
+              <w:szCs w:val="24"/>
+              <w14:ligatures w14:val="standardContextual"/>
+            </w:rPr>
+          </w:pPr>
+          <w:hyperlink w:anchor="_Toc242127201" w:history="1">
+            <w:r>
+              <w:rPr>
+                <w:rStyle w:val="Hipervnculo"/>
+                <w:b/>
+                <w:bCs/>
+                <w:noProof/>
+              </w:rPr>
+              <w:t>Referencias bibliográficas</w:t>
+            </w:r>
+            <w:r>
+              <w:rPr>
+                <w:noProof/>
+              </w:rPr>
+              <w:tab/>
+            </w:r>
+            <w:r>
+              <w:rPr>
+                <w:noProof/>
+              </w:rPr>
+              <w:fldChar w:fldCharType="begin"/>
+            </w:r>
+            <w:r>
+              <w:rPr>
+                <w:noProof/>
+              </w:rPr>
+              <w:instrText xml:space="preserve"> PAGEREF _Toc242127201 \h </w:instrText>
+            </w:r>
+            <w:r>
+              <w:rPr>
+                <w:noProof/>
+              </w:rPr>
+            </w:r>
+            <w:r>
+              <w:rPr>
+                <w:noProof/>
+              </w:rPr>
+              <w:fldChar w:fldCharType="separate"/>
+            </w:r>
+            <w:r>
+              <w:rPr>
+                <w:noProof/>
+              </w:rPr>
+              <w:t>27</w:t>
             </w:r>
             <w:r>
               <w:rPr>
@@ -1856,7 +2056,7 @@
         </w:pBdr>
         <w:spacing w:before="240" w:after="120"/>
       </w:pPr>
-      <w:bookmarkStart w:id="0" w:name="_Toc241775405"/>
+      <w:bookmarkStart w:id="0" w:name="_Toc242127175"/>
       <w:r>
         <w:rPr>
           <w:b/>
@@ -1907,8 +2107,8 @@
     <w:p>
       <w:pPr>
         <w:sectPr>
-          <w:headerReference w:type="default" r:id="rId13"/>
-          <w:footerReference w:type="default" r:id="rId14"/>
+          <w:headerReference w:type="default" r:id="rId11"/>
+          <w:footerReference w:type="default" r:id="rId12"/>
           <w:pgSz w:w="11906" w:h="16838"/>
           <w:pgMar w:top="1440" w:right="1440" w:bottom="1440" w:left="1440" w:header="708" w:footer="708" w:gutter="0"/>
           <w:cols w:space="720"/>
@@ -1924,7 +2124,7 @@
         </w:pBdr>
         <w:spacing w:before="240" w:after="120"/>
       </w:pPr>
-      <w:bookmarkStart w:id="1" w:name="_Toc241775406"/>
+      <w:bookmarkStart w:id="1" w:name="_Toc242127176"/>
       <w:r>
         <w:rPr>
           <w:b/>
@@ -1933,6 +2133,7 @@
           <w:sz w:val="28"/>
           <w:szCs w:val="28"/>
         </w:rPr>
+        <w:lastRenderedPageBreak/>
         <w:t>2. Requerimientos funcionales y no funcionales</w:t>
       </w:r>
       <w:bookmarkEnd w:id="1"/>
@@ -1950,7 +2151,7 @@
         <w:pStyle w:val="Ttulo2"/>
         <w:spacing w:before="240" w:after="120"/>
       </w:pPr>
-      <w:bookmarkStart w:id="2" w:name="_Toc241775407"/>
+      <w:bookmarkStart w:id="2" w:name="_Toc242127177"/>
       <w:r>
         <w:rPr>
           <w:b/>
@@ -3007,6 +3208,7 @@
           </w:tcPr>
           <w:p>
             <w:r>
+              <w:lastRenderedPageBreak/>
               <w:t>FR-14</w:t>
             </w:r>
           </w:p>
@@ -3129,6 +3331,146 @@
           <w:p>
             <w:r>
               <w:t>R11, R12</w:t>
+            </w:r>
+          </w:p>
+        </w:tc>
+      </w:tr>
+      <w:tr>
+        <w:tc>
+          <w:tcPr>
+            <w:tcW w:w="900" w:type="dxa"/>
+            <w:tcMar>
+              <w:top w:w="60" w:type="dxa"/>
+              <w:left w:w="100" w:type="dxa"/>
+              <w:bottom w:w="60" w:type="dxa"/>
+              <w:right w:w="100" w:type="dxa"/>
+            </w:tcMar>
+            <w:vAlign w:val="center"/>
+          </w:tcPr>
+          <w:p>
+            <w:r>
+              <w:t>FR-16</w:t>
+            </w:r>
+          </w:p>
+        </w:tc>
+        <w:tc>
+          <w:tcPr>
+            <w:tcW w:w="5800" w:type="dxa"/>
+            <w:tcMar>
+              <w:top w:w="60" w:type="dxa"/>
+              <w:left w:w="100" w:type="dxa"/>
+              <w:bottom w:w="60" w:type="dxa"/>
+              <w:right w:w="100" w:type="dxa"/>
+            </w:tcMar>
+            <w:vAlign w:val="center"/>
+          </w:tcPr>
+          <w:p>
+            <w:r>
+              <w:t>Cancelar una reserva propia hasta la fecha de salida del paquete; libera su cupo.</w:t>
+            </w:r>
+          </w:p>
+        </w:tc>
+        <w:tc>
+          <w:tcPr>
+            <w:tcW w:w="1300" w:type="dxa"/>
+            <w:tcMar>
+              <w:top w:w="60" w:type="dxa"/>
+              <w:left w:w="100" w:type="dxa"/>
+              <w:bottom w:w="60" w:type="dxa"/>
+              <w:right w:w="100" w:type="dxa"/>
+            </w:tcMar>
+            <w:vAlign w:val="center"/>
+          </w:tcPr>
+          <w:p>
+            <w:r>
+              <w:t>Alta</w:t>
+            </w:r>
+          </w:p>
+        </w:tc>
+        <w:tc>
+          <w:tcPr>
+            <w:tcW w:w="1350" w:type="dxa"/>
+            <w:tcMar>
+              <w:top w:w="60" w:type="dxa"/>
+              <w:left w:w="100" w:type="dxa"/>
+              <w:bottom w:w="60" w:type="dxa"/>
+              <w:right w:w="100" w:type="dxa"/>
+            </w:tcMar>
+            <w:vAlign w:val="center"/>
+          </w:tcPr>
+          <w:p>
+            <w:r>
+              <w:t>S4, R11, R14</w:t>
+            </w:r>
+          </w:p>
+        </w:tc>
+      </w:tr>
+      <w:tr>
+        <w:tc>
+          <w:tcPr>
+            <w:tcW w:w="900" w:type="dxa"/>
+            <w:tcMar>
+              <w:top w:w="60" w:type="dxa"/>
+              <w:left w:w="100" w:type="dxa"/>
+              <w:bottom w:w="60" w:type="dxa"/>
+              <w:right w:w="100" w:type="dxa"/>
+            </w:tcMar>
+            <w:vAlign w:val="center"/>
+          </w:tcPr>
+          <w:p>
+            <w:r>
+              <w:t>FR-17</w:t>
+            </w:r>
+          </w:p>
+        </w:tc>
+        <w:tc>
+          <w:tcPr>
+            <w:tcW w:w="5800" w:type="dxa"/>
+            <w:tcMar>
+              <w:top w:w="60" w:type="dxa"/>
+              <w:left w:w="100" w:type="dxa"/>
+              <w:bottom w:w="60" w:type="dxa"/>
+              <w:right w:w="100" w:type="dxa"/>
+            </w:tcMar>
+            <w:vAlign w:val="center"/>
+          </w:tcPr>
+          <w:p>
+            <w:r>
+              <w:t>Modificar la cantidad de personas de una reserva propia: la reserva anterior queda cancelada y se crea una nueva al precio vigente.</w:t>
+            </w:r>
+          </w:p>
+        </w:tc>
+        <w:tc>
+          <w:tcPr>
+            <w:tcW w:w="1300" w:type="dxa"/>
+            <w:tcMar>
+              <w:top w:w="60" w:type="dxa"/>
+              <w:left w:w="100" w:type="dxa"/>
+              <w:bottom w:w="60" w:type="dxa"/>
+              <w:right w:w="100" w:type="dxa"/>
+            </w:tcMar>
+            <w:vAlign w:val="center"/>
+          </w:tcPr>
+          <w:p>
+            <w:r>
+              <w:t>Alta</w:t>
+            </w:r>
+          </w:p>
+        </w:tc>
+        <w:tc>
+          <w:tcPr>
+            <w:tcW w:w="1350" w:type="dxa"/>
+            <w:tcMar>
+              <w:top w:w="60" w:type="dxa"/>
+              <w:left w:w="100" w:type="dxa"/>
+              <w:bottom w:w="60" w:type="dxa"/>
+              <w:right w:w="100" w:type="dxa"/>
+            </w:tcMar>
+            <w:vAlign w:val="center"/>
+          </w:tcPr>
+          <w:p>
+            <w:r>
+              <w:t>S4, R13, R14</w:t>
             </w:r>
           </w:p>
         </w:tc>
@@ -3139,7 +3481,7 @@
         <w:pStyle w:val="Ttulo2"/>
         <w:spacing w:before="240" w:after="120"/>
       </w:pPr>
-      <w:bookmarkStart w:id="3" w:name="_Toc241775408"/>
+      <w:bookmarkStart w:id="3" w:name="_Toc242127178"/>
       <w:r>
         <w:rPr>
           <w:b/>
@@ -3824,7 +4166,7 @@
         <w:pStyle w:val="Ttulo2"/>
         <w:spacing w:before="240" w:after="120"/>
       </w:pPr>
-      <w:bookmarkStart w:id="4" w:name="_Toc241775409"/>
+      <w:bookmarkStart w:id="4" w:name="_Toc242127179"/>
       <w:r>
         <w:rPr>
           <w:b/>
@@ -4039,6 +4381,7 @@
           </w:tcPr>
           <w:p>
             <w:r>
+              <w:lastRenderedPageBreak/>
               <w:t>4 paquetes publicados con un precio distinto del efectivamente cobrado.</w:t>
             </w:r>
           </w:p>
@@ -4186,7 +4529,7 @@
         </w:pBdr>
         <w:spacing w:before="240" w:after="120"/>
       </w:pPr>
-      <w:bookmarkStart w:id="5" w:name="_Toc241775410"/>
+      <w:bookmarkStart w:id="5" w:name="_Toc242127180"/>
       <w:r>
         <w:rPr>
           <w:b/>
@@ -4586,7 +4929,7 @@
                 <w:sz w:val="18"/>
                 <w:szCs w:val="18"/>
               </w:rPr>
-              <w:t>El desistimiento de una reserva queda fuera de la primera versión: no se modela la cancelación.</w:t>
+              <w:t>Las reservas pueden cancelarse hasta la fecha de salida, liberando su cupo, y modificarse en cantidad de personas: la modificación cancela la reserva original y crea una nueva al precio vigente (R13).</w:t>
             </w:r>
           </w:p>
         </w:tc>
@@ -4703,6 +5046,7 @@
                 <w:sz w:val="18"/>
                 <w:szCs w:val="18"/>
               </w:rPr>
+              <w:lastRenderedPageBreak/>
               <w:t>S6</w:t>
             </w:r>
           </w:p>
@@ -4761,8 +5105,8 @@
     <w:p>
       <w:pPr>
         <w:sectPr>
-          <w:headerReference w:type="default" r:id="rId15"/>
-          <w:footerReference w:type="default" r:id="rId16"/>
+          <w:headerReference w:type="default" r:id="rId13"/>
+          <w:footerReference w:type="default" r:id="rId14"/>
           <w:pgSz w:w="11906" w:h="16838"/>
           <w:pgMar w:top="1440" w:right="1440" w:bottom="1440" w:left="1440" w:header="708" w:footer="708" w:gutter="0"/>
           <w:cols w:space="720"/>
@@ -4775,7 +5119,7 @@
         <w:pStyle w:val="Ttulo2"/>
         <w:spacing w:before="240" w:after="120"/>
       </w:pPr>
-      <w:bookmarkStart w:id="6" w:name="_Toc241775411"/>
+      <w:bookmarkStart w:id="6" w:name="_Toc242127181"/>
       <w:r>
         <w:rPr>
           <w:b/>
@@ -4784,6 +5128,7 @@
           <w:sz w:val="22"/>
           <w:szCs w:val="22"/>
         </w:rPr>
+        <w:lastRenderedPageBreak/>
         <w:t>3.1 Diagramas de procesos de negocio (BPMN)</w:t>
       </w:r>
       <w:bookmarkEnd w:id="6"/>
@@ -4822,6 +5167,7 @@
         <w:rPr>
           <w:noProof/>
         </w:rPr>
+        <w:lastRenderedPageBreak/>
         <w:drawing>
           <wp:inline distT="0" distB="0" distL="0" distR="0" wp14:anchorId="3FA064DB" wp14:editId="074A0685">
             <wp:extent cx="8800000" cy="3981328"/>
@@ -4840,7 +5186,7 @@
                     </pic:cNvPicPr>
                   </pic:nvPicPr>
                   <pic:blipFill>
-                    <a:blip r:embed="rId17"/>
+                    <a:blip r:embed="rId15"/>
                     <a:stretch>
                       <a:fillRect/>
                     </a:stretch>
@@ -4895,6 +5241,7 @@
           <w:sz w:val="21"/>
           <w:szCs w:val="21"/>
         </w:rPr>
+        <w:lastRenderedPageBreak/>
         <w:t>Diagrama 2 — Armado y publicación de un paquete (Administrador), cubre FR-05 a FR-07</w:t>
       </w:r>
     </w:p>
@@ -4934,7 +5281,7 @@
                     </pic:cNvPicPr>
                   </pic:nvPicPr>
                   <pic:blipFill>
-                    <a:blip r:embed="rId18"/>
+                    <a:blip r:embed="rId16"/>
                     <a:stretch>
                       <a:fillRect/>
                     </a:stretch>
@@ -4989,6 +5336,7 @@
           <w:sz w:val="21"/>
           <w:szCs w:val="21"/>
         </w:rPr>
+        <w:lastRenderedPageBreak/>
         <w:t>Diagrama 3 — Registro, autenticación y reserva (Cliente), cubre FR-08 a FR-15</w:t>
       </w:r>
     </w:p>
@@ -5028,7 +5376,7 @@
                     </pic:cNvPicPr>
                   </pic:nvPicPr>
                   <pic:blipFill>
-                    <a:blip r:embed="rId19"/>
+                    <a:blip r:embed="rId17"/>
                     <a:stretch>
                       <a:fillRect/>
                     </a:stretch>
@@ -5068,8 +5416,8 @@
     <w:p>
       <w:pPr>
         <w:sectPr>
-          <w:headerReference w:type="default" r:id="rId20"/>
-          <w:footerReference w:type="default" r:id="rId21"/>
+          <w:headerReference w:type="default" r:id="rId18"/>
+          <w:footerReference w:type="default" r:id="rId19"/>
           <w:pgSz w:w="16838" w:h="11906" w:orient="landscape"/>
           <w:pgMar w:top="1440" w:right="1440" w:bottom="1440" w:left="1440" w:header="708" w:footer="708" w:gutter="0"/>
           <w:cols w:space="720"/>
@@ -5082,7 +5430,7 @@
         <w:pStyle w:val="Ttulo2"/>
         <w:spacing w:before="240" w:after="120"/>
       </w:pPr>
-      <w:bookmarkStart w:id="7" w:name="_Toc241775412"/>
+      <w:bookmarkStart w:id="7" w:name="_Toc242127182"/>
       <w:r>
         <w:rPr>
           <w:b/>
@@ -5091,6 +5439,7 @@
           <w:sz w:val="22"/>
           <w:szCs w:val="22"/>
         </w:rPr>
+        <w:lastRenderedPageBreak/>
         <w:t>3.2 Diagrama de casos de uso</w:t>
       </w:r>
       <w:bookmarkEnd w:id="7"/>
@@ -5114,10 +5463,10 @@
           <w:noProof/>
         </w:rPr>
         <w:drawing>
-          <wp:inline distT="0" distB="0" distL="0" distR="0" wp14:anchorId="4FB3228C" wp14:editId="264127F5">
-            <wp:extent cx="5700000" cy="3965217"/>
+          <wp:inline distT="0" distB="0" distL="0" distR="0" wp14:anchorId="5C997D0D" wp14:editId="34DB36AE">
+            <wp:extent cx="5702300" cy="3966845"/>
             <wp:effectExtent l="0" t="0" r="0" b="0"/>
-            <wp:docPr id="104" name="Casos de uso"/>
+            <wp:docPr id="2058912269" name="Imagen 1"/>
             <wp:cNvGraphicFramePr>
               <a:graphicFrameLocks xmlns:a="http://schemas.openxmlformats.org/drawingml/2006/main" noChangeAspect="1"/>
             </wp:cNvGraphicFramePr>
@@ -5125,13 +5474,17 @@
               <a:graphicData uri="http://schemas.openxmlformats.org/drawingml/2006/picture">
                 <pic:pic xmlns:pic="http://schemas.openxmlformats.org/drawingml/2006/picture">
                   <pic:nvPicPr>
-                    <pic:cNvPr id="104" name="Casos de uso"/>
-                    <pic:cNvPicPr>
-                      <a:picLocks noChangeAspect="1"/>
-                    </pic:cNvPicPr>
+                    <pic:cNvPr id="2058912269" name=""/>
+                    <pic:cNvPicPr/>
                   </pic:nvPicPr>
                   <pic:blipFill>
-                    <a:blip r:embed="rId22"/>
+                    <a:blip r:embed="rId20">
+                      <a:extLst>
+                        <a:ext uri="{28A0092B-C50C-407E-A947-70E740481C1C}">
+                          <a14:useLocalDpi xmlns:a14="http://schemas.microsoft.com/office/drawing/2010/main" val="0"/>
+                        </a:ext>
+                      </a:extLst>
+                    </a:blip>
                     <a:stretch>
                       <a:fillRect/>
                     </a:stretch>
@@ -5139,7 +5492,7 @@
                   <pic:spPr>
                     <a:xfrm>
                       <a:off x="0" y="0"/>
-                      <a:ext cx="5700000" cy="3965217"/>
+                      <a:ext cx="5702300" cy="3966845"/>
                     </a:xfrm>
                     <a:prstGeom prst="rect">
                       <a:avLst/>
@@ -5873,6 +6226,7 @@
                 <w:sz w:val="18"/>
                 <w:szCs w:val="18"/>
               </w:rPr>
+              <w:lastRenderedPageBreak/>
               <w:t>CU-07 Registrar destino</w:t>
             </w:r>
           </w:p>
@@ -6483,6 +6837,232 @@
                 <w:szCs w:val="18"/>
               </w:rPr>
               <w:t>FR-07</w:t>
+            </w:r>
+          </w:p>
+        </w:tc>
+      </w:tr>
+      <w:tr>
+        <w:trPr>
+          <w:cantSplit/>
+        </w:trPr>
+        <w:tc>
+          <w:tcPr>
+            <w:tcW w:w="1900" w:type="dxa"/>
+            <w:tcMar>
+              <w:top w:w="60" w:type="dxa"/>
+              <w:left w:w="100" w:type="dxa"/>
+              <w:bottom w:w="60" w:type="dxa"/>
+              <w:right w:w="100" w:type="dxa"/>
+            </w:tcMar>
+            <w:vAlign w:val="center"/>
+          </w:tcPr>
+          <w:p>
+            <w:pPr>
+              <w:rPr>
+                <w:sz w:val="18"/>
+                <w:szCs w:val="18"/>
+              </w:rPr>
+            </w:pPr>
+            <w:r>
+              <w:rPr>
+                <w:sz w:val="18"/>
+                <w:szCs w:val="18"/>
+              </w:rPr>
+              <w:t>CU-14 Cancelar reserva</w:t>
+            </w:r>
+          </w:p>
+        </w:tc>
+        <w:tc>
+          <w:tcPr>
+            <w:tcW w:w="1500" w:type="dxa"/>
+            <w:tcMar>
+              <w:top w:w="60" w:type="dxa"/>
+              <w:left w:w="100" w:type="dxa"/>
+              <w:bottom w:w="60" w:type="dxa"/>
+              <w:right w:w="100" w:type="dxa"/>
+            </w:tcMar>
+            <w:vAlign w:val="center"/>
+          </w:tcPr>
+          <w:p>
+            <w:pPr>
+              <w:rPr>
+                <w:sz w:val="18"/>
+                <w:szCs w:val="18"/>
+              </w:rPr>
+            </w:pPr>
+            <w:r>
+              <w:rPr>
+                <w:sz w:val="18"/>
+                <w:szCs w:val="18"/>
+              </w:rPr>
+              <w:t>Cliente</w:t>
+            </w:r>
+          </w:p>
+        </w:tc>
+        <w:tc>
+          <w:tcPr>
+            <w:tcW w:w="4026" w:type="dxa"/>
+            <w:tcMar>
+              <w:top w:w="60" w:type="dxa"/>
+              <w:left w:w="100" w:type="dxa"/>
+              <w:bottom w:w="60" w:type="dxa"/>
+              <w:right w:w="100" w:type="dxa"/>
+            </w:tcMar>
+            <w:vAlign w:val="center"/>
+          </w:tcPr>
+          <w:p>
+            <w:pPr>
+              <w:rPr>
+                <w:sz w:val="18"/>
+                <w:szCs w:val="18"/>
+              </w:rPr>
+            </w:pPr>
+            <w:r>
+              <w:rPr>
+                <w:sz w:val="18"/>
+                <w:szCs w:val="18"/>
+              </w:rPr>
+              <w:t>Cancelar una reserva propia hasta la fecha de salida; el cupo vuelve a quedar disponible. Incluye CU-03.</w:t>
+            </w:r>
+          </w:p>
+        </w:tc>
+        <w:tc>
+          <w:tcPr>
+            <w:tcW w:w="1600" w:type="dxa"/>
+            <w:tcMar>
+              <w:top w:w="60" w:type="dxa"/>
+              <w:left w:w="100" w:type="dxa"/>
+              <w:bottom w:w="60" w:type="dxa"/>
+              <w:right w:w="100" w:type="dxa"/>
+            </w:tcMar>
+            <w:vAlign w:val="center"/>
+          </w:tcPr>
+          <w:p>
+            <w:pPr>
+              <w:rPr>
+                <w:sz w:val="18"/>
+                <w:szCs w:val="18"/>
+              </w:rPr>
+            </w:pPr>
+            <w:r>
+              <w:rPr>
+                <w:sz w:val="18"/>
+                <w:szCs w:val="18"/>
+              </w:rPr>
+              <w:t>FR-16</w:t>
+            </w:r>
+          </w:p>
+        </w:tc>
+      </w:tr>
+      <w:tr>
+        <w:trPr>
+          <w:cantSplit/>
+        </w:trPr>
+        <w:tc>
+          <w:tcPr>
+            <w:tcW w:w="1900" w:type="dxa"/>
+            <w:tcMar>
+              <w:top w:w="60" w:type="dxa"/>
+              <w:left w:w="100" w:type="dxa"/>
+              <w:bottom w:w="60" w:type="dxa"/>
+              <w:right w:w="100" w:type="dxa"/>
+            </w:tcMar>
+            <w:vAlign w:val="center"/>
+          </w:tcPr>
+          <w:p>
+            <w:pPr>
+              <w:rPr>
+                <w:sz w:val="18"/>
+                <w:szCs w:val="18"/>
+              </w:rPr>
+            </w:pPr>
+            <w:r>
+              <w:rPr>
+                <w:sz w:val="18"/>
+                <w:szCs w:val="18"/>
+              </w:rPr>
+              <w:t>CU-15 Modificar reserva</w:t>
+            </w:r>
+          </w:p>
+        </w:tc>
+        <w:tc>
+          <w:tcPr>
+            <w:tcW w:w="1500" w:type="dxa"/>
+            <w:tcMar>
+              <w:top w:w="60" w:type="dxa"/>
+              <w:left w:w="100" w:type="dxa"/>
+              <w:bottom w:w="60" w:type="dxa"/>
+              <w:right w:w="100" w:type="dxa"/>
+            </w:tcMar>
+            <w:vAlign w:val="center"/>
+          </w:tcPr>
+          <w:p>
+            <w:pPr>
+              <w:rPr>
+                <w:sz w:val="18"/>
+                <w:szCs w:val="18"/>
+              </w:rPr>
+            </w:pPr>
+            <w:r>
+              <w:rPr>
+                <w:sz w:val="18"/>
+                <w:szCs w:val="18"/>
+              </w:rPr>
+              <w:t>Cliente</w:t>
+            </w:r>
+          </w:p>
+        </w:tc>
+        <w:tc>
+          <w:tcPr>
+            <w:tcW w:w="4026" w:type="dxa"/>
+            <w:tcMar>
+              <w:top w:w="60" w:type="dxa"/>
+              <w:left w:w="100" w:type="dxa"/>
+              <w:bottom w:w="60" w:type="dxa"/>
+              <w:right w:w="100" w:type="dxa"/>
+            </w:tcMar>
+            <w:vAlign w:val="center"/>
+          </w:tcPr>
+          <w:p>
+            <w:pPr>
+              <w:rPr>
+                <w:sz w:val="18"/>
+                <w:szCs w:val="18"/>
+              </w:rPr>
+            </w:pPr>
+            <w:r>
+              <w:rPr>
+                <w:sz w:val="18"/>
+                <w:szCs w:val="18"/>
+              </w:rPr>
+              <w:t>Cambiar la cantidad de personas: la reserva actual queda cancelada y se crea una nueva al precio vigente. Incluye CU-03 y CU-12.</w:t>
+            </w:r>
+          </w:p>
+        </w:tc>
+        <w:tc>
+          <w:tcPr>
+            <w:tcW w:w="1600" w:type="dxa"/>
+            <w:tcMar>
+              <w:top w:w="60" w:type="dxa"/>
+              <w:left w:w="100" w:type="dxa"/>
+              <w:bottom w:w="60" w:type="dxa"/>
+              <w:right w:w="100" w:type="dxa"/>
+            </w:tcMar>
+            <w:vAlign w:val="center"/>
+          </w:tcPr>
+          <w:p>
+            <w:pPr>
+              <w:rPr>
+                <w:sz w:val="18"/>
+                <w:szCs w:val="18"/>
+              </w:rPr>
+            </w:pPr>
+            <w:r>
+              <w:rPr>
+                <w:sz w:val="18"/>
+                <w:szCs w:val="18"/>
+              </w:rPr>
+              <w:t>FR-17</w:t>
             </w:r>
           </w:p>
         </w:tc>
@@ -6498,7 +7078,7 @@
         <w:pStyle w:val="Ttulo2"/>
         <w:spacing w:before="240" w:after="120"/>
       </w:pPr>
-      <w:bookmarkStart w:id="8" w:name="_Toc241775413"/>
+      <w:bookmarkStart w:id="8" w:name="_Toc242127183"/>
       <w:r>
         <w:rPr>
           <w:b/>
@@ -6507,6 +7087,7 @@
           <w:sz w:val="22"/>
           <w:szCs w:val="22"/>
         </w:rPr>
+        <w:lastRenderedPageBreak/>
         <w:t>3.3 Diagrama de clases UML</w:t>
       </w:r>
       <w:bookmarkEnd w:id="8"/>
@@ -6547,7 +7128,7 @@
                     </pic:cNvPicPr>
                   </pic:nvPicPr>
                   <pic:blipFill>
-                    <a:blip r:embed="rId23"/>
+                    <a:blip r:embed="rId21"/>
                     <a:stretch>
                       <a:fillRect/>
                     </a:stretch>
@@ -6607,6 +7188,7 @@
           <w:b/>
           <w:bCs/>
         </w:rPr>
+        <w:lastRenderedPageBreak/>
         <w:t xml:space="preserve">Encapsulamiento: </w:t>
       </w:r>
       <w:r>
@@ -6751,7 +7333,7 @@
                     </pic:cNvPicPr>
                   </pic:nvPicPr>
                   <pic:blipFill>
-                    <a:blip r:embed="rId24"/>
+                    <a:blip r:embed="rId22"/>
                     <a:stretch>
                       <a:fillRect/>
                     </a:stretch>
@@ -6806,7 +7388,7 @@
         <w:pStyle w:val="Ttulo2"/>
         <w:spacing w:before="240" w:after="120"/>
       </w:pPr>
-      <w:bookmarkStart w:id="9" w:name="_Toc241775414"/>
+      <w:bookmarkStart w:id="9" w:name="_Toc242127184"/>
       <w:r>
         <w:rPr>
           <w:b/>
@@ -6815,6 +7397,7 @@
           <w:sz w:val="22"/>
           <w:szCs w:val="22"/>
         </w:rPr>
+        <w:lastRenderedPageBreak/>
         <w:t>3.4 Trazabilidad entre requerimientos y modelos</w:t>
       </w:r>
       <w:bookmarkEnd w:id="9"/>
@@ -8337,12 +8920,18 @@
             <w:vAlign w:val="center"/>
           </w:tcPr>
           <w:p>
-            <w:r>
-              <w:rPr>
-                <w:sz w:val="18"/>
-                <w:szCs w:val="18"/>
-              </w:rPr>
-              <w:t>RNF-01</w:t>
+            <w:pPr>
+              <w:rPr>
+                <w:sz w:val="18"/>
+                <w:szCs w:val="18"/>
+              </w:rPr>
+            </w:pPr>
+            <w:r>
+              <w:rPr>
+                <w:sz w:val="18"/>
+                <w:szCs w:val="18"/>
+              </w:rPr>
+              <w:t>FR-16</w:t>
             </w:r>
           </w:p>
         </w:tc>
@@ -8359,12 +8948,18 @@
             <w:vAlign w:val="center"/>
           </w:tcPr>
           <w:p>
-            <w:r>
-              <w:rPr>
-                <w:sz w:val="18"/>
-                <w:szCs w:val="18"/>
-              </w:rPr>
-              <w:t>D3: guardar contraseña como hash</w:t>
+            <w:pPr>
+              <w:rPr>
+                <w:sz w:val="18"/>
+                <w:szCs w:val="18"/>
+              </w:rPr>
+            </w:pPr>
+            <w:r>
+              <w:rPr>
+                <w:sz w:val="18"/>
+                <w:szCs w:val="18"/>
+              </w:rPr>
+              <w:t>D3: Cancelar reserva → Validar vigencia → Marcar cancelada (libera cupo)</w:t>
             </w:r>
           </w:p>
         </w:tc>
@@ -8381,12 +8976,18 @@
             <w:vAlign w:val="center"/>
           </w:tcPr>
           <w:p>
-            <w:r>
-              <w:rPr>
-                <w:sz w:val="18"/>
-                <w:szCs w:val="18"/>
-              </w:rPr>
-              <w:t>CU-02, CU-03</w:t>
+            <w:pPr>
+              <w:rPr>
+                <w:sz w:val="18"/>
+                <w:szCs w:val="18"/>
+              </w:rPr>
+            </w:pPr>
+            <w:r>
+              <w:rPr>
+                <w:sz w:val="18"/>
+                <w:szCs w:val="18"/>
+              </w:rPr>
+              <w:t>CU-14</w:t>
             </w:r>
           </w:p>
         </w:tc>
@@ -8403,12 +9004,18 @@
             <w:vAlign w:val="center"/>
           </w:tcPr>
           <w:p>
-            <w:r>
-              <w:rPr>
-                <w:sz w:val="18"/>
-                <w:szCs w:val="18"/>
-              </w:rPr>
-              <w:t>Usuario.hash_contrasena (sin contraseña en claro)</w:t>
+            <w:pPr>
+              <w:rPr>
+                <w:sz w:val="18"/>
+                <w:szCs w:val="18"/>
+              </w:rPr>
+            </w:pPr>
+            <w:r>
+              <w:rPr>
+                <w:sz w:val="18"/>
+                <w:szCs w:val="18"/>
+              </w:rPr>
+              <w:t>Reserva.cancelar(); ReservaRepositorio.marcar_cancelada()</w:t>
             </w:r>
           </w:p>
         </w:tc>
@@ -8420,84 +9027,112 @@
         <w:tc>
           <w:tcPr>
             <w:tcW w:w="1000" w:type="dxa"/>
-            <w:tcMar>
-              <w:top w:w="60" w:type="dxa"/>
-              <w:left w:w="100" w:type="dxa"/>
-              <w:bottom w:w="60" w:type="dxa"/>
-              <w:right w:w="100" w:type="dxa"/>
-            </w:tcMar>
-            <w:vAlign w:val="center"/>
-          </w:tcPr>
-          <w:p>
-            <w:r>
-              <w:rPr>
-                <w:sz w:val="18"/>
-                <w:szCs w:val="18"/>
-              </w:rPr>
-              <w:t>RNF-02</w:t>
+            <w:shd w:val="clear" w:color="auto" w:fill="F1F2F1"/>
+            <w:tcMar>
+              <w:top w:w="60" w:type="dxa"/>
+              <w:left w:w="100" w:type="dxa"/>
+              <w:bottom w:w="60" w:type="dxa"/>
+              <w:right w:w="100" w:type="dxa"/>
+            </w:tcMar>
+            <w:vAlign w:val="center"/>
+          </w:tcPr>
+          <w:p>
+            <w:pPr>
+              <w:rPr>
+                <w:sz w:val="18"/>
+                <w:szCs w:val="18"/>
+              </w:rPr>
+            </w:pPr>
+            <w:r>
+              <w:rPr>
+                <w:sz w:val="18"/>
+                <w:szCs w:val="18"/>
+              </w:rPr>
+              <w:t>FR-17</w:t>
             </w:r>
           </w:p>
         </w:tc>
         <w:tc>
           <w:tcPr>
             <w:tcW w:w="3000" w:type="dxa"/>
-            <w:tcMar>
-              <w:top w:w="60" w:type="dxa"/>
-              <w:left w:w="100" w:type="dxa"/>
-              <w:bottom w:w="60" w:type="dxa"/>
-              <w:right w:w="100" w:type="dxa"/>
-            </w:tcMar>
-            <w:vAlign w:val="center"/>
-          </w:tcPr>
-          <w:p>
-            <w:r>
-              <w:rPr>
-                <w:sz w:val="18"/>
-                <w:szCs w:val="18"/>
-              </w:rPr>
-              <w:t>D3: mensaje genérico de error; D1: informar campo inválido sin exponer datos</w:t>
+            <w:shd w:val="clear" w:color="auto" w:fill="F1F2F1"/>
+            <w:tcMar>
+              <w:top w:w="60" w:type="dxa"/>
+              <w:left w:w="100" w:type="dxa"/>
+              <w:bottom w:w="60" w:type="dxa"/>
+              <w:right w:w="100" w:type="dxa"/>
+            </w:tcMar>
+            <w:vAlign w:val="center"/>
+          </w:tcPr>
+          <w:p>
+            <w:pPr>
+              <w:rPr>
+                <w:sz w:val="18"/>
+                <w:szCs w:val="18"/>
+              </w:rPr>
+            </w:pPr>
+            <w:r>
+              <w:rPr>
+                <w:sz w:val="18"/>
+                <w:szCs w:val="18"/>
+              </w:rPr>
+              <w:t>D3: Modificar reserva → Validar cupo sin la reserva propia → Cancelar anterior y crear nueva</w:t>
             </w:r>
           </w:p>
         </w:tc>
         <w:tc>
           <w:tcPr>
             <w:tcW w:w="2100" w:type="dxa"/>
-            <w:tcMar>
-              <w:top w:w="60" w:type="dxa"/>
-              <w:left w:w="100" w:type="dxa"/>
-              <w:bottom w:w="60" w:type="dxa"/>
-              <w:right w:w="100" w:type="dxa"/>
-            </w:tcMar>
-            <w:vAlign w:val="center"/>
-          </w:tcPr>
-          <w:p>
-            <w:r>
-              <w:rPr>
-                <w:sz w:val="18"/>
-                <w:szCs w:val="18"/>
-              </w:rPr>
-              <w:t>CU-02, CU-03</w:t>
+            <w:shd w:val="clear" w:color="auto" w:fill="F1F2F1"/>
+            <w:tcMar>
+              <w:top w:w="60" w:type="dxa"/>
+              <w:left w:w="100" w:type="dxa"/>
+              <w:bottom w:w="60" w:type="dxa"/>
+              <w:right w:w="100" w:type="dxa"/>
+            </w:tcMar>
+            <w:vAlign w:val="center"/>
+          </w:tcPr>
+          <w:p>
+            <w:pPr>
+              <w:rPr>
+                <w:sz w:val="18"/>
+                <w:szCs w:val="18"/>
+              </w:rPr>
+            </w:pPr>
+            <w:r>
+              <w:rPr>
+                <w:sz w:val="18"/>
+                <w:szCs w:val="18"/>
+              </w:rPr>
+              <w:t>CU-15</w:t>
             </w:r>
           </w:p>
         </w:tc>
         <w:tc>
           <w:tcPr>
             <w:tcW w:w="2926" w:type="dxa"/>
-            <w:tcMar>
-              <w:top w:w="60" w:type="dxa"/>
-              <w:left w:w="100" w:type="dxa"/>
-              <w:bottom w:w="60" w:type="dxa"/>
-              <w:right w:w="100" w:type="dxa"/>
-            </w:tcMar>
-            <w:vAlign w:val="center"/>
-          </w:tcPr>
-          <w:p>
-            <w:r>
-              <w:rPr>
-                <w:sz w:val="18"/>
-                <w:szCs w:val="18"/>
-              </w:rPr>
-              <w:t>Cliente.datos_publicos(); rut y telefono privados</w:t>
+            <w:shd w:val="clear" w:color="auto" w:fill="F1F2F1"/>
+            <w:tcMar>
+              <w:top w:w="60" w:type="dxa"/>
+              <w:left w:w="100" w:type="dxa"/>
+              <w:bottom w:w="60" w:type="dxa"/>
+              <w:right w:w="100" w:type="dxa"/>
+            </w:tcMar>
+            <w:vAlign w:val="center"/>
+          </w:tcPr>
+          <w:p>
+            <w:pPr>
+              <w:rPr>
+                <w:sz w:val="18"/>
+                <w:szCs w:val="18"/>
+              </w:rPr>
+            </w:pPr>
+            <w:r>
+              <w:rPr>
+                <w:sz w:val="18"/>
+                <w:szCs w:val="18"/>
+              </w:rPr>
+              <w:t>Reserva.reemplazar_por(); Paquete.cupo_disponible()</w:t>
             </w:r>
           </w:p>
         </w:tc>
@@ -8524,6 +9159,189 @@
                 <w:sz w:val="18"/>
                 <w:szCs w:val="18"/>
               </w:rPr>
+              <w:t>RNF-01</w:t>
+            </w:r>
+          </w:p>
+        </w:tc>
+        <w:tc>
+          <w:tcPr>
+            <w:tcW w:w="3000" w:type="dxa"/>
+            <w:shd w:val="clear" w:color="auto" w:fill="F1F2F1"/>
+            <w:tcMar>
+              <w:top w:w="60" w:type="dxa"/>
+              <w:left w:w="100" w:type="dxa"/>
+              <w:bottom w:w="60" w:type="dxa"/>
+              <w:right w:w="100" w:type="dxa"/>
+            </w:tcMar>
+            <w:vAlign w:val="center"/>
+          </w:tcPr>
+          <w:p>
+            <w:r>
+              <w:rPr>
+                <w:sz w:val="18"/>
+                <w:szCs w:val="18"/>
+              </w:rPr>
+              <w:t>D3: guardar contraseña como hash</w:t>
+            </w:r>
+          </w:p>
+        </w:tc>
+        <w:tc>
+          <w:tcPr>
+            <w:tcW w:w="2100" w:type="dxa"/>
+            <w:shd w:val="clear" w:color="auto" w:fill="F1F2F1"/>
+            <w:tcMar>
+              <w:top w:w="60" w:type="dxa"/>
+              <w:left w:w="100" w:type="dxa"/>
+              <w:bottom w:w="60" w:type="dxa"/>
+              <w:right w:w="100" w:type="dxa"/>
+            </w:tcMar>
+            <w:vAlign w:val="center"/>
+          </w:tcPr>
+          <w:p>
+            <w:r>
+              <w:rPr>
+                <w:sz w:val="18"/>
+                <w:szCs w:val="18"/>
+              </w:rPr>
+              <w:t>CU-02, CU-03</w:t>
+            </w:r>
+          </w:p>
+        </w:tc>
+        <w:tc>
+          <w:tcPr>
+            <w:tcW w:w="2926" w:type="dxa"/>
+            <w:shd w:val="clear" w:color="auto" w:fill="F1F2F1"/>
+            <w:tcMar>
+              <w:top w:w="60" w:type="dxa"/>
+              <w:left w:w="100" w:type="dxa"/>
+              <w:bottom w:w="60" w:type="dxa"/>
+              <w:right w:w="100" w:type="dxa"/>
+            </w:tcMar>
+            <w:vAlign w:val="center"/>
+          </w:tcPr>
+          <w:p>
+            <w:r>
+              <w:rPr>
+                <w:sz w:val="18"/>
+                <w:szCs w:val="18"/>
+              </w:rPr>
+              <w:t>Usuario.hash_contrasena (sin contraseña en claro)</w:t>
+            </w:r>
+          </w:p>
+        </w:tc>
+      </w:tr>
+      <w:tr>
+        <w:trPr>
+          <w:cantSplit/>
+        </w:trPr>
+        <w:tc>
+          <w:tcPr>
+            <w:tcW w:w="1000" w:type="dxa"/>
+            <w:tcMar>
+              <w:top w:w="60" w:type="dxa"/>
+              <w:left w:w="100" w:type="dxa"/>
+              <w:bottom w:w="60" w:type="dxa"/>
+              <w:right w:w="100" w:type="dxa"/>
+            </w:tcMar>
+            <w:vAlign w:val="center"/>
+          </w:tcPr>
+          <w:p>
+            <w:r>
+              <w:rPr>
+                <w:sz w:val="18"/>
+                <w:szCs w:val="18"/>
+              </w:rPr>
+              <w:t>RNF-02</w:t>
+            </w:r>
+          </w:p>
+        </w:tc>
+        <w:tc>
+          <w:tcPr>
+            <w:tcW w:w="3000" w:type="dxa"/>
+            <w:tcMar>
+              <w:top w:w="60" w:type="dxa"/>
+              <w:left w:w="100" w:type="dxa"/>
+              <w:bottom w:w="60" w:type="dxa"/>
+              <w:right w:w="100" w:type="dxa"/>
+            </w:tcMar>
+            <w:vAlign w:val="center"/>
+          </w:tcPr>
+          <w:p>
+            <w:r>
+              <w:rPr>
+                <w:sz w:val="18"/>
+                <w:szCs w:val="18"/>
+              </w:rPr>
+              <w:t>D3: mensaje genérico de error; D1: informar campo inválido sin exponer datos</w:t>
+            </w:r>
+          </w:p>
+        </w:tc>
+        <w:tc>
+          <w:tcPr>
+            <w:tcW w:w="2100" w:type="dxa"/>
+            <w:tcMar>
+              <w:top w:w="60" w:type="dxa"/>
+              <w:left w:w="100" w:type="dxa"/>
+              <w:bottom w:w="60" w:type="dxa"/>
+              <w:right w:w="100" w:type="dxa"/>
+            </w:tcMar>
+            <w:vAlign w:val="center"/>
+          </w:tcPr>
+          <w:p>
+            <w:r>
+              <w:rPr>
+                <w:sz w:val="18"/>
+                <w:szCs w:val="18"/>
+              </w:rPr>
+              <w:t>CU-02, CU-03</w:t>
+            </w:r>
+          </w:p>
+        </w:tc>
+        <w:tc>
+          <w:tcPr>
+            <w:tcW w:w="2926" w:type="dxa"/>
+            <w:tcMar>
+              <w:top w:w="60" w:type="dxa"/>
+              <w:left w:w="100" w:type="dxa"/>
+              <w:bottom w:w="60" w:type="dxa"/>
+              <w:right w:w="100" w:type="dxa"/>
+            </w:tcMar>
+            <w:vAlign w:val="center"/>
+          </w:tcPr>
+          <w:p>
+            <w:r>
+              <w:rPr>
+                <w:sz w:val="18"/>
+                <w:szCs w:val="18"/>
+              </w:rPr>
+              <w:t>Cliente.datos_publicos(); rut y telefono privados</w:t>
+            </w:r>
+          </w:p>
+        </w:tc>
+      </w:tr>
+      <w:tr>
+        <w:trPr>
+          <w:cantSplit/>
+        </w:trPr>
+        <w:tc>
+          <w:tcPr>
+            <w:tcW w:w="1000" w:type="dxa"/>
+            <w:shd w:val="clear" w:color="auto" w:fill="F1F2F1"/>
+            <w:tcMar>
+              <w:top w:w="60" w:type="dxa"/>
+              <w:left w:w="100" w:type="dxa"/>
+              <w:bottom w:w="60" w:type="dxa"/>
+              <w:right w:w="100" w:type="dxa"/>
+            </w:tcMar>
+            <w:vAlign w:val="center"/>
+          </w:tcPr>
+          <w:p>
+            <w:r>
+              <w:rPr>
+                <w:sz w:val="18"/>
+                <w:szCs w:val="18"/>
+              </w:rPr>
+              <w:lastRenderedPageBreak/>
               <w:t>RNF-03</w:t>
             </w:r>
           </w:p>
@@ -8877,14 +9695,32 @@
         <w:spacing w:after="120"/>
       </w:pPr>
       <w:r>
-        <w:t>Validación de coherencia realizada sobre la matriz: (1) los 15 requerimientos funcionales aparecen en un diagrama BPMN, en un caso de uso y en una clase o método; (2) los 13 casos de uso y las 7 clases de dominio se originan en al menos un requerimiento o supuesto declarado, y no se modeló nada fuera del alcance (por ejemplo, no hay cancelación de reservas ni pagos); (3) RNF-06 es el único requerimiento sin un elemento de modelo propio, porque describe el medio de acceso (un navegador web) y no un proceso ni una entidad, y se aborda en la arquitectura (sección 5).</w:t>
+        <w:t xml:space="preserve">Validación de coherencia realizada sobre la matriz: </w:t>
+      </w:r>
+      <w:r>
+        <w:t>(1) los 17 requerimientos funcionales</w:t>
+      </w:r>
+      <w:r>
+        <w:t xml:space="preserve"> aparecen en un diagrama BPMN, en un caso de uso y en una clase o método; </w:t>
+      </w:r>
+      <w:r>
+        <w:t>(2) los 15 casos de uso</w:t>
+      </w:r>
+      <w:r>
+        <w:t xml:space="preserve"> y las 7 clases de dominio se originan en al menos un requerimiento o supuesto declarado, y no se modeló nada fuera del alcance </w:t>
+      </w:r>
+      <w:r>
+        <w:t>(por ejemplo, no hay pagos ni facturación)</w:t>
+      </w:r>
+      <w:r>
+        <w:t>; (3) RNF-06 es el único requerimiento sin un elemento de modelo propio, porque describe el medio de acceso (un navegador web) y no un proceso ni una entidad, y se aborda en la arquitectura (sección 5).</w:t>
       </w:r>
     </w:p>
     <w:p>
       <w:pPr>
         <w:sectPr>
-          <w:headerReference w:type="default" r:id="rId25"/>
-          <w:footerReference w:type="default" r:id="rId26"/>
+          <w:headerReference w:type="default" r:id="rId23"/>
+          <w:footerReference w:type="default" r:id="rId24"/>
           <w:pgSz w:w="11906" w:h="16838"/>
           <w:pgMar w:top="1440" w:right="1440" w:bottom="1440" w:left="1440" w:header="708" w:footer="708" w:gutter="0"/>
           <w:cols w:space="720"/>
@@ -8900,7 +9736,7 @@
         </w:pBdr>
         <w:spacing w:before="240" w:after="120"/>
       </w:pPr>
-      <w:bookmarkStart w:id="10" w:name="_Toc241775415"/>
+      <w:bookmarkStart w:id="10" w:name="_Toc242127185"/>
       <w:r>
         <w:rPr>
           <w:b/>
@@ -8909,6 +9745,7 @@
           <w:sz w:val="28"/>
           <w:szCs w:val="28"/>
         </w:rPr>
+        <w:lastRenderedPageBreak/>
         <w:t>4. Metodología de trabajo ágil</w:t>
       </w:r>
       <w:bookmarkEnd w:id="10"/>
@@ -8926,7 +9763,7 @@
         <w:pStyle w:val="Ttulo2"/>
         <w:spacing w:before="240" w:after="120"/>
       </w:pPr>
-      <w:bookmarkStart w:id="11" w:name="_Toc241775416"/>
+      <w:bookmarkStart w:id="11" w:name="_Toc242127186"/>
       <w:r>
         <w:rPr>
           <w:b/>
@@ -9213,7 +10050,7 @@
         <w:pStyle w:val="Ttulo2"/>
         <w:spacing w:before="240" w:after="120"/>
       </w:pPr>
-      <w:bookmarkStart w:id="12" w:name="_Toc241775417"/>
+      <w:bookmarkStart w:id="12" w:name="_Toc242127187"/>
       <w:r>
         <w:rPr>
           <w:b/>
@@ -9827,7 +10664,7 @@
         <w:pStyle w:val="Ttulo2"/>
         <w:spacing w:before="240" w:after="120"/>
       </w:pPr>
-      <w:bookmarkStart w:id="13" w:name="_Toc241775418"/>
+      <w:bookmarkStart w:id="13" w:name="_Toc242127188"/>
       <w:r>
         <w:rPr>
           <w:b/>
@@ -9894,6 +10731,7 @@
                 <w:bCs/>
                 <w:color w:val="FFFFFF"/>
               </w:rPr>
+              <w:lastRenderedPageBreak/>
               <w:t>Sprint</w:t>
             </w:r>
           </w:p>
@@ -10265,7 +11103,7 @@
         </w:pBdr>
         <w:spacing w:before="240" w:after="120"/>
       </w:pPr>
-      <w:bookmarkStart w:id="14" w:name="_Toc241775419"/>
+      <w:bookmarkStart w:id="14" w:name="_Toc242127189"/>
       <w:r>
         <w:rPr>
           <w:b/>
@@ -10283,7 +11121,7 @@
         <w:pStyle w:val="Ttulo2"/>
         <w:spacing w:before="240" w:after="120"/>
       </w:pPr>
-      <w:bookmarkStart w:id="15" w:name="_Toc241775420"/>
+      <w:bookmarkStart w:id="15" w:name="_Toc242127190"/>
       <w:r>
         <w:rPr>
           <w:b/>
@@ -10317,7 +11155,7 @@
         <w:pStyle w:val="Ttulo2"/>
         <w:spacing w:before="240" w:after="120"/>
       </w:pPr>
-      <w:bookmarkStart w:id="16" w:name="_Toc241775421"/>
+      <w:bookmarkStart w:id="16" w:name="_Toc242127191"/>
       <w:r>
         <w:rPr>
           <w:b/>
@@ -10533,6 +11371,7 @@
                 <w:sz w:val="18"/>
                 <w:szCs w:val="18"/>
               </w:rPr>
+              <w:lastRenderedPageBreak/>
               <w:t>paquete_destinos</w:t>
             </w:r>
           </w:p>
@@ -10723,7 +11562,7 @@
         <w:pStyle w:val="Ttulo2"/>
         <w:spacing w:before="240" w:after="120"/>
       </w:pPr>
-      <w:bookmarkStart w:id="17" w:name="_Toc241775422"/>
+      <w:bookmarkStart w:id="17" w:name="_Toc242127192"/>
       <w:r>
         <w:rPr>
           <w:b/>
@@ -12721,6 +13560,7 @@
                 <w:sz w:val="18"/>
                 <w:szCs w:val="18"/>
               </w:rPr>
+              <w:lastRenderedPageBreak/>
               <w:t>POST</w:t>
             </w:r>
           </w:p>
@@ -13164,7 +14004,7 @@
         <w:t xml:space="preserve">Calidad: </w:t>
       </w:r>
       <w:r>
-        <w:t>133 pruebas</w:t>
+        <w:t>140 pruebas</w:t>
       </w:r>
       <w:r>
         <w:t xml:space="preserve"> automatizadas (pytest), unitarias del dominio y de la API sobre SQLite real. Además de cubrir cada regla de R1 a R17 y casos borde (redondeo del precio, margen NaN, nombres con distinta capitalización, intento de inyección SQL, token firmado con otra clave, contraseña de más de 72 bytes), incluyen una prueba de integración que recorre el caso completo con los 4 dominios (test_integracion.py), una prueba de 20 reservas simultáneas sobre un cupo de 5 (test_concurrencia.py) y las pruebas de autorización por rol. Para comprobar que las pruebas detectan errores reales se desactivaron a propósito R7, R8 y cada una de las correcciones de seguridad de la sección 7.3; en todos los casos fallaron las pruebas correspondientes.</w:t>
@@ -13178,8 +14018,8 @@
     <w:p>
       <w:pPr>
         <w:sectPr>
-          <w:headerReference w:type="default" r:id="rId27"/>
-          <w:footerReference w:type="default" r:id="rId28"/>
+          <w:headerReference w:type="default" r:id="rId25"/>
+          <w:footerReference w:type="default" r:id="rId26"/>
           <w:pgSz w:w="11906" w:h="16838"/>
           <w:pgMar w:top="1440" w:right="1440" w:bottom="1440" w:left="1440" w:header="708" w:footer="708" w:gutter="0"/>
           <w:cols w:space="720"/>
@@ -13195,7 +14035,7 @@
         </w:pBdr>
         <w:spacing w:before="240" w:after="120"/>
       </w:pPr>
-      <w:bookmarkStart w:id="18" w:name="_Toc241775423"/>
+      <w:bookmarkStart w:id="18" w:name="_Toc242127193"/>
       <w:r>
         <w:rPr>
           <w:b/>
@@ -13204,6 +14044,7 @@
           <w:sz w:val="28"/>
           <w:szCs w:val="28"/>
         </w:rPr>
+        <w:lastRenderedPageBreak/>
         <w:t>6. Justificación técnica y uso crítico de herramientas de IA</w:t>
       </w:r>
       <w:bookmarkEnd w:id="18"/>
@@ -13213,7 +14054,13 @@
         <w:spacing w:after="120"/>
       </w:pPr>
       <w:r>
-        <w:t>Todo uso de IA durante el desarrollo se registra en VALIDACION_IA.md con la misma estructura: objetivo, implementación, revisión técnica (qué propuso la IA o qué alternativa se evaluó, y por qué se adoptó, modificó o descartó) y validación. A continuación se resumen las decisiones más relevantes tomadas hasta ahora, como evidencia de evaluación crítica y no de copia directa de sugerencias:</w:t>
+        <w:t xml:space="preserve">Todo uso de IA durante el desarrollo se registra en VALIDACION_IA.md con la misma estructura: objetivo, implementación, revisión técnica (qué propuso la IA o qué alternativa se evaluó, y por qué se adoptó, modificó o descartó) y validación. A </w:t>
+      </w:r>
+      <w:r>
+        <w:t>continuación,</w:t>
+      </w:r>
+      <w:r>
+        <w:t xml:space="preserve"> se resumen las decisiones más relevantes tomadas hasta ahora, como evidencia de evaluación crítica y no de copia directa de sugerencias:</w:t>
       </w:r>
     </w:p>
     <w:tbl>
@@ -13980,6 +14827,7 @@
                 <w:sz w:val="18"/>
                 <w:szCs w:val="18"/>
               </w:rPr>
+              <w:lastRenderedPageBreak/>
               <w:t>Autorización del catálogo</w:t>
             </w:r>
           </w:p>
@@ -14191,8 +15039,8 @@
     <w:p>
       <w:pPr>
         <w:sectPr>
-          <w:headerReference w:type="default" r:id="rId29"/>
-          <w:footerReference w:type="default" r:id="rId30"/>
+          <w:headerReference w:type="default" r:id="rId27"/>
+          <w:footerReference w:type="default" r:id="rId28"/>
           <w:pgSz w:w="11906" w:h="16838"/>
           <w:pgMar w:top="1440" w:right="1440" w:bottom="1440" w:left="1440" w:header="708" w:footer="708" w:gutter="0"/>
           <w:cols w:space="720"/>
@@ -14208,7 +15056,7 @@
         </w:pBdr>
         <w:spacing w:before="240" w:after="120"/>
       </w:pPr>
-      <w:bookmarkStart w:id="19" w:name="_Toc241775424"/>
+      <w:bookmarkStart w:id="19" w:name="_Toc242127194"/>
       <w:r>
         <w:rPr>
           <w:b/>
@@ -14217,6 +15065,7 @@
           <w:sz w:val="28"/>
           <w:szCs w:val="28"/>
         </w:rPr>
+        <w:lastRenderedPageBreak/>
         <w:t>7. Seguridad</w:t>
       </w:r>
       <w:bookmarkEnd w:id="19"/>
@@ -14234,7 +15083,7 @@
         <w:pStyle w:val="Ttulo2"/>
         <w:spacing w:before="240" w:after="120"/>
       </w:pPr>
-      <w:bookmarkStart w:id="20" w:name="_Toc241775425"/>
+      <w:bookmarkStart w:id="20" w:name="_Toc242127195"/>
       <w:r>
         <w:rPr>
           <w:b/>
@@ -14624,7 +15473,7 @@
         <w:pStyle w:val="Ttulo2"/>
         <w:spacing w:before="240" w:after="120"/>
       </w:pPr>
-      <w:bookmarkStart w:id="21" w:name="_Toc241775426"/>
+      <w:bookmarkStart w:id="21" w:name="_Toc242127196"/>
       <w:r>
         <w:rPr>
           <w:b/>
@@ -14708,7 +15557,7 @@
         <w:pStyle w:val="Ttulo2"/>
         <w:spacing w:before="240" w:after="120"/>
       </w:pPr>
-      <w:bookmarkStart w:id="22" w:name="_Toc241775427"/>
+      <w:bookmarkStart w:id="22" w:name="_Toc242127197"/>
       <w:r>
         <w:rPr>
           <w:b/>
@@ -14726,7 +15575,11 @@
         <w:spacing w:after="120"/>
       </w:pPr>
       <w:r>
-        <w:t>La revisión se hizo el 1 de octubre, con los 4 dominios ya integrados, combinando revisión manual, ataques contra el servidor en ejecución, Bandit, pip-audit y SonarCloud. SonarCloud analizó el commit 5c495d17 con Quality Gate aprobado y 0 issues en New Code; Bandit cubre las reglas de inyección SQL, secretos y manejo de excepciones de la checklist. Hallazgos y correcciones:</w:t>
+        <w:t xml:space="preserve">La revisión se hizo el 1 de octubre, con los 4 dominios ya integrados, combinando revisión manual, ataques contra el servidor en ejecución, Bandit, pip-audit y SonarCloud. SonarCloud analizó el commit </w:t>
+      </w:r>
+      <w:r>
+        <w:lastRenderedPageBreak/>
+        <w:t>5c495d17 con Quality Gate aprobado y 0 issues en New Code; Bandit cubre las reglas de inyección SQL, secretos y manejo de excepciones de la checklist. Hallazgos y correcciones:</w:t>
       </w:r>
     </w:p>
     <w:tbl>
@@ -15778,7 +16631,11 @@
         <w:spacing w:after="120"/>
       </w:pPr>
       <w:r>
-        <w:t>Riesgos aceptados dentro del alcance: (a) el registro de clientes informa «Ya existe un cliente registrado con ese correo», porque R9 exige que el correo sea único y el cliente necesita saberlo; esto permite comprobar si un correo está registrado, pero solo desde el registro, no desde el inicio de sesión. (b) No hay límite de intentos de inicio de sesión: con bcrypt de costo 12 cada intento tarda unos 200 ms, lo que encarece un ataque de fuerza bruta pero no lo impide; un límite por dirección IP requiere infraestructura fuera del alcance de la primera versión.</w:t>
+        <w:t xml:space="preserve">Riesgos aceptados dentro del alcance: (a) el registro de clientes informa «Ya existe un cliente registrado con ese correo», porque R9 exige que el correo sea único y el cliente necesita saberlo; esto permite comprobar si un correo está registrado, pero solo desde el registro, no desde el inicio de sesión. (b) No </w:t>
+      </w:r>
+      <w:r>
+        <w:lastRenderedPageBreak/>
+        <w:t>hay límite de intentos de inicio de sesión: con bcrypt de costo 12 cada intento tarda unos 200 ms, lo que encarece un ataque de fuerza bruta pero no lo impide; un límite por dirección IP requiere infraestructura fuera del alcance de la primera versión.</w:t>
       </w:r>
     </w:p>
     <w:p>
@@ -15789,8 +16646,8 @@
     <w:p>
       <w:pPr>
         <w:sectPr>
-          <w:headerReference w:type="default" r:id="rId31"/>
-          <w:footerReference w:type="default" r:id="rId32"/>
+          <w:headerReference w:type="default" r:id="rId29"/>
+          <w:footerReference w:type="default" r:id="rId30"/>
           <w:pgSz w:w="11906" w:h="16838"/>
           <w:pgMar w:top="1440" w:right="1440" w:bottom="1440" w:left="1440" w:header="708" w:footer="708" w:gutter="0"/>
           <w:cols w:space="720"/>
@@ -15806,7 +16663,7 @@
         </w:pBdr>
         <w:spacing w:before="240" w:after="120"/>
       </w:pPr>
-      <w:bookmarkStart w:id="23" w:name="_Toc2026900001"/>
+      <w:bookmarkStart w:id="23" w:name="_Toc242127198"/>
       <w:r>
         <w:rPr>
           <w:b/>
@@ -15815,6 +16672,7 @@
           <w:sz w:val="28"/>
           <w:szCs w:val="28"/>
         </w:rPr>
+        <w:lastRenderedPageBreak/>
         <w:t>8. Conclusiones</w:t>
       </w:r>
       <w:bookmarkEnd w:id="23"/>
@@ -15824,10 +16682,16 @@
         <w:spacing w:after="120"/>
       </w:pPr>
       <w:r>
-        <w:t>El sistema cumple los requerimientos funcionales (FR-01 a FR-15) y no funcionales (RNF-01 a RNF-06) de la sección 2. La trazabilidad de la sección 3 se mantuvo durante la implementación: cada endpoint y cada regla de negocio se puede rastrear hasta un requerimiento y hasta una prueba automatizada (</w:t>
+        <w:t xml:space="preserve">El sistema cumple los requerimientos funcionales </w:t>
       </w:r>
       <w:r>
-        <w:t>133 pruebas</w:t>
+        <w:t>(FR-01 a FR-17)</w:t>
+      </w:r>
+      <w:r>
+        <w:t xml:space="preserve"> y no funcionales (RNF-01 a RNF-06) de la sección 2. La trazabilidad de la sección 3 se mantuvo durante la implementación: cada endpoint y cada regla de negocio se puede rastrear hasta un requerimiento y hasta una prueba automatizada (</w:t>
+      </w:r>
+      <w:r>
+        <w:t>140 pruebas</w:t>
       </w:r>
       <w:r>
         <w:t xml:space="preserve"> al cierre).</w:t>
@@ -15897,19 +16761,6 @@
         <w:spacing w:after="60"/>
       </w:pPr>
       <w:r>
-        <w:t>Las reservas no se pueden modificar ni cancelar (supuesto S4 de la sección 3).</w:t>
-      </w:r>
-    </w:p>
-    <w:p>
-      <w:pPr>
-        <w:pStyle w:val="Prrafodelista"/>
-        <w:numPr>
-          <w:ilvl w:val="0"/>
-          <w:numId w:val="1"/>
-        </w:numPr>
-        <w:spacing w:after="60"/>
-      </w:pPr>
-      <w:r>
         <w:t>La cuenta de administrador de la demo se crea desde variables de entorno. Es aceptable para una demostración, no para producción.</w:t>
       </w:r>
     </w:p>
@@ -15961,7 +16812,7 @@
         <w:spacing w:after="60"/>
       </w:pPr>
       <w:r>
-        <w:t>Cancelación y modificación de reservas, y el nombre del paquete en el historial del cliente.</w:t>
+        <w:t>El nombre del paquete en el historial del cliente (hoy solo se muestra su número).</w:t>
       </w:r>
     </w:p>
     <w:p>
@@ -15981,9 +16832,11 @@
       <w:pPr>
         <w:pStyle w:val="Ttulo1"/>
       </w:pPr>
+      <w:bookmarkStart w:id="24" w:name="_Toc242127199"/>
       <w:r>
         <w:t>En síntesis, el sistema es funcional, está probado y desplegado, y deja documentados sus límites y sus decisiones.</w:t>
       </w:r>
+      <w:bookmarkEnd w:id="24"/>
     </w:p>
     <w:p>
       <w:pPr>
@@ -16000,6 +16853,7 @@
           <w:szCs w:val="28"/>
         </w:rPr>
       </w:pPr>
+      <w:bookmarkStart w:id="25" w:name="_Toc242127200"/>
       <w:r>
         <w:rPr>
           <w:b/>
@@ -16010,6 +16864,7 @@
         </w:rPr>
         <w:t>Enlaces del proyecto</w:t>
       </w:r>
+      <w:bookmarkEnd w:id="25"/>
     </w:p>
     <w:p>
       <w:r>
@@ -16036,6 +16891,7 @@
           <w:szCs w:val="28"/>
         </w:rPr>
       </w:pPr>
+      <w:bookmarkStart w:id="26" w:name="_Toc242127201"/>
       <w:r>
         <w:rPr>
           <w:b/>
@@ -16046,6 +16902,7 @@
         </w:rPr>
         <w:t>Referencias bibliográficas</w:t>
       </w:r>
+      <w:bookmarkEnd w:id="26"/>
     </w:p>
     <w:p>
       <w:r>
@@ -16064,8 +16921,8 @@
     </w:p>
     <w:p/>
     <w:sectPr>
-      <w:headerReference w:type="default" r:id="rId33"/>
-      <w:footerReference w:type="default" r:id="rId34"/>
+      <w:headerReference w:type="default" r:id="rId31"/>
+      <w:footerReference w:type="default" r:id="rId32"/>
       <w:pgSz w:w="11906" w:h="16838"/>
       <w:pgMar w:top="1440" w:right="1440" w:bottom="1440" w:left="1440" w:header="708" w:footer="708" w:gutter="0"/>
       <w:cols w:space="720"/>
@@ -17052,37 +17909,6 @@
 <w:hdr xmlns:wpc="http://schemas.microsoft.com/office/word/2010/wordprocessingCanvas" xmlns:cx="http://schemas.microsoft.com/office/drawing/2014/chartex" xmlns:cx1="http://schemas.microsoft.com/office/drawing/2015/9/8/chartex" xmlns:cx2="http://schemas.microsoft.com/office/drawing/2015/10/21/chartex" xmlns:cx3="http://schemas.microsoft.com/office/drawing/2016/5/9/chartex" xmlns:cx4="http://schemas.microsoft.com/office/drawing/2016/5/10/chartex" xmlns:cx5="http://schemas.microsoft.com/office/drawing/2016/5/11/chartex" xmlns:cx6="http://schemas.microsoft.com/office/drawing/2016/5/12/chartex" xmlns:cx7="http://schemas.microsoft.com/office/drawing/2016/5/13/chartex" xmlns:cx8="http://schemas.microsoft.com/office/drawing/2016/5/14/chartex" xmlns:mc="http://schemas.openxmlformats.org/markup-compatibility/2006" xmlns:aink="http://schemas.microsoft.com/office/drawing/2016/ink" xmlns:am3d="http://schemas.microsoft.com/office/drawing/2017/model3d" xmlns:o="urn:schemas-microsoft-com:office:office" xmlns:oel="http://schemas.microsoft.com/office/2019/extlst" xmlns:r="http://schemas.openxmlformats.org/officeDocument/2006/relationships" xmlns:m="http://schemas.openxmlformats.org/officeDocument/2006/math" xmlns:v="urn:schemas-microsoft-com:vml" xmlns:wp14="http://schemas.microsoft.com/office/word/2010/wordprocessingDrawing" xmlns:wp="http://schemas.openxmlformats.org/drawingml/2006/wordprocessingDrawing" xmlns:w10="urn:schemas-microsoft-com:office:word" xmlns:w="http://schemas.openxmlformats.org/wordprocessingml/2006/main" xmlns:w14="http://schemas.microsoft.com/office/word/2010/wordml" xmlns:w15="http://schemas.microsoft.com/office/word/2012/wordml" xmlns:w16cex="http://schemas.microsoft.com/office/word/2018/wordml/cex" xmlns:w16cid="http://schemas.microsoft.com/office/word/2016/wordml/cid" xmlns:w16="http://schemas.microsoft.com/office/word/2018/wordml" xmlns:w16du="http://schemas.microsoft.com/office/word/2023/wordml/word16du" xmlns:w16sdtdh="http://schemas.microsoft.com/office/word/2020/wordml/sdtdatahash" xmlns:w16sdtfl="http://schemas.microsoft.com/office/word/2024/wordml/sdtformatlock" xmlns:w16se="http://schemas.microsoft.com/office/word/2015/wordml/symex" xmlns:wpg="http://schemas.microsoft.com/office/word/2010/wordprocessingGroup" xmlns:wpi="http://schemas.microsoft.com/office/word/2010/wordprocessingInk" xmlns:wne="http://schemas.microsoft.com/office/word/2006/wordml" xmlns:wps="http://schemas.microsoft.com/office/word/2010/wordprocessingShape" mc:Ignorable="w14 w15 w16se w16cid w16 w16cex w16sdtdh w16sdtfl w16du wp14">
   <w:p>
     <w:pPr>
-      <w:pStyle w:val="Encabezado"/>
-    </w:pPr>
-  </w:p>
-</w:hdr>
-</file>
-
-<file path=word/header10.xml><?xml version="1.0" encoding="utf-8"?>
-<w:hdr xmlns:wpc="http://schemas.microsoft.com/office/word/2010/wordprocessingCanvas" xmlns:cx="http://schemas.microsoft.com/office/drawing/2014/chartex" xmlns:cx1="http://schemas.microsoft.com/office/drawing/2015/9/8/chartex" xmlns:cx2="http://schemas.microsoft.com/office/drawing/2015/10/21/chartex" xmlns:cx3="http://schemas.microsoft.com/office/drawing/2016/5/9/chartex" xmlns:cx4="http://schemas.microsoft.com/office/drawing/2016/5/10/chartex" xmlns:cx5="http://schemas.microsoft.com/office/drawing/2016/5/11/chartex" xmlns:cx6="http://schemas.microsoft.com/office/drawing/2016/5/12/chartex" xmlns:cx7="http://schemas.microsoft.com/office/drawing/2016/5/13/chartex" xmlns:cx8="http://schemas.microsoft.com/office/drawing/2016/5/14/chartex" xmlns:mc="http://schemas.openxmlformats.org/markup-compatibility/2006" xmlns:aink="http://schemas.microsoft.com/office/drawing/2016/ink" xmlns:am3d="http://schemas.microsoft.com/office/drawing/2017/model3d" xmlns:o="urn:schemas-microsoft-com:office:office" xmlns:oel="http://schemas.microsoft.com/office/2019/extlst" xmlns:r="http://schemas.openxmlformats.org/officeDocument/2006/relationships" xmlns:m="http://schemas.openxmlformats.org/officeDocument/2006/math" xmlns:v="urn:schemas-microsoft-com:vml" xmlns:wp14="http://schemas.microsoft.com/office/word/2010/wordprocessingDrawing" xmlns:wp="http://schemas.openxmlformats.org/drawingml/2006/wordprocessingDrawing" xmlns:w10="urn:schemas-microsoft-com:office:word" xmlns:w="http://schemas.openxmlformats.org/wordprocessingml/2006/main" xmlns:w14="http://schemas.microsoft.com/office/word/2010/wordml" xmlns:w15="http://schemas.microsoft.com/office/word/2012/wordml" xmlns:w16cex="http://schemas.microsoft.com/office/word/2018/wordml/cex" xmlns:w16cid="http://schemas.microsoft.com/office/word/2016/wordml/cid" xmlns:w16="http://schemas.microsoft.com/office/word/2018/wordml" xmlns:w16du="http://schemas.microsoft.com/office/word/2023/wordml/word16du" xmlns:w16sdtdh="http://schemas.microsoft.com/office/word/2020/wordml/sdtdatahash" xmlns:w16sdtfl="http://schemas.microsoft.com/office/word/2024/wordml/sdtformatlock" xmlns:w16se="http://schemas.microsoft.com/office/word/2015/wordml/symex" xmlns:wpg="http://schemas.microsoft.com/office/word/2010/wordprocessingGroup" xmlns:wpi="http://schemas.microsoft.com/office/word/2010/wordprocessingInk" xmlns:wne="http://schemas.microsoft.com/office/word/2006/wordml" xmlns:wps="http://schemas.microsoft.com/office/word/2010/wordprocessingShape" mc:Ignorable="w14 w15 w16se w16cid w16 w16cex w16sdtdh w16sdtfl w16du wp14">
-  <w:p>
-    <w:pPr>
-      <w:pBdr>
-        <w:bottom w:val="single" w:sz="4" w:space="4" w:color="999999"/>
-      </w:pBdr>
-      <w:jc w:val="right"/>
-    </w:pPr>
-    <w:r>
-      <w:rPr>
-        <w:color w:val="666666"/>
-        <w:sz w:val="16"/>
-        <w:szCs w:val="16"/>
-      </w:rPr>
-      <w:t>CASO · AGENCIA DE VIAJES · VIAJES AVENTURA</w:t>
-    </w:r>
-  </w:p>
-</w:hdr>
-</file>
-
-<file path=word/header11.xml><?xml version="1.0" encoding="utf-8"?>
-<w:hdr xmlns:wpc="http://schemas.microsoft.com/office/word/2010/wordprocessingCanvas" xmlns:cx="http://schemas.microsoft.com/office/drawing/2014/chartex" xmlns:cx1="http://schemas.microsoft.com/office/drawing/2015/9/8/chartex" xmlns:cx2="http://schemas.microsoft.com/office/drawing/2015/10/21/chartex" xmlns:cx3="http://schemas.microsoft.com/office/drawing/2016/5/9/chartex" xmlns:cx4="http://schemas.microsoft.com/office/drawing/2016/5/10/chartex" xmlns:cx5="http://schemas.microsoft.com/office/drawing/2016/5/11/chartex" xmlns:cx6="http://schemas.microsoft.com/office/drawing/2016/5/12/chartex" xmlns:cx7="http://schemas.microsoft.com/office/drawing/2016/5/13/chartex" xmlns:cx8="http://schemas.microsoft.com/office/drawing/2016/5/14/chartex" xmlns:mc="http://schemas.openxmlformats.org/markup-compatibility/2006" xmlns:aink="http://schemas.microsoft.com/office/drawing/2016/ink" xmlns:am3d="http://schemas.microsoft.com/office/drawing/2017/model3d" xmlns:o="urn:schemas-microsoft-com:office:office" xmlns:oel="http://schemas.microsoft.com/office/2019/extlst" xmlns:r="http://schemas.openxmlformats.org/officeDocument/2006/relationships" xmlns:m="http://schemas.openxmlformats.org/officeDocument/2006/math" xmlns:v="urn:schemas-microsoft-com:vml" xmlns:wp14="http://schemas.microsoft.com/office/word/2010/wordprocessingDrawing" xmlns:wp="http://schemas.openxmlformats.org/drawingml/2006/wordprocessingDrawing" xmlns:w10="urn:schemas-microsoft-com:office:word" xmlns:w="http://schemas.openxmlformats.org/wordprocessingml/2006/main" xmlns:w14="http://schemas.microsoft.com/office/word/2010/wordml" xmlns:w15="http://schemas.microsoft.com/office/word/2012/wordml" xmlns:w16cex="http://schemas.microsoft.com/office/word/2018/wordml/cex" xmlns:w16cid="http://schemas.microsoft.com/office/word/2016/wordml/cid" xmlns:w16="http://schemas.microsoft.com/office/word/2018/wordml" xmlns:w16du="http://schemas.microsoft.com/office/word/2023/wordml/word16du" xmlns:w16sdtdh="http://schemas.microsoft.com/office/word/2020/wordml/sdtdatahash" xmlns:w16sdtfl="http://schemas.microsoft.com/office/word/2024/wordml/sdtformatlock" xmlns:w16se="http://schemas.microsoft.com/office/word/2015/wordml/symex" xmlns:wpg="http://schemas.microsoft.com/office/word/2010/wordprocessingGroup" xmlns:wpi="http://schemas.microsoft.com/office/word/2010/wordprocessingInk" xmlns:wne="http://schemas.microsoft.com/office/word/2006/wordml" xmlns:wps="http://schemas.microsoft.com/office/word/2010/wordprocessingShape" mc:Ignorable="w14 w15 w16se w16cid w16 w16cex w16sdtdh w16sdtfl w16du wp14">
-  <w:p>
-    <w:pPr>
       <w:pBdr>
         <w:bottom w:val="single" w:sz="4" w:space="4" w:color="999999"/>
       </w:pBdr>
@@ -17125,8 +17951,19 @@
 <w:hdr xmlns:wpc="http://schemas.microsoft.com/office/word/2010/wordprocessingCanvas" xmlns:cx="http://schemas.microsoft.com/office/drawing/2014/chartex" xmlns:cx1="http://schemas.microsoft.com/office/drawing/2015/9/8/chartex" xmlns:cx2="http://schemas.microsoft.com/office/drawing/2015/10/21/chartex" xmlns:cx3="http://schemas.microsoft.com/office/drawing/2016/5/9/chartex" xmlns:cx4="http://schemas.microsoft.com/office/drawing/2016/5/10/chartex" xmlns:cx5="http://schemas.microsoft.com/office/drawing/2016/5/11/chartex" xmlns:cx6="http://schemas.microsoft.com/office/drawing/2016/5/12/chartex" xmlns:cx7="http://schemas.microsoft.com/office/drawing/2016/5/13/chartex" xmlns:cx8="http://schemas.microsoft.com/office/drawing/2016/5/14/chartex" xmlns:mc="http://schemas.openxmlformats.org/markup-compatibility/2006" xmlns:aink="http://schemas.microsoft.com/office/drawing/2016/ink" xmlns:am3d="http://schemas.microsoft.com/office/drawing/2017/model3d" xmlns:o="urn:schemas-microsoft-com:office:office" xmlns:oel="http://schemas.microsoft.com/office/2019/extlst" xmlns:r="http://schemas.openxmlformats.org/officeDocument/2006/relationships" xmlns:m="http://schemas.openxmlformats.org/officeDocument/2006/math" xmlns:v="urn:schemas-microsoft-com:vml" xmlns:wp14="http://schemas.microsoft.com/office/word/2010/wordprocessingDrawing" xmlns:wp="http://schemas.openxmlformats.org/drawingml/2006/wordprocessingDrawing" xmlns:w10="urn:schemas-microsoft-com:office:word" xmlns:w="http://schemas.openxmlformats.org/wordprocessingml/2006/main" xmlns:w14="http://schemas.microsoft.com/office/word/2010/wordml" xmlns:w15="http://schemas.microsoft.com/office/word/2012/wordml" xmlns:w16cex="http://schemas.microsoft.com/office/word/2018/wordml/cex" xmlns:w16cid="http://schemas.microsoft.com/office/word/2016/wordml/cid" xmlns:w16="http://schemas.microsoft.com/office/word/2018/wordml" xmlns:w16du="http://schemas.microsoft.com/office/word/2023/wordml/word16du" xmlns:w16sdtdh="http://schemas.microsoft.com/office/word/2020/wordml/sdtdatahash" xmlns:w16sdtfl="http://schemas.microsoft.com/office/word/2024/wordml/sdtformatlock" xmlns:w16se="http://schemas.microsoft.com/office/word/2015/wordml/symex" xmlns:wpg="http://schemas.microsoft.com/office/word/2010/wordprocessingGroup" xmlns:wpi="http://schemas.microsoft.com/office/word/2010/wordprocessingInk" xmlns:wne="http://schemas.microsoft.com/office/word/2006/wordml" xmlns:wps="http://schemas.microsoft.com/office/word/2010/wordprocessingShape" mc:Ignorable="w14 w15 w16se w16cid w16 w16cex w16sdtdh w16sdtfl w16du wp14">
   <w:p>
     <w:pPr>
-      <w:pStyle w:val="Encabezado"/>
+      <w:pBdr>
+        <w:bottom w:val="single" w:sz="4" w:space="4" w:color="999999"/>
+      </w:pBdr>
+      <w:jc w:val="right"/>
     </w:pPr>
+    <w:r>
+      <w:rPr>
+        <w:color w:val="666666"/>
+        <w:sz w:val="16"/>
+        <w:szCs w:val="16"/>
+      </w:rPr>
+      <w:t>CASO · AGENCIA DE VIAJES · VIAJES AVENTURA</w:t>
+    </w:r>
   </w:p>
 </w:hdr>
 </file>
